--- a/MDS-2026-Relatorio.docx
+++ b/MDS-2026-Relatorio.docx
@@ -5919,11 +5919,13 @@
               <w:jc w:val="center"/>
               <w:cnfStyle w:val="100000000000" w:firstRow="1" w:lastRow="0" w:firstColumn="0" w:lastColumn="0" w:oddVBand="0" w:evenVBand="0" w:oddHBand="0" w:evenHBand="0" w:firstRowFirstColumn="0" w:firstRowLastColumn="0" w:lastRowFirstColumn="0" w:lastRowLastColumn="0"/>
             </w:pPr>
-            <w:r>
-              <w:rPr>
-                <w:highlight w:val="yellow"/>
-              </w:rPr>
-              <w:t>Sistema 1</w:t>
+            <w:proofErr w:type="spellStart"/>
+            <w:r>
+              <w:t>Bring</w:t>
+            </w:r>
+            <w:proofErr w:type="spellEnd"/>
+            <w:r>
+              <w:t>!</w:t>
             </w:r>
           </w:p>
         </w:tc>
@@ -5936,12 +5938,11 @@
               <w:jc w:val="center"/>
               <w:cnfStyle w:val="100000000000" w:firstRow="1" w:lastRow="0" w:firstColumn="0" w:lastColumn="0" w:oddVBand="0" w:evenVBand="0" w:oddHBand="0" w:evenHBand="0" w:firstRowFirstColumn="0" w:firstRowLastColumn="0" w:lastRowFirstColumn="0" w:lastRowLastColumn="0"/>
             </w:pPr>
-            <w:r>
-              <w:rPr>
-                <w:highlight w:val="yellow"/>
-              </w:rPr>
-              <w:t>Sistema 2</w:t>
-            </w:r>
+            <w:proofErr w:type="spellStart"/>
+            <w:r>
+              <w:t>Listonic</w:t>
+            </w:r>
+            <w:proofErr w:type="spellEnd"/>
           </w:p>
         </w:tc>
         <w:tc>
@@ -7347,6 +7348,9 @@
               <w:jc w:val="left"/>
               <w:cnfStyle w:val="000000100000" w:firstRow="0" w:lastRow="0" w:firstColumn="0" w:lastColumn="0" w:oddVBand="0" w:evenVBand="0" w:oddHBand="1" w:evenHBand="0" w:firstRowFirstColumn="0" w:firstRowLastColumn="0" w:lastRowFirstColumn="0" w:lastRowLastColumn="0"/>
             </w:pPr>
+            <w:r>
+              <w:t>Utilizadores</w:t>
+            </w:r>
           </w:p>
         </w:tc>
         <w:tc>
@@ -7365,7 +7369,7 @@
               <w:cnfStyle w:val="000000100000" w:firstRow="0" w:lastRow="0" w:firstColumn="0" w:lastColumn="0" w:oddVBand="0" w:evenVBand="0" w:oddHBand="1" w:evenHBand="0" w:firstRowFirstColumn="0" w:firstRowLastColumn="0" w:lastRowFirstColumn="0" w:lastRowLastColumn="0"/>
             </w:pPr>
             <w:r>
-              <w:t>....</w:t>
+              <w:t>Utilizar a aplicação para gerir as compras e orçamentos.</w:t>
             </w:r>
           </w:p>
           <w:p>
@@ -7380,7 +7384,7 @@
               <w:cnfStyle w:val="000000100000" w:firstRow="0" w:lastRow="0" w:firstColumn="0" w:lastColumn="0" w:oddVBand="0" w:evenVBand="0" w:oddHBand="1" w:evenHBand="0" w:firstRowFirstColumn="0" w:firstRowLastColumn="0" w:lastRowFirstColumn="0" w:lastRowLastColumn="0"/>
             </w:pPr>
             <w:r>
-              <w:t>...</w:t>
+              <w:t>Verificar se a aplicação responde às suas necessidades.</w:t>
             </w:r>
           </w:p>
         </w:tc>
@@ -7411,6 +7415,9 @@
               <w:jc w:val="left"/>
               <w:cnfStyle w:val="000000000000" w:firstRow="0" w:lastRow="0" w:firstColumn="0" w:lastColumn="0" w:oddVBand="0" w:evenVBand="0" w:oddHBand="0" w:evenHBand="0" w:firstRowFirstColumn="0" w:firstRowLastColumn="0" w:lastRowFirstColumn="0" w:lastRowLastColumn="0"/>
             </w:pPr>
+            <w:r>
+              <w:t>Cliente fictício</w:t>
+            </w:r>
           </w:p>
         </w:tc>
         <w:tc>
@@ -7429,7 +7436,7 @@
               <w:cnfStyle w:val="000000000000" w:firstRow="0" w:lastRow="0" w:firstColumn="0" w:lastColumn="0" w:oddVBand="0" w:evenVBand="0" w:oddHBand="0" w:evenHBand="0" w:firstRowFirstColumn="0" w:firstRowLastColumn="0" w:lastRowFirstColumn="0" w:lastRowLastColumn="0"/>
             </w:pPr>
             <w:r>
-              <w:t>....</w:t>
+              <w:t>Definir requisitos e priorizá-los.</w:t>
             </w:r>
           </w:p>
           <w:p>
@@ -7444,7 +7451,7 @@
               <w:cnfStyle w:val="000000000000" w:firstRow="0" w:lastRow="0" w:firstColumn="0" w:lastColumn="0" w:oddVBand="0" w:evenVBand="0" w:oddHBand="0" w:evenHBand="0" w:firstRowFirstColumn="0" w:firstRowLastColumn="0" w:lastRowFirstColumn="0" w:lastRowLastColumn="0"/>
             </w:pPr>
             <w:r>
-              <w:t>....</w:t>
+              <w:t>Esclarecer dúvidas sobre o produto</w:t>
             </w:r>
           </w:p>
         </w:tc>
@@ -7478,6 +7485,9 @@
               <w:jc w:val="left"/>
               <w:cnfStyle w:val="000000100000" w:firstRow="0" w:lastRow="0" w:firstColumn="0" w:lastColumn="0" w:oddVBand="0" w:evenVBand="0" w:oddHBand="1" w:evenHBand="0" w:firstRowFirstColumn="0" w:firstRowLastColumn="0" w:lastRowFirstColumn="0" w:lastRowLastColumn="0"/>
             </w:pPr>
+            <w:r>
+              <w:t>Professor Davide</w:t>
+            </w:r>
           </w:p>
         </w:tc>
         <w:tc>
@@ -7496,7 +7506,7 @@
               <w:cnfStyle w:val="000000100000" w:firstRow="0" w:lastRow="0" w:firstColumn="0" w:lastColumn="0" w:oddVBand="0" w:evenVBand="0" w:oddHBand="1" w:evenHBand="0" w:firstRowFirstColumn="0" w:firstRowLastColumn="0" w:lastRowFirstColumn="0" w:lastRowLastColumn="0"/>
             </w:pPr>
             <w:r>
-              <w:t>....</w:t>
+              <w:t>Garantir aplicação da metodologia SCRUM.</w:t>
             </w:r>
           </w:p>
           <w:p>
@@ -7509,9 +7519,78 @@
               <w:ind w:left="470" w:hanging="357"/>
               <w:contextualSpacing w:val="0"/>
               <w:cnfStyle w:val="000000100000" w:firstRow="0" w:lastRow="0" w:firstColumn="0" w:lastColumn="0" w:oddVBand="0" w:evenVBand="0" w:oddHBand="1" w:evenHBand="0" w:firstRowFirstColumn="0" w:firstRowLastColumn="0" w:lastRowFirstColumn="0" w:lastRowLastColumn="0"/>
-            </w:pPr>
-            <w:r>
-              <w:t>.....</w:t>
+              <w:rPr>
+                <w:lang w:val="en-US"/>
+              </w:rPr>
+            </w:pPr>
+            <w:proofErr w:type="spellStart"/>
+            <w:r>
+              <w:rPr>
+                <w:lang w:val="en-US"/>
+              </w:rPr>
+              <w:t>Apoiar</w:t>
+            </w:r>
+            <w:proofErr w:type="spellEnd"/>
+            <w:r>
+              <w:rPr>
+                <w:lang w:val="en-US"/>
+              </w:rPr>
+              <w:t xml:space="preserve"> sprint planning e W</w:t>
+            </w:r>
+            <w:r>
+              <w:rPr>
+                <w:lang w:val="en-US"/>
+              </w:rPr>
+              <w:t>eekly SCRUM.</w:t>
+            </w:r>
+          </w:p>
+          <w:p>
+            <w:pPr>
+              <w:pStyle w:val="PargrafodaLista"/>
+              <w:numPr>
+                <w:ilvl w:val="0"/>
+                <w:numId w:val="4"/>
+              </w:numPr>
+              <w:ind w:left="470" w:hanging="357"/>
+              <w:contextualSpacing w:val="0"/>
+              <w:cnfStyle w:val="000000100000" w:firstRow="0" w:lastRow="0" w:firstColumn="0" w:lastColumn="0" w:oddVBand="0" w:evenVBand="0" w:oddHBand="1" w:evenHBand="0" w:firstRowFirstColumn="0" w:firstRowLastColumn="0" w:lastRowFirstColumn="0" w:lastRowLastColumn="0"/>
+              <w:rPr>
+                <w:lang w:val="en-US"/>
+              </w:rPr>
+            </w:pPr>
+            <w:r>
+              <w:rPr>
+                <w:lang w:val="en-US"/>
+              </w:rPr>
+              <w:t xml:space="preserve">Remover </w:t>
+            </w:r>
+            <w:proofErr w:type="spellStart"/>
+            <w:r>
+              <w:rPr>
+                <w:lang w:val="en-US"/>
+              </w:rPr>
+              <w:t>impedimentos</w:t>
+            </w:r>
+            <w:proofErr w:type="spellEnd"/>
+            <w:r>
+              <w:rPr>
+                <w:lang w:val="en-US"/>
+              </w:rPr>
+              <w:t xml:space="preserve"> da </w:t>
+            </w:r>
+            <w:proofErr w:type="spellStart"/>
+            <w:r>
+              <w:rPr>
+                <w:lang w:val="en-US"/>
+              </w:rPr>
+              <w:t>equipa</w:t>
+            </w:r>
+            <w:proofErr w:type="spellEnd"/>
+            <w:r>
+              <w:rPr>
+                <w:lang w:val="en-US"/>
+              </w:rPr>
+              <w:t>.</w:t>
             </w:r>
           </w:p>
         </w:tc>
@@ -7542,6 +7621,14 @@
               <w:jc w:val="left"/>
               <w:cnfStyle w:val="000000000000" w:firstRow="0" w:lastRow="0" w:firstColumn="0" w:lastColumn="0" w:oddVBand="0" w:evenVBand="0" w:oddHBand="0" w:evenHBand="0" w:firstRowFirstColumn="0" w:firstRowLastColumn="0" w:lastRowFirstColumn="0" w:lastRowLastColumn="0"/>
             </w:pPr>
+            <w:r>
+              <w:t xml:space="preserve">Kelly Ferreira, Bianca Maluf, João </w:t>
+            </w:r>
+            <w:proofErr w:type="spellStart"/>
+            <w:r>
+              <w:t>Moreiro</w:t>
+            </w:r>
+            <w:proofErr w:type="spellEnd"/>
           </w:p>
         </w:tc>
         <w:tc>
@@ -7560,7 +7647,7 @@
               <w:cnfStyle w:val="000000000000" w:firstRow="0" w:lastRow="0" w:firstColumn="0" w:lastColumn="0" w:oddVBand="0" w:evenVBand="0" w:oddHBand="0" w:evenHBand="0" w:firstRowFirstColumn="0" w:firstRowLastColumn="0" w:lastRowFirstColumn="0" w:lastRowLastColumn="0"/>
             </w:pPr>
             <w:r>
-              <w:t>.....</w:t>
+              <w:t>Analisar requisitos.</w:t>
             </w:r>
           </w:p>
           <w:p>
@@ -7575,7 +7662,52 @@
               <w:cnfStyle w:val="000000000000" w:firstRow="0" w:lastRow="0" w:firstColumn="0" w:lastColumn="0" w:oddVBand="0" w:evenVBand="0" w:oddHBand="0" w:evenHBand="0" w:firstRowFirstColumn="0" w:firstRowLastColumn="0" w:lastRowFirstColumn="0" w:lastRowLastColumn="0"/>
             </w:pPr>
             <w:r>
-              <w:t>....</w:t>
+              <w:t>Desenvolver a aplicação.</w:t>
+            </w:r>
+          </w:p>
+          <w:p>
+            <w:pPr>
+              <w:pStyle w:val="PargrafodaLista"/>
+              <w:numPr>
+                <w:ilvl w:val="0"/>
+                <w:numId w:val="4"/>
+              </w:numPr>
+              <w:ind w:left="470" w:hanging="357"/>
+              <w:contextualSpacing w:val="0"/>
+              <w:cnfStyle w:val="000000000000" w:firstRow="0" w:lastRow="0" w:firstColumn="0" w:lastColumn="0" w:oddVBand="0" w:evenVBand="0" w:oddHBand="0" w:evenHBand="0" w:firstRowFirstColumn="0" w:firstRowLastColumn="0" w:lastRowFirstColumn="0" w:lastRowLastColumn="0"/>
+            </w:pPr>
+            <w:r>
+              <w:t>Implementar funcionalidades.</w:t>
+            </w:r>
+          </w:p>
+          <w:p>
+            <w:pPr>
+              <w:pStyle w:val="PargrafodaLista"/>
+              <w:numPr>
+                <w:ilvl w:val="0"/>
+                <w:numId w:val="4"/>
+              </w:numPr>
+              <w:ind w:left="470" w:hanging="357"/>
+              <w:contextualSpacing w:val="0"/>
+              <w:cnfStyle w:val="000000000000" w:firstRow="0" w:lastRow="0" w:firstColumn="0" w:lastColumn="0" w:oddVBand="0" w:evenVBand="0" w:oddHBand="0" w:evenHBand="0" w:firstRowFirstColumn="0" w:firstRowLastColumn="0" w:lastRowFirstColumn="0" w:lastRowLastColumn="0"/>
+            </w:pPr>
+            <w:r>
+              <w:t>Testar e corrigir erros.</w:t>
+            </w:r>
+          </w:p>
+          <w:p>
+            <w:pPr>
+              <w:pStyle w:val="PargrafodaLista"/>
+              <w:numPr>
+                <w:ilvl w:val="0"/>
+                <w:numId w:val="4"/>
+              </w:numPr>
+              <w:ind w:left="470" w:hanging="357"/>
+              <w:contextualSpacing w:val="0"/>
+              <w:cnfStyle w:val="000000000000" w:firstRow="0" w:lastRow="0" w:firstColumn="0" w:lastColumn="0" w:oddVBand="0" w:evenVBand="0" w:oddHBand="0" w:evenHBand="0" w:firstRowFirstColumn="0" w:firstRowLastColumn="0" w:lastRowFirstColumn="0" w:lastRowLastColumn="0"/>
+            </w:pPr>
+            <w:r>
+              <w:t>Atualizar a documentação.</w:t>
             </w:r>
           </w:p>
         </w:tc>
@@ -7740,6 +7872,7 @@
         <w:rPr>
           <w:highlight w:val="yellow"/>
         </w:rPr>
+        <w:lastRenderedPageBreak/>
         <w:t>(Como um &lt;função&gt;, eu quero &lt;objetivo/desejo&gt; para que &lt;benefício&gt;)</w:t>
       </w:r>
     </w:p>
@@ -7833,7 +7966,6 @@
         <w:rPr>
           <w:highlight w:val="yellow"/>
         </w:rPr>
-        <w:lastRenderedPageBreak/>
         <w:t>“Como [persona],” – Para quem estamos a construir isto? Não estamos atrás de um título de trabalho, estamos atrás da persona da pessoa. Entendemos como a pessoa funciona, como pensa e como se sente.</w:t>
       </w:r>
     </w:p>
@@ -8055,7 +8187,14 @@
                 <w:b w:val="0"/>
                 <w:bCs w:val="0"/>
               </w:rPr>
-              <w:t>A conta do usuário deve existir.</w:t>
+              <w:t>A conta do usuário deve existir</w:t>
+            </w:r>
+            <w:r>
+              <w:rPr>
+                <w:b w:val="0"/>
+                <w:bCs w:val="0"/>
+              </w:rPr>
+              <w:t>;</w:t>
             </w:r>
           </w:p>
           <w:p>
@@ -8077,7 +8216,14 @@
                 <w:b w:val="0"/>
                 <w:bCs w:val="0"/>
               </w:rPr>
-              <w:t>A palavra-passe deve estar correta.</w:t>
+              <w:t>A palavra-passe deve estar correta</w:t>
+            </w:r>
+            <w:r>
+              <w:rPr>
+                <w:b w:val="0"/>
+                <w:bCs w:val="0"/>
+              </w:rPr>
+              <w:t>;</w:t>
             </w:r>
           </w:p>
           <w:p>
@@ -8202,16 +8348,23 @@
               <w:rPr>
                 <w:b w:val="0"/>
                 <w:bCs w:val="0"/>
-                <w:highlight w:val="yellow"/>
-              </w:rPr>
-            </w:pPr>
-            <w:r>
-              <w:rPr>
-                <w:b w:val="0"/>
-                <w:bCs w:val="0"/>
-                <w:highlight w:val="yellow"/>
-              </w:rPr>
-              <w:t>Os campos nome, morada, contato e NIF têm de ser obrigatoriamente preenchidos</w:t>
+              </w:rPr>
+            </w:pPr>
+            <w:proofErr w:type="spellStart"/>
+            <w:r>
+              <w:rPr>
+                <w:b w:val="0"/>
+                <w:bCs w:val="0"/>
+              </w:rPr>
+              <w:t>Username</w:t>
+            </w:r>
+            <w:proofErr w:type="spellEnd"/>
+            <w:r>
+              <w:rPr>
+                <w:b w:val="0"/>
+                <w:bCs w:val="0"/>
+              </w:rPr>
+              <w:t xml:space="preserve"> obrigatório;</w:t>
             </w:r>
           </w:p>
           <w:p>
@@ -8232,9 +8385,30 @@
               <w:rPr>
                 <w:b w:val="0"/>
                 <w:bCs w:val="0"/>
-                <w:highlight w:val="yellow"/>
-              </w:rPr>
-              <w:t>Não pode haver um cliente com o mesmo NIF</w:t>
+              </w:rPr>
+              <w:t>Password obrigatória;</w:t>
+            </w:r>
+          </w:p>
+          <w:p>
+            <w:pPr>
+              <w:pStyle w:val="PargrafodaLista"/>
+              <w:numPr>
+                <w:ilvl w:val="0"/>
+                <w:numId w:val="5"/>
+              </w:numPr>
+              <w:ind w:left="527" w:hanging="357"/>
+              <w:contextualSpacing w:val="0"/>
+              <w:rPr>
+                <w:b w:val="0"/>
+                <w:bCs w:val="0"/>
+              </w:rPr>
+            </w:pPr>
+            <w:r>
+              <w:rPr>
+                <w:b w:val="0"/>
+                <w:bCs w:val="0"/>
+              </w:rPr>
+              <w:t>Guardar na base de dados.</w:t>
             </w:r>
           </w:p>
         </w:tc>
@@ -8273,7 +8447,7 @@
                 <w:b w:val="0"/>
                 <w:bCs w:val="0"/>
               </w:rPr>
-              <w:t>Editar perfil</w:t>
+              <w:t>Consultar tipos de artigo</w:t>
             </w:r>
           </w:p>
         </w:tc>
@@ -8333,7 +8507,7 @@
                 <w:b w:val="0"/>
                 <w:bCs w:val="0"/>
               </w:rPr>
-              <w:t>editar o meu perfil para poder atualizar a minha informação quando necessário.</w:t>
+              <w:t>visualizar os tipos de artigo para gerir a organização dos mesmos.</w:t>
             </w:r>
           </w:p>
           <w:p>
@@ -8353,6 +8527,30 @@
               </w:numPr>
               <w:contextualSpacing w:val="0"/>
             </w:pPr>
+            <w:r>
+              <w:rPr>
+                <w:b w:val="0"/>
+                <w:bCs w:val="0"/>
+              </w:rPr>
+              <w:t>Deve existir uma lista com todos os tipos;</w:t>
+            </w:r>
+          </w:p>
+          <w:p>
+            <w:pPr>
+              <w:pStyle w:val="PargrafodaLista"/>
+              <w:numPr>
+                <w:ilvl w:val="0"/>
+                <w:numId w:val="7"/>
+              </w:numPr>
+              <w:contextualSpacing w:val="0"/>
+            </w:pPr>
+            <w:r>
+              <w:rPr>
+                <w:b w:val="0"/>
+                <w:bCs w:val="0"/>
+              </w:rPr>
+              <w:t>Deve ser possível pesquisar tipos.</w:t>
+            </w:r>
           </w:p>
         </w:tc>
       </w:tr>
@@ -8470,6 +8668,30 @@
               </w:numPr>
               <w:contextualSpacing w:val="0"/>
             </w:pPr>
+            <w:r>
+              <w:rPr>
+                <w:b w:val="0"/>
+                <w:bCs w:val="0"/>
+              </w:rPr>
+              <w:t>O utilizador que cria a lista deve ficar registado;</w:t>
+            </w:r>
+          </w:p>
+          <w:p>
+            <w:pPr>
+              <w:pStyle w:val="PargrafodaLista"/>
+              <w:numPr>
+                <w:ilvl w:val="0"/>
+                <w:numId w:val="6"/>
+              </w:numPr>
+              <w:contextualSpacing w:val="0"/>
+            </w:pPr>
+            <w:r>
+              <w:rPr>
+                <w:b w:val="0"/>
+                <w:bCs w:val="0"/>
+              </w:rPr>
+              <w:t>Deve ser possível adicionar itens previstos.</w:t>
+            </w:r>
           </w:p>
         </w:tc>
       </w:tr>
@@ -8550,6 +8772,7 @@
               </w:rPr>
             </w:pPr>
             <w:r>
+              <w:lastRenderedPageBreak/>
               <w:t>Descrição:</w:t>
             </w:r>
             <w:r>
@@ -8580,6 +8803,30 @@
               </w:numPr>
               <w:contextualSpacing w:val="0"/>
             </w:pPr>
+            <w:r>
+              <w:rPr>
+                <w:b w:val="0"/>
+                <w:bCs w:val="0"/>
+              </w:rPr>
+              <w:t>Apenas compras abertas podem ser editadas;</w:t>
+            </w:r>
+          </w:p>
+          <w:p>
+            <w:pPr>
+              <w:pStyle w:val="PargrafodaLista"/>
+              <w:numPr>
+                <w:ilvl w:val="0"/>
+                <w:numId w:val="6"/>
+              </w:numPr>
+              <w:contextualSpacing w:val="0"/>
+            </w:pPr>
+            <w:r>
+              <w:rPr>
+                <w:b w:val="0"/>
+                <w:bCs w:val="0"/>
+              </w:rPr>
+              <w:t>Deve ser possível adicionar e remover artigos.</w:t>
+            </w:r>
           </w:p>
         </w:tc>
       </w:tr>
@@ -8682,6 +8929,45 @@
                 <w:numId w:val="6"/>
               </w:numPr>
             </w:pPr>
+            <w:r>
+              <w:rPr>
+                <w:b w:val="0"/>
+                <w:bCs w:val="0"/>
+              </w:rPr>
+              <w:t>Existir apenas um orçamento por mês;</w:t>
+            </w:r>
+          </w:p>
+          <w:p>
+            <w:pPr>
+              <w:pStyle w:val="PargrafodaLista"/>
+              <w:numPr>
+                <w:ilvl w:val="0"/>
+                <w:numId w:val="6"/>
+              </w:numPr>
+            </w:pPr>
+            <w:r>
+              <w:rPr>
+                <w:b w:val="0"/>
+                <w:bCs w:val="0"/>
+              </w:rPr>
+              <w:t>Deve ter um valor maior a zero;</w:t>
+            </w:r>
+          </w:p>
+          <w:p>
+            <w:pPr>
+              <w:pStyle w:val="PargrafodaLista"/>
+              <w:numPr>
+                <w:ilvl w:val="0"/>
+                <w:numId w:val="6"/>
+              </w:numPr>
+            </w:pPr>
+            <w:r>
+              <w:rPr>
+                <w:b w:val="0"/>
+                <w:bCs w:val="0"/>
+              </w:rPr>
+              <w:t>Deve mostrar registo de quem criou e alterou.</w:t>
+            </w:r>
           </w:p>
         </w:tc>
         <w:tc>
@@ -9341,6 +9627,7 @@
               <w:rPr>
                 <w:noProof/>
               </w:rPr>
+              <w:lastRenderedPageBreak/>
               <w:drawing>
                 <wp:inline distT="0" distB="0" distL="0" distR="0" wp14:anchorId="08DD57DF" wp14:editId="2E80B405">
                   <wp:extent cx="6120130" cy="1844040"/>
@@ -9518,7 +9805,6 @@
                 <w:bCs w:val="0"/>
                 <w:u w:val="single"/>
               </w:rPr>
-              <w:lastRenderedPageBreak/>
               <w:t>O que fez na semana anterior</w:t>
             </w:r>
             <w:r>
@@ -9613,6 +9899,59 @@
               <w:t>Stories</w:t>
             </w:r>
             <w:proofErr w:type="spellEnd"/>
+            <w:r>
+              <w:rPr>
+                <w:b w:val="0"/>
+                <w:bCs w:val="0"/>
+              </w:rPr>
+              <w:t xml:space="preserve">, </w:t>
+            </w:r>
+            <w:r>
+              <w:rPr>
+                <w:b w:val="0"/>
+                <w:bCs w:val="0"/>
+              </w:rPr>
+              <w:t xml:space="preserve">Aplicação </w:t>
+            </w:r>
+            <w:proofErr w:type="spellStart"/>
+            <w:r>
+              <w:rPr>
+                <w:b w:val="0"/>
+                <w:bCs w:val="0"/>
+              </w:rPr>
+              <w:t>Scrum</w:t>
+            </w:r>
+            <w:proofErr w:type="spellEnd"/>
+            <w:r>
+              <w:rPr>
+                <w:b w:val="0"/>
+                <w:bCs w:val="0"/>
+              </w:rPr>
+              <w:t>,</w:t>
+            </w:r>
+            <w:r>
+              <w:rPr>
+                <w:b w:val="0"/>
+                <w:bCs w:val="0"/>
+              </w:rPr>
+              <w:t xml:space="preserve"> </w:t>
+            </w:r>
+            <w:proofErr w:type="spellStart"/>
+            <w:r>
+              <w:rPr>
+                <w:b w:val="0"/>
+                <w:bCs w:val="0"/>
+              </w:rPr>
+              <w:t>mockups</w:t>
+            </w:r>
+            <w:proofErr w:type="spellEnd"/>
+            <w:r>
+              <w:rPr>
+                <w:b w:val="0"/>
+                <w:bCs w:val="0"/>
+              </w:rPr>
+              <w:t>, wireframe</w:t>
+            </w:r>
           </w:p>
           <w:p>
             <w:pPr>
@@ -9648,23 +9987,7 @@
                 <w:b w:val="0"/>
                 <w:bCs w:val="0"/>
               </w:rPr>
-              <w:t xml:space="preserve"> Aplicação </w:t>
-            </w:r>
-            <w:proofErr w:type="spellStart"/>
-            <w:r>
-              <w:rPr>
-                <w:b w:val="0"/>
-                <w:bCs w:val="0"/>
-              </w:rPr>
-              <w:t>Scrum</w:t>
-            </w:r>
-            <w:proofErr w:type="spellEnd"/>
-            <w:r>
-              <w:rPr>
-                <w:b w:val="0"/>
-                <w:bCs w:val="0"/>
-              </w:rPr>
-              <w:t>, Especificação do Sistema</w:t>
+              <w:t xml:space="preserve"> </w:t>
             </w:r>
           </w:p>
           <w:p>
@@ -10205,6 +10528,7 @@
               <w:rPr>
                 <w:highlight w:val="yellow"/>
               </w:rPr>
+              <w:lastRenderedPageBreak/>
               <w:t>&lt;nome do membro 3 da equipa&gt;</w:t>
             </w:r>
           </w:p>
@@ -20444,6 +20768,15 @@
 </file>
 
 <file path=customXml/item1.xml><?xml version="1.0" encoding="utf-8"?>
+<?mso-contentType ?>
+<FormTemplates xmlns="http://schemas.microsoft.com/sharepoint/v3/contenttype/forms">
+  <Display>DocumentLibraryForm</Display>
+  <Edit>DocumentLibraryForm</Edit>
+  <New>DocumentLibraryForm</New>
+</FormTemplates>
+</file>
+
+<file path=customXml/item2.xml><?xml version="1.0" encoding="utf-8"?>
 <ct:contentTypeSchema xmlns:ct="http://schemas.microsoft.com/office/2006/metadata/contentType" xmlns:ma="http://schemas.microsoft.com/office/2006/metadata/properties/metaAttributes" ct:_="" ma:_="" ma:contentTypeName="Documento" ma:contentTypeID="0x0101003F8ECAAF88AFCB4AB1D806FDE394FD03" ma:contentTypeVersion="12" ma:contentTypeDescription="Criar um novo documento." ma:contentTypeScope="" ma:versionID="541e5482cd22746a72c07b4578302587">
   <xsd:schema xmlns:xsd="http://www.w3.org/2001/XMLSchema" xmlns:xs="http://www.w3.org/2001/XMLSchema" xmlns:p="http://schemas.microsoft.com/office/2006/metadata/properties" xmlns:ns2="52a6887f-9537-4a34-8793-b765f13d0873" xmlns:ns3="fa1ba186-cf14-4658-82ff-4e1486731960" targetNamespace="http://schemas.microsoft.com/office/2006/metadata/properties" ma:root="true" ma:fieldsID="4badabe4fa58f02b4fe1f9c3f11ac53e" ns2:_="" ns3:_="">
     <xsd:import namespace="52a6887f-9537-4a34-8793-b765f13d0873"/>
@@ -20644,16 +20977,11 @@
 </ct:contentTypeSchema>
 </file>
 
-<file path=customXml/item2.xml><?xml version="1.0" encoding="utf-8"?>
-<?mso-contentType ?>
-<FormTemplates xmlns="http://schemas.microsoft.com/sharepoint/v3/contenttype/forms">
-  <Display>DocumentLibraryForm</Display>
-  <Edit>DocumentLibraryForm</Edit>
-  <New>DocumentLibraryForm</New>
-</FormTemplates>
+<file path=customXml/item3.xml><?xml version="1.0" encoding="utf-8"?>
+<b:Sources xmlns:b="http://schemas.openxmlformats.org/officeDocument/2006/bibliography" xmlns="http://schemas.openxmlformats.org/officeDocument/2006/bibliography" SelectedStyle="\APASixthEditionOfficeOnline.xsl" StyleName="APA" Version="6"/>
 </file>
 
-<file path=customXml/item3.xml><?xml version="1.0" encoding="utf-8"?>
+<file path=customXml/item4.xml><?xml version="1.0" encoding="utf-8"?>
 <p:properties xmlns:p="http://schemas.microsoft.com/office/2006/metadata/properties" xmlns:xsi="http://www.w3.org/2001/XMLSchema-instance" xmlns:pc="http://schemas.microsoft.com/office/infopath/2007/PartnerControls">
   <documentManagement>
     <TaxCatchAll xmlns="fa1ba186-cf14-4658-82ff-4e1486731960" xsi:nil="true"/>
@@ -20664,11 +20992,15 @@
 </p:properties>
 </file>
 
-<file path=customXml/item4.xml><?xml version="1.0" encoding="utf-8"?>
-<b:Sources xmlns:b="http://schemas.openxmlformats.org/officeDocument/2006/bibliography" xmlns="http://schemas.openxmlformats.org/officeDocument/2006/bibliography" SelectedStyle="\APASixthEditionOfficeOnline.xsl" StyleName="APA" Version="6"/>
+<file path=customXml/itemProps1.xml><?xml version="1.0" encoding="utf-8"?>
+<ds:datastoreItem xmlns:ds="http://schemas.openxmlformats.org/officeDocument/2006/customXml" ds:itemID="{990C7B0B-29F8-4472-849D-8AEB923CF9C9}">
+  <ds:schemaRefs>
+    <ds:schemaRef ds:uri="http://schemas.microsoft.com/sharepoint/v3/contenttype/forms"/>
+  </ds:schemaRefs>
+</ds:datastoreItem>
 </file>
 
-<file path=customXml/itemProps1.xml><?xml version="1.0" encoding="utf-8"?>
+<file path=customXml/itemProps2.xml><?xml version="1.0" encoding="utf-8"?>
 <ds:datastoreItem xmlns:ds="http://schemas.openxmlformats.org/officeDocument/2006/customXml" ds:itemID="{B04309D4-A979-44A4-8B48-1DFD9E70F312}">
   <ds:schemaRefs>
     <ds:schemaRef ds:uri="http://schemas.microsoft.com/office/2006/metadata/contentType"/>
@@ -20687,15 +21019,15 @@
 </ds:datastoreItem>
 </file>
 
-<file path=customXml/itemProps2.xml><?xml version="1.0" encoding="utf-8"?>
-<ds:datastoreItem xmlns:ds="http://schemas.openxmlformats.org/officeDocument/2006/customXml" ds:itemID="{990C7B0B-29F8-4472-849D-8AEB923CF9C9}">
+<file path=customXml/itemProps3.xml><?xml version="1.0" encoding="utf-8"?>
+<ds:datastoreItem xmlns:ds="http://schemas.openxmlformats.org/officeDocument/2006/customXml" ds:itemID="{34E35503-31BE-4C22-8EB5-1B8C3DFFC716}">
   <ds:schemaRefs>
-    <ds:schemaRef ds:uri="http://schemas.microsoft.com/sharepoint/v3/contenttype/forms"/>
+    <ds:schemaRef ds:uri="http://schemas.openxmlformats.org/officeDocument/2006/bibliography"/>
   </ds:schemaRefs>
 </ds:datastoreItem>
 </file>
 
-<file path=customXml/itemProps3.xml><?xml version="1.0" encoding="utf-8"?>
+<file path=customXml/itemProps4.xml><?xml version="1.0" encoding="utf-8"?>
 <ds:datastoreItem xmlns:ds="http://schemas.openxmlformats.org/officeDocument/2006/customXml" ds:itemID="{B0D02839-B28B-4402-A79D-B0CCDC274F38}">
   <ds:schemaRefs>
     <ds:schemaRef ds:uri="http://schemas.microsoft.com/office/2006/metadata/properties"/>
@@ -20704,12 +21036,4 @@
     <ds:schemaRef ds:uri="52a6887f-9537-4a34-8793-b765f13d0873"/>
   </ds:schemaRefs>
 </ds:datastoreItem>
-</file>
-
-<file path=customXml/itemProps4.xml><?xml version="1.0" encoding="utf-8"?>
-<ds:datastoreItem xmlns:ds="http://schemas.openxmlformats.org/officeDocument/2006/customXml" ds:itemID="{34E35503-31BE-4C22-8EB5-1B8C3DFFC716}">
-  <ds:schemaRefs>
-    <ds:schemaRef ds:uri="http://schemas.openxmlformats.org/officeDocument/2006/bibliography"/>
-  </ds:schemaRefs>
-</ds:datastoreItem>
 </file>
--- a/MDS-2026-Relatorio.docx
+++ b/MDS-2026-Relatorio.docx
@@ -6598,21 +6598,16 @@
         <w:t>&gt;</w:t>
       </w:r>
     </w:p>
-    <w:p/>
     <w:p>
-      <w:pPr>
-        <w:keepNext/>
-        <w:jc w:val="center"/>
-      </w:pPr>
       <w:r>
         <w:rPr>
           <w:noProof/>
         </w:rPr>
         <w:drawing>
-          <wp:inline distT="0" distB="0" distL="0" distR="0" wp14:anchorId="1AA1AEC4" wp14:editId="33110529">
-            <wp:extent cx="6120130" cy="6151880"/>
-            <wp:effectExtent l="0" t="0" r="1270" b="0"/>
-            <wp:docPr id="14" name="Picture 14" descr="Graphical user interface, application&#10;&#10;Description automatically generated"/>
+          <wp:inline distT="0" distB="0" distL="0" distR="0" wp14:anchorId="03CC4B62" wp14:editId="4F74AC7E">
+            <wp:extent cx="4902200" cy="3937000"/>
+            <wp:effectExtent l="0" t="0" r="0" b="0"/>
+            <wp:docPr id="1596357008" name="Imagem 3"/>
             <wp:cNvGraphicFramePr>
               <a:graphicFrameLocks xmlns:a="http://schemas.openxmlformats.org/drawingml/2006/main" noChangeAspect="1"/>
             </wp:cNvGraphicFramePr>
@@ -6620,11 +6615,17 @@
               <a:graphicData uri="http://schemas.openxmlformats.org/drawingml/2006/picture">
                 <pic:pic xmlns:pic="http://schemas.openxmlformats.org/drawingml/2006/picture">
                   <pic:nvPicPr>
-                    <pic:cNvPr id="14" name="Picture 14" descr="Graphical user interface, application&#10;&#10;Description automatically generated"/>
+                    <pic:cNvPr id="1596357008" name="Imagem 1596357008"/>
                     <pic:cNvPicPr/>
                   </pic:nvPicPr>
                   <pic:blipFill>
-                    <a:blip r:embed="rId17"/>
+                    <a:blip r:embed="rId17">
+                      <a:extLst>
+                        <a:ext uri="{28A0092B-C50C-407E-A947-70E740481C1C}">
+                          <a14:useLocalDpi xmlns:a14="http://schemas.microsoft.com/office/drawing/2010/main" val="0"/>
+                        </a:ext>
+                      </a:extLst>
+                    </a:blip>
                     <a:stretch>
                       <a:fillRect/>
                     </a:stretch>
@@ -6632,7 +6633,106 @@
                   <pic:spPr>
                     <a:xfrm>
                       <a:off x="0" y="0"/>
-                      <a:ext cx="6120130" cy="6151880"/>
+                      <a:ext cx="4902200" cy="3937000"/>
+                    </a:xfrm>
+                    <a:prstGeom prst="rect">
+                      <a:avLst/>
+                    </a:prstGeom>
+                  </pic:spPr>
+                </pic:pic>
+              </a:graphicData>
+            </a:graphic>
+          </wp:inline>
+        </w:drawing>
+      </w:r>
+    </w:p>
+    <w:p>
+      <w:pPr>
+        <w:keepNext/>
+        <w:jc w:val="center"/>
+      </w:pPr>
+      <w:r>
+        <w:rPr>
+          <w:noProof/>
+        </w:rPr>
+        <w:lastRenderedPageBreak/>
+        <w:drawing>
+          <wp:inline distT="0" distB="0" distL="0" distR="0" wp14:anchorId="54772C61" wp14:editId="7AEE588E">
+            <wp:extent cx="4902200" cy="3962400"/>
+            <wp:effectExtent l="0" t="0" r="0" b="0"/>
+            <wp:docPr id="1824591000" name="Imagem 2"/>
+            <wp:cNvGraphicFramePr>
+              <a:graphicFrameLocks xmlns:a="http://schemas.openxmlformats.org/drawingml/2006/main" noChangeAspect="1"/>
+            </wp:cNvGraphicFramePr>
+            <a:graphic xmlns:a="http://schemas.openxmlformats.org/drawingml/2006/main">
+              <a:graphicData uri="http://schemas.openxmlformats.org/drawingml/2006/picture">
+                <pic:pic xmlns:pic="http://schemas.openxmlformats.org/drawingml/2006/picture">
+                  <pic:nvPicPr>
+                    <pic:cNvPr id="1824591000" name="Imagem 1824591000"/>
+                    <pic:cNvPicPr/>
+                  </pic:nvPicPr>
+                  <pic:blipFill>
+                    <a:blip r:embed="rId18">
+                      <a:extLst>
+                        <a:ext uri="{28A0092B-C50C-407E-A947-70E740481C1C}">
+                          <a14:useLocalDpi xmlns:a14="http://schemas.microsoft.com/office/drawing/2010/main" val="0"/>
+                        </a:ext>
+                      </a:extLst>
+                    </a:blip>
+                    <a:stretch>
+                      <a:fillRect/>
+                    </a:stretch>
+                  </pic:blipFill>
+                  <pic:spPr>
+                    <a:xfrm>
+                      <a:off x="0" y="0"/>
+                      <a:ext cx="4902200" cy="3962400"/>
+                    </a:xfrm>
+                    <a:prstGeom prst="rect">
+                      <a:avLst/>
+                    </a:prstGeom>
+                  </pic:spPr>
+                </pic:pic>
+              </a:graphicData>
+            </a:graphic>
+          </wp:inline>
+        </w:drawing>
+      </w:r>
+      <w:r>
+        <w:rPr>
+          <w:noProof/>
+        </w:rPr>
+        <w:drawing>
+          <wp:inline distT="0" distB="0" distL="0" distR="0" wp14:anchorId="6B272678" wp14:editId="4E06BA7E">
+            <wp:extent cx="6120130" cy="4098290"/>
+            <wp:effectExtent l="0" t="0" r="1270" b="3810"/>
+            <wp:docPr id="1535951887" name="Imagem 1"/>
+            <wp:cNvGraphicFramePr>
+              <a:graphicFrameLocks xmlns:a="http://schemas.openxmlformats.org/drawingml/2006/main" noChangeAspect="1"/>
+            </wp:cNvGraphicFramePr>
+            <a:graphic xmlns:a="http://schemas.openxmlformats.org/drawingml/2006/main">
+              <a:graphicData uri="http://schemas.openxmlformats.org/drawingml/2006/picture">
+                <pic:pic xmlns:pic="http://schemas.openxmlformats.org/drawingml/2006/picture">
+                  <pic:nvPicPr>
+                    <pic:cNvPr id="1535951887" name="Imagem 1535951887"/>
+                    <pic:cNvPicPr/>
+                  </pic:nvPicPr>
+                  <pic:blipFill>
+                    <a:blip r:embed="rId19">
+                      <a:extLst>
+                        <a:ext uri="{28A0092B-C50C-407E-A947-70E740481C1C}">
+                          <a14:useLocalDpi xmlns:a14="http://schemas.microsoft.com/office/drawing/2010/main" val="0"/>
+                        </a:ext>
+                      </a:extLst>
+                    </a:blip>
+                    <a:stretch>
+                      <a:fillRect/>
+                    </a:stretch>
+                  </pic:blipFill>
+                  <pic:spPr>
+                    <a:xfrm>
+                      <a:off x="0" y="0"/>
+                      <a:ext cx="6120130" cy="4098290"/>
                     </a:xfrm>
                     <a:prstGeom prst="rect">
                       <a:avLst/>
@@ -6790,7 +6890,7 @@
                     <pic:cNvPicPr/>
                   </pic:nvPicPr>
                   <pic:blipFill>
-                    <a:blip r:embed="rId18">
+                    <a:blip r:embed="rId20">
                       <a:extLst>
                         <a:ext uri="{28A0092B-C50C-407E-A947-70E740481C1C}">
                           <a14:useLocalDpi xmlns:a14="http://schemas.microsoft.com/office/drawing/2010/main" val="0"/>
@@ -7402,8 +7502,13 @@
             </w:r>
             <w:proofErr w:type="spellEnd"/>
             <w:r>
-              <w:t xml:space="preserve"> Owner</w:t>
-            </w:r>
+              <w:t xml:space="preserve"> </w:t>
+            </w:r>
+            <w:proofErr w:type="spellStart"/>
+            <w:r>
+              <w:t>Owner</w:t>
+            </w:r>
+            <w:proofErr w:type="spellEnd"/>
           </w:p>
         </w:tc>
         <w:tc>
@@ -7472,8 +7577,13 @@
             </w:r>
             <w:proofErr w:type="spellEnd"/>
             <w:r>
-              <w:t xml:space="preserve"> Master</w:t>
-            </w:r>
+              <w:t xml:space="preserve"> </w:t>
+            </w:r>
+            <w:proofErr w:type="spellStart"/>
+            <w:r>
+              <w:t>Master</w:t>
+            </w:r>
+            <w:proofErr w:type="spellEnd"/>
           </w:p>
         </w:tc>
         <w:tc>
@@ -9644,7 +9754,7 @@
                           <pic:cNvPicPr/>
                         </pic:nvPicPr>
                         <pic:blipFill>
-                          <a:blip r:embed="rId19"/>
+                          <a:blip r:embed="rId21"/>
                           <a:stretch>
                             <a:fillRect/>
                           </a:stretch>
@@ -9904,37 +10014,23 @@
                 <w:b w:val="0"/>
                 <w:bCs w:val="0"/>
               </w:rPr>
+              <w:t xml:space="preserve">, Aplicação </w:t>
+            </w:r>
+            <w:proofErr w:type="spellStart"/>
+            <w:r>
+              <w:rPr>
+                <w:b w:val="0"/>
+                <w:bCs w:val="0"/>
+              </w:rPr>
+              <w:t>Scrum</w:t>
+            </w:r>
+            <w:proofErr w:type="spellEnd"/>
+            <w:r>
+              <w:rPr>
+                <w:b w:val="0"/>
+                <w:bCs w:val="0"/>
+              </w:rPr>
               <w:t xml:space="preserve">, </w:t>
-            </w:r>
-            <w:r>
-              <w:rPr>
-                <w:b w:val="0"/>
-                <w:bCs w:val="0"/>
-              </w:rPr>
-              <w:t xml:space="preserve">Aplicação </w:t>
-            </w:r>
-            <w:proofErr w:type="spellStart"/>
-            <w:r>
-              <w:rPr>
-                <w:b w:val="0"/>
-                <w:bCs w:val="0"/>
-              </w:rPr>
-              <w:t>Scrum</w:t>
-            </w:r>
-            <w:proofErr w:type="spellEnd"/>
-            <w:r>
-              <w:rPr>
-                <w:b w:val="0"/>
-                <w:bCs w:val="0"/>
-              </w:rPr>
-              <w:t>,</w:t>
-            </w:r>
-            <w:r>
-              <w:rPr>
-                <w:b w:val="0"/>
-                <w:bCs w:val="0"/>
-              </w:rPr>
-              <w:t xml:space="preserve"> </w:t>
             </w:r>
             <w:proofErr w:type="spellStart"/>
             <w:r>
@@ -10988,7 +11084,7 @@
                           <pic:cNvPicPr/>
                         </pic:nvPicPr>
                         <pic:blipFill>
-                          <a:blip r:embed="rId20"/>
+                          <a:blip r:embed="rId22"/>
                           <a:stretch>
                             <a:fillRect/>
                           </a:stretch>
@@ -15000,8 +15096,8 @@
     </w:p>
     <w:p/>
     <w:sectPr>
-      <w:headerReference w:type="default" r:id="rId21"/>
-      <w:footerReference w:type="default" r:id="rId22"/>
+      <w:headerReference w:type="default" r:id="rId23"/>
+      <w:footerReference w:type="default" r:id="rId24"/>
       <w:pgSz w:w="11906" w:h="16838"/>
       <w:pgMar w:top="1134" w:right="1134" w:bottom="1418" w:left="1134" w:header="709" w:footer="692" w:gutter="0"/>
       <w:cols w:space="708"/>
@@ -20768,15 +20864,6 @@
 </file>
 
 <file path=customXml/item1.xml><?xml version="1.0" encoding="utf-8"?>
-<?mso-contentType ?>
-<FormTemplates xmlns="http://schemas.microsoft.com/sharepoint/v3/contenttype/forms">
-  <Display>DocumentLibraryForm</Display>
-  <Edit>DocumentLibraryForm</Edit>
-  <New>DocumentLibraryForm</New>
-</FormTemplates>
-</file>
-
-<file path=customXml/item2.xml><?xml version="1.0" encoding="utf-8"?>
 <ct:contentTypeSchema xmlns:ct="http://schemas.microsoft.com/office/2006/metadata/contentType" xmlns:ma="http://schemas.microsoft.com/office/2006/metadata/properties/metaAttributes" ct:_="" ma:_="" ma:contentTypeName="Documento" ma:contentTypeID="0x0101003F8ECAAF88AFCB4AB1D806FDE394FD03" ma:contentTypeVersion="12" ma:contentTypeDescription="Criar um novo documento." ma:contentTypeScope="" ma:versionID="541e5482cd22746a72c07b4578302587">
   <xsd:schema xmlns:xsd="http://www.w3.org/2001/XMLSchema" xmlns:xs="http://www.w3.org/2001/XMLSchema" xmlns:p="http://schemas.microsoft.com/office/2006/metadata/properties" xmlns:ns2="52a6887f-9537-4a34-8793-b765f13d0873" xmlns:ns3="fa1ba186-cf14-4658-82ff-4e1486731960" targetNamespace="http://schemas.microsoft.com/office/2006/metadata/properties" ma:root="true" ma:fieldsID="4badabe4fa58f02b4fe1f9c3f11ac53e" ns2:_="" ns3:_="">
     <xsd:import namespace="52a6887f-9537-4a34-8793-b765f13d0873"/>
@@ -20977,11 +21064,16 @@
 </ct:contentTypeSchema>
 </file>
 
-<file path=customXml/item3.xml><?xml version="1.0" encoding="utf-8"?>
-<b:Sources xmlns:b="http://schemas.openxmlformats.org/officeDocument/2006/bibliography" xmlns="http://schemas.openxmlformats.org/officeDocument/2006/bibliography" SelectedStyle="\APASixthEditionOfficeOnline.xsl" StyleName="APA" Version="6"/>
+<file path=customXml/item2.xml><?xml version="1.0" encoding="utf-8"?>
+<?mso-contentType ?>
+<FormTemplates xmlns="http://schemas.microsoft.com/sharepoint/v3/contenttype/forms">
+  <Display>DocumentLibraryForm</Display>
+  <Edit>DocumentLibraryForm</Edit>
+  <New>DocumentLibraryForm</New>
+</FormTemplates>
 </file>
 
-<file path=customXml/item4.xml><?xml version="1.0" encoding="utf-8"?>
+<file path=customXml/item3.xml><?xml version="1.0" encoding="utf-8"?>
 <p:properties xmlns:p="http://schemas.microsoft.com/office/2006/metadata/properties" xmlns:xsi="http://www.w3.org/2001/XMLSchema-instance" xmlns:pc="http://schemas.microsoft.com/office/infopath/2007/PartnerControls">
   <documentManagement>
     <TaxCatchAll xmlns="fa1ba186-cf14-4658-82ff-4e1486731960" xsi:nil="true"/>
@@ -20992,15 +21084,11 @@
 </p:properties>
 </file>
 
-<file path=customXml/itemProps1.xml><?xml version="1.0" encoding="utf-8"?>
-<ds:datastoreItem xmlns:ds="http://schemas.openxmlformats.org/officeDocument/2006/customXml" ds:itemID="{990C7B0B-29F8-4472-849D-8AEB923CF9C9}">
-  <ds:schemaRefs>
-    <ds:schemaRef ds:uri="http://schemas.microsoft.com/sharepoint/v3/contenttype/forms"/>
-  </ds:schemaRefs>
-</ds:datastoreItem>
+<file path=customXml/item4.xml><?xml version="1.0" encoding="utf-8"?>
+<b:Sources xmlns:b="http://schemas.openxmlformats.org/officeDocument/2006/bibliography" xmlns="http://schemas.openxmlformats.org/officeDocument/2006/bibliography" SelectedStyle="\APASixthEditionOfficeOnline.xsl" StyleName="APA" Version="6"/>
 </file>
 
-<file path=customXml/itemProps2.xml><?xml version="1.0" encoding="utf-8"?>
+<file path=customXml/itemProps1.xml><?xml version="1.0" encoding="utf-8"?>
 <ds:datastoreItem xmlns:ds="http://schemas.openxmlformats.org/officeDocument/2006/customXml" ds:itemID="{B04309D4-A979-44A4-8B48-1DFD9E70F312}">
   <ds:schemaRefs>
     <ds:schemaRef ds:uri="http://schemas.microsoft.com/office/2006/metadata/contentType"/>
@@ -21019,15 +21107,15 @@
 </ds:datastoreItem>
 </file>
 
-<file path=customXml/itemProps3.xml><?xml version="1.0" encoding="utf-8"?>
-<ds:datastoreItem xmlns:ds="http://schemas.openxmlformats.org/officeDocument/2006/customXml" ds:itemID="{34E35503-31BE-4C22-8EB5-1B8C3DFFC716}">
+<file path=customXml/itemProps2.xml><?xml version="1.0" encoding="utf-8"?>
+<ds:datastoreItem xmlns:ds="http://schemas.openxmlformats.org/officeDocument/2006/customXml" ds:itemID="{990C7B0B-29F8-4472-849D-8AEB923CF9C9}">
   <ds:schemaRefs>
-    <ds:schemaRef ds:uri="http://schemas.openxmlformats.org/officeDocument/2006/bibliography"/>
+    <ds:schemaRef ds:uri="http://schemas.microsoft.com/sharepoint/v3/contenttype/forms"/>
   </ds:schemaRefs>
 </ds:datastoreItem>
 </file>
 
-<file path=customXml/itemProps4.xml><?xml version="1.0" encoding="utf-8"?>
+<file path=customXml/itemProps3.xml><?xml version="1.0" encoding="utf-8"?>
 <ds:datastoreItem xmlns:ds="http://schemas.openxmlformats.org/officeDocument/2006/customXml" ds:itemID="{B0D02839-B28B-4402-A79D-B0CCDC274F38}">
   <ds:schemaRefs>
     <ds:schemaRef ds:uri="http://schemas.microsoft.com/office/2006/metadata/properties"/>
@@ -21036,4 +21124,12 @@
     <ds:schemaRef ds:uri="52a6887f-9537-4a34-8793-b765f13d0873"/>
   </ds:schemaRefs>
 </ds:datastoreItem>
+</file>
+
+<file path=customXml/itemProps4.xml><?xml version="1.0" encoding="utf-8"?>
+<ds:datastoreItem xmlns:ds="http://schemas.openxmlformats.org/officeDocument/2006/customXml" ds:itemID="{34E35503-31BE-4C22-8EB5-1B8C3DFFC716}">
+  <ds:schemaRefs>
+    <ds:schemaRef ds:uri="http://schemas.openxmlformats.org/officeDocument/2006/bibliography"/>
+  </ds:schemaRefs>
+</ds:datastoreItem>
 </file>
--- a/MDS-2026-Relatorio.docx
+++ b/MDS-2026-Relatorio.docx
@@ -1,6 +1,6 @@
 
 <file path=word/document.xml><?xml version="1.0" encoding="utf-8"?>
-<w:document xmlns:wpc="http://schemas.microsoft.com/office/word/2010/wordprocessingCanvas" xmlns:cx="http://schemas.microsoft.com/office/drawing/2014/chartex" xmlns:cx1="http://schemas.microsoft.com/office/drawing/2015/9/8/chartex" xmlns:cx2="http://schemas.microsoft.com/office/drawing/2015/10/21/chartex" xmlns:cx3="http://schemas.microsoft.com/office/drawing/2016/5/9/chartex" xmlns:cx4="http://schemas.microsoft.com/office/drawing/2016/5/10/chartex" xmlns:cx5="http://schemas.microsoft.com/office/drawing/2016/5/11/chartex" xmlns:cx6="http://schemas.microsoft.com/office/drawing/2016/5/12/chartex" xmlns:cx7="http://schemas.microsoft.com/office/drawing/2016/5/13/chartex" xmlns:cx8="http://schemas.microsoft.com/office/drawing/2016/5/14/chartex" xmlns:mc="http://schemas.openxmlformats.org/markup-compatibility/2006" xmlns:aink="http://schemas.microsoft.com/office/drawing/2016/ink" xmlns:am3d="http://schemas.microsoft.com/office/drawing/2017/model3d" xmlns:o="urn:schemas-microsoft-com:office:office" xmlns:oel="http://schemas.microsoft.com/office/2019/extlst" xmlns:r="http://schemas.openxmlformats.org/officeDocument/2006/relationships" xmlns:m="http://schemas.openxmlformats.org/officeDocument/2006/math" xmlns:v="urn:schemas-microsoft-com:vml" xmlns:wp14="http://schemas.microsoft.com/office/word/2010/wordprocessingDrawing" xmlns:wp="http://schemas.openxmlformats.org/drawingml/2006/wordprocessingDrawing" xmlns:w10="urn:schemas-microsoft-com:office:word" xmlns:w="http://schemas.openxmlformats.org/wordprocessingml/2006/main" xmlns:w14="http://schemas.microsoft.com/office/word/2010/wordml" xmlns:w15="http://schemas.microsoft.com/office/word/2012/wordml" xmlns:w16cex="http://schemas.microsoft.com/office/word/2018/wordml/cex" xmlns:w16cid="http://schemas.microsoft.com/office/word/2016/wordml/cid" xmlns:w16="http://schemas.microsoft.com/office/word/2018/wordml" xmlns:w16du="http://schemas.microsoft.com/office/word/2023/wordml/word16du" xmlns:w16sdtdh="http://schemas.microsoft.com/office/word/2020/wordml/sdtdatahash" xmlns:w16sdtfl="http://schemas.microsoft.com/office/word/2024/wordml/sdtformatlock" xmlns:w16se="http://schemas.microsoft.com/office/word/2015/wordml/symex" xmlns:wpg="http://schemas.microsoft.com/office/word/2010/wordprocessingGroup" xmlns:wpi="http://schemas.microsoft.com/office/word/2010/wordprocessingInk" xmlns:wne="http://schemas.microsoft.com/office/word/2006/wordml" xmlns:wps="http://schemas.microsoft.com/office/word/2010/wordprocessingShape" mc:Ignorable="w14 w15 w16se w16cid w16 w16cex w16sdtdh w16sdtfl w16du wp14">
+<w:document xmlns:wpc="http://schemas.microsoft.com/office/word/2010/wordprocessingCanvas" xmlns:cx="http://schemas.microsoft.com/office/drawing/2014/chartex" xmlns:cx1="http://schemas.microsoft.com/office/drawing/2015/9/8/chartex" xmlns:cx2="http://schemas.microsoft.com/office/drawing/2015/10/21/chartex" xmlns:cx3="http://schemas.microsoft.com/office/drawing/2016/5/9/chartex" xmlns:cx4="http://schemas.microsoft.com/office/drawing/2016/5/10/chartex" xmlns:cx5="http://schemas.microsoft.com/office/drawing/2016/5/11/chartex" xmlns:cx6="http://schemas.microsoft.com/office/drawing/2016/5/12/chartex" xmlns:cx7="http://schemas.microsoft.com/office/drawing/2016/5/13/chartex" xmlns:cx8="http://schemas.microsoft.com/office/drawing/2016/5/14/chartex" xmlns:mc="http://schemas.openxmlformats.org/markup-compatibility/2006" xmlns:aink="http://schemas.microsoft.com/office/drawing/2016/ink" xmlns:am3d="http://schemas.microsoft.com/office/drawing/2017/model3d" xmlns:o="urn:schemas-microsoft-com:office:office" xmlns:oel="http://schemas.microsoft.com/office/2019/extlst" xmlns:r="http://schemas.openxmlformats.org/officeDocument/2006/relationships" xmlns:m="http://schemas.openxmlformats.org/officeDocument/2006/math" xmlns:v="urn:schemas-microsoft-com:vml" xmlns:wp14="http://schemas.microsoft.com/office/word/2010/wordprocessingDrawing" xmlns:wp="http://schemas.openxmlformats.org/drawingml/2006/wordprocessingDrawing" xmlns:w10="urn:schemas-microsoft-com:office:word" xmlns:w="http://schemas.openxmlformats.org/wordprocessingml/2006/main" xmlns:w14="http://schemas.microsoft.com/office/word/2010/wordml" xmlns:w15="http://schemas.microsoft.com/office/word/2012/wordml" xmlns:w16cex="http://schemas.microsoft.com/office/word/2018/wordml/cex" xmlns:w16cid="http://schemas.microsoft.com/office/word/2016/wordml/cid" xmlns:w16="http://schemas.microsoft.com/office/word/2018/wordml" xmlns:w16sdtdh="http://schemas.microsoft.com/office/word/2020/wordml/sdtdatahash" xmlns:w16se="http://schemas.microsoft.com/office/word/2015/wordml/symex" xmlns:wpg="http://schemas.microsoft.com/office/word/2010/wordprocessingGroup" xmlns:wpi="http://schemas.microsoft.com/office/word/2010/wordprocessingInk" xmlns:wne="http://schemas.microsoft.com/office/word/2006/wordml" xmlns:wps="http://schemas.microsoft.com/office/word/2010/wordprocessingShape" mc:Ignorable="w14 w15 w16se w16cid w16 w16cex w16sdtdh wp14">
   <w:body>
     <w:tbl>
       <w:tblPr>
@@ -866,9 +866,10 @@
             </w:r>
             <w:r>
               <w:rPr>
-                <w:highlight w:val="yellow"/>
-              </w:rPr>
-              <w:t>22222222</w:t>
+                <w:b/>
+                <w:bCs/>
+              </w:rPr>
+              <w:t>2025187039</w:t>
             </w:r>
           </w:p>
         </w:tc>
@@ -885,15 +886,9 @@
           <w:p>
             <w:pPr>
               <w:jc w:val="left"/>
-              <w:rPr>
-                <w:highlight w:val="yellow"/>
-              </w:rPr>
-            </w:pPr>
-            <w:r>
-              <w:rPr>
-                <w:highlight w:val="yellow"/>
-              </w:rPr>
-              <w:t>&lt;Nome do aluno&gt;</w:t>
+            </w:pPr>
+            <w:r>
+              <w:t>João Moreira</w:t>
             </w:r>
           </w:p>
         </w:tc>
@@ -4013,6 +4008,105 @@
     </w:p>
     <w:p>
       <w:pPr>
+        <w:rPr>
+          <w:noProof/>
+        </w:rPr>
+      </w:pPr>
+      <w:r>
+        <w:rPr>
+          <w:noProof/>
+        </w:rPr>
+        <w:t>O presente relatório foi desenvolvido na disciplina de MDS junto com o projeto que tem como objetivo criar uma aplicação para ajudar as pessoas a gerir o seu orçamento familiar, planear compras e controlar os artigos domésticos.</w:t>
+      </w:r>
+    </w:p>
+    <w:p>
+      <w:pPr>
+        <w:rPr>
+          <w:noProof/>
+        </w:rPr>
+      </w:pPr>
+      <w:r>
+        <w:rPr>
+          <w:noProof/>
+        </w:rPr>
+        <w:t xml:space="preserve"> Este relatório tem como objetivo mostrar como desenvolvemos o projeto, desde a análise de outras aplicações semelhantes até ao levantamento de requisitos, planeamento de aplicação e escolha da metodologia de desenvolvimento. Sabendo que o projeto de MDS está diretamente ligado ao projeto de DA, na disciplina de DA fizemos uma análise de mercado, o que nos permitiu ver o que já existia, quais eram as vantagens e desvantagens e onde podia melhorar, sendo esta análise fundamental para perceber o que os utilizadores precisam e que funcionalidades a aplicação deve ter. Sendo a ligação entre DA e MDS a forma como ligamos as informações obtidas nos dois projetos, sendo DA mais focada em análise funcional e conceptual da aplicação, enquanto em MDS focamos mais na gestão do projeto, planeamento do desenvolvimento e aplicação de metodologias ágeis. </w:t>
+      </w:r>
+    </w:p>
+    <w:p>
+      <w:pPr>
+        <w:rPr>
+          <w:noProof/>
+        </w:rPr>
+      </w:pPr>
+      <w:r>
+        <w:rPr>
+          <w:noProof/>
+        </w:rPr>
+        <w:t>O nosso projeto foi dividido em várias fases, começando por analisar os requisitos e estudar o mercado, depois planear a aplicação e definir as funcionalidades principais, depois desenvolvemos a solução e fizemos testes, sendo o objetivo final criar uma aplicação simples, intuitiva e funcional que ajude as pessoas a gerirem melhor as suas finanças.</w:t>
+      </w:r>
+    </w:p>
+    <w:p>
+      <w:pPr>
+        <w:rPr>
+          <w:noProof/>
+        </w:rPr>
+      </w:pPr>
+      <w:r>
+        <w:rPr>
+          <w:noProof/>
+        </w:rPr>
+        <w:t xml:space="preserve">A equipa responsável pelo desenvolvimento deste projeto é formado por: </w:t>
+      </w:r>
+    </w:p>
+    <w:p>
+      <w:pPr>
+        <w:rPr>
+          <w:noProof/>
+        </w:rPr>
+      </w:pPr>
+      <w:r>
+        <w:rPr>
+          <w:noProof/>
+        </w:rPr>
+        <w:t>João Moreira</w:t>
+      </w:r>
+    </w:p>
+    <w:p>
+      <w:pPr>
+        <w:rPr>
+          <w:noProof/>
+        </w:rPr>
+      </w:pPr>
+      <w:r>
+        <w:rPr>
+          <w:noProof/>
+        </w:rPr>
+        <w:t>Kelly Ferreira</w:t>
+      </w:r>
+    </w:p>
+    <w:p>
+      <w:pPr>
+        <w:rPr>
+          <w:noProof/>
+        </w:rPr>
+      </w:pPr>
+      <w:r>
+        <w:rPr>
+          <w:noProof/>
+        </w:rPr>
+        <w:t xml:space="preserve">Bianca  </w:t>
+      </w:r>
+    </w:p>
+    <w:p>
+      <w:pPr>
+        <w:rPr>
+          <w:noProof/>
+          <w:highlight w:val="yellow"/>
+        </w:rPr>
+      </w:pPr>
+    </w:p>
+    <w:p>
+      <w:pPr>
         <w:pStyle w:val="PargrafodaLista"/>
         <w:numPr>
           <w:ilvl w:val="0"/>
@@ -4486,14 +4580,27 @@
       <w:r>
         <w:t xml:space="preserve">Tabela </w:t>
       </w:r>
-      <w:fldSimple w:instr=" SEQ Tabela \* ARABIC ">
-        <w:r>
-          <w:rPr>
-            <w:noProof/>
-          </w:rPr>
-          <w:t>1</w:t>
-        </w:r>
-      </w:fldSimple>
+      <w:r>
+        <w:fldChar w:fldCharType="begin"/>
+      </w:r>
+      <w:r>
+        <w:instrText xml:space="preserve"> SEQ Tabela \* ARABIC </w:instrText>
+      </w:r>
+      <w:r>
+        <w:fldChar w:fldCharType="separate"/>
+      </w:r>
+      <w:r>
+        <w:rPr>
+          <w:noProof/>
+        </w:rPr>
+        <w:t>1</w:t>
+      </w:r>
+      <w:r>
+        <w:rPr>
+          <w:noProof/>
+        </w:rPr>
+        <w:fldChar w:fldCharType="end"/>
+      </w:r>
       <w:r>
         <w:t xml:space="preserve"> – Descrição do </w:t>
       </w:r>
@@ -5019,14 +5126,27 @@
       <w:r>
         <w:t xml:space="preserve">Tabela </w:t>
       </w:r>
-      <w:fldSimple w:instr=" SEQ Tabela \* ARABIC ">
-        <w:r>
-          <w:rPr>
-            <w:noProof/>
-          </w:rPr>
-          <w:t>2</w:t>
-        </w:r>
-      </w:fldSimple>
+      <w:r>
+        <w:fldChar w:fldCharType="begin"/>
+      </w:r>
+      <w:r>
+        <w:instrText xml:space="preserve"> SEQ Tabela \* ARABIC </w:instrText>
+      </w:r>
+      <w:r>
+        <w:fldChar w:fldCharType="separate"/>
+      </w:r>
+      <w:r>
+        <w:rPr>
+          <w:noProof/>
+        </w:rPr>
+        <w:t>2</w:t>
+      </w:r>
+      <w:r>
+        <w:rPr>
+          <w:noProof/>
+        </w:rPr>
+        <w:fldChar w:fldCharType="end"/>
+      </w:r>
       <w:r>
         <w:t xml:space="preserve"> – Descrição do </w:t>
       </w:r>
@@ -5444,14 +5564,27 @@
         <w:lastRenderedPageBreak/>
         <w:t xml:space="preserve">Tabela </w:t>
       </w:r>
-      <w:fldSimple w:instr=" SEQ Tabela \* ARABIC ">
-        <w:r>
-          <w:rPr>
-            <w:noProof/>
-          </w:rPr>
-          <w:t>3</w:t>
-        </w:r>
-      </w:fldSimple>
+      <w:r>
+        <w:fldChar w:fldCharType="begin"/>
+      </w:r>
+      <w:r>
+        <w:instrText xml:space="preserve"> SEQ Tabela \* ARABIC </w:instrText>
+      </w:r>
+      <w:r>
+        <w:fldChar w:fldCharType="separate"/>
+      </w:r>
+      <w:r>
+        <w:rPr>
+          <w:noProof/>
+        </w:rPr>
+        <w:t>3</w:t>
+      </w:r>
+      <w:r>
+        <w:rPr>
+          <w:noProof/>
+        </w:rPr>
+        <w:fldChar w:fldCharType="end"/>
+      </w:r>
       <w:r>
         <w:t xml:space="preserve"> – Descrição do </w:t>
       </w:r>
@@ -5499,10 +5632,10 @@
                 <w:noProof/>
               </w:rPr>
               <w:drawing>
-                <wp:inline distT="0" distB="0" distL="0" distR="0" wp14:anchorId="0B7AD73E" wp14:editId="02A02D16">
-                  <wp:extent cx="4368800" cy="2265539"/>
-                  <wp:effectExtent l="0" t="0" r="0" b="0"/>
-                  <wp:docPr id="13" name="Picture 13" descr="Graphical user interface, application, Teams&#10;&#10;Description automatically generated"/>
+                <wp:inline distT="0" distB="0" distL="0" distR="0" wp14:anchorId="0B7AD73E" wp14:editId="5A5ECFE8">
+                  <wp:extent cx="4394605" cy="2003014"/>
+                  <wp:effectExtent l="0" t="0" r="6350" b="0"/>
+                  <wp:docPr id="13" name="Picture 13"/>
                   <wp:cNvGraphicFramePr>
                     <a:graphicFrameLocks xmlns:a="http://schemas.openxmlformats.org/drawingml/2006/main" noChangeAspect="1"/>
                   </wp:cNvGraphicFramePr>
@@ -5510,11 +5643,17 @@
                     <a:graphicData uri="http://schemas.openxmlformats.org/drawingml/2006/picture">
                       <pic:pic xmlns:pic="http://schemas.openxmlformats.org/drawingml/2006/picture">
                         <pic:nvPicPr>
-                          <pic:cNvPr id="13" name="Picture 13" descr="Graphical user interface, application, Teams&#10;&#10;Description automatically generated"/>
+                          <pic:cNvPr id="13" name="Picture 13"/>
                           <pic:cNvPicPr/>
                         </pic:nvPicPr>
                         <pic:blipFill>
-                          <a:blip r:embed="rId16"/>
+                          <a:blip r:embed="rId16" cstate="print">
+                            <a:extLst>
+                              <a:ext uri="{28A0092B-C50C-407E-A947-70E740481C1C}">
+                                <a14:useLocalDpi xmlns:a14="http://schemas.microsoft.com/office/drawing/2010/main" val="0"/>
+                              </a:ext>
+                            </a:extLst>
+                          </a:blip>
                           <a:stretch>
                             <a:fillRect/>
                           </a:stretch>
@@ -5522,7 +5661,7 @@
                         <pic:spPr>
                           <a:xfrm>
                             <a:off x="0" y="0"/>
-                            <a:ext cx="4394605" cy="2278921"/>
+                            <a:ext cx="4394605" cy="2003014"/>
                           </a:xfrm>
                           <a:prstGeom prst="rect">
                             <a:avLst/>
@@ -5596,12 +5735,11 @@
                 <w:highlight w:val="yellow"/>
               </w:rPr>
             </w:pPr>
-            <w:r>
-              <w:rPr>
-                <w:highlight w:val="yellow"/>
-              </w:rPr>
-              <w:t>&lt;nome do website/aplicação&gt;</w:t>
-            </w:r>
+            <w:proofErr w:type="spellStart"/>
+            <w:r>
+              <w:t>HomeBudget</w:t>
+            </w:r>
+            <w:proofErr w:type="spellEnd"/>
           </w:p>
         </w:tc>
       </w:tr>
@@ -5642,10 +5780,7 @@
               <w:cnfStyle w:val="000000000000" w:firstRow="0" w:lastRow="0" w:firstColumn="0" w:lastColumn="0" w:oddVBand="0" w:evenVBand="0" w:oddHBand="0" w:evenHBand="0" w:firstRowFirstColumn="0" w:firstRowLastColumn="0" w:lastRowFirstColumn="0" w:lastRowLastColumn="0"/>
             </w:pPr>
             <w:r>
-              <w:rPr>
-                <w:highlight w:val="yellow"/>
-              </w:rPr>
-              <w:t>&lt;link do website/aplicação&gt;</w:t>
+              <w:t>https://www.anishu.com/homebudget.html</w:t>
             </w:r>
           </w:p>
         </w:tc>
@@ -5690,10 +5825,27 @@
               <w:cnfStyle w:val="000000100000" w:firstRow="0" w:lastRow="0" w:firstColumn="0" w:lastColumn="0" w:oddVBand="0" w:evenVBand="0" w:oddHBand="1" w:evenHBand="0" w:firstRowFirstColumn="0" w:firstRowLastColumn="0" w:lastRowFirstColumn="0" w:lastRowLastColumn="0"/>
             </w:pPr>
             <w:r>
-              <w:rPr>
-                <w:highlight w:val="yellow"/>
-              </w:rPr>
-              <w:t>&lt;descrição detalhada do website/aplicação&gt;</w:t>
+              <w:t xml:space="preserve">A aplicação </w:t>
+            </w:r>
+            <w:proofErr w:type="spellStart"/>
+            <w:r>
+              <w:t>HomeBudget</w:t>
+            </w:r>
+            <w:proofErr w:type="spellEnd"/>
+            <w:r>
+              <w:t xml:space="preserve"> tem como objetivo de conseguir ajudar a controlar despesas, contas </w:t>
+            </w:r>
+            <w:r>
+              <w:t>bancárias,</w:t>
+            </w:r>
+            <w:r>
+              <w:t xml:space="preserve"> orçamentos e gastos </w:t>
+            </w:r>
+            <w:r>
+              <w:t>domésticos</w:t>
+            </w:r>
+            <w:r>
+              <w:t>. Incluindo uma opção de sincronização entre vários dispositivos o que permite a visualização em tempo real dos movimentos financeiros dos dipositivos sincronizados</w:t>
             </w:r>
           </w:p>
         </w:tc>
@@ -5735,10 +5887,19 @@
               <w:cnfStyle w:val="000000000000" w:firstRow="0" w:lastRow="0" w:firstColumn="0" w:lastColumn="0" w:oddVBand="0" w:evenVBand="0" w:oddHBand="0" w:evenHBand="0" w:firstRowFirstColumn="0" w:firstRowLastColumn="0" w:lastRowFirstColumn="0" w:lastRowLastColumn="0"/>
             </w:pPr>
             <w:r>
-              <w:rPr>
-                <w:highlight w:val="yellow"/>
-              </w:rPr>
-              <w:t>&lt;vantagens do website/aplicação&gt;</w:t>
+              <w:t>Simplicidade na usagem, gestão completa do orçamento, relatórios e gráficos financeiros detalhados, s</w:t>
+            </w:r>
+            <w:r>
+              <w:t>incronização entre vários dispositivos e utilizadores</w:t>
+            </w:r>
+            <w:r>
+              <w:t xml:space="preserve">, acompanhamento de </w:t>
+            </w:r>
+            <w:r>
+              <w:t>receitas, despesas e saldos</w:t>
+            </w:r>
+            <w:r>
+              <w:t>.</w:t>
             </w:r>
           </w:p>
         </w:tc>
@@ -5783,10 +5944,19 @@
               <w:cnfStyle w:val="000000100000" w:firstRow="0" w:lastRow="0" w:firstColumn="0" w:lastColumn="0" w:oddVBand="0" w:evenVBand="0" w:oddHBand="1" w:evenHBand="0" w:firstRowFirstColumn="0" w:firstRowLastColumn="0" w:lastRowFirstColumn="0" w:lastRowLastColumn="0"/>
             </w:pPr>
             <w:r>
-              <w:rPr>
-                <w:highlight w:val="yellow"/>
-              </w:rPr>
-              <w:t>&lt;desvantagens do website/aplicação&gt;</w:t>
+              <w:t>Algumas funcionalidades requerem pagamento, não possui f</w:t>
+            </w:r>
+            <w:r>
+              <w:t>uncionalidades avançadas de inteligência artificial</w:t>
+            </w:r>
+            <w:r>
+              <w:t xml:space="preserve">, gestão limitada de </w:t>
+            </w:r>
+            <w:r>
+              <w:t>inventário doméstico e artigos comprados</w:t>
+            </w:r>
+            <w:r>
+              <w:t>.</w:t>
             </w:r>
           </w:p>
         </w:tc>
@@ -5828,10 +5998,42 @@
               <w:cnfStyle w:val="000000000000" w:firstRow="0" w:lastRow="0" w:firstColumn="0" w:lastColumn="0" w:oddVBand="0" w:evenVBand="0" w:oddHBand="0" w:evenHBand="0" w:firstRowFirstColumn="0" w:firstRowLastColumn="0" w:lastRowFirstColumn="0" w:lastRowLastColumn="0"/>
             </w:pPr>
             <w:r>
-              <w:rPr>
-                <w:highlight w:val="yellow"/>
-              </w:rPr>
-              <w:t>&lt;funcionalidades que possam faltar ao website/aplicação&gt;</w:t>
+              <w:t>Sistema de previsão de compras e gastos futuros</w:t>
+            </w:r>
+            <w:r>
+              <w:t>, s</w:t>
+            </w:r>
+            <w:r>
+              <w:t>ugestões financeiras baseadas em inteligência artificial</w:t>
+            </w:r>
+            <w:r>
+              <w:t>, i</w:t>
+            </w:r>
+            <w:r>
+              <w:t>ntegração mais avançada com bancos e serviços financeiros</w:t>
+            </w:r>
+            <w:r>
+              <w:t>, g</w:t>
+            </w:r>
+            <w:r>
+              <w:t>estão detalhada de artigos comprados, planeados e não planeados</w:t>
+            </w:r>
+            <w:r>
+              <w:t xml:space="preserve">, </w:t>
+            </w:r>
+            <w:proofErr w:type="spellStart"/>
+            <w:r>
+              <w:t>d</w:t>
+            </w:r>
+            <w:r>
+              <w:t>ashboard</w:t>
+            </w:r>
+            <w:proofErr w:type="spellEnd"/>
+            <w:r>
+              <w:t xml:space="preserve"> moderna e mais interativa</w:t>
+            </w:r>
+            <w:r>
+              <w:t>.</w:t>
             </w:r>
           </w:p>
         </w:tc>
@@ -5867,14 +6069,27 @@
       <w:r>
         <w:t xml:space="preserve">Tabela </w:t>
       </w:r>
-      <w:fldSimple w:instr=" SEQ Tabela \* ARABIC ">
-        <w:r>
-          <w:rPr>
-            <w:noProof/>
-          </w:rPr>
-          <w:t>4</w:t>
-        </w:r>
-      </w:fldSimple>
+      <w:r>
+        <w:fldChar w:fldCharType="begin"/>
+      </w:r>
+      <w:r>
+        <w:instrText xml:space="preserve"> SEQ Tabela \* ARABIC </w:instrText>
+      </w:r>
+      <w:r>
+        <w:fldChar w:fldCharType="separate"/>
+      </w:r>
+      <w:r>
+        <w:rPr>
+          <w:noProof/>
+        </w:rPr>
+        <w:t>4</w:t>
+      </w:r>
+      <w:r>
+        <w:rPr>
+          <w:noProof/>
+        </w:rPr>
+        <w:fldChar w:fldCharType="end"/>
+      </w:r>
       <w:r>
         <w:t xml:space="preserve"> – Resumo das características dos Sistemas concorrenciais</w:t>
       </w:r>
@@ -6500,7 +6715,6 @@
         <w:rPr>
           <w:highlight w:val="yellow"/>
         </w:rPr>
-        <w:lastRenderedPageBreak/>
         <w:t>Porque é que foram escolhidos estes 3 sistemas no meio de tantos outros</w:t>
       </w:r>
     </w:p>
@@ -6754,14 +6968,27 @@
       <w:r>
         <w:t xml:space="preserve">Figura </w:t>
       </w:r>
-      <w:fldSimple w:instr=" SEQ Figura \* ARABIC ">
-        <w:r>
-          <w:rPr>
-            <w:noProof/>
-          </w:rPr>
-          <w:t>1</w:t>
-        </w:r>
-      </w:fldSimple>
+      <w:r>
+        <w:fldChar w:fldCharType="begin"/>
+      </w:r>
+      <w:r>
+        <w:instrText xml:space="preserve"> SEQ Figura \* ARABIC </w:instrText>
+      </w:r>
+      <w:r>
+        <w:fldChar w:fldCharType="separate"/>
+      </w:r>
+      <w:r>
+        <w:rPr>
+          <w:noProof/>
+        </w:rPr>
+        <w:t>1</w:t>
+      </w:r>
+      <w:r>
+        <w:rPr>
+          <w:noProof/>
+        </w:rPr>
+        <w:fldChar w:fldCharType="end"/>
+      </w:r>
       <w:r>
         <w:t xml:space="preserve"> – </w:t>
       </w:r>
@@ -6927,14 +7154,27 @@
       <w:r>
         <w:t xml:space="preserve">Figura </w:t>
       </w:r>
-      <w:fldSimple w:instr=" SEQ Figura \* ARABIC ">
-        <w:r>
-          <w:rPr>
-            <w:noProof/>
-          </w:rPr>
-          <w:t>2</w:t>
-        </w:r>
-      </w:fldSimple>
+      <w:r>
+        <w:fldChar w:fldCharType="begin"/>
+      </w:r>
+      <w:r>
+        <w:instrText xml:space="preserve"> SEQ Figura \* ARABIC </w:instrText>
+      </w:r>
+      <w:r>
+        <w:fldChar w:fldCharType="separate"/>
+      </w:r>
+      <w:r>
+        <w:rPr>
+          <w:noProof/>
+        </w:rPr>
+        <w:t>2</w:t>
+      </w:r>
+      <w:r>
+        <w:rPr>
+          <w:noProof/>
+        </w:rPr>
+        <w:fldChar w:fldCharType="end"/>
+      </w:r>
       <w:r>
         <w:t xml:space="preserve"> – Diagrama de classes </w:t>
       </w:r>
@@ -7344,14 +7584,27 @@
       <w:r>
         <w:t xml:space="preserve">Tabela </w:t>
       </w:r>
-      <w:fldSimple w:instr=" SEQ Tabela \* ARABIC ">
-        <w:r>
-          <w:rPr>
-            <w:noProof/>
-          </w:rPr>
-          <w:t>5</w:t>
-        </w:r>
-      </w:fldSimple>
+      <w:r>
+        <w:fldChar w:fldCharType="begin"/>
+      </w:r>
+      <w:r>
+        <w:instrText xml:space="preserve"> SEQ Tabela \* ARABIC </w:instrText>
+      </w:r>
+      <w:r>
+        <w:fldChar w:fldCharType="separate"/>
+      </w:r>
+      <w:r>
+        <w:rPr>
+          <w:noProof/>
+        </w:rPr>
+        <w:t>5</w:t>
+      </w:r>
+      <w:r>
+        <w:rPr>
+          <w:noProof/>
+        </w:rPr>
+        <w:fldChar w:fldCharType="end"/>
+      </w:r>
       <w:r>
         <w:t xml:space="preserve"> – Identificação e funções dos </w:t>
       </w:r>
@@ -7577,13 +7830,8 @@
             </w:r>
             <w:proofErr w:type="spellEnd"/>
             <w:r>
-              <w:t xml:space="preserve"> </w:t>
-            </w:r>
-            <w:proofErr w:type="spellStart"/>
-            <w:r>
-              <w:t>Master</w:t>
-            </w:r>
-            <w:proofErr w:type="spellEnd"/>
+              <w:t xml:space="preserve"> Master</w:t>
+            </w:r>
           </w:p>
         </w:tc>
         <w:tc>
@@ -7830,8 +8078,13 @@
         <w:pStyle w:val="Ttulo2"/>
       </w:pPr>
       <w:bookmarkStart w:id="23" w:name="_Toc227748429"/>
-      <w:r>
-        <w:t xml:space="preserve">User </w:t>
+      <w:proofErr w:type="spellStart"/>
+      <w:r>
+        <w:t>User</w:t>
+      </w:r>
+      <w:proofErr w:type="spellEnd"/>
+      <w:r>
+        <w:t xml:space="preserve"> </w:t>
       </w:r>
       <w:proofErr w:type="spellStart"/>
       <w:r>
@@ -7851,7 +8104,21 @@
         <w:rPr>
           <w:highlight w:val="yellow"/>
         </w:rPr>
-        <w:t xml:space="preserve">especificados os requisitos funcionais do ponto de vista do utilizador sob forma de User </w:t>
+        <w:t xml:space="preserve">especificados os requisitos funcionais do ponto de vista do utilizador sob forma de </w:t>
+      </w:r>
+      <w:proofErr w:type="spellStart"/>
+      <w:r>
+        <w:rPr>
+          <w:highlight w:val="yellow"/>
+        </w:rPr>
+        <w:t>User</w:t>
+      </w:r>
+      <w:proofErr w:type="spellEnd"/>
+      <w:r>
+        <w:rPr>
+          <w:highlight w:val="yellow"/>
+        </w:rPr>
+        <w:t xml:space="preserve"> </w:t>
       </w:r>
       <w:proofErr w:type="spellStart"/>
       <w:r>
@@ -9427,7 +9694,21 @@
         <w:rPr>
           <w:highlight w:val="yellow"/>
         </w:rPr>
-        <w:t xml:space="preserve"> ou Bug. User </w:t>
+        <w:t xml:space="preserve"> ou Bug. </w:t>
+      </w:r>
+      <w:proofErr w:type="spellStart"/>
+      <w:r>
+        <w:rPr>
+          <w:highlight w:val="yellow"/>
+        </w:rPr>
+        <w:t>User</w:t>
+      </w:r>
+      <w:proofErr w:type="spellEnd"/>
+      <w:r>
+        <w:rPr>
+          <w:highlight w:val="yellow"/>
+        </w:rPr>
+        <w:t xml:space="preserve"> </w:t>
       </w:r>
       <w:proofErr w:type="spellStart"/>
       <w:r>
@@ -9993,12 +10274,21 @@
               </w:rPr>
               <w:t xml:space="preserve">: </w:t>
             </w:r>
-            <w:r>
-              <w:rPr>
-                <w:b w:val="0"/>
-                <w:bCs w:val="0"/>
-              </w:rPr>
-              <w:t xml:space="preserve">User </w:t>
+            <w:proofErr w:type="spellStart"/>
+            <w:r>
+              <w:rPr>
+                <w:b w:val="0"/>
+                <w:bCs w:val="0"/>
+              </w:rPr>
+              <w:t>User</w:t>
+            </w:r>
+            <w:proofErr w:type="spellEnd"/>
+            <w:r>
+              <w:rPr>
+                <w:b w:val="0"/>
+                <w:bCs w:val="0"/>
+              </w:rPr>
+              <w:t xml:space="preserve"> </w:t>
             </w:r>
             <w:proofErr w:type="spellStart"/>
             <w:r>
@@ -15108,7 +15398,7 @@
 </file>
 
 <file path=word/endnotes.xml><?xml version="1.0" encoding="utf-8"?>
-<w:endnotes xmlns:wpc="http://schemas.microsoft.com/office/word/2010/wordprocessingCanvas" xmlns:cx="http://schemas.microsoft.com/office/drawing/2014/chartex" xmlns:cx1="http://schemas.microsoft.com/office/drawing/2015/9/8/chartex" xmlns:cx2="http://schemas.microsoft.com/office/drawing/2015/10/21/chartex" xmlns:cx3="http://schemas.microsoft.com/office/drawing/2016/5/9/chartex" xmlns:cx4="http://schemas.microsoft.com/office/drawing/2016/5/10/chartex" xmlns:cx5="http://schemas.microsoft.com/office/drawing/2016/5/11/chartex" xmlns:cx6="http://schemas.microsoft.com/office/drawing/2016/5/12/chartex" xmlns:cx7="http://schemas.microsoft.com/office/drawing/2016/5/13/chartex" xmlns:cx8="http://schemas.microsoft.com/office/drawing/2016/5/14/chartex" xmlns:mc="http://schemas.openxmlformats.org/markup-compatibility/2006" xmlns:aink="http://schemas.microsoft.com/office/drawing/2016/ink" xmlns:am3d="http://schemas.microsoft.com/office/drawing/2017/model3d" xmlns:o="urn:schemas-microsoft-com:office:office" xmlns:oel="http://schemas.microsoft.com/office/2019/extlst" xmlns:r="http://schemas.openxmlformats.org/officeDocument/2006/relationships" xmlns:m="http://schemas.openxmlformats.org/officeDocument/2006/math" xmlns:v="urn:schemas-microsoft-com:vml" xmlns:wp14="http://schemas.microsoft.com/office/word/2010/wordprocessingDrawing" xmlns:wp="http://schemas.openxmlformats.org/drawingml/2006/wordprocessingDrawing" xmlns:w10="urn:schemas-microsoft-com:office:word" xmlns:w="http://schemas.openxmlformats.org/wordprocessingml/2006/main" xmlns:w14="http://schemas.microsoft.com/office/word/2010/wordml" xmlns:w15="http://schemas.microsoft.com/office/word/2012/wordml" xmlns:w16cex="http://schemas.microsoft.com/office/word/2018/wordml/cex" xmlns:w16cid="http://schemas.microsoft.com/office/word/2016/wordml/cid" xmlns:w16="http://schemas.microsoft.com/office/word/2018/wordml" xmlns:w16du="http://schemas.microsoft.com/office/word/2023/wordml/word16du" xmlns:w16sdtdh="http://schemas.microsoft.com/office/word/2020/wordml/sdtdatahash" xmlns:w16sdtfl="http://schemas.microsoft.com/office/word/2024/wordml/sdtformatlock" xmlns:w16se="http://schemas.microsoft.com/office/word/2015/wordml/symex" xmlns:wpg="http://schemas.microsoft.com/office/word/2010/wordprocessingGroup" xmlns:wpi="http://schemas.microsoft.com/office/word/2010/wordprocessingInk" xmlns:wne="http://schemas.microsoft.com/office/word/2006/wordml" xmlns:wps="http://schemas.microsoft.com/office/word/2010/wordprocessingShape" mc:Ignorable="w14 w15 w16se w16cid w16 w16cex w16sdtdh w16sdtfl w16du wp14">
+<w:endnotes xmlns:wpc="http://schemas.microsoft.com/office/word/2010/wordprocessingCanvas" xmlns:cx="http://schemas.microsoft.com/office/drawing/2014/chartex" xmlns:cx1="http://schemas.microsoft.com/office/drawing/2015/9/8/chartex" xmlns:cx2="http://schemas.microsoft.com/office/drawing/2015/10/21/chartex" xmlns:cx3="http://schemas.microsoft.com/office/drawing/2016/5/9/chartex" xmlns:cx4="http://schemas.microsoft.com/office/drawing/2016/5/10/chartex" xmlns:cx5="http://schemas.microsoft.com/office/drawing/2016/5/11/chartex" xmlns:cx6="http://schemas.microsoft.com/office/drawing/2016/5/12/chartex" xmlns:cx7="http://schemas.microsoft.com/office/drawing/2016/5/13/chartex" xmlns:cx8="http://schemas.microsoft.com/office/drawing/2016/5/14/chartex" xmlns:mc="http://schemas.openxmlformats.org/markup-compatibility/2006" xmlns:aink="http://schemas.microsoft.com/office/drawing/2016/ink" xmlns:am3d="http://schemas.microsoft.com/office/drawing/2017/model3d" xmlns:o="urn:schemas-microsoft-com:office:office" xmlns:oel="http://schemas.microsoft.com/office/2019/extlst" xmlns:r="http://schemas.openxmlformats.org/officeDocument/2006/relationships" xmlns:m="http://schemas.openxmlformats.org/officeDocument/2006/math" xmlns:v="urn:schemas-microsoft-com:vml" xmlns:wp14="http://schemas.microsoft.com/office/word/2010/wordprocessingDrawing" xmlns:wp="http://schemas.openxmlformats.org/drawingml/2006/wordprocessingDrawing" xmlns:w10="urn:schemas-microsoft-com:office:word" xmlns:w="http://schemas.openxmlformats.org/wordprocessingml/2006/main" xmlns:w14="http://schemas.microsoft.com/office/word/2010/wordml" xmlns:w15="http://schemas.microsoft.com/office/word/2012/wordml" xmlns:w16cex="http://schemas.microsoft.com/office/word/2018/wordml/cex" xmlns:w16cid="http://schemas.microsoft.com/office/word/2016/wordml/cid" xmlns:w16="http://schemas.microsoft.com/office/word/2018/wordml" xmlns:w16sdtdh="http://schemas.microsoft.com/office/word/2020/wordml/sdtdatahash" xmlns:w16se="http://schemas.microsoft.com/office/word/2015/wordml/symex" xmlns:wpg="http://schemas.microsoft.com/office/word/2010/wordprocessingGroup" xmlns:wpi="http://schemas.microsoft.com/office/word/2010/wordprocessingInk" xmlns:wne="http://schemas.microsoft.com/office/word/2006/wordml" xmlns:wps="http://schemas.microsoft.com/office/word/2010/wordprocessingShape" mc:Ignorable="w14 w15 w16se w16cid w16 w16cex w16sdtdh wp14">
   <w:endnote w:type="separator" w:id="-1">
     <w:p>
       <w:r>
@@ -15127,7 +15417,7 @@
 </file>
 
 <file path=word/footer1.xml><?xml version="1.0" encoding="utf-8"?>
-<w:ftr xmlns:wpc="http://schemas.microsoft.com/office/word/2010/wordprocessingCanvas" xmlns:cx="http://schemas.microsoft.com/office/drawing/2014/chartex" xmlns:cx1="http://schemas.microsoft.com/office/drawing/2015/9/8/chartex" xmlns:cx2="http://schemas.microsoft.com/office/drawing/2015/10/21/chartex" xmlns:cx3="http://schemas.microsoft.com/office/drawing/2016/5/9/chartex" xmlns:cx4="http://schemas.microsoft.com/office/drawing/2016/5/10/chartex" xmlns:cx5="http://schemas.microsoft.com/office/drawing/2016/5/11/chartex" xmlns:cx6="http://schemas.microsoft.com/office/drawing/2016/5/12/chartex" xmlns:cx7="http://schemas.microsoft.com/office/drawing/2016/5/13/chartex" xmlns:cx8="http://schemas.microsoft.com/office/drawing/2016/5/14/chartex" xmlns:mc="http://schemas.openxmlformats.org/markup-compatibility/2006" xmlns:aink="http://schemas.microsoft.com/office/drawing/2016/ink" xmlns:am3d="http://schemas.microsoft.com/office/drawing/2017/model3d" xmlns:o="urn:schemas-microsoft-com:office:office" xmlns:oel="http://schemas.microsoft.com/office/2019/extlst" xmlns:r="http://schemas.openxmlformats.org/officeDocument/2006/relationships" xmlns:m="http://schemas.openxmlformats.org/officeDocument/2006/math" xmlns:v="urn:schemas-microsoft-com:vml" xmlns:wp14="http://schemas.microsoft.com/office/word/2010/wordprocessingDrawing" xmlns:wp="http://schemas.openxmlformats.org/drawingml/2006/wordprocessingDrawing" xmlns:w10="urn:schemas-microsoft-com:office:word" xmlns:w="http://schemas.openxmlformats.org/wordprocessingml/2006/main" xmlns:w14="http://schemas.microsoft.com/office/word/2010/wordml" xmlns:w15="http://schemas.microsoft.com/office/word/2012/wordml" xmlns:w16cex="http://schemas.microsoft.com/office/word/2018/wordml/cex" xmlns:w16cid="http://schemas.microsoft.com/office/word/2016/wordml/cid" xmlns:w16="http://schemas.microsoft.com/office/word/2018/wordml" xmlns:w16du="http://schemas.microsoft.com/office/word/2023/wordml/word16du" xmlns:w16sdtdh="http://schemas.microsoft.com/office/word/2020/wordml/sdtdatahash" xmlns:w16sdtfl="http://schemas.microsoft.com/office/word/2024/wordml/sdtformatlock" xmlns:w16se="http://schemas.microsoft.com/office/word/2015/wordml/symex" xmlns:wpg="http://schemas.microsoft.com/office/word/2010/wordprocessingGroup" xmlns:wpi="http://schemas.microsoft.com/office/word/2010/wordprocessingInk" xmlns:wne="http://schemas.microsoft.com/office/word/2006/wordml" xmlns:wps="http://schemas.microsoft.com/office/word/2010/wordprocessingShape" mc:Ignorable="w14 w15 w16se w16cid w16 w16cex w16sdtdh w16sdtfl w16du wp14">
+<w:ftr xmlns:wpc="http://schemas.microsoft.com/office/word/2010/wordprocessingCanvas" xmlns:cx="http://schemas.microsoft.com/office/drawing/2014/chartex" xmlns:cx1="http://schemas.microsoft.com/office/drawing/2015/9/8/chartex" xmlns:cx2="http://schemas.microsoft.com/office/drawing/2015/10/21/chartex" xmlns:cx3="http://schemas.microsoft.com/office/drawing/2016/5/9/chartex" xmlns:cx4="http://schemas.microsoft.com/office/drawing/2016/5/10/chartex" xmlns:cx5="http://schemas.microsoft.com/office/drawing/2016/5/11/chartex" xmlns:cx6="http://schemas.microsoft.com/office/drawing/2016/5/12/chartex" xmlns:cx7="http://schemas.microsoft.com/office/drawing/2016/5/13/chartex" xmlns:cx8="http://schemas.microsoft.com/office/drawing/2016/5/14/chartex" xmlns:mc="http://schemas.openxmlformats.org/markup-compatibility/2006" xmlns:aink="http://schemas.microsoft.com/office/drawing/2016/ink" xmlns:am3d="http://schemas.microsoft.com/office/drawing/2017/model3d" xmlns:o="urn:schemas-microsoft-com:office:office" xmlns:oel="http://schemas.microsoft.com/office/2019/extlst" xmlns:r="http://schemas.openxmlformats.org/officeDocument/2006/relationships" xmlns:m="http://schemas.openxmlformats.org/officeDocument/2006/math" xmlns:v="urn:schemas-microsoft-com:vml" xmlns:wp14="http://schemas.microsoft.com/office/word/2010/wordprocessingDrawing" xmlns:wp="http://schemas.openxmlformats.org/drawingml/2006/wordprocessingDrawing" xmlns:w10="urn:schemas-microsoft-com:office:word" xmlns:w="http://schemas.openxmlformats.org/wordprocessingml/2006/main" xmlns:w14="http://schemas.microsoft.com/office/word/2010/wordml" xmlns:w15="http://schemas.microsoft.com/office/word/2012/wordml" xmlns:w16cex="http://schemas.microsoft.com/office/word/2018/wordml/cex" xmlns:w16cid="http://schemas.microsoft.com/office/word/2016/wordml/cid" xmlns:w16="http://schemas.microsoft.com/office/word/2018/wordml" xmlns:w16sdtdh="http://schemas.microsoft.com/office/word/2020/wordml/sdtdatahash" xmlns:w16se="http://schemas.microsoft.com/office/word/2015/wordml/symex" xmlns:wpg="http://schemas.microsoft.com/office/word/2010/wordprocessingGroup" xmlns:wpi="http://schemas.microsoft.com/office/word/2010/wordprocessingInk" xmlns:wne="http://schemas.microsoft.com/office/word/2006/wordml" xmlns:wps="http://schemas.microsoft.com/office/word/2010/wordprocessingShape" mc:Ignorable="w14 w15 w16se w16cid w16 w16cex w16sdtdh wp14">
   <w:p>
     <w:pPr>
       <w:pStyle w:val="Rodap"/>
@@ -15191,7 +15481,7 @@
 </file>
 
 <file path=word/footer2.xml><?xml version="1.0" encoding="utf-8"?>
-<w:ftr xmlns:wpc="http://schemas.microsoft.com/office/word/2010/wordprocessingCanvas" xmlns:cx="http://schemas.microsoft.com/office/drawing/2014/chartex" xmlns:cx1="http://schemas.microsoft.com/office/drawing/2015/9/8/chartex" xmlns:cx2="http://schemas.microsoft.com/office/drawing/2015/10/21/chartex" xmlns:cx3="http://schemas.microsoft.com/office/drawing/2016/5/9/chartex" xmlns:cx4="http://schemas.microsoft.com/office/drawing/2016/5/10/chartex" xmlns:cx5="http://schemas.microsoft.com/office/drawing/2016/5/11/chartex" xmlns:cx6="http://schemas.microsoft.com/office/drawing/2016/5/12/chartex" xmlns:cx7="http://schemas.microsoft.com/office/drawing/2016/5/13/chartex" xmlns:cx8="http://schemas.microsoft.com/office/drawing/2016/5/14/chartex" xmlns:mc="http://schemas.openxmlformats.org/markup-compatibility/2006" xmlns:aink="http://schemas.microsoft.com/office/drawing/2016/ink" xmlns:am3d="http://schemas.microsoft.com/office/drawing/2017/model3d" xmlns:o="urn:schemas-microsoft-com:office:office" xmlns:oel="http://schemas.microsoft.com/office/2019/extlst" xmlns:r="http://schemas.openxmlformats.org/officeDocument/2006/relationships" xmlns:m="http://schemas.openxmlformats.org/officeDocument/2006/math" xmlns:v="urn:schemas-microsoft-com:vml" xmlns:wp14="http://schemas.microsoft.com/office/word/2010/wordprocessingDrawing" xmlns:wp="http://schemas.openxmlformats.org/drawingml/2006/wordprocessingDrawing" xmlns:w10="urn:schemas-microsoft-com:office:word" xmlns:w="http://schemas.openxmlformats.org/wordprocessingml/2006/main" xmlns:w14="http://schemas.microsoft.com/office/word/2010/wordml" xmlns:w15="http://schemas.microsoft.com/office/word/2012/wordml" xmlns:w16cex="http://schemas.microsoft.com/office/word/2018/wordml/cex" xmlns:w16cid="http://schemas.microsoft.com/office/word/2016/wordml/cid" xmlns:w16="http://schemas.microsoft.com/office/word/2018/wordml" xmlns:w16du="http://schemas.microsoft.com/office/word/2023/wordml/word16du" xmlns:w16sdtdh="http://schemas.microsoft.com/office/word/2020/wordml/sdtdatahash" xmlns:w16sdtfl="http://schemas.microsoft.com/office/word/2024/wordml/sdtformatlock" xmlns:w16se="http://schemas.microsoft.com/office/word/2015/wordml/symex" xmlns:wpg="http://schemas.microsoft.com/office/word/2010/wordprocessingGroup" xmlns:wpi="http://schemas.microsoft.com/office/word/2010/wordprocessingInk" xmlns:wne="http://schemas.microsoft.com/office/word/2006/wordml" xmlns:wps="http://schemas.microsoft.com/office/word/2010/wordprocessingShape" mc:Ignorable="w14 w15 w16se w16cid w16 w16cex w16sdtdh w16sdtfl w16du wp14">
+<w:ftr xmlns:wpc="http://schemas.microsoft.com/office/word/2010/wordprocessingCanvas" xmlns:cx="http://schemas.microsoft.com/office/drawing/2014/chartex" xmlns:cx1="http://schemas.microsoft.com/office/drawing/2015/9/8/chartex" xmlns:cx2="http://schemas.microsoft.com/office/drawing/2015/10/21/chartex" xmlns:cx3="http://schemas.microsoft.com/office/drawing/2016/5/9/chartex" xmlns:cx4="http://schemas.microsoft.com/office/drawing/2016/5/10/chartex" xmlns:cx5="http://schemas.microsoft.com/office/drawing/2016/5/11/chartex" xmlns:cx6="http://schemas.microsoft.com/office/drawing/2016/5/12/chartex" xmlns:cx7="http://schemas.microsoft.com/office/drawing/2016/5/13/chartex" xmlns:cx8="http://schemas.microsoft.com/office/drawing/2016/5/14/chartex" xmlns:mc="http://schemas.openxmlformats.org/markup-compatibility/2006" xmlns:aink="http://schemas.microsoft.com/office/drawing/2016/ink" xmlns:am3d="http://schemas.microsoft.com/office/drawing/2017/model3d" xmlns:o="urn:schemas-microsoft-com:office:office" xmlns:oel="http://schemas.microsoft.com/office/2019/extlst" xmlns:r="http://schemas.openxmlformats.org/officeDocument/2006/relationships" xmlns:m="http://schemas.openxmlformats.org/officeDocument/2006/math" xmlns:v="urn:schemas-microsoft-com:vml" xmlns:wp14="http://schemas.microsoft.com/office/word/2010/wordprocessingDrawing" xmlns:wp="http://schemas.openxmlformats.org/drawingml/2006/wordprocessingDrawing" xmlns:w10="urn:schemas-microsoft-com:office:word" xmlns:w="http://schemas.openxmlformats.org/wordprocessingml/2006/main" xmlns:w14="http://schemas.microsoft.com/office/word/2010/wordml" xmlns:w15="http://schemas.microsoft.com/office/word/2012/wordml" xmlns:w16cex="http://schemas.microsoft.com/office/word/2018/wordml/cex" xmlns:w16cid="http://schemas.microsoft.com/office/word/2016/wordml/cid" xmlns:w16="http://schemas.microsoft.com/office/word/2018/wordml" xmlns:w16sdtdh="http://schemas.microsoft.com/office/word/2020/wordml/sdtdatahash" xmlns:w16se="http://schemas.microsoft.com/office/word/2015/wordml/symex" xmlns:wpg="http://schemas.microsoft.com/office/word/2010/wordprocessingGroup" xmlns:wpi="http://schemas.microsoft.com/office/word/2010/wordprocessingInk" xmlns:wne="http://schemas.microsoft.com/office/word/2006/wordml" xmlns:wps="http://schemas.microsoft.com/office/word/2010/wordprocessingShape" mc:Ignorable="w14 w15 w16se w16cid w16 w16cex w16sdtdh wp14">
   <w:sdt>
     <w:sdtPr>
       <w:id w:val="2071930181"/>
@@ -15377,7 +15667,7 @@
 </file>
 
 <file path=word/footnotes.xml><?xml version="1.0" encoding="utf-8"?>
-<w:footnotes xmlns:wpc="http://schemas.microsoft.com/office/word/2010/wordprocessingCanvas" xmlns:cx="http://schemas.microsoft.com/office/drawing/2014/chartex" xmlns:cx1="http://schemas.microsoft.com/office/drawing/2015/9/8/chartex" xmlns:cx2="http://schemas.microsoft.com/office/drawing/2015/10/21/chartex" xmlns:cx3="http://schemas.microsoft.com/office/drawing/2016/5/9/chartex" xmlns:cx4="http://schemas.microsoft.com/office/drawing/2016/5/10/chartex" xmlns:cx5="http://schemas.microsoft.com/office/drawing/2016/5/11/chartex" xmlns:cx6="http://schemas.microsoft.com/office/drawing/2016/5/12/chartex" xmlns:cx7="http://schemas.microsoft.com/office/drawing/2016/5/13/chartex" xmlns:cx8="http://schemas.microsoft.com/office/drawing/2016/5/14/chartex" xmlns:mc="http://schemas.openxmlformats.org/markup-compatibility/2006" xmlns:aink="http://schemas.microsoft.com/office/drawing/2016/ink" xmlns:am3d="http://schemas.microsoft.com/office/drawing/2017/model3d" xmlns:o="urn:schemas-microsoft-com:office:office" xmlns:oel="http://schemas.microsoft.com/office/2019/extlst" xmlns:r="http://schemas.openxmlformats.org/officeDocument/2006/relationships" xmlns:m="http://schemas.openxmlformats.org/officeDocument/2006/math" xmlns:v="urn:schemas-microsoft-com:vml" xmlns:wp14="http://schemas.microsoft.com/office/word/2010/wordprocessingDrawing" xmlns:wp="http://schemas.openxmlformats.org/drawingml/2006/wordprocessingDrawing" xmlns:w10="urn:schemas-microsoft-com:office:word" xmlns:w="http://schemas.openxmlformats.org/wordprocessingml/2006/main" xmlns:w14="http://schemas.microsoft.com/office/word/2010/wordml" xmlns:w15="http://schemas.microsoft.com/office/word/2012/wordml" xmlns:w16cex="http://schemas.microsoft.com/office/word/2018/wordml/cex" xmlns:w16cid="http://schemas.microsoft.com/office/word/2016/wordml/cid" xmlns:w16="http://schemas.microsoft.com/office/word/2018/wordml" xmlns:w16du="http://schemas.microsoft.com/office/word/2023/wordml/word16du" xmlns:w16sdtdh="http://schemas.microsoft.com/office/word/2020/wordml/sdtdatahash" xmlns:w16sdtfl="http://schemas.microsoft.com/office/word/2024/wordml/sdtformatlock" xmlns:w16se="http://schemas.microsoft.com/office/word/2015/wordml/symex" xmlns:wpg="http://schemas.microsoft.com/office/word/2010/wordprocessingGroup" xmlns:wpi="http://schemas.microsoft.com/office/word/2010/wordprocessingInk" xmlns:wne="http://schemas.microsoft.com/office/word/2006/wordml" xmlns:wps="http://schemas.microsoft.com/office/word/2010/wordprocessingShape" mc:Ignorable="w14 w15 w16se w16cid w16 w16cex w16sdtdh w16sdtfl w16du wp14">
+<w:footnotes xmlns:wpc="http://schemas.microsoft.com/office/word/2010/wordprocessingCanvas" xmlns:cx="http://schemas.microsoft.com/office/drawing/2014/chartex" xmlns:cx1="http://schemas.microsoft.com/office/drawing/2015/9/8/chartex" xmlns:cx2="http://schemas.microsoft.com/office/drawing/2015/10/21/chartex" xmlns:cx3="http://schemas.microsoft.com/office/drawing/2016/5/9/chartex" xmlns:cx4="http://schemas.microsoft.com/office/drawing/2016/5/10/chartex" xmlns:cx5="http://schemas.microsoft.com/office/drawing/2016/5/11/chartex" xmlns:cx6="http://schemas.microsoft.com/office/drawing/2016/5/12/chartex" xmlns:cx7="http://schemas.microsoft.com/office/drawing/2016/5/13/chartex" xmlns:cx8="http://schemas.microsoft.com/office/drawing/2016/5/14/chartex" xmlns:mc="http://schemas.openxmlformats.org/markup-compatibility/2006" xmlns:aink="http://schemas.microsoft.com/office/drawing/2016/ink" xmlns:am3d="http://schemas.microsoft.com/office/drawing/2017/model3d" xmlns:o="urn:schemas-microsoft-com:office:office" xmlns:oel="http://schemas.microsoft.com/office/2019/extlst" xmlns:r="http://schemas.openxmlformats.org/officeDocument/2006/relationships" xmlns:m="http://schemas.openxmlformats.org/officeDocument/2006/math" xmlns:v="urn:schemas-microsoft-com:vml" xmlns:wp14="http://schemas.microsoft.com/office/word/2010/wordprocessingDrawing" xmlns:wp="http://schemas.openxmlformats.org/drawingml/2006/wordprocessingDrawing" xmlns:w10="urn:schemas-microsoft-com:office:word" xmlns:w="http://schemas.openxmlformats.org/wordprocessingml/2006/main" xmlns:w14="http://schemas.microsoft.com/office/word/2010/wordml" xmlns:w15="http://schemas.microsoft.com/office/word/2012/wordml" xmlns:w16cex="http://schemas.microsoft.com/office/word/2018/wordml/cex" xmlns:w16cid="http://schemas.microsoft.com/office/word/2016/wordml/cid" xmlns:w16="http://schemas.microsoft.com/office/word/2018/wordml" xmlns:w16sdtdh="http://schemas.microsoft.com/office/word/2020/wordml/sdtdatahash" xmlns:w16se="http://schemas.microsoft.com/office/word/2015/wordml/symex" xmlns:wpg="http://schemas.microsoft.com/office/word/2010/wordprocessingGroup" xmlns:wpi="http://schemas.microsoft.com/office/word/2010/wordprocessingInk" xmlns:wne="http://schemas.microsoft.com/office/word/2006/wordml" xmlns:wps="http://schemas.microsoft.com/office/word/2010/wordprocessingShape" mc:Ignorable="w14 w15 w16se w16cid w16 w16cex w16sdtdh wp14">
   <w:footnote w:type="separator" w:id="-1">
     <w:p>
       <w:r>
@@ -15396,7 +15686,7 @@
 </file>
 
 <file path=word/header1.xml><?xml version="1.0" encoding="utf-8"?>
-<w:hdr xmlns:wpc="http://schemas.microsoft.com/office/word/2010/wordprocessingCanvas" xmlns:cx="http://schemas.microsoft.com/office/drawing/2014/chartex" xmlns:cx1="http://schemas.microsoft.com/office/drawing/2015/9/8/chartex" xmlns:cx2="http://schemas.microsoft.com/office/drawing/2015/10/21/chartex" xmlns:cx3="http://schemas.microsoft.com/office/drawing/2016/5/9/chartex" xmlns:cx4="http://schemas.microsoft.com/office/drawing/2016/5/10/chartex" xmlns:cx5="http://schemas.microsoft.com/office/drawing/2016/5/11/chartex" xmlns:cx6="http://schemas.microsoft.com/office/drawing/2016/5/12/chartex" xmlns:cx7="http://schemas.microsoft.com/office/drawing/2016/5/13/chartex" xmlns:cx8="http://schemas.microsoft.com/office/drawing/2016/5/14/chartex" xmlns:mc="http://schemas.openxmlformats.org/markup-compatibility/2006" xmlns:aink="http://schemas.microsoft.com/office/drawing/2016/ink" xmlns:am3d="http://schemas.microsoft.com/office/drawing/2017/model3d" xmlns:o="urn:schemas-microsoft-com:office:office" xmlns:oel="http://schemas.microsoft.com/office/2019/extlst" xmlns:r="http://schemas.openxmlformats.org/officeDocument/2006/relationships" xmlns:m="http://schemas.openxmlformats.org/officeDocument/2006/math" xmlns:v="urn:schemas-microsoft-com:vml" xmlns:wp14="http://schemas.microsoft.com/office/word/2010/wordprocessingDrawing" xmlns:wp="http://schemas.openxmlformats.org/drawingml/2006/wordprocessingDrawing" xmlns:w10="urn:schemas-microsoft-com:office:word" xmlns:w="http://schemas.openxmlformats.org/wordprocessingml/2006/main" xmlns:w14="http://schemas.microsoft.com/office/word/2010/wordml" xmlns:w15="http://schemas.microsoft.com/office/word/2012/wordml" xmlns:w16cex="http://schemas.microsoft.com/office/word/2018/wordml/cex" xmlns:w16cid="http://schemas.microsoft.com/office/word/2016/wordml/cid" xmlns:w16="http://schemas.microsoft.com/office/word/2018/wordml" xmlns:w16du="http://schemas.microsoft.com/office/word/2023/wordml/word16du" xmlns:w16sdtdh="http://schemas.microsoft.com/office/word/2020/wordml/sdtdatahash" xmlns:w16sdtfl="http://schemas.microsoft.com/office/word/2024/wordml/sdtformatlock" xmlns:w16se="http://schemas.microsoft.com/office/word/2015/wordml/symex" xmlns:wpg="http://schemas.microsoft.com/office/word/2010/wordprocessingGroup" xmlns:wpi="http://schemas.microsoft.com/office/word/2010/wordprocessingInk" xmlns:wne="http://schemas.microsoft.com/office/word/2006/wordml" xmlns:wps="http://schemas.microsoft.com/office/word/2010/wordprocessingShape" mc:Ignorable="w14 w15 w16se w16cid w16 w16cex w16sdtdh w16sdtfl w16du wp14">
+<w:hdr xmlns:wpc="http://schemas.microsoft.com/office/word/2010/wordprocessingCanvas" xmlns:cx="http://schemas.microsoft.com/office/drawing/2014/chartex" xmlns:cx1="http://schemas.microsoft.com/office/drawing/2015/9/8/chartex" xmlns:cx2="http://schemas.microsoft.com/office/drawing/2015/10/21/chartex" xmlns:cx3="http://schemas.microsoft.com/office/drawing/2016/5/9/chartex" xmlns:cx4="http://schemas.microsoft.com/office/drawing/2016/5/10/chartex" xmlns:cx5="http://schemas.microsoft.com/office/drawing/2016/5/11/chartex" xmlns:cx6="http://schemas.microsoft.com/office/drawing/2016/5/12/chartex" xmlns:cx7="http://schemas.microsoft.com/office/drawing/2016/5/13/chartex" xmlns:cx8="http://schemas.microsoft.com/office/drawing/2016/5/14/chartex" xmlns:mc="http://schemas.openxmlformats.org/markup-compatibility/2006" xmlns:aink="http://schemas.microsoft.com/office/drawing/2016/ink" xmlns:am3d="http://schemas.microsoft.com/office/drawing/2017/model3d" xmlns:o="urn:schemas-microsoft-com:office:office" xmlns:oel="http://schemas.microsoft.com/office/2019/extlst" xmlns:r="http://schemas.openxmlformats.org/officeDocument/2006/relationships" xmlns:m="http://schemas.openxmlformats.org/officeDocument/2006/math" xmlns:v="urn:schemas-microsoft-com:vml" xmlns:wp14="http://schemas.microsoft.com/office/word/2010/wordprocessingDrawing" xmlns:wp="http://schemas.openxmlformats.org/drawingml/2006/wordprocessingDrawing" xmlns:w10="urn:schemas-microsoft-com:office:word" xmlns:w="http://schemas.openxmlformats.org/wordprocessingml/2006/main" xmlns:w14="http://schemas.microsoft.com/office/word/2010/wordml" xmlns:w15="http://schemas.microsoft.com/office/word/2012/wordml" xmlns:w16cex="http://schemas.microsoft.com/office/word/2018/wordml/cex" xmlns:w16cid="http://schemas.microsoft.com/office/word/2016/wordml/cid" xmlns:w16="http://schemas.microsoft.com/office/word/2018/wordml" xmlns:w16sdtdh="http://schemas.microsoft.com/office/word/2020/wordml/sdtdatahash" xmlns:w16se="http://schemas.microsoft.com/office/word/2015/wordml/symex" xmlns:wpg="http://schemas.microsoft.com/office/word/2010/wordprocessingGroup" xmlns:wpi="http://schemas.microsoft.com/office/word/2010/wordprocessingInk" xmlns:wne="http://schemas.microsoft.com/office/word/2006/wordml" xmlns:wps="http://schemas.microsoft.com/office/word/2010/wordprocessingShape" mc:Ignorable="w14 w15 w16se w16cid w16 w16cex w16sdtdh wp14">
   <w:p>
     <w:pPr>
       <w:pStyle w:val="Cabealho"/>
@@ -15406,7 +15696,7 @@
 </file>
 
 <file path=word/numbering.xml><?xml version="1.0" encoding="utf-8"?>
-<w:numbering xmlns:wpc="http://schemas.microsoft.com/office/word/2010/wordprocessingCanvas" xmlns:cx="http://schemas.microsoft.com/office/drawing/2014/chartex" xmlns:cx1="http://schemas.microsoft.com/office/drawing/2015/9/8/chartex" xmlns:cx2="http://schemas.microsoft.com/office/drawing/2015/10/21/chartex" xmlns:cx3="http://schemas.microsoft.com/office/drawing/2016/5/9/chartex" xmlns:cx4="http://schemas.microsoft.com/office/drawing/2016/5/10/chartex" xmlns:cx5="http://schemas.microsoft.com/office/drawing/2016/5/11/chartex" xmlns:cx6="http://schemas.microsoft.com/office/drawing/2016/5/12/chartex" xmlns:cx7="http://schemas.microsoft.com/office/drawing/2016/5/13/chartex" xmlns:cx8="http://schemas.microsoft.com/office/drawing/2016/5/14/chartex" xmlns:mc="http://schemas.openxmlformats.org/markup-compatibility/2006" xmlns:aink="http://schemas.microsoft.com/office/drawing/2016/ink" xmlns:am3d="http://schemas.microsoft.com/office/drawing/2017/model3d" xmlns:o="urn:schemas-microsoft-com:office:office" xmlns:oel="http://schemas.microsoft.com/office/2019/extlst" xmlns:r="http://schemas.openxmlformats.org/officeDocument/2006/relationships" xmlns:m="http://schemas.openxmlformats.org/officeDocument/2006/math" xmlns:v="urn:schemas-microsoft-com:vml" xmlns:wp14="http://schemas.microsoft.com/office/word/2010/wordprocessingDrawing" xmlns:wp="http://schemas.openxmlformats.org/drawingml/2006/wordprocessingDrawing" xmlns:w10="urn:schemas-microsoft-com:office:word" xmlns:w="http://schemas.openxmlformats.org/wordprocessingml/2006/main" xmlns:w14="http://schemas.microsoft.com/office/word/2010/wordml" xmlns:w15="http://schemas.microsoft.com/office/word/2012/wordml" xmlns:w16cex="http://schemas.microsoft.com/office/word/2018/wordml/cex" xmlns:w16cid="http://schemas.microsoft.com/office/word/2016/wordml/cid" xmlns:w16="http://schemas.microsoft.com/office/word/2018/wordml" xmlns:w16du="http://schemas.microsoft.com/office/word/2023/wordml/word16du" xmlns:w16sdtdh="http://schemas.microsoft.com/office/word/2020/wordml/sdtdatahash" xmlns:w16sdtfl="http://schemas.microsoft.com/office/word/2024/wordml/sdtformatlock" xmlns:w16se="http://schemas.microsoft.com/office/word/2015/wordml/symex" xmlns:wpg="http://schemas.microsoft.com/office/word/2010/wordprocessingGroup" xmlns:wpi="http://schemas.microsoft.com/office/word/2010/wordprocessingInk" xmlns:wne="http://schemas.microsoft.com/office/word/2006/wordml" xmlns:wps="http://schemas.microsoft.com/office/word/2010/wordprocessingShape" mc:Ignorable="w14 w15 w16se w16cid w16 w16cex w16sdtdh w16sdtfl w16du wp14">
+<w:numbering xmlns:wpc="http://schemas.microsoft.com/office/word/2010/wordprocessingCanvas" xmlns:cx="http://schemas.microsoft.com/office/drawing/2014/chartex" xmlns:cx1="http://schemas.microsoft.com/office/drawing/2015/9/8/chartex" xmlns:cx2="http://schemas.microsoft.com/office/drawing/2015/10/21/chartex" xmlns:cx3="http://schemas.microsoft.com/office/drawing/2016/5/9/chartex" xmlns:cx4="http://schemas.microsoft.com/office/drawing/2016/5/10/chartex" xmlns:cx5="http://schemas.microsoft.com/office/drawing/2016/5/11/chartex" xmlns:cx6="http://schemas.microsoft.com/office/drawing/2016/5/12/chartex" xmlns:cx7="http://schemas.microsoft.com/office/drawing/2016/5/13/chartex" xmlns:cx8="http://schemas.microsoft.com/office/drawing/2016/5/14/chartex" xmlns:mc="http://schemas.openxmlformats.org/markup-compatibility/2006" xmlns:aink="http://schemas.microsoft.com/office/drawing/2016/ink" xmlns:am3d="http://schemas.microsoft.com/office/drawing/2017/model3d" xmlns:o="urn:schemas-microsoft-com:office:office" xmlns:oel="http://schemas.microsoft.com/office/2019/extlst" xmlns:r="http://schemas.openxmlformats.org/officeDocument/2006/relationships" xmlns:m="http://schemas.openxmlformats.org/officeDocument/2006/math" xmlns:v="urn:schemas-microsoft-com:vml" xmlns:wp14="http://schemas.microsoft.com/office/word/2010/wordprocessingDrawing" xmlns:wp="http://schemas.openxmlformats.org/drawingml/2006/wordprocessingDrawing" xmlns:w10="urn:schemas-microsoft-com:office:word" xmlns:w="http://schemas.openxmlformats.org/wordprocessingml/2006/main" xmlns:w14="http://schemas.microsoft.com/office/word/2010/wordml" xmlns:w15="http://schemas.microsoft.com/office/word/2012/wordml" xmlns:w16cex="http://schemas.microsoft.com/office/word/2018/wordml/cex" xmlns:w16cid="http://schemas.microsoft.com/office/word/2016/wordml/cid" xmlns:w16="http://schemas.microsoft.com/office/word/2018/wordml" xmlns:w16sdtdh="http://schemas.microsoft.com/office/word/2020/wordml/sdtdatahash" xmlns:w16se="http://schemas.microsoft.com/office/word/2015/wordml/symex" xmlns:wpg="http://schemas.microsoft.com/office/word/2010/wordprocessingGroup" xmlns:wpi="http://schemas.microsoft.com/office/word/2010/wordprocessingInk" xmlns:wne="http://schemas.microsoft.com/office/word/2006/wordml" xmlns:wps="http://schemas.microsoft.com/office/word/2010/wordprocessingShape" mc:Ignorable="w14 w15 w16se w16cid w16 w16cex w16sdtdh wp14">
   <w:abstractNum w:abstractNumId="0" w15:restartNumberingAfterBreak="0">
     <w:nsid w:val="033B1D64"/>
     <w:multiLevelType w:val="hybridMultilevel"/>
@@ -18723,7 +19013,7 @@
 </file>
 
 <file path=word/styles.xml><?xml version="1.0" encoding="utf-8"?>
-<w:styles xmlns:mc="http://schemas.openxmlformats.org/markup-compatibility/2006" xmlns:r="http://schemas.openxmlformats.org/officeDocument/2006/relationships" xmlns:w="http://schemas.openxmlformats.org/wordprocessingml/2006/main" xmlns:w14="http://schemas.microsoft.com/office/word/2010/wordml" xmlns:w15="http://schemas.microsoft.com/office/word/2012/wordml" xmlns:w16cex="http://schemas.microsoft.com/office/word/2018/wordml/cex" xmlns:w16cid="http://schemas.microsoft.com/office/word/2016/wordml/cid" xmlns:w16="http://schemas.microsoft.com/office/word/2018/wordml" xmlns:w16du="http://schemas.microsoft.com/office/word/2023/wordml/word16du" xmlns:w16sdtdh="http://schemas.microsoft.com/office/word/2020/wordml/sdtdatahash" xmlns:w16sdtfl="http://schemas.microsoft.com/office/word/2024/wordml/sdtformatlock" xmlns:w16se="http://schemas.microsoft.com/office/word/2015/wordml/symex" mc:Ignorable="w14 w15 w16se w16cid w16 w16cex w16sdtdh w16sdtfl w16du">
+<w:styles xmlns:mc="http://schemas.openxmlformats.org/markup-compatibility/2006" xmlns:r="http://schemas.openxmlformats.org/officeDocument/2006/relationships" xmlns:w="http://schemas.openxmlformats.org/wordprocessingml/2006/main" xmlns:w14="http://schemas.microsoft.com/office/word/2010/wordml" xmlns:w15="http://schemas.microsoft.com/office/word/2012/wordml" xmlns:w16cex="http://schemas.microsoft.com/office/word/2018/wordml/cex" xmlns:w16cid="http://schemas.microsoft.com/office/word/2016/wordml/cid" xmlns:w16="http://schemas.microsoft.com/office/word/2018/wordml" xmlns:w16sdtdh="http://schemas.microsoft.com/office/word/2020/wordml/sdtdatahash" xmlns:w16se="http://schemas.microsoft.com/office/word/2015/wordml/symex" mc:Ignorable="w14 w15 w16se w16cid w16 w16cex w16sdtdh">
   <w:docDefaults>
     <w:rPrDefault>
       <w:rPr>
@@ -20864,6 +21154,26 @@
 </file>
 
 <file path=customXml/item1.xml><?xml version="1.0" encoding="utf-8"?>
+<p:properties xmlns:p="http://schemas.microsoft.com/office/2006/metadata/properties" xmlns:xsi="http://www.w3.org/2001/XMLSchema-instance" xmlns:pc="http://schemas.microsoft.com/office/infopath/2007/PartnerControls">
+  <documentManagement>
+    <TaxCatchAll xmlns="fa1ba186-cf14-4658-82ff-4e1486731960" xsi:nil="true"/>
+    <lcf76f155ced4ddcb4097134ff3c332f xmlns="52a6887f-9537-4a34-8793-b765f13d0873">
+      <Terms xmlns="http://schemas.microsoft.com/office/infopath/2007/PartnerControls"/>
+    </lcf76f155ced4ddcb4097134ff3c332f>
+  </documentManagement>
+</p:properties>
+</file>
+
+<file path=customXml/item2.xml><?xml version="1.0" encoding="utf-8"?>
+<?mso-contentType ?>
+<FormTemplates xmlns="http://schemas.microsoft.com/sharepoint/v3/contenttype/forms">
+  <Display>DocumentLibraryForm</Display>
+  <Edit>DocumentLibraryForm</Edit>
+  <New>DocumentLibraryForm</New>
+</FormTemplates>
+</file>
+
+<file path=customXml/item3.xml><?xml version="1.0" encoding="utf-8"?>
 <ct:contentTypeSchema xmlns:ct="http://schemas.microsoft.com/office/2006/metadata/contentType" xmlns:ma="http://schemas.microsoft.com/office/2006/metadata/properties/metaAttributes" ct:_="" ma:_="" ma:contentTypeName="Documento" ma:contentTypeID="0x0101003F8ECAAF88AFCB4AB1D806FDE394FD03" ma:contentTypeVersion="12" ma:contentTypeDescription="Criar um novo documento." ma:contentTypeScope="" ma:versionID="541e5482cd22746a72c07b4578302587">
   <xsd:schema xmlns:xsd="http://www.w3.org/2001/XMLSchema" xmlns:xs="http://www.w3.org/2001/XMLSchema" xmlns:p="http://schemas.microsoft.com/office/2006/metadata/properties" xmlns:ns2="52a6887f-9537-4a34-8793-b765f13d0873" xmlns:ns3="fa1ba186-cf14-4658-82ff-4e1486731960" targetNamespace="http://schemas.microsoft.com/office/2006/metadata/properties" ma:root="true" ma:fieldsID="4badabe4fa58f02b4fe1f9c3f11ac53e" ns2:_="" ns3:_="">
     <xsd:import namespace="52a6887f-9537-4a34-8793-b765f13d0873"/>
@@ -21064,31 +21374,30 @@
 </ct:contentTypeSchema>
 </file>
 
-<file path=customXml/item2.xml><?xml version="1.0" encoding="utf-8"?>
-<?mso-contentType ?>
-<FormTemplates xmlns="http://schemas.microsoft.com/sharepoint/v3/contenttype/forms">
-  <Display>DocumentLibraryForm</Display>
-  <Edit>DocumentLibraryForm</Edit>
-  <New>DocumentLibraryForm</New>
-</FormTemplates>
-</file>
-
-<file path=customXml/item3.xml><?xml version="1.0" encoding="utf-8"?>
-<p:properties xmlns:p="http://schemas.microsoft.com/office/2006/metadata/properties" xmlns:xsi="http://www.w3.org/2001/XMLSchema-instance" xmlns:pc="http://schemas.microsoft.com/office/infopath/2007/PartnerControls">
-  <documentManagement>
-    <TaxCatchAll xmlns="fa1ba186-cf14-4658-82ff-4e1486731960" xsi:nil="true"/>
-    <lcf76f155ced4ddcb4097134ff3c332f xmlns="52a6887f-9537-4a34-8793-b765f13d0873">
-      <Terms xmlns="http://schemas.microsoft.com/office/infopath/2007/PartnerControls"/>
-    </lcf76f155ced4ddcb4097134ff3c332f>
-  </documentManagement>
-</p:properties>
-</file>
-
 <file path=customXml/item4.xml><?xml version="1.0" encoding="utf-8"?>
 <b:Sources xmlns:b="http://schemas.openxmlformats.org/officeDocument/2006/bibliography" xmlns="http://schemas.openxmlformats.org/officeDocument/2006/bibliography" SelectedStyle="\APASixthEditionOfficeOnline.xsl" StyleName="APA" Version="6"/>
 </file>
 
 <file path=customXml/itemProps1.xml><?xml version="1.0" encoding="utf-8"?>
+<ds:datastoreItem xmlns:ds="http://schemas.openxmlformats.org/officeDocument/2006/customXml" ds:itemID="{B0D02839-B28B-4402-A79D-B0CCDC274F38}">
+  <ds:schemaRefs>
+    <ds:schemaRef ds:uri="http://schemas.microsoft.com/office/2006/metadata/properties"/>
+    <ds:schemaRef ds:uri="http://schemas.microsoft.com/office/infopath/2007/PartnerControls"/>
+    <ds:schemaRef ds:uri="fa1ba186-cf14-4658-82ff-4e1486731960"/>
+    <ds:schemaRef ds:uri="52a6887f-9537-4a34-8793-b765f13d0873"/>
+  </ds:schemaRefs>
+</ds:datastoreItem>
+</file>
+
+<file path=customXml/itemProps2.xml><?xml version="1.0" encoding="utf-8"?>
+<ds:datastoreItem xmlns:ds="http://schemas.openxmlformats.org/officeDocument/2006/customXml" ds:itemID="{990C7B0B-29F8-4472-849D-8AEB923CF9C9}">
+  <ds:schemaRefs>
+    <ds:schemaRef ds:uri="http://schemas.microsoft.com/sharepoint/v3/contenttype/forms"/>
+  </ds:schemaRefs>
+</ds:datastoreItem>
+</file>
+
+<file path=customXml/itemProps3.xml><?xml version="1.0" encoding="utf-8"?>
 <ds:datastoreItem xmlns:ds="http://schemas.openxmlformats.org/officeDocument/2006/customXml" ds:itemID="{B04309D4-A979-44A4-8B48-1DFD9E70F312}">
   <ds:schemaRefs>
     <ds:schemaRef ds:uri="http://schemas.microsoft.com/office/2006/metadata/contentType"/>
@@ -21107,25 +21416,6 @@
 </ds:datastoreItem>
 </file>
 
-<file path=customXml/itemProps2.xml><?xml version="1.0" encoding="utf-8"?>
-<ds:datastoreItem xmlns:ds="http://schemas.openxmlformats.org/officeDocument/2006/customXml" ds:itemID="{990C7B0B-29F8-4472-849D-8AEB923CF9C9}">
-  <ds:schemaRefs>
-    <ds:schemaRef ds:uri="http://schemas.microsoft.com/sharepoint/v3/contenttype/forms"/>
-  </ds:schemaRefs>
-</ds:datastoreItem>
-</file>
-
-<file path=customXml/itemProps3.xml><?xml version="1.0" encoding="utf-8"?>
-<ds:datastoreItem xmlns:ds="http://schemas.openxmlformats.org/officeDocument/2006/customXml" ds:itemID="{B0D02839-B28B-4402-A79D-B0CCDC274F38}">
-  <ds:schemaRefs>
-    <ds:schemaRef ds:uri="http://schemas.microsoft.com/office/2006/metadata/properties"/>
-    <ds:schemaRef ds:uri="http://schemas.microsoft.com/office/infopath/2007/PartnerControls"/>
-    <ds:schemaRef ds:uri="fa1ba186-cf14-4658-82ff-4e1486731960"/>
-    <ds:schemaRef ds:uri="52a6887f-9537-4a34-8793-b765f13d0873"/>
-  </ds:schemaRefs>
-</ds:datastoreItem>
-</file>
-
 <file path=customXml/itemProps4.xml><?xml version="1.0" encoding="utf-8"?>
 <ds:datastoreItem xmlns:ds="http://schemas.openxmlformats.org/officeDocument/2006/customXml" ds:itemID="{34E35503-31BE-4C22-8EB5-1B8C3DFFC716}">
   <ds:schemaRefs>

--- a/MDS-2026-Relatorio.docx
+++ b/MDS-2026-Relatorio.docx
@@ -1,6 +1,6 @@
 
 <file path=word/document.xml><?xml version="1.0" encoding="utf-8"?>
-<w:document xmlns:wpc="http://schemas.microsoft.com/office/word/2010/wordprocessingCanvas" xmlns:cx="http://schemas.microsoft.com/office/drawing/2014/chartex" xmlns:cx1="http://schemas.microsoft.com/office/drawing/2015/9/8/chartex" xmlns:cx2="http://schemas.microsoft.com/office/drawing/2015/10/21/chartex" xmlns:cx3="http://schemas.microsoft.com/office/drawing/2016/5/9/chartex" xmlns:cx4="http://schemas.microsoft.com/office/drawing/2016/5/10/chartex" xmlns:cx5="http://schemas.microsoft.com/office/drawing/2016/5/11/chartex" xmlns:cx6="http://schemas.microsoft.com/office/drawing/2016/5/12/chartex" xmlns:cx7="http://schemas.microsoft.com/office/drawing/2016/5/13/chartex" xmlns:cx8="http://schemas.microsoft.com/office/drawing/2016/5/14/chartex" xmlns:mc="http://schemas.openxmlformats.org/markup-compatibility/2006" xmlns:aink="http://schemas.microsoft.com/office/drawing/2016/ink" xmlns:am3d="http://schemas.microsoft.com/office/drawing/2017/model3d" xmlns:o="urn:schemas-microsoft-com:office:office" xmlns:oel="http://schemas.microsoft.com/office/2019/extlst" xmlns:r="http://schemas.openxmlformats.org/officeDocument/2006/relationships" xmlns:m="http://schemas.openxmlformats.org/officeDocument/2006/math" xmlns:v="urn:schemas-microsoft-com:vml" xmlns:wp14="http://schemas.microsoft.com/office/word/2010/wordprocessingDrawing" xmlns:wp="http://schemas.openxmlformats.org/drawingml/2006/wordprocessingDrawing" xmlns:w10="urn:schemas-microsoft-com:office:word" xmlns:w="http://schemas.openxmlformats.org/wordprocessingml/2006/main" xmlns:w14="http://schemas.microsoft.com/office/word/2010/wordml" xmlns:w15="http://schemas.microsoft.com/office/word/2012/wordml" xmlns:w16cex="http://schemas.microsoft.com/office/word/2018/wordml/cex" xmlns:w16cid="http://schemas.microsoft.com/office/word/2016/wordml/cid" xmlns:w16="http://schemas.microsoft.com/office/word/2018/wordml" xmlns:w16sdtdh="http://schemas.microsoft.com/office/word/2020/wordml/sdtdatahash" xmlns:w16se="http://schemas.microsoft.com/office/word/2015/wordml/symex" xmlns:wpg="http://schemas.microsoft.com/office/word/2010/wordprocessingGroup" xmlns:wpi="http://schemas.microsoft.com/office/word/2010/wordprocessingInk" xmlns:wne="http://schemas.microsoft.com/office/word/2006/wordml" xmlns:wps="http://schemas.microsoft.com/office/word/2010/wordprocessingShape" mc:Ignorable="w14 w15 w16se w16cid w16 w16cex w16sdtdh wp14">
+<w:document xmlns:wpc="http://schemas.microsoft.com/office/word/2010/wordprocessingCanvas" xmlns:cx="http://schemas.microsoft.com/office/drawing/2014/chartex" xmlns:cx1="http://schemas.microsoft.com/office/drawing/2015/9/8/chartex" xmlns:cx2="http://schemas.microsoft.com/office/drawing/2015/10/21/chartex" xmlns:cx3="http://schemas.microsoft.com/office/drawing/2016/5/9/chartex" xmlns:cx4="http://schemas.microsoft.com/office/drawing/2016/5/10/chartex" xmlns:cx5="http://schemas.microsoft.com/office/drawing/2016/5/11/chartex" xmlns:cx6="http://schemas.microsoft.com/office/drawing/2016/5/12/chartex" xmlns:cx7="http://schemas.microsoft.com/office/drawing/2016/5/13/chartex" xmlns:cx8="http://schemas.microsoft.com/office/drawing/2016/5/14/chartex" xmlns:mc="http://schemas.openxmlformats.org/markup-compatibility/2006" xmlns:aink="http://schemas.microsoft.com/office/drawing/2016/ink" xmlns:am3d="http://schemas.microsoft.com/office/drawing/2017/model3d" xmlns:o="urn:schemas-microsoft-com:office:office" xmlns:oel="http://schemas.microsoft.com/office/2019/extlst" xmlns:r="http://schemas.openxmlformats.org/officeDocument/2006/relationships" xmlns:m="http://schemas.openxmlformats.org/officeDocument/2006/math" xmlns:v="urn:schemas-microsoft-com:vml" xmlns:wp14="http://schemas.microsoft.com/office/word/2010/wordprocessingDrawing" xmlns:wp="http://schemas.openxmlformats.org/drawingml/2006/wordprocessingDrawing" xmlns:w10="urn:schemas-microsoft-com:office:word" xmlns:w="http://schemas.openxmlformats.org/wordprocessingml/2006/main" xmlns:w14="http://schemas.microsoft.com/office/word/2010/wordml" xmlns:w15="http://schemas.microsoft.com/office/word/2012/wordml" xmlns:w16cex="http://schemas.microsoft.com/office/word/2018/wordml/cex" xmlns:w16cid="http://schemas.microsoft.com/office/word/2016/wordml/cid" xmlns:w16="http://schemas.microsoft.com/office/word/2018/wordml" xmlns:w16du="http://schemas.microsoft.com/office/word/2023/wordml/word16du" xmlns:w16sdtdh="http://schemas.microsoft.com/office/word/2020/wordml/sdtdatahash" xmlns:w16sdtfl="http://schemas.microsoft.com/office/word/2024/wordml/sdtformatlock" xmlns:w16se="http://schemas.microsoft.com/office/word/2015/wordml/symex" xmlns:wpg="http://schemas.microsoft.com/office/word/2010/wordprocessingGroup" xmlns:wpi="http://schemas.microsoft.com/office/word/2010/wordprocessingInk" xmlns:wne="http://schemas.microsoft.com/office/word/2006/wordml" xmlns:wps="http://schemas.microsoft.com/office/word/2010/wordprocessingShape" mc:Ignorable="w14 w15 w16se w16cid w16 w16cex w16sdtdh w16sdtfl w16du wp14">
   <w:body>
     <w:tbl>
       <w:tblPr>
@@ -4055,46 +4055,49 @@
         <w:rPr>
           <w:noProof/>
         </w:rPr>
-        <w:t xml:space="preserve">A equipa responsável pelo desenvolvimento deste projeto é formado por: </w:t>
-      </w:r>
-    </w:p>
-    <w:p>
-      <w:pPr>
+        <w:t>A equipa responsável pelo desenvolvimento deste projeto é formado por</w:t>
+      </w:r>
+      <w:r>
         <w:rPr>
           <w:noProof/>
         </w:rPr>
-      </w:pPr>
+        <w:t xml:space="preserve"> J</w:t>
+      </w:r>
       <w:r>
         <w:rPr>
           <w:noProof/>
         </w:rPr>
-        <w:t>João Moreira</w:t>
-      </w:r>
-    </w:p>
-    <w:p>
-      <w:pPr>
+        <w:t>oão Moreira</w:t>
+      </w:r>
+      <w:r>
         <w:rPr>
           <w:noProof/>
         </w:rPr>
-      </w:pPr>
+        <w:t xml:space="preserve">, </w:t>
+      </w:r>
       <w:r>
         <w:rPr>
           <w:noProof/>
         </w:rPr>
         <w:t>Kelly Ferreira</w:t>
       </w:r>
-    </w:p>
-    <w:p>
-      <w:pPr>
+      <w:r>
         <w:rPr>
           <w:noProof/>
         </w:rPr>
-      </w:pPr>
+        <w:t xml:space="preserve"> e </w:t>
+      </w:r>
       <w:r>
         <w:rPr>
           <w:noProof/>
         </w:rPr>
-        <w:t xml:space="preserve">Bianca  </w:t>
+        <w:t xml:space="preserve">Bianca </w:t>
+      </w:r>
+      <w:r>
+        <w:rPr>
+          <w:noProof/>
+        </w:rPr>
+        <w:t>Maluf.</w:t>
       </w:r>
     </w:p>
     <w:p>
@@ -4580,27 +4583,14 @@
       <w:r>
         <w:t xml:space="preserve">Tabela </w:t>
       </w:r>
-      <w:r>
-        <w:fldChar w:fldCharType="begin"/>
-      </w:r>
-      <w:r>
-        <w:instrText xml:space="preserve"> SEQ Tabela \* ARABIC </w:instrText>
-      </w:r>
-      <w:r>
-        <w:fldChar w:fldCharType="separate"/>
-      </w:r>
-      <w:r>
-        <w:rPr>
-          <w:noProof/>
-        </w:rPr>
-        <w:t>1</w:t>
-      </w:r>
-      <w:r>
-        <w:rPr>
-          <w:noProof/>
-        </w:rPr>
-        <w:fldChar w:fldCharType="end"/>
-      </w:r>
+      <w:fldSimple w:instr=" SEQ Tabela \* ARABIC ">
+        <w:r>
+          <w:rPr>
+            <w:noProof/>
+          </w:rPr>
+          <w:t>1</w:t>
+        </w:r>
+      </w:fldSimple>
       <w:r>
         <w:t xml:space="preserve"> – Descrição do </w:t>
       </w:r>
@@ -5126,27 +5116,14 @@
       <w:r>
         <w:t xml:space="preserve">Tabela </w:t>
       </w:r>
-      <w:r>
-        <w:fldChar w:fldCharType="begin"/>
-      </w:r>
-      <w:r>
-        <w:instrText xml:space="preserve"> SEQ Tabela \* ARABIC </w:instrText>
-      </w:r>
-      <w:r>
-        <w:fldChar w:fldCharType="separate"/>
-      </w:r>
-      <w:r>
-        <w:rPr>
-          <w:noProof/>
-        </w:rPr>
-        <w:t>2</w:t>
-      </w:r>
-      <w:r>
-        <w:rPr>
-          <w:noProof/>
-        </w:rPr>
-        <w:fldChar w:fldCharType="end"/>
-      </w:r>
+      <w:fldSimple w:instr=" SEQ Tabela \* ARABIC ">
+        <w:r>
+          <w:rPr>
+            <w:noProof/>
+          </w:rPr>
+          <w:t>2</w:t>
+        </w:r>
+      </w:fldSimple>
       <w:r>
         <w:t xml:space="preserve"> – Descrição do </w:t>
       </w:r>
@@ -5524,26 +5501,11 @@
       <w:pPr>
         <w:pStyle w:val="Ttulo3"/>
       </w:pPr>
-      <w:bookmarkStart w:id="8" w:name="_Toc227748421"/>
-      <w:r>
-        <w:rPr>
-          <w:highlight w:val="yellow"/>
-        </w:rPr>
-        <w:t xml:space="preserve">&lt;Sistema </w:t>
-      </w:r>
-      <w:r>
-        <w:rPr>
-          <w:highlight w:val="yellow"/>
-        </w:rPr>
-        <w:t>3</w:t>
-      </w:r>
-      <w:r>
-        <w:rPr>
-          <w:highlight w:val="yellow"/>
-        </w:rPr>
-        <w:t xml:space="preserve"> (mudar o nome para o website/aplicação escolhida para análise)&gt;</w:t>
-      </w:r>
-      <w:bookmarkEnd w:id="8"/>
+      <w:proofErr w:type="spellStart"/>
+      <w:r>
+        <w:t>HomeBudget</w:t>
+      </w:r>
+      <w:proofErr w:type="spellEnd"/>
     </w:p>
     <w:p>
       <w:r>
@@ -5559,42 +5521,28 @@
         <w:keepNext/>
         <w:jc w:val="center"/>
       </w:pPr>
-      <w:bookmarkStart w:id="9" w:name="_Toc227746393"/>
+      <w:bookmarkStart w:id="8" w:name="_Toc227746393"/>
       <w:r>
         <w:lastRenderedPageBreak/>
         <w:t xml:space="preserve">Tabela </w:t>
       </w:r>
-      <w:r>
-        <w:fldChar w:fldCharType="begin"/>
-      </w:r>
-      <w:r>
-        <w:instrText xml:space="preserve"> SEQ Tabela \* ARABIC </w:instrText>
-      </w:r>
-      <w:r>
-        <w:fldChar w:fldCharType="separate"/>
-      </w:r>
-      <w:r>
-        <w:rPr>
-          <w:noProof/>
-        </w:rPr>
-        <w:t>3</w:t>
-      </w:r>
-      <w:r>
-        <w:rPr>
-          <w:noProof/>
-        </w:rPr>
-        <w:fldChar w:fldCharType="end"/>
-      </w:r>
+      <w:fldSimple w:instr=" SEQ Tabela \* ARABIC ">
+        <w:r>
+          <w:rPr>
+            <w:noProof/>
+          </w:rPr>
+          <w:t>3</w:t>
+        </w:r>
+      </w:fldSimple>
       <w:r>
         <w:t xml:space="preserve"> – Descrição do </w:t>
       </w:r>
-      <w:r>
-        <w:rPr>
-          <w:highlight w:val="yellow"/>
-        </w:rPr>
-        <w:t>Sistema 1</w:t>
-      </w:r>
-      <w:bookmarkEnd w:id="9"/>
+      <w:bookmarkEnd w:id="8"/>
+      <w:proofErr w:type="spellStart"/>
+      <w:r>
+        <w:t>HomeBudget</w:t>
+      </w:r>
+      <w:proofErr w:type="spellEnd"/>
     </w:p>
     <w:tbl>
       <w:tblPr>
@@ -5682,14 +5630,6 @@
                 <w:bCs w:val="0"/>
               </w:rPr>
             </w:pPr>
-            <w:r>
-              <w:rPr>
-                <w:b w:val="0"/>
-                <w:bCs w:val="0"/>
-                <w:highlight w:val="yellow"/>
-              </w:rPr>
-              <w:t>&lt;colocar imagem principal&gt;</w:t>
-            </w:r>
           </w:p>
         </w:tc>
       </w:tr>
@@ -6044,11 +5984,11 @@
       <w:pPr>
         <w:pStyle w:val="Ttulo3"/>
       </w:pPr>
-      <w:bookmarkStart w:id="10" w:name="_Toc227748422"/>
+      <w:bookmarkStart w:id="9" w:name="_Toc227748422"/>
       <w:r>
         <w:t>Comparação dos Sistemas</w:t>
       </w:r>
-      <w:bookmarkEnd w:id="10"/>
+      <w:bookmarkEnd w:id="9"/>
     </w:p>
     <w:p>
       <w:r>
@@ -6065,35 +6005,22 @@
         <w:keepNext/>
         <w:jc w:val="center"/>
       </w:pPr>
-      <w:bookmarkStart w:id="11" w:name="_Toc227746394"/>
+      <w:bookmarkStart w:id="10" w:name="_Toc227746394"/>
       <w:r>
         <w:t xml:space="preserve">Tabela </w:t>
       </w:r>
-      <w:r>
-        <w:fldChar w:fldCharType="begin"/>
-      </w:r>
-      <w:r>
-        <w:instrText xml:space="preserve"> SEQ Tabela \* ARABIC </w:instrText>
-      </w:r>
-      <w:r>
-        <w:fldChar w:fldCharType="separate"/>
-      </w:r>
-      <w:r>
-        <w:rPr>
-          <w:noProof/>
-        </w:rPr>
-        <w:t>4</w:t>
-      </w:r>
-      <w:r>
-        <w:rPr>
-          <w:noProof/>
-        </w:rPr>
-        <w:fldChar w:fldCharType="end"/>
-      </w:r>
+      <w:fldSimple w:instr=" SEQ Tabela \* ARABIC ">
+        <w:r>
+          <w:rPr>
+            <w:noProof/>
+          </w:rPr>
+          <w:t>4</w:t>
+        </w:r>
+      </w:fldSimple>
       <w:r>
         <w:t xml:space="preserve"> – Resumo das características dos Sistemas concorrenciais</w:t>
       </w:r>
-      <w:bookmarkEnd w:id="11"/>
+      <w:bookmarkEnd w:id="10"/>
     </w:p>
     <w:tbl>
       <w:tblPr>
@@ -6169,12 +6096,11 @@
               <w:jc w:val="center"/>
               <w:cnfStyle w:val="100000000000" w:firstRow="1" w:lastRow="0" w:firstColumn="0" w:lastColumn="0" w:oddVBand="0" w:evenVBand="0" w:oddHBand="0" w:evenHBand="0" w:firstRowFirstColumn="0" w:firstRowLastColumn="0" w:lastRowFirstColumn="0" w:lastRowLastColumn="0"/>
             </w:pPr>
-            <w:r>
-              <w:rPr>
-                <w:highlight w:val="yellow"/>
-              </w:rPr>
-              <w:t>Sistema 3</w:t>
-            </w:r>
+            <w:proofErr w:type="spellStart"/>
+            <w:r>
+              <w:t>HomeBudget</w:t>
+            </w:r>
+            <w:proofErr w:type="spellEnd"/>
           </w:p>
         </w:tc>
       </w:tr>
@@ -6609,11 +6535,11 @@
       <w:pPr>
         <w:pStyle w:val="Ttulo3"/>
       </w:pPr>
-      <w:bookmarkStart w:id="12" w:name="_Toc227748423"/>
+      <w:bookmarkStart w:id="11" w:name="_Toc227748423"/>
       <w:r>
         <w:t>Enquadramento da análise concorrencial no SI</w:t>
       </w:r>
-      <w:bookmarkEnd w:id="12"/>
+      <w:bookmarkEnd w:id="11"/>
     </w:p>
     <w:p>
       <w:pPr>
@@ -6748,7 +6674,7 @@
       <w:pPr>
         <w:pStyle w:val="Ttulo2"/>
       </w:pPr>
-      <w:bookmarkStart w:id="13" w:name="_Toc227748424"/>
+      <w:bookmarkStart w:id="12" w:name="_Toc227748424"/>
       <w:proofErr w:type="spellStart"/>
       <w:r>
         <w:t>Wireframes</w:t>
@@ -6761,7 +6687,7 @@
       <w:r>
         <w:t>Mockups</w:t>
       </w:r>
-      <w:bookmarkEnd w:id="13"/>
+      <w:bookmarkEnd w:id="12"/>
       <w:proofErr w:type="spellEnd"/>
     </w:p>
     <w:p>
@@ -6964,31 +6890,18 @@
         <w:pStyle w:val="Legenda"/>
         <w:jc w:val="center"/>
       </w:pPr>
-      <w:bookmarkStart w:id="14" w:name="_Toc227746380"/>
+      <w:bookmarkStart w:id="13" w:name="_Toc227746380"/>
       <w:r>
         <w:t xml:space="preserve">Figura </w:t>
       </w:r>
-      <w:r>
-        <w:fldChar w:fldCharType="begin"/>
-      </w:r>
-      <w:r>
-        <w:instrText xml:space="preserve"> SEQ Figura \* ARABIC </w:instrText>
-      </w:r>
-      <w:r>
-        <w:fldChar w:fldCharType="separate"/>
-      </w:r>
-      <w:r>
-        <w:rPr>
-          <w:noProof/>
-        </w:rPr>
-        <w:t>1</w:t>
-      </w:r>
-      <w:r>
-        <w:rPr>
-          <w:noProof/>
-        </w:rPr>
-        <w:fldChar w:fldCharType="end"/>
-      </w:r>
+      <w:fldSimple w:instr=" SEQ Figura \* ARABIC ">
+        <w:r>
+          <w:rPr>
+            <w:noProof/>
+          </w:rPr>
+          <w:t>1</w:t>
+        </w:r>
+      </w:fldSimple>
       <w:r>
         <w:t xml:space="preserve"> – </w:t>
       </w:r>
@@ -7056,21 +6969,21 @@
         </w:rPr>
         <w:t>)</w:t>
       </w:r>
-      <w:bookmarkEnd w:id="14"/>
+      <w:bookmarkEnd w:id="13"/>
     </w:p>
     <w:p/>
     <w:p>
       <w:pPr>
         <w:pStyle w:val="Ttulo2"/>
       </w:pPr>
-      <w:bookmarkStart w:id="15" w:name="_Toc102664379"/>
-      <w:bookmarkStart w:id="16" w:name="_Toc227748425"/>
+      <w:bookmarkStart w:id="14" w:name="_Toc102664379"/>
+      <w:bookmarkStart w:id="15" w:name="_Toc227748425"/>
       <w:r>
         <w:lastRenderedPageBreak/>
         <w:t>Diagrama de Classes</w:t>
       </w:r>
+      <w:bookmarkEnd w:id="14"/>
       <w:bookmarkEnd w:id="15"/>
-      <w:bookmarkEnd w:id="16"/>
     </w:p>
     <w:p>
       <w:r>
@@ -7149,32 +7062,19 @@
         <w:pStyle w:val="Legenda"/>
         <w:jc w:val="center"/>
       </w:pPr>
-      <w:bookmarkStart w:id="17" w:name="_Toc70951687"/>
-      <w:bookmarkStart w:id="18" w:name="_Toc227746381"/>
+      <w:bookmarkStart w:id="16" w:name="_Toc70951687"/>
+      <w:bookmarkStart w:id="17" w:name="_Toc227746381"/>
       <w:r>
         <w:t xml:space="preserve">Figura </w:t>
       </w:r>
-      <w:r>
-        <w:fldChar w:fldCharType="begin"/>
-      </w:r>
-      <w:r>
-        <w:instrText xml:space="preserve"> SEQ Figura \* ARABIC </w:instrText>
-      </w:r>
-      <w:r>
-        <w:fldChar w:fldCharType="separate"/>
-      </w:r>
-      <w:r>
-        <w:rPr>
-          <w:noProof/>
-        </w:rPr>
-        <w:t>2</w:t>
-      </w:r>
-      <w:r>
-        <w:rPr>
-          <w:noProof/>
-        </w:rPr>
-        <w:fldChar w:fldCharType="end"/>
-      </w:r>
+      <w:fldSimple w:instr=" SEQ Figura \* ARABIC ">
+        <w:r>
+          <w:rPr>
+            <w:noProof/>
+          </w:rPr>
+          <w:t>2</w:t>
+        </w:r>
+      </w:fldSimple>
       <w:r>
         <w:t xml:space="preserve"> – Diagrama de classes </w:t>
       </w:r>
@@ -7184,21 +7084,21 @@
         </w:rPr>
         <w:t>do....</w:t>
       </w:r>
+      <w:bookmarkEnd w:id="16"/>
       <w:bookmarkEnd w:id="17"/>
-      <w:bookmarkEnd w:id="18"/>
     </w:p>
     <w:p/>
     <w:p>
       <w:pPr>
         <w:pStyle w:val="Ttulo1"/>
       </w:pPr>
-      <w:bookmarkStart w:id="19" w:name="_Toc227748426"/>
+      <w:bookmarkStart w:id="18" w:name="_Toc227748426"/>
       <w:proofErr w:type="spellStart"/>
       <w:r>
         <w:lastRenderedPageBreak/>
         <w:t>Scrum</w:t>
       </w:r>
-      <w:bookmarkEnd w:id="19"/>
+      <w:bookmarkEnd w:id="18"/>
       <w:proofErr w:type="spellEnd"/>
     </w:p>
     <w:p>
@@ -7214,7 +7114,7 @@
       <w:pPr>
         <w:pStyle w:val="Ttulo2"/>
       </w:pPr>
-      <w:bookmarkStart w:id="20" w:name="_Toc227748427"/>
+      <w:bookmarkStart w:id="19" w:name="_Toc227748427"/>
       <w:r>
         <w:t xml:space="preserve">Aplicação do </w:t>
       </w:r>
@@ -7226,7 +7126,7 @@
       <w:r>
         <w:t xml:space="preserve"> ao Projeto</w:t>
       </w:r>
-      <w:bookmarkEnd w:id="20"/>
+      <w:bookmarkEnd w:id="19"/>
     </w:p>
     <w:p>
       <w:pPr>
@@ -7518,7 +7418,7 @@
       <w:pPr>
         <w:pStyle w:val="Ttulo2"/>
       </w:pPr>
-      <w:bookmarkStart w:id="21" w:name="_Toc227748428"/>
+      <w:bookmarkStart w:id="20" w:name="_Toc227748428"/>
       <w:proofErr w:type="spellStart"/>
       <w:r>
         <w:t>Stakeholders</w:t>
@@ -7535,7 +7435,7 @@
       <w:r>
         <w:t xml:space="preserve"> Team</w:t>
       </w:r>
-      <w:bookmarkEnd w:id="21"/>
+      <w:bookmarkEnd w:id="20"/>
     </w:p>
     <w:p>
       <w:r>
@@ -7580,31 +7480,18 @@
         <w:keepNext/>
         <w:jc w:val="center"/>
       </w:pPr>
-      <w:bookmarkStart w:id="22" w:name="_Toc227746395"/>
+      <w:bookmarkStart w:id="21" w:name="_Toc227746395"/>
       <w:r>
         <w:t xml:space="preserve">Tabela </w:t>
       </w:r>
-      <w:r>
-        <w:fldChar w:fldCharType="begin"/>
-      </w:r>
-      <w:r>
-        <w:instrText xml:space="preserve"> SEQ Tabela \* ARABIC </w:instrText>
-      </w:r>
-      <w:r>
-        <w:fldChar w:fldCharType="separate"/>
-      </w:r>
-      <w:r>
-        <w:rPr>
-          <w:noProof/>
-        </w:rPr>
-        <w:t>5</w:t>
-      </w:r>
-      <w:r>
-        <w:rPr>
-          <w:noProof/>
-        </w:rPr>
-        <w:fldChar w:fldCharType="end"/>
-      </w:r>
+      <w:fldSimple w:instr=" SEQ Tabela \* ARABIC ">
+        <w:r>
+          <w:rPr>
+            <w:noProof/>
+          </w:rPr>
+          <w:t>5</w:t>
+        </w:r>
+      </w:fldSimple>
       <w:r>
         <w:t xml:space="preserve"> – Identificação e funções dos </w:t>
       </w:r>
@@ -7624,7 +7511,7 @@
       <w:r>
         <w:t xml:space="preserve"> Team</w:t>
       </w:r>
-      <w:bookmarkEnd w:id="22"/>
+      <w:bookmarkEnd w:id="21"/>
     </w:p>
     <w:tbl>
       <w:tblPr>
@@ -7830,8 +7717,13 @@
             </w:r>
             <w:proofErr w:type="spellEnd"/>
             <w:r>
-              <w:t xml:space="preserve"> Master</w:t>
-            </w:r>
+              <w:t xml:space="preserve"> </w:t>
+            </w:r>
+            <w:proofErr w:type="spellStart"/>
+            <w:r>
+              <w:t>Master</w:t>
+            </w:r>
+            <w:proofErr w:type="spellEnd"/>
           </w:p>
         </w:tc>
         <w:tc>
@@ -8077,20 +7969,15 @@
       <w:pPr>
         <w:pStyle w:val="Ttulo2"/>
       </w:pPr>
-      <w:bookmarkStart w:id="23" w:name="_Toc227748429"/>
+      <w:bookmarkStart w:id="22" w:name="_Toc227748429"/>
+      <w:r>
+        <w:t xml:space="preserve">User </w:t>
+      </w:r>
       <w:proofErr w:type="spellStart"/>
       <w:r>
-        <w:t>User</w:t>
-      </w:r>
-      <w:proofErr w:type="spellEnd"/>
-      <w:r>
-        <w:t xml:space="preserve"> </w:t>
-      </w:r>
-      <w:proofErr w:type="spellStart"/>
-      <w:r>
         <w:t>Stories</w:t>
       </w:r>
-      <w:bookmarkEnd w:id="23"/>
+      <w:bookmarkEnd w:id="22"/>
       <w:proofErr w:type="spellEnd"/>
     </w:p>
     <w:p>
@@ -8104,21 +7991,7 @@
         <w:rPr>
           <w:highlight w:val="yellow"/>
         </w:rPr>
-        <w:t xml:space="preserve">especificados os requisitos funcionais do ponto de vista do utilizador sob forma de </w:t>
-      </w:r>
-      <w:proofErr w:type="spellStart"/>
-      <w:r>
-        <w:rPr>
-          <w:highlight w:val="yellow"/>
-        </w:rPr>
-        <w:t>User</w:t>
-      </w:r>
-      <w:proofErr w:type="spellEnd"/>
-      <w:r>
-        <w:rPr>
-          <w:highlight w:val="yellow"/>
-        </w:rPr>
-        <w:t xml:space="preserve"> </w:t>
+        <w:t xml:space="preserve">especificados os requisitos funcionais do ponto de vista do utilizador sob forma de User </w:t>
       </w:r>
       <w:proofErr w:type="spellStart"/>
       <w:r>
@@ -8817,7 +8690,21 @@
                 <w:b w:val="0"/>
                 <w:bCs w:val="0"/>
               </w:rPr>
-              <w:t xml:space="preserve">US – </w:t>
+              <w:t>US</w:t>
+            </w:r>
+            <w:r>
+              <w:rPr>
+                <w:b w:val="0"/>
+                <w:bCs w:val="0"/>
+              </w:rPr>
+              <w:t>3</w:t>
+            </w:r>
+            <w:r>
+              <w:rPr>
+                <w:b w:val="0"/>
+                <w:bCs w:val="0"/>
+              </w:rPr>
+              <w:t xml:space="preserve"> – </w:t>
             </w:r>
             <w:r>
               <w:rPr>
@@ -8965,6 +8852,13 @@
                 <w:b w:val="0"/>
                 <w:bCs w:val="0"/>
               </w:rPr>
+              <w:t>4</w:t>
+            </w:r>
+            <w:r>
+              <w:rPr>
+                <w:b w:val="0"/>
+                <w:bCs w:val="0"/>
+              </w:rPr>
               <w:t xml:space="preserve"> – Criar lista de compras</w:t>
             </w:r>
           </w:p>
@@ -9106,6 +9000,13 @@
                 <w:b w:val="0"/>
                 <w:bCs w:val="0"/>
               </w:rPr>
+              <w:t>5</w:t>
+            </w:r>
+            <w:r>
+              <w:rPr>
+                <w:b w:val="0"/>
+                <w:bCs w:val="0"/>
+              </w:rPr>
               <w:t xml:space="preserve"> – Editar lista de compras</w:t>
             </w:r>
           </w:p>
@@ -9229,6 +9130,13 @@
                 <w:bCs w:val="0"/>
               </w:rPr>
               <w:t>US</w:t>
+            </w:r>
+            <w:r>
+              <w:rPr>
+                <w:b w:val="0"/>
+                <w:bCs w:val="0"/>
+              </w:rPr>
+              <w:t>6</w:t>
             </w:r>
             <w:r>
               <w:rPr>
@@ -9406,11 +9314,11 @@
       <w:pPr>
         <w:pStyle w:val="Ttulo2"/>
       </w:pPr>
-      <w:bookmarkStart w:id="24" w:name="_Toc227748430"/>
+      <w:bookmarkStart w:id="23" w:name="_Toc227748430"/>
       <w:r>
         <w:t>Execução do projeto</w:t>
       </w:r>
-      <w:bookmarkEnd w:id="24"/>
+      <w:bookmarkEnd w:id="23"/>
     </w:p>
     <w:p>
       <w:pPr>
@@ -9694,21 +9602,7 @@
         <w:rPr>
           <w:highlight w:val="yellow"/>
         </w:rPr>
-        <w:t xml:space="preserve"> ou Bug. </w:t>
-      </w:r>
-      <w:proofErr w:type="spellStart"/>
-      <w:r>
-        <w:rPr>
-          <w:highlight w:val="yellow"/>
-        </w:rPr>
-        <w:t>User</w:t>
-      </w:r>
-      <w:proofErr w:type="spellEnd"/>
-      <w:r>
-        <w:rPr>
-          <w:highlight w:val="yellow"/>
-        </w:rPr>
-        <w:t xml:space="preserve"> </w:t>
+        <w:t xml:space="preserve"> ou Bug. User </w:t>
       </w:r>
       <w:proofErr w:type="spellStart"/>
       <w:r>
@@ -9798,7 +9692,7 @@
       <w:pPr>
         <w:pStyle w:val="Ttulo3"/>
       </w:pPr>
-      <w:bookmarkStart w:id="25" w:name="_Toc227748431"/>
+      <w:bookmarkStart w:id="24" w:name="_Toc227748431"/>
       <w:r>
         <w:t>Sprint 1 (</w:t>
       </w:r>
@@ -9829,7 +9723,7 @@
       <w:r>
         <w:t>)</w:t>
       </w:r>
-      <w:bookmarkEnd w:id="25"/>
+      <w:bookmarkEnd w:id="24"/>
     </w:p>
     <w:p>
       <w:r>
@@ -10205,45 +10099,6 @@
               </w:rPr>
               <w:t xml:space="preserve">: </w:t>
             </w:r>
-            <w:r>
-              <w:rPr>
-                <w:b w:val="0"/>
-                <w:bCs w:val="0"/>
-              </w:rPr>
-              <w:t xml:space="preserve">Criar projeto </w:t>
-            </w:r>
-            <w:proofErr w:type="spellStart"/>
-            <w:r>
-              <w:rPr>
-                <w:b w:val="0"/>
-                <w:bCs w:val="0"/>
-              </w:rPr>
-              <w:t>Github</w:t>
-            </w:r>
-            <w:proofErr w:type="spellEnd"/>
-            <w:r>
-              <w:rPr>
-                <w:b w:val="0"/>
-                <w:bCs w:val="0"/>
-              </w:rPr>
-              <w:t xml:space="preserve">, Analisar Concorrencial </w:t>
-            </w:r>
-            <w:proofErr w:type="spellStart"/>
-            <w:r>
-              <w:rPr>
-                <w:b w:val="0"/>
-                <w:bCs w:val="0"/>
-              </w:rPr>
-              <w:t>Listonic</w:t>
-            </w:r>
-            <w:proofErr w:type="spellEnd"/>
-            <w:r>
-              <w:rPr>
-                <w:b w:val="0"/>
-                <w:bCs w:val="0"/>
-              </w:rPr>
-              <w:t xml:space="preserve">, </w:t>
-            </w:r>
           </w:p>
           <w:p>
             <w:pPr>
@@ -10274,13 +10129,20 @@
               </w:rPr>
               <w:t xml:space="preserve">: </w:t>
             </w:r>
+            <w:r>
+              <w:rPr>
+                <w:b w:val="0"/>
+                <w:bCs w:val="0"/>
+              </w:rPr>
+              <w:t xml:space="preserve">Criar projeto </w:t>
+            </w:r>
             <w:proofErr w:type="spellStart"/>
             <w:r>
               <w:rPr>
                 <w:b w:val="0"/>
                 <w:bCs w:val="0"/>
               </w:rPr>
-              <w:t>User</w:t>
+              <w:t>Github</w:t>
             </w:r>
             <w:proofErr w:type="spellEnd"/>
             <w:r>
@@ -10288,7 +10150,7 @@
                 <w:b w:val="0"/>
                 <w:bCs w:val="0"/>
               </w:rPr>
-              <w:t xml:space="preserve"> </w:t>
+              <w:t xml:space="preserve">, Analisar Concorrencial </w:t>
             </w:r>
             <w:proofErr w:type="spellStart"/>
             <w:r>
@@ -10296,6 +10158,29 @@
                 <w:b w:val="0"/>
                 <w:bCs w:val="0"/>
               </w:rPr>
+              <w:t>Listonic</w:t>
+            </w:r>
+            <w:proofErr w:type="spellEnd"/>
+            <w:r>
+              <w:rPr>
+                <w:b w:val="0"/>
+                <w:bCs w:val="0"/>
+              </w:rPr>
+              <w:t xml:space="preserve">, </w:t>
+            </w:r>
+            <w:r>
+              <w:rPr>
+                <w:b w:val="0"/>
+                <w:bCs w:val="0"/>
+              </w:rPr>
+              <w:t xml:space="preserve">User </w:t>
+            </w:r>
+            <w:proofErr w:type="spellStart"/>
+            <w:r>
+              <w:rPr>
+                <w:b w:val="0"/>
+                <w:bCs w:val="0"/>
+              </w:rPr>
               <w:t>Stories</w:t>
             </w:r>
             <w:proofErr w:type="spellEnd"/>
@@ -10304,7 +10189,7 @@
                 <w:b w:val="0"/>
                 <w:bCs w:val="0"/>
               </w:rPr>
-              <w:t xml:space="preserve">, Aplicação </w:t>
+              <w:t xml:space="preserve">, </w:t>
             </w:r>
             <w:proofErr w:type="spellStart"/>
             <w:r>
@@ -10312,7 +10197,7 @@
                 <w:b w:val="0"/>
                 <w:bCs w:val="0"/>
               </w:rPr>
-              <w:t>Scrum</w:t>
+              <w:t>mockups</w:t>
             </w:r>
             <w:proofErr w:type="spellEnd"/>
             <w:r>
@@ -10328,7 +10213,7 @@
                 <w:b w:val="0"/>
                 <w:bCs w:val="0"/>
               </w:rPr>
-              <w:t>mockups</w:t>
+              <w:t>wireframe</w:t>
             </w:r>
             <w:proofErr w:type="spellEnd"/>
             <w:r>
@@ -10336,7 +10221,7 @@
                 <w:b w:val="0"/>
                 <w:bCs w:val="0"/>
               </w:rPr>
-              <w:t>, wireframe</w:t>
+              <w:t>. Aplicação SCRUM.</w:t>
             </w:r>
           </w:p>
           <w:p>
@@ -10448,7 +10333,7 @@
                 <w:b w:val="0"/>
                 <w:bCs w:val="0"/>
               </w:rPr>
-              <w:t>:</w:t>
+              <w:t xml:space="preserve"> </w:t>
             </w:r>
           </w:p>
           <w:p>
@@ -10665,22 +10550,7 @@
               <w:cnfStyle w:val="000000100000" w:firstRow="0" w:lastRow="0" w:firstColumn="0" w:lastColumn="0" w:oddVBand="0" w:evenVBand="0" w:oddHBand="1" w:evenHBand="0" w:firstRowFirstColumn="0" w:firstRowLastColumn="0" w:lastRowFirstColumn="0" w:lastRowLastColumn="0"/>
             </w:pPr>
             <w:r>
-              <w:rPr>
-                <w:highlight w:val="yellow"/>
-              </w:rPr>
-              <w:t>&lt;</w:t>
-            </w:r>
-            <w:r>
-              <w:rPr>
-                <w:highlight w:val="yellow"/>
-              </w:rPr>
-              <w:t>1 de Maio de 20xx</w:t>
-            </w:r>
-            <w:r>
-              <w:rPr>
-                <w:highlight w:val="yellow"/>
-              </w:rPr>
-              <w:t>&gt;</w:t>
+              <w:t>14 de Maio de 2026</w:t>
             </w:r>
           </w:p>
         </w:tc>
@@ -10701,10 +10571,7 @@
               </w:rPr>
             </w:pPr>
             <w:r>
-              <w:rPr>
-                <w:highlight w:val="yellow"/>
-              </w:rPr>
-              <w:t>&lt;nome do membro 1 da equipa&gt;</w:t>
+              <w:t>Kelly Ferreira</w:t>
             </w:r>
           </w:p>
           <w:p>
@@ -10736,6 +10603,77 @@
               </w:rPr>
               <w:t xml:space="preserve">: </w:t>
             </w:r>
+            <w:r>
+              <w:rPr>
+                <w:b w:val="0"/>
+                <w:bCs w:val="0"/>
+              </w:rPr>
+              <w:t xml:space="preserve">Criar projeto </w:t>
+            </w:r>
+            <w:proofErr w:type="spellStart"/>
+            <w:r>
+              <w:rPr>
+                <w:b w:val="0"/>
+                <w:bCs w:val="0"/>
+              </w:rPr>
+              <w:t>Github</w:t>
+            </w:r>
+            <w:proofErr w:type="spellEnd"/>
+            <w:r>
+              <w:rPr>
+                <w:b w:val="0"/>
+                <w:bCs w:val="0"/>
+              </w:rPr>
+              <w:t xml:space="preserve">, Analisar Concorrencial Listonic, </w:t>
+            </w:r>
+            <w:proofErr w:type="spellStart"/>
+            <w:r>
+              <w:rPr>
+                <w:b w:val="0"/>
+                <w:bCs w:val="0"/>
+              </w:rPr>
+              <w:t>User Stories</w:t>
+            </w:r>
+            <w:proofErr w:type="spellEnd"/>
+            <w:r>
+              <w:rPr>
+                <w:b w:val="0"/>
+                <w:bCs w:val="0"/>
+              </w:rPr>
+              <w:t xml:space="preserve">, </w:t>
+            </w:r>
+            <w:proofErr w:type="spellStart"/>
+            <w:r>
+              <w:rPr>
+                <w:b w:val="0"/>
+                <w:bCs w:val="0"/>
+              </w:rPr>
+              <w:t>mockups</w:t>
+            </w:r>
+            <w:proofErr w:type="spellEnd"/>
+            <w:r>
+              <w:rPr>
+                <w:b w:val="0"/>
+                <w:bCs w:val="0"/>
+              </w:rPr>
+              <w:t xml:space="preserve">, </w:t>
+            </w:r>
+            <w:proofErr w:type="spellStart"/>
+            <w:r>
+              <w:rPr>
+                <w:b w:val="0"/>
+                <w:bCs w:val="0"/>
+              </w:rPr>
+              <w:t>wireframe</w:t>
+            </w:r>
+            <w:proofErr w:type="spellEnd"/>
+            <w:r>
+              <w:rPr>
+                <w:b w:val="0"/>
+                <w:bCs w:val="0"/>
+              </w:rPr>
+              <w:t>. Aplicação SCRUM.</w:t>
+            </w:r>
           </w:p>
           <w:p>
             <w:pPr>
@@ -10759,12 +10697,67 @@
               </w:rPr>
               <w:t>O que vai fazer esta semana</w:t>
             </w:r>
+            <w:proofErr w:type="gramStart"/>
             <w:r>
               <w:rPr>
                 <w:b w:val="0"/>
                 <w:bCs w:val="0"/>
               </w:rPr>
               <w:t xml:space="preserve">: </w:t>
+            </w:r>
+            <w:r>
+              <w:rPr>
+                <w:b w:val="0"/>
+                <w:bCs w:val="0"/>
+              </w:rPr>
+              <w:t>:</w:t>
+            </w:r>
+            <w:proofErr w:type="gramEnd"/>
+            <w:r>
+              <w:rPr>
+                <w:b w:val="0"/>
+                <w:bCs w:val="0"/>
+              </w:rPr>
+              <w:t xml:space="preserve"> </w:t>
+            </w:r>
+            <w:proofErr w:type="spellStart"/>
+            <w:r>
+              <w:rPr>
+                <w:b w:val="0"/>
+                <w:bCs w:val="0"/>
+              </w:rPr>
+              <w:t>Mockups</w:t>
+            </w:r>
+            <w:proofErr w:type="spellEnd"/>
+            <w:r>
+              <w:rPr>
+                <w:b w:val="0"/>
+                <w:bCs w:val="0"/>
+              </w:rPr>
+              <w:t>,</w:t>
+            </w:r>
+            <w:r>
+              <w:rPr>
+                <w:b w:val="0"/>
+                <w:bCs w:val="0"/>
+              </w:rPr>
+              <w:t xml:space="preserve"> desenvolvimento de User </w:t>
+            </w:r>
+            <w:proofErr w:type="spellStart"/>
+            <w:r>
+              <w:rPr>
+                <w:b w:val="0"/>
+                <w:bCs w:val="0"/>
+              </w:rPr>
+              <w:t>Story</w:t>
+            </w:r>
+            <w:proofErr w:type="spellEnd"/>
+            <w:r>
+              <w:rPr>
+                <w:b w:val="0"/>
+                <w:bCs w:val="0"/>
+              </w:rPr>
+              <w:t xml:space="preserve"> 1.</w:t>
             </w:r>
           </w:p>
           <w:p>
@@ -10796,6 +10789,36 @@
               </w:rPr>
               <w:t>:</w:t>
             </w:r>
+            <w:r>
+              <w:rPr>
+                <w:b w:val="0"/>
+                <w:bCs w:val="0"/>
+              </w:rPr>
+              <w:t xml:space="preserve"> D</w:t>
+            </w:r>
+            <w:r>
+              <w:rPr>
+                <w:b w:val="0"/>
+                <w:bCs w:val="0"/>
+              </w:rPr>
+              <w:t xml:space="preserve">esenvolvimento de User </w:t>
+            </w:r>
+            <w:proofErr w:type="spellStart"/>
+            <w:r>
+              <w:rPr>
+                <w:b w:val="0"/>
+                <w:bCs w:val="0"/>
+              </w:rPr>
+              <w:t>Story</w:t>
+            </w:r>
+            <w:proofErr w:type="spellEnd"/>
+            <w:r>
+              <w:rPr>
+                <w:b w:val="0"/>
+                <w:bCs w:val="0"/>
+              </w:rPr>
+              <w:t xml:space="preserve"> 1.</w:t>
+            </w:r>
           </w:p>
           <w:p>
             <w:pPr>
@@ -10892,6 +10915,7 @@
                 <w:bCs w:val="0"/>
                 <w:u w:val="single"/>
               </w:rPr>
+              <w:lastRenderedPageBreak/>
               <w:t>Dificuldades que prevê</w:t>
             </w:r>
             <w:r>
@@ -10914,7 +10938,6 @@
               <w:rPr>
                 <w:highlight w:val="yellow"/>
               </w:rPr>
-              <w:lastRenderedPageBreak/>
               <w:t>&lt;nome do membro 3 da equipa&gt;</w:t>
             </w:r>
           </w:p>
@@ -11405,7 +11428,7 @@
       <w:pPr>
         <w:pStyle w:val="Ttulo3"/>
       </w:pPr>
-      <w:bookmarkStart w:id="26" w:name="_Toc227748432"/>
+      <w:bookmarkStart w:id="25" w:name="_Toc227748432"/>
       <w:r>
         <w:t>Sprint 2 (</w:t>
       </w:r>
@@ -11436,7 +11459,7 @@
       <w:r>
         <w:t>)</w:t>
       </w:r>
-      <w:bookmarkEnd w:id="26"/>
+      <w:bookmarkEnd w:id="25"/>
     </w:p>
     <w:p>
       <w:r>
@@ -12870,7 +12893,7 @@
       <w:pPr>
         <w:pStyle w:val="Ttulo3"/>
       </w:pPr>
-      <w:bookmarkStart w:id="27" w:name="_Toc227748433"/>
+      <w:bookmarkStart w:id="26" w:name="_Toc227748433"/>
       <w:r>
         <w:t>Sprint 3 (</w:t>
       </w:r>
@@ -12901,7 +12924,7 @@
       <w:r>
         <w:t>)</w:t>
       </w:r>
-      <w:bookmarkEnd w:id="27"/>
+      <w:bookmarkEnd w:id="26"/>
     </w:p>
     <w:p>
       <w:r>
@@ -14330,7 +14353,7 @@
       <w:pPr>
         <w:pStyle w:val="Ttulo2"/>
       </w:pPr>
-      <w:bookmarkStart w:id="28" w:name="_Toc227748434"/>
+      <w:bookmarkStart w:id="27" w:name="_Toc227748434"/>
       <w:proofErr w:type="spellStart"/>
       <w:r>
         <w:rPr>
@@ -14359,7 +14382,7 @@
       <w:r>
         <w:t xml:space="preserve"> do Projeto</w:t>
       </w:r>
-      <w:bookmarkEnd w:id="28"/>
+      <w:bookmarkEnd w:id="27"/>
     </w:p>
     <w:p>
       <w:r>
@@ -15057,7 +15080,7 @@
       <w:pPr>
         <w:pStyle w:val="Ttulo1"/>
       </w:pPr>
-      <w:bookmarkStart w:id="29" w:name="_Toc227748435"/>
+      <w:bookmarkStart w:id="28" w:name="_Toc227748435"/>
       <w:r>
         <w:lastRenderedPageBreak/>
         <w:t>Conclus</w:t>
@@ -15065,7 +15088,7 @@
       <w:r>
         <w:t>ão</w:t>
       </w:r>
-      <w:bookmarkEnd w:id="29"/>
+      <w:bookmarkEnd w:id="28"/>
     </w:p>
     <w:p>
       <w:pPr>
@@ -15398,7 +15421,7 @@
 </file>
 
 <file path=word/endnotes.xml><?xml version="1.0" encoding="utf-8"?>
-<w:endnotes xmlns:wpc="http://schemas.microsoft.com/office/word/2010/wordprocessingCanvas" xmlns:cx="http://schemas.microsoft.com/office/drawing/2014/chartex" xmlns:cx1="http://schemas.microsoft.com/office/drawing/2015/9/8/chartex" xmlns:cx2="http://schemas.microsoft.com/office/drawing/2015/10/21/chartex" xmlns:cx3="http://schemas.microsoft.com/office/drawing/2016/5/9/chartex" xmlns:cx4="http://schemas.microsoft.com/office/drawing/2016/5/10/chartex" xmlns:cx5="http://schemas.microsoft.com/office/drawing/2016/5/11/chartex" xmlns:cx6="http://schemas.microsoft.com/office/drawing/2016/5/12/chartex" xmlns:cx7="http://schemas.microsoft.com/office/drawing/2016/5/13/chartex" xmlns:cx8="http://schemas.microsoft.com/office/drawing/2016/5/14/chartex" xmlns:mc="http://schemas.openxmlformats.org/markup-compatibility/2006" xmlns:aink="http://schemas.microsoft.com/office/drawing/2016/ink" xmlns:am3d="http://schemas.microsoft.com/office/drawing/2017/model3d" xmlns:o="urn:schemas-microsoft-com:office:office" xmlns:oel="http://schemas.microsoft.com/office/2019/extlst" xmlns:r="http://schemas.openxmlformats.org/officeDocument/2006/relationships" xmlns:m="http://schemas.openxmlformats.org/officeDocument/2006/math" xmlns:v="urn:schemas-microsoft-com:vml" xmlns:wp14="http://schemas.microsoft.com/office/word/2010/wordprocessingDrawing" xmlns:wp="http://schemas.openxmlformats.org/drawingml/2006/wordprocessingDrawing" xmlns:w10="urn:schemas-microsoft-com:office:word" xmlns:w="http://schemas.openxmlformats.org/wordprocessingml/2006/main" xmlns:w14="http://schemas.microsoft.com/office/word/2010/wordml" xmlns:w15="http://schemas.microsoft.com/office/word/2012/wordml" xmlns:w16cex="http://schemas.microsoft.com/office/word/2018/wordml/cex" xmlns:w16cid="http://schemas.microsoft.com/office/word/2016/wordml/cid" xmlns:w16="http://schemas.microsoft.com/office/word/2018/wordml" xmlns:w16sdtdh="http://schemas.microsoft.com/office/word/2020/wordml/sdtdatahash" xmlns:w16se="http://schemas.microsoft.com/office/word/2015/wordml/symex" xmlns:wpg="http://schemas.microsoft.com/office/word/2010/wordprocessingGroup" xmlns:wpi="http://schemas.microsoft.com/office/word/2010/wordprocessingInk" xmlns:wne="http://schemas.microsoft.com/office/word/2006/wordml" xmlns:wps="http://schemas.microsoft.com/office/word/2010/wordprocessingShape" mc:Ignorable="w14 w15 w16se w16cid w16 w16cex w16sdtdh wp14">
+<w:endnotes xmlns:wpc="http://schemas.microsoft.com/office/word/2010/wordprocessingCanvas" xmlns:cx="http://schemas.microsoft.com/office/drawing/2014/chartex" xmlns:cx1="http://schemas.microsoft.com/office/drawing/2015/9/8/chartex" xmlns:cx2="http://schemas.microsoft.com/office/drawing/2015/10/21/chartex" xmlns:cx3="http://schemas.microsoft.com/office/drawing/2016/5/9/chartex" xmlns:cx4="http://schemas.microsoft.com/office/drawing/2016/5/10/chartex" xmlns:cx5="http://schemas.microsoft.com/office/drawing/2016/5/11/chartex" xmlns:cx6="http://schemas.microsoft.com/office/drawing/2016/5/12/chartex" xmlns:cx7="http://schemas.microsoft.com/office/drawing/2016/5/13/chartex" xmlns:cx8="http://schemas.microsoft.com/office/drawing/2016/5/14/chartex" xmlns:mc="http://schemas.openxmlformats.org/markup-compatibility/2006" xmlns:aink="http://schemas.microsoft.com/office/drawing/2016/ink" xmlns:am3d="http://schemas.microsoft.com/office/drawing/2017/model3d" xmlns:o="urn:schemas-microsoft-com:office:office" xmlns:oel="http://schemas.microsoft.com/office/2019/extlst" xmlns:r="http://schemas.openxmlformats.org/officeDocument/2006/relationships" xmlns:m="http://schemas.openxmlformats.org/officeDocument/2006/math" xmlns:v="urn:schemas-microsoft-com:vml" xmlns:wp14="http://schemas.microsoft.com/office/word/2010/wordprocessingDrawing" xmlns:wp="http://schemas.openxmlformats.org/drawingml/2006/wordprocessingDrawing" xmlns:w10="urn:schemas-microsoft-com:office:word" xmlns:w="http://schemas.openxmlformats.org/wordprocessingml/2006/main" xmlns:w14="http://schemas.microsoft.com/office/word/2010/wordml" xmlns:w15="http://schemas.microsoft.com/office/word/2012/wordml" xmlns:w16cex="http://schemas.microsoft.com/office/word/2018/wordml/cex" xmlns:w16cid="http://schemas.microsoft.com/office/word/2016/wordml/cid" xmlns:w16="http://schemas.microsoft.com/office/word/2018/wordml" xmlns:w16du="http://schemas.microsoft.com/office/word/2023/wordml/word16du" xmlns:w16sdtdh="http://schemas.microsoft.com/office/word/2020/wordml/sdtdatahash" xmlns:w16sdtfl="http://schemas.microsoft.com/office/word/2024/wordml/sdtformatlock" xmlns:w16se="http://schemas.microsoft.com/office/word/2015/wordml/symex" xmlns:wpg="http://schemas.microsoft.com/office/word/2010/wordprocessingGroup" xmlns:wpi="http://schemas.microsoft.com/office/word/2010/wordprocessingInk" xmlns:wne="http://schemas.microsoft.com/office/word/2006/wordml" xmlns:wps="http://schemas.microsoft.com/office/word/2010/wordprocessingShape" mc:Ignorable="w14 w15 w16se w16cid w16 w16cex w16sdtdh w16sdtfl w16du wp14">
   <w:endnote w:type="separator" w:id="-1">
     <w:p>
       <w:r>
@@ -15417,7 +15440,7 @@
 </file>
 
 <file path=word/footer1.xml><?xml version="1.0" encoding="utf-8"?>
-<w:ftr xmlns:wpc="http://schemas.microsoft.com/office/word/2010/wordprocessingCanvas" xmlns:cx="http://schemas.microsoft.com/office/drawing/2014/chartex" xmlns:cx1="http://schemas.microsoft.com/office/drawing/2015/9/8/chartex" xmlns:cx2="http://schemas.microsoft.com/office/drawing/2015/10/21/chartex" xmlns:cx3="http://schemas.microsoft.com/office/drawing/2016/5/9/chartex" xmlns:cx4="http://schemas.microsoft.com/office/drawing/2016/5/10/chartex" xmlns:cx5="http://schemas.microsoft.com/office/drawing/2016/5/11/chartex" xmlns:cx6="http://schemas.microsoft.com/office/drawing/2016/5/12/chartex" xmlns:cx7="http://schemas.microsoft.com/office/drawing/2016/5/13/chartex" xmlns:cx8="http://schemas.microsoft.com/office/drawing/2016/5/14/chartex" xmlns:mc="http://schemas.openxmlformats.org/markup-compatibility/2006" xmlns:aink="http://schemas.microsoft.com/office/drawing/2016/ink" xmlns:am3d="http://schemas.microsoft.com/office/drawing/2017/model3d" xmlns:o="urn:schemas-microsoft-com:office:office" xmlns:oel="http://schemas.microsoft.com/office/2019/extlst" xmlns:r="http://schemas.openxmlformats.org/officeDocument/2006/relationships" xmlns:m="http://schemas.openxmlformats.org/officeDocument/2006/math" xmlns:v="urn:schemas-microsoft-com:vml" xmlns:wp14="http://schemas.microsoft.com/office/word/2010/wordprocessingDrawing" xmlns:wp="http://schemas.openxmlformats.org/drawingml/2006/wordprocessingDrawing" xmlns:w10="urn:schemas-microsoft-com:office:word" xmlns:w="http://schemas.openxmlformats.org/wordprocessingml/2006/main" xmlns:w14="http://schemas.microsoft.com/office/word/2010/wordml" xmlns:w15="http://schemas.microsoft.com/office/word/2012/wordml" xmlns:w16cex="http://schemas.microsoft.com/office/word/2018/wordml/cex" xmlns:w16cid="http://schemas.microsoft.com/office/word/2016/wordml/cid" xmlns:w16="http://schemas.microsoft.com/office/word/2018/wordml" xmlns:w16sdtdh="http://schemas.microsoft.com/office/word/2020/wordml/sdtdatahash" xmlns:w16se="http://schemas.microsoft.com/office/word/2015/wordml/symex" xmlns:wpg="http://schemas.microsoft.com/office/word/2010/wordprocessingGroup" xmlns:wpi="http://schemas.microsoft.com/office/word/2010/wordprocessingInk" xmlns:wne="http://schemas.microsoft.com/office/word/2006/wordml" xmlns:wps="http://schemas.microsoft.com/office/word/2010/wordprocessingShape" mc:Ignorable="w14 w15 w16se w16cid w16 w16cex w16sdtdh wp14">
+<w:ftr xmlns:wpc="http://schemas.microsoft.com/office/word/2010/wordprocessingCanvas" xmlns:cx="http://schemas.microsoft.com/office/drawing/2014/chartex" xmlns:cx1="http://schemas.microsoft.com/office/drawing/2015/9/8/chartex" xmlns:cx2="http://schemas.microsoft.com/office/drawing/2015/10/21/chartex" xmlns:cx3="http://schemas.microsoft.com/office/drawing/2016/5/9/chartex" xmlns:cx4="http://schemas.microsoft.com/office/drawing/2016/5/10/chartex" xmlns:cx5="http://schemas.microsoft.com/office/drawing/2016/5/11/chartex" xmlns:cx6="http://schemas.microsoft.com/office/drawing/2016/5/12/chartex" xmlns:cx7="http://schemas.microsoft.com/office/drawing/2016/5/13/chartex" xmlns:cx8="http://schemas.microsoft.com/office/drawing/2016/5/14/chartex" xmlns:mc="http://schemas.openxmlformats.org/markup-compatibility/2006" xmlns:aink="http://schemas.microsoft.com/office/drawing/2016/ink" xmlns:am3d="http://schemas.microsoft.com/office/drawing/2017/model3d" xmlns:o="urn:schemas-microsoft-com:office:office" xmlns:oel="http://schemas.microsoft.com/office/2019/extlst" xmlns:r="http://schemas.openxmlformats.org/officeDocument/2006/relationships" xmlns:m="http://schemas.openxmlformats.org/officeDocument/2006/math" xmlns:v="urn:schemas-microsoft-com:vml" xmlns:wp14="http://schemas.microsoft.com/office/word/2010/wordprocessingDrawing" xmlns:wp="http://schemas.openxmlformats.org/drawingml/2006/wordprocessingDrawing" xmlns:w10="urn:schemas-microsoft-com:office:word" xmlns:w="http://schemas.openxmlformats.org/wordprocessingml/2006/main" xmlns:w14="http://schemas.microsoft.com/office/word/2010/wordml" xmlns:w15="http://schemas.microsoft.com/office/word/2012/wordml" xmlns:w16cex="http://schemas.microsoft.com/office/word/2018/wordml/cex" xmlns:w16cid="http://schemas.microsoft.com/office/word/2016/wordml/cid" xmlns:w16="http://schemas.microsoft.com/office/word/2018/wordml" xmlns:w16du="http://schemas.microsoft.com/office/word/2023/wordml/word16du" xmlns:w16sdtdh="http://schemas.microsoft.com/office/word/2020/wordml/sdtdatahash" xmlns:w16sdtfl="http://schemas.microsoft.com/office/word/2024/wordml/sdtformatlock" xmlns:w16se="http://schemas.microsoft.com/office/word/2015/wordml/symex" xmlns:wpg="http://schemas.microsoft.com/office/word/2010/wordprocessingGroup" xmlns:wpi="http://schemas.microsoft.com/office/word/2010/wordprocessingInk" xmlns:wne="http://schemas.microsoft.com/office/word/2006/wordml" xmlns:wps="http://schemas.microsoft.com/office/word/2010/wordprocessingShape" mc:Ignorable="w14 w15 w16se w16cid w16 w16cex w16sdtdh w16sdtfl w16du wp14">
   <w:p>
     <w:pPr>
       <w:pStyle w:val="Rodap"/>
@@ -15481,7 +15504,7 @@
 </file>
 
 <file path=word/footer2.xml><?xml version="1.0" encoding="utf-8"?>
-<w:ftr xmlns:wpc="http://schemas.microsoft.com/office/word/2010/wordprocessingCanvas" xmlns:cx="http://schemas.microsoft.com/office/drawing/2014/chartex" xmlns:cx1="http://schemas.microsoft.com/office/drawing/2015/9/8/chartex" xmlns:cx2="http://schemas.microsoft.com/office/drawing/2015/10/21/chartex" xmlns:cx3="http://schemas.microsoft.com/office/drawing/2016/5/9/chartex" xmlns:cx4="http://schemas.microsoft.com/office/drawing/2016/5/10/chartex" xmlns:cx5="http://schemas.microsoft.com/office/drawing/2016/5/11/chartex" xmlns:cx6="http://schemas.microsoft.com/office/drawing/2016/5/12/chartex" xmlns:cx7="http://schemas.microsoft.com/office/drawing/2016/5/13/chartex" xmlns:cx8="http://schemas.microsoft.com/office/drawing/2016/5/14/chartex" xmlns:mc="http://schemas.openxmlformats.org/markup-compatibility/2006" xmlns:aink="http://schemas.microsoft.com/office/drawing/2016/ink" xmlns:am3d="http://schemas.microsoft.com/office/drawing/2017/model3d" xmlns:o="urn:schemas-microsoft-com:office:office" xmlns:oel="http://schemas.microsoft.com/office/2019/extlst" xmlns:r="http://schemas.openxmlformats.org/officeDocument/2006/relationships" xmlns:m="http://schemas.openxmlformats.org/officeDocument/2006/math" xmlns:v="urn:schemas-microsoft-com:vml" xmlns:wp14="http://schemas.microsoft.com/office/word/2010/wordprocessingDrawing" xmlns:wp="http://schemas.openxmlformats.org/drawingml/2006/wordprocessingDrawing" xmlns:w10="urn:schemas-microsoft-com:office:word" xmlns:w="http://schemas.openxmlformats.org/wordprocessingml/2006/main" xmlns:w14="http://schemas.microsoft.com/office/word/2010/wordml" xmlns:w15="http://schemas.microsoft.com/office/word/2012/wordml" xmlns:w16cex="http://schemas.microsoft.com/office/word/2018/wordml/cex" xmlns:w16cid="http://schemas.microsoft.com/office/word/2016/wordml/cid" xmlns:w16="http://schemas.microsoft.com/office/word/2018/wordml" xmlns:w16sdtdh="http://schemas.microsoft.com/office/word/2020/wordml/sdtdatahash" xmlns:w16se="http://schemas.microsoft.com/office/word/2015/wordml/symex" xmlns:wpg="http://schemas.microsoft.com/office/word/2010/wordprocessingGroup" xmlns:wpi="http://schemas.microsoft.com/office/word/2010/wordprocessingInk" xmlns:wne="http://schemas.microsoft.com/office/word/2006/wordml" xmlns:wps="http://schemas.microsoft.com/office/word/2010/wordprocessingShape" mc:Ignorable="w14 w15 w16se w16cid w16 w16cex w16sdtdh wp14">
+<w:ftr xmlns:wpc="http://schemas.microsoft.com/office/word/2010/wordprocessingCanvas" xmlns:cx="http://schemas.microsoft.com/office/drawing/2014/chartex" xmlns:cx1="http://schemas.microsoft.com/office/drawing/2015/9/8/chartex" xmlns:cx2="http://schemas.microsoft.com/office/drawing/2015/10/21/chartex" xmlns:cx3="http://schemas.microsoft.com/office/drawing/2016/5/9/chartex" xmlns:cx4="http://schemas.microsoft.com/office/drawing/2016/5/10/chartex" xmlns:cx5="http://schemas.microsoft.com/office/drawing/2016/5/11/chartex" xmlns:cx6="http://schemas.microsoft.com/office/drawing/2016/5/12/chartex" xmlns:cx7="http://schemas.microsoft.com/office/drawing/2016/5/13/chartex" xmlns:cx8="http://schemas.microsoft.com/office/drawing/2016/5/14/chartex" xmlns:mc="http://schemas.openxmlformats.org/markup-compatibility/2006" xmlns:aink="http://schemas.microsoft.com/office/drawing/2016/ink" xmlns:am3d="http://schemas.microsoft.com/office/drawing/2017/model3d" xmlns:o="urn:schemas-microsoft-com:office:office" xmlns:oel="http://schemas.microsoft.com/office/2019/extlst" xmlns:r="http://schemas.openxmlformats.org/officeDocument/2006/relationships" xmlns:m="http://schemas.openxmlformats.org/officeDocument/2006/math" xmlns:v="urn:schemas-microsoft-com:vml" xmlns:wp14="http://schemas.microsoft.com/office/word/2010/wordprocessingDrawing" xmlns:wp="http://schemas.openxmlformats.org/drawingml/2006/wordprocessingDrawing" xmlns:w10="urn:schemas-microsoft-com:office:word" xmlns:w="http://schemas.openxmlformats.org/wordprocessingml/2006/main" xmlns:w14="http://schemas.microsoft.com/office/word/2010/wordml" xmlns:w15="http://schemas.microsoft.com/office/word/2012/wordml" xmlns:w16cex="http://schemas.microsoft.com/office/word/2018/wordml/cex" xmlns:w16cid="http://schemas.microsoft.com/office/word/2016/wordml/cid" xmlns:w16="http://schemas.microsoft.com/office/word/2018/wordml" xmlns:w16du="http://schemas.microsoft.com/office/word/2023/wordml/word16du" xmlns:w16sdtdh="http://schemas.microsoft.com/office/word/2020/wordml/sdtdatahash" xmlns:w16sdtfl="http://schemas.microsoft.com/office/word/2024/wordml/sdtformatlock" xmlns:w16se="http://schemas.microsoft.com/office/word/2015/wordml/symex" xmlns:wpg="http://schemas.microsoft.com/office/word/2010/wordprocessingGroup" xmlns:wpi="http://schemas.microsoft.com/office/word/2010/wordprocessingInk" xmlns:wne="http://schemas.microsoft.com/office/word/2006/wordml" xmlns:wps="http://schemas.microsoft.com/office/word/2010/wordprocessingShape" mc:Ignorable="w14 w15 w16se w16cid w16 w16cex w16sdtdh w16sdtfl w16du wp14">
   <w:sdt>
     <w:sdtPr>
       <w:id w:val="2071930181"/>
@@ -15667,7 +15690,7 @@
 </file>
 
 <file path=word/footnotes.xml><?xml version="1.0" encoding="utf-8"?>
-<w:footnotes xmlns:wpc="http://schemas.microsoft.com/office/word/2010/wordprocessingCanvas" xmlns:cx="http://schemas.microsoft.com/office/drawing/2014/chartex" xmlns:cx1="http://schemas.microsoft.com/office/drawing/2015/9/8/chartex" xmlns:cx2="http://schemas.microsoft.com/office/drawing/2015/10/21/chartex" xmlns:cx3="http://schemas.microsoft.com/office/drawing/2016/5/9/chartex" xmlns:cx4="http://schemas.microsoft.com/office/drawing/2016/5/10/chartex" xmlns:cx5="http://schemas.microsoft.com/office/drawing/2016/5/11/chartex" xmlns:cx6="http://schemas.microsoft.com/office/drawing/2016/5/12/chartex" xmlns:cx7="http://schemas.microsoft.com/office/drawing/2016/5/13/chartex" xmlns:cx8="http://schemas.microsoft.com/office/drawing/2016/5/14/chartex" xmlns:mc="http://schemas.openxmlformats.org/markup-compatibility/2006" xmlns:aink="http://schemas.microsoft.com/office/drawing/2016/ink" xmlns:am3d="http://schemas.microsoft.com/office/drawing/2017/model3d" xmlns:o="urn:schemas-microsoft-com:office:office" xmlns:oel="http://schemas.microsoft.com/office/2019/extlst" xmlns:r="http://schemas.openxmlformats.org/officeDocument/2006/relationships" xmlns:m="http://schemas.openxmlformats.org/officeDocument/2006/math" xmlns:v="urn:schemas-microsoft-com:vml" xmlns:wp14="http://schemas.microsoft.com/office/word/2010/wordprocessingDrawing" xmlns:wp="http://schemas.openxmlformats.org/drawingml/2006/wordprocessingDrawing" xmlns:w10="urn:schemas-microsoft-com:office:word" xmlns:w="http://schemas.openxmlformats.org/wordprocessingml/2006/main" xmlns:w14="http://schemas.microsoft.com/office/word/2010/wordml" xmlns:w15="http://schemas.microsoft.com/office/word/2012/wordml" xmlns:w16cex="http://schemas.microsoft.com/office/word/2018/wordml/cex" xmlns:w16cid="http://schemas.microsoft.com/office/word/2016/wordml/cid" xmlns:w16="http://schemas.microsoft.com/office/word/2018/wordml" xmlns:w16sdtdh="http://schemas.microsoft.com/office/word/2020/wordml/sdtdatahash" xmlns:w16se="http://schemas.microsoft.com/office/word/2015/wordml/symex" xmlns:wpg="http://schemas.microsoft.com/office/word/2010/wordprocessingGroup" xmlns:wpi="http://schemas.microsoft.com/office/word/2010/wordprocessingInk" xmlns:wne="http://schemas.microsoft.com/office/word/2006/wordml" xmlns:wps="http://schemas.microsoft.com/office/word/2010/wordprocessingShape" mc:Ignorable="w14 w15 w16se w16cid w16 w16cex w16sdtdh wp14">
+<w:footnotes xmlns:wpc="http://schemas.microsoft.com/office/word/2010/wordprocessingCanvas" xmlns:cx="http://schemas.microsoft.com/office/drawing/2014/chartex" xmlns:cx1="http://schemas.microsoft.com/office/drawing/2015/9/8/chartex" xmlns:cx2="http://schemas.microsoft.com/office/drawing/2015/10/21/chartex" xmlns:cx3="http://schemas.microsoft.com/office/drawing/2016/5/9/chartex" xmlns:cx4="http://schemas.microsoft.com/office/drawing/2016/5/10/chartex" xmlns:cx5="http://schemas.microsoft.com/office/drawing/2016/5/11/chartex" xmlns:cx6="http://schemas.microsoft.com/office/drawing/2016/5/12/chartex" xmlns:cx7="http://schemas.microsoft.com/office/drawing/2016/5/13/chartex" xmlns:cx8="http://schemas.microsoft.com/office/drawing/2016/5/14/chartex" xmlns:mc="http://schemas.openxmlformats.org/markup-compatibility/2006" xmlns:aink="http://schemas.microsoft.com/office/drawing/2016/ink" xmlns:am3d="http://schemas.microsoft.com/office/drawing/2017/model3d" xmlns:o="urn:schemas-microsoft-com:office:office" xmlns:oel="http://schemas.microsoft.com/office/2019/extlst" xmlns:r="http://schemas.openxmlformats.org/officeDocument/2006/relationships" xmlns:m="http://schemas.openxmlformats.org/officeDocument/2006/math" xmlns:v="urn:schemas-microsoft-com:vml" xmlns:wp14="http://schemas.microsoft.com/office/word/2010/wordprocessingDrawing" xmlns:wp="http://schemas.openxmlformats.org/drawingml/2006/wordprocessingDrawing" xmlns:w10="urn:schemas-microsoft-com:office:word" xmlns:w="http://schemas.openxmlformats.org/wordprocessingml/2006/main" xmlns:w14="http://schemas.microsoft.com/office/word/2010/wordml" xmlns:w15="http://schemas.microsoft.com/office/word/2012/wordml" xmlns:w16cex="http://schemas.microsoft.com/office/word/2018/wordml/cex" xmlns:w16cid="http://schemas.microsoft.com/office/word/2016/wordml/cid" xmlns:w16="http://schemas.microsoft.com/office/word/2018/wordml" xmlns:w16du="http://schemas.microsoft.com/office/word/2023/wordml/word16du" xmlns:w16sdtdh="http://schemas.microsoft.com/office/word/2020/wordml/sdtdatahash" xmlns:w16sdtfl="http://schemas.microsoft.com/office/word/2024/wordml/sdtformatlock" xmlns:w16se="http://schemas.microsoft.com/office/word/2015/wordml/symex" xmlns:wpg="http://schemas.microsoft.com/office/word/2010/wordprocessingGroup" xmlns:wpi="http://schemas.microsoft.com/office/word/2010/wordprocessingInk" xmlns:wne="http://schemas.microsoft.com/office/word/2006/wordml" xmlns:wps="http://schemas.microsoft.com/office/word/2010/wordprocessingShape" mc:Ignorable="w14 w15 w16se w16cid w16 w16cex w16sdtdh w16sdtfl w16du wp14">
   <w:footnote w:type="separator" w:id="-1">
     <w:p>
       <w:r>
@@ -15686,7 +15709,7 @@
 </file>
 
 <file path=word/header1.xml><?xml version="1.0" encoding="utf-8"?>
-<w:hdr xmlns:wpc="http://schemas.microsoft.com/office/word/2010/wordprocessingCanvas" xmlns:cx="http://schemas.microsoft.com/office/drawing/2014/chartex" xmlns:cx1="http://schemas.microsoft.com/office/drawing/2015/9/8/chartex" xmlns:cx2="http://schemas.microsoft.com/office/drawing/2015/10/21/chartex" xmlns:cx3="http://schemas.microsoft.com/office/drawing/2016/5/9/chartex" xmlns:cx4="http://schemas.microsoft.com/office/drawing/2016/5/10/chartex" xmlns:cx5="http://schemas.microsoft.com/office/drawing/2016/5/11/chartex" xmlns:cx6="http://schemas.microsoft.com/office/drawing/2016/5/12/chartex" xmlns:cx7="http://schemas.microsoft.com/office/drawing/2016/5/13/chartex" xmlns:cx8="http://schemas.microsoft.com/office/drawing/2016/5/14/chartex" xmlns:mc="http://schemas.openxmlformats.org/markup-compatibility/2006" xmlns:aink="http://schemas.microsoft.com/office/drawing/2016/ink" xmlns:am3d="http://schemas.microsoft.com/office/drawing/2017/model3d" xmlns:o="urn:schemas-microsoft-com:office:office" xmlns:oel="http://schemas.microsoft.com/office/2019/extlst" xmlns:r="http://schemas.openxmlformats.org/officeDocument/2006/relationships" xmlns:m="http://schemas.openxmlformats.org/officeDocument/2006/math" xmlns:v="urn:schemas-microsoft-com:vml" xmlns:wp14="http://schemas.microsoft.com/office/word/2010/wordprocessingDrawing" xmlns:wp="http://schemas.openxmlformats.org/drawingml/2006/wordprocessingDrawing" xmlns:w10="urn:schemas-microsoft-com:office:word" xmlns:w="http://schemas.openxmlformats.org/wordprocessingml/2006/main" xmlns:w14="http://schemas.microsoft.com/office/word/2010/wordml" xmlns:w15="http://schemas.microsoft.com/office/word/2012/wordml" xmlns:w16cex="http://schemas.microsoft.com/office/word/2018/wordml/cex" xmlns:w16cid="http://schemas.microsoft.com/office/word/2016/wordml/cid" xmlns:w16="http://schemas.microsoft.com/office/word/2018/wordml" xmlns:w16sdtdh="http://schemas.microsoft.com/office/word/2020/wordml/sdtdatahash" xmlns:w16se="http://schemas.microsoft.com/office/word/2015/wordml/symex" xmlns:wpg="http://schemas.microsoft.com/office/word/2010/wordprocessingGroup" xmlns:wpi="http://schemas.microsoft.com/office/word/2010/wordprocessingInk" xmlns:wne="http://schemas.microsoft.com/office/word/2006/wordml" xmlns:wps="http://schemas.microsoft.com/office/word/2010/wordprocessingShape" mc:Ignorable="w14 w15 w16se w16cid w16 w16cex w16sdtdh wp14">
+<w:hdr xmlns:wpc="http://schemas.microsoft.com/office/word/2010/wordprocessingCanvas" xmlns:cx="http://schemas.microsoft.com/office/drawing/2014/chartex" xmlns:cx1="http://schemas.microsoft.com/office/drawing/2015/9/8/chartex" xmlns:cx2="http://schemas.microsoft.com/office/drawing/2015/10/21/chartex" xmlns:cx3="http://schemas.microsoft.com/office/drawing/2016/5/9/chartex" xmlns:cx4="http://schemas.microsoft.com/office/drawing/2016/5/10/chartex" xmlns:cx5="http://schemas.microsoft.com/office/drawing/2016/5/11/chartex" xmlns:cx6="http://schemas.microsoft.com/office/drawing/2016/5/12/chartex" xmlns:cx7="http://schemas.microsoft.com/office/drawing/2016/5/13/chartex" xmlns:cx8="http://schemas.microsoft.com/office/drawing/2016/5/14/chartex" xmlns:mc="http://schemas.openxmlformats.org/markup-compatibility/2006" xmlns:aink="http://schemas.microsoft.com/office/drawing/2016/ink" xmlns:am3d="http://schemas.microsoft.com/office/drawing/2017/model3d" xmlns:o="urn:schemas-microsoft-com:office:office" xmlns:oel="http://schemas.microsoft.com/office/2019/extlst" xmlns:r="http://schemas.openxmlformats.org/officeDocument/2006/relationships" xmlns:m="http://schemas.openxmlformats.org/officeDocument/2006/math" xmlns:v="urn:schemas-microsoft-com:vml" xmlns:wp14="http://schemas.microsoft.com/office/word/2010/wordprocessingDrawing" xmlns:wp="http://schemas.openxmlformats.org/drawingml/2006/wordprocessingDrawing" xmlns:w10="urn:schemas-microsoft-com:office:word" xmlns:w="http://schemas.openxmlformats.org/wordprocessingml/2006/main" xmlns:w14="http://schemas.microsoft.com/office/word/2010/wordml" xmlns:w15="http://schemas.microsoft.com/office/word/2012/wordml" xmlns:w16cex="http://schemas.microsoft.com/office/word/2018/wordml/cex" xmlns:w16cid="http://schemas.microsoft.com/office/word/2016/wordml/cid" xmlns:w16="http://schemas.microsoft.com/office/word/2018/wordml" xmlns:w16du="http://schemas.microsoft.com/office/word/2023/wordml/word16du" xmlns:w16sdtdh="http://schemas.microsoft.com/office/word/2020/wordml/sdtdatahash" xmlns:w16sdtfl="http://schemas.microsoft.com/office/word/2024/wordml/sdtformatlock" xmlns:w16se="http://schemas.microsoft.com/office/word/2015/wordml/symex" xmlns:wpg="http://schemas.microsoft.com/office/word/2010/wordprocessingGroup" xmlns:wpi="http://schemas.microsoft.com/office/word/2010/wordprocessingInk" xmlns:wne="http://schemas.microsoft.com/office/word/2006/wordml" xmlns:wps="http://schemas.microsoft.com/office/word/2010/wordprocessingShape" mc:Ignorable="w14 w15 w16se w16cid w16 w16cex w16sdtdh w16sdtfl w16du wp14">
   <w:p>
     <w:pPr>
       <w:pStyle w:val="Cabealho"/>
@@ -15696,7 +15719,7 @@
 </file>
 
 <file path=word/numbering.xml><?xml version="1.0" encoding="utf-8"?>
-<w:numbering xmlns:wpc="http://schemas.microsoft.com/office/word/2010/wordprocessingCanvas" xmlns:cx="http://schemas.microsoft.com/office/drawing/2014/chartex" xmlns:cx1="http://schemas.microsoft.com/office/drawing/2015/9/8/chartex" xmlns:cx2="http://schemas.microsoft.com/office/drawing/2015/10/21/chartex" xmlns:cx3="http://schemas.microsoft.com/office/drawing/2016/5/9/chartex" xmlns:cx4="http://schemas.microsoft.com/office/drawing/2016/5/10/chartex" xmlns:cx5="http://schemas.microsoft.com/office/drawing/2016/5/11/chartex" xmlns:cx6="http://schemas.microsoft.com/office/drawing/2016/5/12/chartex" xmlns:cx7="http://schemas.microsoft.com/office/drawing/2016/5/13/chartex" xmlns:cx8="http://schemas.microsoft.com/office/drawing/2016/5/14/chartex" xmlns:mc="http://schemas.openxmlformats.org/markup-compatibility/2006" xmlns:aink="http://schemas.microsoft.com/office/drawing/2016/ink" xmlns:am3d="http://schemas.microsoft.com/office/drawing/2017/model3d" xmlns:o="urn:schemas-microsoft-com:office:office" xmlns:oel="http://schemas.microsoft.com/office/2019/extlst" xmlns:r="http://schemas.openxmlformats.org/officeDocument/2006/relationships" xmlns:m="http://schemas.openxmlformats.org/officeDocument/2006/math" xmlns:v="urn:schemas-microsoft-com:vml" xmlns:wp14="http://schemas.microsoft.com/office/word/2010/wordprocessingDrawing" xmlns:wp="http://schemas.openxmlformats.org/drawingml/2006/wordprocessingDrawing" xmlns:w10="urn:schemas-microsoft-com:office:word" xmlns:w="http://schemas.openxmlformats.org/wordprocessingml/2006/main" xmlns:w14="http://schemas.microsoft.com/office/word/2010/wordml" xmlns:w15="http://schemas.microsoft.com/office/word/2012/wordml" xmlns:w16cex="http://schemas.microsoft.com/office/word/2018/wordml/cex" xmlns:w16cid="http://schemas.microsoft.com/office/word/2016/wordml/cid" xmlns:w16="http://schemas.microsoft.com/office/word/2018/wordml" xmlns:w16sdtdh="http://schemas.microsoft.com/office/word/2020/wordml/sdtdatahash" xmlns:w16se="http://schemas.microsoft.com/office/word/2015/wordml/symex" xmlns:wpg="http://schemas.microsoft.com/office/word/2010/wordprocessingGroup" xmlns:wpi="http://schemas.microsoft.com/office/word/2010/wordprocessingInk" xmlns:wne="http://schemas.microsoft.com/office/word/2006/wordml" xmlns:wps="http://schemas.microsoft.com/office/word/2010/wordprocessingShape" mc:Ignorable="w14 w15 w16se w16cid w16 w16cex w16sdtdh wp14">
+<w:numbering xmlns:wpc="http://schemas.microsoft.com/office/word/2010/wordprocessingCanvas" xmlns:cx="http://schemas.microsoft.com/office/drawing/2014/chartex" xmlns:cx1="http://schemas.microsoft.com/office/drawing/2015/9/8/chartex" xmlns:cx2="http://schemas.microsoft.com/office/drawing/2015/10/21/chartex" xmlns:cx3="http://schemas.microsoft.com/office/drawing/2016/5/9/chartex" xmlns:cx4="http://schemas.microsoft.com/office/drawing/2016/5/10/chartex" xmlns:cx5="http://schemas.microsoft.com/office/drawing/2016/5/11/chartex" xmlns:cx6="http://schemas.microsoft.com/office/drawing/2016/5/12/chartex" xmlns:cx7="http://schemas.microsoft.com/office/drawing/2016/5/13/chartex" xmlns:cx8="http://schemas.microsoft.com/office/drawing/2016/5/14/chartex" xmlns:mc="http://schemas.openxmlformats.org/markup-compatibility/2006" xmlns:aink="http://schemas.microsoft.com/office/drawing/2016/ink" xmlns:am3d="http://schemas.microsoft.com/office/drawing/2017/model3d" xmlns:o="urn:schemas-microsoft-com:office:office" xmlns:oel="http://schemas.microsoft.com/office/2019/extlst" xmlns:r="http://schemas.openxmlformats.org/officeDocument/2006/relationships" xmlns:m="http://schemas.openxmlformats.org/officeDocument/2006/math" xmlns:v="urn:schemas-microsoft-com:vml" xmlns:wp14="http://schemas.microsoft.com/office/word/2010/wordprocessingDrawing" xmlns:wp="http://schemas.openxmlformats.org/drawingml/2006/wordprocessingDrawing" xmlns:w10="urn:schemas-microsoft-com:office:word" xmlns:w="http://schemas.openxmlformats.org/wordprocessingml/2006/main" xmlns:w14="http://schemas.microsoft.com/office/word/2010/wordml" xmlns:w15="http://schemas.microsoft.com/office/word/2012/wordml" xmlns:w16cex="http://schemas.microsoft.com/office/word/2018/wordml/cex" xmlns:w16cid="http://schemas.microsoft.com/office/word/2016/wordml/cid" xmlns:w16="http://schemas.microsoft.com/office/word/2018/wordml" xmlns:w16du="http://schemas.microsoft.com/office/word/2023/wordml/word16du" xmlns:w16sdtdh="http://schemas.microsoft.com/office/word/2020/wordml/sdtdatahash" xmlns:w16sdtfl="http://schemas.microsoft.com/office/word/2024/wordml/sdtformatlock" xmlns:w16se="http://schemas.microsoft.com/office/word/2015/wordml/symex" xmlns:wpg="http://schemas.microsoft.com/office/word/2010/wordprocessingGroup" xmlns:wpi="http://schemas.microsoft.com/office/word/2010/wordprocessingInk" xmlns:wne="http://schemas.microsoft.com/office/word/2006/wordml" xmlns:wps="http://schemas.microsoft.com/office/word/2010/wordprocessingShape" mc:Ignorable="w14 w15 w16se w16cid w16 w16cex w16sdtdh w16sdtfl w16du wp14">
   <w:abstractNum w:abstractNumId="0" w15:restartNumberingAfterBreak="0">
     <w:nsid w:val="033B1D64"/>
     <w:multiLevelType w:val="hybridMultilevel"/>
@@ -19013,7 +19036,7 @@
 </file>
 
 <file path=word/styles.xml><?xml version="1.0" encoding="utf-8"?>
-<w:styles xmlns:mc="http://schemas.openxmlformats.org/markup-compatibility/2006" xmlns:r="http://schemas.openxmlformats.org/officeDocument/2006/relationships" xmlns:w="http://schemas.openxmlformats.org/wordprocessingml/2006/main" xmlns:w14="http://schemas.microsoft.com/office/word/2010/wordml" xmlns:w15="http://schemas.microsoft.com/office/word/2012/wordml" xmlns:w16cex="http://schemas.microsoft.com/office/word/2018/wordml/cex" xmlns:w16cid="http://schemas.microsoft.com/office/word/2016/wordml/cid" xmlns:w16="http://schemas.microsoft.com/office/word/2018/wordml" xmlns:w16sdtdh="http://schemas.microsoft.com/office/word/2020/wordml/sdtdatahash" xmlns:w16se="http://schemas.microsoft.com/office/word/2015/wordml/symex" mc:Ignorable="w14 w15 w16se w16cid w16 w16cex w16sdtdh">
+<w:styles xmlns:mc="http://schemas.openxmlformats.org/markup-compatibility/2006" xmlns:r="http://schemas.openxmlformats.org/officeDocument/2006/relationships" xmlns:w="http://schemas.openxmlformats.org/wordprocessingml/2006/main" xmlns:w14="http://schemas.microsoft.com/office/word/2010/wordml" xmlns:w15="http://schemas.microsoft.com/office/word/2012/wordml" xmlns:w16cex="http://schemas.microsoft.com/office/word/2018/wordml/cex" xmlns:w16cid="http://schemas.microsoft.com/office/word/2016/wordml/cid" xmlns:w16="http://schemas.microsoft.com/office/word/2018/wordml" xmlns:w16du="http://schemas.microsoft.com/office/word/2023/wordml/word16du" xmlns:w16sdtdh="http://schemas.microsoft.com/office/word/2020/wordml/sdtdatahash" xmlns:w16sdtfl="http://schemas.microsoft.com/office/word/2024/wordml/sdtformatlock" xmlns:w16se="http://schemas.microsoft.com/office/word/2015/wordml/symex" mc:Ignorable="w14 w15 w16se w16cid w16 w16cex w16sdtdh w16sdtfl w16du">
   <w:docDefaults>
     <w:rPrDefault>
       <w:rPr>
@@ -21154,6 +21177,15 @@
 </file>
 
 <file path=customXml/item1.xml><?xml version="1.0" encoding="utf-8"?>
+<?mso-contentType ?>
+<FormTemplates xmlns="http://schemas.microsoft.com/sharepoint/v3/contenttype/forms">
+  <Display>DocumentLibraryForm</Display>
+  <Edit>DocumentLibraryForm</Edit>
+  <New>DocumentLibraryForm</New>
+</FormTemplates>
+</file>
+
+<file path=customXml/item2.xml><?xml version="1.0" encoding="utf-8"?>
 <p:properties xmlns:p="http://schemas.microsoft.com/office/2006/metadata/properties" xmlns:xsi="http://www.w3.org/2001/XMLSchema-instance" xmlns:pc="http://schemas.microsoft.com/office/infopath/2007/PartnerControls">
   <documentManagement>
     <TaxCatchAll xmlns="fa1ba186-cf14-4658-82ff-4e1486731960" xsi:nil="true"/>
@@ -21164,16 +21196,11 @@
 </p:properties>
 </file>
 
-<file path=customXml/item2.xml><?xml version="1.0" encoding="utf-8"?>
-<?mso-contentType ?>
-<FormTemplates xmlns="http://schemas.microsoft.com/sharepoint/v3/contenttype/forms">
-  <Display>DocumentLibraryForm</Display>
-  <Edit>DocumentLibraryForm</Edit>
-  <New>DocumentLibraryForm</New>
-</FormTemplates>
+<file path=customXml/item3.xml><?xml version="1.0" encoding="utf-8"?>
+<b:Sources xmlns:b="http://schemas.openxmlformats.org/officeDocument/2006/bibliography" xmlns="http://schemas.openxmlformats.org/officeDocument/2006/bibliography" SelectedStyle="\APASixthEditionOfficeOnline.xsl" StyleName="APA" Version="6"/>
 </file>
 
-<file path=customXml/item3.xml><?xml version="1.0" encoding="utf-8"?>
+<file path=customXml/item4.xml><?xml version="1.0" encoding="utf-8"?>
 <ct:contentTypeSchema xmlns:ct="http://schemas.microsoft.com/office/2006/metadata/contentType" xmlns:ma="http://schemas.microsoft.com/office/2006/metadata/properties/metaAttributes" ct:_="" ma:_="" ma:contentTypeName="Documento" ma:contentTypeID="0x0101003F8ECAAF88AFCB4AB1D806FDE394FD03" ma:contentTypeVersion="12" ma:contentTypeDescription="Criar um novo documento." ma:contentTypeScope="" ma:versionID="541e5482cd22746a72c07b4578302587">
   <xsd:schema xmlns:xsd="http://www.w3.org/2001/XMLSchema" xmlns:xs="http://www.w3.org/2001/XMLSchema" xmlns:p="http://schemas.microsoft.com/office/2006/metadata/properties" xmlns:ns2="52a6887f-9537-4a34-8793-b765f13d0873" xmlns:ns3="fa1ba186-cf14-4658-82ff-4e1486731960" targetNamespace="http://schemas.microsoft.com/office/2006/metadata/properties" ma:root="true" ma:fieldsID="4badabe4fa58f02b4fe1f9c3f11ac53e" ns2:_="" ns3:_="">
     <xsd:import namespace="52a6887f-9537-4a34-8793-b765f13d0873"/>
@@ -21374,11 +21401,15 @@
 </ct:contentTypeSchema>
 </file>
 
-<file path=customXml/item4.xml><?xml version="1.0" encoding="utf-8"?>
-<b:Sources xmlns:b="http://schemas.openxmlformats.org/officeDocument/2006/bibliography" xmlns="http://schemas.openxmlformats.org/officeDocument/2006/bibliography" SelectedStyle="\APASixthEditionOfficeOnline.xsl" StyleName="APA" Version="6"/>
+<file path=customXml/itemProps1.xml><?xml version="1.0" encoding="utf-8"?>
+<ds:datastoreItem xmlns:ds="http://schemas.openxmlformats.org/officeDocument/2006/customXml" ds:itemID="{990C7B0B-29F8-4472-849D-8AEB923CF9C9}">
+  <ds:schemaRefs>
+    <ds:schemaRef ds:uri="http://schemas.microsoft.com/sharepoint/v3/contenttype/forms"/>
+  </ds:schemaRefs>
+</ds:datastoreItem>
 </file>
 
-<file path=customXml/itemProps1.xml><?xml version="1.0" encoding="utf-8"?>
+<file path=customXml/itemProps2.xml><?xml version="1.0" encoding="utf-8"?>
 <ds:datastoreItem xmlns:ds="http://schemas.openxmlformats.org/officeDocument/2006/customXml" ds:itemID="{B0D02839-B28B-4402-A79D-B0CCDC274F38}">
   <ds:schemaRefs>
     <ds:schemaRef ds:uri="http://schemas.microsoft.com/office/2006/metadata/properties"/>
@@ -21389,15 +21420,15 @@
 </ds:datastoreItem>
 </file>
 
-<file path=customXml/itemProps2.xml><?xml version="1.0" encoding="utf-8"?>
-<ds:datastoreItem xmlns:ds="http://schemas.openxmlformats.org/officeDocument/2006/customXml" ds:itemID="{990C7B0B-29F8-4472-849D-8AEB923CF9C9}">
+<file path=customXml/itemProps3.xml><?xml version="1.0" encoding="utf-8"?>
+<ds:datastoreItem xmlns:ds="http://schemas.openxmlformats.org/officeDocument/2006/customXml" ds:itemID="{34E35503-31BE-4C22-8EB5-1B8C3DFFC716}">
   <ds:schemaRefs>
-    <ds:schemaRef ds:uri="http://schemas.microsoft.com/sharepoint/v3/contenttype/forms"/>
+    <ds:schemaRef ds:uri="http://schemas.openxmlformats.org/officeDocument/2006/bibliography"/>
   </ds:schemaRefs>
 </ds:datastoreItem>
 </file>
 
-<file path=customXml/itemProps3.xml><?xml version="1.0" encoding="utf-8"?>
+<file path=customXml/itemProps4.xml><?xml version="1.0" encoding="utf-8"?>
 <ds:datastoreItem xmlns:ds="http://schemas.openxmlformats.org/officeDocument/2006/customXml" ds:itemID="{B04309D4-A979-44A4-8B48-1DFD9E70F312}">
   <ds:schemaRefs>
     <ds:schemaRef ds:uri="http://schemas.microsoft.com/office/2006/metadata/contentType"/>
@@ -21414,12 +21445,4 @@
     <ds:schemaRef ds:uri="http://schemas.microsoft.com/internal/obd"/>
   </ds:schemaRefs>
 </ds:datastoreItem>
-</file>
-
-<file path=customXml/itemProps4.xml><?xml version="1.0" encoding="utf-8"?>
-<ds:datastoreItem xmlns:ds="http://schemas.openxmlformats.org/officeDocument/2006/customXml" ds:itemID="{34E35503-31BE-4C22-8EB5-1B8C3DFFC716}">
-  <ds:schemaRefs>
-    <ds:schemaRef ds:uri="http://schemas.openxmlformats.org/officeDocument/2006/bibliography"/>
-  </ds:schemaRefs>
-</ds:datastoreItem>
 </file>
--- a/MDS-2026-Relatorio.docx
+++ b/MDS-2026-Relatorio.docx
@@ -6739,15 +6739,15 @@
       </w:r>
     </w:p>
     <w:p>
-      <w:r>
-        <w:rPr>
-          <w:noProof/>
-        </w:rPr>
+      <w:pPr>
+        <w:ind w:left="-426" w:firstLine="142"/>
+      </w:pPr>
+      <w:r>
         <w:drawing>
-          <wp:inline distT="0" distB="0" distL="0" distR="0" wp14:anchorId="03CC4B62" wp14:editId="4F74AC7E">
-            <wp:extent cx="4902200" cy="3937000"/>
-            <wp:effectExtent l="0" t="0" r="0" b="0"/>
-            <wp:docPr id="1596357008" name="Imagem 3"/>
+          <wp:inline distT="0" distB="0" distL="0" distR="0" wp14:anchorId="0F09FD9E" wp14:editId="182904F5">
+            <wp:extent cx="2963119" cy="2611146"/>
+            <wp:effectExtent l="0" t="0" r="0" b="5080"/>
+            <wp:docPr id="527262704" name="Imagem 1"/>
             <wp:cNvGraphicFramePr>
               <a:graphicFrameLocks xmlns:a="http://schemas.openxmlformats.org/drawingml/2006/main" noChangeAspect="1"/>
             </wp:cNvGraphicFramePr>
@@ -6755,17 +6755,11 @@
               <a:graphicData uri="http://schemas.openxmlformats.org/drawingml/2006/picture">
                 <pic:pic xmlns:pic="http://schemas.openxmlformats.org/drawingml/2006/picture">
                   <pic:nvPicPr>
-                    <pic:cNvPr id="1596357008" name="Imagem 1596357008"/>
+                    <pic:cNvPr id="527262704" name=""/>
                     <pic:cNvPicPr/>
                   </pic:nvPicPr>
                   <pic:blipFill>
-                    <a:blip r:embed="rId17">
-                      <a:extLst>
-                        <a:ext uri="{28A0092B-C50C-407E-A947-70E740481C1C}">
-                          <a14:useLocalDpi xmlns:a14="http://schemas.microsoft.com/office/drawing/2010/main" val="0"/>
-                        </a:ext>
-                      </a:extLst>
-                    </a:blip>
+                    <a:blip r:embed="rId17"/>
                     <a:stretch>
                       <a:fillRect/>
                     </a:stretch>
@@ -6773,7 +6767,7 @@
                   <pic:spPr>
                     <a:xfrm>
                       <a:off x="0" y="0"/>
-                      <a:ext cx="4902200" cy="3937000"/>
+                      <a:ext cx="3003559" cy="2646782"/>
                     </a:xfrm>
                     <a:prstGeom prst="rect">
                       <a:avLst/>
@@ -6785,22 +6779,15 @@
           </wp:inline>
         </w:drawing>
       </w:r>
-    </w:p>
-    <w:p>
-      <w:pPr>
-        <w:keepNext/>
-        <w:jc w:val="center"/>
-      </w:pPr>
       <w:r>
         <w:rPr>
           <w:noProof/>
         </w:rPr>
-        <w:lastRenderedPageBreak/>
         <w:drawing>
-          <wp:inline distT="0" distB="0" distL="0" distR="0" wp14:anchorId="54772C61" wp14:editId="7AEE588E">
-            <wp:extent cx="4902200" cy="3962400"/>
-            <wp:effectExtent l="0" t="0" r="0" b="0"/>
-            <wp:docPr id="1824591000" name="Imagem 2"/>
+          <wp:inline distT="0" distB="0" distL="0" distR="0" wp14:anchorId="03CC4B62" wp14:editId="49642B95">
+            <wp:extent cx="3157975" cy="2536198"/>
+            <wp:effectExtent l="0" t="0" r="4445" b="3810"/>
+            <wp:docPr id="1596357008" name="Imagem 3"/>
             <wp:cNvGraphicFramePr>
               <a:graphicFrameLocks xmlns:a="http://schemas.openxmlformats.org/drawingml/2006/main" noChangeAspect="1"/>
             </wp:cNvGraphicFramePr>
@@ -6808,7 +6795,7 @@
               <a:graphicData uri="http://schemas.openxmlformats.org/drawingml/2006/picture">
                 <pic:pic xmlns:pic="http://schemas.openxmlformats.org/drawingml/2006/picture">
                   <pic:nvPicPr>
-                    <pic:cNvPr id="1824591000" name="Imagem 1824591000"/>
+                    <pic:cNvPr id="1596357008" name="Imagem 1596357008"/>
                     <pic:cNvPicPr/>
                   </pic:nvPicPr>
                   <pic:blipFill>
@@ -6826,7 +6813,7 @@
                   <pic:spPr>
                     <a:xfrm>
                       <a:off x="0" y="0"/>
-                      <a:ext cx="4902200" cy="3962400"/>
+                      <a:ext cx="3201708" cy="2571320"/>
                     </a:xfrm>
                     <a:prstGeom prst="rect">
                       <a:avLst/>
@@ -6838,15 +6825,64 @@
           </wp:inline>
         </w:drawing>
       </w:r>
-      <w:r>
+    </w:p>
+    <w:p>
+      <w:pPr>
+        <w:pStyle w:val="Legenda"/>
+        <w:jc w:val="center"/>
+      </w:pPr>
+      <w:r>
+        <w:t xml:space="preserve">Figura </w:t>
+      </w:r>
+      <w:fldSimple w:instr=" SEQ Figura \* ARABIC ">
+        <w:r>
+          <w:rPr>
+            <w:noProof/>
+          </w:rPr>
+          <w:t>1</w:t>
+        </w:r>
+      </w:fldSimple>
+      <w:r>
+        <w:t xml:space="preserve">- </w:t>
+      </w:r>
+      <w:r>
+        <w:t>Página Login</w:t>
+      </w:r>
+      <w:r>
+        <w:t xml:space="preserve"> </w:t>
+      </w:r>
+      <w:proofErr w:type="spellStart"/>
+      <w:r>
+        <w:t>Mockup</w:t>
+      </w:r>
+      <w:proofErr w:type="spellEnd"/>
+      <w:r>
+        <w:t>/</w:t>
+      </w:r>
+      <w:proofErr w:type="spellStart"/>
+      <w:r>
+        <w:t>WireFame</w:t>
+      </w:r>
+      <w:proofErr w:type="spellEnd"/>
+    </w:p>
+    <w:p>
+      <w:pPr>
+        <w:keepNext/>
+        <w:jc w:val="center"/>
         <w:rPr>
           <w:noProof/>
         </w:rPr>
+      </w:pPr>
+      <w:r>
+        <w:rPr>
+          <w:noProof/>
+        </w:rPr>
+        <w:lastRenderedPageBreak/>
         <w:drawing>
-          <wp:inline distT="0" distB="0" distL="0" distR="0" wp14:anchorId="6B272678" wp14:editId="4E06BA7E">
-            <wp:extent cx="6120130" cy="4098290"/>
-            <wp:effectExtent l="0" t="0" r="1270" b="3810"/>
-            <wp:docPr id="1535951887" name="Imagem 1"/>
+          <wp:inline distT="0" distB="0" distL="0" distR="0" wp14:anchorId="2EB7068D" wp14:editId="386F4AC7">
+            <wp:extent cx="2870522" cy="2529548"/>
+            <wp:effectExtent l="0" t="0" r="0" b="0"/>
+            <wp:docPr id="1917476643" name="Imagem 1"/>
             <wp:cNvGraphicFramePr>
               <a:graphicFrameLocks xmlns:a="http://schemas.openxmlformats.org/drawingml/2006/main" noChangeAspect="1"/>
             </wp:cNvGraphicFramePr>
@@ -6854,11 +6890,51 @@
               <a:graphicData uri="http://schemas.openxmlformats.org/drawingml/2006/picture">
                 <pic:pic xmlns:pic="http://schemas.openxmlformats.org/drawingml/2006/picture">
                   <pic:nvPicPr>
-                    <pic:cNvPr id="1535951887" name="Imagem 1535951887"/>
+                    <pic:cNvPr id="1917476643" name=""/>
                     <pic:cNvPicPr/>
                   </pic:nvPicPr>
                   <pic:blipFill>
-                    <a:blip r:embed="rId19">
+                    <a:blip r:embed="rId19"/>
+                    <a:stretch>
+                      <a:fillRect/>
+                    </a:stretch>
+                  </pic:blipFill>
+                  <pic:spPr>
+                    <a:xfrm>
+                      <a:off x="0" y="0"/>
+                      <a:ext cx="2882517" cy="2540118"/>
+                    </a:xfrm>
+                    <a:prstGeom prst="rect">
+                      <a:avLst/>
+                    </a:prstGeom>
+                  </pic:spPr>
+                </pic:pic>
+              </a:graphicData>
+            </a:graphic>
+          </wp:inline>
+        </w:drawing>
+      </w:r>
+      <w:r>
+        <w:rPr>
+          <w:noProof/>
+        </w:rPr>
+        <w:drawing>
+          <wp:inline distT="0" distB="0" distL="0" distR="0" wp14:anchorId="54772C61" wp14:editId="3A33B7B4">
+            <wp:extent cx="3217762" cy="2600885"/>
+            <wp:effectExtent l="0" t="0" r="0" b="3175"/>
+            <wp:docPr id="1824591000" name="Imagem 2"/>
+            <wp:cNvGraphicFramePr>
+              <a:graphicFrameLocks xmlns:a="http://schemas.openxmlformats.org/drawingml/2006/main" noChangeAspect="1"/>
+            </wp:cNvGraphicFramePr>
+            <a:graphic xmlns:a="http://schemas.openxmlformats.org/drawingml/2006/main">
+              <a:graphicData uri="http://schemas.openxmlformats.org/drawingml/2006/picture">
+                <pic:pic xmlns:pic="http://schemas.openxmlformats.org/drawingml/2006/picture">
+                  <pic:nvPicPr>
+                    <pic:cNvPr id="1824591000" name="Imagem 1824591000"/>
+                    <pic:cNvPicPr/>
+                  </pic:nvPicPr>
+                  <pic:blipFill>
+                    <a:blip r:embed="rId20">
                       <a:extLst>
                         <a:ext uri="{28A0092B-C50C-407E-A947-70E740481C1C}">
                           <a14:useLocalDpi xmlns:a14="http://schemas.microsoft.com/office/drawing/2010/main" val="0"/>
@@ -6872,7 +6948,7 @@
                   <pic:spPr>
                     <a:xfrm>
                       <a:off x="0" y="0"/>
-                      <a:ext cx="6120130" cy="4098290"/>
+                      <a:ext cx="3240203" cy="2619024"/>
                     </a:xfrm>
                     <a:prstGeom prst="rect">
                       <a:avLst/>
@@ -6884,13 +6960,21 @@
           </wp:inline>
         </w:drawing>
       </w:r>
+      <w:r>
+        <w:rPr>
+          <w:noProof/>
+        </w:rPr>
+        <w:t xml:space="preserve"> </w:t>
+      </w:r>
     </w:p>
     <w:p>
       <w:pPr>
         <w:pStyle w:val="Legenda"/>
         <w:jc w:val="center"/>
-      </w:pPr>
-      <w:bookmarkStart w:id="13" w:name="_Toc227746380"/>
+        <w:rPr>
+          <w:noProof/>
+        </w:rPr>
+      </w:pPr>
       <w:r>
         <w:t xml:space="preserve">Figura </w:t>
       </w:r>
@@ -6899,75 +6983,154 @@
           <w:rPr>
             <w:noProof/>
           </w:rPr>
-          <w:t>1</w:t>
+          <w:t>2</w:t>
         </w:r>
       </w:fldSimple>
       <w:r>
+        <w:t xml:space="preserve"> - Página </w:t>
+      </w:r>
+      <w:proofErr w:type="gramStart"/>
+      <w:r>
+        <w:t>Registrar</w:t>
+      </w:r>
+      <w:proofErr w:type="gramEnd"/>
+      <w:r>
+        <w:t xml:space="preserve"> </w:t>
+      </w:r>
+      <w:proofErr w:type="spellStart"/>
+      <w:r>
+        <w:t>Mockup</w:t>
+      </w:r>
+      <w:proofErr w:type="spellEnd"/>
+      <w:r>
+        <w:t>/</w:t>
+      </w:r>
+      <w:proofErr w:type="spellStart"/>
+      <w:r>
+        <w:t>WireFrame</w:t>
+      </w:r>
+      <w:proofErr w:type="spellEnd"/>
+    </w:p>
+    <w:p>
+      <w:pPr>
+        <w:keepNext/>
+        <w:jc w:val="center"/>
+      </w:pPr>
+      <w:r>
+        <w:drawing>
+          <wp:inline distT="0" distB="0" distL="0" distR="0" wp14:anchorId="75B18AB8" wp14:editId="6D5F59B0">
+            <wp:extent cx="2986269" cy="1964097"/>
+            <wp:effectExtent l="0" t="0" r="0" b="4445"/>
+            <wp:docPr id="386941907" name="Imagem 1"/>
+            <wp:cNvGraphicFramePr>
+              <a:graphicFrameLocks xmlns:a="http://schemas.openxmlformats.org/drawingml/2006/main" noChangeAspect="1"/>
+            </wp:cNvGraphicFramePr>
+            <a:graphic xmlns:a="http://schemas.openxmlformats.org/drawingml/2006/main">
+              <a:graphicData uri="http://schemas.openxmlformats.org/drawingml/2006/picture">
+                <pic:pic xmlns:pic="http://schemas.openxmlformats.org/drawingml/2006/picture">
+                  <pic:nvPicPr>
+                    <pic:cNvPr id="386941907" name=""/>
+                    <pic:cNvPicPr/>
+                  </pic:nvPicPr>
+                  <pic:blipFill>
+                    <a:blip r:embed="rId21"/>
+                    <a:stretch>
+                      <a:fillRect/>
+                    </a:stretch>
+                  </pic:blipFill>
+                  <pic:spPr>
+                    <a:xfrm>
+                      <a:off x="0" y="0"/>
+                      <a:ext cx="3042419" cy="2001028"/>
+                    </a:xfrm>
+                    <a:prstGeom prst="rect">
+                      <a:avLst/>
+                    </a:prstGeom>
+                  </pic:spPr>
+                </pic:pic>
+              </a:graphicData>
+            </a:graphic>
+          </wp:inline>
+        </w:drawing>
+      </w:r>
+      <w:r>
+        <w:rPr>
+          <w:noProof/>
+        </w:rPr>
+        <w:drawing>
+          <wp:inline distT="0" distB="0" distL="0" distR="0" wp14:anchorId="6B272678" wp14:editId="1796D417">
+            <wp:extent cx="3066792" cy="2053649"/>
+            <wp:effectExtent l="0" t="0" r="0" b="3810"/>
+            <wp:docPr id="1535951887" name="Imagem 1"/>
+            <wp:cNvGraphicFramePr>
+              <a:graphicFrameLocks xmlns:a="http://schemas.openxmlformats.org/drawingml/2006/main" noChangeAspect="1"/>
+            </wp:cNvGraphicFramePr>
+            <a:graphic xmlns:a="http://schemas.openxmlformats.org/drawingml/2006/main">
+              <a:graphicData uri="http://schemas.openxmlformats.org/drawingml/2006/picture">
+                <pic:pic xmlns:pic="http://schemas.openxmlformats.org/drawingml/2006/picture">
+                  <pic:nvPicPr>
+                    <pic:cNvPr id="1535951887" name="Imagem 1535951887"/>
+                    <pic:cNvPicPr/>
+                  </pic:nvPicPr>
+                  <pic:blipFill>
+                    <a:blip r:embed="rId22" cstate="print">
+                      <a:extLst>
+                        <a:ext uri="{28A0092B-C50C-407E-A947-70E740481C1C}">
+                          <a14:useLocalDpi xmlns:a14="http://schemas.microsoft.com/office/drawing/2010/main" val="0"/>
+                        </a:ext>
+                      </a:extLst>
+                    </a:blip>
+                    <a:stretch>
+                      <a:fillRect/>
+                    </a:stretch>
+                  </pic:blipFill>
+                  <pic:spPr>
+                    <a:xfrm>
+                      <a:off x="0" y="0"/>
+                      <a:ext cx="3121688" cy="2090409"/>
+                    </a:xfrm>
+                    <a:prstGeom prst="rect">
+                      <a:avLst/>
+                    </a:prstGeom>
+                  </pic:spPr>
+                </pic:pic>
+              </a:graphicData>
+            </a:graphic>
+          </wp:inline>
+        </w:drawing>
+      </w:r>
+    </w:p>
+    <w:p>
+      <w:pPr>
+        <w:pStyle w:val="Legenda"/>
+        <w:jc w:val="center"/>
+      </w:pPr>
+      <w:bookmarkStart w:id="13" w:name="_Toc227746380"/>
+      <w:r>
+        <w:t xml:space="preserve">Figura </w:t>
+      </w:r>
+      <w:fldSimple w:instr=" SEQ Figura \* ARABIC ">
+        <w:r>
+          <w:rPr>
+            <w:noProof/>
+          </w:rPr>
+          <w:t>3</w:t>
+        </w:r>
+      </w:fldSimple>
+      <w:r>
         <w:t xml:space="preserve"> – </w:t>
       </w:r>
-      <w:proofErr w:type="spellStart"/>
-      <w:r>
-        <w:t>Wireframe</w:t>
-      </w:r>
-      <w:proofErr w:type="spellEnd"/>
+      <w:r>
+        <w:t>Mockup</w:t>
+      </w:r>
       <w:r>
         <w:t>/</w:t>
       </w:r>
-      <w:proofErr w:type="spellStart"/>
-      <w:r>
-        <w:t>Mockup</w:t>
-      </w:r>
-      <w:proofErr w:type="spellEnd"/>
-      <w:r>
-        <w:t xml:space="preserve"> do ecrã principal </w:t>
-      </w:r>
-      <w:r>
-        <w:rPr>
-          <w:highlight w:val="yellow"/>
-        </w:rPr>
-        <w:t xml:space="preserve">(no exemplo: esq. </w:t>
-      </w:r>
-      <w:proofErr w:type="spellStart"/>
-      <w:r>
-        <w:rPr>
-          <w:highlight w:val="yellow"/>
-        </w:rPr>
-        <w:t>Wireframe</w:t>
-      </w:r>
-      <w:proofErr w:type="spellEnd"/>
-      <w:r>
-        <w:rPr>
-          <w:highlight w:val="yellow"/>
-        </w:rPr>
-        <w:t xml:space="preserve">; </w:t>
-      </w:r>
-      <w:proofErr w:type="spellStart"/>
-      <w:r>
-        <w:rPr>
-          <w:highlight w:val="yellow"/>
-        </w:rPr>
-        <w:t>dir.</w:t>
-      </w:r>
-      <w:proofErr w:type="spellEnd"/>
-      <w:r>
-        <w:rPr>
-          <w:highlight w:val="yellow"/>
-        </w:rPr>
-        <w:t xml:space="preserve"> </w:t>
-      </w:r>
-      <w:proofErr w:type="spellStart"/>
-      <w:r>
-        <w:rPr>
-          <w:highlight w:val="yellow"/>
-        </w:rPr>
-        <w:t>Mockup</w:t>
-      </w:r>
-      <w:proofErr w:type="spellEnd"/>
-      <w:r>
-        <w:rPr>
-          <w:highlight w:val="yellow"/>
-        </w:rPr>
-        <w:t>)</w:t>
+      <w:r>
+        <w:t>WireFrame</w:t>
+      </w:r>
+      <w:r>
+        <w:t xml:space="preserve"> do ecrã principal</w:t>
       </w:r>
       <w:bookmarkEnd w:id="13"/>
     </w:p>
@@ -6979,7 +7142,6 @@
       <w:bookmarkStart w:id="14" w:name="_Toc102664379"/>
       <w:bookmarkStart w:id="15" w:name="_Toc227748425"/>
       <w:r>
-        <w:lastRenderedPageBreak/>
         <w:t>Diagrama de Classes</w:t>
       </w:r>
       <w:bookmarkEnd w:id="14"/>
@@ -7014,6 +7176,7 @@
         <w:rPr>
           <w:noProof/>
         </w:rPr>
+        <w:lastRenderedPageBreak/>
         <w:drawing>
           <wp:inline distT="0" distB="0" distL="0" distR="0" wp14:anchorId="6ABF7673" wp14:editId="4E2FFA36">
             <wp:extent cx="4561951" cy="3891047"/>
@@ -7030,7 +7193,7 @@
                     <pic:cNvPicPr/>
                   </pic:nvPicPr>
                   <pic:blipFill>
-                    <a:blip r:embed="rId20">
+                    <a:blip r:embed="rId23">
                       <a:extLst>
                         <a:ext uri="{28A0092B-C50C-407E-A947-70E740481C1C}">
                           <a14:useLocalDpi xmlns:a14="http://schemas.microsoft.com/office/drawing/2010/main" val="0"/>
@@ -7072,7 +7235,7 @@
           <w:rPr>
             <w:noProof/>
           </w:rPr>
-          <w:t>2</w:t>
+          <w:t>4</w:t>
         </w:r>
       </w:fldSimple>
       <w:r>
@@ -9929,7 +10092,7 @@
                           <pic:cNvPicPr/>
                         </pic:nvPicPr>
                         <pic:blipFill>
-                          <a:blip r:embed="rId21"/>
+                          <a:blip r:embed="rId24"/>
                           <a:stretch>
                             <a:fillRect/>
                           </a:stretch>
@@ -11397,7 +11560,7 @@
                           <pic:cNvPicPr/>
                         </pic:nvPicPr>
                         <pic:blipFill>
-                          <a:blip r:embed="rId22"/>
+                          <a:blip r:embed="rId25"/>
                           <a:stretch>
                             <a:fillRect/>
                           </a:stretch>
@@ -15409,8 +15572,8 @@
     </w:p>
     <w:p/>
     <w:sectPr>
-      <w:headerReference w:type="default" r:id="rId23"/>
-      <w:footerReference w:type="default" r:id="rId24"/>
+      <w:headerReference w:type="default" r:id="rId26"/>
+      <w:footerReference w:type="default" r:id="rId27"/>
       <w:pgSz w:w="11906" w:h="16838"/>
       <w:pgMar w:top="1134" w:right="1134" w:bottom="1418" w:left="1134" w:header="709" w:footer="692" w:gutter="0"/>
       <w:cols w:space="708"/>

--- a/MDS-2026-Relatorio.docx
+++ b/MDS-2026-Relatorio.docx
@@ -1,6 +1,6 @@
 
 <file path=word/document.xml><?xml version="1.0" encoding="utf-8"?>
-<w:document xmlns:wpc="http://schemas.microsoft.com/office/word/2010/wordprocessingCanvas" xmlns:cx="http://schemas.microsoft.com/office/drawing/2014/chartex" xmlns:cx1="http://schemas.microsoft.com/office/drawing/2015/9/8/chartex" xmlns:cx2="http://schemas.microsoft.com/office/drawing/2015/10/21/chartex" xmlns:cx3="http://schemas.microsoft.com/office/drawing/2016/5/9/chartex" xmlns:cx4="http://schemas.microsoft.com/office/drawing/2016/5/10/chartex" xmlns:cx5="http://schemas.microsoft.com/office/drawing/2016/5/11/chartex" xmlns:cx6="http://schemas.microsoft.com/office/drawing/2016/5/12/chartex" xmlns:cx7="http://schemas.microsoft.com/office/drawing/2016/5/13/chartex" xmlns:cx8="http://schemas.microsoft.com/office/drawing/2016/5/14/chartex" xmlns:mc="http://schemas.openxmlformats.org/markup-compatibility/2006" xmlns:aink="http://schemas.microsoft.com/office/drawing/2016/ink" xmlns:am3d="http://schemas.microsoft.com/office/drawing/2017/model3d" xmlns:o="urn:schemas-microsoft-com:office:office" xmlns:oel="http://schemas.microsoft.com/office/2019/extlst" xmlns:r="http://schemas.openxmlformats.org/officeDocument/2006/relationships" xmlns:m="http://schemas.openxmlformats.org/officeDocument/2006/math" xmlns:v="urn:schemas-microsoft-com:vml" xmlns:wp14="http://schemas.microsoft.com/office/word/2010/wordprocessingDrawing" xmlns:wp="http://schemas.openxmlformats.org/drawingml/2006/wordprocessingDrawing" xmlns:w10="urn:schemas-microsoft-com:office:word" xmlns:w="http://schemas.openxmlformats.org/wordprocessingml/2006/main" xmlns:w14="http://schemas.microsoft.com/office/word/2010/wordml" xmlns:w15="http://schemas.microsoft.com/office/word/2012/wordml" xmlns:w16cex="http://schemas.microsoft.com/office/word/2018/wordml/cex" xmlns:w16cid="http://schemas.microsoft.com/office/word/2016/wordml/cid" xmlns:w16="http://schemas.microsoft.com/office/word/2018/wordml" xmlns:w16du="http://schemas.microsoft.com/office/word/2023/wordml/word16du" xmlns:w16sdtdh="http://schemas.microsoft.com/office/word/2020/wordml/sdtdatahash" xmlns:w16sdtfl="http://schemas.microsoft.com/office/word/2024/wordml/sdtformatlock" xmlns:w16se="http://schemas.microsoft.com/office/word/2015/wordml/symex" xmlns:wpg="http://schemas.microsoft.com/office/word/2010/wordprocessingGroup" xmlns:wpi="http://schemas.microsoft.com/office/word/2010/wordprocessingInk" xmlns:wne="http://schemas.microsoft.com/office/word/2006/wordml" xmlns:wps="http://schemas.microsoft.com/office/word/2010/wordprocessingShape" mc:Ignorable="w14 w15 w16se w16cid w16 w16cex w16sdtdh w16sdtfl w16du wp14">
+<w:document xmlns:wpc="http://schemas.microsoft.com/office/word/2010/wordprocessingCanvas" xmlns:cx="http://schemas.microsoft.com/office/drawing/2014/chartex" xmlns:cx1="http://schemas.microsoft.com/office/drawing/2015/9/8/chartex" xmlns:cx2="http://schemas.microsoft.com/office/drawing/2015/10/21/chartex" xmlns:cx3="http://schemas.microsoft.com/office/drawing/2016/5/9/chartex" xmlns:cx4="http://schemas.microsoft.com/office/drawing/2016/5/10/chartex" xmlns:cx5="http://schemas.microsoft.com/office/drawing/2016/5/11/chartex" xmlns:cx6="http://schemas.microsoft.com/office/drawing/2016/5/12/chartex" xmlns:cx7="http://schemas.microsoft.com/office/drawing/2016/5/13/chartex" xmlns:cx8="http://schemas.microsoft.com/office/drawing/2016/5/14/chartex" xmlns:mc="http://schemas.openxmlformats.org/markup-compatibility/2006" xmlns:aink="http://schemas.microsoft.com/office/drawing/2016/ink" xmlns:am3d="http://schemas.microsoft.com/office/drawing/2017/model3d" xmlns:o="urn:schemas-microsoft-com:office:office" xmlns:oel="http://schemas.microsoft.com/office/2019/extlst" xmlns:r="http://schemas.openxmlformats.org/officeDocument/2006/relationships" xmlns:m="http://schemas.openxmlformats.org/officeDocument/2006/math" xmlns:v="urn:schemas-microsoft-com:vml" xmlns:wp14="http://schemas.microsoft.com/office/word/2010/wordprocessingDrawing" xmlns:wp="http://schemas.openxmlformats.org/drawingml/2006/wordprocessingDrawing" xmlns:w10="urn:schemas-microsoft-com:office:word" xmlns:w="http://schemas.openxmlformats.org/wordprocessingml/2006/main" xmlns:w14="http://schemas.microsoft.com/office/word/2010/wordml" xmlns:w15="http://schemas.microsoft.com/office/word/2012/wordml" xmlns:w16cex="http://schemas.microsoft.com/office/word/2018/wordml/cex" xmlns:w16cid="http://schemas.microsoft.com/office/word/2016/wordml/cid" xmlns:w16="http://schemas.microsoft.com/office/word/2018/wordml" xmlns:w16sdtdh="http://schemas.microsoft.com/office/word/2020/wordml/sdtdatahash" xmlns:w16se="http://schemas.microsoft.com/office/word/2015/wordml/symex" xmlns:wpg="http://schemas.microsoft.com/office/word/2010/wordprocessingGroup" xmlns:wpi="http://schemas.microsoft.com/office/word/2010/wordprocessingInk" xmlns:wne="http://schemas.microsoft.com/office/word/2006/wordml" xmlns:wps="http://schemas.microsoft.com/office/word/2010/wordprocessingShape" mc:Ignorable="w14 w15 w16se w16cid w16 w16cex w16sdtdh wp14">
   <w:body>
     <w:tbl>
       <w:tblPr>
@@ -97,15 +97,7 @@
               <w:jc w:val="center"/>
             </w:pPr>
             <w:r>
-              <w:t xml:space="preserve">Curso de </w:t>
-            </w:r>
-            <w:proofErr w:type="spellStart"/>
-            <w:r>
-              <w:t>TeSP</w:t>
-            </w:r>
-            <w:proofErr w:type="spellEnd"/>
-            <w:r>
-              <w:t xml:space="preserve"> em </w:t>
+              <w:t xml:space="preserve">Curso de TeSP em </w:t>
             </w:r>
             <w:r>
               <w:br/>
@@ -4333,174 +4325,167 @@
     </w:p>
     <w:p>
       <w:r>
-        <w:rPr>
-          <w:highlight w:val="yellow"/>
-        </w:rPr>
-        <w:t>Nest</w:t>
-      </w:r>
-      <w:r>
-        <w:rPr>
-          <w:highlight w:val="yellow"/>
-        </w:rPr>
-        <w:t>e capítulo</w:t>
-      </w:r>
-      <w:r>
-        <w:rPr>
-          <w:highlight w:val="yellow"/>
-        </w:rPr>
-        <w:t>...</w:t>
-      </w:r>
-      <w:r>
-        <w:t xml:space="preserve"> </w:t>
-      </w:r>
-      <w:r>
-        <w:rPr>
-          <w:highlight w:val="yellow"/>
-        </w:rPr>
-        <w:t>&lt;parágrafo introdutório&gt;</w:t>
+        <w:t xml:space="preserve">Neste capítulo, vamos falar sobre o sistema que desenvolvemos. </w:t>
+      </w:r>
+      <w:r>
+        <w:t>O objetivo principal é</w:t>
+      </w:r>
+      <w:r>
+        <w:t xml:space="preserve"> ajudar as pessoas a gerir melhor as compras em casa, a organizar listas de compras e a controlar melhor o orçamento familiar de uma forma simples e fácil de usar.</w:t>
       </w:r>
     </w:p>
     <w:p>
-      <w:pPr>
-        <w:rPr>
-          <w:highlight w:val="yellow"/>
-        </w:rPr>
-      </w:pPr>
-      <w:r>
-        <w:rPr>
-          <w:highlight w:val="yellow"/>
-        </w:rPr>
-        <w:t>&lt;</w:t>
-      </w:r>
-      <w:r>
-        <w:rPr>
-          <w:highlight w:val="yellow"/>
-        </w:rPr>
-        <w:t>Descrever</w:t>
-      </w:r>
-      <w:r>
-        <w:rPr>
-          <w:highlight w:val="yellow"/>
-        </w:rPr>
-        <w:t>:</w:t>
-      </w:r>
-      <w:r>
-        <w:rPr>
-          <w:highlight w:val="yellow"/>
-        </w:rPr>
-        <w:t xml:space="preserve"> </w:t>
+      <w:r>
+        <w:t>Este sistema junta diversas funcionalidades importantes, como planear compras, controlar despesas e organizar artigos domésticos, para ajudar as pessoas a gerir melhor o seu dinheiro do dia a dia.</w:t>
       </w:r>
     </w:p>
     <w:p>
-      <w:pPr>
-        <w:rPr>
-          <w:highlight w:val="yellow"/>
-        </w:rPr>
-      </w:pPr>
-      <w:r>
-        <w:rPr>
-          <w:highlight w:val="yellow"/>
-        </w:rPr>
-        <w:t xml:space="preserve">- </w:t>
-      </w:r>
-      <w:proofErr w:type="gramStart"/>
-      <w:r>
-        <w:rPr>
-          <w:highlight w:val="yellow"/>
-        </w:rPr>
-        <w:t>descrição</w:t>
-      </w:r>
-      <w:proofErr w:type="gramEnd"/>
-      <w:r>
-        <w:rPr>
-          <w:highlight w:val="yellow"/>
-        </w:rPr>
-        <w:t xml:space="preserve"> geral do sistema, ou seja, </w:t>
-      </w:r>
-      <w:r>
-        <w:rPr>
-          <w:highlight w:val="yellow"/>
-        </w:rPr>
-        <w:t>os objetivos do sistema a desenvolver</w:t>
-      </w:r>
-      <w:r>
-        <w:rPr>
-          <w:highlight w:val="yellow"/>
-        </w:rPr>
-        <w:t xml:space="preserve"> (</w:t>
-      </w:r>
-      <w:r>
-        <w:rPr>
-          <w:highlight w:val="yellow"/>
-        </w:rPr>
-        <w:t>as necessidades do utilizador de forma geral</w:t>
-      </w:r>
-      <w:r>
-        <w:rPr>
-          <w:highlight w:val="yellow"/>
-        </w:rPr>
-        <w:t>)</w:t>
+      <w:r>
+        <w:t xml:space="preserve">Diversas pessoas </w:t>
+      </w:r>
+      <w:r>
+        <w:t>têm</w:t>
+      </w:r>
+      <w:r>
+        <w:t xml:space="preserve"> dificuldade em controlar os gastos mensais e em organizar as compras de forma eficiente. O que pode levar a desperdícios, como compras desnecessárias, o que pode levar a problemas financeiros. Sendo o objetivo do nosso sistema ajudar a resolver tais problemas, oferecendo ferramentas práticas para ajudar as pessoas a gerir melhor as suas finanças. </w:t>
       </w:r>
     </w:p>
     <w:p>
       <w:r>
-        <w:rPr>
-          <w:highlight w:val="yellow"/>
-        </w:rPr>
-        <w:t xml:space="preserve">- </w:t>
-      </w:r>
-      <w:proofErr w:type="gramStart"/>
-      <w:r>
-        <w:rPr>
-          <w:highlight w:val="yellow"/>
-        </w:rPr>
-        <w:t>o</w:t>
-      </w:r>
-      <w:proofErr w:type="gramEnd"/>
-      <w:r>
-        <w:rPr>
-          <w:highlight w:val="yellow"/>
-        </w:rPr>
-        <w:t xml:space="preserve"> problema que o sistema pretende resolver e identificar os principais </w:t>
-      </w:r>
-      <w:proofErr w:type="spellStart"/>
-      <w:r>
-        <w:rPr>
-          <w:highlight w:val="yellow"/>
-        </w:rPr>
-        <w:t>stakeholders</w:t>
-      </w:r>
-      <w:proofErr w:type="spellEnd"/>
-      <w:r>
-        <w:rPr>
-          <w:highlight w:val="yellow"/>
-        </w:rPr>
-        <w:t> (pessoas, grupos ou entidades com interesse direto no sistema</w:t>
+        <w:t>Os principais stakeholders do sistema são os utilizadores da aplicação, a equipa de desenvolvimento e os docentes responsáveis pelo acompanhamento do projeto.</w:t>
       </w:r>
     </w:p>
     <w:p>
       <w:r>
+        <w:t>O sistema deve ter um impacto positivo na organização financeira pessoal e familiar dos utilizadores. Ajudando as pessoas a terem um melhor controlo dos seus gastos, o que pode ajudar a reduzir desperdícios e a melhorar a gestão do orçamento mensal. No entanto, para pessoas que podem ter difícil acesso a internet se ficarem dependentes deste sistema para gerir o seu orçamento podem ter problemas considerando que algumas funcionalidades precisam de acesso a internet.</w:t>
+      </w:r>
+    </w:p>
+    <w:p>
+      <w:r>
+        <w:rPr>
+          <w:highlight w:val="yellow"/>
+        </w:rPr>
+        <w:t>Nest</w:t>
+      </w:r>
+      <w:r>
+        <w:rPr>
+          <w:highlight w:val="yellow"/>
+        </w:rPr>
+        <w:t>e capítulo</w:t>
+      </w:r>
+      <w:r>
+        <w:rPr>
+          <w:highlight w:val="yellow"/>
+        </w:rPr>
+        <w:t>...</w:t>
+      </w:r>
+      <w:r>
+        <w:t xml:space="preserve"> </w:t>
+      </w:r>
+      <w:r>
+        <w:rPr>
+          <w:highlight w:val="yellow"/>
+        </w:rPr>
+        <w:t>&lt;parágrafo introdutório&gt;</w:t>
+      </w:r>
+    </w:p>
+    <w:p>
+      <w:pPr>
+        <w:rPr>
+          <w:highlight w:val="yellow"/>
+        </w:rPr>
+      </w:pPr>
+      <w:r>
+        <w:rPr>
+          <w:highlight w:val="yellow"/>
+        </w:rPr>
+        <w:t>&lt;</w:t>
+      </w:r>
+      <w:r>
+        <w:rPr>
+          <w:highlight w:val="yellow"/>
+        </w:rPr>
+        <w:t>Descrever</w:t>
+      </w:r>
+      <w:r>
+        <w:rPr>
+          <w:highlight w:val="yellow"/>
+        </w:rPr>
+        <w:t>:</w:t>
+      </w:r>
+      <w:r>
+        <w:rPr>
+          <w:highlight w:val="yellow"/>
+        </w:rPr>
+        <w:t xml:space="preserve"> </w:t>
+      </w:r>
+    </w:p>
+    <w:p>
+      <w:pPr>
+        <w:rPr>
+          <w:highlight w:val="yellow"/>
+        </w:rPr>
+      </w:pPr>
+      <w:r>
+        <w:rPr>
+          <w:highlight w:val="yellow"/>
+        </w:rPr>
+        <w:t xml:space="preserve">- descrição geral do sistema, ou seja, </w:t>
+      </w:r>
+      <w:r>
+        <w:rPr>
+          <w:highlight w:val="yellow"/>
+        </w:rPr>
+        <w:t>os objetivos do sistema a desenvolver</w:t>
+      </w:r>
+      <w:r>
+        <w:rPr>
+          <w:highlight w:val="yellow"/>
+        </w:rPr>
+        <w:t xml:space="preserve"> (</w:t>
+      </w:r>
+      <w:r>
+        <w:rPr>
+          <w:highlight w:val="yellow"/>
+        </w:rPr>
+        <w:t>as necessidades do utilizador de forma geral</w:t>
+      </w:r>
+      <w:r>
+        <w:rPr>
+          <w:highlight w:val="yellow"/>
+        </w:rPr>
+        <w:t>)</w:t>
+      </w:r>
+    </w:p>
+    <w:p>
+      <w:r>
+        <w:rPr>
+          <w:highlight w:val="yellow"/>
+        </w:rPr>
         <w:t xml:space="preserve">- </w:t>
       </w:r>
-      <w:proofErr w:type="gramStart"/>
       <w:r>
         <w:rPr>
           <w:highlight w:val="yellow"/>
         </w:rPr>
+        <w:t>o problema que o sistema pretende resolver e identificar os principais stakeholders (pessoas, grupos ou entidades com interesse direto no sistema</w:t>
+      </w:r>
+    </w:p>
+    <w:p>
+      <w:r>
+        <w:t xml:space="preserve">- </w:t>
+      </w:r>
+      <w:r>
+        <w:rPr>
+          <w:highlight w:val="yellow"/>
+        </w:rPr>
         <w:t>i</w:t>
       </w:r>
       <w:r>
         <w:rPr>
           <w:highlight w:val="yellow"/>
         </w:rPr>
-        <w:t>mpactos</w:t>
-      </w:r>
-      <w:proofErr w:type="gramEnd"/>
-      <w:r>
-        <w:rPr>
-          <w:highlight w:val="yellow"/>
-        </w:rPr>
-        <w:t xml:space="preserve"> positivos e negativos do sistema a desenvolver</w:t>
+        <w:t>mpactos positivos e negativos do sistema a desenvolver</w:t>
       </w:r>
       <w:r>
         <w:rPr>
@@ -4557,13 +4542,8 @@
       <w:pPr>
         <w:pStyle w:val="Ttulo3"/>
       </w:pPr>
-      <w:proofErr w:type="spellStart"/>
-      <w:r>
-        <w:t>Bring</w:t>
-      </w:r>
-      <w:proofErr w:type="spellEnd"/>
-      <w:r>
-        <w:t xml:space="preserve">! Lista de Compras </w:t>
+      <w:r>
+        <w:t xml:space="preserve">Bring! Lista de Compras </w:t>
       </w:r>
     </w:p>
     <w:p>
@@ -4581,16 +4561,30 @@
       </w:pPr>
       <w:bookmarkStart w:id="6" w:name="_Toc227746391"/>
       <w:r>
+        <w:lastRenderedPageBreak/>
         <w:t xml:space="preserve">Tabela </w:t>
       </w:r>
-      <w:fldSimple w:instr=" SEQ Tabela \* ARABIC ">
-        <w:r>
-          <w:rPr>
-            <w:noProof/>
-          </w:rPr>
-          <w:t>1</w:t>
-        </w:r>
-      </w:fldSimple>
+      <w:r>
+        <w:fldChar w:fldCharType="begin"/>
+      </w:r>
+      <w:r>
+        <w:instrText xml:space="preserve"> SEQ Tabela \* ARABIC </w:instrText>
+      </w:r>
+      <w:r>
+        <w:fldChar w:fldCharType="separate"/>
+      </w:r>
+      <w:r>
+        <w:rPr>
+          <w:noProof/>
+        </w:rPr>
+        <w:t>1</w:t>
+      </w:r>
+      <w:r>
+        <w:rPr>
+          <w:noProof/>
+        </w:rPr>
+        <w:fldChar w:fldCharType="end"/>
+      </w:r>
       <w:r>
         <w:t xml:space="preserve"> – Descrição do </w:t>
       </w:r>
@@ -4733,13 +4727,8 @@
                 <w:highlight w:val="yellow"/>
               </w:rPr>
             </w:pPr>
-            <w:proofErr w:type="spellStart"/>
-            <w:r>
-              <w:t>Bring</w:t>
-            </w:r>
-            <w:proofErr w:type="spellEnd"/>
-            <w:r>
-              <w:t>!</w:t>
+            <w:r>
+              <w:t>Bring!</w:t>
             </w:r>
           </w:p>
         </w:tc>
@@ -4834,13 +4823,8 @@
               <w:jc w:val="left"/>
               <w:cnfStyle w:val="000000100000" w:firstRow="0" w:lastRow="0" w:firstColumn="0" w:lastColumn="0" w:oddVBand="0" w:evenVBand="0" w:oddHBand="1" w:evenHBand="0" w:firstRowFirstColumn="0" w:firstRowLastColumn="0" w:lastRowFirstColumn="0" w:lastRowLastColumn="0"/>
             </w:pPr>
-            <w:proofErr w:type="spellStart"/>
-            <w:r>
-              <w:t>Bring</w:t>
-            </w:r>
-            <w:proofErr w:type="spellEnd"/>
-            <w:r>
-              <w:t>! É uma aplicação de lista de compras gratuita que permite criar e compartilhar</w:t>
+            <w:r>
+              <w:t>Bring! É uma aplicação de lista de compras gratuita que permite criar e compartilhar</w:t>
             </w:r>
             <w:r>
               <w:t>,</w:t>
@@ -4968,7 +4952,6 @@
                 <w:i w:val="0"/>
                 <w:iCs w:val="0"/>
               </w:rPr>
-              <w:lastRenderedPageBreak/>
               <w:t>Desvantagens:</w:t>
             </w:r>
           </w:p>
@@ -5103,6 +5086,7 @@
         <w:pStyle w:val="Ttulo3"/>
       </w:pPr>
       <w:r>
+        <w:lastRenderedPageBreak/>
         <w:t>Listonic</w:t>
       </w:r>
     </w:p>
@@ -5116,23 +5100,34 @@
       <w:r>
         <w:t xml:space="preserve">Tabela </w:t>
       </w:r>
-      <w:fldSimple w:instr=" SEQ Tabela \* ARABIC ">
-        <w:r>
-          <w:rPr>
-            <w:noProof/>
-          </w:rPr>
-          <w:t>2</w:t>
-        </w:r>
-      </w:fldSimple>
+      <w:r>
+        <w:fldChar w:fldCharType="begin"/>
+      </w:r>
+      <w:r>
+        <w:instrText xml:space="preserve"> SEQ Tabela \* ARABIC </w:instrText>
+      </w:r>
+      <w:r>
+        <w:fldChar w:fldCharType="separate"/>
+      </w:r>
+      <w:r>
+        <w:rPr>
+          <w:noProof/>
+        </w:rPr>
+        <w:t>2</w:t>
+      </w:r>
+      <w:r>
+        <w:rPr>
+          <w:noProof/>
+        </w:rPr>
+        <w:fldChar w:fldCharType="end"/>
+      </w:r>
       <w:r>
         <w:t xml:space="preserve"> – Descrição do </w:t>
       </w:r>
       <w:bookmarkEnd w:id="7"/>
-      <w:proofErr w:type="spellStart"/>
       <w:r>
         <w:t>Listonic</w:t>
       </w:r>
-      <w:proofErr w:type="spellEnd"/>
     </w:p>
     <w:tbl>
       <w:tblPr>
@@ -5259,11 +5254,9 @@
                 <w:highlight w:val="yellow"/>
               </w:rPr>
             </w:pPr>
-            <w:proofErr w:type="spellStart"/>
             <w:r>
               <w:t>Listonic</w:t>
             </w:r>
-            <w:proofErr w:type="spellEnd"/>
           </w:p>
         </w:tc>
       </w:tr>
@@ -5352,15 +5345,7 @@
               <w:t>A aplicação do</w:t>
             </w:r>
             <w:r>
-              <w:t xml:space="preserve"> </w:t>
-            </w:r>
-            <w:proofErr w:type="spellStart"/>
-            <w:r>
-              <w:t>Listonic</w:t>
-            </w:r>
-            <w:proofErr w:type="spellEnd"/>
-            <w:r>
-              <w:t xml:space="preserve"> ajuda-o a poupar dinheiro e tempo, tornando o planeamento de compras rápido e organizado.</w:t>
+              <w:t xml:space="preserve"> Listonic ajuda-o a poupar dinheiro e tempo, tornando o planeamento de compras rápido e organizado.</w:t>
             </w:r>
           </w:p>
         </w:tc>
@@ -5501,11 +5486,9 @@
       <w:pPr>
         <w:pStyle w:val="Ttulo3"/>
       </w:pPr>
-      <w:proofErr w:type="spellStart"/>
       <w:r>
         <w:t>HomeBudget</w:t>
       </w:r>
-      <w:proofErr w:type="spellEnd"/>
     </w:p>
     <w:p>
       <w:r>
@@ -5526,23 +5509,34 @@
         <w:lastRenderedPageBreak/>
         <w:t xml:space="preserve">Tabela </w:t>
       </w:r>
-      <w:fldSimple w:instr=" SEQ Tabela \* ARABIC ">
-        <w:r>
-          <w:rPr>
-            <w:noProof/>
-          </w:rPr>
-          <w:t>3</w:t>
-        </w:r>
-      </w:fldSimple>
+      <w:r>
+        <w:fldChar w:fldCharType="begin"/>
+      </w:r>
+      <w:r>
+        <w:instrText xml:space="preserve"> SEQ Tabela \* ARABIC </w:instrText>
+      </w:r>
+      <w:r>
+        <w:fldChar w:fldCharType="separate"/>
+      </w:r>
+      <w:r>
+        <w:rPr>
+          <w:noProof/>
+        </w:rPr>
+        <w:t>3</w:t>
+      </w:r>
+      <w:r>
+        <w:rPr>
+          <w:noProof/>
+        </w:rPr>
+        <w:fldChar w:fldCharType="end"/>
+      </w:r>
       <w:r>
         <w:t xml:space="preserve"> – Descrição do </w:t>
       </w:r>
       <w:bookmarkEnd w:id="8"/>
-      <w:proofErr w:type="spellStart"/>
       <w:r>
         <w:t>HomeBudget</w:t>
       </w:r>
-      <w:proofErr w:type="spellEnd"/>
     </w:p>
     <w:tbl>
       <w:tblPr>
@@ -5675,11 +5669,9 @@
                 <w:highlight w:val="yellow"/>
               </w:rPr>
             </w:pPr>
-            <w:proofErr w:type="spellStart"/>
             <w:r>
               <w:t>HomeBudget</w:t>
             </w:r>
-            <w:proofErr w:type="spellEnd"/>
           </w:p>
         </w:tc>
       </w:tr>
@@ -5765,15 +5757,7 @@
               <w:cnfStyle w:val="000000100000" w:firstRow="0" w:lastRow="0" w:firstColumn="0" w:lastColumn="0" w:oddVBand="0" w:evenVBand="0" w:oddHBand="1" w:evenHBand="0" w:firstRowFirstColumn="0" w:firstRowLastColumn="0" w:lastRowFirstColumn="0" w:lastRowLastColumn="0"/>
             </w:pPr>
             <w:r>
-              <w:t xml:space="preserve">A aplicação </w:t>
-            </w:r>
-            <w:proofErr w:type="spellStart"/>
-            <w:r>
-              <w:t>HomeBudget</w:t>
-            </w:r>
-            <w:proofErr w:type="spellEnd"/>
-            <w:r>
-              <w:t xml:space="preserve"> tem como objetivo de conseguir ajudar a controlar despesas, contas </w:t>
+              <w:t xml:space="preserve">A aplicação HomeBudget tem como objetivo de conseguir ajudar a controlar despesas, contas </w:t>
             </w:r>
             <w:r>
               <w:t>bancárias,</w:t>
@@ -5959,18 +5943,10 @@
               <w:t>estão detalhada de artigos comprados, planeados e não planeados</w:t>
             </w:r>
             <w:r>
-              <w:t xml:space="preserve">, </w:t>
-            </w:r>
-            <w:proofErr w:type="spellStart"/>
-            <w:r>
-              <w:t>d</w:t>
-            </w:r>
-            <w:r>
-              <w:t>ashboard</w:t>
-            </w:r>
-            <w:proofErr w:type="spellEnd"/>
-            <w:r>
-              <w:t xml:space="preserve"> moderna e mais interativa</w:t>
+              <w:t>, d</w:t>
+            </w:r>
+            <w:r>
+              <w:t>ashboard moderna e mais interativa</w:t>
             </w:r>
             <w:r>
               <w:t>.</w:t>
@@ -5992,10 +5968,10 @@
     </w:p>
     <w:p>
       <w:r>
-        <w:rPr>
-          <w:highlight w:val="yellow"/>
-        </w:rPr>
-        <w:t>De seguida...</w:t>
+        <w:t>De seguida</w:t>
+      </w:r>
+      <w:r>
+        <w:t>, é apresentada uma tabela que compara as principais características e funcionalidades dos sistemas analisados. O que permite identificar os pontos fortes e limitações de cada aplicação.</w:t>
       </w:r>
     </w:p>
     <w:p/>
@@ -6009,14 +5985,27 @@
       <w:r>
         <w:t xml:space="preserve">Tabela </w:t>
       </w:r>
-      <w:fldSimple w:instr=" SEQ Tabela \* ARABIC ">
-        <w:r>
-          <w:rPr>
-            <w:noProof/>
-          </w:rPr>
-          <w:t>4</w:t>
-        </w:r>
-      </w:fldSimple>
+      <w:r>
+        <w:fldChar w:fldCharType="begin"/>
+      </w:r>
+      <w:r>
+        <w:instrText xml:space="preserve"> SEQ Tabela \* ARABIC </w:instrText>
+      </w:r>
+      <w:r>
+        <w:fldChar w:fldCharType="separate"/>
+      </w:r>
+      <w:r>
+        <w:rPr>
+          <w:noProof/>
+        </w:rPr>
+        <w:t>4</w:t>
+      </w:r>
+      <w:r>
+        <w:rPr>
+          <w:noProof/>
+        </w:rPr>
+        <w:fldChar w:fldCharType="end"/>
+      </w:r>
       <w:r>
         <w:t xml:space="preserve"> – Resumo das características dos Sistemas concorrenciais</w:t>
       </w:r>
@@ -6061,13 +6050,8 @@
               <w:jc w:val="center"/>
               <w:cnfStyle w:val="100000000000" w:firstRow="1" w:lastRow="0" w:firstColumn="0" w:lastColumn="0" w:oddVBand="0" w:evenVBand="0" w:oddHBand="0" w:evenHBand="0" w:firstRowFirstColumn="0" w:firstRowLastColumn="0" w:lastRowFirstColumn="0" w:lastRowLastColumn="0"/>
             </w:pPr>
-            <w:proofErr w:type="spellStart"/>
-            <w:r>
-              <w:t>Bring</w:t>
-            </w:r>
-            <w:proofErr w:type="spellEnd"/>
-            <w:r>
-              <w:t>!</w:t>
+            <w:r>
+              <w:t>Bring!</w:t>
             </w:r>
           </w:p>
         </w:tc>
@@ -6080,11 +6064,9 @@
               <w:jc w:val="center"/>
               <w:cnfStyle w:val="100000000000" w:firstRow="1" w:lastRow="0" w:firstColumn="0" w:lastColumn="0" w:oddVBand="0" w:evenVBand="0" w:oddHBand="0" w:evenHBand="0" w:firstRowFirstColumn="0" w:firstRowLastColumn="0" w:lastRowFirstColumn="0" w:lastRowLastColumn="0"/>
             </w:pPr>
-            <w:proofErr w:type="spellStart"/>
             <w:r>
               <w:t>Listonic</w:t>
             </w:r>
-            <w:proofErr w:type="spellEnd"/>
           </w:p>
         </w:tc>
         <w:tc>
@@ -6096,11 +6078,9 @@
               <w:jc w:val="center"/>
               <w:cnfStyle w:val="100000000000" w:firstRow="1" w:lastRow="0" w:firstColumn="0" w:lastColumn="0" w:oddVBand="0" w:evenVBand="0" w:oddHBand="0" w:evenHBand="0" w:firstRowFirstColumn="0" w:firstRowLastColumn="0" w:lastRowFirstColumn="0" w:lastRowLastColumn="0"/>
             </w:pPr>
-            <w:proofErr w:type="spellStart"/>
             <w:r>
               <w:t>HomeBudget</w:t>
             </w:r>
-            <w:proofErr w:type="spellEnd"/>
           </w:p>
         </w:tc>
       </w:tr>
@@ -6119,19 +6099,8 @@
                 <w:highlight w:val="yellow"/>
               </w:rPr>
             </w:pPr>
-            <w:proofErr w:type="spellStart"/>
-            <w:r>
-              <w:rPr>
-                <w:highlight w:val="yellow"/>
-              </w:rPr>
-              <w:t>Caract</w:t>
-            </w:r>
-            <w:proofErr w:type="spellEnd"/>
-            <w:r>
-              <w:rPr>
-                <w:highlight w:val="yellow"/>
-              </w:rPr>
-              <w:t>. 1</w:t>
+            <w:r>
+              <w:t>Criação de listas de compras</w:t>
             </w:r>
           </w:p>
         </w:tc>
@@ -6143,15 +6112,9 @@
             <w:pPr>
               <w:jc w:val="center"/>
               <w:cnfStyle w:val="000000100000" w:firstRow="0" w:lastRow="0" w:firstColumn="0" w:lastColumn="0" w:oddVBand="0" w:evenVBand="0" w:oddHBand="1" w:evenHBand="0" w:firstRowFirstColumn="0" w:firstRowLastColumn="0" w:lastRowFirstColumn="0" w:lastRowLastColumn="0"/>
-              <w:rPr>
-                <w:highlight w:val="yellow"/>
-              </w:rPr>
-            </w:pPr>
-            <w:r>
-              <w:rPr>
-                <w:highlight w:val="yellow"/>
-              </w:rPr>
-              <w:t>x</w:t>
+            </w:pPr>
+            <w:r>
+              <w:t>X</w:t>
             </w:r>
           </w:p>
         </w:tc>
@@ -6163,15 +6126,9 @@
             <w:pPr>
               <w:jc w:val="center"/>
               <w:cnfStyle w:val="000000100000" w:firstRow="0" w:lastRow="0" w:firstColumn="0" w:lastColumn="0" w:oddVBand="0" w:evenVBand="0" w:oddHBand="1" w:evenHBand="0" w:firstRowFirstColumn="0" w:firstRowLastColumn="0" w:lastRowFirstColumn="0" w:lastRowLastColumn="0"/>
-              <w:rPr>
-                <w:highlight w:val="yellow"/>
-              </w:rPr>
-            </w:pPr>
-            <w:r>
-              <w:rPr>
-                <w:highlight w:val="yellow"/>
-              </w:rPr>
-              <w:t>-</w:t>
+            </w:pPr>
+            <w:r>
+              <w:t>X</w:t>
             </w:r>
           </w:p>
         </w:tc>
@@ -6183,15 +6140,9 @@
             <w:pPr>
               <w:jc w:val="center"/>
               <w:cnfStyle w:val="000000100000" w:firstRow="0" w:lastRow="0" w:firstColumn="0" w:lastColumn="0" w:oddVBand="0" w:evenVBand="0" w:oddHBand="1" w:evenHBand="0" w:firstRowFirstColumn="0" w:firstRowLastColumn="0" w:lastRowFirstColumn="0" w:lastRowLastColumn="0"/>
-              <w:rPr>
-                <w:highlight w:val="yellow"/>
-              </w:rPr>
-            </w:pPr>
-            <w:r>
-              <w:rPr>
-                <w:highlight w:val="yellow"/>
-              </w:rPr>
-              <w:t>x</w:t>
+            </w:pPr>
+            <w:r>
+              <w:t>X</w:t>
             </w:r>
           </w:p>
         </w:tc>
@@ -6208,19 +6159,8 @@
                 <w:highlight w:val="yellow"/>
               </w:rPr>
             </w:pPr>
-            <w:proofErr w:type="spellStart"/>
-            <w:r>
-              <w:rPr>
-                <w:highlight w:val="yellow"/>
-              </w:rPr>
-              <w:t>Caract</w:t>
-            </w:r>
-            <w:proofErr w:type="spellEnd"/>
-            <w:r>
-              <w:rPr>
-                <w:highlight w:val="yellow"/>
-              </w:rPr>
-              <w:t>. 2</w:t>
+            <w:r>
+              <w:t>Gestão de orçamento</w:t>
             </w:r>
           </w:p>
         </w:tc>
@@ -6244,6 +6184,9 @@
               <w:jc w:val="center"/>
               <w:cnfStyle w:val="000000000000" w:firstRow="0" w:lastRow="0" w:firstColumn="0" w:lastColumn="0" w:oddVBand="0" w:evenVBand="0" w:oddHBand="0" w:evenHBand="0" w:firstRowFirstColumn="0" w:firstRowLastColumn="0" w:lastRowFirstColumn="0" w:lastRowLastColumn="0"/>
             </w:pPr>
+            <w:r>
+              <w:t>X</w:t>
+            </w:r>
           </w:p>
         </w:tc>
         <w:tc>
@@ -6255,6 +6198,9 @@
               <w:jc w:val="center"/>
               <w:cnfStyle w:val="000000000000" w:firstRow="0" w:lastRow="0" w:firstColumn="0" w:lastColumn="0" w:oddVBand="0" w:evenVBand="0" w:oddHBand="0" w:evenHBand="0" w:firstRowFirstColumn="0" w:firstRowLastColumn="0" w:lastRowFirstColumn="0" w:lastRowLastColumn="0"/>
             </w:pPr>
+            <w:r>
+              <w:t>X</w:t>
+            </w:r>
           </w:p>
         </w:tc>
       </w:tr>
@@ -6268,24 +6214,8 @@
             <w:tcW w:w="2348" w:type="dxa"/>
           </w:tcPr>
           <w:p>
-            <w:pPr>
-              <w:rPr>
-                <w:highlight w:val="yellow"/>
-              </w:rPr>
-            </w:pPr>
-            <w:proofErr w:type="spellStart"/>
-            <w:r>
-              <w:rPr>
-                <w:highlight w:val="yellow"/>
-              </w:rPr>
-              <w:t>Caract</w:t>
-            </w:r>
-            <w:proofErr w:type="spellEnd"/>
-            <w:r>
-              <w:rPr>
-                <w:highlight w:val="yellow"/>
-              </w:rPr>
-              <w:t>. 3</w:t>
+            <w:r>
+              <w:t>Partilha de listas em tempo real</w:t>
             </w:r>
           </w:p>
         </w:tc>
@@ -6298,6 +6228,9 @@
               <w:jc w:val="center"/>
               <w:cnfStyle w:val="000000100000" w:firstRow="0" w:lastRow="0" w:firstColumn="0" w:lastColumn="0" w:oddVBand="0" w:evenVBand="0" w:oddHBand="1" w:evenHBand="0" w:firstRowFirstColumn="0" w:firstRowLastColumn="0" w:lastRowFirstColumn="0" w:lastRowLastColumn="0"/>
             </w:pPr>
+            <w:r>
+              <w:t>X</w:t>
+            </w:r>
           </w:p>
         </w:tc>
         <w:tc>
@@ -6309,6 +6242,9 @@
               <w:jc w:val="center"/>
               <w:cnfStyle w:val="000000100000" w:firstRow="0" w:lastRow="0" w:firstColumn="0" w:lastColumn="0" w:oddVBand="0" w:evenVBand="0" w:oddHBand="1" w:evenHBand="0" w:firstRowFirstColumn="0" w:firstRowLastColumn="0" w:lastRowFirstColumn="0" w:lastRowLastColumn="0"/>
             </w:pPr>
+            <w:r>
+              <w:t>X</w:t>
+            </w:r>
           </w:p>
         </w:tc>
         <w:tc>
@@ -6320,6 +6256,9 @@
               <w:jc w:val="center"/>
               <w:cnfStyle w:val="000000100000" w:firstRow="0" w:lastRow="0" w:firstColumn="0" w:lastColumn="0" w:oddVBand="0" w:evenVBand="0" w:oddHBand="1" w:evenHBand="0" w:firstRowFirstColumn="0" w:firstRowLastColumn="0" w:lastRowFirstColumn="0" w:lastRowLastColumn="0"/>
             </w:pPr>
+            <w:r>
+              <w:t>X</w:t>
+            </w:r>
           </w:p>
         </w:tc>
       </w:tr>
@@ -6330,24 +6269,9 @@
             <w:tcW w:w="2348" w:type="dxa"/>
           </w:tcPr>
           <w:p>
-            <w:pPr>
-              <w:rPr>
-                <w:highlight w:val="yellow"/>
-              </w:rPr>
-            </w:pPr>
-            <w:proofErr w:type="spellStart"/>
-            <w:r>
-              <w:rPr>
-                <w:highlight w:val="yellow"/>
-              </w:rPr>
-              <w:t>Caract</w:t>
-            </w:r>
-            <w:proofErr w:type="spellEnd"/>
-            <w:r>
-              <w:rPr>
-                <w:highlight w:val="yellow"/>
-              </w:rPr>
-              <w:t>. 4</w:t>
+            <w:r>
+              <w:lastRenderedPageBreak/>
+              <w:t>Relatórios financeiros</w:t>
             </w:r>
           </w:p>
         </w:tc>
@@ -6359,6 +6283,9 @@
             <w:pPr>
               <w:jc w:val="center"/>
               <w:cnfStyle w:val="000000000000" w:firstRow="0" w:lastRow="0" w:firstColumn="0" w:lastColumn="0" w:oddVBand="0" w:evenVBand="0" w:oddHBand="0" w:evenHBand="0" w:firstRowFirstColumn="0" w:firstRowLastColumn="0" w:lastRowFirstColumn="0" w:lastRowLastColumn="0"/>
+              <w:rPr>
+                <w:highlight w:val="yellow"/>
+              </w:rPr>
             </w:pPr>
           </w:p>
         </w:tc>
@@ -6370,6 +6297,9 @@
             <w:pPr>
               <w:jc w:val="center"/>
               <w:cnfStyle w:val="000000000000" w:firstRow="0" w:lastRow="0" w:firstColumn="0" w:lastColumn="0" w:oddVBand="0" w:evenVBand="0" w:oddHBand="0" w:evenHBand="0" w:firstRowFirstColumn="0" w:firstRowLastColumn="0" w:lastRowFirstColumn="0" w:lastRowLastColumn="0"/>
+              <w:rPr>
+                <w:highlight w:val="yellow"/>
+              </w:rPr>
             </w:pPr>
           </w:p>
         </w:tc>
@@ -6382,6 +6312,9 @@
               <w:jc w:val="center"/>
               <w:cnfStyle w:val="000000000000" w:firstRow="0" w:lastRow="0" w:firstColumn="0" w:lastColumn="0" w:oddVBand="0" w:evenVBand="0" w:oddHBand="0" w:evenHBand="0" w:firstRowFirstColumn="0" w:firstRowLastColumn="0" w:lastRowFirstColumn="0" w:lastRowLastColumn="0"/>
             </w:pPr>
+            <w:r>
+              <w:t>X</w:t>
+            </w:r>
           </w:p>
         </w:tc>
       </w:tr>
@@ -6401,10 +6334,7 @@
               </w:rPr>
             </w:pPr>
             <w:r>
-              <w:rPr>
-                <w:highlight w:val="yellow"/>
-              </w:rPr>
-              <w:t>...</w:t>
+              <w:t>Organização por categorias</w:t>
             </w:r>
           </w:p>
         </w:tc>
@@ -6417,6 +6347,9 @@
               <w:jc w:val="center"/>
               <w:cnfStyle w:val="000000100000" w:firstRow="0" w:lastRow="0" w:firstColumn="0" w:lastColumn="0" w:oddVBand="0" w:evenVBand="0" w:oddHBand="1" w:evenHBand="0" w:firstRowFirstColumn="0" w:firstRowLastColumn="0" w:lastRowFirstColumn="0" w:lastRowLastColumn="0"/>
             </w:pPr>
+            <w:r>
+              <w:t>X</w:t>
+            </w:r>
           </w:p>
         </w:tc>
         <w:tc>
@@ -6428,6 +6361,9 @@
               <w:jc w:val="center"/>
               <w:cnfStyle w:val="000000100000" w:firstRow="0" w:lastRow="0" w:firstColumn="0" w:lastColumn="0" w:oddVBand="0" w:evenVBand="0" w:oddHBand="1" w:evenHBand="0" w:firstRowFirstColumn="0" w:firstRowLastColumn="0" w:lastRowFirstColumn="0" w:lastRowLastColumn="0"/>
             </w:pPr>
+            <w:r>
+              <w:t>X</w:t>
+            </w:r>
           </w:p>
         </w:tc>
         <w:tc>
@@ -6439,6 +6375,9 @@
               <w:jc w:val="center"/>
               <w:cnfStyle w:val="000000100000" w:firstRow="0" w:lastRow="0" w:firstColumn="0" w:lastColumn="0" w:oddVBand="0" w:evenVBand="0" w:oddHBand="1" w:evenHBand="0" w:firstRowFirstColumn="0" w:firstRowLastColumn="0" w:lastRowFirstColumn="0" w:lastRowLastColumn="0"/>
             </w:pPr>
+            <w:r>
+              <w:t>X</w:t>
+            </w:r>
           </w:p>
         </w:tc>
       </w:tr>
@@ -6448,7 +6387,11 @@
             <w:cnfStyle w:val="001000000000" w:firstRow="0" w:lastRow="0" w:firstColumn="1" w:lastColumn="0" w:oddVBand="0" w:evenVBand="0" w:oddHBand="0" w:evenHBand="0" w:firstRowFirstColumn="0" w:firstRowLastColumn="0" w:lastRowFirstColumn="0" w:lastRowLastColumn="0"/>
             <w:tcW w:w="2348" w:type="dxa"/>
           </w:tcPr>
-          <w:p/>
+          <w:p>
+            <w:r>
+              <w:t>Histórico de gastos</w:t>
+            </w:r>
+          </w:p>
         </w:tc>
         <w:tc>
           <w:tcPr>
@@ -6481,6 +6424,9 @@
               <w:jc w:val="center"/>
               <w:cnfStyle w:val="000000000000" w:firstRow="0" w:lastRow="0" w:firstColumn="0" w:lastColumn="0" w:oddVBand="0" w:evenVBand="0" w:oddHBand="0" w:evenHBand="0" w:firstRowFirstColumn="0" w:firstRowLastColumn="0" w:lastRowFirstColumn="0" w:lastRowLastColumn="0"/>
             </w:pPr>
+            <w:r>
+              <w:t>X</w:t>
+            </w:r>
           </w:p>
         </w:tc>
       </w:tr>
@@ -6493,7 +6439,11 @@
             <w:cnfStyle w:val="001000000000" w:firstRow="0" w:lastRow="0" w:firstColumn="1" w:lastColumn="0" w:oddVBand="0" w:evenVBand="0" w:oddHBand="0" w:evenHBand="0" w:firstRowFirstColumn="0" w:firstRowLastColumn="0" w:lastRowFirstColumn="0" w:lastRowLastColumn="0"/>
             <w:tcW w:w="2348" w:type="dxa"/>
           </w:tcPr>
-          <w:p/>
+          <w:p>
+            <w:r>
+              <w:t xml:space="preserve">Interface simples e intuitiva </w:t>
+            </w:r>
+          </w:p>
         </w:tc>
         <w:tc>
           <w:tcPr>
@@ -6504,6 +6454,9 @@
               <w:jc w:val="center"/>
               <w:cnfStyle w:val="000000100000" w:firstRow="0" w:lastRow="0" w:firstColumn="0" w:lastColumn="0" w:oddVBand="0" w:evenVBand="0" w:oddHBand="1" w:evenHBand="0" w:firstRowFirstColumn="0" w:firstRowLastColumn="0" w:lastRowFirstColumn="0" w:lastRowLastColumn="0"/>
             </w:pPr>
+            <w:r>
+              <w:t>X</w:t>
+            </w:r>
           </w:p>
         </w:tc>
         <w:tc>
@@ -6515,6 +6468,9 @@
               <w:jc w:val="center"/>
               <w:cnfStyle w:val="000000100000" w:firstRow="0" w:lastRow="0" w:firstColumn="0" w:lastColumn="0" w:oddVBand="0" w:evenVBand="0" w:oddHBand="1" w:evenHBand="0" w:firstRowFirstColumn="0" w:firstRowLastColumn="0" w:lastRowFirstColumn="0" w:lastRowLastColumn="0"/>
             </w:pPr>
+            <w:r>
+              <w:t>X</w:t>
+            </w:r>
           </w:p>
         </w:tc>
         <w:tc>
@@ -6525,6 +6481,165 @@
             <w:pPr>
               <w:jc w:val="center"/>
               <w:cnfStyle w:val="000000100000" w:firstRow="0" w:lastRow="0" w:firstColumn="0" w:lastColumn="0" w:oddVBand="0" w:evenVBand="0" w:oddHBand="1" w:evenHBand="0" w:firstRowFirstColumn="0" w:firstRowLastColumn="0" w:lastRowFirstColumn="0" w:lastRowLastColumn="0"/>
+            </w:pPr>
+            <w:r>
+              <w:t>X</w:t>
+            </w:r>
+          </w:p>
+        </w:tc>
+      </w:tr>
+      <w:tr>
+        <w:tc>
+          <w:tcPr>
+            <w:cnfStyle w:val="001000000000" w:firstRow="0" w:lastRow="0" w:firstColumn="1" w:lastColumn="0" w:oddVBand="0" w:evenVBand="0" w:oddHBand="0" w:evenHBand="0" w:firstRowFirstColumn="0" w:firstRowLastColumn="0" w:lastRowFirstColumn="0" w:lastRowLastColumn="0"/>
+            <w:tcW w:w="2348" w:type="dxa"/>
+          </w:tcPr>
+          <w:p>
+            <w:r>
+              <w:t>Controlo de despesas familiares</w:t>
+            </w:r>
+          </w:p>
+        </w:tc>
+        <w:tc>
+          <w:tcPr>
+            <w:tcW w:w="2348" w:type="dxa"/>
+          </w:tcPr>
+          <w:p>
+            <w:pPr>
+              <w:jc w:val="center"/>
+              <w:cnfStyle w:val="000000000000" w:firstRow="0" w:lastRow="0" w:firstColumn="0" w:lastColumn="0" w:oddVBand="0" w:evenVBand="0" w:oddHBand="0" w:evenHBand="0" w:firstRowFirstColumn="0" w:firstRowLastColumn="0" w:lastRowFirstColumn="0" w:lastRowLastColumn="0"/>
+            </w:pPr>
+          </w:p>
+        </w:tc>
+        <w:tc>
+          <w:tcPr>
+            <w:tcW w:w="2349" w:type="dxa"/>
+          </w:tcPr>
+          <w:p>
+            <w:pPr>
+              <w:jc w:val="center"/>
+              <w:cnfStyle w:val="000000000000" w:firstRow="0" w:lastRow="0" w:firstColumn="0" w:lastColumn="0" w:oddVBand="0" w:evenVBand="0" w:oddHBand="0" w:evenHBand="0" w:firstRowFirstColumn="0" w:firstRowLastColumn="0" w:lastRowFirstColumn="0" w:lastRowLastColumn="0"/>
+            </w:pPr>
+          </w:p>
+        </w:tc>
+        <w:tc>
+          <w:tcPr>
+            <w:tcW w:w="2349" w:type="dxa"/>
+          </w:tcPr>
+          <w:p>
+            <w:pPr>
+              <w:jc w:val="center"/>
+              <w:cnfStyle w:val="000000000000" w:firstRow="0" w:lastRow="0" w:firstColumn="0" w:lastColumn="0" w:oddVBand="0" w:evenVBand="0" w:oddHBand="0" w:evenHBand="0" w:firstRowFirstColumn="0" w:firstRowLastColumn="0" w:lastRowFirstColumn="0" w:lastRowLastColumn="0"/>
+            </w:pPr>
+            <w:r>
+              <w:t>X</w:t>
+            </w:r>
+          </w:p>
+        </w:tc>
+      </w:tr>
+      <w:tr>
+        <w:trPr>
+          <w:cnfStyle w:val="000000100000" w:firstRow="0" w:lastRow="0" w:firstColumn="0" w:lastColumn="0" w:oddVBand="0" w:evenVBand="0" w:oddHBand="1" w:evenHBand="0" w:firstRowFirstColumn="0" w:firstRowLastColumn="0" w:lastRowFirstColumn="0" w:lastRowLastColumn="0"/>
+        </w:trPr>
+        <w:tc>
+          <w:tcPr>
+            <w:cnfStyle w:val="001000000000" w:firstRow="0" w:lastRow="0" w:firstColumn="1" w:lastColumn="0" w:oddVBand="0" w:evenVBand="0" w:oddHBand="0" w:evenHBand="0" w:firstRowFirstColumn="0" w:firstRowLastColumn="0" w:lastRowFirstColumn="0" w:lastRowLastColumn="0"/>
+            <w:tcW w:w="2348" w:type="dxa"/>
+          </w:tcPr>
+          <w:p>
+            <w:r>
+              <w:t>Compatível com Andoid e iOS</w:t>
+            </w:r>
+          </w:p>
+        </w:tc>
+        <w:tc>
+          <w:tcPr>
+            <w:tcW w:w="2348" w:type="dxa"/>
+          </w:tcPr>
+          <w:p>
+            <w:pPr>
+              <w:jc w:val="center"/>
+              <w:cnfStyle w:val="000000100000" w:firstRow="0" w:lastRow="0" w:firstColumn="0" w:lastColumn="0" w:oddVBand="0" w:evenVBand="0" w:oddHBand="1" w:evenHBand="0" w:firstRowFirstColumn="0" w:firstRowLastColumn="0" w:lastRowFirstColumn="0" w:lastRowLastColumn="0"/>
+            </w:pPr>
+            <w:r>
+              <w:t>X</w:t>
+            </w:r>
+          </w:p>
+        </w:tc>
+        <w:tc>
+          <w:tcPr>
+            <w:tcW w:w="2349" w:type="dxa"/>
+          </w:tcPr>
+          <w:p>
+            <w:pPr>
+              <w:jc w:val="center"/>
+              <w:cnfStyle w:val="000000100000" w:firstRow="0" w:lastRow="0" w:firstColumn="0" w:lastColumn="0" w:oddVBand="0" w:evenVBand="0" w:oddHBand="1" w:evenHBand="0" w:firstRowFirstColumn="0" w:firstRowLastColumn="0" w:lastRowFirstColumn="0" w:lastRowLastColumn="0"/>
+            </w:pPr>
+            <w:r>
+              <w:t>X</w:t>
+            </w:r>
+          </w:p>
+        </w:tc>
+        <w:tc>
+          <w:tcPr>
+            <w:tcW w:w="2349" w:type="dxa"/>
+          </w:tcPr>
+          <w:p>
+            <w:pPr>
+              <w:jc w:val="center"/>
+              <w:cnfStyle w:val="000000100000" w:firstRow="0" w:lastRow="0" w:firstColumn="0" w:lastColumn="0" w:oddVBand="0" w:evenVBand="0" w:oddHBand="1" w:evenHBand="0" w:firstRowFirstColumn="0" w:firstRowLastColumn="0" w:lastRowFirstColumn="0" w:lastRowLastColumn="0"/>
+            </w:pPr>
+            <w:r>
+              <w:t>X</w:t>
+            </w:r>
+          </w:p>
+        </w:tc>
+      </w:tr>
+      <w:tr>
+        <w:tc>
+          <w:tcPr>
+            <w:cnfStyle w:val="001000000000" w:firstRow="0" w:lastRow="0" w:firstColumn="1" w:lastColumn="0" w:oddVBand="0" w:evenVBand="0" w:oddHBand="0" w:evenHBand="0" w:firstRowFirstColumn="0" w:firstRowLastColumn="0" w:lastRowFirstColumn="0" w:lastRowLastColumn="0"/>
+            <w:tcW w:w="2348" w:type="dxa"/>
+          </w:tcPr>
+          <w:p>
+            <w:r>
+              <w:t xml:space="preserve">Sugestões inteligentes </w:t>
+            </w:r>
+          </w:p>
+        </w:tc>
+        <w:tc>
+          <w:tcPr>
+            <w:tcW w:w="2348" w:type="dxa"/>
+          </w:tcPr>
+          <w:p>
+            <w:pPr>
+              <w:jc w:val="center"/>
+              <w:cnfStyle w:val="000000000000" w:firstRow="0" w:lastRow="0" w:firstColumn="0" w:lastColumn="0" w:oddVBand="0" w:evenVBand="0" w:oddHBand="0" w:evenHBand="0" w:firstRowFirstColumn="0" w:firstRowLastColumn="0" w:lastRowFirstColumn="0" w:lastRowLastColumn="0"/>
+            </w:pPr>
+          </w:p>
+        </w:tc>
+        <w:tc>
+          <w:tcPr>
+            <w:tcW w:w="2349" w:type="dxa"/>
+          </w:tcPr>
+          <w:p>
+            <w:pPr>
+              <w:jc w:val="center"/>
+              <w:cnfStyle w:val="000000000000" w:firstRow="0" w:lastRow="0" w:firstColumn="0" w:lastColumn="0" w:oddVBand="0" w:evenVBand="0" w:oddHBand="0" w:evenHBand="0" w:firstRowFirstColumn="0" w:firstRowLastColumn="0" w:lastRowFirstColumn="0" w:lastRowLastColumn="0"/>
+            </w:pPr>
+            <w:r>
+              <w:t>X</w:t>
+            </w:r>
+          </w:p>
+        </w:tc>
+        <w:tc>
+          <w:tcPr>
+            <w:tcW w:w="2349" w:type="dxa"/>
+          </w:tcPr>
+          <w:p>
+            <w:pPr>
+              <w:jc w:val="center"/>
+              <w:cnfStyle w:val="000000000000" w:firstRow="0" w:lastRow="0" w:firstColumn="0" w:lastColumn="0" w:oddVBand="0" w:evenVBand="0" w:oddHBand="0" w:evenHBand="0" w:firstRowFirstColumn="0" w:firstRowLastColumn="0" w:lastRowFirstColumn="0" w:lastRowLastColumn="0"/>
             </w:pPr>
           </w:p>
         </w:tc>
@@ -6675,55 +6790,17 @@
         <w:pStyle w:val="Ttulo2"/>
       </w:pPr>
       <w:bookmarkStart w:id="12" w:name="_Toc227748424"/>
-      <w:proofErr w:type="spellStart"/>
-      <w:r>
-        <w:t>Wireframes</w:t>
-      </w:r>
-      <w:proofErr w:type="spellEnd"/>
-      <w:r>
-        <w:t>/</w:t>
-      </w:r>
-      <w:proofErr w:type="spellStart"/>
-      <w:r>
-        <w:t>Mockups</w:t>
+      <w:r>
+        <w:t>Wireframes/Mockups</w:t>
       </w:r>
       <w:bookmarkEnd w:id="12"/>
-      <w:proofErr w:type="spellEnd"/>
     </w:p>
     <w:p>
       <w:r>
         <w:rPr>
           <w:highlight w:val="yellow"/>
         </w:rPr>
-        <w:t xml:space="preserve">&lt;Desenho dos </w:t>
-      </w:r>
-      <w:proofErr w:type="spellStart"/>
-      <w:r>
-        <w:rPr>
-          <w:highlight w:val="yellow"/>
-        </w:rPr>
-        <w:t>wireframes</w:t>
-      </w:r>
-      <w:proofErr w:type="spellEnd"/>
-      <w:r>
-        <w:rPr>
-          <w:highlight w:val="yellow"/>
-        </w:rPr>
-        <w:t xml:space="preserve"> já a aproximarem-se de </w:t>
-      </w:r>
-      <w:proofErr w:type="spellStart"/>
-      <w:r>
-        <w:rPr>
-          <w:highlight w:val="yellow"/>
-        </w:rPr>
-        <w:t>mockups</w:t>
-      </w:r>
-      <w:proofErr w:type="spellEnd"/>
-      <w:r>
-        <w:rPr>
-          <w:highlight w:val="yellow"/>
-        </w:rPr>
-        <w:t xml:space="preserve"> (mais detalhados)</w:t>
+        <w:t>&lt;Desenho dos wireframes já a aproximarem-se de mockups (mais detalhados)</w:t>
       </w:r>
       <w:r>
         <w:rPr>
@@ -6743,6 +6820,9 @@
         <w:ind w:left="-426" w:firstLine="142"/>
       </w:pPr>
       <w:r>
+        <w:rPr>
+          <w:noProof/>
+        </w:rPr>
         <w:drawing>
           <wp:inline distT="0" distB="0" distL="0" distR="0" wp14:anchorId="0F09FD9E" wp14:editId="182904F5">
             <wp:extent cx="2963119" cy="2611146"/>
@@ -6834,14 +6914,27 @@
       <w:r>
         <w:t xml:space="preserve">Figura </w:t>
       </w:r>
-      <w:fldSimple w:instr=" SEQ Figura \* ARABIC ">
-        <w:r>
-          <w:rPr>
-            <w:noProof/>
-          </w:rPr>
-          <w:t>1</w:t>
-        </w:r>
-      </w:fldSimple>
+      <w:r>
+        <w:fldChar w:fldCharType="begin"/>
+      </w:r>
+      <w:r>
+        <w:instrText xml:space="preserve"> SEQ Figura \* ARABIC </w:instrText>
+      </w:r>
+      <w:r>
+        <w:fldChar w:fldCharType="separate"/>
+      </w:r>
+      <w:r>
+        <w:rPr>
+          <w:noProof/>
+        </w:rPr>
+        <w:t>1</w:t>
+      </w:r>
+      <w:r>
+        <w:rPr>
+          <w:noProof/>
+        </w:rPr>
+        <w:fldChar w:fldCharType="end"/>
+      </w:r>
       <w:r>
         <w:t xml:space="preserve">- </w:t>
       </w:r>
@@ -6849,21 +6942,8 @@
         <w:t>Página Login</w:t>
       </w:r>
       <w:r>
-        <w:t xml:space="preserve"> </w:t>
-      </w:r>
-      <w:proofErr w:type="spellStart"/>
-      <w:r>
-        <w:t>Mockup</w:t>
-      </w:r>
-      <w:proofErr w:type="spellEnd"/>
-      <w:r>
-        <w:t>/</w:t>
-      </w:r>
-      <w:proofErr w:type="spellStart"/>
-      <w:r>
-        <w:t>WireFame</w:t>
-      </w:r>
-      <w:proofErr w:type="spellEnd"/>
+        <w:t xml:space="preserve"> Mockup/WireFame</w:t>
+      </w:r>
     </w:p>
     <w:p>
       <w:pPr>
@@ -6978,38 +7058,30 @@
       <w:r>
         <w:t xml:space="preserve">Figura </w:t>
       </w:r>
-      <w:fldSimple w:instr=" SEQ Figura \* ARABIC ">
-        <w:r>
-          <w:rPr>
-            <w:noProof/>
-          </w:rPr>
-          <w:t>2</w:t>
-        </w:r>
-      </w:fldSimple>
-      <w:r>
-        <w:t xml:space="preserve"> - Página </w:t>
-      </w:r>
-      <w:proofErr w:type="gramStart"/>
-      <w:r>
-        <w:t>Registrar</w:t>
-      </w:r>
-      <w:proofErr w:type="gramEnd"/>
-      <w:r>
-        <w:t xml:space="preserve"> </w:t>
-      </w:r>
-      <w:proofErr w:type="spellStart"/>
-      <w:r>
-        <w:t>Mockup</w:t>
-      </w:r>
-      <w:proofErr w:type="spellEnd"/>
-      <w:r>
-        <w:t>/</w:t>
-      </w:r>
-      <w:proofErr w:type="spellStart"/>
-      <w:r>
-        <w:t>WireFrame</w:t>
-      </w:r>
-      <w:proofErr w:type="spellEnd"/>
+      <w:r>
+        <w:fldChar w:fldCharType="begin"/>
+      </w:r>
+      <w:r>
+        <w:instrText xml:space="preserve"> SEQ Figura \* ARABIC </w:instrText>
+      </w:r>
+      <w:r>
+        <w:fldChar w:fldCharType="separate"/>
+      </w:r>
+      <w:r>
+        <w:rPr>
+          <w:noProof/>
+        </w:rPr>
+        <w:t>2</w:t>
+      </w:r>
+      <w:r>
+        <w:rPr>
+          <w:noProof/>
+        </w:rPr>
+        <w:fldChar w:fldCharType="end"/>
+      </w:r>
+      <w:r>
+        <w:t xml:space="preserve"> - Página Registrar Mockup/WireFrame</w:t>
+      </w:r>
     </w:p>
     <w:p>
       <w:pPr>
@@ -7017,6 +7089,9 @@
         <w:jc w:val="center"/>
       </w:pPr>
       <w:r>
+        <w:rPr>
+          <w:noProof/>
+        </w:rPr>
         <w:drawing>
           <wp:inline distT="0" distB="0" distL="0" distR="0" wp14:anchorId="75B18AB8" wp14:editId="6D5F59B0">
             <wp:extent cx="2986269" cy="1964097"/>
@@ -7109,14 +7184,27 @@
       <w:r>
         <w:t xml:space="preserve">Figura </w:t>
       </w:r>
-      <w:fldSimple w:instr=" SEQ Figura \* ARABIC ">
-        <w:r>
-          <w:rPr>
-            <w:noProof/>
-          </w:rPr>
-          <w:t>3</w:t>
-        </w:r>
-      </w:fldSimple>
+      <w:r>
+        <w:fldChar w:fldCharType="begin"/>
+      </w:r>
+      <w:r>
+        <w:instrText xml:space="preserve"> SEQ Figura \* ARABIC </w:instrText>
+      </w:r>
+      <w:r>
+        <w:fldChar w:fldCharType="separate"/>
+      </w:r>
+      <w:r>
+        <w:rPr>
+          <w:noProof/>
+        </w:rPr>
+        <w:t>3</w:t>
+      </w:r>
+      <w:r>
+        <w:rPr>
+          <w:noProof/>
+        </w:rPr>
+        <w:fldChar w:fldCharType="end"/>
+      </w:r>
       <w:r>
         <w:t xml:space="preserve"> – </w:t>
       </w:r>
@@ -7230,14 +7318,27 @@
       <w:r>
         <w:t xml:space="preserve">Figura </w:t>
       </w:r>
-      <w:fldSimple w:instr=" SEQ Figura \* ARABIC ">
-        <w:r>
-          <w:rPr>
-            <w:noProof/>
-          </w:rPr>
-          <w:t>4</w:t>
-        </w:r>
-      </w:fldSimple>
+      <w:r>
+        <w:fldChar w:fldCharType="begin"/>
+      </w:r>
+      <w:r>
+        <w:instrText xml:space="preserve"> SEQ Figura \* ARABIC </w:instrText>
+      </w:r>
+      <w:r>
+        <w:fldChar w:fldCharType="separate"/>
+      </w:r>
+      <w:r>
+        <w:rPr>
+          <w:noProof/>
+        </w:rPr>
+        <w:t>4</w:t>
+      </w:r>
+      <w:r>
+        <w:rPr>
+          <w:noProof/>
+        </w:rPr>
+        <w:fldChar w:fldCharType="end"/>
+      </w:r>
       <w:r>
         <w:t xml:space="preserve"> – Diagrama de classes </w:t>
       </w:r>
@@ -7256,13 +7357,11 @@
         <w:pStyle w:val="Ttulo1"/>
       </w:pPr>
       <w:bookmarkStart w:id="18" w:name="_Toc227748426"/>
-      <w:proofErr w:type="spellStart"/>
       <w:r>
         <w:lastRenderedPageBreak/>
         <w:t>Scrum</w:t>
       </w:r>
       <w:bookmarkEnd w:id="18"/>
-      <w:proofErr w:type="spellEnd"/>
     </w:p>
     <w:p>
       <w:r>
@@ -7279,15 +7378,7 @@
       </w:pPr>
       <w:bookmarkStart w:id="19" w:name="_Toc227748427"/>
       <w:r>
-        <w:t xml:space="preserve">Aplicação do </w:t>
-      </w:r>
-      <w:proofErr w:type="spellStart"/>
-      <w:r>
-        <w:t>Scrum</w:t>
-      </w:r>
-      <w:proofErr w:type="spellEnd"/>
-      <w:r>
-        <w:t xml:space="preserve"> ao Projeto</w:t>
+        <w:t>Aplicação do Scrum ao Projeto</w:t>
       </w:r>
       <w:bookmarkEnd w:id="19"/>
     </w:p>
@@ -7340,41 +7431,13 @@
         <w:rPr>
           <w:highlight w:val="yellow"/>
         </w:rPr>
-        <w:t xml:space="preserve">Forma como foi aplicado o </w:t>
-      </w:r>
-      <w:proofErr w:type="spellStart"/>
+        <w:t>Forma como foi aplicado o Scrum ao projeto</w:t>
+      </w:r>
       <w:r>
         <w:rPr>
           <w:highlight w:val="yellow"/>
         </w:rPr>
-        <w:t>Scrum</w:t>
-      </w:r>
-      <w:proofErr w:type="spellEnd"/>
-      <w:r>
-        <w:rPr>
-          <w:highlight w:val="yellow"/>
-        </w:rPr>
-        <w:t xml:space="preserve"> ao projeto</w:t>
-      </w:r>
-      <w:r>
-        <w:rPr>
-          <w:highlight w:val="yellow"/>
-        </w:rPr>
-        <w:t xml:space="preserve"> (</w:t>
-      </w:r>
-      <w:proofErr w:type="spellStart"/>
-      <w:r>
-        <w:rPr>
-          <w:highlight w:val="yellow"/>
-        </w:rPr>
-        <w:t>acaptações</w:t>
-      </w:r>
-      <w:proofErr w:type="spellEnd"/>
-      <w:r>
-        <w:rPr>
-          <w:highlight w:val="yellow"/>
-        </w:rPr>
-        <w:t xml:space="preserve"> que teve)</w:t>
+        <w:t xml:space="preserve"> (acaptações que teve)</w:t>
       </w:r>
     </w:p>
     <w:p>
@@ -7404,69 +7467,13 @@
         <w:rPr>
           <w:highlight w:val="yellow"/>
         </w:rPr>
-        <w:t xml:space="preserve">Quais os eventos do </w:t>
-      </w:r>
-      <w:proofErr w:type="spellStart"/>
+        <w:t>Quais os eventos do Scrum seguidos (</w:t>
+      </w:r>
       <w:r>
         <w:rPr>
           <w:highlight w:val="yellow"/>
         </w:rPr>
-        <w:t>Scrum</w:t>
-      </w:r>
-      <w:proofErr w:type="spellEnd"/>
-      <w:r>
-        <w:rPr>
-          <w:highlight w:val="yellow"/>
-        </w:rPr>
-        <w:t xml:space="preserve"> seguidos (</w:t>
-      </w:r>
-      <w:r>
-        <w:rPr>
-          <w:highlight w:val="yellow"/>
-        </w:rPr>
-        <w:t xml:space="preserve">sprint </w:t>
-      </w:r>
-      <w:proofErr w:type="spellStart"/>
-      <w:r>
-        <w:rPr>
-          <w:highlight w:val="yellow"/>
-        </w:rPr>
-        <w:t>planning</w:t>
-      </w:r>
-      <w:proofErr w:type="spellEnd"/>
-      <w:r>
-        <w:rPr>
-          <w:highlight w:val="yellow"/>
-        </w:rPr>
-        <w:t xml:space="preserve">, </w:t>
-      </w:r>
-      <w:proofErr w:type="spellStart"/>
-      <w:r>
-        <w:rPr>
-          <w:highlight w:val="yellow"/>
-        </w:rPr>
-        <w:t>Daily</w:t>
-      </w:r>
-      <w:proofErr w:type="spellEnd"/>
-      <w:r>
-        <w:rPr>
-          <w:highlight w:val="yellow"/>
-        </w:rPr>
-        <w:t xml:space="preserve"> </w:t>
-      </w:r>
-      <w:proofErr w:type="spellStart"/>
-      <w:r>
-        <w:rPr>
-          <w:highlight w:val="yellow"/>
-        </w:rPr>
-        <w:t>Scrum</w:t>
-      </w:r>
-      <w:proofErr w:type="spellEnd"/>
-      <w:r>
-        <w:rPr>
-          <w:highlight w:val="yellow"/>
-        </w:rPr>
-        <w:t xml:space="preserve">, </w:t>
+        <w:t xml:space="preserve">sprint planning, Daily Scrum, </w:t>
       </w:r>
       <w:r>
         <w:rPr>
@@ -7493,63 +7500,7 @@
         <w:rPr>
           <w:highlight w:val="yellow"/>
         </w:rPr>
-        <w:t xml:space="preserve">Sprint </w:t>
-      </w:r>
-      <w:proofErr w:type="spellStart"/>
-      <w:r>
-        <w:rPr>
-          <w:highlight w:val="yellow"/>
-        </w:rPr>
-        <w:t>Planning</w:t>
-      </w:r>
-      <w:proofErr w:type="spellEnd"/>
-      <w:r>
-        <w:rPr>
-          <w:highlight w:val="yellow"/>
-        </w:rPr>
-        <w:t>: número de sprints, duração de cada uma, definição de pronto (</w:t>
-      </w:r>
-      <w:proofErr w:type="spellStart"/>
-      <w:r>
-        <w:rPr>
-          <w:highlight w:val="yellow"/>
-        </w:rPr>
-        <w:t>Definition</w:t>
-      </w:r>
-      <w:proofErr w:type="spellEnd"/>
-      <w:r>
-        <w:rPr>
-          <w:highlight w:val="yellow"/>
-        </w:rPr>
-        <w:t xml:space="preserve"> </w:t>
-      </w:r>
-      <w:proofErr w:type="spellStart"/>
-      <w:r>
-        <w:rPr>
-          <w:highlight w:val="yellow"/>
-        </w:rPr>
-        <w:t>of</w:t>
-      </w:r>
-      <w:proofErr w:type="spellEnd"/>
-      <w:r>
-        <w:rPr>
-          <w:highlight w:val="yellow"/>
-        </w:rPr>
-        <w:t xml:space="preserve"> </w:t>
-      </w:r>
-      <w:proofErr w:type="spellStart"/>
-      <w:r>
-        <w:rPr>
-          <w:highlight w:val="yellow"/>
-        </w:rPr>
-        <w:t>Done</w:t>
-      </w:r>
-      <w:proofErr w:type="spellEnd"/>
-      <w:r>
-        <w:rPr>
-          <w:highlight w:val="yellow"/>
-        </w:rPr>
-        <w:t>)</w:t>
+        <w:t>Sprint Planning: número de sprints, duração de cada uma, definição de pronto (Definition of Done)</w:t>
       </w:r>
     </w:p>
     <w:p>
@@ -7582,21 +7533,8 @@
         <w:pStyle w:val="Ttulo2"/>
       </w:pPr>
       <w:bookmarkStart w:id="20" w:name="_Toc227748428"/>
-      <w:proofErr w:type="spellStart"/>
-      <w:r>
-        <w:t>Stakeholders</w:t>
-      </w:r>
-      <w:proofErr w:type="spellEnd"/>
-      <w:r>
-        <w:t xml:space="preserve"> e </w:t>
-      </w:r>
-      <w:proofErr w:type="spellStart"/>
-      <w:r>
-        <w:t>Scrum</w:t>
-      </w:r>
-      <w:proofErr w:type="spellEnd"/>
-      <w:r>
-        <w:t xml:space="preserve"> Team</w:t>
+      <w:r>
+        <w:t>Stakeholders e Scrum Team</w:t>
       </w:r>
       <w:bookmarkEnd w:id="20"/>
     </w:p>
@@ -7605,35 +7543,7 @@
         <w:rPr>
           <w:highlight w:val="yellow"/>
         </w:rPr>
-        <w:t xml:space="preserve">&lt;Identificação dos </w:t>
-      </w:r>
-      <w:proofErr w:type="spellStart"/>
-      <w:r>
-        <w:rPr>
-          <w:highlight w:val="yellow"/>
-        </w:rPr>
-        <w:t>stakeholders</w:t>
-      </w:r>
-      <w:proofErr w:type="spellEnd"/>
-      <w:r>
-        <w:rPr>
-          <w:highlight w:val="yellow"/>
-        </w:rPr>
-        <w:t xml:space="preserve"> e da </w:t>
-      </w:r>
-      <w:proofErr w:type="spellStart"/>
-      <w:r>
-        <w:rPr>
-          <w:highlight w:val="yellow"/>
-        </w:rPr>
-        <w:t>Scrum</w:t>
-      </w:r>
-      <w:proofErr w:type="spellEnd"/>
-      <w:r>
-        <w:rPr>
-          <w:highlight w:val="yellow"/>
-        </w:rPr>
-        <w:t xml:space="preserve"> Team (Roles) no projeto, bem como quais as suas funções&gt;</w:t>
+        <w:t>&lt;Identificação dos stakeholders e da Scrum Team (Roles) no projeto, bem como quais as suas funções&gt;</w:t>
       </w:r>
     </w:p>
     <w:p/>
@@ -7647,32 +7557,32 @@
       <w:r>
         <w:t xml:space="preserve">Tabela </w:t>
       </w:r>
-      <w:fldSimple w:instr=" SEQ Tabela \* ARABIC ">
-        <w:r>
-          <w:rPr>
-            <w:noProof/>
-          </w:rPr>
-          <w:t>5</w:t>
-        </w:r>
-      </w:fldSimple>
+      <w:r>
+        <w:fldChar w:fldCharType="begin"/>
+      </w:r>
+      <w:r>
+        <w:instrText xml:space="preserve"> SEQ Tabela \* ARABIC </w:instrText>
+      </w:r>
+      <w:r>
+        <w:fldChar w:fldCharType="separate"/>
+      </w:r>
+      <w:r>
+        <w:rPr>
+          <w:noProof/>
+        </w:rPr>
+        <w:t>5</w:t>
+      </w:r>
+      <w:r>
+        <w:rPr>
+          <w:noProof/>
+        </w:rPr>
+        <w:fldChar w:fldCharType="end"/>
+      </w:r>
       <w:r>
         <w:t xml:space="preserve"> – Identificação e funções dos </w:t>
       </w:r>
-      <w:proofErr w:type="spellStart"/>
-      <w:r>
-        <w:t>Stakeholders</w:t>
-      </w:r>
-      <w:proofErr w:type="spellEnd"/>
-      <w:r>
-        <w:t xml:space="preserve"> e </w:t>
-      </w:r>
-      <w:proofErr w:type="spellStart"/>
-      <w:r>
-        <w:t>Scrum</w:t>
-      </w:r>
-      <w:proofErr w:type="spellEnd"/>
-      <w:r>
-        <w:t xml:space="preserve"> Team</w:t>
+      <w:r>
+        <w:t>Stakeholders e Scrum Team</w:t>
       </w:r>
       <w:bookmarkEnd w:id="21"/>
     </w:p>
@@ -7799,19 +7709,9 @@
             <w:tcW w:w="2132" w:type="dxa"/>
           </w:tcPr>
           <w:p>
-            <w:proofErr w:type="spellStart"/>
-            <w:r>
-              <w:t>Product</w:t>
-            </w:r>
-            <w:proofErr w:type="spellEnd"/>
-            <w:r>
-              <w:t xml:space="preserve"> </w:t>
-            </w:r>
-            <w:proofErr w:type="spellStart"/>
-            <w:r>
-              <w:t>Owner</w:t>
-            </w:r>
-            <w:proofErr w:type="spellEnd"/>
+            <w:r>
+              <w:t>Product Owner</w:t>
+            </w:r>
           </w:p>
         </w:tc>
         <w:tc>
@@ -7874,19 +7774,9 @@
             <w:tcW w:w="2132" w:type="dxa"/>
           </w:tcPr>
           <w:p>
-            <w:proofErr w:type="spellStart"/>
-            <w:r>
-              <w:t>Scrum</w:t>
-            </w:r>
-            <w:proofErr w:type="spellEnd"/>
-            <w:r>
-              <w:t xml:space="preserve"> </w:t>
-            </w:r>
-            <w:proofErr w:type="spellStart"/>
-            <w:r>
-              <w:t>Master</w:t>
-            </w:r>
-            <w:proofErr w:type="spellEnd"/>
+            <w:r>
+              <w:t>Scrum Master</w:t>
+            </w:r>
           </w:p>
         </w:tc>
         <w:tc>
@@ -7936,19 +7826,11 @@
                 <w:lang w:val="en-US"/>
               </w:rPr>
             </w:pPr>
-            <w:proofErr w:type="spellStart"/>
             <w:r>
               <w:rPr>
                 <w:lang w:val="en-US"/>
               </w:rPr>
-              <w:t>Apoiar</w:t>
-            </w:r>
-            <w:proofErr w:type="spellEnd"/>
-            <w:r>
-              <w:rPr>
-                <w:lang w:val="en-US"/>
-              </w:rPr>
-              <w:t xml:space="preserve"> sprint planning e W</w:t>
+              <w:t>Apoiar sprint planning e W</w:t>
             </w:r>
             <w:r>
               <w:rPr>
@@ -7975,35 +7857,7 @@
               <w:rPr>
                 <w:lang w:val="en-US"/>
               </w:rPr>
-              <w:t xml:space="preserve">Remover </w:t>
-            </w:r>
-            <w:proofErr w:type="spellStart"/>
-            <w:r>
-              <w:rPr>
-                <w:lang w:val="en-US"/>
-              </w:rPr>
-              <w:t>impedimentos</w:t>
-            </w:r>
-            <w:proofErr w:type="spellEnd"/>
-            <w:r>
-              <w:rPr>
-                <w:lang w:val="en-US"/>
-              </w:rPr>
-              <w:t xml:space="preserve"> da </w:t>
-            </w:r>
-            <w:proofErr w:type="spellStart"/>
-            <w:r>
-              <w:rPr>
-                <w:lang w:val="en-US"/>
-              </w:rPr>
-              <w:t>equipa</w:t>
-            </w:r>
-            <w:proofErr w:type="spellEnd"/>
-            <w:r>
-              <w:rPr>
-                <w:lang w:val="en-US"/>
-              </w:rPr>
-              <w:t>.</w:t>
+              <w:t>Remover impedimentos da equipa.</w:t>
             </w:r>
           </w:p>
         </w:tc>
@@ -8015,13 +7869,8 @@
             <w:tcW w:w="2132" w:type="dxa"/>
           </w:tcPr>
           <w:p>
-            <w:proofErr w:type="spellStart"/>
-            <w:r>
-              <w:t>Development</w:t>
-            </w:r>
-            <w:proofErr w:type="spellEnd"/>
-            <w:r>
-              <w:t xml:space="preserve"> Team</w:t>
+            <w:r>
+              <w:t>Development Team</w:t>
             </w:r>
           </w:p>
         </w:tc>
@@ -8035,13 +7884,8 @@
               <w:cnfStyle w:val="000000000000" w:firstRow="0" w:lastRow="0" w:firstColumn="0" w:lastColumn="0" w:oddVBand="0" w:evenVBand="0" w:oddHBand="0" w:evenHBand="0" w:firstRowFirstColumn="0" w:firstRowLastColumn="0" w:lastRowFirstColumn="0" w:lastRowLastColumn="0"/>
             </w:pPr>
             <w:r>
-              <w:t xml:space="preserve">Kelly Ferreira, Bianca Maluf, João </w:t>
-            </w:r>
-            <w:proofErr w:type="spellStart"/>
-            <w:r>
-              <w:t>Moreiro</w:t>
-            </w:r>
-            <w:proofErr w:type="spellEnd"/>
+              <w:t>Kelly Ferreira, Bianca Maluf, João Moreiro</w:t>
+            </w:r>
           </w:p>
         </w:tc>
         <w:tc>
@@ -8134,14 +7978,9 @@
       </w:pPr>
       <w:bookmarkStart w:id="22" w:name="_Toc227748429"/>
       <w:r>
-        <w:t xml:space="preserve">User </w:t>
-      </w:r>
-      <w:proofErr w:type="spellStart"/>
-      <w:r>
-        <w:t>Stories</w:t>
+        <w:t>User Stories</w:t>
       </w:r>
       <w:bookmarkEnd w:id="22"/>
-      <w:proofErr w:type="spellEnd"/>
     </w:p>
     <w:p>
       <w:r>
@@ -8154,26 +7993,17 @@
         <w:rPr>
           <w:highlight w:val="yellow"/>
         </w:rPr>
-        <w:t xml:space="preserve">especificados os requisitos funcionais do ponto de vista do utilizador sob forma de User </w:t>
-      </w:r>
-      <w:proofErr w:type="spellStart"/>
+        <w:t>especificados os requisitos funcionais do ponto de vista do utilizador sob forma de User Stories</w:t>
+      </w:r>
+      <w:r>
+        <w:t xml:space="preserve"> </w:t>
+      </w:r>
       <w:r>
         <w:rPr>
           <w:highlight w:val="yellow"/>
         </w:rPr>
-        <w:t>Stories</w:t>
-      </w:r>
-      <w:proofErr w:type="spellEnd"/>
-      <w:r>
-        <w:t xml:space="preserve"> </w:t>
-      </w:r>
-      <w:r>
-        <w:rPr>
-          <w:highlight w:val="yellow"/>
-        </w:rPr>
         <w:t xml:space="preserve">As </w:t>
       </w:r>
-      <w:proofErr w:type="spellStart"/>
       <w:r>
         <w:rPr>
           <w:i/>
@@ -8182,80 +8012,23 @@
         </w:rPr>
         <w:t>issues</w:t>
       </w:r>
-      <w:proofErr w:type="spellEnd"/>
       <w:r>
         <w:rPr>
           <w:highlight w:val="yellow"/>
         </w:rPr>
-        <w:t xml:space="preserve"> devem ser estimadas em </w:t>
-      </w:r>
-      <w:proofErr w:type="spellStart"/>
+        <w:t xml:space="preserve"> devem ser estimadas em Story Points utilizando a sequência de Fibonacci: 1, 2, 3, 5, 8, 13, 20</w:t>
+      </w:r>
       <w:r>
         <w:rPr>
           <w:highlight w:val="yellow"/>
         </w:rPr>
-        <w:t>Story</w:t>
-      </w:r>
-      <w:proofErr w:type="spellEnd"/>
+        <w:t xml:space="preserve"> </w:t>
+      </w:r>
       <w:r>
         <w:rPr>
           <w:highlight w:val="yellow"/>
         </w:rPr>
-        <w:t xml:space="preserve"> </w:t>
-      </w:r>
-      <w:proofErr w:type="spellStart"/>
-      <w:r>
-        <w:rPr>
-          <w:highlight w:val="yellow"/>
-        </w:rPr>
-        <w:t>Points</w:t>
-      </w:r>
-      <w:proofErr w:type="spellEnd"/>
-      <w:r>
-        <w:rPr>
-          <w:highlight w:val="yellow"/>
-        </w:rPr>
-        <w:t xml:space="preserve"> utilizando a sequência de </w:t>
-      </w:r>
-      <w:proofErr w:type="spellStart"/>
-      <w:r>
-        <w:rPr>
-          <w:highlight w:val="yellow"/>
-        </w:rPr>
-        <w:t>Fibonacci</w:t>
-      </w:r>
-      <w:proofErr w:type="spellEnd"/>
-      <w:r>
-        <w:rPr>
-          <w:highlight w:val="yellow"/>
-        </w:rPr>
-        <w:t>: 1, 2, 3, 5, 8, 13, 20</w:t>
-      </w:r>
-      <w:r>
-        <w:rPr>
-          <w:highlight w:val="yellow"/>
-        </w:rPr>
-        <w:t xml:space="preserve"> </w:t>
-      </w:r>
-      <w:r>
-        <w:rPr>
-          <w:highlight w:val="yellow"/>
-        </w:rPr>
-        <w:t>(</w:t>
-      </w:r>
-      <w:proofErr w:type="spellStart"/>
-      <w:r>
-        <w:rPr>
-          <w:highlight w:val="yellow"/>
-        </w:rPr>
-        <w:t>máx</w:t>
-      </w:r>
-      <w:proofErr w:type="spellEnd"/>
-      <w:r>
-        <w:rPr>
-          <w:highlight w:val="yellow"/>
-        </w:rPr>
-        <w:t>).&gt;</w:t>
+        <w:t>(máx).&gt;</w:t>
       </w:r>
     </w:p>
     <w:p>
@@ -8352,21 +8125,7 @@
         <w:rPr>
           <w:highlight w:val="yellow"/>
         </w:rPr>
-        <w:t xml:space="preserve">Focar nestes 3 e evitar o Como (excluir aspetos de desenho, interface design </w:t>
-      </w:r>
-      <w:proofErr w:type="spellStart"/>
-      <w:r>
-        <w:rPr>
-          <w:highlight w:val="yellow"/>
-        </w:rPr>
-        <w:t>statements</w:t>
-      </w:r>
-      <w:proofErr w:type="spellEnd"/>
-      <w:r>
-        <w:rPr>
-          <w:highlight w:val="yellow"/>
-        </w:rPr>
-        <w:t>).</w:t>
+        <w:t>Focar nestes 3 e evitar o Como (excluir aspetos de desenho, interface design statements).</w:t>
       </w:r>
     </w:p>
     <w:p>
@@ -8412,35 +8171,7 @@
         <w:rPr>
           <w:highlight w:val="yellow"/>
         </w:rPr>
-        <w:t xml:space="preserve">].” – como é que o desejo imediato deles para fazer algo se integra na </w:t>
-      </w:r>
-      <w:proofErr w:type="spellStart"/>
-      <w:r>
-        <w:rPr>
-          <w:highlight w:val="yellow"/>
-        </w:rPr>
-        <w:t>big</w:t>
-      </w:r>
-      <w:proofErr w:type="spellEnd"/>
-      <w:r>
-        <w:rPr>
-          <w:highlight w:val="yellow"/>
-        </w:rPr>
-        <w:t xml:space="preserve"> </w:t>
-      </w:r>
-      <w:proofErr w:type="spellStart"/>
-      <w:r>
-        <w:rPr>
-          <w:highlight w:val="yellow"/>
-        </w:rPr>
-        <w:t>picture</w:t>
-      </w:r>
-      <w:proofErr w:type="spellEnd"/>
-      <w:r>
-        <w:rPr>
-          <w:highlight w:val="yellow"/>
-        </w:rPr>
-        <w:t>? Qual o objetivo geral que estão a tentar atingir? Qual o principal problema que precisa de ser resolvido?</w:t>
+        <w:t>].” – como é que o desejo imediato deles para fazer algo se integra na big picture? Qual o objetivo geral que estão a tentar atingir? Qual o principal problema que precisa de ser resolvido?</w:t>
       </w:r>
     </w:p>
     <w:p/>
@@ -8763,21 +8494,12 @@
                 <w:bCs w:val="0"/>
               </w:rPr>
             </w:pPr>
-            <w:proofErr w:type="spellStart"/>
-            <w:r>
-              <w:rPr>
-                <w:b w:val="0"/>
-                <w:bCs w:val="0"/>
-              </w:rPr>
-              <w:t>Username</w:t>
-            </w:r>
-            <w:proofErr w:type="spellEnd"/>
-            <w:r>
-              <w:rPr>
-                <w:b w:val="0"/>
-                <w:bCs w:val="0"/>
-              </w:rPr>
-              <w:t xml:space="preserve"> obrigatório;</w:t>
+            <w:r>
+              <w:rPr>
+                <w:b w:val="0"/>
+                <w:bCs w:val="0"/>
+              </w:rPr>
+              <w:t>Username obrigatório;</w:t>
             </w:r>
           </w:p>
           <w:p>
@@ -9493,35 +9215,7 @@
         <w:rPr>
           <w:highlight w:val="yellow"/>
         </w:rPr>
-        <w:t>&lt;</w:t>
-      </w:r>
-      <w:proofErr w:type="spellStart"/>
-      <w:r>
-        <w:rPr>
-          <w:highlight w:val="yellow"/>
-        </w:rPr>
-        <w:t>Product</w:t>
-      </w:r>
-      <w:proofErr w:type="spellEnd"/>
-      <w:r>
-        <w:rPr>
-          <w:highlight w:val="yellow"/>
-        </w:rPr>
-        <w:t xml:space="preserve"> </w:t>
-      </w:r>
-      <w:proofErr w:type="spellStart"/>
-      <w:r>
-        <w:rPr>
-          <w:highlight w:val="yellow"/>
-        </w:rPr>
-        <w:t>backlog</w:t>
-      </w:r>
-      <w:proofErr w:type="spellEnd"/>
-      <w:r>
-        <w:rPr>
-          <w:highlight w:val="yellow"/>
-        </w:rPr>
-        <w:t xml:space="preserve"> do projeto</w:t>
+        <w:t>&lt;Product backlog do projeto</w:t>
       </w:r>
       <w:r>
         <w:rPr>
@@ -9563,21 +9257,7 @@
         <w:rPr>
           <w:highlight w:val="yellow"/>
         </w:rPr>
-        <w:t xml:space="preserve">Sprint </w:t>
-      </w:r>
-      <w:proofErr w:type="spellStart"/>
-      <w:r>
-        <w:rPr>
-          <w:highlight w:val="yellow"/>
-        </w:rPr>
-        <w:t>Backlog</w:t>
-      </w:r>
-      <w:proofErr w:type="spellEnd"/>
-      <w:r>
-        <w:rPr>
-          <w:highlight w:val="yellow"/>
-        </w:rPr>
-        <w:t xml:space="preserve"> 1</w:t>
+        <w:t>Sprint Backlog 1</w:t>
       </w:r>
     </w:p>
     <w:p>
@@ -9595,21 +9275,7 @@
         <w:rPr>
           <w:highlight w:val="yellow"/>
         </w:rPr>
-        <w:t xml:space="preserve">Sprint </w:t>
-      </w:r>
-      <w:proofErr w:type="spellStart"/>
-      <w:r>
-        <w:rPr>
-          <w:highlight w:val="yellow"/>
-        </w:rPr>
-        <w:t>Backlog</w:t>
-      </w:r>
-      <w:proofErr w:type="spellEnd"/>
-      <w:r>
-        <w:rPr>
-          <w:highlight w:val="yellow"/>
-        </w:rPr>
-        <w:t xml:space="preserve"> 2</w:t>
+        <w:t>Sprint Backlog 2</w:t>
       </w:r>
     </w:p>
     <w:p>
@@ -9627,21 +9293,7 @@
         <w:rPr>
           <w:highlight w:val="yellow"/>
         </w:rPr>
-        <w:t xml:space="preserve">Sprint </w:t>
-      </w:r>
-      <w:proofErr w:type="spellStart"/>
-      <w:r>
-        <w:rPr>
-          <w:highlight w:val="yellow"/>
-        </w:rPr>
-        <w:t>Backlog</w:t>
-      </w:r>
-      <w:proofErr w:type="spellEnd"/>
-      <w:r>
-        <w:rPr>
-          <w:highlight w:val="yellow"/>
-        </w:rPr>
-        <w:t xml:space="preserve"> 3</w:t>
+        <w:t>Sprint Backlog 3</w:t>
       </w:r>
     </w:p>
     <w:p>
@@ -9659,21 +9311,7 @@
         <w:rPr>
           <w:highlight w:val="yellow"/>
         </w:rPr>
-        <w:t xml:space="preserve">Sprint </w:t>
-      </w:r>
-      <w:proofErr w:type="spellStart"/>
-      <w:r>
-        <w:rPr>
-          <w:highlight w:val="yellow"/>
-        </w:rPr>
-        <w:t>Backlog</w:t>
-      </w:r>
-      <w:proofErr w:type="spellEnd"/>
-      <w:r>
-        <w:rPr>
-          <w:highlight w:val="yellow"/>
-        </w:rPr>
-        <w:t xml:space="preserve"> 4</w:t>
+        <w:t>Sprint Backlog 4</w:t>
       </w:r>
     </w:p>
     <w:p>
@@ -9681,161 +9319,7 @@
         <w:rPr>
           <w:highlight w:val="yellow"/>
         </w:rPr>
-        <w:t xml:space="preserve">Cada item do </w:t>
-      </w:r>
-      <w:proofErr w:type="spellStart"/>
-      <w:r>
-        <w:rPr>
-          <w:highlight w:val="yellow"/>
-        </w:rPr>
-        <w:t>Product</w:t>
-      </w:r>
-      <w:proofErr w:type="spellEnd"/>
-      <w:r>
-        <w:rPr>
-          <w:highlight w:val="yellow"/>
-        </w:rPr>
-        <w:t xml:space="preserve"> </w:t>
-      </w:r>
-      <w:proofErr w:type="spellStart"/>
-      <w:r>
-        <w:rPr>
-          <w:highlight w:val="yellow"/>
-        </w:rPr>
-        <w:t>Backlog</w:t>
-      </w:r>
-      <w:proofErr w:type="spellEnd"/>
-      <w:r>
-        <w:rPr>
-          <w:highlight w:val="yellow"/>
-        </w:rPr>
-        <w:t xml:space="preserve"> deve corresponder a uma </w:t>
-      </w:r>
-      <w:proofErr w:type="spellStart"/>
-      <w:r>
-        <w:rPr>
-          <w:highlight w:val="yellow"/>
-        </w:rPr>
-        <w:t>Issue</w:t>
-      </w:r>
-      <w:proofErr w:type="spellEnd"/>
-      <w:r>
-        <w:rPr>
-          <w:highlight w:val="yellow"/>
-        </w:rPr>
-        <w:t xml:space="preserve"> (</w:t>
-      </w:r>
-      <w:proofErr w:type="spellStart"/>
-      <w:r>
-        <w:rPr>
-          <w:highlight w:val="yellow"/>
-        </w:rPr>
-        <w:t>Jira</w:t>
-      </w:r>
-      <w:proofErr w:type="spellEnd"/>
-      <w:r>
-        <w:rPr>
-          <w:highlight w:val="yellow"/>
-        </w:rPr>
-        <w:t xml:space="preserve">) do tipo </w:t>
-      </w:r>
-      <w:proofErr w:type="spellStart"/>
-      <w:r>
-        <w:rPr>
-          <w:highlight w:val="yellow"/>
-        </w:rPr>
-        <w:t>Task</w:t>
-      </w:r>
-      <w:proofErr w:type="spellEnd"/>
-      <w:r>
-        <w:rPr>
-          <w:highlight w:val="yellow"/>
-        </w:rPr>
-        <w:t xml:space="preserve">, </w:t>
-      </w:r>
-      <w:proofErr w:type="spellStart"/>
-      <w:r>
-        <w:rPr>
-          <w:highlight w:val="yellow"/>
-        </w:rPr>
-        <w:t>Story</w:t>
-      </w:r>
-      <w:proofErr w:type="spellEnd"/>
-      <w:r>
-        <w:rPr>
-          <w:highlight w:val="yellow"/>
-        </w:rPr>
-        <w:t xml:space="preserve"> ou Bug. User </w:t>
-      </w:r>
-      <w:proofErr w:type="spellStart"/>
-      <w:r>
-        <w:rPr>
-          <w:highlight w:val="yellow"/>
-        </w:rPr>
-        <w:t>Story</w:t>
-      </w:r>
-      <w:proofErr w:type="spellEnd"/>
-      <w:r>
-        <w:rPr>
-          <w:highlight w:val="yellow"/>
-        </w:rPr>
-        <w:t xml:space="preserve"> identificada pelo cliente. As </w:t>
-      </w:r>
-      <w:proofErr w:type="spellStart"/>
-      <w:r>
-        <w:rPr>
-          <w:highlight w:val="yellow"/>
-        </w:rPr>
-        <w:t>issues</w:t>
-      </w:r>
-      <w:proofErr w:type="spellEnd"/>
-      <w:r>
-        <w:rPr>
-          <w:highlight w:val="yellow"/>
-        </w:rPr>
-        <w:t xml:space="preserve"> devem ser estimadas em </w:t>
-      </w:r>
-      <w:proofErr w:type="spellStart"/>
-      <w:r>
-        <w:rPr>
-          <w:highlight w:val="yellow"/>
-        </w:rPr>
-        <w:t>Story</w:t>
-      </w:r>
-      <w:proofErr w:type="spellEnd"/>
-      <w:r>
-        <w:rPr>
-          <w:highlight w:val="yellow"/>
-        </w:rPr>
-        <w:t xml:space="preserve"> </w:t>
-      </w:r>
-      <w:proofErr w:type="spellStart"/>
-      <w:r>
-        <w:rPr>
-          <w:highlight w:val="yellow"/>
-        </w:rPr>
-        <w:t>Points</w:t>
-      </w:r>
-      <w:proofErr w:type="spellEnd"/>
-      <w:r>
-        <w:rPr>
-          <w:highlight w:val="yellow"/>
-        </w:rPr>
-        <w:t xml:space="preserve"> utilizando a sequência de </w:t>
-      </w:r>
-      <w:proofErr w:type="spellStart"/>
-      <w:r>
-        <w:rPr>
-          <w:highlight w:val="yellow"/>
-        </w:rPr>
-        <w:t>Fibonacci</w:t>
-      </w:r>
-      <w:proofErr w:type="spellEnd"/>
-      <w:r>
-        <w:rPr>
-          <w:highlight w:val="yellow"/>
-        </w:rPr>
-        <w:t>: 1, 2, 3, 5, 8, 13, 2</w:t>
+        <w:t>Cada item do Product Backlog deve corresponder a uma Issue (Jira) do tipo Task, Story ou Bug. User Story identificada pelo cliente. As issues devem ser estimadas em Story Points utilizando a sequência de Fibonacci: 1, 2, 3, 5, 8, 13, 2</w:t>
       </w:r>
       <w:r>
         <w:rPr>
@@ -9890,13 +9374,8 @@
     </w:p>
     <w:p>
       <w:r>
-        <w:t xml:space="preserve">De seguida encontram-se descritos os principais eventos </w:t>
-      </w:r>
-      <w:proofErr w:type="spellStart"/>
-      <w:r>
-        <w:t>Scrum</w:t>
-      </w:r>
-      <w:proofErr w:type="spellEnd"/>
+        <w:t>De seguida encontram-se descritos os principais eventos Scrum</w:t>
+      </w:r>
       <w:r>
         <w:t xml:space="preserve"> da Sprint </w:t>
       </w:r>
@@ -9912,13 +9391,8 @@
         <w:pStyle w:val="Ttulo4"/>
       </w:pPr>
       <w:r>
-        <w:t xml:space="preserve">Sprint </w:t>
-      </w:r>
-      <w:proofErr w:type="spellStart"/>
-      <w:r>
-        <w:t>Planning</w:t>
-      </w:r>
-      <w:proofErr w:type="spellEnd"/>
+        <w:t>Sprint Planning</w:t>
+      </w:r>
     </w:p>
     <w:p/>
     <w:tbl>
@@ -10029,17 +9503,8 @@
                 <w:i/>
                 <w:iCs/>
               </w:rPr>
-              <w:t xml:space="preserve">Sprint </w:t>
-            </w:r>
-            <w:proofErr w:type="spellStart"/>
-            <w:r>
-              <w:rPr>
-                <w:i/>
-                <w:iCs/>
-              </w:rPr>
-              <w:t>Backlog</w:t>
-            </w:r>
-            <w:proofErr w:type="spellEnd"/>
+              <w:t>Sprint Backlog</w:t>
+            </w:r>
             <w:r>
               <w:t xml:space="preserve">: </w:t>
             </w:r>
@@ -10049,25 +9514,7 @@
                 <w:bCs w:val="0"/>
                 <w:highlight w:val="yellow"/>
               </w:rPr>
-              <w:t xml:space="preserve">&lt;retirar do </w:t>
-            </w:r>
-            <w:proofErr w:type="spellStart"/>
-            <w:r>
-              <w:rPr>
-                <w:b w:val="0"/>
-                <w:bCs w:val="0"/>
-                <w:highlight w:val="yellow"/>
-              </w:rPr>
-              <w:t>jira</w:t>
-            </w:r>
-            <w:proofErr w:type="spellEnd"/>
-            <w:r>
-              <w:rPr>
-                <w:b w:val="0"/>
-                <w:bCs w:val="0"/>
-                <w:highlight w:val="yellow"/>
-              </w:rPr>
-              <w:t xml:space="preserve"> tal como na imagem:&gt;</w:t>
+              <w:t>&lt;retirar do jira tal como na imagem:&gt;</w:t>
             </w:r>
           </w:p>
           <w:p>
@@ -10121,13 +9568,8 @@
       <w:pPr>
         <w:pStyle w:val="Ttulo4"/>
       </w:pPr>
-      <w:proofErr w:type="spellStart"/>
-      <w:r>
-        <w:t>Daily</w:t>
-      </w:r>
-      <w:proofErr w:type="spellEnd"/>
-      <w:r>
-        <w:t xml:space="preserve"> Meetings</w:t>
+      <w:r>
+        <w:t>Daily Meetings</w:t>
       </w:r>
       <w:r>
         <w:t xml:space="preserve"> (1 por semana)</w:t>
@@ -10297,88 +9739,22 @@
                 <w:b w:val="0"/>
                 <w:bCs w:val="0"/>
               </w:rPr>
-              <w:t xml:space="preserve">Criar projeto </w:t>
-            </w:r>
-            <w:proofErr w:type="spellStart"/>
-            <w:r>
-              <w:rPr>
-                <w:b w:val="0"/>
-                <w:bCs w:val="0"/>
-              </w:rPr>
-              <w:t>Github</w:t>
-            </w:r>
-            <w:proofErr w:type="spellEnd"/>
-            <w:r>
-              <w:rPr>
-                <w:b w:val="0"/>
-                <w:bCs w:val="0"/>
-              </w:rPr>
-              <w:t xml:space="preserve">, Analisar Concorrencial </w:t>
-            </w:r>
-            <w:proofErr w:type="spellStart"/>
-            <w:r>
-              <w:rPr>
-                <w:b w:val="0"/>
-                <w:bCs w:val="0"/>
-              </w:rPr>
-              <w:t>Listonic</w:t>
-            </w:r>
-            <w:proofErr w:type="spellEnd"/>
-            <w:r>
-              <w:rPr>
-                <w:b w:val="0"/>
-                <w:bCs w:val="0"/>
-              </w:rPr>
-              <w:t xml:space="preserve">, </w:t>
-            </w:r>
-            <w:r>
-              <w:rPr>
-                <w:b w:val="0"/>
-                <w:bCs w:val="0"/>
-              </w:rPr>
-              <w:t xml:space="preserve">User </w:t>
-            </w:r>
-            <w:proofErr w:type="spellStart"/>
-            <w:r>
-              <w:rPr>
-                <w:b w:val="0"/>
-                <w:bCs w:val="0"/>
-              </w:rPr>
-              <w:t>Stories</w:t>
-            </w:r>
-            <w:proofErr w:type="spellEnd"/>
-            <w:r>
-              <w:rPr>
-                <w:b w:val="0"/>
-                <w:bCs w:val="0"/>
-              </w:rPr>
-              <w:t xml:space="preserve">, </w:t>
-            </w:r>
-            <w:proofErr w:type="spellStart"/>
-            <w:r>
-              <w:rPr>
-                <w:b w:val="0"/>
-                <w:bCs w:val="0"/>
-              </w:rPr>
-              <w:t>mockups</w:t>
-            </w:r>
-            <w:proofErr w:type="spellEnd"/>
-            <w:r>
-              <w:rPr>
-                <w:b w:val="0"/>
-                <w:bCs w:val="0"/>
-              </w:rPr>
-              <w:t xml:space="preserve">, </w:t>
-            </w:r>
-            <w:proofErr w:type="spellStart"/>
-            <w:r>
-              <w:rPr>
-                <w:b w:val="0"/>
-                <w:bCs w:val="0"/>
-              </w:rPr>
-              <w:t>wireframe</w:t>
-            </w:r>
-            <w:proofErr w:type="spellEnd"/>
+              <w:t xml:space="preserve">Criar projeto Github, Analisar Concorrencial Listonic, </w:t>
+            </w:r>
+            <w:r>
+              <w:rPr>
+                <w:b w:val="0"/>
+                <w:bCs w:val="0"/>
+              </w:rPr>
+              <w:t>User Stories</w:t>
+            </w:r>
+            <w:r>
+              <w:rPr>
+                <w:b w:val="0"/>
+                <w:bCs w:val="0"/>
+              </w:rPr>
+              <w:t>, mockups, wireframe</w:t>
+            </w:r>
             <w:r>
               <w:rPr>
                 <w:b w:val="0"/>
@@ -10771,71 +10147,7 @@
                 <w:b w:val="0"/>
                 <w:bCs w:val="0"/>
               </w:rPr>
-              <w:t xml:space="preserve">Criar projeto </w:t>
-            </w:r>
-            <w:proofErr w:type="spellStart"/>
-            <w:r>
-              <w:rPr>
-                <w:b w:val="0"/>
-                <w:bCs w:val="0"/>
-              </w:rPr>
-              <w:t>Github</w:t>
-            </w:r>
-            <w:proofErr w:type="spellEnd"/>
-            <w:r>
-              <w:rPr>
-                <w:b w:val="0"/>
-                <w:bCs w:val="0"/>
-              </w:rPr>
-              <w:t xml:space="preserve">, Analisar Concorrencial Listonic, </w:t>
-            </w:r>
-            <w:proofErr w:type="spellStart"/>
-            <w:r>
-              <w:rPr>
-                <w:b w:val="0"/>
-                <w:bCs w:val="0"/>
-              </w:rPr>
-              <w:t>User Stories</w:t>
-            </w:r>
-            <w:proofErr w:type="spellEnd"/>
-            <w:r>
-              <w:rPr>
-                <w:b w:val="0"/>
-                <w:bCs w:val="0"/>
-              </w:rPr>
-              <w:t xml:space="preserve">, </w:t>
-            </w:r>
-            <w:proofErr w:type="spellStart"/>
-            <w:r>
-              <w:rPr>
-                <w:b w:val="0"/>
-                <w:bCs w:val="0"/>
-              </w:rPr>
-              <w:t>mockups</w:t>
-            </w:r>
-            <w:proofErr w:type="spellEnd"/>
-            <w:r>
-              <w:rPr>
-                <w:b w:val="0"/>
-                <w:bCs w:val="0"/>
-              </w:rPr>
-              <w:t xml:space="preserve">, </w:t>
-            </w:r>
-            <w:proofErr w:type="spellStart"/>
-            <w:r>
-              <w:rPr>
-                <w:b w:val="0"/>
-                <w:bCs w:val="0"/>
-              </w:rPr>
-              <w:t>wireframe</w:t>
-            </w:r>
-            <w:proofErr w:type="spellEnd"/>
-            <w:r>
-              <w:rPr>
-                <w:b w:val="0"/>
-                <w:bCs w:val="0"/>
-              </w:rPr>
-              <w:t>. Aplicação SCRUM.</w:t>
+              <w:t>Criar projeto Github, Analisar Concorrencial Listonic, User Stories, mockups, wireframe. Aplicação SCRUM.</w:t>
             </w:r>
           </w:p>
           <w:p>
@@ -10860,7 +10172,6 @@
               </w:rPr>
               <w:t>O que vai fazer esta semana</w:t>
             </w:r>
-            <w:proofErr w:type="gramStart"/>
             <w:r>
               <w:rPr>
                 <w:b w:val="0"/>
@@ -10875,52 +10186,12 @@
               </w:rPr>
               <w:t>:</w:t>
             </w:r>
-            <w:proofErr w:type="gramEnd"/>
-            <w:r>
-              <w:rPr>
-                <w:b w:val="0"/>
-                <w:bCs w:val="0"/>
-              </w:rPr>
-              <w:t xml:space="preserve"> </w:t>
-            </w:r>
-            <w:proofErr w:type="spellStart"/>
-            <w:r>
-              <w:rPr>
-                <w:b w:val="0"/>
-                <w:bCs w:val="0"/>
-              </w:rPr>
-              <w:t>Mockups</w:t>
-            </w:r>
-            <w:proofErr w:type="spellEnd"/>
-            <w:r>
-              <w:rPr>
-                <w:b w:val="0"/>
-                <w:bCs w:val="0"/>
-              </w:rPr>
-              <w:t>,</w:t>
-            </w:r>
-            <w:r>
-              <w:rPr>
-                <w:b w:val="0"/>
-                <w:bCs w:val="0"/>
-              </w:rPr>
-              <w:t xml:space="preserve"> desenvolvimento de User </w:t>
-            </w:r>
-            <w:proofErr w:type="spellStart"/>
-            <w:r>
-              <w:rPr>
-                <w:b w:val="0"/>
-                <w:bCs w:val="0"/>
-              </w:rPr>
-              <w:t>Story</w:t>
-            </w:r>
-            <w:proofErr w:type="spellEnd"/>
-            <w:r>
-              <w:rPr>
-                <w:b w:val="0"/>
-                <w:bCs w:val="0"/>
-              </w:rPr>
-              <w:t xml:space="preserve"> 1.</w:t>
+            <w:r>
+              <w:rPr>
+                <w:b w:val="0"/>
+                <w:bCs w:val="0"/>
+              </w:rPr>
+              <w:t xml:space="preserve"> Mockups, desenvolvimento de User Story 1.</w:t>
             </w:r>
           </w:p>
           <w:p>
@@ -10957,30 +10228,7 @@
                 <w:b w:val="0"/>
                 <w:bCs w:val="0"/>
               </w:rPr>
-              <w:t xml:space="preserve"> D</w:t>
-            </w:r>
-            <w:r>
-              <w:rPr>
-                <w:b w:val="0"/>
-                <w:bCs w:val="0"/>
-              </w:rPr>
-              <w:t xml:space="preserve">esenvolvimento de User </w:t>
-            </w:r>
-            <w:proofErr w:type="spellStart"/>
-            <w:r>
-              <w:rPr>
-                <w:b w:val="0"/>
-                <w:bCs w:val="0"/>
-              </w:rPr>
-              <w:t>Story</w:t>
-            </w:r>
-            <w:proofErr w:type="spellEnd"/>
-            <w:r>
-              <w:rPr>
-                <w:b w:val="0"/>
-                <w:bCs w:val="0"/>
-              </w:rPr>
-              <w:t xml:space="preserve"> 1.</w:t>
+              <w:t xml:space="preserve"> Desenvolvimento de User Story 1.</w:t>
             </w:r>
           </w:p>
           <w:p>
@@ -11203,13 +10451,8 @@
         <w:pStyle w:val="Ttulo4"/>
       </w:pPr>
       <w:r>
-        <w:t xml:space="preserve">Sprint </w:t>
-      </w:r>
-      <w:proofErr w:type="spellStart"/>
-      <w:r>
-        <w:t>Retrospective</w:t>
-      </w:r>
-      <w:proofErr w:type="spellEnd"/>
+        <w:t>Sprint Retrospective</w:t>
+      </w:r>
     </w:p>
     <w:p/>
     <w:tbl>
@@ -11341,7 +10584,6 @@
               </w:rPr>
               <w:t xml:space="preserve">, tirar conclusões acerca de 1 dos gráficos de </w:t>
             </w:r>
-            <w:proofErr w:type="spellStart"/>
             <w:r>
               <w:rPr>
                 <w:b w:val="0"/>
@@ -11350,9 +10592,16 @@
                 <w:iCs/>
                 <w:highlight w:val="yellow"/>
               </w:rPr>
-              <w:t>burn</w:t>
-            </w:r>
-            <w:proofErr w:type="spellEnd"/>
+              <w:t>burn down</w:t>
+            </w:r>
+            <w:r>
+              <w:rPr>
+                <w:b w:val="0"/>
+                <w:bCs w:val="0"/>
+                <w:highlight w:val="yellow"/>
+              </w:rPr>
+              <w:t xml:space="preserve"> ou </w:t>
+            </w:r>
             <w:r>
               <w:rPr>
                 <w:b w:val="0"/>
@@ -11361,62 +10610,8 @@
                 <w:iCs/>
                 <w:highlight w:val="yellow"/>
               </w:rPr>
-              <w:t xml:space="preserve"> </w:t>
-            </w:r>
-            <w:proofErr w:type="spellStart"/>
-            <w:r>
-              <w:rPr>
-                <w:b w:val="0"/>
-                <w:bCs w:val="0"/>
-                <w:i/>
-                <w:iCs/>
-                <w:highlight w:val="yellow"/>
-              </w:rPr>
-              <w:t>down</w:t>
-            </w:r>
-            <w:proofErr w:type="spellEnd"/>
-            <w:r>
-              <w:rPr>
-                <w:b w:val="0"/>
-                <w:bCs w:val="0"/>
-                <w:highlight w:val="yellow"/>
-              </w:rPr>
-              <w:t xml:space="preserve"> ou </w:t>
-            </w:r>
-            <w:proofErr w:type="spellStart"/>
-            <w:r>
-              <w:rPr>
-                <w:b w:val="0"/>
-                <w:bCs w:val="0"/>
-                <w:i/>
-                <w:iCs/>
-                <w:highlight w:val="yellow"/>
-              </w:rPr>
-              <w:t>burn</w:t>
-            </w:r>
-            <w:proofErr w:type="spellEnd"/>
-            <w:r>
-              <w:rPr>
-                <w:b w:val="0"/>
-                <w:bCs w:val="0"/>
-                <w:i/>
-                <w:iCs/>
-                <w:highlight w:val="yellow"/>
-              </w:rPr>
-              <w:t xml:space="preserve"> </w:t>
-            </w:r>
-            <w:proofErr w:type="spellStart"/>
-            <w:r>
-              <w:rPr>
-                <w:b w:val="0"/>
-                <w:bCs w:val="0"/>
-                <w:i/>
-                <w:iCs/>
-                <w:highlight w:val="yellow"/>
-              </w:rPr>
-              <w:t>up</w:t>
-            </w:r>
-            <w:proofErr w:type="spellEnd"/>
+              <w:t>burn up</w:t>
+            </w:r>
             <w:r>
               <w:rPr>
                 <w:b w:val="0"/>
@@ -11501,25 +10696,7 @@
                 <w:bCs w:val="0"/>
                 <w:highlight w:val="yellow"/>
               </w:rPr>
-              <w:t xml:space="preserve">retirar do </w:t>
-            </w:r>
-            <w:proofErr w:type="spellStart"/>
-            <w:r>
-              <w:rPr>
-                <w:b w:val="0"/>
-                <w:bCs w:val="0"/>
-                <w:highlight w:val="yellow"/>
-              </w:rPr>
-              <w:t>jira</w:t>
-            </w:r>
-            <w:proofErr w:type="spellEnd"/>
-            <w:r>
-              <w:rPr>
-                <w:b w:val="0"/>
-                <w:bCs w:val="0"/>
-                <w:highlight w:val="yellow"/>
-              </w:rPr>
-              <w:t xml:space="preserve"> </w:t>
+              <w:t xml:space="preserve">retirar do jira </w:t>
             </w:r>
             <w:r>
               <w:rPr>
@@ -11626,13 +10803,8 @@
     </w:p>
     <w:p>
       <w:r>
-        <w:t xml:space="preserve">De seguida encontram-se descritos os principais eventos </w:t>
-      </w:r>
-      <w:proofErr w:type="spellStart"/>
-      <w:r>
-        <w:t>Scrum</w:t>
-      </w:r>
-      <w:proofErr w:type="spellEnd"/>
+        <w:t>De seguida encontram-se descritos os principais eventos Scrum</w:t>
+      </w:r>
       <w:r>
         <w:t xml:space="preserve"> da Sprint 4</w:t>
       </w:r>
@@ -11645,13 +10817,8 @@
         <w:pStyle w:val="Ttulo4"/>
       </w:pPr>
       <w:r>
-        <w:t xml:space="preserve">Sprint </w:t>
-      </w:r>
-      <w:proofErr w:type="spellStart"/>
-      <w:r>
-        <w:t>Planning</w:t>
-      </w:r>
-      <w:proofErr w:type="spellEnd"/>
+        <w:t>Sprint Planning</w:t>
+      </w:r>
     </w:p>
     <w:p/>
     <w:tbl>
@@ -11768,17 +10935,8 @@
                 <w:i/>
                 <w:iCs/>
               </w:rPr>
-              <w:t xml:space="preserve">Sprint </w:t>
-            </w:r>
-            <w:proofErr w:type="spellStart"/>
-            <w:r>
-              <w:rPr>
-                <w:i/>
-                <w:iCs/>
-              </w:rPr>
-              <w:t>Backlog</w:t>
-            </w:r>
-            <w:proofErr w:type="spellEnd"/>
+              <w:t>Sprint Backlog</w:t>
+            </w:r>
             <w:r>
               <w:t xml:space="preserve">: </w:t>
             </w:r>
@@ -11788,25 +10946,7 @@
                 <w:bCs w:val="0"/>
                 <w:highlight w:val="yellow"/>
               </w:rPr>
-              <w:t xml:space="preserve">&lt;retirar do </w:t>
-            </w:r>
-            <w:proofErr w:type="spellStart"/>
-            <w:r>
-              <w:rPr>
-                <w:b w:val="0"/>
-                <w:bCs w:val="0"/>
-                <w:highlight w:val="yellow"/>
-              </w:rPr>
-              <w:t>jira</w:t>
-            </w:r>
-            <w:proofErr w:type="spellEnd"/>
-            <w:r>
-              <w:rPr>
-                <w:b w:val="0"/>
-                <w:bCs w:val="0"/>
-                <w:highlight w:val="yellow"/>
-              </w:rPr>
-              <w:t xml:space="preserve"> a imagem</w:t>
+              <w:t>&lt;retirar do jira a imagem</w:t>
             </w:r>
             <w:r>
               <w:rPr>
@@ -11834,13 +10974,8 @@
       <w:pPr>
         <w:pStyle w:val="Ttulo4"/>
       </w:pPr>
-      <w:proofErr w:type="spellStart"/>
-      <w:r>
-        <w:t>Daily</w:t>
-      </w:r>
-      <w:proofErr w:type="spellEnd"/>
-      <w:r>
-        <w:t xml:space="preserve"> Meetings</w:t>
+      <w:r>
+        <w:t>Daily Meetings</w:t>
       </w:r>
       <w:r>
         <w:t xml:space="preserve"> (1 por semana)</w:t>
@@ -12694,13 +11829,8 @@
         <w:pStyle w:val="Ttulo4"/>
       </w:pPr>
       <w:r>
-        <w:t xml:space="preserve">Sprint </w:t>
-      </w:r>
-      <w:proofErr w:type="spellStart"/>
-      <w:r>
-        <w:t>Retrospective</w:t>
-      </w:r>
-      <w:proofErr w:type="spellEnd"/>
+        <w:t>Sprint Retrospective</w:t>
+      </w:r>
     </w:p>
     <w:p/>
     <w:tbl>
@@ -12833,7 +11963,6 @@
               </w:rPr>
               <w:t xml:space="preserve">, tirar conclusões acerca de 1 dos gráficos de </w:t>
             </w:r>
-            <w:proofErr w:type="spellStart"/>
             <w:r>
               <w:rPr>
                 <w:b w:val="0"/>
@@ -12842,9 +11971,16 @@
                 <w:iCs/>
                 <w:highlight w:val="yellow"/>
               </w:rPr>
-              <w:t>burn</w:t>
-            </w:r>
-            <w:proofErr w:type="spellEnd"/>
+              <w:t>burn down</w:t>
+            </w:r>
+            <w:r>
+              <w:rPr>
+                <w:b w:val="0"/>
+                <w:bCs w:val="0"/>
+                <w:highlight w:val="yellow"/>
+              </w:rPr>
+              <w:t xml:space="preserve"> ou </w:t>
+            </w:r>
             <w:r>
               <w:rPr>
                 <w:b w:val="0"/>
@@ -12853,62 +11989,8 @@
                 <w:iCs/>
                 <w:highlight w:val="yellow"/>
               </w:rPr>
-              <w:t xml:space="preserve"> </w:t>
-            </w:r>
-            <w:proofErr w:type="spellStart"/>
-            <w:r>
-              <w:rPr>
-                <w:b w:val="0"/>
-                <w:bCs w:val="0"/>
-                <w:i/>
-                <w:iCs/>
-                <w:highlight w:val="yellow"/>
-              </w:rPr>
-              <w:t>down</w:t>
-            </w:r>
-            <w:proofErr w:type="spellEnd"/>
-            <w:r>
-              <w:rPr>
-                <w:b w:val="0"/>
-                <w:bCs w:val="0"/>
-                <w:highlight w:val="yellow"/>
-              </w:rPr>
-              <w:t xml:space="preserve"> ou </w:t>
-            </w:r>
-            <w:proofErr w:type="spellStart"/>
-            <w:r>
-              <w:rPr>
-                <w:b w:val="0"/>
-                <w:bCs w:val="0"/>
-                <w:i/>
-                <w:iCs/>
-                <w:highlight w:val="yellow"/>
-              </w:rPr>
-              <w:t>burn</w:t>
-            </w:r>
-            <w:proofErr w:type="spellEnd"/>
-            <w:r>
-              <w:rPr>
-                <w:b w:val="0"/>
-                <w:bCs w:val="0"/>
-                <w:i/>
-                <w:iCs/>
-                <w:highlight w:val="yellow"/>
-              </w:rPr>
-              <w:t xml:space="preserve"> </w:t>
-            </w:r>
-            <w:proofErr w:type="spellStart"/>
-            <w:r>
-              <w:rPr>
-                <w:b w:val="0"/>
-                <w:bCs w:val="0"/>
-                <w:i/>
-                <w:iCs/>
-                <w:highlight w:val="yellow"/>
-              </w:rPr>
-              <w:t>up</w:t>
-            </w:r>
-            <w:proofErr w:type="spellEnd"/>
+              <w:t>burn up</w:t>
+            </w:r>
             <w:r>
               <w:rPr>
                 <w:b w:val="0"/>
@@ -12993,25 +12075,7 @@
                 <w:bCs w:val="0"/>
                 <w:highlight w:val="yellow"/>
               </w:rPr>
-              <w:t xml:space="preserve">retirar do </w:t>
-            </w:r>
-            <w:proofErr w:type="spellStart"/>
-            <w:r>
-              <w:rPr>
-                <w:b w:val="0"/>
-                <w:bCs w:val="0"/>
-                <w:highlight w:val="yellow"/>
-              </w:rPr>
-              <w:t>jira</w:t>
-            </w:r>
-            <w:proofErr w:type="spellEnd"/>
-            <w:r>
-              <w:rPr>
-                <w:b w:val="0"/>
-                <w:bCs w:val="0"/>
-                <w:highlight w:val="yellow"/>
-              </w:rPr>
-              <w:t xml:space="preserve"> </w:t>
+              <w:t xml:space="preserve">retirar do jira </w:t>
             </w:r>
             <w:r>
               <w:rPr>
@@ -13091,13 +12155,8 @@
     </w:p>
     <w:p>
       <w:r>
-        <w:t xml:space="preserve">De seguida encontram-se descritos os principais eventos </w:t>
-      </w:r>
-      <w:proofErr w:type="spellStart"/>
-      <w:r>
-        <w:t>Scrum</w:t>
-      </w:r>
-      <w:proofErr w:type="spellEnd"/>
+        <w:t>De seguida encontram-se descritos os principais eventos Scrum</w:t>
+      </w:r>
       <w:r>
         <w:t xml:space="preserve"> da Sprint 3</w:t>
       </w:r>
@@ -13110,13 +12169,8 @@
         <w:pStyle w:val="Ttulo4"/>
       </w:pPr>
       <w:r>
-        <w:t xml:space="preserve">Sprint </w:t>
-      </w:r>
-      <w:proofErr w:type="spellStart"/>
-      <w:r>
-        <w:t>Planning</w:t>
-      </w:r>
-      <w:proofErr w:type="spellEnd"/>
+        <w:t>Sprint Planning</w:t>
+      </w:r>
     </w:p>
     <w:p/>
     <w:tbl>
@@ -13227,17 +12281,8 @@
                 <w:i/>
                 <w:iCs/>
               </w:rPr>
-              <w:t xml:space="preserve">Sprint </w:t>
-            </w:r>
-            <w:proofErr w:type="spellStart"/>
-            <w:r>
-              <w:rPr>
-                <w:i/>
-                <w:iCs/>
-              </w:rPr>
-              <w:t>Backlog</w:t>
-            </w:r>
-            <w:proofErr w:type="spellEnd"/>
+              <w:t>Sprint Backlog</w:t>
+            </w:r>
             <w:r>
               <w:t xml:space="preserve">: </w:t>
             </w:r>
@@ -13247,25 +12292,7 @@
                 <w:bCs w:val="0"/>
                 <w:highlight w:val="yellow"/>
               </w:rPr>
-              <w:t xml:space="preserve">&lt;retirar do </w:t>
-            </w:r>
-            <w:proofErr w:type="spellStart"/>
-            <w:r>
-              <w:rPr>
-                <w:b w:val="0"/>
-                <w:bCs w:val="0"/>
-                <w:highlight w:val="yellow"/>
-              </w:rPr>
-              <w:t>jira</w:t>
-            </w:r>
-            <w:proofErr w:type="spellEnd"/>
-            <w:r>
-              <w:rPr>
-                <w:b w:val="0"/>
-                <w:bCs w:val="0"/>
-                <w:highlight w:val="yellow"/>
-              </w:rPr>
-              <w:t xml:space="preserve"> a imagem</w:t>
+              <w:t>&lt;retirar do jira a imagem</w:t>
             </w:r>
             <w:r>
               <w:rPr>
@@ -13293,13 +12320,8 @@
       <w:pPr>
         <w:pStyle w:val="Ttulo4"/>
       </w:pPr>
-      <w:proofErr w:type="spellStart"/>
-      <w:r>
-        <w:t>Daily</w:t>
-      </w:r>
-      <w:proofErr w:type="spellEnd"/>
-      <w:r>
-        <w:t xml:space="preserve"> Meetings</w:t>
+      <w:r>
+        <w:t>Daily Meetings</w:t>
       </w:r>
       <w:r>
         <w:t xml:space="preserve"> (1 por semana)</w:t>
@@ -14154,13 +13176,8 @@
         <w:pStyle w:val="Ttulo4"/>
       </w:pPr>
       <w:r>
-        <w:t xml:space="preserve">Sprint </w:t>
-      </w:r>
-      <w:proofErr w:type="spellStart"/>
-      <w:r>
-        <w:t>Retrospective</w:t>
-      </w:r>
-      <w:proofErr w:type="spellEnd"/>
+        <w:t>Sprint Retrospective</w:t>
+      </w:r>
     </w:p>
     <w:p/>
     <w:tbl>
@@ -14292,7 +13309,6 @@
               </w:rPr>
               <w:t xml:space="preserve">, tirar conclusões acerca de 1 dos gráficos de </w:t>
             </w:r>
-            <w:proofErr w:type="spellStart"/>
             <w:r>
               <w:rPr>
                 <w:b w:val="0"/>
@@ -14301,9 +13317,16 @@
                 <w:iCs/>
                 <w:highlight w:val="yellow"/>
               </w:rPr>
-              <w:t>burn</w:t>
-            </w:r>
-            <w:proofErr w:type="spellEnd"/>
+              <w:t>burn down</w:t>
+            </w:r>
+            <w:r>
+              <w:rPr>
+                <w:b w:val="0"/>
+                <w:bCs w:val="0"/>
+                <w:highlight w:val="yellow"/>
+              </w:rPr>
+              <w:t xml:space="preserve"> ou </w:t>
+            </w:r>
             <w:r>
               <w:rPr>
                 <w:b w:val="0"/>
@@ -14312,62 +13335,8 @@
                 <w:iCs/>
                 <w:highlight w:val="yellow"/>
               </w:rPr>
-              <w:t xml:space="preserve"> </w:t>
-            </w:r>
-            <w:proofErr w:type="spellStart"/>
-            <w:r>
-              <w:rPr>
-                <w:b w:val="0"/>
-                <w:bCs w:val="0"/>
-                <w:i/>
-                <w:iCs/>
-                <w:highlight w:val="yellow"/>
-              </w:rPr>
-              <w:t>down</w:t>
-            </w:r>
-            <w:proofErr w:type="spellEnd"/>
-            <w:r>
-              <w:rPr>
-                <w:b w:val="0"/>
-                <w:bCs w:val="0"/>
-                <w:highlight w:val="yellow"/>
-              </w:rPr>
-              <w:t xml:space="preserve"> ou </w:t>
-            </w:r>
-            <w:proofErr w:type="spellStart"/>
-            <w:r>
-              <w:rPr>
-                <w:b w:val="0"/>
-                <w:bCs w:val="0"/>
-                <w:i/>
-                <w:iCs/>
-                <w:highlight w:val="yellow"/>
-              </w:rPr>
-              <w:t>burn</w:t>
-            </w:r>
-            <w:proofErr w:type="spellEnd"/>
-            <w:r>
-              <w:rPr>
-                <w:b w:val="0"/>
-                <w:bCs w:val="0"/>
-                <w:i/>
-                <w:iCs/>
-                <w:highlight w:val="yellow"/>
-              </w:rPr>
-              <w:t xml:space="preserve"> </w:t>
-            </w:r>
-            <w:proofErr w:type="spellStart"/>
-            <w:r>
-              <w:rPr>
-                <w:b w:val="0"/>
-                <w:bCs w:val="0"/>
-                <w:i/>
-                <w:iCs/>
-                <w:highlight w:val="yellow"/>
-              </w:rPr>
-              <w:t>up</w:t>
-            </w:r>
-            <w:proofErr w:type="spellEnd"/>
+              <w:t>burn up</w:t>
+            </w:r>
             <w:r>
               <w:rPr>
                 <w:b w:val="0"/>
@@ -14452,25 +13421,7 @@
                 <w:bCs w:val="0"/>
                 <w:highlight w:val="yellow"/>
               </w:rPr>
-              <w:t xml:space="preserve">retirar do </w:t>
-            </w:r>
-            <w:proofErr w:type="spellStart"/>
-            <w:r>
-              <w:rPr>
-                <w:b w:val="0"/>
-                <w:bCs w:val="0"/>
-                <w:highlight w:val="yellow"/>
-              </w:rPr>
-              <w:t>jira</w:t>
-            </w:r>
-            <w:proofErr w:type="spellEnd"/>
-            <w:r>
-              <w:rPr>
-                <w:b w:val="0"/>
-                <w:bCs w:val="0"/>
-                <w:highlight w:val="yellow"/>
-              </w:rPr>
-              <w:t xml:space="preserve"> </w:t>
+              <w:t xml:space="preserve">retirar do jira </w:t>
             </w:r>
             <w:r>
               <w:rPr>
@@ -14517,31 +13468,13 @@
         <w:pStyle w:val="Ttulo2"/>
       </w:pPr>
       <w:bookmarkStart w:id="27" w:name="_Toc227748434"/>
-      <w:proofErr w:type="spellStart"/>
       <w:r>
         <w:rPr>
           <w:i/>
           <w:iCs/>
         </w:rPr>
-        <w:t>Retrospective</w:t>
-      </w:r>
-      <w:proofErr w:type="spellEnd"/>
-      <w:r>
-        <w:rPr>
-          <w:i/>
-          <w:iCs/>
-        </w:rPr>
-        <w:t xml:space="preserve"> </w:t>
-      </w:r>
-      <w:proofErr w:type="spellStart"/>
-      <w:r>
-        <w:rPr>
-          <w:i/>
-          <w:iCs/>
-        </w:rPr>
-        <w:t>Summary</w:t>
-      </w:r>
-      <w:proofErr w:type="spellEnd"/>
+        <w:t>Retrospective Summary</w:t>
+      </w:r>
       <w:r>
         <w:t xml:space="preserve"> do Projeto</w:t>
       </w:r>
@@ -14636,47 +13569,13 @@
             <w:gridSpan w:val="2"/>
           </w:tcPr>
           <w:p>
-            <w:proofErr w:type="spellStart"/>
             <w:r>
               <w:rPr>
                 <w:i/>
                 <w:iCs/>
               </w:rPr>
-              <w:t>Things</w:t>
-            </w:r>
-            <w:proofErr w:type="spellEnd"/>
-            <w:r>
-              <w:rPr>
-                <w:i/>
-                <w:iCs/>
-              </w:rPr>
-              <w:t xml:space="preserve"> that </w:t>
-            </w:r>
-            <w:proofErr w:type="spellStart"/>
-            <w:r>
-              <w:rPr>
-                <w:i/>
-                <w:iCs/>
-              </w:rPr>
-              <w:t>went</w:t>
-            </w:r>
-            <w:proofErr w:type="spellEnd"/>
-            <w:r>
-              <w:rPr>
-                <w:i/>
-                <w:iCs/>
-              </w:rPr>
-              <w:t xml:space="preserve"> </w:t>
-            </w:r>
-            <w:proofErr w:type="spellStart"/>
-            <w:r>
-              <w:rPr>
-                <w:i/>
-                <w:iCs/>
-              </w:rPr>
-              <w:t>well</w:t>
-            </w:r>
-            <w:proofErr w:type="spellEnd"/>
+              <w:t>Things that went well</w:t>
+            </w:r>
           </w:p>
         </w:tc>
       </w:tr>
@@ -14953,21 +13852,12 @@
             <w:gridSpan w:val="2"/>
           </w:tcPr>
           <w:p>
-            <w:proofErr w:type="spellStart"/>
             <w:r>
               <w:rPr>
                 <w:i/>
                 <w:iCs/>
               </w:rPr>
-              <w:t>Lessons</w:t>
-            </w:r>
-            <w:proofErr w:type="spellEnd"/>
-            <w:r>
-              <w:rPr>
-                <w:i/>
-                <w:iCs/>
-              </w:rPr>
-              <w:t xml:space="preserve"> learned</w:t>
+              <w:t>Lessons learned</w:t>
             </w:r>
           </w:p>
         </w:tc>
@@ -15404,34 +14294,14 @@
         </w:rPr>
         <w:t xml:space="preserve">Acrescentar conclusões gerais e que não se enquadrem no </w:t>
       </w:r>
-      <w:proofErr w:type="spellStart"/>
       <w:r>
         <w:rPr>
           <w:i/>
           <w:iCs/>
           <w:highlight w:val="yellow"/>
         </w:rPr>
-        <w:t>retrospective</w:t>
-      </w:r>
-      <w:proofErr w:type="spellEnd"/>
-      <w:r>
-        <w:rPr>
-          <w:i/>
-          <w:iCs/>
-          <w:highlight w:val="yellow"/>
-        </w:rPr>
-        <w:t xml:space="preserve"> </w:t>
-      </w:r>
-      <w:proofErr w:type="spellStart"/>
-      <w:r>
-        <w:rPr>
-          <w:i/>
-          <w:iCs/>
-          <w:highlight w:val="yellow"/>
-        </w:rPr>
-        <w:t>summary</w:t>
-      </w:r>
-      <w:proofErr w:type="spellEnd"/>
+        <w:t>retrospective summary</w:t>
+      </w:r>
       <w:r>
         <w:rPr>
           <w:highlight w:val="yellow"/>
@@ -15584,7 +14454,7 @@
 </file>
 
 <file path=word/endnotes.xml><?xml version="1.0" encoding="utf-8"?>
-<w:endnotes xmlns:wpc="http://schemas.microsoft.com/office/word/2010/wordprocessingCanvas" xmlns:cx="http://schemas.microsoft.com/office/drawing/2014/chartex" xmlns:cx1="http://schemas.microsoft.com/office/drawing/2015/9/8/chartex" xmlns:cx2="http://schemas.microsoft.com/office/drawing/2015/10/21/chartex" xmlns:cx3="http://schemas.microsoft.com/office/drawing/2016/5/9/chartex" xmlns:cx4="http://schemas.microsoft.com/office/drawing/2016/5/10/chartex" xmlns:cx5="http://schemas.microsoft.com/office/drawing/2016/5/11/chartex" xmlns:cx6="http://schemas.microsoft.com/office/drawing/2016/5/12/chartex" xmlns:cx7="http://schemas.microsoft.com/office/drawing/2016/5/13/chartex" xmlns:cx8="http://schemas.microsoft.com/office/drawing/2016/5/14/chartex" xmlns:mc="http://schemas.openxmlformats.org/markup-compatibility/2006" xmlns:aink="http://schemas.microsoft.com/office/drawing/2016/ink" xmlns:am3d="http://schemas.microsoft.com/office/drawing/2017/model3d" xmlns:o="urn:schemas-microsoft-com:office:office" xmlns:oel="http://schemas.microsoft.com/office/2019/extlst" xmlns:r="http://schemas.openxmlformats.org/officeDocument/2006/relationships" xmlns:m="http://schemas.openxmlformats.org/officeDocument/2006/math" xmlns:v="urn:schemas-microsoft-com:vml" xmlns:wp14="http://schemas.microsoft.com/office/word/2010/wordprocessingDrawing" xmlns:wp="http://schemas.openxmlformats.org/drawingml/2006/wordprocessingDrawing" xmlns:w10="urn:schemas-microsoft-com:office:word" xmlns:w="http://schemas.openxmlformats.org/wordprocessingml/2006/main" xmlns:w14="http://schemas.microsoft.com/office/word/2010/wordml" xmlns:w15="http://schemas.microsoft.com/office/word/2012/wordml" xmlns:w16cex="http://schemas.microsoft.com/office/word/2018/wordml/cex" xmlns:w16cid="http://schemas.microsoft.com/office/word/2016/wordml/cid" xmlns:w16="http://schemas.microsoft.com/office/word/2018/wordml" xmlns:w16du="http://schemas.microsoft.com/office/word/2023/wordml/word16du" xmlns:w16sdtdh="http://schemas.microsoft.com/office/word/2020/wordml/sdtdatahash" xmlns:w16sdtfl="http://schemas.microsoft.com/office/word/2024/wordml/sdtformatlock" xmlns:w16se="http://schemas.microsoft.com/office/word/2015/wordml/symex" xmlns:wpg="http://schemas.microsoft.com/office/word/2010/wordprocessingGroup" xmlns:wpi="http://schemas.microsoft.com/office/word/2010/wordprocessingInk" xmlns:wne="http://schemas.microsoft.com/office/word/2006/wordml" xmlns:wps="http://schemas.microsoft.com/office/word/2010/wordprocessingShape" mc:Ignorable="w14 w15 w16se w16cid w16 w16cex w16sdtdh w16sdtfl w16du wp14">
+<w:endnotes xmlns:wpc="http://schemas.microsoft.com/office/word/2010/wordprocessingCanvas" xmlns:cx="http://schemas.microsoft.com/office/drawing/2014/chartex" xmlns:cx1="http://schemas.microsoft.com/office/drawing/2015/9/8/chartex" xmlns:cx2="http://schemas.microsoft.com/office/drawing/2015/10/21/chartex" xmlns:cx3="http://schemas.microsoft.com/office/drawing/2016/5/9/chartex" xmlns:cx4="http://schemas.microsoft.com/office/drawing/2016/5/10/chartex" xmlns:cx5="http://schemas.microsoft.com/office/drawing/2016/5/11/chartex" xmlns:cx6="http://schemas.microsoft.com/office/drawing/2016/5/12/chartex" xmlns:cx7="http://schemas.microsoft.com/office/drawing/2016/5/13/chartex" xmlns:cx8="http://schemas.microsoft.com/office/drawing/2016/5/14/chartex" xmlns:mc="http://schemas.openxmlformats.org/markup-compatibility/2006" xmlns:aink="http://schemas.microsoft.com/office/drawing/2016/ink" xmlns:am3d="http://schemas.microsoft.com/office/drawing/2017/model3d" xmlns:o="urn:schemas-microsoft-com:office:office" xmlns:oel="http://schemas.microsoft.com/office/2019/extlst" xmlns:r="http://schemas.openxmlformats.org/officeDocument/2006/relationships" xmlns:m="http://schemas.openxmlformats.org/officeDocument/2006/math" xmlns:v="urn:schemas-microsoft-com:vml" xmlns:wp14="http://schemas.microsoft.com/office/word/2010/wordprocessingDrawing" xmlns:wp="http://schemas.openxmlformats.org/drawingml/2006/wordprocessingDrawing" xmlns:w10="urn:schemas-microsoft-com:office:word" xmlns:w="http://schemas.openxmlformats.org/wordprocessingml/2006/main" xmlns:w14="http://schemas.microsoft.com/office/word/2010/wordml" xmlns:w15="http://schemas.microsoft.com/office/word/2012/wordml" xmlns:w16cex="http://schemas.microsoft.com/office/word/2018/wordml/cex" xmlns:w16cid="http://schemas.microsoft.com/office/word/2016/wordml/cid" xmlns:w16="http://schemas.microsoft.com/office/word/2018/wordml" xmlns:w16sdtdh="http://schemas.microsoft.com/office/word/2020/wordml/sdtdatahash" xmlns:w16se="http://schemas.microsoft.com/office/word/2015/wordml/symex" xmlns:wpg="http://schemas.microsoft.com/office/word/2010/wordprocessingGroup" xmlns:wpi="http://schemas.microsoft.com/office/word/2010/wordprocessingInk" xmlns:wne="http://schemas.microsoft.com/office/word/2006/wordml" xmlns:wps="http://schemas.microsoft.com/office/word/2010/wordprocessingShape" mc:Ignorable="w14 w15 w16se w16cid w16 w16cex w16sdtdh wp14">
   <w:endnote w:type="separator" w:id="-1">
     <w:p>
       <w:r>
@@ -15603,7 +14473,7 @@
 </file>
 
 <file path=word/footer1.xml><?xml version="1.0" encoding="utf-8"?>
-<w:ftr xmlns:wpc="http://schemas.microsoft.com/office/word/2010/wordprocessingCanvas" xmlns:cx="http://schemas.microsoft.com/office/drawing/2014/chartex" xmlns:cx1="http://schemas.microsoft.com/office/drawing/2015/9/8/chartex" xmlns:cx2="http://schemas.microsoft.com/office/drawing/2015/10/21/chartex" xmlns:cx3="http://schemas.microsoft.com/office/drawing/2016/5/9/chartex" xmlns:cx4="http://schemas.microsoft.com/office/drawing/2016/5/10/chartex" xmlns:cx5="http://schemas.microsoft.com/office/drawing/2016/5/11/chartex" xmlns:cx6="http://schemas.microsoft.com/office/drawing/2016/5/12/chartex" xmlns:cx7="http://schemas.microsoft.com/office/drawing/2016/5/13/chartex" xmlns:cx8="http://schemas.microsoft.com/office/drawing/2016/5/14/chartex" xmlns:mc="http://schemas.openxmlformats.org/markup-compatibility/2006" xmlns:aink="http://schemas.microsoft.com/office/drawing/2016/ink" xmlns:am3d="http://schemas.microsoft.com/office/drawing/2017/model3d" xmlns:o="urn:schemas-microsoft-com:office:office" xmlns:oel="http://schemas.microsoft.com/office/2019/extlst" xmlns:r="http://schemas.openxmlformats.org/officeDocument/2006/relationships" xmlns:m="http://schemas.openxmlformats.org/officeDocument/2006/math" xmlns:v="urn:schemas-microsoft-com:vml" xmlns:wp14="http://schemas.microsoft.com/office/word/2010/wordprocessingDrawing" xmlns:wp="http://schemas.openxmlformats.org/drawingml/2006/wordprocessingDrawing" xmlns:w10="urn:schemas-microsoft-com:office:word" xmlns:w="http://schemas.openxmlformats.org/wordprocessingml/2006/main" xmlns:w14="http://schemas.microsoft.com/office/word/2010/wordml" xmlns:w15="http://schemas.microsoft.com/office/word/2012/wordml" xmlns:w16cex="http://schemas.microsoft.com/office/word/2018/wordml/cex" xmlns:w16cid="http://schemas.microsoft.com/office/word/2016/wordml/cid" xmlns:w16="http://schemas.microsoft.com/office/word/2018/wordml" xmlns:w16du="http://schemas.microsoft.com/office/word/2023/wordml/word16du" xmlns:w16sdtdh="http://schemas.microsoft.com/office/word/2020/wordml/sdtdatahash" xmlns:w16sdtfl="http://schemas.microsoft.com/office/word/2024/wordml/sdtformatlock" xmlns:w16se="http://schemas.microsoft.com/office/word/2015/wordml/symex" xmlns:wpg="http://schemas.microsoft.com/office/word/2010/wordprocessingGroup" xmlns:wpi="http://schemas.microsoft.com/office/word/2010/wordprocessingInk" xmlns:wne="http://schemas.microsoft.com/office/word/2006/wordml" xmlns:wps="http://schemas.microsoft.com/office/word/2010/wordprocessingShape" mc:Ignorable="w14 w15 w16se w16cid w16 w16cex w16sdtdh w16sdtfl w16du wp14">
+<w:ftr xmlns:wpc="http://schemas.microsoft.com/office/word/2010/wordprocessingCanvas" xmlns:cx="http://schemas.microsoft.com/office/drawing/2014/chartex" xmlns:cx1="http://schemas.microsoft.com/office/drawing/2015/9/8/chartex" xmlns:cx2="http://schemas.microsoft.com/office/drawing/2015/10/21/chartex" xmlns:cx3="http://schemas.microsoft.com/office/drawing/2016/5/9/chartex" xmlns:cx4="http://schemas.microsoft.com/office/drawing/2016/5/10/chartex" xmlns:cx5="http://schemas.microsoft.com/office/drawing/2016/5/11/chartex" xmlns:cx6="http://schemas.microsoft.com/office/drawing/2016/5/12/chartex" xmlns:cx7="http://schemas.microsoft.com/office/drawing/2016/5/13/chartex" xmlns:cx8="http://schemas.microsoft.com/office/drawing/2016/5/14/chartex" xmlns:mc="http://schemas.openxmlformats.org/markup-compatibility/2006" xmlns:aink="http://schemas.microsoft.com/office/drawing/2016/ink" xmlns:am3d="http://schemas.microsoft.com/office/drawing/2017/model3d" xmlns:o="urn:schemas-microsoft-com:office:office" xmlns:oel="http://schemas.microsoft.com/office/2019/extlst" xmlns:r="http://schemas.openxmlformats.org/officeDocument/2006/relationships" xmlns:m="http://schemas.openxmlformats.org/officeDocument/2006/math" xmlns:v="urn:schemas-microsoft-com:vml" xmlns:wp14="http://schemas.microsoft.com/office/word/2010/wordprocessingDrawing" xmlns:wp="http://schemas.openxmlformats.org/drawingml/2006/wordprocessingDrawing" xmlns:w10="urn:schemas-microsoft-com:office:word" xmlns:w="http://schemas.openxmlformats.org/wordprocessingml/2006/main" xmlns:w14="http://schemas.microsoft.com/office/word/2010/wordml" xmlns:w15="http://schemas.microsoft.com/office/word/2012/wordml" xmlns:w16cex="http://schemas.microsoft.com/office/word/2018/wordml/cex" xmlns:w16cid="http://schemas.microsoft.com/office/word/2016/wordml/cid" xmlns:w16="http://schemas.microsoft.com/office/word/2018/wordml" xmlns:w16sdtdh="http://schemas.microsoft.com/office/word/2020/wordml/sdtdatahash" xmlns:w16se="http://schemas.microsoft.com/office/word/2015/wordml/symex" xmlns:wpg="http://schemas.microsoft.com/office/word/2010/wordprocessingGroup" xmlns:wpi="http://schemas.microsoft.com/office/word/2010/wordprocessingInk" xmlns:wne="http://schemas.microsoft.com/office/word/2006/wordml" xmlns:wps="http://schemas.microsoft.com/office/word/2010/wordprocessingShape" mc:Ignorable="w14 w15 w16se w16cid w16 w16cex w16sdtdh wp14">
   <w:p>
     <w:pPr>
       <w:pStyle w:val="Rodap"/>
@@ -15667,7 +14537,7 @@
 </file>
 
 <file path=word/footer2.xml><?xml version="1.0" encoding="utf-8"?>
-<w:ftr xmlns:wpc="http://schemas.microsoft.com/office/word/2010/wordprocessingCanvas" xmlns:cx="http://schemas.microsoft.com/office/drawing/2014/chartex" xmlns:cx1="http://schemas.microsoft.com/office/drawing/2015/9/8/chartex" xmlns:cx2="http://schemas.microsoft.com/office/drawing/2015/10/21/chartex" xmlns:cx3="http://schemas.microsoft.com/office/drawing/2016/5/9/chartex" xmlns:cx4="http://schemas.microsoft.com/office/drawing/2016/5/10/chartex" xmlns:cx5="http://schemas.microsoft.com/office/drawing/2016/5/11/chartex" xmlns:cx6="http://schemas.microsoft.com/office/drawing/2016/5/12/chartex" xmlns:cx7="http://schemas.microsoft.com/office/drawing/2016/5/13/chartex" xmlns:cx8="http://schemas.microsoft.com/office/drawing/2016/5/14/chartex" xmlns:mc="http://schemas.openxmlformats.org/markup-compatibility/2006" xmlns:aink="http://schemas.microsoft.com/office/drawing/2016/ink" xmlns:am3d="http://schemas.microsoft.com/office/drawing/2017/model3d" xmlns:o="urn:schemas-microsoft-com:office:office" xmlns:oel="http://schemas.microsoft.com/office/2019/extlst" xmlns:r="http://schemas.openxmlformats.org/officeDocument/2006/relationships" xmlns:m="http://schemas.openxmlformats.org/officeDocument/2006/math" xmlns:v="urn:schemas-microsoft-com:vml" xmlns:wp14="http://schemas.microsoft.com/office/word/2010/wordprocessingDrawing" xmlns:wp="http://schemas.openxmlformats.org/drawingml/2006/wordprocessingDrawing" xmlns:w10="urn:schemas-microsoft-com:office:word" xmlns:w="http://schemas.openxmlformats.org/wordprocessingml/2006/main" xmlns:w14="http://schemas.microsoft.com/office/word/2010/wordml" xmlns:w15="http://schemas.microsoft.com/office/word/2012/wordml" xmlns:w16cex="http://schemas.microsoft.com/office/word/2018/wordml/cex" xmlns:w16cid="http://schemas.microsoft.com/office/word/2016/wordml/cid" xmlns:w16="http://schemas.microsoft.com/office/word/2018/wordml" xmlns:w16du="http://schemas.microsoft.com/office/word/2023/wordml/word16du" xmlns:w16sdtdh="http://schemas.microsoft.com/office/word/2020/wordml/sdtdatahash" xmlns:w16sdtfl="http://schemas.microsoft.com/office/word/2024/wordml/sdtformatlock" xmlns:w16se="http://schemas.microsoft.com/office/word/2015/wordml/symex" xmlns:wpg="http://schemas.microsoft.com/office/word/2010/wordprocessingGroup" xmlns:wpi="http://schemas.microsoft.com/office/word/2010/wordprocessingInk" xmlns:wne="http://schemas.microsoft.com/office/word/2006/wordml" xmlns:wps="http://schemas.microsoft.com/office/word/2010/wordprocessingShape" mc:Ignorable="w14 w15 w16se w16cid w16 w16cex w16sdtdh w16sdtfl w16du wp14">
+<w:ftr xmlns:wpc="http://schemas.microsoft.com/office/word/2010/wordprocessingCanvas" xmlns:cx="http://schemas.microsoft.com/office/drawing/2014/chartex" xmlns:cx1="http://schemas.microsoft.com/office/drawing/2015/9/8/chartex" xmlns:cx2="http://schemas.microsoft.com/office/drawing/2015/10/21/chartex" xmlns:cx3="http://schemas.microsoft.com/office/drawing/2016/5/9/chartex" xmlns:cx4="http://schemas.microsoft.com/office/drawing/2016/5/10/chartex" xmlns:cx5="http://schemas.microsoft.com/office/drawing/2016/5/11/chartex" xmlns:cx6="http://schemas.microsoft.com/office/drawing/2016/5/12/chartex" xmlns:cx7="http://schemas.microsoft.com/office/drawing/2016/5/13/chartex" xmlns:cx8="http://schemas.microsoft.com/office/drawing/2016/5/14/chartex" xmlns:mc="http://schemas.openxmlformats.org/markup-compatibility/2006" xmlns:aink="http://schemas.microsoft.com/office/drawing/2016/ink" xmlns:am3d="http://schemas.microsoft.com/office/drawing/2017/model3d" xmlns:o="urn:schemas-microsoft-com:office:office" xmlns:oel="http://schemas.microsoft.com/office/2019/extlst" xmlns:r="http://schemas.openxmlformats.org/officeDocument/2006/relationships" xmlns:m="http://schemas.openxmlformats.org/officeDocument/2006/math" xmlns:v="urn:schemas-microsoft-com:vml" xmlns:wp14="http://schemas.microsoft.com/office/word/2010/wordprocessingDrawing" xmlns:wp="http://schemas.openxmlformats.org/drawingml/2006/wordprocessingDrawing" xmlns:w10="urn:schemas-microsoft-com:office:word" xmlns:w="http://schemas.openxmlformats.org/wordprocessingml/2006/main" xmlns:w14="http://schemas.microsoft.com/office/word/2010/wordml" xmlns:w15="http://schemas.microsoft.com/office/word/2012/wordml" xmlns:w16cex="http://schemas.microsoft.com/office/word/2018/wordml/cex" xmlns:w16cid="http://schemas.microsoft.com/office/word/2016/wordml/cid" xmlns:w16="http://schemas.microsoft.com/office/word/2018/wordml" xmlns:w16sdtdh="http://schemas.microsoft.com/office/word/2020/wordml/sdtdatahash" xmlns:w16se="http://schemas.microsoft.com/office/word/2015/wordml/symex" xmlns:wpg="http://schemas.microsoft.com/office/word/2010/wordprocessingGroup" xmlns:wpi="http://schemas.microsoft.com/office/word/2010/wordprocessingInk" xmlns:wne="http://schemas.microsoft.com/office/word/2006/wordml" xmlns:wps="http://schemas.microsoft.com/office/word/2010/wordprocessingShape" mc:Ignorable="w14 w15 w16se w16cid w16 w16cex w16sdtdh wp14">
   <w:sdt>
     <w:sdtPr>
       <w:id w:val="2071930181"/>
@@ -15853,7 +14723,7 @@
 </file>
 
 <file path=word/footnotes.xml><?xml version="1.0" encoding="utf-8"?>
-<w:footnotes xmlns:wpc="http://schemas.microsoft.com/office/word/2010/wordprocessingCanvas" xmlns:cx="http://schemas.microsoft.com/office/drawing/2014/chartex" xmlns:cx1="http://schemas.microsoft.com/office/drawing/2015/9/8/chartex" xmlns:cx2="http://schemas.microsoft.com/office/drawing/2015/10/21/chartex" xmlns:cx3="http://schemas.microsoft.com/office/drawing/2016/5/9/chartex" xmlns:cx4="http://schemas.microsoft.com/office/drawing/2016/5/10/chartex" xmlns:cx5="http://schemas.microsoft.com/office/drawing/2016/5/11/chartex" xmlns:cx6="http://schemas.microsoft.com/office/drawing/2016/5/12/chartex" xmlns:cx7="http://schemas.microsoft.com/office/drawing/2016/5/13/chartex" xmlns:cx8="http://schemas.microsoft.com/office/drawing/2016/5/14/chartex" xmlns:mc="http://schemas.openxmlformats.org/markup-compatibility/2006" xmlns:aink="http://schemas.microsoft.com/office/drawing/2016/ink" xmlns:am3d="http://schemas.microsoft.com/office/drawing/2017/model3d" xmlns:o="urn:schemas-microsoft-com:office:office" xmlns:oel="http://schemas.microsoft.com/office/2019/extlst" xmlns:r="http://schemas.openxmlformats.org/officeDocument/2006/relationships" xmlns:m="http://schemas.openxmlformats.org/officeDocument/2006/math" xmlns:v="urn:schemas-microsoft-com:vml" xmlns:wp14="http://schemas.microsoft.com/office/word/2010/wordprocessingDrawing" xmlns:wp="http://schemas.openxmlformats.org/drawingml/2006/wordprocessingDrawing" xmlns:w10="urn:schemas-microsoft-com:office:word" xmlns:w="http://schemas.openxmlformats.org/wordprocessingml/2006/main" xmlns:w14="http://schemas.microsoft.com/office/word/2010/wordml" xmlns:w15="http://schemas.microsoft.com/office/word/2012/wordml" xmlns:w16cex="http://schemas.microsoft.com/office/word/2018/wordml/cex" xmlns:w16cid="http://schemas.microsoft.com/office/word/2016/wordml/cid" xmlns:w16="http://schemas.microsoft.com/office/word/2018/wordml" xmlns:w16du="http://schemas.microsoft.com/office/word/2023/wordml/word16du" xmlns:w16sdtdh="http://schemas.microsoft.com/office/word/2020/wordml/sdtdatahash" xmlns:w16sdtfl="http://schemas.microsoft.com/office/word/2024/wordml/sdtformatlock" xmlns:w16se="http://schemas.microsoft.com/office/word/2015/wordml/symex" xmlns:wpg="http://schemas.microsoft.com/office/word/2010/wordprocessingGroup" xmlns:wpi="http://schemas.microsoft.com/office/word/2010/wordprocessingInk" xmlns:wne="http://schemas.microsoft.com/office/word/2006/wordml" xmlns:wps="http://schemas.microsoft.com/office/word/2010/wordprocessingShape" mc:Ignorable="w14 w15 w16se w16cid w16 w16cex w16sdtdh w16sdtfl w16du wp14">
+<w:footnotes xmlns:wpc="http://schemas.microsoft.com/office/word/2010/wordprocessingCanvas" xmlns:cx="http://schemas.microsoft.com/office/drawing/2014/chartex" xmlns:cx1="http://schemas.microsoft.com/office/drawing/2015/9/8/chartex" xmlns:cx2="http://schemas.microsoft.com/office/drawing/2015/10/21/chartex" xmlns:cx3="http://schemas.microsoft.com/office/drawing/2016/5/9/chartex" xmlns:cx4="http://schemas.microsoft.com/office/drawing/2016/5/10/chartex" xmlns:cx5="http://schemas.microsoft.com/office/drawing/2016/5/11/chartex" xmlns:cx6="http://schemas.microsoft.com/office/drawing/2016/5/12/chartex" xmlns:cx7="http://schemas.microsoft.com/office/drawing/2016/5/13/chartex" xmlns:cx8="http://schemas.microsoft.com/office/drawing/2016/5/14/chartex" xmlns:mc="http://schemas.openxmlformats.org/markup-compatibility/2006" xmlns:aink="http://schemas.microsoft.com/office/drawing/2016/ink" xmlns:am3d="http://schemas.microsoft.com/office/drawing/2017/model3d" xmlns:o="urn:schemas-microsoft-com:office:office" xmlns:oel="http://schemas.microsoft.com/office/2019/extlst" xmlns:r="http://schemas.openxmlformats.org/officeDocument/2006/relationships" xmlns:m="http://schemas.openxmlformats.org/officeDocument/2006/math" xmlns:v="urn:schemas-microsoft-com:vml" xmlns:wp14="http://schemas.microsoft.com/office/word/2010/wordprocessingDrawing" xmlns:wp="http://schemas.openxmlformats.org/drawingml/2006/wordprocessingDrawing" xmlns:w10="urn:schemas-microsoft-com:office:word" xmlns:w="http://schemas.openxmlformats.org/wordprocessingml/2006/main" xmlns:w14="http://schemas.microsoft.com/office/word/2010/wordml" xmlns:w15="http://schemas.microsoft.com/office/word/2012/wordml" xmlns:w16cex="http://schemas.microsoft.com/office/word/2018/wordml/cex" xmlns:w16cid="http://schemas.microsoft.com/office/word/2016/wordml/cid" xmlns:w16="http://schemas.microsoft.com/office/word/2018/wordml" xmlns:w16sdtdh="http://schemas.microsoft.com/office/word/2020/wordml/sdtdatahash" xmlns:w16se="http://schemas.microsoft.com/office/word/2015/wordml/symex" xmlns:wpg="http://schemas.microsoft.com/office/word/2010/wordprocessingGroup" xmlns:wpi="http://schemas.microsoft.com/office/word/2010/wordprocessingInk" xmlns:wne="http://schemas.microsoft.com/office/word/2006/wordml" xmlns:wps="http://schemas.microsoft.com/office/word/2010/wordprocessingShape" mc:Ignorable="w14 w15 w16se w16cid w16 w16cex w16sdtdh wp14">
   <w:footnote w:type="separator" w:id="-1">
     <w:p>
       <w:r>
@@ -15872,7 +14742,7 @@
 </file>
 
 <file path=word/header1.xml><?xml version="1.0" encoding="utf-8"?>
-<w:hdr xmlns:wpc="http://schemas.microsoft.com/office/word/2010/wordprocessingCanvas" xmlns:cx="http://schemas.microsoft.com/office/drawing/2014/chartex" xmlns:cx1="http://schemas.microsoft.com/office/drawing/2015/9/8/chartex" xmlns:cx2="http://schemas.microsoft.com/office/drawing/2015/10/21/chartex" xmlns:cx3="http://schemas.microsoft.com/office/drawing/2016/5/9/chartex" xmlns:cx4="http://schemas.microsoft.com/office/drawing/2016/5/10/chartex" xmlns:cx5="http://schemas.microsoft.com/office/drawing/2016/5/11/chartex" xmlns:cx6="http://schemas.microsoft.com/office/drawing/2016/5/12/chartex" xmlns:cx7="http://schemas.microsoft.com/office/drawing/2016/5/13/chartex" xmlns:cx8="http://schemas.microsoft.com/office/drawing/2016/5/14/chartex" xmlns:mc="http://schemas.openxmlformats.org/markup-compatibility/2006" xmlns:aink="http://schemas.microsoft.com/office/drawing/2016/ink" xmlns:am3d="http://schemas.microsoft.com/office/drawing/2017/model3d" xmlns:o="urn:schemas-microsoft-com:office:office" xmlns:oel="http://schemas.microsoft.com/office/2019/extlst" xmlns:r="http://schemas.openxmlformats.org/officeDocument/2006/relationships" xmlns:m="http://schemas.openxmlformats.org/officeDocument/2006/math" xmlns:v="urn:schemas-microsoft-com:vml" xmlns:wp14="http://schemas.microsoft.com/office/word/2010/wordprocessingDrawing" xmlns:wp="http://schemas.openxmlformats.org/drawingml/2006/wordprocessingDrawing" xmlns:w10="urn:schemas-microsoft-com:office:word" xmlns:w="http://schemas.openxmlformats.org/wordprocessingml/2006/main" xmlns:w14="http://schemas.microsoft.com/office/word/2010/wordml" xmlns:w15="http://schemas.microsoft.com/office/word/2012/wordml" xmlns:w16cex="http://schemas.microsoft.com/office/word/2018/wordml/cex" xmlns:w16cid="http://schemas.microsoft.com/office/word/2016/wordml/cid" xmlns:w16="http://schemas.microsoft.com/office/word/2018/wordml" xmlns:w16du="http://schemas.microsoft.com/office/word/2023/wordml/word16du" xmlns:w16sdtdh="http://schemas.microsoft.com/office/word/2020/wordml/sdtdatahash" xmlns:w16sdtfl="http://schemas.microsoft.com/office/word/2024/wordml/sdtformatlock" xmlns:w16se="http://schemas.microsoft.com/office/word/2015/wordml/symex" xmlns:wpg="http://schemas.microsoft.com/office/word/2010/wordprocessingGroup" xmlns:wpi="http://schemas.microsoft.com/office/word/2010/wordprocessingInk" xmlns:wne="http://schemas.microsoft.com/office/word/2006/wordml" xmlns:wps="http://schemas.microsoft.com/office/word/2010/wordprocessingShape" mc:Ignorable="w14 w15 w16se w16cid w16 w16cex w16sdtdh w16sdtfl w16du wp14">
+<w:hdr xmlns:wpc="http://schemas.microsoft.com/office/word/2010/wordprocessingCanvas" xmlns:cx="http://schemas.microsoft.com/office/drawing/2014/chartex" xmlns:cx1="http://schemas.microsoft.com/office/drawing/2015/9/8/chartex" xmlns:cx2="http://schemas.microsoft.com/office/drawing/2015/10/21/chartex" xmlns:cx3="http://schemas.microsoft.com/office/drawing/2016/5/9/chartex" xmlns:cx4="http://schemas.microsoft.com/office/drawing/2016/5/10/chartex" xmlns:cx5="http://schemas.microsoft.com/office/drawing/2016/5/11/chartex" xmlns:cx6="http://schemas.microsoft.com/office/drawing/2016/5/12/chartex" xmlns:cx7="http://schemas.microsoft.com/office/drawing/2016/5/13/chartex" xmlns:cx8="http://schemas.microsoft.com/office/drawing/2016/5/14/chartex" xmlns:mc="http://schemas.openxmlformats.org/markup-compatibility/2006" xmlns:aink="http://schemas.microsoft.com/office/drawing/2016/ink" xmlns:am3d="http://schemas.microsoft.com/office/drawing/2017/model3d" xmlns:o="urn:schemas-microsoft-com:office:office" xmlns:oel="http://schemas.microsoft.com/office/2019/extlst" xmlns:r="http://schemas.openxmlformats.org/officeDocument/2006/relationships" xmlns:m="http://schemas.openxmlformats.org/officeDocument/2006/math" xmlns:v="urn:schemas-microsoft-com:vml" xmlns:wp14="http://schemas.microsoft.com/office/word/2010/wordprocessingDrawing" xmlns:wp="http://schemas.openxmlformats.org/drawingml/2006/wordprocessingDrawing" xmlns:w10="urn:schemas-microsoft-com:office:word" xmlns:w="http://schemas.openxmlformats.org/wordprocessingml/2006/main" xmlns:w14="http://schemas.microsoft.com/office/word/2010/wordml" xmlns:w15="http://schemas.microsoft.com/office/word/2012/wordml" xmlns:w16cex="http://schemas.microsoft.com/office/word/2018/wordml/cex" xmlns:w16cid="http://schemas.microsoft.com/office/word/2016/wordml/cid" xmlns:w16="http://schemas.microsoft.com/office/word/2018/wordml" xmlns:w16sdtdh="http://schemas.microsoft.com/office/word/2020/wordml/sdtdatahash" xmlns:w16se="http://schemas.microsoft.com/office/word/2015/wordml/symex" xmlns:wpg="http://schemas.microsoft.com/office/word/2010/wordprocessingGroup" xmlns:wpi="http://schemas.microsoft.com/office/word/2010/wordprocessingInk" xmlns:wne="http://schemas.microsoft.com/office/word/2006/wordml" xmlns:wps="http://schemas.microsoft.com/office/word/2010/wordprocessingShape" mc:Ignorable="w14 w15 w16se w16cid w16 w16cex w16sdtdh wp14">
   <w:p>
     <w:pPr>
       <w:pStyle w:val="Cabealho"/>
@@ -15882,7 +14752,7 @@
 </file>
 
 <file path=word/numbering.xml><?xml version="1.0" encoding="utf-8"?>
-<w:numbering xmlns:wpc="http://schemas.microsoft.com/office/word/2010/wordprocessingCanvas" xmlns:cx="http://schemas.microsoft.com/office/drawing/2014/chartex" xmlns:cx1="http://schemas.microsoft.com/office/drawing/2015/9/8/chartex" xmlns:cx2="http://schemas.microsoft.com/office/drawing/2015/10/21/chartex" xmlns:cx3="http://schemas.microsoft.com/office/drawing/2016/5/9/chartex" xmlns:cx4="http://schemas.microsoft.com/office/drawing/2016/5/10/chartex" xmlns:cx5="http://schemas.microsoft.com/office/drawing/2016/5/11/chartex" xmlns:cx6="http://schemas.microsoft.com/office/drawing/2016/5/12/chartex" xmlns:cx7="http://schemas.microsoft.com/office/drawing/2016/5/13/chartex" xmlns:cx8="http://schemas.microsoft.com/office/drawing/2016/5/14/chartex" xmlns:mc="http://schemas.openxmlformats.org/markup-compatibility/2006" xmlns:aink="http://schemas.microsoft.com/office/drawing/2016/ink" xmlns:am3d="http://schemas.microsoft.com/office/drawing/2017/model3d" xmlns:o="urn:schemas-microsoft-com:office:office" xmlns:oel="http://schemas.microsoft.com/office/2019/extlst" xmlns:r="http://schemas.openxmlformats.org/officeDocument/2006/relationships" xmlns:m="http://schemas.openxmlformats.org/officeDocument/2006/math" xmlns:v="urn:schemas-microsoft-com:vml" xmlns:wp14="http://schemas.microsoft.com/office/word/2010/wordprocessingDrawing" xmlns:wp="http://schemas.openxmlformats.org/drawingml/2006/wordprocessingDrawing" xmlns:w10="urn:schemas-microsoft-com:office:word" xmlns:w="http://schemas.openxmlformats.org/wordprocessingml/2006/main" xmlns:w14="http://schemas.microsoft.com/office/word/2010/wordml" xmlns:w15="http://schemas.microsoft.com/office/word/2012/wordml" xmlns:w16cex="http://schemas.microsoft.com/office/word/2018/wordml/cex" xmlns:w16cid="http://schemas.microsoft.com/office/word/2016/wordml/cid" xmlns:w16="http://schemas.microsoft.com/office/word/2018/wordml" xmlns:w16du="http://schemas.microsoft.com/office/word/2023/wordml/word16du" xmlns:w16sdtdh="http://schemas.microsoft.com/office/word/2020/wordml/sdtdatahash" xmlns:w16sdtfl="http://schemas.microsoft.com/office/word/2024/wordml/sdtformatlock" xmlns:w16se="http://schemas.microsoft.com/office/word/2015/wordml/symex" xmlns:wpg="http://schemas.microsoft.com/office/word/2010/wordprocessingGroup" xmlns:wpi="http://schemas.microsoft.com/office/word/2010/wordprocessingInk" xmlns:wne="http://schemas.microsoft.com/office/word/2006/wordml" xmlns:wps="http://schemas.microsoft.com/office/word/2010/wordprocessingShape" mc:Ignorable="w14 w15 w16se w16cid w16 w16cex w16sdtdh w16sdtfl w16du wp14">
+<w:numbering xmlns:wpc="http://schemas.microsoft.com/office/word/2010/wordprocessingCanvas" xmlns:cx="http://schemas.microsoft.com/office/drawing/2014/chartex" xmlns:cx1="http://schemas.microsoft.com/office/drawing/2015/9/8/chartex" xmlns:cx2="http://schemas.microsoft.com/office/drawing/2015/10/21/chartex" xmlns:cx3="http://schemas.microsoft.com/office/drawing/2016/5/9/chartex" xmlns:cx4="http://schemas.microsoft.com/office/drawing/2016/5/10/chartex" xmlns:cx5="http://schemas.microsoft.com/office/drawing/2016/5/11/chartex" xmlns:cx6="http://schemas.microsoft.com/office/drawing/2016/5/12/chartex" xmlns:cx7="http://schemas.microsoft.com/office/drawing/2016/5/13/chartex" xmlns:cx8="http://schemas.microsoft.com/office/drawing/2016/5/14/chartex" xmlns:mc="http://schemas.openxmlformats.org/markup-compatibility/2006" xmlns:aink="http://schemas.microsoft.com/office/drawing/2016/ink" xmlns:am3d="http://schemas.microsoft.com/office/drawing/2017/model3d" xmlns:o="urn:schemas-microsoft-com:office:office" xmlns:oel="http://schemas.microsoft.com/office/2019/extlst" xmlns:r="http://schemas.openxmlformats.org/officeDocument/2006/relationships" xmlns:m="http://schemas.openxmlformats.org/officeDocument/2006/math" xmlns:v="urn:schemas-microsoft-com:vml" xmlns:wp14="http://schemas.microsoft.com/office/word/2010/wordprocessingDrawing" xmlns:wp="http://schemas.openxmlformats.org/drawingml/2006/wordprocessingDrawing" xmlns:w10="urn:schemas-microsoft-com:office:word" xmlns:w="http://schemas.openxmlformats.org/wordprocessingml/2006/main" xmlns:w14="http://schemas.microsoft.com/office/word/2010/wordml" xmlns:w15="http://schemas.microsoft.com/office/word/2012/wordml" xmlns:w16cex="http://schemas.microsoft.com/office/word/2018/wordml/cex" xmlns:w16cid="http://schemas.microsoft.com/office/word/2016/wordml/cid" xmlns:w16="http://schemas.microsoft.com/office/word/2018/wordml" xmlns:w16sdtdh="http://schemas.microsoft.com/office/word/2020/wordml/sdtdatahash" xmlns:w16se="http://schemas.microsoft.com/office/word/2015/wordml/symex" xmlns:wpg="http://schemas.microsoft.com/office/word/2010/wordprocessingGroup" xmlns:wpi="http://schemas.microsoft.com/office/word/2010/wordprocessingInk" xmlns:wne="http://schemas.microsoft.com/office/word/2006/wordml" xmlns:wps="http://schemas.microsoft.com/office/word/2010/wordprocessingShape" mc:Ignorable="w14 w15 w16se w16cid w16 w16cex w16sdtdh wp14">
   <w:abstractNum w:abstractNumId="0" w15:restartNumberingAfterBreak="0">
     <w:nsid w:val="033B1D64"/>
     <w:multiLevelType w:val="hybridMultilevel"/>
@@ -19199,7 +18069,7 @@
 </file>
 
 <file path=word/styles.xml><?xml version="1.0" encoding="utf-8"?>
-<w:styles xmlns:mc="http://schemas.openxmlformats.org/markup-compatibility/2006" xmlns:r="http://schemas.openxmlformats.org/officeDocument/2006/relationships" xmlns:w="http://schemas.openxmlformats.org/wordprocessingml/2006/main" xmlns:w14="http://schemas.microsoft.com/office/word/2010/wordml" xmlns:w15="http://schemas.microsoft.com/office/word/2012/wordml" xmlns:w16cex="http://schemas.microsoft.com/office/word/2018/wordml/cex" xmlns:w16cid="http://schemas.microsoft.com/office/word/2016/wordml/cid" xmlns:w16="http://schemas.microsoft.com/office/word/2018/wordml" xmlns:w16du="http://schemas.microsoft.com/office/word/2023/wordml/word16du" xmlns:w16sdtdh="http://schemas.microsoft.com/office/word/2020/wordml/sdtdatahash" xmlns:w16sdtfl="http://schemas.microsoft.com/office/word/2024/wordml/sdtformatlock" xmlns:w16se="http://schemas.microsoft.com/office/word/2015/wordml/symex" mc:Ignorable="w14 w15 w16se w16cid w16 w16cex w16sdtdh w16sdtfl w16du">
+<w:styles xmlns:mc="http://schemas.openxmlformats.org/markup-compatibility/2006" xmlns:r="http://schemas.openxmlformats.org/officeDocument/2006/relationships" xmlns:w="http://schemas.openxmlformats.org/wordprocessingml/2006/main" xmlns:w14="http://schemas.microsoft.com/office/word/2010/wordml" xmlns:w15="http://schemas.microsoft.com/office/word/2012/wordml" xmlns:w16cex="http://schemas.microsoft.com/office/word/2018/wordml/cex" xmlns:w16cid="http://schemas.microsoft.com/office/word/2016/wordml/cid" xmlns:w16="http://schemas.microsoft.com/office/word/2018/wordml" xmlns:w16sdtdh="http://schemas.microsoft.com/office/word/2020/wordml/sdtdatahash" xmlns:w16se="http://schemas.microsoft.com/office/word/2015/wordml/symex" mc:Ignorable="w14 w15 w16se w16cid w16 w16cex w16sdtdh">
   <w:docDefaults>
     <w:rPrDefault>
       <w:rPr>
@@ -21349,21 +20219,6 @@
 </file>
 
 <file path=customXml/item2.xml><?xml version="1.0" encoding="utf-8"?>
-<p:properties xmlns:p="http://schemas.microsoft.com/office/2006/metadata/properties" xmlns:xsi="http://www.w3.org/2001/XMLSchema-instance" xmlns:pc="http://schemas.microsoft.com/office/infopath/2007/PartnerControls">
-  <documentManagement>
-    <TaxCatchAll xmlns="fa1ba186-cf14-4658-82ff-4e1486731960" xsi:nil="true"/>
-    <lcf76f155ced4ddcb4097134ff3c332f xmlns="52a6887f-9537-4a34-8793-b765f13d0873">
-      <Terms xmlns="http://schemas.microsoft.com/office/infopath/2007/PartnerControls"/>
-    </lcf76f155ced4ddcb4097134ff3c332f>
-  </documentManagement>
-</p:properties>
-</file>
-
-<file path=customXml/item3.xml><?xml version="1.0" encoding="utf-8"?>
-<b:Sources xmlns:b="http://schemas.openxmlformats.org/officeDocument/2006/bibliography" xmlns="http://schemas.openxmlformats.org/officeDocument/2006/bibliography" SelectedStyle="\APASixthEditionOfficeOnline.xsl" StyleName="APA" Version="6"/>
-</file>
-
-<file path=customXml/item4.xml><?xml version="1.0" encoding="utf-8"?>
 <ct:contentTypeSchema xmlns:ct="http://schemas.microsoft.com/office/2006/metadata/contentType" xmlns:ma="http://schemas.microsoft.com/office/2006/metadata/properties/metaAttributes" ct:_="" ma:_="" ma:contentTypeName="Documento" ma:contentTypeID="0x0101003F8ECAAF88AFCB4AB1D806FDE394FD03" ma:contentTypeVersion="12" ma:contentTypeDescription="Criar um novo documento." ma:contentTypeScope="" ma:versionID="541e5482cd22746a72c07b4578302587">
   <xsd:schema xmlns:xsd="http://www.w3.org/2001/XMLSchema" xmlns:xs="http://www.w3.org/2001/XMLSchema" xmlns:p="http://schemas.microsoft.com/office/2006/metadata/properties" xmlns:ns2="52a6887f-9537-4a34-8793-b765f13d0873" xmlns:ns3="fa1ba186-cf14-4658-82ff-4e1486731960" targetNamespace="http://schemas.microsoft.com/office/2006/metadata/properties" ma:root="true" ma:fieldsID="4badabe4fa58f02b4fe1f9c3f11ac53e" ns2:_="" ns3:_="">
     <xsd:import namespace="52a6887f-9537-4a34-8793-b765f13d0873"/>
@@ -21564,6 +20419,21 @@
 </ct:contentTypeSchema>
 </file>
 
+<file path=customXml/item3.xml><?xml version="1.0" encoding="utf-8"?>
+<b:Sources xmlns:b="http://schemas.openxmlformats.org/officeDocument/2006/bibliography" xmlns="http://schemas.openxmlformats.org/officeDocument/2006/bibliography" SelectedStyle="\APASixthEditionOfficeOnline.xsl" StyleName="APA" Version="6"/>
+</file>
+
+<file path=customXml/item4.xml><?xml version="1.0" encoding="utf-8"?>
+<p:properties xmlns:p="http://schemas.microsoft.com/office/2006/metadata/properties" xmlns:xsi="http://www.w3.org/2001/XMLSchema-instance" xmlns:pc="http://schemas.microsoft.com/office/infopath/2007/PartnerControls">
+  <documentManagement>
+    <TaxCatchAll xmlns="fa1ba186-cf14-4658-82ff-4e1486731960" xsi:nil="true"/>
+    <lcf76f155ced4ddcb4097134ff3c332f xmlns="52a6887f-9537-4a34-8793-b765f13d0873">
+      <Terms xmlns="http://schemas.microsoft.com/office/infopath/2007/PartnerControls"/>
+    </lcf76f155ced4ddcb4097134ff3c332f>
+  </documentManagement>
+</p:properties>
+</file>
+
 <file path=customXml/itemProps1.xml><?xml version="1.0" encoding="utf-8"?>
 <ds:datastoreItem xmlns:ds="http://schemas.openxmlformats.org/officeDocument/2006/customXml" ds:itemID="{990C7B0B-29F8-4472-849D-8AEB923CF9C9}">
   <ds:schemaRefs>
@@ -21573,25 +20443,6 @@
 </file>
 
 <file path=customXml/itemProps2.xml><?xml version="1.0" encoding="utf-8"?>
-<ds:datastoreItem xmlns:ds="http://schemas.openxmlformats.org/officeDocument/2006/customXml" ds:itemID="{B0D02839-B28B-4402-A79D-B0CCDC274F38}">
-  <ds:schemaRefs>
-    <ds:schemaRef ds:uri="http://schemas.microsoft.com/office/2006/metadata/properties"/>
-    <ds:schemaRef ds:uri="http://schemas.microsoft.com/office/infopath/2007/PartnerControls"/>
-    <ds:schemaRef ds:uri="fa1ba186-cf14-4658-82ff-4e1486731960"/>
-    <ds:schemaRef ds:uri="52a6887f-9537-4a34-8793-b765f13d0873"/>
-  </ds:schemaRefs>
-</ds:datastoreItem>
-</file>
-
-<file path=customXml/itemProps3.xml><?xml version="1.0" encoding="utf-8"?>
-<ds:datastoreItem xmlns:ds="http://schemas.openxmlformats.org/officeDocument/2006/customXml" ds:itemID="{34E35503-31BE-4C22-8EB5-1B8C3DFFC716}">
-  <ds:schemaRefs>
-    <ds:schemaRef ds:uri="http://schemas.openxmlformats.org/officeDocument/2006/bibliography"/>
-  </ds:schemaRefs>
-</ds:datastoreItem>
-</file>
-
-<file path=customXml/itemProps4.xml><?xml version="1.0" encoding="utf-8"?>
 <ds:datastoreItem xmlns:ds="http://schemas.openxmlformats.org/officeDocument/2006/customXml" ds:itemID="{B04309D4-A979-44A4-8B48-1DFD9E70F312}">
   <ds:schemaRefs>
     <ds:schemaRef ds:uri="http://schemas.microsoft.com/office/2006/metadata/contentType"/>
@@ -21608,4 +20459,23 @@
     <ds:schemaRef ds:uri="http://schemas.microsoft.com/internal/obd"/>
   </ds:schemaRefs>
 </ds:datastoreItem>
+</file>
+
+<file path=customXml/itemProps3.xml><?xml version="1.0" encoding="utf-8"?>
+<ds:datastoreItem xmlns:ds="http://schemas.openxmlformats.org/officeDocument/2006/customXml" ds:itemID="{34E35503-31BE-4C22-8EB5-1B8C3DFFC716}">
+  <ds:schemaRefs>
+    <ds:schemaRef ds:uri="http://schemas.openxmlformats.org/officeDocument/2006/bibliography"/>
+  </ds:schemaRefs>
+</ds:datastoreItem>
+</file>
+
+<file path=customXml/itemProps4.xml><?xml version="1.0" encoding="utf-8"?>
+<ds:datastoreItem xmlns:ds="http://schemas.openxmlformats.org/officeDocument/2006/customXml" ds:itemID="{B0D02839-B28B-4402-A79D-B0CCDC274F38}">
+  <ds:schemaRefs>
+    <ds:schemaRef ds:uri="http://schemas.microsoft.com/office/2006/metadata/properties"/>
+    <ds:schemaRef ds:uri="http://schemas.microsoft.com/office/infopath/2007/PartnerControls"/>
+    <ds:schemaRef ds:uri="fa1ba186-cf14-4658-82ff-4e1486731960"/>
+    <ds:schemaRef ds:uri="52a6887f-9537-4a34-8793-b765f13d0873"/>
+  </ds:schemaRefs>
+</ds:datastoreItem>
 </file>
--- a/MDS-2026-Relatorio.docx
+++ b/MDS-2026-Relatorio.docx
@@ -97,7 +97,15 @@
               <w:jc w:val="center"/>
             </w:pPr>
             <w:r>
-              <w:t xml:space="preserve">Curso de TeSP em </w:t>
+              <w:t xml:space="preserve">Curso de </w:t>
+            </w:r>
+            <w:proofErr w:type="spellStart"/>
+            <w:r>
+              <w:t>TeSP</w:t>
+            </w:r>
+            <w:proofErr w:type="spellEnd"/>
+            <w:r>
+              <w:t xml:space="preserve"> em </w:t>
             </w:r>
             <w:r>
               <w:br/>
@@ -4245,6 +4253,80 @@
     </w:p>
     <w:p>
       <w:r>
+        <w:t xml:space="preserve">O relatório a seguir descreve o processo de desenvolvimento do projeto nas disciplinas de Desenvolvimento de Aplicações e Metodologias de Desenvolvimento de Software. O objetivo é criar uma aplicação para gerenciar compras, controlar o orçamento familiar e organizar itens domésticos. </w:t>
+      </w:r>
+    </w:p>
+    <w:p>
+      <w:r>
+        <w:t xml:space="preserve">No Capítulo 1, há uma introdução ao projeto. Este capítulo inclui os objetivos, o contexto, o planejamento geral, a equipe envolvida e a metodologia de desenvolvimento escolhida. O Capítulo 2 foca na especificação do sistema. Aqui, fazemos uma análise das aplicações concorrentes no mercado, mostramos os </w:t>
+      </w:r>
+      <w:proofErr w:type="spellStart"/>
+      <w:r>
+        <w:t>wireframes</w:t>
+      </w:r>
+      <w:proofErr w:type="spellEnd"/>
+      <w:r>
+        <w:t xml:space="preserve"> e </w:t>
+      </w:r>
+      <w:proofErr w:type="spellStart"/>
+      <w:r>
+        <w:t>mockups</w:t>
+      </w:r>
+      <w:proofErr w:type="spellEnd"/>
+      <w:r>
+        <w:t xml:space="preserve"> desenvolvidos para a aplicação e descrevemos o diagrama de classes usado na modelagem do sistema. No Capítulo 3, apresentamos a aplicação da metodologia </w:t>
+      </w:r>
+      <w:proofErr w:type="spellStart"/>
+      <w:r>
+        <w:t>Scrum</w:t>
+      </w:r>
+      <w:proofErr w:type="spellEnd"/>
+      <w:r>
+        <w:t xml:space="preserve"> no projeto. Identificamos os </w:t>
+      </w:r>
+      <w:proofErr w:type="spellStart"/>
+      <w:r>
+        <w:t>stakeholders</w:t>
+      </w:r>
+      <w:proofErr w:type="spellEnd"/>
+      <w:r>
+        <w:t xml:space="preserve"> e os membros da equipe </w:t>
+      </w:r>
+      <w:proofErr w:type="spellStart"/>
+      <w:r>
+        <w:t>Scrum</w:t>
+      </w:r>
+      <w:proofErr w:type="spellEnd"/>
+      <w:r>
+        <w:t xml:space="preserve">, definimos as </w:t>
+      </w:r>
+      <w:proofErr w:type="spellStart"/>
+      <w:r>
+        <w:t>User</w:t>
+      </w:r>
+      <w:proofErr w:type="spellEnd"/>
+      <w:r>
+        <w:t xml:space="preserve"> </w:t>
+      </w:r>
+      <w:proofErr w:type="spellStart"/>
+      <w:r>
+        <w:t>Stories</w:t>
+      </w:r>
+      <w:proofErr w:type="spellEnd"/>
+      <w:r>
+        <w:t xml:space="preserve"> e descrevemos as atividades realizadas em cada Sprint. Isso inclui planejamento, reuniões de acompanhamento e </w:t>
+      </w:r>
+      <w:proofErr w:type="spellStart"/>
+      <w:r>
+        <w:t>retrospectivas</w:t>
+      </w:r>
+      <w:proofErr w:type="spellEnd"/>
+      <w:r>
+        <w:t>. Por fim, o Capítulo 4 traz as conclusões do projeto. Destacamos os principais resultados obtidos, as dificuldades encontradas durante o desenvolvimento e as habilidades adquiridas pela equipe ao longo do trabalho.</w:t>
+      </w:r>
+    </w:p>
+    <w:p>
+      <w:r>
         <w:rPr>
           <w:highlight w:val="yellow"/>
         </w:rPr>
@@ -4333,148 +4415,202 @@
       <w:r>
         <w:t xml:space="preserve"> ajudar as pessoas a gerir melhor as compras em casa, a organizar listas de compras e a controlar melhor o orçamento familiar de uma forma simples e fácil de usar.</w:t>
       </w:r>
+      <w:r>
+        <w:t xml:space="preserve"> </w:t>
+      </w:r>
+      <w:r>
+        <w:t>Este sistema junta diversas funcionalidades importantes, como planear compras, controlar despesas e organizar artigos domésticos, para ajudar as pessoas a gerir melhor o seu dinheiro do dia a dia.</w:t>
+      </w:r>
+      <w:r>
+        <w:t xml:space="preserve"> </w:t>
+      </w:r>
+      <w:r>
+        <w:t xml:space="preserve">Diversas pessoas </w:t>
+      </w:r>
+      <w:r>
+        <w:t>têm</w:t>
+      </w:r>
+      <w:r>
+        <w:t xml:space="preserve"> dificuldade em controlar os gastos mensais e em organizar as compras de forma eficiente. O que pode levar a desperdícios, como compras desnecessárias, o que pode levar a problemas financeiros. Sendo o objetivo do nosso sistema ajudar a resolver tais problemas, oferecendo ferramentas práticas para ajudar as pessoas a gerir melhor as suas finanças. Os principais </w:t>
+      </w:r>
+      <w:proofErr w:type="spellStart"/>
+      <w:r>
+        <w:t>stakeholders</w:t>
+      </w:r>
+      <w:proofErr w:type="spellEnd"/>
+      <w:r>
+        <w:t xml:space="preserve"> do sistema são os utilizadores da aplicação, a equipa de desenvolvimento e os docentes responsáveis pelo acompanhamento do projeto.</w:t>
+      </w:r>
+      <w:r>
+        <w:t xml:space="preserve"> </w:t>
+      </w:r>
+      <w:proofErr w:type="gramStart"/>
+      <w:r>
+        <w:t>O</w:t>
+      </w:r>
+      <w:proofErr w:type="gramEnd"/>
+      <w:r>
+        <w:t xml:space="preserve"> sistema deve ter um impacto positivo na organização financeira pessoal e familiar dos utilizadores. Ajudando as pessoas a terem um melhor controlo dos seus gastos, o que pode ajudar a reduzir desperdícios e a melhorar a gestão do orçamento mensal.</w:t>
+      </w:r>
+      <w:r>
+        <w:t xml:space="preserve"> </w:t>
+      </w:r>
+      <w:r>
+        <w:t>No entanto, para pessoas que podem ter difícil acesso a internet se ficarem dependentes deste sistema para gerir o seu orçamento podem ter problemas considerando que algumas funcionalidades precisam de acesso a internet.</w:t>
+      </w:r>
     </w:p>
     <w:p>
       <w:r>
-        <w:t>Este sistema junta diversas funcionalidades importantes, como planear compras, controlar despesas e organizar artigos domésticos, para ajudar as pessoas a gerir melhor o seu dinheiro do dia a dia.</w:t>
+        <w:rPr>
+          <w:highlight w:val="yellow"/>
+        </w:rPr>
+        <w:t>Nest</w:t>
+      </w:r>
+      <w:r>
+        <w:rPr>
+          <w:highlight w:val="yellow"/>
+        </w:rPr>
+        <w:t>e capítulo</w:t>
+      </w:r>
+      <w:r>
+        <w:rPr>
+          <w:highlight w:val="yellow"/>
+        </w:rPr>
+        <w:t>...</w:t>
+      </w:r>
+      <w:r>
+        <w:t xml:space="preserve"> </w:t>
+      </w:r>
+      <w:r>
+        <w:rPr>
+          <w:highlight w:val="yellow"/>
+        </w:rPr>
+        <w:t>&lt;parágrafo introdutório&gt;</w:t>
       </w:r>
     </w:p>
     <w:p>
-      <w:r>
-        <w:t xml:space="preserve">Diversas pessoas </w:t>
-      </w:r>
-      <w:r>
-        <w:t>têm</w:t>
-      </w:r>
-      <w:r>
-        <w:t xml:space="preserve"> dificuldade em controlar os gastos mensais e em organizar as compras de forma eficiente. O que pode levar a desperdícios, como compras desnecessárias, o que pode levar a problemas financeiros. Sendo o objetivo do nosso sistema ajudar a resolver tais problemas, oferecendo ferramentas práticas para ajudar as pessoas a gerir melhor as suas finanças. </w:t>
+      <w:pPr>
+        <w:rPr>
+          <w:highlight w:val="yellow"/>
+        </w:rPr>
+      </w:pPr>
+      <w:r>
+        <w:rPr>
+          <w:highlight w:val="yellow"/>
+        </w:rPr>
+        <w:t>&lt;</w:t>
+      </w:r>
+      <w:r>
+        <w:rPr>
+          <w:highlight w:val="yellow"/>
+        </w:rPr>
+        <w:t>Descrever</w:t>
+      </w:r>
+      <w:r>
+        <w:rPr>
+          <w:highlight w:val="yellow"/>
+        </w:rPr>
+        <w:t>:</w:t>
+      </w:r>
+      <w:r>
+        <w:rPr>
+          <w:highlight w:val="yellow"/>
+        </w:rPr>
+        <w:t xml:space="preserve"> </w:t>
       </w:r>
     </w:p>
     <w:p>
-      <w:r>
-        <w:t>Os principais stakeholders do sistema são os utilizadores da aplicação, a equipa de desenvolvimento e os docentes responsáveis pelo acompanhamento do projeto.</w:t>
+      <w:pPr>
+        <w:rPr>
+          <w:highlight w:val="yellow"/>
+        </w:rPr>
+      </w:pPr>
+      <w:r>
+        <w:rPr>
+          <w:highlight w:val="yellow"/>
+        </w:rPr>
+        <w:t xml:space="preserve">- </w:t>
+      </w:r>
+      <w:proofErr w:type="gramStart"/>
+      <w:r>
+        <w:rPr>
+          <w:highlight w:val="yellow"/>
+        </w:rPr>
+        <w:t>descrição</w:t>
+      </w:r>
+      <w:proofErr w:type="gramEnd"/>
+      <w:r>
+        <w:rPr>
+          <w:highlight w:val="yellow"/>
+        </w:rPr>
+        <w:t xml:space="preserve"> geral do sistema, ou seja, </w:t>
+      </w:r>
+      <w:r>
+        <w:rPr>
+          <w:highlight w:val="yellow"/>
+        </w:rPr>
+        <w:t>os objetivos do sistema a desenvolver</w:t>
+      </w:r>
+      <w:r>
+        <w:rPr>
+          <w:highlight w:val="yellow"/>
+        </w:rPr>
+        <w:t xml:space="preserve"> (</w:t>
+      </w:r>
+      <w:r>
+        <w:rPr>
+          <w:highlight w:val="yellow"/>
+        </w:rPr>
+        <w:t>as necessidades do utilizador de forma geral</w:t>
+      </w:r>
+      <w:r>
+        <w:rPr>
+          <w:highlight w:val="yellow"/>
+        </w:rPr>
+        <w:t>)</w:t>
       </w:r>
     </w:p>
     <w:p>
       <w:r>
-        <w:t>O sistema deve ter um impacto positivo na organização financeira pessoal e familiar dos utilizadores. Ajudando as pessoas a terem um melhor controlo dos seus gastos, o que pode ajudar a reduzir desperdícios e a melhorar a gestão do orçamento mensal. No entanto, para pessoas que podem ter difícil acesso a internet se ficarem dependentes deste sistema para gerir o seu orçamento podem ter problemas considerando que algumas funcionalidades precisam de acesso a internet.</w:t>
+        <w:rPr>
+          <w:highlight w:val="yellow"/>
+        </w:rPr>
+        <w:t xml:space="preserve">- </w:t>
+      </w:r>
+      <w:proofErr w:type="gramStart"/>
+      <w:r>
+        <w:rPr>
+          <w:highlight w:val="yellow"/>
+        </w:rPr>
+        <w:t>o</w:t>
+      </w:r>
+      <w:proofErr w:type="gramEnd"/>
+      <w:r>
+        <w:rPr>
+          <w:highlight w:val="yellow"/>
+        </w:rPr>
+        <w:t xml:space="preserve"> problema que o sistema pretende resolver e identificar os principais </w:t>
+      </w:r>
+      <w:proofErr w:type="spellStart"/>
+      <w:r>
+        <w:rPr>
+          <w:highlight w:val="yellow"/>
+        </w:rPr>
+        <w:t>stakeholders</w:t>
+      </w:r>
+      <w:proofErr w:type="spellEnd"/>
+      <w:r>
+        <w:rPr>
+          <w:highlight w:val="yellow"/>
+        </w:rPr>
+        <w:t> (pessoas, grupos ou entidades com interesse direto no sistema</w:t>
       </w:r>
     </w:p>
     <w:p>
       <w:r>
-        <w:rPr>
-          <w:highlight w:val="yellow"/>
-        </w:rPr>
-        <w:t>Nest</w:t>
-      </w:r>
-      <w:r>
-        <w:rPr>
-          <w:highlight w:val="yellow"/>
-        </w:rPr>
-        <w:t>e capítulo</w:t>
-      </w:r>
-      <w:r>
-        <w:rPr>
-          <w:highlight w:val="yellow"/>
-        </w:rPr>
-        <w:t>...</w:t>
-      </w:r>
-      <w:r>
-        <w:t xml:space="preserve"> </w:t>
-      </w:r>
-      <w:r>
-        <w:rPr>
-          <w:highlight w:val="yellow"/>
-        </w:rPr>
-        <w:t>&lt;parágrafo introdutório&gt;</w:t>
-      </w:r>
-    </w:p>
-    <w:p>
-      <w:pPr>
-        <w:rPr>
-          <w:highlight w:val="yellow"/>
-        </w:rPr>
-      </w:pPr>
-      <w:r>
-        <w:rPr>
-          <w:highlight w:val="yellow"/>
-        </w:rPr>
-        <w:t>&lt;</w:t>
-      </w:r>
-      <w:r>
-        <w:rPr>
-          <w:highlight w:val="yellow"/>
-        </w:rPr>
-        <w:t>Descrever</w:t>
-      </w:r>
-      <w:r>
-        <w:rPr>
-          <w:highlight w:val="yellow"/>
-        </w:rPr>
-        <w:t>:</w:t>
-      </w:r>
-      <w:r>
-        <w:rPr>
-          <w:highlight w:val="yellow"/>
-        </w:rPr>
-        <w:t xml:space="preserve"> </w:t>
-      </w:r>
-    </w:p>
-    <w:p>
-      <w:pPr>
-        <w:rPr>
-          <w:highlight w:val="yellow"/>
-        </w:rPr>
-      </w:pPr>
-      <w:r>
-        <w:rPr>
-          <w:highlight w:val="yellow"/>
-        </w:rPr>
-        <w:t xml:space="preserve">- descrição geral do sistema, ou seja, </w:t>
-      </w:r>
-      <w:r>
-        <w:rPr>
-          <w:highlight w:val="yellow"/>
-        </w:rPr>
-        <w:t>os objetivos do sistema a desenvolver</w:t>
-      </w:r>
-      <w:r>
-        <w:rPr>
-          <w:highlight w:val="yellow"/>
-        </w:rPr>
-        <w:t xml:space="preserve"> (</w:t>
-      </w:r>
-      <w:r>
-        <w:rPr>
-          <w:highlight w:val="yellow"/>
-        </w:rPr>
-        <w:t>as necessidades do utilizador de forma geral</w:t>
-      </w:r>
-      <w:r>
-        <w:rPr>
-          <w:highlight w:val="yellow"/>
-        </w:rPr>
-        <w:t>)</w:t>
-      </w:r>
-    </w:p>
-    <w:p>
-      <w:r>
-        <w:rPr>
-          <w:highlight w:val="yellow"/>
-        </w:rPr>
         <w:t xml:space="preserve">- </w:t>
       </w:r>
-      <w:r>
-        <w:rPr>
-          <w:highlight w:val="yellow"/>
-        </w:rPr>
-        <w:t>o problema que o sistema pretende resolver e identificar os principais stakeholders (pessoas, grupos ou entidades com interesse direto no sistema</w:t>
-      </w:r>
-    </w:p>
-    <w:p>
-      <w:r>
-        <w:t xml:space="preserve">- </w:t>
-      </w:r>
+      <w:proofErr w:type="gramStart"/>
       <w:r>
         <w:rPr>
           <w:highlight w:val="yellow"/>
@@ -4485,7 +4621,14 @@
         <w:rPr>
           <w:highlight w:val="yellow"/>
         </w:rPr>
-        <w:t>mpactos positivos e negativos do sistema a desenvolver</w:t>
+        <w:t>mpactos</w:t>
+      </w:r>
+      <w:proofErr w:type="gramEnd"/>
+      <w:r>
+        <w:rPr>
+          <w:highlight w:val="yellow"/>
+        </w:rPr>
+        <w:t xml:space="preserve"> positivos e negativos do sistema a desenvolver</w:t>
       </w:r>
       <w:r>
         <w:rPr>
@@ -4542,8 +4685,13 @@
       <w:pPr>
         <w:pStyle w:val="Ttulo3"/>
       </w:pPr>
-      <w:r>
-        <w:t xml:space="preserve">Bring! Lista de Compras </w:t>
+      <w:proofErr w:type="spellStart"/>
+      <w:r>
+        <w:t>Bring</w:t>
+      </w:r>
+      <w:proofErr w:type="spellEnd"/>
+      <w:r>
+        <w:t xml:space="preserve">! Lista de Compras </w:t>
       </w:r>
     </w:p>
     <w:p>
@@ -4727,8 +4875,13 @@
                 <w:highlight w:val="yellow"/>
               </w:rPr>
             </w:pPr>
-            <w:r>
-              <w:t>Bring!</w:t>
+            <w:proofErr w:type="spellStart"/>
+            <w:r>
+              <w:t>Bring</w:t>
+            </w:r>
+            <w:proofErr w:type="spellEnd"/>
+            <w:r>
+              <w:t>!</w:t>
             </w:r>
           </w:p>
         </w:tc>
@@ -4823,8 +4976,13 @@
               <w:jc w:val="left"/>
               <w:cnfStyle w:val="000000100000" w:firstRow="0" w:lastRow="0" w:firstColumn="0" w:lastColumn="0" w:oddVBand="0" w:evenVBand="0" w:oddHBand="1" w:evenHBand="0" w:firstRowFirstColumn="0" w:firstRowLastColumn="0" w:lastRowFirstColumn="0" w:lastRowLastColumn="0"/>
             </w:pPr>
-            <w:r>
-              <w:t>Bring! É uma aplicação de lista de compras gratuita que permite criar e compartilhar</w:t>
+            <w:proofErr w:type="spellStart"/>
+            <w:r>
+              <w:t>Bring</w:t>
+            </w:r>
+            <w:proofErr w:type="spellEnd"/>
+            <w:r>
+              <w:t>! É uma aplicação de lista de compras gratuita que permite criar e compartilhar</w:t>
             </w:r>
             <w:r>
               <w:t>,</w:t>
@@ -5085,10 +5243,12 @@
       <w:pPr>
         <w:pStyle w:val="Ttulo3"/>
       </w:pPr>
+      <w:proofErr w:type="spellStart"/>
       <w:r>
         <w:lastRenderedPageBreak/>
         <w:t>Listonic</w:t>
       </w:r>
+      <w:proofErr w:type="spellEnd"/>
     </w:p>
     <w:p>
       <w:pPr>
@@ -5125,9 +5285,11 @@
         <w:t xml:space="preserve"> – Descrição do </w:t>
       </w:r>
       <w:bookmarkEnd w:id="7"/>
+      <w:proofErr w:type="spellStart"/>
       <w:r>
         <w:t>Listonic</w:t>
       </w:r>
+      <w:proofErr w:type="spellEnd"/>
     </w:p>
     <w:tbl>
       <w:tblPr>
@@ -5254,9 +5416,11 @@
                 <w:highlight w:val="yellow"/>
               </w:rPr>
             </w:pPr>
+            <w:proofErr w:type="spellStart"/>
             <w:r>
               <w:t>Listonic</w:t>
             </w:r>
+            <w:proofErr w:type="spellEnd"/>
           </w:p>
         </w:tc>
       </w:tr>
@@ -5345,7 +5509,15 @@
               <w:t>A aplicação do</w:t>
             </w:r>
             <w:r>
-              <w:t xml:space="preserve"> Listonic ajuda-o a poupar dinheiro e tempo, tornando o planeamento de compras rápido e organizado.</w:t>
+              <w:t xml:space="preserve"> </w:t>
+            </w:r>
+            <w:proofErr w:type="spellStart"/>
+            <w:r>
+              <w:t>Listonic</w:t>
+            </w:r>
+            <w:proofErr w:type="spellEnd"/>
+            <w:r>
+              <w:t xml:space="preserve"> ajuda-o a poupar dinheiro e tempo, tornando o planeamento de compras rápido e organizado.</w:t>
             </w:r>
           </w:p>
         </w:tc>
@@ -5486,9 +5658,11 @@
       <w:pPr>
         <w:pStyle w:val="Ttulo3"/>
       </w:pPr>
+      <w:proofErr w:type="spellStart"/>
       <w:r>
         <w:t>HomeBudget</w:t>
       </w:r>
+      <w:proofErr w:type="spellEnd"/>
     </w:p>
     <w:p>
       <w:r>
@@ -5534,9 +5708,11 @@
         <w:t xml:space="preserve"> – Descrição do </w:t>
       </w:r>
       <w:bookmarkEnd w:id="8"/>
+      <w:proofErr w:type="spellStart"/>
       <w:r>
         <w:t>HomeBudget</w:t>
       </w:r>
+      <w:proofErr w:type="spellEnd"/>
     </w:p>
     <w:tbl>
       <w:tblPr>
@@ -5669,9 +5845,11 @@
                 <w:highlight w:val="yellow"/>
               </w:rPr>
             </w:pPr>
+            <w:proofErr w:type="spellStart"/>
             <w:r>
               <w:t>HomeBudget</w:t>
             </w:r>
+            <w:proofErr w:type="spellEnd"/>
           </w:p>
         </w:tc>
       </w:tr>
@@ -5757,7 +5935,15 @@
               <w:cnfStyle w:val="000000100000" w:firstRow="0" w:lastRow="0" w:firstColumn="0" w:lastColumn="0" w:oddVBand="0" w:evenVBand="0" w:oddHBand="1" w:evenHBand="0" w:firstRowFirstColumn="0" w:firstRowLastColumn="0" w:lastRowFirstColumn="0" w:lastRowLastColumn="0"/>
             </w:pPr>
             <w:r>
-              <w:t xml:space="preserve">A aplicação HomeBudget tem como objetivo de conseguir ajudar a controlar despesas, contas </w:t>
+              <w:t xml:space="preserve">A aplicação </w:t>
+            </w:r>
+            <w:proofErr w:type="spellStart"/>
+            <w:r>
+              <w:t>HomeBudget</w:t>
+            </w:r>
+            <w:proofErr w:type="spellEnd"/>
+            <w:r>
+              <w:t xml:space="preserve"> tem como objetivo de conseguir ajudar a controlar despesas, contas </w:t>
             </w:r>
             <w:r>
               <w:t>bancárias,</w:t>
@@ -5943,10 +6129,18 @@
               <w:t>estão detalhada de artigos comprados, planeados e não planeados</w:t>
             </w:r>
             <w:r>
-              <w:t>, d</w:t>
-            </w:r>
-            <w:r>
-              <w:t>ashboard moderna e mais interativa</w:t>
+              <w:t xml:space="preserve">, </w:t>
+            </w:r>
+            <w:proofErr w:type="spellStart"/>
+            <w:r>
+              <w:t>d</w:t>
+            </w:r>
+            <w:r>
+              <w:t>ashboard</w:t>
+            </w:r>
+            <w:proofErr w:type="spellEnd"/>
+            <w:r>
+              <w:t xml:space="preserve"> moderna e mais interativa</w:t>
             </w:r>
             <w:r>
               <w:t>.</w:t>
@@ -6050,8 +6244,13 @@
               <w:jc w:val="center"/>
               <w:cnfStyle w:val="100000000000" w:firstRow="1" w:lastRow="0" w:firstColumn="0" w:lastColumn="0" w:oddVBand="0" w:evenVBand="0" w:oddHBand="0" w:evenHBand="0" w:firstRowFirstColumn="0" w:firstRowLastColumn="0" w:lastRowFirstColumn="0" w:lastRowLastColumn="0"/>
             </w:pPr>
-            <w:r>
-              <w:t>Bring!</w:t>
+            <w:proofErr w:type="spellStart"/>
+            <w:r>
+              <w:t>Bring</w:t>
+            </w:r>
+            <w:proofErr w:type="spellEnd"/>
+            <w:r>
+              <w:t>!</w:t>
             </w:r>
           </w:p>
         </w:tc>
@@ -6064,9 +6263,11 @@
               <w:jc w:val="center"/>
               <w:cnfStyle w:val="100000000000" w:firstRow="1" w:lastRow="0" w:firstColumn="0" w:lastColumn="0" w:oddVBand="0" w:evenVBand="0" w:oddHBand="0" w:evenHBand="0" w:firstRowFirstColumn="0" w:firstRowLastColumn="0" w:lastRowFirstColumn="0" w:lastRowLastColumn="0"/>
             </w:pPr>
+            <w:proofErr w:type="spellStart"/>
             <w:r>
               <w:t>Listonic</w:t>
             </w:r>
+            <w:proofErr w:type="spellEnd"/>
           </w:p>
         </w:tc>
         <w:tc>
@@ -6078,9 +6279,11 @@
               <w:jc w:val="center"/>
               <w:cnfStyle w:val="100000000000" w:firstRow="1" w:lastRow="0" w:firstColumn="0" w:lastColumn="0" w:oddVBand="0" w:evenVBand="0" w:oddHBand="0" w:evenHBand="0" w:firstRowFirstColumn="0" w:firstRowLastColumn="0" w:lastRowFirstColumn="0" w:lastRowLastColumn="0"/>
             </w:pPr>
+            <w:proofErr w:type="spellStart"/>
             <w:r>
               <w:t>HomeBudget</w:t>
             </w:r>
+            <w:proofErr w:type="spellEnd"/>
           </w:p>
         </w:tc>
       </w:tr>
@@ -6548,7 +6751,15 @@
           </w:tcPr>
           <w:p>
             <w:r>
-              <w:t>Compatível com Andoid e iOS</w:t>
+              <w:t xml:space="preserve">Compatível com </w:t>
+            </w:r>
+            <w:proofErr w:type="spellStart"/>
+            <w:r>
+              <w:t>Andoid</w:t>
+            </w:r>
+            <w:proofErr w:type="spellEnd"/>
+            <w:r>
+              <w:t xml:space="preserve"> e iOS</w:t>
             </w:r>
           </w:p>
         </w:tc>
@@ -6657,6 +6868,69 @@
       <w:bookmarkEnd w:id="11"/>
     </w:p>
     <w:p>
+      <w:r>
+        <w:t xml:space="preserve">A análise de concorrência focou nas aplicações </w:t>
+      </w:r>
+      <w:proofErr w:type="spellStart"/>
+      <w:proofErr w:type="gramStart"/>
+      <w:r>
+        <w:t>Bring</w:t>
+      </w:r>
+      <w:proofErr w:type="spellEnd"/>
+      <w:r>
+        <w:t>!,</w:t>
+      </w:r>
+      <w:proofErr w:type="gramEnd"/>
+      <w:r>
+        <w:t xml:space="preserve"> </w:t>
+      </w:r>
+      <w:proofErr w:type="spellStart"/>
+      <w:r>
+        <w:t>Listonic</w:t>
+      </w:r>
+      <w:proofErr w:type="spellEnd"/>
+      <w:r>
+        <w:t xml:space="preserve"> e </w:t>
+      </w:r>
+      <w:proofErr w:type="spellStart"/>
+      <w:r>
+        <w:t>HomeBudget</w:t>
+      </w:r>
+      <w:proofErr w:type="spellEnd"/>
+      <w:r>
+        <w:t xml:space="preserve">. </w:t>
+      </w:r>
+    </w:p>
+    <w:p>
+      <w:r>
+        <w:t xml:space="preserve">Essas soluções têm recursos que envolvem a gestão de compras, organização de listas e controle financeiro, áreas que estão diretamente ligadas aos objetivos do sistema que queremos desenvolver. Escolhemos a aplicação </w:t>
+      </w:r>
+      <w:proofErr w:type="spellStart"/>
+      <w:r>
+        <w:t>Bring</w:t>
+      </w:r>
+      <w:proofErr w:type="spellEnd"/>
+      <w:r>
+        <w:t xml:space="preserve">! por sua simplicidade e pelas funções de compartilhamento de listas em tempo real. Isso mostra a importância da colaboração entre os usuários na organização das compras domésticas. No entanto, notamos que ela tem limitações na gestão do orçamento e no controle detalhado das despesas. O </w:t>
+      </w:r>
+      <w:proofErr w:type="spellStart"/>
+      <w:r>
+        <w:t>Listonic</w:t>
+      </w:r>
+      <w:proofErr w:type="spellEnd"/>
+      <w:r>
+        <w:t xml:space="preserve"> foi analisado por oferecer recursos de organização inteligente das listas de compras e um controle básico do orçamento. Essa análise ajudou a identificar boas práticas em relação à organização automática dos produtos e à facilidade de uso. Porém, ele tem limitações na gestão financeira da família e no monitoramento das compras feitas. Por sua vez, escolhemos o </w:t>
+      </w:r>
+      <w:proofErr w:type="spellStart"/>
+      <w:r>
+        <w:t>HomeBudget</w:t>
+      </w:r>
+      <w:proofErr w:type="spellEnd"/>
+      <w:r>
+        <w:t xml:space="preserve"> por oferecer recursos mais robustos de gestão financeira. Ele inclui controle de despesas, definição de orçamentos e geração de relatórios. Apesar dessas vantagens, percebemos que a gestão de itens domésticos e das compras planejadas é limitada. Essa análise nos ajudou a identificar as principais funcionalidades que os usuários valorizam e a entender as limitações das soluções atualmente disponíveis. Com base nos resultados, o sistema que estamos desenvolvendo busca combinar as funções de gestão de listas de compras e controle orçamentário em uma única plataforma. Queremos oferecer uma solução simples, intuitiva e adequada à gestão financeira familiar. Essa análise teve um papel importante na criação do sistema. Ela ajudou a definir os requisitos funcionais, as prioridades de desenvolvimento e as funcionalidades que poderão diferenciar nossa aplicação das soluções concorrentes no mercado.</w:t>
+      </w:r>
+    </w:p>
+    <w:p>
       <w:pPr>
         <w:rPr>
           <w:highlight w:val="yellow"/>
@@ -6790,17 +7064,55 @@
         <w:pStyle w:val="Ttulo2"/>
       </w:pPr>
       <w:bookmarkStart w:id="12" w:name="_Toc227748424"/>
-      <w:r>
-        <w:t>Wireframes/Mockups</w:t>
+      <w:proofErr w:type="spellStart"/>
+      <w:r>
+        <w:t>Wireframes</w:t>
+      </w:r>
+      <w:proofErr w:type="spellEnd"/>
+      <w:r>
+        <w:t>/</w:t>
+      </w:r>
+      <w:proofErr w:type="spellStart"/>
+      <w:r>
+        <w:t>Mockups</w:t>
       </w:r>
       <w:bookmarkEnd w:id="12"/>
+      <w:proofErr w:type="spellEnd"/>
     </w:p>
     <w:p>
       <w:r>
         <w:rPr>
           <w:highlight w:val="yellow"/>
         </w:rPr>
-        <w:t>&lt;Desenho dos wireframes já a aproximarem-se de mockups (mais detalhados)</w:t>
+        <w:t xml:space="preserve">&lt;Desenho dos </w:t>
+      </w:r>
+      <w:proofErr w:type="spellStart"/>
+      <w:r>
+        <w:rPr>
+          <w:highlight w:val="yellow"/>
+        </w:rPr>
+        <w:t>wireframes</w:t>
+      </w:r>
+      <w:proofErr w:type="spellEnd"/>
+      <w:r>
+        <w:rPr>
+          <w:highlight w:val="yellow"/>
+        </w:rPr>
+        <w:t xml:space="preserve"> já a aproximarem-se de </w:t>
+      </w:r>
+      <w:proofErr w:type="spellStart"/>
+      <w:r>
+        <w:rPr>
+          <w:highlight w:val="yellow"/>
+        </w:rPr>
+        <w:t>mockups</w:t>
+      </w:r>
+      <w:proofErr w:type="spellEnd"/>
+      <w:r>
+        <w:rPr>
+          <w:highlight w:val="yellow"/>
+        </w:rPr>
+        <w:t xml:space="preserve"> (mais detalhados)</w:t>
       </w:r>
       <w:r>
         <w:rPr>
@@ -6823,6 +7135,7 @@
         <w:rPr>
           <w:noProof/>
         </w:rPr>
+        <w:lastRenderedPageBreak/>
         <w:drawing>
           <wp:inline distT="0" distB="0" distL="0" distR="0" wp14:anchorId="0F09FD9E" wp14:editId="182904F5">
             <wp:extent cx="2963119" cy="2611146"/>
@@ -6942,8 +7255,21 @@
         <w:t>Página Login</w:t>
       </w:r>
       <w:r>
-        <w:t xml:space="preserve"> Mockup/WireFame</w:t>
-      </w:r>
+        <w:t xml:space="preserve"> </w:t>
+      </w:r>
+      <w:proofErr w:type="spellStart"/>
+      <w:r>
+        <w:t>Mockup</w:t>
+      </w:r>
+      <w:proofErr w:type="spellEnd"/>
+      <w:r>
+        <w:t>/</w:t>
+      </w:r>
+      <w:proofErr w:type="spellStart"/>
+      <w:r>
+        <w:t>WireFame</w:t>
+      </w:r>
+      <w:proofErr w:type="spellEnd"/>
     </w:p>
     <w:p>
       <w:pPr>
@@ -6957,7 +7283,6 @@
         <w:rPr>
           <w:noProof/>
         </w:rPr>
-        <w:lastRenderedPageBreak/>
         <w:drawing>
           <wp:inline distT="0" distB="0" distL="0" distR="0" wp14:anchorId="2EB7068D" wp14:editId="386F4AC7">
             <wp:extent cx="2870522" cy="2529548"/>
@@ -7080,8 +7405,21 @@
         <w:fldChar w:fldCharType="end"/>
       </w:r>
       <w:r>
-        <w:t xml:space="preserve"> - Página Registrar Mockup/WireFrame</w:t>
-      </w:r>
+        <w:t xml:space="preserve"> - Página Registrar </w:t>
+      </w:r>
+      <w:proofErr w:type="spellStart"/>
+      <w:r>
+        <w:t>Mockup</w:t>
+      </w:r>
+      <w:proofErr w:type="spellEnd"/>
+      <w:r>
+        <w:t>/</w:t>
+      </w:r>
+      <w:proofErr w:type="spellStart"/>
+      <w:r>
+        <w:t>WireFrame</w:t>
+      </w:r>
+      <w:proofErr w:type="spellEnd"/>
     </w:p>
     <w:p>
       <w:pPr>
@@ -7208,15 +7546,19 @@
       <w:r>
         <w:t xml:space="preserve"> – </w:t>
       </w:r>
+      <w:proofErr w:type="spellStart"/>
       <w:r>
         <w:t>Mockup</w:t>
       </w:r>
+      <w:proofErr w:type="spellEnd"/>
       <w:r>
         <w:t>/</w:t>
       </w:r>
+      <w:proofErr w:type="spellStart"/>
       <w:r>
         <w:t>WireFrame</w:t>
       </w:r>
+      <w:proofErr w:type="spellEnd"/>
       <w:r>
         <w:t xml:space="preserve"> do ecrã principal</w:t>
       </w:r>
@@ -7230,6 +7572,7 @@
       <w:bookmarkStart w:id="14" w:name="_Toc102664379"/>
       <w:bookmarkStart w:id="15" w:name="_Toc227748425"/>
       <w:r>
+        <w:lastRenderedPageBreak/>
         <w:t>Diagrama de Classes</w:t>
       </w:r>
       <w:bookmarkEnd w:id="14"/>
@@ -7264,12 +7607,11 @@
         <w:rPr>
           <w:noProof/>
         </w:rPr>
-        <w:lastRenderedPageBreak/>
         <w:drawing>
-          <wp:inline distT="0" distB="0" distL="0" distR="0" wp14:anchorId="6ABF7673" wp14:editId="4E2FFA36">
-            <wp:extent cx="4561951" cy="3891047"/>
+          <wp:inline distT="0" distB="0" distL="0" distR="0" wp14:anchorId="6ABF7673" wp14:editId="58DC29D6">
+            <wp:extent cx="4447657" cy="3895111"/>
             <wp:effectExtent l="0" t="0" r="0" b="0"/>
-            <wp:docPr id="4" name="Picture 4" descr="A close up of a map&#10;&#10;Description automatically generated"/>
+            <wp:docPr id="4" name="Picture 4"/>
             <wp:cNvGraphicFramePr>
               <a:graphicFrameLocks xmlns:a="http://schemas.openxmlformats.org/drawingml/2006/main" noChangeAspect="1"/>
             </wp:cNvGraphicFramePr>
@@ -7277,7 +7619,7 @@
               <a:graphicData uri="http://schemas.openxmlformats.org/drawingml/2006/picture">
                 <pic:pic xmlns:pic="http://schemas.openxmlformats.org/drawingml/2006/picture">
                   <pic:nvPicPr>
-                    <pic:cNvPr id="4" name="Diagrama de Classes.png"/>
+                    <pic:cNvPr id="4" name="Picture 4"/>
                     <pic:cNvPicPr/>
                   </pic:nvPicPr>
                   <pic:blipFill>
@@ -7295,7 +7637,7 @@
                   <pic:spPr>
                     <a:xfrm>
                       <a:off x="0" y="0"/>
-                      <a:ext cx="4566716" cy="3895111"/>
+                      <a:ext cx="4447657" cy="3895111"/>
                     </a:xfrm>
                     <a:prstGeom prst="rect">
                       <a:avLst/>
@@ -7357,11 +7699,13 @@
         <w:pStyle w:val="Ttulo1"/>
       </w:pPr>
       <w:bookmarkStart w:id="18" w:name="_Toc227748426"/>
+      <w:proofErr w:type="spellStart"/>
       <w:r>
         <w:lastRenderedPageBreak/>
         <w:t>Scrum</w:t>
       </w:r>
       <w:bookmarkEnd w:id="18"/>
+      <w:proofErr w:type="spellEnd"/>
     </w:p>
     <w:p>
       <w:r>
@@ -7378,9 +7722,185 @@
       </w:pPr>
       <w:bookmarkStart w:id="19" w:name="_Toc227748427"/>
       <w:r>
-        <w:t>Aplicação do Scrum ao Projeto</w:t>
+        <w:t xml:space="preserve">Aplicação do </w:t>
+      </w:r>
+      <w:proofErr w:type="spellStart"/>
+      <w:r>
+        <w:t>Scrum</w:t>
+      </w:r>
+      <w:proofErr w:type="spellEnd"/>
+      <w:r>
+        <w:t xml:space="preserve"> ao Projeto</w:t>
       </w:r>
       <w:bookmarkEnd w:id="19"/>
+    </w:p>
+    <w:p>
+      <w:r>
+        <w:t xml:space="preserve">Para gestão deste projeto foi adotada a metodologia ágil </w:t>
+      </w:r>
+      <w:proofErr w:type="spellStart"/>
+      <w:r>
+        <w:t>Scrum</w:t>
+      </w:r>
+      <w:proofErr w:type="spellEnd"/>
+      <w:r>
+        <w:t xml:space="preserve">, já que permite organizar o trabalho em ciclos curtos de desenvolvimento, facilidade em adaptações ou alterações que podem ser feitas e melhor colaboração entre os membros da equipa. A aplicação do </w:t>
+      </w:r>
+      <w:proofErr w:type="spellStart"/>
+      <w:r>
+        <w:t>Scrum</w:t>
+      </w:r>
+      <w:proofErr w:type="spellEnd"/>
+      <w:r>
+        <w:t xml:space="preserve"> ao projeto foi realizada de maneira a o desenvolvimento ter sido dividido em </w:t>
+      </w:r>
+      <w:r>
+        <w:t>quatro</w:t>
+      </w:r>
+      <w:r>
+        <w:t xml:space="preserve"> Sprints, tendo cada Sprint </w:t>
+      </w:r>
+      <w:r>
+        <w:t>duas semanas</w:t>
+      </w:r>
+      <w:r>
+        <w:t xml:space="preserve"> de duração</w:t>
+      </w:r>
+      <w:r>
+        <w:t>,</w:t>
+      </w:r>
+      <w:r>
+        <w:t xml:space="preserve"> sendo realizado em cada Sprint planejamento e execução de tarefas definidas no Sprint </w:t>
+      </w:r>
+      <w:proofErr w:type="spellStart"/>
+      <w:r>
+        <w:t>Backlog</w:t>
+      </w:r>
+      <w:proofErr w:type="spellEnd"/>
+      <w:r>
+        <w:t>. As reuniões foram realizadas presencialmente em sala de aula tendo comunicação digital entre os membros da equipa sempre que necessário</w:t>
+      </w:r>
+      <w:r>
+        <w:t xml:space="preserve">. Os principais eventos da </w:t>
+      </w:r>
+      <w:proofErr w:type="spellStart"/>
+      <w:r>
+        <w:t>framework</w:t>
+      </w:r>
+      <w:proofErr w:type="spellEnd"/>
+      <w:r>
+        <w:t xml:space="preserve"> </w:t>
+      </w:r>
+      <w:proofErr w:type="spellStart"/>
+      <w:r>
+        <w:t>Scrum</w:t>
+      </w:r>
+      <w:proofErr w:type="spellEnd"/>
+      <w:r>
+        <w:t xml:space="preserve"> usados neste projeto foram Sprint </w:t>
+      </w:r>
+      <w:proofErr w:type="spellStart"/>
+      <w:r>
+        <w:t>Planning</w:t>
+      </w:r>
+      <w:proofErr w:type="spellEnd"/>
+      <w:r>
+        <w:t xml:space="preserve">, </w:t>
+      </w:r>
+      <w:proofErr w:type="spellStart"/>
+      <w:r>
+        <w:t>Weekly</w:t>
+      </w:r>
+      <w:proofErr w:type="spellEnd"/>
+      <w:r>
+        <w:t xml:space="preserve"> </w:t>
+      </w:r>
+      <w:proofErr w:type="spellStart"/>
+      <w:r>
+        <w:t>Scrum</w:t>
+      </w:r>
+      <w:proofErr w:type="spellEnd"/>
+      <w:r>
+        <w:t xml:space="preserve"> e Sprint </w:t>
+      </w:r>
+      <w:proofErr w:type="spellStart"/>
+      <w:r>
+        <w:t>Retrospective</w:t>
+      </w:r>
+      <w:proofErr w:type="spellEnd"/>
+      <w:r>
+        <w:t xml:space="preserve">, tendo </w:t>
+      </w:r>
+      <w:r>
+        <w:t>quatro</w:t>
+      </w:r>
+      <w:r>
+        <w:t xml:space="preserve"> Sprints tendo começado no dia </w:t>
+      </w:r>
+      <w:r>
+        <w:t>30</w:t>
+      </w:r>
+      <w:r>
+        <w:t>/0</w:t>
+      </w:r>
+      <w:r>
+        <w:t>4</w:t>
+      </w:r>
+      <w:r>
+        <w:t xml:space="preserve"> sendo mudada a cada </w:t>
+      </w:r>
+      <w:r>
+        <w:t>14</w:t>
+      </w:r>
+      <w:r>
+        <w:t xml:space="preserve"> dias. A nossa equipa definiu o </w:t>
+      </w:r>
+      <w:proofErr w:type="spellStart"/>
+      <w:r>
+        <w:t>Definition</w:t>
+      </w:r>
+      <w:proofErr w:type="spellEnd"/>
+      <w:r>
+        <w:t xml:space="preserve"> </w:t>
+      </w:r>
+      <w:proofErr w:type="spellStart"/>
+      <w:r>
+        <w:t>of</w:t>
+      </w:r>
+      <w:proofErr w:type="spellEnd"/>
+      <w:r>
+        <w:t xml:space="preserve"> </w:t>
+      </w:r>
+      <w:proofErr w:type="spellStart"/>
+      <w:r>
+        <w:t>Done</w:t>
+      </w:r>
+      <w:proofErr w:type="spellEnd"/>
+      <w:r>
+        <w:t xml:space="preserve"> que uma tarefa seria concluída apenas quando estivesse implementada, testada, validada e registada como concluída no </w:t>
+      </w:r>
+      <w:proofErr w:type="spellStart"/>
+      <w:r>
+        <w:t>Jira</w:t>
+      </w:r>
+      <w:proofErr w:type="spellEnd"/>
+      <w:r>
+        <w:t xml:space="preserve">. Para melhor gestão do projeto foram utilizadas algumas ferramentas como </w:t>
+      </w:r>
+      <w:proofErr w:type="spellStart"/>
+      <w:r>
+        <w:t>Jira</w:t>
+      </w:r>
+      <w:proofErr w:type="spellEnd"/>
+      <w:r>
+        <w:t xml:space="preserve"> para melhor acompanhamento da realização das tarefas</w:t>
+      </w:r>
+      <w:r>
+        <w:t xml:space="preserve"> e</w:t>
+      </w:r>
+      <w:r>
+        <w:t xml:space="preserve"> o GitHub para controlo de versões e partilha do código da aplicação.</w:t>
+      </w:r>
     </w:p>
     <w:p>
       <w:pPr>
@@ -7431,13 +7951,41 @@
         <w:rPr>
           <w:highlight w:val="yellow"/>
         </w:rPr>
-        <w:t>Forma como foi aplicado o Scrum ao projeto</w:t>
-      </w:r>
-      <w:r>
-        <w:rPr>
-          <w:highlight w:val="yellow"/>
-        </w:rPr>
-        <w:t xml:space="preserve"> (acaptações que teve)</w:t>
+        <w:t xml:space="preserve">Forma como foi aplicado o </w:t>
+      </w:r>
+      <w:proofErr w:type="spellStart"/>
+      <w:r>
+        <w:rPr>
+          <w:highlight w:val="yellow"/>
+        </w:rPr>
+        <w:t>Scrum</w:t>
+      </w:r>
+      <w:proofErr w:type="spellEnd"/>
+      <w:r>
+        <w:rPr>
+          <w:highlight w:val="yellow"/>
+        </w:rPr>
+        <w:t xml:space="preserve"> ao projeto</w:t>
+      </w:r>
+      <w:r>
+        <w:rPr>
+          <w:highlight w:val="yellow"/>
+        </w:rPr>
+        <w:t xml:space="preserve"> (</w:t>
+      </w:r>
+      <w:proofErr w:type="spellStart"/>
+      <w:r>
+        <w:rPr>
+          <w:highlight w:val="yellow"/>
+        </w:rPr>
+        <w:t>acaptações</w:t>
+      </w:r>
+      <w:proofErr w:type="spellEnd"/>
+      <w:r>
+        <w:rPr>
+          <w:highlight w:val="yellow"/>
+        </w:rPr>
+        <w:t xml:space="preserve"> que teve)</w:t>
       </w:r>
     </w:p>
     <w:p>
@@ -7467,13 +8015,69 @@
         <w:rPr>
           <w:highlight w:val="yellow"/>
         </w:rPr>
-        <w:t>Quais os eventos do Scrum seguidos (</w:t>
-      </w:r>
-      <w:r>
-        <w:rPr>
-          <w:highlight w:val="yellow"/>
-        </w:rPr>
-        <w:t xml:space="preserve">sprint planning, Daily Scrum, </w:t>
+        <w:t xml:space="preserve">Quais os eventos do </w:t>
+      </w:r>
+      <w:proofErr w:type="spellStart"/>
+      <w:r>
+        <w:rPr>
+          <w:highlight w:val="yellow"/>
+        </w:rPr>
+        <w:t>Scrum</w:t>
+      </w:r>
+      <w:proofErr w:type="spellEnd"/>
+      <w:r>
+        <w:rPr>
+          <w:highlight w:val="yellow"/>
+        </w:rPr>
+        <w:t xml:space="preserve"> seguidos (</w:t>
+      </w:r>
+      <w:r>
+        <w:rPr>
+          <w:highlight w:val="yellow"/>
+        </w:rPr>
+        <w:t xml:space="preserve">sprint </w:t>
+      </w:r>
+      <w:proofErr w:type="spellStart"/>
+      <w:r>
+        <w:rPr>
+          <w:highlight w:val="yellow"/>
+        </w:rPr>
+        <w:t>planning</w:t>
+      </w:r>
+      <w:proofErr w:type="spellEnd"/>
+      <w:r>
+        <w:rPr>
+          <w:highlight w:val="yellow"/>
+        </w:rPr>
+        <w:t xml:space="preserve">, </w:t>
+      </w:r>
+      <w:proofErr w:type="spellStart"/>
+      <w:r>
+        <w:rPr>
+          <w:highlight w:val="yellow"/>
+        </w:rPr>
+        <w:t>Daily</w:t>
+      </w:r>
+      <w:proofErr w:type="spellEnd"/>
+      <w:r>
+        <w:rPr>
+          <w:highlight w:val="yellow"/>
+        </w:rPr>
+        <w:t xml:space="preserve"> </w:t>
+      </w:r>
+      <w:proofErr w:type="spellStart"/>
+      <w:r>
+        <w:rPr>
+          <w:highlight w:val="yellow"/>
+        </w:rPr>
+        <w:t>Scrum</w:t>
+      </w:r>
+      <w:proofErr w:type="spellEnd"/>
+      <w:r>
+        <w:rPr>
+          <w:highlight w:val="yellow"/>
+        </w:rPr>
+        <w:t xml:space="preserve">, </w:t>
       </w:r>
       <w:r>
         <w:rPr>
@@ -7500,7 +8104,63 @@
         <w:rPr>
           <w:highlight w:val="yellow"/>
         </w:rPr>
-        <w:t>Sprint Planning: número de sprints, duração de cada uma, definição de pronto (Definition of Done)</w:t>
+        <w:t xml:space="preserve">Sprint </w:t>
+      </w:r>
+      <w:proofErr w:type="spellStart"/>
+      <w:r>
+        <w:rPr>
+          <w:highlight w:val="yellow"/>
+        </w:rPr>
+        <w:t>Planning</w:t>
+      </w:r>
+      <w:proofErr w:type="spellEnd"/>
+      <w:r>
+        <w:rPr>
+          <w:highlight w:val="yellow"/>
+        </w:rPr>
+        <w:t>: número de sprints, duração de cada uma, definição de pronto (</w:t>
+      </w:r>
+      <w:proofErr w:type="spellStart"/>
+      <w:r>
+        <w:rPr>
+          <w:highlight w:val="yellow"/>
+        </w:rPr>
+        <w:t>Definition</w:t>
+      </w:r>
+      <w:proofErr w:type="spellEnd"/>
+      <w:r>
+        <w:rPr>
+          <w:highlight w:val="yellow"/>
+        </w:rPr>
+        <w:t xml:space="preserve"> </w:t>
+      </w:r>
+      <w:proofErr w:type="spellStart"/>
+      <w:r>
+        <w:rPr>
+          <w:highlight w:val="yellow"/>
+        </w:rPr>
+        <w:t>of</w:t>
+      </w:r>
+      <w:proofErr w:type="spellEnd"/>
+      <w:r>
+        <w:rPr>
+          <w:highlight w:val="yellow"/>
+        </w:rPr>
+        <w:t xml:space="preserve"> </w:t>
+      </w:r>
+      <w:proofErr w:type="spellStart"/>
+      <w:r>
+        <w:rPr>
+          <w:highlight w:val="yellow"/>
+        </w:rPr>
+        <w:t>Done</w:t>
+      </w:r>
+      <w:proofErr w:type="spellEnd"/>
+      <w:r>
+        <w:rPr>
+          <w:highlight w:val="yellow"/>
+        </w:rPr>
+        <w:t>)</w:t>
       </w:r>
     </w:p>
     <w:p>
@@ -7533,8 +8193,21 @@
         <w:pStyle w:val="Ttulo2"/>
       </w:pPr>
       <w:bookmarkStart w:id="20" w:name="_Toc227748428"/>
-      <w:r>
-        <w:t>Stakeholders e Scrum Team</w:t>
+      <w:proofErr w:type="spellStart"/>
+      <w:r>
+        <w:t>Stakeholders</w:t>
+      </w:r>
+      <w:proofErr w:type="spellEnd"/>
+      <w:r>
+        <w:t xml:space="preserve"> e </w:t>
+      </w:r>
+      <w:proofErr w:type="spellStart"/>
+      <w:r>
+        <w:t>Scrum</w:t>
+      </w:r>
+      <w:proofErr w:type="spellEnd"/>
+      <w:r>
+        <w:t xml:space="preserve"> Team</w:t>
       </w:r>
       <w:bookmarkEnd w:id="20"/>
     </w:p>
@@ -7543,7 +8216,35 @@
         <w:rPr>
           <w:highlight w:val="yellow"/>
         </w:rPr>
-        <w:t>&lt;Identificação dos stakeholders e da Scrum Team (Roles) no projeto, bem como quais as suas funções&gt;</w:t>
+        <w:t xml:space="preserve">&lt;Identificação dos </w:t>
+      </w:r>
+      <w:proofErr w:type="spellStart"/>
+      <w:r>
+        <w:rPr>
+          <w:highlight w:val="yellow"/>
+        </w:rPr>
+        <w:t>stakeholders</w:t>
+      </w:r>
+      <w:proofErr w:type="spellEnd"/>
+      <w:r>
+        <w:rPr>
+          <w:highlight w:val="yellow"/>
+        </w:rPr>
+        <w:t xml:space="preserve"> e da </w:t>
+      </w:r>
+      <w:proofErr w:type="spellStart"/>
+      <w:r>
+        <w:rPr>
+          <w:highlight w:val="yellow"/>
+        </w:rPr>
+        <w:t>Scrum</w:t>
+      </w:r>
+      <w:proofErr w:type="spellEnd"/>
+      <w:r>
+        <w:rPr>
+          <w:highlight w:val="yellow"/>
+        </w:rPr>
+        <w:t xml:space="preserve"> Team (Roles) no projeto, bem como quais as suas funções&gt;</w:t>
       </w:r>
     </w:p>
     <w:p/>
@@ -7581,8 +8282,21 @@
       <w:r>
         <w:t xml:space="preserve"> – Identificação e funções dos </w:t>
       </w:r>
-      <w:r>
-        <w:t>Stakeholders e Scrum Team</w:t>
+      <w:proofErr w:type="spellStart"/>
+      <w:r>
+        <w:t>Stakeholders</w:t>
+      </w:r>
+      <w:proofErr w:type="spellEnd"/>
+      <w:r>
+        <w:t xml:space="preserve"> e </w:t>
+      </w:r>
+      <w:proofErr w:type="spellStart"/>
+      <w:r>
+        <w:t>Scrum</w:t>
+      </w:r>
+      <w:proofErr w:type="spellEnd"/>
+      <w:r>
+        <w:t xml:space="preserve"> Team</w:t>
       </w:r>
       <w:bookmarkEnd w:id="21"/>
     </w:p>
@@ -7709,9 +8423,19 @@
             <w:tcW w:w="2132" w:type="dxa"/>
           </w:tcPr>
           <w:p>
-            <w:r>
-              <w:t>Product Owner</w:t>
-            </w:r>
+            <w:proofErr w:type="spellStart"/>
+            <w:r>
+              <w:t>Product</w:t>
+            </w:r>
+            <w:proofErr w:type="spellEnd"/>
+            <w:r>
+              <w:t xml:space="preserve"> </w:t>
+            </w:r>
+            <w:proofErr w:type="spellStart"/>
+            <w:r>
+              <w:t>Owner</w:t>
+            </w:r>
+            <w:proofErr w:type="spellEnd"/>
           </w:p>
         </w:tc>
         <w:tc>
@@ -7774,8 +8498,13 @@
             <w:tcW w:w="2132" w:type="dxa"/>
           </w:tcPr>
           <w:p>
-            <w:r>
-              <w:t>Scrum Master</w:t>
+            <w:proofErr w:type="spellStart"/>
+            <w:r>
+              <w:t>Scrum</w:t>
+            </w:r>
+            <w:proofErr w:type="spellEnd"/>
+            <w:r>
+              <w:t xml:space="preserve"> Master</w:t>
             </w:r>
           </w:p>
         </w:tc>
@@ -7826,11 +8555,19 @@
                 <w:lang w:val="en-US"/>
               </w:rPr>
             </w:pPr>
+            <w:proofErr w:type="spellStart"/>
             <w:r>
               <w:rPr>
                 <w:lang w:val="en-US"/>
               </w:rPr>
-              <w:t>Apoiar sprint planning e W</w:t>
+              <w:t>Apoiar</w:t>
+            </w:r>
+            <w:proofErr w:type="spellEnd"/>
+            <w:r>
+              <w:rPr>
+                <w:lang w:val="en-US"/>
+              </w:rPr>
+              <w:t xml:space="preserve"> sprint planning e W</w:t>
             </w:r>
             <w:r>
               <w:rPr>
@@ -7857,7 +8594,35 @@
               <w:rPr>
                 <w:lang w:val="en-US"/>
               </w:rPr>
-              <w:t>Remover impedimentos da equipa.</w:t>
+              <w:t xml:space="preserve">Remover </w:t>
+            </w:r>
+            <w:proofErr w:type="spellStart"/>
+            <w:r>
+              <w:rPr>
+                <w:lang w:val="en-US"/>
+              </w:rPr>
+              <w:t>impedimentos</w:t>
+            </w:r>
+            <w:proofErr w:type="spellEnd"/>
+            <w:r>
+              <w:rPr>
+                <w:lang w:val="en-US"/>
+              </w:rPr>
+              <w:t xml:space="preserve"> da </w:t>
+            </w:r>
+            <w:proofErr w:type="spellStart"/>
+            <w:r>
+              <w:rPr>
+                <w:lang w:val="en-US"/>
+              </w:rPr>
+              <w:t>equipa</w:t>
+            </w:r>
+            <w:proofErr w:type="spellEnd"/>
+            <w:r>
+              <w:rPr>
+                <w:lang w:val="en-US"/>
+              </w:rPr>
+              <w:t>.</w:t>
             </w:r>
           </w:p>
         </w:tc>
@@ -7869,8 +8634,13 @@
             <w:tcW w:w="2132" w:type="dxa"/>
           </w:tcPr>
           <w:p>
-            <w:r>
-              <w:t>Development Team</w:t>
+            <w:proofErr w:type="spellStart"/>
+            <w:r>
+              <w:t>Development</w:t>
+            </w:r>
+            <w:proofErr w:type="spellEnd"/>
+            <w:r>
+              <w:t xml:space="preserve"> Team</w:t>
             </w:r>
           </w:p>
         </w:tc>
@@ -7884,8 +8654,13 @@
               <w:cnfStyle w:val="000000000000" w:firstRow="0" w:lastRow="0" w:firstColumn="0" w:lastColumn="0" w:oddVBand="0" w:evenVBand="0" w:oddHBand="0" w:evenHBand="0" w:firstRowFirstColumn="0" w:firstRowLastColumn="0" w:lastRowFirstColumn="0" w:lastRowLastColumn="0"/>
             </w:pPr>
             <w:r>
-              <w:t>Kelly Ferreira, Bianca Maluf, João Moreiro</w:t>
-            </w:r>
+              <w:t xml:space="preserve">Kelly Ferreira, Bianca Maluf, João </w:t>
+            </w:r>
+            <w:proofErr w:type="spellStart"/>
+            <w:r>
+              <w:t>Moreiro</w:t>
+            </w:r>
+            <w:proofErr w:type="spellEnd"/>
           </w:p>
         </w:tc>
         <w:tc>
@@ -7919,6 +8694,7 @@
               <w:cnfStyle w:val="000000000000" w:firstRow="0" w:lastRow="0" w:firstColumn="0" w:lastColumn="0" w:oddVBand="0" w:evenVBand="0" w:oddHBand="0" w:evenHBand="0" w:firstRowFirstColumn="0" w:firstRowLastColumn="0" w:lastRowFirstColumn="0" w:lastRowLastColumn="0"/>
             </w:pPr>
             <w:r>
+              <w:lastRenderedPageBreak/>
               <w:t>Desenvolver a aplicação.</w:t>
             </w:r>
           </w:p>
@@ -7977,10 +8753,20 @@
         <w:pStyle w:val="Ttulo2"/>
       </w:pPr>
       <w:bookmarkStart w:id="22" w:name="_Toc227748429"/>
-      <w:r>
-        <w:t>User Stories</w:t>
+      <w:proofErr w:type="spellStart"/>
+      <w:r>
+        <w:t>User</w:t>
+      </w:r>
+      <w:proofErr w:type="spellEnd"/>
+      <w:r>
+        <w:t xml:space="preserve"> </w:t>
+      </w:r>
+      <w:proofErr w:type="spellStart"/>
+      <w:r>
+        <w:t>Stories</w:t>
       </w:r>
       <w:bookmarkEnd w:id="22"/>
+      <w:proofErr w:type="spellEnd"/>
     </w:p>
     <w:p>
       <w:r>
@@ -7993,17 +8779,40 @@
         <w:rPr>
           <w:highlight w:val="yellow"/>
         </w:rPr>
-        <w:t>especificados os requisitos funcionais do ponto de vista do utilizador sob forma de User Stories</w:t>
-      </w:r>
-      <w:r>
+        <w:t xml:space="preserve">especificados os requisitos funcionais do ponto de vista do utilizador sob forma de </w:t>
+      </w:r>
+      <w:proofErr w:type="spellStart"/>
+      <w:r>
+        <w:rPr>
+          <w:highlight w:val="yellow"/>
+        </w:rPr>
+        <w:t>User</w:t>
+      </w:r>
+      <w:proofErr w:type="spellEnd"/>
+      <w:r>
+        <w:rPr>
+          <w:highlight w:val="yellow"/>
+        </w:rPr>
         <w:t xml:space="preserve"> </w:t>
       </w:r>
+      <w:proofErr w:type="spellStart"/>
+      <w:r>
+        <w:rPr>
+          <w:highlight w:val="yellow"/>
+        </w:rPr>
+        <w:t>Stories</w:t>
+      </w:r>
+      <w:proofErr w:type="spellEnd"/>
+      <w:r>
+        <w:t xml:space="preserve"> </w:t>
+      </w:r>
       <w:r>
         <w:rPr>
           <w:highlight w:val="yellow"/>
         </w:rPr>
         <w:t xml:space="preserve">As </w:t>
       </w:r>
+      <w:proofErr w:type="spellStart"/>
       <w:r>
         <w:rPr>
           <w:i/>
@@ -8012,23 +8821,80 @@
         </w:rPr>
         <w:t>issues</w:t>
       </w:r>
-      <w:r>
-        <w:rPr>
-          <w:highlight w:val="yellow"/>
-        </w:rPr>
-        <w:t xml:space="preserve"> devem ser estimadas em Story Points utilizando a sequência de Fibonacci: 1, 2, 3, 5, 8, 13, 20</w:t>
-      </w:r>
+      <w:proofErr w:type="spellEnd"/>
+      <w:r>
+        <w:rPr>
+          <w:highlight w:val="yellow"/>
+        </w:rPr>
+        <w:t xml:space="preserve"> devem ser estimadas em </w:t>
+      </w:r>
+      <w:proofErr w:type="spellStart"/>
+      <w:r>
+        <w:rPr>
+          <w:highlight w:val="yellow"/>
+        </w:rPr>
+        <w:t>Story</w:t>
+      </w:r>
+      <w:proofErr w:type="spellEnd"/>
       <w:r>
         <w:rPr>
           <w:highlight w:val="yellow"/>
         </w:rPr>
         <w:t xml:space="preserve"> </w:t>
       </w:r>
-      <w:r>
-        <w:rPr>
-          <w:highlight w:val="yellow"/>
-        </w:rPr>
-        <w:t>(máx).&gt;</w:t>
+      <w:proofErr w:type="spellStart"/>
+      <w:r>
+        <w:rPr>
+          <w:highlight w:val="yellow"/>
+        </w:rPr>
+        <w:t>Points</w:t>
+      </w:r>
+      <w:proofErr w:type="spellEnd"/>
+      <w:r>
+        <w:rPr>
+          <w:highlight w:val="yellow"/>
+        </w:rPr>
+        <w:t xml:space="preserve"> utilizando a sequência de </w:t>
+      </w:r>
+      <w:proofErr w:type="spellStart"/>
+      <w:r>
+        <w:rPr>
+          <w:highlight w:val="yellow"/>
+        </w:rPr>
+        <w:t>Fibonacci</w:t>
+      </w:r>
+      <w:proofErr w:type="spellEnd"/>
+      <w:r>
+        <w:rPr>
+          <w:highlight w:val="yellow"/>
+        </w:rPr>
+        <w:t>: 1, 2, 3, 5, 8, 13, 20</w:t>
+      </w:r>
+      <w:r>
+        <w:rPr>
+          <w:highlight w:val="yellow"/>
+        </w:rPr>
+        <w:t xml:space="preserve"> </w:t>
+      </w:r>
+      <w:r>
+        <w:rPr>
+          <w:highlight w:val="yellow"/>
+        </w:rPr>
+        <w:t>(</w:t>
+      </w:r>
+      <w:proofErr w:type="spellStart"/>
+      <w:r>
+        <w:rPr>
+          <w:highlight w:val="yellow"/>
+        </w:rPr>
+        <w:t>máx</w:t>
+      </w:r>
+      <w:proofErr w:type="spellEnd"/>
+      <w:r>
+        <w:rPr>
+          <w:highlight w:val="yellow"/>
+        </w:rPr>
+        <w:t>).&gt;</w:t>
       </w:r>
     </w:p>
     <w:p>
@@ -8058,7 +8924,6 @@
         <w:rPr>
           <w:highlight w:val="yellow"/>
         </w:rPr>
-        <w:lastRenderedPageBreak/>
         <w:t>(Como um &lt;função&gt;, eu quero &lt;objetivo/desejo&gt; para que &lt;benefício&gt;)</w:t>
       </w:r>
     </w:p>
@@ -8125,7 +8990,21 @@
         <w:rPr>
           <w:highlight w:val="yellow"/>
         </w:rPr>
-        <w:t>Focar nestes 3 e evitar o Como (excluir aspetos de desenho, interface design statements).</w:t>
+        <w:t xml:space="preserve">Focar nestes 3 e evitar o Como (excluir aspetos de desenho, interface design </w:t>
+      </w:r>
+      <w:proofErr w:type="spellStart"/>
+      <w:r>
+        <w:rPr>
+          <w:highlight w:val="yellow"/>
+        </w:rPr>
+        <w:t>statements</w:t>
+      </w:r>
+      <w:proofErr w:type="spellEnd"/>
+      <w:r>
+        <w:rPr>
+          <w:highlight w:val="yellow"/>
+        </w:rPr>
+        <w:t>).</w:t>
       </w:r>
     </w:p>
     <w:p>
@@ -8171,7 +9050,35 @@
         <w:rPr>
           <w:highlight w:val="yellow"/>
         </w:rPr>
-        <w:t>].” – como é que o desejo imediato deles para fazer algo se integra na big picture? Qual o objetivo geral que estão a tentar atingir? Qual o principal problema que precisa de ser resolvido?</w:t>
+        <w:t xml:space="preserve">].” – como é que o desejo imediato deles para fazer algo se integra na </w:t>
+      </w:r>
+      <w:proofErr w:type="spellStart"/>
+      <w:r>
+        <w:rPr>
+          <w:highlight w:val="yellow"/>
+        </w:rPr>
+        <w:t>big</w:t>
+      </w:r>
+      <w:proofErr w:type="spellEnd"/>
+      <w:r>
+        <w:rPr>
+          <w:highlight w:val="yellow"/>
+        </w:rPr>
+        <w:t xml:space="preserve"> </w:t>
+      </w:r>
+      <w:proofErr w:type="spellStart"/>
+      <w:r>
+        <w:rPr>
+          <w:highlight w:val="yellow"/>
+        </w:rPr>
+        <w:t>picture</w:t>
+      </w:r>
+      <w:proofErr w:type="spellEnd"/>
+      <w:r>
+        <w:rPr>
+          <w:highlight w:val="yellow"/>
+        </w:rPr>
+        <w:t>? Qual o objetivo geral que estão a tentar atingir? Qual o principal problema que precisa de ser resolvido?</w:t>
       </w:r>
     </w:p>
     <w:p/>
@@ -8494,12 +9401,21 @@
                 <w:bCs w:val="0"/>
               </w:rPr>
             </w:pPr>
-            <w:r>
-              <w:rPr>
-                <w:b w:val="0"/>
-                <w:bCs w:val="0"/>
-              </w:rPr>
-              <w:t>Username obrigatório;</w:t>
+            <w:proofErr w:type="spellStart"/>
+            <w:r>
+              <w:rPr>
+                <w:b w:val="0"/>
+                <w:bCs w:val="0"/>
+              </w:rPr>
+              <w:t>Username</w:t>
+            </w:r>
+            <w:proofErr w:type="spellEnd"/>
+            <w:r>
+              <w:rPr>
+                <w:b w:val="0"/>
+                <w:bCs w:val="0"/>
+              </w:rPr>
+              <w:t xml:space="preserve"> obrigatório;</w:t>
             </w:r>
           </w:p>
           <w:p>
@@ -8639,6 +9555,7 @@
               </w:rPr>
             </w:pPr>
             <w:r>
+              <w:lastRenderedPageBreak/>
               <w:t>Descrição:</w:t>
             </w:r>
             <w:r>
@@ -8935,7 +9852,6 @@
               </w:rPr>
             </w:pPr>
             <w:r>
-              <w:lastRenderedPageBreak/>
               <w:t>Descrição:</w:t>
             </w:r>
             <w:r>
@@ -9215,7 +10131,35 @@
         <w:rPr>
           <w:highlight w:val="yellow"/>
         </w:rPr>
-        <w:t>&lt;Product backlog do projeto</w:t>
+        <w:t>&lt;</w:t>
+      </w:r>
+      <w:proofErr w:type="spellStart"/>
+      <w:r>
+        <w:rPr>
+          <w:highlight w:val="yellow"/>
+        </w:rPr>
+        <w:t>Product</w:t>
+      </w:r>
+      <w:proofErr w:type="spellEnd"/>
+      <w:r>
+        <w:rPr>
+          <w:highlight w:val="yellow"/>
+        </w:rPr>
+        <w:t xml:space="preserve"> </w:t>
+      </w:r>
+      <w:proofErr w:type="spellStart"/>
+      <w:r>
+        <w:rPr>
+          <w:highlight w:val="yellow"/>
+        </w:rPr>
+        <w:t>backlog</w:t>
+      </w:r>
+      <w:proofErr w:type="spellEnd"/>
+      <w:r>
+        <w:rPr>
+          <w:highlight w:val="yellow"/>
+        </w:rPr>
+        <w:t xml:space="preserve"> do projeto</w:t>
       </w:r>
       <w:r>
         <w:rPr>
@@ -9257,7 +10201,21 @@
         <w:rPr>
           <w:highlight w:val="yellow"/>
         </w:rPr>
-        <w:t>Sprint Backlog 1</w:t>
+        <w:t xml:space="preserve">Sprint </w:t>
+      </w:r>
+      <w:proofErr w:type="spellStart"/>
+      <w:r>
+        <w:rPr>
+          <w:highlight w:val="yellow"/>
+        </w:rPr>
+        <w:t>Backlog</w:t>
+      </w:r>
+      <w:proofErr w:type="spellEnd"/>
+      <w:r>
+        <w:rPr>
+          <w:highlight w:val="yellow"/>
+        </w:rPr>
+        <w:t xml:space="preserve"> 1</w:t>
       </w:r>
     </w:p>
     <w:p>
@@ -9275,7 +10233,21 @@
         <w:rPr>
           <w:highlight w:val="yellow"/>
         </w:rPr>
-        <w:t>Sprint Backlog 2</w:t>
+        <w:t xml:space="preserve">Sprint </w:t>
+      </w:r>
+      <w:proofErr w:type="spellStart"/>
+      <w:r>
+        <w:rPr>
+          <w:highlight w:val="yellow"/>
+        </w:rPr>
+        <w:t>Backlog</w:t>
+      </w:r>
+      <w:proofErr w:type="spellEnd"/>
+      <w:r>
+        <w:rPr>
+          <w:highlight w:val="yellow"/>
+        </w:rPr>
+        <w:t xml:space="preserve"> 2</w:t>
       </w:r>
     </w:p>
     <w:p>
@@ -9293,7 +10265,21 @@
         <w:rPr>
           <w:highlight w:val="yellow"/>
         </w:rPr>
-        <w:t>Sprint Backlog 3</w:t>
+        <w:t xml:space="preserve">Sprint </w:t>
+      </w:r>
+      <w:proofErr w:type="spellStart"/>
+      <w:r>
+        <w:rPr>
+          <w:highlight w:val="yellow"/>
+        </w:rPr>
+        <w:t>Backlog</w:t>
+      </w:r>
+      <w:proofErr w:type="spellEnd"/>
+      <w:r>
+        <w:rPr>
+          <w:highlight w:val="yellow"/>
+        </w:rPr>
+        <w:t xml:space="preserve"> 3</w:t>
       </w:r>
     </w:p>
     <w:p>
@@ -9311,7 +10297,21 @@
         <w:rPr>
           <w:highlight w:val="yellow"/>
         </w:rPr>
-        <w:t>Sprint Backlog 4</w:t>
+        <w:t xml:space="preserve">Sprint </w:t>
+      </w:r>
+      <w:proofErr w:type="spellStart"/>
+      <w:r>
+        <w:rPr>
+          <w:highlight w:val="yellow"/>
+        </w:rPr>
+        <w:t>Backlog</w:t>
+      </w:r>
+      <w:proofErr w:type="spellEnd"/>
+      <w:r>
+        <w:rPr>
+          <w:highlight w:val="yellow"/>
+        </w:rPr>
+        <w:t xml:space="preserve"> 4</w:t>
       </w:r>
     </w:p>
     <w:p>
@@ -9319,7 +10319,175 @@
         <w:rPr>
           <w:highlight w:val="yellow"/>
         </w:rPr>
-        <w:t>Cada item do Product Backlog deve corresponder a uma Issue (Jira) do tipo Task, Story ou Bug. User Story identificada pelo cliente. As issues devem ser estimadas em Story Points utilizando a sequência de Fibonacci: 1, 2, 3, 5, 8, 13, 2</w:t>
+        <w:t xml:space="preserve">Cada item do </w:t>
+      </w:r>
+      <w:proofErr w:type="spellStart"/>
+      <w:r>
+        <w:rPr>
+          <w:highlight w:val="yellow"/>
+        </w:rPr>
+        <w:t>Product</w:t>
+      </w:r>
+      <w:proofErr w:type="spellEnd"/>
+      <w:r>
+        <w:rPr>
+          <w:highlight w:val="yellow"/>
+        </w:rPr>
+        <w:t xml:space="preserve"> </w:t>
+      </w:r>
+      <w:proofErr w:type="spellStart"/>
+      <w:r>
+        <w:rPr>
+          <w:highlight w:val="yellow"/>
+        </w:rPr>
+        <w:t>Backlog</w:t>
+      </w:r>
+      <w:proofErr w:type="spellEnd"/>
+      <w:r>
+        <w:rPr>
+          <w:highlight w:val="yellow"/>
+        </w:rPr>
+        <w:t xml:space="preserve"> deve corresponder a uma </w:t>
+      </w:r>
+      <w:proofErr w:type="spellStart"/>
+      <w:r>
+        <w:rPr>
+          <w:highlight w:val="yellow"/>
+        </w:rPr>
+        <w:t>Issue</w:t>
+      </w:r>
+      <w:proofErr w:type="spellEnd"/>
+      <w:r>
+        <w:rPr>
+          <w:highlight w:val="yellow"/>
+        </w:rPr>
+        <w:t xml:space="preserve"> (</w:t>
+      </w:r>
+      <w:proofErr w:type="spellStart"/>
+      <w:r>
+        <w:rPr>
+          <w:highlight w:val="yellow"/>
+        </w:rPr>
+        <w:t>Jira</w:t>
+      </w:r>
+      <w:proofErr w:type="spellEnd"/>
+      <w:r>
+        <w:rPr>
+          <w:highlight w:val="yellow"/>
+        </w:rPr>
+        <w:t xml:space="preserve">) do tipo </w:t>
+      </w:r>
+      <w:proofErr w:type="spellStart"/>
+      <w:r>
+        <w:rPr>
+          <w:highlight w:val="yellow"/>
+        </w:rPr>
+        <w:t>Task</w:t>
+      </w:r>
+      <w:proofErr w:type="spellEnd"/>
+      <w:r>
+        <w:rPr>
+          <w:highlight w:val="yellow"/>
+        </w:rPr>
+        <w:t xml:space="preserve">, </w:t>
+      </w:r>
+      <w:proofErr w:type="spellStart"/>
+      <w:r>
+        <w:rPr>
+          <w:highlight w:val="yellow"/>
+        </w:rPr>
+        <w:t>Story</w:t>
+      </w:r>
+      <w:proofErr w:type="spellEnd"/>
+      <w:r>
+        <w:rPr>
+          <w:highlight w:val="yellow"/>
+        </w:rPr>
+        <w:t xml:space="preserve"> ou Bug. </w:t>
+      </w:r>
+      <w:proofErr w:type="spellStart"/>
+      <w:r>
+        <w:rPr>
+          <w:highlight w:val="yellow"/>
+        </w:rPr>
+        <w:t>User</w:t>
+      </w:r>
+      <w:proofErr w:type="spellEnd"/>
+      <w:r>
+        <w:rPr>
+          <w:highlight w:val="yellow"/>
+        </w:rPr>
+        <w:t xml:space="preserve"> </w:t>
+      </w:r>
+      <w:proofErr w:type="spellStart"/>
+      <w:r>
+        <w:rPr>
+          <w:highlight w:val="yellow"/>
+        </w:rPr>
+        <w:t>Story</w:t>
+      </w:r>
+      <w:proofErr w:type="spellEnd"/>
+      <w:r>
+        <w:rPr>
+          <w:highlight w:val="yellow"/>
+        </w:rPr>
+        <w:t xml:space="preserve"> identificada pelo cliente. As </w:t>
+      </w:r>
+      <w:proofErr w:type="spellStart"/>
+      <w:r>
+        <w:rPr>
+          <w:highlight w:val="yellow"/>
+        </w:rPr>
+        <w:t>issues</w:t>
+      </w:r>
+      <w:proofErr w:type="spellEnd"/>
+      <w:r>
+        <w:rPr>
+          <w:highlight w:val="yellow"/>
+        </w:rPr>
+        <w:t xml:space="preserve"> devem ser estimadas em </w:t>
+      </w:r>
+      <w:proofErr w:type="spellStart"/>
+      <w:r>
+        <w:rPr>
+          <w:highlight w:val="yellow"/>
+        </w:rPr>
+        <w:t>Story</w:t>
+      </w:r>
+      <w:proofErr w:type="spellEnd"/>
+      <w:r>
+        <w:rPr>
+          <w:highlight w:val="yellow"/>
+        </w:rPr>
+        <w:t xml:space="preserve"> </w:t>
+      </w:r>
+      <w:proofErr w:type="spellStart"/>
+      <w:r>
+        <w:rPr>
+          <w:highlight w:val="yellow"/>
+        </w:rPr>
+        <w:t>Points</w:t>
+      </w:r>
+      <w:proofErr w:type="spellEnd"/>
+      <w:r>
+        <w:rPr>
+          <w:highlight w:val="yellow"/>
+        </w:rPr>
+        <w:t xml:space="preserve"> utilizando a sequência de </w:t>
+      </w:r>
+      <w:proofErr w:type="spellStart"/>
+      <w:r>
+        <w:rPr>
+          <w:highlight w:val="yellow"/>
+        </w:rPr>
+        <w:t>Fibonacci</w:t>
+      </w:r>
+      <w:proofErr w:type="spellEnd"/>
+      <w:r>
+        <w:rPr>
+          <w:highlight w:val="yellow"/>
+        </w:rPr>
+        <w:t>: 1, 2, 3, 5, 8, 13, 2</w:t>
       </w:r>
       <w:r>
         <w:rPr>
@@ -9341,6 +10509,7 @@
       </w:pPr>
       <w:bookmarkStart w:id="24" w:name="_Toc227748431"/>
       <w:r>
+        <w:lastRenderedPageBreak/>
         <w:t>Sprint 1 (</w:t>
       </w:r>
       <w:r>
@@ -9374,8 +10543,13 @@
     </w:p>
     <w:p>
       <w:r>
-        <w:t>De seguida encontram-se descritos os principais eventos Scrum</w:t>
-      </w:r>
+        <w:t xml:space="preserve">De seguida encontram-se descritos os principais eventos </w:t>
+      </w:r>
+      <w:proofErr w:type="spellStart"/>
+      <w:r>
+        <w:t>Scrum</w:t>
+      </w:r>
+      <w:proofErr w:type="spellEnd"/>
       <w:r>
         <w:t xml:space="preserve"> da Sprint </w:t>
       </w:r>
@@ -9391,8 +10565,13 @@
         <w:pStyle w:val="Ttulo4"/>
       </w:pPr>
       <w:r>
-        <w:t>Sprint Planning</w:t>
-      </w:r>
+        <w:t xml:space="preserve">Sprint </w:t>
+      </w:r>
+      <w:proofErr w:type="spellStart"/>
+      <w:r>
+        <w:t>Planning</w:t>
+      </w:r>
+      <w:proofErr w:type="spellEnd"/>
     </w:p>
     <w:p/>
     <w:tbl>
@@ -9470,22 +10649,15 @@
               <w:cnfStyle w:val="000000100000" w:firstRow="0" w:lastRow="0" w:firstColumn="0" w:lastColumn="0" w:oddVBand="0" w:evenVBand="0" w:oddHBand="1" w:evenHBand="0" w:firstRowFirstColumn="0" w:firstRowLastColumn="0" w:lastRowFirstColumn="0" w:lastRowLastColumn="0"/>
             </w:pPr>
             <w:r>
-              <w:rPr>
-                <w:highlight w:val="yellow"/>
-              </w:rPr>
-              <w:t>&lt;</w:t>
-            </w:r>
-            <w:r>
-              <w:rPr>
-                <w:highlight w:val="yellow"/>
-              </w:rPr>
-              <w:t>1 de Maio de 20xx</w:t>
-            </w:r>
-            <w:r>
-              <w:rPr>
-                <w:highlight w:val="yellow"/>
-              </w:rPr>
-              <w:t>&gt;</w:t>
+              <w:t xml:space="preserve">30 de </w:t>
+            </w:r>
+            <w:proofErr w:type="gramStart"/>
+            <w:r>
+              <w:t>Abril</w:t>
+            </w:r>
+            <w:proofErr w:type="gramEnd"/>
+            <w:r>
+              <w:t xml:space="preserve"> de 2026 a 14 de Maio de 2026</w:t>
             </w:r>
           </w:p>
         </w:tc>
@@ -9503,8 +10675,17 @@
                 <w:i/>
                 <w:iCs/>
               </w:rPr>
-              <w:t>Sprint Backlog</w:t>
-            </w:r>
+              <w:t xml:space="preserve">Sprint </w:t>
+            </w:r>
+            <w:proofErr w:type="spellStart"/>
+            <w:r>
+              <w:rPr>
+                <w:i/>
+                <w:iCs/>
+              </w:rPr>
+              <w:t>Backlog</w:t>
+            </w:r>
+            <w:proofErr w:type="spellEnd"/>
             <w:r>
               <w:t xml:space="preserve">: </w:t>
             </w:r>
@@ -9514,15 +10695,32 @@
                 <w:bCs w:val="0"/>
                 <w:highlight w:val="yellow"/>
               </w:rPr>
-              <w:t>&lt;retirar do jira tal como na imagem:&gt;</w:t>
-            </w:r>
-          </w:p>
-          <w:p>
-            <w:r>
-              <w:rPr>
-                <w:noProof/>
-              </w:rPr>
-              <w:lastRenderedPageBreak/>
+              <w:t xml:space="preserve">&lt;retirar do </w:t>
+            </w:r>
+            <w:proofErr w:type="spellStart"/>
+            <w:r>
+              <w:rPr>
+                <w:b w:val="0"/>
+                <w:bCs w:val="0"/>
+                <w:highlight w:val="yellow"/>
+              </w:rPr>
+              <w:t>jira</w:t>
+            </w:r>
+            <w:proofErr w:type="spellEnd"/>
+            <w:r>
+              <w:rPr>
+                <w:b w:val="0"/>
+                <w:bCs w:val="0"/>
+                <w:highlight w:val="yellow"/>
+              </w:rPr>
+              <w:t xml:space="preserve"> tal como na imagem:&gt;</w:t>
+            </w:r>
+          </w:p>
+          <w:p>
+            <w:r>
+              <w:rPr>
+                <w:noProof/>
+              </w:rPr>
               <w:drawing>
                 <wp:inline distT="0" distB="0" distL="0" distR="0" wp14:anchorId="08DD57DF" wp14:editId="2E80B405">
                   <wp:extent cx="6120130" cy="1844040"/>
@@ -9568,8 +10766,13 @@
       <w:pPr>
         <w:pStyle w:val="Ttulo4"/>
       </w:pPr>
-      <w:r>
-        <w:t>Daily Meetings</w:t>
+      <w:proofErr w:type="spellStart"/>
+      <w:r>
+        <w:t>Daily</w:t>
+      </w:r>
+      <w:proofErr w:type="spellEnd"/>
+      <w:r>
+        <w:t xml:space="preserve"> Meetings</w:t>
       </w:r>
       <w:r>
         <w:t xml:space="preserve"> (1 por semana)</w:t>
@@ -9651,7 +10854,15 @@
               <w:cnfStyle w:val="000000100000" w:firstRow="0" w:lastRow="0" w:firstColumn="0" w:lastColumn="0" w:oddVBand="0" w:evenVBand="0" w:oddHBand="1" w:evenHBand="0" w:firstRowFirstColumn="0" w:firstRowLastColumn="0" w:lastRowFirstColumn="0" w:lastRowLastColumn="0"/>
             </w:pPr>
             <w:r>
-              <w:t>7 de Maio de 2026</w:t>
+              <w:t xml:space="preserve">7 de </w:t>
+            </w:r>
+            <w:proofErr w:type="gramStart"/>
+            <w:r>
+              <w:t>Maio</w:t>
+            </w:r>
+            <w:proofErr w:type="gramEnd"/>
+            <w:r>
+              <w:t xml:space="preserve"> de 2026</w:t>
             </w:r>
           </w:p>
         </w:tc>
@@ -9739,22 +10950,97 @@
                 <w:b w:val="0"/>
                 <w:bCs w:val="0"/>
               </w:rPr>
-              <w:t xml:space="preserve">Criar projeto Github, Analisar Concorrencial Listonic, </w:t>
-            </w:r>
-            <w:r>
-              <w:rPr>
-                <w:b w:val="0"/>
-                <w:bCs w:val="0"/>
-              </w:rPr>
-              <w:t>User Stories</w:t>
-            </w:r>
-            <w:r>
-              <w:rPr>
-                <w:b w:val="0"/>
-                <w:bCs w:val="0"/>
-              </w:rPr>
-              <w:t>, mockups, wireframe</w:t>
-            </w:r>
+              <w:t xml:space="preserve">Criar projeto </w:t>
+            </w:r>
+            <w:proofErr w:type="spellStart"/>
+            <w:r>
+              <w:rPr>
+                <w:b w:val="0"/>
+                <w:bCs w:val="0"/>
+              </w:rPr>
+              <w:t>Github</w:t>
+            </w:r>
+            <w:proofErr w:type="spellEnd"/>
+            <w:r>
+              <w:rPr>
+                <w:b w:val="0"/>
+                <w:bCs w:val="0"/>
+              </w:rPr>
+              <w:t xml:space="preserve">, Analisar Concorrencial </w:t>
+            </w:r>
+            <w:proofErr w:type="spellStart"/>
+            <w:r>
+              <w:rPr>
+                <w:b w:val="0"/>
+                <w:bCs w:val="0"/>
+              </w:rPr>
+              <w:t>Listonic</w:t>
+            </w:r>
+            <w:proofErr w:type="spellEnd"/>
+            <w:r>
+              <w:rPr>
+                <w:b w:val="0"/>
+                <w:bCs w:val="0"/>
+              </w:rPr>
+              <w:t xml:space="preserve">, </w:t>
+            </w:r>
+            <w:proofErr w:type="spellStart"/>
+            <w:r>
+              <w:rPr>
+                <w:b w:val="0"/>
+                <w:bCs w:val="0"/>
+              </w:rPr>
+              <w:t>User</w:t>
+            </w:r>
+            <w:proofErr w:type="spellEnd"/>
+            <w:r>
+              <w:rPr>
+                <w:b w:val="0"/>
+                <w:bCs w:val="0"/>
+              </w:rPr>
+              <w:t xml:space="preserve"> </w:t>
+            </w:r>
+            <w:proofErr w:type="spellStart"/>
+            <w:r>
+              <w:rPr>
+                <w:b w:val="0"/>
+                <w:bCs w:val="0"/>
+              </w:rPr>
+              <w:t>Stories</w:t>
+            </w:r>
+            <w:proofErr w:type="spellEnd"/>
+            <w:r>
+              <w:rPr>
+                <w:b w:val="0"/>
+                <w:bCs w:val="0"/>
+              </w:rPr>
+              <w:t xml:space="preserve">, </w:t>
+            </w:r>
+            <w:proofErr w:type="spellStart"/>
+            <w:r>
+              <w:rPr>
+                <w:b w:val="0"/>
+                <w:bCs w:val="0"/>
+              </w:rPr>
+              <w:t>mockups</w:t>
+            </w:r>
+            <w:proofErr w:type="spellEnd"/>
+            <w:r>
+              <w:rPr>
+                <w:b w:val="0"/>
+                <w:bCs w:val="0"/>
+              </w:rPr>
+              <w:t xml:space="preserve">, </w:t>
+            </w:r>
+            <w:proofErr w:type="spellStart"/>
+            <w:r>
+              <w:rPr>
+                <w:b w:val="0"/>
+                <w:bCs w:val="0"/>
+              </w:rPr>
+              <w:t>wireframe</w:t>
+            </w:r>
+            <w:proofErr w:type="spellEnd"/>
             <w:r>
               <w:rPr>
                 <w:b w:val="0"/>
@@ -9809,10 +11095,7 @@
               </w:rPr>
             </w:pPr>
             <w:r>
-              <w:rPr>
-                <w:highlight w:val="yellow"/>
-              </w:rPr>
-              <w:t>&lt;nome do membro 2 da equipa&gt;</w:t>
+              <w:t>João Moreira</w:t>
             </w:r>
           </w:p>
           <w:p>
@@ -9871,8 +11154,27 @@
               <w:rPr>
                 <w:b w:val="0"/>
                 <w:bCs w:val="0"/>
-              </w:rPr>
-              <w:t xml:space="preserve"> </w:t>
+                <w:u w:val="single"/>
+              </w:rPr>
+              <w:t xml:space="preserve">: Analisar Concorrencial </w:t>
+            </w:r>
+            <w:proofErr w:type="spellStart"/>
+            <w:r>
+              <w:rPr>
+                <w:b w:val="0"/>
+                <w:bCs w:val="0"/>
+                <w:u w:val="single"/>
+              </w:rPr>
+              <w:t>HomeBudget</w:t>
+            </w:r>
+            <w:proofErr w:type="spellEnd"/>
+            <w:r>
+              <w:rPr>
+                <w:b w:val="0"/>
+                <w:bCs w:val="0"/>
+                <w:u w:val="single"/>
+              </w:rPr>
+              <w:t>, Introdução</w:t>
             </w:r>
           </w:p>
           <w:p>
@@ -10089,7 +11391,15 @@
               <w:cnfStyle w:val="000000100000" w:firstRow="0" w:lastRow="0" w:firstColumn="0" w:lastColumn="0" w:oddVBand="0" w:evenVBand="0" w:oddHBand="1" w:evenHBand="0" w:firstRowFirstColumn="0" w:firstRowLastColumn="0" w:lastRowFirstColumn="0" w:lastRowLastColumn="0"/>
             </w:pPr>
             <w:r>
-              <w:t>14 de Maio de 2026</w:t>
+              <w:t xml:space="preserve">14 de </w:t>
+            </w:r>
+            <w:proofErr w:type="gramStart"/>
+            <w:r>
+              <w:t>Maio</w:t>
+            </w:r>
+            <w:proofErr w:type="gramEnd"/>
+            <w:r>
+              <w:t xml:space="preserve"> de 2026</w:t>
             </w:r>
           </w:p>
         </w:tc>
@@ -10133,6 +11443,7 @@
                 <w:bCs w:val="0"/>
                 <w:u w:val="single"/>
               </w:rPr>
+              <w:lastRenderedPageBreak/>
               <w:t>O que fez na semana anterior</w:t>
             </w:r>
             <w:r>
@@ -10147,7 +11458,103 @@
                 <w:b w:val="0"/>
                 <w:bCs w:val="0"/>
               </w:rPr>
-              <w:t>Criar projeto Github, Analisar Concorrencial Listonic, User Stories, mockups, wireframe. Aplicação SCRUM.</w:t>
+              <w:t xml:space="preserve">Criar projeto </w:t>
+            </w:r>
+            <w:proofErr w:type="spellStart"/>
+            <w:r>
+              <w:rPr>
+                <w:b w:val="0"/>
+                <w:bCs w:val="0"/>
+              </w:rPr>
+              <w:t>Github</w:t>
+            </w:r>
+            <w:proofErr w:type="spellEnd"/>
+            <w:r>
+              <w:rPr>
+                <w:b w:val="0"/>
+                <w:bCs w:val="0"/>
+              </w:rPr>
+              <w:t xml:space="preserve">, Analisar Concorrencial </w:t>
+            </w:r>
+            <w:proofErr w:type="spellStart"/>
+            <w:r>
+              <w:rPr>
+                <w:b w:val="0"/>
+                <w:bCs w:val="0"/>
+              </w:rPr>
+              <w:t>Listonic</w:t>
+            </w:r>
+            <w:proofErr w:type="spellEnd"/>
+            <w:r>
+              <w:rPr>
+                <w:b w:val="0"/>
+                <w:bCs w:val="0"/>
+              </w:rPr>
+              <w:t xml:space="preserve">, </w:t>
+            </w:r>
+            <w:proofErr w:type="spellStart"/>
+            <w:r>
+              <w:rPr>
+                <w:b w:val="0"/>
+                <w:bCs w:val="0"/>
+              </w:rPr>
+              <w:t>User</w:t>
+            </w:r>
+            <w:proofErr w:type="spellEnd"/>
+            <w:r>
+              <w:rPr>
+                <w:b w:val="0"/>
+                <w:bCs w:val="0"/>
+              </w:rPr>
+              <w:t xml:space="preserve"> </w:t>
+            </w:r>
+            <w:proofErr w:type="spellStart"/>
+            <w:r>
+              <w:rPr>
+                <w:b w:val="0"/>
+                <w:bCs w:val="0"/>
+              </w:rPr>
+              <w:t>Stories</w:t>
+            </w:r>
+            <w:proofErr w:type="spellEnd"/>
+            <w:r>
+              <w:rPr>
+                <w:b w:val="0"/>
+                <w:bCs w:val="0"/>
+              </w:rPr>
+              <w:t xml:space="preserve">, </w:t>
+            </w:r>
+            <w:proofErr w:type="spellStart"/>
+            <w:r>
+              <w:rPr>
+                <w:b w:val="0"/>
+                <w:bCs w:val="0"/>
+              </w:rPr>
+              <w:t>mockups</w:t>
+            </w:r>
+            <w:proofErr w:type="spellEnd"/>
+            <w:r>
+              <w:rPr>
+                <w:b w:val="0"/>
+                <w:bCs w:val="0"/>
+              </w:rPr>
+              <w:t xml:space="preserve">, </w:t>
+            </w:r>
+            <w:proofErr w:type="spellStart"/>
+            <w:r>
+              <w:rPr>
+                <w:b w:val="0"/>
+                <w:bCs w:val="0"/>
+              </w:rPr>
+              <w:t>wireframe</w:t>
+            </w:r>
+            <w:proofErr w:type="spellEnd"/>
+            <w:r>
+              <w:rPr>
+                <w:b w:val="0"/>
+                <w:bCs w:val="0"/>
+              </w:rPr>
+              <w:t>. Aplicação SCRUM.</w:t>
             </w:r>
           </w:p>
           <w:p>
@@ -10172,6 +11579,7 @@
               </w:rPr>
               <w:t>O que vai fazer esta semana</w:t>
             </w:r>
+            <w:proofErr w:type="gramStart"/>
             <w:r>
               <w:rPr>
                 <w:b w:val="0"/>
@@ -10186,12 +11594,61 @@
               </w:rPr>
               <w:t>:</w:t>
             </w:r>
-            <w:r>
-              <w:rPr>
-                <w:b w:val="0"/>
-                <w:bCs w:val="0"/>
-              </w:rPr>
-              <w:t xml:space="preserve"> Mockups, desenvolvimento de User Story 1.</w:t>
+            <w:proofErr w:type="gramEnd"/>
+            <w:r>
+              <w:rPr>
+                <w:b w:val="0"/>
+                <w:bCs w:val="0"/>
+              </w:rPr>
+              <w:t xml:space="preserve"> </w:t>
+            </w:r>
+            <w:proofErr w:type="spellStart"/>
+            <w:r>
+              <w:rPr>
+                <w:b w:val="0"/>
+                <w:bCs w:val="0"/>
+              </w:rPr>
+              <w:t>Mockups</w:t>
+            </w:r>
+            <w:proofErr w:type="spellEnd"/>
+            <w:r>
+              <w:rPr>
+                <w:b w:val="0"/>
+                <w:bCs w:val="0"/>
+              </w:rPr>
+              <w:t xml:space="preserve">, desenvolvimento de </w:t>
+            </w:r>
+            <w:proofErr w:type="spellStart"/>
+            <w:r>
+              <w:rPr>
+                <w:b w:val="0"/>
+                <w:bCs w:val="0"/>
+              </w:rPr>
+              <w:t>User</w:t>
+            </w:r>
+            <w:proofErr w:type="spellEnd"/>
+            <w:r>
+              <w:rPr>
+                <w:b w:val="0"/>
+                <w:bCs w:val="0"/>
+              </w:rPr>
+              <w:t xml:space="preserve"> </w:t>
+            </w:r>
+            <w:proofErr w:type="spellStart"/>
+            <w:r>
+              <w:rPr>
+                <w:b w:val="0"/>
+                <w:bCs w:val="0"/>
+              </w:rPr>
+              <w:t>Story</w:t>
+            </w:r>
+            <w:proofErr w:type="spellEnd"/>
+            <w:r>
+              <w:rPr>
+                <w:b w:val="0"/>
+                <w:bCs w:val="0"/>
+              </w:rPr>
+              <w:t xml:space="preserve"> 1.</w:t>
             </w:r>
           </w:p>
           <w:p>
@@ -10228,7 +11685,39 @@
                 <w:b w:val="0"/>
                 <w:bCs w:val="0"/>
               </w:rPr>
-              <w:t xml:space="preserve"> Desenvolvimento de User Story 1.</w:t>
+              <w:t xml:space="preserve"> Desenvolvimento de </w:t>
+            </w:r>
+            <w:proofErr w:type="spellStart"/>
+            <w:r>
+              <w:rPr>
+                <w:b w:val="0"/>
+                <w:bCs w:val="0"/>
+              </w:rPr>
+              <w:t>User</w:t>
+            </w:r>
+            <w:proofErr w:type="spellEnd"/>
+            <w:r>
+              <w:rPr>
+                <w:b w:val="0"/>
+                <w:bCs w:val="0"/>
+              </w:rPr>
+              <w:t xml:space="preserve"> </w:t>
+            </w:r>
+            <w:proofErr w:type="spellStart"/>
+            <w:r>
+              <w:rPr>
+                <w:b w:val="0"/>
+                <w:bCs w:val="0"/>
+              </w:rPr>
+              <w:t>Story</w:t>
+            </w:r>
+            <w:proofErr w:type="spellEnd"/>
+            <w:r>
+              <w:rPr>
+                <w:b w:val="0"/>
+                <w:bCs w:val="0"/>
+              </w:rPr>
+              <w:t xml:space="preserve"> 1.</w:t>
             </w:r>
           </w:p>
           <w:p>
@@ -10240,10 +11729,7 @@
               </w:rPr>
             </w:pPr>
             <w:r>
-              <w:rPr>
-                <w:highlight w:val="yellow"/>
-              </w:rPr>
-              <w:t>&lt;nome do membro 2 da equipa&gt;</w:t>
+              <w:t>João Moreira</w:t>
             </w:r>
           </w:p>
           <w:p>
@@ -10275,6 +11761,22 @@
               </w:rPr>
               <w:t xml:space="preserve">: </w:t>
             </w:r>
+            <w:r>
+              <w:rPr>
+                <w:b w:val="0"/>
+                <w:bCs w:val="0"/>
+              </w:rPr>
+              <w:t xml:space="preserve">Introdução, Analisar Concorrencial </w:t>
+            </w:r>
+            <w:proofErr w:type="spellStart"/>
+            <w:r>
+              <w:rPr>
+                <w:b w:val="0"/>
+                <w:bCs w:val="0"/>
+              </w:rPr>
+              <w:t>HomeBuget</w:t>
+            </w:r>
+            <w:proofErr w:type="spellEnd"/>
           </w:p>
           <w:p>
             <w:pPr>
@@ -10305,6 +11807,45 @@
               </w:rPr>
               <w:t>:</w:t>
             </w:r>
+            <w:r>
+              <w:rPr>
+                <w:b w:val="0"/>
+                <w:bCs w:val="0"/>
+              </w:rPr>
+              <w:t xml:space="preserve"> Diagrama de Classes, Especificação do Sistema, Comparação dos Sistemas, </w:t>
+            </w:r>
+            <w:proofErr w:type="spellStart"/>
+            <w:r>
+              <w:rPr>
+                <w:b w:val="0"/>
+                <w:bCs w:val="0"/>
+              </w:rPr>
+              <w:t>Stakeholders</w:t>
+            </w:r>
+            <w:proofErr w:type="spellEnd"/>
+            <w:r>
+              <w:rPr>
+                <w:b w:val="0"/>
+                <w:bCs w:val="0"/>
+              </w:rPr>
+              <w:t xml:space="preserve"> e </w:t>
+            </w:r>
+            <w:proofErr w:type="spellStart"/>
+            <w:r>
+              <w:rPr>
+                <w:b w:val="0"/>
+                <w:bCs w:val="0"/>
+              </w:rPr>
+              <w:t>Scrum</w:t>
+            </w:r>
+            <w:proofErr w:type="spellEnd"/>
+            <w:r>
+              <w:rPr>
+                <w:b w:val="0"/>
+                <w:bCs w:val="0"/>
+              </w:rPr>
+              <w:t xml:space="preserve"> Team</w:t>
+            </w:r>
           </w:p>
           <w:p>
             <w:pPr>
@@ -10326,7 +11867,6 @@
                 <w:bCs w:val="0"/>
                 <w:u w:val="single"/>
               </w:rPr>
-              <w:lastRenderedPageBreak/>
               <w:t>Dificuldades que prevê</w:t>
             </w:r>
             <w:r>
@@ -10335,6 +11875,13 @@
                 <w:bCs w:val="0"/>
               </w:rPr>
               <w:t>:</w:t>
+            </w:r>
+            <w:r>
+              <w:rPr>
+                <w:b w:val="0"/>
+                <w:bCs w:val="0"/>
+              </w:rPr>
+              <w:t xml:space="preserve"> Terminar Diagrama de Classes </w:t>
             </w:r>
           </w:p>
           <w:p>
@@ -10451,8 +11998,13 @@
         <w:pStyle w:val="Ttulo4"/>
       </w:pPr>
       <w:r>
-        <w:t>Sprint Retrospective</w:t>
-      </w:r>
+        <w:t xml:space="preserve">Sprint </w:t>
+      </w:r>
+      <w:proofErr w:type="spellStart"/>
+      <w:r>
+        <w:t>Retrospective</w:t>
+      </w:r>
+      <w:proofErr w:type="spellEnd"/>
     </w:p>
     <w:p/>
     <w:tbl>
@@ -10539,7 +12091,21 @@
               <w:rPr>
                 <w:highlight w:val="yellow"/>
               </w:rPr>
-              <w:t>1 de Maio de 20xx</w:t>
+              <w:t xml:space="preserve">1 de </w:t>
+            </w:r>
+            <w:proofErr w:type="gramStart"/>
+            <w:r>
+              <w:rPr>
+                <w:highlight w:val="yellow"/>
+              </w:rPr>
+              <w:t>Maio</w:t>
+            </w:r>
+            <w:proofErr w:type="gramEnd"/>
+            <w:r>
+              <w:rPr>
+                <w:highlight w:val="yellow"/>
+              </w:rPr>
+              <w:t xml:space="preserve"> de 20xx</w:t>
             </w:r>
             <w:r>
               <w:rPr>
@@ -10584,6 +12150,7 @@
               </w:rPr>
               <w:t xml:space="preserve">, tirar conclusões acerca de 1 dos gráficos de </w:t>
             </w:r>
+            <w:proofErr w:type="spellStart"/>
             <w:r>
               <w:rPr>
                 <w:b w:val="0"/>
@@ -10592,16 +12159,9 @@
                 <w:iCs/>
                 <w:highlight w:val="yellow"/>
               </w:rPr>
-              <w:t>burn down</w:t>
-            </w:r>
-            <w:r>
-              <w:rPr>
-                <w:b w:val="0"/>
-                <w:bCs w:val="0"/>
-                <w:highlight w:val="yellow"/>
-              </w:rPr>
-              <w:t xml:space="preserve"> ou </w:t>
-            </w:r>
+              <w:t>burn</w:t>
+            </w:r>
+            <w:proofErr w:type="spellEnd"/>
             <w:r>
               <w:rPr>
                 <w:b w:val="0"/>
@@ -10610,8 +12170,62 @@
                 <w:iCs/>
                 <w:highlight w:val="yellow"/>
               </w:rPr>
-              <w:t>burn up</w:t>
-            </w:r>
+              <w:t xml:space="preserve"> </w:t>
+            </w:r>
+            <w:proofErr w:type="spellStart"/>
+            <w:r>
+              <w:rPr>
+                <w:b w:val="0"/>
+                <w:bCs w:val="0"/>
+                <w:i/>
+                <w:iCs/>
+                <w:highlight w:val="yellow"/>
+              </w:rPr>
+              <w:t>down</w:t>
+            </w:r>
+            <w:proofErr w:type="spellEnd"/>
+            <w:r>
+              <w:rPr>
+                <w:b w:val="0"/>
+                <w:bCs w:val="0"/>
+                <w:highlight w:val="yellow"/>
+              </w:rPr>
+              <w:t xml:space="preserve"> ou </w:t>
+            </w:r>
+            <w:proofErr w:type="spellStart"/>
+            <w:r>
+              <w:rPr>
+                <w:b w:val="0"/>
+                <w:bCs w:val="0"/>
+                <w:i/>
+                <w:iCs/>
+                <w:highlight w:val="yellow"/>
+              </w:rPr>
+              <w:t>burn</w:t>
+            </w:r>
+            <w:proofErr w:type="spellEnd"/>
+            <w:r>
+              <w:rPr>
+                <w:b w:val="0"/>
+                <w:bCs w:val="0"/>
+                <w:i/>
+                <w:iCs/>
+                <w:highlight w:val="yellow"/>
+              </w:rPr>
+              <w:t xml:space="preserve"> </w:t>
+            </w:r>
+            <w:proofErr w:type="spellStart"/>
+            <w:r>
+              <w:rPr>
+                <w:b w:val="0"/>
+                <w:bCs w:val="0"/>
+                <w:i/>
+                <w:iCs/>
+                <w:highlight w:val="yellow"/>
+              </w:rPr>
+              <w:t>up</w:t>
+            </w:r>
+            <w:proofErr w:type="spellEnd"/>
             <w:r>
               <w:rPr>
                 <w:b w:val="0"/>
@@ -10696,7 +12310,25 @@
                 <w:bCs w:val="0"/>
                 <w:highlight w:val="yellow"/>
               </w:rPr>
-              <w:t xml:space="preserve">retirar do jira </w:t>
+              <w:t xml:space="preserve">retirar do </w:t>
+            </w:r>
+            <w:proofErr w:type="spellStart"/>
+            <w:r>
+              <w:rPr>
+                <w:b w:val="0"/>
+                <w:bCs w:val="0"/>
+                <w:highlight w:val="yellow"/>
+              </w:rPr>
+              <w:t>jira</w:t>
+            </w:r>
+            <w:proofErr w:type="spellEnd"/>
+            <w:r>
+              <w:rPr>
+                <w:b w:val="0"/>
+                <w:bCs w:val="0"/>
+                <w:highlight w:val="yellow"/>
+              </w:rPr>
+              <w:t xml:space="preserve"> </w:t>
             </w:r>
             <w:r>
               <w:rPr>
@@ -10803,8 +12435,13 @@
     </w:p>
     <w:p>
       <w:r>
-        <w:t>De seguida encontram-se descritos os principais eventos Scrum</w:t>
-      </w:r>
+        <w:t xml:space="preserve">De seguida encontram-se descritos os principais eventos </w:t>
+      </w:r>
+      <w:proofErr w:type="spellStart"/>
+      <w:r>
+        <w:t>Scrum</w:t>
+      </w:r>
+      <w:proofErr w:type="spellEnd"/>
       <w:r>
         <w:t xml:space="preserve"> da Sprint 4</w:t>
       </w:r>
@@ -10817,8 +12454,13 @@
         <w:pStyle w:val="Ttulo4"/>
       </w:pPr>
       <w:r>
-        <w:t>Sprint Planning</w:t>
-      </w:r>
+        <w:t xml:space="preserve">Sprint </w:t>
+      </w:r>
+      <w:proofErr w:type="spellStart"/>
+      <w:r>
+        <w:t>Planning</w:t>
+      </w:r>
+      <w:proofErr w:type="spellEnd"/>
     </w:p>
     <w:p/>
     <w:tbl>
@@ -10905,7 +12547,21 @@
               <w:rPr>
                 <w:highlight w:val="yellow"/>
               </w:rPr>
-              <w:t>1 de Maio de 20</w:t>
+              <w:t xml:space="preserve">1 de </w:t>
+            </w:r>
+            <w:proofErr w:type="gramStart"/>
+            <w:r>
+              <w:rPr>
+                <w:highlight w:val="yellow"/>
+              </w:rPr>
+              <w:t>Maio</w:t>
+            </w:r>
+            <w:proofErr w:type="gramEnd"/>
+            <w:r>
+              <w:rPr>
+                <w:highlight w:val="yellow"/>
+              </w:rPr>
+              <w:t xml:space="preserve"> de 20</w:t>
             </w:r>
             <w:r>
               <w:rPr>
@@ -10935,8 +12591,17 @@
                 <w:i/>
                 <w:iCs/>
               </w:rPr>
-              <w:t>Sprint Backlog</w:t>
-            </w:r>
+              <w:t xml:space="preserve">Sprint </w:t>
+            </w:r>
+            <w:proofErr w:type="spellStart"/>
+            <w:r>
+              <w:rPr>
+                <w:i/>
+                <w:iCs/>
+              </w:rPr>
+              <w:t>Backlog</w:t>
+            </w:r>
+            <w:proofErr w:type="spellEnd"/>
             <w:r>
               <w:t xml:space="preserve">: </w:t>
             </w:r>
@@ -10946,7 +12611,25 @@
                 <w:bCs w:val="0"/>
                 <w:highlight w:val="yellow"/>
               </w:rPr>
-              <w:t>&lt;retirar do jira a imagem</w:t>
+              <w:t xml:space="preserve">&lt;retirar do </w:t>
+            </w:r>
+            <w:proofErr w:type="spellStart"/>
+            <w:r>
+              <w:rPr>
+                <w:b w:val="0"/>
+                <w:bCs w:val="0"/>
+                <w:highlight w:val="yellow"/>
+              </w:rPr>
+              <w:t>jira</w:t>
+            </w:r>
+            <w:proofErr w:type="spellEnd"/>
+            <w:r>
+              <w:rPr>
+                <w:b w:val="0"/>
+                <w:bCs w:val="0"/>
+                <w:highlight w:val="yellow"/>
+              </w:rPr>
+              <w:t xml:space="preserve"> a imagem</w:t>
             </w:r>
             <w:r>
               <w:rPr>
@@ -10974,8 +12657,13 @@
       <w:pPr>
         <w:pStyle w:val="Ttulo4"/>
       </w:pPr>
-      <w:r>
-        <w:t>Daily Meetings</w:t>
+      <w:proofErr w:type="spellStart"/>
+      <w:r>
+        <w:t>Daily</w:t>
+      </w:r>
+      <w:proofErr w:type="spellEnd"/>
+      <w:r>
+        <w:t xml:space="preserve"> Meetings</w:t>
       </w:r>
       <w:r>
         <w:t xml:space="preserve"> (1 por semana)</w:t>
@@ -11066,7 +12754,21 @@
               <w:rPr>
                 <w:highlight w:val="yellow"/>
               </w:rPr>
-              <w:t>1 de Maio de 20xx</w:t>
+              <w:t xml:space="preserve">1 de </w:t>
+            </w:r>
+            <w:proofErr w:type="gramStart"/>
+            <w:r>
+              <w:rPr>
+                <w:highlight w:val="yellow"/>
+              </w:rPr>
+              <w:t>Maio</w:t>
+            </w:r>
+            <w:proofErr w:type="gramEnd"/>
+            <w:r>
+              <w:rPr>
+                <w:highlight w:val="yellow"/>
+              </w:rPr>
+              <w:t xml:space="preserve"> de 20xx</w:t>
             </w:r>
             <w:r>
               <w:rPr>
@@ -11487,7 +13189,21 @@
               <w:rPr>
                 <w:highlight w:val="yellow"/>
               </w:rPr>
-              <w:t>1 de Maio de 20xx</w:t>
+              <w:t xml:space="preserve">1 de </w:t>
+            </w:r>
+            <w:proofErr w:type="gramStart"/>
+            <w:r>
+              <w:rPr>
+                <w:highlight w:val="yellow"/>
+              </w:rPr>
+              <w:t>Maio</w:t>
+            </w:r>
+            <w:proofErr w:type="gramEnd"/>
+            <w:r>
+              <w:rPr>
+                <w:highlight w:val="yellow"/>
+              </w:rPr>
+              <w:t xml:space="preserve"> de 20xx</w:t>
             </w:r>
             <w:r>
               <w:rPr>
@@ -11829,8 +13545,13 @@
         <w:pStyle w:val="Ttulo4"/>
       </w:pPr>
       <w:r>
-        <w:t>Sprint Retrospective</w:t>
-      </w:r>
+        <w:t xml:space="preserve">Sprint </w:t>
+      </w:r>
+      <w:proofErr w:type="spellStart"/>
+      <w:r>
+        <w:t>Retrospective</w:t>
+      </w:r>
+      <w:proofErr w:type="spellEnd"/>
     </w:p>
     <w:p/>
     <w:tbl>
@@ -11918,7 +13639,21 @@
               <w:rPr>
                 <w:highlight w:val="yellow"/>
               </w:rPr>
-              <w:t>1 de Maio de 20xx</w:t>
+              <w:t xml:space="preserve">1 de </w:t>
+            </w:r>
+            <w:proofErr w:type="gramStart"/>
+            <w:r>
+              <w:rPr>
+                <w:highlight w:val="yellow"/>
+              </w:rPr>
+              <w:t>Maio</w:t>
+            </w:r>
+            <w:proofErr w:type="gramEnd"/>
+            <w:r>
+              <w:rPr>
+                <w:highlight w:val="yellow"/>
+              </w:rPr>
+              <w:t xml:space="preserve"> de 20xx</w:t>
             </w:r>
             <w:r>
               <w:rPr>
@@ -11963,6 +13698,7 @@
               </w:rPr>
               <w:t xml:space="preserve">, tirar conclusões acerca de 1 dos gráficos de </w:t>
             </w:r>
+            <w:proofErr w:type="spellStart"/>
             <w:r>
               <w:rPr>
                 <w:b w:val="0"/>
@@ -11971,16 +13707,9 @@
                 <w:iCs/>
                 <w:highlight w:val="yellow"/>
               </w:rPr>
-              <w:t>burn down</w:t>
-            </w:r>
-            <w:r>
-              <w:rPr>
-                <w:b w:val="0"/>
-                <w:bCs w:val="0"/>
-                <w:highlight w:val="yellow"/>
-              </w:rPr>
-              <w:t xml:space="preserve"> ou </w:t>
-            </w:r>
+              <w:t>burn</w:t>
+            </w:r>
+            <w:proofErr w:type="spellEnd"/>
             <w:r>
               <w:rPr>
                 <w:b w:val="0"/>
@@ -11989,8 +13718,62 @@
                 <w:iCs/>
                 <w:highlight w:val="yellow"/>
               </w:rPr>
-              <w:t>burn up</w:t>
-            </w:r>
+              <w:t xml:space="preserve"> </w:t>
+            </w:r>
+            <w:proofErr w:type="spellStart"/>
+            <w:r>
+              <w:rPr>
+                <w:b w:val="0"/>
+                <w:bCs w:val="0"/>
+                <w:i/>
+                <w:iCs/>
+                <w:highlight w:val="yellow"/>
+              </w:rPr>
+              <w:t>down</w:t>
+            </w:r>
+            <w:proofErr w:type="spellEnd"/>
+            <w:r>
+              <w:rPr>
+                <w:b w:val="0"/>
+                <w:bCs w:val="0"/>
+                <w:highlight w:val="yellow"/>
+              </w:rPr>
+              <w:t xml:space="preserve"> ou </w:t>
+            </w:r>
+            <w:proofErr w:type="spellStart"/>
+            <w:r>
+              <w:rPr>
+                <w:b w:val="0"/>
+                <w:bCs w:val="0"/>
+                <w:i/>
+                <w:iCs/>
+                <w:highlight w:val="yellow"/>
+              </w:rPr>
+              <w:t>burn</w:t>
+            </w:r>
+            <w:proofErr w:type="spellEnd"/>
+            <w:r>
+              <w:rPr>
+                <w:b w:val="0"/>
+                <w:bCs w:val="0"/>
+                <w:i/>
+                <w:iCs/>
+                <w:highlight w:val="yellow"/>
+              </w:rPr>
+              <w:t xml:space="preserve"> </w:t>
+            </w:r>
+            <w:proofErr w:type="spellStart"/>
+            <w:r>
+              <w:rPr>
+                <w:b w:val="0"/>
+                <w:bCs w:val="0"/>
+                <w:i/>
+                <w:iCs/>
+                <w:highlight w:val="yellow"/>
+              </w:rPr>
+              <w:t>up</w:t>
+            </w:r>
+            <w:proofErr w:type="spellEnd"/>
             <w:r>
               <w:rPr>
                 <w:b w:val="0"/>
@@ -12075,7 +13858,25 @@
                 <w:bCs w:val="0"/>
                 <w:highlight w:val="yellow"/>
               </w:rPr>
-              <w:t xml:space="preserve">retirar do jira </w:t>
+              <w:t xml:space="preserve">retirar do </w:t>
+            </w:r>
+            <w:proofErr w:type="spellStart"/>
+            <w:r>
+              <w:rPr>
+                <w:b w:val="0"/>
+                <w:bCs w:val="0"/>
+                <w:highlight w:val="yellow"/>
+              </w:rPr>
+              <w:t>jira</w:t>
+            </w:r>
+            <w:proofErr w:type="spellEnd"/>
+            <w:r>
+              <w:rPr>
+                <w:b w:val="0"/>
+                <w:bCs w:val="0"/>
+                <w:highlight w:val="yellow"/>
+              </w:rPr>
+              <w:t xml:space="preserve"> </w:t>
             </w:r>
             <w:r>
               <w:rPr>
@@ -12155,8 +13956,13 @@
     </w:p>
     <w:p>
       <w:r>
-        <w:t>De seguida encontram-se descritos os principais eventos Scrum</w:t>
-      </w:r>
+        <w:t xml:space="preserve">De seguida encontram-se descritos os principais eventos </w:t>
+      </w:r>
+      <w:proofErr w:type="spellStart"/>
+      <w:r>
+        <w:t>Scrum</w:t>
+      </w:r>
+      <w:proofErr w:type="spellEnd"/>
       <w:r>
         <w:t xml:space="preserve"> da Sprint 3</w:t>
       </w:r>
@@ -12169,8 +13975,13 @@
         <w:pStyle w:val="Ttulo4"/>
       </w:pPr>
       <w:r>
-        <w:t>Sprint Planning</w:t>
-      </w:r>
+        <w:t xml:space="preserve">Sprint </w:t>
+      </w:r>
+      <w:proofErr w:type="spellStart"/>
+      <w:r>
+        <w:t>Planning</w:t>
+      </w:r>
+      <w:proofErr w:type="spellEnd"/>
     </w:p>
     <w:p/>
     <w:tbl>
@@ -12257,7 +14068,21 @@
               <w:rPr>
                 <w:highlight w:val="yellow"/>
               </w:rPr>
-              <w:t>1 de Maio de 20xx</w:t>
+              <w:t xml:space="preserve">1 de </w:t>
+            </w:r>
+            <w:proofErr w:type="gramStart"/>
+            <w:r>
+              <w:rPr>
+                <w:highlight w:val="yellow"/>
+              </w:rPr>
+              <w:t>Maio</w:t>
+            </w:r>
+            <w:proofErr w:type="gramEnd"/>
+            <w:r>
+              <w:rPr>
+                <w:highlight w:val="yellow"/>
+              </w:rPr>
+              <w:t xml:space="preserve"> de 20xx</w:t>
             </w:r>
             <w:r>
               <w:rPr>
@@ -12281,8 +14106,17 @@
                 <w:i/>
                 <w:iCs/>
               </w:rPr>
-              <w:t>Sprint Backlog</w:t>
-            </w:r>
+              <w:t xml:space="preserve">Sprint </w:t>
+            </w:r>
+            <w:proofErr w:type="spellStart"/>
+            <w:r>
+              <w:rPr>
+                <w:i/>
+                <w:iCs/>
+              </w:rPr>
+              <w:t>Backlog</w:t>
+            </w:r>
+            <w:proofErr w:type="spellEnd"/>
             <w:r>
               <w:t xml:space="preserve">: </w:t>
             </w:r>
@@ -12292,7 +14126,25 @@
                 <w:bCs w:val="0"/>
                 <w:highlight w:val="yellow"/>
               </w:rPr>
-              <w:t>&lt;retirar do jira a imagem</w:t>
+              <w:t xml:space="preserve">&lt;retirar do </w:t>
+            </w:r>
+            <w:proofErr w:type="spellStart"/>
+            <w:r>
+              <w:rPr>
+                <w:b w:val="0"/>
+                <w:bCs w:val="0"/>
+                <w:highlight w:val="yellow"/>
+              </w:rPr>
+              <w:t>jira</w:t>
+            </w:r>
+            <w:proofErr w:type="spellEnd"/>
+            <w:r>
+              <w:rPr>
+                <w:b w:val="0"/>
+                <w:bCs w:val="0"/>
+                <w:highlight w:val="yellow"/>
+              </w:rPr>
+              <w:t xml:space="preserve"> a imagem</w:t>
             </w:r>
             <w:r>
               <w:rPr>
@@ -12320,8 +14172,13 @@
       <w:pPr>
         <w:pStyle w:val="Ttulo4"/>
       </w:pPr>
-      <w:r>
-        <w:t>Daily Meetings</w:t>
+      <w:proofErr w:type="spellStart"/>
+      <w:r>
+        <w:t>Daily</w:t>
+      </w:r>
+      <w:proofErr w:type="spellEnd"/>
+      <w:r>
+        <w:t xml:space="preserve"> Meetings</w:t>
       </w:r>
       <w:r>
         <w:t xml:space="preserve"> (1 por semana)</w:t>
@@ -12412,7 +14269,21 @@
               <w:rPr>
                 <w:highlight w:val="yellow"/>
               </w:rPr>
-              <w:t>1 de Maio de 20xx</w:t>
+              <w:t xml:space="preserve">1 de </w:t>
+            </w:r>
+            <w:proofErr w:type="gramStart"/>
+            <w:r>
+              <w:rPr>
+                <w:highlight w:val="yellow"/>
+              </w:rPr>
+              <w:t>Maio</w:t>
+            </w:r>
+            <w:proofErr w:type="gramEnd"/>
+            <w:r>
+              <w:rPr>
+                <w:highlight w:val="yellow"/>
+              </w:rPr>
+              <w:t xml:space="preserve"> de 20xx</w:t>
             </w:r>
             <w:r>
               <w:rPr>
@@ -12834,7 +14705,21 @@
               <w:rPr>
                 <w:highlight w:val="yellow"/>
               </w:rPr>
-              <w:t>1 de Maio de 20xx</w:t>
+              <w:t xml:space="preserve">1 de </w:t>
+            </w:r>
+            <w:proofErr w:type="gramStart"/>
+            <w:r>
+              <w:rPr>
+                <w:highlight w:val="yellow"/>
+              </w:rPr>
+              <w:t>Maio</w:t>
+            </w:r>
+            <w:proofErr w:type="gramEnd"/>
+            <w:r>
+              <w:rPr>
+                <w:highlight w:val="yellow"/>
+              </w:rPr>
+              <w:t xml:space="preserve"> de 20xx</w:t>
             </w:r>
             <w:r>
               <w:rPr>
@@ -13176,8 +15061,13 @@
         <w:pStyle w:val="Ttulo4"/>
       </w:pPr>
       <w:r>
-        <w:t>Sprint Retrospective</w:t>
-      </w:r>
+        <w:t xml:space="preserve">Sprint </w:t>
+      </w:r>
+      <w:proofErr w:type="spellStart"/>
+      <w:r>
+        <w:t>Retrospective</w:t>
+      </w:r>
+      <w:proofErr w:type="spellEnd"/>
     </w:p>
     <w:p/>
     <w:tbl>
@@ -13264,7 +15154,21 @@
               <w:rPr>
                 <w:highlight w:val="yellow"/>
               </w:rPr>
-              <w:t>1 de Maio de 20xx</w:t>
+              <w:t xml:space="preserve">1 de </w:t>
+            </w:r>
+            <w:proofErr w:type="gramStart"/>
+            <w:r>
+              <w:rPr>
+                <w:highlight w:val="yellow"/>
+              </w:rPr>
+              <w:t>Maio</w:t>
+            </w:r>
+            <w:proofErr w:type="gramEnd"/>
+            <w:r>
+              <w:rPr>
+                <w:highlight w:val="yellow"/>
+              </w:rPr>
+              <w:t xml:space="preserve"> de 20xx</w:t>
             </w:r>
             <w:r>
               <w:rPr>
@@ -13309,6 +15213,7 @@
               </w:rPr>
               <w:t xml:space="preserve">, tirar conclusões acerca de 1 dos gráficos de </w:t>
             </w:r>
+            <w:proofErr w:type="spellStart"/>
             <w:r>
               <w:rPr>
                 <w:b w:val="0"/>
@@ -13317,16 +15222,9 @@
                 <w:iCs/>
                 <w:highlight w:val="yellow"/>
               </w:rPr>
-              <w:t>burn down</w:t>
-            </w:r>
-            <w:r>
-              <w:rPr>
-                <w:b w:val="0"/>
-                <w:bCs w:val="0"/>
-                <w:highlight w:val="yellow"/>
-              </w:rPr>
-              <w:t xml:space="preserve"> ou </w:t>
-            </w:r>
+              <w:t>burn</w:t>
+            </w:r>
+            <w:proofErr w:type="spellEnd"/>
             <w:r>
               <w:rPr>
                 <w:b w:val="0"/>
@@ -13335,8 +15233,62 @@
                 <w:iCs/>
                 <w:highlight w:val="yellow"/>
               </w:rPr>
-              <w:t>burn up</w:t>
-            </w:r>
+              <w:t xml:space="preserve"> </w:t>
+            </w:r>
+            <w:proofErr w:type="spellStart"/>
+            <w:r>
+              <w:rPr>
+                <w:b w:val="0"/>
+                <w:bCs w:val="0"/>
+                <w:i/>
+                <w:iCs/>
+                <w:highlight w:val="yellow"/>
+              </w:rPr>
+              <w:t>down</w:t>
+            </w:r>
+            <w:proofErr w:type="spellEnd"/>
+            <w:r>
+              <w:rPr>
+                <w:b w:val="0"/>
+                <w:bCs w:val="0"/>
+                <w:highlight w:val="yellow"/>
+              </w:rPr>
+              <w:t xml:space="preserve"> ou </w:t>
+            </w:r>
+            <w:proofErr w:type="spellStart"/>
+            <w:r>
+              <w:rPr>
+                <w:b w:val="0"/>
+                <w:bCs w:val="0"/>
+                <w:i/>
+                <w:iCs/>
+                <w:highlight w:val="yellow"/>
+              </w:rPr>
+              <w:t>burn</w:t>
+            </w:r>
+            <w:proofErr w:type="spellEnd"/>
+            <w:r>
+              <w:rPr>
+                <w:b w:val="0"/>
+                <w:bCs w:val="0"/>
+                <w:i/>
+                <w:iCs/>
+                <w:highlight w:val="yellow"/>
+              </w:rPr>
+              <w:t xml:space="preserve"> </w:t>
+            </w:r>
+            <w:proofErr w:type="spellStart"/>
+            <w:r>
+              <w:rPr>
+                <w:b w:val="0"/>
+                <w:bCs w:val="0"/>
+                <w:i/>
+                <w:iCs/>
+                <w:highlight w:val="yellow"/>
+              </w:rPr>
+              <w:t>up</w:t>
+            </w:r>
+            <w:proofErr w:type="spellEnd"/>
             <w:r>
               <w:rPr>
                 <w:b w:val="0"/>
@@ -13421,7 +15373,25 @@
                 <w:bCs w:val="0"/>
                 <w:highlight w:val="yellow"/>
               </w:rPr>
-              <w:t xml:space="preserve">retirar do jira </w:t>
+              <w:t xml:space="preserve">retirar do </w:t>
+            </w:r>
+            <w:proofErr w:type="spellStart"/>
+            <w:r>
+              <w:rPr>
+                <w:b w:val="0"/>
+                <w:bCs w:val="0"/>
+                <w:highlight w:val="yellow"/>
+              </w:rPr>
+              <w:t>jira</w:t>
+            </w:r>
+            <w:proofErr w:type="spellEnd"/>
+            <w:r>
+              <w:rPr>
+                <w:b w:val="0"/>
+                <w:bCs w:val="0"/>
+                <w:highlight w:val="yellow"/>
+              </w:rPr>
+              <w:t xml:space="preserve"> </w:t>
             </w:r>
             <w:r>
               <w:rPr>
@@ -13468,13 +15438,31 @@
         <w:pStyle w:val="Ttulo2"/>
       </w:pPr>
       <w:bookmarkStart w:id="27" w:name="_Toc227748434"/>
+      <w:proofErr w:type="spellStart"/>
       <w:r>
         <w:rPr>
           <w:i/>
           <w:iCs/>
         </w:rPr>
-        <w:t>Retrospective Summary</w:t>
-      </w:r>
+        <w:t>Retrospective</w:t>
+      </w:r>
+      <w:proofErr w:type="spellEnd"/>
+      <w:r>
+        <w:rPr>
+          <w:i/>
+          <w:iCs/>
+        </w:rPr>
+        <w:t xml:space="preserve"> </w:t>
+      </w:r>
+      <w:proofErr w:type="spellStart"/>
+      <w:r>
+        <w:rPr>
+          <w:i/>
+          <w:iCs/>
+        </w:rPr>
+        <w:t>Summary</w:t>
+      </w:r>
+      <w:proofErr w:type="spellEnd"/>
       <w:r>
         <w:t xml:space="preserve"> do Projeto</w:t>
       </w:r>
@@ -13569,13 +15557,63 @@
             <w:gridSpan w:val="2"/>
           </w:tcPr>
           <w:p>
+            <w:proofErr w:type="spellStart"/>
             <w:r>
               <w:rPr>
                 <w:i/>
                 <w:iCs/>
               </w:rPr>
-              <w:t>Things that went well</w:t>
-            </w:r>
+              <w:t>Things</w:t>
+            </w:r>
+            <w:proofErr w:type="spellEnd"/>
+            <w:r>
+              <w:rPr>
+                <w:i/>
+                <w:iCs/>
+              </w:rPr>
+              <w:t xml:space="preserve"> </w:t>
+            </w:r>
+            <w:proofErr w:type="spellStart"/>
+            <w:r>
+              <w:rPr>
+                <w:i/>
+                <w:iCs/>
+              </w:rPr>
+              <w:t>that</w:t>
+            </w:r>
+            <w:proofErr w:type="spellEnd"/>
+            <w:r>
+              <w:rPr>
+                <w:i/>
+                <w:iCs/>
+              </w:rPr>
+              <w:t xml:space="preserve"> </w:t>
+            </w:r>
+            <w:proofErr w:type="spellStart"/>
+            <w:r>
+              <w:rPr>
+                <w:i/>
+                <w:iCs/>
+              </w:rPr>
+              <w:t>went</w:t>
+            </w:r>
+            <w:proofErr w:type="spellEnd"/>
+            <w:r>
+              <w:rPr>
+                <w:i/>
+                <w:iCs/>
+              </w:rPr>
+              <w:t xml:space="preserve"> </w:t>
+            </w:r>
+            <w:proofErr w:type="spellStart"/>
+            <w:r>
+              <w:rPr>
+                <w:i/>
+                <w:iCs/>
+              </w:rPr>
+              <w:t>well</w:t>
+            </w:r>
+            <w:proofErr w:type="spellEnd"/>
           </w:p>
         </w:tc>
       </w:tr>
@@ -13852,13 +15890,31 @@
             <w:gridSpan w:val="2"/>
           </w:tcPr>
           <w:p>
+            <w:proofErr w:type="spellStart"/>
             <w:r>
               <w:rPr>
                 <w:i/>
                 <w:iCs/>
               </w:rPr>
-              <w:t>Lessons learned</w:t>
-            </w:r>
+              <w:t>Lessons</w:t>
+            </w:r>
+            <w:proofErr w:type="spellEnd"/>
+            <w:r>
+              <w:rPr>
+                <w:i/>
+                <w:iCs/>
+              </w:rPr>
+              <w:t xml:space="preserve"> </w:t>
+            </w:r>
+            <w:proofErr w:type="spellStart"/>
+            <w:r>
+              <w:rPr>
+                <w:i/>
+                <w:iCs/>
+              </w:rPr>
+              <w:t>learned</w:t>
+            </w:r>
+            <w:proofErr w:type="spellEnd"/>
           </w:p>
         </w:tc>
       </w:tr>
@@ -14207,7 +16263,21 @@
         <w:rPr>
           <w:highlight w:val="yellow"/>
         </w:rPr>
-        <w:t>Estado do backlog (funcionalidades pendentes ou descartadas)</w:t>
+        <w:t xml:space="preserve">Estado do </w:t>
+      </w:r>
+      <w:proofErr w:type="spellStart"/>
+      <w:r>
+        <w:rPr>
+          <w:highlight w:val="yellow"/>
+        </w:rPr>
+        <w:t>backlog</w:t>
+      </w:r>
+      <w:proofErr w:type="spellEnd"/>
+      <w:r>
+        <w:rPr>
+          <w:highlight w:val="yellow"/>
+        </w:rPr>
+        <w:t xml:space="preserve"> (funcionalidades pendentes ou descartadas)</w:t>
       </w:r>
     </w:p>
     <w:p>
@@ -14294,14 +16364,34 @@
         </w:rPr>
         <w:t xml:space="preserve">Acrescentar conclusões gerais e que não se enquadrem no </w:t>
       </w:r>
+      <w:proofErr w:type="spellStart"/>
       <w:r>
         <w:rPr>
           <w:i/>
           <w:iCs/>
           <w:highlight w:val="yellow"/>
         </w:rPr>
-        <w:t>retrospective summary</w:t>
-      </w:r>
+        <w:t>retrospective</w:t>
+      </w:r>
+      <w:proofErr w:type="spellEnd"/>
+      <w:r>
+        <w:rPr>
+          <w:i/>
+          <w:iCs/>
+          <w:highlight w:val="yellow"/>
+        </w:rPr>
+        <w:t xml:space="preserve"> </w:t>
+      </w:r>
+      <w:proofErr w:type="spellStart"/>
+      <w:r>
+        <w:rPr>
+          <w:i/>
+          <w:iCs/>
+          <w:highlight w:val="yellow"/>
+        </w:rPr>
+        <w:t>summary</w:t>
+      </w:r>
+      <w:proofErr w:type="spellEnd"/>
       <w:r>
         <w:rPr>
           <w:highlight w:val="yellow"/>
@@ -18714,7 +20804,6 @@
   <w:style w:type="character" w:default="1" w:styleId="Tipodeletrapredefinidodopargrafo">
     <w:name w:val="Default Paragraph Font"/>
     <w:uiPriority w:val="1"/>
-    <w:semiHidden/>
     <w:unhideWhenUsed/>
   </w:style>
   <w:style w:type="table" w:default="1" w:styleId="Tabelanormal">
@@ -20219,6 +22308,21 @@
 </file>
 
 <file path=customXml/item2.xml><?xml version="1.0" encoding="utf-8"?>
+<p:properties xmlns:p="http://schemas.microsoft.com/office/2006/metadata/properties" xmlns:xsi="http://www.w3.org/2001/XMLSchema-instance" xmlns:pc="http://schemas.microsoft.com/office/infopath/2007/PartnerControls">
+  <documentManagement>
+    <TaxCatchAll xmlns="fa1ba186-cf14-4658-82ff-4e1486731960" xsi:nil="true"/>
+    <lcf76f155ced4ddcb4097134ff3c332f xmlns="52a6887f-9537-4a34-8793-b765f13d0873">
+      <Terms xmlns="http://schemas.microsoft.com/office/infopath/2007/PartnerControls"/>
+    </lcf76f155ced4ddcb4097134ff3c332f>
+  </documentManagement>
+</p:properties>
+</file>
+
+<file path=customXml/item3.xml><?xml version="1.0" encoding="utf-8"?>
+<b:Sources xmlns:b="http://schemas.openxmlformats.org/officeDocument/2006/bibliography" xmlns="http://schemas.openxmlformats.org/officeDocument/2006/bibliography" SelectedStyle="\APASixthEditionOfficeOnline.xsl" StyleName="APA" Version="6"/>
+</file>
+
+<file path=customXml/item4.xml><?xml version="1.0" encoding="utf-8"?>
 <ct:contentTypeSchema xmlns:ct="http://schemas.microsoft.com/office/2006/metadata/contentType" xmlns:ma="http://schemas.microsoft.com/office/2006/metadata/properties/metaAttributes" ct:_="" ma:_="" ma:contentTypeName="Documento" ma:contentTypeID="0x0101003F8ECAAF88AFCB4AB1D806FDE394FD03" ma:contentTypeVersion="12" ma:contentTypeDescription="Criar um novo documento." ma:contentTypeScope="" ma:versionID="541e5482cd22746a72c07b4578302587">
   <xsd:schema xmlns:xsd="http://www.w3.org/2001/XMLSchema" xmlns:xs="http://www.w3.org/2001/XMLSchema" xmlns:p="http://schemas.microsoft.com/office/2006/metadata/properties" xmlns:ns2="52a6887f-9537-4a34-8793-b765f13d0873" xmlns:ns3="fa1ba186-cf14-4658-82ff-4e1486731960" targetNamespace="http://schemas.microsoft.com/office/2006/metadata/properties" ma:root="true" ma:fieldsID="4badabe4fa58f02b4fe1f9c3f11ac53e" ns2:_="" ns3:_="">
     <xsd:import namespace="52a6887f-9537-4a34-8793-b765f13d0873"/>
@@ -20419,21 +22523,6 @@
 </ct:contentTypeSchema>
 </file>
 
-<file path=customXml/item3.xml><?xml version="1.0" encoding="utf-8"?>
-<b:Sources xmlns:b="http://schemas.openxmlformats.org/officeDocument/2006/bibliography" xmlns="http://schemas.openxmlformats.org/officeDocument/2006/bibliography" SelectedStyle="\APASixthEditionOfficeOnline.xsl" StyleName="APA" Version="6"/>
-</file>
-
-<file path=customXml/item4.xml><?xml version="1.0" encoding="utf-8"?>
-<p:properties xmlns:p="http://schemas.microsoft.com/office/2006/metadata/properties" xmlns:xsi="http://www.w3.org/2001/XMLSchema-instance" xmlns:pc="http://schemas.microsoft.com/office/infopath/2007/PartnerControls">
-  <documentManagement>
-    <TaxCatchAll xmlns="fa1ba186-cf14-4658-82ff-4e1486731960" xsi:nil="true"/>
-    <lcf76f155ced4ddcb4097134ff3c332f xmlns="52a6887f-9537-4a34-8793-b765f13d0873">
-      <Terms xmlns="http://schemas.microsoft.com/office/infopath/2007/PartnerControls"/>
-    </lcf76f155ced4ddcb4097134ff3c332f>
-  </documentManagement>
-</p:properties>
-</file>
-
 <file path=customXml/itemProps1.xml><?xml version="1.0" encoding="utf-8"?>
 <ds:datastoreItem xmlns:ds="http://schemas.openxmlformats.org/officeDocument/2006/customXml" ds:itemID="{990C7B0B-29F8-4472-849D-8AEB923CF9C9}">
   <ds:schemaRefs>
@@ -20443,6 +22532,25 @@
 </file>
 
 <file path=customXml/itemProps2.xml><?xml version="1.0" encoding="utf-8"?>
+<ds:datastoreItem xmlns:ds="http://schemas.openxmlformats.org/officeDocument/2006/customXml" ds:itemID="{B0D02839-B28B-4402-A79D-B0CCDC274F38}">
+  <ds:schemaRefs>
+    <ds:schemaRef ds:uri="http://schemas.microsoft.com/office/2006/metadata/properties"/>
+    <ds:schemaRef ds:uri="http://schemas.microsoft.com/office/infopath/2007/PartnerControls"/>
+    <ds:schemaRef ds:uri="fa1ba186-cf14-4658-82ff-4e1486731960"/>
+    <ds:schemaRef ds:uri="52a6887f-9537-4a34-8793-b765f13d0873"/>
+  </ds:schemaRefs>
+</ds:datastoreItem>
+</file>
+
+<file path=customXml/itemProps3.xml><?xml version="1.0" encoding="utf-8"?>
+<ds:datastoreItem xmlns:ds="http://schemas.openxmlformats.org/officeDocument/2006/customXml" ds:itemID="{34E35503-31BE-4C22-8EB5-1B8C3DFFC716}">
+  <ds:schemaRefs>
+    <ds:schemaRef ds:uri="http://schemas.openxmlformats.org/officeDocument/2006/bibliography"/>
+  </ds:schemaRefs>
+</ds:datastoreItem>
+</file>
+
+<file path=customXml/itemProps4.xml><?xml version="1.0" encoding="utf-8"?>
 <ds:datastoreItem xmlns:ds="http://schemas.openxmlformats.org/officeDocument/2006/customXml" ds:itemID="{B04309D4-A979-44A4-8B48-1DFD9E70F312}">
   <ds:schemaRefs>
     <ds:schemaRef ds:uri="http://schemas.microsoft.com/office/2006/metadata/contentType"/>
@@ -20459,23 +22567,4 @@
     <ds:schemaRef ds:uri="http://schemas.microsoft.com/internal/obd"/>
   </ds:schemaRefs>
 </ds:datastoreItem>
-</file>
-
-<file path=customXml/itemProps3.xml><?xml version="1.0" encoding="utf-8"?>
-<ds:datastoreItem xmlns:ds="http://schemas.openxmlformats.org/officeDocument/2006/customXml" ds:itemID="{34E35503-31BE-4C22-8EB5-1B8C3DFFC716}">
-  <ds:schemaRefs>
-    <ds:schemaRef ds:uri="http://schemas.openxmlformats.org/officeDocument/2006/bibliography"/>
-  </ds:schemaRefs>
-</ds:datastoreItem>
-</file>
-
-<file path=customXml/itemProps4.xml><?xml version="1.0" encoding="utf-8"?>
-<ds:datastoreItem xmlns:ds="http://schemas.openxmlformats.org/officeDocument/2006/customXml" ds:itemID="{B0D02839-B28B-4402-A79D-B0CCDC274F38}">
-  <ds:schemaRefs>
-    <ds:schemaRef ds:uri="http://schemas.microsoft.com/office/2006/metadata/properties"/>
-    <ds:schemaRef ds:uri="http://schemas.microsoft.com/office/infopath/2007/PartnerControls"/>
-    <ds:schemaRef ds:uri="fa1ba186-cf14-4658-82ff-4e1486731960"/>
-    <ds:schemaRef ds:uri="52a6887f-9537-4a34-8793-b765f13d0873"/>
-  </ds:schemaRefs>
-</ds:datastoreItem>
 </file>
--- a/MDS-2026-Relatorio.docx
+++ b/MDS-2026-Relatorio.docx
@@ -1,6 +1,6 @@
 
 <file path=word/document.xml><?xml version="1.0" encoding="utf-8"?>
-<w:document xmlns:wpc="http://schemas.microsoft.com/office/word/2010/wordprocessingCanvas" xmlns:cx="http://schemas.microsoft.com/office/drawing/2014/chartex" xmlns:cx1="http://schemas.microsoft.com/office/drawing/2015/9/8/chartex" xmlns:cx2="http://schemas.microsoft.com/office/drawing/2015/10/21/chartex" xmlns:cx3="http://schemas.microsoft.com/office/drawing/2016/5/9/chartex" xmlns:cx4="http://schemas.microsoft.com/office/drawing/2016/5/10/chartex" xmlns:cx5="http://schemas.microsoft.com/office/drawing/2016/5/11/chartex" xmlns:cx6="http://schemas.microsoft.com/office/drawing/2016/5/12/chartex" xmlns:cx7="http://schemas.microsoft.com/office/drawing/2016/5/13/chartex" xmlns:cx8="http://schemas.microsoft.com/office/drawing/2016/5/14/chartex" xmlns:mc="http://schemas.openxmlformats.org/markup-compatibility/2006" xmlns:aink="http://schemas.microsoft.com/office/drawing/2016/ink" xmlns:am3d="http://schemas.microsoft.com/office/drawing/2017/model3d" xmlns:o="urn:schemas-microsoft-com:office:office" xmlns:oel="http://schemas.microsoft.com/office/2019/extlst" xmlns:r="http://schemas.openxmlformats.org/officeDocument/2006/relationships" xmlns:m="http://schemas.openxmlformats.org/officeDocument/2006/math" xmlns:v="urn:schemas-microsoft-com:vml" xmlns:wp14="http://schemas.microsoft.com/office/word/2010/wordprocessingDrawing" xmlns:wp="http://schemas.openxmlformats.org/drawingml/2006/wordprocessingDrawing" xmlns:w10="urn:schemas-microsoft-com:office:word" xmlns:w="http://schemas.openxmlformats.org/wordprocessingml/2006/main" xmlns:w14="http://schemas.microsoft.com/office/word/2010/wordml" xmlns:w15="http://schemas.microsoft.com/office/word/2012/wordml" xmlns:w16cex="http://schemas.microsoft.com/office/word/2018/wordml/cex" xmlns:w16cid="http://schemas.microsoft.com/office/word/2016/wordml/cid" xmlns:w16="http://schemas.microsoft.com/office/word/2018/wordml" xmlns:w16sdtdh="http://schemas.microsoft.com/office/word/2020/wordml/sdtdatahash" xmlns:w16se="http://schemas.microsoft.com/office/word/2015/wordml/symex" xmlns:wpg="http://schemas.microsoft.com/office/word/2010/wordprocessingGroup" xmlns:wpi="http://schemas.microsoft.com/office/word/2010/wordprocessingInk" xmlns:wne="http://schemas.microsoft.com/office/word/2006/wordml" xmlns:wps="http://schemas.microsoft.com/office/word/2010/wordprocessingShape" mc:Ignorable="w14 w15 w16se w16cid w16 w16cex w16sdtdh wp14">
+<w:document xmlns:wpc="http://schemas.microsoft.com/office/word/2010/wordprocessingCanvas" xmlns:cx="http://schemas.microsoft.com/office/drawing/2014/chartex" xmlns:cx1="http://schemas.microsoft.com/office/drawing/2015/9/8/chartex" xmlns:cx2="http://schemas.microsoft.com/office/drawing/2015/10/21/chartex" xmlns:cx3="http://schemas.microsoft.com/office/drawing/2016/5/9/chartex" xmlns:cx4="http://schemas.microsoft.com/office/drawing/2016/5/10/chartex" xmlns:cx5="http://schemas.microsoft.com/office/drawing/2016/5/11/chartex" xmlns:cx6="http://schemas.microsoft.com/office/drawing/2016/5/12/chartex" xmlns:cx7="http://schemas.microsoft.com/office/drawing/2016/5/13/chartex" xmlns:cx8="http://schemas.microsoft.com/office/drawing/2016/5/14/chartex" xmlns:mc="http://schemas.openxmlformats.org/markup-compatibility/2006" xmlns:aink="http://schemas.microsoft.com/office/drawing/2016/ink" xmlns:am3d="http://schemas.microsoft.com/office/drawing/2017/model3d" xmlns:o="urn:schemas-microsoft-com:office:office" xmlns:r="http://schemas.openxmlformats.org/officeDocument/2006/relationships" xmlns:m="http://schemas.openxmlformats.org/officeDocument/2006/math" xmlns:v="urn:schemas-microsoft-com:vml" xmlns:wp14="http://schemas.microsoft.com/office/word/2010/wordprocessingDrawing" xmlns:wp="http://schemas.openxmlformats.org/drawingml/2006/wordprocessingDrawing" xmlns:w10="urn:schemas-microsoft-com:office:word" xmlns:w="http://schemas.openxmlformats.org/wordprocessingml/2006/main" xmlns:w14="http://schemas.microsoft.com/office/word/2010/wordml" xmlns:w15="http://schemas.microsoft.com/office/word/2012/wordml" xmlns:w16cex="http://schemas.microsoft.com/office/word/2018/wordml/cex" xmlns:w16cid="http://schemas.microsoft.com/office/word/2016/wordml/cid" xmlns:w16="http://schemas.microsoft.com/office/word/2018/wordml" xmlns:w16se="http://schemas.microsoft.com/office/word/2015/wordml/symex" xmlns:wpg="http://schemas.microsoft.com/office/word/2010/wordprocessingGroup" xmlns:wpi="http://schemas.microsoft.com/office/word/2010/wordprocessingInk" xmlns:wne="http://schemas.microsoft.com/office/word/2006/wordml" xmlns:wps="http://schemas.microsoft.com/office/word/2010/wordprocessingShape" mc:Ignorable="w14 w15 w16se w16cid w16 w16cex wp14">
   <w:body>
     <w:tbl>
       <w:tblPr>
@@ -681,27 +681,6 @@
             <w:r>
               <w:t>PL</w:t>
             </w:r>
-            <w:r>
-              <w:rPr>
-                <w:highlight w:val="yellow"/>
-              </w:rPr>
-              <w:t>1/2</w:t>
-            </w:r>
-            <w:r>
-              <w:rPr>
-                <w:highlight w:val="yellow"/>
-              </w:rPr>
-              <w:t>/3</w:t>
-            </w:r>
-            <w:r>
-              <w:t>-</w:t>
-            </w:r>
-            <w:r>
-              <w:rPr>
-                <w:highlight w:val="yellow"/>
-              </w:rPr>
-              <w:t>X</w:t>
-            </w:r>
           </w:p>
         </w:tc>
         <w:tc>
@@ -798,10 +777,7 @@
               <w:t xml:space="preserve">Nº </w:t>
             </w:r>
             <w:r>
-              <w:rPr>
-                <w:highlight w:val="yellow"/>
-              </w:rPr>
-              <w:t>22222222</w:t>
+              <w:t>2025165248</w:t>
             </w:r>
           </w:p>
         </w:tc>
@@ -823,10 +799,7 @@
               </w:rPr>
             </w:pPr>
             <w:r>
-              <w:rPr>
-                <w:highlight w:val="yellow"/>
-              </w:rPr>
-              <w:t>&lt;Nome do aluno&gt;</w:t>
+              <w:t>Bianca Maluf Bigolin</w:t>
             </w:r>
           </w:p>
         </w:tc>
@@ -1002,12 +975,8 @@
               <w:bCs w:val="0"/>
               <w:caps w:val="0"/>
               <w:noProof/>
-              <w:kern w:val="2"/>
-              <w:sz w:val="24"/>
-              <w:szCs w:val="24"/>
               <w:u w:val="none"/>
-              <w:lang w:eastAsia="en-GB"/>
-              <w14:ligatures w14:val="standardContextual"/>
+              <w:lang w:eastAsia="pt-PT"/>
             </w:rPr>
           </w:pPr>
           <w:r>
@@ -1027,7 +996,7 @@
             </w:rPr>
             <w:fldChar w:fldCharType="separate"/>
           </w:r>
-          <w:hyperlink w:anchor="_Toc227748413" w:history="1">
+          <w:hyperlink w:anchor="_Toc231904781" w:history="1">
             <w:r>
               <w:rPr>
                 <w:rStyle w:val="Hiperligao"/>
@@ -1054,7 +1023,7 @@
                 <w:noProof/>
                 <w:webHidden/>
               </w:rPr>
-              <w:instrText xml:space="preserve"> PAGEREF _Toc227748413 \h </w:instrText>
+              <w:instrText xml:space="preserve"> PAGEREF _Toc231904781 \h </w:instrText>
             </w:r>
             <w:r>
               <w:rPr>
@@ -1097,15 +1066,11 @@
               <w:bCs w:val="0"/>
               <w:caps w:val="0"/>
               <w:noProof/>
-              <w:kern w:val="2"/>
-              <w:sz w:val="24"/>
-              <w:szCs w:val="24"/>
               <w:u w:val="none"/>
-              <w:lang w:eastAsia="en-GB"/>
-              <w14:ligatures w14:val="standardContextual"/>
+              <w:lang w:eastAsia="pt-PT"/>
             </w:rPr>
           </w:pPr>
-          <w:hyperlink w:anchor="_Toc227748414" w:history="1">
+          <w:hyperlink w:anchor="_Toc231904782" w:history="1">
             <w:r>
               <w:rPr>
                 <w:rStyle w:val="Hiperligao"/>
@@ -1132,7 +1097,7 @@
                 <w:noProof/>
                 <w:webHidden/>
               </w:rPr>
-              <w:instrText xml:space="preserve"> PAGEREF _Toc227748414 \h </w:instrText>
+              <w:instrText xml:space="preserve"> PAGEREF _Toc231904782 \h </w:instrText>
             </w:r>
             <w:r>
               <w:rPr>
@@ -1167,7 +1132,7 @@
           <w:pPr>
             <w:pStyle w:val="ndice1"/>
             <w:tabs>
-              <w:tab w:val="left" w:pos="352"/>
+              <w:tab w:val="left" w:pos="332"/>
               <w:tab w:val="right" w:leader="dot" w:pos="9628"/>
             </w:tabs>
             <w:rPr>
@@ -1176,15 +1141,11 @@
               <w:bCs w:val="0"/>
               <w:caps w:val="0"/>
               <w:noProof/>
-              <w:kern w:val="2"/>
-              <w:sz w:val="24"/>
-              <w:szCs w:val="24"/>
               <w:u w:val="none"/>
-              <w:lang w:eastAsia="en-GB"/>
-              <w14:ligatures w14:val="standardContextual"/>
+              <w:lang w:eastAsia="pt-PT"/>
             </w:rPr>
           </w:pPr>
-          <w:hyperlink w:anchor="_Toc227748415" w:history="1">
+          <w:hyperlink w:anchor="_Toc231904783" w:history="1">
             <w:r>
               <w:rPr>
                 <w:rStyle w:val="Hiperligao"/>
@@ -1199,12 +1160,8 @@
                 <w:bCs w:val="0"/>
                 <w:caps w:val="0"/>
                 <w:noProof/>
-                <w:kern w:val="2"/>
-                <w:sz w:val="24"/>
-                <w:szCs w:val="24"/>
                 <w:u w:val="none"/>
-                <w:lang w:eastAsia="en-GB"/>
-                <w14:ligatures w14:val="standardContextual"/>
+                <w:lang w:eastAsia="pt-PT"/>
               </w:rPr>
               <w:tab/>
             </w:r>
@@ -1234,7 +1191,7 @@
                 <w:noProof/>
                 <w:webHidden/>
               </w:rPr>
-              <w:instrText xml:space="preserve"> PAGEREF _Toc227748415 \h </w:instrText>
+              <w:instrText xml:space="preserve"> PAGEREF _Toc231904783 \h </w:instrText>
             </w:r>
             <w:r>
               <w:rPr>
@@ -1269,7 +1226,7 @@
           <w:pPr>
             <w:pStyle w:val="ndice2"/>
             <w:tabs>
-              <w:tab w:val="left" w:pos="522"/>
+              <w:tab w:val="left" w:pos="502"/>
               <w:tab w:val="right" w:leader="dot" w:pos="9628"/>
             </w:tabs>
             <w:rPr>
@@ -1278,14 +1235,10 @@
               <w:bCs w:val="0"/>
               <w:smallCaps w:val="0"/>
               <w:noProof/>
-              <w:kern w:val="2"/>
-              <w:sz w:val="24"/>
-              <w:szCs w:val="24"/>
-              <w:lang w:eastAsia="en-GB"/>
-              <w14:ligatures w14:val="standardContextual"/>
+              <w:lang w:eastAsia="pt-PT"/>
             </w:rPr>
           </w:pPr>
-          <w:hyperlink w:anchor="_Toc227748416" w:history="1">
+          <w:hyperlink w:anchor="_Toc231904784" w:history="1">
             <w:r>
               <w:rPr>
                 <w:rStyle w:val="Hiperligao"/>
@@ -1300,11 +1253,7 @@
                 <w:bCs w:val="0"/>
                 <w:smallCaps w:val="0"/>
                 <w:noProof/>
-                <w:kern w:val="2"/>
-                <w:sz w:val="24"/>
-                <w:szCs w:val="24"/>
-                <w:lang w:eastAsia="en-GB"/>
-                <w14:ligatures w14:val="standardContextual"/>
+                <w:lang w:eastAsia="pt-PT"/>
               </w:rPr>
               <w:tab/>
             </w:r>
@@ -1334,7 +1283,7 @@
                 <w:noProof/>
                 <w:webHidden/>
               </w:rPr>
-              <w:instrText xml:space="preserve"> PAGEREF _Toc227748416 \h </w:instrText>
+              <w:instrText xml:space="preserve"> PAGEREF _Toc231904784 \h </w:instrText>
             </w:r>
             <w:r>
               <w:rPr>
@@ -1369,7 +1318,7 @@
           <w:pPr>
             <w:pStyle w:val="ndice1"/>
             <w:tabs>
-              <w:tab w:val="left" w:pos="352"/>
+              <w:tab w:val="left" w:pos="332"/>
               <w:tab w:val="right" w:leader="dot" w:pos="9628"/>
             </w:tabs>
             <w:rPr>
@@ -1378,15 +1327,11 @@
               <w:bCs w:val="0"/>
               <w:caps w:val="0"/>
               <w:noProof/>
-              <w:kern w:val="2"/>
-              <w:sz w:val="24"/>
-              <w:szCs w:val="24"/>
               <w:u w:val="none"/>
-              <w:lang w:eastAsia="en-GB"/>
-              <w14:ligatures w14:val="standardContextual"/>
+              <w:lang w:eastAsia="pt-PT"/>
             </w:rPr>
           </w:pPr>
-          <w:hyperlink w:anchor="_Toc227748417" w:history="1">
+          <w:hyperlink w:anchor="_Toc231904785" w:history="1">
             <w:r>
               <w:rPr>
                 <w:rStyle w:val="Hiperligao"/>
@@ -1401,12 +1346,8 @@
                 <w:bCs w:val="0"/>
                 <w:caps w:val="0"/>
                 <w:noProof/>
-                <w:kern w:val="2"/>
-                <w:sz w:val="24"/>
-                <w:szCs w:val="24"/>
                 <w:u w:val="none"/>
-                <w:lang w:eastAsia="en-GB"/>
-                <w14:ligatures w14:val="standardContextual"/>
+                <w:lang w:eastAsia="pt-PT"/>
               </w:rPr>
               <w:tab/>
             </w:r>
@@ -1436,7 +1377,7 @@
                 <w:noProof/>
                 <w:webHidden/>
               </w:rPr>
-              <w:instrText xml:space="preserve"> PAGEREF _Toc227748417 \h </w:instrText>
+              <w:instrText xml:space="preserve"> PAGEREF _Toc231904785 \h </w:instrText>
             </w:r>
             <w:r>
               <w:rPr>
@@ -1471,7 +1412,7 @@
           <w:pPr>
             <w:pStyle w:val="ndice2"/>
             <w:tabs>
-              <w:tab w:val="left" w:pos="522"/>
+              <w:tab w:val="left" w:pos="502"/>
               <w:tab w:val="right" w:leader="dot" w:pos="9628"/>
             </w:tabs>
             <w:rPr>
@@ -1480,14 +1421,10 @@
               <w:bCs w:val="0"/>
               <w:smallCaps w:val="0"/>
               <w:noProof/>
-              <w:kern w:val="2"/>
-              <w:sz w:val="24"/>
-              <w:szCs w:val="24"/>
-              <w:lang w:eastAsia="en-GB"/>
-              <w14:ligatures w14:val="standardContextual"/>
+              <w:lang w:eastAsia="pt-PT"/>
             </w:rPr>
           </w:pPr>
-          <w:hyperlink w:anchor="_Toc227748418" w:history="1">
+          <w:hyperlink w:anchor="_Toc231904786" w:history="1">
             <w:r>
               <w:rPr>
                 <w:rStyle w:val="Hiperligao"/>
@@ -1502,11 +1439,7 @@
                 <w:bCs w:val="0"/>
                 <w:smallCaps w:val="0"/>
                 <w:noProof/>
-                <w:kern w:val="2"/>
-                <w:sz w:val="24"/>
-                <w:szCs w:val="24"/>
-                <w:lang w:eastAsia="en-GB"/>
-                <w14:ligatures w14:val="standardContextual"/>
+                <w:lang w:eastAsia="pt-PT"/>
               </w:rPr>
               <w:tab/>
             </w:r>
@@ -1536,7 +1469,7 @@
                 <w:noProof/>
                 <w:webHidden/>
               </w:rPr>
-              <w:instrText xml:space="preserve"> PAGEREF _Toc227748418 \h </w:instrText>
+              <w:instrText xml:space="preserve"> PAGEREF _Toc231904786 \h </w:instrText>
             </w:r>
             <w:r>
               <w:rPr>
@@ -1571,21 +1504,17 @@
           <w:pPr>
             <w:pStyle w:val="ndice3"/>
             <w:tabs>
-              <w:tab w:val="left" w:pos="686"/>
+              <w:tab w:val="left" w:pos="666"/>
               <w:tab w:val="right" w:leader="dot" w:pos="9628"/>
             </w:tabs>
             <w:rPr>
               <w:rFonts w:eastAsiaTheme="minorEastAsia"/>
               <w:smallCaps w:val="0"/>
               <w:noProof/>
-              <w:kern w:val="2"/>
-              <w:sz w:val="24"/>
-              <w:szCs w:val="24"/>
-              <w:lang w:eastAsia="en-GB"/>
-              <w14:ligatures w14:val="standardContextual"/>
+              <w:lang w:eastAsia="pt-PT"/>
             </w:rPr>
           </w:pPr>
-          <w:hyperlink w:anchor="_Toc227748419" w:history="1">
+          <w:hyperlink w:anchor="_Toc231904787" w:history="1">
             <w:r>
               <w:rPr>
                 <w:rStyle w:val="Hiperligao"/>
@@ -1598,11 +1527,7 @@
                 <w:rFonts w:eastAsiaTheme="minorEastAsia"/>
                 <w:smallCaps w:val="0"/>
                 <w:noProof/>
-                <w:kern w:val="2"/>
-                <w:sz w:val="24"/>
-                <w:szCs w:val="24"/>
-                <w:lang w:eastAsia="en-GB"/>
-                <w14:ligatures w14:val="standardContextual"/>
+                <w:lang w:eastAsia="pt-PT"/>
               </w:rPr>
               <w:tab/>
             </w:r>
@@ -1610,9 +1535,8 @@
               <w:rPr>
                 <w:rStyle w:val="Hiperligao"/>
                 <w:noProof/>
-                <w:highlight w:val="yellow"/>
-              </w:rPr>
-              <w:t>&lt;Sistema 1 (mudar o nome para o website/aplicação escolhida para análise)&gt;</w:t>
+              </w:rPr>
+              <w:t>Bring! Lista de Compras</w:t>
             </w:r>
             <w:r>
               <w:rPr>
@@ -1633,7 +1557,7 @@
                 <w:noProof/>
                 <w:webHidden/>
               </w:rPr>
-              <w:instrText xml:space="preserve"> PAGEREF _Toc227748419 \h </w:instrText>
+              <w:instrText xml:space="preserve"> PAGEREF _Toc231904787 \h </w:instrText>
             </w:r>
             <w:r>
               <w:rPr>
@@ -1668,21 +1592,17 @@
           <w:pPr>
             <w:pStyle w:val="ndice3"/>
             <w:tabs>
-              <w:tab w:val="left" w:pos="686"/>
+              <w:tab w:val="left" w:pos="666"/>
               <w:tab w:val="right" w:leader="dot" w:pos="9628"/>
             </w:tabs>
             <w:rPr>
               <w:rFonts w:eastAsiaTheme="minorEastAsia"/>
               <w:smallCaps w:val="0"/>
               <w:noProof/>
-              <w:kern w:val="2"/>
-              <w:sz w:val="24"/>
-              <w:szCs w:val="24"/>
-              <w:lang w:eastAsia="en-GB"/>
-              <w14:ligatures w14:val="standardContextual"/>
+              <w:lang w:eastAsia="pt-PT"/>
             </w:rPr>
           </w:pPr>
-          <w:hyperlink w:anchor="_Toc227748420" w:history="1">
+          <w:hyperlink w:anchor="_Toc231904788" w:history="1">
             <w:r>
               <w:rPr>
                 <w:rStyle w:val="Hiperligao"/>
@@ -1695,11 +1615,7 @@
                 <w:rFonts w:eastAsiaTheme="minorEastAsia"/>
                 <w:smallCaps w:val="0"/>
                 <w:noProof/>
-                <w:kern w:val="2"/>
-                <w:sz w:val="24"/>
-                <w:szCs w:val="24"/>
-                <w:lang w:eastAsia="en-GB"/>
-                <w14:ligatures w14:val="standardContextual"/>
+                <w:lang w:eastAsia="pt-PT"/>
               </w:rPr>
               <w:tab/>
             </w:r>
@@ -1707,9 +1623,8 @@
               <w:rPr>
                 <w:rStyle w:val="Hiperligao"/>
                 <w:noProof/>
-                <w:highlight w:val="yellow"/>
-              </w:rPr>
-              <w:t>&lt;Sistema 2 (mudar o nome para o website/aplicação escolhida para análise)&gt;</w:t>
+              </w:rPr>
+              <w:t>Listonic</w:t>
             </w:r>
             <w:r>
               <w:rPr>
@@ -1730,7 +1645,7 @@
                 <w:noProof/>
                 <w:webHidden/>
               </w:rPr>
-              <w:instrText xml:space="preserve"> PAGEREF _Toc227748420 \h </w:instrText>
+              <w:instrText xml:space="preserve"> PAGEREF _Toc231904788 \h </w:instrText>
             </w:r>
             <w:r>
               <w:rPr>
@@ -1750,7 +1665,7 @@
                 <w:noProof/>
                 <w:webHidden/>
               </w:rPr>
-              <w:t>8</w:t>
+              <w:t>9</w:t>
             </w:r>
             <w:r>
               <w:rPr>
@@ -1765,21 +1680,17 @@
           <w:pPr>
             <w:pStyle w:val="ndice3"/>
             <w:tabs>
-              <w:tab w:val="left" w:pos="686"/>
+              <w:tab w:val="left" w:pos="666"/>
               <w:tab w:val="right" w:leader="dot" w:pos="9628"/>
             </w:tabs>
             <w:rPr>
               <w:rFonts w:eastAsiaTheme="minorEastAsia"/>
               <w:smallCaps w:val="0"/>
               <w:noProof/>
-              <w:kern w:val="2"/>
-              <w:sz w:val="24"/>
-              <w:szCs w:val="24"/>
-              <w:lang w:eastAsia="en-GB"/>
-              <w14:ligatures w14:val="standardContextual"/>
+              <w:lang w:eastAsia="pt-PT"/>
             </w:rPr>
           </w:pPr>
-          <w:hyperlink w:anchor="_Toc227748421" w:history="1">
+          <w:hyperlink w:anchor="_Toc231904789" w:history="1">
             <w:r>
               <w:rPr>
                 <w:rStyle w:val="Hiperligao"/>
@@ -1792,11 +1703,7 @@
                 <w:rFonts w:eastAsiaTheme="minorEastAsia"/>
                 <w:smallCaps w:val="0"/>
                 <w:noProof/>
-                <w:kern w:val="2"/>
-                <w:sz w:val="24"/>
-                <w:szCs w:val="24"/>
-                <w:lang w:eastAsia="en-GB"/>
-                <w14:ligatures w14:val="standardContextual"/>
+                <w:lang w:eastAsia="pt-PT"/>
               </w:rPr>
               <w:tab/>
             </w:r>
@@ -1804,9 +1711,8 @@
               <w:rPr>
                 <w:rStyle w:val="Hiperligao"/>
                 <w:noProof/>
-                <w:highlight w:val="yellow"/>
-              </w:rPr>
-              <w:t>&lt;Sistema 3 (mudar o nome para o website/aplicação escolhida para análise)&gt;</w:t>
+              </w:rPr>
+              <w:t>HomeBudget</w:t>
             </w:r>
             <w:r>
               <w:rPr>
@@ -1827,7 +1733,7 @@
                 <w:noProof/>
                 <w:webHidden/>
               </w:rPr>
-              <w:instrText xml:space="preserve"> PAGEREF _Toc227748421 \h </w:instrText>
+              <w:instrText xml:space="preserve"> PAGEREF _Toc231904789 \h </w:instrText>
             </w:r>
             <w:r>
               <w:rPr>
@@ -1847,7 +1753,7 @@
                 <w:noProof/>
                 <w:webHidden/>
               </w:rPr>
-              <w:t>8</w:t>
+              <w:t>9</w:t>
             </w:r>
             <w:r>
               <w:rPr>
@@ -1862,21 +1768,17 @@
           <w:pPr>
             <w:pStyle w:val="ndice3"/>
             <w:tabs>
-              <w:tab w:val="left" w:pos="686"/>
+              <w:tab w:val="left" w:pos="666"/>
               <w:tab w:val="right" w:leader="dot" w:pos="9628"/>
             </w:tabs>
             <w:rPr>
               <w:rFonts w:eastAsiaTheme="minorEastAsia"/>
               <w:smallCaps w:val="0"/>
               <w:noProof/>
-              <w:kern w:val="2"/>
-              <w:sz w:val="24"/>
-              <w:szCs w:val="24"/>
-              <w:lang w:eastAsia="en-GB"/>
-              <w14:ligatures w14:val="standardContextual"/>
+              <w:lang w:eastAsia="pt-PT"/>
             </w:rPr>
           </w:pPr>
-          <w:hyperlink w:anchor="_Toc227748422" w:history="1">
+          <w:hyperlink w:anchor="_Toc231904790" w:history="1">
             <w:r>
               <w:rPr>
                 <w:rStyle w:val="Hiperligao"/>
@@ -1889,11 +1791,7 @@
                 <w:rFonts w:eastAsiaTheme="minorEastAsia"/>
                 <w:smallCaps w:val="0"/>
                 <w:noProof/>
-                <w:kern w:val="2"/>
-                <w:sz w:val="24"/>
-                <w:szCs w:val="24"/>
-                <w:lang w:eastAsia="en-GB"/>
-                <w14:ligatures w14:val="standardContextual"/>
+                <w:lang w:eastAsia="pt-PT"/>
               </w:rPr>
               <w:tab/>
             </w:r>
@@ -1923,7 +1821,7 @@
                 <w:noProof/>
                 <w:webHidden/>
               </w:rPr>
-              <w:instrText xml:space="preserve"> PAGEREF _Toc227748422 \h </w:instrText>
+              <w:instrText xml:space="preserve"> PAGEREF _Toc231904790 \h </w:instrText>
             </w:r>
             <w:r>
               <w:rPr>
@@ -1943,7 +1841,7 @@
                 <w:noProof/>
                 <w:webHidden/>
               </w:rPr>
-              <w:t>9</w:t>
+              <w:t>10</w:t>
             </w:r>
             <w:r>
               <w:rPr>
@@ -1958,21 +1856,17 @@
           <w:pPr>
             <w:pStyle w:val="ndice3"/>
             <w:tabs>
-              <w:tab w:val="left" w:pos="686"/>
+              <w:tab w:val="left" w:pos="666"/>
               <w:tab w:val="right" w:leader="dot" w:pos="9628"/>
             </w:tabs>
             <w:rPr>
               <w:rFonts w:eastAsiaTheme="minorEastAsia"/>
               <w:smallCaps w:val="0"/>
               <w:noProof/>
-              <w:kern w:val="2"/>
-              <w:sz w:val="24"/>
-              <w:szCs w:val="24"/>
-              <w:lang w:eastAsia="en-GB"/>
-              <w14:ligatures w14:val="standardContextual"/>
+              <w:lang w:eastAsia="pt-PT"/>
             </w:rPr>
           </w:pPr>
-          <w:hyperlink w:anchor="_Toc227748423" w:history="1">
+          <w:hyperlink w:anchor="_Toc231904791" w:history="1">
             <w:r>
               <w:rPr>
                 <w:rStyle w:val="Hiperligao"/>
@@ -1985,11 +1879,7 @@
                 <w:rFonts w:eastAsiaTheme="minorEastAsia"/>
                 <w:smallCaps w:val="0"/>
                 <w:noProof/>
-                <w:kern w:val="2"/>
-                <w:sz w:val="24"/>
-                <w:szCs w:val="24"/>
-                <w:lang w:eastAsia="en-GB"/>
-                <w14:ligatures w14:val="standardContextual"/>
+                <w:lang w:eastAsia="pt-PT"/>
               </w:rPr>
               <w:tab/>
             </w:r>
@@ -2019,7 +1909,7 @@
                 <w:noProof/>
                 <w:webHidden/>
               </w:rPr>
-              <w:instrText xml:space="preserve"> PAGEREF _Toc227748423 \h </w:instrText>
+              <w:instrText xml:space="preserve"> PAGEREF _Toc231904791 \h </w:instrText>
             </w:r>
             <w:r>
               <w:rPr>
@@ -2039,7 +1929,7 @@
                 <w:noProof/>
                 <w:webHidden/>
               </w:rPr>
-              <w:t>9</w:t>
+              <w:t>11</w:t>
             </w:r>
             <w:r>
               <w:rPr>
@@ -2054,7 +1944,7 @@
           <w:pPr>
             <w:pStyle w:val="ndice2"/>
             <w:tabs>
-              <w:tab w:val="left" w:pos="522"/>
+              <w:tab w:val="left" w:pos="502"/>
               <w:tab w:val="right" w:leader="dot" w:pos="9628"/>
             </w:tabs>
             <w:rPr>
@@ -2063,14 +1953,10 @@
               <w:bCs w:val="0"/>
               <w:smallCaps w:val="0"/>
               <w:noProof/>
-              <w:kern w:val="2"/>
-              <w:sz w:val="24"/>
-              <w:szCs w:val="24"/>
-              <w:lang w:eastAsia="en-GB"/>
-              <w14:ligatures w14:val="standardContextual"/>
+              <w:lang w:eastAsia="pt-PT"/>
             </w:rPr>
           </w:pPr>
-          <w:hyperlink w:anchor="_Toc227748424" w:history="1">
+          <w:hyperlink w:anchor="_Toc231904792" w:history="1">
             <w:r>
               <w:rPr>
                 <w:rStyle w:val="Hiperligao"/>
@@ -2085,11 +1971,7 @@
                 <w:bCs w:val="0"/>
                 <w:smallCaps w:val="0"/>
                 <w:noProof/>
-                <w:kern w:val="2"/>
-                <w:sz w:val="24"/>
-                <w:szCs w:val="24"/>
-                <w:lang w:eastAsia="en-GB"/>
-                <w14:ligatures w14:val="standardContextual"/>
+                <w:lang w:eastAsia="pt-PT"/>
               </w:rPr>
               <w:tab/>
             </w:r>
@@ -2119,7 +2001,7 @@
                 <w:noProof/>
                 <w:webHidden/>
               </w:rPr>
-              <w:instrText xml:space="preserve"> PAGEREF _Toc227748424 \h </w:instrText>
+              <w:instrText xml:space="preserve"> PAGEREF _Toc231904792 \h </w:instrText>
             </w:r>
             <w:r>
               <w:rPr>
@@ -2139,7 +2021,7 @@
                 <w:noProof/>
                 <w:webHidden/>
               </w:rPr>
-              <w:t>9</w:t>
+              <w:t>11</w:t>
             </w:r>
             <w:r>
               <w:rPr>
@@ -2154,7 +2036,7 @@
           <w:pPr>
             <w:pStyle w:val="ndice2"/>
             <w:tabs>
-              <w:tab w:val="left" w:pos="522"/>
+              <w:tab w:val="left" w:pos="502"/>
               <w:tab w:val="right" w:leader="dot" w:pos="9628"/>
             </w:tabs>
             <w:rPr>
@@ -2163,14 +2045,10 @@
               <w:bCs w:val="0"/>
               <w:smallCaps w:val="0"/>
               <w:noProof/>
-              <w:kern w:val="2"/>
-              <w:sz w:val="24"/>
-              <w:szCs w:val="24"/>
-              <w:lang w:eastAsia="en-GB"/>
-              <w14:ligatures w14:val="standardContextual"/>
+              <w:lang w:eastAsia="pt-PT"/>
             </w:rPr>
           </w:pPr>
-          <w:hyperlink w:anchor="_Toc227748425" w:history="1">
+          <w:hyperlink w:anchor="_Toc231904793" w:history="1">
             <w:r>
               <w:rPr>
                 <w:rStyle w:val="Hiperligao"/>
@@ -2185,11 +2063,7 @@
                 <w:bCs w:val="0"/>
                 <w:smallCaps w:val="0"/>
                 <w:noProof/>
-                <w:kern w:val="2"/>
-                <w:sz w:val="24"/>
-                <w:szCs w:val="24"/>
-                <w:lang w:eastAsia="en-GB"/>
-                <w14:ligatures w14:val="standardContextual"/>
+                <w:lang w:eastAsia="pt-PT"/>
               </w:rPr>
               <w:tab/>
             </w:r>
@@ -2219,7 +2093,7 @@
                 <w:noProof/>
                 <w:webHidden/>
               </w:rPr>
-              <w:instrText xml:space="preserve"> PAGEREF _Toc227748425 \h </w:instrText>
+              <w:instrText xml:space="preserve"> PAGEREF _Toc231904793 \h </w:instrText>
             </w:r>
             <w:r>
               <w:rPr>
@@ -2239,7 +2113,7 @@
                 <w:noProof/>
                 <w:webHidden/>
               </w:rPr>
-              <w:t>10</w:t>
+              <w:t>12</w:t>
             </w:r>
             <w:r>
               <w:rPr>
@@ -2254,7 +2128,7 @@
           <w:pPr>
             <w:pStyle w:val="ndice1"/>
             <w:tabs>
-              <w:tab w:val="left" w:pos="352"/>
+              <w:tab w:val="left" w:pos="332"/>
               <w:tab w:val="right" w:leader="dot" w:pos="9628"/>
             </w:tabs>
             <w:rPr>
@@ -2263,15 +2137,11 @@
               <w:bCs w:val="0"/>
               <w:caps w:val="0"/>
               <w:noProof/>
-              <w:kern w:val="2"/>
-              <w:sz w:val="24"/>
-              <w:szCs w:val="24"/>
               <w:u w:val="none"/>
-              <w:lang w:eastAsia="en-GB"/>
-              <w14:ligatures w14:val="standardContextual"/>
+              <w:lang w:eastAsia="pt-PT"/>
             </w:rPr>
           </w:pPr>
-          <w:hyperlink w:anchor="_Toc227748426" w:history="1">
+          <w:hyperlink w:anchor="_Toc231904794" w:history="1">
             <w:r>
               <w:rPr>
                 <w:rStyle w:val="Hiperligao"/>
@@ -2286,12 +2156,8 @@
                 <w:bCs w:val="0"/>
                 <w:caps w:val="0"/>
                 <w:noProof/>
-                <w:kern w:val="2"/>
-                <w:sz w:val="24"/>
-                <w:szCs w:val="24"/>
                 <w:u w:val="none"/>
-                <w:lang w:eastAsia="en-GB"/>
-                <w14:ligatures w14:val="standardContextual"/>
+                <w:lang w:eastAsia="pt-PT"/>
               </w:rPr>
               <w:tab/>
             </w:r>
@@ -2321,7 +2187,7 @@
                 <w:noProof/>
                 <w:webHidden/>
               </w:rPr>
-              <w:instrText xml:space="preserve"> PAGEREF _Toc227748426 \h </w:instrText>
+              <w:instrText xml:space="preserve"> PAGEREF _Toc231904794 \h </w:instrText>
             </w:r>
             <w:r>
               <w:rPr>
@@ -2341,7 +2207,7 @@
                 <w:noProof/>
                 <w:webHidden/>
               </w:rPr>
-              <w:t>12</w:t>
+              <w:t>14</w:t>
             </w:r>
             <w:r>
               <w:rPr>
@@ -2356,7 +2222,7 @@
           <w:pPr>
             <w:pStyle w:val="ndice2"/>
             <w:tabs>
-              <w:tab w:val="left" w:pos="522"/>
+              <w:tab w:val="left" w:pos="502"/>
               <w:tab w:val="right" w:leader="dot" w:pos="9628"/>
             </w:tabs>
             <w:rPr>
@@ -2365,14 +2231,10 @@
               <w:bCs w:val="0"/>
               <w:smallCaps w:val="0"/>
               <w:noProof/>
-              <w:kern w:val="2"/>
-              <w:sz w:val="24"/>
-              <w:szCs w:val="24"/>
-              <w:lang w:eastAsia="en-GB"/>
-              <w14:ligatures w14:val="standardContextual"/>
+              <w:lang w:eastAsia="pt-PT"/>
             </w:rPr>
           </w:pPr>
-          <w:hyperlink w:anchor="_Toc227748427" w:history="1">
+          <w:hyperlink w:anchor="_Toc231904795" w:history="1">
             <w:r>
               <w:rPr>
                 <w:rStyle w:val="Hiperligao"/>
@@ -2387,11 +2249,7 @@
                 <w:bCs w:val="0"/>
                 <w:smallCaps w:val="0"/>
                 <w:noProof/>
-                <w:kern w:val="2"/>
-                <w:sz w:val="24"/>
-                <w:szCs w:val="24"/>
-                <w:lang w:eastAsia="en-GB"/>
-                <w14:ligatures w14:val="standardContextual"/>
+                <w:lang w:eastAsia="pt-PT"/>
               </w:rPr>
               <w:tab/>
             </w:r>
@@ -2421,7 +2279,7 @@
                 <w:noProof/>
                 <w:webHidden/>
               </w:rPr>
-              <w:instrText xml:space="preserve"> PAGEREF _Toc227748427 \h </w:instrText>
+              <w:instrText xml:space="preserve"> PAGEREF _Toc231904795 \h </w:instrText>
             </w:r>
             <w:r>
               <w:rPr>
@@ -2441,7 +2299,7 @@
                 <w:noProof/>
                 <w:webHidden/>
               </w:rPr>
-              <w:t>12</w:t>
+              <w:t>14</w:t>
             </w:r>
             <w:r>
               <w:rPr>
@@ -2456,7 +2314,7 @@
           <w:pPr>
             <w:pStyle w:val="ndice2"/>
             <w:tabs>
-              <w:tab w:val="left" w:pos="522"/>
+              <w:tab w:val="left" w:pos="502"/>
               <w:tab w:val="right" w:leader="dot" w:pos="9628"/>
             </w:tabs>
             <w:rPr>
@@ -2465,14 +2323,10 @@
               <w:bCs w:val="0"/>
               <w:smallCaps w:val="0"/>
               <w:noProof/>
-              <w:kern w:val="2"/>
-              <w:sz w:val="24"/>
-              <w:szCs w:val="24"/>
-              <w:lang w:eastAsia="en-GB"/>
-              <w14:ligatures w14:val="standardContextual"/>
+              <w:lang w:eastAsia="pt-PT"/>
             </w:rPr>
           </w:pPr>
-          <w:hyperlink w:anchor="_Toc227748428" w:history="1">
+          <w:hyperlink w:anchor="_Toc231904796" w:history="1">
             <w:r>
               <w:rPr>
                 <w:rStyle w:val="Hiperligao"/>
@@ -2487,11 +2341,7 @@
                 <w:bCs w:val="0"/>
                 <w:smallCaps w:val="0"/>
                 <w:noProof/>
-                <w:kern w:val="2"/>
-                <w:sz w:val="24"/>
-                <w:szCs w:val="24"/>
-                <w:lang w:eastAsia="en-GB"/>
-                <w14:ligatures w14:val="standardContextual"/>
+                <w:lang w:eastAsia="pt-PT"/>
               </w:rPr>
               <w:tab/>
             </w:r>
@@ -2521,7 +2371,7 @@
                 <w:noProof/>
                 <w:webHidden/>
               </w:rPr>
-              <w:instrText xml:space="preserve"> PAGEREF _Toc227748428 \h </w:instrText>
+              <w:instrText xml:space="preserve"> PAGEREF _Toc231904796 \h </w:instrText>
             </w:r>
             <w:r>
               <w:rPr>
@@ -2541,7 +2391,7 @@
                 <w:noProof/>
                 <w:webHidden/>
               </w:rPr>
-              <w:t>12</w:t>
+              <w:t>14</w:t>
             </w:r>
             <w:r>
               <w:rPr>
@@ -2556,7 +2406,7 @@
           <w:pPr>
             <w:pStyle w:val="ndice2"/>
             <w:tabs>
-              <w:tab w:val="left" w:pos="522"/>
+              <w:tab w:val="left" w:pos="502"/>
               <w:tab w:val="right" w:leader="dot" w:pos="9628"/>
             </w:tabs>
             <w:rPr>
@@ -2565,14 +2415,10 @@
               <w:bCs w:val="0"/>
               <w:smallCaps w:val="0"/>
               <w:noProof/>
-              <w:kern w:val="2"/>
-              <w:sz w:val="24"/>
-              <w:szCs w:val="24"/>
-              <w:lang w:eastAsia="en-GB"/>
-              <w14:ligatures w14:val="standardContextual"/>
+              <w:lang w:eastAsia="pt-PT"/>
             </w:rPr>
           </w:pPr>
-          <w:hyperlink w:anchor="_Toc227748429" w:history="1">
+          <w:hyperlink w:anchor="_Toc231904797" w:history="1">
             <w:r>
               <w:rPr>
                 <w:rStyle w:val="Hiperligao"/>
@@ -2587,11 +2433,7 @@
                 <w:bCs w:val="0"/>
                 <w:smallCaps w:val="0"/>
                 <w:noProof/>
-                <w:kern w:val="2"/>
-                <w:sz w:val="24"/>
-                <w:szCs w:val="24"/>
-                <w:lang w:eastAsia="en-GB"/>
-                <w14:ligatures w14:val="standardContextual"/>
+                <w:lang w:eastAsia="pt-PT"/>
               </w:rPr>
               <w:tab/>
             </w:r>
@@ -2621,7 +2463,7 @@
                 <w:noProof/>
                 <w:webHidden/>
               </w:rPr>
-              <w:instrText xml:space="preserve"> PAGEREF _Toc227748429 \h </w:instrText>
+              <w:instrText xml:space="preserve"> PAGEREF _Toc231904797 \h </w:instrText>
             </w:r>
             <w:r>
               <w:rPr>
@@ -2641,7 +2483,7 @@
                 <w:noProof/>
                 <w:webHidden/>
               </w:rPr>
-              <w:t>12</w:t>
+              <w:t>14</w:t>
             </w:r>
             <w:r>
               <w:rPr>
@@ -2656,7 +2498,7 @@
           <w:pPr>
             <w:pStyle w:val="ndice2"/>
             <w:tabs>
-              <w:tab w:val="left" w:pos="522"/>
+              <w:tab w:val="left" w:pos="502"/>
               <w:tab w:val="right" w:leader="dot" w:pos="9628"/>
             </w:tabs>
             <w:rPr>
@@ -2665,14 +2507,10 @@
               <w:bCs w:val="0"/>
               <w:smallCaps w:val="0"/>
               <w:noProof/>
-              <w:kern w:val="2"/>
-              <w:sz w:val="24"/>
-              <w:szCs w:val="24"/>
-              <w:lang w:eastAsia="en-GB"/>
-              <w14:ligatures w14:val="standardContextual"/>
+              <w:lang w:eastAsia="pt-PT"/>
             </w:rPr>
           </w:pPr>
-          <w:hyperlink w:anchor="_Toc227748430" w:history="1">
+          <w:hyperlink w:anchor="_Toc231904798" w:history="1">
             <w:r>
               <w:rPr>
                 <w:rStyle w:val="Hiperligao"/>
@@ -2687,11 +2525,7 @@
                 <w:bCs w:val="0"/>
                 <w:smallCaps w:val="0"/>
                 <w:noProof/>
-                <w:kern w:val="2"/>
-                <w:sz w:val="24"/>
-                <w:szCs w:val="24"/>
-                <w:lang w:eastAsia="en-GB"/>
-                <w14:ligatures w14:val="standardContextual"/>
+                <w:lang w:eastAsia="pt-PT"/>
               </w:rPr>
               <w:tab/>
             </w:r>
@@ -2721,7 +2555,7 @@
                 <w:noProof/>
                 <w:webHidden/>
               </w:rPr>
-              <w:instrText xml:space="preserve"> PAGEREF _Toc227748430 \h </w:instrText>
+              <w:instrText xml:space="preserve"> PAGEREF _Toc231904798 \h </w:instrText>
             </w:r>
             <w:r>
               <w:rPr>
@@ -2741,7 +2575,7 @@
                 <w:noProof/>
                 <w:webHidden/>
               </w:rPr>
-              <w:t>14</w:t>
+              <w:t>16</w:t>
             </w:r>
             <w:r>
               <w:rPr>
@@ -2756,21 +2590,17 @@
           <w:pPr>
             <w:pStyle w:val="ndice3"/>
             <w:tabs>
-              <w:tab w:val="left" w:pos="686"/>
+              <w:tab w:val="left" w:pos="666"/>
               <w:tab w:val="right" w:leader="dot" w:pos="9628"/>
             </w:tabs>
             <w:rPr>
               <w:rFonts w:eastAsiaTheme="minorEastAsia"/>
               <w:smallCaps w:val="0"/>
               <w:noProof/>
-              <w:kern w:val="2"/>
-              <w:sz w:val="24"/>
-              <w:szCs w:val="24"/>
-              <w:lang w:eastAsia="en-GB"/>
-              <w14:ligatures w14:val="standardContextual"/>
+              <w:lang w:eastAsia="pt-PT"/>
             </w:rPr>
           </w:pPr>
-          <w:hyperlink w:anchor="_Toc227748431" w:history="1">
+          <w:hyperlink w:anchor="_Toc231904799" w:history="1">
             <w:r>
               <w:rPr>
                 <w:rStyle w:val="Hiperligao"/>
@@ -2783,11 +2613,7 @@
                 <w:rFonts w:eastAsiaTheme="minorEastAsia"/>
                 <w:smallCaps w:val="0"/>
                 <w:noProof/>
-                <w:kern w:val="2"/>
-                <w:sz w:val="24"/>
-                <w:szCs w:val="24"/>
-                <w:lang w:eastAsia="en-GB"/>
-                <w14:ligatures w14:val="standardContextual"/>
+                <w:lang w:eastAsia="pt-PT"/>
               </w:rPr>
               <w:tab/>
             </w:r>
@@ -2832,7 +2658,7 @@
                 <w:noProof/>
                 <w:webHidden/>
               </w:rPr>
-              <w:instrText xml:space="preserve"> PAGEREF _Toc227748431 \h </w:instrText>
+              <w:instrText xml:space="preserve"> PAGEREF _Toc231904799 \h </w:instrText>
             </w:r>
             <w:r>
               <w:rPr>
@@ -2852,7 +2678,7 @@
                 <w:noProof/>
                 <w:webHidden/>
               </w:rPr>
-              <w:t>14</w:t>
+              <w:t>16</w:t>
             </w:r>
             <w:r>
               <w:rPr>
@@ -2867,21 +2693,17 @@
           <w:pPr>
             <w:pStyle w:val="ndice3"/>
             <w:tabs>
-              <w:tab w:val="left" w:pos="686"/>
+              <w:tab w:val="left" w:pos="666"/>
               <w:tab w:val="right" w:leader="dot" w:pos="9628"/>
             </w:tabs>
             <w:rPr>
               <w:rFonts w:eastAsiaTheme="minorEastAsia"/>
               <w:smallCaps w:val="0"/>
               <w:noProof/>
-              <w:kern w:val="2"/>
-              <w:sz w:val="24"/>
-              <w:szCs w:val="24"/>
-              <w:lang w:eastAsia="en-GB"/>
-              <w14:ligatures w14:val="standardContextual"/>
+              <w:lang w:eastAsia="pt-PT"/>
             </w:rPr>
           </w:pPr>
-          <w:hyperlink w:anchor="_Toc227748432" w:history="1">
+          <w:hyperlink w:anchor="_Toc231904800" w:history="1">
             <w:r>
               <w:rPr>
                 <w:rStyle w:val="Hiperligao"/>
@@ -2894,11 +2716,7 @@
                 <w:rFonts w:eastAsiaTheme="minorEastAsia"/>
                 <w:smallCaps w:val="0"/>
                 <w:noProof/>
-                <w:kern w:val="2"/>
-                <w:sz w:val="24"/>
-                <w:szCs w:val="24"/>
-                <w:lang w:eastAsia="en-GB"/>
-                <w14:ligatures w14:val="standardContextual"/>
+                <w:lang w:eastAsia="pt-PT"/>
               </w:rPr>
               <w:tab/>
             </w:r>
@@ -2943,7 +2761,7 @@
                 <w:noProof/>
                 <w:webHidden/>
               </w:rPr>
-              <w:instrText xml:space="preserve"> PAGEREF _Toc227748432 \h </w:instrText>
+              <w:instrText xml:space="preserve"> PAGEREF _Toc231904800 \h </w:instrText>
             </w:r>
             <w:r>
               <w:rPr>
@@ -2963,7 +2781,7 @@
                 <w:noProof/>
                 <w:webHidden/>
               </w:rPr>
-              <w:t>16</w:t>
+              <w:t>20</w:t>
             </w:r>
             <w:r>
               <w:rPr>
@@ -2978,21 +2796,17 @@
           <w:pPr>
             <w:pStyle w:val="ndice3"/>
             <w:tabs>
-              <w:tab w:val="left" w:pos="686"/>
+              <w:tab w:val="left" w:pos="666"/>
               <w:tab w:val="right" w:leader="dot" w:pos="9628"/>
             </w:tabs>
             <w:rPr>
               <w:rFonts w:eastAsiaTheme="minorEastAsia"/>
               <w:smallCaps w:val="0"/>
               <w:noProof/>
-              <w:kern w:val="2"/>
-              <w:sz w:val="24"/>
-              <w:szCs w:val="24"/>
-              <w:lang w:eastAsia="en-GB"/>
-              <w14:ligatures w14:val="standardContextual"/>
+              <w:lang w:eastAsia="pt-PT"/>
             </w:rPr>
           </w:pPr>
-          <w:hyperlink w:anchor="_Toc227748433" w:history="1">
+          <w:hyperlink w:anchor="_Toc231904801" w:history="1">
             <w:r>
               <w:rPr>
                 <w:rStyle w:val="Hiperligao"/>
@@ -3005,11 +2819,7 @@
                 <w:rFonts w:eastAsiaTheme="minorEastAsia"/>
                 <w:smallCaps w:val="0"/>
                 <w:noProof/>
-                <w:kern w:val="2"/>
-                <w:sz w:val="24"/>
-                <w:szCs w:val="24"/>
-                <w:lang w:eastAsia="en-GB"/>
-                <w14:ligatures w14:val="standardContextual"/>
+                <w:lang w:eastAsia="pt-PT"/>
               </w:rPr>
               <w:tab/>
             </w:r>
@@ -3054,7 +2864,7 @@
                 <w:noProof/>
                 <w:webHidden/>
               </w:rPr>
-              <w:instrText xml:space="preserve"> PAGEREF _Toc227748433 \h </w:instrText>
+              <w:instrText xml:space="preserve"> PAGEREF _Toc231904801 \h </w:instrText>
             </w:r>
             <w:r>
               <w:rPr>
@@ -3074,7 +2884,7 @@
                 <w:noProof/>
                 <w:webHidden/>
               </w:rPr>
-              <w:t>18</w:t>
+              <w:t>22</w:t>
             </w:r>
             <w:r>
               <w:rPr>
@@ -3089,7 +2899,7 @@
           <w:pPr>
             <w:pStyle w:val="ndice2"/>
             <w:tabs>
-              <w:tab w:val="left" w:pos="522"/>
+              <w:tab w:val="left" w:pos="502"/>
               <w:tab w:val="right" w:leader="dot" w:pos="9628"/>
             </w:tabs>
             <w:rPr>
@@ -3098,14 +2908,10 @@
               <w:bCs w:val="0"/>
               <w:smallCaps w:val="0"/>
               <w:noProof/>
-              <w:kern w:val="2"/>
-              <w:sz w:val="24"/>
-              <w:szCs w:val="24"/>
-              <w:lang w:eastAsia="en-GB"/>
-              <w14:ligatures w14:val="standardContextual"/>
+              <w:lang w:eastAsia="pt-PT"/>
             </w:rPr>
           </w:pPr>
-          <w:hyperlink w:anchor="_Toc227748434" w:history="1">
+          <w:hyperlink w:anchor="_Toc231904802" w:history="1">
             <w:r>
               <w:rPr>
                 <w:rStyle w:val="Hiperligao"/>
@@ -3120,11 +2926,7 @@
                 <w:bCs w:val="0"/>
                 <w:smallCaps w:val="0"/>
                 <w:noProof/>
-                <w:kern w:val="2"/>
-                <w:sz w:val="24"/>
-                <w:szCs w:val="24"/>
-                <w:lang w:eastAsia="en-GB"/>
-                <w14:ligatures w14:val="standardContextual"/>
+                <w:lang w:eastAsia="pt-PT"/>
               </w:rPr>
               <w:tab/>
             </w:r>
@@ -3163,7 +2965,7 @@
                 <w:noProof/>
                 <w:webHidden/>
               </w:rPr>
-              <w:instrText xml:space="preserve"> PAGEREF _Toc227748434 \h </w:instrText>
+              <w:instrText xml:space="preserve"> PAGEREF _Toc231904802 \h </w:instrText>
             </w:r>
             <w:r>
               <w:rPr>
@@ -3183,7 +2985,7 @@
                 <w:noProof/>
                 <w:webHidden/>
               </w:rPr>
-              <w:t>19</w:t>
+              <w:t>23</w:t>
             </w:r>
             <w:r>
               <w:rPr>
@@ -3198,7 +3000,7 @@
           <w:pPr>
             <w:pStyle w:val="ndice1"/>
             <w:tabs>
-              <w:tab w:val="left" w:pos="352"/>
+              <w:tab w:val="left" w:pos="332"/>
               <w:tab w:val="right" w:leader="dot" w:pos="9628"/>
             </w:tabs>
             <w:rPr>
@@ -3207,15 +3009,11 @@
               <w:bCs w:val="0"/>
               <w:caps w:val="0"/>
               <w:noProof/>
-              <w:kern w:val="2"/>
-              <w:sz w:val="24"/>
-              <w:szCs w:val="24"/>
               <w:u w:val="none"/>
-              <w:lang w:eastAsia="en-GB"/>
-              <w14:ligatures w14:val="standardContextual"/>
+              <w:lang w:eastAsia="pt-PT"/>
             </w:rPr>
           </w:pPr>
-          <w:hyperlink w:anchor="_Toc227748435" w:history="1">
+          <w:hyperlink w:anchor="_Toc231904803" w:history="1">
             <w:r>
               <w:rPr>
                 <w:rStyle w:val="Hiperligao"/>
@@ -3230,12 +3028,8 @@
                 <w:bCs w:val="0"/>
                 <w:caps w:val="0"/>
                 <w:noProof/>
-                <w:kern w:val="2"/>
-                <w:sz w:val="24"/>
-                <w:szCs w:val="24"/>
                 <w:u w:val="none"/>
-                <w:lang w:eastAsia="en-GB"/>
-                <w14:ligatures w14:val="standardContextual"/>
+                <w:lang w:eastAsia="pt-PT"/>
               </w:rPr>
               <w:tab/>
             </w:r>
@@ -3265,7 +3059,7 @@
                 <w:noProof/>
                 <w:webHidden/>
               </w:rPr>
-              <w:instrText xml:space="preserve"> PAGEREF _Toc227748435 \h </w:instrText>
+              <w:instrText xml:space="preserve"> PAGEREF _Toc231904803 \h </w:instrText>
             </w:r>
             <w:r>
               <w:rPr>
@@ -3285,7 +3079,7 @@
                 <w:noProof/>
                 <w:webHidden/>
               </w:rPr>
-              <w:t>21</w:t>
+              <w:t>25</w:t>
             </w:r>
             <w:r>
               <w:rPr>
@@ -3340,7 +3134,7 @@
           <w:noProof/>
         </w:rPr>
       </w:pPr>
-      <w:bookmarkStart w:id="0" w:name="_Toc227748413"/>
+      <w:bookmarkStart w:id="0" w:name="_Toc231904781"/>
       <w:r>
         <w:rPr>
           <w:noProof/>
@@ -3388,9 +3182,8 @@
           <w:rPr>
             <w:rStyle w:val="Hiperligao"/>
             <w:noProof/>
-            <w:highlight w:val="yellow"/>
           </w:rPr>
-          <w:t>(no exemplo: esq. Wireframe; dir. Mockup)</w:t>
+          <w:t>(esq. Wireframe; dir. Mockup)</w:t>
         </w:r>
         <w:r>
           <w:rPr>
@@ -3464,15 +3257,7 @@
             <w:rStyle w:val="Hiperligao"/>
             <w:noProof/>
           </w:rPr>
-          <w:t xml:space="preserve">Figura 2 – Diagrama de classes </w:t>
-        </w:r>
-        <w:r>
-          <w:rPr>
-            <w:rStyle w:val="Hiperligao"/>
-            <w:noProof/>
-            <w:highlight w:val="yellow"/>
-          </w:rPr>
-          <w:t>do....</w:t>
+          <w:t>Figura 2 – Diagrama de classes</w:t>
         </w:r>
         <w:r>
           <w:rPr>
@@ -3544,7 +3329,7 @@
         </w:numPr>
         <w:ind w:left="432" w:hanging="432"/>
       </w:pPr>
-      <w:bookmarkStart w:id="1" w:name="_Toc227748414"/>
+      <w:bookmarkStart w:id="1" w:name="_Toc231904782"/>
       <w:r>
         <w:lastRenderedPageBreak/>
         <w:t>Índice de Tabelas</w:t>
@@ -3561,11 +3346,7 @@
         <w:rPr>
           <w:rFonts w:eastAsiaTheme="minorEastAsia"/>
           <w:noProof/>
-          <w:kern w:val="2"/>
-          <w:sz w:val="24"/>
-          <w:szCs w:val="24"/>
-          <w:lang w:eastAsia="en-GB"/>
-          <w14:ligatures w14:val="standardContextual"/>
+          <w:lang w:eastAsia="pt-PT"/>
         </w:rPr>
       </w:pPr>
       <w:r>
@@ -3577,7 +3358,7 @@
       <w:r>
         <w:fldChar w:fldCharType="separate"/>
       </w:r>
-      <w:hyperlink w:anchor="_Toc227746391" w:history="1">
+      <w:hyperlink w:anchor="_Toc231904834" w:history="1">
         <w:r>
           <w:rPr>
             <w:rStyle w:val="Hiperligao"/>
@@ -3612,89 +3393,7 @@
             <w:noProof/>
             <w:webHidden/>
           </w:rPr>
-          <w:instrText xml:space="preserve"> PAGEREF _Toc227746391 \h </w:instrText>
-        </w:r>
-        <w:r>
-          <w:rPr>
-            <w:noProof/>
-            <w:webHidden/>
-          </w:rPr>
-        </w:r>
-        <w:r>
-          <w:rPr>
-            <w:noProof/>
-            <w:webHidden/>
-          </w:rPr>
-          <w:fldChar w:fldCharType="separate"/>
-        </w:r>
-        <w:r>
-          <w:rPr>
-            <w:noProof/>
-            <w:webHidden/>
-          </w:rPr>
-          <w:t>7</w:t>
-        </w:r>
-        <w:r>
-          <w:rPr>
-            <w:noProof/>
-            <w:webHidden/>
-          </w:rPr>
-          <w:fldChar w:fldCharType="end"/>
-        </w:r>
-      </w:hyperlink>
-    </w:p>
-    <w:p>
-      <w:pPr>
-        <w:pStyle w:val="ndicedeilustraes"/>
-        <w:tabs>
-          <w:tab w:val="right" w:leader="dot" w:pos="9628"/>
-        </w:tabs>
-        <w:rPr>
-          <w:rFonts w:eastAsiaTheme="minorEastAsia"/>
-          <w:noProof/>
-          <w:kern w:val="2"/>
-          <w:sz w:val="24"/>
-          <w:szCs w:val="24"/>
-          <w:lang w:eastAsia="en-GB"/>
-          <w14:ligatures w14:val="standardContextual"/>
-        </w:rPr>
-      </w:pPr>
-      <w:hyperlink w:anchor="_Toc227746392" w:history="1">
-        <w:r>
-          <w:rPr>
-            <w:rStyle w:val="Hiperligao"/>
-            <w:noProof/>
-          </w:rPr>
-          <w:t xml:space="preserve">Tabela 2 – Descrição do </w:t>
-        </w:r>
-        <w:r>
-          <w:rPr>
-            <w:rStyle w:val="Hiperligao"/>
-            <w:noProof/>
-            <w:highlight w:val="yellow"/>
-          </w:rPr>
-          <w:t>Sistema 1</w:t>
-        </w:r>
-        <w:r>
-          <w:rPr>
-            <w:noProof/>
-            <w:webHidden/>
-          </w:rPr>
-          <w:tab/>
-        </w:r>
-        <w:r>
-          <w:rPr>
-            <w:noProof/>
-            <w:webHidden/>
-          </w:rPr>
-          <w:fldChar w:fldCharType="begin"/>
-        </w:r>
-        <w:r>
-          <w:rPr>
-            <w:noProof/>
-            <w:webHidden/>
-          </w:rPr>
-          <w:instrText xml:space="preserve"> PAGEREF _Toc227746392 \h </w:instrText>
+          <w:instrText xml:space="preserve"> PAGEREF _Toc231904834 \h </w:instrText>
         </w:r>
         <w:r>
           <w:rPr>
@@ -3734,28 +3433,16 @@
         <w:rPr>
           <w:rFonts w:eastAsiaTheme="minorEastAsia"/>
           <w:noProof/>
-          <w:kern w:val="2"/>
-          <w:sz w:val="24"/>
-          <w:szCs w:val="24"/>
-          <w:lang w:eastAsia="en-GB"/>
-          <w14:ligatures w14:val="standardContextual"/>
-        </w:rPr>
-      </w:pPr>
-      <w:hyperlink w:anchor="_Toc227746393" w:history="1">
+          <w:lang w:eastAsia="pt-PT"/>
+        </w:rPr>
+      </w:pPr>
+      <w:hyperlink w:anchor="_Toc231904835" w:history="1">
         <w:r>
           <w:rPr>
             <w:rStyle w:val="Hiperligao"/>
             <w:noProof/>
           </w:rPr>
-          <w:t xml:space="preserve">Tabela 3 – Descrição do </w:t>
-        </w:r>
-        <w:r>
-          <w:rPr>
-            <w:rStyle w:val="Hiperligao"/>
-            <w:noProof/>
-            <w:highlight w:val="yellow"/>
-          </w:rPr>
-          <w:t>Sistema 1</w:t>
+          <w:t>Tabela 2 – Descrição do Listonic</w:t>
         </w:r>
         <w:r>
           <w:rPr>
@@ -3776,81 +3463,7 @@
             <w:noProof/>
             <w:webHidden/>
           </w:rPr>
-          <w:instrText xml:space="preserve"> PAGEREF _Toc227746393 \h </w:instrText>
-        </w:r>
-        <w:r>
-          <w:rPr>
-            <w:noProof/>
-            <w:webHidden/>
-          </w:rPr>
-        </w:r>
-        <w:r>
-          <w:rPr>
-            <w:noProof/>
-            <w:webHidden/>
-          </w:rPr>
-          <w:fldChar w:fldCharType="separate"/>
-        </w:r>
-        <w:r>
-          <w:rPr>
-            <w:noProof/>
-            <w:webHidden/>
-          </w:rPr>
-          <w:t>8</w:t>
-        </w:r>
-        <w:r>
-          <w:rPr>
-            <w:noProof/>
-            <w:webHidden/>
-          </w:rPr>
-          <w:fldChar w:fldCharType="end"/>
-        </w:r>
-      </w:hyperlink>
-    </w:p>
-    <w:p>
-      <w:pPr>
-        <w:pStyle w:val="ndicedeilustraes"/>
-        <w:tabs>
-          <w:tab w:val="right" w:leader="dot" w:pos="9628"/>
-        </w:tabs>
-        <w:rPr>
-          <w:rFonts w:eastAsiaTheme="minorEastAsia"/>
-          <w:noProof/>
-          <w:kern w:val="2"/>
-          <w:sz w:val="24"/>
-          <w:szCs w:val="24"/>
-          <w:lang w:eastAsia="en-GB"/>
-          <w14:ligatures w14:val="standardContextual"/>
-        </w:rPr>
-      </w:pPr>
-      <w:hyperlink w:anchor="_Toc227746394" w:history="1">
-        <w:r>
-          <w:rPr>
-            <w:rStyle w:val="Hiperligao"/>
-            <w:noProof/>
-          </w:rPr>
-          <w:t>Tabela 4 – Resumo das características dos Sistemas concorrenciais</w:t>
-        </w:r>
-        <w:r>
-          <w:rPr>
-            <w:noProof/>
-            <w:webHidden/>
-          </w:rPr>
-          <w:tab/>
-        </w:r>
-        <w:r>
-          <w:rPr>
-            <w:noProof/>
-            <w:webHidden/>
-          </w:rPr>
-          <w:fldChar w:fldCharType="begin"/>
-        </w:r>
-        <w:r>
-          <w:rPr>
-            <w:noProof/>
-            <w:webHidden/>
-          </w:rPr>
-          <w:instrText xml:space="preserve"> PAGEREF _Toc227746394 \h </w:instrText>
+          <w:instrText xml:space="preserve"> PAGEREF _Toc231904835 \h </w:instrText>
         </w:r>
         <w:r>
           <w:rPr>
@@ -3890,14 +3503,150 @@
         <w:rPr>
           <w:rFonts w:eastAsiaTheme="minorEastAsia"/>
           <w:noProof/>
-          <w:kern w:val="2"/>
-          <w:sz w:val="24"/>
-          <w:szCs w:val="24"/>
-          <w:lang w:eastAsia="en-GB"/>
-          <w14:ligatures w14:val="standardContextual"/>
-        </w:rPr>
-      </w:pPr>
-      <w:hyperlink w:anchor="_Toc227746395" w:history="1">
+          <w:lang w:eastAsia="pt-PT"/>
+        </w:rPr>
+      </w:pPr>
+      <w:hyperlink w:anchor="_Toc231904836" w:history="1">
+        <w:r>
+          <w:rPr>
+            <w:rStyle w:val="Hiperligao"/>
+            <w:noProof/>
+          </w:rPr>
+          <w:t>Tabela 3 – Descrição do HomeBudget</w:t>
+        </w:r>
+        <w:r>
+          <w:rPr>
+            <w:noProof/>
+            <w:webHidden/>
+          </w:rPr>
+          <w:tab/>
+        </w:r>
+        <w:r>
+          <w:rPr>
+            <w:noProof/>
+            <w:webHidden/>
+          </w:rPr>
+          <w:fldChar w:fldCharType="begin"/>
+        </w:r>
+        <w:r>
+          <w:rPr>
+            <w:noProof/>
+            <w:webHidden/>
+          </w:rPr>
+          <w:instrText xml:space="preserve"> PAGEREF _Toc231904836 \h </w:instrText>
+        </w:r>
+        <w:r>
+          <w:rPr>
+            <w:noProof/>
+            <w:webHidden/>
+          </w:rPr>
+        </w:r>
+        <w:r>
+          <w:rPr>
+            <w:noProof/>
+            <w:webHidden/>
+          </w:rPr>
+          <w:fldChar w:fldCharType="separate"/>
+        </w:r>
+        <w:r>
+          <w:rPr>
+            <w:noProof/>
+            <w:webHidden/>
+          </w:rPr>
+          <w:t>10</w:t>
+        </w:r>
+        <w:r>
+          <w:rPr>
+            <w:noProof/>
+            <w:webHidden/>
+          </w:rPr>
+          <w:fldChar w:fldCharType="end"/>
+        </w:r>
+      </w:hyperlink>
+    </w:p>
+    <w:p>
+      <w:pPr>
+        <w:pStyle w:val="ndicedeilustraes"/>
+        <w:tabs>
+          <w:tab w:val="right" w:leader="dot" w:pos="9628"/>
+        </w:tabs>
+        <w:rPr>
+          <w:rFonts w:eastAsiaTheme="minorEastAsia"/>
+          <w:noProof/>
+          <w:lang w:eastAsia="pt-PT"/>
+        </w:rPr>
+      </w:pPr>
+      <w:hyperlink w:anchor="_Toc231904837" w:history="1">
+        <w:r>
+          <w:rPr>
+            <w:rStyle w:val="Hiperligao"/>
+            <w:noProof/>
+          </w:rPr>
+          <w:t>Tabela 4 – Resumo das características dos Sistemas concorrenciais</w:t>
+        </w:r>
+        <w:r>
+          <w:rPr>
+            <w:noProof/>
+            <w:webHidden/>
+          </w:rPr>
+          <w:tab/>
+        </w:r>
+        <w:r>
+          <w:rPr>
+            <w:noProof/>
+            <w:webHidden/>
+          </w:rPr>
+          <w:fldChar w:fldCharType="begin"/>
+        </w:r>
+        <w:r>
+          <w:rPr>
+            <w:noProof/>
+            <w:webHidden/>
+          </w:rPr>
+          <w:instrText xml:space="preserve"> PAGEREF _Toc231904837 \h </w:instrText>
+        </w:r>
+        <w:r>
+          <w:rPr>
+            <w:noProof/>
+            <w:webHidden/>
+          </w:rPr>
+        </w:r>
+        <w:r>
+          <w:rPr>
+            <w:noProof/>
+            <w:webHidden/>
+          </w:rPr>
+          <w:fldChar w:fldCharType="separate"/>
+        </w:r>
+        <w:r>
+          <w:rPr>
+            <w:noProof/>
+            <w:webHidden/>
+          </w:rPr>
+          <w:t>10</w:t>
+        </w:r>
+        <w:r>
+          <w:rPr>
+            <w:noProof/>
+            <w:webHidden/>
+          </w:rPr>
+          <w:fldChar w:fldCharType="end"/>
+        </w:r>
+      </w:hyperlink>
+    </w:p>
+    <w:p>
+      <w:pPr>
+        <w:pStyle w:val="ndicedeilustraes"/>
+        <w:tabs>
+          <w:tab w:val="right" w:leader="dot" w:pos="9628"/>
+        </w:tabs>
+        <w:rPr>
+          <w:rFonts w:eastAsiaTheme="minorEastAsia"/>
+          <w:noProof/>
+          <w:lang w:eastAsia="pt-PT"/>
+        </w:rPr>
+      </w:pPr>
+      <w:hyperlink w:anchor="_Toc231904838" w:history="1">
         <w:r>
           <w:rPr>
             <w:rStyle w:val="Hiperligao"/>
@@ -3924,7 +3673,7 @@
             <w:noProof/>
             <w:webHidden/>
           </w:rPr>
-          <w:instrText xml:space="preserve"> PAGEREF _Toc227746395 \h </w:instrText>
+          <w:instrText xml:space="preserve"> PAGEREF _Toc231904838 \h </w:instrText>
         </w:r>
         <w:r>
           <w:rPr>
@@ -3944,7 +3693,7 @@
             <w:noProof/>
             <w:webHidden/>
           </w:rPr>
-          <w:t>12</w:t>
+          <w:t>14</w:t>
         </w:r>
         <w:r>
           <w:rPr>
@@ -3969,7 +3718,7 @@
       <w:pPr>
         <w:pStyle w:val="Ttulo1"/>
       </w:pPr>
-      <w:bookmarkStart w:id="2" w:name="_Toc227748415"/>
+      <w:bookmarkStart w:id="2" w:name="_Toc231904783"/>
       <w:r>
         <w:lastRenderedPageBreak/>
         <w:t>Introdução</w:t>
@@ -3980,261 +3729,112 @@
       <w:pPr>
         <w:rPr>
           <w:noProof/>
-          <w:highlight w:val="yellow"/>
-        </w:rPr>
-      </w:pPr>
-      <w:r>
+        </w:rPr>
+      </w:pPr>
+      <w:r>
+        <w:rPr>
+          <w:noProof/>
+        </w:rPr>
+        <w:t>O presente relatório foi desenvolvido na disciplina de MDS junto com o projeto que tem como objetivo criar uma aplicação para ajudar as pessoas a gerir o seu orçamento familiar, planear compras e controlar os artigos domésticos.</w:t>
+      </w:r>
+    </w:p>
+    <w:p>
+      <w:pPr>
+        <w:rPr>
+          <w:noProof/>
+        </w:rPr>
+      </w:pPr>
+      <w:r>
+        <w:rPr>
+          <w:noProof/>
+        </w:rPr>
+        <w:t xml:space="preserve"> Este relatório tem como objetivo mostrar como desenvolvemos o projeto, desde a análise de outras aplicações semelhantes até ao levantamento de requisitos, planeamento de aplicação e escolha da metodologia de desenvolvimento. Sabendo que o projeto de MDS está diretamente ligado ao projeto de DA, na disciplina de DA fizemos uma análise de mercado, o que nos permitiu ver o que já existia, quais eram as vantagens e desvantagens e onde podia melhorar, sendo esta análise fundamental para perceber o que os utilizadores precisam e que funcionalidades a aplicação deve ter. Sendo a ligação entre DA e MDS a forma como ligamos as informações obtidas nos dois projetos, sendo DA mais focada em análise funcional e conceptual da aplicação, enquanto em MDS focamos mais na gestão do projeto, planeamento do desenvolvimento e aplicação de metodologias ágeis. </w:t>
+      </w:r>
+    </w:p>
+    <w:p>
+      <w:pPr>
+        <w:rPr>
+          <w:noProof/>
+        </w:rPr>
+      </w:pPr>
+      <w:r>
+        <w:rPr>
+          <w:noProof/>
+        </w:rPr>
+        <w:t>O nosso projeto foi dividido em várias fases, começando por analisar os requisitos e estudar o mercado, depois planear a aplicação e definir as funcionalidades principais, depois desenvolvemos a solução e fizemos testes, sendo o objetivo final criar uma aplicação simples, intuitiva e funcional que ajude as pessoas a gerirem melhor as suas finanças.</w:t>
+      </w:r>
+    </w:p>
+    <w:p>
+      <w:pPr>
+        <w:rPr>
+          <w:noProof/>
+        </w:rPr>
+      </w:pPr>
+      <w:r>
+        <w:rPr>
+          <w:noProof/>
+        </w:rPr>
+        <w:t>A equipa responsável pelo desenvolvimento deste projeto é formado por</w:t>
+      </w:r>
+      <w:r>
+        <w:rPr>
+          <w:noProof/>
+        </w:rPr>
+        <w:t xml:space="preserve"> J</w:t>
+      </w:r>
+      <w:r>
+        <w:rPr>
+          <w:noProof/>
+        </w:rPr>
+        <w:t>oão Moreira</w:t>
+      </w:r>
+      <w:r>
+        <w:rPr>
+          <w:noProof/>
+        </w:rPr>
+        <w:t xml:space="preserve">, </w:t>
+      </w:r>
+      <w:r>
+        <w:rPr>
+          <w:noProof/>
+        </w:rPr>
+        <w:t>Kelly Ferreira</w:t>
+      </w:r>
+      <w:r>
+        <w:rPr>
+          <w:noProof/>
+        </w:rPr>
+        <w:t xml:space="preserve"> e </w:t>
+      </w:r>
+      <w:r>
+        <w:rPr>
+          <w:noProof/>
+        </w:rPr>
+        <w:t xml:space="preserve">Bianca </w:t>
+      </w:r>
+      <w:r>
+        <w:rPr>
+          <w:noProof/>
+        </w:rPr>
+        <w:t>Maluf.</w:t>
+      </w:r>
+    </w:p>
+    <w:p>
+      <w:pPr>
         <w:rPr>
           <w:noProof/>
           <w:highlight w:val="yellow"/>
         </w:rPr>
-        <w:t>&lt;Contextualizar o projeto a implementar, indicando</w:t>
-      </w:r>
-      <w:r>
-        <w:rPr>
-          <w:noProof/>
-          <w:highlight w:val="yellow"/>
-        </w:rPr>
-        <w:t>:</w:t>
-      </w:r>
+      </w:pPr>
     </w:p>
     <w:p>
       <w:pPr>
+        <w:pStyle w:val="Ttulo2"/>
         <w:rPr>
           <w:noProof/>
         </w:rPr>
       </w:pPr>
-      <w:r>
-        <w:rPr>
-          <w:noProof/>
-        </w:rPr>
-        <w:t>O presente relatório foi desenvolvido na disciplina de MDS junto com o projeto que tem como objetivo criar uma aplicação para ajudar as pessoas a gerir o seu orçamento familiar, planear compras e controlar os artigos domésticos.</w:t>
-      </w:r>
-    </w:p>
-    <w:p>
-      <w:pPr>
-        <w:rPr>
-          <w:noProof/>
-        </w:rPr>
-      </w:pPr>
-      <w:r>
-        <w:rPr>
-          <w:noProof/>
-        </w:rPr>
-        <w:t xml:space="preserve"> Este relatório tem como objetivo mostrar como desenvolvemos o projeto, desde a análise de outras aplicações semelhantes até ao levantamento de requisitos, planeamento de aplicação e escolha da metodologia de desenvolvimento. Sabendo que o projeto de MDS está diretamente ligado ao projeto de DA, na disciplina de DA fizemos uma análise de mercado, o que nos permitiu ver o que já existia, quais eram as vantagens e desvantagens e onde podia melhorar, sendo esta análise fundamental para perceber o que os utilizadores precisam e que funcionalidades a aplicação deve ter. Sendo a ligação entre DA e MDS a forma como ligamos as informações obtidas nos dois projetos, sendo DA mais focada em análise funcional e conceptual da aplicação, enquanto em MDS focamos mais na gestão do projeto, planeamento do desenvolvimento e aplicação de metodologias ágeis. </w:t>
-      </w:r>
-    </w:p>
-    <w:p>
-      <w:pPr>
-        <w:rPr>
-          <w:noProof/>
-        </w:rPr>
-      </w:pPr>
-      <w:r>
-        <w:rPr>
-          <w:noProof/>
-        </w:rPr>
-        <w:t>O nosso projeto foi dividido em várias fases, começando por analisar os requisitos e estudar o mercado, depois planear a aplicação e definir as funcionalidades principais, depois desenvolvemos a solução e fizemos testes, sendo o objetivo final criar uma aplicação simples, intuitiva e funcional que ajude as pessoas a gerirem melhor as suas finanças.</w:t>
-      </w:r>
-    </w:p>
-    <w:p>
-      <w:pPr>
-        <w:rPr>
-          <w:noProof/>
-        </w:rPr>
-      </w:pPr>
-      <w:r>
-        <w:rPr>
-          <w:noProof/>
-        </w:rPr>
-        <w:t>A equipa responsável pelo desenvolvimento deste projeto é formado por</w:t>
-      </w:r>
-      <w:r>
-        <w:rPr>
-          <w:noProof/>
-        </w:rPr>
-        <w:t xml:space="preserve"> J</w:t>
-      </w:r>
-      <w:r>
-        <w:rPr>
-          <w:noProof/>
-        </w:rPr>
-        <w:t>oão Moreira</w:t>
-      </w:r>
-      <w:r>
-        <w:rPr>
-          <w:noProof/>
-        </w:rPr>
-        <w:t xml:space="preserve">, </w:t>
-      </w:r>
-      <w:r>
-        <w:rPr>
-          <w:noProof/>
-        </w:rPr>
-        <w:t>Kelly Ferreira</w:t>
-      </w:r>
-      <w:r>
-        <w:rPr>
-          <w:noProof/>
-        </w:rPr>
-        <w:t xml:space="preserve"> e </w:t>
-      </w:r>
-      <w:r>
-        <w:rPr>
-          <w:noProof/>
-        </w:rPr>
-        <w:t xml:space="preserve">Bianca </w:t>
-      </w:r>
-      <w:r>
-        <w:rPr>
-          <w:noProof/>
-        </w:rPr>
-        <w:t>Maluf.</w:t>
-      </w:r>
-    </w:p>
-    <w:p>
-      <w:pPr>
-        <w:rPr>
-          <w:noProof/>
-          <w:highlight w:val="yellow"/>
-        </w:rPr>
-      </w:pPr>
-    </w:p>
-    <w:p>
-      <w:pPr>
-        <w:pStyle w:val="PargrafodaLista"/>
-        <w:numPr>
-          <w:ilvl w:val="0"/>
-          <w:numId w:val="22"/>
-        </w:numPr>
-        <w:rPr>
-          <w:noProof/>
-          <w:highlight w:val="yellow"/>
-        </w:rPr>
-      </w:pPr>
-      <w:r>
-        <w:rPr>
-          <w:noProof/>
-          <w:highlight w:val="yellow"/>
-        </w:rPr>
-        <w:t>Objetivo do relatório</w:t>
-      </w:r>
-    </w:p>
-    <w:p>
-      <w:pPr>
-        <w:pStyle w:val="PargrafodaLista"/>
-        <w:numPr>
-          <w:ilvl w:val="0"/>
-          <w:numId w:val="22"/>
-        </w:numPr>
-        <w:rPr>
-          <w:noProof/>
-          <w:highlight w:val="yellow"/>
-        </w:rPr>
-      </w:pPr>
-      <w:r>
-        <w:rPr>
-          <w:noProof/>
-          <w:highlight w:val="yellow"/>
-        </w:rPr>
-        <w:t>Descrição breve do projeto</w:t>
-      </w:r>
-      <w:r>
-        <w:rPr>
-          <w:noProof/>
-          <w:highlight w:val="yellow"/>
-        </w:rPr>
-        <w:t xml:space="preserve"> (incluindo </w:t>
-      </w:r>
-      <w:r>
-        <w:rPr>
-          <w:noProof/>
-          <w:highlight w:val="yellow"/>
-        </w:rPr>
-        <w:t>ligação entre DA e MDS</w:t>
-      </w:r>
-      <w:r>
-        <w:rPr>
-          <w:noProof/>
-          <w:highlight w:val="yellow"/>
-        </w:rPr>
-        <w:t>)</w:t>
-      </w:r>
-    </w:p>
-    <w:p>
-      <w:pPr>
-        <w:pStyle w:val="PargrafodaLista"/>
-        <w:numPr>
-          <w:ilvl w:val="0"/>
-          <w:numId w:val="22"/>
-        </w:numPr>
-        <w:rPr>
-          <w:noProof/>
-          <w:highlight w:val="yellow"/>
-        </w:rPr>
-      </w:pPr>
-      <w:r>
-        <w:rPr>
-          <w:noProof/>
-          <w:highlight w:val="yellow"/>
-        </w:rPr>
-        <w:t>Planeamento geral do projeto</w:t>
-      </w:r>
-    </w:p>
-    <w:p>
-      <w:pPr>
-        <w:pStyle w:val="PargrafodaLista"/>
-        <w:numPr>
-          <w:ilvl w:val="0"/>
-          <w:numId w:val="22"/>
-        </w:numPr>
-        <w:rPr>
-          <w:noProof/>
-          <w:highlight w:val="yellow"/>
-        </w:rPr>
-      </w:pPr>
-      <w:r>
-        <w:rPr>
-          <w:noProof/>
-          <w:highlight w:val="yellow"/>
-        </w:rPr>
-        <w:t>Equipa envolvida</w:t>
-      </w:r>
-    </w:p>
-    <w:p>
-      <w:pPr>
-        <w:pStyle w:val="PargrafodaLista"/>
-        <w:numPr>
-          <w:ilvl w:val="0"/>
-          <w:numId w:val="22"/>
-        </w:numPr>
-        <w:rPr>
-          <w:noProof/>
-        </w:rPr>
-      </w:pPr>
-      <w:r>
-        <w:rPr>
-          <w:noProof/>
-          <w:highlight w:val="yellow"/>
-        </w:rPr>
-        <w:t xml:space="preserve">Metodologia ágil adotada </w:t>
-      </w:r>
-      <w:r>
-        <w:rPr>
-          <w:noProof/>
-          <w:highlight w:val="yellow"/>
-        </w:rPr>
-        <w:t>&gt;</w:t>
-      </w:r>
-    </w:p>
-    <w:p>
-      <w:pPr>
-        <w:pStyle w:val="Ttulo2"/>
-        <w:rPr>
-          <w:noProof/>
-        </w:rPr>
-      </w:pPr>
-      <w:bookmarkStart w:id="3" w:name="_Toc227748416"/>
+      <w:bookmarkStart w:id="3" w:name="_Toc231904784"/>
       <w:r>
         <w:rPr>
           <w:noProof/>
@@ -4316,7 +3916,7 @@
       <w:pPr>
         <w:pStyle w:val="Ttulo1"/>
       </w:pPr>
-      <w:bookmarkStart w:id="4" w:name="_Toc227748417"/>
+      <w:bookmarkStart w:id="4" w:name="_Toc231904785"/>
       <w:r>
         <w:lastRenderedPageBreak/>
         <w:t>Especificação do Sistema</w:t>
@@ -4505,7 +4105,7 @@
       <w:pPr>
         <w:pStyle w:val="Ttulo2"/>
       </w:pPr>
-      <w:bookmarkStart w:id="5" w:name="_Toc227748418"/>
+      <w:bookmarkStart w:id="5" w:name="_Toc231904786"/>
       <w:r>
         <w:t>Análise Concorrencial</w:t>
       </w:r>
@@ -4542,8 +4142,13 @@
       <w:pPr>
         <w:pStyle w:val="Ttulo3"/>
       </w:pPr>
-      <w:r>
-        <w:t xml:space="preserve">Bring! Lista de Compras </w:t>
+      <w:bookmarkStart w:id="6" w:name="_Toc231904787"/>
+      <w:r>
+        <w:t>Bring! Lista de Compras</w:t>
+      </w:r>
+      <w:bookmarkEnd w:id="6"/>
+      <w:r>
+        <w:t xml:space="preserve"> </w:t>
       </w:r>
     </w:p>
     <w:p>
@@ -4557,44 +4162,29 @@
       <w:pPr>
         <w:pStyle w:val="Legenda"/>
         <w:keepNext/>
+        <w:ind w:left="708" w:hanging="708"/>
         <w:jc w:val="center"/>
       </w:pPr>
-      <w:bookmarkStart w:id="6" w:name="_Toc227746391"/>
+      <w:bookmarkStart w:id="7" w:name="_Toc231904834"/>
       <w:r>
         <w:lastRenderedPageBreak/>
         <w:t xml:space="preserve">Tabela </w:t>
       </w:r>
-      <w:r>
-        <w:fldChar w:fldCharType="begin"/>
-      </w:r>
-      <w:r>
-        <w:instrText xml:space="preserve"> SEQ Tabela \* ARABIC </w:instrText>
-      </w:r>
-      <w:r>
-        <w:fldChar w:fldCharType="separate"/>
-      </w:r>
-      <w:r>
-        <w:rPr>
-          <w:noProof/>
-        </w:rPr>
-        <w:t>1</w:t>
-      </w:r>
-      <w:r>
-        <w:rPr>
-          <w:noProof/>
-        </w:rPr>
-        <w:fldChar w:fldCharType="end"/>
-      </w:r>
+      <w:fldSimple w:instr=" SEQ Tabela \* ARABIC ">
+        <w:r>
+          <w:rPr>
+            <w:noProof/>
+          </w:rPr>
+          <w:t>1</w:t>
+        </w:r>
+      </w:fldSimple>
       <w:r>
         <w:t xml:space="preserve"> – Descrição do </w:t>
       </w:r>
-      <w:r>
-        <w:rPr>
-          <w:highlight w:val="yellow"/>
-        </w:rPr>
-        <w:t>Sistema 1</w:t>
-      </w:r>
-      <w:bookmarkEnd w:id="6"/>
+      <w:bookmarkEnd w:id="7"/>
+      <w:r>
+        <w:t>Bring!</w:t>
+      </w:r>
     </w:p>
     <w:tbl>
       <w:tblPr>
@@ -5085,10 +4675,12 @@
       <w:pPr>
         <w:pStyle w:val="Ttulo3"/>
       </w:pPr>
+      <w:bookmarkStart w:id="8" w:name="_Toc231904788"/>
       <w:r>
         <w:lastRenderedPageBreak/>
         <w:t>Listonic</w:t>
       </w:r>
+      <w:bookmarkEnd w:id="8"/>
     </w:p>
     <w:p>
       <w:pPr>
@@ -5096,38 +4688,25 @@
         <w:keepNext/>
         <w:jc w:val="center"/>
       </w:pPr>
-      <w:bookmarkStart w:id="7" w:name="_Toc227746392"/>
+      <w:bookmarkStart w:id="9" w:name="_Toc231904835"/>
       <w:r>
         <w:t xml:space="preserve">Tabela </w:t>
       </w:r>
-      <w:r>
-        <w:fldChar w:fldCharType="begin"/>
-      </w:r>
-      <w:r>
-        <w:instrText xml:space="preserve"> SEQ Tabela \* ARABIC </w:instrText>
-      </w:r>
-      <w:r>
-        <w:fldChar w:fldCharType="separate"/>
-      </w:r>
-      <w:r>
-        <w:rPr>
-          <w:noProof/>
-        </w:rPr>
-        <w:t>2</w:t>
-      </w:r>
-      <w:r>
-        <w:rPr>
-          <w:noProof/>
-        </w:rPr>
-        <w:fldChar w:fldCharType="end"/>
-      </w:r>
+      <w:fldSimple w:instr=" SEQ Tabela \* ARABIC ">
+        <w:r>
+          <w:rPr>
+            <w:noProof/>
+          </w:rPr>
+          <w:t>2</w:t>
+        </w:r>
+      </w:fldSimple>
       <w:r>
         <w:t xml:space="preserve"> – Descrição do </w:t>
       </w:r>
-      <w:bookmarkEnd w:id="7"/>
       <w:r>
         <w:t>Listonic</w:t>
       </w:r>
+      <w:bookmarkEnd w:id="9"/>
     </w:p>
     <w:tbl>
       <w:tblPr>
@@ -5486,17 +5065,12 @@
       <w:pPr>
         <w:pStyle w:val="Ttulo3"/>
       </w:pPr>
-      <w:r>
+      <w:bookmarkStart w:id="10" w:name="_Toc231904789"/>
+      <w:r>
+        <w:lastRenderedPageBreak/>
         <w:t>HomeBudget</w:t>
       </w:r>
-    </w:p>
-    <w:p>
-      <w:r>
-        <w:rPr>
-          <w:highlight w:val="yellow"/>
-        </w:rPr>
-        <w:t>A próxima tabela resume as características do sistema...</w:t>
-      </w:r>
+      <w:bookmarkEnd w:id="10"/>
     </w:p>
     <w:p>
       <w:pPr>
@@ -5504,39 +5078,25 @@
         <w:keepNext/>
         <w:jc w:val="center"/>
       </w:pPr>
-      <w:bookmarkStart w:id="8" w:name="_Toc227746393"/>
-      <w:r>
-        <w:lastRenderedPageBreak/>
+      <w:bookmarkStart w:id="11" w:name="_Toc231904836"/>
+      <w:r>
         <w:t xml:space="preserve">Tabela </w:t>
       </w:r>
-      <w:r>
-        <w:fldChar w:fldCharType="begin"/>
-      </w:r>
-      <w:r>
-        <w:instrText xml:space="preserve"> SEQ Tabela \* ARABIC </w:instrText>
-      </w:r>
-      <w:r>
-        <w:fldChar w:fldCharType="separate"/>
-      </w:r>
-      <w:r>
-        <w:rPr>
-          <w:noProof/>
-        </w:rPr>
-        <w:t>3</w:t>
-      </w:r>
-      <w:r>
-        <w:rPr>
-          <w:noProof/>
-        </w:rPr>
-        <w:fldChar w:fldCharType="end"/>
-      </w:r>
+      <w:fldSimple w:instr=" SEQ Tabela \* ARABIC ">
+        <w:r>
+          <w:rPr>
+            <w:noProof/>
+          </w:rPr>
+          <w:t>3</w:t>
+        </w:r>
+      </w:fldSimple>
       <w:r>
         <w:t xml:space="preserve"> – Descrição do </w:t>
       </w:r>
-      <w:bookmarkEnd w:id="8"/>
       <w:r>
         <w:t>HomeBudget</w:t>
       </w:r>
+      <w:bookmarkEnd w:id="11"/>
     </w:p>
     <w:tbl>
       <w:tblPr>
@@ -5960,11 +5520,11 @@
       <w:pPr>
         <w:pStyle w:val="Ttulo3"/>
       </w:pPr>
-      <w:bookmarkStart w:id="9" w:name="_Toc227748422"/>
+      <w:bookmarkStart w:id="12" w:name="_Toc231904790"/>
       <w:r>
         <w:t>Comparação dos Sistemas</w:t>
       </w:r>
-      <w:bookmarkEnd w:id="9"/>
+      <w:bookmarkEnd w:id="12"/>
     </w:p>
     <w:p>
       <w:r>
@@ -5981,35 +5541,22 @@
         <w:keepNext/>
         <w:jc w:val="center"/>
       </w:pPr>
-      <w:bookmarkStart w:id="10" w:name="_Toc227746394"/>
+      <w:bookmarkStart w:id="13" w:name="_Toc231904837"/>
       <w:r>
         <w:t xml:space="preserve">Tabela </w:t>
       </w:r>
-      <w:r>
-        <w:fldChar w:fldCharType="begin"/>
-      </w:r>
-      <w:r>
-        <w:instrText xml:space="preserve"> SEQ Tabela \* ARABIC </w:instrText>
-      </w:r>
-      <w:r>
-        <w:fldChar w:fldCharType="separate"/>
-      </w:r>
-      <w:r>
-        <w:rPr>
-          <w:noProof/>
-        </w:rPr>
-        <w:t>4</w:t>
-      </w:r>
-      <w:r>
-        <w:rPr>
-          <w:noProof/>
-        </w:rPr>
-        <w:fldChar w:fldCharType="end"/>
-      </w:r>
+      <w:fldSimple w:instr=" SEQ Tabela \* ARABIC ">
+        <w:r>
+          <w:rPr>
+            <w:noProof/>
+          </w:rPr>
+          <w:t>4</w:t>
+        </w:r>
+      </w:fldSimple>
       <w:r>
         <w:t xml:space="preserve"> – Resumo das características dos Sistemas concorrenciais</w:t>
       </w:r>
-      <w:bookmarkEnd w:id="10"/>
+      <w:bookmarkEnd w:id="13"/>
     </w:p>
     <w:tbl>
       <w:tblPr>
@@ -6215,6 +5762,7 @@
           </w:tcPr>
           <w:p>
             <w:r>
+              <w:lastRenderedPageBreak/>
               <w:t>Partilha de listas em tempo real</w:t>
             </w:r>
           </w:p>
@@ -6270,7 +5818,6 @@
           </w:tcPr>
           <w:p>
             <w:r>
-              <w:lastRenderedPageBreak/>
               <w:t>Relatórios financeiros</w:t>
             </w:r>
           </w:p>
@@ -6548,7 +6095,13 @@
           </w:tcPr>
           <w:p>
             <w:r>
-              <w:t>Compatível com Andoid e iOS</w:t>
+              <w:t>Compatível com And</w:t>
+            </w:r>
+            <w:r>
+              <w:t>r</w:t>
+            </w:r>
+            <w:r>
+              <w:t>oid e iOS</w:t>
             </w:r>
           </w:p>
         </w:tc>
@@ -6650,11 +6203,11 @@
       <w:pPr>
         <w:pStyle w:val="Ttulo3"/>
       </w:pPr>
-      <w:bookmarkStart w:id="11" w:name="_Toc227748423"/>
+      <w:bookmarkStart w:id="14" w:name="_Toc231904791"/>
       <w:r>
         <w:t>Enquadramento da análise concorrencial no SI</w:t>
       </w:r>
-      <w:bookmarkEnd w:id="11"/>
+      <w:bookmarkEnd w:id="14"/>
     </w:p>
     <w:p>
       <w:pPr>
@@ -6789,36 +6342,78 @@
       <w:pPr>
         <w:pStyle w:val="Ttulo2"/>
       </w:pPr>
-      <w:bookmarkStart w:id="12" w:name="_Toc227748424"/>
+      <w:bookmarkStart w:id="15" w:name="_Toc231904792"/>
       <w:r>
         <w:t>Wireframes/Mockups</w:t>
       </w:r>
-      <w:bookmarkEnd w:id="12"/>
+      <w:bookmarkEnd w:id="15"/>
     </w:p>
     <w:p>
       <w:r>
-        <w:rPr>
-          <w:highlight w:val="yellow"/>
-        </w:rPr>
-        <w:t>&lt;Desenho dos wireframes já a aproximarem-se de mockups (mais detalhados)</w:t>
-      </w:r>
-      <w:r>
-        <w:rPr>
-          <w:highlight w:val="yellow"/>
-        </w:rPr>
-        <w:t>. 1 para cada ecrã que tiverem</w:t>
-      </w:r>
-      <w:r>
-        <w:rPr>
-          <w:highlight w:val="yellow"/>
-        </w:rPr>
-        <w:t>&gt;</w:t>
+        <w:t xml:space="preserve">Os wireframes e mockups foram desenvolvidos para representar visualmente </w:t>
+      </w:r>
+      <w:r>
+        <w:t>o aspeto da interface da aplicação ishopping antes da implementação. Os wireframes permitiram definir a organização dos ecrãs, os elementos que farão parte dele e os fluxos de interação entre eles. Os mockups foram úteis para adicionar detalhes visuais como cores, tipografia, e o aspeto final dos componentes. Estes documentos facilitaram a validação de requisitos, a resolução de ideias e também nos ajudou a obter uma visão mais clara do produto final.</w:t>
       </w:r>
     </w:p>
     <w:p>
       <w:pPr>
         <w:ind w:left="-426" w:firstLine="142"/>
       </w:pPr>
+      <w:r>
+        <w:rPr>
+          <w:noProof/>
+        </w:rPr>
+        <w:lastRenderedPageBreak/>
+        <w:drawing>
+          <wp:inline distT="0" distB="0" distL="0" distR="0" wp14:anchorId="595A1DD3" wp14:editId="7137023D">
+            <wp:extent cx="2636592" cy="2897579"/>
+            <wp:effectExtent l="0" t="0" r="0" b="0"/>
+            <wp:docPr id="3" name="Imagem 3"/>
+            <wp:cNvGraphicFramePr>
+              <a:graphicFrameLocks xmlns:a="http://schemas.openxmlformats.org/drawingml/2006/main" noChangeAspect="1"/>
+            </wp:cNvGraphicFramePr>
+            <a:graphic xmlns:a="http://schemas.openxmlformats.org/drawingml/2006/main">
+              <a:graphicData uri="http://schemas.openxmlformats.org/drawingml/2006/picture">
+                <pic:pic xmlns:pic="http://schemas.openxmlformats.org/drawingml/2006/picture">
+                  <pic:nvPicPr>
+                    <pic:cNvPr id="0" name="Picture 2"/>
+                    <pic:cNvPicPr>
+                      <a:picLocks noChangeAspect="1" noChangeArrowheads="1"/>
+                    </pic:cNvPicPr>
+                  </pic:nvPicPr>
+                  <pic:blipFill>
+                    <a:blip r:embed="rId17">
+                      <a:extLst>
+                        <a:ext uri="{28A0092B-C50C-407E-A947-70E740481C1C}">
+                          <a14:useLocalDpi xmlns:a14="http://schemas.microsoft.com/office/drawing/2010/main" val="0"/>
+                        </a:ext>
+                      </a:extLst>
+                    </a:blip>
+                    <a:srcRect/>
+                    <a:stretch>
+                      <a:fillRect/>
+                    </a:stretch>
+                  </pic:blipFill>
+                  <pic:spPr bwMode="auto">
+                    <a:xfrm>
+                      <a:off x="0" y="0"/>
+                      <a:ext cx="2648742" cy="2910932"/>
+                    </a:xfrm>
+                    <a:prstGeom prst="rect">
+                      <a:avLst/>
+                    </a:prstGeom>
+                    <a:noFill/>
+                    <a:ln>
+                      <a:noFill/>
+                    </a:ln>
+                  </pic:spPr>
+                </pic:pic>
+              </a:graphicData>
+            </a:graphic>
+          </wp:inline>
+        </w:drawing>
+      </w:r>
       <w:r>
         <w:rPr>
           <w:noProof/>
@@ -6839,7 +6434,7 @@
                     <pic:cNvPicPr/>
                   </pic:nvPicPr>
                   <pic:blipFill>
-                    <a:blip r:embed="rId17"/>
+                    <a:blip r:embed="rId18"/>
                     <a:stretch>
                       <a:fillRect/>
                     </a:stretch>
@@ -6859,15 +6454,50 @@
           </wp:inline>
         </w:drawing>
       </w:r>
-      <w:r>
+    </w:p>
+    <w:p>
+      <w:pPr>
+        <w:pStyle w:val="Legenda"/>
+        <w:jc w:val="center"/>
+      </w:pPr>
+      <w:r>
+        <w:t xml:space="preserve">Figura </w:t>
+      </w:r>
+      <w:fldSimple w:instr=" SEQ Figura \* ARABIC ">
+        <w:r>
+          <w:rPr>
+            <w:noProof/>
+          </w:rPr>
+          <w:t>1</w:t>
+        </w:r>
+      </w:fldSimple>
+      <w:r>
+        <w:t xml:space="preserve">- </w:t>
+      </w:r>
+      <w:r>
+        <w:t>Página Login</w:t>
+      </w:r>
+      <w:r>
+        <w:t xml:space="preserve"> Mockup/WireFame</w:t>
+      </w:r>
+    </w:p>
+    <w:p>
+      <w:pPr>
+        <w:keepNext/>
+        <w:jc w:val="center"/>
         <w:rPr>
           <w:noProof/>
         </w:rPr>
+      </w:pPr>
+      <w:r>
+        <w:rPr>
+          <w:noProof/>
+        </w:rPr>
         <w:drawing>
-          <wp:inline distT="0" distB="0" distL="0" distR="0" wp14:anchorId="03CC4B62" wp14:editId="49642B95">
-            <wp:extent cx="3157975" cy="2536198"/>
-            <wp:effectExtent l="0" t="0" r="4445" b="3810"/>
-            <wp:docPr id="1596357008" name="Imagem 3"/>
+          <wp:inline distT="0" distB="0" distL="0" distR="0" wp14:anchorId="3B0112E2" wp14:editId="333E374D">
+            <wp:extent cx="2778826" cy="1857517"/>
+            <wp:effectExtent l="0" t="0" r="2540" b="9525"/>
+            <wp:docPr id="9" name="Imagem 9"/>
             <wp:cNvGraphicFramePr>
               <a:graphicFrameLocks xmlns:a="http://schemas.openxmlformats.org/drawingml/2006/main" noChangeAspect="1"/>
             </wp:cNvGraphicFramePr>
@@ -6875,29 +6505,36 @@
               <a:graphicData uri="http://schemas.openxmlformats.org/drawingml/2006/picture">
                 <pic:pic xmlns:pic="http://schemas.openxmlformats.org/drawingml/2006/picture">
                   <pic:nvPicPr>
-                    <pic:cNvPr id="1596357008" name="Imagem 1596357008"/>
-                    <pic:cNvPicPr/>
+                    <pic:cNvPr id="0" name="Picture 4"/>
+                    <pic:cNvPicPr>
+                      <a:picLocks noChangeAspect="1" noChangeArrowheads="1"/>
+                    </pic:cNvPicPr>
                   </pic:nvPicPr>
                   <pic:blipFill>
-                    <a:blip r:embed="rId18">
+                    <a:blip r:embed="rId19">
                       <a:extLst>
                         <a:ext uri="{28A0092B-C50C-407E-A947-70E740481C1C}">
                           <a14:useLocalDpi xmlns:a14="http://schemas.microsoft.com/office/drawing/2010/main" val="0"/>
                         </a:ext>
                       </a:extLst>
                     </a:blip>
+                    <a:srcRect/>
                     <a:stretch>
                       <a:fillRect/>
                     </a:stretch>
                   </pic:blipFill>
-                  <pic:spPr>
+                  <pic:spPr bwMode="auto">
                     <a:xfrm>
                       <a:off x="0" y="0"/>
-                      <a:ext cx="3201708" cy="2571320"/>
+                      <a:ext cx="2790738" cy="1865480"/>
                     </a:xfrm>
                     <a:prstGeom prst="rect">
                       <a:avLst/>
                     </a:prstGeom>
+                    <a:noFill/>
+                    <a:ln>
+                      <a:noFill/>
+                    </a:ln>
                   </pic:spPr>
                 </pic:pic>
               </a:graphicData>
@@ -6905,59 +6542,10 @@
           </wp:inline>
         </w:drawing>
       </w:r>
-    </w:p>
-    <w:p>
-      <w:pPr>
-        <w:pStyle w:val="Legenda"/>
-        <w:jc w:val="center"/>
-      </w:pPr>
-      <w:r>
-        <w:t xml:space="preserve">Figura </w:t>
-      </w:r>
-      <w:r>
-        <w:fldChar w:fldCharType="begin"/>
-      </w:r>
-      <w:r>
-        <w:instrText xml:space="preserve"> SEQ Figura \* ARABIC </w:instrText>
-      </w:r>
-      <w:r>
-        <w:fldChar w:fldCharType="separate"/>
-      </w:r>
       <w:r>
         <w:rPr>
           <w:noProof/>
         </w:rPr>
-        <w:t>1</w:t>
-      </w:r>
-      <w:r>
-        <w:rPr>
-          <w:noProof/>
-        </w:rPr>
-        <w:fldChar w:fldCharType="end"/>
-      </w:r>
-      <w:r>
-        <w:t xml:space="preserve">- </w:t>
-      </w:r>
-      <w:r>
-        <w:t>Página Login</w:t>
-      </w:r>
-      <w:r>
-        <w:t xml:space="preserve"> Mockup/WireFame</w:t>
-      </w:r>
-    </w:p>
-    <w:p>
-      <w:pPr>
-        <w:keepNext/>
-        <w:jc w:val="center"/>
-        <w:rPr>
-          <w:noProof/>
-        </w:rPr>
-      </w:pPr>
-      <w:r>
-        <w:rPr>
-          <w:noProof/>
-        </w:rPr>
-        <w:lastRenderedPageBreak/>
         <w:drawing>
           <wp:inline distT="0" distB="0" distL="0" distR="0" wp14:anchorId="2EB7068D" wp14:editId="386F4AC7">
             <wp:extent cx="2870522" cy="2529548"/>
@@ -6974,7 +6562,7 @@
                     <pic:cNvPicPr/>
                   </pic:nvPicPr>
                   <pic:blipFill>
-                    <a:blip r:embed="rId19"/>
+                    <a:blip r:embed="rId20"/>
                     <a:stretch>
                       <a:fillRect/>
                     </a:stretch>
@@ -6998,11 +6586,46 @@
         <w:rPr>
           <w:noProof/>
         </w:rPr>
+        <w:t xml:space="preserve"> </w:t>
+      </w:r>
+    </w:p>
+    <w:p>
+      <w:pPr>
+        <w:pStyle w:val="Legenda"/>
+        <w:jc w:val="center"/>
+        <w:rPr>
+          <w:noProof/>
+        </w:rPr>
+      </w:pPr>
+      <w:r>
+        <w:t xml:space="preserve">Figura </w:t>
+      </w:r>
+      <w:fldSimple w:instr=" SEQ Figura \* ARABIC ">
+        <w:r>
+          <w:rPr>
+            <w:noProof/>
+          </w:rPr>
+          <w:t>2</w:t>
+        </w:r>
+      </w:fldSimple>
+      <w:r>
+        <w:t xml:space="preserve"> - Página Registrar Mockup/WireFrame</w:t>
+      </w:r>
+    </w:p>
+    <w:p>
+      <w:pPr>
+        <w:keepNext/>
+        <w:jc w:val="center"/>
+      </w:pPr>
+      <w:r>
+        <w:rPr>
+          <w:noProof/>
+        </w:rPr>
         <w:drawing>
-          <wp:inline distT="0" distB="0" distL="0" distR="0" wp14:anchorId="54772C61" wp14:editId="3A33B7B4">
-            <wp:extent cx="3217762" cy="2600885"/>
-            <wp:effectExtent l="0" t="0" r="0" b="3175"/>
-            <wp:docPr id="1824591000" name="Imagem 2"/>
+          <wp:inline distT="0" distB="0" distL="0" distR="0" wp14:anchorId="037994EB" wp14:editId="6A52A075">
+            <wp:extent cx="2410691" cy="1310175"/>
+            <wp:effectExtent l="0" t="0" r="8890" b="4445"/>
+            <wp:docPr id="11" name="Imagem 11"/>
             <wp:cNvGraphicFramePr>
               <a:graphicFrameLocks xmlns:a="http://schemas.openxmlformats.org/drawingml/2006/main" noChangeAspect="1"/>
             </wp:cNvGraphicFramePr>
@@ -7010,29 +6633,36 @@
               <a:graphicData uri="http://schemas.openxmlformats.org/drawingml/2006/picture">
                 <pic:pic xmlns:pic="http://schemas.openxmlformats.org/drawingml/2006/picture">
                   <pic:nvPicPr>
-                    <pic:cNvPr id="1824591000" name="Imagem 1824591000"/>
-                    <pic:cNvPicPr/>
+                    <pic:cNvPr id="0" name="Picture 6"/>
+                    <pic:cNvPicPr>
+                      <a:picLocks noChangeAspect="1" noChangeArrowheads="1"/>
+                    </pic:cNvPicPr>
                   </pic:nvPicPr>
                   <pic:blipFill>
-                    <a:blip r:embed="rId20">
+                    <a:blip r:embed="rId21" cstate="print">
                       <a:extLst>
                         <a:ext uri="{28A0092B-C50C-407E-A947-70E740481C1C}">
                           <a14:useLocalDpi xmlns:a14="http://schemas.microsoft.com/office/drawing/2010/main" val="0"/>
                         </a:ext>
                       </a:extLst>
                     </a:blip>
+                    <a:srcRect/>
                     <a:stretch>
                       <a:fillRect/>
                     </a:stretch>
                   </pic:blipFill>
-                  <pic:spPr>
+                  <pic:spPr bwMode="auto">
                     <a:xfrm>
                       <a:off x="0" y="0"/>
-                      <a:ext cx="3240203" cy="2619024"/>
+                      <a:ext cx="2420372" cy="1315437"/>
                     </a:xfrm>
                     <a:prstGeom prst="rect">
                       <a:avLst/>
                     </a:prstGeom>
+                    <a:noFill/>
+                    <a:ln>
+                      <a:noFill/>
+                    </a:ln>
                   </pic:spPr>
                 </pic:pic>
               </a:graphicData>
@@ -7044,59 +6674,11 @@
         <w:rPr>
           <w:noProof/>
         </w:rPr>
-        <w:t xml:space="preserve"> </w:t>
-      </w:r>
-    </w:p>
-    <w:p>
-      <w:pPr>
-        <w:pStyle w:val="Legenda"/>
-        <w:jc w:val="center"/>
-        <w:rPr>
-          <w:noProof/>
-        </w:rPr>
-      </w:pPr>
-      <w:r>
-        <w:t xml:space="preserve">Figura </w:t>
-      </w:r>
-      <w:r>
-        <w:fldChar w:fldCharType="begin"/>
-      </w:r>
-      <w:r>
-        <w:instrText xml:space="preserve"> SEQ Figura \* ARABIC </w:instrText>
-      </w:r>
-      <w:r>
-        <w:fldChar w:fldCharType="separate"/>
-      </w:r>
-      <w:r>
-        <w:rPr>
-          <w:noProof/>
-        </w:rPr>
-        <w:t>2</w:t>
-      </w:r>
-      <w:r>
-        <w:rPr>
-          <w:noProof/>
-        </w:rPr>
-        <w:fldChar w:fldCharType="end"/>
-      </w:r>
-      <w:r>
-        <w:t xml:space="preserve"> - Página Registrar Mockup/WireFrame</w:t>
-      </w:r>
-    </w:p>
-    <w:p>
-      <w:pPr>
-        <w:keepNext/>
-        <w:jc w:val="center"/>
-      </w:pPr>
-      <w:r>
-        <w:rPr>
-          <w:noProof/>
-        </w:rPr>
         <w:drawing>
-          <wp:inline distT="0" distB="0" distL="0" distR="0" wp14:anchorId="75B18AB8" wp14:editId="6D5F59B0">
-            <wp:extent cx="2986269" cy="1964097"/>
-            <wp:effectExtent l="0" t="0" r="0" b="4445"/>
-            <wp:docPr id="386941907" name="Imagem 1"/>
+          <wp:inline distT="0" distB="0" distL="0" distR="0" wp14:anchorId="4024534D" wp14:editId="2F96188E">
+            <wp:extent cx="2909455" cy="1541296"/>
+            <wp:effectExtent l="0" t="0" r="5715" b="1905"/>
+            <wp:docPr id="10" name="Imagem 10"/>
             <wp:cNvGraphicFramePr>
               <a:graphicFrameLocks xmlns:a="http://schemas.openxmlformats.org/drawingml/2006/main" noChangeAspect="1"/>
             </wp:cNvGraphicFramePr>
@@ -7104,23 +6686,36 @@
               <a:graphicData uri="http://schemas.openxmlformats.org/drawingml/2006/picture">
                 <pic:pic xmlns:pic="http://schemas.openxmlformats.org/drawingml/2006/picture">
                   <pic:nvPicPr>
-                    <pic:cNvPr id="386941907" name=""/>
-                    <pic:cNvPicPr/>
+                    <pic:cNvPr id="0" name="Picture 5"/>
+                    <pic:cNvPicPr>
+                      <a:picLocks noChangeAspect="1" noChangeArrowheads="1"/>
+                    </pic:cNvPicPr>
                   </pic:nvPicPr>
                   <pic:blipFill>
-                    <a:blip r:embed="rId21"/>
+                    <a:blip r:embed="rId22">
+                      <a:extLst>
+                        <a:ext uri="{28A0092B-C50C-407E-A947-70E740481C1C}">
+                          <a14:useLocalDpi xmlns:a14="http://schemas.microsoft.com/office/drawing/2010/main" val="0"/>
+                        </a:ext>
+                      </a:extLst>
+                    </a:blip>
+                    <a:srcRect/>
                     <a:stretch>
                       <a:fillRect/>
                     </a:stretch>
                   </pic:blipFill>
-                  <pic:spPr>
+                  <pic:spPr bwMode="auto">
                     <a:xfrm>
                       <a:off x="0" y="0"/>
-                      <a:ext cx="3042419" cy="2001028"/>
+                      <a:ext cx="2932838" cy="1553683"/>
                     </a:xfrm>
                     <a:prstGeom prst="rect">
                       <a:avLst/>
                     </a:prstGeom>
+                    <a:noFill/>
+                    <a:ln>
+                      <a:noFill/>
+                    </a:ln>
                   </pic:spPr>
                 </pic:pic>
               </a:graphicData>
@@ -7128,15 +6723,54 @@
           </wp:inline>
         </w:drawing>
       </w:r>
+    </w:p>
+    <w:p>
+      <w:pPr>
+        <w:pStyle w:val="Legenda"/>
+        <w:jc w:val="center"/>
+      </w:pPr>
+      <w:bookmarkStart w:id="16" w:name="_Toc227746380"/>
+      <w:bookmarkStart w:id="17" w:name="_Hlk231911393"/>
+      <w:r>
+        <w:t xml:space="preserve">Figura </w:t>
+      </w:r>
+      <w:fldSimple w:instr=" SEQ Figura \* ARABIC ">
+        <w:r>
+          <w:rPr>
+            <w:noProof/>
+          </w:rPr>
+          <w:t>3</w:t>
+        </w:r>
+      </w:fldSimple>
+      <w:r>
+        <w:t xml:space="preserve"> – </w:t>
+      </w:r>
+      <w:r>
+        <w:t>Mockup</w:t>
+      </w:r>
+      <w:r>
+        <w:t>/</w:t>
+      </w:r>
+      <w:r>
+        <w:t>WireFrame</w:t>
+      </w:r>
+      <w:r>
+        <w:t xml:space="preserve"> do ecrã principal</w:t>
+      </w:r>
+      <w:bookmarkEnd w:id="16"/>
+    </w:p>
+    <w:bookmarkEnd w:id="17"/>
+    <w:p>
       <w:r>
         <w:rPr>
           <w:noProof/>
         </w:rPr>
+        <w:lastRenderedPageBreak/>
         <w:drawing>
-          <wp:inline distT="0" distB="0" distL="0" distR="0" wp14:anchorId="6B272678" wp14:editId="1796D417">
-            <wp:extent cx="3066792" cy="2053649"/>
-            <wp:effectExtent l="0" t="0" r="0" b="3810"/>
-            <wp:docPr id="1535951887" name="Imagem 1"/>
+          <wp:inline distT="0" distB="0" distL="0" distR="0" wp14:anchorId="79B26657" wp14:editId="4C0D1569">
+            <wp:extent cx="3125888" cy="1448790"/>
+            <wp:effectExtent l="0" t="0" r="0" b="0"/>
+            <wp:docPr id="14" name="Imagem 14"/>
             <wp:cNvGraphicFramePr>
               <a:graphicFrameLocks xmlns:a="http://schemas.openxmlformats.org/drawingml/2006/main" noChangeAspect="1"/>
             </wp:cNvGraphicFramePr>
@@ -7144,29 +6778,36 @@
               <a:graphicData uri="http://schemas.openxmlformats.org/drawingml/2006/picture">
                 <pic:pic xmlns:pic="http://schemas.openxmlformats.org/drawingml/2006/picture">
                   <pic:nvPicPr>
-                    <pic:cNvPr id="1535951887" name="Imagem 1535951887"/>
-                    <pic:cNvPicPr/>
+                    <pic:cNvPr id="0" name="Picture 8"/>
+                    <pic:cNvPicPr>
+                      <a:picLocks noChangeAspect="1" noChangeArrowheads="1"/>
+                    </pic:cNvPicPr>
                   </pic:nvPicPr>
                   <pic:blipFill>
-                    <a:blip r:embed="rId22" cstate="print">
+                    <a:blip r:embed="rId23">
                       <a:extLst>
                         <a:ext uri="{28A0092B-C50C-407E-A947-70E740481C1C}">
                           <a14:useLocalDpi xmlns:a14="http://schemas.microsoft.com/office/drawing/2010/main" val="0"/>
                         </a:ext>
                       </a:extLst>
                     </a:blip>
+                    <a:srcRect/>
                     <a:stretch>
                       <a:fillRect/>
                     </a:stretch>
                   </pic:blipFill>
-                  <pic:spPr>
+                  <pic:spPr bwMode="auto">
                     <a:xfrm>
                       <a:off x="0" y="0"/>
-                      <a:ext cx="3121688" cy="2090409"/>
+                      <a:ext cx="3178326" cy="1473094"/>
                     </a:xfrm>
                     <a:prstGeom prst="rect">
                       <a:avLst/>
                     </a:prstGeom>
+                    <a:noFill/>
+                    <a:ln>
+                      <a:noFill/>
+                    </a:ln>
                   </pic:spPr>
                 </pic:pic>
               </a:graphicData>
@@ -7174,89 +6815,914 @@
           </wp:inline>
         </w:drawing>
       </w:r>
+      <w:r>
+        <w:rPr>
+          <w:noProof/>
+        </w:rPr>
+        <w:drawing>
+          <wp:inline distT="0" distB="0" distL="0" distR="0" wp14:anchorId="54F11A17" wp14:editId="59E4FDFD">
+            <wp:extent cx="2731324" cy="1798353"/>
+            <wp:effectExtent l="0" t="0" r="0" b="0"/>
+            <wp:docPr id="12" name="Imagem 12"/>
+            <wp:cNvGraphicFramePr>
+              <a:graphicFrameLocks xmlns:a="http://schemas.openxmlformats.org/drawingml/2006/main" noChangeAspect="1"/>
+            </wp:cNvGraphicFramePr>
+            <a:graphic xmlns:a="http://schemas.openxmlformats.org/drawingml/2006/main">
+              <a:graphicData uri="http://schemas.openxmlformats.org/drawingml/2006/picture">
+                <pic:pic xmlns:pic="http://schemas.openxmlformats.org/drawingml/2006/picture">
+                  <pic:nvPicPr>
+                    <pic:cNvPr id="0" name="Picture 7"/>
+                    <pic:cNvPicPr>
+                      <a:picLocks noChangeAspect="1" noChangeArrowheads="1"/>
+                    </pic:cNvPicPr>
+                  </pic:nvPicPr>
+                  <pic:blipFill>
+                    <a:blip r:embed="rId24">
+                      <a:extLst>
+                        <a:ext uri="{28A0092B-C50C-407E-A947-70E740481C1C}">
+                          <a14:useLocalDpi xmlns:a14="http://schemas.microsoft.com/office/drawing/2010/main" val="0"/>
+                        </a:ext>
+                      </a:extLst>
+                    </a:blip>
+                    <a:srcRect/>
+                    <a:stretch>
+                      <a:fillRect/>
+                    </a:stretch>
+                  </pic:blipFill>
+                  <pic:spPr bwMode="auto">
+                    <a:xfrm>
+                      <a:off x="0" y="0"/>
+                      <a:ext cx="2733493" cy="1799781"/>
+                    </a:xfrm>
+                    <a:prstGeom prst="rect">
+                      <a:avLst/>
+                    </a:prstGeom>
+                    <a:noFill/>
+                    <a:ln>
+                      <a:noFill/>
+                    </a:ln>
+                  </pic:spPr>
+                </pic:pic>
+              </a:graphicData>
+            </a:graphic>
+          </wp:inline>
+        </w:drawing>
+      </w:r>
+      <w:r>
+        <w:t xml:space="preserve"> </w:t>
+      </w:r>
     </w:p>
     <w:p>
       <w:pPr>
         <w:pStyle w:val="Legenda"/>
         <w:jc w:val="center"/>
       </w:pPr>
-      <w:bookmarkStart w:id="13" w:name="_Toc227746380"/>
       <w:r>
         <w:t xml:space="preserve">Figura </w:t>
       </w:r>
-      <w:r>
-        <w:fldChar w:fldCharType="begin"/>
-      </w:r>
-      <w:r>
-        <w:instrText xml:space="preserve"> SEQ Figura \* ARABIC </w:instrText>
-      </w:r>
-      <w:r>
-        <w:fldChar w:fldCharType="separate"/>
-      </w:r>
+      <w:fldSimple w:instr=" SEQ Figura \* ARABIC ">
+        <w:r>
+          <w:rPr>
+            <w:noProof/>
+          </w:rPr>
+          <w:t>4</w:t>
+        </w:r>
+      </w:fldSimple>
+      <w:r>
+        <w:t xml:space="preserve"> - Mockup/WireFrame de FormUtilizadores</w:t>
+      </w:r>
+    </w:p>
+    <w:p>
+      <w:pPr>
+        <w:pStyle w:val="Legenda"/>
+        <w:keepNext/>
+      </w:pPr>
       <w:r>
         <w:rPr>
           <w:noProof/>
         </w:rPr>
-        <w:t>3</w:t>
+        <w:drawing>
+          <wp:inline distT="0" distB="0" distL="0" distR="0" wp14:anchorId="1EFF8E42" wp14:editId="4D0134B8">
+            <wp:extent cx="3168705" cy="1721922"/>
+            <wp:effectExtent l="0" t="0" r="0" b="0"/>
+            <wp:docPr id="17" name="Imagem 17"/>
+            <wp:cNvGraphicFramePr>
+              <a:graphicFrameLocks xmlns:a="http://schemas.openxmlformats.org/drawingml/2006/main" noChangeAspect="1"/>
+            </wp:cNvGraphicFramePr>
+            <a:graphic xmlns:a="http://schemas.openxmlformats.org/drawingml/2006/main">
+              <a:graphicData uri="http://schemas.openxmlformats.org/drawingml/2006/picture">
+                <pic:pic xmlns:pic="http://schemas.openxmlformats.org/drawingml/2006/picture">
+                  <pic:nvPicPr>
+                    <pic:cNvPr id="0" name="Picture 10"/>
+                    <pic:cNvPicPr>
+                      <a:picLocks noChangeAspect="1" noChangeArrowheads="1"/>
+                    </pic:cNvPicPr>
+                  </pic:nvPicPr>
+                  <pic:blipFill>
+                    <a:blip r:embed="rId25">
+                      <a:extLst>
+                        <a:ext uri="{28A0092B-C50C-407E-A947-70E740481C1C}">
+                          <a14:useLocalDpi xmlns:a14="http://schemas.microsoft.com/office/drawing/2010/main" val="0"/>
+                        </a:ext>
+                      </a:extLst>
+                    </a:blip>
+                    <a:srcRect/>
+                    <a:stretch>
+                      <a:fillRect/>
+                    </a:stretch>
+                  </pic:blipFill>
+                  <pic:spPr bwMode="auto">
+                    <a:xfrm>
+                      <a:off x="0" y="0"/>
+                      <a:ext cx="3205594" cy="1741968"/>
+                    </a:xfrm>
+                    <a:prstGeom prst="rect">
+                      <a:avLst/>
+                    </a:prstGeom>
+                    <a:noFill/>
+                    <a:ln>
+                      <a:noFill/>
+                    </a:ln>
+                  </pic:spPr>
+                </pic:pic>
+              </a:graphicData>
+            </a:graphic>
+          </wp:inline>
+        </w:drawing>
       </w:r>
       <w:r>
         <w:rPr>
           <w:noProof/>
         </w:rPr>
-        <w:fldChar w:fldCharType="end"/>
-      </w:r>
-      <w:r>
-        <w:t xml:space="preserve"> – </w:t>
-      </w:r>
-      <w:r>
-        <w:t>Mockup</w:t>
-      </w:r>
-      <w:r>
-        <w:t>/</w:t>
-      </w:r>
-      <w:r>
-        <w:t>WireFrame</w:t>
-      </w:r>
-      <w:r>
-        <w:t xml:space="preserve"> do ecrã principal</w:t>
-      </w:r>
-      <w:bookmarkEnd w:id="13"/>
+        <w:drawing>
+          <wp:inline distT="0" distB="0" distL="0" distR="0" wp14:anchorId="5DC2D3E2" wp14:editId="1E556C24">
+            <wp:extent cx="2921330" cy="1825781"/>
+            <wp:effectExtent l="0" t="0" r="0" b="3175"/>
+            <wp:docPr id="16" name="Imagem 16"/>
+            <wp:cNvGraphicFramePr>
+              <a:graphicFrameLocks xmlns:a="http://schemas.openxmlformats.org/drawingml/2006/main" noChangeAspect="1"/>
+            </wp:cNvGraphicFramePr>
+            <a:graphic xmlns:a="http://schemas.openxmlformats.org/drawingml/2006/main">
+              <a:graphicData uri="http://schemas.openxmlformats.org/drawingml/2006/picture">
+                <pic:pic xmlns:pic="http://schemas.openxmlformats.org/drawingml/2006/picture">
+                  <pic:nvPicPr>
+                    <pic:cNvPr id="0" name="Picture 9"/>
+                    <pic:cNvPicPr>
+                      <a:picLocks noChangeAspect="1" noChangeArrowheads="1"/>
+                    </pic:cNvPicPr>
+                  </pic:nvPicPr>
+                  <pic:blipFill>
+                    <a:blip r:embed="rId26">
+                      <a:extLst>
+                        <a:ext uri="{28A0092B-C50C-407E-A947-70E740481C1C}">
+                          <a14:useLocalDpi xmlns:a14="http://schemas.microsoft.com/office/drawing/2010/main" val="0"/>
+                        </a:ext>
+                      </a:extLst>
+                    </a:blip>
+                    <a:srcRect/>
+                    <a:stretch>
+                      <a:fillRect/>
+                    </a:stretch>
+                  </pic:blipFill>
+                  <pic:spPr bwMode="auto">
+                    <a:xfrm>
+                      <a:off x="0" y="0"/>
+                      <a:ext cx="2942701" cy="1839138"/>
+                    </a:xfrm>
+                    <a:prstGeom prst="rect">
+                      <a:avLst/>
+                    </a:prstGeom>
+                    <a:noFill/>
+                    <a:ln>
+                      <a:noFill/>
+                    </a:ln>
+                  </pic:spPr>
+                </pic:pic>
+              </a:graphicData>
+            </a:graphic>
+          </wp:inline>
+        </w:drawing>
+      </w:r>
+    </w:p>
+    <w:p>
+      <w:pPr>
+        <w:pStyle w:val="Legenda"/>
+      </w:pPr>
+      <w:r>
+        <w:t xml:space="preserve">Figura </w:t>
+      </w:r>
+      <w:fldSimple w:instr=" SEQ Figura \* ARABIC ">
+        <w:r>
+          <w:rPr>
+            <w:noProof/>
+          </w:rPr>
+          <w:t>5</w:t>
+        </w:r>
+      </w:fldSimple>
+      <w:r>
+        <w:t xml:space="preserve"> Mockup/WireFrame de Form</w:t>
+      </w:r>
+      <w:r>
+        <w:t>Artigo</w:t>
+      </w:r>
     </w:p>
     <w:p/>
     <w:p>
-      <w:pPr>
-        <w:pStyle w:val="Ttulo2"/>
-      </w:pPr>
-      <w:bookmarkStart w:id="14" w:name="_Toc102664379"/>
-      <w:bookmarkStart w:id="15" w:name="_Toc227748425"/>
-      <w:r>
-        <w:t>Diagrama de Classes</w:t>
-      </w:r>
-      <w:bookmarkEnd w:id="14"/>
-      <w:bookmarkEnd w:id="15"/>
+      <w:r>
+        <w:rPr>
+          <w:noProof/>
+        </w:rPr>
+        <w:drawing>
+          <wp:inline distT="0" distB="0" distL="0" distR="0" wp14:anchorId="7EF70403" wp14:editId="6561E99D">
+            <wp:extent cx="3289465" cy="1841058"/>
+            <wp:effectExtent l="0" t="0" r="6350" b="6985"/>
+            <wp:docPr id="20" name="Imagem 20"/>
+            <wp:cNvGraphicFramePr>
+              <a:graphicFrameLocks xmlns:a="http://schemas.openxmlformats.org/drawingml/2006/main" noChangeAspect="1"/>
+            </wp:cNvGraphicFramePr>
+            <a:graphic xmlns:a="http://schemas.openxmlformats.org/drawingml/2006/main">
+              <a:graphicData uri="http://schemas.openxmlformats.org/drawingml/2006/picture">
+                <pic:pic xmlns:pic="http://schemas.openxmlformats.org/drawingml/2006/picture">
+                  <pic:nvPicPr>
+                    <pic:cNvPr id="0" name="Picture 12"/>
+                    <pic:cNvPicPr>
+                      <a:picLocks noChangeAspect="1" noChangeArrowheads="1"/>
+                    </pic:cNvPicPr>
+                  </pic:nvPicPr>
+                  <pic:blipFill>
+                    <a:blip r:embed="rId27">
+                      <a:extLst>
+                        <a:ext uri="{28A0092B-C50C-407E-A947-70E740481C1C}">
+                          <a14:useLocalDpi xmlns:a14="http://schemas.microsoft.com/office/drawing/2010/main" val="0"/>
+                        </a:ext>
+                      </a:extLst>
+                    </a:blip>
+                    <a:srcRect/>
+                    <a:stretch>
+                      <a:fillRect/>
+                    </a:stretch>
+                  </pic:blipFill>
+                  <pic:spPr bwMode="auto">
+                    <a:xfrm>
+                      <a:off x="0" y="0"/>
+                      <a:ext cx="3319360" cy="1857790"/>
+                    </a:xfrm>
+                    <a:prstGeom prst="rect">
+                      <a:avLst/>
+                    </a:prstGeom>
+                    <a:noFill/>
+                    <a:ln>
+                      <a:noFill/>
+                    </a:ln>
+                  </pic:spPr>
+                </pic:pic>
+              </a:graphicData>
+            </a:graphic>
+          </wp:inline>
+        </w:drawing>
+      </w:r>
+      <w:r>
+        <w:rPr>
+          <w:noProof/>
+        </w:rPr>
+        <w:drawing>
+          <wp:inline distT="0" distB="0" distL="0" distR="0" wp14:anchorId="1475D987" wp14:editId="3BA1283F">
+            <wp:extent cx="2802576" cy="1716322"/>
+            <wp:effectExtent l="0" t="0" r="0" b="0"/>
+            <wp:docPr id="18" name="Imagem 18"/>
+            <wp:cNvGraphicFramePr>
+              <a:graphicFrameLocks xmlns:a="http://schemas.openxmlformats.org/drawingml/2006/main" noChangeAspect="1"/>
+            </wp:cNvGraphicFramePr>
+            <a:graphic xmlns:a="http://schemas.openxmlformats.org/drawingml/2006/main">
+              <a:graphicData uri="http://schemas.openxmlformats.org/drawingml/2006/picture">
+                <pic:pic xmlns:pic="http://schemas.openxmlformats.org/drawingml/2006/picture">
+                  <pic:nvPicPr>
+                    <pic:cNvPr id="0" name="Picture 11"/>
+                    <pic:cNvPicPr>
+                      <a:picLocks noChangeAspect="1" noChangeArrowheads="1"/>
+                    </pic:cNvPicPr>
+                  </pic:nvPicPr>
+                  <pic:blipFill>
+                    <a:blip r:embed="rId28">
+                      <a:extLst>
+                        <a:ext uri="{28A0092B-C50C-407E-A947-70E740481C1C}">
+                          <a14:useLocalDpi xmlns:a14="http://schemas.microsoft.com/office/drawing/2010/main" val="0"/>
+                        </a:ext>
+                      </a:extLst>
+                    </a:blip>
+                    <a:srcRect/>
+                    <a:stretch>
+                      <a:fillRect/>
+                    </a:stretch>
+                  </pic:blipFill>
+                  <pic:spPr bwMode="auto">
+                    <a:xfrm>
+                      <a:off x="0" y="0"/>
+                      <a:ext cx="2865020" cy="1754563"/>
+                    </a:xfrm>
+                    <a:prstGeom prst="rect">
+                      <a:avLst/>
+                    </a:prstGeom>
+                    <a:noFill/>
+                    <a:ln>
+                      <a:noFill/>
+                    </a:ln>
+                  </pic:spPr>
+                </pic:pic>
+              </a:graphicData>
+            </a:graphic>
+          </wp:inline>
+        </w:drawing>
+      </w:r>
     </w:p>
     <w:p>
-      <w:r>
-        <w:rPr>
-          <w:highlight w:val="yellow"/>
-        </w:rPr>
-        <w:t>&lt;diagram</w:t>
-      </w:r>
-      <w:r>
-        <w:rPr>
-          <w:highlight w:val="yellow"/>
-        </w:rPr>
-        <w:t>a</w:t>
-      </w:r>
-      <w:r>
-        <w:rPr>
-          <w:highlight w:val="yellow"/>
-        </w:rPr>
-        <w:t xml:space="preserve"> de classes e breve explicação&gt;</w:t>
+      <w:pPr>
+        <w:pStyle w:val="Legenda"/>
+      </w:pPr>
+      <w:r>
+        <w:t xml:space="preserve">Figura </w:t>
+      </w:r>
+      <w:fldSimple w:instr=" SEQ Figura \* ARABIC ">
+        <w:r>
+          <w:rPr>
+            <w:noProof/>
+          </w:rPr>
+          <w:t>6</w:t>
+        </w:r>
+      </w:fldSimple>
+      <w:r>
+        <w:t xml:space="preserve"> Mockup/WireFrame de Form</w:t>
+      </w:r>
+      <w:r>
+        <w:t>TiposArtigo</w:t>
+      </w:r>
+    </w:p>
+    <w:p/>
+    <w:p>
+      <w:r>
+        <w:rPr>
+          <w:noProof/>
+        </w:rPr>
+        <w:lastRenderedPageBreak/>
+        <w:drawing>
+          <wp:inline distT="0" distB="0" distL="0" distR="0" wp14:anchorId="05FAE9DE" wp14:editId="05EA97F5">
+            <wp:extent cx="3728852" cy="2138003"/>
+            <wp:effectExtent l="0" t="0" r="5080" b="0"/>
+            <wp:docPr id="22" name="Imagem 22"/>
+            <wp:cNvGraphicFramePr>
+              <a:graphicFrameLocks xmlns:a="http://schemas.openxmlformats.org/drawingml/2006/main" noChangeAspect="1"/>
+            </wp:cNvGraphicFramePr>
+            <a:graphic xmlns:a="http://schemas.openxmlformats.org/drawingml/2006/main">
+              <a:graphicData uri="http://schemas.openxmlformats.org/drawingml/2006/picture">
+                <pic:pic xmlns:pic="http://schemas.openxmlformats.org/drawingml/2006/picture">
+                  <pic:nvPicPr>
+                    <pic:cNvPr id="0" name="Picture 14"/>
+                    <pic:cNvPicPr>
+                      <a:picLocks noChangeAspect="1" noChangeArrowheads="1"/>
+                    </pic:cNvPicPr>
+                  </pic:nvPicPr>
+                  <pic:blipFill>
+                    <a:blip r:embed="rId29">
+                      <a:extLst>
+                        <a:ext uri="{28A0092B-C50C-407E-A947-70E740481C1C}">
+                          <a14:useLocalDpi xmlns:a14="http://schemas.microsoft.com/office/drawing/2010/main" val="0"/>
+                        </a:ext>
+                      </a:extLst>
+                    </a:blip>
+                    <a:srcRect/>
+                    <a:stretch>
+                      <a:fillRect/>
+                    </a:stretch>
+                  </pic:blipFill>
+                  <pic:spPr bwMode="auto">
+                    <a:xfrm>
+                      <a:off x="0" y="0"/>
+                      <a:ext cx="3750019" cy="2150139"/>
+                    </a:xfrm>
+                    <a:prstGeom prst="rect">
+                      <a:avLst/>
+                    </a:prstGeom>
+                    <a:noFill/>
+                    <a:ln>
+                      <a:noFill/>
+                    </a:ln>
+                  </pic:spPr>
+                </pic:pic>
+              </a:graphicData>
+            </a:graphic>
+          </wp:inline>
+        </w:drawing>
+      </w:r>
+      <w:r>
+        <w:rPr>
+          <w:noProof/>
+        </w:rPr>
+        <w:drawing>
+          <wp:inline distT="0" distB="0" distL="0" distR="0" wp14:anchorId="4C46BEDD" wp14:editId="57C15BA3">
+            <wp:extent cx="2078090" cy="1876301"/>
+            <wp:effectExtent l="0" t="0" r="0" b="0"/>
+            <wp:docPr id="21" name="Imagem 21"/>
+            <wp:cNvGraphicFramePr>
+              <a:graphicFrameLocks xmlns:a="http://schemas.openxmlformats.org/drawingml/2006/main" noChangeAspect="1"/>
+            </wp:cNvGraphicFramePr>
+            <a:graphic xmlns:a="http://schemas.openxmlformats.org/drawingml/2006/main">
+              <a:graphicData uri="http://schemas.openxmlformats.org/drawingml/2006/picture">
+                <pic:pic xmlns:pic="http://schemas.openxmlformats.org/drawingml/2006/picture">
+                  <pic:nvPicPr>
+                    <pic:cNvPr id="0" name="Picture 13"/>
+                    <pic:cNvPicPr>
+                      <a:picLocks noChangeAspect="1" noChangeArrowheads="1"/>
+                    </pic:cNvPicPr>
+                  </pic:nvPicPr>
+                  <pic:blipFill>
+                    <a:blip r:embed="rId30">
+                      <a:extLst>
+                        <a:ext uri="{28A0092B-C50C-407E-A947-70E740481C1C}">
+                          <a14:useLocalDpi xmlns:a14="http://schemas.microsoft.com/office/drawing/2010/main" val="0"/>
+                        </a:ext>
+                      </a:extLst>
+                    </a:blip>
+                    <a:srcRect/>
+                    <a:stretch>
+                      <a:fillRect/>
+                    </a:stretch>
+                  </pic:blipFill>
+                  <pic:spPr bwMode="auto">
+                    <a:xfrm>
+                      <a:off x="0" y="0"/>
+                      <a:ext cx="2089586" cy="1886681"/>
+                    </a:xfrm>
+                    <a:prstGeom prst="rect">
+                      <a:avLst/>
+                    </a:prstGeom>
+                    <a:noFill/>
+                    <a:ln>
+                      <a:noFill/>
+                    </a:ln>
+                  </pic:spPr>
+                </pic:pic>
+              </a:graphicData>
+            </a:graphic>
+          </wp:inline>
+        </w:drawing>
       </w:r>
     </w:p>
     <w:p>
       <w:pPr>
+        <w:pStyle w:val="Legenda"/>
+      </w:pPr>
+      <w:r>
+        <w:t xml:space="preserve">Figura </w:t>
+      </w:r>
+      <w:fldSimple w:instr=" SEQ Figura \* ARABIC ">
+        <w:r>
+          <w:rPr>
+            <w:noProof/>
+          </w:rPr>
+          <w:t>7</w:t>
+        </w:r>
+      </w:fldSimple>
+      <w:r>
+        <w:t xml:space="preserve"> Mockup/WireFrame de Form</w:t>
+      </w:r>
+      <w:r>
+        <w:t>Orcamentos</w:t>
+      </w:r>
+    </w:p>
+    <w:p>
+      <w:r>
+        <w:rPr>
+          <w:noProof/>
+        </w:rPr>
+        <w:drawing>
+          <wp:inline distT="0" distB="0" distL="0" distR="0" wp14:anchorId="4C84E690" wp14:editId="218DF8DB">
+            <wp:extent cx="3570771" cy="2398541"/>
+            <wp:effectExtent l="0" t="0" r="0" b="1905"/>
+            <wp:docPr id="24" name="Imagem 24"/>
+            <wp:cNvGraphicFramePr>
+              <a:graphicFrameLocks xmlns:a="http://schemas.openxmlformats.org/drawingml/2006/main" noChangeAspect="1"/>
+            </wp:cNvGraphicFramePr>
+            <a:graphic xmlns:a="http://schemas.openxmlformats.org/drawingml/2006/main">
+              <a:graphicData uri="http://schemas.openxmlformats.org/drawingml/2006/picture">
+                <pic:pic xmlns:pic="http://schemas.openxmlformats.org/drawingml/2006/picture">
+                  <pic:nvPicPr>
+                    <pic:cNvPr id="0" name="Picture 16"/>
+                    <pic:cNvPicPr>
+                      <a:picLocks noChangeAspect="1" noChangeArrowheads="1"/>
+                    </pic:cNvPicPr>
+                  </pic:nvPicPr>
+                  <pic:blipFill>
+                    <a:blip r:embed="rId31">
+                      <a:extLst>
+                        <a:ext uri="{28A0092B-C50C-407E-A947-70E740481C1C}">
+                          <a14:useLocalDpi xmlns:a14="http://schemas.microsoft.com/office/drawing/2010/main" val="0"/>
+                        </a:ext>
+                      </a:extLst>
+                    </a:blip>
+                    <a:srcRect/>
+                    <a:stretch>
+                      <a:fillRect/>
+                    </a:stretch>
+                  </pic:blipFill>
+                  <pic:spPr bwMode="auto">
+                    <a:xfrm>
+                      <a:off x="0" y="0"/>
+                      <a:ext cx="3612456" cy="2426542"/>
+                    </a:xfrm>
+                    <a:prstGeom prst="rect">
+                      <a:avLst/>
+                    </a:prstGeom>
+                    <a:noFill/>
+                    <a:ln>
+                      <a:noFill/>
+                    </a:ln>
+                  </pic:spPr>
+                </pic:pic>
+              </a:graphicData>
+            </a:graphic>
+          </wp:inline>
+        </w:drawing>
+      </w:r>
+      <w:r>
+        <w:rPr>
+          <w:noProof/>
+        </w:rPr>
+        <w:drawing>
+          <wp:inline distT="0" distB="0" distL="0" distR="0" wp14:anchorId="1810372B" wp14:editId="09E8E444">
+            <wp:extent cx="2529205" cy="2980706"/>
+            <wp:effectExtent l="0" t="0" r="4445" b="0"/>
+            <wp:docPr id="23" name="Imagem 23"/>
+            <wp:cNvGraphicFramePr>
+              <a:graphicFrameLocks xmlns:a="http://schemas.openxmlformats.org/drawingml/2006/main" noChangeAspect="1"/>
+            </wp:cNvGraphicFramePr>
+            <a:graphic xmlns:a="http://schemas.openxmlformats.org/drawingml/2006/main">
+              <a:graphicData uri="http://schemas.openxmlformats.org/drawingml/2006/picture">
+                <pic:pic xmlns:pic="http://schemas.openxmlformats.org/drawingml/2006/picture">
+                  <pic:nvPicPr>
+                    <pic:cNvPr id="0" name="Picture 15"/>
+                    <pic:cNvPicPr>
+                      <a:picLocks noChangeAspect="1" noChangeArrowheads="1"/>
+                    </pic:cNvPicPr>
+                  </pic:nvPicPr>
+                  <pic:blipFill rotWithShape="1">
+                    <a:blip r:embed="rId32">
+                      <a:extLst>
+                        <a:ext uri="{28A0092B-C50C-407E-A947-70E740481C1C}">
+                          <a14:useLocalDpi xmlns:a14="http://schemas.microsoft.com/office/drawing/2010/main" val="0"/>
+                        </a:ext>
+                      </a:extLst>
+                    </a:blip>
+                    <a:srcRect b="4554"/>
+                    <a:stretch/>
+                  </pic:blipFill>
+                  <pic:spPr bwMode="auto">
+                    <a:xfrm>
+                      <a:off x="0" y="0"/>
+                      <a:ext cx="2529205" cy="2980706"/>
+                    </a:xfrm>
+                    <a:prstGeom prst="rect">
+                      <a:avLst/>
+                    </a:prstGeom>
+                    <a:noFill/>
+                    <a:ln>
+                      <a:noFill/>
+                    </a:ln>
+                    <a:extLst>
+                      <a:ext uri="{53640926-AAD7-44D8-BBD7-CCE9431645EC}">
+                        <a14:shadowObscured xmlns:a14="http://schemas.microsoft.com/office/drawing/2010/main"/>
+                      </a:ext>
+                    </a:extLst>
+                  </pic:spPr>
+                </pic:pic>
+              </a:graphicData>
+            </a:graphic>
+          </wp:inline>
+        </w:drawing>
+      </w:r>
+    </w:p>
+    <w:p>
+      <w:pPr>
+        <w:pStyle w:val="Legenda"/>
+      </w:pPr>
+      <w:r>
+        <w:t xml:space="preserve">Figura </w:t>
+      </w:r>
+      <w:fldSimple w:instr=" SEQ Figura \* ARABIC ">
+        <w:r>
+          <w:rPr>
+            <w:noProof/>
+          </w:rPr>
+          <w:t>8</w:t>
+        </w:r>
+      </w:fldSimple>
+      <w:r>
+        <w:t xml:space="preserve"> Mockup/WireFrame de Form</w:t>
+      </w:r>
+      <w:r>
+        <w:t>Estatísticas</w:t>
+      </w:r>
+    </w:p>
+    <w:p/>
+    <w:p>
+      <w:r>
+        <w:rPr>
+          <w:noProof/>
+        </w:rPr>
+        <w:drawing>
+          <wp:inline distT="0" distB="0" distL="0" distR="0" wp14:anchorId="273EEB45" wp14:editId="33D4717C">
+            <wp:extent cx="3295277" cy="2007078"/>
+            <wp:effectExtent l="0" t="0" r="635" b="0"/>
+            <wp:docPr id="26" name="Imagem 26"/>
+            <wp:cNvGraphicFramePr>
+              <a:graphicFrameLocks xmlns:a="http://schemas.openxmlformats.org/drawingml/2006/main" noChangeAspect="1"/>
+            </wp:cNvGraphicFramePr>
+            <a:graphic xmlns:a="http://schemas.openxmlformats.org/drawingml/2006/main">
+              <a:graphicData uri="http://schemas.openxmlformats.org/drawingml/2006/picture">
+                <pic:pic xmlns:pic="http://schemas.openxmlformats.org/drawingml/2006/picture">
+                  <pic:nvPicPr>
+                    <pic:cNvPr id="0" name="Picture 18"/>
+                    <pic:cNvPicPr>
+                      <a:picLocks noChangeAspect="1" noChangeArrowheads="1"/>
+                    </pic:cNvPicPr>
+                  </pic:nvPicPr>
+                  <pic:blipFill>
+                    <a:blip r:embed="rId33">
+                      <a:extLst>
+                        <a:ext uri="{28A0092B-C50C-407E-A947-70E740481C1C}">
+                          <a14:useLocalDpi xmlns:a14="http://schemas.microsoft.com/office/drawing/2010/main" val="0"/>
+                        </a:ext>
+                      </a:extLst>
+                    </a:blip>
+                    <a:srcRect/>
+                    <a:stretch>
+                      <a:fillRect/>
+                    </a:stretch>
+                  </pic:blipFill>
+                  <pic:spPr bwMode="auto">
+                    <a:xfrm>
+                      <a:off x="0" y="0"/>
+                      <a:ext cx="3312578" cy="2017616"/>
+                    </a:xfrm>
+                    <a:prstGeom prst="rect">
+                      <a:avLst/>
+                    </a:prstGeom>
+                    <a:noFill/>
+                    <a:ln>
+                      <a:noFill/>
+                    </a:ln>
+                  </pic:spPr>
+                </pic:pic>
+              </a:graphicData>
+            </a:graphic>
+          </wp:inline>
+        </w:drawing>
+      </w:r>
+      <w:r>
+        <w:rPr>
+          <w:noProof/>
+        </w:rPr>
+        <w:drawing>
+          <wp:inline distT="0" distB="0" distL="0" distR="0" wp14:anchorId="3171C635" wp14:editId="304F9F50">
+            <wp:extent cx="2683823" cy="2191386"/>
+            <wp:effectExtent l="0" t="0" r="2540" b="0"/>
+            <wp:docPr id="25" name="Imagem 25"/>
+            <wp:cNvGraphicFramePr>
+              <a:graphicFrameLocks xmlns:a="http://schemas.openxmlformats.org/drawingml/2006/main" noChangeAspect="1"/>
+            </wp:cNvGraphicFramePr>
+            <a:graphic xmlns:a="http://schemas.openxmlformats.org/drawingml/2006/main">
+              <a:graphicData uri="http://schemas.openxmlformats.org/drawingml/2006/picture">
+                <pic:pic xmlns:pic="http://schemas.openxmlformats.org/drawingml/2006/picture">
+                  <pic:nvPicPr>
+                    <pic:cNvPr id="0" name="Picture 17"/>
+                    <pic:cNvPicPr>
+                      <a:picLocks noChangeAspect="1" noChangeArrowheads="1"/>
+                    </pic:cNvPicPr>
+                  </pic:nvPicPr>
+                  <pic:blipFill>
+                    <a:blip r:embed="rId34">
+                      <a:extLst>
+                        <a:ext uri="{28A0092B-C50C-407E-A947-70E740481C1C}">
+                          <a14:useLocalDpi xmlns:a14="http://schemas.microsoft.com/office/drawing/2010/main" val="0"/>
+                        </a:ext>
+                      </a:extLst>
+                    </a:blip>
+                    <a:srcRect/>
+                    <a:stretch>
+                      <a:fillRect/>
+                    </a:stretch>
+                  </pic:blipFill>
+                  <pic:spPr bwMode="auto">
+                    <a:xfrm>
+                      <a:off x="0" y="0"/>
+                      <a:ext cx="2696822" cy="2202000"/>
+                    </a:xfrm>
+                    <a:prstGeom prst="rect">
+                      <a:avLst/>
+                    </a:prstGeom>
+                    <a:noFill/>
+                    <a:ln>
+                      <a:noFill/>
+                    </a:ln>
+                  </pic:spPr>
+                </pic:pic>
+              </a:graphicData>
+            </a:graphic>
+          </wp:inline>
+        </w:drawing>
+      </w:r>
+    </w:p>
+    <w:p>
+      <w:pPr>
+        <w:pStyle w:val="Legenda"/>
+      </w:pPr>
+      <w:r>
+        <w:t xml:space="preserve">Figura </w:t>
+      </w:r>
+      <w:fldSimple w:instr=" SEQ Figura \* ARABIC ">
+        <w:r>
+          <w:rPr>
+            <w:noProof/>
+          </w:rPr>
+          <w:t>9</w:t>
+        </w:r>
+      </w:fldSimple>
+      <w:r>
+        <w:t xml:space="preserve"> Mockup/WireFrame de Form</w:t>
+      </w:r>
+      <w:r>
+        <w:t>EditarCompras</w:t>
+      </w:r>
+    </w:p>
+    <w:p>
+      <w:pPr>
+        <w:pStyle w:val="Legenda"/>
+        <w:keepNext/>
+      </w:pPr>
+      <w:r>
+        <w:rPr>
+          <w:noProof/>
+        </w:rPr>
+        <w:lastRenderedPageBreak/>
+        <w:drawing>
+          <wp:inline distT="0" distB="0" distL="0" distR="0" wp14:anchorId="6EB8B637" wp14:editId="3F334135">
+            <wp:extent cx="3538847" cy="2137051"/>
+            <wp:effectExtent l="0" t="0" r="5080" b="0"/>
+            <wp:docPr id="28" name="Imagem 28"/>
+            <wp:cNvGraphicFramePr>
+              <a:graphicFrameLocks xmlns:a="http://schemas.openxmlformats.org/drawingml/2006/main" noChangeAspect="1"/>
+            </wp:cNvGraphicFramePr>
+            <a:graphic xmlns:a="http://schemas.openxmlformats.org/drawingml/2006/main">
+              <a:graphicData uri="http://schemas.openxmlformats.org/drawingml/2006/picture">
+                <pic:pic xmlns:pic="http://schemas.openxmlformats.org/drawingml/2006/picture">
+                  <pic:nvPicPr>
+                    <pic:cNvPr id="0" name="Picture 20"/>
+                    <pic:cNvPicPr>
+                      <a:picLocks noChangeAspect="1" noChangeArrowheads="1"/>
+                    </pic:cNvPicPr>
+                  </pic:nvPicPr>
+                  <pic:blipFill>
+                    <a:blip r:embed="rId35">
+                      <a:extLst>
+                        <a:ext uri="{28A0092B-C50C-407E-A947-70E740481C1C}">
+                          <a14:useLocalDpi xmlns:a14="http://schemas.microsoft.com/office/drawing/2010/main" val="0"/>
+                        </a:ext>
+                      </a:extLst>
+                    </a:blip>
+                    <a:srcRect/>
+                    <a:stretch>
+                      <a:fillRect/>
+                    </a:stretch>
+                  </pic:blipFill>
+                  <pic:spPr bwMode="auto">
+                    <a:xfrm>
+                      <a:off x="0" y="0"/>
+                      <a:ext cx="3563721" cy="2152072"/>
+                    </a:xfrm>
+                    <a:prstGeom prst="rect">
+                      <a:avLst/>
+                    </a:prstGeom>
+                    <a:noFill/>
+                    <a:ln>
+                      <a:noFill/>
+                    </a:ln>
+                  </pic:spPr>
+                </pic:pic>
+              </a:graphicData>
+            </a:graphic>
+          </wp:inline>
+        </w:drawing>
+      </w:r>
+      <w:r>
+        <w:rPr>
+          <w:noProof/>
+        </w:rPr>
+        <w:drawing>
+          <wp:inline distT="0" distB="0" distL="0" distR="0" wp14:anchorId="25C05842" wp14:editId="3C895FC9">
+            <wp:extent cx="2386940" cy="2013981"/>
+            <wp:effectExtent l="0" t="0" r="0" b="5715"/>
+            <wp:docPr id="27" name="Imagem 27"/>
+            <wp:cNvGraphicFramePr>
+              <a:graphicFrameLocks xmlns:a="http://schemas.openxmlformats.org/drawingml/2006/main" noChangeAspect="1"/>
+            </wp:cNvGraphicFramePr>
+            <a:graphic xmlns:a="http://schemas.openxmlformats.org/drawingml/2006/main">
+              <a:graphicData uri="http://schemas.openxmlformats.org/drawingml/2006/picture">
+                <pic:pic xmlns:pic="http://schemas.openxmlformats.org/drawingml/2006/picture">
+                  <pic:nvPicPr>
+                    <pic:cNvPr id="0" name="Picture 19"/>
+                    <pic:cNvPicPr>
+                      <a:picLocks noChangeAspect="1" noChangeArrowheads="1"/>
+                    </pic:cNvPicPr>
+                  </pic:nvPicPr>
+                  <pic:blipFill>
+                    <a:blip r:embed="rId36">
+                      <a:extLst>
+                        <a:ext uri="{28A0092B-C50C-407E-A947-70E740481C1C}">
+                          <a14:useLocalDpi xmlns:a14="http://schemas.microsoft.com/office/drawing/2010/main" val="0"/>
+                        </a:ext>
+                      </a:extLst>
+                    </a:blip>
+                    <a:srcRect/>
+                    <a:stretch>
+                      <a:fillRect/>
+                    </a:stretch>
+                  </pic:blipFill>
+                  <pic:spPr bwMode="auto">
+                    <a:xfrm>
+                      <a:off x="0" y="0"/>
+                      <a:ext cx="2423314" cy="2044672"/>
+                    </a:xfrm>
+                    <a:prstGeom prst="rect">
+                      <a:avLst/>
+                    </a:prstGeom>
+                    <a:noFill/>
+                    <a:ln>
+                      <a:noFill/>
+                    </a:ln>
+                  </pic:spPr>
+                </pic:pic>
+              </a:graphicData>
+            </a:graphic>
+          </wp:inline>
+        </w:drawing>
+      </w:r>
+    </w:p>
+    <w:p>
+      <w:pPr>
+        <w:pStyle w:val="Legenda"/>
+      </w:pPr>
+      <w:r>
+        <w:t xml:space="preserve">Figura </w:t>
+      </w:r>
+      <w:fldSimple w:instr=" SEQ Figura \* ARABIC ">
+        <w:r>
+          <w:rPr>
+            <w:noProof/>
+          </w:rPr>
+          <w:t>10</w:t>
+        </w:r>
+      </w:fldSimple>
+      <w:r>
+        <w:t xml:space="preserve"> Mockup/WireFrame de Form</w:t>
+      </w:r>
+      <w:r>
+        <w:t>ModoCompra</w:t>
+      </w:r>
+    </w:p>
+    <w:p/>
+    <w:p>
+      <w:pPr>
+        <w:pStyle w:val="Ttulo2"/>
+      </w:pPr>
+      <w:bookmarkStart w:id="18" w:name="_Toc102664379"/>
+      <w:bookmarkStart w:id="19" w:name="_Toc231904793"/>
+      <w:r>
+        <w:t>Diagrama de Classes</w:t>
+      </w:r>
+      <w:bookmarkEnd w:id="18"/>
+      <w:bookmarkEnd w:id="19"/>
+    </w:p>
+    <w:p>
+      <w:r>
+        <w:rPr>
+          <w:highlight w:val="yellow"/>
+        </w:rPr>
+        <w:t>&lt;diagram</w:t>
+      </w:r>
+      <w:r>
+        <w:rPr>
+          <w:highlight w:val="yellow"/>
+        </w:rPr>
+        <w:t>a</w:t>
+      </w:r>
+      <w:r>
+        <w:rPr>
+          <w:highlight w:val="yellow"/>
+        </w:rPr>
+        <w:t xml:space="preserve"> de classes e breve explicação&gt;</w:t>
+      </w:r>
+    </w:p>
+    <w:p>
+      <w:pPr>
         <w:keepNext/>
         <w:jc w:val="center"/>
       </w:pPr>
@@ -7264,7 +7730,6 @@
         <w:rPr>
           <w:noProof/>
         </w:rPr>
-        <w:lastRenderedPageBreak/>
         <w:drawing>
           <wp:inline distT="0" distB="0" distL="0" distR="0" wp14:anchorId="6ABF7673" wp14:editId="4E2FFA36">
             <wp:extent cx="4561951" cy="3891047"/>
@@ -7281,7 +7746,7 @@
                     <pic:cNvPicPr/>
                   </pic:nvPicPr>
                   <pic:blipFill>
-                    <a:blip r:embed="rId23">
+                    <a:blip r:embed="rId37">
                       <a:extLst>
                         <a:ext uri="{28A0092B-C50C-407E-A947-70E740481C1C}">
                           <a14:useLocalDpi xmlns:a14="http://schemas.microsoft.com/office/drawing/2010/main" val="0"/>
@@ -7313,32 +7778,19 @@
         <w:pStyle w:val="Legenda"/>
         <w:jc w:val="center"/>
       </w:pPr>
-      <w:bookmarkStart w:id="16" w:name="_Toc70951687"/>
-      <w:bookmarkStart w:id="17" w:name="_Toc227746381"/>
+      <w:bookmarkStart w:id="20" w:name="_Toc70951687"/>
+      <w:bookmarkStart w:id="21" w:name="_Toc227746381"/>
       <w:r>
         <w:t xml:space="preserve">Figura </w:t>
       </w:r>
-      <w:r>
-        <w:fldChar w:fldCharType="begin"/>
-      </w:r>
-      <w:r>
-        <w:instrText xml:space="preserve"> SEQ Figura \* ARABIC </w:instrText>
-      </w:r>
-      <w:r>
-        <w:fldChar w:fldCharType="separate"/>
-      </w:r>
-      <w:r>
-        <w:rPr>
-          <w:noProof/>
-        </w:rPr>
-        <w:t>4</w:t>
-      </w:r>
-      <w:r>
-        <w:rPr>
-          <w:noProof/>
-        </w:rPr>
-        <w:fldChar w:fldCharType="end"/>
-      </w:r>
+      <w:fldSimple w:instr=" SEQ Figura \* ARABIC ">
+        <w:r>
+          <w:rPr>
+            <w:noProof/>
+          </w:rPr>
+          <w:t>11</w:t>
+        </w:r>
+      </w:fldSimple>
       <w:r>
         <w:t xml:space="preserve"> – Diagrama de classes </w:t>
       </w:r>
@@ -7348,20 +7800,20 @@
         </w:rPr>
         <w:t>do....</w:t>
       </w:r>
-      <w:bookmarkEnd w:id="16"/>
-      <w:bookmarkEnd w:id="17"/>
+      <w:bookmarkEnd w:id="20"/>
+      <w:bookmarkEnd w:id="21"/>
     </w:p>
     <w:p/>
     <w:p>
       <w:pPr>
         <w:pStyle w:val="Ttulo1"/>
       </w:pPr>
-      <w:bookmarkStart w:id="18" w:name="_Toc227748426"/>
+      <w:bookmarkStart w:id="22" w:name="_Toc231904794"/>
       <w:r>
         <w:lastRenderedPageBreak/>
         <w:t>Scrum</w:t>
       </w:r>
-      <w:bookmarkEnd w:id="18"/>
+      <w:bookmarkEnd w:id="22"/>
     </w:p>
     <w:p>
       <w:r>
@@ -7376,11 +7828,11 @@
       <w:pPr>
         <w:pStyle w:val="Ttulo2"/>
       </w:pPr>
-      <w:bookmarkStart w:id="19" w:name="_Toc227748427"/>
+      <w:bookmarkStart w:id="23" w:name="_Toc231904795"/>
       <w:r>
         <w:t>Aplicação do Scrum ao Projeto</w:t>
       </w:r>
-      <w:bookmarkEnd w:id="19"/>
+      <w:bookmarkEnd w:id="23"/>
     </w:p>
     <w:p>
       <w:pPr>
@@ -7532,11 +7984,11 @@
       <w:pPr>
         <w:pStyle w:val="Ttulo2"/>
       </w:pPr>
-      <w:bookmarkStart w:id="20" w:name="_Toc227748428"/>
+      <w:bookmarkStart w:id="24" w:name="_Toc231904796"/>
       <w:r>
         <w:t>Stakeholders e Scrum Team</w:t>
       </w:r>
-      <w:bookmarkEnd w:id="20"/>
+      <w:bookmarkEnd w:id="24"/>
     </w:p>
     <w:p>
       <w:r>
@@ -7553,38 +8005,25 @@
         <w:keepNext/>
         <w:jc w:val="center"/>
       </w:pPr>
-      <w:bookmarkStart w:id="21" w:name="_Toc227746395"/>
+      <w:bookmarkStart w:id="25" w:name="_Toc231904838"/>
       <w:r>
         <w:t xml:space="preserve">Tabela </w:t>
       </w:r>
-      <w:r>
-        <w:fldChar w:fldCharType="begin"/>
-      </w:r>
-      <w:r>
-        <w:instrText xml:space="preserve"> SEQ Tabela \* ARABIC </w:instrText>
-      </w:r>
-      <w:r>
-        <w:fldChar w:fldCharType="separate"/>
-      </w:r>
-      <w:r>
-        <w:rPr>
-          <w:noProof/>
-        </w:rPr>
-        <w:t>5</w:t>
-      </w:r>
-      <w:r>
-        <w:rPr>
-          <w:noProof/>
-        </w:rPr>
-        <w:fldChar w:fldCharType="end"/>
-      </w:r>
+      <w:fldSimple w:instr=" SEQ Tabela \* ARABIC ">
+        <w:r>
+          <w:rPr>
+            <w:noProof/>
+          </w:rPr>
+          <w:t>5</w:t>
+        </w:r>
+      </w:fldSimple>
       <w:r>
         <w:t xml:space="preserve"> – Identificação e funções dos </w:t>
       </w:r>
       <w:r>
         <w:t>Stakeholders e Scrum Team</w:t>
       </w:r>
-      <w:bookmarkEnd w:id="21"/>
+      <w:bookmarkEnd w:id="25"/>
     </w:p>
     <w:tbl>
       <w:tblPr>
@@ -7976,11 +8415,11 @@
       <w:pPr>
         <w:pStyle w:val="Ttulo2"/>
       </w:pPr>
-      <w:bookmarkStart w:id="22" w:name="_Toc227748429"/>
+      <w:bookmarkStart w:id="26" w:name="_Toc231904797"/>
       <w:r>
         <w:t>User Stories</w:t>
       </w:r>
-      <w:bookmarkEnd w:id="22"/>
+      <w:bookmarkEnd w:id="26"/>
     </w:p>
     <w:p>
       <w:r>
@@ -9199,11 +9638,11 @@
       <w:pPr>
         <w:pStyle w:val="Ttulo2"/>
       </w:pPr>
-      <w:bookmarkStart w:id="23" w:name="_Toc227748430"/>
+      <w:bookmarkStart w:id="27" w:name="_Toc231904798"/>
       <w:r>
         <w:t>Execução do projeto</w:t>
       </w:r>
-      <w:bookmarkEnd w:id="23"/>
+      <w:bookmarkEnd w:id="27"/>
     </w:p>
     <w:p>
       <w:pPr>
@@ -9339,7 +9778,7 @@
       <w:pPr>
         <w:pStyle w:val="Ttulo3"/>
       </w:pPr>
-      <w:bookmarkStart w:id="24" w:name="_Toc227748431"/>
+      <w:bookmarkStart w:id="28" w:name="_Toc231904799"/>
       <w:r>
         <w:t>Sprint 1 (</w:t>
       </w:r>
@@ -9370,7 +9809,7 @@
       <w:r>
         <w:t>)</w:t>
       </w:r>
-      <w:bookmarkEnd w:id="24"/>
+      <w:bookmarkEnd w:id="28"/>
     </w:p>
     <w:p>
       <w:r>
@@ -9539,7 +9978,7 @@
                           <pic:cNvPicPr/>
                         </pic:nvPicPr>
                         <pic:blipFill>
-                          <a:blip r:embed="rId24"/>
+                          <a:blip r:embed="rId38"/>
                           <a:stretch>
                             <a:fillRect/>
                           </a:stretch>
@@ -10191,7 +10630,14 @@
                 <w:b w:val="0"/>
                 <w:bCs w:val="0"/>
               </w:rPr>
-              <w:t xml:space="preserve"> Mockups, desenvolvimento de User Story 1.</w:t>
+              <w:t xml:space="preserve"> Mockups, desenvolvimento de </w:t>
+            </w:r>
+            <w:r>
+              <w:rPr>
+                <w:b w:val="0"/>
+                <w:bCs w:val="0"/>
+              </w:rPr>
+              <w:t>LoginForm.</w:t>
             </w:r>
           </w:p>
           <w:p>
@@ -10228,7 +10674,21 @@
                 <w:b w:val="0"/>
                 <w:bCs w:val="0"/>
               </w:rPr>
-              <w:t xml:space="preserve"> Desenvolvimento de User Story 1.</w:t>
+              <w:t xml:space="preserve"> Desenvolvimento de </w:t>
+            </w:r>
+            <w:r>
+              <w:rPr>
+                <w:b w:val="0"/>
+                <w:bCs w:val="0"/>
+              </w:rPr>
+              <w:t>LoginForm</w:t>
+            </w:r>
+            <w:r>
+              <w:rPr>
+                <w:b w:val="0"/>
+                <w:bCs w:val="0"/>
+              </w:rPr>
+              <w:t>.</w:t>
             </w:r>
           </w:p>
           <w:p>
@@ -10402,6 +10862,1224 @@
                 <w:bCs w:val="0"/>
                 <w:u w:val="single"/>
               </w:rPr>
+              <w:t>O que vai fazer esta semana</w:t>
+            </w:r>
+            <w:r>
+              <w:rPr>
+                <w:b w:val="0"/>
+                <w:bCs w:val="0"/>
+              </w:rPr>
+              <w:t>:</w:t>
+            </w:r>
+          </w:p>
+          <w:p>
+            <w:pPr>
+              <w:pStyle w:val="PargrafodaLista"/>
+              <w:numPr>
+                <w:ilvl w:val="0"/>
+                <w:numId w:val="17"/>
+              </w:numPr>
+              <w:contextualSpacing w:val="0"/>
+              <w:jc w:val="left"/>
+              <w:rPr>
+                <w:b w:val="0"/>
+                <w:bCs w:val="0"/>
+              </w:rPr>
+            </w:pPr>
+            <w:r>
+              <w:rPr>
+                <w:b w:val="0"/>
+                <w:bCs w:val="0"/>
+                <w:u w:val="single"/>
+              </w:rPr>
+              <w:t>Dificuldades que prevê</w:t>
+            </w:r>
+            <w:r>
+              <w:rPr>
+                <w:b w:val="0"/>
+                <w:bCs w:val="0"/>
+              </w:rPr>
+              <w:t>:</w:t>
+            </w:r>
+          </w:p>
+        </w:tc>
+      </w:tr>
+      <w:tr>
+        <w:trPr>
+          <w:cnfStyle w:val="000000100000" w:firstRow="0" w:lastRow="0" w:firstColumn="0" w:lastColumn="0" w:oddVBand="0" w:evenVBand="0" w:oddHBand="1" w:evenHBand="0" w:firstRowFirstColumn="0" w:firstRowLastColumn="0" w:lastRowFirstColumn="0" w:lastRowLastColumn="0"/>
+        </w:trPr>
+        <w:tc>
+          <w:tcPr>
+            <w:cnfStyle w:val="001000000000" w:firstRow="0" w:lastRow="0" w:firstColumn="1" w:lastColumn="0" w:oddVBand="0" w:evenVBand="0" w:oddHBand="0" w:evenHBand="0" w:firstRowFirstColumn="0" w:firstRowLastColumn="0" w:lastRowFirstColumn="0" w:lastRowLastColumn="0"/>
+            <w:tcW w:w="1666" w:type="dxa"/>
+          </w:tcPr>
+          <w:p>
+            <w:pPr>
+              <w:rPr>
+                <w:sz w:val="2"/>
+                <w:szCs w:val="2"/>
+                <w:highlight w:val="yellow"/>
+              </w:rPr>
+            </w:pPr>
+          </w:p>
+        </w:tc>
+        <w:tc>
+          <w:tcPr>
+            <w:tcW w:w="8190" w:type="dxa"/>
+          </w:tcPr>
+          <w:p>
+            <w:pPr>
+              <w:cnfStyle w:val="000000100000" w:firstRow="0" w:lastRow="0" w:firstColumn="0" w:lastColumn="0" w:oddVBand="0" w:evenVBand="0" w:oddHBand="1" w:evenHBand="0" w:firstRowFirstColumn="0" w:firstRowLastColumn="0" w:lastRowFirstColumn="0" w:lastRowLastColumn="0"/>
+              <w:rPr>
+                <w:sz w:val="2"/>
+                <w:szCs w:val="2"/>
+                <w:highlight w:val="yellow"/>
+              </w:rPr>
+            </w:pPr>
+          </w:p>
+        </w:tc>
+      </w:tr>
+      <w:tr>
+        <w:tc>
+          <w:tcPr>
+            <w:cnfStyle w:val="001000000000" w:firstRow="0" w:lastRow="0" w:firstColumn="1" w:lastColumn="0" w:oddVBand="0" w:evenVBand="0" w:oddHBand="0" w:evenHBand="0" w:firstRowFirstColumn="0" w:firstRowLastColumn="0" w:lastRowFirstColumn="0" w:lastRowLastColumn="0"/>
+            <w:tcW w:w="1666" w:type="dxa"/>
+          </w:tcPr>
+          <w:p>
+            <w:pPr>
+              <w:rPr>
+                <w:b w:val="0"/>
+                <w:bCs w:val="0"/>
+              </w:rPr>
+            </w:pPr>
+            <w:r>
+              <w:t>Data:</w:t>
+            </w:r>
+          </w:p>
+        </w:tc>
+        <w:tc>
+          <w:tcPr>
+            <w:tcW w:w="8190" w:type="dxa"/>
+          </w:tcPr>
+          <w:p>
+            <w:pPr>
+              <w:cnfStyle w:val="000000000000" w:firstRow="0" w:lastRow="0" w:firstColumn="0" w:lastColumn="0" w:oddVBand="0" w:evenVBand="0" w:oddHBand="0" w:evenHBand="0" w:firstRowFirstColumn="0" w:firstRowLastColumn="0" w:lastRowFirstColumn="0" w:lastRowLastColumn="0"/>
+            </w:pPr>
+            <w:r>
+              <w:t>21 de Maio de 2026</w:t>
+            </w:r>
+          </w:p>
+        </w:tc>
+      </w:tr>
+      <w:tr>
+        <w:trPr>
+          <w:cnfStyle w:val="000000100000" w:firstRow="0" w:lastRow="0" w:firstColumn="0" w:lastColumn="0" w:oddVBand="0" w:evenVBand="0" w:oddHBand="1" w:evenHBand="0" w:firstRowFirstColumn="0" w:firstRowLastColumn="0" w:lastRowFirstColumn="0" w:lastRowLastColumn="0"/>
+        </w:trPr>
+        <w:tc>
+          <w:tcPr>
+            <w:cnfStyle w:val="001000000000" w:firstRow="0" w:lastRow="0" w:firstColumn="1" w:lastColumn="0" w:oddVBand="0" w:evenVBand="0" w:oddHBand="0" w:evenHBand="0" w:firstRowFirstColumn="0" w:firstRowLastColumn="0" w:lastRowFirstColumn="0" w:lastRowLastColumn="0"/>
+            <w:tcW w:w="9856" w:type="dxa"/>
+            <w:gridSpan w:val="2"/>
+          </w:tcPr>
+          <w:p>
+            <w:pPr>
+              <w:jc w:val="left"/>
+              <w:rPr>
+                <w:b w:val="0"/>
+                <w:bCs w:val="0"/>
+              </w:rPr>
+            </w:pPr>
+            <w:r>
+              <w:t>Kelly Ferreira</w:t>
+            </w:r>
+          </w:p>
+          <w:p>
+            <w:pPr>
+              <w:pStyle w:val="PargrafodaLista"/>
+              <w:numPr>
+                <w:ilvl w:val="0"/>
+                <w:numId w:val="15"/>
+              </w:numPr>
+              <w:contextualSpacing w:val="0"/>
+              <w:jc w:val="left"/>
+              <w:rPr>
+                <w:b w:val="0"/>
+                <w:bCs w:val="0"/>
+              </w:rPr>
+            </w:pPr>
+            <w:r>
+              <w:rPr>
+                <w:b w:val="0"/>
+                <w:bCs w:val="0"/>
+                <w:u w:val="single"/>
+              </w:rPr>
+              <w:t>O que fez na semana anterior</w:t>
+            </w:r>
+            <w:r>
+              <w:rPr>
+                <w:b w:val="0"/>
+                <w:bCs w:val="0"/>
+              </w:rPr>
+              <w:t xml:space="preserve">: </w:t>
+            </w:r>
+            <w:r>
+              <w:rPr>
+                <w:b w:val="0"/>
+                <w:bCs w:val="0"/>
+              </w:rPr>
+              <w:t xml:space="preserve">Mockups, desenvolvimento </w:t>
+            </w:r>
+            <w:r>
+              <w:rPr>
+                <w:b w:val="0"/>
+                <w:bCs w:val="0"/>
+              </w:rPr>
+              <w:t>LoginForm</w:t>
+            </w:r>
+            <w:r>
+              <w:rPr>
+                <w:b w:val="0"/>
+                <w:bCs w:val="0"/>
+              </w:rPr>
+              <w:t>.</w:t>
+            </w:r>
+          </w:p>
+          <w:p>
+            <w:pPr>
+              <w:pStyle w:val="PargrafodaLista"/>
+              <w:numPr>
+                <w:ilvl w:val="0"/>
+                <w:numId w:val="15"/>
+              </w:numPr>
+              <w:contextualSpacing w:val="0"/>
+              <w:jc w:val="left"/>
+              <w:rPr>
+                <w:b w:val="0"/>
+                <w:bCs w:val="0"/>
+              </w:rPr>
+            </w:pPr>
+            <w:r>
+              <w:rPr>
+                <w:b w:val="0"/>
+                <w:bCs w:val="0"/>
+                <w:u w:val="single"/>
+              </w:rPr>
+              <w:t>O que vai fazer esta semana</w:t>
+            </w:r>
+            <w:r>
+              <w:rPr>
+                <w:b w:val="0"/>
+                <w:bCs w:val="0"/>
+              </w:rPr>
+              <w:t xml:space="preserve">: </w:t>
+            </w:r>
+            <w:r>
+              <w:rPr>
+                <w:b w:val="0"/>
+                <w:bCs w:val="0"/>
+              </w:rPr>
+              <w:t xml:space="preserve">US </w:t>
+            </w:r>
+            <w:r>
+              <w:rPr>
+                <w:b w:val="0"/>
+                <w:bCs w:val="0"/>
+              </w:rPr>
+              <w:t>Registar Utilizador</w:t>
+            </w:r>
+            <w:r>
+              <w:rPr>
+                <w:b w:val="0"/>
+                <w:bCs w:val="0"/>
+              </w:rPr>
+              <w:t xml:space="preserve">, </w:t>
+            </w:r>
+            <w:r>
+              <w:rPr>
+                <w:b w:val="0"/>
+                <w:bCs w:val="0"/>
+              </w:rPr>
+              <w:t xml:space="preserve">US </w:t>
+            </w:r>
+            <w:r>
+              <w:rPr>
+                <w:b w:val="0"/>
+                <w:bCs w:val="0"/>
+              </w:rPr>
+              <w:t>Consultar tipos de artigo</w:t>
+            </w:r>
+            <w:r>
+              <w:rPr>
+                <w:b w:val="0"/>
+                <w:bCs w:val="0"/>
+              </w:rPr>
+              <w:t xml:space="preserve">, </w:t>
+            </w:r>
+            <w:r>
+              <w:rPr>
+                <w:b w:val="0"/>
+                <w:bCs w:val="0"/>
+              </w:rPr>
+              <w:t xml:space="preserve">US </w:t>
+            </w:r>
+            <w:r>
+              <w:rPr>
+                <w:b w:val="0"/>
+                <w:bCs w:val="0"/>
+              </w:rPr>
+              <w:t>Criar lista de compras</w:t>
+            </w:r>
+            <w:r>
+              <w:rPr>
+                <w:b w:val="0"/>
+                <w:bCs w:val="0"/>
+              </w:rPr>
+              <w:t xml:space="preserve">, </w:t>
+            </w:r>
+            <w:r>
+              <w:rPr>
+                <w:b w:val="0"/>
+                <w:bCs w:val="0"/>
+              </w:rPr>
+              <w:t xml:space="preserve">US </w:t>
+            </w:r>
+            <w:r>
+              <w:rPr>
+                <w:b w:val="0"/>
+                <w:bCs w:val="0"/>
+              </w:rPr>
+              <w:t>Editar lista de compras</w:t>
+            </w:r>
+            <w:r>
+              <w:rPr>
+                <w:b w:val="0"/>
+                <w:bCs w:val="0"/>
+              </w:rPr>
+              <w:t xml:space="preserve">, </w:t>
+            </w:r>
+            <w:r>
+              <w:rPr>
+                <w:b w:val="0"/>
+                <w:bCs w:val="0"/>
+              </w:rPr>
+              <w:t xml:space="preserve">US </w:t>
+            </w:r>
+            <w:r>
+              <w:rPr>
+                <w:b w:val="0"/>
+                <w:bCs w:val="0"/>
+              </w:rPr>
+              <w:t>Gestão de orçamento</w:t>
+            </w:r>
+            <w:r>
+              <w:rPr>
+                <w:b w:val="0"/>
+                <w:bCs w:val="0"/>
+              </w:rPr>
+              <w:t xml:space="preserve">, </w:t>
+            </w:r>
+            <w:r>
+              <w:rPr>
+                <w:b w:val="0"/>
+                <w:bCs w:val="0"/>
+              </w:rPr>
+              <w:t xml:space="preserve">US </w:t>
+            </w:r>
+            <w:r>
+              <w:rPr>
+                <w:b w:val="0"/>
+                <w:bCs w:val="0"/>
+              </w:rPr>
+              <w:t>Editar utilizador</w:t>
+            </w:r>
+            <w:r>
+              <w:rPr>
+                <w:b w:val="0"/>
+                <w:bCs w:val="0"/>
+              </w:rPr>
+              <w:t xml:space="preserve">, </w:t>
+            </w:r>
+            <w:r>
+              <w:rPr>
+                <w:b w:val="0"/>
+                <w:bCs w:val="0"/>
+              </w:rPr>
+              <w:t xml:space="preserve">US </w:t>
+            </w:r>
+            <w:r>
+              <w:rPr>
+                <w:b w:val="0"/>
+                <w:bCs w:val="0"/>
+              </w:rPr>
+              <w:t>Criar tipo de artigo</w:t>
+            </w:r>
+            <w:r>
+              <w:rPr>
+                <w:b w:val="0"/>
+                <w:bCs w:val="0"/>
+              </w:rPr>
+              <w:t xml:space="preserve">, </w:t>
+            </w:r>
+            <w:r>
+              <w:rPr>
+                <w:b w:val="0"/>
+                <w:bCs w:val="0"/>
+              </w:rPr>
+              <w:t xml:space="preserve">US </w:t>
+            </w:r>
+            <w:r>
+              <w:rPr>
+                <w:b w:val="0"/>
+                <w:bCs w:val="0"/>
+              </w:rPr>
+              <w:t xml:space="preserve">criar artigo, </w:t>
+            </w:r>
+            <w:r>
+              <w:rPr>
+                <w:b w:val="0"/>
+                <w:bCs w:val="0"/>
+              </w:rPr>
+              <w:t xml:space="preserve">US </w:t>
+            </w:r>
+            <w:r>
+              <w:rPr>
+                <w:b w:val="0"/>
+                <w:bCs w:val="0"/>
+              </w:rPr>
+              <w:t>Consultar orçamento disponível</w:t>
+            </w:r>
+            <w:r>
+              <w:rPr>
+                <w:b w:val="0"/>
+                <w:bCs w:val="0"/>
+              </w:rPr>
+              <w:t xml:space="preserve">, </w:t>
+            </w:r>
+            <w:r>
+              <w:rPr>
+                <w:b w:val="0"/>
+                <w:bCs w:val="0"/>
+              </w:rPr>
+              <w:t xml:space="preserve">US </w:t>
+            </w:r>
+            <w:r>
+              <w:rPr>
+                <w:b w:val="0"/>
+                <w:bCs w:val="0"/>
+              </w:rPr>
+              <w:t>registar artigos adquiridos.</w:t>
+            </w:r>
+          </w:p>
+          <w:p>
+            <w:pPr>
+              <w:pStyle w:val="PargrafodaLista"/>
+              <w:numPr>
+                <w:ilvl w:val="0"/>
+                <w:numId w:val="15"/>
+              </w:numPr>
+              <w:contextualSpacing w:val="0"/>
+              <w:jc w:val="left"/>
+              <w:rPr>
+                <w:b w:val="0"/>
+                <w:bCs w:val="0"/>
+              </w:rPr>
+            </w:pPr>
+            <w:r>
+              <w:rPr>
+                <w:b w:val="0"/>
+                <w:bCs w:val="0"/>
+                <w:u w:val="single"/>
+              </w:rPr>
+              <w:t>Dificuldades que prevê</w:t>
+            </w:r>
+            <w:r>
+              <w:rPr>
+                <w:b w:val="0"/>
+                <w:bCs w:val="0"/>
+              </w:rPr>
+              <w:t>:</w:t>
+            </w:r>
+            <w:r>
+              <w:rPr>
+                <w:b w:val="0"/>
+                <w:bCs w:val="0"/>
+              </w:rPr>
+              <w:t xml:space="preserve"> </w:t>
+            </w:r>
+            <w:r>
+              <w:rPr>
+                <w:b w:val="0"/>
+                <w:bCs w:val="0"/>
+              </w:rPr>
+              <w:t xml:space="preserve"> desenvolvimento relacionado aos orçamentos serão uma dificuldade.</w:t>
+            </w:r>
+          </w:p>
+          <w:p>
+            <w:pPr>
+              <w:jc w:val="left"/>
+              <w:rPr>
+                <w:b w:val="0"/>
+                <w:bCs w:val="0"/>
+              </w:rPr>
+            </w:pPr>
+            <w:r>
+              <w:rPr>
+                <w:highlight w:val="yellow"/>
+              </w:rPr>
+              <w:t>&lt;nome do membro 2 da equipa&gt;</w:t>
+            </w:r>
+          </w:p>
+          <w:p>
+            <w:pPr>
+              <w:pStyle w:val="PargrafodaLista"/>
+              <w:numPr>
+                <w:ilvl w:val="0"/>
+                <w:numId w:val="16"/>
+              </w:numPr>
+              <w:contextualSpacing w:val="0"/>
+              <w:jc w:val="left"/>
+              <w:rPr>
+                <w:b w:val="0"/>
+                <w:bCs w:val="0"/>
+              </w:rPr>
+            </w:pPr>
+            <w:r>
+              <w:rPr>
+                <w:b w:val="0"/>
+                <w:bCs w:val="0"/>
+                <w:u w:val="single"/>
+              </w:rPr>
+              <w:t>O que fez na semana anterior</w:t>
+            </w:r>
+            <w:r>
+              <w:rPr>
+                <w:b w:val="0"/>
+                <w:bCs w:val="0"/>
+              </w:rPr>
+              <w:t xml:space="preserve">: </w:t>
+            </w:r>
+          </w:p>
+          <w:p>
+            <w:pPr>
+              <w:pStyle w:val="PargrafodaLista"/>
+              <w:numPr>
+                <w:ilvl w:val="0"/>
+                <w:numId w:val="16"/>
+              </w:numPr>
+              <w:contextualSpacing w:val="0"/>
+              <w:jc w:val="left"/>
+              <w:rPr>
+                <w:b w:val="0"/>
+                <w:bCs w:val="0"/>
+              </w:rPr>
+            </w:pPr>
+            <w:r>
+              <w:rPr>
+                <w:b w:val="0"/>
+                <w:bCs w:val="0"/>
+                <w:u w:val="single"/>
+              </w:rPr>
+              <w:t>O que vai fazer esta semana</w:t>
+            </w:r>
+            <w:r>
+              <w:rPr>
+                <w:b w:val="0"/>
+                <w:bCs w:val="0"/>
+              </w:rPr>
+              <w:t>:</w:t>
+            </w:r>
+          </w:p>
+          <w:p>
+            <w:pPr>
+              <w:pStyle w:val="PargrafodaLista"/>
+              <w:numPr>
+                <w:ilvl w:val="0"/>
+                <w:numId w:val="16"/>
+              </w:numPr>
+              <w:contextualSpacing w:val="0"/>
+              <w:jc w:val="left"/>
+              <w:rPr>
+                <w:b w:val="0"/>
+                <w:bCs w:val="0"/>
+              </w:rPr>
+            </w:pPr>
+            <w:r>
+              <w:rPr>
+                <w:b w:val="0"/>
+                <w:bCs w:val="0"/>
+                <w:u w:val="single"/>
+              </w:rPr>
+              <w:t>Dificuldades que prevê</w:t>
+            </w:r>
+            <w:r>
+              <w:rPr>
+                <w:b w:val="0"/>
+                <w:bCs w:val="0"/>
+              </w:rPr>
+              <w:t>:</w:t>
+            </w:r>
+          </w:p>
+          <w:p>
+            <w:pPr>
+              <w:jc w:val="left"/>
+              <w:rPr>
+                <w:b w:val="0"/>
+                <w:bCs w:val="0"/>
+              </w:rPr>
+            </w:pPr>
+            <w:r>
+              <w:rPr>
+                <w:highlight w:val="yellow"/>
+              </w:rPr>
+              <w:t>&lt;nome do membro 3 da equipa&gt;</w:t>
+            </w:r>
+          </w:p>
+          <w:p>
+            <w:pPr>
+              <w:pStyle w:val="PargrafodaLista"/>
+              <w:numPr>
+                <w:ilvl w:val="0"/>
+                <w:numId w:val="17"/>
+              </w:numPr>
+              <w:contextualSpacing w:val="0"/>
+              <w:jc w:val="left"/>
+              <w:rPr>
+                <w:b w:val="0"/>
+                <w:bCs w:val="0"/>
+              </w:rPr>
+            </w:pPr>
+            <w:r>
+              <w:rPr>
+                <w:b w:val="0"/>
+                <w:bCs w:val="0"/>
+                <w:u w:val="single"/>
+              </w:rPr>
+              <w:t>O que fez na semana anterior</w:t>
+            </w:r>
+            <w:r>
+              <w:rPr>
+                <w:b w:val="0"/>
+                <w:bCs w:val="0"/>
+              </w:rPr>
+              <w:t xml:space="preserve">: </w:t>
+            </w:r>
+          </w:p>
+          <w:p>
+            <w:pPr>
+              <w:pStyle w:val="PargrafodaLista"/>
+              <w:numPr>
+                <w:ilvl w:val="0"/>
+                <w:numId w:val="17"/>
+              </w:numPr>
+              <w:contextualSpacing w:val="0"/>
+              <w:jc w:val="left"/>
+              <w:rPr>
+                <w:b w:val="0"/>
+                <w:bCs w:val="0"/>
+              </w:rPr>
+            </w:pPr>
+            <w:r>
+              <w:rPr>
+                <w:b w:val="0"/>
+                <w:bCs w:val="0"/>
+                <w:u w:val="single"/>
+              </w:rPr>
+              <w:t>O que vai fazer esta semana</w:t>
+            </w:r>
+            <w:r>
+              <w:rPr>
+                <w:b w:val="0"/>
+                <w:bCs w:val="0"/>
+              </w:rPr>
+              <w:t>:</w:t>
+            </w:r>
+          </w:p>
+          <w:p>
+            <w:pPr>
+              <w:pStyle w:val="PargrafodaLista"/>
+              <w:numPr>
+                <w:ilvl w:val="0"/>
+                <w:numId w:val="17"/>
+              </w:numPr>
+              <w:contextualSpacing w:val="0"/>
+              <w:jc w:val="left"/>
+              <w:rPr>
+                <w:b w:val="0"/>
+                <w:bCs w:val="0"/>
+              </w:rPr>
+            </w:pPr>
+            <w:r>
+              <w:rPr>
+                <w:b w:val="0"/>
+                <w:bCs w:val="0"/>
+                <w:u w:val="single"/>
+              </w:rPr>
+              <w:t>Dificuldades que prevê</w:t>
+            </w:r>
+            <w:r>
+              <w:rPr>
+                <w:b w:val="0"/>
+                <w:bCs w:val="0"/>
+              </w:rPr>
+              <w:t>:</w:t>
+            </w:r>
+          </w:p>
+        </w:tc>
+      </w:tr>
+      <w:tr>
+        <w:tc>
+          <w:tcPr>
+            <w:cnfStyle w:val="001000000000" w:firstRow="0" w:lastRow="0" w:firstColumn="1" w:lastColumn="0" w:oddVBand="0" w:evenVBand="0" w:oddHBand="0" w:evenHBand="0" w:firstRowFirstColumn="0" w:firstRowLastColumn="0" w:lastRowFirstColumn="0" w:lastRowLastColumn="0"/>
+            <w:tcW w:w="1666" w:type="dxa"/>
+          </w:tcPr>
+          <w:p>
+            <w:pPr>
+              <w:rPr>
+                <w:b w:val="0"/>
+                <w:bCs w:val="0"/>
+              </w:rPr>
+            </w:pPr>
+            <w:r>
+              <w:t>Data:</w:t>
+            </w:r>
+          </w:p>
+        </w:tc>
+        <w:tc>
+          <w:tcPr>
+            <w:tcW w:w="8190" w:type="dxa"/>
+          </w:tcPr>
+          <w:p>
+            <w:pPr>
+              <w:cnfStyle w:val="000000000000" w:firstRow="0" w:lastRow="0" w:firstColumn="0" w:lastColumn="0" w:oddVBand="0" w:evenVBand="0" w:oddHBand="0" w:evenHBand="0" w:firstRowFirstColumn="0" w:firstRowLastColumn="0" w:lastRowFirstColumn="0" w:lastRowLastColumn="0"/>
+            </w:pPr>
+            <w:r>
+              <w:t>4 de Junho de 2026</w:t>
+            </w:r>
+          </w:p>
+        </w:tc>
+      </w:tr>
+      <w:tr>
+        <w:trPr>
+          <w:cnfStyle w:val="000000100000" w:firstRow="0" w:lastRow="0" w:firstColumn="0" w:lastColumn="0" w:oddVBand="0" w:evenVBand="0" w:oddHBand="1" w:evenHBand="0" w:firstRowFirstColumn="0" w:firstRowLastColumn="0" w:lastRowFirstColumn="0" w:lastRowLastColumn="0"/>
+        </w:trPr>
+        <w:tc>
+          <w:tcPr>
+            <w:cnfStyle w:val="001000000000" w:firstRow="0" w:lastRow="0" w:firstColumn="1" w:lastColumn="0" w:oddVBand="0" w:evenVBand="0" w:oddHBand="0" w:evenHBand="0" w:firstRowFirstColumn="0" w:firstRowLastColumn="0" w:lastRowFirstColumn="0" w:lastRowLastColumn="0"/>
+            <w:tcW w:w="9856" w:type="dxa"/>
+            <w:gridSpan w:val="2"/>
+          </w:tcPr>
+          <w:p>
+            <w:pPr>
+              <w:jc w:val="left"/>
+              <w:rPr>
+                <w:b w:val="0"/>
+                <w:bCs w:val="0"/>
+              </w:rPr>
+            </w:pPr>
+            <w:r>
+              <w:t>Kelly Ferreira</w:t>
+            </w:r>
+          </w:p>
+          <w:p>
+            <w:pPr>
+              <w:pStyle w:val="PargrafodaLista"/>
+              <w:numPr>
+                <w:ilvl w:val="0"/>
+                <w:numId w:val="15"/>
+              </w:numPr>
+              <w:contextualSpacing w:val="0"/>
+              <w:jc w:val="left"/>
+              <w:rPr>
+                <w:b w:val="0"/>
+                <w:bCs w:val="0"/>
+              </w:rPr>
+            </w:pPr>
+            <w:r>
+              <w:rPr>
+                <w:b w:val="0"/>
+                <w:bCs w:val="0"/>
+                <w:u w:val="single"/>
+              </w:rPr>
+              <w:t>O que fez na semana anterior</w:t>
+            </w:r>
+            <w:r>
+              <w:rPr>
+                <w:b w:val="0"/>
+                <w:bCs w:val="0"/>
+                <w:u w:val="single"/>
+              </w:rPr>
+              <w:t xml:space="preserve">: </w:t>
+            </w:r>
+            <w:r>
+              <w:rPr>
+                <w:b w:val="0"/>
+                <w:bCs w:val="0"/>
+              </w:rPr>
+              <w:t xml:space="preserve"> </w:t>
+            </w:r>
+            <w:r>
+              <w:rPr>
+                <w:b w:val="0"/>
+                <w:bCs w:val="0"/>
+              </w:rPr>
+              <w:t xml:space="preserve">US </w:t>
+            </w:r>
+            <w:r>
+              <w:rPr>
+                <w:b w:val="0"/>
+                <w:bCs w:val="0"/>
+              </w:rPr>
+              <w:t>Registar Utilizador</w:t>
+            </w:r>
+            <w:r>
+              <w:rPr>
+                <w:b w:val="0"/>
+                <w:bCs w:val="0"/>
+              </w:rPr>
+              <w:t xml:space="preserve">, </w:t>
+            </w:r>
+            <w:r>
+              <w:rPr>
+                <w:b w:val="0"/>
+                <w:bCs w:val="0"/>
+              </w:rPr>
+              <w:t xml:space="preserve">US </w:t>
+            </w:r>
+            <w:r>
+              <w:rPr>
+                <w:b w:val="0"/>
+                <w:bCs w:val="0"/>
+              </w:rPr>
+              <w:t>Consultar tipos de artigo</w:t>
+            </w:r>
+            <w:r>
+              <w:rPr>
+                <w:b w:val="0"/>
+                <w:bCs w:val="0"/>
+              </w:rPr>
+              <w:t xml:space="preserve">, </w:t>
+            </w:r>
+            <w:r>
+              <w:rPr>
+                <w:b w:val="0"/>
+                <w:bCs w:val="0"/>
+              </w:rPr>
+              <w:t xml:space="preserve">US </w:t>
+            </w:r>
+            <w:r>
+              <w:rPr>
+                <w:b w:val="0"/>
+                <w:bCs w:val="0"/>
+              </w:rPr>
+              <w:t>Criar lista de compras</w:t>
+            </w:r>
+            <w:r>
+              <w:rPr>
+                <w:b w:val="0"/>
+                <w:bCs w:val="0"/>
+              </w:rPr>
+              <w:t xml:space="preserve">, </w:t>
+            </w:r>
+            <w:r>
+              <w:rPr>
+                <w:b w:val="0"/>
+                <w:bCs w:val="0"/>
+              </w:rPr>
+              <w:t xml:space="preserve">US </w:t>
+            </w:r>
+            <w:r>
+              <w:rPr>
+                <w:b w:val="0"/>
+                <w:bCs w:val="0"/>
+              </w:rPr>
+              <w:t>Editar lista de compras</w:t>
+            </w:r>
+            <w:r>
+              <w:rPr>
+                <w:b w:val="0"/>
+                <w:bCs w:val="0"/>
+              </w:rPr>
+              <w:t xml:space="preserve">, </w:t>
+            </w:r>
+            <w:r>
+              <w:rPr>
+                <w:b w:val="0"/>
+                <w:bCs w:val="0"/>
+              </w:rPr>
+              <w:t xml:space="preserve">US </w:t>
+            </w:r>
+            <w:r>
+              <w:rPr>
+                <w:b w:val="0"/>
+                <w:bCs w:val="0"/>
+              </w:rPr>
+              <w:t>Gestão de orçamento</w:t>
+            </w:r>
+            <w:r>
+              <w:rPr>
+                <w:b w:val="0"/>
+                <w:bCs w:val="0"/>
+              </w:rPr>
+              <w:t xml:space="preserve">, </w:t>
+            </w:r>
+            <w:r>
+              <w:rPr>
+                <w:b w:val="0"/>
+                <w:bCs w:val="0"/>
+              </w:rPr>
+              <w:t xml:space="preserve">US </w:t>
+            </w:r>
+            <w:r>
+              <w:rPr>
+                <w:b w:val="0"/>
+                <w:bCs w:val="0"/>
+              </w:rPr>
+              <w:t>Editar utilizador</w:t>
+            </w:r>
+            <w:r>
+              <w:rPr>
+                <w:b w:val="0"/>
+                <w:bCs w:val="0"/>
+              </w:rPr>
+              <w:t xml:space="preserve">, </w:t>
+            </w:r>
+            <w:r>
+              <w:rPr>
+                <w:b w:val="0"/>
+                <w:bCs w:val="0"/>
+              </w:rPr>
+              <w:t xml:space="preserve">US </w:t>
+            </w:r>
+            <w:r>
+              <w:rPr>
+                <w:b w:val="0"/>
+                <w:bCs w:val="0"/>
+              </w:rPr>
+              <w:t>Criar tipo de artigo</w:t>
+            </w:r>
+            <w:r>
+              <w:rPr>
+                <w:b w:val="0"/>
+                <w:bCs w:val="0"/>
+              </w:rPr>
+              <w:t xml:space="preserve">, </w:t>
+            </w:r>
+            <w:r>
+              <w:rPr>
+                <w:b w:val="0"/>
+                <w:bCs w:val="0"/>
+              </w:rPr>
+              <w:t xml:space="preserve">US </w:t>
+            </w:r>
+            <w:r>
+              <w:rPr>
+                <w:b w:val="0"/>
+                <w:bCs w:val="0"/>
+              </w:rPr>
+              <w:t xml:space="preserve">criar artigo, </w:t>
+            </w:r>
+            <w:r>
+              <w:rPr>
+                <w:b w:val="0"/>
+                <w:bCs w:val="0"/>
+              </w:rPr>
+              <w:t xml:space="preserve">US </w:t>
+            </w:r>
+            <w:r>
+              <w:rPr>
+                <w:b w:val="0"/>
+                <w:bCs w:val="0"/>
+              </w:rPr>
+              <w:t>Consultar orçamento disponível</w:t>
+            </w:r>
+            <w:r>
+              <w:rPr>
+                <w:b w:val="0"/>
+                <w:bCs w:val="0"/>
+              </w:rPr>
+              <w:t>,</w:t>
+            </w:r>
+            <w:r>
+              <w:rPr>
+                <w:b w:val="0"/>
+                <w:bCs w:val="0"/>
+              </w:rPr>
+              <w:t xml:space="preserve"> US</w:t>
+            </w:r>
+            <w:r>
+              <w:rPr>
+                <w:b w:val="0"/>
+                <w:bCs w:val="0"/>
+              </w:rPr>
+              <w:t xml:space="preserve"> registar artigos adquiridos.</w:t>
+            </w:r>
+          </w:p>
+          <w:p>
+            <w:pPr>
+              <w:pStyle w:val="PargrafodaLista"/>
+              <w:numPr>
+                <w:ilvl w:val="0"/>
+                <w:numId w:val="15"/>
+              </w:numPr>
+              <w:contextualSpacing w:val="0"/>
+              <w:jc w:val="left"/>
+              <w:rPr>
+                <w:b w:val="0"/>
+                <w:bCs w:val="0"/>
+              </w:rPr>
+            </w:pPr>
+            <w:r>
+              <w:rPr>
+                <w:b w:val="0"/>
+                <w:bCs w:val="0"/>
+                <w:u w:val="single"/>
+              </w:rPr>
+              <w:t>O que vai fazer esta semana</w:t>
+            </w:r>
+            <w:r>
+              <w:rPr>
+                <w:b w:val="0"/>
+                <w:bCs w:val="0"/>
+              </w:rPr>
+              <w:t xml:space="preserve">: </w:t>
+            </w:r>
+            <w:r>
+              <w:rPr>
+                <w:b w:val="0"/>
+                <w:bCs w:val="0"/>
+              </w:rPr>
+              <w:t>Terminar Backlog</w:t>
+            </w:r>
+            <w:r>
+              <w:rPr>
+                <w:b w:val="0"/>
+                <w:bCs w:val="0"/>
+              </w:rPr>
+              <w:t>, US fechar compra, US adicionar item previsto, US adicionar item não previsto, US filtrar artigos por tipo</w:t>
+            </w:r>
+            <w:r>
+              <w:rPr>
+                <w:b w:val="0"/>
+                <w:bCs w:val="0"/>
+              </w:rPr>
+              <w:t>, US exportar compras para CSV, US obter sugestões de lista de compras, US Receber alerta de orçamento excedido, US consultar estatísticas mensais, US obter sugestão de orçamento, US consultar percentagem de compras previstas.</w:t>
+            </w:r>
+          </w:p>
+          <w:p>
+            <w:pPr>
+              <w:pStyle w:val="PargrafodaLista"/>
+              <w:numPr>
+                <w:ilvl w:val="0"/>
+                <w:numId w:val="15"/>
+              </w:numPr>
+              <w:contextualSpacing w:val="0"/>
+              <w:jc w:val="left"/>
+              <w:rPr>
+                <w:b w:val="0"/>
+                <w:bCs w:val="0"/>
+              </w:rPr>
+            </w:pPr>
+            <w:r>
+              <w:rPr>
+                <w:b w:val="0"/>
+                <w:bCs w:val="0"/>
+                <w:u w:val="single"/>
+              </w:rPr>
+              <w:t>Dificuldades que prevê</w:t>
+            </w:r>
+            <w:r>
+              <w:rPr>
+                <w:b w:val="0"/>
+                <w:bCs w:val="0"/>
+              </w:rPr>
+              <w:t>:</w:t>
+            </w:r>
+            <w:r>
+              <w:rPr>
+                <w:b w:val="0"/>
+                <w:bCs w:val="0"/>
+              </w:rPr>
+              <w:t xml:space="preserve"> </w:t>
+            </w:r>
+            <w:r>
+              <w:rPr>
+                <w:b w:val="0"/>
+                <w:bCs w:val="0"/>
+              </w:rPr>
+              <w:t>US exportar compras para CSV, US obter sugestões de lista de compras, US Receber alerta de orçamento excedido, US consultar estatísticas mensais, US obter sugestão de orçamento, US consultar percentagem de compras previstas.</w:t>
+            </w:r>
+          </w:p>
+          <w:p>
+            <w:pPr>
+              <w:jc w:val="left"/>
+              <w:rPr>
+                <w:b w:val="0"/>
+                <w:bCs w:val="0"/>
+              </w:rPr>
+            </w:pPr>
+            <w:r>
+              <w:rPr>
+                <w:highlight w:val="yellow"/>
+              </w:rPr>
+              <w:t>&lt;nome do membro 2 da equipa&gt;</w:t>
+            </w:r>
+          </w:p>
+          <w:p>
+            <w:pPr>
+              <w:pStyle w:val="PargrafodaLista"/>
+              <w:numPr>
+                <w:ilvl w:val="0"/>
+                <w:numId w:val="16"/>
+              </w:numPr>
+              <w:contextualSpacing w:val="0"/>
+              <w:jc w:val="left"/>
+              <w:rPr>
+                <w:b w:val="0"/>
+                <w:bCs w:val="0"/>
+              </w:rPr>
+            </w:pPr>
+            <w:r>
+              <w:rPr>
+                <w:b w:val="0"/>
+                <w:bCs w:val="0"/>
+                <w:u w:val="single"/>
+              </w:rPr>
+              <w:t>O que fez na semana anterior</w:t>
+            </w:r>
+            <w:r>
+              <w:rPr>
+                <w:b w:val="0"/>
+                <w:bCs w:val="0"/>
+              </w:rPr>
+              <w:t xml:space="preserve">: </w:t>
+            </w:r>
+          </w:p>
+          <w:p>
+            <w:pPr>
+              <w:pStyle w:val="PargrafodaLista"/>
+              <w:numPr>
+                <w:ilvl w:val="0"/>
+                <w:numId w:val="16"/>
+              </w:numPr>
+              <w:contextualSpacing w:val="0"/>
+              <w:jc w:val="left"/>
+              <w:rPr>
+                <w:b w:val="0"/>
+                <w:bCs w:val="0"/>
+              </w:rPr>
+            </w:pPr>
+            <w:r>
+              <w:rPr>
+                <w:b w:val="0"/>
+                <w:bCs w:val="0"/>
+                <w:u w:val="single"/>
+              </w:rPr>
+              <w:t>O que vai fazer esta semana</w:t>
+            </w:r>
+            <w:r>
+              <w:rPr>
+                <w:b w:val="0"/>
+                <w:bCs w:val="0"/>
+              </w:rPr>
+              <w:t>:</w:t>
+            </w:r>
+          </w:p>
+          <w:p>
+            <w:pPr>
+              <w:pStyle w:val="PargrafodaLista"/>
+              <w:numPr>
+                <w:ilvl w:val="0"/>
+                <w:numId w:val="16"/>
+              </w:numPr>
+              <w:contextualSpacing w:val="0"/>
+              <w:jc w:val="left"/>
+              <w:rPr>
+                <w:b w:val="0"/>
+                <w:bCs w:val="0"/>
+              </w:rPr>
+            </w:pPr>
+            <w:r>
+              <w:rPr>
+                <w:b w:val="0"/>
+                <w:bCs w:val="0"/>
+                <w:u w:val="single"/>
+              </w:rPr>
+              <w:t>Dificuldades que prevê</w:t>
+            </w:r>
+            <w:r>
+              <w:rPr>
+                <w:b w:val="0"/>
+                <w:bCs w:val="0"/>
+              </w:rPr>
+              <w:t>:</w:t>
+            </w:r>
+          </w:p>
+          <w:p>
+            <w:pPr>
+              <w:jc w:val="left"/>
+              <w:rPr>
+                <w:b w:val="0"/>
+                <w:bCs w:val="0"/>
+              </w:rPr>
+            </w:pPr>
+            <w:r>
+              <w:rPr>
+                <w:highlight w:val="yellow"/>
+              </w:rPr>
+              <w:t>&lt;nome do membro 3 da equipa&gt;</w:t>
+            </w:r>
+          </w:p>
+          <w:p>
+            <w:pPr>
+              <w:pStyle w:val="PargrafodaLista"/>
+              <w:numPr>
+                <w:ilvl w:val="0"/>
+                <w:numId w:val="17"/>
+              </w:numPr>
+              <w:contextualSpacing w:val="0"/>
+              <w:jc w:val="left"/>
+              <w:rPr>
+                <w:b w:val="0"/>
+                <w:bCs w:val="0"/>
+              </w:rPr>
+            </w:pPr>
+            <w:r>
+              <w:rPr>
+                <w:b w:val="0"/>
+                <w:bCs w:val="0"/>
+                <w:u w:val="single"/>
+              </w:rPr>
+              <w:t>O que fez na semana anterior</w:t>
+            </w:r>
+            <w:r>
+              <w:rPr>
+                <w:b w:val="0"/>
+                <w:bCs w:val="0"/>
+              </w:rPr>
+              <w:t xml:space="preserve">: </w:t>
+            </w:r>
+          </w:p>
+          <w:p>
+            <w:pPr>
+              <w:pStyle w:val="PargrafodaLista"/>
+              <w:numPr>
+                <w:ilvl w:val="0"/>
+                <w:numId w:val="17"/>
+              </w:numPr>
+              <w:contextualSpacing w:val="0"/>
+              <w:jc w:val="left"/>
+              <w:rPr>
+                <w:b w:val="0"/>
+                <w:bCs w:val="0"/>
+              </w:rPr>
+            </w:pPr>
+            <w:r>
+              <w:rPr>
+                <w:b w:val="0"/>
+                <w:bCs w:val="0"/>
+                <w:u w:val="single"/>
+              </w:rPr>
+              <w:lastRenderedPageBreak/>
               <w:t>O que vai fazer esta semana</w:t>
             </w:r>
             <w:r>
@@ -10530,22 +12208,7 @@
               <w:cnfStyle w:val="000000100000" w:firstRow="0" w:lastRow="0" w:firstColumn="0" w:lastColumn="0" w:oddVBand="0" w:evenVBand="0" w:oddHBand="1" w:evenHBand="0" w:firstRowFirstColumn="0" w:firstRowLastColumn="0" w:lastRowFirstColumn="0" w:lastRowLastColumn="0"/>
             </w:pPr>
             <w:r>
-              <w:rPr>
-                <w:highlight w:val="yellow"/>
-              </w:rPr>
-              <w:t>&lt;</w:t>
-            </w:r>
-            <w:r>
-              <w:rPr>
-                <w:highlight w:val="yellow"/>
-              </w:rPr>
-              <w:t>1 de Maio de 20xx</w:t>
-            </w:r>
-            <w:r>
-              <w:rPr>
-                <w:highlight w:val="yellow"/>
-              </w:rPr>
-              <w:t>&gt;</w:t>
+              <w:t>21 de Maio de 2026</w:t>
             </w:r>
           </w:p>
         </w:tc>
@@ -10737,7 +12400,7 @@
                           <pic:cNvPicPr/>
                         </pic:nvPicPr>
                         <pic:blipFill>
-                          <a:blip r:embed="rId25"/>
+                          <a:blip r:embed="rId39"/>
                           <a:stretch>
                             <a:fillRect/>
                           </a:stretch>
@@ -10768,7 +12431,7 @@
       <w:pPr>
         <w:pStyle w:val="Ttulo3"/>
       </w:pPr>
-      <w:bookmarkStart w:id="25" w:name="_Toc227748432"/>
+      <w:bookmarkStart w:id="29" w:name="_Toc231904800"/>
       <w:r>
         <w:t>Sprint 2 (</w:t>
       </w:r>
@@ -10799,7 +12462,7 @@
       <w:r>
         <w:t>)</w:t>
       </w:r>
-      <w:bookmarkEnd w:id="25"/>
+      <w:bookmarkEnd w:id="29"/>
     </w:p>
     <w:p>
       <w:r>
@@ -12120,7 +13783,7 @@
       <w:pPr>
         <w:pStyle w:val="Ttulo3"/>
       </w:pPr>
-      <w:bookmarkStart w:id="26" w:name="_Toc227748433"/>
+      <w:bookmarkStart w:id="30" w:name="_Toc231904801"/>
       <w:r>
         <w:t>Sprint 3 (</w:t>
       </w:r>
@@ -12151,7 +13814,7 @@
       <w:r>
         <w:t>)</w:t>
       </w:r>
-      <w:bookmarkEnd w:id="26"/>
+      <w:bookmarkEnd w:id="30"/>
     </w:p>
     <w:p>
       <w:r>
@@ -13467,7 +15130,7 @@
       <w:pPr>
         <w:pStyle w:val="Ttulo2"/>
       </w:pPr>
-      <w:bookmarkStart w:id="27" w:name="_Toc227748434"/>
+      <w:bookmarkStart w:id="31" w:name="_Toc231904802"/>
       <w:r>
         <w:rPr>
           <w:i/>
@@ -13478,7 +15141,7 @@
       <w:r>
         <w:t xml:space="preserve"> do Projeto</w:t>
       </w:r>
-      <w:bookmarkEnd w:id="27"/>
+      <w:bookmarkEnd w:id="31"/>
     </w:p>
     <w:p>
       <w:r>
@@ -14133,7 +15796,7 @@
       <w:pPr>
         <w:pStyle w:val="Ttulo1"/>
       </w:pPr>
-      <w:bookmarkStart w:id="28" w:name="_Toc227748435"/>
+      <w:bookmarkStart w:id="32" w:name="_Toc231904803"/>
       <w:r>
         <w:lastRenderedPageBreak/>
         <w:t>Conclus</w:t>
@@ -14141,7 +15804,7 @@
       <w:r>
         <w:t>ão</w:t>
       </w:r>
-      <w:bookmarkEnd w:id="28"/>
+      <w:bookmarkEnd w:id="32"/>
     </w:p>
     <w:p>
       <w:pPr>
@@ -14442,8 +16105,8 @@
     </w:p>
     <w:p/>
     <w:sectPr>
-      <w:headerReference w:type="default" r:id="rId26"/>
-      <w:footerReference w:type="default" r:id="rId27"/>
+      <w:headerReference w:type="default" r:id="rId40"/>
+      <w:footerReference w:type="default" r:id="rId41"/>
       <w:pgSz w:w="11906" w:h="16838"/>
       <w:pgMar w:top="1134" w:right="1134" w:bottom="1418" w:left="1134" w:header="709" w:footer="692" w:gutter="0"/>
       <w:cols w:space="708"/>
@@ -14454,7 +16117,7 @@
 </file>
 
 <file path=word/endnotes.xml><?xml version="1.0" encoding="utf-8"?>
-<w:endnotes xmlns:wpc="http://schemas.microsoft.com/office/word/2010/wordprocessingCanvas" xmlns:cx="http://schemas.microsoft.com/office/drawing/2014/chartex" xmlns:cx1="http://schemas.microsoft.com/office/drawing/2015/9/8/chartex" xmlns:cx2="http://schemas.microsoft.com/office/drawing/2015/10/21/chartex" xmlns:cx3="http://schemas.microsoft.com/office/drawing/2016/5/9/chartex" xmlns:cx4="http://schemas.microsoft.com/office/drawing/2016/5/10/chartex" xmlns:cx5="http://schemas.microsoft.com/office/drawing/2016/5/11/chartex" xmlns:cx6="http://schemas.microsoft.com/office/drawing/2016/5/12/chartex" xmlns:cx7="http://schemas.microsoft.com/office/drawing/2016/5/13/chartex" xmlns:cx8="http://schemas.microsoft.com/office/drawing/2016/5/14/chartex" xmlns:mc="http://schemas.openxmlformats.org/markup-compatibility/2006" xmlns:aink="http://schemas.microsoft.com/office/drawing/2016/ink" xmlns:am3d="http://schemas.microsoft.com/office/drawing/2017/model3d" xmlns:o="urn:schemas-microsoft-com:office:office" xmlns:oel="http://schemas.microsoft.com/office/2019/extlst" xmlns:r="http://schemas.openxmlformats.org/officeDocument/2006/relationships" xmlns:m="http://schemas.openxmlformats.org/officeDocument/2006/math" xmlns:v="urn:schemas-microsoft-com:vml" xmlns:wp14="http://schemas.microsoft.com/office/word/2010/wordprocessingDrawing" xmlns:wp="http://schemas.openxmlformats.org/drawingml/2006/wordprocessingDrawing" xmlns:w10="urn:schemas-microsoft-com:office:word" xmlns:w="http://schemas.openxmlformats.org/wordprocessingml/2006/main" xmlns:w14="http://schemas.microsoft.com/office/word/2010/wordml" xmlns:w15="http://schemas.microsoft.com/office/word/2012/wordml" xmlns:w16cex="http://schemas.microsoft.com/office/word/2018/wordml/cex" xmlns:w16cid="http://schemas.microsoft.com/office/word/2016/wordml/cid" xmlns:w16="http://schemas.microsoft.com/office/word/2018/wordml" xmlns:w16sdtdh="http://schemas.microsoft.com/office/word/2020/wordml/sdtdatahash" xmlns:w16se="http://schemas.microsoft.com/office/word/2015/wordml/symex" xmlns:wpg="http://schemas.microsoft.com/office/word/2010/wordprocessingGroup" xmlns:wpi="http://schemas.microsoft.com/office/word/2010/wordprocessingInk" xmlns:wne="http://schemas.microsoft.com/office/word/2006/wordml" xmlns:wps="http://schemas.microsoft.com/office/word/2010/wordprocessingShape" mc:Ignorable="w14 w15 w16se w16cid w16 w16cex w16sdtdh wp14">
+<w:endnotes xmlns:wpc="http://schemas.microsoft.com/office/word/2010/wordprocessingCanvas" xmlns:cx="http://schemas.microsoft.com/office/drawing/2014/chartex" xmlns:cx1="http://schemas.microsoft.com/office/drawing/2015/9/8/chartex" xmlns:cx2="http://schemas.microsoft.com/office/drawing/2015/10/21/chartex" xmlns:cx3="http://schemas.microsoft.com/office/drawing/2016/5/9/chartex" xmlns:cx4="http://schemas.microsoft.com/office/drawing/2016/5/10/chartex" xmlns:cx5="http://schemas.microsoft.com/office/drawing/2016/5/11/chartex" xmlns:cx6="http://schemas.microsoft.com/office/drawing/2016/5/12/chartex" xmlns:cx7="http://schemas.microsoft.com/office/drawing/2016/5/13/chartex" xmlns:cx8="http://schemas.microsoft.com/office/drawing/2016/5/14/chartex" xmlns:mc="http://schemas.openxmlformats.org/markup-compatibility/2006" xmlns:aink="http://schemas.microsoft.com/office/drawing/2016/ink" xmlns:am3d="http://schemas.microsoft.com/office/drawing/2017/model3d" xmlns:o="urn:schemas-microsoft-com:office:office" xmlns:r="http://schemas.openxmlformats.org/officeDocument/2006/relationships" xmlns:m="http://schemas.openxmlformats.org/officeDocument/2006/math" xmlns:v="urn:schemas-microsoft-com:vml" xmlns:wp14="http://schemas.microsoft.com/office/word/2010/wordprocessingDrawing" xmlns:wp="http://schemas.openxmlformats.org/drawingml/2006/wordprocessingDrawing" xmlns:w10="urn:schemas-microsoft-com:office:word" xmlns:w="http://schemas.openxmlformats.org/wordprocessingml/2006/main" xmlns:w14="http://schemas.microsoft.com/office/word/2010/wordml" xmlns:w15="http://schemas.microsoft.com/office/word/2012/wordml" xmlns:w16cex="http://schemas.microsoft.com/office/word/2018/wordml/cex" xmlns:w16cid="http://schemas.microsoft.com/office/word/2016/wordml/cid" xmlns:w16="http://schemas.microsoft.com/office/word/2018/wordml" xmlns:w16se="http://schemas.microsoft.com/office/word/2015/wordml/symex" xmlns:wpg="http://schemas.microsoft.com/office/word/2010/wordprocessingGroup" xmlns:wpi="http://schemas.microsoft.com/office/word/2010/wordprocessingInk" xmlns:wne="http://schemas.microsoft.com/office/word/2006/wordml" xmlns:wps="http://schemas.microsoft.com/office/word/2010/wordprocessingShape" mc:Ignorable="w14 w15 w16se w16cid w16 w16cex wp14">
   <w:endnote w:type="separator" w:id="-1">
     <w:p>
       <w:r>
@@ -14473,7 +16136,7 @@
 </file>
 
 <file path=word/footer1.xml><?xml version="1.0" encoding="utf-8"?>
-<w:ftr xmlns:wpc="http://schemas.microsoft.com/office/word/2010/wordprocessingCanvas" xmlns:cx="http://schemas.microsoft.com/office/drawing/2014/chartex" xmlns:cx1="http://schemas.microsoft.com/office/drawing/2015/9/8/chartex" xmlns:cx2="http://schemas.microsoft.com/office/drawing/2015/10/21/chartex" xmlns:cx3="http://schemas.microsoft.com/office/drawing/2016/5/9/chartex" xmlns:cx4="http://schemas.microsoft.com/office/drawing/2016/5/10/chartex" xmlns:cx5="http://schemas.microsoft.com/office/drawing/2016/5/11/chartex" xmlns:cx6="http://schemas.microsoft.com/office/drawing/2016/5/12/chartex" xmlns:cx7="http://schemas.microsoft.com/office/drawing/2016/5/13/chartex" xmlns:cx8="http://schemas.microsoft.com/office/drawing/2016/5/14/chartex" xmlns:mc="http://schemas.openxmlformats.org/markup-compatibility/2006" xmlns:aink="http://schemas.microsoft.com/office/drawing/2016/ink" xmlns:am3d="http://schemas.microsoft.com/office/drawing/2017/model3d" xmlns:o="urn:schemas-microsoft-com:office:office" xmlns:oel="http://schemas.microsoft.com/office/2019/extlst" xmlns:r="http://schemas.openxmlformats.org/officeDocument/2006/relationships" xmlns:m="http://schemas.openxmlformats.org/officeDocument/2006/math" xmlns:v="urn:schemas-microsoft-com:vml" xmlns:wp14="http://schemas.microsoft.com/office/word/2010/wordprocessingDrawing" xmlns:wp="http://schemas.openxmlformats.org/drawingml/2006/wordprocessingDrawing" xmlns:w10="urn:schemas-microsoft-com:office:word" xmlns:w="http://schemas.openxmlformats.org/wordprocessingml/2006/main" xmlns:w14="http://schemas.microsoft.com/office/word/2010/wordml" xmlns:w15="http://schemas.microsoft.com/office/word/2012/wordml" xmlns:w16cex="http://schemas.microsoft.com/office/word/2018/wordml/cex" xmlns:w16cid="http://schemas.microsoft.com/office/word/2016/wordml/cid" xmlns:w16="http://schemas.microsoft.com/office/word/2018/wordml" xmlns:w16sdtdh="http://schemas.microsoft.com/office/word/2020/wordml/sdtdatahash" xmlns:w16se="http://schemas.microsoft.com/office/word/2015/wordml/symex" xmlns:wpg="http://schemas.microsoft.com/office/word/2010/wordprocessingGroup" xmlns:wpi="http://schemas.microsoft.com/office/word/2010/wordprocessingInk" xmlns:wne="http://schemas.microsoft.com/office/word/2006/wordml" xmlns:wps="http://schemas.microsoft.com/office/word/2010/wordprocessingShape" mc:Ignorable="w14 w15 w16se w16cid w16 w16cex w16sdtdh wp14">
+<w:ftr xmlns:wpc="http://schemas.microsoft.com/office/word/2010/wordprocessingCanvas" xmlns:cx="http://schemas.microsoft.com/office/drawing/2014/chartex" xmlns:cx1="http://schemas.microsoft.com/office/drawing/2015/9/8/chartex" xmlns:cx2="http://schemas.microsoft.com/office/drawing/2015/10/21/chartex" xmlns:cx3="http://schemas.microsoft.com/office/drawing/2016/5/9/chartex" xmlns:cx4="http://schemas.microsoft.com/office/drawing/2016/5/10/chartex" xmlns:cx5="http://schemas.microsoft.com/office/drawing/2016/5/11/chartex" xmlns:cx6="http://schemas.microsoft.com/office/drawing/2016/5/12/chartex" xmlns:cx7="http://schemas.microsoft.com/office/drawing/2016/5/13/chartex" xmlns:cx8="http://schemas.microsoft.com/office/drawing/2016/5/14/chartex" xmlns:mc="http://schemas.openxmlformats.org/markup-compatibility/2006" xmlns:aink="http://schemas.microsoft.com/office/drawing/2016/ink" xmlns:am3d="http://schemas.microsoft.com/office/drawing/2017/model3d" xmlns:o="urn:schemas-microsoft-com:office:office" xmlns:r="http://schemas.openxmlformats.org/officeDocument/2006/relationships" xmlns:m="http://schemas.openxmlformats.org/officeDocument/2006/math" xmlns:v="urn:schemas-microsoft-com:vml" xmlns:wp14="http://schemas.microsoft.com/office/word/2010/wordprocessingDrawing" xmlns:wp="http://schemas.openxmlformats.org/drawingml/2006/wordprocessingDrawing" xmlns:w10="urn:schemas-microsoft-com:office:word" xmlns:w="http://schemas.openxmlformats.org/wordprocessingml/2006/main" xmlns:w14="http://schemas.microsoft.com/office/word/2010/wordml" xmlns:w15="http://schemas.microsoft.com/office/word/2012/wordml" xmlns:w16cex="http://schemas.microsoft.com/office/word/2018/wordml/cex" xmlns:w16cid="http://schemas.microsoft.com/office/word/2016/wordml/cid" xmlns:w16="http://schemas.microsoft.com/office/word/2018/wordml" xmlns:w16se="http://schemas.microsoft.com/office/word/2015/wordml/symex" xmlns:wpg="http://schemas.microsoft.com/office/word/2010/wordprocessingGroup" xmlns:wpi="http://schemas.microsoft.com/office/word/2010/wordprocessingInk" xmlns:wne="http://schemas.microsoft.com/office/word/2006/wordml" xmlns:wps="http://schemas.microsoft.com/office/word/2010/wordprocessingShape" mc:Ignorable="w14 w15 w16se w16cid w16 w16cex wp14">
   <w:p>
     <w:pPr>
       <w:pStyle w:val="Rodap"/>
@@ -14537,7 +16200,7 @@
 </file>
 
 <file path=word/footer2.xml><?xml version="1.0" encoding="utf-8"?>
-<w:ftr xmlns:wpc="http://schemas.microsoft.com/office/word/2010/wordprocessingCanvas" xmlns:cx="http://schemas.microsoft.com/office/drawing/2014/chartex" xmlns:cx1="http://schemas.microsoft.com/office/drawing/2015/9/8/chartex" xmlns:cx2="http://schemas.microsoft.com/office/drawing/2015/10/21/chartex" xmlns:cx3="http://schemas.microsoft.com/office/drawing/2016/5/9/chartex" xmlns:cx4="http://schemas.microsoft.com/office/drawing/2016/5/10/chartex" xmlns:cx5="http://schemas.microsoft.com/office/drawing/2016/5/11/chartex" xmlns:cx6="http://schemas.microsoft.com/office/drawing/2016/5/12/chartex" xmlns:cx7="http://schemas.microsoft.com/office/drawing/2016/5/13/chartex" xmlns:cx8="http://schemas.microsoft.com/office/drawing/2016/5/14/chartex" xmlns:mc="http://schemas.openxmlformats.org/markup-compatibility/2006" xmlns:aink="http://schemas.microsoft.com/office/drawing/2016/ink" xmlns:am3d="http://schemas.microsoft.com/office/drawing/2017/model3d" xmlns:o="urn:schemas-microsoft-com:office:office" xmlns:oel="http://schemas.microsoft.com/office/2019/extlst" xmlns:r="http://schemas.openxmlformats.org/officeDocument/2006/relationships" xmlns:m="http://schemas.openxmlformats.org/officeDocument/2006/math" xmlns:v="urn:schemas-microsoft-com:vml" xmlns:wp14="http://schemas.microsoft.com/office/word/2010/wordprocessingDrawing" xmlns:wp="http://schemas.openxmlformats.org/drawingml/2006/wordprocessingDrawing" xmlns:w10="urn:schemas-microsoft-com:office:word" xmlns:w="http://schemas.openxmlformats.org/wordprocessingml/2006/main" xmlns:w14="http://schemas.microsoft.com/office/word/2010/wordml" xmlns:w15="http://schemas.microsoft.com/office/word/2012/wordml" xmlns:w16cex="http://schemas.microsoft.com/office/word/2018/wordml/cex" xmlns:w16cid="http://schemas.microsoft.com/office/word/2016/wordml/cid" xmlns:w16="http://schemas.microsoft.com/office/word/2018/wordml" xmlns:w16sdtdh="http://schemas.microsoft.com/office/word/2020/wordml/sdtdatahash" xmlns:w16se="http://schemas.microsoft.com/office/word/2015/wordml/symex" xmlns:wpg="http://schemas.microsoft.com/office/word/2010/wordprocessingGroup" xmlns:wpi="http://schemas.microsoft.com/office/word/2010/wordprocessingInk" xmlns:wne="http://schemas.microsoft.com/office/word/2006/wordml" xmlns:wps="http://schemas.microsoft.com/office/word/2010/wordprocessingShape" mc:Ignorable="w14 w15 w16se w16cid w16 w16cex w16sdtdh wp14">
+<w:ftr xmlns:wpc="http://schemas.microsoft.com/office/word/2010/wordprocessingCanvas" xmlns:cx="http://schemas.microsoft.com/office/drawing/2014/chartex" xmlns:cx1="http://schemas.microsoft.com/office/drawing/2015/9/8/chartex" xmlns:cx2="http://schemas.microsoft.com/office/drawing/2015/10/21/chartex" xmlns:cx3="http://schemas.microsoft.com/office/drawing/2016/5/9/chartex" xmlns:cx4="http://schemas.microsoft.com/office/drawing/2016/5/10/chartex" xmlns:cx5="http://schemas.microsoft.com/office/drawing/2016/5/11/chartex" xmlns:cx6="http://schemas.microsoft.com/office/drawing/2016/5/12/chartex" xmlns:cx7="http://schemas.microsoft.com/office/drawing/2016/5/13/chartex" xmlns:cx8="http://schemas.microsoft.com/office/drawing/2016/5/14/chartex" xmlns:mc="http://schemas.openxmlformats.org/markup-compatibility/2006" xmlns:aink="http://schemas.microsoft.com/office/drawing/2016/ink" xmlns:am3d="http://schemas.microsoft.com/office/drawing/2017/model3d" xmlns:o="urn:schemas-microsoft-com:office:office" xmlns:r="http://schemas.openxmlformats.org/officeDocument/2006/relationships" xmlns:m="http://schemas.openxmlformats.org/officeDocument/2006/math" xmlns:v="urn:schemas-microsoft-com:vml" xmlns:wp14="http://schemas.microsoft.com/office/word/2010/wordprocessingDrawing" xmlns:wp="http://schemas.openxmlformats.org/drawingml/2006/wordprocessingDrawing" xmlns:w10="urn:schemas-microsoft-com:office:word" xmlns:w="http://schemas.openxmlformats.org/wordprocessingml/2006/main" xmlns:w14="http://schemas.microsoft.com/office/word/2010/wordml" xmlns:w15="http://schemas.microsoft.com/office/word/2012/wordml" xmlns:w16cex="http://schemas.microsoft.com/office/word/2018/wordml/cex" xmlns:w16cid="http://schemas.microsoft.com/office/word/2016/wordml/cid" xmlns:w16="http://schemas.microsoft.com/office/word/2018/wordml" xmlns:w16se="http://schemas.microsoft.com/office/word/2015/wordml/symex" xmlns:wpg="http://schemas.microsoft.com/office/word/2010/wordprocessingGroup" xmlns:wpi="http://schemas.microsoft.com/office/word/2010/wordprocessingInk" xmlns:wne="http://schemas.microsoft.com/office/word/2006/wordml" xmlns:wps="http://schemas.microsoft.com/office/word/2010/wordprocessingShape" mc:Ignorable="w14 w15 w16se w16cid w16 w16cex wp14">
   <w:sdt>
     <w:sdtPr>
       <w:id w:val="2071930181"/>
@@ -14622,10 +16285,7 @@
           </w:sdtPr>
           <w:sdtContent>
             <w:r>
-              <w:t xml:space="preserve">                                                            </w:t>
-            </w:r>
-            <w:r>
-              <w:t xml:space="preserve">              Página </w:t>
+              <w:t xml:space="preserve">                                                                          Página </w:t>
             </w:r>
             <w:r>
               <w:rPr>
@@ -14723,7 +16383,7 @@
 </file>
 
 <file path=word/footnotes.xml><?xml version="1.0" encoding="utf-8"?>
-<w:footnotes xmlns:wpc="http://schemas.microsoft.com/office/word/2010/wordprocessingCanvas" xmlns:cx="http://schemas.microsoft.com/office/drawing/2014/chartex" xmlns:cx1="http://schemas.microsoft.com/office/drawing/2015/9/8/chartex" xmlns:cx2="http://schemas.microsoft.com/office/drawing/2015/10/21/chartex" xmlns:cx3="http://schemas.microsoft.com/office/drawing/2016/5/9/chartex" xmlns:cx4="http://schemas.microsoft.com/office/drawing/2016/5/10/chartex" xmlns:cx5="http://schemas.microsoft.com/office/drawing/2016/5/11/chartex" xmlns:cx6="http://schemas.microsoft.com/office/drawing/2016/5/12/chartex" xmlns:cx7="http://schemas.microsoft.com/office/drawing/2016/5/13/chartex" xmlns:cx8="http://schemas.microsoft.com/office/drawing/2016/5/14/chartex" xmlns:mc="http://schemas.openxmlformats.org/markup-compatibility/2006" xmlns:aink="http://schemas.microsoft.com/office/drawing/2016/ink" xmlns:am3d="http://schemas.microsoft.com/office/drawing/2017/model3d" xmlns:o="urn:schemas-microsoft-com:office:office" xmlns:oel="http://schemas.microsoft.com/office/2019/extlst" xmlns:r="http://schemas.openxmlformats.org/officeDocument/2006/relationships" xmlns:m="http://schemas.openxmlformats.org/officeDocument/2006/math" xmlns:v="urn:schemas-microsoft-com:vml" xmlns:wp14="http://schemas.microsoft.com/office/word/2010/wordprocessingDrawing" xmlns:wp="http://schemas.openxmlformats.org/drawingml/2006/wordprocessingDrawing" xmlns:w10="urn:schemas-microsoft-com:office:word" xmlns:w="http://schemas.openxmlformats.org/wordprocessingml/2006/main" xmlns:w14="http://schemas.microsoft.com/office/word/2010/wordml" xmlns:w15="http://schemas.microsoft.com/office/word/2012/wordml" xmlns:w16cex="http://schemas.microsoft.com/office/word/2018/wordml/cex" xmlns:w16cid="http://schemas.microsoft.com/office/word/2016/wordml/cid" xmlns:w16="http://schemas.microsoft.com/office/word/2018/wordml" xmlns:w16sdtdh="http://schemas.microsoft.com/office/word/2020/wordml/sdtdatahash" xmlns:w16se="http://schemas.microsoft.com/office/word/2015/wordml/symex" xmlns:wpg="http://schemas.microsoft.com/office/word/2010/wordprocessingGroup" xmlns:wpi="http://schemas.microsoft.com/office/word/2010/wordprocessingInk" xmlns:wne="http://schemas.microsoft.com/office/word/2006/wordml" xmlns:wps="http://schemas.microsoft.com/office/word/2010/wordprocessingShape" mc:Ignorable="w14 w15 w16se w16cid w16 w16cex w16sdtdh wp14">
+<w:footnotes xmlns:wpc="http://schemas.microsoft.com/office/word/2010/wordprocessingCanvas" xmlns:cx="http://schemas.microsoft.com/office/drawing/2014/chartex" xmlns:cx1="http://schemas.microsoft.com/office/drawing/2015/9/8/chartex" xmlns:cx2="http://schemas.microsoft.com/office/drawing/2015/10/21/chartex" xmlns:cx3="http://schemas.microsoft.com/office/drawing/2016/5/9/chartex" xmlns:cx4="http://schemas.microsoft.com/office/drawing/2016/5/10/chartex" xmlns:cx5="http://schemas.microsoft.com/office/drawing/2016/5/11/chartex" xmlns:cx6="http://schemas.microsoft.com/office/drawing/2016/5/12/chartex" xmlns:cx7="http://schemas.microsoft.com/office/drawing/2016/5/13/chartex" xmlns:cx8="http://schemas.microsoft.com/office/drawing/2016/5/14/chartex" xmlns:mc="http://schemas.openxmlformats.org/markup-compatibility/2006" xmlns:aink="http://schemas.microsoft.com/office/drawing/2016/ink" xmlns:am3d="http://schemas.microsoft.com/office/drawing/2017/model3d" xmlns:o="urn:schemas-microsoft-com:office:office" xmlns:r="http://schemas.openxmlformats.org/officeDocument/2006/relationships" xmlns:m="http://schemas.openxmlformats.org/officeDocument/2006/math" xmlns:v="urn:schemas-microsoft-com:vml" xmlns:wp14="http://schemas.microsoft.com/office/word/2010/wordprocessingDrawing" xmlns:wp="http://schemas.openxmlformats.org/drawingml/2006/wordprocessingDrawing" xmlns:w10="urn:schemas-microsoft-com:office:word" xmlns:w="http://schemas.openxmlformats.org/wordprocessingml/2006/main" xmlns:w14="http://schemas.microsoft.com/office/word/2010/wordml" xmlns:w15="http://schemas.microsoft.com/office/word/2012/wordml" xmlns:w16cex="http://schemas.microsoft.com/office/word/2018/wordml/cex" xmlns:w16cid="http://schemas.microsoft.com/office/word/2016/wordml/cid" xmlns:w16="http://schemas.microsoft.com/office/word/2018/wordml" xmlns:w16se="http://schemas.microsoft.com/office/word/2015/wordml/symex" xmlns:wpg="http://schemas.microsoft.com/office/word/2010/wordprocessingGroup" xmlns:wpi="http://schemas.microsoft.com/office/word/2010/wordprocessingInk" xmlns:wne="http://schemas.microsoft.com/office/word/2006/wordml" xmlns:wps="http://schemas.microsoft.com/office/word/2010/wordprocessingShape" mc:Ignorable="w14 w15 w16se w16cid w16 w16cex wp14">
   <w:footnote w:type="separator" w:id="-1">
     <w:p>
       <w:r>
@@ -14742,7 +16402,7 @@
 </file>
 
 <file path=word/header1.xml><?xml version="1.0" encoding="utf-8"?>
-<w:hdr xmlns:wpc="http://schemas.microsoft.com/office/word/2010/wordprocessingCanvas" xmlns:cx="http://schemas.microsoft.com/office/drawing/2014/chartex" xmlns:cx1="http://schemas.microsoft.com/office/drawing/2015/9/8/chartex" xmlns:cx2="http://schemas.microsoft.com/office/drawing/2015/10/21/chartex" xmlns:cx3="http://schemas.microsoft.com/office/drawing/2016/5/9/chartex" xmlns:cx4="http://schemas.microsoft.com/office/drawing/2016/5/10/chartex" xmlns:cx5="http://schemas.microsoft.com/office/drawing/2016/5/11/chartex" xmlns:cx6="http://schemas.microsoft.com/office/drawing/2016/5/12/chartex" xmlns:cx7="http://schemas.microsoft.com/office/drawing/2016/5/13/chartex" xmlns:cx8="http://schemas.microsoft.com/office/drawing/2016/5/14/chartex" xmlns:mc="http://schemas.openxmlformats.org/markup-compatibility/2006" xmlns:aink="http://schemas.microsoft.com/office/drawing/2016/ink" xmlns:am3d="http://schemas.microsoft.com/office/drawing/2017/model3d" xmlns:o="urn:schemas-microsoft-com:office:office" xmlns:oel="http://schemas.microsoft.com/office/2019/extlst" xmlns:r="http://schemas.openxmlformats.org/officeDocument/2006/relationships" xmlns:m="http://schemas.openxmlformats.org/officeDocument/2006/math" xmlns:v="urn:schemas-microsoft-com:vml" xmlns:wp14="http://schemas.microsoft.com/office/word/2010/wordprocessingDrawing" xmlns:wp="http://schemas.openxmlformats.org/drawingml/2006/wordprocessingDrawing" xmlns:w10="urn:schemas-microsoft-com:office:word" xmlns:w="http://schemas.openxmlformats.org/wordprocessingml/2006/main" xmlns:w14="http://schemas.microsoft.com/office/word/2010/wordml" xmlns:w15="http://schemas.microsoft.com/office/word/2012/wordml" xmlns:w16cex="http://schemas.microsoft.com/office/word/2018/wordml/cex" xmlns:w16cid="http://schemas.microsoft.com/office/word/2016/wordml/cid" xmlns:w16="http://schemas.microsoft.com/office/word/2018/wordml" xmlns:w16sdtdh="http://schemas.microsoft.com/office/word/2020/wordml/sdtdatahash" xmlns:w16se="http://schemas.microsoft.com/office/word/2015/wordml/symex" xmlns:wpg="http://schemas.microsoft.com/office/word/2010/wordprocessingGroup" xmlns:wpi="http://schemas.microsoft.com/office/word/2010/wordprocessingInk" xmlns:wne="http://schemas.microsoft.com/office/word/2006/wordml" xmlns:wps="http://schemas.microsoft.com/office/word/2010/wordprocessingShape" mc:Ignorable="w14 w15 w16se w16cid w16 w16cex w16sdtdh wp14">
+<w:hdr xmlns:wpc="http://schemas.microsoft.com/office/word/2010/wordprocessingCanvas" xmlns:cx="http://schemas.microsoft.com/office/drawing/2014/chartex" xmlns:cx1="http://schemas.microsoft.com/office/drawing/2015/9/8/chartex" xmlns:cx2="http://schemas.microsoft.com/office/drawing/2015/10/21/chartex" xmlns:cx3="http://schemas.microsoft.com/office/drawing/2016/5/9/chartex" xmlns:cx4="http://schemas.microsoft.com/office/drawing/2016/5/10/chartex" xmlns:cx5="http://schemas.microsoft.com/office/drawing/2016/5/11/chartex" xmlns:cx6="http://schemas.microsoft.com/office/drawing/2016/5/12/chartex" xmlns:cx7="http://schemas.microsoft.com/office/drawing/2016/5/13/chartex" xmlns:cx8="http://schemas.microsoft.com/office/drawing/2016/5/14/chartex" xmlns:mc="http://schemas.openxmlformats.org/markup-compatibility/2006" xmlns:aink="http://schemas.microsoft.com/office/drawing/2016/ink" xmlns:am3d="http://schemas.microsoft.com/office/drawing/2017/model3d" xmlns:o="urn:schemas-microsoft-com:office:office" xmlns:r="http://schemas.openxmlformats.org/officeDocument/2006/relationships" xmlns:m="http://schemas.openxmlformats.org/officeDocument/2006/math" xmlns:v="urn:schemas-microsoft-com:vml" xmlns:wp14="http://schemas.microsoft.com/office/word/2010/wordprocessingDrawing" xmlns:wp="http://schemas.openxmlformats.org/drawingml/2006/wordprocessingDrawing" xmlns:w10="urn:schemas-microsoft-com:office:word" xmlns:w="http://schemas.openxmlformats.org/wordprocessingml/2006/main" xmlns:w14="http://schemas.microsoft.com/office/word/2010/wordml" xmlns:w15="http://schemas.microsoft.com/office/word/2012/wordml" xmlns:w16cex="http://schemas.microsoft.com/office/word/2018/wordml/cex" xmlns:w16cid="http://schemas.microsoft.com/office/word/2016/wordml/cid" xmlns:w16="http://schemas.microsoft.com/office/word/2018/wordml" xmlns:w16se="http://schemas.microsoft.com/office/word/2015/wordml/symex" xmlns:wpg="http://schemas.microsoft.com/office/word/2010/wordprocessingGroup" xmlns:wpi="http://schemas.microsoft.com/office/word/2010/wordprocessingInk" xmlns:wne="http://schemas.microsoft.com/office/word/2006/wordml" xmlns:wps="http://schemas.microsoft.com/office/word/2010/wordprocessingShape" mc:Ignorable="w14 w15 w16se w16cid w16 w16cex wp14">
   <w:p>
     <w:pPr>
       <w:pStyle w:val="Cabealho"/>
@@ -14752,7 +16412,7 @@
 </file>
 
 <file path=word/numbering.xml><?xml version="1.0" encoding="utf-8"?>
-<w:numbering xmlns:wpc="http://schemas.microsoft.com/office/word/2010/wordprocessingCanvas" xmlns:cx="http://schemas.microsoft.com/office/drawing/2014/chartex" xmlns:cx1="http://schemas.microsoft.com/office/drawing/2015/9/8/chartex" xmlns:cx2="http://schemas.microsoft.com/office/drawing/2015/10/21/chartex" xmlns:cx3="http://schemas.microsoft.com/office/drawing/2016/5/9/chartex" xmlns:cx4="http://schemas.microsoft.com/office/drawing/2016/5/10/chartex" xmlns:cx5="http://schemas.microsoft.com/office/drawing/2016/5/11/chartex" xmlns:cx6="http://schemas.microsoft.com/office/drawing/2016/5/12/chartex" xmlns:cx7="http://schemas.microsoft.com/office/drawing/2016/5/13/chartex" xmlns:cx8="http://schemas.microsoft.com/office/drawing/2016/5/14/chartex" xmlns:mc="http://schemas.openxmlformats.org/markup-compatibility/2006" xmlns:aink="http://schemas.microsoft.com/office/drawing/2016/ink" xmlns:am3d="http://schemas.microsoft.com/office/drawing/2017/model3d" xmlns:o="urn:schemas-microsoft-com:office:office" xmlns:oel="http://schemas.microsoft.com/office/2019/extlst" xmlns:r="http://schemas.openxmlformats.org/officeDocument/2006/relationships" xmlns:m="http://schemas.openxmlformats.org/officeDocument/2006/math" xmlns:v="urn:schemas-microsoft-com:vml" xmlns:wp14="http://schemas.microsoft.com/office/word/2010/wordprocessingDrawing" xmlns:wp="http://schemas.openxmlformats.org/drawingml/2006/wordprocessingDrawing" xmlns:w10="urn:schemas-microsoft-com:office:word" xmlns:w="http://schemas.openxmlformats.org/wordprocessingml/2006/main" xmlns:w14="http://schemas.microsoft.com/office/word/2010/wordml" xmlns:w15="http://schemas.microsoft.com/office/word/2012/wordml" xmlns:w16cex="http://schemas.microsoft.com/office/word/2018/wordml/cex" xmlns:w16cid="http://schemas.microsoft.com/office/word/2016/wordml/cid" xmlns:w16="http://schemas.microsoft.com/office/word/2018/wordml" xmlns:w16sdtdh="http://schemas.microsoft.com/office/word/2020/wordml/sdtdatahash" xmlns:w16se="http://schemas.microsoft.com/office/word/2015/wordml/symex" xmlns:wpg="http://schemas.microsoft.com/office/word/2010/wordprocessingGroup" xmlns:wpi="http://schemas.microsoft.com/office/word/2010/wordprocessingInk" xmlns:wne="http://schemas.microsoft.com/office/word/2006/wordml" xmlns:wps="http://schemas.microsoft.com/office/word/2010/wordprocessingShape" mc:Ignorable="w14 w15 w16se w16cid w16 w16cex w16sdtdh wp14">
+<w:numbering xmlns:wpc="http://schemas.microsoft.com/office/word/2010/wordprocessingCanvas" xmlns:cx="http://schemas.microsoft.com/office/drawing/2014/chartex" xmlns:cx1="http://schemas.microsoft.com/office/drawing/2015/9/8/chartex" xmlns:cx2="http://schemas.microsoft.com/office/drawing/2015/10/21/chartex" xmlns:cx3="http://schemas.microsoft.com/office/drawing/2016/5/9/chartex" xmlns:cx4="http://schemas.microsoft.com/office/drawing/2016/5/10/chartex" xmlns:cx5="http://schemas.microsoft.com/office/drawing/2016/5/11/chartex" xmlns:cx6="http://schemas.microsoft.com/office/drawing/2016/5/12/chartex" xmlns:cx7="http://schemas.microsoft.com/office/drawing/2016/5/13/chartex" xmlns:cx8="http://schemas.microsoft.com/office/drawing/2016/5/14/chartex" xmlns:mc="http://schemas.openxmlformats.org/markup-compatibility/2006" xmlns:aink="http://schemas.microsoft.com/office/drawing/2016/ink" xmlns:am3d="http://schemas.microsoft.com/office/drawing/2017/model3d" xmlns:o="urn:schemas-microsoft-com:office:office" xmlns:r="http://schemas.openxmlformats.org/officeDocument/2006/relationships" xmlns:m="http://schemas.openxmlformats.org/officeDocument/2006/math" xmlns:v="urn:schemas-microsoft-com:vml" xmlns:wp14="http://schemas.microsoft.com/office/word/2010/wordprocessingDrawing" xmlns:wp="http://schemas.openxmlformats.org/drawingml/2006/wordprocessingDrawing" xmlns:w10="urn:schemas-microsoft-com:office:word" xmlns:w="http://schemas.openxmlformats.org/wordprocessingml/2006/main" xmlns:w14="http://schemas.microsoft.com/office/word/2010/wordml" xmlns:w15="http://schemas.microsoft.com/office/word/2012/wordml" xmlns:w16cex="http://schemas.microsoft.com/office/word/2018/wordml/cex" xmlns:w16cid="http://schemas.microsoft.com/office/word/2016/wordml/cid" xmlns:w16="http://schemas.microsoft.com/office/word/2018/wordml" xmlns:w16se="http://schemas.microsoft.com/office/word/2015/wordml/symex" xmlns:wpg="http://schemas.microsoft.com/office/word/2010/wordprocessingGroup" xmlns:wpi="http://schemas.microsoft.com/office/word/2010/wordprocessingInk" xmlns:wne="http://schemas.microsoft.com/office/word/2006/wordml" xmlns:wps="http://schemas.microsoft.com/office/word/2010/wordprocessingShape" mc:Ignorable="w14 w15 w16se w16cid w16 w16cex wp14">
   <w:abstractNum w:abstractNumId="0" w15:restartNumberingAfterBreak="0">
     <w:nsid w:val="033B1D64"/>
     <w:multiLevelType w:val="hybridMultilevel"/>
@@ -17971,97 +19631,97 @@
       </w:pPr>
     </w:lvl>
   </w:abstractNum>
-  <w:num w:numId="1" w16cid:durableId="274945660">
+  <w:num w:numId="1">
     <w:abstractNumId w:val="16"/>
   </w:num>
-  <w:num w:numId="2" w16cid:durableId="540284225">
+  <w:num w:numId="2">
     <w:abstractNumId w:val="21"/>
   </w:num>
-  <w:num w:numId="3" w16cid:durableId="1363434330">
+  <w:num w:numId="3">
     <w:abstractNumId w:val="18"/>
   </w:num>
-  <w:num w:numId="4" w16cid:durableId="968166831">
+  <w:num w:numId="4">
     <w:abstractNumId w:val="19"/>
   </w:num>
-  <w:num w:numId="5" w16cid:durableId="1068652566">
+  <w:num w:numId="5">
     <w:abstractNumId w:val="20"/>
   </w:num>
-  <w:num w:numId="6" w16cid:durableId="1900243924">
+  <w:num w:numId="6">
     <w:abstractNumId w:val="4"/>
   </w:num>
-  <w:num w:numId="7" w16cid:durableId="255401366">
+  <w:num w:numId="7">
     <w:abstractNumId w:val="11"/>
   </w:num>
-  <w:num w:numId="8" w16cid:durableId="574517222">
+  <w:num w:numId="8">
     <w:abstractNumId w:val="12"/>
   </w:num>
-  <w:num w:numId="9" w16cid:durableId="1139999751">
+  <w:num w:numId="9">
     <w:abstractNumId w:val="14"/>
   </w:num>
-  <w:num w:numId="10" w16cid:durableId="1586183799">
+  <w:num w:numId="10">
     <w:abstractNumId w:val="1"/>
   </w:num>
-  <w:num w:numId="11" w16cid:durableId="530845578">
+  <w:num w:numId="11">
     <w:abstractNumId w:val="2"/>
   </w:num>
-  <w:num w:numId="12" w16cid:durableId="2096320210">
+  <w:num w:numId="12">
     <w:abstractNumId w:val="17"/>
   </w:num>
-  <w:num w:numId="13" w16cid:durableId="692995223">
+  <w:num w:numId="13">
     <w:abstractNumId w:val="26"/>
   </w:num>
-  <w:num w:numId="14" w16cid:durableId="741681648">
+  <w:num w:numId="14">
     <w:abstractNumId w:val="30"/>
   </w:num>
-  <w:num w:numId="15" w16cid:durableId="92215374">
+  <w:num w:numId="15">
     <w:abstractNumId w:val="10"/>
   </w:num>
-  <w:num w:numId="16" w16cid:durableId="1175416252">
+  <w:num w:numId="16">
     <w:abstractNumId w:val="8"/>
   </w:num>
-  <w:num w:numId="17" w16cid:durableId="309138382">
+  <w:num w:numId="17">
     <w:abstractNumId w:val="9"/>
   </w:num>
-  <w:num w:numId="18" w16cid:durableId="442456630">
+  <w:num w:numId="18">
     <w:abstractNumId w:val="27"/>
   </w:num>
-  <w:num w:numId="19" w16cid:durableId="294411698">
+  <w:num w:numId="19">
     <w:abstractNumId w:val="0"/>
   </w:num>
-  <w:num w:numId="20" w16cid:durableId="1670140064">
+  <w:num w:numId="20">
     <w:abstractNumId w:val="25"/>
   </w:num>
-  <w:num w:numId="21" w16cid:durableId="1813522467">
+  <w:num w:numId="21">
     <w:abstractNumId w:val="29"/>
   </w:num>
-  <w:num w:numId="22" w16cid:durableId="1748569989">
+  <w:num w:numId="22">
     <w:abstractNumId w:val="7"/>
   </w:num>
-  <w:num w:numId="23" w16cid:durableId="659384323">
+  <w:num w:numId="23">
     <w:abstractNumId w:val="3"/>
   </w:num>
-  <w:num w:numId="24" w16cid:durableId="580061708">
+  <w:num w:numId="24">
     <w:abstractNumId w:val="5"/>
   </w:num>
-  <w:num w:numId="25" w16cid:durableId="882903682">
+  <w:num w:numId="25">
     <w:abstractNumId w:val="22"/>
   </w:num>
-  <w:num w:numId="26" w16cid:durableId="1289900168">
+  <w:num w:numId="26">
     <w:abstractNumId w:val="6"/>
   </w:num>
-  <w:num w:numId="27" w16cid:durableId="2030372865">
+  <w:num w:numId="27">
     <w:abstractNumId w:val="23"/>
   </w:num>
-  <w:num w:numId="28" w16cid:durableId="322857825">
+  <w:num w:numId="28">
     <w:abstractNumId w:val="15"/>
   </w:num>
-  <w:num w:numId="29" w16cid:durableId="1418672272">
+  <w:num w:numId="29">
     <w:abstractNumId w:val="13"/>
   </w:num>
-  <w:num w:numId="30" w16cid:durableId="1161196801">
+  <w:num w:numId="30">
     <w:abstractNumId w:val="28"/>
   </w:num>
-  <w:num w:numId="31" w16cid:durableId="1440953459">
+  <w:num w:numId="31">
     <w:abstractNumId w:val="24"/>
   </w:num>
   <w:numIdMacAtCleanup w:val="20"/>
@@ -18069,7 +19729,7 @@
 </file>
 
 <file path=word/styles.xml><?xml version="1.0" encoding="utf-8"?>
-<w:styles xmlns:mc="http://schemas.openxmlformats.org/markup-compatibility/2006" xmlns:r="http://schemas.openxmlformats.org/officeDocument/2006/relationships" xmlns:w="http://schemas.openxmlformats.org/wordprocessingml/2006/main" xmlns:w14="http://schemas.microsoft.com/office/word/2010/wordml" xmlns:w15="http://schemas.microsoft.com/office/word/2012/wordml" xmlns:w16cex="http://schemas.microsoft.com/office/word/2018/wordml/cex" xmlns:w16cid="http://schemas.microsoft.com/office/word/2016/wordml/cid" xmlns:w16="http://schemas.microsoft.com/office/word/2018/wordml" xmlns:w16sdtdh="http://schemas.microsoft.com/office/word/2020/wordml/sdtdatahash" xmlns:w16se="http://schemas.microsoft.com/office/word/2015/wordml/symex" mc:Ignorable="w14 w15 w16se w16cid w16 w16cex w16sdtdh">
+<w:styles xmlns:mc="http://schemas.openxmlformats.org/markup-compatibility/2006" xmlns:r="http://schemas.openxmlformats.org/officeDocument/2006/relationships" xmlns:w="http://schemas.openxmlformats.org/wordprocessingml/2006/main" xmlns:w14="http://schemas.microsoft.com/office/word/2010/wordml" xmlns:w15="http://schemas.microsoft.com/office/word/2012/wordml" xmlns:w16cex="http://schemas.microsoft.com/office/word/2018/wordml/cex" xmlns:w16cid="http://schemas.microsoft.com/office/word/2016/wordml/cid" xmlns:w16="http://schemas.microsoft.com/office/word/2018/wordml" xmlns:w16se="http://schemas.microsoft.com/office/word/2015/wordml/symex" mc:Ignorable="w14 w15 w16se w16cid w16 w16cex">
   <w:docDefaults>
     <w:rPrDefault>
       <w:rPr>
@@ -20420,10 +22080,6 @@
 </file>
 
 <file path=customXml/item3.xml><?xml version="1.0" encoding="utf-8"?>
-<b:Sources xmlns:b="http://schemas.openxmlformats.org/officeDocument/2006/bibliography" xmlns="http://schemas.openxmlformats.org/officeDocument/2006/bibliography" SelectedStyle="\APASixthEditionOfficeOnline.xsl" StyleName="APA" Version="6"/>
-</file>
-
-<file path=customXml/item4.xml><?xml version="1.0" encoding="utf-8"?>
 <p:properties xmlns:p="http://schemas.microsoft.com/office/2006/metadata/properties" xmlns:xsi="http://www.w3.org/2001/XMLSchema-instance" xmlns:pc="http://schemas.microsoft.com/office/infopath/2007/PartnerControls">
   <documentManagement>
     <TaxCatchAll xmlns="fa1ba186-cf14-4658-82ff-4e1486731960" xsi:nil="true"/>
@@ -20432,6 +22088,10 @@
     </lcf76f155ced4ddcb4097134ff3c332f>
   </documentManagement>
 </p:properties>
+</file>
+
+<file path=customXml/item4.xml><?xml version="1.0" encoding="utf-8"?>
+<b:Sources xmlns:b="http://schemas.openxmlformats.org/officeDocument/2006/bibliography" xmlns="http://schemas.openxmlformats.org/officeDocument/2006/bibliography" SelectedStyle="\APASixthEditionOfficeOnline.xsl" StyleName="APA" Version="6"/>
 </file>
 
 <file path=customXml/itemProps1.xml><?xml version="1.0" encoding="utf-8"?>
@@ -20462,14 +22122,6 @@
 </file>
 
 <file path=customXml/itemProps3.xml><?xml version="1.0" encoding="utf-8"?>
-<ds:datastoreItem xmlns:ds="http://schemas.openxmlformats.org/officeDocument/2006/customXml" ds:itemID="{34E35503-31BE-4C22-8EB5-1B8C3DFFC716}">
-  <ds:schemaRefs>
-    <ds:schemaRef ds:uri="http://schemas.openxmlformats.org/officeDocument/2006/bibliography"/>
-  </ds:schemaRefs>
-</ds:datastoreItem>
-</file>
-
-<file path=customXml/itemProps4.xml><?xml version="1.0" encoding="utf-8"?>
 <ds:datastoreItem xmlns:ds="http://schemas.openxmlformats.org/officeDocument/2006/customXml" ds:itemID="{B0D02839-B28B-4402-A79D-B0CCDC274F38}">
   <ds:schemaRefs>
     <ds:schemaRef ds:uri="http://schemas.microsoft.com/office/2006/metadata/properties"/>
@@ -20478,4 +22130,12 @@
     <ds:schemaRef ds:uri="52a6887f-9537-4a34-8793-b765f13d0873"/>
   </ds:schemaRefs>
 </ds:datastoreItem>
+</file>
+
+<file path=customXml/itemProps4.xml><?xml version="1.0" encoding="utf-8"?>
+<ds:datastoreItem xmlns:ds="http://schemas.openxmlformats.org/officeDocument/2006/customXml" ds:itemID="{4B5238C9-4D9C-4E89-9CD4-92E99DCF515C}">
+  <ds:schemaRefs>
+    <ds:schemaRef ds:uri="http://schemas.openxmlformats.org/officeDocument/2006/bibliography"/>
+  </ds:schemaRefs>
+</ds:datastoreItem>
 </file>
--- a/MDS-2026-Relatorio.docx
+++ b/MDS-2026-Relatorio.docx
@@ -97,7 +97,15 @@
               <w:jc w:val="center"/>
             </w:pPr>
             <w:r>
-              <w:t xml:space="preserve">Curso de TeSP em </w:t>
+              <w:t xml:space="preserve">Curso de </w:t>
+            </w:r>
+            <w:proofErr w:type="spellStart"/>
+            <w:r>
+              <w:t>TeSP</w:t>
+            </w:r>
+            <w:proofErr w:type="spellEnd"/>
+            <w:r>
+              <w:t xml:space="preserve"> em </w:t>
             </w:r>
             <w:r>
               <w:br/>
@@ -799,8 +807,13 @@
               </w:rPr>
             </w:pPr>
             <w:r>
-              <w:t>Bianca Maluf Bigolin</w:t>
-            </w:r>
+              <w:t xml:space="preserve">Bianca Maluf </w:t>
+            </w:r>
+            <w:proofErr w:type="spellStart"/>
+            <w:r>
+              <w:t>Bigolin</w:t>
+            </w:r>
+            <w:proofErr w:type="spellEnd"/>
           </w:p>
         </w:tc>
       </w:tr>
@@ -996,7 +1009,7 @@
             </w:rPr>
             <w:fldChar w:fldCharType="separate"/>
           </w:r>
-          <w:hyperlink w:anchor="_Toc231904781" w:history="1">
+          <w:hyperlink w:anchor="_Toc231912691" w:history="1">
             <w:r>
               <w:rPr>
                 <w:rStyle w:val="Hiperligao"/>
@@ -1023,7 +1036,7 @@
                 <w:noProof/>
                 <w:webHidden/>
               </w:rPr>
-              <w:instrText xml:space="preserve"> PAGEREF _Toc231904781 \h </w:instrText>
+              <w:instrText xml:space="preserve"> PAGEREF _Toc231912691 \h </w:instrText>
             </w:r>
             <w:r>
               <w:rPr>
@@ -1070,7 +1083,7 @@
               <w:lang w:eastAsia="pt-PT"/>
             </w:rPr>
           </w:pPr>
-          <w:hyperlink w:anchor="_Toc231904782" w:history="1">
+          <w:hyperlink w:anchor="_Toc231912692" w:history="1">
             <w:r>
               <w:rPr>
                 <w:rStyle w:val="Hiperligao"/>
@@ -1097,7 +1110,7 @@
                 <w:noProof/>
                 <w:webHidden/>
               </w:rPr>
-              <w:instrText xml:space="preserve"> PAGEREF _Toc231904782 \h </w:instrText>
+              <w:instrText xml:space="preserve"> PAGEREF _Toc231912692 \h </w:instrText>
             </w:r>
             <w:r>
               <w:rPr>
@@ -1145,7 +1158,7 @@
               <w:lang w:eastAsia="pt-PT"/>
             </w:rPr>
           </w:pPr>
-          <w:hyperlink w:anchor="_Toc231904783" w:history="1">
+          <w:hyperlink w:anchor="_Toc231912693" w:history="1">
             <w:r>
               <w:rPr>
                 <w:rStyle w:val="Hiperligao"/>
@@ -1191,7 +1204,7 @@
                 <w:noProof/>
                 <w:webHidden/>
               </w:rPr>
-              <w:instrText xml:space="preserve"> PAGEREF _Toc231904783 \h </w:instrText>
+              <w:instrText xml:space="preserve"> PAGEREF _Toc231912693 \h </w:instrText>
             </w:r>
             <w:r>
               <w:rPr>
@@ -1238,7 +1251,7 @@
               <w:lang w:eastAsia="pt-PT"/>
             </w:rPr>
           </w:pPr>
-          <w:hyperlink w:anchor="_Toc231904784" w:history="1">
+          <w:hyperlink w:anchor="_Toc231912694" w:history="1">
             <w:r>
               <w:rPr>
                 <w:rStyle w:val="Hiperligao"/>
@@ -1283,7 +1296,7 @@
                 <w:noProof/>
                 <w:webHidden/>
               </w:rPr>
-              <w:instrText xml:space="preserve"> PAGEREF _Toc231904784 \h </w:instrText>
+              <w:instrText xml:space="preserve"> PAGEREF _Toc231912694 \h </w:instrText>
             </w:r>
             <w:r>
               <w:rPr>
@@ -1331,7 +1344,7 @@
               <w:lang w:eastAsia="pt-PT"/>
             </w:rPr>
           </w:pPr>
-          <w:hyperlink w:anchor="_Toc231904785" w:history="1">
+          <w:hyperlink w:anchor="_Toc231912695" w:history="1">
             <w:r>
               <w:rPr>
                 <w:rStyle w:val="Hiperligao"/>
@@ -1377,7 +1390,7 @@
                 <w:noProof/>
                 <w:webHidden/>
               </w:rPr>
-              <w:instrText xml:space="preserve"> PAGEREF _Toc231904785 \h </w:instrText>
+              <w:instrText xml:space="preserve"> PAGEREF _Toc231912695 \h </w:instrText>
             </w:r>
             <w:r>
               <w:rPr>
@@ -1424,7 +1437,7 @@
               <w:lang w:eastAsia="pt-PT"/>
             </w:rPr>
           </w:pPr>
-          <w:hyperlink w:anchor="_Toc231904786" w:history="1">
+          <w:hyperlink w:anchor="_Toc231912696" w:history="1">
             <w:r>
               <w:rPr>
                 <w:rStyle w:val="Hiperligao"/>
@@ -1469,7 +1482,7 @@
                 <w:noProof/>
                 <w:webHidden/>
               </w:rPr>
-              <w:instrText xml:space="preserve"> PAGEREF _Toc231904786 \h </w:instrText>
+              <w:instrText xml:space="preserve"> PAGEREF _Toc231912696 \h </w:instrText>
             </w:r>
             <w:r>
               <w:rPr>
@@ -1514,7 +1527,7 @@
               <w:lang w:eastAsia="pt-PT"/>
             </w:rPr>
           </w:pPr>
-          <w:hyperlink w:anchor="_Toc231904787" w:history="1">
+          <w:hyperlink w:anchor="_Toc231912697" w:history="1">
             <w:r>
               <w:rPr>
                 <w:rStyle w:val="Hiperligao"/>
@@ -1557,7 +1570,7 @@
                 <w:noProof/>
                 <w:webHidden/>
               </w:rPr>
-              <w:instrText xml:space="preserve"> PAGEREF _Toc231904787 \h </w:instrText>
+              <w:instrText xml:space="preserve"> PAGEREF _Toc231912697 \h </w:instrText>
             </w:r>
             <w:r>
               <w:rPr>
@@ -1602,7 +1615,7 @@
               <w:lang w:eastAsia="pt-PT"/>
             </w:rPr>
           </w:pPr>
-          <w:hyperlink w:anchor="_Toc231904788" w:history="1">
+          <w:hyperlink w:anchor="_Toc231912698" w:history="1">
             <w:r>
               <w:rPr>
                 <w:rStyle w:val="Hiperligao"/>
@@ -1645,7 +1658,7 @@
                 <w:noProof/>
                 <w:webHidden/>
               </w:rPr>
-              <w:instrText xml:space="preserve"> PAGEREF _Toc231904788 \h </w:instrText>
+              <w:instrText xml:space="preserve"> PAGEREF _Toc231912698 \h </w:instrText>
             </w:r>
             <w:r>
               <w:rPr>
@@ -1690,7 +1703,7 @@
               <w:lang w:eastAsia="pt-PT"/>
             </w:rPr>
           </w:pPr>
-          <w:hyperlink w:anchor="_Toc231904789" w:history="1">
+          <w:hyperlink w:anchor="_Toc231912699" w:history="1">
             <w:r>
               <w:rPr>
                 <w:rStyle w:val="Hiperligao"/>
@@ -1733,7 +1746,7 @@
                 <w:noProof/>
                 <w:webHidden/>
               </w:rPr>
-              <w:instrText xml:space="preserve"> PAGEREF _Toc231904789 \h </w:instrText>
+              <w:instrText xml:space="preserve"> PAGEREF _Toc231912699 \h </w:instrText>
             </w:r>
             <w:r>
               <w:rPr>
@@ -1753,7 +1766,7 @@
                 <w:noProof/>
                 <w:webHidden/>
               </w:rPr>
-              <w:t>9</w:t>
+              <w:t>10</w:t>
             </w:r>
             <w:r>
               <w:rPr>
@@ -1778,7 +1791,7 @@
               <w:lang w:eastAsia="pt-PT"/>
             </w:rPr>
           </w:pPr>
-          <w:hyperlink w:anchor="_Toc231904790" w:history="1">
+          <w:hyperlink w:anchor="_Toc231912700" w:history="1">
             <w:r>
               <w:rPr>
                 <w:rStyle w:val="Hiperligao"/>
@@ -1821,7 +1834,7 @@
                 <w:noProof/>
                 <w:webHidden/>
               </w:rPr>
-              <w:instrText xml:space="preserve"> PAGEREF _Toc231904790 \h </w:instrText>
+              <w:instrText xml:space="preserve"> PAGEREF _Toc231912700 \h </w:instrText>
             </w:r>
             <w:r>
               <w:rPr>
@@ -1866,7 +1879,7 @@
               <w:lang w:eastAsia="pt-PT"/>
             </w:rPr>
           </w:pPr>
-          <w:hyperlink w:anchor="_Toc231904791" w:history="1">
+          <w:hyperlink w:anchor="_Toc231912701" w:history="1">
             <w:r>
               <w:rPr>
                 <w:rStyle w:val="Hiperligao"/>
@@ -1909,7 +1922,7 @@
                 <w:noProof/>
                 <w:webHidden/>
               </w:rPr>
-              <w:instrText xml:space="preserve"> PAGEREF _Toc231904791 \h </w:instrText>
+              <w:instrText xml:space="preserve"> PAGEREF _Toc231912701 \h </w:instrText>
             </w:r>
             <w:r>
               <w:rPr>
@@ -1956,7 +1969,7 @@
               <w:lang w:eastAsia="pt-PT"/>
             </w:rPr>
           </w:pPr>
-          <w:hyperlink w:anchor="_Toc231904792" w:history="1">
+          <w:hyperlink w:anchor="_Toc231912702" w:history="1">
             <w:r>
               <w:rPr>
                 <w:rStyle w:val="Hiperligao"/>
@@ -2001,7 +2014,7 @@
                 <w:noProof/>
                 <w:webHidden/>
               </w:rPr>
-              <w:instrText xml:space="preserve"> PAGEREF _Toc231904792 \h </w:instrText>
+              <w:instrText xml:space="preserve"> PAGEREF _Toc231912702 \h </w:instrText>
             </w:r>
             <w:r>
               <w:rPr>
@@ -2048,7 +2061,7 @@
               <w:lang w:eastAsia="pt-PT"/>
             </w:rPr>
           </w:pPr>
-          <w:hyperlink w:anchor="_Toc231904793" w:history="1">
+          <w:hyperlink w:anchor="_Toc231912703" w:history="1">
             <w:r>
               <w:rPr>
                 <w:rStyle w:val="Hiperligao"/>
@@ -2093,7 +2106,7 @@
                 <w:noProof/>
                 <w:webHidden/>
               </w:rPr>
-              <w:instrText xml:space="preserve"> PAGEREF _Toc231904793 \h </w:instrText>
+              <w:instrText xml:space="preserve"> PAGEREF _Toc231912703 \h </w:instrText>
             </w:r>
             <w:r>
               <w:rPr>
@@ -2113,7 +2126,7 @@
                 <w:noProof/>
                 <w:webHidden/>
               </w:rPr>
-              <w:t>12</w:t>
+              <w:t>15</w:t>
             </w:r>
             <w:r>
               <w:rPr>
@@ -2141,7 +2154,7 @@
               <w:lang w:eastAsia="pt-PT"/>
             </w:rPr>
           </w:pPr>
-          <w:hyperlink w:anchor="_Toc231904794" w:history="1">
+          <w:hyperlink w:anchor="_Toc231912704" w:history="1">
             <w:r>
               <w:rPr>
                 <w:rStyle w:val="Hiperligao"/>
@@ -2187,7 +2200,7 @@
                 <w:noProof/>
                 <w:webHidden/>
               </w:rPr>
-              <w:instrText xml:space="preserve"> PAGEREF _Toc231904794 \h </w:instrText>
+              <w:instrText xml:space="preserve"> PAGEREF _Toc231912704 \h </w:instrText>
             </w:r>
             <w:r>
               <w:rPr>
@@ -2207,7 +2220,7 @@
                 <w:noProof/>
                 <w:webHidden/>
               </w:rPr>
-              <w:t>14</w:t>
+              <w:t>16</w:t>
             </w:r>
             <w:r>
               <w:rPr>
@@ -2234,7 +2247,7 @@
               <w:lang w:eastAsia="pt-PT"/>
             </w:rPr>
           </w:pPr>
-          <w:hyperlink w:anchor="_Toc231904795" w:history="1">
+          <w:hyperlink w:anchor="_Toc231912705" w:history="1">
             <w:r>
               <w:rPr>
                 <w:rStyle w:val="Hiperligao"/>
@@ -2279,7 +2292,7 @@
                 <w:noProof/>
                 <w:webHidden/>
               </w:rPr>
-              <w:instrText xml:space="preserve"> PAGEREF _Toc231904795 \h </w:instrText>
+              <w:instrText xml:space="preserve"> PAGEREF _Toc231912705 \h </w:instrText>
             </w:r>
             <w:r>
               <w:rPr>
@@ -2299,7 +2312,7 @@
                 <w:noProof/>
                 <w:webHidden/>
               </w:rPr>
-              <w:t>14</w:t>
+              <w:t>16</w:t>
             </w:r>
             <w:r>
               <w:rPr>
@@ -2326,7 +2339,7 @@
               <w:lang w:eastAsia="pt-PT"/>
             </w:rPr>
           </w:pPr>
-          <w:hyperlink w:anchor="_Toc231904796" w:history="1">
+          <w:hyperlink w:anchor="_Toc231912706" w:history="1">
             <w:r>
               <w:rPr>
                 <w:rStyle w:val="Hiperligao"/>
@@ -2371,7 +2384,7 @@
                 <w:noProof/>
                 <w:webHidden/>
               </w:rPr>
-              <w:instrText xml:space="preserve"> PAGEREF _Toc231904796 \h </w:instrText>
+              <w:instrText xml:space="preserve"> PAGEREF _Toc231912706 \h </w:instrText>
             </w:r>
             <w:r>
               <w:rPr>
@@ -2391,7 +2404,7 @@
                 <w:noProof/>
                 <w:webHidden/>
               </w:rPr>
-              <w:t>14</w:t>
+              <w:t>16</w:t>
             </w:r>
             <w:r>
               <w:rPr>
@@ -2418,7 +2431,7 @@
               <w:lang w:eastAsia="pt-PT"/>
             </w:rPr>
           </w:pPr>
-          <w:hyperlink w:anchor="_Toc231904797" w:history="1">
+          <w:hyperlink w:anchor="_Toc231912707" w:history="1">
             <w:r>
               <w:rPr>
                 <w:rStyle w:val="Hiperligao"/>
@@ -2463,7 +2476,7 @@
                 <w:noProof/>
                 <w:webHidden/>
               </w:rPr>
-              <w:instrText xml:space="preserve"> PAGEREF _Toc231904797 \h </w:instrText>
+              <w:instrText xml:space="preserve"> PAGEREF _Toc231912707 \h </w:instrText>
             </w:r>
             <w:r>
               <w:rPr>
@@ -2483,7 +2496,7 @@
                 <w:noProof/>
                 <w:webHidden/>
               </w:rPr>
-              <w:t>14</w:t>
+              <w:t>16</w:t>
             </w:r>
             <w:r>
               <w:rPr>
@@ -2510,7 +2523,7 @@
               <w:lang w:eastAsia="pt-PT"/>
             </w:rPr>
           </w:pPr>
-          <w:hyperlink w:anchor="_Toc231904798" w:history="1">
+          <w:hyperlink w:anchor="_Toc231912708" w:history="1">
             <w:r>
               <w:rPr>
                 <w:rStyle w:val="Hiperligao"/>
@@ -2555,7 +2568,7 @@
                 <w:noProof/>
                 <w:webHidden/>
               </w:rPr>
-              <w:instrText xml:space="preserve"> PAGEREF _Toc231904798 \h </w:instrText>
+              <w:instrText xml:space="preserve"> PAGEREF _Toc231912708 \h </w:instrText>
             </w:r>
             <w:r>
               <w:rPr>
@@ -2575,7 +2588,7 @@
                 <w:noProof/>
                 <w:webHidden/>
               </w:rPr>
-              <w:t>16</w:t>
+              <w:t>18</w:t>
             </w:r>
             <w:r>
               <w:rPr>
@@ -2600,7 +2613,7 @@
               <w:lang w:eastAsia="pt-PT"/>
             </w:rPr>
           </w:pPr>
-          <w:hyperlink w:anchor="_Toc231904799" w:history="1">
+          <w:hyperlink w:anchor="_Toc231912709" w:history="1">
             <w:r>
               <w:rPr>
                 <w:rStyle w:val="Hiperligao"/>
@@ -2658,7 +2671,7 @@
                 <w:noProof/>
                 <w:webHidden/>
               </w:rPr>
-              <w:instrText xml:space="preserve"> PAGEREF _Toc231904799 \h </w:instrText>
+              <w:instrText xml:space="preserve"> PAGEREF _Toc231912709 \h </w:instrText>
             </w:r>
             <w:r>
               <w:rPr>
@@ -2678,7 +2691,7 @@
                 <w:noProof/>
                 <w:webHidden/>
               </w:rPr>
-              <w:t>16</w:t>
+              <w:t>18</w:t>
             </w:r>
             <w:r>
               <w:rPr>
@@ -2703,7 +2716,7 @@
               <w:lang w:eastAsia="pt-PT"/>
             </w:rPr>
           </w:pPr>
-          <w:hyperlink w:anchor="_Toc231904800" w:history="1">
+          <w:hyperlink w:anchor="_Toc231912710" w:history="1">
             <w:r>
               <w:rPr>
                 <w:rStyle w:val="Hiperligao"/>
@@ -2761,7 +2774,7 @@
                 <w:noProof/>
                 <w:webHidden/>
               </w:rPr>
-              <w:instrText xml:space="preserve"> PAGEREF _Toc231904800 \h </w:instrText>
+              <w:instrText xml:space="preserve"> PAGEREF _Toc231912710 \h </w:instrText>
             </w:r>
             <w:r>
               <w:rPr>
@@ -2781,7 +2794,7 @@
                 <w:noProof/>
                 <w:webHidden/>
               </w:rPr>
-              <w:t>20</w:t>
+              <w:t>22</w:t>
             </w:r>
             <w:r>
               <w:rPr>
@@ -2806,7 +2819,7 @@
               <w:lang w:eastAsia="pt-PT"/>
             </w:rPr>
           </w:pPr>
-          <w:hyperlink w:anchor="_Toc231904801" w:history="1">
+          <w:hyperlink w:anchor="_Toc231912711" w:history="1">
             <w:r>
               <w:rPr>
                 <w:rStyle w:val="Hiperligao"/>
@@ -2864,7 +2877,7 @@
                 <w:noProof/>
                 <w:webHidden/>
               </w:rPr>
-              <w:instrText xml:space="preserve"> PAGEREF _Toc231904801 \h </w:instrText>
+              <w:instrText xml:space="preserve"> PAGEREF _Toc231912711 \h </w:instrText>
             </w:r>
             <w:r>
               <w:rPr>
@@ -2884,7 +2897,7 @@
                 <w:noProof/>
                 <w:webHidden/>
               </w:rPr>
-              <w:t>22</w:t>
+              <w:t>24</w:t>
             </w:r>
             <w:r>
               <w:rPr>
@@ -2911,7 +2924,7 @@
               <w:lang w:eastAsia="pt-PT"/>
             </w:rPr>
           </w:pPr>
-          <w:hyperlink w:anchor="_Toc231904802" w:history="1">
+          <w:hyperlink w:anchor="_Toc231912712" w:history="1">
             <w:r>
               <w:rPr>
                 <w:rStyle w:val="Hiperligao"/>
@@ -2965,7 +2978,7 @@
                 <w:noProof/>
                 <w:webHidden/>
               </w:rPr>
-              <w:instrText xml:space="preserve"> PAGEREF _Toc231904802 \h </w:instrText>
+              <w:instrText xml:space="preserve"> PAGEREF _Toc231912712 \h </w:instrText>
             </w:r>
             <w:r>
               <w:rPr>
@@ -2985,7 +2998,7 @@
                 <w:noProof/>
                 <w:webHidden/>
               </w:rPr>
-              <w:t>23</w:t>
+              <w:t>25</w:t>
             </w:r>
             <w:r>
               <w:rPr>
@@ -3013,7 +3026,7 @@
               <w:lang w:eastAsia="pt-PT"/>
             </w:rPr>
           </w:pPr>
-          <w:hyperlink w:anchor="_Toc231904803" w:history="1">
+          <w:hyperlink w:anchor="_Toc231912713" w:history="1">
             <w:r>
               <w:rPr>
                 <w:rStyle w:val="Hiperligao"/>
@@ -3059,7 +3072,7 @@
                 <w:noProof/>
                 <w:webHidden/>
               </w:rPr>
-              <w:instrText xml:space="preserve"> PAGEREF _Toc231904803 \h </w:instrText>
+              <w:instrText xml:space="preserve"> PAGEREF _Toc231912713 \h </w:instrText>
             </w:r>
             <w:r>
               <w:rPr>
@@ -3079,7 +3092,7 @@
                 <w:noProof/>
                 <w:webHidden/>
               </w:rPr>
-              <w:t>25</w:t>
+              <w:t>27</w:t>
             </w:r>
             <w:r>
               <w:rPr>
@@ -3134,7 +3147,7 @@
           <w:noProof/>
         </w:rPr>
       </w:pPr>
-      <w:bookmarkStart w:id="0" w:name="_Toc231904781"/>
+      <w:bookmarkStart w:id="0" w:name="_Toc231912691"/>
       <w:r>
         <w:rPr>
           <w:noProof/>
@@ -3154,11 +3167,7 @@
         <w:rPr>
           <w:rFonts w:eastAsiaTheme="minorEastAsia"/>
           <w:noProof/>
-          <w:kern w:val="2"/>
-          <w:sz w:val="24"/>
-          <w:szCs w:val="24"/>
-          <w:lang w:eastAsia="en-GB"/>
-          <w14:ligatures w14:val="standardContextual"/>
+          <w:lang w:eastAsia="pt-PT"/>
         </w:rPr>
       </w:pPr>
       <w:r>
@@ -3170,20 +3179,13 @@
       <w:r>
         <w:fldChar w:fldCharType="separate"/>
       </w:r>
-      <w:hyperlink w:anchor="_Toc227746380" w:history="1">
+      <w:hyperlink w:anchor="_Toc231912719" w:history="1">
         <w:r>
           <w:rPr>
             <w:rStyle w:val="Hiperligao"/>
             <w:noProof/>
           </w:rPr>
-          <w:t xml:space="preserve">Figura 1 – Wireframe/Mockup do ecrã principal </w:t>
-        </w:r>
-        <w:r>
-          <w:rPr>
-            <w:rStyle w:val="Hiperligao"/>
-            <w:noProof/>
-          </w:rPr>
-          <w:t>(esq. Wireframe; dir. Mockup)</w:t>
+          <w:t>Figura 1- Página Login Mockup/WireFame</w:t>
         </w:r>
         <w:r>
           <w:rPr>
@@ -3204,7 +3206,962 @@
             <w:noProof/>
             <w:webHidden/>
           </w:rPr>
-          <w:instrText xml:space="preserve"> PAGEREF _Toc227746380 \h </w:instrText>
+          <w:instrText xml:space="preserve"> PAGEREF _Toc231912719 \h </w:instrText>
+        </w:r>
+        <w:r>
+          <w:rPr>
+            <w:noProof/>
+            <w:webHidden/>
+          </w:rPr>
+        </w:r>
+        <w:r>
+          <w:rPr>
+            <w:noProof/>
+            <w:webHidden/>
+          </w:rPr>
+          <w:fldChar w:fldCharType="separate"/>
+        </w:r>
+        <w:r>
+          <w:rPr>
+            <w:noProof/>
+            <w:webHidden/>
+          </w:rPr>
+          <w:t>12</w:t>
+        </w:r>
+        <w:r>
+          <w:rPr>
+            <w:noProof/>
+            <w:webHidden/>
+          </w:rPr>
+          <w:fldChar w:fldCharType="end"/>
+        </w:r>
+      </w:hyperlink>
+    </w:p>
+    <w:p>
+      <w:pPr>
+        <w:pStyle w:val="ndicedeilustraes"/>
+        <w:tabs>
+          <w:tab w:val="right" w:leader="dot" w:pos="9628"/>
+        </w:tabs>
+        <w:rPr>
+          <w:rFonts w:eastAsiaTheme="minorEastAsia"/>
+          <w:noProof/>
+          <w:lang w:eastAsia="pt-PT"/>
+        </w:rPr>
+      </w:pPr>
+      <w:hyperlink w:anchor="_Toc231912720" w:history="1">
+        <w:r>
+          <w:rPr>
+            <w:rStyle w:val="Hiperligao"/>
+            <w:noProof/>
+          </w:rPr>
+          <w:t>Figura 2 - Página Registrar Mockup/WireFrame</w:t>
+        </w:r>
+        <w:r>
+          <w:rPr>
+            <w:noProof/>
+            <w:webHidden/>
+          </w:rPr>
+          <w:tab/>
+        </w:r>
+        <w:r>
+          <w:rPr>
+            <w:noProof/>
+            <w:webHidden/>
+          </w:rPr>
+          <w:fldChar w:fldCharType="begin"/>
+        </w:r>
+        <w:r>
+          <w:rPr>
+            <w:noProof/>
+            <w:webHidden/>
+          </w:rPr>
+          <w:instrText xml:space="preserve"> PAGEREF _Toc231912720 \h </w:instrText>
+        </w:r>
+        <w:r>
+          <w:rPr>
+            <w:noProof/>
+            <w:webHidden/>
+          </w:rPr>
+        </w:r>
+        <w:r>
+          <w:rPr>
+            <w:noProof/>
+            <w:webHidden/>
+          </w:rPr>
+          <w:fldChar w:fldCharType="separate"/>
+        </w:r>
+        <w:r>
+          <w:rPr>
+            <w:noProof/>
+            <w:webHidden/>
+          </w:rPr>
+          <w:t>12</w:t>
+        </w:r>
+        <w:r>
+          <w:rPr>
+            <w:noProof/>
+            <w:webHidden/>
+          </w:rPr>
+          <w:fldChar w:fldCharType="end"/>
+        </w:r>
+      </w:hyperlink>
+    </w:p>
+    <w:p>
+      <w:pPr>
+        <w:pStyle w:val="ndicedeilustraes"/>
+        <w:tabs>
+          <w:tab w:val="right" w:leader="dot" w:pos="9628"/>
+        </w:tabs>
+        <w:rPr>
+          <w:rFonts w:eastAsiaTheme="minorEastAsia"/>
+          <w:noProof/>
+          <w:lang w:eastAsia="pt-PT"/>
+        </w:rPr>
+      </w:pPr>
+      <w:hyperlink w:anchor="_Toc231912721" w:history="1">
+        <w:r>
+          <w:rPr>
+            <w:rStyle w:val="Hiperligao"/>
+            <w:noProof/>
+          </w:rPr>
+          <w:t>Figura 3 – Mockup/WireFrame do ecrã principal</w:t>
+        </w:r>
+        <w:r>
+          <w:rPr>
+            <w:noProof/>
+            <w:webHidden/>
+          </w:rPr>
+          <w:tab/>
+        </w:r>
+        <w:r>
+          <w:rPr>
+            <w:noProof/>
+            <w:webHidden/>
+          </w:rPr>
+          <w:fldChar w:fldCharType="begin"/>
+        </w:r>
+        <w:r>
+          <w:rPr>
+            <w:noProof/>
+            <w:webHidden/>
+          </w:rPr>
+          <w:instrText xml:space="preserve"> PAGEREF _Toc231912721 \h </w:instrText>
+        </w:r>
+        <w:r>
+          <w:rPr>
+            <w:noProof/>
+            <w:webHidden/>
+          </w:rPr>
+        </w:r>
+        <w:r>
+          <w:rPr>
+            <w:noProof/>
+            <w:webHidden/>
+          </w:rPr>
+          <w:fldChar w:fldCharType="separate"/>
+        </w:r>
+        <w:r>
+          <w:rPr>
+            <w:noProof/>
+            <w:webHidden/>
+          </w:rPr>
+          <w:t>12</w:t>
+        </w:r>
+        <w:r>
+          <w:rPr>
+            <w:noProof/>
+            <w:webHidden/>
+          </w:rPr>
+          <w:fldChar w:fldCharType="end"/>
+        </w:r>
+      </w:hyperlink>
+    </w:p>
+    <w:p>
+      <w:pPr>
+        <w:pStyle w:val="ndicedeilustraes"/>
+        <w:tabs>
+          <w:tab w:val="right" w:leader="dot" w:pos="9628"/>
+        </w:tabs>
+        <w:rPr>
+          <w:rFonts w:eastAsiaTheme="minorEastAsia"/>
+          <w:noProof/>
+          <w:lang w:eastAsia="pt-PT"/>
+        </w:rPr>
+      </w:pPr>
+      <w:hyperlink w:anchor="_Toc231912722" w:history="1">
+        <w:r>
+          <w:rPr>
+            <w:rStyle w:val="Hiperligao"/>
+            <w:noProof/>
+          </w:rPr>
+          <w:t>Figura 4 - Mockup/WireFrame de FormUtilizadores</w:t>
+        </w:r>
+        <w:r>
+          <w:rPr>
+            <w:noProof/>
+            <w:webHidden/>
+          </w:rPr>
+          <w:tab/>
+        </w:r>
+        <w:r>
+          <w:rPr>
+            <w:noProof/>
+            <w:webHidden/>
+          </w:rPr>
+          <w:fldChar w:fldCharType="begin"/>
+        </w:r>
+        <w:r>
+          <w:rPr>
+            <w:noProof/>
+            <w:webHidden/>
+          </w:rPr>
+          <w:instrText xml:space="preserve"> PAGEREF _Toc231912722 \h </w:instrText>
+        </w:r>
+        <w:r>
+          <w:rPr>
+            <w:noProof/>
+            <w:webHidden/>
+          </w:rPr>
+        </w:r>
+        <w:r>
+          <w:rPr>
+            <w:noProof/>
+            <w:webHidden/>
+          </w:rPr>
+          <w:fldChar w:fldCharType="separate"/>
+        </w:r>
+        <w:r>
+          <w:rPr>
+            <w:noProof/>
+            <w:webHidden/>
+          </w:rPr>
+          <w:t>13</w:t>
+        </w:r>
+        <w:r>
+          <w:rPr>
+            <w:noProof/>
+            <w:webHidden/>
+          </w:rPr>
+          <w:fldChar w:fldCharType="end"/>
+        </w:r>
+      </w:hyperlink>
+    </w:p>
+    <w:p>
+      <w:pPr>
+        <w:pStyle w:val="ndicedeilustraes"/>
+        <w:tabs>
+          <w:tab w:val="right" w:leader="dot" w:pos="9628"/>
+        </w:tabs>
+        <w:rPr>
+          <w:rFonts w:eastAsiaTheme="minorEastAsia"/>
+          <w:noProof/>
+          <w:lang w:eastAsia="pt-PT"/>
+        </w:rPr>
+      </w:pPr>
+      <w:hyperlink w:anchor="_Toc231912723" w:history="1">
+        <w:r>
+          <w:rPr>
+            <w:rStyle w:val="Hiperligao"/>
+            <w:noProof/>
+          </w:rPr>
+          <w:t>Figura 5 Mockup/WireFrame de FormArtigo</w:t>
+        </w:r>
+        <w:r>
+          <w:rPr>
+            <w:noProof/>
+            <w:webHidden/>
+          </w:rPr>
+          <w:tab/>
+        </w:r>
+        <w:r>
+          <w:rPr>
+            <w:noProof/>
+            <w:webHidden/>
+          </w:rPr>
+          <w:fldChar w:fldCharType="begin"/>
+        </w:r>
+        <w:r>
+          <w:rPr>
+            <w:noProof/>
+            <w:webHidden/>
+          </w:rPr>
+          <w:instrText xml:space="preserve"> PAGEREF _Toc231912723 \h </w:instrText>
+        </w:r>
+        <w:r>
+          <w:rPr>
+            <w:noProof/>
+            <w:webHidden/>
+          </w:rPr>
+        </w:r>
+        <w:r>
+          <w:rPr>
+            <w:noProof/>
+            <w:webHidden/>
+          </w:rPr>
+          <w:fldChar w:fldCharType="separate"/>
+        </w:r>
+        <w:r>
+          <w:rPr>
+            <w:noProof/>
+            <w:webHidden/>
+          </w:rPr>
+          <w:t>13</w:t>
+        </w:r>
+        <w:r>
+          <w:rPr>
+            <w:noProof/>
+            <w:webHidden/>
+          </w:rPr>
+          <w:fldChar w:fldCharType="end"/>
+        </w:r>
+      </w:hyperlink>
+    </w:p>
+    <w:p>
+      <w:pPr>
+        <w:pStyle w:val="ndicedeilustraes"/>
+        <w:tabs>
+          <w:tab w:val="right" w:leader="dot" w:pos="9628"/>
+        </w:tabs>
+        <w:rPr>
+          <w:rFonts w:eastAsiaTheme="minorEastAsia"/>
+          <w:noProof/>
+          <w:lang w:eastAsia="pt-PT"/>
+        </w:rPr>
+      </w:pPr>
+      <w:hyperlink w:anchor="_Toc231912724" w:history="1">
+        <w:r>
+          <w:rPr>
+            <w:rStyle w:val="Hiperligao"/>
+            <w:noProof/>
+          </w:rPr>
+          <w:t>Figura 6 Mockup/WireFrame de FormTiposArtigo</w:t>
+        </w:r>
+        <w:r>
+          <w:rPr>
+            <w:noProof/>
+            <w:webHidden/>
+          </w:rPr>
+          <w:tab/>
+        </w:r>
+        <w:r>
+          <w:rPr>
+            <w:noProof/>
+            <w:webHidden/>
+          </w:rPr>
+          <w:fldChar w:fldCharType="begin"/>
+        </w:r>
+        <w:r>
+          <w:rPr>
+            <w:noProof/>
+            <w:webHidden/>
+          </w:rPr>
+          <w:instrText xml:space="preserve"> PAGEREF _Toc231912724 \h </w:instrText>
+        </w:r>
+        <w:r>
+          <w:rPr>
+            <w:noProof/>
+            <w:webHidden/>
+          </w:rPr>
+        </w:r>
+        <w:r>
+          <w:rPr>
+            <w:noProof/>
+            <w:webHidden/>
+          </w:rPr>
+          <w:fldChar w:fldCharType="separate"/>
+        </w:r>
+        <w:r>
+          <w:rPr>
+            <w:noProof/>
+            <w:webHidden/>
+          </w:rPr>
+          <w:t>13</w:t>
+        </w:r>
+        <w:r>
+          <w:rPr>
+            <w:noProof/>
+            <w:webHidden/>
+          </w:rPr>
+          <w:fldChar w:fldCharType="end"/>
+        </w:r>
+      </w:hyperlink>
+    </w:p>
+    <w:p>
+      <w:pPr>
+        <w:pStyle w:val="ndicedeilustraes"/>
+        <w:tabs>
+          <w:tab w:val="right" w:leader="dot" w:pos="9628"/>
+        </w:tabs>
+        <w:rPr>
+          <w:rFonts w:eastAsiaTheme="minorEastAsia"/>
+          <w:noProof/>
+          <w:lang w:eastAsia="pt-PT"/>
+        </w:rPr>
+      </w:pPr>
+      <w:hyperlink w:anchor="_Toc231912725" w:history="1">
+        <w:r>
+          <w:rPr>
+            <w:rStyle w:val="Hiperligao"/>
+            <w:noProof/>
+          </w:rPr>
+          <w:t>Figura 7 Mockup/WireFrame de FormOrcamentos</w:t>
+        </w:r>
+        <w:r>
+          <w:rPr>
+            <w:noProof/>
+            <w:webHidden/>
+          </w:rPr>
+          <w:tab/>
+        </w:r>
+        <w:r>
+          <w:rPr>
+            <w:noProof/>
+            <w:webHidden/>
+          </w:rPr>
+          <w:fldChar w:fldCharType="begin"/>
+        </w:r>
+        <w:r>
+          <w:rPr>
+            <w:noProof/>
+            <w:webHidden/>
+          </w:rPr>
+          <w:instrText xml:space="preserve"> PAGEREF _Toc231912725 \h </w:instrText>
+        </w:r>
+        <w:r>
+          <w:rPr>
+            <w:noProof/>
+            <w:webHidden/>
+          </w:rPr>
+        </w:r>
+        <w:r>
+          <w:rPr>
+            <w:noProof/>
+            <w:webHidden/>
+          </w:rPr>
+          <w:fldChar w:fldCharType="separate"/>
+        </w:r>
+        <w:r>
+          <w:rPr>
+            <w:noProof/>
+            <w:webHidden/>
+          </w:rPr>
+          <w:t>14</w:t>
+        </w:r>
+        <w:r>
+          <w:rPr>
+            <w:noProof/>
+            <w:webHidden/>
+          </w:rPr>
+          <w:fldChar w:fldCharType="end"/>
+        </w:r>
+      </w:hyperlink>
+    </w:p>
+    <w:p>
+      <w:pPr>
+        <w:pStyle w:val="ndicedeilustraes"/>
+        <w:tabs>
+          <w:tab w:val="right" w:leader="dot" w:pos="9628"/>
+        </w:tabs>
+        <w:rPr>
+          <w:rFonts w:eastAsiaTheme="minorEastAsia"/>
+          <w:noProof/>
+          <w:lang w:eastAsia="pt-PT"/>
+        </w:rPr>
+      </w:pPr>
+      <w:hyperlink w:anchor="_Toc231912726" w:history="1">
+        <w:r>
+          <w:rPr>
+            <w:rStyle w:val="Hiperligao"/>
+            <w:noProof/>
+          </w:rPr>
+          <w:t>Figura 8 Mockup/WireFrame de FormEstatísticas</w:t>
+        </w:r>
+        <w:r>
+          <w:rPr>
+            <w:noProof/>
+            <w:webHidden/>
+          </w:rPr>
+          <w:tab/>
+        </w:r>
+        <w:r>
+          <w:rPr>
+            <w:noProof/>
+            <w:webHidden/>
+          </w:rPr>
+          <w:fldChar w:fldCharType="begin"/>
+        </w:r>
+        <w:r>
+          <w:rPr>
+            <w:noProof/>
+            <w:webHidden/>
+          </w:rPr>
+          <w:instrText xml:space="preserve"> PAGEREF _Toc231912726 \h </w:instrText>
+        </w:r>
+        <w:r>
+          <w:rPr>
+            <w:noProof/>
+            <w:webHidden/>
+          </w:rPr>
+        </w:r>
+        <w:r>
+          <w:rPr>
+            <w:noProof/>
+            <w:webHidden/>
+          </w:rPr>
+          <w:fldChar w:fldCharType="separate"/>
+        </w:r>
+        <w:r>
+          <w:rPr>
+            <w:noProof/>
+            <w:webHidden/>
+          </w:rPr>
+          <w:t>14</w:t>
+        </w:r>
+        <w:r>
+          <w:rPr>
+            <w:noProof/>
+            <w:webHidden/>
+          </w:rPr>
+          <w:fldChar w:fldCharType="end"/>
+        </w:r>
+      </w:hyperlink>
+    </w:p>
+    <w:p>
+      <w:pPr>
+        <w:pStyle w:val="ndicedeilustraes"/>
+        <w:tabs>
+          <w:tab w:val="right" w:leader="dot" w:pos="9628"/>
+        </w:tabs>
+        <w:rPr>
+          <w:rFonts w:eastAsiaTheme="minorEastAsia"/>
+          <w:noProof/>
+          <w:lang w:eastAsia="pt-PT"/>
+        </w:rPr>
+      </w:pPr>
+      <w:hyperlink w:anchor="_Toc231912727" w:history="1">
+        <w:r>
+          <w:rPr>
+            <w:rStyle w:val="Hiperligao"/>
+            <w:noProof/>
+          </w:rPr>
+          <w:t>Figura 9 Mockup/WireFrame de FormEditarCompras</w:t>
+        </w:r>
+        <w:r>
+          <w:rPr>
+            <w:noProof/>
+            <w:webHidden/>
+          </w:rPr>
+          <w:tab/>
+        </w:r>
+        <w:r>
+          <w:rPr>
+            <w:noProof/>
+            <w:webHidden/>
+          </w:rPr>
+          <w:fldChar w:fldCharType="begin"/>
+        </w:r>
+        <w:r>
+          <w:rPr>
+            <w:noProof/>
+            <w:webHidden/>
+          </w:rPr>
+          <w:instrText xml:space="preserve"> PAGEREF _Toc231912727 \h </w:instrText>
+        </w:r>
+        <w:r>
+          <w:rPr>
+            <w:noProof/>
+            <w:webHidden/>
+          </w:rPr>
+        </w:r>
+        <w:r>
+          <w:rPr>
+            <w:noProof/>
+            <w:webHidden/>
+          </w:rPr>
+          <w:fldChar w:fldCharType="separate"/>
+        </w:r>
+        <w:r>
+          <w:rPr>
+            <w:noProof/>
+            <w:webHidden/>
+          </w:rPr>
+          <w:t>14</w:t>
+        </w:r>
+        <w:r>
+          <w:rPr>
+            <w:noProof/>
+            <w:webHidden/>
+          </w:rPr>
+          <w:fldChar w:fldCharType="end"/>
+        </w:r>
+      </w:hyperlink>
+    </w:p>
+    <w:p>
+      <w:pPr>
+        <w:pStyle w:val="ndicedeilustraes"/>
+        <w:tabs>
+          <w:tab w:val="right" w:leader="dot" w:pos="9628"/>
+        </w:tabs>
+        <w:rPr>
+          <w:rFonts w:eastAsiaTheme="minorEastAsia"/>
+          <w:noProof/>
+          <w:lang w:eastAsia="pt-PT"/>
+        </w:rPr>
+      </w:pPr>
+      <w:hyperlink w:anchor="_Toc231912728" w:history="1">
+        <w:r>
+          <w:rPr>
+            <w:rStyle w:val="Hiperligao"/>
+            <w:noProof/>
+          </w:rPr>
+          <w:t>Figura 10 Mockup/WireFrame de FormModoCompra</w:t>
+        </w:r>
+        <w:r>
+          <w:rPr>
+            <w:noProof/>
+            <w:webHidden/>
+          </w:rPr>
+          <w:tab/>
+        </w:r>
+        <w:r>
+          <w:rPr>
+            <w:noProof/>
+            <w:webHidden/>
+          </w:rPr>
+          <w:fldChar w:fldCharType="begin"/>
+        </w:r>
+        <w:r>
+          <w:rPr>
+            <w:noProof/>
+            <w:webHidden/>
+          </w:rPr>
+          <w:instrText xml:space="preserve"> PAGEREF _Toc231912728 \h </w:instrText>
+        </w:r>
+        <w:r>
+          <w:rPr>
+            <w:noProof/>
+            <w:webHidden/>
+          </w:rPr>
+        </w:r>
+        <w:r>
+          <w:rPr>
+            <w:noProof/>
+            <w:webHidden/>
+          </w:rPr>
+          <w:fldChar w:fldCharType="separate"/>
+        </w:r>
+        <w:r>
+          <w:rPr>
+            <w:noProof/>
+            <w:webHidden/>
+          </w:rPr>
+          <w:t>15</w:t>
+        </w:r>
+        <w:r>
+          <w:rPr>
+            <w:noProof/>
+            <w:webHidden/>
+          </w:rPr>
+          <w:fldChar w:fldCharType="end"/>
+        </w:r>
+      </w:hyperlink>
+    </w:p>
+    <w:p>
+      <w:pPr>
+        <w:pStyle w:val="ndicedeilustraes"/>
+        <w:tabs>
+          <w:tab w:val="right" w:leader="dot" w:pos="9628"/>
+        </w:tabs>
+        <w:rPr>
+          <w:rFonts w:eastAsiaTheme="minorEastAsia"/>
+          <w:noProof/>
+          <w:lang w:eastAsia="pt-PT"/>
+        </w:rPr>
+      </w:pPr>
+      <w:hyperlink w:anchor="_Toc231912729" w:history="1">
+        <w:r>
+          <w:rPr>
+            <w:rStyle w:val="Hiperligao"/>
+            <w:noProof/>
+          </w:rPr>
+          <w:t>Figura 11 – Diagrama de classes</w:t>
+        </w:r>
+        <w:r>
+          <w:rPr>
+            <w:rStyle w:val="Hiperligao"/>
+            <w:noProof/>
+            <w:highlight w:val="yellow"/>
+          </w:rPr>
+          <w:t>.</w:t>
+        </w:r>
+        <w:r>
+          <w:rPr>
+            <w:noProof/>
+            <w:webHidden/>
+          </w:rPr>
+          <w:tab/>
+        </w:r>
+        <w:r>
+          <w:rPr>
+            <w:noProof/>
+            <w:webHidden/>
+          </w:rPr>
+          <w:fldChar w:fldCharType="begin"/>
+        </w:r>
+        <w:r>
+          <w:rPr>
+            <w:noProof/>
+            <w:webHidden/>
+          </w:rPr>
+          <w:instrText xml:space="preserve"> PAGEREF _Toc231912729 \h </w:instrText>
+        </w:r>
+        <w:r>
+          <w:rPr>
+            <w:noProof/>
+            <w:webHidden/>
+          </w:rPr>
+        </w:r>
+        <w:r>
+          <w:rPr>
+            <w:noProof/>
+            <w:webHidden/>
+          </w:rPr>
+          <w:fldChar w:fldCharType="separate"/>
+        </w:r>
+        <w:r>
+          <w:rPr>
+            <w:noProof/>
+            <w:webHidden/>
+          </w:rPr>
+          <w:t>15</w:t>
+        </w:r>
+        <w:r>
+          <w:rPr>
+            <w:noProof/>
+            <w:webHidden/>
+          </w:rPr>
+          <w:fldChar w:fldCharType="end"/>
+        </w:r>
+      </w:hyperlink>
+    </w:p>
+    <w:p>
+      <w:r>
+        <w:fldChar w:fldCharType="end"/>
+      </w:r>
+    </w:p>
+    <w:p/>
+    <w:p>
+      <w:r>
+        <w:br w:type="page"/>
+      </w:r>
+    </w:p>
+    <w:p>
+      <w:pPr>
+        <w:pStyle w:val="Ttulo1"/>
+        <w:numPr>
+          <w:ilvl w:val="0"/>
+          <w:numId w:val="0"/>
+        </w:numPr>
+        <w:ind w:left="432" w:hanging="432"/>
+      </w:pPr>
+      <w:bookmarkStart w:id="1" w:name="_Toc231912692"/>
+      <w:r>
+        <w:lastRenderedPageBreak/>
+        <w:t>Índice de Tabelas</w:t>
+      </w:r>
+      <w:bookmarkEnd w:id="1"/>
+    </w:p>
+    <w:p/>
+    <w:p>
+      <w:pPr>
+        <w:pStyle w:val="ndicedeilustraes"/>
+        <w:tabs>
+          <w:tab w:val="right" w:leader="dot" w:pos="9628"/>
+        </w:tabs>
+        <w:rPr>
+          <w:rFonts w:eastAsiaTheme="minorEastAsia"/>
+          <w:noProof/>
+          <w:lang w:eastAsia="pt-PT"/>
+        </w:rPr>
+      </w:pPr>
+      <w:r>
+        <w:fldChar w:fldCharType="begin"/>
+      </w:r>
+      <w:r>
+        <w:instrText xml:space="preserve"> TOC \h \z \c "Tabela" </w:instrText>
+      </w:r>
+      <w:r>
+        <w:fldChar w:fldCharType="separate"/>
+      </w:r>
+      <w:hyperlink w:anchor="_Toc231912714" w:history="1">
+        <w:r>
+          <w:rPr>
+            <w:rStyle w:val="Hiperligao"/>
+            <w:noProof/>
+          </w:rPr>
+          <w:t>Tabela 1 – Descrição do Bring!</w:t>
+        </w:r>
+        <w:r>
+          <w:rPr>
+            <w:noProof/>
+            <w:webHidden/>
+          </w:rPr>
+          <w:tab/>
+        </w:r>
+        <w:r>
+          <w:rPr>
+            <w:noProof/>
+            <w:webHidden/>
+          </w:rPr>
+          <w:fldChar w:fldCharType="begin"/>
+        </w:r>
+        <w:r>
+          <w:rPr>
+            <w:noProof/>
+            <w:webHidden/>
+          </w:rPr>
+          <w:instrText xml:space="preserve"> PAGEREF _Toc231912714 \h </w:instrText>
+        </w:r>
+        <w:r>
+          <w:rPr>
+            <w:noProof/>
+            <w:webHidden/>
+          </w:rPr>
+        </w:r>
+        <w:r>
+          <w:rPr>
+            <w:noProof/>
+            <w:webHidden/>
+          </w:rPr>
+          <w:fldChar w:fldCharType="separate"/>
+        </w:r>
+        <w:r>
+          <w:rPr>
+            <w:noProof/>
+            <w:webHidden/>
+          </w:rPr>
+          <w:t>8</w:t>
+        </w:r>
+        <w:r>
+          <w:rPr>
+            <w:noProof/>
+            <w:webHidden/>
+          </w:rPr>
+          <w:fldChar w:fldCharType="end"/>
+        </w:r>
+      </w:hyperlink>
+    </w:p>
+    <w:p>
+      <w:pPr>
+        <w:pStyle w:val="ndicedeilustraes"/>
+        <w:tabs>
+          <w:tab w:val="right" w:leader="dot" w:pos="9628"/>
+        </w:tabs>
+        <w:rPr>
+          <w:rFonts w:eastAsiaTheme="minorEastAsia"/>
+          <w:noProof/>
+          <w:lang w:eastAsia="pt-PT"/>
+        </w:rPr>
+      </w:pPr>
+      <w:hyperlink w:anchor="_Toc231912715" w:history="1">
+        <w:r>
+          <w:rPr>
+            <w:rStyle w:val="Hiperligao"/>
+            <w:noProof/>
+          </w:rPr>
+          <w:t>Tabela 2 – Descrição do Listonic</w:t>
+        </w:r>
+        <w:r>
+          <w:rPr>
+            <w:noProof/>
+            <w:webHidden/>
+          </w:rPr>
+          <w:tab/>
+        </w:r>
+        <w:r>
+          <w:rPr>
+            <w:noProof/>
+            <w:webHidden/>
+          </w:rPr>
+          <w:fldChar w:fldCharType="begin"/>
+        </w:r>
+        <w:r>
+          <w:rPr>
+            <w:noProof/>
+            <w:webHidden/>
+          </w:rPr>
+          <w:instrText xml:space="preserve"> PAGEREF _Toc231912715 \h </w:instrText>
+        </w:r>
+        <w:r>
+          <w:rPr>
+            <w:noProof/>
+            <w:webHidden/>
+          </w:rPr>
+        </w:r>
+        <w:r>
+          <w:rPr>
+            <w:noProof/>
+            <w:webHidden/>
+          </w:rPr>
+          <w:fldChar w:fldCharType="separate"/>
+        </w:r>
+        <w:r>
+          <w:rPr>
+            <w:noProof/>
+            <w:webHidden/>
+          </w:rPr>
+          <w:t>9</w:t>
+        </w:r>
+        <w:r>
+          <w:rPr>
+            <w:noProof/>
+            <w:webHidden/>
+          </w:rPr>
+          <w:fldChar w:fldCharType="end"/>
+        </w:r>
+      </w:hyperlink>
+    </w:p>
+    <w:p>
+      <w:pPr>
+        <w:pStyle w:val="ndicedeilustraes"/>
+        <w:tabs>
+          <w:tab w:val="right" w:leader="dot" w:pos="9628"/>
+        </w:tabs>
+        <w:rPr>
+          <w:rFonts w:eastAsiaTheme="minorEastAsia"/>
+          <w:noProof/>
+          <w:lang w:eastAsia="pt-PT"/>
+        </w:rPr>
+      </w:pPr>
+      <w:hyperlink w:anchor="_Toc231912716" w:history="1">
+        <w:r>
+          <w:rPr>
+            <w:rStyle w:val="Hiperligao"/>
+            <w:noProof/>
+          </w:rPr>
+          <w:t>Tabela 3 – Descrição do HomeBudget</w:t>
+        </w:r>
+        <w:r>
+          <w:rPr>
+            <w:noProof/>
+            <w:webHidden/>
+          </w:rPr>
+          <w:tab/>
+        </w:r>
+        <w:r>
+          <w:rPr>
+            <w:noProof/>
+            <w:webHidden/>
+          </w:rPr>
+          <w:fldChar w:fldCharType="begin"/>
+        </w:r>
+        <w:r>
+          <w:rPr>
+            <w:noProof/>
+            <w:webHidden/>
+          </w:rPr>
+          <w:instrText xml:space="preserve"> PAGEREF _Toc231912716 \h </w:instrText>
         </w:r>
         <w:r>
           <w:rPr>
@@ -3244,20 +4201,16 @@
         <w:rPr>
           <w:rFonts w:eastAsiaTheme="minorEastAsia"/>
           <w:noProof/>
-          <w:kern w:val="2"/>
-          <w:sz w:val="24"/>
-          <w:szCs w:val="24"/>
-          <w:lang w:eastAsia="en-GB"/>
-          <w14:ligatures w14:val="standardContextual"/>
-        </w:rPr>
-      </w:pPr>
-      <w:hyperlink w:anchor="_Toc227746381" w:history="1">
+          <w:lang w:eastAsia="pt-PT"/>
+        </w:rPr>
+      </w:pPr>
+      <w:hyperlink w:anchor="_Toc231912717" w:history="1">
         <w:r>
           <w:rPr>
             <w:rStyle w:val="Hiperligao"/>
             <w:noProof/>
           </w:rPr>
-          <w:t>Figura 2 – Diagrama de classes</w:t>
+          <w:t>Tabela 4 – Resumo das características dos Sistemas concorrenciais</w:t>
         </w:r>
         <w:r>
           <w:rPr>
@@ -3278,262 +4231,7 @@
             <w:noProof/>
             <w:webHidden/>
           </w:rPr>
-          <w:instrText xml:space="preserve"> PAGEREF _Toc227746381 \h </w:instrText>
-        </w:r>
-        <w:r>
-          <w:rPr>
-            <w:noProof/>
-            <w:webHidden/>
-          </w:rPr>
-        </w:r>
-        <w:r>
-          <w:rPr>
-            <w:noProof/>
-            <w:webHidden/>
-          </w:rPr>
-          <w:fldChar w:fldCharType="separate"/>
-        </w:r>
-        <w:r>
-          <w:rPr>
-            <w:noProof/>
-            <w:webHidden/>
-          </w:rPr>
-          <w:t>11</w:t>
-        </w:r>
-        <w:r>
-          <w:rPr>
-            <w:noProof/>
-            <w:webHidden/>
-          </w:rPr>
-          <w:fldChar w:fldCharType="end"/>
-        </w:r>
-      </w:hyperlink>
-    </w:p>
-    <w:p>
-      <w:r>
-        <w:fldChar w:fldCharType="end"/>
-      </w:r>
-    </w:p>
-    <w:p/>
-    <w:p>
-      <w:r>
-        <w:br w:type="page"/>
-      </w:r>
-    </w:p>
-    <w:p>
-      <w:pPr>
-        <w:pStyle w:val="Ttulo1"/>
-        <w:numPr>
-          <w:ilvl w:val="0"/>
-          <w:numId w:val="0"/>
-        </w:numPr>
-        <w:ind w:left="432" w:hanging="432"/>
-      </w:pPr>
-      <w:bookmarkStart w:id="1" w:name="_Toc231904782"/>
-      <w:r>
-        <w:lastRenderedPageBreak/>
-        <w:t>Índice de Tabelas</w:t>
-      </w:r>
-      <w:bookmarkEnd w:id="1"/>
-    </w:p>
-    <w:p/>
-    <w:p>
-      <w:pPr>
-        <w:pStyle w:val="ndicedeilustraes"/>
-        <w:tabs>
-          <w:tab w:val="right" w:leader="dot" w:pos="9628"/>
-        </w:tabs>
-        <w:rPr>
-          <w:rFonts w:eastAsiaTheme="minorEastAsia"/>
-          <w:noProof/>
-          <w:lang w:eastAsia="pt-PT"/>
-        </w:rPr>
-      </w:pPr>
-      <w:r>
-        <w:fldChar w:fldCharType="begin"/>
-      </w:r>
-      <w:r>
-        <w:instrText xml:space="preserve"> TOC \h \z \c "Tabela" </w:instrText>
-      </w:r>
-      <w:r>
-        <w:fldChar w:fldCharType="separate"/>
-      </w:r>
-      <w:hyperlink w:anchor="_Toc231904834" w:history="1">
-        <w:r>
-          <w:rPr>
-            <w:rStyle w:val="Hiperligao"/>
-            <w:noProof/>
-          </w:rPr>
-          <w:t xml:space="preserve">Tabela 1 – Descrição do </w:t>
-        </w:r>
-        <w:r>
-          <w:rPr>
-            <w:rStyle w:val="Hiperligao"/>
-            <w:noProof/>
-            <w:highlight w:val="yellow"/>
-          </w:rPr>
-          <w:t>Sistema 1</w:t>
-        </w:r>
-        <w:r>
-          <w:rPr>
-            <w:noProof/>
-            <w:webHidden/>
-          </w:rPr>
-          <w:tab/>
-        </w:r>
-        <w:r>
-          <w:rPr>
-            <w:noProof/>
-            <w:webHidden/>
-          </w:rPr>
-          <w:fldChar w:fldCharType="begin"/>
-        </w:r>
-        <w:r>
-          <w:rPr>
-            <w:noProof/>
-            <w:webHidden/>
-          </w:rPr>
-          <w:instrText xml:space="preserve"> PAGEREF _Toc231904834 \h </w:instrText>
-        </w:r>
-        <w:r>
-          <w:rPr>
-            <w:noProof/>
-            <w:webHidden/>
-          </w:rPr>
-        </w:r>
-        <w:r>
-          <w:rPr>
-            <w:noProof/>
-            <w:webHidden/>
-          </w:rPr>
-          <w:fldChar w:fldCharType="separate"/>
-        </w:r>
-        <w:r>
-          <w:rPr>
-            <w:noProof/>
-            <w:webHidden/>
-          </w:rPr>
-          <w:t>8</w:t>
-        </w:r>
-        <w:r>
-          <w:rPr>
-            <w:noProof/>
-            <w:webHidden/>
-          </w:rPr>
-          <w:fldChar w:fldCharType="end"/>
-        </w:r>
-      </w:hyperlink>
-    </w:p>
-    <w:p>
-      <w:pPr>
-        <w:pStyle w:val="ndicedeilustraes"/>
-        <w:tabs>
-          <w:tab w:val="right" w:leader="dot" w:pos="9628"/>
-        </w:tabs>
-        <w:rPr>
-          <w:rFonts w:eastAsiaTheme="minorEastAsia"/>
-          <w:noProof/>
-          <w:lang w:eastAsia="pt-PT"/>
-        </w:rPr>
-      </w:pPr>
-      <w:hyperlink w:anchor="_Toc231904835" w:history="1">
-        <w:r>
-          <w:rPr>
-            <w:rStyle w:val="Hiperligao"/>
-            <w:noProof/>
-          </w:rPr>
-          <w:t>Tabela 2 – Descrição do Listonic</w:t>
-        </w:r>
-        <w:r>
-          <w:rPr>
-            <w:noProof/>
-            <w:webHidden/>
-          </w:rPr>
-          <w:tab/>
-        </w:r>
-        <w:r>
-          <w:rPr>
-            <w:noProof/>
-            <w:webHidden/>
-          </w:rPr>
-          <w:fldChar w:fldCharType="begin"/>
-        </w:r>
-        <w:r>
-          <w:rPr>
-            <w:noProof/>
-            <w:webHidden/>
-          </w:rPr>
-          <w:instrText xml:space="preserve"> PAGEREF _Toc231904835 \h </w:instrText>
-        </w:r>
-        <w:r>
-          <w:rPr>
-            <w:noProof/>
-            <w:webHidden/>
-          </w:rPr>
-        </w:r>
-        <w:r>
-          <w:rPr>
-            <w:noProof/>
-            <w:webHidden/>
-          </w:rPr>
-          <w:fldChar w:fldCharType="separate"/>
-        </w:r>
-        <w:r>
-          <w:rPr>
-            <w:noProof/>
-            <w:webHidden/>
-          </w:rPr>
-          <w:t>9</w:t>
-        </w:r>
-        <w:r>
-          <w:rPr>
-            <w:noProof/>
-            <w:webHidden/>
-          </w:rPr>
-          <w:fldChar w:fldCharType="end"/>
-        </w:r>
-      </w:hyperlink>
-    </w:p>
-    <w:p>
-      <w:pPr>
-        <w:pStyle w:val="ndicedeilustraes"/>
-        <w:tabs>
-          <w:tab w:val="right" w:leader="dot" w:pos="9628"/>
-        </w:tabs>
-        <w:rPr>
-          <w:rFonts w:eastAsiaTheme="minorEastAsia"/>
-          <w:noProof/>
-          <w:lang w:eastAsia="pt-PT"/>
-        </w:rPr>
-      </w:pPr>
-      <w:hyperlink w:anchor="_Toc231904836" w:history="1">
-        <w:r>
-          <w:rPr>
-            <w:rStyle w:val="Hiperligao"/>
-            <w:noProof/>
-          </w:rPr>
-          <w:t>Tabela 3 – Descrição do HomeBudget</w:t>
-        </w:r>
-        <w:r>
-          <w:rPr>
-            <w:noProof/>
-            <w:webHidden/>
-          </w:rPr>
-          <w:tab/>
-        </w:r>
-        <w:r>
-          <w:rPr>
-            <w:noProof/>
-            <w:webHidden/>
-          </w:rPr>
-          <w:fldChar w:fldCharType="begin"/>
-        </w:r>
-        <w:r>
-          <w:rPr>
-            <w:noProof/>
-            <w:webHidden/>
-          </w:rPr>
-          <w:instrText xml:space="preserve"> PAGEREF _Toc231904836 \h </w:instrText>
+          <w:instrText xml:space="preserve"> PAGEREF _Toc231912717 \h </w:instrText>
         </w:r>
         <w:r>
           <w:rPr>
@@ -3576,77 +4274,7 @@
           <w:lang w:eastAsia="pt-PT"/>
         </w:rPr>
       </w:pPr>
-      <w:hyperlink w:anchor="_Toc231904837" w:history="1">
-        <w:r>
-          <w:rPr>
-            <w:rStyle w:val="Hiperligao"/>
-            <w:noProof/>
-          </w:rPr>
-          <w:t>Tabela 4 – Resumo das características dos Sistemas concorrenciais</w:t>
-        </w:r>
-        <w:r>
-          <w:rPr>
-            <w:noProof/>
-            <w:webHidden/>
-          </w:rPr>
-          <w:tab/>
-        </w:r>
-        <w:r>
-          <w:rPr>
-            <w:noProof/>
-            <w:webHidden/>
-          </w:rPr>
-          <w:fldChar w:fldCharType="begin"/>
-        </w:r>
-        <w:r>
-          <w:rPr>
-            <w:noProof/>
-            <w:webHidden/>
-          </w:rPr>
-          <w:instrText xml:space="preserve"> PAGEREF _Toc231904837 \h </w:instrText>
-        </w:r>
-        <w:r>
-          <w:rPr>
-            <w:noProof/>
-            <w:webHidden/>
-          </w:rPr>
-        </w:r>
-        <w:r>
-          <w:rPr>
-            <w:noProof/>
-            <w:webHidden/>
-          </w:rPr>
-          <w:fldChar w:fldCharType="separate"/>
-        </w:r>
-        <w:r>
-          <w:rPr>
-            <w:noProof/>
-            <w:webHidden/>
-          </w:rPr>
-          <w:t>10</w:t>
-        </w:r>
-        <w:r>
-          <w:rPr>
-            <w:noProof/>
-            <w:webHidden/>
-          </w:rPr>
-          <w:fldChar w:fldCharType="end"/>
-        </w:r>
-      </w:hyperlink>
-    </w:p>
-    <w:p>
-      <w:pPr>
-        <w:pStyle w:val="ndicedeilustraes"/>
-        <w:tabs>
-          <w:tab w:val="right" w:leader="dot" w:pos="9628"/>
-        </w:tabs>
-        <w:rPr>
-          <w:rFonts w:eastAsiaTheme="minorEastAsia"/>
-          <w:noProof/>
-          <w:lang w:eastAsia="pt-PT"/>
-        </w:rPr>
-      </w:pPr>
-      <w:hyperlink w:anchor="_Toc231904838" w:history="1">
+      <w:hyperlink w:anchor="_Toc231912718" w:history="1">
         <w:r>
           <w:rPr>
             <w:rStyle w:val="Hiperligao"/>
@@ -3673,7 +4301,7 @@
             <w:noProof/>
             <w:webHidden/>
           </w:rPr>
-          <w:instrText xml:space="preserve"> PAGEREF _Toc231904838 \h </w:instrText>
+          <w:instrText xml:space="preserve"> PAGEREF _Toc231912718 \h </w:instrText>
         </w:r>
         <w:r>
           <w:rPr>
@@ -3693,7 +4321,7 @@
             <w:noProof/>
             <w:webHidden/>
           </w:rPr>
-          <w:t>14</w:t>
+          <w:t>16</w:t>
         </w:r>
         <w:r>
           <w:rPr>
@@ -3718,7 +4346,7 @@
       <w:pPr>
         <w:pStyle w:val="Ttulo1"/>
       </w:pPr>
-      <w:bookmarkStart w:id="2" w:name="_Toc231904783"/>
+      <w:bookmarkStart w:id="2" w:name="_Toc231912693"/>
       <w:r>
         <w:lastRenderedPageBreak/>
         <w:t>Introdução</w:t>
@@ -3834,7 +4462,7 @@
           <w:noProof/>
         </w:rPr>
       </w:pPr>
-      <w:bookmarkStart w:id="3" w:name="_Toc231904784"/>
+      <w:bookmarkStart w:id="3" w:name="_Toc231912694"/>
       <w:r>
         <w:rPr>
           <w:noProof/>
@@ -3916,7 +4544,7 @@
       <w:pPr>
         <w:pStyle w:val="Ttulo1"/>
       </w:pPr>
-      <w:bookmarkStart w:id="4" w:name="_Toc231904785"/>
+      <w:bookmarkStart w:id="4" w:name="_Toc231912695"/>
       <w:r>
         <w:lastRenderedPageBreak/>
         <w:t>Especificação do Sistema</w:t>
@@ -3952,7 +4580,15 @@
     </w:p>
     <w:p>
       <w:r>
-        <w:t>Os principais stakeholders do sistema são os utilizadores da aplicação, a equipa de desenvolvimento e os docentes responsáveis pelo acompanhamento do projeto.</w:t>
+        <w:t xml:space="preserve">Os principais </w:t>
+      </w:r>
+      <w:proofErr w:type="spellStart"/>
+      <w:r>
+        <w:t>stakeholders</w:t>
+      </w:r>
+      <w:proofErr w:type="spellEnd"/>
+      <w:r>
+        <w:t xml:space="preserve"> do sistema são os utilizadores da aplicação, a equipa de desenvolvimento e os docentes responsáveis pelo acompanhamento do projeto.</w:t>
       </w:r>
     </w:p>
     <w:p>
@@ -4068,7 +4704,21 @@
         <w:rPr>
           <w:highlight w:val="yellow"/>
         </w:rPr>
-        <w:t>o problema que o sistema pretende resolver e identificar os principais stakeholders (pessoas, grupos ou entidades com interesse direto no sistema</w:t>
+        <w:t>o problema que o sistema pretende resolver e identificar os principais </w:t>
+      </w:r>
+      <w:proofErr w:type="spellStart"/>
+      <w:r>
+        <w:rPr>
+          <w:highlight w:val="yellow"/>
+        </w:rPr>
+        <w:t>stakeholders</w:t>
+      </w:r>
+      <w:proofErr w:type="spellEnd"/>
+      <w:r>
+        <w:rPr>
+          <w:highlight w:val="yellow"/>
+        </w:rPr>
+        <w:t> (pessoas, grupos ou entidades com interesse direto no sistema</w:t>
       </w:r>
     </w:p>
     <w:p>
@@ -4105,7 +4755,7 @@
       <w:pPr>
         <w:pStyle w:val="Ttulo2"/>
       </w:pPr>
-      <w:bookmarkStart w:id="5" w:name="_Toc231904786"/>
+      <w:bookmarkStart w:id="5" w:name="_Toc231912696"/>
       <w:r>
         <w:t>Análise Concorrencial</w:t>
       </w:r>
@@ -4142,9 +4792,14 @@
       <w:pPr>
         <w:pStyle w:val="Ttulo3"/>
       </w:pPr>
-      <w:bookmarkStart w:id="6" w:name="_Toc231904787"/>
-      <w:r>
-        <w:t>Bring! Lista de Compras</w:t>
+      <w:bookmarkStart w:id="6" w:name="_Toc231912697"/>
+      <w:proofErr w:type="spellStart"/>
+      <w:r>
+        <w:t>Bring</w:t>
+      </w:r>
+      <w:proofErr w:type="spellEnd"/>
+      <w:r>
+        <w:t>! Lista de Compras</w:t>
       </w:r>
       <w:bookmarkEnd w:id="6"/>
       <w:r>
@@ -4165,7 +4820,7 @@
         <w:ind w:left="708" w:hanging="708"/>
         <w:jc w:val="center"/>
       </w:pPr>
-      <w:bookmarkStart w:id="7" w:name="_Toc231904834"/>
+      <w:bookmarkStart w:id="7" w:name="_Toc231912714"/>
       <w:r>
         <w:lastRenderedPageBreak/>
         <w:t xml:space="preserve">Tabela </w:t>
@@ -4181,10 +4836,15 @@
       <w:r>
         <w:t xml:space="preserve"> – Descrição do </w:t>
       </w:r>
+      <w:proofErr w:type="spellStart"/>
+      <w:r>
+        <w:t>Bring</w:t>
+      </w:r>
+      <w:proofErr w:type="spellEnd"/>
+      <w:r>
+        <w:t>!</w:t>
+      </w:r>
       <w:bookmarkEnd w:id="7"/>
-      <w:r>
-        <w:t>Bring!</w:t>
-      </w:r>
     </w:p>
     <w:tbl>
       <w:tblPr>
@@ -4317,8 +4977,13 @@
                 <w:highlight w:val="yellow"/>
               </w:rPr>
             </w:pPr>
-            <w:r>
-              <w:t>Bring!</w:t>
+            <w:proofErr w:type="spellStart"/>
+            <w:r>
+              <w:t>Bring</w:t>
+            </w:r>
+            <w:proofErr w:type="spellEnd"/>
+            <w:r>
+              <w:t>!</w:t>
             </w:r>
           </w:p>
         </w:tc>
@@ -4413,8 +5078,13 @@
               <w:jc w:val="left"/>
               <w:cnfStyle w:val="000000100000" w:firstRow="0" w:lastRow="0" w:firstColumn="0" w:lastColumn="0" w:oddVBand="0" w:evenVBand="0" w:oddHBand="1" w:evenHBand="0" w:firstRowFirstColumn="0" w:firstRowLastColumn="0" w:lastRowFirstColumn="0" w:lastRowLastColumn="0"/>
             </w:pPr>
-            <w:r>
-              <w:t>Bring! É uma aplicação de lista de compras gratuita que permite criar e compartilhar</w:t>
+            <w:proofErr w:type="spellStart"/>
+            <w:r>
+              <w:t>Bring</w:t>
+            </w:r>
+            <w:proofErr w:type="spellEnd"/>
+            <w:r>
+              <w:t>! É uma aplicação de lista de compras gratuita que permite criar e compartilhar</w:t>
             </w:r>
             <w:r>
               <w:t>,</w:t>
@@ -4675,12 +5345,14 @@
       <w:pPr>
         <w:pStyle w:val="Ttulo3"/>
       </w:pPr>
-      <w:bookmarkStart w:id="8" w:name="_Toc231904788"/>
+      <w:bookmarkStart w:id="8" w:name="_Toc231912698"/>
+      <w:proofErr w:type="spellStart"/>
       <w:r>
         <w:lastRenderedPageBreak/>
         <w:t>Listonic</w:t>
       </w:r>
       <w:bookmarkEnd w:id="8"/>
+      <w:proofErr w:type="spellEnd"/>
     </w:p>
     <w:p>
       <w:pPr>
@@ -4688,7 +5360,7 @@
         <w:keepNext/>
         <w:jc w:val="center"/>
       </w:pPr>
-      <w:bookmarkStart w:id="9" w:name="_Toc231904835"/>
+      <w:bookmarkStart w:id="9" w:name="_Toc231912715"/>
       <w:r>
         <w:t xml:space="preserve">Tabela </w:t>
       </w:r>
@@ -4703,10 +5375,12 @@
       <w:r>
         <w:t xml:space="preserve"> – Descrição do </w:t>
       </w:r>
+      <w:proofErr w:type="spellStart"/>
       <w:r>
         <w:t>Listonic</w:t>
       </w:r>
       <w:bookmarkEnd w:id="9"/>
+      <w:proofErr w:type="spellEnd"/>
     </w:p>
     <w:tbl>
       <w:tblPr>
@@ -4833,9 +5507,11 @@
                 <w:highlight w:val="yellow"/>
               </w:rPr>
             </w:pPr>
+            <w:proofErr w:type="spellStart"/>
             <w:r>
               <w:t>Listonic</w:t>
             </w:r>
+            <w:proofErr w:type="spellEnd"/>
           </w:p>
         </w:tc>
       </w:tr>
@@ -4924,7 +5600,15 @@
               <w:t>A aplicação do</w:t>
             </w:r>
             <w:r>
-              <w:t xml:space="preserve"> Listonic ajuda-o a poupar dinheiro e tempo, tornando o planeamento de compras rápido e organizado.</w:t>
+              <w:t xml:space="preserve"> </w:t>
+            </w:r>
+            <w:proofErr w:type="spellStart"/>
+            <w:r>
+              <w:t>Listonic</w:t>
+            </w:r>
+            <w:proofErr w:type="spellEnd"/>
+            <w:r>
+              <w:t xml:space="preserve"> ajuda-o a poupar dinheiro e tempo, tornando o planeamento de compras rápido e organizado.</w:t>
             </w:r>
           </w:p>
         </w:tc>
@@ -5065,12 +5749,14 @@
       <w:pPr>
         <w:pStyle w:val="Ttulo3"/>
       </w:pPr>
-      <w:bookmarkStart w:id="10" w:name="_Toc231904789"/>
+      <w:bookmarkStart w:id="10" w:name="_Toc231912699"/>
+      <w:proofErr w:type="spellStart"/>
       <w:r>
         <w:lastRenderedPageBreak/>
         <w:t>HomeBudget</w:t>
       </w:r>
       <w:bookmarkEnd w:id="10"/>
+      <w:proofErr w:type="spellEnd"/>
     </w:p>
     <w:p>
       <w:pPr>
@@ -5078,7 +5764,7 @@
         <w:keepNext/>
         <w:jc w:val="center"/>
       </w:pPr>
-      <w:bookmarkStart w:id="11" w:name="_Toc231904836"/>
+      <w:bookmarkStart w:id="11" w:name="_Toc231912716"/>
       <w:r>
         <w:t xml:space="preserve">Tabela </w:t>
       </w:r>
@@ -5093,10 +5779,12 @@
       <w:r>
         <w:t xml:space="preserve"> – Descrição do </w:t>
       </w:r>
+      <w:proofErr w:type="spellStart"/>
       <w:r>
         <w:t>HomeBudget</w:t>
       </w:r>
       <w:bookmarkEnd w:id="11"/>
+      <w:proofErr w:type="spellEnd"/>
     </w:p>
     <w:tbl>
       <w:tblPr>
@@ -5229,9 +5917,11 @@
                 <w:highlight w:val="yellow"/>
               </w:rPr>
             </w:pPr>
+            <w:proofErr w:type="spellStart"/>
             <w:r>
               <w:t>HomeBudget</w:t>
             </w:r>
+            <w:proofErr w:type="spellEnd"/>
           </w:p>
         </w:tc>
       </w:tr>
@@ -5317,7 +6007,15 @@
               <w:cnfStyle w:val="000000100000" w:firstRow="0" w:lastRow="0" w:firstColumn="0" w:lastColumn="0" w:oddVBand="0" w:evenVBand="0" w:oddHBand="1" w:evenHBand="0" w:firstRowFirstColumn="0" w:firstRowLastColumn="0" w:lastRowFirstColumn="0" w:lastRowLastColumn="0"/>
             </w:pPr>
             <w:r>
-              <w:t xml:space="preserve">A aplicação HomeBudget tem como objetivo de conseguir ajudar a controlar despesas, contas </w:t>
+              <w:t xml:space="preserve">A aplicação </w:t>
+            </w:r>
+            <w:proofErr w:type="spellStart"/>
+            <w:r>
+              <w:t>HomeBudget</w:t>
+            </w:r>
+            <w:proofErr w:type="spellEnd"/>
+            <w:r>
+              <w:t xml:space="preserve"> tem como objetivo de conseguir ajudar a controlar despesas, contas </w:t>
             </w:r>
             <w:r>
               <w:t>bancárias,</w:t>
@@ -5503,10 +6201,18 @@
               <w:t>estão detalhada de artigos comprados, planeados e não planeados</w:t>
             </w:r>
             <w:r>
-              <w:t>, d</w:t>
-            </w:r>
-            <w:r>
-              <w:t>ashboard moderna e mais interativa</w:t>
+              <w:t xml:space="preserve">, </w:t>
+            </w:r>
+            <w:proofErr w:type="spellStart"/>
+            <w:r>
+              <w:t>d</w:t>
+            </w:r>
+            <w:r>
+              <w:t>ashboard</w:t>
+            </w:r>
+            <w:proofErr w:type="spellEnd"/>
+            <w:r>
+              <w:t xml:space="preserve"> moderna e mais interativa</w:t>
             </w:r>
             <w:r>
               <w:t>.</w:t>
@@ -5520,7 +6226,7 @@
       <w:pPr>
         <w:pStyle w:val="Ttulo3"/>
       </w:pPr>
-      <w:bookmarkStart w:id="12" w:name="_Toc231904790"/>
+      <w:bookmarkStart w:id="12" w:name="_Toc231912700"/>
       <w:r>
         <w:t>Comparação dos Sistemas</w:t>
       </w:r>
@@ -5541,7 +6247,7 @@
         <w:keepNext/>
         <w:jc w:val="center"/>
       </w:pPr>
-      <w:bookmarkStart w:id="13" w:name="_Toc231904837"/>
+      <w:bookmarkStart w:id="13" w:name="_Toc231912717"/>
       <w:r>
         <w:t xml:space="preserve">Tabela </w:t>
       </w:r>
@@ -5597,8 +6303,13 @@
               <w:jc w:val="center"/>
               <w:cnfStyle w:val="100000000000" w:firstRow="1" w:lastRow="0" w:firstColumn="0" w:lastColumn="0" w:oddVBand="0" w:evenVBand="0" w:oddHBand="0" w:evenHBand="0" w:firstRowFirstColumn="0" w:firstRowLastColumn="0" w:lastRowFirstColumn="0" w:lastRowLastColumn="0"/>
             </w:pPr>
-            <w:r>
-              <w:t>Bring!</w:t>
+            <w:proofErr w:type="spellStart"/>
+            <w:r>
+              <w:t>Bring</w:t>
+            </w:r>
+            <w:proofErr w:type="spellEnd"/>
+            <w:r>
+              <w:t>!</w:t>
             </w:r>
           </w:p>
         </w:tc>
@@ -5611,9 +6322,11 @@
               <w:jc w:val="center"/>
               <w:cnfStyle w:val="100000000000" w:firstRow="1" w:lastRow="0" w:firstColumn="0" w:lastColumn="0" w:oddVBand="0" w:evenVBand="0" w:oddHBand="0" w:evenHBand="0" w:firstRowFirstColumn="0" w:firstRowLastColumn="0" w:lastRowFirstColumn="0" w:lastRowLastColumn="0"/>
             </w:pPr>
+            <w:proofErr w:type="spellStart"/>
             <w:r>
               <w:t>Listonic</w:t>
             </w:r>
+            <w:proofErr w:type="spellEnd"/>
           </w:p>
         </w:tc>
         <w:tc>
@@ -5625,9 +6338,11 @@
               <w:jc w:val="center"/>
               <w:cnfStyle w:val="100000000000" w:firstRow="1" w:lastRow="0" w:firstColumn="0" w:lastColumn="0" w:oddVBand="0" w:evenVBand="0" w:oddHBand="0" w:evenHBand="0" w:firstRowFirstColumn="0" w:firstRowLastColumn="0" w:lastRowFirstColumn="0" w:lastRowLastColumn="0"/>
             </w:pPr>
+            <w:proofErr w:type="spellStart"/>
             <w:r>
               <w:t>HomeBudget</w:t>
             </w:r>
+            <w:proofErr w:type="spellEnd"/>
           </w:p>
         </w:tc>
       </w:tr>
@@ -6203,7 +6918,7 @@
       <w:pPr>
         <w:pStyle w:val="Ttulo3"/>
       </w:pPr>
-      <w:bookmarkStart w:id="14" w:name="_Toc231904791"/>
+      <w:bookmarkStart w:id="14" w:name="_Toc231912701"/>
       <w:r>
         <w:t>Enquadramento da análise concorrencial no SI</w:t>
       </w:r>
@@ -6342,18 +7057,68 @@
       <w:pPr>
         <w:pStyle w:val="Ttulo2"/>
       </w:pPr>
-      <w:bookmarkStart w:id="15" w:name="_Toc231904792"/>
-      <w:r>
-        <w:t>Wireframes/Mockups</w:t>
+      <w:bookmarkStart w:id="15" w:name="_Toc231912702"/>
+      <w:proofErr w:type="spellStart"/>
+      <w:r>
+        <w:t>Wireframes</w:t>
+      </w:r>
+      <w:proofErr w:type="spellEnd"/>
+      <w:r>
+        <w:t>/</w:t>
+      </w:r>
+      <w:proofErr w:type="spellStart"/>
+      <w:r>
+        <w:t>Mockups</w:t>
       </w:r>
       <w:bookmarkEnd w:id="15"/>
+      <w:proofErr w:type="spellEnd"/>
     </w:p>
     <w:p>
       <w:r>
-        <w:t xml:space="preserve">Os wireframes e mockups foram desenvolvidos para representar visualmente </w:t>
-      </w:r>
-      <w:r>
-        <w:t>o aspeto da interface da aplicação ishopping antes da implementação. Os wireframes permitiram definir a organização dos ecrãs, os elementos que farão parte dele e os fluxos de interação entre eles. Os mockups foram úteis para adicionar detalhes visuais como cores, tipografia, e o aspeto final dos componentes. Estes documentos facilitaram a validação de requisitos, a resolução de ideias e também nos ajudou a obter uma visão mais clara do produto final.</w:t>
+        <w:t xml:space="preserve">Os </w:t>
+      </w:r>
+      <w:proofErr w:type="spellStart"/>
+      <w:r>
+        <w:t>wireframes</w:t>
+      </w:r>
+      <w:proofErr w:type="spellEnd"/>
+      <w:r>
+        <w:t xml:space="preserve"> e </w:t>
+      </w:r>
+      <w:proofErr w:type="spellStart"/>
+      <w:r>
+        <w:t>mockups</w:t>
+      </w:r>
+      <w:proofErr w:type="spellEnd"/>
+      <w:r>
+        <w:t xml:space="preserve"> foram desenvolvidos para representar visualmente </w:t>
+      </w:r>
+      <w:r>
+        <w:t xml:space="preserve">o aspeto da interface da aplicação </w:t>
+      </w:r>
+      <w:proofErr w:type="spellStart"/>
+      <w:r>
+        <w:t>ishopping</w:t>
+      </w:r>
+      <w:proofErr w:type="spellEnd"/>
+      <w:r>
+        <w:t xml:space="preserve"> antes da implementação. Os </w:t>
+      </w:r>
+      <w:proofErr w:type="spellStart"/>
+      <w:r>
+        <w:t>wireframes</w:t>
+      </w:r>
+      <w:proofErr w:type="spellEnd"/>
+      <w:r>
+        <w:t xml:space="preserve"> permitiram definir a organização dos ecrãs, os elementos que farão parte dele e os fluxos de interação entre eles. Os </w:t>
+      </w:r>
+      <w:proofErr w:type="spellStart"/>
+      <w:r>
+        <w:t>mockups</w:t>
+      </w:r>
+      <w:proofErr w:type="spellEnd"/>
+      <w:r>
+        <w:t xml:space="preserve"> foram úteis para adicionar detalhes visuais como cores, tipografia, e o aspeto final dos componentes. Estes documentos facilitaram a validação de requisitos, a resolução de ideias e também nos ajudou a obter uma visão mais clara do produto final.</w:t>
       </w:r>
     </w:p>
     <w:p>
@@ -6460,6 +7225,7 @@
         <w:pStyle w:val="Legenda"/>
         <w:jc w:val="center"/>
       </w:pPr>
+      <w:bookmarkStart w:id="16" w:name="_Toc231912719"/>
       <w:r>
         <w:t xml:space="preserve">Figura </w:t>
       </w:r>
@@ -6478,8 +7244,22 @@
         <w:t>Página Login</w:t>
       </w:r>
       <w:r>
-        <w:t xml:space="preserve"> Mockup/WireFame</w:t>
-      </w:r>
+        <w:t xml:space="preserve"> </w:t>
+      </w:r>
+      <w:proofErr w:type="spellStart"/>
+      <w:r>
+        <w:t>Mockup</w:t>
+      </w:r>
+      <w:proofErr w:type="spellEnd"/>
+      <w:r>
+        <w:t>/</w:t>
+      </w:r>
+      <w:proofErr w:type="spellStart"/>
+      <w:r>
+        <w:t>WireFame</w:t>
+      </w:r>
+      <w:bookmarkEnd w:id="16"/>
+      <w:proofErr w:type="spellEnd"/>
     </w:p>
     <w:p>
       <w:pPr>
@@ -6597,6 +7377,7 @@
           <w:noProof/>
         </w:rPr>
       </w:pPr>
+      <w:bookmarkStart w:id="17" w:name="_Toc231912720"/>
       <w:r>
         <w:t xml:space="preserve">Figura </w:t>
       </w:r>
@@ -6609,8 +7390,22 @@
         </w:r>
       </w:fldSimple>
       <w:r>
-        <w:t xml:space="preserve"> - Página Registrar Mockup/WireFrame</w:t>
-      </w:r>
+        <w:t xml:space="preserve"> - Página Registrar </w:t>
+      </w:r>
+      <w:proofErr w:type="spellStart"/>
+      <w:r>
+        <w:t>Mockup</w:t>
+      </w:r>
+      <w:proofErr w:type="spellEnd"/>
+      <w:r>
+        <w:t>/</w:t>
+      </w:r>
+      <w:proofErr w:type="spellStart"/>
+      <w:r>
+        <w:t>WireFrame</w:t>
+      </w:r>
+      <w:bookmarkEnd w:id="17"/>
+      <w:proofErr w:type="spellEnd"/>
     </w:p>
     <w:p>
       <w:pPr>
@@ -6729,8 +7524,8 @@
         <w:pStyle w:val="Legenda"/>
         <w:jc w:val="center"/>
       </w:pPr>
-      <w:bookmarkStart w:id="16" w:name="_Toc227746380"/>
-      <w:bookmarkStart w:id="17" w:name="_Hlk231911393"/>
+      <w:bookmarkStart w:id="18" w:name="_Hlk231911393"/>
+      <w:bookmarkStart w:id="19" w:name="_Toc231912721"/>
       <w:r>
         <w:t xml:space="preserve">Figura </w:t>
       </w:r>
@@ -6745,21 +7540,25 @@
       <w:r>
         <w:t xml:space="preserve"> – </w:t>
       </w:r>
+      <w:proofErr w:type="spellStart"/>
       <w:r>
         <w:t>Mockup</w:t>
       </w:r>
+      <w:proofErr w:type="spellEnd"/>
       <w:r>
         <w:t>/</w:t>
       </w:r>
+      <w:proofErr w:type="spellStart"/>
       <w:r>
         <w:t>WireFrame</w:t>
       </w:r>
+      <w:proofErr w:type="spellEnd"/>
       <w:r>
         <w:t xml:space="preserve"> do ecrã principal</w:t>
       </w:r>
-      <w:bookmarkEnd w:id="16"/>
+      <w:bookmarkEnd w:id="19"/>
     </w:p>
-    <w:bookmarkEnd w:id="17"/>
+    <w:bookmarkEnd w:id="18"/>
     <w:p>
       <w:r>
         <w:rPr>
@@ -6877,6 +7676,7 @@
         <w:pStyle w:val="Legenda"/>
         <w:jc w:val="center"/>
       </w:pPr>
+      <w:bookmarkStart w:id="20" w:name="_Toc231912722"/>
       <w:r>
         <w:t xml:space="preserve">Figura </w:t>
       </w:r>
@@ -6889,8 +7689,30 @@
         </w:r>
       </w:fldSimple>
       <w:r>
-        <w:t xml:space="preserve"> - Mockup/WireFrame de FormUtilizadores</w:t>
-      </w:r>
+        <w:t xml:space="preserve"> - </w:t>
+      </w:r>
+      <w:proofErr w:type="spellStart"/>
+      <w:r>
+        <w:t>Mockup</w:t>
+      </w:r>
+      <w:proofErr w:type="spellEnd"/>
+      <w:r>
+        <w:t>/</w:t>
+      </w:r>
+      <w:proofErr w:type="spellStart"/>
+      <w:r>
+        <w:t>WireFrame</w:t>
+      </w:r>
+      <w:proofErr w:type="spellEnd"/>
+      <w:r>
+        <w:t xml:space="preserve"> de </w:t>
+      </w:r>
+      <w:proofErr w:type="spellStart"/>
+      <w:r>
+        <w:t>FormUtilizadores</w:t>
+      </w:r>
+      <w:bookmarkEnd w:id="20"/>
+      <w:proofErr w:type="spellEnd"/>
     </w:p>
     <w:p>
       <w:pPr>
@@ -7008,6 +7830,7 @@
       <w:pPr>
         <w:pStyle w:val="Legenda"/>
       </w:pPr>
+      <w:bookmarkStart w:id="21" w:name="_Toc231912723"/>
       <w:r>
         <w:t xml:space="preserve">Figura </w:t>
       </w:r>
@@ -7020,11 +7843,33 @@
         </w:r>
       </w:fldSimple>
       <w:r>
-        <w:t xml:space="preserve"> Mockup/WireFrame de Form</w:t>
+        <w:t xml:space="preserve"> </w:t>
+      </w:r>
+      <w:proofErr w:type="spellStart"/>
+      <w:r>
+        <w:t>Mockup</w:t>
+      </w:r>
+      <w:proofErr w:type="spellEnd"/>
+      <w:r>
+        <w:t>/</w:t>
+      </w:r>
+      <w:proofErr w:type="spellStart"/>
+      <w:r>
+        <w:t>WireFrame</w:t>
+      </w:r>
+      <w:proofErr w:type="spellEnd"/>
+      <w:r>
+        <w:t xml:space="preserve"> de </w:t>
+      </w:r>
+      <w:proofErr w:type="spellStart"/>
+      <w:r>
+        <w:t>Form</w:t>
       </w:r>
       <w:r>
         <w:t>Artigo</w:t>
       </w:r>
+      <w:bookmarkEnd w:id="21"/>
+      <w:proofErr w:type="spellEnd"/>
     </w:p>
     <w:p/>
     <w:p>
@@ -7139,6 +7984,7 @@
       <w:pPr>
         <w:pStyle w:val="Legenda"/>
       </w:pPr>
+      <w:bookmarkStart w:id="22" w:name="_Toc231912724"/>
       <w:r>
         <w:t xml:space="preserve">Figura </w:t>
       </w:r>
@@ -7151,11 +7997,33 @@
         </w:r>
       </w:fldSimple>
       <w:r>
-        <w:t xml:space="preserve"> Mockup/WireFrame de Form</w:t>
+        <w:t xml:space="preserve"> </w:t>
+      </w:r>
+      <w:proofErr w:type="spellStart"/>
+      <w:r>
+        <w:t>Mockup</w:t>
+      </w:r>
+      <w:proofErr w:type="spellEnd"/>
+      <w:r>
+        <w:t>/</w:t>
+      </w:r>
+      <w:proofErr w:type="spellStart"/>
+      <w:r>
+        <w:t>WireFrame</w:t>
+      </w:r>
+      <w:proofErr w:type="spellEnd"/>
+      <w:r>
+        <w:t xml:space="preserve"> de </w:t>
+      </w:r>
+      <w:proofErr w:type="spellStart"/>
+      <w:r>
+        <w:t>Form</w:t>
       </w:r>
       <w:r>
         <w:t>TiposArtigo</w:t>
       </w:r>
+      <w:bookmarkEnd w:id="22"/>
+      <w:proofErr w:type="spellEnd"/>
     </w:p>
     <w:p/>
     <w:p>
@@ -7271,6 +8139,7 @@
       <w:pPr>
         <w:pStyle w:val="Legenda"/>
       </w:pPr>
+      <w:bookmarkStart w:id="23" w:name="_Toc231912725"/>
       <w:r>
         <w:t xml:space="preserve">Figura </w:t>
       </w:r>
@@ -7283,11 +8152,33 @@
         </w:r>
       </w:fldSimple>
       <w:r>
-        <w:t xml:space="preserve"> Mockup/WireFrame de Form</w:t>
+        <w:t xml:space="preserve"> </w:t>
+      </w:r>
+      <w:proofErr w:type="spellStart"/>
+      <w:r>
+        <w:t>Mockup</w:t>
+      </w:r>
+      <w:proofErr w:type="spellEnd"/>
+      <w:r>
+        <w:t>/</w:t>
+      </w:r>
+      <w:proofErr w:type="spellStart"/>
+      <w:r>
+        <w:t>WireFrame</w:t>
+      </w:r>
+      <w:proofErr w:type="spellEnd"/>
+      <w:r>
+        <w:t xml:space="preserve"> de </w:t>
+      </w:r>
+      <w:proofErr w:type="spellStart"/>
+      <w:r>
+        <w:t>Form</w:t>
       </w:r>
       <w:r>
         <w:t>Orcamentos</w:t>
       </w:r>
+      <w:bookmarkEnd w:id="23"/>
+      <w:proofErr w:type="spellEnd"/>
     </w:p>
     <w:p>
       <w:r>
@@ -7404,6 +8295,7 @@
       <w:pPr>
         <w:pStyle w:val="Legenda"/>
       </w:pPr>
+      <w:bookmarkStart w:id="24" w:name="_Toc231912726"/>
       <w:r>
         <w:t xml:space="preserve">Figura </w:t>
       </w:r>
@@ -7416,11 +8308,33 @@
         </w:r>
       </w:fldSimple>
       <w:r>
-        <w:t xml:space="preserve"> Mockup/WireFrame de Form</w:t>
+        <w:t xml:space="preserve"> </w:t>
+      </w:r>
+      <w:proofErr w:type="spellStart"/>
+      <w:r>
+        <w:t>Mockup</w:t>
+      </w:r>
+      <w:proofErr w:type="spellEnd"/>
+      <w:r>
+        <w:t>/</w:t>
+      </w:r>
+      <w:proofErr w:type="spellStart"/>
+      <w:r>
+        <w:t>WireFrame</w:t>
+      </w:r>
+      <w:proofErr w:type="spellEnd"/>
+      <w:r>
+        <w:t xml:space="preserve"> de </w:t>
+      </w:r>
+      <w:proofErr w:type="spellStart"/>
+      <w:r>
+        <w:t>Form</w:t>
       </w:r>
       <w:r>
         <w:t>Estatísticas</w:t>
       </w:r>
+      <w:bookmarkEnd w:id="24"/>
+      <w:proofErr w:type="spellEnd"/>
     </w:p>
     <w:p/>
     <w:p>
@@ -7535,6 +8449,7 @@
       <w:pPr>
         <w:pStyle w:val="Legenda"/>
       </w:pPr>
+      <w:bookmarkStart w:id="25" w:name="_Toc231912727"/>
       <w:r>
         <w:t xml:space="preserve">Figura </w:t>
       </w:r>
@@ -7547,11 +8462,33 @@
         </w:r>
       </w:fldSimple>
       <w:r>
-        <w:t xml:space="preserve"> Mockup/WireFrame de Form</w:t>
+        <w:t xml:space="preserve"> </w:t>
+      </w:r>
+      <w:proofErr w:type="spellStart"/>
+      <w:r>
+        <w:t>Mockup</w:t>
+      </w:r>
+      <w:proofErr w:type="spellEnd"/>
+      <w:r>
+        <w:t>/</w:t>
+      </w:r>
+      <w:proofErr w:type="spellStart"/>
+      <w:r>
+        <w:t>WireFrame</w:t>
+      </w:r>
+      <w:proofErr w:type="spellEnd"/>
+      <w:r>
+        <w:t xml:space="preserve"> de </w:t>
+      </w:r>
+      <w:proofErr w:type="spellStart"/>
+      <w:r>
+        <w:t>Form</w:t>
       </w:r>
       <w:r>
         <w:t>EditarCompras</w:t>
       </w:r>
+      <w:bookmarkEnd w:id="25"/>
+      <w:proofErr w:type="spellEnd"/>
     </w:p>
     <w:p>
       <w:pPr>
@@ -7670,6 +8607,7 @@
       <w:pPr>
         <w:pStyle w:val="Legenda"/>
       </w:pPr>
+      <w:bookmarkStart w:id="26" w:name="_Toc231912728"/>
       <w:r>
         <w:t xml:space="preserve">Figura </w:t>
       </w:r>
@@ -7682,24 +8620,46 @@
         </w:r>
       </w:fldSimple>
       <w:r>
-        <w:t xml:space="preserve"> Mockup/WireFrame de Form</w:t>
+        <w:t xml:space="preserve"> </w:t>
+      </w:r>
+      <w:proofErr w:type="spellStart"/>
+      <w:r>
+        <w:t>Mockup</w:t>
+      </w:r>
+      <w:proofErr w:type="spellEnd"/>
+      <w:r>
+        <w:t>/</w:t>
+      </w:r>
+      <w:proofErr w:type="spellStart"/>
+      <w:r>
+        <w:t>WireFrame</w:t>
+      </w:r>
+      <w:proofErr w:type="spellEnd"/>
+      <w:r>
+        <w:t xml:space="preserve"> de </w:t>
+      </w:r>
+      <w:proofErr w:type="spellStart"/>
+      <w:r>
+        <w:t>Form</w:t>
       </w:r>
       <w:r>
         <w:t>ModoCompra</w:t>
       </w:r>
+      <w:bookmarkEnd w:id="26"/>
+      <w:proofErr w:type="spellEnd"/>
     </w:p>
     <w:p/>
     <w:p>
       <w:pPr>
         <w:pStyle w:val="Ttulo2"/>
       </w:pPr>
-      <w:bookmarkStart w:id="18" w:name="_Toc102664379"/>
-      <w:bookmarkStart w:id="19" w:name="_Toc231904793"/>
+      <w:bookmarkStart w:id="27" w:name="_Toc102664379"/>
+      <w:bookmarkStart w:id="28" w:name="_Toc231912703"/>
       <w:r>
         <w:t>Diagrama de Classes</w:t>
       </w:r>
-      <w:bookmarkEnd w:id="18"/>
-      <w:bookmarkEnd w:id="19"/>
+      <w:bookmarkEnd w:id="27"/>
+      <w:bookmarkEnd w:id="28"/>
     </w:p>
     <w:p>
       <w:r>
@@ -7778,8 +8738,8 @@
         <w:pStyle w:val="Legenda"/>
         <w:jc w:val="center"/>
       </w:pPr>
-      <w:bookmarkStart w:id="20" w:name="_Toc70951687"/>
-      <w:bookmarkStart w:id="21" w:name="_Toc227746381"/>
+      <w:bookmarkStart w:id="29" w:name="_Toc70951687"/>
+      <w:bookmarkStart w:id="30" w:name="_Toc231912729"/>
       <w:r>
         <w:t xml:space="preserve">Figura </w:t>
       </w:r>
@@ -7800,20 +8760,22 @@
         </w:rPr>
         <w:t>do....</w:t>
       </w:r>
-      <w:bookmarkEnd w:id="20"/>
-      <w:bookmarkEnd w:id="21"/>
+      <w:bookmarkEnd w:id="29"/>
+      <w:bookmarkEnd w:id="30"/>
     </w:p>
     <w:p/>
     <w:p>
       <w:pPr>
         <w:pStyle w:val="Ttulo1"/>
       </w:pPr>
-      <w:bookmarkStart w:id="22" w:name="_Toc231904794"/>
+      <w:bookmarkStart w:id="31" w:name="_Toc231912704"/>
+      <w:proofErr w:type="spellStart"/>
       <w:r>
         <w:lastRenderedPageBreak/>
         <w:t>Scrum</w:t>
       </w:r>
-      <w:bookmarkEnd w:id="22"/>
+      <w:bookmarkEnd w:id="31"/>
+      <w:proofErr w:type="spellEnd"/>
     </w:p>
     <w:p>
       <w:r>
@@ -7828,11 +8790,19 @@
       <w:pPr>
         <w:pStyle w:val="Ttulo2"/>
       </w:pPr>
-      <w:bookmarkStart w:id="23" w:name="_Toc231904795"/>
-      <w:r>
-        <w:t>Aplicação do Scrum ao Projeto</w:t>
-      </w:r>
-      <w:bookmarkEnd w:id="23"/>
+      <w:bookmarkStart w:id="32" w:name="_Toc231912705"/>
+      <w:r>
+        <w:t xml:space="preserve">Aplicação do </w:t>
+      </w:r>
+      <w:proofErr w:type="spellStart"/>
+      <w:r>
+        <w:t>Scrum</w:t>
+      </w:r>
+      <w:proofErr w:type="spellEnd"/>
+      <w:r>
+        <w:t xml:space="preserve"> ao Projeto</w:t>
+      </w:r>
+      <w:bookmarkEnd w:id="32"/>
     </w:p>
     <w:p>
       <w:pPr>
@@ -7883,13 +8853,41 @@
         <w:rPr>
           <w:highlight w:val="yellow"/>
         </w:rPr>
-        <w:t>Forma como foi aplicado o Scrum ao projeto</w:t>
-      </w:r>
+        <w:t xml:space="preserve">Forma como foi aplicado o </w:t>
+      </w:r>
+      <w:proofErr w:type="spellStart"/>
       <w:r>
         <w:rPr>
           <w:highlight w:val="yellow"/>
         </w:rPr>
-        <w:t xml:space="preserve"> (acaptações que teve)</w:t>
+        <w:t>Scrum</w:t>
+      </w:r>
+      <w:proofErr w:type="spellEnd"/>
+      <w:r>
+        <w:rPr>
+          <w:highlight w:val="yellow"/>
+        </w:rPr>
+        <w:t xml:space="preserve"> ao projeto</w:t>
+      </w:r>
+      <w:r>
+        <w:rPr>
+          <w:highlight w:val="yellow"/>
+        </w:rPr>
+        <w:t xml:space="preserve"> (</w:t>
+      </w:r>
+      <w:proofErr w:type="spellStart"/>
+      <w:r>
+        <w:rPr>
+          <w:highlight w:val="yellow"/>
+        </w:rPr>
+        <w:t>acaptações</w:t>
+      </w:r>
+      <w:proofErr w:type="spellEnd"/>
+      <w:r>
+        <w:rPr>
+          <w:highlight w:val="yellow"/>
+        </w:rPr>
+        <w:t xml:space="preserve"> que teve)</w:t>
       </w:r>
     </w:p>
     <w:p>
@@ -7919,13 +8917,69 @@
         <w:rPr>
           <w:highlight w:val="yellow"/>
         </w:rPr>
-        <w:t>Quais os eventos do Scrum seguidos (</w:t>
-      </w:r>
+        <w:t xml:space="preserve">Quais os eventos do </w:t>
+      </w:r>
+      <w:proofErr w:type="spellStart"/>
       <w:r>
         <w:rPr>
           <w:highlight w:val="yellow"/>
         </w:rPr>
-        <w:t xml:space="preserve">sprint planning, Daily Scrum, </w:t>
+        <w:t>Scrum</w:t>
+      </w:r>
+      <w:proofErr w:type="spellEnd"/>
+      <w:r>
+        <w:rPr>
+          <w:highlight w:val="yellow"/>
+        </w:rPr>
+        <w:t xml:space="preserve"> seguidos (</w:t>
+      </w:r>
+      <w:r>
+        <w:rPr>
+          <w:highlight w:val="yellow"/>
+        </w:rPr>
+        <w:t xml:space="preserve">sprint </w:t>
+      </w:r>
+      <w:proofErr w:type="spellStart"/>
+      <w:r>
+        <w:rPr>
+          <w:highlight w:val="yellow"/>
+        </w:rPr>
+        <w:t>planning</w:t>
+      </w:r>
+      <w:proofErr w:type="spellEnd"/>
+      <w:r>
+        <w:rPr>
+          <w:highlight w:val="yellow"/>
+        </w:rPr>
+        <w:t xml:space="preserve">, </w:t>
+      </w:r>
+      <w:proofErr w:type="spellStart"/>
+      <w:r>
+        <w:rPr>
+          <w:highlight w:val="yellow"/>
+        </w:rPr>
+        <w:t>Daily</w:t>
+      </w:r>
+      <w:proofErr w:type="spellEnd"/>
+      <w:r>
+        <w:rPr>
+          <w:highlight w:val="yellow"/>
+        </w:rPr>
+        <w:t xml:space="preserve"> </w:t>
+      </w:r>
+      <w:proofErr w:type="spellStart"/>
+      <w:r>
+        <w:rPr>
+          <w:highlight w:val="yellow"/>
+        </w:rPr>
+        <w:t>Scrum</w:t>
+      </w:r>
+      <w:proofErr w:type="spellEnd"/>
+      <w:r>
+        <w:rPr>
+          <w:highlight w:val="yellow"/>
+        </w:rPr>
+        <w:t xml:space="preserve">, </w:t>
       </w:r>
       <w:r>
         <w:rPr>
@@ -7952,7 +9006,63 @@
         <w:rPr>
           <w:highlight w:val="yellow"/>
         </w:rPr>
-        <w:t>Sprint Planning: número de sprints, duração de cada uma, definição de pronto (Definition of Done)</w:t>
+        <w:t xml:space="preserve">Sprint </w:t>
+      </w:r>
+      <w:proofErr w:type="spellStart"/>
+      <w:r>
+        <w:rPr>
+          <w:highlight w:val="yellow"/>
+        </w:rPr>
+        <w:t>Planning</w:t>
+      </w:r>
+      <w:proofErr w:type="spellEnd"/>
+      <w:r>
+        <w:rPr>
+          <w:highlight w:val="yellow"/>
+        </w:rPr>
+        <w:t>: número de sprints, duração de cada uma, definição de pronto (</w:t>
+      </w:r>
+      <w:proofErr w:type="spellStart"/>
+      <w:r>
+        <w:rPr>
+          <w:highlight w:val="yellow"/>
+        </w:rPr>
+        <w:t>Definition</w:t>
+      </w:r>
+      <w:proofErr w:type="spellEnd"/>
+      <w:r>
+        <w:rPr>
+          <w:highlight w:val="yellow"/>
+        </w:rPr>
+        <w:t xml:space="preserve"> </w:t>
+      </w:r>
+      <w:proofErr w:type="spellStart"/>
+      <w:r>
+        <w:rPr>
+          <w:highlight w:val="yellow"/>
+        </w:rPr>
+        <w:t>of</w:t>
+      </w:r>
+      <w:proofErr w:type="spellEnd"/>
+      <w:r>
+        <w:rPr>
+          <w:highlight w:val="yellow"/>
+        </w:rPr>
+        <w:t xml:space="preserve"> </w:t>
+      </w:r>
+      <w:proofErr w:type="spellStart"/>
+      <w:r>
+        <w:rPr>
+          <w:highlight w:val="yellow"/>
+        </w:rPr>
+        <w:t>Done</w:t>
+      </w:r>
+      <w:proofErr w:type="spellEnd"/>
+      <w:r>
+        <w:rPr>
+          <w:highlight w:val="yellow"/>
+        </w:rPr>
+        <w:t>)</w:t>
       </w:r>
     </w:p>
     <w:p>
@@ -7984,18 +9094,59 @@
       <w:pPr>
         <w:pStyle w:val="Ttulo2"/>
       </w:pPr>
-      <w:bookmarkStart w:id="24" w:name="_Toc231904796"/>
-      <w:r>
-        <w:t>Stakeholders e Scrum Team</w:t>
-      </w:r>
-      <w:bookmarkEnd w:id="24"/>
+      <w:bookmarkStart w:id="33" w:name="_Toc231912706"/>
+      <w:proofErr w:type="spellStart"/>
+      <w:r>
+        <w:t>Stakeholders</w:t>
+      </w:r>
+      <w:proofErr w:type="spellEnd"/>
+      <w:r>
+        <w:t xml:space="preserve"> e </w:t>
+      </w:r>
+      <w:proofErr w:type="spellStart"/>
+      <w:r>
+        <w:t>Scrum</w:t>
+      </w:r>
+      <w:proofErr w:type="spellEnd"/>
+      <w:r>
+        <w:t xml:space="preserve"> Team</w:t>
+      </w:r>
+      <w:bookmarkEnd w:id="33"/>
     </w:p>
     <w:p>
       <w:r>
         <w:rPr>
           <w:highlight w:val="yellow"/>
         </w:rPr>
-        <w:t>&lt;Identificação dos stakeholders e da Scrum Team (Roles) no projeto, bem como quais as suas funções&gt;</w:t>
+        <w:t xml:space="preserve">&lt;Identificação dos </w:t>
+      </w:r>
+      <w:proofErr w:type="spellStart"/>
+      <w:r>
+        <w:rPr>
+          <w:highlight w:val="yellow"/>
+        </w:rPr>
+        <w:t>stakeholders</w:t>
+      </w:r>
+      <w:proofErr w:type="spellEnd"/>
+      <w:r>
+        <w:rPr>
+          <w:highlight w:val="yellow"/>
+        </w:rPr>
+        <w:t xml:space="preserve"> e da </w:t>
+      </w:r>
+      <w:proofErr w:type="spellStart"/>
+      <w:r>
+        <w:rPr>
+          <w:highlight w:val="yellow"/>
+        </w:rPr>
+        <w:t>Scrum</w:t>
+      </w:r>
+      <w:proofErr w:type="spellEnd"/>
+      <w:r>
+        <w:rPr>
+          <w:highlight w:val="yellow"/>
+        </w:rPr>
+        <w:t xml:space="preserve"> Team (Roles) no projeto, bem como quais as suas funções&gt;</w:t>
       </w:r>
     </w:p>
     <w:p/>
@@ -8005,7 +9156,7 @@
         <w:keepNext/>
         <w:jc w:val="center"/>
       </w:pPr>
-      <w:bookmarkStart w:id="25" w:name="_Toc231904838"/>
+      <w:bookmarkStart w:id="34" w:name="_Toc231912718"/>
       <w:r>
         <w:t xml:space="preserve">Tabela </w:t>
       </w:r>
@@ -8020,10 +9171,23 @@
       <w:r>
         <w:t xml:space="preserve"> – Identificação e funções dos </w:t>
       </w:r>
-      <w:r>
-        <w:t>Stakeholders e Scrum Team</w:t>
-      </w:r>
-      <w:bookmarkEnd w:id="25"/>
+      <w:proofErr w:type="spellStart"/>
+      <w:r>
+        <w:t>Stakeholders</w:t>
+      </w:r>
+      <w:proofErr w:type="spellEnd"/>
+      <w:r>
+        <w:t xml:space="preserve"> e </w:t>
+      </w:r>
+      <w:proofErr w:type="spellStart"/>
+      <w:r>
+        <w:t>Scrum</w:t>
+      </w:r>
+      <w:proofErr w:type="spellEnd"/>
+      <w:r>
+        <w:t xml:space="preserve"> Team</w:t>
+      </w:r>
+      <w:bookmarkEnd w:id="34"/>
     </w:p>
     <w:tbl>
       <w:tblPr>
@@ -8148,9 +9312,19 @@
             <w:tcW w:w="2132" w:type="dxa"/>
           </w:tcPr>
           <w:p>
-            <w:r>
-              <w:t>Product Owner</w:t>
-            </w:r>
+            <w:proofErr w:type="spellStart"/>
+            <w:r>
+              <w:t>Product</w:t>
+            </w:r>
+            <w:proofErr w:type="spellEnd"/>
+            <w:r>
+              <w:t xml:space="preserve"> </w:t>
+            </w:r>
+            <w:proofErr w:type="spellStart"/>
+            <w:r>
+              <w:t>Owner</w:t>
+            </w:r>
+            <w:proofErr w:type="spellEnd"/>
           </w:p>
         </w:tc>
         <w:tc>
@@ -8213,8 +9387,13 @@
             <w:tcW w:w="2132" w:type="dxa"/>
           </w:tcPr>
           <w:p>
-            <w:r>
-              <w:t>Scrum Master</w:t>
+            <w:proofErr w:type="spellStart"/>
+            <w:r>
+              <w:t>Scrum</w:t>
+            </w:r>
+            <w:proofErr w:type="spellEnd"/>
+            <w:r>
+              <w:t xml:space="preserve"> Master</w:t>
             </w:r>
           </w:p>
         </w:tc>
@@ -8265,11 +9444,19 @@
                 <w:lang w:val="en-US"/>
               </w:rPr>
             </w:pPr>
+            <w:proofErr w:type="spellStart"/>
             <w:r>
               <w:rPr>
                 <w:lang w:val="en-US"/>
               </w:rPr>
-              <w:t>Apoiar sprint planning e W</w:t>
+              <w:t>Apoiar</w:t>
+            </w:r>
+            <w:proofErr w:type="spellEnd"/>
+            <w:r>
+              <w:rPr>
+                <w:lang w:val="en-US"/>
+              </w:rPr>
+              <w:t xml:space="preserve"> sprint planning e W</w:t>
             </w:r>
             <w:r>
               <w:rPr>
@@ -8296,7 +9483,35 @@
               <w:rPr>
                 <w:lang w:val="en-US"/>
               </w:rPr>
-              <w:t>Remover impedimentos da equipa.</w:t>
+              <w:t xml:space="preserve">Remover </w:t>
+            </w:r>
+            <w:proofErr w:type="spellStart"/>
+            <w:r>
+              <w:rPr>
+                <w:lang w:val="en-US"/>
+              </w:rPr>
+              <w:t>impedimentos</w:t>
+            </w:r>
+            <w:proofErr w:type="spellEnd"/>
+            <w:r>
+              <w:rPr>
+                <w:lang w:val="en-US"/>
+              </w:rPr>
+              <w:t xml:space="preserve"> da </w:t>
+            </w:r>
+            <w:proofErr w:type="spellStart"/>
+            <w:r>
+              <w:rPr>
+                <w:lang w:val="en-US"/>
+              </w:rPr>
+              <w:t>equipa</w:t>
+            </w:r>
+            <w:proofErr w:type="spellEnd"/>
+            <w:r>
+              <w:rPr>
+                <w:lang w:val="en-US"/>
+              </w:rPr>
+              <w:t>.</w:t>
             </w:r>
           </w:p>
         </w:tc>
@@ -8308,8 +9523,13 @@
             <w:tcW w:w="2132" w:type="dxa"/>
           </w:tcPr>
           <w:p>
-            <w:r>
-              <w:t>Development Team</w:t>
+            <w:proofErr w:type="spellStart"/>
+            <w:r>
+              <w:t>Development</w:t>
+            </w:r>
+            <w:proofErr w:type="spellEnd"/>
+            <w:r>
+              <w:t xml:space="preserve"> Team</w:t>
             </w:r>
           </w:p>
         </w:tc>
@@ -8323,8 +9543,13 @@
               <w:cnfStyle w:val="000000000000" w:firstRow="0" w:lastRow="0" w:firstColumn="0" w:lastColumn="0" w:oddVBand="0" w:evenVBand="0" w:oddHBand="0" w:evenHBand="0" w:firstRowFirstColumn="0" w:firstRowLastColumn="0" w:lastRowFirstColumn="0" w:lastRowLastColumn="0"/>
             </w:pPr>
             <w:r>
-              <w:t>Kelly Ferreira, Bianca Maluf, João Moreiro</w:t>
-            </w:r>
+              <w:t xml:space="preserve">Kelly Ferreira, Bianca Maluf, João </w:t>
+            </w:r>
+            <w:proofErr w:type="spellStart"/>
+            <w:r>
+              <w:t>Moreiro</w:t>
+            </w:r>
+            <w:proofErr w:type="spellEnd"/>
           </w:p>
         </w:tc>
         <w:tc>
@@ -8415,11 +9640,21 @@
       <w:pPr>
         <w:pStyle w:val="Ttulo2"/>
       </w:pPr>
-      <w:bookmarkStart w:id="26" w:name="_Toc231904797"/>
-      <w:r>
-        <w:t>User Stories</w:t>
-      </w:r>
-      <w:bookmarkEnd w:id="26"/>
+      <w:bookmarkStart w:id="35" w:name="_Toc231912707"/>
+      <w:proofErr w:type="spellStart"/>
+      <w:r>
+        <w:t>User</w:t>
+      </w:r>
+      <w:proofErr w:type="spellEnd"/>
+      <w:r>
+        <w:t xml:space="preserve"> </w:t>
+      </w:r>
+      <w:proofErr w:type="spellStart"/>
+      <w:r>
+        <w:t>Stories</w:t>
+      </w:r>
+      <w:bookmarkEnd w:id="35"/>
+      <w:proofErr w:type="spellEnd"/>
     </w:p>
     <w:p>
       <w:r>
@@ -8432,17 +9667,40 @@
         <w:rPr>
           <w:highlight w:val="yellow"/>
         </w:rPr>
-        <w:t>especificados os requisitos funcionais do ponto de vista do utilizador sob forma de User Stories</w:t>
-      </w:r>
-      <w:r>
+        <w:t xml:space="preserve">especificados os requisitos funcionais do ponto de vista do utilizador sob forma de </w:t>
+      </w:r>
+      <w:proofErr w:type="spellStart"/>
+      <w:r>
+        <w:rPr>
+          <w:highlight w:val="yellow"/>
+        </w:rPr>
+        <w:t>User</w:t>
+      </w:r>
+      <w:proofErr w:type="spellEnd"/>
+      <w:r>
+        <w:rPr>
+          <w:highlight w:val="yellow"/>
+        </w:rPr>
         <w:t xml:space="preserve"> </w:t>
       </w:r>
+      <w:proofErr w:type="spellStart"/>
       <w:r>
         <w:rPr>
           <w:highlight w:val="yellow"/>
         </w:rPr>
+        <w:t>Stories</w:t>
+      </w:r>
+      <w:proofErr w:type="spellEnd"/>
+      <w:r>
+        <w:t xml:space="preserve"> </w:t>
+      </w:r>
+      <w:r>
+        <w:rPr>
+          <w:highlight w:val="yellow"/>
+        </w:rPr>
         <w:t xml:space="preserve">As </w:t>
       </w:r>
+      <w:proofErr w:type="spellStart"/>
       <w:r>
         <w:rPr>
           <w:i/>
@@ -8451,23 +9709,80 @@
         </w:rPr>
         <w:t>issues</w:t>
       </w:r>
+      <w:proofErr w:type="spellEnd"/>
       <w:r>
         <w:rPr>
           <w:highlight w:val="yellow"/>
         </w:rPr>
-        <w:t xml:space="preserve"> devem ser estimadas em Story Points utilizando a sequência de Fibonacci: 1, 2, 3, 5, 8, 13, 20</w:t>
-      </w:r>
+        <w:t xml:space="preserve"> devem ser estimadas em </w:t>
+      </w:r>
+      <w:proofErr w:type="spellStart"/>
       <w:r>
         <w:rPr>
           <w:highlight w:val="yellow"/>
         </w:rPr>
+        <w:t>Story</w:t>
+      </w:r>
+      <w:proofErr w:type="spellEnd"/>
+      <w:r>
+        <w:rPr>
+          <w:highlight w:val="yellow"/>
+        </w:rPr>
         <w:t xml:space="preserve"> </w:t>
       </w:r>
+      <w:proofErr w:type="spellStart"/>
       <w:r>
         <w:rPr>
           <w:highlight w:val="yellow"/>
         </w:rPr>
-        <w:t>(máx).&gt;</w:t>
+        <w:t>Points</w:t>
+      </w:r>
+      <w:proofErr w:type="spellEnd"/>
+      <w:r>
+        <w:rPr>
+          <w:highlight w:val="yellow"/>
+        </w:rPr>
+        <w:t xml:space="preserve"> utilizando a sequência de </w:t>
+      </w:r>
+      <w:proofErr w:type="spellStart"/>
+      <w:r>
+        <w:rPr>
+          <w:highlight w:val="yellow"/>
+        </w:rPr>
+        <w:t>Fibonacci</w:t>
+      </w:r>
+      <w:proofErr w:type="spellEnd"/>
+      <w:r>
+        <w:rPr>
+          <w:highlight w:val="yellow"/>
+        </w:rPr>
+        <w:t>: 1, 2, 3, 5, 8, 13, 20</w:t>
+      </w:r>
+      <w:r>
+        <w:rPr>
+          <w:highlight w:val="yellow"/>
+        </w:rPr>
+        <w:t xml:space="preserve"> </w:t>
+      </w:r>
+      <w:r>
+        <w:rPr>
+          <w:highlight w:val="yellow"/>
+        </w:rPr>
+        <w:t>(</w:t>
+      </w:r>
+      <w:proofErr w:type="spellStart"/>
+      <w:r>
+        <w:rPr>
+          <w:highlight w:val="yellow"/>
+        </w:rPr>
+        <w:t>máx</w:t>
+      </w:r>
+      <w:proofErr w:type="spellEnd"/>
+      <w:r>
+        <w:rPr>
+          <w:highlight w:val="yellow"/>
+        </w:rPr>
+        <w:t>).&gt;</w:t>
       </w:r>
     </w:p>
     <w:p>
@@ -8564,7 +9879,21 @@
         <w:rPr>
           <w:highlight w:val="yellow"/>
         </w:rPr>
-        <w:t>Focar nestes 3 e evitar o Como (excluir aspetos de desenho, interface design statements).</w:t>
+        <w:t xml:space="preserve">Focar nestes 3 e evitar o Como (excluir aspetos de desenho, interface design </w:t>
+      </w:r>
+      <w:proofErr w:type="spellStart"/>
+      <w:r>
+        <w:rPr>
+          <w:highlight w:val="yellow"/>
+        </w:rPr>
+        <w:t>statements</w:t>
+      </w:r>
+      <w:proofErr w:type="spellEnd"/>
+      <w:r>
+        <w:rPr>
+          <w:highlight w:val="yellow"/>
+        </w:rPr>
+        <w:t>).</w:t>
       </w:r>
     </w:p>
     <w:p>
@@ -8610,7 +9939,35 @@
         <w:rPr>
           <w:highlight w:val="yellow"/>
         </w:rPr>
-        <w:t>].” – como é que o desejo imediato deles para fazer algo se integra na big picture? Qual o objetivo geral que estão a tentar atingir? Qual o principal problema que precisa de ser resolvido?</w:t>
+        <w:t xml:space="preserve">].” – como é que o desejo imediato deles para fazer algo se integra na </w:t>
+      </w:r>
+      <w:proofErr w:type="spellStart"/>
+      <w:r>
+        <w:rPr>
+          <w:highlight w:val="yellow"/>
+        </w:rPr>
+        <w:t>big</w:t>
+      </w:r>
+      <w:proofErr w:type="spellEnd"/>
+      <w:r>
+        <w:rPr>
+          <w:highlight w:val="yellow"/>
+        </w:rPr>
+        <w:t xml:space="preserve"> </w:t>
+      </w:r>
+      <w:proofErr w:type="spellStart"/>
+      <w:r>
+        <w:rPr>
+          <w:highlight w:val="yellow"/>
+        </w:rPr>
+        <w:t>picture</w:t>
+      </w:r>
+      <w:proofErr w:type="spellEnd"/>
+      <w:r>
+        <w:rPr>
+          <w:highlight w:val="yellow"/>
+        </w:rPr>
+        <w:t>? Qual o objetivo geral que estão a tentar atingir? Qual o principal problema que precisa de ser resolvido?</w:t>
       </w:r>
     </w:p>
     <w:p/>
@@ -8693,7 +10050,7 @@
                 <w:b w:val="0"/>
                 <w:bCs w:val="0"/>
               </w:rPr>
-              <w:t>Efetuar Login</w:t>
+              <w:t>Registo de utilizador</w:t>
             </w:r>
           </w:p>
         </w:tc>
@@ -8740,7 +10097,14 @@
                 <w:b w:val="0"/>
                 <w:bCs w:val="0"/>
               </w:rPr>
-              <w:t>Como utilizador quero efetuar Login com nome de usuário e palavra-passe para ter acesso à aplicação de forma segura.</w:t>
+              <w:t xml:space="preserve">Como utilizador </w:t>
+            </w:r>
+            <w:r>
+              <w:rPr>
+                <w:b w:val="0"/>
+                <w:bCs w:val="0"/>
+              </w:rPr>
+              <w:t>e membro do agregado familiar, quero registar-me na aplicação para poder aceder ao sistema.</w:t>
             </w:r>
           </w:p>
           <w:p>
@@ -8770,14 +10134,7 @@
                 <w:b w:val="0"/>
                 <w:bCs w:val="0"/>
               </w:rPr>
-              <w:t>A conta do usuário deve existir</w:t>
-            </w:r>
-            <w:r>
-              <w:rPr>
-                <w:b w:val="0"/>
-                <w:bCs w:val="0"/>
-              </w:rPr>
-              <w:t>;</w:t>
+              <w:t>Deve ser possível criar um utilizador novo;</w:t>
             </w:r>
           </w:p>
           <w:p>
@@ -8799,14 +10156,23 @@
                 <w:b w:val="0"/>
                 <w:bCs w:val="0"/>
               </w:rPr>
-              <w:t>A palavra-passe deve estar correta</w:t>
-            </w:r>
-            <w:r>
-              <w:rPr>
-                <w:b w:val="0"/>
-                <w:bCs w:val="0"/>
-              </w:rPr>
-              <w:t>;</w:t>
+              <w:t xml:space="preserve">O </w:t>
+            </w:r>
+            <w:proofErr w:type="spellStart"/>
+            <w:r>
+              <w:rPr>
+                <w:b w:val="0"/>
+                <w:bCs w:val="0"/>
+              </w:rPr>
+              <w:t>username</w:t>
+            </w:r>
+            <w:proofErr w:type="spellEnd"/>
+            <w:r>
+              <w:rPr>
+                <w:b w:val="0"/>
+                <w:bCs w:val="0"/>
+              </w:rPr>
+              <w:t xml:space="preserve"> deve ser único;</w:t>
             </w:r>
           </w:p>
           <w:p>
@@ -8828,95 +10194,23 @@
                 <w:b w:val="0"/>
                 <w:bCs w:val="0"/>
               </w:rPr>
-              <w:t>Apenas usuários registados devem ter acesso.</w:t>
-            </w:r>
-          </w:p>
-        </w:tc>
-      </w:tr>
-      <w:tr>
-        <w:trPr>
-          <w:cnfStyle w:val="000000100000" w:firstRow="0" w:lastRow="0" w:firstColumn="0" w:lastColumn="0" w:oddVBand="0" w:evenVBand="0" w:oddHBand="1" w:evenHBand="0" w:firstRowFirstColumn="0" w:firstRowLastColumn="0" w:lastRowFirstColumn="0" w:lastRowLastColumn="0"/>
-        </w:trPr>
-        <w:tc>
-          <w:tcPr>
-            <w:cnfStyle w:val="001000000000" w:firstRow="0" w:lastRow="0" w:firstColumn="1" w:lastColumn="0" w:oddVBand="0" w:evenVBand="0" w:oddHBand="0" w:evenHBand="0" w:firstRowFirstColumn="0" w:firstRowLastColumn="0" w:lastRowFirstColumn="0" w:lastRowLastColumn="0"/>
-            <w:tcW w:w="8647" w:type="dxa"/>
-          </w:tcPr>
-          <w:p>
-            <w:r>
-              <w:t>Título</w:t>
-            </w:r>
-            <w:r>
-              <w:t xml:space="preserve">: </w:t>
-            </w:r>
-            <w:r>
-              <w:rPr>
-                <w:b w:val="0"/>
-                <w:bCs w:val="0"/>
-              </w:rPr>
-              <w:t xml:space="preserve">US2 – </w:t>
-            </w:r>
-            <w:r>
-              <w:rPr>
-                <w:b w:val="0"/>
-                <w:bCs w:val="0"/>
-              </w:rPr>
-              <w:t>Registar Utilizador</w:t>
-            </w:r>
-          </w:p>
-        </w:tc>
-        <w:tc>
-          <w:tcPr>
-            <w:tcW w:w="992" w:type="dxa"/>
-          </w:tcPr>
-          <w:p>
-            <w:pPr>
-              <w:cnfStyle w:val="000000100000" w:firstRow="0" w:lastRow="0" w:firstColumn="0" w:lastColumn="0" w:oddVBand="0" w:evenVBand="0" w:oddHBand="1" w:evenHBand="0" w:firstRowFirstColumn="0" w:firstRowLastColumn="0" w:lastRowFirstColumn="0" w:lastRowLastColumn="0"/>
-            </w:pPr>
-            <w:r>
-              <w:rPr>
-                <w:b/>
-                <w:bCs/>
-              </w:rPr>
-              <w:t>SP</w:t>
-            </w:r>
-            <w:r>
-              <w:t>: 5</w:t>
-            </w:r>
-          </w:p>
-        </w:tc>
-      </w:tr>
-      <w:tr>
-        <w:tc>
-          <w:tcPr>
-            <w:cnfStyle w:val="001000000000" w:firstRow="0" w:lastRow="0" w:firstColumn="1" w:lastColumn="0" w:oddVBand="0" w:evenVBand="0" w:oddHBand="0" w:evenHBand="0" w:firstRowFirstColumn="0" w:firstRowLastColumn="0" w:lastRowFirstColumn="0" w:lastRowLastColumn="0"/>
-            <w:tcW w:w="9639" w:type="dxa"/>
-            <w:gridSpan w:val="2"/>
-          </w:tcPr>
-          <w:p>
-            <w:pPr>
-              <w:rPr>
-                <w:b w:val="0"/>
-                <w:bCs w:val="0"/>
-              </w:rPr>
-            </w:pPr>
-            <w:r>
-              <w:t xml:space="preserve">Descrição: </w:t>
-            </w:r>
-            <w:r>
-              <w:rPr>
-                <w:b w:val="0"/>
-                <w:bCs w:val="0"/>
-              </w:rPr>
-              <w:t>Como utilizador quero poder registar-me na plataforma para poder usufruir da aplicação.</w:t>
-            </w:r>
-          </w:p>
-          <w:p>
-            <w:r>
-              <w:t>Critérios de Aceitação</w:t>
-            </w:r>
-            <w:r>
-              <w:t>:</w:t>
+              <w:t xml:space="preserve">Devem ser preenchidos </w:t>
+            </w:r>
+            <w:proofErr w:type="spellStart"/>
+            <w:r>
+              <w:rPr>
+                <w:b w:val="0"/>
+                <w:bCs w:val="0"/>
+              </w:rPr>
+              <w:t>username</w:t>
+            </w:r>
+            <w:proofErr w:type="spellEnd"/>
+            <w:r>
+              <w:rPr>
+                <w:b w:val="0"/>
+                <w:bCs w:val="0"/>
+              </w:rPr>
+              <w:t xml:space="preserve"> e password;</w:t>
             </w:r>
           </w:p>
           <w:p>
@@ -8938,7 +10232,102 @@
                 <w:b w:val="0"/>
                 <w:bCs w:val="0"/>
               </w:rPr>
-              <w:t>Username obrigatório;</w:t>
+              <w:t>O utilizador fica disponível para o login após o registo.</w:t>
+            </w:r>
+          </w:p>
+        </w:tc>
+      </w:tr>
+      <w:tr>
+        <w:trPr>
+          <w:cnfStyle w:val="000000100000" w:firstRow="0" w:lastRow="0" w:firstColumn="0" w:lastColumn="0" w:oddVBand="0" w:evenVBand="0" w:oddHBand="1" w:evenHBand="0" w:firstRowFirstColumn="0" w:firstRowLastColumn="0" w:lastRowFirstColumn="0" w:lastRowLastColumn="0"/>
+        </w:trPr>
+        <w:tc>
+          <w:tcPr>
+            <w:cnfStyle w:val="001000000000" w:firstRow="0" w:lastRow="0" w:firstColumn="1" w:lastColumn="0" w:oddVBand="0" w:evenVBand="0" w:oddHBand="0" w:evenHBand="0" w:firstRowFirstColumn="0" w:firstRowLastColumn="0" w:lastRowFirstColumn="0" w:lastRowLastColumn="0"/>
+            <w:tcW w:w="8647" w:type="dxa"/>
+          </w:tcPr>
+          <w:p>
+            <w:r>
+              <w:t>Título</w:t>
+            </w:r>
+            <w:r>
+              <w:t xml:space="preserve">: </w:t>
+            </w:r>
+            <w:r>
+              <w:rPr>
+                <w:b w:val="0"/>
+                <w:bCs w:val="0"/>
+              </w:rPr>
+              <w:t xml:space="preserve">US2 – </w:t>
+            </w:r>
+            <w:r>
+              <w:rPr>
+                <w:b w:val="0"/>
+                <w:bCs w:val="0"/>
+              </w:rPr>
+              <w:t>Autenticação do utilizador</w:t>
+            </w:r>
+          </w:p>
+        </w:tc>
+        <w:tc>
+          <w:tcPr>
+            <w:tcW w:w="992" w:type="dxa"/>
+          </w:tcPr>
+          <w:p>
+            <w:pPr>
+              <w:cnfStyle w:val="000000100000" w:firstRow="0" w:lastRow="0" w:firstColumn="0" w:lastColumn="0" w:oddVBand="0" w:evenVBand="0" w:oddHBand="1" w:evenHBand="0" w:firstRowFirstColumn="0" w:firstRowLastColumn="0" w:lastRowFirstColumn="0" w:lastRowLastColumn="0"/>
+            </w:pPr>
+            <w:r>
+              <w:rPr>
+                <w:b/>
+                <w:bCs/>
+              </w:rPr>
+              <w:t>SP</w:t>
+            </w:r>
+            <w:r>
+              <w:t>: 5</w:t>
+            </w:r>
+          </w:p>
+        </w:tc>
+      </w:tr>
+      <w:tr>
+        <w:tc>
+          <w:tcPr>
+            <w:cnfStyle w:val="001000000000" w:firstRow="0" w:lastRow="0" w:firstColumn="1" w:lastColumn="0" w:oddVBand="0" w:evenVBand="0" w:oddHBand="0" w:evenHBand="0" w:firstRowFirstColumn="0" w:firstRowLastColumn="0" w:lastRowFirstColumn="0" w:lastRowLastColumn="0"/>
+            <w:tcW w:w="9639" w:type="dxa"/>
+            <w:gridSpan w:val="2"/>
+          </w:tcPr>
+          <w:p>
+            <w:pPr>
+              <w:rPr>
+                <w:b w:val="0"/>
+                <w:bCs w:val="0"/>
+              </w:rPr>
+            </w:pPr>
+            <w:r>
+              <w:t xml:space="preserve">Descrição: </w:t>
+            </w:r>
+            <w:r>
+              <w:rPr>
+                <w:b w:val="0"/>
+                <w:bCs w:val="0"/>
+              </w:rPr>
+              <w:t>Como utilizador</w:t>
+            </w:r>
+            <w:r>
+              <w:rPr>
+                <w:b w:val="0"/>
+                <w:bCs w:val="0"/>
+              </w:rPr>
+              <w:t>, quero efetuar o login para aceder às funcionalidades da aplicação.</w:t>
+            </w:r>
+          </w:p>
+          <w:p>
+            <w:r>
+              <w:t>Critérios de Aceitação</w:t>
+            </w:r>
+            <w:r>
+              <w:t>:</w:t>
             </w:r>
           </w:p>
           <w:p>
@@ -8960,7 +10349,23 @@
                 <w:b w:val="0"/>
                 <w:bCs w:val="0"/>
               </w:rPr>
-              <w:t>Password obrigatória;</w:t>
+              <w:t xml:space="preserve">O sistema deve validar </w:t>
+            </w:r>
+            <w:proofErr w:type="spellStart"/>
+            <w:r>
+              <w:rPr>
+                <w:b w:val="0"/>
+                <w:bCs w:val="0"/>
+              </w:rPr>
+              <w:t>Username</w:t>
+            </w:r>
+            <w:proofErr w:type="spellEnd"/>
+            <w:r>
+              <w:rPr>
+                <w:b w:val="0"/>
+                <w:bCs w:val="0"/>
+              </w:rPr>
+              <w:t xml:space="preserve"> e password;</w:t>
             </w:r>
           </w:p>
           <w:p>
@@ -8982,7 +10387,51 @@
                 <w:b w:val="0"/>
                 <w:bCs w:val="0"/>
               </w:rPr>
-              <w:t>Guardar na base de dados.</w:t>
+              <w:t>Apenas utilizadores existentes podem entrar;</w:t>
+            </w:r>
+          </w:p>
+          <w:p>
+            <w:pPr>
+              <w:pStyle w:val="PargrafodaLista"/>
+              <w:numPr>
+                <w:ilvl w:val="0"/>
+                <w:numId w:val="5"/>
+              </w:numPr>
+              <w:ind w:left="527" w:hanging="357"/>
+              <w:contextualSpacing w:val="0"/>
+              <w:rPr>
+                <w:b w:val="0"/>
+                <w:bCs w:val="0"/>
+              </w:rPr>
+            </w:pPr>
+            <w:r>
+              <w:rPr>
+                <w:b w:val="0"/>
+                <w:bCs w:val="0"/>
+              </w:rPr>
+              <w:t>O utilizador autenticado deve ficar associado à sessão atual;</w:t>
+            </w:r>
+          </w:p>
+          <w:p>
+            <w:pPr>
+              <w:pStyle w:val="PargrafodaLista"/>
+              <w:numPr>
+                <w:ilvl w:val="0"/>
+                <w:numId w:val="5"/>
+              </w:numPr>
+              <w:ind w:left="527" w:hanging="357"/>
+              <w:contextualSpacing w:val="0"/>
+              <w:rPr>
+                <w:b w:val="0"/>
+                <w:bCs w:val="0"/>
+              </w:rPr>
+            </w:pPr>
+            <w:r>
+              <w:rPr>
+                <w:b w:val="0"/>
+                <w:bCs w:val="0"/>
+              </w:rPr>
+              <w:t>Deve ser apresentada uma mensagem de erro para credenciais inválidas.</w:t>
             </w:r>
           </w:p>
         </w:tc>
@@ -9035,7 +10484,7 @@
                 <w:b w:val="0"/>
                 <w:bCs w:val="0"/>
               </w:rPr>
-              <w:t>Consultar tipos de artigo</w:t>
+              <w:t>gestão de utilizadores</w:t>
             </w:r>
           </w:p>
         </w:tc>
@@ -9058,7 +10507,10 @@
               <w:t>:</w:t>
             </w:r>
             <w:r>
-              <w:t xml:space="preserve"> 3</w:t>
+              <w:t xml:space="preserve"> </w:t>
+            </w:r>
+            <w:r>
+              <w:t>5</w:t>
             </w:r>
           </w:p>
         </w:tc>
@@ -9183,7 +10635,14 @@
                 <w:b w:val="0"/>
                 <w:bCs w:val="0"/>
               </w:rPr>
-              <w:t xml:space="preserve"> – Criar lista de compras</w:t>
+              <w:t xml:space="preserve"> – </w:t>
+            </w:r>
+            <w:r>
+              <w:rPr>
+                <w:b w:val="0"/>
+                <w:bCs w:val="0"/>
+              </w:rPr>
+              <w:t>Gestão de tipos de artigo</w:t>
             </w:r>
           </w:p>
         </w:tc>
@@ -9213,7 +10672,10 @@
               <w:t>:</w:t>
             </w:r>
             <w:r>
-              <w:t xml:space="preserve"> 8</w:t>
+              <w:t xml:space="preserve"> </w:t>
+            </w:r>
+            <w:r>
+              <w:t>3</w:t>
             </w:r>
           </w:p>
         </w:tc>
@@ -9285,6 +10747,7 @@
                 <w:b w:val="0"/>
                 <w:bCs w:val="0"/>
               </w:rPr>
+              <w:lastRenderedPageBreak/>
               <w:t>Deve ser possível adicionar itens previstos.</w:t>
             </w:r>
           </w:p>
@@ -9307,6 +10770,7 @@
               </w:rPr>
             </w:pPr>
             <w:r>
+              <w:lastRenderedPageBreak/>
               <w:t>Título</w:t>
             </w:r>
             <w:r>
@@ -9331,7 +10795,14 @@
                 <w:b w:val="0"/>
                 <w:bCs w:val="0"/>
               </w:rPr>
-              <w:t xml:space="preserve"> – Editar lista de compras</w:t>
+              <w:t xml:space="preserve"> – </w:t>
+            </w:r>
+            <w:r>
+              <w:rPr>
+                <w:b w:val="0"/>
+                <w:bCs w:val="0"/>
+              </w:rPr>
+              <w:t>gestão de artigos</w:t>
             </w:r>
           </w:p>
         </w:tc>
@@ -9374,7 +10845,6 @@
               </w:rPr>
             </w:pPr>
             <w:r>
-              <w:lastRenderedPageBreak/>
               <w:t>Descrição:</w:t>
             </w:r>
             <w:r>
@@ -9613,11 +11083,124 @@
         </w:tc>
       </w:tr>
       <w:tr>
+        <w:trPr>
+          <w:gridAfter w:val="1"/>
+          <w:wAfter w:w="992" w:type="dxa"/>
+        </w:trPr>
         <w:tc>
           <w:tcPr>
             <w:cnfStyle w:val="001000000000" w:firstRow="0" w:lastRow="0" w:firstColumn="1" w:lastColumn="0" w:oddVBand="0" w:evenVBand="0" w:oddHBand="0" w:evenHBand="0" w:firstRowFirstColumn="0" w:firstRowLastColumn="0" w:lastRowFirstColumn="0" w:lastRowLastColumn="0"/>
             <w:tcW w:w="8647" w:type="dxa"/>
           </w:tcPr>
+          <w:p>
+            <w:r>
+              <w:t>Título</w:t>
+            </w:r>
+            <w:r>
+              <w:t xml:space="preserve">: </w:t>
+            </w:r>
+            <w:r>
+              <w:rPr>
+                <w:b w:val="0"/>
+                <w:bCs w:val="0"/>
+              </w:rPr>
+              <w:t>US</w:t>
+            </w:r>
+            <w:r>
+              <w:rPr>
+                <w:b w:val="0"/>
+                <w:bCs w:val="0"/>
+              </w:rPr>
+              <w:t>7</w:t>
+            </w:r>
+            <w:r>
+              <w:rPr>
+                <w:b w:val="0"/>
+                <w:bCs w:val="0"/>
+              </w:rPr>
+              <w:t xml:space="preserve"> – Gestão de </w:t>
+            </w:r>
+            <w:r>
+              <w:rPr>
+                <w:b w:val="0"/>
+                <w:bCs w:val="0"/>
+              </w:rPr>
+              <w:t>compras</w:t>
+            </w:r>
+          </w:p>
+        </w:tc>
+      </w:tr>
+      <w:tr>
+        <w:trPr>
+          <w:cnfStyle w:val="000000100000" w:firstRow="0" w:lastRow="0" w:firstColumn="0" w:lastColumn="0" w:oddVBand="0" w:evenVBand="0" w:oddHBand="1" w:evenHBand="0" w:firstRowFirstColumn="0" w:firstRowLastColumn="0" w:lastRowFirstColumn="0" w:lastRowLastColumn="0"/>
+        </w:trPr>
+        <w:tc>
+          <w:tcPr>
+            <w:cnfStyle w:val="001000000000" w:firstRow="0" w:lastRow="0" w:firstColumn="1" w:lastColumn="0" w:oddVBand="0" w:evenVBand="0" w:oddHBand="0" w:evenHBand="0" w:firstRowFirstColumn="0" w:firstRowLastColumn="0" w:lastRowFirstColumn="0" w:lastRowLastColumn="0"/>
+            <w:tcW w:w="8647" w:type="dxa"/>
+          </w:tcPr>
+          <w:p>
+            <w:pPr>
+              <w:rPr>
+                <w:b w:val="0"/>
+                <w:bCs w:val="0"/>
+              </w:rPr>
+            </w:pPr>
+            <w:r>
+              <w:t>Descrição</w:t>
+            </w:r>
+          </w:p>
+          <w:p>
+            <w:r>
+              <w:t>Critérios de Aceitação</w:t>
+            </w:r>
+            <w:r>
+              <w:t>:</w:t>
+            </w:r>
+          </w:p>
+          <w:p>
+            <w:pPr>
+              <w:pStyle w:val="PargrafodaLista"/>
+              <w:numPr>
+                <w:ilvl w:val="0"/>
+                <w:numId w:val="6"/>
+              </w:numPr>
+            </w:pPr>
+          </w:p>
+        </w:tc>
+        <w:tc>
+          <w:tcPr>
+            <w:tcW w:w="992" w:type="dxa"/>
+            <w:shd w:val="nil"/>
+          </w:tcPr>
+          <w:p>
+            <w:pPr>
+              <w:spacing w:after="160"/>
+              <w:jc w:val="left"/>
+              <w:cnfStyle w:val="000000100000" w:firstRow="0" w:lastRow="0" w:firstColumn="0" w:lastColumn="0" w:oddVBand="0" w:evenVBand="0" w:oddHBand="1" w:evenHBand="0" w:firstRowFirstColumn="0" w:firstRowLastColumn="0" w:lastRowFirstColumn="0" w:lastRowLastColumn="0"/>
+            </w:pPr>
+            <w:r>
+              <w:rPr>
+                <w:b/>
+                <w:bCs/>
+              </w:rPr>
+              <w:t>SP</w:t>
+            </w:r>
+            <w:r>
+              <w:t xml:space="preserve">: </w:t>
+            </w:r>
+            <w:r>
+              <w:t>3</w:t>
+            </w:r>
+          </w:p>
+        </w:tc>
+      </w:tr>
+      <w:tr>
+        <w:tc>
+          <w:tcPr>
+            <w:cnfStyle w:val="001000000000" w:firstRow="0" w:lastRow="0" w:firstColumn="1" w:lastColumn="0" w:oddVBand="0" w:evenVBand="0" w:oddHBand="0" w:evenHBand="0" w:firstRowFirstColumn="0" w:firstRowLastColumn="0" w:lastRowFirstColumn="0" w:lastRowLastColumn="0"/>
+            <w:tcW w:w="8647" w:type="dxa"/>
+          </w:tcPr>
           <w:p/>
         </w:tc>
         <w:tc>
@@ -9626,23 +11209,1546 @@
           </w:tcPr>
           <w:p>
             <w:pPr>
+              <w:spacing w:after="160"/>
+              <w:jc w:val="left"/>
               <w:cnfStyle w:val="000000000000" w:firstRow="0" w:lastRow="0" w:firstColumn="0" w:lastColumn="0" w:oddVBand="0" w:evenVBand="0" w:oddHBand="0" w:evenHBand="0" w:firstRowFirstColumn="0" w:firstRowLastColumn="0" w:lastRowFirstColumn="0" w:lastRowLastColumn="0"/>
             </w:pPr>
           </w:p>
+        </w:tc>
+      </w:tr>
+      <w:tr>
+        <w:trPr>
+          <w:cnfStyle w:val="000000100000" w:firstRow="0" w:lastRow="0" w:firstColumn="0" w:lastColumn="0" w:oddVBand="0" w:evenVBand="0" w:oddHBand="1" w:evenHBand="0" w:firstRowFirstColumn="0" w:firstRowLastColumn="0" w:lastRowFirstColumn="0" w:lastRowLastColumn="0"/>
+        </w:trPr>
+        <w:tc>
+          <w:tcPr>
+            <w:cnfStyle w:val="001000000000" w:firstRow="0" w:lastRow="0" w:firstColumn="1" w:lastColumn="0" w:oddVBand="0" w:evenVBand="0" w:oddHBand="0" w:evenHBand="0" w:firstRowFirstColumn="0" w:firstRowLastColumn="0" w:lastRowFirstColumn="0" w:lastRowLastColumn="0"/>
+            <w:tcW w:w="8647" w:type="dxa"/>
+          </w:tcPr>
+          <w:p/>
+        </w:tc>
+        <w:tc>
+          <w:tcPr>
+            <w:tcW w:w="992" w:type="dxa"/>
+            <w:shd w:val="nil"/>
+          </w:tcPr>
+          <w:p>
+            <w:pPr>
+              <w:spacing w:after="160"/>
+              <w:jc w:val="left"/>
+              <w:cnfStyle w:val="000000100000" w:firstRow="0" w:lastRow="0" w:firstColumn="0" w:lastColumn="0" w:oddVBand="0" w:evenVBand="0" w:oddHBand="1" w:evenHBand="0" w:firstRowFirstColumn="0" w:firstRowLastColumn="0" w:lastRowFirstColumn="0" w:lastRowLastColumn="0"/>
+            </w:pPr>
+          </w:p>
+        </w:tc>
+      </w:tr>
+      <w:tr>
+        <w:trPr>
+          <w:gridAfter w:val="1"/>
+          <w:wAfter w:w="992" w:type="dxa"/>
+        </w:trPr>
+        <w:tc>
+          <w:tcPr>
+            <w:cnfStyle w:val="001000000000" w:firstRow="0" w:lastRow="0" w:firstColumn="1" w:lastColumn="0" w:oddVBand="0" w:evenVBand="0" w:oddHBand="0" w:evenHBand="0" w:firstRowFirstColumn="0" w:firstRowLastColumn="0" w:lastRowFirstColumn="0" w:lastRowLastColumn="0"/>
+            <w:tcW w:w="8647" w:type="dxa"/>
+          </w:tcPr>
+          <w:p>
+            <w:r>
+              <w:t>Título</w:t>
+            </w:r>
+            <w:r>
+              <w:t xml:space="preserve">: </w:t>
+            </w:r>
+            <w:r>
+              <w:rPr>
+                <w:b w:val="0"/>
+                <w:bCs w:val="0"/>
+              </w:rPr>
+              <w:t>US8 – criar lista de compras</w:t>
+            </w:r>
+          </w:p>
+        </w:tc>
+      </w:tr>
+      <w:tr>
+        <w:trPr>
+          <w:cnfStyle w:val="000000100000" w:firstRow="0" w:lastRow="0" w:firstColumn="0" w:lastColumn="0" w:oddVBand="0" w:evenVBand="0" w:oddHBand="1" w:evenHBand="0" w:firstRowFirstColumn="0" w:firstRowLastColumn="0" w:lastRowFirstColumn="0" w:lastRowLastColumn="0"/>
+        </w:trPr>
+        <w:tc>
+          <w:tcPr>
+            <w:cnfStyle w:val="001000000000" w:firstRow="0" w:lastRow="0" w:firstColumn="1" w:lastColumn="0" w:oddVBand="0" w:evenVBand="0" w:oddHBand="0" w:evenHBand="0" w:firstRowFirstColumn="0" w:firstRowLastColumn="0" w:lastRowFirstColumn="0" w:lastRowLastColumn="0"/>
+            <w:tcW w:w="8647" w:type="dxa"/>
+          </w:tcPr>
+          <w:p>
+            <w:pPr>
+              <w:rPr>
+                <w:b w:val="0"/>
+                <w:bCs w:val="0"/>
+              </w:rPr>
+            </w:pPr>
+            <w:r>
+              <w:t xml:space="preserve">Descrição: </w:t>
+            </w:r>
+          </w:p>
+          <w:p>
+            <w:r>
+              <w:t>Critérios de Aceitação</w:t>
+            </w:r>
+            <w:r>
+              <w:t>:</w:t>
+            </w:r>
+          </w:p>
+          <w:p>
+            <w:pPr>
+              <w:pStyle w:val="PargrafodaLista"/>
+              <w:numPr>
+                <w:ilvl w:val="0"/>
+                <w:numId w:val="6"/>
+              </w:numPr>
+            </w:pPr>
+          </w:p>
+        </w:tc>
+        <w:tc>
+          <w:tcPr>
+            <w:tcW w:w="992" w:type="dxa"/>
+            <w:shd w:val="nil"/>
+          </w:tcPr>
+          <w:p>
+            <w:pPr>
+              <w:spacing w:after="160"/>
+              <w:jc w:val="left"/>
+              <w:cnfStyle w:val="000000100000" w:firstRow="0" w:lastRow="0" w:firstColumn="0" w:lastColumn="0" w:oddVBand="0" w:evenVBand="0" w:oddHBand="1" w:evenHBand="0" w:firstRowFirstColumn="0" w:firstRowLastColumn="0" w:lastRowFirstColumn="0" w:lastRowLastColumn="0"/>
+            </w:pPr>
+            <w:r>
+              <w:rPr>
+                <w:b/>
+                <w:bCs/>
+              </w:rPr>
+              <w:t>SP</w:t>
+            </w:r>
+            <w:r>
+              <w:t xml:space="preserve">: </w:t>
+            </w:r>
+            <w:r>
+              <w:t>3</w:t>
+            </w:r>
+          </w:p>
+        </w:tc>
+      </w:tr>
+      <w:tr>
+        <w:tc>
+          <w:tcPr>
+            <w:cnfStyle w:val="001000000000" w:firstRow="0" w:lastRow="0" w:firstColumn="1" w:lastColumn="0" w:oddVBand="0" w:evenVBand="0" w:oddHBand="0" w:evenHBand="0" w:firstRowFirstColumn="0" w:firstRowLastColumn="0" w:lastRowFirstColumn="0" w:lastRowLastColumn="0"/>
+            <w:tcW w:w="8647" w:type="dxa"/>
+          </w:tcPr>
+          <w:p/>
+        </w:tc>
+        <w:tc>
+          <w:tcPr>
+            <w:tcW w:w="992" w:type="dxa"/>
+          </w:tcPr>
+          <w:p>
+            <w:pPr>
+              <w:spacing w:after="160"/>
+              <w:jc w:val="left"/>
+              <w:cnfStyle w:val="000000000000" w:firstRow="0" w:lastRow="0" w:firstColumn="0" w:lastColumn="0" w:oddVBand="0" w:evenVBand="0" w:oddHBand="0" w:evenHBand="0" w:firstRowFirstColumn="0" w:firstRowLastColumn="0" w:lastRowFirstColumn="0" w:lastRowLastColumn="0"/>
+            </w:pPr>
+          </w:p>
+        </w:tc>
+      </w:tr>
+      <w:tr>
+        <w:trPr>
+          <w:cnfStyle w:val="000000100000" w:firstRow="0" w:lastRow="0" w:firstColumn="0" w:lastColumn="0" w:oddVBand="0" w:evenVBand="0" w:oddHBand="1" w:evenHBand="0" w:firstRowFirstColumn="0" w:firstRowLastColumn="0" w:lastRowFirstColumn="0" w:lastRowLastColumn="0"/>
+        </w:trPr>
+        <w:tc>
+          <w:tcPr>
+            <w:cnfStyle w:val="001000000000" w:firstRow="0" w:lastRow="0" w:firstColumn="1" w:lastColumn="0" w:oddVBand="0" w:evenVBand="0" w:oddHBand="0" w:evenHBand="0" w:firstRowFirstColumn="0" w:firstRowLastColumn="0" w:lastRowFirstColumn="0" w:lastRowLastColumn="0"/>
+            <w:tcW w:w="8647" w:type="dxa"/>
+          </w:tcPr>
+          <w:p/>
+        </w:tc>
+        <w:tc>
+          <w:tcPr>
+            <w:tcW w:w="992" w:type="dxa"/>
+            <w:shd w:val="nil"/>
+          </w:tcPr>
+          <w:p>
+            <w:pPr>
+              <w:spacing w:after="160"/>
+              <w:jc w:val="left"/>
+              <w:cnfStyle w:val="000000100000" w:firstRow="0" w:lastRow="0" w:firstColumn="0" w:lastColumn="0" w:oddVBand="0" w:evenVBand="0" w:oddHBand="1" w:evenHBand="0" w:firstRowFirstColumn="0" w:firstRowLastColumn="0" w:lastRowFirstColumn="0" w:lastRowLastColumn="0"/>
+            </w:pPr>
+          </w:p>
+        </w:tc>
+      </w:tr>
+      <w:tr>
+        <w:trPr>
+          <w:gridAfter w:val="1"/>
+          <w:wAfter w:w="992" w:type="dxa"/>
+        </w:trPr>
+        <w:tc>
+          <w:tcPr>
+            <w:cnfStyle w:val="001000000000" w:firstRow="0" w:lastRow="0" w:firstColumn="1" w:lastColumn="0" w:oddVBand="0" w:evenVBand="0" w:oddHBand="0" w:evenHBand="0" w:firstRowFirstColumn="0" w:firstRowLastColumn="0" w:lastRowFirstColumn="0" w:lastRowLastColumn="0"/>
+            <w:tcW w:w="8647" w:type="dxa"/>
+          </w:tcPr>
+          <w:p>
+            <w:r>
+              <w:t>Título</w:t>
+            </w:r>
+            <w:r>
+              <w:t xml:space="preserve">: </w:t>
+            </w:r>
+            <w:r>
+              <w:rPr>
+                <w:b w:val="0"/>
+                <w:bCs w:val="0"/>
+              </w:rPr>
+              <w:t>US9 – Adicionar artigos planeados</w:t>
+            </w:r>
+          </w:p>
+        </w:tc>
+      </w:tr>
+      <w:tr>
+        <w:trPr>
+          <w:cnfStyle w:val="000000100000" w:firstRow="0" w:lastRow="0" w:firstColumn="0" w:lastColumn="0" w:oddVBand="0" w:evenVBand="0" w:oddHBand="1" w:evenHBand="0" w:firstRowFirstColumn="0" w:firstRowLastColumn="0" w:lastRowFirstColumn="0" w:lastRowLastColumn="0"/>
+        </w:trPr>
+        <w:tc>
+          <w:tcPr>
+            <w:cnfStyle w:val="001000000000" w:firstRow="0" w:lastRow="0" w:firstColumn="1" w:lastColumn="0" w:oddVBand="0" w:evenVBand="0" w:oddHBand="0" w:evenHBand="0" w:firstRowFirstColumn="0" w:firstRowLastColumn="0" w:lastRowFirstColumn="0" w:lastRowLastColumn="0"/>
+            <w:tcW w:w="8647" w:type="dxa"/>
+          </w:tcPr>
+          <w:p>
+            <w:pPr>
+              <w:rPr>
+                <w:b w:val="0"/>
+                <w:bCs w:val="0"/>
+              </w:rPr>
+            </w:pPr>
+            <w:r>
+              <w:t xml:space="preserve">Descrição: </w:t>
+            </w:r>
+          </w:p>
+          <w:p>
+            <w:r>
+              <w:t>Critérios de Aceitação</w:t>
+            </w:r>
+            <w:r>
+              <w:t>:</w:t>
+            </w:r>
+          </w:p>
+          <w:p>
+            <w:pPr>
+              <w:pStyle w:val="PargrafodaLista"/>
+              <w:numPr>
+                <w:ilvl w:val="0"/>
+                <w:numId w:val="6"/>
+              </w:numPr>
+            </w:pPr>
+          </w:p>
+        </w:tc>
+        <w:tc>
+          <w:tcPr>
+            <w:tcW w:w="992" w:type="dxa"/>
+            <w:shd w:val="nil"/>
+          </w:tcPr>
+          <w:p>
+            <w:pPr>
+              <w:spacing w:after="160"/>
+              <w:jc w:val="left"/>
+              <w:cnfStyle w:val="000000100000" w:firstRow="0" w:lastRow="0" w:firstColumn="0" w:lastColumn="0" w:oddVBand="0" w:evenVBand="0" w:oddHBand="1" w:evenHBand="0" w:firstRowFirstColumn="0" w:firstRowLastColumn="0" w:lastRowFirstColumn="0" w:lastRowLastColumn="0"/>
+            </w:pPr>
+            <w:r>
+              <w:rPr>
+                <w:b/>
+                <w:bCs/>
+              </w:rPr>
+              <w:t>SP</w:t>
+            </w:r>
+            <w:r>
+              <w:t>: 5</w:t>
+            </w:r>
+          </w:p>
+        </w:tc>
+      </w:tr>
+      <w:tr>
+        <w:tc>
+          <w:tcPr>
+            <w:cnfStyle w:val="001000000000" w:firstRow="0" w:lastRow="0" w:firstColumn="1" w:lastColumn="0" w:oddVBand="0" w:evenVBand="0" w:oddHBand="0" w:evenHBand="0" w:firstRowFirstColumn="0" w:firstRowLastColumn="0" w:lastRowFirstColumn="0" w:lastRowLastColumn="0"/>
+            <w:tcW w:w="8647" w:type="dxa"/>
+          </w:tcPr>
+          <w:p/>
+        </w:tc>
+        <w:tc>
+          <w:tcPr>
+            <w:tcW w:w="992" w:type="dxa"/>
+          </w:tcPr>
+          <w:p>
+            <w:pPr>
+              <w:spacing w:after="160"/>
+              <w:jc w:val="left"/>
+              <w:cnfStyle w:val="000000000000" w:firstRow="0" w:lastRow="0" w:firstColumn="0" w:lastColumn="0" w:oddVBand="0" w:evenVBand="0" w:oddHBand="0" w:evenHBand="0" w:firstRowFirstColumn="0" w:firstRowLastColumn="0" w:lastRowFirstColumn="0" w:lastRowLastColumn="0"/>
+            </w:pPr>
+          </w:p>
+        </w:tc>
+      </w:tr>
+      <w:tr>
+        <w:trPr>
+          <w:cnfStyle w:val="000000100000" w:firstRow="0" w:lastRow="0" w:firstColumn="0" w:lastColumn="0" w:oddVBand="0" w:evenVBand="0" w:oddHBand="1" w:evenHBand="0" w:firstRowFirstColumn="0" w:firstRowLastColumn="0" w:lastRowFirstColumn="0" w:lastRowLastColumn="0"/>
+        </w:trPr>
+        <w:tc>
+          <w:tcPr>
+            <w:cnfStyle w:val="001000000000" w:firstRow="0" w:lastRow="0" w:firstColumn="1" w:lastColumn="0" w:oddVBand="0" w:evenVBand="0" w:oddHBand="0" w:evenHBand="0" w:firstRowFirstColumn="0" w:firstRowLastColumn="0" w:lastRowFirstColumn="0" w:lastRowLastColumn="0"/>
+            <w:tcW w:w="8647" w:type="dxa"/>
+          </w:tcPr>
+          <w:p/>
+        </w:tc>
+        <w:tc>
+          <w:tcPr>
+            <w:tcW w:w="992" w:type="dxa"/>
+            <w:shd w:val="nil"/>
+          </w:tcPr>
+          <w:p>
+            <w:pPr>
+              <w:spacing w:after="160"/>
+              <w:jc w:val="left"/>
+              <w:cnfStyle w:val="000000100000" w:firstRow="0" w:lastRow="0" w:firstColumn="0" w:lastColumn="0" w:oddVBand="0" w:evenVBand="0" w:oddHBand="1" w:evenHBand="0" w:firstRowFirstColumn="0" w:firstRowLastColumn="0" w:lastRowFirstColumn="0" w:lastRowLastColumn="0"/>
+            </w:pPr>
+          </w:p>
+        </w:tc>
+      </w:tr>
+      <w:tr>
+        <w:tc>
+          <w:tcPr>
+            <w:cnfStyle w:val="001000000000" w:firstRow="0" w:lastRow="0" w:firstColumn="1" w:lastColumn="0" w:oddVBand="0" w:evenVBand="0" w:oddHBand="0" w:evenHBand="0" w:firstRowFirstColumn="0" w:firstRowLastColumn="0" w:lastRowFirstColumn="0" w:lastRowLastColumn="0"/>
+            <w:tcW w:w="8647" w:type="dxa"/>
+          </w:tcPr>
+          <w:p>
+            <w:r>
+              <w:t>Título</w:t>
+            </w:r>
+            <w:r>
+              <w:t xml:space="preserve">: </w:t>
+            </w:r>
+            <w:r>
+              <w:rPr>
+                <w:b w:val="0"/>
+                <w:bCs w:val="0"/>
+              </w:rPr>
+              <w:t>US10 – gerir listas de compras</w:t>
+            </w:r>
+          </w:p>
+        </w:tc>
+        <w:tc>
+          <w:tcPr>
+            <w:tcW w:w="992" w:type="dxa"/>
+          </w:tcPr>
+          <w:p>
+            <w:pPr>
+              <w:spacing w:after="160"/>
+              <w:jc w:val="left"/>
+              <w:cnfStyle w:val="000000000000" w:firstRow="0" w:lastRow="0" w:firstColumn="0" w:lastColumn="0" w:oddVBand="0" w:evenVBand="0" w:oddHBand="0" w:evenHBand="0" w:firstRowFirstColumn="0" w:firstRowLastColumn="0" w:lastRowFirstColumn="0" w:lastRowLastColumn="0"/>
+            </w:pPr>
+            <w:r>
+              <w:rPr>
+                <w:b/>
+                <w:bCs/>
+              </w:rPr>
+              <w:t>SP</w:t>
+            </w:r>
+            <w:r>
+              <w:t>: 5</w:t>
+            </w:r>
+          </w:p>
+        </w:tc>
+      </w:tr>
+      <w:tr>
+        <w:trPr>
+          <w:cnfStyle w:val="000000100000" w:firstRow="0" w:lastRow="0" w:firstColumn="0" w:lastColumn="0" w:oddVBand="0" w:evenVBand="0" w:oddHBand="1" w:evenHBand="0" w:firstRowFirstColumn="0" w:firstRowLastColumn="0" w:lastRowFirstColumn="0" w:lastRowLastColumn="0"/>
+        </w:trPr>
+        <w:tc>
+          <w:tcPr>
+            <w:cnfStyle w:val="001000000000" w:firstRow="0" w:lastRow="0" w:firstColumn="1" w:lastColumn="0" w:oddVBand="0" w:evenVBand="0" w:oddHBand="0" w:evenHBand="0" w:firstRowFirstColumn="0" w:firstRowLastColumn="0" w:lastRowFirstColumn="0" w:lastRowLastColumn="0"/>
+            <w:tcW w:w="8647" w:type="dxa"/>
+          </w:tcPr>
+          <w:p>
+            <w:pPr>
+              <w:rPr>
+                <w:b w:val="0"/>
+                <w:bCs w:val="0"/>
+              </w:rPr>
+            </w:pPr>
+            <w:r>
+              <w:t xml:space="preserve">Descrição: </w:t>
+            </w:r>
+          </w:p>
+          <w:p>
+            <w:r>
+              <w:t>Critérios de Aceitação</w:t>
+            </w:r>
+            <w:r>
+              <w:t>:</w:t>
+            </w:r>
+          </w:p>
+          <w:p>
+            <w:pPr>
+              <w:pStyle w:val="PargrafodaLista"/>
+              <w:numPr>
+                <w:ilvl w:val="0"/>
+                <w:numId w:val="6"/>
+              </w:numPr>
+            </w:pPr>
+          </w:p>
+        </w:tc>
+        <w:tc>
+          <w:tcPr>
+            <w:tcW w:w="992" w:type="dxa"/>
+            <w:shd w:val="nil"/>
+          </w:tcPr>
+          <w:p>
+            <w:pPr>
+              <w:spacing w:after="160"/>
+              <w:jc w:val="left"/>
+              <w:cnfStyle w:val="000000100000" w:firstRow="0" w:lastRow="0" w:firstColumn="0" w:lastColumn="0" w:oddVBand="0" w:evenVBand="0" w:oddHBand="1" w:evenHBand="0" w:firstRowFirstColumn="0" w:firstRowLastColumn="0" w:lastRowFirstColumn="0" w:lastRowLastColumn="0"/>
+            </w:pPr>
+          </w:p>
+        </w:tc>
+      </w:tr>
+      <w:tr>
+        <w:tc>
+          <w:tcPr>
+            <w:cnfStyle w:val="001000000000" w:firstRow="0" w:lastRow="0" w:firstColumn="1" w:lastColumn="0" w:oddVBand="0" w:evenVBand="0" w:oddHBand="0" w:evenHBand="0" w:firstRowFirstColumn="0" w:firstRowLastColumn="0" w:lastRowFirstColumn="0" w:lastRowLastColumn="0"/>
+            <w:tcW w:w="8647" w:type="dxa"/>
+          </w:tcPr>
+          <w:p/>
+        </w:tc>
+        <w:tc>
+          <w:tcPr>
+            <w:tcW w:w="992" w:type="dxa"/>
+          </w:tcPr>
+          <w:p>
+            <w:pPr>
+              <w:spacing w:after="160"/>
+              <w:jc w:val="left"/>
+              <w:cnfStyle w:val="000000000000" w:firstRow="0" w:lastRow="0" w:firstColumn="0" w:lastColumn="0" w:oddVBand="0" w:evenVBand="0" w:oddHBand="0" w:evenHBand="0" w:firstRowFirstColumn="0" w:firstRowLastColumn="0" w:lastRowFirstColumn="0" w:lastRowLastColumn="0"/>
+            </w:pPr>
+          </w:p>
+        </w:tc>
+      </w:tr>
+      <w:tr>
+        <w:trPr>
+          <w:gridAfter w:val="1"/>
+          <w:cnfStyle w:val="000000100000" w:firstRow="0" w:lastRow="0" w:firstColumn="0" w:lastColumn="0" w:oddVBand="0" w:evenVBand="0" w:oddHBand="1" w:evenHBand="0" w:firstRowFirstColumn="0" w:firstRowLastColumn="0" w:lastRowFirstColumn="0" w:lastRowLastColumn="0"/>
+          <w:wAfter w:w="992" w:type="dxa"/>
+        </w:trPr>
+        <w:tc>
+          <w:tcPr>
+            <w:cnfStyle w:val="001000000000" w:firstRow="0" w:lastRow="0" w:firstColumn="1" w:lastColumn="0" w:oddVBand="0" w:evenVBand="0" w:oddHBand="0" w:evenHBand="0" w:firstRowFirstColumn="0" w:firstRowLastColumn="0" w:lastRowFirstColumn="0" w:lastRowLastColumn="0"/>
+            <w:tcW w:w="8647" w:type="dxa"/>
+          </w:tcPr>
+          <w:p/>
+        </w:tc>
+      </w:tr>
+      <w:tr>
+        <w:tc>
+          <w:tcPr>
+            <w:cnfStyle w:val="001000000000" w:firstRow="0" w:lastRow="0" w:firstColumn="1" w:lastColumn="0" w:oddVBand="0" w:evenVBand="0" w:oddHBand="0" w:evenHBand="0" w:firstRowFirstColumn="0" w:firstRowLastColumn="0" w:lastRowFirstColumn="0" w:lastRowLastColumn="0"/>
+            <w:tcW w:w="8647" w:type="dxa"/>
+          </w:tcPr>
+          <w:p>
+            <w:r>
+              <w:t>Título</w:t>
+            </w:r>
+            <w:r>
+              <w:t xml:space="preserve">: </w:t>
+            </w:r>
+            <w:r>
+              <w:rPr>
+                <w:b w:val="0"/>
+                <w:bCs w:val="0"/>
+              </w:rPr>
+              <w:t>US11 – registar compras efetuadas</w:t>
+            </w:r>
+          </w:p>
+        </w:tc>
+        <w:tc>
+          <w:tcPr>
+            <w:tcW w:w="992" w:type="dxa"/>
+          </w:tcPr>
+          <w:p>
+            <w:pPr>
+              <w:spacing w:after="160"/>
+              <w:jc w:val="left"/>
+              <w:cnfStyle w:val="000000000000" w:firstRow="0" w:lastRow="0" w:firstColumn="0" w:lastColumn="0" w:oddVBand="0" w:evenVBand="0" w:oddHBand="0" w:evenHBand="0" w:firstRowFirstColumn="0" w:firstRowLastColumn="0" w:lastRowFirstColumn="0" w:lastRowLastColumn="0"/>
+            </w:pPr>
+            <w:r>
+              <w:rPr>
+                <w:b/>
+                <w:bCs/>
+              </w:rPr>
+              <w:t>SP</w:t>
+            </w:r>
+            <w:r>
+              <w:t xml:space="preserve">: </w:t>
+            </w:r>
+            <w:r>
+              <w:t>8</w:t>
+            </w:r>
+          </w:p>
+        </w:tc>
+      </w:tr>
+      <w:tr>
+        <w:trPr>
+          <w:cnfStyle w:val="000000100000" w:firstRow="0" w:lastRow="0" w:firstColumn="0" w:lastColumn="0" w:oddVBand="0" w:evenVBand="0" w:oddHBand="1" w:evenHBand="0" w:firstRowFirstColumn="0" w:firstRowLastColumn="0" w:lastRowFirstColumn="0" w:lastRowLastColumn="0"/>
+        </w:trPr>
+        <w:tc>
+          <w:tcPr>
+            <w:cnfStyle w:val="001000000000" w:firstRow="0" w:lastRow="0" w:firstColumn="1" w:lastColumn="0" w:oddVBand="0" w:evenVBand="0" w:oddHBand="0" w:evenHBand="0" w:firstRowFirstColumn="0" w:firstRowLastColumn="0" w:lastRowFirstColumn="0" w:lastRowLastColumn="0"/>
+            <w:tcW w:w="8647" w:type="dxa"/>
+          </w:tcPr>
+          <w:p>
+            <w:pPr>
+              <w:rPr>
+                <w:b w:val="0"/>
+                <w:bCs w:val="0"/>
+              </w:rPr>
+            </w:pPr>
+            <w:r>
+              <w:t xml:space="preserve">Descrição: </w:t>
+            </w:r>
+          </w:p>
+          <w:p>
+            <w:r>
+              <w:t>Critérios de Aceitação</w:t>
+            </w:r>
+            <w:r>
+              <w:t>:</w:t>
+            </w:r>
+          </w:p>
+          <w:p>
+            <w:pPr>
+              <w:pStyle w:val="PargrafodaLista"/>
+              <w:numPr>
+                <w:ilvl w:val="0"/>
+                <w:numId w:val="6"/>
+              </w:numPr>
+            </w:pPr>
+          </w:p>
+        </w:tc>
+        <w:tc>
+          <w:tcPr>
+            <w:tcW w:w="992" w:type="dxa"/>
+            <w:shd w:val="nil"/>
+          </w:tcPr>
+          <w:p>
+            <w:pPr>
+              <w:spacing w:after="160"/>
+              <w:jc w:val="left"/>
+              <w:cnfStyle w:val="000000100000" w:firstRow="0" w:lastRow="0" w:firstColumn="0" w:lastColumn="0" w:oddVBand="0" w:evenVBand="0" w:oddHBand="1" w:evenHBand="0" w:firstRowFirstColumn="0" w:firstRowLastColumn="0" w:lastRowFirstColumn="0" w:lastRowLastColumn="0"/>
+            </w:pPr>
+          </w:p>
+        </w:tc>
+      </w:tr>
+      <w:tr>
+        <w:tc>
+          <w:tcPr>
+            <w:cnfStyle w:val="001000000000" w:firstRow="0" w:lastRow="0" w:firstColumn="1" w:lastColumn="0" w:oddVBand="0" w:evenVBand="0" w:oddHBand="0" w:evenHBand="0" w:firstRowFirstColumn="0" w:firstRowLastColumn="0" w:lastRowFirstColumn="0" w:lastRowLastColumn="0"/>
+            <w:tcW w:w="8647" w:type="dxa"/>
+          </w:tcPr>
+          <w:p/>
+        </w:tc>
+        <w:tc>
+          <w:tcPr>
+            <w:tcW w:w="992" w:type="dxa"/>
+          </w:tcPr>
+          <w:p>
+            <w:pPr>
+              <w:spacing w:after="160"/>
+              <w:jc w:val="left"/>
+              <w:cnfStyle w:val="000000000000" w:firstRow="0" w:lastRow="0" w:firstColumn="0" w:lastColumn="0" w:oddVBand="0" w:evenVBand="0" w:oddHBand="0" w:evenHBand="0" w:firstRowFirstColumn="0" w:firstRowLastColumn="0" w:lastRowFirstColumn="0" w:lastRowLastColumn="0"/>
+            </w:pPr>
+          </w:p>
+        </w:tc>
+      </w:tr>
+      <w:tr>
+        <w:trPr>
+          <w:gridAfter w:val="1"/>
+          <w:cnfStyle w:val="000000100000" w:firstRow="0" w:lastRow="0" w:firstColumn="0" w:lastColumn="0" w:oddVBand="0" w:evenVBand="0" w:oddHBand="1" w:evenHBand="0" w:firstRowFirstColumn="0" w:firstRowLastColumn="0" w:lastRowFirstColumn="0" w:lastRowLastColumn="0"/>
+          <w:wAfter w:w="992" w:type="dxa"/>
+        </w:trPr>
+        <w:tc>
+          <w:tcPr>
+            <w:cnfStyle w:val="001000000000" w:firstRow="0" w:lastRow="0" w:firstColumn="1" w:lastColumn="0" w:oddVBand="0" w:evenVBand="0" w:oddHBand="0" w:evenHBand="0" w:firstRowFirstColumn="0" w:firstRowLastColumn="0" w:lastRowFirstColumn="0" w:lastRowLastColumn="0"/>
+            <w:tcW w:w="8647" w:type="dxa"/>
+          </w:tcPr>
+          <w:p/>
+        </w:tc>
+      </w:tr>
+      <w:tr>
+        <w:tc>
+          <w:tcPr>
+            <w:cnfStyle w:val="001000000000" w:firstRow="0" w:lastRow="0" w:firstColumn="1" w:lastColumn="0" w:oddVBand="0" w:evenVBand="0" w:oddHBand="0" w:evenHBand="0" w:firstRowFirstColumn="0" w:firstRowLastColumn="0" w:lastRowFirstColumn="0" w:lastRowLastColumn="0"/>
+            <w:tcW w:w="8647" w:type="dxa"/>
+          </w:tcPr>
+          <w:p>
+            <w:r>
+              <w:t>Título</w:t>
+            </w:r>
+            <w:r>
+              <w:t xml:space="preserve">: </w:t>
+            </w:r>
+            <w:r>
+              <w:rPr>
+                <w:b w:val="0"/>
+                <w:bCs w:val="0"/>
+              </w:rPr>
+              <w:t>US</w:t>
+            </w:r>
+            <w:r>
+              <w:rPr>
+                <w:b w:val="0"/>
+                <w:bCs w:val="0"/>
+              </w:rPr>
+              <w:t>12</w:t>
+            </w:r>
+            <w:r>
+              <w:rPr>
+                <w:b w:val="0"/>
+                <w:bCs w:val="0"/>
+              </w:rPr>
+              <w:t xml:space="preserve"> – </w:t>
+            </w:r>
+            <w:r>
+              <w:rPr>
+                <w:b w:val="0"/>
+                <w:bCs w:val="0"/>
+              </w:rPr>
+              <w:t>adicionar artigos não planeados</w:t>
+            </w:r>
+          </w:p>
+        </w:tc>
+        <w:tc>
+          <w:tcPr>
+            <w:tcW w:w="992" w:type="dxa"/>
+          </w:tcPr>
+          <w:p>
+            <w:pPr>
+              <w:spacing w:after="160"/>
+              <w:jc w:val="left"/>
+              <w:cnfStyle w:val="000000000000" w:firstRow="0" w:lastRow="0" w:firstColumn="0" w:lastColumn="0" w:oddVBand="0" w:evenVBand="0" w:oddHBand="0" w:evenHBand="0" w:firstRowFirstColumn="0" w:firstRowLastColumn="0" w:lastRowFirstColumn="0" w:lastRowLastColumn="0"/>
+            </w:pPr>
+            <w:r>
+              <w:rPr>
+                <w:b/>
+                <w:bCs/>
+              </w:rPr>
+              <w:t>SP</w:t>
+            </w:r>
+            <w:r>
+              <w:t>: 5</w:t>
+            </w:r>
+          </w:p>
+        </w:tc>
+      </w:tr>
+      <w:tr>
+        <w:trPr>
+          <w:cnfStyle w:val="000000100000" w:firstRow="0" w:lastRow="0" w:firstColumn="0" w:lastColumn="0" w:oddVBand="0" w:evenVBand="0" w:oddHBand="1" w:evenHBand="0" w:firstRowFirstColumn="0" w:firstRowLastColumn="0" w:lastRowFirstColumn="0" w:lastRowLastColumn="0"/>
+        </w:trPr>
+        <w:tc>
+          <w:tcPr>
+            <w:cnfStyle w:val="001000000000" w:firstRow="0" w:lastRow="0" w:firstColumn="1" w:lastColumn="0" w:oddVBand="0" w:evenVBand="0" w:oddHBand="0" w:evenHBand="0" w:firstRowFirstColumn="0" w:firstRowLastColumn="0" w:lastRowFirstColumn="0" w:lastRowLastColumn="0"/>
+            <w:tcW w:w="8647" w:type="dxa"/>
+          </w:tcPr>
+          <w:p>
+            <w:pPr>
+              <w:rPr>
+                <w:b w:val="0"/>
+                <w:bCs w:val="0"/>
+              </w:rPr>
+            </w:pPr>
+            <w:r>
+              <w:t xml:space="preserve">Descrição: </w:t>
+            </w:r>
+          </w:p>
+          <w:p>
+            <w:r>
+              <w:t>Critérios de Aceitação</w:t>
+            </w:r>
+            <w:r>
+              <w:t>:</w:t>
+            </w:r>
+          </w:p>
+          <w:p>
+            <w:pPr>
+              <w:pStyle w:val="PargrafodaLista"/>
+              <w:numPr>
+                <w:ilvl w:val="0"/>
+                <w:numId w:val="6"/>
+              </w:numPr>
+            </w:pPr>
+          </w:p>
+        </w:tc>
+        <w:tc>
+          <w:tcPr>
+            <w:tcW w:w="992" w:type="dxa"/>
+            <w:shd w:val="nil"/>
+          </w:tcPr>
+          <w:p>
+            <w:pPr>
+              <w:spacing w:after="160"/>
+              <w:jc w:val="left"/>
+              <w:cnfStyle w:val="000000100000" w:firstRow="0" w:lastRow="0" w:firstColumn="0" w:lastColumn="0" w:oddVBand="0" w:evenVBand="0" w:oddHBand="1" w:evenHBand="0" w:firstRowFirstColumn="0" w:firstRowLastColumn="0" w:lastRowFirstColumn="0" w:lastRowLastColumn="0"/>
+            </w:pPr>
+          </w:p>
+        </w:tc>
+      </w:tr>
+      <w:tr>
+        <w:tc>
+          <w:tcPr>
+            <w:cnfStyle w:val="001000000000" w:firstRow="0" w:lastRow="0" w:firstColumn="1" w:lastColumn="0" w:oddVBand="0" w:evenVBand="0" w:oddHBand="0" w:evenHBand="0" w:firstRowFirstColumn="0" w:firstRowLastColumn="0" w:lastRowFirstColumn="0" w:lastRowLastColumn="0"/>
+            <w:tcW w:w="8647" w:type="dxa"/>
+          </w:tcPr>
+          <w:p/>
+        </w:tc>
+        <w:tc>
+          <w:tcPr>
+            <w:tcW w:w="992" w:type="dxa"/>
+          </w:tcPr>
+          <w:p>
+            <w:pPr>
+              <w:spacing w:after="160"/>
+              <w:jc w:val="left"/>
+              <w:cnfStyle w:val="000000000000" w:firstRow="0" w:lastRow="0" w:firstColumn="0" w:lastColumn="0" w:oddVBand="0" w:evenVBand="0" w:oddHBand="0" w:evenHBand="0" w:firstRowFirstColumn="0" w:firstRowLastColumn="0" w:lastRowFirstColumn="0" w:lastRowLastColumn="0"/>
+            </w:pPr>
+          </w:p>
+        </w:tc>
+      </w:tr>
+      <w:tr>
+        <w:trPr>
+          <w:gridAfter w:val="1"/>
+          <w:cnfStyle w:val="000000100000" w:firstRow="0" w:lastRow="0" w:firstColumn="0" w:lastColumn="0" w:oddVBand="0" w:evenVBand="0" w:oddHBand="1" w:evenHBand="0" w:firstRowFirstColumn="0" w:firstRowLastColumn="0" w:lastRowFirstColumn="0" w:lastRowLastColumn="0"/>
+          <w:wAfter w:w="992" w:type="dxa"/>
+        </w:trPr>
+        <w:tc>
+          <w:tcPr>
+            <w:cnfStyle w:val="001000000000" w:firstRow="0" w:lastRow="0" w:firstColumn="1" w:lastColumn="0" w:oddVBand="0" w:evenVBand="0" w:oddHBand="0" w:evenHBand="0" w:firstRowFirstColumn="0" w:firstRowLastColumn="0" w:lastRowFirstColumn="0" w:lastRowLastColumn="0"/>
+            <w:tcW w:w="8647" w:type="dxa"/>
+          </w:tcPr>
+          <w:p/>
+        </w:tc>
+      </w:tr>
+      <w:tr>
+        <w:tc>
+          <w:tcPr>
+            <w:cnfStyle w:val="001000000000" w:firstRow="0" w:lastRow="0" w:firstColumn="1" w:lastColumn="0" w:oddVBand="0" w:evenVBand="0" w:oddHBand="0" w:evenHBand="0" w:firstRowFirstColumn="0" w:firstRowLastColumn="0" w:lastRowFirstColumn="0" w:lastRowLastColumn="0"/>
+            <w:tcW w:w="8647" w:type="dxa"/>
+          </w:tcPr>
+          <w:p>
+            <w:r>
+              <w:t>Título</w:t>
+            </w:r>
+            <w:r>
+              <w:t xml:space="preserve">: </w:t>
+            </w:r>
+            <w:r>
+              <w:rPr>
+                <w:b w:val="0"/>
+                <w:bCs w:val="0"/>
+              </w:rPr>
+              <w:t>US</w:t>
+            </w:r>
+            <w:r>
+              <w:rPr>
+                <w:b w:val="0"/>
+                <w:bCs w:val="0"/>
+              </w:rPr>
+              <w:t>13</w:t>
+            </w:r>
+            <w:r>
+              <w:rPr>
+                <w:b w:val="0"/>
+                <w:bCs w:val="0"/>
+              </w:rPr>
+              <w:t xml:space="preserve"> – </w:t>
+            </w:r>
+            <w:r>
+              <w:rPr>
+                <w:b w:val="0"/>
+                <w:bCs w:val="0"/>
+              </w:rPr>
+              <w:t>controlo de orçamento</w:t>
+            </w:r>
+          </w:p>
+        </w:tc>
+        <w:tc>
+          <w:tcPr>
+            <w:tcW w:w="992" w:type="dxa"/>
+          </w:tcPr>
+          <w:p>
+            <w:pPr>
+              <w:spacing w:after="160"/>
+              <w:jc w:val="left"/>
+              <w:cnfStyle w:val="000000000000" w:firstRow="0" w:lastRow="0" w:firstColumn="0" w:lastColumn="0" w:oddVBand="0" w:evenVBand="0" w:oddHBand="0" w:evenHBand="0" w:firstRowFirstColumn="0" w:firstRowLastColumn="0" w:lastRowFirstColumn="0" w:lastRowLastColumn="0"/>
+            </w:pPr>
+            <w:r>
+              <w:rPr>
+                <w:b/>
+                <w:bCs/>
+              </w:rPr>
+              <w:t>SP</w:t>
+            </w:r>
+            <w:r>
+              <w:t>: 5</w:t>
+            </w:r>
+          </w:p>
+        </w:tc>
+      </w:tr>
+      <w:tr>
+        <w:trPr>
+          <w:cnfStyle w:val="000000100000" w:firstRow="0" w:lastRow="0" w:firstColumn="0" w:lastColumn="0" w:oddVBand="0" w:evenVBand="0" w:oddHBand="1" w:evenHBand="0" w:firstRowFirstColumn="0" w:firstRowLastColumn="0" w:lastRowFirstColumn="0" w:lastRowLastColumn="0"/>
+        </w:trPr>
+        <w:tc>
+          <w:tcPr>
+            <w:cnfStyle w:val="001000000000" w:firstRow="0" w:lastRow="0" w:firstColumn="1" w:lastColumn="0" w:oddVBand="0" w:evenVBand="0" w:oddHBand="0" w:evenHBand="0" w:firstRowFirstColumn="0" w:firstRowLastColumn="0" w:lastRowFirstColumn="0" w:lastRowLastColumn="0"/>
+            <w:tcW w:w="8647" w:type="dxa"/>
+          </w:tcPr>
+          <w:p>
+            <w:pPr>
+              <w:rPr>
+                <w:b w:val="0"/>
+                <w:bCs w:val="0"/>
+              </w:rPr>
+            </w:pPr>
+            <w:r>
+              <w:t>Descrição:</w:t>
+            </w:r>
+          </w:p>
+          <w:p>
+            <w:r>
+              <w:t>Critérios de Aceitação</w:t>
+            </w:r>
+            <w:r>
+              <w:t>:</w:t>
+            </w:r>
+          </w:p>
+          <w:p>
+            <w:pPr>
+              <w:pStyle w:val="PargrafodaLista"/>
+              <w:numPr>
+                <w:ilvl w:val="0"/>
+                <w:numId w:val="6"/>
+              </w:numPr>
+            </w:pPr>
+          </w:p>
+        </w:tc>
+        <w:tc>
+          <w:tcPr>
+            <w:tcW w:w="992" w:type="dxa"/>
+            <w:shd w:val="nil"/>
+          </w:tcPr>
+          <w:p>
+            <w:pPr>
+              <w:spacing w:after="160"/>
+              <w:jc w:val="left"/>
+              <w:cnfStyle w:val="000000100000" w:firstRow="0" w:lastRow="0" w:firstColumn="0" w:lastColumn="0" w:oddVBand="0" w:evenVBand="0" w:oddHBand="1" w:evenHBand="0" w:firstRowFirstColumn="0" w:firstRowLastColumn="0" w:lastRowFirstColumn="0" w:lastRowLastColumn="0"/>
+            </w:pPr>
+          </w:p>
+        </w:tc>
+      </w:tr>
+      <w:tr>
+        <w:tc>
+          <w:tcPr>
+            <w:cnfStyle w:val="001000000000" w:firstRow="0" w:lastRow="0" w:firstColumn="1" w:lastColumn="0" w:oddVBand="0" w:evenVBand="0" w:oddHBand="0" w:evenHBand="0" w:firstRowFirstColumn="0" w:firstRowLastColumn="0" w:lastRowFirstColumn="0" w:lastRowLastColumn="0"/>
+            <w:tcW w:w="8647" w:type="dxa"/>
+          </w:tcPr>
+          <w:p/>
+        </w:tc>
+        <w:tc>
+          <w:tcPr>
+            <w:tcW w:w="992" w:type="dxa"/>
+          </w:tcPr>
+          <w:p>
+            <w:pPr>
+              <w:spacing w:after="160"/>
+              <w:jc w:val="left"/>
+              <w:cnfStyle w:val="000000000000" w:firstRow="0" w:lastRow="0" w:firstColumn="0" w:lastColumn="0" w:oddVBand="0" w:evenVBand="0" w:oddHBand="0" w:evenHBand="0" w:firstRowFirstColumn="0" w:firstRowLastColumn="0" w:lastRowFirstColumn="0" w:lastRowLastColumn="0"/>
+            </w:pPr>
+          </w:p>
+        </w:tc>
+      </w:tr>
+      <w:tr>
+        <w:trPr>
+          <w:gridAfter w:val="1"/>
+          <w:cnfStyle w:val="000000100000" w:firstRow="0" w:lastRow="0" w:firstColumn="0" w:lastColumn="0" w:oddVBand="0" w:evenVBand="0" w:oddHBand="1" w:evenHBand="0" w:firstRowFirstColumn="0" w:firstRowLastColumn="0" w:lastRowFirstColumn="0" w:lastRowLastColumn="0"/>
+          <w:wAfter w:w="992" w:type="dxa"/>
+        </w:trPr>
+        <w:tc>
+          <w:tcPr>
+            <w:cnfStyle w:val="001000000000" w:firstRow="0" w:lastRow="0" w:firstColumn="1" w:lastColumn="0" w:oddVBand="0" w:evenVBand="0" w:oddHBand="0" w:evenHBand="0" w:firstRowFirstColumn="0" w:firstRowLastColumn="0" w:lastRowFirstColumn="0" w:lastRowLastColumn="0"/>
+            <w:tcW w:w="8647" w:type="dxa"/>
+          </w:tcPr>
+          <w:p/>
+        </w:tc>
+      </w:tr>
+      <w:tr>
+        <w:tc>
+          <w:tcPr>
+            <w:cnfStyle w:val="001000000000" w:firstRow="0" w:lastRow="0" w:firstColumn="1" w:lastColumn="0" w:oddVBand="0" w:evenVBand="0" w:oddHBand="0" w:evenHBand="0" w:firstRowFirstColumn="0" w:firstRowLastColumn="0" w:lastRowFirstColumn="0" w:lastRowLastColumn="0"/>
+            <w:tcW w:w="8647" w:type="dxa"/>
+          </w:tcPr>
+          <w:p>
+            <w:r>
+              <w:t>Título</w:t>
+            </w:r>
+            <w:r>
+              <w:t xml:space="preserve">: </w:t>
+            </w:r>
+            <w:r>
+              <w:rPr>
+                <w:b w:val="0"/>
+                <w:bCs w:val="0"/>
+              </w:rPr>
+              <w:t xml:space="preserve">US6 – </w:t>
+            </w:r>
+            <w:r>
+              <w:rPr>
+                <w:b w:val="0"/>
+                <w:bCs w:val="0"/>
+              </w:rPr>
+              <w:t>Fechar compra</w:t>
+            </w:r>
+          </w:p>
+        </w:tc>
+        <w:tc>
+          <w:tcPr>
+            <w:tcW w:w="992" w:type="dxa"/>
+          </w:tcPr>
+          <w:p>
+            <w:pPr>
+              <w:spacing w:after="160"/>
+              <w:jc w:val="left"/>
+              <w:cnfStyle w:val="000000000000" w:firstRow="0" w:lastRow="0" w:firstColumn="0" w:lastColumn="0" w:oddVBand="0" w:evenVBand="0" w:oddHBand="0" w:evenHBand="0" w:firstRowFirstColumn="0" w:firstRowLastColumn="0" w:lastRowFirstColumn="0" w:lastRowLastColumn="0"/>
+            </w:pPr>
+            <w:r>
+              <w:rPr>
+                <w:b/>
+                <w:bCs/>
+              </w:rPr>
+              <w:t>SP</w:t>
+            </w:r>
+            <w:r>
+              <w:t xml:space="preserve">: </w:t>
+            </w:r>
+            <w:r>
+              <w:t>3</w:t>
+            </w:r>
+          </w:p>
+        </w:tc>
+      </w:tr>
+      <w:tr>
+        <w:trPr>
+          <w:cnfStyle w:val="000000100000" w:firstRow="0" w:lastRow="0" w:firstColumn="0" w:lastColumn="0" w:oddVBand="0" w:evenVBand="0" w:oddHBand="1" w:evenHBand="0" w:firstRowFirstColumn="0" w:firstRowLastColumn="0" w:lastRowFirstColumn="0" w:lastRowLastColumn="0"/>
+        </w:trPr>
+        <w:tc>
+          <w:tcPr>
+            <w:cnfStyle w:val="001000000000" w:firstRow="0" w:lastRow="0" w:firstColumn="1" w:lastColumn="0" w:oddVBand="0" w:evenVBand="0" w:oddHBand="0" w:evenHBand="0" w:firstRowFirstColumn="0" w:firstRowLastColumn="0" w:lastRowFirstColumn="0" w:lastRowLastColumn="0"/>
+            <w:tcW w:w="8647" w:type="dxa"/>
+          </w:tcPr>
+          <w:p>
+            <w:pPr>
+              <w:rPr>
+                <w:b w:val="0"/>
+                <w:bCs w:val="0"/>
+              </w:rPr>
+            </w:pPr>
+            <w:r>
+              <w:t>Descrição</w:t>
+            </w:r>
+            <w:r>
+              <w:t>:</w:t>
+            </w:r>
+          </w:p>
+          <w:p>
+            <w:r>
+              <w:t>Critérios de Aceitação</w:t>
+            </w:r>
+            <w:r>
+              <w:t>:</w:t>
+            </w:r>
+          </w:p>
+          <w:p>
+            <w:pPr>
+              <w:pStyle w:val="PargrafodaLista"/>
+              <w:numPr>
+                <w:ilvl w:val="0"/>
+                <w:numId w:val="6"/>
+              </w:numPr>
+            </w:pPr>
+          </w:p>
+        </w:tc>
+        <w:tc>
+          <w:tcPr>
+            <w:tcW w:w="992" w:type="dxa"/>
+            <w:shd w:val="nil"/>
+          </w:tcPr>
+          <w:p>
+            <w:pPr>
+              <w:spacing w:after="160"/>
+              <w:jc w:val="left"/>
+              <w:cnfStyle w:val="000000100000" w:firstRow="0" w:lastRow="0" w:firstColumn="0" w:lastColumn="0" w:oddVBand="0" w:evenVBand="0" w:oddHBand="1" w:evenHBand="0" w:firstRowFirstColumn="0" w:firstRowLastColumn="0" w:lastRowFirstColumn="0" w:lastRowLastColumn="0"/>
+            </w:pPr>
+          </w:p>
+        </w:tc>
+      </w:tr>
+      <w:tr>
+        <w:tc>
+          <w:tcPr>
+            <w:cnfStyle w:val="001000000000" w:firstRow="0" w:lastRow="0" w:firstColumn="1" w:lastColumn="0" w:oddVBand="0" w:evenVBand="0" w:oddHBand="0" w:evenHBand="0" w:firstRowFirstColumn="0" w:firstRowLastColumn="0" w:lastRowFirstColumn="0" w:lastRowLastColumn="0"/>
+            <w:tcW w:w="8647" w:type="dxa"/>
+          </w:tcPr>
+          <w:p/>
+        </w:tc>
+        <w:tc>
+          <w:tcPr>
+            <w:tcW w:w="992" w:type="dxa"/>
+          </w:tcPr>
+          <w:p>
+            <w:pPr>
+              <w:spacing w:after="160"/>
+              <w:jc w:val="left"/>
+              <w:cnfStyle w:val="000000000000" w:firstRow="0" w:lastRow="0" w:firstColumn="0" w:lastColumn="0" w:oddVBand="0" w:evenVBand="0" w:oddHBand="0" w:evenHBand="0" w:firstRowFirstColumn="0" w:firstRowLastColumn="0" w:lastRowFirstColumn="0" w:lastRowLastColumn="0"/>
+            </w:pPr>
+          </w:p>
+        </w:tc>
+      </w:tr>
+      <w:tr>
+        <w:trPr>
+          <w:gridAfter w:val="1"/>
+          <w:cnfStyle w:val="000000100000" w:firstRow="0" w:lastRow="0" w:firstColumn="0" w:lastColumn="0" w:oddVBand="0" w:evenVBand="0" w:oddHBand="1" w:evenHBand="0" w:firstRowFirstColumn="0" w:firstRowLastColumn="0" w:lastRowFirstColumn="0" w:lastRowLastColumn="0"/>
+          <w:wAfter w:w="992" w:type="dxa"/>
+        </w:trPr>
+        <w:tc>
+          <w:tcPr>
+            <w:cnfStyle w:val="001000000000" w:firstRow="0" w:lastRow="0" w:firstColumn="1" w:lastColumn="0" w:oddVBand="0" w:evenVBand="0" w:oddHBand="0" w:evenHBand="0" w:firstRowFirstColumn="0" w:firstRowLastColumn="0" w:lastRowFirstColumn="0" w:lastRowLastColumn="0"/>
+            <w:tcW w:w="8647" w:type="dxa"/>
+          </w:tcPr>
+          <w:p/>
         </w:tc>
       </w:tr>
     </w:tbl>
     <w:p/>
+    <w:tbl>
+      <w:tblPr>
+        <w:tblStyle w:val="TabeladeGrelha2-Destaque3"/>
+        <w:tblW w:w="10631" w:type="dxa"/>
+        <w:tblLook w:val="04A0" w:firstRow="1" w:lastRow="0" w:firstColumn="1" w:lastColumn="0" w:noHBand="0" w:noVBand="1"/>
+      </w:tblPr>
+      <w:tblGrid>
+        <w:gridCol w:w="8647"/>
+        <w:gridCol w:w="992"/>
+        <w:gridCol w:w="992"/>
+      </w:tblGrid>
+      <w:tr>
+        <w:trPr>
+          <w:gridAfter w:val="2"/>
+          <w:cnfStyle w:val="100000000000" w:firstRow="1" w:lastRow="0" w:firstColumn="0" w:lastColumn="0" w:oddVBand="0" w:evenVBand="0" w:oddHBand="0" w:evenHBand="0" w:firstRowFirstColumn="0" w:firstRowLastColumn="0" w:lastRowFirstColumn="0" w:lastRowLastColumn="0"/>
+          <w:wAfter w:w="1984" w:type="dxa"/>
+        </w:trPr>
+        <w:tc>
+          <w:tcPr>
+            <w:cnfStyle w:val="001000000000" w:firstRow="0" w:lastRow="0" w:firstColumn="1" w:lastColumn="0" w:oddVBand="0" w:evenVBand="0" w:oddHBand="0" w:evenHBand="0" w:firstRowFirstColumn="0" w:firstRowLastColumn="0" w:lastRowFirstColumn="0" w:lastRowLastColumn="0"/>
+            <w:tcW w:w="8647" w:type="dxa"/>
+          </w:tcPr>
+          <w:p>
+            <w:r>
+              <w:t>Título</w:t>
+            </w:r>
+            <w:r>
+              <w:t xml:space="preserve">: </w:t>
+            </w:r>
+            <w:r>
+              <w:rPr>
+                <w:b w:val="0"/>
+                <w:bCs w:val="0"/>
+              </w:rPr>
+              <w:t>US</w:t>
+            </w:r>
+            <w:r>
+              <w:rPr>
+                <w:b w:val="0"/>
+                <w:bCs w:val="0"/>
+              </w:rPr>
+              <w:t>14</w:t>
+            </w:r>
+            <w:r>
+              <w:rPr>
+                <w:b w:val="0"/>
+                <w:bCs w:val="0"/>
+              </w:rPr>
+              <w:t xml:space="preserve"> – </w:t>
+            </w:r>
+            <w:r>
+              <w:rPr>
+                <w:b w:val="0"/>
+                <w:bCs w:val="0"/>
+              </w:rPr>
+              <w:t>Exportar CSV</w:t>
+            </w:r>
+          </w:p>
+        </w:tc>
+      </w:tr>
+      <w:tr>
+        <w:trPr>
+          <w:cnfStyle w:val="000000100000" w:firstRow="0" w:lastRow="0" w:firstColumn="0" w:lastColumn="0" w:oddVBand="0" w:evenVBand="0" w:oddHBand="1" w:evenHBand="0" w:firstRowFirstColumn="0" w:firstRowLastColumn="0" w:lastRowFirstColumn="0" w:lastRowLastColumn="0"/>
+        </w:trPr>
+        <w:tc>
+          <w:tcPr>
+            <w:cnfStyle w:val="001000000000" w:firstRow="0" w:lastRow="0" w:firstColumn="1" w:lastColumn="0" w:oddVBand="0" w:evenVBand="0" w:oddHBand="0" w:evenHBand="0" w:firstRowFirstColumn="0" w:firstRowLastColumn="0" w:lastRowFirstColumn="0" w:lastRowLastColumn="0"/>
+            <w:tcW w:w="8647" w:type="dxa"/>
+          </w:tcPr>
+          <w:p>
+            <w:pPr>
+              <w:rPr>
+                <w:b w:val="0"/>
+                <w:bCs w:val="0"/>
+              </w:rPr>
+            </w:pPr>
+            <w:r>
+              <w:t xml:space="preserve">Descrição: </w:t>
+            </w:r>
+          </w:p>
+          <w:p>
+            <w:r>
+              <w:t>Critérios de Aceitação</w:t>
+            </w:r>
+            <w:r>
+              <w:t>:</w:t>
+            </w:r>
+          </w:p>
+          <w:p>
+            <w:pPr>
+              <w:pStyle w:val="PargrafodaLista"/>
+              <w:numPr>
+                <w:ilvl w:val="0"/>
+                <w:numId w:val="6"/>
+              </w:numPr>
+            </w:pPr>
+          </w:p>
+        </w:tc>
+        <w:tc>
+          <w:tcPr>
+            <w:tcW w:w="1984" w:type="dxa"/>
+            <w:gridSpan w:val="2"/>
+            <w:shd w:val="nil"/>
+          </w:tcPr>
+          <w:p>
+            <w:pPr>
+              <w:spacing w:after="160"/>
+              <w:jc w:val="left"/>
+              <w:cnfStyle w:val="000000100000" w:firstRow="0" w:lastRow="0" w:firstColumn="0" w:lastColumn="0" w:oddVBand="0" w:evenVBand="0" w:oddHBand="1" w:evenHBand="0" w:firstRowFirstColumn="0" w:firstRowLastColumn="0" w:lastRowFirstColumn="0" w:lastRowLastColumn="0"/>
+            </w:pPr>
+            <w:r>
+              <w:rPr>
+                <w:b/>
+                <w:bCs/>
+              </w:rPr>
+              <w:t>SP</w:t>
+            </w:r>
+            <w:r>
+              <w:t>: 5</w:t>
+            </w:r>
+          </w:p>
+        </w:tc>
+      </w:tr>
+      <w:tr>
+        <w:tc>
+          <w:tcPr>
+            <w:cnfStyle w:val="001000000000" w:firstRow="0" w:lastRow="0" w:firstColumn="1" w:lastColumn="0" w:oddVBand="0" w:evenVBand="0" w:oddHBand="0" w:evenHBand="0" w:firstRowFirstColumn="0" w:firstRowLastColumn="0" w:lastRowFirstColumn="0" w:lastRowLastColumn="0"/>
+            <w:tcW w:w="8647" w:type="dxa"/>
+          </w:tcPr>
+          <w:p/>
+        </w:tc>
+        <w:tc>
+          <w:tcPr>
+            <w:tcW w:w="1984" w:type="dxa"/>
+            <w:gridSpan w:val="2"/>
+          </w:tcPr>
+          <w:p>
+            <w:pPr>
+              <w:spacing w:after="160"/>
+              <w:jc w:val="left"/>
+              <w:cnfStyle w:val="000000000000" w:firstRow="0" w:lastRow="0" w:firstColumn="0" w:lastColumn="0" w:oddVBand="0" w:evenVBand="0" w:oddHBand="0" w:evenHBand="0" w:firstRowFirstColumn="0" w:firstRowLastColumn="0" w:lastRowFirstColumn="0" w:lastRowLastColumn="0"/>
+            </w:pPr>
+          </w:p>
+        </w:tc>
+      </w:tr>
+      <w:tr>
+        <w:trPr>
+          <w:cnfStyle w:val="000000100000" w:firstRow="0" w:lastRow="0" w:firstColumn="0" w:lastColumn="0" w:oddVBand="0" w:evenVBand="0" w:oddHBand="1" w:evenHBand="0" w:firstRowFirstColumn="0" w:firstRowLastColumn="0" w:lastRowFirstColumn="0" w:lastRowLastColumn="0"/>
+        </w:trPr>
+        <w:tc>
+          <w:tcPr>
+            <w:cnfStyle w:val="001000000000" w:firstRow="0" w:lastRow="0" w:firstColumn="1" w:lastColumn="0" w:oddVBand="0" w:evenVBand="0" w:oddHBand="0" w:evenHBand="0" w:firstRowFirstColumn="0" w:firstRowLastColumn="0" w:lastRowFirstColumn="0" w:lastRowLastColumn="0"/>
+            <w:tcW w:w="8647" w:type="dxa"/>
+          </w:tcPr>
+          <w:p/>
+        </w:tc>
+        <w:tc>
+          <w:tcPr>
+            <w:tcW w:w="1984" w:type="dxa"/>
+            <w:gridSpan w:val="2"/>
+            <w:shd w:val="nil"/>
+          </w:tcPr>
+          <w:p>
+            <w:pPr>
+              <w:spacing w:after="160"/>
+              <w:jc w:val="left"/>
+              <w:cnfStyle w:val="000000100000" w:firstRow="0" w:lastRow="0" w:firstColumn="0" w:lastColumn="0" w:oddVBand="0" w:evenVBand="0" w:oddHBand="1" w:evenHBand="0" w:firstRowFirstColumn="0" w:firstRowLastColumn="0" w:lastRowFirstColumn="0" w:lastRowLastColumn="0"/>
+            </w:pPr>
+          </w:p>
+        </w:tc>
+      </w:tr>
+      <w:tr>
+        <w:trPr>
+          <w:gridAfter w:val="1"/>
+          <w:wAfter w:w="992" w:type="dxa"/>
+        </w:trPr>
+        <w:tc>
+          <w:tcPr>
+            <w:cnfStyle w:val="001000000000" w:firstRow="0" w:lastRow="0" w:firstColumn="1" w:lastColumn="0" w:oddVBand="0" w:evenVBand="0" w:oddHBand="0" w:evenHBand="0" w:firstRowFirstColumn="0" w:firstRowLastColumn="0" w:lastRowFirstColumn="0" w:lastRowLastColumn="0"/>
+            <w:tcW w:w="8647" w:type="dxa"/>
+          </w:tcPr>
+          <w:p>
+            <w:r>
+              <w:t>Título</w:t>
+            </w:r>
+            <w:r>
+              <w:t xml:space="preserve">: </w:t>
+            </w:r>
+            <w:r>
+              <w:rPr>
+                <w:b w:val="0"/>
+                <w:bCs w:val="0"/>
+              </w:rPr>
+              <w:t>US</w:t>
+            </w:r>
+            <w:r>
+              <w:rPr>
+                <w:b w:val="0"/>
+                <w:bCs w:val="0"/>
+              </w:rPr>
+              <w:t>15</w:t>
+            </w:r>
+            <w:r>
+              <w:rPr>
+                <w:b w:val="0"/>
+                <w:bCs w:val="0"/>
+              </w:rPr>
+              <w:t xml:space="preserve"> – </w:t>
+            </w:r>
+            <w:r>
+              <w:rPr>
+                <w:b w:val="0"/>
+                <w:bCs w:val="0"/>
+              </w:rPr>
+              <w:t>Estatísticas</w:t>
+            </w:r>
+          </w:p>
+        </w:tc>
+        <w:tc>
+          <w:tcPr>
+            <w:tcW w:w="992" w:type="dxa"/>
+          </w:tcPr>
+          <w:p>
+            <w:pPr>
+              <w:spacing w:after="160"/>
+              <w:jc w:val="left"/>
+              <w:cnfStyle w:val="000000000000" w:firstRow="0" w:lastRow="0" w:firstColumn="0" w:lastColumn="0" w:oddVBand="0" w:evenVBand="0" w:oddHBand="0" w:evenHBand="0" w:firstRowFirstColumn="0" w:firstRowLastColumn="0" w:lastRowFirstColumn="0" w:lastRowLastColumn="0"/>
+            </w:pPr>
+            <w:r>
+              <w:rPr>
+                <w:b/>
+                <w:bCs/>
+              </w:rPr>
+              <w:t>SP</w:t>
+            </w:r>
+            <w:r>
+              <w:t xml:space="preserve">: </w:t>
+            </w:r>
+            <w:r>
+              <w:t>8</w:t>
+            </w:r>
+          </w:p>
+        </w:tc>
+      </w:tr>
+      <w:tr>
+        <w:trPr>
+          <w:gridAfter w:val="1"/>
+          <w:cnfStyle w:val="000000100000" w:firstRow="0" w:lastRow="0" w:firstColumn="0" w:lastColumn="0" w:oddVBand="0" w:evenVBand="0" w:oddHBand="1" w:evenHBand="0" w:firstRowFirstColumn="0" w:firstRowLastColumn="0" w:lastRowFirstColumn="0" w:lastRowLastColumn="0"/>
+          <w:wAfter w:w="992" w:type="dxa"/>
+        </w:trPr>
+        <w:tc>
+          <w:tcPr>
+            <w:cnfStyle w:val="001000000000" w:firstRow="0" w:lastRow="0" w:firstColumn="1" w:lastColumn="0" w:oddVBand="0" w:evenVBand="0" w:oddHBand="0" w:evenHBand="0" w:firstRowFirstColumn="0" w:firstRowLastColumn="0" w:lastRowFirstColumn="0" w:lastRowLastColumn="0"/>
+            <w:tcW w:w="8647" w:type="dxa"/>
+          </w:tcPr>
+          <w:p>
+            <w:pPr>
+              <w:rPr>
+                <w:b w:val="0"/>
+                <w:bCs w:val="0"/>
+              </w:rPr>
+            </w:pPr>
+            <w:r>
+              <w:lastRenderedPageBreak/>
+              <w:t>Descrição</w:t>
+            </w:r>
+          </w:p>
+          <w:p>
+            <w:r>
+              <w:t>Critérios de Aceitação</w:t>
+            </w:r>
+            <w:r>
+              <w:t>:</w:t>
+            </w:r>
+          </w:p>
+          <w:p>
+            <w:pPr>
+              <w:pStyle w:val="PargrafodaLista"/>
+              <w:numPr>
+                <w:ilvl w:val="0"/>
+                <w:numId w:val="6"/>
+              </w:numPr>
+            </w:pPr>
+          </w:p>
+        </w:tc>
+        <w:tc>
+          <w:tcPr>
+            <w:tcW w:w="992" w:type="dxa"/>
+            <w:shd w:val="nil"/>
+          </w:tcPr>
+          <w:p>
+            <w:pPr>
+              <w:spacing w:after="160"/>
+              <w:jc w:val="left"/>
+              <w:cnfStyle w:val="000000100000" w:firstRow="0" w:lastRow="0" w:firstColumn="0" w:lastColumn="0" w:oddVBand="0" w:evenVBand="0" w:oddHBand="1" w:evenHBand="0" w:firstRowFirstColumn="0" w:firstRowLastColumn="0" w:lastRowFirstColumn="0" w:lastRowLastColumn="0"/>
+            </w:pPr>
+          </w:p>
+        </w:tc>
+      </w:tr>
+      <w:tr>
+        <w:trPr>
+          <w:gridAfter w:val="1"/>
+          <w:wAfter w:w="992" w:type="dxa"/>
+        </w:trPr>
+        <w:tc>
+          <w:tcPr>
+            <w:cnfStyle w:val="001000000000" w:firstRow="0" w:lastRow="0" w:firstColumn="1" w:lastColumn="0" w:oddVBand="0" w:evenVBand="0" w:oddHBand="0" w:evenHBand="0" w:firstRowFirstColumn="0" w:firstRowLastColumn="0" w:lastRowFirstColumn="0" w:lastRowLastColumn="0"/>
+            <w:tcW w:w="8647" w:type="dxa"/>
+          </w:tcPr>
+          <w:p/>
+        </w:tc>
+        <w:tc>
+          <w:tcPr>
+            <w:tcW w:w="992" w:type="dxa"/>
+          </w:tcPr>
+          <w:p>
+            <w:pPr>
+              <w:spacing w:after="160"/>
+              <w:jc w:val="left"/>
+              <w:cnfStyle w:val="000000000000" w:firstRow="0" w:lastRow="0" w:firstColumn="0" w:lastColumn="0" w:oddVBand="0" w:evenVBand="0" w:oddHBand="0" w:evenHBand="0" w:firstRowFirstColumn="0" w:firstRowLastColumn="0" w:lastRowFirstColumn="0" w:lastRowLastColumn="0"/>
+            </w:pPr>
+          </w:p>
+        </w:tc>
+      </w:tr>
+      <w:tr>
+        <w:trPr>
+          <w:gridAfter w:val="2"/>
+          <w:cnfStyle w:val="000000100000" w:firstRow="0" w:lastRow="0" w:firstColumn="0" w:lastColumn="0" w:oddVBand="0" w:evenVBand="0" w:oddHBand="1" w:evenHBand="0" w:firstRowFirstColumn="0" w:firstRowLastColumn="0" w:lastRowFirstColumn="0" w:lastRowLastColumn="0"/>
+          <w:wAfter w:w="1984" w:type="dxa"/>
+        </w:trPr>
+        <w:tc>
+          <w:tcPr>
+            <w:cnfStyle w:val="001000000000" w:firstRow="0" w:lastRow="0" w:firstColumn="1" w:lastColumn="0" w:oddVBand="0" w:evenVBand="0" w:oddHBand="0" w:evenHBand="0" w:firstRowFirstColumn="0" w:firstRowLastColumn="0" w:lastRowFirstColumn="0" w:lastRowLastColumn="0"/>
+            <w:tcW w:w="8647" w:type="dxa"/>
+          </w:tcPr>
+          <w:p/>
+        </w:tc>
+      </w:tr>
+      <w:tr>
+        <w:trPr>
+          <w:gridAfter w:val="1"/>
+          <w:wAfter w:w="992" w:type="dxa"/>
+        </w:trPr>
+        <w:tc>
+          <w:tcPr>
+            <w:cnfStyle w:val="001000000000" w:firstRow="0" w:lastRow="0" w:firstColumn="1" w:lastColumn="0" w:oddVBand="0" w:evenVBand="0" w:oddHBand="0" w:evenHBand="0" w:firstRowFirstColumn="0" w:firstRowLastColumn="0" w:lastRowFirstColumn="0" w:lastRowLastColumn="0"/>
+            <w:tcW w:w="8647" w:type="dxa"/>
+          </w:tcPr>
+          <w:p>
+            <w:r>
+              <w:t>Título</w:t>
+            </w:r>
+            <w:r>
+              <w:t xml:space="preserve">: </w:t>
+            </w:r>
+            <w:r>
+              <w:rPr>
+                <w:b w:val="0"/>
+                <w:bCs w:val="0"/>
+              </w:rPr>
+              <w:t>US</w:t>
+            </w:r>
+            <w:r>
+              <w:rPr>
+                <w:b w:val="0"/>
+                <w:bCs w:val="0"/>
+              </w:rPr>
+              <w:t>16</w:t>
+            </w:r>
+            <w:r>
+              <w:rPr>
+                <w:b w:val="0"/>
+                <w:bCs w:val="0"/>
+              </w:rPr>
+              <w:t xml:space="preserve"> – </w:t>
+            </w:r>
+            <w:r>
+              <w:rPr>
+                <w:b w:val="0"/>
+                <w:bCs w:val="0"/>
+              </w:rPr>
+              <w:t>sugestões automáticas</w:t>
+            </w:r>
+          </w:p>
+        </w:tc>
+        <w:tc>
+          <w:tcPr>
+            <w:tcW w:w="992" w:type="dxa"/>
+          </w:tcPr>
+          <w:p>
+            <w:pPr>
+              <w:spacing w:after="160"/>
+              <w:jc w:val="left"/>
+              <w:cnfStyle w:val="000000000000" w:firstRow="0" w:lastRow="0" w:firstColumn="0" w:lastColumn="0" w:oddVBand="0" w:evenVBand="0" w:oddHBand="0" w:evenHBand="0" w:firstRowFirstColumn="0" w:firstRowLastColumn="0" w:lastRowFirstColumn="0" w:lastRowLastColumn="0"/>
+            </w:pPr>
+            <w:r>
+              <w:rPr>
+                <w:b/>
+                <w:bCs/>
+              </w:rPr>
+              <w:t>SP</w:t>
+            </w:r>
+            <w:r>
+              <w:t xml:space="preserve">: </w:t>
+            </w:r>
+            <w:r>
+              <w:t>8</w:t>
+            </w:r>
+          </w:p>
+        </w:tc>
+      </w:tr>
+      <w:tr>
+        <w:trPr>
+          <w:gridAfter w:val="1"/>
+          <w:cnfStyle w:val="000000100000" w:firstRow="0" w:lastRow="0" w:firstColumn="0" w:lastColumn="0" w:oddVBand="0" w:evenVBand="0" w:oddHBand="1" w:evenHBand="0" w:firstRowFirstColumn="0" w:firstRowLastColumn="0" w:lastRowFirstColumn="0" w:lastRowLastColumn="0"/>
+          <w:wAfter w:w="992" w:type="dxa"/>
+        </w:trPr>
+        <w:tc>
+          <w:tcPr>
+            <w:cnfStyle w:val="001000000000" w:firstRow="0" w:lastRow="0" w:firstColumn="1" w:lastColumn="0" w:oddVBand="0" w:evenVBand="0" w:oddHBand="0" w:evenHBand="0" w:firstRowFirstColumn="0" w:firstRowLastColumn="0" w:lastRowFirstColumn="0" w:lastRowLastColumn="0"/>
+            <w:tcW w:w="8647" w:type="dxa"/>
+          </w:tcPr>
+          <w:p>
+            <w:pPr>
+              <w:rPr>
+                <w:b w:val="0"/>
+                <w:bCs w:val="0"/>
+              </w:rPr>
+            </w:pPr>
+            <w:r>
+              <w:t xml:space="preserve">Descrição: </w:t>
+            </w:r>
+          </w:p>
+          <w:p>
+            <w:r>
+              <w:t>Critérios de Aceitação</w:t>
+            </w:r>
+            <w:r>
+              <w:t>:</w:t>
+            </w:r>
+          </w:p>
+          <w:p>
+            <w:pPr>
+              <w:pStyle w:val="PargrafodaLista"/>
+              <w:numPr>
+                <w:ilvl w:val="0"/>
+                <w:numId w:val="6"/>
+              </w:numPr>
+            </w:pPr>
+          </w:p>
+        </w:tc>
+        <w:tc>
+          <w:tcPr>
+            <w:tcW w:w="992" w:type="dxa"/>
+            <w:shd w:val="nil"/>
+          </w:tcPr>
+          <w:p>
+            <w:pPr>
+              <w:spacing w:after="160"/>
+              <w:jc w:val="left"/>
+              <w:cnfStyle w:val="000000100000" w:firstRow="0" w:lastRow="0" w:firstColumn="0" w:lastColumn="0" w:oddVBand="0" w:evenVBand="0" w:oddHBand="1" w:evenHBand="0" w:firstRowFirstColumn="0" w:firstRowLastColumn="0" w:lastRowFirstColumn="0" w:lastRowLastColumn="0"/>
+            </w:pPr>
+          </w:p>
+        </w:tc>
+      </w:tr>
+      <w:tr>
+        <w:trPr>
+          <w:gridAfter w:val="1"/>
+          <w:wAfter w:w="992" w:type="dxa"/>
+        </w:trPr>
+        <w:tc>
+          <w:tcPr>
+            <w:cnfStyle w:val="001000000000" w:firstRow="0" w:lastRow="0" w:firstColumn="1" w:lastColumn="0" w:oddVBand="0" w:evenVBand="0" w:oddHBand="0" w:evenHBand="0" w:firstRowFirstColumn="0" w:firstRowLastColumn="0" w:lastRowFirstColumn="0" w:lastRowLastColumn="0"/>
+            <w:tcW w:w="8647" w:type="dxa"/>
+          </w:tcPr>
+          <w:p/>
+        </w:tc>
+        <w:tc>
+          <w:tcPr>
+            <w:tcW w:w="992" w:type="dxa"/>
+          </w:tcPr>
+          <w:p>
+            <w:pPr>
+              <w:spacing w:after="160"/>
+              <w:jc w:val="left"/>
+              <w:cnfStyle w:val="000000000000" w:firstRow="0" w:lastRow="0" w:firstColumn="0" w:lastColumn="0" w:oddVBand="0" w:evenVBand="0" w:oddHBand="0" w:evenHBand="0" w:firstRowFirstColumn="0" w:firstRowLastColumn="0" w:lastRowFirstColumn="0" w:lastRowLastColumn="0"/>
+            </w:pPr>
+          </w:p>
+        </w:tc>
+      </w:tr>
+      <w:tr>
+        <w:trPr>
+          <w:gridAfter w:val="2"/>
+          <w:cnfStyle w:val="000000100000" w:firstRow="0" w:lastRow="0" w:firstColumn="0" w:lastColumn="0" w:oddVBand="0" w:evenVBand="0" w:oddHBand="1" w:evenHBand="0" w:firstRowFirstColumn="0" w:firstRowLastColumn="0" w:lastRowFirstColumn="0" w:lastRowLastColumn="0"/>
+          <w:wAfter w:w="1984" w:type="dxa"/>
+        </w:trPr>
+        <w:tc>
+          <w:tcPr>
+            <w:cnfStyle w:val="001000000000" w:firstRow="0" w:lastRow="0" w:firstColumn="1" w:lastColumn="0" w:oddVBand="0" w:evenVBand="0" w:oddHBand="0" w:evenHBand="0" w:firstRowFirstColumn="0" w:firstRowLastColumn="0" w:lastRowFirstColumn="0" w:lastRowLastColumn="0"/>
+            <w:tcW w:w="8647" w:type="dxa"/>
+          </w:tcPr>
+          <w:p/>
+        </w:tc>
+      </w:tr>
+    </w:tbl>
     <w:p/>
     <w:p>
       <w:pPr>
         <w:pStyle w:val="Ttulo2"/>
       </w:pPr>
-      <w:bookmarkStart w:id="27" w:name="_Toc231904798"/>
+      <w:bookmarkStart w:id="36" w:name="_Toc231912708"/>
       <w:r>
         <w:t>Execução do projeto</w:t>
       </w:r>
-      <w:bookmarkEnd w:id="27"/>
+      <w:bookmarkEnd w:id="36"/>
     </w:p>
     <w:p>
       <w:pPr>
@@ -9654,7 +12760,35 @@
         <w:rPr>
           <w:highlight w:val="yellow"/>
         </w:rPr>
-        <w:t>&lt;Product backlog do projeto</w:t>
+        <w:t>&lt;</w:t>
+      </w:r>
+      <w:proofErr w:type="spellStart"/>
+      <w:r>
+        <w:rPr>
+          <w:highlight w:val="yellow"/>
+        </w:rPr>
+        <w:t>Product</w:t>
+      </w:r>
+      <w:proofErr w:type="spellEnd"/>
+      <w:r>
+        <w:rPr>
+          <w:highlight w:val="yellow"/>
+        </w:rPr>
+        <w:t xml:space="preserve"> </w:t>
+      </w:r>
+      <w:proofErr w:type="spellStart"/>
+      <w:r>
+        <w:rPr>
+          <w:highlight w:val="yellow"/>
+        </w:rPr>
+        <w:t>backlog</w:t>
+      </w:r>
+      <w:proofErr w:type="spellEnd"/>
+      <w:r>
+        <w:rPr>
+          <w:highlight w:val="yellow"/>
+        </w:rPr>
+        <w:t xml:space="preserve"> do projeto</w:t>
       </w:r>
       <w:r>
         <w:rPr>
@@ -9696,7 +12830,21 @@
         <w:rPr>
           <w:highlight w:val="yellow"/>
         </w:rPr>
-        <w:t>Sprint Backlog 1</w:t>
+        <w:t xml:space="preserve">Sprint </w:t>
+      </w:r>
+      <w:proofErr w:type="spellStart"/>
+      <w:r>
+        <w:rPr>
+          <w:highlight w:val="yellow"/>
+        </w:rPr>
+        <w:t>Backlog</w:t>
+      </w:r>
+      <w:proofErr w:type="spellEnd"/>
+      <w:r>
+        <w:rPr>
+          <w:highlight w:val="yellow"/>
+        </w:rPr>
+        <w:t xml:space="preserve"> 1</w:t>
       </w:r>
     </w:p>
     <w:p>
@@ -9714,7 +12862,21 @@
         <w:rPr>
           <w:highlight w:val="yellow"/>
         </w:rPr>
-        <w:t>Sprint Backlog 2</w:t>
+        <w:t xml:space="preserve">Sprint </w:t>
+      </w:r>
+      <w:proofErr w:type="spellStart"/>
+      <w:r>
+        <w:rPr>
+          <w:highlight w:val="yellow"/>
+        </w:rPr>
+        <w:t>Backlog</w:t>
+      </w:r>
+      <w:proofErr w:type="spellEnd"/>
+      <w:r>
+        <w:rPr>
+          <w:highlight w:val="yellow"/>
+        </w:rPr>
+        <w:t xml:space="preserve"> 2</w:t>
       </w:r>
     </w:p>
     <w:p>
@@ -9732,7 +12894,21 @@
         <w:rPr>
           <w:highlight w:val="yellow"/>
         </w:rPr>
-        <w:t>Sprint Backlog 3</w:t>
+        <w:t xml:space="preserve">Sprint </w:t>
+      </w:r>
+      <w:proofErr w:type="spellStart"/>
+      <w:r>
+        <w:rPr>
+          <w:highlight w:val="yellow"/>
+        </w:rPr>
+        <w:t>Backlog</w:t>
+      </w:r>
+      <w:proofErr w:type="spellEnd"/>
+      <w:r>
+        <w:rPr>
+          <w:highlight w:val="yellow"/>
+        </w:rPr>
+        <w:t xml:space="preserve"> 3</w:t>
       </w:r>
     </w:p>
     <w:p>
@@ -9750,7 +12926,21 @@
         <w:rPr>
           <w:highlight w:val="yellow"/>
         </w:rPr>
-        <w:t>Sprint Backlog 4</w:t>
+        <w:t xml:space="preserve">Sprint </w:t>
+      </w:r>
+      <w:proofErr w:type="spellStart"/>
+      <w:r>
+        <w:rPr>
+          <w:highlight w:val="yellow"/>
+        </w:rPr>
+        <w:t>Backlog</w:t>
+      </w:r>
+      <w:proofErr w:type="spellEnd"/>
+      <w:r>
+        <w:rPr>
+          <w:highlight w:val="yellow"/>
+        </w:rPr>
+        <w:t xml:space="preserve"> 4</w:t>
       </w:r>
     </w:p>
     <w:p>
@@ -9758,7 +12948,175 @@
         <w:rPr>
           <w:highlight w:val="yellow"/>
         </w:rPr>
-        <w:t>Cada item do Product Backlog deve corresponder a uma Issue (Jira) do tipo Task, Story ou Bug. User Story identificada pelo cliente. As issues devem ser estimadas em Story Points utilizando a sequência de Fibonacci: 1, 2, 3, 5, 8, 13, 2</w:t>
+        <w:t xml:space="preserve">Cada item do </w:t>
+      </w:r>
+      <w:proofErr w:type="spellStart"/>
+      <w:r>
+        <w:rPr>
+          <w:highlight w:val="yellow"/>
+        </w:rPr>
+        <w:t>Product</w:t>
+      </w:r>
+      <w:proofErr w:type="spellEnd"/>
+      <w:r>
+        <w:rPr>
+          <w:highlight w:val="yellow"/>
+        </w:rPr>
+        <w:t xml:space="preserve"> </w:t>
+      </w:r>
+      <w:proofErr w:type="spellStart"/>
+      <w:r>
+        <w:rPr>
+          <w:highlight w:val="yellow"/>
+        </w:rPr>
+        <w:t>Backlog</w:t>
+      </w:r>
+      <w:proofErr w:type="spellEnd"/>
+      <w:r>
+        <w:rPr>
+          <w:highlight w:val="yellow"/>
+        </w:rPr>
+        <w:t xml:space="preserve"> deve corresponder a uma </w:t>
+      </w:r>
+      <w:proofErr w:type="spellStart"/>
+      <w:r>
+        <w:rPr>
+          <w:highlight w:val="yellow"/>
+        </w:rPr>
+        <w:t>Issue</w:t>
+      </w:r>
+      <w:proofErr w:type="spellEnd"/>
+      <w:r>
+        <w:rPr>
+          <w:highlight w:val="yellow"/>
+        </w:rPr>
+        <w:t xml:space="preserve"> (</w:t>
+      </w:r>
+      <w:proofErr w:type="spellStart"/>
+      <w:r>
+        <w:rPr>
+          <w:highlight w:val="yellow"/>
+        </w:rPr>
+        <w:t>Jira</w:t>
+      </w:r>
+      <w:proofErr w:type="spellEnd"/>
+      <w:r>
+        <w:rPr>
+          <w:highlight w:val="yellow"/>
+        </w:rPr>
+        <w:t xml:space="preserve">) do tipo </w:t>
+      </w:r>
+      <w:proofErr w:type="spellStart"/>
+      <w:r>
+        <w:rPr>
+          <w:highlight w:val="yellow"/>
+        </w:rPr>
+        <w:t>Task</w:t>
+      </w:r>
+      <w:proofErr w:type="spellEnd"/>
+      <w:r>
+        <w:rPr>
+          <w:highlight w:val="yellow"/>
+        </w:rPr>
+        <w:t xml:space="preserve">, </w:t>
+      </w:r>
+      <w:proofErr w:type="spellStart"/>
+      <w:r>
+        <w:rPr>
+          <w:highlight w:val="yellow"/>
+        </w:rPr>
+        <w:t>Story</w:t>
+      </w:r>
+      <w:proofErr w:type="spellEnd"/>
+      <w:r>
+        <w:rPr>
+          <w:highlight w:val="yellow"/>
+        </w:rPr>
+        <w:t xml:space="preserve"> ou Bug. </w:t>
+      </w:r>
+      <w:proofErr w:type="spellStart"/>
+      <w:r>
+        <w:rPr>
+          <w:highlight w:val="yellow"/>
+        </w:rPr>
+        <w:t>User</w:t>
+      </w:r>
+      <w:proofErr w:type="spellEnd"/>
+      <w:r>
+        <w:rPr>
+          <w:highlight w:val="yellow"/>
+        </w:rPr>
+        <w:t xml:space="preserve"> </w:t>
+      </w:r>
+      <w:proofErr w:type="spellStart"/>
+      <w:r>
+        <w:rPr>
+          <w:highlight w:val="yellow"/>
+        </w:rPr>
+        <w:t>Story</w:t>
+      </w:r>
+      <w:proofErr w:type="spellEnd"/>
+      <w:r>
+        <w:rPr>
+          <w:highlight w:val="yellow"/>
+        </w:rPr>
+        <w:t xml:space="preserve"> identificada pelo cliente. As </w:t>
+      </w:r>
+      <w:proofErr w:type="spellStart"/>
+      <w:r>
+        <w:rPr>
+          <w:highlight w:val="yellow"/>
+        </w:rPr>
+        <w:t>issues</w:t>
+      </w:r>
+      <w:proofErr w:type="spellEnd"/>
+      <w:r>
+        <w:rPr>
+          <w:highlight w:val="yellow"/>
+        </w:rPr>
+        <w:t xml:space="preserve"> devem ser estimadas em </w:t>
+      </w:r>
+      <w:proofErr w:type="spellStart"/>
+      <w:r>
+        <w:rPr>
+          <w:highlight w:val="yellow"/>
+        </w:rPr>
+        <w:t>Story</w:t>
+      </w:r>
+      <w:proofErr w:type="spellEnd"/>
+      <w:r>
+        <w:rPr>
+          <w:highlight w:val="yellow"/>
+        </w:rPr>
+        <w:t xml:space="preserve"> </w:t>
+      </w:r>
+      <w:proofErr w:type="spellStart"/>
+      <w:r>
+        <w:rPr>
+          <w:highlight w:val="yellow"/>
+        </w:rPr>
+        <w:t>Points</w:t>
+      </w:r>
+      <w:proofErr w:type="spellEnd"/>
+      <w:r>
+        <w:rPr>
+          <w:highlight w:val="yellow"/>
+        </w:rPr>
+        <w:t xml:space="preserve"> utilizando a sequência de </w:t>
+      </w:r>
+      <w:proofErr w:type="spellStart"/>
+      <w:r>
+        <w:rPr>
+          <w:highlight w:val="yellow"/>
+        </w:rPr>
+        <w:t>Fibonacci</w:t>
+      </w:r>
+      <w:proofErr w:type="spellEnd"/>
+      <w:r>
+        <w:rPr>
+          <w:highlight w:val="yellow"/>
+        </w:rPr>
+        <w:t>: 1, 2, 3, 5, 8, 13, 2</w:t>
       </w:r>
       <w:r>
         <w:rPr>
@@ -9778,7 +13136,7 @@
       <w:pPr>
         <w:pStyle w:val="Ttulo3"/>
       </w:pPr>
-      <w:bookmarkStart w:id="28" w:name="_Toc231904799"/>
+      <w:bookmarkStart w:id="37" w:name="_Toc231912709"/>
       <w:r>
         <w:t>Sprint 1 (</w:t>
       </w:r>
@@ -9809,12 +13167,17 @@
       <w:r>
         <w:t>)</w:t>
       </w:r>
-      <w:bookmarkEnd w:id="28"/>
+      <w:bookmarkEnd w:id="37"/>
     </w:p>
     <w:p>
       <w:r>
-        <w:t>De seguida encontram-se descritos os principais eventos Scrum</w:t>
-      </w:r>
+        <w:t xml:space="preserve">De seguida encontram-se descritos os principais eventos </w:t>
+      </w:r>
+      <w:proofErr w:type="spellStart"/>
+      <w:r>
+        <w:t>Scrum</w:t>
+      </w:r>
+      <w:proofErr w:type="spellEnd"/>
       <w:r>
         <w:t xml:space="preserve"> da Sprint </w:t>
       </w:r>
@@ -9830,8 +13193,13 @@
         <w:pStyle w:val="Ttulo4"/>
       </w:pPr>
       <w:r>
-        <w:t>Sprint Planning</w:t>
-      </w:r>
+        <w:t xml:space="preserve">Sprint </w:t>
+      </w:r>
+      <w:proofErr w:type="spellStart"/>
+      <w:r>
+        <w:t>Planning</w:t>
+      </w:r>
+      <w:proofErr w:type="spellEnd"/>
     </w:p>
     <w:p/>
     <w:tbl>
@@ -9942,8 +13310,17 @@
                 <w:i/>
                 <w:iCs/>
               </w:rPr>
-              <w:t>Sprint Backlog</w:t>
-            </w:r>
+              <w:t xml:space="preserve">Sprint </w:t>
+            </w:r>
+            <w:proofErr w:type="spellStart"/>
+            <w:r>
+              <w:rPr>
+                <w:i/>
+                <w:iCs/>
+              </w:rPr>
+              <w:t>Backlog</w:t>
+            </w:r>
+            <w:proofErr w:type="spellEnd"/>
             <w:r>
               <w:t xml:space="preserve">: </w:t>
             </w:r>
@@ -9953,7 +13330,25 @@
                 <w:bCs w:val="0"/>
                 <w:highlight w:val="yellow"/>
               </w:rPr>
-              <w:t>&lt;retirar do jira tal como na imagem:&gt;</w:t>
+              <w:t xml:space="preserve">&lt;retirar do </w:t>
+            </w:r>
+            <w:proofErr w:type="spellStart"/>
+            <w:r>
+              <w:rPr>
+                <w:b w:val="0"/>
+                <w:bCs w:val="0"/>
+                <w:highlight w:val="yellow"/>
+              </w:rPr>
+              <w:t>jira</w:t>
+            </w:r>
+            <w:proofErr w:type="spellEnd"/>
+            <w:r>
+              <w:rPr>
+                <w:b w:val="0"/>
+                <w:bCs w:val="0"/>
+                <w:highlight w:val="yellow"/>
+              </w:rPr>
+              <w:t xml:space="preserve"> tal como na imagem:&gt;</w:t>
             </w:r>
           </w:p>
           <w:p>
@@ -10007,8 +13402,13 @@
       <w:pPr>
         <w:pStyle w:val="Ttulo4"/>
       </w:pPr>
-      <w:r>
-        <w:t>Daily Meetings</w:t>
+      <w:proofErr w:type="spellStart"/>
+      <w:r>
+        <w:t>Daily</w:t>
+      </w:r>
+      <w:proofErr w:type="spellEnd"/>
+      <w:r>
+        <w:t xml:space="preserve"> Meetings</w:t>
       </w:r>
       <w:r>
         <w:t xml:space="preserve"> (1 por semana)</w:t>
@@ -10178,22 +13578,97 @@
                 <w:b w:val="0"/>
                 <w:bCs w:val="0"/>
               </w:rPr>
-              <w:t xml:space="preserve">Criar projeto Github, Analisar Concorrencial Listonic, </w:t>
-            </w:r>
-            <w:r>
-              <w:rPr>
-                <w:b w:val="0"/>
-                <w:bCs w:val="0"/>
-              </w:rPr>
-              <w:t>User Stories</w:t>
-            </w:r>
-            <w:r>
-              <w:rPr>
-                <w:b w:val="0"/>
-                <w:bCs w:val="0"/>
-              </w:rPr>
-              <w:t>, mockups, wireframe</w:t>
-            </w:r>
+              <w:t xml:space="preserve">Criar projeto </w:t>
+            </w:r>
+            <w:proofErr w:type="spellStart"/>
+            <w:r>
+              <w:rPr>
+                <w:b w:val="0"/>
+                <w:bCs w:val="0"/>
+              </w:rPr>
+              <w:t>Github</w:t>
+            </w:r>
+            <w:proofErr w:type="spellEnd"/>
+            <w:r>
+              <w:rPr>
+                <w:b w:val="0"/>
+                <w:bCs w:val="0"/>
+              </w:rPr>
+              <w:t xml:space="preserve">, Analisar Concorrencial </w:t>
+            </w:r>
+            <w:proofErr w:type="spellStart"/>
+            <w:r>
+              <w:rPr>
+                <w:b w:val="0"/>
+                <w:bCs w:val="0"/>
+              </w:rPr>
+              <w:t>Listonic</w:t>
+            </w:r>
+            <w:proofErr w:type="spellEnd"/>
+            <w:r>
+              <w:rPr>
+                <w:b w:val="0"/>
+                <w:bCs w:val="0"/>
+              </w:rPr>
+              <w:t xml:space="preserve">, </w:t>
+            </w:r>
+            <w:proofErr w:type="spellStart"/>
+            <w:r>
+              <w:rPr>
+                <w:b w:val="0"/>
+                <w:bCs w:val="0"/>
+              </w:rPr>
+              <w:t>User</w:t>
+            </w:r>
+            <w:proofErr w:type="spellEnd"/>
+            <w:r>
+              <w:rPr>
+                <w:b w:val="0"/>
+                <w:bCs w:val="0"/>
+              </w:rPr>
+              <w:t xml:space="preserve"> </w:t>
+            </w:r>
+            <w:proofErr w:type="spellStart"/>
+            <w:r>
+              <w:rPr>
+                <w:b w:val="0"/>
+                <w:bCs w:val="0"/>
+              </w:rPr>
+              <w:t>Stories</w:t>
+            </w:r>
+            <w:proofErr w:type="spellEnd"/>
+            <w:r>
+              <w:rPr>
+                <w:b w:val="0"/>
+                <w:bCs w:val="0"/>
+              </w:rPr>
+              <w:t xml:space="preserve">, </w:t>
+            </w:r>
+            <w:proofErr w:type="spellStart"/>
+            <w:r>
+              <w:rPr>
+                <w:b w:val="0"/>
+                <w:bCs w:val="0"/>
+              </w:rPr>
+              <w:t>mockups</w:t>
+            </w:r>
+            <w:proofErr w:type="spellEnd"/>
+            <w:r>
+              <w:rPr>
+                <w:b w:val="0"/>
+                <w:bCs w:val="0"/>
+              </w:rPr>
+              <w:t xml:space="preserve">, </w:t>
+            </w:r>
+            <w:proofErr w:type="spellStart"/>
+            <w:r>
+              <w:rPr>
+                <w:b w:val="0"/>
+                <w:bCs w:val="0"/>
+              </w:rPr>
+              <w:t>wireframe</w:t>
+            </w:r>
+            <w:proofErr w:type="spellEnd"/>
             <w:r>
               <w:rPr>
                 <w:b w:val="0"/>
@@ -10586,7 +14061,103 @@
                 <w:b w:val="0"/>
                 <w:bCs w:val="0"/>
               </w:rPr>
-              <w:t>Criar projeto Github, Analisar Concorrencial Listonic, User Stories, mockups, wireframe. Aplicação SCRUM.</w:t>
+              <w:t xml:space="preserve">Criar projeto </w:t>
+            </w:r>
+            <w:proofErr w:type="spellStart"/>
+            <w:r>
+              <w:rPr>
+                <w:b w:val="0"/>
+                <w:bCs w:val="0"/>
+              </w:rPr>
+              <w:t>Github</w:t>
+            </w:r>
+            <w:proofErr w:type="spellEnd"/>
+            <w:r>
+              <w:rPr>
+                <w:b w:val="0"/>
+                <w:bCs w:val="0"/>
+              </w:rPr>
+              <w:t xml:space="preserve">, Analisar Concorrencial </w:t>
+            </w:r>
+            <w:proofErr w:type="spellStart"/>
+            <w:r>
+              <w:rPr>
+                <w:b w:val="0"/>
+                <w:bCs w:val="0"/>
+              </w:rPr>
+              <w:t>Listonic</w:t>
+            </w:r>
+            <w:proofErr w:type="spellEnd"/>
+            <w:r>
+              <w:rPr>
+                <w:b w:val="0"/>
+                <w:bCs w:val="0"/>
+              </w:rPr>
+              <w:t xml:space="preserve">, </w:t>
+            </w:r>
+            <w:proofErr w:type="spellStart"/>
+            <w:r>
+              <w:rPr>
+                <w:b w:val="0"/>
+                <w:bCs w:val="0"/>
+              </w:rPr>
+              <w:t>User</w:t>
+            </w:r>
+            <w:proofErr w:type="spellEnd"/>
+            <w:r>
+              <w:rPr>
+                <w:b w:val="0"/>
+                <w:bCs w:val="0"/>
+              </w:rPr>
+              <w:t xml:space="preserve"> </w:t>
+            </w:r>
+            <w:proofErr w:type="spellStart"/>
+            <w:r>
+              <w:rPr>
+                <w:b w:val="0"/>
+                <w:bCs w:val="0"/>
+              </w:rPr>
+              <w:t>Stories</w:t>
+            </w:r>
+            <w:proofErr w:type="spellEnd"/>
+            <w:r>
+              <w:rPr>
+                <w:b w:val="0"/>
+                <w:bCs w:val="0"/>
+              </w:rPr>
+              <w:t xml:space="preserve">, </w:t>
+            </w:r>
+            <w:proofErr w:type="spellStart"/>
+            <w:r>
+              <w:rPr>
+                <w:b w:val="0"/>
+                <w:bCs w:val="0"/>
+              </w:rPr>
+              <w:t>mockups</w:t>
+            </w:r>
+            <w:proofErr w:type="spellEnd"/>
+            <w:r>
+              <w:rPr>
+                <w:b w:val="0"/>
+                <w:bCs w:val="0"/>
+              </w:rPr>
+              <w:t xml:space="preserve">, </w:t>
+            </w:r>
+            <w:proofErr w:type="spellStart"/>
+            <w:r>
+              <w:rPr>
+                <w:b w:val="0"/>
+                <w:bCs w:val="0"/>
+              </w:rPr>
+              <w:t>wireframe</w:t>
+            </w:r>
+            <w:proofErr w:type="spellEnd"/>
+            <w:r>
+              <w:rPr>
+                <w:b w:val="0"/>
+                <w:bCs w:val="0"/>
+              </w:rPr>
+              <w:t>. Aplicação SCRUM.</w:t>
             </w:r>
           </w:p>
           <w:p>
@@ -10630,14 +14201,39 @@
                 <w:b w:val="0"/>
                 <w:bCs w:val="0"/>
               </w:rPr>
-              <w:t xml:space="preserve"> Mockups, desenvolvimento de </w:t>
-            </w:r>
-            <w:r>
-              <w:rPr>
-                <w:b w:val="0"/>
-                <w:bCs w:val="0"/>
-              </w:rPr>
-              <w:t>LoginForm.</w:t>
+              <w:t xml:space="preserve"> </w:t>
+            </w:r>
+            <w:proofErr w:type="spellStart"/>
+            <w:r>
+              <w:rPr>
+                <w:b w:val="0"/>
+                <w:bCs w:val="0"/>
+              </w:rPr>
+              <w:t>Mockups</w:t>
+            </w:r>
+            <w:proofErr w:type="spellEnd"/>
+            <w:r>
+              <w:rPr>
+                <w:b w:val="0"/>
+                <w:bCs w:val="0"/>
+              </w:rPr>
+              <w:t xml:space="preserve">, desenvolvimento de </w:t>
+            </w:r>
+            <w:proofErr w:type="spellStart"/>
+            <w:r>
+              <w:rPr>
+                <w:b w:val="0"/>
+                <w:bCs w:val="0"/>
+              </w:rPr>
+              <w:t>LoginForm</w:t>
+            </w:r>
+            <w:proofErr w:type="spellEnd"/>
+            <w:r>
+              <w:rPr>
+                <w:b w:val="0"/>
+                <w:bCs w:val="0"/>
+              </w:rPr>
+              <w:t>.</w:t>
             </w:r>
           </w:p>
           <w:p>
@@ -10676,6 +14272,7 @@
               </w:rPr>
               <w:t xml:space="preserve"> Desenvolvimento de </w:t>
             </w:r>
+            <w:proofErr w:type="spellStart"/>
             <w:r>
               <w:rPr>
                 <w:b w:val="0"/>
@@ -10683,6 +14280,7 @@
               </w:rPr>
               <w:t>LoginForm</w:t>
             </w:r>
+            <w:proofErr w:type="spellEnd"/>
             <w:r>
               <w:rPr>
                 <w:b w:val="0"/>
@@ -11022,13 +14620,23 @@
               </w:rPr>
               <w:t xml:space="preserve">: </w:t>
             </w:r>
-            <w:r>
-              <w:rPr>
-                <w:b w:val="0"/>
-                <w:bCs w:val="0"/>
-              </w:rPr>
-              <w:t xml:space="preserve">Mockups, desenvolvimento </w:t>
-            </w:r>
+            <w:proofErr w:type="spellStart"/>
+            <w:r>
+              <w:rPr>
+                <w:b w:val="0"/>
+                <w:bCs w:val="0"/>
+              </w:rPr>
+              <w:t>Mockups</w:t>
+            </w:r>
+            <w:proofErr w:type="spellEnd"/>
+            <w:r>
+              <w:rPr>
+                <w:b w:val="0"/>
+                <w:bCs w:val="0"/>
+              </w:rPr>
+              <w:t xml:space="preserve">, desenvolvimento </w:t>
+            </w:r>
+            <w:proofErr w:type="spellStart"/>
             <w:r>
               <w:rPr>
                 <w:b w:val="0"/>
@@ -11036,6 +14644,7 @@
               </w:rPr>
               <w:t>LoginForm</w:t>
             </w:r>
+            <w:proofErr w:type="spellEnd"/>
             <w:r>
               <w:rPr>
                 <w:b w:val="0"/>
@@ -11848,8 +15457,17 @@
                 <w:b w:val="0"/>
                 <w:bCs w:val="0"/>
               </w:rPr>
-              <w:t>Terminar Backlog</w:t>
-            </w:r>
+              <w:t xml:space="preserve">Terminar </w:t>
+            </w:r>
+            <w:proofErr w:type="spellStart"/>
+            <w:r>
+              <w:rPr>
+                <w:b w:val="0"/>
+                <w:bCs w:val="0"/>
+              </w:rPr>
+              <w:t>Backlog</w:t>
+            </w:r>
+            <w:proofErr w:type="spellEnd"/>
             <w:r>
               <w:rPr>
                 <w:b w:val="0"/>
@@ -12129,8 +15747,13 @@
         <w:pStyle w:val="Ttulo4"/>
       </w:pPr>
       <w:r>
-        <w:t>Sprint Retrospective</w:t>
-      </w:r>
+        <w:t xml:space="preserve">Sprint </w:t>
+      </w:r>
+      <w:proofErr w:type="spellStart"/>
+      <w:r>
+        <w:t>Retrospective</w:t>
+      </w:r>
+      <w:proofErr w:type="spellEnd"/>
     </w:p>
     <w:p/>
     <w:tbl>
@@ -12247,6 +15870,7 @@
               </w:rPr>
               <w:t xml:space="preserve">, tirar conclusões acerca de 1 dos gráficos de </w:t>
             </w:r>
+            <w:proofErr w:type="spellStart"/>
             <w:r>
               <w:rPr>
                 <w:b w:val="0"/>
@@ -12255,16 +15879,9 @@
                 <w:iCs/>
                 <w:highlight w:val="yellow"/>
               </w:rPr>
-              <w:t>burn down</w:t>
-            </w:r>
-            <w:r>
-              <w:rPr>
-                <w:b w:val="0"/>
-                <w:bCs w:val="0"/>
-                <w:highlight w:val="yellow"/>
-              </w:rPr>
-              <w:t xml:space="preserve"> ou </w:t>
-            </w:r>
+              <w:t>burn</w:t>
+            </w:r>
+            <w:proofErr w:type="spellEnd"/>
             <w:r>
               <w:rPr>
                 <w:b w:val="0"/>
@@ -12273,8 +15890,62 @@
                 <w:iCs/>
                 <w:highlight w:val="yellow"/>
               </w:rPr>
-              <w:t>burn up</w:t>
-            </w:r>
+              <w:t xml:space="preserve"> </w:t>
+            </w:r>
+            <w:proofErr w:type="spellStart"/>
+            <w:r>
+              <w:rPr>
+                <w:b w:val="0"/>
+                <w:bCs w:val="0"/>
+                <w:i/>
+                <w:iCs/>
+                <w:highlight w:val="yellow"/>
+              </w:rPr>
+              <w:t>down</w:t>
+            </w:r>
+            <w:proofErr w:type="spellEnd"/>
+            <w:r>
+              <w:rPr>
+                <w:b w:val="0"/>
+                <w:bCs w:val="0"/>
+                <w:highlight w:val="yellow"/>
+              </w:rPr>
+              <w:t xml:space="preserve"> ou </w:t>
+            </w:r>
+            <w:proofErr w:type="spellStart"/>
+            <w:r>
+              <w:rPr>
+                <w:b w:val="0"/>
+                <w:bCs w:val="0"/>
+                <w:i/>
+                <w:iCs/>
+                <w:highlight w:val="yellow"/>
+              </w:rPr>
+              <w:t>burn</w:t>
+            </w:r>
+            <w:proofErr w:type="spellEnd"/>
+            <w:r>
+              <w:rPr>
+                <w:b w:val="0"/>
+                <w:bCs w:val="0"/>
+                <w:i/>
+                <w:iCs/>
+                <w:highlight w:val="yellow"/>
+              </w:rPr>
+              <w:t xml:space="preserve"> </w:t>
+            </w:r>
+            <w:proofErr w:type="spellStart"/>
+            <w:r>
+              <w:rPr>
+                <w:b w:val="0"/>
+                <w:bCs w:val="0"/>
+                <w:i/>
+                <w:iCs/>
+                <w:highlight w:val="yellow"/>
+              </w:rPr>
+              <w:t>up</w:t>
+            </w:r>
+            <w:proofErr w:type="spellEnd"/>
             <w:r>
               <w:rPr>
                 <w:b w:val="0"/>
@@ -12359,7 +16030,25 @@
                 <w:bCs w:val="0"/>
                 <w:highlight w:val="yellow"/>
               </w:rPr>
-              <w:t xml:space="preserve">retirar do jira </w:t>
+              <w:t xml:space="preserve">retirar do </w:t>
+            </w:r>
+            <w:proofErr w:type="spellStart"/>
+            <w:r>
+              <w:rPr>
+                <w:b w:val="0"/>
+                <w:bCs w:val="0"/>
+                <w:highlight w:val="yellow"/>
+              </w:rPr>
+              <w:t>jira</w:t>
+            </w:r>
+            <w:proofErr w:type="spellEnd"/>
+            <w:r>
+              <w:rPr>
+                <w:b w:val="0"/>
+                <w:bCs w:val="0"/>
+                <w:highlight w:val="yellow"/>
+              </w:rPr>
+              <w:t xml:space="preserve"> </w:t>
             </w:r>
             <w:r>
               <w:rPr>
@@ -12431,7 +16120,7 @@
       <w:pPr>
         <w:pStyle w:val="Ttulo3"/>
       </w:pPr>
-      <w:bookmarkStart w:id="29" w:name="_Toc231904800"/>
+      <w:bookmarkStart w:id="38" w:name="_Toc231912710"/>
       <w:r>
         <w:t>Sprint 2 (</w:t>
       </w:r>
@@ -12462,12 +16151,17 @@
       <w:r>
         <w:t>)</w:t>
       </w:r>
-      <w:bookmarkEnd w:id="29"/>
+      <w:bookmarkEnd w:id="38"/>
     </w:p>
     <w:p>
       <w:r>
-        <w:t>De seguida encontram-se descritos os principais eventos Scrum</w:t>
-      </w:r>
+        <w:t xml:space="preserve">De seguida encontram-se descritos os principais eventos </w:t>
+      </w:r>
+      <w:proofErr w:type="spellStart"/>
+      <w:r>
+        <w:t>Scrum</w:t>
+      </w:r>
+      <w:proofErr w:type="spellEnd"/>
       <w:r>
         <w:t xml:space="preserve"> da Sprint 4</w:t>
       </w:r>
@@ -12480,8 +16174,13 @@
         <w:pStyle w:val="Ttulo4"/>
       </w:pPr>
       <w:r>
-        <w:t>Sprint Planning</w:t>
-      </w:r>
+        <w:t xml:space="preserve">Sprint </w:t>
+      </w:r>
+      <w:proofErr w:type="spellStart"/>
+      <w:r>
+        <w:t>Planning</w:t>
+      </w:r>
+      <w:proofErr w:type="spellEnd"/>
     </w:p>
     <w:p/>
     <w:tbl>
@@ -12598,8 +16297,17 @@
                 <w:i/>
                 <w:iCs/>
               </w:rPr>
-              <w:t>Sprint Backlog</w:t>
-            </w:r>
+              <w:t xml:space="preserve">Sprint </w:t>
+            </w:r>
+            <w:proofErr w:type="spellStart"/>
+            <w:r>
+              <w:rPr>
+                <w:i/>
+                <w:iCs/>
+              </w:rPr>
+              <w:t>Backlog</w:t>
+            </w:r>
+            <w:proofErr w:type="spellEnd"/>
             <w:r>
               <w:t xml:space="preserve">: </w:t>
             </w:r>
@@ -12609,7 +16317,25 @@
                 <w:bCs w:val="0"/>
                 <w:highlight w:val="yellow"/>
               </w:rPr>
-              <w:t>&lt;retirar do jira a imagem</w:t>
+              <w:t xml:space="preserve">&lt;retirar do </w:t>
+            </w:r>
+            <w:proofErr w:type="spellStart"/>
+            <w:r>
+              <w:rPr>
+                <w:b w:val="0"/>
+                <w:bCs w:val="0"/>
+                <w:highlight w:val="yellow"/>
+              </w:rPr>
+              <w:t>jira</w:t>
+            </w:r>
+            <w:proofErr w:type="spellEnd"/>
+            <w:r>
+              <w:rPr>
+                <w:b w:val="0"/>
+                <w:bCs w:val="0"/>
+                <w:highlight w:val="yellow"/>
+              </w:rPr>
+              <w:t xml:space="preserve"> a imagem</w:t>
             </w:r>
             <w:r>
               <w:rPr>
@@ -12637,8 +16363,13 @@
       <w:pPr>
         <w:pStyle w:val="Ttulo4"/>
       </w:pPr>
-      <w:r>
-        <w:t>Daily Meetings</w:t>
+      <w:proofErr w:type="spellStart"/>
+      <w:r>
+        <w:t>Daily</w:t>
+      </w:r>
+      <w:proofErr w:type="spellEnd"/>
+      <w:r>
+        <w:t xml:space="preserve"> Meetings</w:t>
       </w:r>
       <w:r>
         <w:t xml:space="preserve"> (1 por semana)</w:t>
@@ -13492,8 +17223,13 @@
         <w:pStyle w:val="Ttulo4"/>
       </w:pPr>
       <w:r>
-        <w:t>Sprint Retrospective</w:t>
-      </w:r>
+        <w:t xml:space="preserve">Sprint </w:t>
+      </w:r>
+      <w:proofErr w:type="spellStart"/>
+      <w:r>
+        <w:t>Retrospective</w:t>
+      </w:r>
+      <w:proofErr w:type="spellEnd"/>
     </w:p>
     <w:p/>
     <w:tbl>
@@ -13626,6 +17362,7 @@
               </w:rPr>
               <w:t xml:space="preserve">, tirar conclusões acerca de 1 dos gráficos de </w:t>
             </w:r>
+            <w:proofErr w:type="spellStart"/>
             <w:r>
               <w:rPr>
                 <w:b w:val="0"/>
@@ -13634,16 +17371,9 @@
                 <w:iCs/>
                 <w:highlight w:val="yellow"/>
               </w:rPr>
-              <w:t>burn down</w:t>
-            </w:r>
-            <w:r>
-              <w:rPr>
-                <w:b w:val="0"/>
-                <w:bCs w:val="0"/>
-                <w:highlight w:val="yellow"/>
-              </w:rPr>
-              <w:t xml:space="preserve"> ou </w:t>
-            </w:r>
+              <w:t>burn</w:t>
+            </w:r>
+            <w:proofErr w:type="spellEnd"/>
             <w:r>
               <w:rPr>
                 <w:b w:val="0"/>
@@ -13652,8 +17382,62 @@
                 <w:iCs/>
                 <w:highlight w:val="yellow"/>
               </w:rPr>
-              <w:t>burn up</w:t>
-            </w:r>
+              <w:t xml:space="preserve"> </w:t>
+            </w:r>
+            <w:proofErr w:type="spellStart"/>
+            <w:r>
+              <w:rPr>
+                <w:b w:val="0"/>
+                <w:bCs w:val="0"/>
+                <w:i/>
+                <w:iCs/>
+                <w:highlight w:val="yellow"/>
+              </w:rPr>
+              <w:t>down</w:t>
+            </w:r>
+            <w:proofErr w:type="spellEnd"/>
+            <w:r>
+              <w:rPr>
+                <w:b w:val="0"/>
+                <w:bCs w:val="0"/>
+                <w:highlight w:val="yellow"/>
+              </w:rPr>
+              <w:t xml:space="preserve"> ou </w:t>
+            </w:r>
+            <w:proofErr w:type="spellStart"/>
+            <w:r>
+              <w:rPr>
+                <w:b w:val="0"/>
+                <w:bCs w:val="0"/>
+                <w:i/>
+                <w:iCs/>
+                <w:highlight w:val="yellow"/>
+              </w:rPr>
+              <w:t>burn</w:t>
+            </w:r>
+            <w:proofErr w:type="spellEnd"/>
+            <w:r>
+              <w:rPr>
+                <w:b w:val="0"/>
+                <w:bCs w:val="0"/>
+                <w:i/>
+                <w:iCs/>
+                <w:highlight w:val="yellow"/>
+              </w:rPr>
+              <w:t xml:space="preserve"> </w:t>
+            </w:r>
+            <w:proofErr w:type="spellStart"/>
+            <w:r>
+              <w:rPr>
+                <w:b w:val="0"/>
+                <w:bCs w:val="0"/>
+                <w:i/>
+                <w:iCs/>
+                <w:highlight w:val="yellow"/>
+              </w:rPr>
+              <w:t>up</w:t>
+            </w:r>
+            <w:proofErr w:type="spellEnd"/>
             <w:r>
               <w:rPr>
                 <w:b w:val="0"/>
@@ -13738,7 +17522,25 @@
                 <w:bCs w:val="0"/>
                 <w:highlight w:val="yellow"/>
               </w:rPr>
-              <w:t xml:space="preserve">retirar do jira </w:t>
+              <w:t xml:space="preserve">retirar do </w:t>
+            </w:r>
+            <w:proofErr w:type="spellStart"/>
+            <w:r>
+              <w:rPr>
+                <w:b w:val="0"/>
+                <w:bCs w:val="0"/>
+                <w:highlight w:val="yellow"/>
+              </w:rPr>
+              <w:t>jira</w:t>
+            </w:r>
+            <w:proofErr w:type="spellEnd"/>
+            <w:r>
+              <w:rPr>
+                <w:b w:val="0"/>
+                <w:bCs w:val="0"/>
+                <w:highlight w:val="yellow"/>
+              </w:rPr>
+              <w:t xml:space="preserve"> </w:t>
             </w:r>
             <w:r>
               <w:rPr>
@@ -13783,7 +17585,7 @@
       <w:pPr>
         <w:pStyle w:val="Ttulo3"/>
       </w:pPr>
-      <w:bookmarkStart w:id="30" w:name="_Toc231904801"/>
+      <w:bookmarkStart w:id="39" w:name="_Toc231912711"/>
       <w:r>
         <w:t>Sprint 3 (</w:t>
       </w:r>
@@ -13814,12 +17616,17 @@
       <w:r>
         <w:t>)</w:t>
       </w:r>
-      <w:bookmarkEnd w:id="30"/>
+      <w:bookmarkEnd w:id="39"/>
     </w:p>
     <w:p>
       <w:r>
-        <w:t>De seguida encontram-se descritos os principais eventos Scrum</w:t>
-      </w:r>
+        <w:t xml:space="preserve">De seguida encontram-se descritos os principais eventos </w:t>
+      </w:r>
+      <w:proofErr w:type="spellStart"/>
+      <w:r>
+        <w:t>Scrum</w:t>
+      </w:r>
+      <w:proofErr w:type="spellEnd"/>
       <w:r>
         <w:t xml:space="preserve"> da Sprint 3</w:t>
       </w:r>
@@ -13832,8 +17639,13 @@
         <w:pStyle w:val="Ttulo4"/>
       </w:pPr>
       <w:r>
-        <w:t>Sprint Planning</w:t>
-      </w:r>
+        <w:t xml:space="preserve">Sprint </w:t>
+      </w:r>
+      <w:proofErr w:type="spellStart"/>
+      <w:r>
+        <w:t>Planning</w:t>
+      </w:r>
+      <w:proofErr w:type="spellEnd"/>
     </w:p>
     <w:p/>
     <w:tbl>
@@ -13944,8 +17756,17 @@
                 <w:i/>
                 <w:iCs/>
               </w:rPr>
-              <w:t>Sprint Backlog</w:t>
-            </w:r>
+              <w:t xml:space="preserve">Sprint </w:t>
+            </w:r>
+            <w:proofErr w:type="spellStart"/>
+            <w:r>
+              <w:rPr>
+                <w:i/>
+                <w:iCs/>
+              </w:rPr>
+              <w:t>Backlog</w:t>
+            </w:r>
+            <w:proofErr w:type="spellEnd"/>
             <w:r>
               <w:t xml:space="preserve">: </w:t>
             </w:r>
@@ -13955,7 +17776,25 @@
                 <w:bCs w:val="0"/>
                 <w:highlight w:val="yellow"/>
               </w:rPr>
-              <w:t>&lt;retirar do jira a imagem</w:t>
+              <w:t xml:space="preserve">&lt;retirar do </w:t>
+            </w:r>
+            <w:proofErr w:type="spellStart"/>
+            <w:r>
+              <w:rPr>
+                <w:b w:val="0"/>
+                <w:bCs w:val="0"/>
+                <w:highlight w:val="yellow"/>
+              </w:rPr>
+              <w:t>jira</w:t>
+            </w:r>
+            <w:proofErr w:type="spellEnd"/>
+            <w:r>
+              <w:rPr>
+                <w:b w:val="0"/>
+                <w:bCs w:val="0"/>
+                <w:highlight w:val="yellow"/>
+              </w:rPr>
+              <w:t xml:space="preserve"> a imagem</w:t>
             </w:r>
             <w:r>
               <w:rPr>
@@ -13983,8 +17822,13 @@
       <w:pPr>
         <w:pStyle w:val="Ttulo4"/>
       </w:pPr>
-      <w:r>
-        <w:t>Daily Meetings</w:t>
+      <w:proofErr w:type="spellStart"/>
+      <w:r>
+        <w:t>Daily</w:t>
+      </w:r>
+      <w:proofErr w:type="spellEnd"/>
+      <w:r>
+        <w:t xml:space="preserve"> Meetings</w:t>
       </w:r>
       <w:r>
         <w:t xml:space="preserve"> (1 por semana)</w:t>
@@ -14839,8 +18683,13 @@
         <w:pStyle w:val="Ttulo4"/>
       </w:pPr>
       <w:r>
-        <w:t>Sprint Retrospective</w:t>
-      </w:r>
+        <w:t xml:space="preserve">Sprint </w:t>
+      </w:r>
+      <w:proofErr w:type="spellStart"/>
+      <w:r>
+        <w:t>Retrospective</w:t>
+      </w:r>
+      <w:proofErr w:type="spellEnd"/>
     </w:p>
     <w:p/>
     <w:tbl>
@@ -14972,6 +18821,7 @@
               </w:rPr>
               <w:t xml:space="preserve">, tirar conclusões acerca de 1 dos gráficos de </w:t>
             </w:r>
+            <w:proofErr w:type="spellStart"/>
             <w:r>
               <w:rPr>
                 <w:b w:val="0"/>
@@ -14980,16 +18830,9 @@
                 <w:iCs/>
                 <w:highlight w:val="yellow"/>
               </w:rPr>
-              <w:t>burn down</w:t>
-            </w:r>
-            <w:r>
-              <w:rPr>
-                <w:b w:val="0"/>
-                <w:bCs w:val="0"/>
-                <w:highlight w:val="yellow"/>
-              </w:rPr>
-              <w:t xml:space="preserve"> ou </w:t>
-            </w:r>
+              <w:t>burn</w:t>
+            </w:r>
+            <w:proofErr w:type="spellEnd"/>
             <w:r>
               <w:rPr>
                 <w:b w:val="0"/>
@@ -14998,8 +18841,62 @@
                 <w:iCs/>
                 <w:highlight w:val="yellow"/>
               </w:rPr>
-              <w:t>burn up</w:t>
-            </w:r>
+              <w:t xml:space="preserve"> </w:t>
+            </w:r>
+            <w:proofErr w:type="spellStart"/>
+            <w:r>
+              <w:rPr>
+                <w:b w:val="0"/>
+                <w:bCs w:val="0"/>
+                <w:i/>
+                <w:iCs/>
+                <w:highlight w:val="yellow"/>
+              </w:rPr>
+              <w:t>down</w:t>
+            </w:r>
+            <w:proofErr w:type="spellEnd"/>
+            <w:r>
+              <w:rPr>
+                <w:b w:val="0"/>
+                <w:bCs w:val="0"/>
+                <w:highlight w:val="yellow"/>
+              </w:rPr>
+              <w:t xml:space="preserve"> ou </w:t>
+            </w:r>
+            <w:proofErr w:type="spellStart"/>
+            <w:r>
+              <w:rPr>
+                <w:b w:val="0"/>
+                <w:bCs w:val="0"/>
+                <w:i/>
+                <w:iCs/>
+                <w:highlight w:val="yellow"/>
+              </w:rPr>
+              <w:t>burn</w:t>
+            </w:r>
+            <w:proofErr w:type="spellEnd"/>
+            <w:r>
+              <w:rPr>
+                <w:b w:val="0"/>
+                <w:bCs w:val="0"/>
+                <w:i/>
+                <w:iCs/>
+                <w:highlight w:val="yellow"/>
+              </w:rPr>
+              <w:t xml:space="preserve"> </w:t>
+            </w:r>
+            <w:proofErr w:type="spellStart"/>
+            <w:r>
+              <w:rPr>
+                <w:b w:val="0"/>
+                <w:bCs w:val="0"/>
+                <w:i/>
+                <w:iCs/>
+                <w:highlight w:val="yellow"/>
+              </w:rPr>
+              <w:t>up</w:t>
+            </w:r>
+            <w:proofErr w:type="spellEnd"/>
             <w:r>
               <w:rPr>
                 <w:b w:val="0"/>
@@ -15084,7 +18981,25 @@
                 <w:bCs w:val="0"/>
                 <w:highlight w:val="yellow"/>
               </w:rPr>
-              <w:t xml:space="preserve">retirar do jira </w:t>
+              <w:t xml:space="preserve">retirar do </w:t>
+            </w:r>
+            <w:proofErr w:type="spellStart"/>
+            <w:r>
+              <w:rPr>
+                <w:b w:val="0"/>
+                <w:bCs w:val="0"/>
+                <w:highlight w:val="yellow"/>
+              </w:rPr>
+              <w:t>jira</w:t>
+            </w:r>
+            <w:proofErr w:type="spellEnd"/>
+            <w:r>
+              <w:rPr>
+                <w:b w:val="0"/>
+                <w:bCs w:val="0"/>
+                <w:highlight w:val="yellow"/>
+              </w:rPr>
+              <w:t xml:space="preserve"> </w:t>
             </w:r>
             <w:r>
               <w:rPr>
@@ -15130,18 +19045,36 @@
       <w:pPr>
         <w:pStyle w:val="Ttulo2"/>
       </w:pPr>
-      <w:bookmarkStart w:id="31" w:name="_Toc231904802"/>
+      <w:bookmarkStart w:id="40" w:name="_Toc231912712"/>
+      <w:proofErr w:type="spellStart"/>
       <w:r>
         <w:rPr>
           <w:i/>
           <w:iCs/>
         </w:rPr>
-        <w:t>Retrospective Summary</w:t>
-      </w:r>
+        <w:t>Retrospective</w:t>
+      </w:r>
+      <w:proofErr w:type="spellEnd"/>
+      <w:r>
+        <w:rPr>
+          <w:i/>
+          <w:iCs/>
+        </w:rPr>
+        <w:t xml:space="preserve"> </w:t>
+      </w:r>
+      <w:proofErr w:type="spellStart"/>
+      <w:r>
+        <w:rPr>
+          <w:i/>
+          <w:iCs/>
+        </w:rPr>
+        <w:t>Summary</w:t>
+      </w:r>
+      <w:proofErr w:type="spellEnd"/>
       <w:r>
         <w:t xml:space="preserve"> do Projeto</w:t>
       </w:r>
-      <w:bookmarkEnd w:id="31"/>
+      <w:bookmarkEnd w:id="40"/>
     </w:p>
     <w:p>
       <w:r>
@@ -15232,13 +19165,63 @@
             <w:gridSpan w:val="2"/>
           </w:tcPr>
           <w:p>
+            <w:proofErr w:type="spellStart"/>
             <w:r>
               <w:rPr>
                 <w:i/>
                 <w:iCs/>
               </w:rPr>
-              <w:t>Things that went well</w:t>
-            </w:r>
+              <w:t>Things</w:t>
+            </w:r>
+            <w:proofErr w:type="spellEnd"/>
+            <w:r>
+              <w:rPr>
+                <w:i/>
+                <w:iCs/>
+              </w:rPr>
+              <w:t xml:space="preserve"> </w:t>
+            </w:r>
+            <w:proofErr w:type="spellStart"/>
+            <w:r>
+              <w:rPr>
+                <w:i/>
+                <w:iCs/>
+              </w:rPr>
+              <w:t>that</w:t>
+            </w:r>
+            <w:proofErr w:type="spellEnd"/>
+            <w:r>
+              <w:rPr>
+                <w:i/>
+                <w:iCs/>
+              </w:rPr>
+              <w:t xml:space="preserve"> </w:t>
+            </w:r>
+            <w:proofErr w:type="spellStart"/>
+            <w:r>
+              <w:rPr>
+                <w:i/>
+                <w:iCs/>
+              </w:rPr>
+              <w:t>went</w:t>
+            </w:r>
+            <w:proofErr w:type="spellEnd"/>
+            <w:r>
+              <w:rPr>
+                <w:i/>
+                <w:iCs/>
+              </w:rPr>
+              <w:t xml:space="preserve"> </w:t>
+            </w:r>
+            <w:proofErr w:type="spellStart"/>
+            <w:r>
+              <w:rPr>
+                <w:i/>
+                <w:iCs/>
+              </w:rPr>
+              <w:t>well</w:t>
+            </w:r>
+            <w:proofErr w:type="spellEnd"/>
           </w:p>
         </w:tc>
       </w:tr>
@@ -15515,13 +19498,31 @@
             <w:gridSpan w:val="2"/>
           </w:tcPr>
           <w:p>
+            <w:proofErr w:type="spellStart"/>
             <w:r>
               <w:rPr>
                 <w:i/>
                 <w:iCs/>
               </w:rPr>
-              <w:t>Lessons learned</w:t>
-            </w:r>
+              <w:t>Lessons</w:t>
+            </w:r>
+            <w:proofErr w:type="spellEnd"/>
+            <w:r>
+              <w:rPr>
+                <w:i/>
+                <w:iCs/>
+              </w:rPr>
+              <w:t xml:space="preserve"> </w:t>
+            </w:r>
+            <w:proofErr w:type="spellStart"/>
+            <w:r>
+              <w:rPr>
+                <w:i/>
+                <w:iCs/>
+              </w:rPr>
+              <w:t>learned</w:t>
+            </w:r>
+            <w:proofErr w:type="spellEnd"/>
           </w:p>
         </w:tc>
       </w:tr>
@@ -15796,7 +19797,7 @@
       <w:pPr>
         <w:pStyle w:val="Ttulo1"/>
       </w:pPr>
-      <w:bookmarkStart w:id="32" w:name="_Toc231904803"/>
+      <w:bookmarkStart w:id="41" w:name="_Toc231912713"/>
       <w:r>
         <w:lastRenderedPageBreak/>
         <w:t>Conclus</w:t>
@@ -15804,7 +19805,7 @@
       <w:r>
         <w:t>ão</w:t>
       </w:r>
-      <w:bookmarkEnd w:id="32"/>
+      <w:bookmarkEnd w:id="41"/>
     </w:p>
     <w:p>
       <w:pPr>
@@ -15870,7 +19871,21 @@
         <w:rPr>
           <w:highlight w:val="yellow"/>
         </w:rPr>
-        <w:t>Estado do backlog (funcionalidades pendentes ou descartadas)</w:t>
+        <w:t xml:space="preserve">Estado do </w:t>
+      </w:r>
+      <w:proofErr w:type="spellStart"/>
+      <w:r>
+        <w:rPr>
+          <w:highlight w:val="yellow"/>
+        </w:rPr>
+        <w:t>backlog</w:t>
+      </w:r>
+      <w:proofErr w:type="spellEnd"/>
+      <w:r>
+        <w:rPr>
+          <w:highlight w:val="yellow"/>
+        </w:rPr>
+        <w:t xml:space="preserve"> (funcionalidades pendentes ou descartadas)</w:t>
       </w:r>
     </w:p>
     <w:p>
@@ -15957,14 +19972,34 @@
         </w:rPr>
         <w:t xml:space="preserve">Acrescentar conclusões gerais e que não se enquadrem no </w:t>
       </w:r>
+      <w:proofErr w:type="spellStart"/>
       <w:r>
         <w:rPr>
           <w:i/>
           <w:iCs/>
           <w:highlight w:val="yellow"/>
         </w:rPr>
-        <w:t>retrospective summary</w:t>
-      </w:r>
+        <w:t>retrospective</w:t>
+      </w:r>
+      <w:proofErr w:type="spellEnd"/>
+      <w:r>
+        <w:rPr>
+          <w:i/>
+          <w:iCs/>
+          <w:highlight w:val="yellow"/>
+        </w:rPr>
+        <w:t xml:space="preserve"> </w:t>
+      </w:r>
+      <w:proofErr w:type="spellStart"/>
+      <w:r>
+        <w:rPr>
+          <w:i/>
+          <w:iCs/>
+          <w:highlight w:val="yellow"/>
+        </w:rPr>
+        <w:t>summary</w:t>
+      </w:r>
+      <w:proofErr w:type="spellEnd"/>
       <w:r>
         <w:rPr>
           <w:highlight w:val="yellow"/>
@@ -21870,15 +25905,6 @@
 </file>
 
 <file path=customXml/item1.xml><?xml version="1.0" encoding="utf-8"?>
-<?mso-contentType ?>
-<FormTemplates xmlns="http://schemas.microsoft.com/sharepoint/v3/contenttype/forms">
-  <Display>DocumentLibraryForm</Display>
-  <Edit>DocumentLibraryForm</Edit>
-  <New>DocumentLibraryForm</New>
-</FormTemplates>
-</file>
-
-<file path=customXml/item2.xml><?xml version="1.0" encoding="utf-8"?>
 <ct:contentTypeSchema xmlns:ct="http://schemas.microsoft.com/office/2006/metadata/contentType" xmlns:ma="http://schemas.microsoft.com/office/2006/metadata/properties/metaAttributes" ct:_="" ma:_="" ma:contentTypeName="Documento" ma:contentTypeID="0x0101003F8ECAAF88AFCB4AB1D806FDE394FD03" ma:contentTypeVersion="12" ma:contentTypeDescription="Criar um novo documento." ma:contentTypeScope="" ma:versionID="541e5482cd22746a72c07b4578302587">
   <xsd:schema xmlns:xsd="http://www.w3.org/2001/XMLSchema" xmlns:xs="http://www.w3.org/2001/XMLSchema" xmlns:p="http://schemas.microsoft.com/office/2006/metadata/properties" xmlns:ns2="52a6887f-9537-4a34-8793-b765f13d0873" xmlns:ns3="fa1ba186-cf14-4658-82ff-4e1486731960" targetNamespace="http://schemas.microsoft.com/office/2006/metadata/properties" ma:root="true" ma:fieldsID="4badabe4fa58f02b4fe1f9c3f11ac53e" ns2:_="" ns3:_="">
     <xsd:import namespace="52a6887f-9537-4a34-8793-b765f13d0873"/>
@@ -22079,6 +26105,15 @@
 </ct:contentTypeSchema>
 </file>
 
+<file path=customXml/item2.xml><?xml version="1.0" encoding="utf-8"?>
+<?mso-contentType ?>
+<FormTemplates xmlns="http://schemas.microsoft.com/sharepoint/v3/contenttype/forms">
+  <Display>DocumentLibraryForm</Display>
+  <Edit>DocumentLibraryForm</Edit>
+  <New>DocumentLibraryForm</New>
+</FormTemplates>
+</file>
+
 <file path=customXml/item3.xml><?xml version="1.0" encoding="utf-8"?>
 <p:properties xmlns:p="http://schemas.microsoft.com/office/2006/metadata/properties" xmlns:xsi="http://www.w3.org/2001/XMLSchema-instance" xmlns:pc="http://schemas.microsoft.com/office/infopath/2007/PartnerControls">
   <documentManagement>
@@ -22095,14 +26130,6 @@
 </file>
 
 <file path=customXml/itemProps1.xml><?xml version="1.0" encoding="utf-8"?>
-<ds:datastoreItem xmlns:ds="http://schemas.openxmlformats.org/officeDocument/2006/customXml" ds:itemID="{990C7B0B-29F8-4472-849D-8AEB923CF9C9}">
-  <ds:schemaRefs>
-    <ds:schemaRef ds:uri="http://schemas.microsoft.com/sharepoint/v3/contenttype/forms"/>
-  </ds:schemaRefs>
-</ds:datastoreItem>
-</file>
-
-<file path=customXml/itemProps2.xml><?xml version="1.0" encoding="utf-8"?>
 <ds:datastoreItem xmlns:ds="http://schemas.openxmlformats.org/officeDocument/2006/customXml" ds:itemID="{B04309D4-A979-44A4-8B48-1DFD9E70F312}">
   <ds:schemaRefs>
     <ds:schemaRef ds:uri="http://schemas.microsoft.com/office/2006/metadata/contentType"/>
@@ -22121,6 +26148,14 @@
 </ds:datastoreItem>
 </file>
 
+<file path=customXml/itemProps2.xml><?xml version="1.0" encoding="utf-8"?>
+<ds:datastoreItem xmlns:ds="http://schemas.openxmlformats.org/officeDocument/2006/customXml" ds:itemID="{990C7B0B-29F8-4472-849D-8AEB923CF9C9}">
+  <ds:schemaRefs>
+    <ds:schemaRef ds:uri="http://schemas.microsoft.com/sharepoint/v3/contenttype/forms"/>
+  </ds:schemaRefs>
+</ds:datastoreItem>
+</file>
+
 <file path=customXml/itemProps3.xml><?xml version="1.0" encoding="utf-8"?>
 <ds:datastoreItem xmlns:ds="http://schemas.openxmlformats.org/officeDocument/2006/customXml" ds:itemID="{B0D02839-B28B-4402-A79D-B0CCDC274F38}">
   <ds:schemaRefs>
@@ -22133,7 +26168,7 @@
 </file>
 
 <file path=customXml/itemProps4.xml><?xml version="1.0" encoding="utf-8"?>
-<ds:datastoreItem xmlns:ds="http://schemas.openxmlformats.org/officeDocument/2006/customXml" ds:itemID="{4B5238C9-4D9C-4E89-9CD4-92E99DCF515C}">
+<ds:datastoreItem xmlns:ds="http://schemas.openxmlformats.org/officeDocument/2006/customXml" ds:itemID="{A25B1696-18C1-4D15-B3DC-70744EEF1791}">
   <ds:schemaRefs>
     <ds:schemaRef ds:uri="http://schemas.openxmlformats.org/officeDocument/2006/bibliography"/>
   </ds:schemaRefs>

--- a/MDS-2026-Relatorio.docx
+++ b/MDS-2026-Relatorio.docx
@@ -1013,7 +1013,7 @@
             </w:rPr>
             <w:fldChar w:fldCharType="separate"/>
           </w:r>
-          <w:hyperlink w:anchor="_Toc232850964" w:history="1">
+          <w:hyperlink w:anchor="_Toc232856230" w:history="1">
             <w:r>
               <w:rPr>
                 <w:rStyle w:val="Hiperligao"/>
@@ -1040,7 +1040,7 @@
                 <w:noProof/>
                 <w:webHidden/>
               </w:rPr>
-              <w:instrText xml:space="preserve"> PAGEREF _Toc232850964 \h </w:instrText>
+              <w:instrText xml:space="preserve"> PAGEREF _Toc232856230 \h </w:instrText>
             </w:r>
             <w:r>
               <w:rPr>
@@ -1091,7 +1091,7 @@
               <w14:ligatures w14:val="standardContextual"/>
             </w:rPr>
           </w:pPr>
-          <w:hyperlink w:anchor="_Toc232850965" w:history="1">
+          <w:hyperlink w:anchor="_Toc232856231" w:history="1">
             <w:r>
               <w:rPr>
                 <w:rStyle w:val="Hiperligao"/>
@@ -1118,7 +1118,7 @@
                 <w:noProof/>
                 <w:webHidden/>
               </w:rPr>
-              <w:instrText xml:space="preserve"> PAGEREF _Toc232850965 \h </w:instrText>
+              <w:instrText xml:space="preserve"> PAGEREF _Toc232856231 \h </w:instrText>
             </w:r>
             <w:r>
               <w:rPr>
@@ -1170,7 +1170,7 @@
               <w14:ligatures w14:val="standardContextual"/>
             </w:rPr>
           </w:pPr>
-          <w:hyperlink w:anchor="_Toc232850966" w:history="1">
+          <w:hyperlink w:anchor="_Toc232856232" w:history="1">
             <w:r>
               <w:rPr>
                 <w:rStyle w:val="Hiperligao"/>
@@ -1220,7 +1220,7 @@
                 <w:noProof/>
                 <w:webHidden/>
               </w:rPr>
-              <w:instrText xml:space="preserve"> PAGEREF _Toc232850966 \h </w:instrText>
+              <w:instrText xml:space="preserve"> PAGEREF _Toc232856232 \h </w:instrText>
             </w:r>
             <w:r>
               <w:rPr>
@@ -1271,7 +1271,7 @@
               <w14:ligatures w14:val="standardContextual"/>
             </w:rPr>
           </w:pPr>
-          <w:hyperlink w:anchor="_Toc232850967" w:history="1">
+          <w:hyperlink w:anchor="_Toc232856233" w:history="1">
             <w:r>
               <w:rPr>
                 <w:rStyle w:val="Hiperligao"/>
@@ -1320,7 +1320,7 @@
                 <w:noProof/>
                 <w:webHidden/>
               </w:rPr>
-              <w:instrText xml:space="preserve"> PAGEREF _Toc232850967 \h </w:instrText>
+              <w:instrText xml:space="preserve"> PAGEREF _Toc232856233 \h </w:instrText>
             </w:r>
             <w:r>
               <w:rPr>
@@ -1372,7 +1372,7 @@
               <w14:ligatures w14:val="standardContextual"/>
             </w:rPr>
           </w:pPr>
-          <w:hyperlink w:anchor="_Toc232850968" w:history="1">
+          <w:hyperlink w:anchor="_Toc232856234" w:history="1">
             <w:r>
               <w:rPr>
                 <w:rStyle w:val="Hiperligao"/>
@@ -1422,7 +1422,7 @@
                 <w:noProof/>
                 <w:webHidden/>
               </w:rPr>
-              <w:instrText xml:space="preserve"> PAGEREF _Toc232850968 \h </w:instrText>
+              <w:instrText xml:space="preserve"> PAGEREF _Toc232856234 \h </w:instrText>
             </w:r>
             <w:r>
               <w:rPr>
@@ -1473,7 +1473,7 @@
               <w14:ligatures w14:val="standardContextual"/>
             </w:rPr>
           </w:pPr>
-          <w:hyperlink w:anchor="_Toc232850969" w:history="1">
+          <w:hyperlink w:anchor="_Toc232856235" w:history="1">
             <w:r>
               <w:rPr>
                 <w:rStyle w:val="Hiperligao"/>
@@ -1522,7 +1522,7 @@
                 <w:noProof/>
                 <w:webHidden/>
               </w:rPr>
-              <w:instrText xml:space="preserve"> PAGEREF _Toc232850969 \h </w:instrText>
+              <w:instrText xml:space="preserve"> PAGEREF _Toc232856235 \h </w:instrText>
             </w:r>
             <w:r>
               <w:rPr>
@@ -1571,7 +1571,7 @@
               <w14:ligatures w14:val="standardContextual"/>
             </w:rPr>
           </w:pPr>
-          <w:hyperlink w:anchor="_Toc232850970" w:history="1">
+          <w:hyperlink w:anchor="_Toc232856236" w:history="1">
             <w:r>
               <w:rPr>
                 <w:rStyle w:val="Hiperligao"/>
@@ -1618,7 +1618,7 @@
                 <w:noProof/>
                 <w:webHidden/>
               </w:rPr>
-              <w:instrText xml:space="preserve"> PAGEREF _Toc232850970 \h </w:instrText>
+              <w:instrText xml:space="preserve"> PAGEREF _Toc232856236 \h </w:instrText>
             </w:r>
             <w:r>
               <w:rPr>
@@ -1667,7 +1667,7 @@
               <w14:ligatures w14:val="standardContextual"/>
             </w:rPr>
           </w:pPr>
-          <w:hyperlink w:anchor="_Toc232850971" w:history="1">
+          <w:hyperlink w:anchor="_Toc232856237" w:history="1">
             <w:r>
               <w:rPr>
                 <w:rStyle w:val="Hiperligao"/>
@@ -1714,7 +1714,7 @@
                 <w:noProof/>
                 <w:webHidden/>
               </w:rPr>
-              <w:instrText xml:space="preserve"> PAGEREF _Toc232850971 \h </w:instrText>
+              <w:instrText xml:space="preserve"> PAGEREF _Toc232856237 \h </w:instrText>
             </w:r>
             <w:r>
               <w:rPr>
@@ -1734,7 +1734,7 @@
                 <w:noProof/>
                 <w:webHidden/>
               </w:rPr>
-              <w:t>9</w:t>
+              <w:t>8</w:t>
             </w:r>
             <w:r>
               <w:rPr>
@@ -1763,7 +1763,7 @@
               <w14:ligatures w14:val="standardContextual"/>
             </w:rPr>
           </w:pPr>
-          <w:hyperlink w:anchor="_Toc232850972" w:history="1">
+          <w:hyperlink w:anchor="_Toc232856238" w:history="1">
             <w:r>
               <w:rPr>
                 <w:rStyle w:val="Hiperligao"/>
@@ -1810,7 +1810,7 @@
                 <w:noProof/>
                 <w:webHidden/>
               </w:rPr>
-              <w:instrText xml:space="preserve"> PAGEREF _Toc232850972 \h </w:instrText>
+              <w:instrText xml:space="preserve"> PAGEREF _Toc232856238 \h </w:instrText>
             </w:r>
             <w:r>
               <w:rPr>
@@ -1830,7 +1830,7 @@
                 <w:noProof/>
                 <w:webHidden/>
               </w:rPr>
-              <w:t>10</w:t>
+              <w:t>9</w:t>
             </w:r>
             <w:r>
               <w:rPr>
@@ -1859,7 +1859,7 @@
               <w14:ligatures w14:val="standardContextual"/>
             </w:rPr>
           </w:pPr>
-          <w:hyperlink w:anchor="_Toc232850973" w:history="1">
+          <w:hyperlink w:anchor="_Toc232856239" w:history="1">
             <w:r>
               <w:rPr>
                 <w:rStyle w:val="Hiperligao"/>
@@ -1906,7 +1906,7 @@
                 <w:noProof/>
                 <w:webHidden/>
               </w:rPr>
-              <w:instrText xml:space="preserve"> PAGEREF _Toc232850973 \h </w:instrText>
+              <w:instrText xml:space="preserve"> PAGEREF _Toc232856239 \h </w:instrText>
             </w:r>
             <w:r>
               <w:rPr>
@@ -1926,7 +1926,7 @@
                 <w:noProof/>
                 <w:webHidden/>
               </w:rPr>
-              <w:t>10</w:t>
+              <w:t>9</w:t>
             </w:r>
             <w:r>
               <w:rPr>
@@ -1955,7 +1955,7 @@
               <w14:ligatures w14:val="standardContextual"/>
             </w:rPr>
           </w:pPr>
-          <w:hyperlink w:anchor="_Toc232850974" w:history="1">
+          <w:hyperlink w:anchor="_Toc232856240" w:history="1">
             <w:r>
               <w:rPr>
                 <w:rStyle w:val="Hiperligao"/>
@@ -2002,7 +2002,7 @@
                 <w:noProof/>
                 <w:webHidden/>
               </w:rPr>
-              <w:instrText xml:space="preserve"> PAGEREF _Toc232850974 \h </w:instrText>
+              <w:instrText xml:space="preserve"> PAGEREF _Toc232856240 \h </w:instrText>
             </w:r>
             <w:r>
               <w:rPr>
@@ -2022,7 +2022,7 @@
                 <w:noProof/>
                 <w:webHidden/>
               </w:rPr>
-              <w:t>11</w:t>
+              <w:t>10</w:t>
             </w:r>
             <w:r>
               <w:rPr>
@@ -2053,7 +2053,7 @@
               <w14:ligatures w14:val="standardContextual"/>
             </w:rPr>
           </w:pPr>
-          <w:hyperlink w:anchor="_Toc232850975" w:history="1">
+          <w:hyperlink w:anchor="_Toc232856241" w:history="1">
             <w:r>
               <w:rPr>
                 <w:rStyle w:val="Hiperligao"/>
@@ -2102,7 +2102,7 @@
                 <w:noProof/>
                 <w:webHidden/>
               </w:rPr>
-              <w:instrText xml:space="preserve"> PAGEREF _Toc232850975 \h </w:instrText>
+              <w:instrText xml:space="preserve"> PAGEREF _Toc232856241 \h </w:instrText>
             </w:r>
             <w:r>
               <w:rPr>
@@ -2153,7 +2153,7 @@
               <w14:ligatures w14:val="standardContextual"/>
             </w:rPr>
           </w:pPr>
-          <w:hyperlink w:anchor="_Toc232850976" w:history="1">
+          <w:hyperlink w:anchor="_Toc232856242" w:history="1">
             <w:r>
               <w:rPr>
                 <w:rStyle w:val="Hiperligao"/>
@@ -2202,7 +2202,7 @@
                 <w:noProof/>
                 <w:webHidden/>
               </w:rPr>
-              <w:instrText xml:space="preserve"> PAGEREF _Toc232850976 \h </w:instrText>
+              <w:instrText xml:space="preserve"> PAGEREF _Toc232856242 \h </w:instrText>
             </w:r>
             <w:r>
               <w:rPr>
@@ -2222,7 +2222,7 @@
                 <w:noProof/>
                 <w:webHidden/>
               </w:rPr>
-              <w:t>15</w:t>
+              <w:t>14</w:t>
             </w:r>
             <w:r>
               <w:rPr>
@@ -2254,7 +2254,7 @@
               <w14:ligatures w14:val="standardContextual"/>
             </w:rPr>
           </w:pPr>
-          <w:hyperlink w:anchor="_Toc232850977" w:history="1">
+          <w:hyperlink w:anchor="_Toc232856243" w:history="1">
             <w:r>
               <w:rPr>
                 <w:rStyle w:val="Hiperligao"/>
@@ -2304,7 +2304,7 @@
                 <w:noProof/>
                 <w:webHidden/>
               </w:rPr>
-              <w:instrText xml:space="preserve"> PAGEREF _Toc232850977 \h </w:instrText>
+              <w:instrText xml:space="preserve"> PAGEREF _Toc232856243 \h </w:instrText>
             </w:r>
             <w:r>
               <w:rPr>
@@ -2324,7 +2324,7 @@
                 <w:noProof/>
                 <w:webHidden/>
               </w:rPr>
-              <w:t>16</w:t>
+              <w:t>15</w:t>
             </w:r>
             <w:r>
               <w:rPr>
@@ -2355,7 +2355,7 @@
               <w14:ligatures w14:val="standardContextual"/>
             </w:rPr>
           </w:pPr>
-          <w:hyperlink w:anchor="_Toc232850978" w:history="1">
+          <w:hyperlink w:anchor="_Toc232856244" w:history="1">
             <w:r>
               <w:rPr>
                 <w:rStyle w:val="Hiperligao"/>
@@ -2404,7 +2404,7 @@
                 <w:noProof/>
                 <w:webHidden/>
               </w:rPr>
-              <w:instrText xml:space="preserve"> PAGEREF _Toc232850978 \h </w:instrText>
+              <w:instrText xml:space="preserve"> PAGEREF _Toc232856244 \h </w:instrText>
             </w:r>
             <w:r>
               <w:rPr>
@@ -2424,7 +2424,7 @@
                 <w:noProof/>
                 <w:webHidden/>
               </w:rPr>
-              <w:t>16</w:t>
+              <w:t>15</w:t>
             </w:r>
             <w:r>
               <w:rPr>
@@ -2455,7 +2455,7 @@
               <w14:ligatures w14:val="standardContextual"/>
             </w:rPr>
           </w:pPr>
-          <w:hyperlink w:anchor="_Toc232850979" w:history="1">
+          <w:hyperlink w:anchor="_Toc232856245" w:history="1">
             <w:r>
               <w:rPr>
                 <w:rStyle w:val="Hiperligao"/>
@@ -2504,7 +2504,7 @@
                 <w:noProof/>
                 <w:webHidden/>
               </w:rPr>
-              <w:instrText xml:space="preserve"> PAGEREF _Toc232850979 \h </w:instrText>
+              <w:instrText xml:space="preserve"> PAGEREF _Toc232856245 \h </w:instrText>
             </w:r>
             <w:r>
               <w:rPr>
@@ -2524,7 +2524,7 @@
                 <w:noProof/>
                 <w:webHidden/>
               </w:rPr>
-              <w:t>16</w:t>
+              <w:t>15</w:t>
             </w:r>
             <w:r>
               <w:rPr>
@@ -2555,7 +2555,7 @@
               <w14:ligatures w14:val="standardContextual"/>
             </w:rPr>
           </w:pPr>
-          <w:hyperlink w:anchor="_Toc232850980" w:history="1">
+          <w:hyperlink w:anchor="_Toc232856246" w:history="1">
             <w:r>
               <w:rPr>
                 <w:rStyle w:val="Hiperligao"/>
@@ -2604,7 +2604,7 @@
                 <w:noProof/>
                 <w:webHidden/>
               </w:rPr>
-              <w:instrText xml:space="preserve"> PAGEREF _Toc232850980 \h </w:instrText>
+              <w:instrText xml:space="preserve"> PAGEREF _Toc232856246 \h </w:instrText>
             </w:r>
             <w:r>
               <w:rPr>
@@ -2655,7 +2655,7 @@
               <w14:ligatures w14:val="standardContextual"/>
             </w:rPr>
           </w:pPr>
-          <w:hyperlink w:anchor="_Toc232850981" w:history="1">
+          <w:hyperlink w:anchor="_Toc232856247" w:history="1">
             <w:r>
               <w:rPr>
                 <w:rStyle w:val="Hiperligao"/>
@@ -2704,7 +2704,7 @@
                 <w:noProof/>
                 <w:webHidden/>
               </w:rPr>
-              <w:instrText xml:space="preserve"> PAGEREF _Toc232850981 \h </w:instrText>
+              <w:instrText xml:space="preserve"> PAGEREF _Toc232856247 \h </w:instrText>
             </w:r>
             <w:r>
               <w:rPr>
@@ -2724,7 +2724,7 @@
                 <w:noProof/>
                 <w:webHidden/>
               </w:rPr>
-              <w:t>20</w:t>
+              <w:t>19</w:t>
             </w:r>
             <w:r>
               <w:rPr>
@@ -2753,7 +2753,7 @@
               <w14:ligatures w14:val="standardContextual"/>
             </w:rPr>
           </w:pPr>
-          <w:hyperlink w:anchor="_Toc232850982" w:history="1">
+          <w:hyperlink w:anchor="_Toc232856248" w:history="1">
             <w:r>
               <w:rPr>
                 <w:rStyle w:val="Hiperligao"/>
@@ -2779,22 +2779,7 @@
                 <w:rStyle w:val="Hiperligao"/>
                 <w:noProof/>
               </w:rPr>
-              <w:t>Sprint 1 (</w:t>
-            </w:r>
-            <w:r>
-              <w:rPr>
-                <w:rStyle w:val="Hiperligao"/>
-                <w:noProof/>
-                <w:highlight w:val="yellow"/>
-              </w:rPr>
-              <w:t>Dia de Mês de Ano a Dia de Mês de Ano</w:t>
-            </w:r>
-            <w:r>
-              <w:rPr>
-                <w:rStyle w:val="Hiperligao"/>
-                <w:noProof/>
-              </w:rPr>
-              <w:t>)</w:t>
+              <w:t>Sprint 1 (30 de Abril de 2026 a 14 de Maio de 2026)</w:t>
             </w:r>
             <w:r>
               <w:rPr>
@@ -2815,7 +2800,7 @@
                 <w:noProof/>
                 <w:webHidden/>
               </w:rPr>
-              <w:instrText xml:space="preserve"> PAGEREF _Toc232850982 \h </w:instrText>
+              <w:instrText xml:space="preserve"> PAGEREF _Toc232856248 \h </w:instrText>
             </w:r>
             <w:r>
               <w:rPr>
@@ -2835,7 +2820,7 @@
                 <w:noProof/>
                 <w:webHidden/>
               </w:rPr>
-              <w:t>20</w:t>
+              <w:t>19</w:t>
             </w:r>
             <w:r>
               <w:rPr>
@@ -2864,7 +2849,7 @@
               <w14:ligatures w14:val="standardContextual"/>
             </w:rPr>
           </w:pPr>
-          <w:hyperlink w:anchor="_Toc232850983" w:history="1">
+          <w:hyperlink w:anchor="_Toc232856249" w:history="1">
             <w:r>
               <w:rPr>
                 <w:rStyle w:val="Hiperligao"/>
@@ -2890,22 +2875,7 @@
                 <w:rStyle w:val="Hiperligao"/>
                 <w:noProof/>
               </w:rPr>
-              <w:t>Sprint 2 (</w:t>
-            </w:r>
-            <w:r>
-              <w:rPr>
-                <w:rStyle w:val="Hiperligao"/>
-                <w:noProof/>
-                <w:highlight w:val="yellow"/>
-              </w:rPr>
-              <w:t>Dia de Mês de Ano a Dia de Mês de Ano</w:t>
-            </w:r>
-            <w:r>
-              <w:rPr>
-                <w:rStyle w:val="Hiperligao"/>
-                <w:noProof/>
-              </w:rPr>
-              <w:t>)</w:t>
+              <w:t>Sprint 2 (14 de 5 de 2026 a 26 de 5 de 2026)</w:t>
             </w:r>
             <w:r>
               <w:rPr>
@@ -2926,7 +2896,7 @@
                 <w:noProof/>
                 <w:webHidden/>
               </w:rPr>
-              <w:instrText xml:space="preserve"> PAGEREF _Toc232850983 \h </w:instrText>
+              <w:instrText xml:space="preserve"> PAGEREF _Toc232856249 \h </w:instrText>
             </w:r>
             <w:r>
               <w:rPr>
@@ -2946,7 +2916,7 @@
                 <w:noProof/>
                 <w:webHidden/>
               </w:rPr>
-              <w:t>24</w:t>
+              <w:t>21</w:t>
             </w:r>
             <w:r>
               <w:rPr>
@@ -2975,7 +2945,7 @@
               <w14:ligatures w14:val="standardContextual"/>
             </w:rPr>
           </w:pPr>
-          <w:hyperlink w:anchor="_Toc232850984" w:history="1">
+          <w:hyperlink w:anchor="_Toc232856250" w:history="1">
             <w:r>
               <w:rPr>
                 <w:rStyle w:val="Hiperligao"/>
@@ -3001,22 +2971,7 @@
                 <w:rStyle w:val="Hiperligao"/>
                 <w:noProof/>
               </w:rPr>
-              <w:t>Sprint 3 (</w:t>
-            </w:r>
-            <w:r>
-              <w:rPr>
-                <w:rStyle w:val="Hiperligao"/>
-                <w:noProof/>
-                <w:highlight w:val="yellow"/>
-              </w:rPr>
-              <w:t>Dia de Mês de Ano a Dia de Mês de Ano</w:t>
-            </w:r>
-            <w:r>
-              <w:rPr>
-                <w:rStyle w:val="Hiperligao"/>
-                <w:noProof/>
-              </w:rPr>
-              <w:t>)</w:t>
+              <w:t>Sprint 3 (26 de Maio até dia 4 de Junho)</w:t>
             </w:r>
             <w:r>
               <w:rPr>
@@ -3037,7 +2992,7 @@
                 <w:noProof/>
                 <w:webHidden/>
               </w:rPr>
-              <w:instrText xml:space="preserve"> PAGEREF _Toc232850984 \h </w:instrText>
+              <w:instrText xml:space="preserve"> PAGEREF _Toc232856250 \h </w:instrText>
             </w:r>
             <w:r>
               <w:rPr>
@@ -3057,7 +3012,7 @@
                 <w:noProof/>
                 <w:webHidden/>
               </w:rPr>
-              <w:t>26</w:t>
+              <w:t>24</w:t>
             </w:r>
             <w:r>
               <w:rPr>
@@ -3088,7 +3043,7 @@
               <w14:ligatures w14:val="standardContextual"/>
             </w:rPr>
           </w:pPr>
-          <w:hyperlink w:anchor="_Toc232850985" w:history="1">
+          <w:hyperlink w:anchor="_Toc232856251" w:history="1">
             <w:r>
               <w:rPr>
                 <w:rStyle w:val="Hiperligao"/>
@@ -3146,7 +3101,7 @@
                 <w:noProof/>
                 <w:webHidden/>
               </w:rPr>
-              <w:instrText xml:space="preserve"> PAGEREF _Toc232850985 \h </w:instrText>
+              <w:instrText xml:space="preserve"> PAGEREF _Toc232856251 \h </w:instrText>
             </w:r>
             <w:r>
               <w:rPr>
@@ -3166,7 +3121,7 @@
                 <w:noProof/>
                 <w:webHidden/>
               </w:rPr>
-              <w:t>27</w:t>
+              <w:t>26</w:t>
             </w:r>
             <w:r>
               <w:rPr>
@@ -3198,7 +3153,7 @@
               <w14:ligatures w14:val="standardContextual"/>
             </w:rPr>
           </w:pPr>
-          <w:hyperlink w:anchor="_Toc232850986" w:history="1">
+          <w:hyperlink w:anchor="_Toc232856252" w:history="1">
             <w:r>
               <w:rPr>
                 <w:rStyle w:val="Hiperligao"/>
@@ -3248,7 +3203,7 @@
                 <w:noProof/>
                 <w:webHidden/>
               </w:rPr>
-              <w:instrText xml:space="preserve"> PAGEREF _Toc232850986 \h </w:instrText>
+              <w:instrText xml:space="preserve"> PAGEREF _Toc232856252 \h </w:instrText>
             </w:r>
             <w:r>
               <w:rPr>
@@ -3268,7 +3223,7 @@
                 <w:noProof/>
                 <w:webHidden/>
               </w:rPr>
-              <w:t>29</w:t>
+              <w:t>28</w:t>
             </w:r>
             <w:r>
               <w:rPr>
@@ -3323,7 +3278,7 @@
           <w:noProof/>
         </w:rPr>
       </w:pPr>
-      <w:bookmarkStart w:id="0" w:name="_Toc232850964"/>
+      <w:bookmarkStart w:id="0" w:name="_Toc232856230"/>
       <w:r>
         <w:rPr>
           <w:noProof/>
@@ -3343,7 +3298,11 @@
         <w:rPr>
           <w:rFonts w:eastAsiaTheme="minorEastAsia"/>
           <w:noProof/>
+          <w:kern w:val="2"/>
+          <w:sz w:val="24"/>
+          <w:szCs w:val="24"/>
           <w:lang w:eastAsia="pt-PT"/>
+          <w14:ligatures w14:val="standardContextual"/>
         </w:rPr>
       </w:pPr>
       <w:r>
@@ -3355,7 +3314,7 @@
       <w:r>
         <w:fldChar w:fldCharType="separate"/>
       </w:r>
-      <w:hyperlink w:anchor="_Toc231912719" w:history="1">
+      <w:hyperlink w:anchor="_Toc232856217" w:history="1">
         <w:r>
           <w:rPr>
             <w:rStyle w:val="Hiperligao"/>
@@ -3382,7 +3341,155 @@
             <w:noProof/>
             <w:webHidden/>
           </w:rPr>
-          <w:instrText xml:space="preserve"> PAGEREF _Toc231912719 \h </w:instrText>
+          <w:instrText xml:space="preserve"> PAGEREF _Toc232856217 \h </w:instrText>
+        </w:r>
+        <w:r>
+          <w:rPr>
+            <w:noProof/>
+            <w:webHidden/>
+          </w:rPr>
+        </w:r>
+        <w:r>
+          <w:rPr>
+            <w:noProof/>
+            <w:webHidden/>
+          </w:rPr>
+          <w:fldChar w:fldCharType="separate"/>
+        </w:r>
+        <w:r>
+          <w:rPr>
+            <w:noProof/>
+            <w:webHidden/>
+          </w:rPr>
+          <w:t>11</w:t>
+        </w:r>
+        <w:r>
+          <w:rPr>
+            <w:noProof/>
+            <w:webHidden/>
+          </w:rPr>
+          <w:fldChar w:fldCharType="end"/>
+        </w:r>
+      </w:hyperlink>
+    </w:p>
+    <w:p>
+      <w:pPr>
+        <w:pStyle w:val="ndicedeilustraes"/>
+        <w:tabs>
+          <w:tab w:val="right" w:leader="dot" w:pos="9628"/>
+        </w:tabs>
+        <w:rPr>
+          <w:rFonts w:eastAsiaTheme="minorEastAsia"/>
+          <w:noProof/>
+          <w:kern w:val="2"/>
+          <w:sz w:val="24"/>
+          <w:szCs w:val="24"/>
+          <w:lang w:eastAsia="pt-PT"/>
+          <w14:ligatures w14:val="standardContextual"/>
+        </w:rPr>
+      </w:pPr>
+      <w:hyperlink w:anchor="_Toc232856218" w:history="1">
+        <w:r>
+          <w:rPr>
+            <w:rStyle w:val="Hiperligao"/>
+            <w:noProof/>
+          </w:rPr>
+          <w:t>Figura 2 - Página Registrar Mockup/WireFrame</w:t>
+        </w:r>
+        <w:r>
+          <w:rPr>
+            <w:noProof/>
+            <w:webHidden/>
+          </w:rPr>
+          <w:tab/>
+        </w:r>
+        <w:r>
+          <w:rPr>
+            <w:noProof/>
+            <w:webHidden/>
+          </w:rPr>
+          <w:fldChar w:fldCharType="begin"/>
+        </w:r>
+        <w:r>
+          <w:rPr>
+            <w:noProof/>
+            <w:webHidden/>
+          </w:rPr>
+          <w:instrText xml:space="preserve"> PAGEREF _Toc232856218 \h </w:instrText>
+        </w:r>
+        <w:r>
+          <w:rPr>
+            <w:noProof/>
+            <w:webHidden/>
+          </w:rPr>
+        </w:r>
+        <w:r>
+          <w:rPr>
+            <w:noProof/>
+            <w:webHidden/>
+          </w:rPr>
+          <w:fldChar w:fldCharType="separate"/>
+        </w:r>
+        <w:r>
+          <w:rPr>
+            <w:noProof/>
+            <w:webHidden/>
+          </w:rPr>
+          <w:t>11</w:t>
+        </w:r>
+        <w:r>
+          <w:rPr>
+            <w:noProof/>
+            <w:webHidden/>
+          </w:rPr>
+          <w:fldChar w:fldCharType="end"/>
+        </w:r>
+      </w:hyperlink>
+    </w:p>
+    <w:p>
+      <w:pPr>
+        <w:pStyle w:val="ndicedeilustraes"/>
+        <w:tabs>
+          <w:tab w:val="right" w:leader="dot" w:pos="9628"/>
+        </w:tabs>
+        <w:rPr>
+          <w:rFonts w:eastAsiaTheme="minorEastAsia"/>
+          <w:noProof/>
+          <w:kern w:val="2"/>
+          <w:sz w:val="24"/>
+          <w:szCs w:val="24"/>
+          <w:lang w:eastAsia="pt-PT"/>
+          <w14:ligatures w14:val="standardContextual"/>
+        </w:rPr>
+      </w:pPr>
+      <w:hyperlink w:anchor="_Toc232856219" w:history="1">
+        <w:r>
+          <w:rPr>
+            <w:rStyle w:val="Hiperligao"/>
+            <w:noProof/>
+          </w:rPr>
+          <w:t>Figura 3 – Mockup/WireFrame do ecrã principal</w:t>
+        </w:r>
+        <w:r>
+          <w:rPr>
+            <w:noProof/>
+            <w:webHidden/>
+          </w:rPr>
+          <w:tab/>
+        </w:r>
+        <w:r>
+          <w:rPr>
+            <w:noProof/>
+            <w:webHidden/>
+          </w:rPr>
+          <w:fldChar w:fldCharType="begin"/>
+        </w:r>
+        <w:r>
+          <w:rPr>
+            <w:noProof/>
+            <w:webHidden/>
+          </w:rPr>
+          <w:instrText xml:space="preserve"> PAGEREF _Toc232856219 \h </w:instrText>
         </w:r>
         <w:r>
           <w:rPr>
@@ -3422,16 +3529,20 @@
         <w:rPr>
           <w:rFonts w:eastAsiaTheme="minorEastAsia"/>
           <w:noProof/>
+          <w:kern w:val="2"/>
+          <w:sz w:val="24"/>
+          <w:szCs w:val="24"/>
           <w:lang w:eastAsia="pt-PT"/>
+          <w14:ligatures w14:val="standardContextual"/>
         </w:rPr>
       </w:pPr>
-      <w:hyperlink w:anchor="_Toc231912720" w:history="1">
+      <w:hyperlink w:anchor="_Toc232856220" w:history="1">
         <w:r>
           <w:rPr>
             <w:rStyle w:val="Hiperligao"/>
             <w:noProof/>
           </w:rPr>
-          <w:t>Figura 2 - Página Registrar Mockup/WireFrame</w:t>
+          <w:t>Figura 4 - Mockup/WireFrame de FormUtilizadores</w:t>
         </w:r>
         <w:r>
           <w:rPr>
@@ -3452,7 +3563,7 @@
             <w:noProof/>
             <w:webHidden/>
           </w:rPr>
-          <w:instrText xml:space="preserve"> PAGEREF _Toc231912720 \h </w:instrText>
+          <w:instrText xml:space="preserve"> PAGEREF _Toc232856220 \h </w:instrText>
         </w:r>
         <w:r>
           <w:rPr>
@@ -3492,16 +3603,20 @@
         <w:rPr>
           <w:rFonts w:eastAsiaTheme="minorEastAsia"/>
           <w:noProof/>
+          <w:kern w:val="2"/>
+          <w:sz w:val="24"/>
+          <w:szCs w:val="24"/>
           <w:lang w:eastAsia="pt-PT"/>
+          <w14:ligatures w14:val="standardContextual"/>
         </w:rPr>
       </w:pPr>
-      <w:hyperlink w:anchor="_Toc231912721" w:history="1">
+      <w:hyperlink w:anchor="_Toc232856221" w:history="1">
         <w:r>
           <w:rPr>
             <w:rStyle w:val="Hiperligao"/>
             <w:noProof/>
           </w:rPr>
-          <w:t>Figura 3 – Mockup/WireFrame do ecrã principal</w:t>
+          <w:t>Figura 5 Mockup/WireFrame de FormArtigo</w:t>
         </w:r>
         <w:r>
           <w:rPr>
@@ -3522,7 +3637,7 @@
             <w:noProof/>
             <w:webHidden/>
           </w:rPr>
-          <w:instrText xml:space="preserve"> PAGEREF _Toc231912721 \h </w:instrText>
+          <w:instrText xml:space="preserve"> PAGEREF _Toc232856221 \h </w:instrText>
         </w:r>
         <w:r>
           <w:rPr>
@@ -3562,16 +3677,20 @@
         <w:rPr>
           <w:rFonts w:eastAsiaTheme="minorEastAsia"/>
           <w:noProof/>
+          <w:kern w:val="2"/>
+          <w:sz w:val="24"/>
+          <w:szCs w:val="24"/>
           <w:lang w:eastAsia="pt-PT"/>
+          <w14:ligatures w14:val="standardContextual"/>
         </w:rPr>
       </w:pPr>
-      <w:hyperlink w:anchor="_Toc231912722" w:history="1">
+      <w:hyperlink w:anchor="_Toc232856222" w:history="1">
         <w:r>
           <w:rPr>
             <w:rStyle w:val="Hiperligao"/>
             <w:noProof/>
           </w:rPr>
-          <w:t>Figura 4 - Mockup/WireFrame de FormUtilizadores</w:t>
+          <w:t>Figura 6 Mockup/WireFrame de FormTiposArtigo</w:t>
         </w:r>
         <w:r>
           <w:rPr>
@@ -3592,7 +3711,81 @@
             <w:noProof/>
             <w:webHidden/>
           </w:rPr>
-          <w:instrText xml:space="preserve"> PAGEREF _Toc231912722 \h </w:instrText>
+          <w:instrText xml:space="preserve"> PAGEREF _Toc232856222 \h </w:instrText>
+        </w:r>
+        <w:r>
+          <w:rPr>
+            <w:noProof/>
+            <w:webHidden/>
+          </w:rPr>
+        </w:r>
+        <w:r>
+          <w:rPr>
+            <w:noProof/>
+            <w:webHidden/>
+          </w:rPr>
+          <w:fldChar w:fldCharType="separate"/>
+        </w:r>
+        <w:r>
+          <w:rPr>
+            <w:noProof/>
+            <w:webHidden/>
+          </w:rPr>
+          <w:t>12</w:t>
+        </w:r>
+        <w:r>
+          <w:rPr>
+            <w:noProof/>
+            <w:webHidden/>
+          </w:rPr>
+          <w:fldChar w:fldCharType="end"/>
+        </w:r>
+      </w:hyperlink>
+    </w:p>
+    <w:p>
+      <w:pPr>
+        <w:pStyle w:val="ndicedeilustraes"/>
+        <w:tabs>
+          <w:tab w:val="right" w:leader="dot" w:pos="9628"/>
+        </w:tabs>
+        <w:rPr>
+          <w:rFonts w:eastAsiaTheme="minorEastAsia"/>
+          <w:noProof/>
+          <w:kern w:val="2"/>
+          <w:sz w:val="24"/>
+          <w:szCs w:val="24"/>
+          <w:lang w:eastAsia="pt-PT"/>
+          <w14:ligatures w14:val="standardContextual"/>
+        </w:rPr>
+      </w:pPr>
+      <w:hyperlink w:anchor="_Toc232856223" w:history="1">
+        <w:r>
+          <w:rPr>
+            <w:rStyle w:val="Hiperligao"/>
+            <w:noProof/>
+          </w:rPr>
+          <w:t>Figura 7 Mockup/WireFrame de FormOrcamentos</w:t>
+        </w:r>
+        <w:r>
+          <w:rPr>
+            <w:noProof/>
+            <w:webHidden/>
+          </w:rPr>
+          <w:tab/>
+        </w:r>
+        <w:r>
+          <w:rPr>
+            <w:noProof/>
+            <w:webHidden/>
+          </w:rPr>
+          <w:fldChar w:fldCharType="begin"/>
+        </w:r>
+        <w:r>
+          <w:rPr>
+            <w:noProof/>
+            <w:webHidden/>
+          </w:rPr>
+          <w:instrText xml:space="preserve"> PAGEREF _Toc232856223 \h </w:instrText>
         </w:r>
         <w:r>
           <w:rPr>
@@ -3632,16 +3825,20 @@
         <w:rPr>
           <w:rFonts w:eastAsiaTheme="minorEastAsia"/>
           <w:noProof/>
+          <w:kern w:val="2"/>
+          <w:sz w:val="24"/>
+          <w:szCs w:val="24"/>
           <w:lang w:eastAsia="pt-PT"/>
+          <w14:ligatures w14:val="standardContextual"/>
         </w:rPr>
       </w:pPr>
-      <w:hyperlink w:anchor="_Toc231912723" w:history="1">
+      <w:hyperlink w:anchor="_Toc232856224" w:history="1">
         <w:r>
           <w:rPr>
             <w:rStyle w:val="Hiperligao"/>
             <w:noProof/>
           </w:rPr>
-          <w:t>Figura 5 Mockup/WireFrame de FormArtigo</w:t>
+          <w:t>Figura 8 Mockup/WireFrame de FormEstatísticas</w:t>
         </w:r>
         <w:r>
           <w:rPr>
@@ -3662,7 +3859,7 @@
             <w:noProof/>
             <w:webHidden/>
           </w:rPr>
-          <w:instrText xml:space="preserve"> PAGEREF _Toc231912723 \h </w:instrText>
+          <w:instrText xml:space="preserve"> PAGEREF _Toc232856224 \h </w:instrText>
         </w:r>
         <w:r>
           <w:rPr>
@@ -3702,16 +3899,20 @@
         <w:rPr>
           <w:rFonts w:eastAsiaTheme="minorEastAsia"/>
           <w:noProof/>
+          <w:kern w:val="2"/>
+          <w:sz w:val="24"/>
+          <w:szCs w:val="24"/>
           <w:lang w:eastAsia="pt-PT"/>
+          <w14:ligatures w14:val="standardContextual"/>
         </w:rPr>
       </w:pPr>
-      <w:hyperlink w:anchor="_Toc231912724" w:history="1">
+      <w:hyperlink w:anchor="_Toc232856225" w:history="1">
         <w:r>
           <w:rPr>
             <w:rStyle w:val="Hiperligao"/>
             <w:noProof/>
           </w:rPr>
-          <w:t>Figura 6 Mockup/WireFrame de FormTiposArtigo</w:t>
+          <w:t>Figura 9 Mockup/WireFrame de FormEditarCompras</w:t>
         </w:r>
         <w:r>
           <w:rPr>
@@ -3732,7 +3933,7 @@
             <w:noProof/>
             <w:webHidden/>
           </w:rPr>
-          <w:instrText xml:space="preserve"> PAGEREF _Toc231912724 \h </w:instrText>
+          <w:instrText xml:space="preserve"> PAGEREF _Toc232856225 \h </w:instrText>
         </w:r>
         <w:r>
           <w:rPr>
@@ -3772,16 +3973,20 @@
         <w:rPr>
           <w:rFonts w:eastAsiaTheme="minorEastAsia"/>
           <w:noProof/>
+          <w:kern w:val="2"/>
+          <w:sz w:val="24"/>
+          <w:szCs w:val="24"/>
           <w:lang w:eastAsia="pt-PT"/>
+          <w14:ligatures w14:val="standardContextual"/>
         </w:rPr>
       </w:pPr>
-      <w:hyperlink w:anchor="_Toc231912725" w:history="1">
+      <w:hyperlink w:anchor="_Toc232856226" w:history="1">
         <w:r>
           <w:rPr>
             <w:rStyle w:val="Hiperligao"/>
             <w:noProof/>
           </w:rPr>
-          <w:t>Figura 7 Mockup/WireFrame de FormOrcamentos</w:t>
+          <w:t>Figura 10 Mockup/WireFrame de FormModoCompra</w:t>
         </w:r>
         <w:r>
           <w:rPr>
@@ -3802,7 +4007,7 @@
             <w:noProof/>
             <w:webHidden/>
           </w:rPr>
-          <w:instrText xml:space="preserve"> PAGEREF _Toc231912725 \h </w:instrText>
+          <w:instrText xml:space="preserve"> PAGEREF _Toc232856226 \h </w:instrText>
         </w:r>
         <w:r>
           <w:rPr>
@@ -3842,16 +4047,28 @@
         <w:rPr>
           <w:rFonts w:eastAsiaTheme="minorEastAsia"/>
           <w:noProof/>
+          <w:kern w:val="2"/>
+          <w:sz w:val="24"/>
+          <w:szCs w:val="24"/>
           <w:lang w:eastAsia="pt-PT"/>
+          <w14:ligatures w14:val="standardContextual"/>
         </w:rPr>
       </w:pPr>
-      <w:hyperlink w:anchor="_Toc231912726" w:history="1">
+      <w:hyperlink w:anchor="_Toc232856227" w:history="1">
         <w:r>
           <w:rPr>
             <w:rStyle w:val="Hiperligao"/>
             <w:noProof/>
           </w:rPr>
-          <w:t>Figura 8 Mockup/WireFrame de FormEstatísticas</w:t>
+          <w:t xml:space="preserve">Figura 11 – Diagrama de classes </w:t>
+        </w:r>
+        <w:r>
+          <w:rPr>
+            <w:rStyle w:val="Hiperligao"/>
+            <w:noProof/>
+            <w:highlight w:val="yellow"/>
+          </w:rPr>
+          <w:t>do iShopping.</w:t>
         </w:r>
         <w:r>
           <w:rPr>
@@ -3872,7 +4089,7 @@
             <w:noProof/>
             <w:webHidden/>
           </w:rPr>
-          <w:instrText xml:space="preserve"> PAGEREF _Toc231912726 \h </w:instrText>
+          <w:instrText xml:space="preserve"> PAGEREF _Toc232856227 \h </w:instrText>
         </w:r>
         <w:r>
           <w:rPr>
@@ -3904,224 +4121,6 @@
       </w:hyperlink>
     </w:p>
     <w:p>
-      <w:pPr>
-        <w:pStyle w:val="ndicedeilustraes"/>
-        <w:tabs>
-          <w:tab w:val="right" w:leader="dot" w:pos="9628"/>
-        </w:tabs>
-        <w:rPr>
-          <w:rFonts w:eastAsiaTheme="minorEastAsia"/>
-          <w:noProof/>
-          <w:lang w:eastAsia="pt-PT"/>
-        </w:rPr>
-      </w:pPr>
-      <w:hyperlink w:anchor="_Toc231912727" w:history="1">
-        <w:r>
-          <w:rPr>
-            <w:rStyle w:val="Hiperligao"/>
-            <w:noProof/>
-          </w:rPr>
-          <w:t>Figura 9 Mockup/WireFrame de FormEditarCompras</w:t>
-        </w:r>
-        <w:r>
-          <w:rPr>
-            <w:noProof/>
-            <w:webHidden/>
-          </w:rPr>
-          <w:tab/>
-        </w:r>
-        <w:r>
-          <w:rPr>
-            <w:noProof/>
-            <w:webHidden/>
-          </w:rPr>
-          <w:fldChar w:fldCharType="begin"/>
-        </w:r>
-        <w:r>
-          <w:rPr>
-            <w:noProof/>
-            <w:webHidden/>
-          </w:rPr>
-          <w:instrText xml:space="preserve"> PAGEREF _Toc231912727 \h </w:instrText>
-        </w:r>
-        <w:r>
-          <w:rPr>
-            <w:noProof/>
-            <w:webHidden/>
-          </w:rPr>
-        </w:r>
-        <w:r>
-          <w:rPr>
-            <w:noProof/>
-            <w:webHidden/>
-          </w:rPr>
-          <w:fldChar w:fldCharType="separate"/>
-        </w:r>
-        <w:r>
-          <w:rPr>
-            <w:noProof/>
-            <w:webHidden/>
-          </w:rPr>
-          <w:t>14</w:t>
-        </w:r>
-        <w:r>
-          <w:rPr>
-            <w:noProof/>
-            <w:webHidden/>
-          </w:rPr>
-          <w:fldChar w:fldCharType="end"/>
-        </w:r>
-      </w:hyperlink>
-    </w:p>
-    <w:p>
-      <w:pPr>
-        <w:pStyle w:val="ndicedeilustraes"/>
-        <w:tabs>
-          <w:tab w:val="right" w:leader="dot" w:pos="9628"/>
-        </w:tabs>
-        <w:rPr>
-          <w:rFonts w:eastAsiaTheme="minorEastAsia"/>
-          <w:noProof/>
-          <w:lang w:eastAsia="pt-PT"/>
-        </w:rPr>
-      </w:pPr>
-      <w:hyperlink w:anchor="_Toc231912728" w:history="1">
-        <w:r>
-          <w:rPr>
-            <w:rStyle w:val="Hiperligao"/>
-            <w:noProof/>
-          </w:rPr>
-          <w:t>Figura 10 Mockup/WireFrame de FormModoCompra</w:t>
-        </w:r>
-        <w:r>
-          <w:rPr>
-            <w:noProof/>
-            <w:webHidden/>
-          </w:rPr>
-          <w:tab/>
-        </w:r>
-        <w:r>
-          <w:rPr>
-            <w:noProof/>
-            <w:webHidden/>
-          </w:rPr>
-          <w:fldChar w:fldCharType="begin"/>
-        </w:r>
-        <w:r>
-          <w:rPr>
-            <w:noProof/>
-            <w:webHidden/>
-          </w:rPr>
-          <w:instrText xml:space="preserve"> PAGEREF _Toc231912728 \h </w:instrText>
-        </w:r>
-        <w:r>
-          <w:rPr>
-            <w:noProof/>
-            <w:webHidden/>
-          </w:rPr>
-        </w:r>
-        <w:r>
-          <w:rPr>
-            <w:noProof/>
-            <w:webHidden/>
-          </w:rPr>
-          <w:fldChar w:fldCharType="separate"/>
-        </w:r>
-        <w:r>
-          <w:rPr>
-            <w:noProof/>
-            <w:webHidden/>
-          </w:rPr>
-          <w:t>15</w:t>
-        </w:r>
-        <w:r>
-          <w:rPr>
-            <w:noProof/>
-            <w:webHidden/>
-          </w:rPr>
-          <w:fldChar w:fldCharType="end"/>
-        </w:r>
-      </w:hyperlink>
-    </w:p>
-    <w:p>
-      <w:pPr>
-        <w:pStyle w:val="ndicedeilustraes"/>
-        <w:tabs>
-          <w:tab w:val="right" w:leader="dot" w:pos="9628"/>
-        </w:tabs>
-        <w:rPr>
-          <w:rFonts w:eastAsiaTheme="minorEastAsia"/>
-          <w:noProof/>
-          <w:lang w:eastAsia="pt-PT"/>
-        </w:rPr>
-      </w:pPr>
-      <w:hyperlink w:anchor="_Toc231912729" w:history="1">
-        <w:r>
-          <w:rPr>
-            <w:rStyle w:val="Hiperligao"/>
-            <w:noProof/>
-          </w:rPr>
-          <w:t>Figura 11 – Diagrama de classes</w:t>
-        </w:r>
-        <w:r>
-          <w:rPr>
-            <w:rStyle w:val="Hiperligao"/>
-            <w:noProof/>
-            <w:highlight w:val="yellow"/>
-          </w:rPr>
-          <w:t>.</w:t>
-        </w:r>
-        <w:r>
-          <w:rPr>
-            <w:noProof/>
-            <w:webHidden/>
-          </w:rPr>
-          <w:tab/>
-        </w:r>
-        <w:r>
-          <w:rPr>
-            <w:noProof/>
-            <w:webHidden/>
-          </w:rPr>
-          <w:fldChar w:fldCharType="begin"/>
-        </w:r>
-        <w:r>
-          <w:rPr>
-            <w:noProof/>
-            <w:webHidden/>
-          </w:rPr>
-          <w:instrText xml:space="preserve"> PAGEREF _Toc231912729 \h </w:instrText>
-        </w:r>
-        <w:r>
-          <w:rPr>
-            <w:noProof/>
-            <w:webHidden/>
-          </w:rPr>
-        </w:r>
-        <w:r>
-          <w:rPr>
-            <w:noProof/>
-            <w:webHidden/>
-          </w:rPr>
-          <w:fldChar w:fldCharType="separate"/>
-        </w:r>
-        <w:r>
-          <w:rPr>
-            <w:noProof/>
-            <w:webHidden/>
-          </w:rPr>
-          <w:t>15</w:t>
-        </w:r>
-        <w:r>
-          <w:rPr>
-            <w:noProof/>
-            <w:webHidden/>
-          </w:rPr>
-          <w:fldChar w:fldCharType="end"/>
-        </w:r>
-      </w:hyperlink>
-    </w:p>
-    <w:p>
       <w:r>
         <w:fldChar w:fldCharType="end"/>
       </w:r>
@@ -4141,7 +4140,7 @@
         </w:numPr>
         <w:ind w:left="432" w:hanging="432"/>
       </w:pPr>
-      <w:bookmarkStart w:id="1" w:name="_Toc232850965"/>
+      <w:bookmarkStart w:id="1" w:name="_Toc232856231"/>
       <w:r>
         <w:lastRenderedPageBreak/>
         <w:t>Índice de Tabelas</w:t>
@@ -4522,7 +4521,7 @@
       <w:pPr>
         <w:pStyle w:val="Ttulo1"/>
       </w:pPr>
-      <w:bookmarkStart w:id="2" w:name="_Toc232850966"/>
+      <w:bookmarkStart w:id="2" w:name="_Toc232856232"/>
       <w:r>
         <w:lastRenderedPageBreak/>
         <w:t>Introdução</w:t>
@@ -4638,7 +4637,7 @@
           <w:noProof/>
         </w:rPr>
       </w:pPr>
-      <w:bookmarkStart w:id="3" w:name="_Toc232850967"/>
+      <w:bookmarkStart w:id="3" w:name="_Toc232856233"/>
       <w:r>
         <w:rPr>
           <w:noProof/>
@@ -4718,7 +4717,7 @@
       <w:pPr>
         <w:pStyle w:val="Ttulo1"/>
       </w:pPr>
-      <w:bookmarkStart w:id="4" w:name="_Toc232850968"/>
+      <w:bookmarkStart w:id="4" w:name="_Toc232856234"/>
       <w:r>
         <w:lastRenderedPageBreak/>
         <w:t>Especificação do Sistema</w:t>
@@ -4775,7 +4774,7 @@
       <w:pPr>
         <w:pStyle w:val="Ttulo2"/>
       </w:pPr>
-      <w:bookmarkStart w:id="5" w:name="_Toc232850969"/>
+      <w:bookmarkStart w:id="5" w:name="_Toc232856235"/>
       <w:r>
         <w:t>Análise Concorrencial</w:t>
       </w:r>
@@ -4783,28 +4782,19 @@
     </w:p>
     <w:p>
       <w:r>
+        <w:t>An</w:t>
+      </w:r>
+      <w:r>
         <w:rPr>
           <w:highlight w:val="yellow"/>
         </w:rPr>
-        <w:t>&lt;Análise de 3 sistemas relacionados</w:t>
-      </w:r>
-      <w:r>
-        <w:rPr>
-          <w:highlight w:val="yellow"/>
-        </w:rPr>
-        <w:t xml:space="preserve"> </w:t>
-      </w:r>
-      <w:r>
-        <w:rPr>
-          <w:highlight w:val="yellow"/>
-        </w:rPr>
-        <w:t>usados em outras configurações operacionais que disponibilizam funcionalidades idênticas ou relacionadas</w:t>
-      </w:r>
-      <w:r>
-        <w:rPr>
-          <w:highlight w:val="yellow"/>
-        </w:rPr>
-        <w:t xml:space="preserve"> &gt;</w:t>
+        <w:t>á</w:t>
+      </w:r>
+      <w:r>
+        <w:t>lise concorrencial permite-nos ter uma ideia sobre as utilidades que estão disponíveis nas plataformas dos nossos rivais. Este processo permite-nos avaliar e monitorar os pontos fortes, fracos e as suas estratégias de forma a conseguir melhorar a nossa própria plataforma.</w:t>
+      </w:r>
+      <w:r>
+        <w:t xml:space="preserve"> Nesta secção está apresentado as descrições de 3 rivais.</w:t>
       </w:r>
     </w:p>
     <w:p/>
@@ -4812,7 +4802,7 @@
       <w:pPr>
         <w:pStyle w:val="Ttulo3"/>
       </w:pPr>
-      <w:bookmarkStart w:id="6" w:name="_Toc232850970"/>
+      <w:bookmarkStart w:id="6" w:name="_Toc232856236"/>
       <w:proofErr w:type="spellStart"/>
       <w:r>
         <w:t>Bring</w:t>
@@ -5030,6 +5020,7 @@
                 <w:i w:val="0"/>
                 <w:iCs w:val="0"/>
               </w:rPr>
+              <w:lastRenderedPageBreak/>
               <w:t>Site:</w:t>
             </w:r>
           </w:p>
@@ -5075,7 +5066,6 @@
                 <w:i w:val="0"/>
                 <w:iCs w:val="0"/>
               </w:rPr>
-              <w:lastRenderedPageBreak/>
               <w:t>Descrição</w:t>
             </w:r>
             <w:r>
@@ -5365,7 +5355,7 @@
       <w:pPr>
         <w:pStyle w:val="Ttulo3"/>
       </w:pPr>
-      <w:bookmarkStart w:id="8" w:name="_Toc232850971"/>
+      <w:bookmarkStart w:id="8" w:name="_Toc232856237"/>
       <w:proofErr w:type="spellStart"/>
       <w:r>
         <w:t>Listonic</w:t>
@@ -5700,6 +5690,7 @@
                 <w:i w:val="0"/>
                 <w:iCs w:val="0"/>
               </w:rPr>
+              <w:lastRenderedPageBreak/>
               <w:t>Desvantagens:</w:t>
             </w:r>
           </w:p>
@@ -5742,7 +5733,6 @@
                 <w:i w:val="0"/>
                 <w:iCs w:val="0"/>
               </w:rPr>
-              <w:lastRenderedPageBreak/>
               <w:t>O que falta:</w:t>
             </w:r>
           </w:p>
@@ -5769,7 +5759,7 @@
       <w:pPr>
         <w:pStyle w:val="Ttulo3"/>
       </w:pPr>
-      <w:bookmarkStart w:id="10" w:name="_Toc232850972"/>
+      <w:bookmarkStart w:id="10" w:name="_Toc232856238"/>
       <w:proofErr w:type="spellStart"/>
       <w:r>
         <w:t>HomeBudget</w:t>
@@ -6245,7 +6235,7 @@
       <w:pPr>
         <w:pStyle w:val="Ttulo3"/>
       </w:pPr>
-      <w:bookmarkStart w:id="12" w:name="_Toc232850973"/>
+      <w:bookmarkStart w:id="12" w:name="_Toc232856239"/>
       <w:r>
         <w:t>Comparação dos Sistemas</w:t>
       </w:r>
@@ -6937,7 +6927,7 @@
       <w:pPr>
         <w:pStyle w:val="Ttulo3"/>
       </w:pPr>
-      <w:bookmarkStart w:id="14" w:name="_Toc232850974"/>
+      <w:bookmarkStart w:id="14" w:name="_Toc232856240"/>
       <w:r>
         <w:t>Enquadramento da análise concorrencial no SI</w:t>
       </w:r>
@@ -7012,7 +7002,7 @@
       <w:pPr>
         <w:pStyle w:val="Ttulo2"/>
       </w:pPr>
-      <w:bookmarkStart w:id="15" w:name="_Toc232850975"/>
+      <w:bookmarkStart w:id="15" w:name="_Toc232856241"/>
       <w:proofErr w:type="spellStart"/>
       <w:r>
         <w:lastRenderedPageBreak/>
@@ -7180,7 +7170,7 @@
         <w:pStyle w:val="Legenda"/>
         <w:jc w:val="center"/>
       </w:pPr>
-      <w:bookmarkStart w:id="16" w:name="_Toc231912719"/>
+      <w:bookmarkStart w:id="16" w:name="_Toc232856217"/>
       <w:r>
         <w:t xml:space="preserve">Figura </w:t>
       </w:r>
@@ -7332,7 +7322,7 @@
           <w:noProof/>
         </w:rPr>
       </w:pPr>
-      <w:bookmarkStart w:id="17" w:name="_Toc231912720"/>
+      <w:bookmarkStart w:id="17" w:name="_Toc232856218"/>
       <w:r>
         <w:t xml:space="preserve">Figura </w:t>
       </w:r>
@@ -7488,8 +7478,8 @@
         <w:pStyle w:val="Legenda"/>
         <w:jc w:val="center"/>
       </w:pPr>
-      <w:bookmarkStart w:id="18" w:name="_Toc231912721"/>
-      <w:bookmarkStart w:id="19" w:name="_Hlk231911393"/>
+      <w:bookmarkStart w:id="18" w:name="_Hlk231911393"/>
+      <w:bookmarkStart w:id="19" w:name="_Toc232856219"/>
       <w:r>
         <w:t xml:space="preserve">Figura </w:t>
       </w:r>
@@ -7520,9 +7510,9 @@
       <w:r>
         <w:t xml:space="preserve"> do ecrã principal</w:t>
       </w:r>
-      <w:bookmarkEnd w:id="18"/>
+      <w:bookmarkEnd w:id="19"/>
     </w:p>
-    <w:bookmarkEnd w:id="19"/>
+    <w:bookmarkEnd w:id="18"/>
     <w:p>
       <w:r>
         <w:rPr>
@@ -7639,7 +7629,7 @@
         <w:pStyle w:val="Legenda"/>
         <w:jc w:val="center"/>
       </w:pPr>
-      <w:bookmarkStart w:id="20" w:name="_Toc231912722"/>
+      <w:bookmarkStart w:id="20" w:name="_Toc232856220"/>
       <w:r>
         <w:t xml:space="preserve">Figura </w:t>
       </w:r>
@@ -7793,7 +7783,7 @@
       <w:pPr>
         <w:pStyle w:val="Legenda"/>
       </w:pPr>
-      <w:bookmarkStart w:id="21" w:name="_Toc231912723"/>
+      <w:bookmarkStart w:id="21" w:name="_Toc232856221"/>
       <w:r>
         <w:t xml:space="preserve">Figura </w:t>
       </w:r>
@@ -7947,7 +7937,7 @@
       <w:pPr>
         <w:pStyle w:val="Legenda"/>
       </w:pPr>
-      <w:bookmarkStart w:id="22" w:name="_Toc231912724"/>
+      <w:bookmarkStart w:id="22" w:name="_Toc232856222"/>
       <w:r>
         <w:t xml:space="preserve">Figura </w:t>
       </w:r>
@@ -8102,7 +8092,7 @@
       <w:pPr>
         <w:pStyle w:val="Legenda"/>
       </w:pPr>
-      <w:bookmarkStart w:id="23" w:name="_Toc231912725"/>
+      <w:bookmarkStart w:id="23" w:name="_Toc232856223"/>
       <w:r>
         <w:t xml:space="preserve">Figura </w:t>
       </w:r>
@@ -8258,7 +8248,7 @@
       <w:pPr>
         <w:pStyle w:val="Legenda"/>
       </w:pPr>
-      <w:bookmarkStart w:id="24" w:name="_Toc231912726"/>
+      <w:bookmarkStart w:id="24" w:name="_Toc232856224"/>
       <w:r>
         <w:t xml:space="preserve">Figura </w:t>
       </w:r>
@@ -8412,7 +8402,7 @@
       <w:pPr>
         <w:pStyle w:val="Legenda"/>
       </w:pPr>
-      <w:bookmarkStart w:id="25" w:name="_Toc231912727"/>
+      <w:bookmarkStart w:id="25" w:name="_Toc232856225"/>
       <w:r>
         <w:t xml:space="preserve">Figura </w:t>
       </w:r>
@@ -8570,7 +8560,7 @@
       <w:pPr>
         <w:pStyle w:val="Legenda"/>
       </w:pPr>
-      <w:bookmarkStart w:id="26" w:name="_Toc231912728"/>
+      <w:bookmarkStart w:id="26" w:name="_Toc232856226"/>
       <w:r>
         <w:t xml:space="preserve">Figura </w:t>
       </w:r>
@@ -8617,7 +8607,7 @@
         <w:pStyle w:val="Ttulo2"/>
       </w:pPr>
       <w:bookmarkStart w:id="27" w:name="_Toc102664379"/>
-      <w:bookmarkStart w:id="28" w:name="_Toc232850976"/>
+      <w:bookmarkStart w:id="28" w:name="_Toc232856242"/>
       <w:r>
         <w:t>Diagrama de Classes</w:t>
       </w:r>
@@ -8695,7 +8685,7 @@
         <w:jc w:val="center"/>
       </w:pPr>
       <w:bookmarkStart w:id="29" w:name="_Toc70951687"/>
-      <w:bookmarkStart w:id="30" w:name="_Toc231912729"/>
+      <w:bookmarkStart w:id="30" w:name="_Toc232856227"/>
       <w:r>
         <w:t xml:space="preserve">Figura </w:t>
       </w:r>
@@ -8711,29 +8701,17 @@
         <w:t xml:space="preserve"> – Diagrama de classes </w:t>
       </w:r>
       <w:r>
-        <w:rPr>
-          <w:highlight w:val="yellow"/>
-        </w:rPr>
         <w:t>do</w:t>
       </w:r>
       <w:r>
-        <w:rPr>
-          <w:highlight w:val="yellow"/>
-        </w:rPr>
         <w:t xml:space="preserve"> </w:t>
       </w:r>
       <w:proofErr w:type="spellStart"/>
       <w:r>
-        <w:rPr>
-          <w:highlight w:val="yellow"/>
-        </w:rPr>
         <w:t>iShopping</w:t>
       </w:r>
       <w:proofErr w:type="spellEnd"/>
       <w:r>
-        <w:rPr>
-          <w:highlight w:val="yellow"/>
-        </w:rPr>
         <w:t>.</w:t>
       </w:r>
       <w:bookmarkEnd w:id="29"/>
@@ -8744,7 +8722,7 @@
       <w:pPr>
         <w:pStyle w:val="Ttulo1"/>
       </w:pPr>
-      <w:bookmarkStart w:id="31" w:name="_Toc232850977"/>
+      <w:bookmarkStart w:id="31" w:name="_Toc232856243"/>
       <w:proofErr w:type="spellStart"/>
       <w:r>
         <w:lastRenderedPageBreak/>
@@ -8766,7 +8744,7 @@
       <w:pPr>
         <w:pStyle w:val="Ttulo2"/>
       </w:pPr>
-      <w:bookmarkStart w:id="32" w:name="_Toc232850978"/>
+      <w:bookmarkStart w:id="32" w:name="_Toc232856244"/>
       <w:r>
         <w:t xml:space="preserve">Aplicação do </w:t>
       </w:r>
@@ -8902,7 +8880,7 @@
       <w:pPr>
         <w:pStyle w:val="Ttulo2"/>
       </w:pPr>
-      <w:bookmarkStart w:id="33" w:name="_Toc232850979"/>
+      <w:bookmarkStart w:id="33" w:name="_Toc232856245"/>
       <w:proofErr w:type="spellStart"/>
       <w:r>
         <w:t>Stakeholders</w:t>
@@ -9453,7 +9431,7 @@
       <w:pPr>
         <w:pStyle w:val="Ttulo2"/>
       </w:pPr>
-      <w:bookmarkStart w:id="35" w:name="_Toc232850980"/>
+      <w:bookmarkStart w:id="35" w:name="_Toc232856246"/>
       <w:r>
         <w:lastRenderedPageBreak/>
         <w:t xml:space="preserve">User </w:t>
@@ -12545,7 +12523,7 @@
       <w:pPr>
         <w:pStyle w:val="Ttulo2"/>
       </w:pPr>
-      <w:bookmarkStart w:id="36" w:name="_Toc232850981"/>
+      <w:bookmarkStart w:id="36" w:name="_Toc232856247"/>
       <w:r>
         <w:t>Execução do projeto</w:t>
       </w:r>
@@ -12923,7 +12901,7 @@
       <w:pPr>
         <w:pStyle w:val="Ttulo3"/>
       </w:pPr>
-      <w:bookmarkStart w:id="37" w:name="_Toc232850982"/>
+      <w:bookmarkStart w:id="37" w:name="_Toc232856248"/>
       <w:r>
         <w:t>Sprint 1 (</w:t>
       </w:r>
@@ -13074,32 +13052,6 @@
             <w:proofErr w:type="spellEnd"/>
             <w:r>
               <w:t xml:space="preserve">: </w:t>
-            </w:r>
-            <w:r>
-              <w:rPr>
-                <w:b w:val="0"/>
-                <w:bCs w:val="0"/>
-                <w:highlight w:val="yellow"/>
-              </w:rPr>
-              <w:t xml:space="preserve">&lt;retirar do </w:t>
-            </w:r>
-            <w:proofErr w:type="spellStart"/>
-            <w:r>
-              <w:rPr>
-                <w:b w:val="0"/>
-                <w:bCs w:val="0"/>
-                <w:highlight w:val="yellow"/>
-              </w:rPr>
-              <w:t>jira</w:t>
-            </w:r>
-            <w:proofErr w:type="spellEnd"/>
-            <w:r>
-              <w:rPr>
-                <w:b w:val="0"/>
-                <w:bCs w:val="0"/>
-                <w:highlight w:val="yellow"/>
-              </w:rPr>
-              <w:t xml:space="preserve"> tal como na imagem:&gt;</w:t>
             </w:r>
           </w:p>
           <w:p>
@@ -13986,21 +13938,12 @@
               </w:rPr>
               <w:t>O que vai fazer esta semana</w:t>
             </w:r>
-            <w:proofErr w:type="gramStart"/>
-            <w:r>
-              <w:rPr>
-                <w:b w:val="0"/>
-                <w:bCs w:val="0"/>
-              </w:rPr>
-              <w:t>: :</w:t>
-            </w:r>
-            <w:proofErr w:type="gramEnd"/>
-            <w:r>
-              <w:rPr>
-                <w:b w:val="0"/>
-                <w:bCs w:val="0"/>
-              </w:rPr>
-              <w:t xml:space="preserve"> </w:t>
+            <w:r>
+              <w:rPr>
+                <w:b w:val="0"/>
+                <w:bCs w:val="0"/>
+              </w:rPr>
+              <w:t xml:space="preserve">: </w:t>
             </w:r>
             <w:proofErr w:type="spellStart"/>
             <w:r>
@@ -14188,115 +14131,6 @@
               </w:numPr>
               <w:contextualSpacing w:val="0"/>
               <w:jc w:val="left"/>
-              <w:rPr>
-                <w:b w:val="0"/>
-                <w:bCs w:val="0"/>
-              </w:rPr>
-            </w:pPr>
-            <w:r>
-              <w:rPr>
-                <w:b w:val="0"/>
-                <w:bCs w:val="0"/>
-                <w:u w:val="single"/>
-              </w:rPr>
-              <w:t>Dificuldades que prevê</w:t>
-            </w:r>
-            <w:r>
-              <w:rPr>
-                <w:b w:val="0"/>
-                <w:bCs w:val="0"/>
-              </w:rPr>
-              <w:t>:</w:t>
-            </w:r>
-          </w:p>
-          <w:p>
-            <w:pPr>
-              <w:jc w:val="left"/>
-              <w:rPr>
-                <w:b w:val="0"/>
-                <w:bCs w:val="0"/>
-              </w:rPr>
-            </w:pPr>
-            <w:r>
-              <w:rPr>
-                <w:highlight w:val="yellow"/>
-              </w:rPr>
-              <w:t>&lt;nome do membro 3 da equipa&gt;</w:t>
-            </w:r>
-          </w:p>
-          <w:p>
-            <w:pPr>
-              <w:pStyle w:val="PargrafodaLista"/>
-              <w:numPr>
-                <w:ilvl w:val="0"/>
-                <w:numId w:val="17"/>
-              </w:numPr>
-              <w:contextualSpacing w:val="0"/>
-              <w:jc w:val="left"/>
-              <w:rPr>
-                <w:b w:val="0"/>
-                <w:bCs w:val="0"/>
-              </w:rPr>
-            </w:pPr>
-            <w:r>
-              <w:rPr>
-                <w:b w:val="0"/>
-                <w:bCs w:val="0"/>
-                <w:u w:val="single"/>
-              </w:rPr>
-              <w:t>O que fez na semana anterior</w:t>
-            </w:r>
-            <w:r>
-              <w:rPr>
-                <w:b w:val="0"/>
-                <w:bCs w:val="0"/>
-              </w:rPr>
-              <w:t xml:space="preserve">: </w:t>
-            </w:r>
-          </w:p>
-          <w:p>
-            <w:pPr>
-              <w:pStyle w:val="PargrafodaLista"/>
-              <w:numPr>
-                <w:ilvl w:val="0"/>
-                <w:numId w:val="17"/>
-              </w:numPr>
-              <w:contextualSpacing w:val="0"/>
-              <w:jc w:val="left"/>
-              <w:rPr>
-                <w:b w:val="0"/>
-                <w:bCs w:val="0"/>
-              </w:rPr>
-            </w:pPr>
-            <w:r>
-              <w:rPr>
-                <w:b w:val="0"/>
-                <w:bCs w:val="0"/>
-                <w:u w:val="single"/>
-              </w:rPr>
-              <w:t>O que vai fazer esta semana</w:t>
-            </w:r>
-            <w:r>
-              <w:rPr>
-                <w:b w:val="0"/>
-                <w:bCs w:val="0"/>
-              </w:rPr>
-              <w:t>:</w:t>
-            </w:r>
-          </w:p>
-          <w:p>
-            <w:pPr>
-              <w:pStyle w:val="PargrafodaLista"/>
-              <w:numPr>
-                <w:ilvl w:val="0"/>
-                <w:numId w:val="17"/>
-              </w:numPr>
-              <w:contextualSpacing w:val="0"/>
-              <w:jc w:val="left"/>
-              <w:rPr>
-                <w:b w:val="0"/>
-                <w:bCs w:val="0"/>
-              </w:rPr>
             </w:pPr>
             <w:r>
               <w:rPr>
@@ -14612,7 +14446,7 @@
       <w:pPr>
         <w:pStyle w:val="Ttulo3"/>
       </w:pPr>
-      <w:bookmarkStart w:id="38" w:name="_Toc232850983"/>
+      <w:bookmarkStart w:id="38" w:name="_Toc232856249"/>
       <w:r>
         <w:t>Sprint 2 (</w:t>
       </w:r>
@@ -14654,6 +14488,7 @@
         <w:pStyle w:val="Ttulo4"/>
       </w:pPr>
       <w:r>
+        <w:lastRenderedPageBreak/>
         <w:t xml:space="preserve">Sprint </w:t>
       </w:r>
       <w:proofErr w:type="spellStart"/>
@@ -15218,15 +15053,7 @@
                 <w:b w:val="0"/>
                 <w:bCs w:val="0"/>
               </w:rPr>
-              <w:t xml:space="preserve">, US fechar compra, US adicionar item previsto, US adicionar item não previsto, US filtrar artigos por tipo, US exportar compras para CSV, US obter </w:t>
-            </w:r>
-            <w:r>
-              <w:rPr>
-                <w:b w:val="0"/>
-                <w:bCs w:val="0"/>
-              </w:rPr>
-              <w:lastRenderedPageBreak/>
-              <w:t>sugestões de lista de compras, US Receber alerta de orçamento excedido, US consultar estatísticas mensais, US obter sugestão de orçamento, US consultar percentagem de compras previstas.</w:t>
+              <w:t>, US fechar compra, US adicionar item previsto, US adicionar item não previsto, US filtrar artigos por tipo, US exportar compras para CSV, US obter sugestões de lista de compras, US Receber alerta de orçamento excedido, US consultar estatísticas mensais, US obter sugestão de orçamento, US consultar percentagem de compras previstas.</w:t>
             </w:r>
           </w:p>
           <w:p>
@@ -15298,6 +15125,7 @@
                 <w:bCs w:val="0"/>
                 <w:u w:val="single"/>
               </w:rPr>
+              <w:lastRenderedPageBreak/>
               <w:t>O que fez na semana anterior</w:t>
             </w:r>
             <w:r>
@@ -15393,115 +15221,6 @@
               </w:numPr>
               <w:contextualSpacing w:val="0"/>
               <w:jc w:val="left"/>
-              <w:rPr>
-                <w:b w:val="0"/>
-                <w:bCs w:val="0"/>
-              </w:rPr>
-            </w:pPr>
-            <w:r>
-              <w:rPr>
-                <w:b w:val="0"/>
-                <w:bCs w:val="0"/>
-                <w:u w:val="single"/>
-              </w:rPr>
-              <w:t>Dificuldades que prevê</w:t>
-            </w:r>
-            <w:r>
-              <w:rPr>
-                <w:b w:val="0"/>
-                <w:bCs w:val="0"/>
-              </w:rPr>
-              <w:t>:</w:t>
-            </w:r>
-          </w:p>
-          <w:p>
-            <w:pPr>
-              <w:jc w:val="left"/>
-              <w:rPr>
-                <w:b w:val="0"/>
-                <w:bCs w:val="0"/>
-              </w:rPr>
-            </w:pPr>
-            <w:r>
-              <w:rPr>
-                <w:highlight w:val="yellow"/>
-              </w:rPr>
-              <w:t>&lt;nome do membro 3 da equipa&gt;</w:t>
-            </w:r>
-          </w:p>
-          <w:p>
-            <w:pPr>
-              <w:pStyle w:val="PargrafodaLista"/>
-              <w:numPr>
-                <w:ilvl w:val="0"/>
-                <w:numId w:val="11"/>
-              </w:numPr>
-              <w:contextualSpacing w:val="0"/>
-              <w:jc w:val="left"/>
-              <w:rPr>
-                <w:b w:val="0"/>
-                <w:bCs w:val="0"/>
-              </w:rPr>
-            </w:pPr>
-            <w:r>
-              <w:rPr>
-                <w:b w:val="0"/>
-                <w:bCs w:val="0"/>
-                <w:u w:val="single"/>
-              </w:rPr>
-              <w:t>O que fez na semana anterior</w:t>
-            </w:r>
-            <w:r>
-              <w:rPr>
-                <w:b w:val="0"/>
-                <w:bCs w:val="0"/>
-              </w:rPr>
-              <w:t xml:space="preserve">: </w:t>
-            </w:r>
-          </w:p>
-          <w:p>
-            <w:pPr>
-              <w:pStyle w:val="PargrafodaLista"/>
-              <w:numPr>
-                <w:ilvl w:val="0"/>
-                <w:numId w:val="11"/>
-              </w:numPr>
-              <w:contextualSpacing w:val="0"/>
-              <w:jc w:val="left"/>
-              <w:rPr>
-                <w:b w:val="0"/>
-                <w:bCs w:val="0"/>
-              </w:rPr>
-            </w:pPr>
-            <w:r>
-              <w:rPr>
-                <w:b w:val="0"/>
-                <w:bCs w:val="0"/>
-                <w:u w:val="single"/>
-              </w:rPr>
-              <w:t>O que vai fazer esta semana</w:t>
-            </w:r>
-            <w:r>
-              <w:rPr>
-                <w:b w:val="0"/>
-                <w:bCs w:val="0"/>
-              </w:rPr>
-              <w:t>:</w:t>
-            </w:r>
-          </w:p>
-          <w:p>
-            <w:pPr>
-              <w:pStyle w:val="PargrafodaLista"/>
-              <w:numPr>
-                <w:ilvl w:val="0"/>
-                <w:numId w:val="11"/>
-              </w:numPr>
-              <w:contextualSpacing w:val="0"/>
-              <w:jc w:val="left"/>
-              <w:rPr>
-                <w:b w:val="0"/>
-                <w:bCs w:val="0"/>
-              </w:rPr>
             </w:pPr>
             <w:r>
               <w:rPr>
@@ -15982,115 +15701,6 @@
               </w:numPr>
               <w:contextualSpacing w:val="0"/>
               <w:jc w:val="left"/>
-              <w:rPr>
-                <w:b w:val="0"/>
-                <w:bCs w:val="0"/>
-              </w:rPr>
-            </w:pPr>
-            <w:r>
-              <w:rPr>
-                <w:b w:val="0"/>
-                <w:bCs w:val="0"/>
-                <w:u w:val="single"/>
-              </w:rPr>
-              <w:t>Dificuldades que prevê</w:t>
-            </w:r>
-            <w:r>
-              <w:rPr>
-                <w:b w:val="0"/>
-                <w:bCs w:val="0"/>
-              </w:rPr>
-              <w:t>:</w:t>
-            </w:r>
-          </w:p>
-          <w:p>
-            <w:pPr>
-              <w:jc w:val="left"/>
-              <w:rPr>
-                <w:b w:val="0"/>
-                <w:bCs w:val="0"/>
-              </w:rPr>
-            </w:pPr>
-            <w:r>
-              <w:rPr>
-                <w:highlight w:val="yellow"/>
-              </w:rPr>
-              <w:t>&lt;nome do membro 3 da equipa&gt;</w:t>
-            </w:r>
-          </w:p>
-          <w:p>
-            <w:pPr>
-              <w:pStyle w:val="PargrafodaLista"/>
-              <w:numPr>
-                <w:ilvl w:val="0"/>
-                <w:numId w:val="20"/>
-              </w:numPr>
-              <w:contextualSpacing w:val="0"/>
-              <w:jc w:val="left"/>
-              <w:rPr>
-                <w:b w:val="0"/>
-                <w:bCs w:val="0"/>
-              </w:rPr>
-            </w:pPr>
-            <w:r>
-              <w:rPr>
-                <w:b w:val="0"/>
-                <w:bCs w:val="0"/>
-                <w:u w:val="single"/>
-              </w:rPr>
-              <w:t>O que fez na semana anterior</w:t>
-            </w:r>
-            <w:r>
-              <w:rPr>
-                <w:b w:val="0"/>
-                <w:bCs w:val="0"/>
-              </w:rPr>
-              <w:t xml:space="preserve">: </w:t>
-            </w:r>
-          </w:p>
-          <w:p>
-            <w:pPr>
-              <w:pStyle w:val="PargrafodaLista"/>
-              <w:numPr>
-                <w:ilvl w:val="0"/>
-                <w:numId w:val="20"/>
-              </w:numPr>
-              <w:contextualSpacing w:val="0"/>
-              <w:jc w:val="left"/>
-              <w:rPr>
-                <w:b w:val="0"/>
-                <w:bCs w:val="0"/>
-              </w:rPr>
-            </w:pPr>
-            <w:r>
-              <w:rPr>
-                <w:b w:val="0"/>
-                <w:bCs w:val="0"/>
-                <w:u w:val="single"/>
-              </w:rPr>
-              <w:t>O que vai fazer esta semana</w:t>
-            </w:r>
-            <w:r>
-              <w:rPr>
-                <w:b w:val="0"/>
-                <w:bCs w:val="0"/>
-              </w:rPr>
-              <w:t>:</w:t>
-            </w:r>
-          </w:p>
-          <w:p>
-            <w:pPr>
-              <w:pStyle w:val="PargrafodaLista"/>
-              <w:numPr>
-                <w:ilvl w:val="0"/>
-                <w:numId w:val="20"/>
-              </w:numPr>
-              <w:contextualSpacing w:val="0"/>
-              <w:jc w:val="left"/>
-              <w:rPr>
-                <w:b w:val="0"/>
-                <w:bCs w:val="0"/>
-              </w:rPr>
             </w:pPr>
             <w:r>
               <w:rPr>
@@ -16234,7 +15844,6 @@
                 <w:i/>
                 <w:iCs/>
               </w:rPr>
-              <w:lastRenderedPageBreak/>
               <w:t>Conclusões</w:t>
             </w:r>
             <w:r>
@@ -16354,6 +15963,7 @@
               <w:rPr>
                 <w:noProof/>
               </w:rPr>
+              <w:lastRenderedPageBreak/>
               <w:drawing>
                 <wp:inline distT="0" distB="0" distL="0" distR="0" wp14:anchorId="52BCB3EA" wp14:editId="2CE4E812">
                   <wp:extent cx="6111240" cy="2453640"/>
@@ -16413,7 +16023,7 @@
       <w:pPr>
         <w:pStyle w:val="Ttulo3"/>
       </w:pPr>
-      <w:bookmarkStart w:id="39" w:name="_Toc232850984"/>
+      <w:bookmarkStart w:id="39" w:name="_Toc232856250"/>
       <w:r>
         <w:t>Sprint 3 (</w:t>
       </w:r>
@@ -16592,6 +16202,7 @@
               <w:rPr>
                 <w:noProof/>
               </w:rPr>
+              <w:lastRenderedPageBreak/>
               <w:drawing>
                 <wp:inline distT="0" distB="0" distL="0" distR="0" wp14:anchorId="2DB18D96" wp14:editId="08DAEB79">
                   <wp:extent cx="6111240" cy="2026920"/>
@@ -17140,7 +16751,6 @@
               </w:rPr>
             </w:pPr>
             <w:r>
-              <w:lastRenderedPageBreak/>
               <w:t>Kelly Ferreira</w:t>
             </w:r>
           </w:p>
@@ -17245,6 +16855,7 @@
                 <w:bCs w:val="0"/>
                 <w:u w:val="single"/>
               </w:rPr>
+              <w:lastRenderedPageBreak/>
               <w:t>Dificuldades que prevê</w:t>
             </w:r>
             <w:r>
@@ -17664,7 +17275,7 @@
       <w:pPr>
         <w:pStyle w:val="Ttulo2"/>
       </w:pPr>
-      <w:bookmarkStart w:id="40" w:name="_Toc232850985"/>
+      <w:bookmarkStart w:id="40" w:name="_Toc232856251"/>
       <w:proofErr w:type="spellStart"/>
       <w:r>
         <w:rPr>
@@ -17897,7 +17508,6 @@
                 <w:b w:val="0"/>
                 <w:bCs w:val="0"/>
               </w:rPr>
-              <w:lastRenderedPageBreak/>
               <w:t>As implementações</w:t>
             </w:r>
             <w:r>
@@ -17932,7 +17542,6 @@
                 <w:iCs/>
                 <w:lang w:val="en-US"/>
               </w:rPr>
-              <w:lastRenderedPageBreak/>
               <w:t>Things that could have gone better</w:t>
             </w:r>
           </w:p>
@@ -18041,6 +17650,7 @@
                 <w:b w:val="0"/>
                 <w:bCs w:val="0"/>
               </w:rPr>
+              <w:lastRenderedPageBreak/>
               <w:t>Gestão do projeto</w:t>
             </w:r>
           </w:p>
@@ -18068,6 +17678,7 @@
                 <w:iCs/>
                 <w:lang w:val="en-US"/>
               </w:rPr>
+              <w:lastRenderedPageBreak/>
               <w:t>Things that surprised us</w:t>
             </w:r>
           </w:p>
@@ -18449,7 +18060,7 @@
       <w:pPr>
         <w:pStyle w:val="Ttulo1"/>
       </w:pPr>
-      <w:bookmarkStart w:id="41" w:name="_Toc232850986"/>
+      <w:bookmarkStart w:id="41" w:name="_Toc232856252"/>
       <w:r>
         <w:lastRenderedPageBreak/>
         <w:t>Conclus</w:t>

--- a/MDS-2026-Relatorio.docx
+++ b/MDS-2026-Relatorio.docx
@@ -4834,14 +4834,27 @@
       <w:r>
         <w:t xml:space="preserve">Tabela </w:t>
       </w:r>
-      <w:fldSimple w:instr=" SEQ Tabela \* ARABIC ">
-        <w:r>
-          <w:rPr>
-            <w:noProof/>
-          </w:rPr>
-          <w:t>1</w:t>
-        </w:r>
-      </w:fldSimple>
+      <w:r>
+        <w:fldChar w:fldCharType="begin"/>
+      </w:r>
+      <w:r>
+        <w:instrText xml:space="preserve"> SEQ Tabela \* ARABIC </w:instrText>
+      </w:r>
+      <w:r>
+        <w:fldChar w:fldCharType="separate"/>
+      </w:r>
+      <w:r>
+        <w:rPr>
+          <w:noProof/>
+        </w:rPr>
+        <w:t>1</w:t>
+      </w:r>
+      <w:r>
+        <w:rPr>
+          <w:noProof/>
+        </w:rPr>
+        <w:fldChar w:fldCharType="end"/>
+      </w:r>
       <w:r>
         <w:t xml:space="preserve"> – Descrição do </w:t>
       </w:r>
@@ -5373,14 +5386,27 @@
       <w:r>
         <w:t xml:space="preserve">Tabela </w:t>
       </w:r>
-      <w:fldSimple w:instr=" SEQ Tabela \* ARABIC ">
-        <w:r>
-          <w:rPr>
-            <w:noProof/>
-          </w:rPr>
-          <w:t>2</w:t>
-        </w:r>
-      </w:fldSimple>
+      <w:r>
+        <w:fldChar w:fldCharType="begin"/>
+      </w:r>
+      <w:r>
+        <w:instrText xml:space="preserve"> SEQ Tabela \* ARABIC </w:instrText>
+      </w:r>
+      <w:r>
+        <w:fldChar w:fldCharType="separate"/>
+      </w:r>
+      <w:r>
+        <w:rPr>
+          <w:noProof/>
+        </w:rPr>
+        <w:t>2</w:t>
+      </w:r>
+      <w:r>
+        <w:rPr>
+          <w:noProof/>
+        </w:rPr>
+        <w:fldChar w:fldCharType="end"/>
+      </w:r>
       <w:r>
         <w:t xml:space="preserve"> – Descrição do </w:t>
       </w:r>
@@ -5777,14 +5803,27 @@
       <w:r>
         <w:t xml:space="preserve">Tabela </w:t>
       </w:r>
-      <w:fldSimple w:instr=" SEQ Tabela \* ARABIC ">
-        <w:r>
-          <w:rPr>
-            <w:noProof/>
-          </w:rPr>
-          <w:t>3</w:t>
-        </w:r>
-      </w:fldSimple>
+      <w:r>
+        <w:fldChar w:fldCharType="begin"/>
+      </w:r>
+      <w:r>
+        <w:instrText xml:space="preserve"> SEQ Tabela \* ARABIC </w:instrText>
+      </w:r>
+      <w:r>
+        <w:fldChar w:fldCharType="separate"/>
+      </w:r>
+      <w:r>
+        <w:rPr>
+          <w:noProof/>
+        </w:rPr>
+        <w:t>3</w:t>
+      </w:r>
+      <w:r>
+        <w:rPr>
+          <w:noProof/>
+        </w:rPr>
+        <w:fldChar w:fldCharType="end"/>
+      </w:r>
       <w:r>
         <w:t xml:space="preserve"> – Descrição do </w:t>
       </w:r>
@@ -6261,14 +6300,27 @@
         <w:lastRenderedPageBreak/>
         <w:t xml:space="preserve">Tabela </w:t>
       </w:r>
-      <w:fldSimple w:instr=" SEQ Tabela \* ARABIC ">
-        <w:r>
-          <w:rPr>
-            <w:noProof/>
-          </w:rPr>
-          <w:t>4</w:t>
-        </w:r>
-      </w:fldSimple>
+      <w:r>
+        <w:fldChar w:fldCharType="begin"/>
+      </w:r>
+      <w:r>
+        <w:instrText xml:space="preserve"> SEQ Tabela \* ARABIC </w:instrText>
+      </w:r>
+      <w:r>
+        <w:fldChar w:fldCharType="separate"/>
+      </w:r>
+      <w:r>
+        <w:rPr>
+          <w:noProof/>
+        </w:rPr>
+        <w:t>4</w:t>
+      </w:r>
+      <w:r>
+        <w:rPr>
+          <w:noProof/>
+        </w:rPr>
+        <w:fldChar w:fldCharType="end"/>
+      </w:r>
       <w:r>
         <w:t xml:space="preserve"> – Resumo das características dos Sistemas concorrenciais</w:t>
       </w:r>
@@ -7174,14 +7226,27 @@
       <w:r>
         <w:t xml:space="preserve">Figura </w:t>
       </w:r>
-      <w:fldSimple w:instr=" SEQ Figura \* ARABIC ">
-        <w:r>
-          <w:rPr>
-            <w:noProof/>
-          </w:rPr>
-          <w:t>1</w:t>
-        </w:r>
-      </w:fldSimple>
+      <w:r>
+        <w:fldChar w:fldCharType="begin"/>
+      </w:r>
+      <w:r>
+        <w:instrText xml:space="preserve"> SEQ Figura \* ARABIC </w:instrText>
+      </w:r>
+      <w:r>
+        <w:fldChar w:fldCharType="separate"/>
+      </w:r>
+      <w:r>
+        <w:rPr>
+          <w:noProof/>
+        </w:rPr>
+        <w:t>1</w:t>
+      </w:r>
+      <w:r>
+        <w:rPr>
+          <w:noProof/>
+        </w:rPr>
+        <w:fldChar w:fldCharType="end"/>
+      </w:r>
       <w:r>
         <w:t xml:space="preserve">- </w:t>
       </w:r>
@@ -7326,14 +7391,27 @@
       <w:r>
         <w:t xml:space="preserve">Figura </w:t>
       </w:r>
-      <w:fldSimple w:instr=" SEQ Figura \* ARABIC ">
-        <w:r>
-          <w:rPr>
-            <w:noProof/>
-          </w:rPr>
-          <w:t>2</w:t>
-        </w:r>
-      </w:fldSimple>
+      <w:r>
+        <w:fldChar w:fldCharType="begin"/>
+      </w:r>
+      <w:r>
+        <w:instrText xml:space="preserve"> SEQ Figura \* ARABIC </w:instrText>
+      </w:r>
+      <w:r>
+        <w:fldChar w:fldCharType="separate"/>
+      </w:r>
+      <w:r>
+        <w:rPr>
+          <w:noProof/>
+        </w:rPr>
+        <w:t>2</w:t>
+      </w:r>
+      <w:r>
+        <w:rPr>
+          <w:noProof/>
+        </w:rPr>
+        <w:fldChar w:fldCharType="end"/>
+      </w:r>
       <w:r>
         <w:t xml:space="preserve"> - Página </w:t>
       </w:r>
@@ -7483,14 +7561,27 @@
       <w:r>
         <w:t xml:space="preserve">Figura </w:t>
       </w:r>
-      <w:fldSimple w:instr=" SEQ Figura \* ARABIC ">
-        <w:r>
-          <w:rPr>
-            <w:noProof/>
-          </w:rPr>
-          <w:t>3</w:t>
-        </w:r>
-      </w:fldSimple>
+      <w:r>
+        <w:fldChar w:fldCharType="begin"/>
+      </w:r>
+      <w:r>
+        <w:instrText xml:space="preserve"> SEQ Figura \* ARABIC </w:instrText>
+      </w:r>
+      <w:r>
+        <w:fldChar w:fldCharType="separate"/>
+      </w:r>
+      <w:r>
+        <w:rPr>
+          <w:noProof/>
+        </w:rPr>
+        <w:t>3</w:t>
+      </w:r>
+      <w:r>
+        <w:rPr>
+          <w:noProof/>
+        </w:rPr>
+        <w:fldChar w:fldCharType="end"/>
+      </w:r>
       <w:r>
         <w:t xml:space="preserve"> – </w:t>
       </w:r>
@@ -7633,14 +7724,27 @@
       <w:r>
         <w:t xml:space="preserve">Figura </w:t>
       </w:r>
-      <w:fldSimple w:instr=" SEQ Figura \* ARABIC ">
-        <w:r>
-          <w:rPr>
-            <w:noProof/>
-          </w:rPr>
-          <w:t>4</w:t>
-        </w:r>
-      </w:fldSimple>
+      <w:r>
+        <w:fldChar w:fldCharType="begin"/>
+      </w:r>
+      <w:r>
+        <w:instrText xml:space="preserve"> SEQ Figura \* ARABIC </w:instrText>
+      </w:r>
+      <w:r>
+        <w:fldChar w:fldCharType="separate"/>
+      </w:r>
+      <w:r>
+        <w:rPr>
+          <w:noProof/>
+        </w:rPr>
+        <w:t>4</w:t>
+      </w:r>
+      <w:r>
+        <w:rPr>
+          <w:noProof/>
+        </w:rPr>
+        <w:fldChar w:fldCharType="end"/>
+      </w:r>
       <w:r>
         <w:t xml:space="preserve"> - </w:t>
       </w:r>
@@ -7787,14 +7891,27 @@
       <w:r>
         <w:t xml:space="preserve">Figura </w:t>
       </w:r>
-      <w:fldSimple w:instr=" SEQ Figura \* ARABIC ">
-        <w:r>
-          <w:rPr>
-            <w:noProof/>
-          </w:rPr>
-          <w:t>5</w:t>
-        </w:r>
-      </w:fldSimple>
+      <w:r>
+        <w:fldChar w:fldCharType="begin"/>
+      </w:r>
+      <w:r>
+        <w:instrText xml:space="preserve"> SEQ Figura \* ARABIC </w:instrText>
+      </w:r>
+      <w:r>
+        <w:fldChar w:fldCharType="separate"/>
+      </w:r>
+      <w:r>
+        <w:rPr>
+          <w:noProof/>
+        </w:rPr>
+        <w:t>5</w:t>
+      </w:r>
+      <w:r>
+        <w:rPr>
+          <w:noProof/>
+        </w:rPr>
+        <w:fldChar w:fldCharType="end"/>
+      </w:r>
       <w:r>
         <w:t xml:space="preserve"> </w:t>
       </w:r>
@@ -7941,14 +8058,27 @@
       <w:r>
         <w:t xml:space="preserve">Figura </w:t>
       </w:r>
-      <w:fldSimple w:instr=" SEQ Figura \* ARABIC ">
-        <w:r>
-          <w:rPr>
-            <w:noProof/>
-          </w:rPr>
-          <w:t>6</w:t>
-        </w:r>
-      </w:fldSimple>
+      <w:r>
+        <w:fldChar w:fldCharType="begin"/>
+      </w:r>
+      <w:r>
+        <w:instrText xml:space="preserve"> SEQ Figura \* ARABIC </w:instrText>
+      </w:r>
+      <w:r>
+        <w:fldChar w:fldCharType="separate"/>
+      </w:r>
+      <w:r>
+        <w:rPr>
+          <w:noProof/>
+        </w:rPr>
+        <w:t>6</w:t>
+      </w:r>
+      <w:r>
+        <w:rPr>
+          <w:noProof/>
+        </w:rPr>
+        <w:fldChar w:fldCharType="end"/>
+      </w:r>
       <w:r>
         <w:t xml:space="preserve"> </w:t>
       </w:r>
@@ -8096,14 +8226,27 @@
       <w:r>
         <w:t xml:space="preserve">Figura </w:t>
       </w:r>
-      <w:fldSimple w:instr=" SEQ Figura \* ARABIC ">
-        <w:r>
-          <w:rPr>
-            <w:noProof/>
-          </w:rPr>
-          <w:t>7</w:t>
-        </w:r>
-      </w:fldSimple>
+      <w:r>
+        <w:fldChar w:fldCharType="begin"/>
+      </w:r>
+      <w:r>
+        <w:instrText xml:space="preserve"> SEQ Figura \* ARABIC </w:instrText>
+      </w:r>
+      <w:r>
+        <w:fldChar w:fldCharType="separate"/>
+      </w:r>
+      <w:r>
+        <w:rPr>
+          <w:noProof/>
+        </w:rPr>
+        <w:t>7</w:t>
+      </w:r>
+      <w:r>
+        <w:rPr>
+          <w:noProof/>
+        </w:rPr>
+        <w:fldChar w:fldCharType="end"/>
+      </w:r>
       <w:r>
         <w:t xml:space="preserve"> </w:t>
       </w:r>
@@ -8252,14 +8395,27 @@
       <w:r>
         <w:t xml:space="preserve">Figura </w:t>
       </w:r>
-      <w:fldSimple w:instr=" SEQ Figura \* ARABIC ">
-        <w:r>
-          <w:rPr>
-            <w:noProof/>
-          </w:rPr>
-          <w:t>8</w:t>
-        </w:r>
-      </w:fldSimple>
+      <w:r>
+        <w:fldChar w:fldCharType="begin"/>
+      </w:r>
+      <w:r>
+        <w:instrText xml:space="preserve"> SEQ Figura \* ARABIC </w:instrText>
+      </w:r>
+      <w:r>
+        <w:fldChar w:fldCharType="separate"/>
+      </w:r>
+      <w:r>
+        <w:rPr>
+          <w:noProof/>
+        </w:rPr>
+        <w:t>8</w:t>
+      </w:r>
+      <w:r>
+        <w:rPr>
+          <w:noProof/>
+        </w:rPr>
+        <w:fldChar w:fldCharType="end"/>
+      </w:r>
       <w:r>
         <w:t xml:space="preserve"> </w:t>
       </w:r>
@@ -8406,14 +8562,27 @@
       <w:r>
         <w:t xml:space="preserve">Figura </w:t>
       </w:r>
-      <w:fldSimple w:instr=" SEQ Figura \* ARABIC ">
-        <w:r>
-          <w:rPr>
-            <w:noProof/>
-          </w:rPr>
-          <w:t>9</w:t>
-        </w:r>
-      </w:fldSimple>
+      <w:r>
+        <w:fldChar w:fldCharType="begin"/>
+      </w:r>
+      <w:r>
+        <w:instrText xml:space="preserve"> SEQ Figura \* ARABIC </w:instrText>
+      </w:r>
+      <w:r>
+        <w:fldChar w:fldCharType="separate"/>
+      </w:r>
+      <w:r>
+        <w:rPr>
+          <w:noProof/>
+        </w:rPr>
+        <w:t>9</w:t>
+      </w:r>
+      <w:r>
+        <w:rPr>
+          <w:noProof/>
+        </w:rPr>
+        <w:fldChar w:fldCharType="end"/>
+      </w:r>
       <w:r>
         <w:t xml:space="preserve"> </w:t>
       </w:r>
@@ -8564,14 +8733,27 @@
       <w:r>
         <w:t xml:space="preserve">Figura </w:t>
       </w:r>
-      <w:fldSimple w:instr=" SEQ Figura \* ARABIC ">
-        <w:r>
-          <w:rPr>
-            <w:noProof/>
-          </w:rPr>
-          <w:t>10</w:t>
-        </w:r>
-      </w:fldSimple>
+      <w:r>
+        <w:fldChar w:fldCharType="begin"/>
+      </w:r>
+      <w:r>
+        <w:instrText xml:space="preserve"> SEQ Figura \* ARABIC </w:instrText>
+      </w:r>
+      <w:r>
+        <w:fldChar w:fldCharType="separate"/>
+      </w:r>
+      <w:r>
+        <w:rPr>
+          <w:noProof/>
+        </w:rPr>
+        <w:t>10</w:t>
+      </w:r>
+      <w:r>
+        <w:rPr>
+          <w:noProof/>
+        </w:rPr>
+        <w:fldChar w:fldCharType="end"/>
+      </w:r>
       <w:r>
         <w:t xml:space="preserve"> </w:t>
       </w:r>
@@ -8689,14 +8871,27 @@
       <w:r>
         <w:t xml:space="preserve">Figura </w:t>
       </w:r>
-      <w:fldSimple w:instr=" SEQ Figura \* ARABIC ">
-        <w:r>
-          <w:rPr>
-            <w:noProof/>
-          </w:rPr>
-          <w:t>11</w:t>
-        </w:r>
-      </w:fldSimple>
+      <w:r>
+        <w:fldChar w:fldCharType="begin"/>
+      </w:r>
+      <w:r>
+        <w:instrText xml:space="preserve"> SEQ Figura \* ARABIC </w:instrText>
+      </w:r>
+      <w:r>
+        <w:fldChar w:fldCharType="separate"/>
+      </w:r>
+      <w:r>
+        <w:rPr>
+          <w:noProof/>
+        </w:rPr>
+        <w:t>11</w:t>
+      </w:r>
+      <w:r>
+        <w:rPr>
+          <w:noProof/>
+        </w:rPr>
+        <w:fldChar w:fldCharType="end"/>
+      </w:r>
       <w:r>
         <w:t xml:space="preserve"> – Diagrama de classes </w:t>
       </w:r>
@@ -8733,10 +8928,209 @@
     </w:p>
     <w:p>
       <w:r>
-        <w:rPr>
-          <w:highlight w:val="yellow"/>
-        </w:rPr>
-        <w:t>Nesta secção...</w:t>
+        <w:t>De acordo com o ficheiro da aula “</w:t>
+      </w:r>
+      <w:r>
+        <w:t>Cap. 3</w:t>
+      </w:r>
+      <w:r>
+        <w:t xml:space="preserve"> </w:t>
+      </w:r>
+      <w:proofErr w:type="spellStart"/>
+      <w:r>
+        <w:t>Scrum</w:t>
+      </w:r>
+      <w:proofErr w:type="spellEnd"/>
+      <w:r>
+        <w:t xml:space="preserve">” partilhado na aula de </w:t>
+      </w:r>
+      <w:r>
+        <w:t>Metodologias de Desenvolvimento de Software</w:t>
+      </w:r>
+      <w:r>
+        <w:t xml:space="preserve">, a identificação do </w:t>
+      </w:r>
+      <w:proofErr w:type="spellStart"/>
+      <w:r>
+        <w:t>scrum</w:t>
+      </w:r>
+      <w:proofErr w:type="spellEnd"/>
+      <w:r>
+        <w:t xml:space="preserve"> team é fundamental para o sucesso de um projeto desenvolvido com SCRUM, pois assim poderemos definir as responsabilidades, melhorar a comunicação e garantir que as necessidades do produto são satisfeitas. O </w:t>
+      </w:r>
+      <w:proofErr w:type="spellStart"/>
+      <w:r>
+        <w:t>Scrum</w:t>
+      </w:r>
+      <w:proofErr w:type="spellEnd"/>
+      <w:r>
+        <w:t xml:space="preserve"> team é composto pelo </w:t>
+      </w:r>
+      <w:proofErr w:type="spellStart"/>
+      <w:r>
+        <w:t>product</w:t>
+      </w:r>
+      <w:proofErr w:type="spellEnd"/>
+      <w:r>
+        <w:t xml:space="preserve"> </w:t>
+      </w:r>
+      <w:proofErr w:type="spellStart"/>
+      <w:r>
+        <w:t>owner</w:t>
+      </w:r>
+      <w:proofErr w:type="spellEnd"/>
+      <w:r>
+        <w:t xml:space="preserve">, o </w:t>
+      </w:r>
+      <w:proofErr w:type="spellStart"/>
+      <w:r>
+        <w:t>scrum</w:t>
+      </w:r>
+      <w:proofErr w:type="spellEnd"/>
+      <w:r>
+        <w:t xml:space="preserve"> </w:t>
+      </w:r>
+      <w:proofErr w:type="spellStart"/>
+      <w:r>
+        <w:t>master</w:t>
+      </w:r>
+      <w:proofErr w:type="spellEnd"/>
+      <w:r>
+        <w:t xml:space="preserve">, e o </w:t>
+      </w:r>
+      <w:proofErr w:type="spellStart"/>
+      <w:r>
+        <w:t>development</w:t>
+      </w:r>
+      <w:proofErr w:type="spellEnd"/>
+      <w:r>
+        <w:t xml:space="preserve"> team. O </w:t>
+      </w:r>
+      <w:proofErr w:type="spellStart"/>
+      <w:r>
+        <w:t>product</w:t>
+      </w:r>
+      <w:proofErr w:type="spellEnd"/>
+      <w:r>
+        <w:t xml:space="preserve"> </w:t>
+      </w:r>
+      <w:proofErr w:type="spellStart"/>
+      <w:r>
+        <w:t>owner</w:t>
+      </w:r>
+      <w:proofErr w:type="spellEnd"/>
+      <w:r>
+        <w:t xml:space="preserve"> irá garantir o tipo, a qualidade do produto final e do trabalho da equipa de desenvolvimento, ele representa os </w:t>
+      </w:r>
+      <w:proofErr w:type="spellStart"/>
+      <w:r>
+        <w:t>stakeholders</w:t>
+      </w:r>
+      <w:proofErr w:type="spellEnd"/>
+      <w:r>
+        <w:t xml:space="preserve"> dentro do </w:t>
+      </w:r>
+      <w:proofErr w:type="spellStart"/>
+      <w:r>
+        <w:t>scrum</w:t>
+      </w:r>
+      <w:proofErr w:type="spellEnd"/>
+      <w:r>
+        <w:t xml:space="preserve"> e gere o produto </w:t>
+      </w:r>
+      <w:proofErr w:type="spellStart"/>
+      <w:r>
+        <w:t>backlog</w:t>
+      </w:r>
+      <w:proofErr w:type="spellEnd"/>
+      <w:r>
+        <w:t xml:space="preserve">. O </w:t>
+      </w:r>
+      <w:proofErr w:type="spellStart"/>
+      <w:r>
+        <w:t>Scrum</w:t>
+      </w:r>
+      <w:proofErr w:type="spellEnd"/>
+      <w:r>
+        <w:t xml:space="preserve"> </w:t>
+      </w:r>
+      <w:proofErr w:type="spellStart"/>
+      <w:r>
+        <w:t>master</w:t>
+      </w:r>
+      <w:proofErr w:type="spellEnd"/>
+      <w:r>
+        <w:t xml:space="preserve"> irá certificar o cumprimento do </w:t>
+      </w:r>
+      <w:proofErr w:type="spellStart"/>
+      <w:r>
+        <w:t>Scrum</w:t>
+      </w:r>
+      <w:proofErr w:type="spellEnd"/>
+      <w:r>
+        <w:t xml:space="preserve">, que neste projeto é o papel representado pelo professor </w:t>
+      </w:r>
+      <w:r>
+        <w:t>José Peça de Sousa Francisco</w:t>
+      </w:r>
+      <w:r>
+        <w:t xml:space="preserve">. O </w:t>
+      </w:r>
+      <w:proofErr w:type="spellStart"/>
+      <w:r>
+        <w:t>development</w:t>
+      </w:r>
+      <w:proofErr w:type="spellEnd"/>
+      <w:r>
+        <w:t xml:space="preserve"> team é quem acrescenta a funcionalidade ao produto, uma equipa que se auto-organiza é multifuncional, e é responsável por acrescentar funcionalidade ao produto. Esta equipa é </w:t>
+      </w:r>
+      <w:proofErr w:type="spellStart"/>
+      <w:r>
+        <w:t>represantada</w:t>
+      </w:r>
+      <w:proofErr w:type="spellEnd"/>
+      <w:r>
+        <w:t xml:space="preserve"> por: Kelly Ferreira e João Moreira.</w:t>
+      </w:r>
+    </w:p>
+    <w:p>
+      <w:r>
+        <w:t xml:space="preserve">Nesta secção iremos elaborar como a aplicação do </w:t>
+      </w:r>
+      <w:proofErr w:type="spellStart"/>
+      <w:r>
+        <w:t>scrum</w:t>
+      </w:r>
+      <w:proofErr w:type="spellEnd"/>
+      <w:r>
+        <w:t xml:space="preserve"> foi utilizada no projeto, quem representa cada papel, os </w:t>
+      </w:r>
+      <w:proofErr w:type="spellStart"/>
+      <w:r>
+        <w:t>user</w:t>
+      </w:r>
+      <w:proofErr w:type="spellEnd"/>
+      <w:r>
+        <w:t xml:space="preserve"> </w:t>
+      </w:r>
+      <w:proofErr w:type="spellStart"/>
+      <w:r>
+        <w:t>stories</w:t>
+      </w:r>
+      <w:proofErr w:type="spellEnd"/>
+      <w:r>
+        <w:t xml:space="preserve"> utilizados para orientar o projeto, </w:t>
+      </w:r>
+      <w:r>
+        <w:t xml:space="preserve">a definição das tarefas de cada membro da equipa ao longo das semanas, as estatísticas do cumprimento do projeto de acordo com </w:t>
+      </w:r>
+      <w:proofErr w:type="spellStart"/>
+      <w:r>
+        <w:t>Jira</w:t>
+      </w:r>
+      <w:proofErr w:type="spellEnd"/>
+      <w:r>
+        <w:t xml:space="preserve"> e uma retrospetiva do que correu bem no trabalho, o que foi inesperado e o que se pretende melhorar no futuro. </w:t>
       </w:r>
     </w:p>
     <w:p/>
@@ -8901,38 +9295,95 @@
     </w:p>
     <w:p>
       <w:r>
-        <w:rPr>
-          <w:highlight w:val="yellow"/>
-        </w:rPr>
-        <w:t xml:space="preserve">&lt;Identificação dos </w:t>
+        <w:t xml:space="preserve">Nesta secção vamos descrever a identificação e as funções dos </w:t>
       </w:r>
       <w:proofErr w:type="spellStart"/>
       <w:r>
-        <w:rPr>
-          <w:highlight w:val="yellow"/>
-        </w:rPr>
         <w:t>stakeholders</w:t>
       </w:r>
       <w:proofErr w:type="spellEnd"/>
       <w:r>
-        <w:rPr>
-          <w:highlight w:val="yellow"/>
-        </w:rPr>
-        <w:t xml:space="preserve"> e da </w:t>
+        <w:t xml:space="preserve"> e do </w:t>
       </w:r>
       <w:proofErr w:type="spellStart"/>
       <w:r>
-        <w:rPr>
-          <w:highlight w:val="yellow"/>
-        </w:rPr>
+        <w:t>scrum</w:t>
+      </w:r>
+      <w:proofErr w:type="spellEnd"/>
+      <w:r>
+        <w:t xml:space="preserve"> team. Os </w:t>
+      </w:r>
+      <w:proofErr w:type="spellStart"/>
+      <w:r>
+        <w:t>stakeholders</w:t>
+      </w:r>
+      <w:proofErr w:type="spellEnd"/>
+      <w:r>
+        <w:t xml:space="preserve"> são qualquer pessoa com influência no produto que não faz parte do </w:t>
+      </w:r>
+      <w:proofErr w:type="spellStart"/>
+      <w:r>
         <w:t>Scrum</w:t>
       </w:r>
       <w:proofErr w:type="spellEnd"/>
       <w:r>
-        <w:rPr>
-          <w:highlight w:val="yellow"/>
-        </w:rPr>
-        <w:t xml:space="preserve"> Team (Roles) no projeto, bem como quais as suas funções&gt;</w:t>
+        <w:t xml:space="preserve"> Team, isso pode incluir clientes, gestores </w:t>
+      </w:r>
+      <w:proofErr w:type="spellStart"/>
+      <w:r>
+        <w:t>seriores</w:t>
+      </w:r>
+      <w:proofErr w:type="spellEnd"/>
+      <w:r>
+        <w:t xml:space="preserve"> dentro da organização, patrocinadores do projeto, entre outros. O </w:t>
+      </w:r>
+      <w:proofErr w:type="spellStart"/>
+      <w:r>
+        <w:t>Scrum</w:t>
+      </w:r>
+      <w:proofErr w:type="spellEnd"/>
+      <w:r>
+        <w:t xml:space="preserve"> team será os </w:t>
+      </w:r>
+      <w:proofErr w:type="spellStart"/>
+      <w:r>
+        <w:t>product</w:t>
+      </w:r>
+      <w:proofErr w:type="spellEnd"/>
+      <w:r>
+        <w:t xml:space="preserve"> </w:t>
+      </w:r>
+      <w:proofErr w:type="spellStart"/>
+      <w:r>
+        <w:t>owner</w:t>
+      </w:r>
+      <w:proofErr w:type="spellEnd"/>
+      <w:r>
+        <w:t xml:space="preserve">, </w:t>
+      </w:r>
+      <w:proofErr w:type="spellStart"/>
+      <w:r>
+        <w:t>scrum</w:t>
+      </w:r>
+      <w:proofErr w:type="spellEnd"/>
+      <w:r>
+        <w:t xml:space="preserve"> </w:t>
+      </w:r>
+      <w:proofErr w:type="spellStart"/>
+      <w:r>
+        <w:t>master</w:t>
+      </w:r>
+      <w:proofErr w:type="spellEnd"/>
+      <w:r>
+        <w:t xml:space="preserve">, e o </w:t>
+      </w:r>
+      <w:proofErr w:type="spellStart"/>
+      <w:r>
+        <w:t>development</w:t>
+      </w:r>
+      <w:proofErr w:type="spellEnd"/>
+      <w:r>
+        <w:t xml:space="preserve"> team. Estes estão organizados na seguinte tabela:</w:t>
       </w:r>
     </w:p>
     <w:p/>
@@ -8946,14 +9397,27 @@
       <w:r>
         <w:t xml:space="preserve">Tabela </w:t>
       </w:r>
-      <w:fldSimple w:instr=" SEQ Tabela \* ARABIC ">
-        <w:r>
-          <w:rPr>
-            <w:noProof/>
-          </w:rPr>
-          <w:t>5</w:t>
-        </w:r>
-      </w:fldSimple>
+      <w:r>
+        <w:fldChar w:fldCharType="begin"/>
+      </w:r>
+      <w:r>
+        <w:instrText xml:space="preserve"> SEQ Tabela \* ARABIC </w:instrText>
+      </w:r>
+      <w:r>
+        <w:fldChar w:fldCharType="separate"/>
+      </w:r>
+      <w:r>
+        <w:rPr>
+          <w:noProof/>
+        </w:rPr>
+        <w:t>5</w:t>
+      </w:r>
+      <w:r>
+        <w:rPr>
+          <w:noProof/>
+        </w:rPr>
+        <w:fldChar w:fldCharType="end"/>
+      </w:r>
       <w:r>
         <w:t xml:space="preserve"> – Identificação e funções dos </w:t>
       </w:r>
@@ -9086,6 +9550,7 @@
               <w:cnfStyle w:val="000000100000" w:firstRow="0" w:lastRow="0" w:firstColumn="0" w:lastColumn="0" w:oddVBand="0" w:evenVBand="0" w:oddHBand="1" w:evenHBand="0" w:firstRowFirstColumn="0" w:firstRowLastColumn="0" w:lastRowFirstColumn="0" w:lastRowLastColumn="0"/>
             </w:pPr>
             <w:r>
+              <w:lastRenderedPageBreak/>
               <w:t>Verificar se a aplicação responde às suas necessidades.</w:t>
             </w:r>
           </w:p>
@@ -9100,6 +9565,7 @@
           <w:p>
             <w:proofErr w:type="spellStart"/>
             <w:r>
+              <w:lastRenderedPageBreak/>
               <w:t>Product</w:t>
             </w:r>
             <w:proofErr w:type="spellEnd"/>
@@ -9433,7 +9899,6 @@
       </w:pPr>
       <w:bookmarkStart w:id="35" w:name="_Toc232856246"/>
       <w:r>
-        <w:lastRenderedPageBreak/>
         <w:t xml:space="preserve">User </w:t>
       </w:r>
       <w:proofErr w:type="spellStart"/>
@@ -9966,6 +10431,7 @@
                 <w:b w:val="0"/>
                 <w:bCs w:val="0"/>
               </w:rPr>
+              <w:lastRenderedPageBreak/>
               <w:t xml:space="preserve">Devem ser preenchidos </w:t>
             </w:r>
             <w:proofErr w:type="spellStart"/>
@@ -10020,6 +10486,7 @@
           </w:tcPr>
           <w:p>
             <w:r>
+              <w:lastRenderedPageBreak/>
               <w:t>Título</w:t>
             </w:r>
             <w:r>
@@ -10383,7 +10850,6 @@
               </w:rPr>
             </w:pPr>
             <w:r>
-              <w:lastRenderedPageBreak/>
               <w:t>Título</w:t>
             </w:r>
             <w:r>
@@ -13173,6 +13639,7 @@
       </w:pPr>
       <w:proofErr w:type="spellStart"/>
       <w:r>
+        <w:lastRenderedPageBreak/>
         <w:t>Daily</w:t>
       </w:r>
       <w:proofErr w:type="spellEnd"/>
@@ -14385,6 +14852,7 @@
                 <w:b w:val="0"/>
                 <w:bCs w:val="0"/>
               </w:rPr>
+              <w:lastRenderedPageBreak/>
               <w:t>Evitar novamente adicionamento de novas tarefas no meio da sprint</w:t>
             </w:r>
           </w:p>
@@ -14488,7 +14956,6 @@
         <w:pStyle w:val="Ttulo4"/>
       </w:pPr>
       <w:r>
-        <w:lastRenderedPageBreak/>
         <w:t xml:space="preserve">Sprint </w:t>
       </w:r>
       <w:proofErr w:type="spellStart"/>
@@ -14674,6 +15141,7 @@
               <w:rPr>
                 <w:noProof/>
               </w:rPr>
+              <w:lastRenderedPageBreak/>
               <w:drawing>
                 <wp:inline distT="0" distB="0" distL="0" distR="0" wp14:anchorId="7C3AF47F" wp14:editId="6C9D5C98">
                   <wp:extent cx="6111240" cy="2011046"/>
@@ -15125,7 +15593,6 @@
                 <w:bCs w:val="0"/>
                 <w:u w:val="single"/>
               </w:rPr>
-              <w:lastRenderedPageBreak/>
               <w:t>O que fez na semana anterior</w:t>
             </w:r>
             <w:r>
@@ -15573,6 +16040,7 @@
                 <w:bCs w:val="0"/>
                 <w:u w:val="single"/>
               </w:rPr>
+              <w:lastRenderedPageBreak/>
               <w:t>Dificuldades que prevê</w:t>
             </w:r>
             <w:r>
@@ -15963,7 +16431,6 @@
               <w:rPr>
                 <w:noProof/>
               </w:rPr>
-              <w:lastRenderedPageBreak/>
               <w:drawing>
                 <wp:inline distT="0" distB="0" distL="0" distR="0" wp14:anchorId="52BCB3EA" wp14:editId="2CE4E812">
                   <wp:extent cx="6111240" cy="2453640"/>
@@ -16202,7 +16669,6 @@
               <w:rPr>
                 <w:noProof/>
               </w:rPr>
-              <w:lastRenderedPageBreak/>
               <w:drawing>
                 <wp:inline distT="0" distB="0" distL="0" distR="0" wp14:anchorId="2DB18D96" wp14:editId="08DAEB79">
                   <wp:extent cx="6111240" cy="2026920"/>
@@ -16389,6 +16855,7 @@
               </w:rPr>
             </w:pPr>
             <w:r>
+              <w:lastRenderedPageBreak/>
               <w:t>Data:</w:t>
             </w:r>
           </w:p>
@@ -16855,7 +17322,6 @@
                 <w:bCs w:val="0"/>
                 <w:u w:val="single"/>
               </w:rPr>
-              <w:lastRenderedPageBreak/>
               <w:t>Dificuldades que prevê</w:t>
             </w:r>
             <w:r>
@@ -17215,6 +17681,7 @@
               <w:rPr>
                 <w:noProof/>
               </w:rPr>
+              <w:lastRenderedPageBreak/>
               <w:drawing>
                 <wp:inline distT="0" distB="0" distL="0" distR="0" wp14:anchorId="110E100B" wp14:editId="166DE250">
                   <wp:extent cx="6111240" cy="2499360"/>
@@ -17650,7 +18117,6 @@
                 <w:b w:val="0"/>
                 <w:bCs w:val="0"/>
               </w:rPr>
-              <w:lastRenderedPageBreak/>
               <w:t>Gestão do projeto</w:t>
             </w:r>
           </w:p>
@@ -17678,7 +18144,6 @@
                 <w:iCs/>
                 <w:lang w:val="en-US"/>
               </w:rPr>
-              <w:lastRenderedPageBreak/>
               <w:t>Things that surprised us</w:t>
             </w:r>
           </w:p>
@@ -18049,6 +18514,7 @@
                 <w:b w:val="0"/>
                 <w:bCs w:val="0"/>
               </w:rPr>
+              <w:lastRenderedPageBreak/>
               <w:t>A nossa dedicação com o projeto</w:t>
             </w:r>
           </w:p>
@@ -22684,7 +23150,6 @@
   <w:style w:type="character" w:default="1" w:styleId="Tipodeletrapredefinidodopargrafo">
     <w:name w:val="Default Paragraph Font"/>
     <w:uiPriority w:val="1"/>
-    <w:semiHidden/>
     <w:unhideWhenUsed/>
   </w:style>
   <w:style w:type="table" w:default="1" w:styleId="Tabelanormal">

--- a/MDS-2026-Relatorio.docx
+++ b/MDS-2026-Relatorio.docx
@@ -4538,7 +4538,61 @@
         <w:rPr>
           <w:noProof/>
         </w:rPr>
-        <w:t>O presente relatório foi desenvolvido na disciplina de MDS junto com o projeto que tem como objetivo criar uma aplicação para ajudar as pessoas a gerir o seu orçamento familiar, planear compras e controlar os artigos domésticos.</w:t>
+        <w:t xml:space="preserve">O relatório foi desenvolvido na disciplina de </w:t>
+      </w:r>
+      <w:r>
+        <w:rPr>
+          <w:noProof/>
+        </w:rPr>
+        <w:t>Metodologias de Desenvolvimento de Software</w:t>
+      </w:r>
+      <w:r>
+        <w:rPr>
+          <w:noProof/>
+        </w:rPr>
+        <w:t xml:space="preserve"> </w:t>
+      </w:r>
+      <w:r>
+        <w:rPr>
+          <w:noProof/>
+        </w:rPr>
+        <w:t xml:space="preserve">junto com o projeto </w:t>
+      </w:r>
+      <w:r>
+        <w:rPr>
+          <w:noProof/>
+        </w:rPr>
+        <w:t xml:space="preserve">da aula </w:t>
+      </w:r>
+      <w:r>
+        <w:rPr>
+          <w:noProof/>
+        </w:rPr>
+        <w:t xml:space="preserve">Desenvolvimento de </w:t>
+      </w:r>
+      <w:r>
+        <w:rPr>
+          <w:noProof/>
+        </w:rPr>
+        <w:t>A</w:t>
+      </w:r>
+      <w:r>
+        <w:rPr>
+          <w:noProof/>
+        </w:rPr>
+        <w:t>plicações</w:t>
+      </w:r>
+      <w:r>
+        <w:rPr>
+          <w:noProof/>
+        </w:rPr>
+        <w:t xml:space="preserve"> </w:t>
+      </w:r>
+      <w:r>
+        <w:rPr>
+          <w:noProof/>
+        </w:rPr>
+        <w:t>que tem como objetivo criar uma aplicação para ajudar as pessoas a gerir o seu orçamento familiar, planear compras e controlar os artigos domésticos.</w:t>
       </w:r>
     </w:p>
     <w:p>

--- a/MDS-2026-Relatorio.docx
+++ b/MDS-2026-Relatorio.docx
@@ -1,6 +1,6 @@
 
 <file path=word/document.xml><?xml version="1.0" encoding="utf-8"?>
-<w:document xmlns:wpc="http://schemas.microsoft.com/office/word/2010/wordprocessingCanvas" xmlns:cx="http://schemas.microsoft.com/office/drawing/2014/chartex" xmlns:cx1="http://schemas.microsoft.com/office/drawing/2015/9/8/chartex" xmlns:cx2="http://schemas.microsoft.com/office/drawing/2015/10/21/chartex" xmlns:cx3="http://schemas.microsoft.com/office/drawing/2016/5/9/chartex" xmlns:cx4="http://schemas.microsoft.com/office/drawing/2016/5/10/chartex" xmlns:cx5="http://schemas.microsoft.com/office/drawing/2016/5/11/chartex" xmlns:cx6="http://schemas.microsoft.com/office/drawing/2016/5/12/chartex" xmlns:cx7="http://schemas.microsoft.com/office/drawing/2016/5/13/chartex" xmlns:cx8="http://schemas.microsoft.com/office/drawing/2016/5/14/chartex" xmlns:mc="http://schemas.openxmlformats.org/markup-compatibility/2006" xmlns:m="http://schemas.openxmlformats.org/officeDocument/2006/math" xmlns:aink="http://schemas.microsoft.com/office/drawing/2016/ink" xmlns:am3d="http://schemas.microsoft.com/office/drawing/2017/model3d" xmlns:oel="http://schemas.microsoft.com/office/2019/extlst" xmlns:r="http://schemas.openxmlformats.org/officeDocument/2006/relationships" xmlns:wp14="http://schemas.microsoft.com/office/word/2010/wordprocessingDrawing" xmlns:wp="http://schemas.openxmlformats.org/drawingml/2006/wordprocessingDrawing" xmlns:wpg="http://schemas.microsoft.com/office/word/2010/wordprocessingGroup" xmlns:wpi="http://schemas.microsoft.com/office/word/2010/wordprocessingInk" xmlns:wps="http://schemas.microsoft.com/office/word/2010/wordprocessingShape" xmlns:o="urn:schemas-microsoft-com:office:office" xmlns:v="urn:schemas-microsoft-com:vml" xmlns:w10="urn:schemas-microsoft-com:office:word" xmlns:w="http://schemas.openxmlformats.org/wordprocessingml/2006/main" xmlns:w14="http://schemas.microsoft.com/office/word/2010/wordml" xmlns:w15="http://schemas.microsoft.com/office/word/2012/wordml" xmlns:w16cex="http://schemas.microsoft.com/office/word/2018/wordml/cex" xmlns:w16cid="http://schemas.microsoft.com/office/word/2016/wordml/cid" xmlns:w16="http://schemas.microsoft.com/office/word/2018/wordml" xmlns:w16sdtdh="http://schemas.microsoft.com/office/word/2020/wordml/sdtdatahash" xmlns:w16sdtfl="http://schemas.microsoft.com/office/word/2024/wordml/sdtformatlock" xmlns:w16se="http://schemas.microsoft.com/office/word/2015/wordml/symex" xmlns:w16du="http://schemas.microsoft.com/office/word/2023/wordml/word16du" xmlns:wne="http://schemas.microsoft.com/office/word/2006/wordml" mc:Ignorable="w14 w15 w16se w16cid w16 w16cex w16sdtdh w16sdtfl w16du wp14">
+<w:document xmlns:wpc="http://schemas.microsoft.com/office/word/2010/wordprocessingCanvas" xmlns:cx="http://schemas.microsoft.com/office/drawing/2014/chartex" xmlns:cx1="http://schemas.microsoft.com/office/drawing/2015/9/8/chartex" xmlns:cx2="http://schemas.microsoft.com/office/drawing/2015/10/21/chartex" xmlns:cx3="http://schemas.microsoft.com/office/drawing/2016/5/9/chartex" xmlns:cx4="http://schemas.microsoft.com/office/drawing/2016/5/10/chartex" xmlns:cx5="http://schemas.microsoft.com/office/drawing/2016/5/11/chartex" xmlns:cx6="http://schemas.microsoft.com/office/drawing/2016/5/12/chartex" xmlns:cx7="http://schemas.microsoft.com/office/drawing/2016/5/13/chartex" xmlns:cx8="http://schemas.microsoft.com/office/drawing/2016/5/14/chartex" xmlns:mc="http://schemas.openxmlformats.org/markup-compatibility/2006" xmlns:aink="http://schemas.microsoft.com/office/drawing/2016/ink" xmlns:am3d="http://schemas.microsoft.com/office/drawing/2017/model3d" xmlns:o="urn:schemas-microsoft-com:office:office" xmlns:oel="http://schemas.microsoft.com/office/2019/extlst" xmlns:r="http://schemas.openxmlformats.org/officeDocument/2006/relationships" xmlns:m="http://schemas.openxmlformats.org/officeDocument/2006/math" xmlns:v="urn:schemas-microsoft-com:vml" xmlns:wp14="http://schemas.microsoft.com/office/word/2010/wordprocessingDrawing" xmlns:wp="http://schemas.openxmlformats.org/drawingml/2006/wordprocessingDrawing" xmlns:w10="urn:schemas-microsoft-com:office:word" xmlns:w="http://schemas.openxmlformats.org/wordprocessingml/2006/main" xmlns:w14="http://schemas.microsoft.com/office/word/2010/wordml" xmlns:w15="http://schemas.microsoft.com/office/word/2012/wordml" xmlns:w16cex="http://schemas.microsoft.com/office/word/2018/wordml/cex" xmlns:w16cid="http://schemas.microsoft.com/office/word/2016/wordml/cid" xmlns:w16="http://schemas.microsoft.com/office/word/2018/wordml" xmlns:w16sdtdh="http://schemas.microsoft.com/office/word/2020/wordml/sdtdatahash" xmlns:w16se="http://schemas.microsoft.com/office/word/2015/wordml/symex" xmlns:wpg="http://schemas.microsoft.com/office/word/2010/wordprocessingGroup" xmlns:wpi="http://schemas.microsoft.com/office/word/2010/wordprocessingInk" xmlns:wne="http://schemas.microsoft.com/office/word/2006/wordml" xmlns:wps="http://schemas.microsoft.com/office/word/2010/wordprocessingShape" mc:Ignorable="w14 w15 w16se w16cid w16 w16cex w16sdtdh wp14">
   <w:body>
     <w:tbl>
       <w:tblPr>
@@ -97,15 +97,7 @@
               <w:jc w:val="center"/>
             </w:pPr>
             <w:r>
-              <w:t xml:space="preserve">Curso de </w:t>
-            </w:r>
-            <w:proofErr w:type="spellStart"/>
-            <w:r>
-              <w:t>TeSP</w:t>
-            </w:r>
-            <w:proofErr w:type="spellEnd"/>
-            <w:r>
-              <w:t xml:space="preserve"> em </w:t>
+              <w:t xml:space="preserve">Curso de TeSP em </w:t>
             </w:r>
             <w:r>
               <w:br/>
@@ -807,13 +799,8 @@
               </w:rPr>
             </w:pPr>
             <w:r>
-              <w:t xml:space="preserve">Bianca Maluf </w:t>
-            </w:r>
-            <w:proofErr w:type="spellStart"/>
-            <w:r>
-              <w:t>Bigolin</w:t>
-            </w:r>
-            <w:proofErr w:type="spellEnd"/>
+              <w:t>Bianca Maluf Bigolin</w:t>
+            </w:r>
           </w:p>
         </w:tc>
       </w:tr>
@@ -4707,63 +4694,7 @@
     </w:p>
     <w:p>
       <w:r>
-        <w:t xml:space="preserve">No Capítulo 1, há uma introdução ao projeto. Este capítulo inclui os objetivos, o contexto, o planejamento geral, a equipe envolvida e a metodologia de desenvolvimento escolhida. O Capítulo 2 foca na especificação do sistema. Aqui, fazemos uma análise das aplicações concorrentes no mercado, mostramos os </w:t>
-      </w:r>
-      <w:proofErr w:type="spellStart"/>
-      <w:r>
-        <w:t>wireframes</w:t>
-      </w:r>
-      <w:proofErr w:type="spellEnd"/>
-      <w:r>
-        <w:t xml:space="preserve"> e </w:t>
-      </w:r>
-      <w:proofErr w:type="spellStart"/>
-      <w:r>
-        <w:t>mockups</w:t>
-      </w:r>
-      <w:proofErr w:type="spellEnd"/>
-      <w:r>
-        <w:t xml:space="preserve"> desenvolvidos para a aplicação e descrevemos o diagrama de classes usado na modelagem do sistema. No Capítulo 3, apresentamos a aplicação da metodologia </w:t>
-      </w:r>
-      <w:proofErr w:type="spellStart"/>
-      <w:r>
-        <w:t>Scrum</w:t>
-      </w:r>
-      <w:proofErr w:type="spellEnd"/>
-      <w:r>
-        <w:t xml:space="preserve"> no projeto. Identificamos os </w:t>
-      </w:r>
-      <w:proofErr w:type="spellStart"/>
-      <w:r>
-        <w:t>stakeholders</w:t>
-      </w:r>
-      <w:proofErr w:type="spellEnd"/>
-      <w:r>
-        <w:t xml:space="preserve"> e os membros da equipe </w:t>
-      </w:r>
-      <w:proofErr w:type="spellStart"/>
-      <w:r>
-        <w:t>Scrum</w:t>
-      </w:r>
-      <w:proofErr w:type="spellEnd"/>
-      <w:r>
-        <w:t xml:space="preserve">, definimos as User </w:t>
-      </w:r>
-      <w:proofErr w:type="spellStart"/>
-      <w:r>
-        <w:t>Stories</w:t>
-      </w:r>
-      <w:proofErr w:type="spellEnd"/>
-      <w:r>
-        <w:t xml:space="preserve"> e descrevemos as atividades realizadas em cada Sprint. Isso inclui planejamento, reuniões de acompanhamento e </w:t>
-      </w:r>
-      <w:proofErr w:type="spellStart"/>
-      <w:r>
-        <w:t>retrospectivas</w:t>
-      </w:r>
-      <w:proofErr w:type="spellEnd"/>
-      <w:r>
-        <w:t>. Por fim, o Capítulo 4 traz as conclusões do projeto. Destacamos os principais resultados obtidos, as dificuldades encontradas durante o desenvolvimento e as habilidades adquiridas pela equipe ao longo do trabalho.</w:t>
+        <w:t>No Capítulo 1, há uma introdução ao projeto. Este capítulo inclui os objetivos, o contexto, o planejamento geral, a equipe envolvida e a metodologia de desenvolvimento escolhida. O Capítulo 2 foca na especificação do sistema. Aqui, fazemos uma análise das aplicações concorrentes no mercado, mostramos os wireframes e mockups desenvolvidos para a aplicação e descrevemos o diagrama de classes usado na modelagem do sistema. No Capítulo 3, apresentamos a aplicação da metodologia Scrum no projeto. Identificamos os stakeholders e os membros da equipe Scrum, definimos as User Stories e descrevemos as atividades realizadas em cada Sprint. Isso inclui planejamento, reuniões de acompanhamento e retrospectivas. Por fim, o Capítulo 4 traz as conclusões do projeto. Destacamos os principais resultados obtidos, as dificuldades encontradas durante o desenvolvimento e as habilidades adquiridas pela equipe ao longo do trabalho.</w:t>
       </w:r>
     </w:p>
     <w:p/>
@@ -4807,15 +4738,7 @@
     </w:p>
     <w:p>
       <w:r>
-        <w:t xml:space="preserve">Os principais </w:t>
-      </w:r>
-      <w:proofErr w:type="spellStart"/>
-      <w:r>
-        <w:t>stakeholders</w:t>
-      </w:r>
-      <w:proofErr w:type="spellEnd"/>
-      <w:r>
-        <w:t xml:space="preserve"> do sistema são os utilizadores da aplicação, a equipa de desenvolvimento e os docentes responsáveis pelo acompanhamento do projeto.</w:t>
+        <w:t>Os principais stakeholders do sistema são os utilizadores da aplicação, a equipa de desenvolvimento e os docentes responsáveis pelo acompanhamento do projeto.</w:t>
       </w:r>
     </w:p>
     <w:p>
@@ -4857,13 +4780,8 @@
         <w:pStyle w:val="Ttulo3"/>
       </w:pPr>
       <w:bookmarkStart w:id="6" w:name="_Toc232856236"/>
-      <w:proofErr w:type="spellStart"/>
-      <w:r>
-        <w:t>Bring</w:t>
-      </w:r>
-      <w:proofErr w:type="spellEnd"/>
-      <w:r>
-        <w:t>! Lista de Compras</w:t>
+      <w:r>
+        <w:t>Bring! Lista de Compras</w:t>
       </w:r>
       <w:bookmarkEnd w:id="6"/>
       <w:r>
@@ -4912,13 +4830,8 @@
       <w:r>
         <w:t xml:space="preserve"> – Descrição do </w:t>
       </w:r>
-      <w:proofErr w:type="spellStart"/>
-      <w:r>
-        <w:t>Bring</w:t>
-      </w:r>
-      <w:proofErr w:type="spellEnd"/>
-      <w:r>
-        <w:t>!</w:t>
+      <w:r>
+        <w:t>Bring!</w:t>
       </w:r>
       <w:bookmarkEnd w:id="7"/>
     </w:p>
@@ -5053,13 +4966,8 @@
                 <w:highlight w:val="yellow"/>
               </w:rPr>
             </w:pPr>
-            <w:proofErr w:type="spellStart"/>
-            <w:r>
-              <w:t>Bring</w:t>
-            </w:r>
-            <w:proofErr w:type="spellEnd"/>
-            <w:r>
-              <w:t>!</w:t>
+            <w:r>
+              <w:t>Bring!</w:t>
             </w:r>
           </w:p>
         </w:tc>
@@ -5155,13 +5063,8 @@
               <w:jc w:val="left"/>
               <w:cnfStyle w:val="000000100000" w:firstRow="0" w:lastRow="0" w:firstColumn="0" w:lastColumn="0" w:oddVBand="0" w:evenVBand="0" w:oddHBand="1" w:evenHBand="0" w:firstRowFirstColumn="0" w:firstRowLastColumn="0" w:lastRowFirstColumn="0" w:lastRowLastColumn="0"/>
             </w:pPr>
-            <w:proofErr w:type="spellStart"/>
-            <w:r>
-              <w:t>Bring</w:t>
-            </w:r>
-            <w:proofErr w:type="spellEnd"/>
-            <w:r>
-              <w:t>! É uma aplicação de lista de compras gratuita que permite criar e compartilhar</w:t>
+            <w:r>
+              <w:t>Bring! É uma aplicação de lista de compras gratuita que permite criar e compartilhar</w:t>
             </w:r>
             <w:r>
               <w:t>,</w:t>
@@ -5423,12 +5326,10 @@
         <w:pStyle w:val="Ttulo3"/>
       </w:pPr>
       <w:bookmarkStart w:id="8" w:name="_Toc232856237"/>
-      <w:proofErr w:type="spellStart"/>
       <w:r>
         <w:t>Listonic</w:t>
       </w:r>
       <w:bookmarkEnd w:id="8"/>
-      <w:proofErr w:type="spellEnd"/>
     </w:p>
     <w:p>
       <w:pPr>
@@ -5464,12 +5365,10 @@
       <w:r>
         <w:t xml:space="preserve"> – Descrição do </w:t>
       </w:r>
-      <w:proofErr w:type="spellStart"/>
       <w:r>
         <w:t>Listonic</w:t>
       </w:r>
       <w:bookmarkEnd w:id="9"/>
-      <w:proofErr w:type="spellEnd"/>
     </w:p>
     <w:tbl>
       <w:tblPr>
@@ -5596,11 +5495,9 @@
                 <w:highlight w:val="yellow"/>
               </w:rPr>
             </w:pPr>
-            <w:proofErr w:type="spellStart"/>
             <w:r>
               <w:t>Listonic</w:t>
             </w:r>
-            <w:proofErr w:type="spellEnd"/>
           </w:p>
         </w:tc>
       </w:tr>
@@ -5689,15 +5586,7 @@
               <w:t>A aplicação do</w:t>
             </w:r>
             <w:r>
-              <w:t xml:space="preserve"> </w:t>
-            </w:r>
-            <w:proofErr w:type="spellStart"/>
-            <w:r>
-              <w:t>Listonic</w:t>
-            </w:r>
-            <w:proofErr w:type="spellEnd"/>
-            <w:r>
-              <w:t xml:space="preserve"> ajuda-o a poupar dinheiro e tempo, tornando o planeamento de compras rápido e organizado.</w:t>
+              <w:t xml:space="preserve"> Listonic ajuda-o a poupar dinheiro e tempo, tornando o planeamento de compras rápido e organizado.</w:t>
             </w:r>
           </w:p>
         </w:tc>
@@ -5840,12 +5729,10 @@
         <w:pStyle w:val="Ttulo3"/>
       </w:pPr>
       <w:bookmarkStart w:id="10" w:name="_Toc232856238"/>
-      <w:proofErr w:type="spellStart"/>
       <w:r>
         <w:t>HomeBudget</w:t>
       </w:r>
       <w:bookmarkEnd w:id="10"/>
-      <w:proofErr w:type="spellEnd"/>
     </w:p>
     <w:p>
       <w:pPr>
@@ -5881,12 +5768,10 @@
       <w:r>
         <w:t xml:space="preserve"> – Descrição do </w:t>
       </w:r>
-      <w:proofErr w:type="spellStart"/>
       <w:r>
         <w:t>HomeBudget</w:t>
       </w:r>
       <w:bookmarkEnd w:id="11"/>
-      <w:proofErr w:type="spellEnd"/>
     </w:p>
     <w:tbl>
       <w:tblPr>
@@ -6019,11 +5904,9 @@
                 <w:highlight w:val="yellow"/>
               </w:rPr>
             </w:pPr>
-            <w:proofErr w:type="spellStart"/>
             <w:r>
               <w:t>HomeBudget</w:t>
             </w:r>
-            <w:proofErr w:type="spellEnd"/>
           </w:p>
         </w:tc>
       </w:tr>
@@ -6109,15 +5992,7 @@
               <w:cnfStyle w:val="000000100000" w:firstRow="0" w:lastRow="0" w:firstColumn="0" w:lastColumn="0" w:oddVBand="0" w:evenVBand="0" w:oddHBand="1" w:evenHBand="0" w:firstRowFirstColumn="0" w:firstRowLastColumn="0" w:lastRowFirstColumn="0" w:lastRowLastColumn="0"/>
             </w:pPr>
             <w:r>
-              <w:t xml:space="preserve">A aplicação </w:t>
-            </w:r>
-            <w:proofErr w:type="spellStart"/>
-            <w:r>
-              <w:t>HomeBudget</w:t>
-            </w:r>
-            <w:proofErr w:type="spellEnd"/>
-            <w:r>
-              <w:t xml:space="preserve"> tem como objetivo de conseguir ajudar a controlar despesas, contas </w:t>
+              <w:t xml:space="preserve">A aplicação HomeBudget tem como objetivo de conseguir ajudar a controlar despesas, contas </w:t>
             </w:r>
             <w:r>
               <w:t>bancárias,</w:t>
@@ -6303,18 +6178,10 @@
               <w:t>estão detalhada de artigos comprados, planeados e não planeados</w:t>
             </w:r>
             <w:r>
-              <w:t xml:space="preserve">, </w:t>
-            </w:r>
-            <w:proofErr w:type="spellStart"/>
-            <w:r>
-              <w:t>d</w:t>
-            </w:r>
-            <w:r>
-              <w:t>ashboard</w:t>
-            </w:r>
-            <w:proofErr w:type="spellEnd"/>
-            <w:r>
-              <w:t xml:space="preserve"> moderna e mais interativa</w:t>
+              <w:t>, d</w:t>
+            </w:r>
+            <w:r>
+              <w:t>ashboard moderna e mais interativa</w:t>
             </w:r>
             <w:r>
               <w:t>.</w:t>
@@ -6419,13 +6286,8 @@
               <w:jc w:val="center"/>
               <w:cnfStyle w:val="100000000000" w:firstRow="1" w:lastRow="0" w:firstColumn="0" w:lastColumn="0" w:oddVBand="0" w:evenVBand="0" w:oddHBand="0" w:evenHBand="0" w:firstRowFirstColumn="0" w:firstRowLastColumn="0" w:lastRowFirstColumn="0" w:lastRowLastColumn="0"/>
             </w:pPr>
-            <w:proofErr w:type="spellStart"/>
-            <w:r>
-              <w:t>Bring</w:t>
-            </w:r>
-            <w:proofErr w:type="spellEnd"/>
-            <w:r>
-              <w:t>!</w:t>
+            <w:r>
+              <w:t>Bring!</w:t>
             </w:r>
           </w:p>
         </w:tc>
@@ -6438,11 +6300,9 @@
               <w:jc w:val="center"/>
               <w:cnfStyle w:val="100000000000" w:firstRow="1" w:lastRow="0" w:firstColumn="0" w:lastColumn="0" w:oddVBand="0" w:evenVBand="0" w:oddHBand="0" w:evenHBand="0" w:firstRowFirstColumn="0" w:firstRowLastColumn="0" w:lastRowFirstColumn="0" w:lastRowLastColumn="0"/>
             </w:pPr>
-            <w:proofErr w:type="spellStart"/>
             <w:r>
               <w:t>Listonic</w:t>
             </w:r>
-            <w:proofErr w:type="spellEnd"/>
           </w:p>
         </w:tc>
         <w:tc>
@@ -6454,11 +6314,9 @@
               <w:jc w:val="center"/>
               <w:cnfStyle w:val="100000000000" w:firstRow="1" w:lastRow="0" w:firstColumn="0" w:lastColumn="0" w:oddVBand="0" w:evenVBand="0" w:oddHBand="0" w:evenHBand="0" w:firstRowFirstColumn="0" w:firstRowLastColumn="0" w:lastRowFirstColumn="0" w:lastRowLastColumn="0"/>
             </w:pPr>
-            <w:proofErr w:type="spellStart"/>
             <w:r>
               <w:t>HomeBudget</w:t>
             </w:r>
-            <w:proofErr w:type="spellEnd"/>
           </w:p>
         </w:tc>
       </w:tr>
@@ -7041,65 +6899,12 @@
     </w:p>
     <w:p>
       <w:r>
-        <w:t xml:space="preserve">A análise de concorrência focou nas aplicações </w:t>
-      </w:r>
-      <w:proofErr w:type="spellStart"/>
-      <w:proofErr w:type="gramStart"/>
-      <w:r>
-        <w:t>Bring</w:t>
-      </w:r>
-      <w:proofErr w:type="spellEnd"/>
-      <w:r>
-        <w:t>!,</w:t>
-      </w:r>
-      <w:proofErr w:type="gramEnd"/>
-      <w:r>
-        <w:t xml:space="preserve"> </w:t>
-      </w:r>
-      <w:proofErr w:type="spellStart"/>
-      <w:r>
-        <w:t>Listonic</w:t>
-      </w:r>
-      <w:proofErr w:type="spellEnd"/>
-      <w:r>
-        <w:t xml:space="preserve"> e </w:t>
-      </w:r>
-      <w:proofErr w:type="spellStart"/>
-      <w:r>
-        <w:t>HomeBudget</w:t>
-      </w:r>
-      <w:proofErr w:type="spellEnd"/>
-      <w:r>
-        <w:t xml:space="preserve">. </w:t>
+        <w:t xml:space="preserve">A análise de concorrência focou nas aplicações Bring!, Listonic e HomeBudget. </w:t>
       </w:r>
     </w:p>
     <w:p>
       <w:r>
-        <w:t xml:space="preserve">Essas soluções têm recursos que envolvem a gestão de compras, organização de listas e controle financeiro, áreas que estão diretamente ligadas aos objetivos do sistema que queremos desenvolver. Escolhemos a aplicação </w:t>
-      </w:r>
-      <w:proofErr w:type="spellStart"/>
-      <w:r>
-        <w:t>Bring</w:t>
-      </w:r>
-      <w:proofErr w:type="spellEnd"/>
-      <w:r>
-        <w:t xml:space="preserve">! por sua simplicidade e pelas funções de compartilhamento de listas em tempo real. Isso mostra a importância da colaboração entre os usuários na organização das compras domésticas. No entanto, notamos que ela tem limitações na gestão do orçamento e no controle detalhado das despesas. O </w:t>
-      </w:r>
-      <w:proofErr w:type="spellStart"/>
-      <w:r>
-        <w:t>Listonic</w:t>
-      </w:r>
-      <w:proofErr w:type="spellEnd"/>
-      <w:r>
-        <w:t xml:space="preserve"> foi analisado por oferecer recursos de organização inteligente das listas de compras e um controle básico do orçamento. Essa análise ajudou a identificar boas práticas em relação à organização automática dos produtos e à facilidade de uso. Porém, ele tem limitações na gestão financeira da família e no monitoramento das compras feitas. Por sua vez, escolhemos o </w:t>
-      </w:r>
-      <w:proofErr w:type="spellStart"/>
-      <w:r>
-        <w:t>HomeBudget</w:t>
-      </w:r>
-      <w:proofErr w:type="spellEnd"/>
-      <w:r>
-        <w:t xml:space="preserve"> por oferecer recursos mais robustos de gestão financeira. Ele inclui controle de despesas, definição de orçamentos e geração de relatórios. Apesar dessas vantagens, percebemos que a gestão de itens domésticos e das compras planejadas é limitada. Essa análise nos ajudou a identificar as principais funcionalidades que os usuários valorizam e a entender as limitações das soluções atualmente disponíveis. Com base nos resultados, o sistema que estamos desenvolvendo busca combinar as funções de gestão de listas de compras e controle orçamentário em uma única plataforma. Queremos oferecer uma solução simples, intuitiva e adequada à gestão financeira familiar. Essa análise teve um papel importante na criação do sistema. Ela ajudou a definir os requisitos funcionais, as prioridades de desenvolvimento e as funcionalidades que poderão diferenciar nossa aplicação das soluções concorrentes no mercado.</w:t>
+        <w:t>Essas soluções têm recursos que envolvem a gestão de compras, organização de listas e controle financeiro, áreas que estão diretamente ligadas aos objetivos do sistema que queremos desenvolver. Escolhemos a aplicação Bring! por sua simplicidade e pelas funções de compartilhamento de listas em tempo real. Isso mostra a importância da colaboração entre os usuários na organização das compras domésticas. No entanto, notamos que ela tem limitações na gestão do orçamento e no controle detalhado das despesas. O Listonic foi analisado por oferecer recursos de organização inteligente das listas de compras e um controle básico do orçamento. Essa análise ajudou a identificar boas práticas em relação à organização automática dos produtos e à facilidade de uso. Porém, ele tem limitações na gestão financeira da família e no monitoramento das compras feitas. Por sua vez, escolhemos o HomeBudget por oferecer recursos mais robustos de gestão financeira. Ele inclui controle de despesas, definição de orçamentos e geração de relatórios. Apesar dessas vantagens, percebemos que a gestão de itens domésticos e das compras planejadas é limitada. Essa análise nos ajudou a identificar as principais funcionalidades que os usuários valorizam e a entender as limitações das soluções atualmente disponíveis. Com base nos resultados, o sistema que estamos desenvolvendo busca combinar as funções de gestão de listas de compras e controle orçamentário em uma única plataforma. Queremos oferecer uma solução simples, intuitiva e adequada à gestão financeira familiar. Essa análise teve um papel importante na criação do sistema. Ela ajudou a definir os requisitos funcionais, as prioridades de desenvolvimento e as funcionalidades que poderão diferenciar nossa aplicação das soluções concorrentes no mercado.</w:t>
       </w:r>
     </w:p>
     <w:p/>
@@ -7109,68 +6914,18 @@
         <w:pStyle w:val="Ttulo2"/>
       </w:pPr>
       <w:bookmarkStart w:id="15" w:name="_Toc232856241"/>
-      <w:proofErr w:type="spellStart"/>
       <w:r>
         <w:lastRenderedPageBreak/>
-        <w:t>Wireframes</w:t>
-      </w:r>
-      <w:proofErr w:type="spellEnd"/>
-      <w:r>
-        <w:t>/</w:t>
-      </w:r>
-      <w:proofErr w:type="spellStart"/>
-      <w:r>
-        <w:t>Mockups</w:t>
+        <w:t>Wireframes/Mockups</w:t>
       </w:r>
       <w:bookmarkEnd w:id="15"/>
-      <w:proofErr w:type="spellEnd"/>
     </w:p>
     <w:p>
       <w:r>
-        <w:t xml:space="preserve">Os </w:t>
-      </w:r>
-      <w:proofErr w:type="spellStart"/>
-      <w:r>
-        <w:t>wireframes</w:t>
-      </w:r>
-      <w:proofErr w:type="spellEnd"/>
-      <w:r>
-        <w:t xml:space="preserve"> e </w:t>
-      </w:r>
-      <w:proofErr w:type="spellStart"/>
-      <w:r>
-        <w:t>mockups</w:t>
-      </w:r>
-      <w:proofErr w:type="spellEnd"/>
-      <w:r>
-        <w:t xml:space="preserve"> foram desenvolvidos para representar visualmente </w:t>
-      </w:r>
-      <w:r>
-        <w:t xml:space="preserve">o aspeto da interface da aplicação </w:t>
-      </w:r>
-      <w:proofErr w:type="spellStart"/>
-      <w:r>
-        <w:t>ishopping</w:t>
-      </w:r>
-      <w:proofErr w:type="spellEnd"/>
-      <w:r>
-        <w:t xml:space="preserve"> antes da implementação. Os </w:t>
-      </w:r>
-      <w:proofErr w:type="spellStart"/>
-      <w:r>
-        <w:t>wireframes</w:t>
-      </w:r>
-      <w:proofErr w:type="spellEnd"/>
-      <w:r>
-        <w:t xml:space="preserve"> permitiram definir a organização dos ecrãs, os elementos que farão parte dele e os fluxos de interação entre eles. Os </w:t>
-      </w:r>
-      <w:proofErr w:type="spellStart"/>
-      <w:r>
-        <w:t>mockups</w:t>
-      </w:r>
-      <w:proofErr w:type="spellEnd"/>
-      <w:r>
-        <w:t xml:space="preserve"> foram úteis para adicionar detalhes visuais como cores, tipografia, e o aspeto final dos componentes. Estes documentos facilitaram a validação de requisitos, a resolução de ideias e também nos ajudou a obter uma visão mais clara do produto final.</w:t>
+        <w:t xml:space="preserve">Os wireframes e mockups foram desenvolvidos para representar visualmente </w:t>
+      </w:r>
+      <w:r>
+        <w:t>o aspeto da interface da aplicação ishopping antes da implementação. Os wireframes permitiram definir a organização dos ecrãs, os elementos que farão parte dele e os fluxos de interação entre eles. Os mockups foram úteis para adicionar detalhes visuais como cores, tipografia, e o aspeto final dos componentes. Estes documentos facilitaram a validação de requisitos, a resolução de ideias e também nos ajudou a obter uma visão mais clara do produto final.</w:t>
       </w:r>
     </w:p>
     <w:p>
@@ -7308,22 +7063,9 @@
         <w:t>Página Login</w:t>
       </w:r>
       <w:r>
-        <w:t xml:space="preserve"> </w:t>
-      </w:r>
-      <w:proofErr w:type="spellStart"/>
-      <w:r>
-        <w:t>Mockup</w:t>
-      </w:r>
-      <w:proofErr w:type="spellEnd"/>
-      <w:r>
-        <w:t>/</w:t>
-      </w:r>
-      <w:proofErr w:type="spellStart"/>
-      <w:r>
-        <w:t>WireFame</w:t>
+        <w:t xml:space="preserve"> Mockup/WireFame</w:t>
       </w:r>
       <w:bookmarkEnd w:id="16"/>
-      <w:proofErr w:type="spellEnd"/>
     </w:p>
     <w:p>
       <w:pPr>
@@ -7467,30 +7209,9 @@
         <w:fldChar w:fldCharType="end"/>
       </w:r>
       <w:r>
-        <w:t xml:space="preserve"> - Página </w:t>
-      </w:r>
-      <w:proofErr w:type="gramStart"/>
-      <w:r>
-        <w:t>Registrar</w:t>
-      </w:r>
-      <w:proofErr w:type="gramEnd"/>
-      <w:r>
-        <w:t xml:space="preserve"> </w:t>
-      </w:r>
-      <w:proofErr w:type="spellStart"/>
-      <w:r>
-        <w:t>Mockup</w:t>
-      </w:r>
-      <w:proofErr w:type="spellEnd"/>
-      <w:r>
-        <w:t>/</w:t>
-      </w:r>
-      <w:proofErr w:type="spellStart"/>
-      <w:r>
-        <w:t>WireFrame</w:t>
+        <w:t xml:space="preserve"> - Página Registrar Mockup/WireFrame</w:t>
       </w:r>
       <w:bookmarkEnd w:id="17"/>
-      <w:proofErr w:type="spellEnd"/>
     </w:p>
     <w:p>
       <w:pPr>
@@ -7503,7 +7224,7 @@
         </w:rPr>
         <w:lastRenderedPageBreak/>
         <w:drawing>
-          <wp:inline distT="0" distB="0" distL="0" distR="0" wp14:anchorId="037994EB" wp14:editId="70063584">
+          <wp:inline distT="0" distB="0" distL="0" distR="0" wp14:anchorId="037994EB" wp14:editId="58360A48">
             <wp:extent cx="2410691" cy="1310175"/>
             <wp:effectExtent l="0" t="0" r="8890" b="4445"/>
             <wp:docPr id="11" name="Imagem 11"/>
@@ -7610,8 +7331,8 @@
         <w:pStyle w:val="Legenda"/>
         <w:jc w:val="center"/>
       </w:pPr>
-      <w:bookmarkStart w:id="18" w:name="_Hlk231911393"/>
-      <w:bookmarkStart w:id="19" w:name="_Toc232856219"/>
+      <w:bookmarkStart w:id="18" w:name="_Toc232856219"/>
+      <w:bookmarkStart w:id="19" w:name="_Hlk231911393"/>
       <w:r>
         <w:t xml:space="preserve">Figura </w:t>
       </w:r>
@@ -7639,25 +7360,21 @@
       <w:r>
         <w:t xml:space="preserve"> – </w:t>
       </w:r>
-      <w:proofErr w:type="spellStart"/>
       <w:r>
         <w:t>Mockup</w:t>
       </w:r>
-      <w:proofErr w:type="spellEnd"/>
       <w:r>
         <w:t>/</w:t>
       </w:r>
-      <w:proofErr w:type="spellStart"/>
       <w:r>
         <w:t>WireFrame</w:t>
       </w:r>
-      <w:proofErr w:type="spellEnd"/>
       <w:r>
         <w:t xml:space="preserve"> do ecrã principal</w:t>
       </w:r>
-      <w:bookmarkEnd w:id="19"/>
+      <w:bookmarkEnd w:id="18"/>
     </w:p>
-    <w:bookmarkEnd w:id="18"/>
+    <w:bookmarkEnd w:id="19"/>
     <w:p>
       <w:r>
         <w:rPr>
@@ -7800,30 +7517,9 @@
         <w:fldChar w:fldCharType="end"/>
       </w:r>
       <w:r>
-        <w:t xml:space="preserve"> - </w:t>
-      </w:r>
-      <w:proofErr w:type="spellStart"/>
-      <w:r>
-        <w:t>Mockup</w:t>
-      </w:r>
-      <w:proofErr w:type="spellEnd"/>
-      <w:r>
-        <w:t>/</w:t>
-      </w:r>
-      <w:proofErr w:type="spellStart"/>
-      <w:r>
-        <w:t>WireFrame</w:t>
-      </w:r>
-      <w:proofErr w:type="spellEnd"/>
-      <w:r>
-        <w:t xml:space="preserve"> de </w:t>
-      </w:r>
-      <w:proofErr w:type="spellStart"/>
-      <w:r>
-        <w:t>FormUtilizadores</w:t>
+        <w:t xml:space="preserve"> - Mockup/WireFrame de FormUtilizadores</w:t>
       </w:r>
       <w:bookmarkEnd w:id="20"/>
-      <w:proofErr w:type="spellEnd"/>
     </w:p>
     <w:p>
       <w:pPr>
@@ -7967,33 +7663,12 @@
         <w:fldChar w:fldCharType="end"/>
       </w:r>
       <w:r>
-        <w:t xml:space="preserve"> </w:t>
-      </w:r>
-      <w:proofErr w:type="spellStart"/>
-      <w:r>
-        <w:t>Mockup</w:t>
-      </w:r>
-      <w:proofErr w:type="spellEnd"/>
-      <w:r>
-        <w:t>/</w:t>
-      </w:r>
-      <w:proofErr w:type="spellStart"/>
-      <w:r>
-        <w:t>WireFrame</w:t>
-      </w:r>
-      <w:proofErr w:type="spellEnd"/>
-      <w:r>
-        <w:t xml:space="preserve"> de </w:t>
-      </w:r>
-      <w:proofErr w:type="spellStart"/>
-      <w:r>
-        <w:t>Form</w:t>
+        <w:t xml:space="preserve"> Mockup/WireFrame de Form</w:t>
       </w:r>
       <w:r>
         <w:t>Artigo</w:t>
       </w:r>
       <w:bookmarkEnd w:id="21"/>
-      <w:proofErr w:type="spellEnd"/>
     </w:p>
     <w:p/>
     <w:p>
@@ -8134,33 +7809,12 @@
         <w:fldChar w:fldCharType="end"/>
       </w:r>
       <w:r>
-        <w:t xml:space="preserve"> </w:t>
-      </w:r>
-      <w:proofErr w:type="spellStart"/>
-      <w:r>
-        <w:t>Mockup</w:t>
-      </w:r>
-      <w:proofErr w:type="spellEnd"/>
-      <w:r>
-        <w:t>/</w:t>
-      </w:r>
-      <w:proofErr w:type="spellStart"/>
-      <w:r>
-        <w:t>WireFrame</w:t>
-      </w:r>
-      <w:proofErr w:type="spellEnd"/>
-      <w:r>
-        <w:t xml:space="preserve"> de </w:t>
-      </w:r>
-      <w:proofErr w:type="spellStart"/>
-      <w:r>
-        <w:t>Form</w:t>
+        <w:t xml:space="preserve"> Mockup/WireFrame de Form</w:t>
       </w:r>
       <w:r>
         <w:t>TiposArtigo</w:t>
       </w:r>
       <w:bookmarkEnd w:id="22"/>
-      <w:proofErr w:type="spellEnd"/>
     </w:p>
     <w:p/>
     <w:p>
@@ -8302,33 +7956,12 @@
         <w:fldChar w:fldCharType="end"/>
       </w:r>
       <w:r>
-        <w:t xml:space="preserve"> </w:t>
-      </w:r>
-      <w:proofErr w:type="spellStart"/>
-      <w:r>
-        <w:t>Mockup</w:t>
-      </w:r>
-      <w:proofErr w:type="spellEnd"/>
-      <w:r>
-        <w:t>/</w:t>
-      </w:r>
-      <w:proofErr w:type="spellStart"/>
-      <w:r>
-        <w:t>WireFrame</w:t>
-      </w:r>
-      <w:proofErr w:type="spellEnd"/>
-      <w:r>
-        <w:t xml:space="preserve"> de </w:t>
-      </w:r>
-      <w:proofErr w:type="spellStart"/>
-      <w:r>
-        <w:t>Form</w:t>
+        <w:t xml:space="preserve"> Mockup/WireFrame de Form</w:t>
       </w:r>
       <w:r>
         <w:t>Orcamentos</w:t>
       </w:r>
       <w:bookmarkEnd w:id="23"/>
-      <w:proofErr w:type="spellEnd"/>
     </w:p>
     <w:p>
       <w:r>
@@ -8471,33 +8104,12 @@
         <w:fldChar w:fldCharType="end"/>
       </w:r>
       <w:r>
-        <w:t xml:space="preserve"> </w:t>
-      </w:r>
-      <w:proofErr w:type="spellStart"/>
-      <w:r>
-        <w:t>Mockup</w:t>
-      </w:r>
-      <w:proofErr w:type="spellEnd"/>
-      <w:r>
-        <w:t>/</w:t>
-      </w:r>
-      <w:proofErr w:type="spellStart"/>
-      <w:r>
-        <w:t>WireFrame</w:t>
-      </w:r>
-      <w:proofErr w:type="spellEnd"/>
-      <w:r>
-        <w:t xml:space="preserve"> de </w:t>
-      </w:r>
-      <w:proofErr w:type="spellStart"/>
-      <w:r>
-        <w:t>Form</w:t>
+        <w:t xml:space="preserve"> Mockup/WireFrame de Form</w:t>
       </w:r>
       <w:r>
         <w:t>Estatísticas</w:t>
       </w:r>
       <w:bookmarkEnd w:id="24"/>
-      <w:proofErr w:type="spellEnd"/>
     </w:p>
     <w:p/>
     <w:p>
@@ -8638,33 +8250,12 @@
         <w:fldChar w:fldCharType="end"/>
       </w:r>
       <w:r>
-        <w:t xml:space="preserve"> </w:t>
-      </w:r>
-      <w:proofErr w:type="spellStart"/>
-      <w:r>
-        <w:t>Mockup</w:t>
-      </w:r>
-      <w:proofErr w:type="spellEnd"/>
-      <w:r>
-        <w:t>/</w:t>
-      </w:r>
-      <w:proofErr w:type="spellStart"/>
-      <w:r>
-        <w:t>WireFrame</w:t>
-      </w:r>
-      <w:proofErr w:type="spellEnd"/>
-      <w:r>
-        <w:t xml:space="preserve"> de </w:t>
-      </w:r>
-      <w:proofErr w:type="spellStart"/>
-      <w:r>
-        <w:t>Form</w:t>
+        <w:t xml:space="preserve"> Mockup/WireFrame de Form</w:t>
       </w:r>
       <w:r>
         <w:t>EditarCompras</w:t>
       </w:r>
       <w:bookmarkEnd w:id="25"/>
-      <w:proofErr w:type="spellEnd"/>
     </w:p>
     <w:p>
       <w:pPr>
@@ -8809,33 +8400,12 @@
         <w:fldChar w:fldCharType="end"/>
       </w:r>
       <w:r>
-        <w:t xml:space="preserve"> </w:t>
-      </w:r>
-      <w:proofErr w:type="spellStart"/>
-      <w:r>
-        <w:t>Mockup</w:t>
-      </w:r>
-      <w:proofErr w:type="spellEnd"/>
-      <w:r>
-        <w:t>/</w:t>
-      </w:r>
-      <w:proofErr w:type="spellStart"/>
-      <w:r>
-        <w:t>WireFrame</w:t>
-      </w:r>
-      <w:proofErr w:type="spellEnd"/>
-      <w:r>
-        <w:t xml:space="preserve"> de </w:t>
-      </w:r>
-      <w:proofErr w:type="spellStart"/>
-      <w:r>
-        <w:t>Form</w:t>
+        <w:t xml:space="preserve"> Mockup/WireFrame de Form</w:t>
       </w:r>
       <w:r>
         <w:t>ModoCompra</w:t>
       </w:r>
       <w:bookmarkEnd w:id="26"/>
-      <w:proofErr w:type="spellEnd"/>
     </w:p>
     <w:p/>
     <w:p>
@@ -8852,15 +8422,7 @@
     </w:p>
     <w:p>
       <w:r>
-        <w:t xml:space="preserve">Este diagrama de classes aqui apresentado serve para representar a estrutura da aplicação </w:t>
-      </w:r>
-      <w:proofErr w:type="spellStart"/>
-      <w:r>
-        <w:t>iShopping</w:t>
-      </w:r>
-      <w:proofErr w:type="spellEnd"/>
-      <w:r>
-        <w:t xml:space="preserve"> e as relações das suas classes</w:t>
+        <w:t>Este diagrama de classes aqui apresentado serve para representar a estrutura da aplicação iShopping e as relações das suas classes</w:t>
       </w:r>
     </w:p>
     <w:p>
@@ -8953,13 +8515,8 @@
         <w:t>do</w:t>
       </w:r>
       <w:r>
-        <w:t xml:space="preserve"> </w:t>
-      </w:r>
-      <w:proofErr w:type="spellStart"/>
-      <w:r>
-        <w:t>iShopping</w:t>
-      </w:r>
-      <w:proofErr w:type="spellEnd"/>
+        <w:t xml:space="preserve"> iShopping</w:t>
+      </w:r>
       <w:r>
         <w:t>.</w:t>
       </w:r>
@@ -8972,13 +8529,11 @@
         <w:pStyle w:val="Ttulo1"/>
       </w:pPr>
       <w:bookmarkStart w:id="31" w:name="_Toc232856243"/>
-      <w:proofErr w:type="spellStart"/>
       <w:r>
         <w:lastRenderedPageBreak/>
         <w:t>Scrum</w:t>
       </w:r>
       <w:bookmarkEnd w:id="31"/>
-      <w:proofErr w:type="spellEnd"/>
     </w:p>
     <w:p>
       <w:r>
@@ -8990,11 +8545,9 @@
       <w:r>
         <w:t xml:space="preserve"> </w:t>
       </w:r>
-      <w:proofErr w:type="spellStart"/>
       <w:r>
         <w:t>Scrum</w:t>
       </w:r>
-      <w:proofErr w:type="spellEnd"/>
       <w:r>
         <w:t xml:space="preserve">” partilhado na aula de </w:t>
       </w:r>
@@ -9002,189 +8555,21 @@
         <w:t>Metodologias de Desenvolvimento de Software</w:t>
       </w:r>
       <w:r>
-        <w:t xml:space="preserve">, a identificação do </w:t>
-      </w:r>
-      <w:proofErr w:type="spellStart"/>
-      <w:r>
-        <w:t>scrum</w:t>
-      </w:r>
-      <w:proofErr w:type="spellEnd"/>
-      <w:r>
-        <w:t xml:space="preserve"> team é fundamental para o sucesso de um projeto desenvolvido com SCRUM, pois assim poderemos definir as responsabilidades, melhorar a comunicação e garantir que as necessidades do produto são satisfeitas. O </w:t>
-      </w:r>
-      <w:proofErr w:type="spellStart"/>
-      <w:r>
-        <w:t>Scrum</w:t>
-      </w:r>
-      <w:proofErr w:type="spellEnd"/>
-      <w:r>
-        <w:t xml:space="preserve"> team é composto pelo </w:t>
-      </w:r>
-      <w:proofErr w:type="spellStart"/>
-      <w:r>
-        <w:t>product</w:t>
-      </w:r>
-      <w:proofErr w:type="spellEnd"/>
-      <w:r>
-        <w:t xml:space="preserve"> </w:t>
-      </w:r>
-      <w:proofErr w:type="spellStart"/>
-      <w:r>
-        <w:t>owner</w:t>
-      </w:r>
-      <w:proofErr w:type="spellEnd"/>
-      <w:r>
-        <w:t xml:space="preserve">, o </w:t>
-      </w:r>
-      <w:proofErr w:type="spellStart"/>
-      <w:r>
-        <w:t>scrum</w:t>
-      </w:r>
-      <w:proofErr w:type="spellEnd"/>
-      <w:r>
-        <w:t xml:space="preserve"> </w:t>
-      </w:r>
-      <w:proofErr w:type="spellStart"/>
-      <w:r>
-        <w:t>master</w:t>
-      </w:r>
-      <w:proofErr w:type="spellEnd"/>
-      <w:r>
-        <w:t xml:space="preserve">, e o </w:t>
-      </w:r>
-      <w:proofErr w:type="spellStart"/>
-      <w:r>
-        <w:t>development</w:t>
-      </w:r>
-      <w:proofErr w:type="spellEnd"/>
-      <w:r>
-        <w:t xml:space="preserve"> team. O </w:t>
-      </w:r>
-      <w:proofErr w:type="spellStart"/>
-      <w:r>
-        <w:t>product</w:t>
-      </w:r>
-      <w:proofErr w:type="spellEnd"/>
-      <w:r>
-        <w:t xml:space="preserve"> </w:t>
-      </w:r>
-      <w:proofErr w:type="spellStart"/>
-      <w:r>
-        <w:t>owner</w:t>
-      </w:r>
-      <w:proofErr w:type="spellEnd"/>
-      <w:r>
-        <w:t xml:space="preserve"> irá garantir o tipo, a qualidade do produto final e do trabalho da equipa de desenvolvimento, ele representa os </w:t>
-      </w:r>
-      <w:proofErr w:type="spellStart"/>
-      <w:r>
-        <w:t>stakeholders</w:t>
-      </w:r>
-      <w:proofErr w:type="spellEnd"/>
-      <w:r>
-        <w:t xml:space="preserve"> dentro do </w:t>
-      </w:r>
-      <w:proofErr w:type="spellStart"/>
-      <w:r>
-        <w:t>scrum</w:t>
-      </w:r>
-      <w:proofErr w:type="spellEnd"/>
-      <w:r>
-        <w:t xml:space="preserve"> e gere o produto </w:t>
-      </w:r>
-      <w:proofErr w:type="spellStart"/>
-      <w:r>
-        <w:t>backlog</w:t>
-      </w:r>
-      <w:proofErr w:type="spellEnd"/>
-      <w:r>
-        <w:t xml:space="preserve">. O </w:t>
-      </w:r>
-      <w:proofErr w:type="spellStart"/>
-      <w:r>
-        <w:t>Scrum</w:t>
-      </w:r>
-      <w:proofErr w:type="spellEnd"/>
-      <w:r>
-        <w:t xml:space="preserve"> </w:t>
-      </w:r>
-      <w:proofErr w:type="spellStart"/>
-      <w:r>
-        <w:t>master</w:t>
-      </w:r>
-      <w:proofErr w:type="spellEnd"/>
-      <w:r>
-        <w:t xml:space="preserve"> irá certificar o cumprimento do </w:t>
-      </w:r>
-      <w:proofErr w:type="spellStart"/>
-      <w:r>
-        <w:t>Scrum</w:t>
-      </w:r>
-      <w:proofErr w:type="spellEnd"/>
-      <w:r>
-        <w:t xml:space="preserve">, que neste projeto é o papel representado pelo professor </w:t>
+        <w:t xml:space="preserve">, a identificação do scrum team é fundamental para o sucesso de um projeto desenvolvido com SCRUM, pois assim poderemos definir as responsabilidades, melhorar a comunicação e garantir que as necessidades do produto são satisfeitas. O Scrum team é composto pelo product owner, o scrum master, e o development team. O product owner irá garantir o tipo, a qualidade do produto final e do trabalho da equipa de desenvolvimento, ele representa os stakeholders dentro do scrum e gere o produto backlog. O Scrum master irá certificar o cumprimento do Scrum, que neste projeto é o papel representado pelo professor </w:t>
       </w:r>
       <w:r>
         <w:t>José Peça de Sousa Francisco</w:t>
       </w:r>
       <w:r>
-        <w:t xml:space="preserve">. O </w:t>
-      </w:r>
-      <w:proofErr w:type="spellStart"/>
-      <w:r>
-        <w:t>development</w:t>
-      </w:r>
-      <w:proofErr w:type="spellEnd"/>
-      <w:r>
-        <w:t xml:space="preserve"> team é quem acrescenta a funcionalidade ao produto, uma equipa que se auto-organiza é multifuncional, e é responsável por acrescentar funcionalidade ao produto. Esta equipa é </w:t>
-      </w:r>
-      <w:proofErr w:type="spellStart"/>
-      <w:r>
-        <w:t>represantada</w:t>
-      </w:r>
-      <w:proofErr w:type="spellEnd"/>
-      <w:r>
-        <w:t xml:space="preserve"> por: Kelly Ferreira e João Moreira.</w:t>
+        <w:t>. O development team é quem acrescenta a funcionalidade ao produto, uma equipa que se auto-organiza é multifuncional, e é responsável por acrescentar funcionalidade ao produto. Esta equipa é represantada por: Kelly Ferreira e João Moreira.</w:t>
       </w:r>
     </w:p>
     <w:p>
       <w:r>
-        <w:t xml:space="preserve">Nesta secção iremos elaborar como a aplicação do </w:t>
-      </w:r>
-      <w:proofErr w:type="spellStart"/>
-      <w:r>
-        <w:t>scrum</w:t>
-      </w:r>
-      <w:proofErr w:type="spellEnd"/>
-      <w:r>
-        <w:t xml:space="preserve"> foi utilizada no projeto, quem representa cada papel, os </w:t>
-      </w:r>
-      <w:proofErr w:type="spellStart"/>
-      <w:r>
-        <w:t>user</w:t>
-      </w:r>
-      <w:proofErr w:type="spellEnd"/>
-      <w:r>
-        <w:t xml:space="preserve"> </w:t>
-      </w:r>
-      <w:proofErr w:type="spellStart"/>
-      <w:r>
-        <w:t>stories</w:t>
-      </w:r>
-      <w:proofErr w:type="spellEnd"/>
-      <w:r>
-        <w:t xml:space="preserve"> utilizados para orientar o projeto, </w:t>
-      </w:r>
-      <w:r>
-        <w:t xml:space="preserve">a definição das tarefas de cada membro da equipa ao longo das semanas, as estatísticas do cumprimento do projeto de acordo com </w:t>
-      </w:r>
-      <w:proofErr w:type="spellStart"/>
-      <w:r>
-        <w:t>Jira</w:t>
-      </w:r>
-      <w:proofErr w:type="spellEnd"/>
-      <w:r>
-        <w:t xml:space="preserve"> e uma retrospetiva do que correu bem no trabalho, o que foi inesperado e o que se pretende melhorar no futuro. </w:t>
+        <w:t xml:space="preserve">Nesta secção iremos elaborar como a aplicação do scrum foi utilizada no projeto, quem representa cada papel, os user stories utilizados para orientar o projeto, </w:t>
+      </w:r>
+      <w:r>
+        <w:t xml:space="preserve">a definição das tarefas de cada membro da equipa ao longo das semanas, as estatísticas do cumprimento do projeto de acordo com Jira e uma retrospetiva do que correu bem no trabalho, o que foi inesperado e o que se pretende melhorar no futuro. </w:t>
       </w:r>
     </w:p>
     <w:p/>
@@ -9194,133 +8579,13 @@
       </w:pPr>
       <w:bookmarkStart w:id="32" w:name="_Toc232856244"/>
       <w:r>
-        <w:t xml:space="preserve">Aplicação do </w:t>
-      </w:r>
-      <w:proofErr w:type="spellStart"/>
-      <w:r>
-        <w:t>Scrum</w:t>
-      </w:r>
-      <w:proofErr w:type="spellEnd"/>
-      <w:r>
-        <w:t xml:space="preserve"> ao Projeto</w:t>
+        <w:t>Aplicação do Scrum ao Projeto</w:t>
       </w:r>
       <w:bookmarkEnd w:id="32"/>
     </w:p>
     <w:p>
       <w:r>
-        <w:t xml:space="preserve">Para gestão deste projeto foi adotada a metodologia ágil </w:t>
-      </w:r>
-      <w:proofErr w:type="spellStart"/>
-      <w:r>
-        <w:t>Scrum</w:t>
-      </w:r>
-      <w:proofErr w:type="spellEnd"/>
-      <w:r>
-        <w:t xml:space="preserve">, já que permite organizar o trabalho em ciclos curtos de desenvolvimento, facilidade em adaptações ou alterações que podem ser feitas e melhor colaboração entre os membros da equipa. A aplicação do </w:t>
-      </w:r>
-      <w:proofErr w:type="spellStart"/>
-      <w:r>
-        <w:t>Scrum</w:t>
-      </w:r>
-      <w:proofErr w:type="spellEnd"/>
-      <w:r>
-        <w:t xml:space="preserve"> ao projeto foi realizada de maneira a o desenvolvimento ter sido dividido em quatro Sprints, tendo cada Sprint duas semanas de duração, sendo realizado em cada Sprint planejamento e execução de tarefas definidas no Sprint </w:t>
-      </w:r>
-      <w:proofErr w:type="spellStart"/>
-      <w:r>
-        <w:t>Backlog</w:t>
-      </w:r>
-      <w:proofErr w:type="spellEnd"/>
-      <w:r>
-        <w:t xml:space="preserve">. As reuniões foram realizadas presencialmente em sala de aula tendo comunicação digital entre os membros da equipa sempre que necessário. Os principais eventos da </w:t>
-      </w:r>
-      <w:proofErr w:type="spellStart"/>
-      <w:r>
-        <w:t>framework</w:t>
-      </w:r>
-      <w:proofErr w:type="spellEnd"/>
-      <w:r>
-        <w:t xml:space="preserve"> </w:t>
-      </w:r>
-      <w:proofErr w:type="spellStart"/>
-      <w:r>
-        <w:t>Scrum</w:t>
-      </w:r>
-      <w:proofErr w:type="spellEnd"/>
-      <w:r>
-        <w:t xml:space="preserve"> usados neste projeto foram Sprint </w:t>
-      </w:r>
-      <w:proofErr w:type="spellStart"/>
-      <w:r>
-        <w:t>Planning</w:t>
-      </w:r>
-      <w:proofErr w:type="spellEnd"/>
-      <w:r>
-        <w:t xml:space="preserve">, </w:t>
-      </w:r>
-      <w:proofErr w:type="spellStart"/>
-      <w:r>
-        <w:t>Weekly</w:t>
-      </w:r>
-      <w:proofErr w:type="spellEnd"/>
-      <w:r>
-        <w:t xml:space="preserve"> </w:t>
-      </w:r>
-      <w:proofErr w:type="spellStart"/>
-      <w:r>
-        <w:t>Scrum</w:t>
-      </w:r>
-      <w:proofErr w:type="spellEnd"/>
-      <w:r>
-        <w:t xml:space="preserve"> e Sprint </w:t>
-      </w:r>
-      <w:proofErr w:type="spellStart"/>
-      <w:r>
-        <w:t>Retrospective</w:t>
-      </w:r>
-      <w:proofErr w:type="spellEnd"/>
-      <w:r>
-        <w:t xml:space="preserve">, tendo quatro Sprints tendo começado no dia 30/04 sendo mudada a cada 14 dias. A nossa equipa definiu o </w:t>
-      </w:r>
-      <w:proofErr w:type="spellStart"/>
-      <w:r>
-        <w:t>Definition</w:t>
-      </w:r>
-      <w:proofErr w:type="spellEnd"/>
-      <w:r>
-        <w:t xml:space="preserve"> </w:t>
-      </w:r>
-      <w:proofErr w:type="spellStart"/>
-      <w:r>
-        <w:t>of</w:t>
-      </w:r>
-      <w:proofErr w:type="spellEnd"/>
-      <w:r>
-        <w:t xml:space="preserve"> </w:t>
-      </w:r>
-      <w:proofErr w:type="spellStart"/>
-      <w:r>
-        <w:t>Done</w:t>
-      </w:r>
-      <w:proofErr w:type="spellEnd"/>
-      <w:r>
-        <w:t xml:space="preserve"> que uma tarefa seria concluída apenas quando estivesse implementada, testada, validada e registada como concluída no </w:t>
-      </w:r>
-      <w:proofErr w:type="spellStart"/>
-      <w:r>
-        <w:t>Jira</w:t>
-      </w:r>
-      <w:proofErr w:type="spellEnd"/>
-      <w:r>
-        <w:t xml:space="preserve">. Para melhor gestão do projeto foram utilizadas algumas ferramentas como </w:t>
-      </w:r>
-      <w:proofErr w:type="spellStart"/>
-      <w:r>
-        <w:t>Jira</w:t>
-      </w:r>
-      <w:proofErr w:type="spellEnd"/>
-      <w:r>
-        <w:t xml:space="preserve"> para melhor acompanhamento da realização das tarefas e o GitHub para controlo de versões e partilha do código da aplicação.</w:t>
+        <w:t>Para gestão deste projeto foi adotada a metodologia ágil Scrum, já que permite organizar o trabalho em ciclos curtos de desenvolvimento, facilidade em adaptações ou alterações que podem ser feitas e melhor colaboração entre os membros da equipa. A aplicação do Scrum ao projeto foi realizada de maneira a o desenvolvimento ter sido dividido em quatro Sprints, tendo cada Sprint duas semanas de duração, sendo realizado em cada Sprint planejamento e execução de tarefas definidas no Sprint Backlog. As reuniões foram realizadas presencialmente em sala de aula tendo comunicação digital entre os membros da equipa sempre que necessário. Os principais eventos da framework Scrum usados neste projeto foram Sprint Planning, Weekly Scrum e Sprint Retrospective, tendo quatro Sprints tendo começado no dia 30/04 sendo mudada a cada 14 dias. A nossa equipa definiu o Definition of Done que uma tarefa seria concluída apenas quando estivesse implementada, testada, validada e registada como concluída no Jira. Para melhor gestão do projeto foram utilizadas algumas ferramentas como Jira para melhor acompanhamento da realização das tarefas e o GitHub para controlo de versões e partilha do código da aplicação.</w:t>
       </w:r>
     </w:p>
     <w:p/>
@@ -9329,115 +8594,14 @@
         <w:pStyle w:val="Ttulo2"/>
       </w:pPr>
       <w:bookmarkStart w:id="33" w:name="_Toc232856245"/>
-      <w:proofErr w:type="spellStart"/>
-      <w:r>
-        <w:t>Stakeholders</w:t>
-      </w:r>
-      <w:proofErr w:type="spellEnd"/>
-      <w:r>
-        <w:t xml:space="preserve"> e </w:t>
-      </w:r>
-      <w:proofErr w:type="spellStart"/>
-      <w:r>
-        <w:t>Scrum</w:t>
-      </w:r>
-      <w:proofErr w:type="spellEnd"/>
-      <w:r>
-        <w:t xml:space="preserve"> Team</w:t>
+      <w:r>
+        <w:t>Stakeholders e Scrum Team</w:t>
       </w:r>
       <w:bookmarkEnd w:id="33"/>
     </w:p>
     <w:p>
       <w:r>
-        <w:t xml:space="preserve">Nesta secção vamos descrever a identificação e as funções dos </w:t>
-      </w:r>
-      <w:proofErr w:type="spellStart"/>
-      <w:r>
-        <w:t>stakeholders</w:t>
-      </w:r>
-      <w:proofErr w:type="spellEnd"/>
-      <w:r>
-        <w:t xml:space="preserve"> e do </w:t>
-      </w:r>
-      <w:proofErr w:type="spellStart"/>
-      <w:r>
-        <w:t>scrum</w:t>
-      </w:r>
-      <w:proofErr w:type="spellEnd"/>
-      <w:r>
-        <w:t xml:space="preserve"> team. Os </w:t>
-      </w:r>
-      <w:proofErr w:type="spellStart"/>
-      <w:r>
-        <w:t>stakeholders</w:t>
-      </w:r>
-      <w:proofErr w:type="spellEnd"/>
-      <w:r>
-        <w:t xml:space="preserve"> são qualquer pessoa com influência no produto que não faz parte do </w:t>
-      </w:r>
-      <w:proofErr w:type="spellStart"/>
-      <w:r>
-        <w:t>Scrum</w:t>
-      </w:r>
-      <w:proofErr w:type="spellEnd"/>
-      <w:r>
-        <w:t xml:space="preserve"> Team, isso pode incluir clientes, gestores </w:t>
-      </w:r>
-      <w:proofErr w:type="spellStart"/>
-      <w:r>
-        <w:t>seriores</w:t>
-      </w:r>
-      <w:proofErr w:type="spellEnd"/>
-      <w:r>
-        <w:t xml:space="preserve"> dentro da organização, patrocinadores do projeto, entre outros. O </w:t>
-      </w:r>
-      <w:proofErr w:type="spellStart"/>
-      <w:r>
-        <w:t>Scrum</w:t>
-      </w:r>
-      <w:proofErr w:type="spellEnd"/>
-      <w:r>
-        <w:t xml:space="preserve"> team será os </w:t>
-      </w:r>
-      <w:proofErr w:type="spellStart"/>
-      <w:r>
-        <w:t>product</w:t>
-      </w:r>
-      <w:proofErr w:type="spellEnd"/>
-      <w:r>
-        <w:t xml:space="preserve"> </w:t>
-      </w:r>
-      <w:proofErr w:type="spellStart"/>
-      <w:r>
-        <w:t>owner</w:t>
-      </w:r>
-      <w:proofErr w:type="spellEnd"/>
-      <w:r>
-        <w:t xml:space="preserve">, </w:t>
-      </w:r>
-      <w:proofErr w:type="spellStart"/>
-      <w:r>
-        <w:t>scrum</w:t>
-      </w:r>
-      <w:proofErr w:type="spellEnd"/>
-      <w:r>
-        <w:t xml:space="preserve"> </w:t>
-      </w:r>
-      <w:proofErr w:type="spellStart"/>
-      <w:r>
-        <w:t>master</w:t>
-      </w:r>
-      <w:proofErr w:type="spellEnd"/>
-      <w:r>
-        <w:t xml:space="preserve">, e o </w:t>
-      </w:r>
-      <w:proofErr w:type="spellStart"/>
-      <w:r>
-        <w:t>development</w:t>
-      </w:r>
-      <w:proofErr w:type="spellEnd"/>
-      <w:r>
-        <w:t xml:space="preserve"> team. Estes estão organizados na seguinte tabela:</w:t>
+        <w:t>Nesta secção vamos descrever a identificação e as funções dos stakeholders e do scrum team. Os stakeholders são qualquer pessoa com influência no produto que não faz parte do Scrum Team, isso pode incluir clientes, gestores seriores dentro da organização, patrocinadores do projeto, entre outros. O Scrum team será os product owner, scrum master, e o development team. Estes estão organizados na seguinte tabela:</w:t>
       </w:r>
     </w:p>
     <w:p/>
@@ -9475,21 +8639,8 @@
       <w:r>
         <w:t xml:space="preserve"> – Identificação e funções dos </w:t>
       </w:r>
-      <w:proofErr w:type="spellStart"/>
-      <w:r>
-        <w:t>Stakeholders</w:t>
-      </w:r>
-      <w:proofErr w:type="spellEnd"/>
-      <w:r>
-        <w:t xml:space="preserve"> e </w:t>
-      </w:r>
-      <w:proofErr w:type="spellStart"/>
-      <w:r>
-        <w:t>Scrum</w:t>
-      </w:r>
-      <w:proofErr w:type="spellEnd"/>
-      <w:r>
-        <w:t xml:space="preserve"> Team</w:t>
+      <w:r>
+        <w:t>Stakeholders e Scrum Team</w:t>
       </w:r>
       <w:bookmarkEnd w:id="34"/>
     </w:p>
@@ -9617,20 +8768,10 @@
             <w:tcW w:w="2132" w:type="dxa"/>
           </w:tcPr>
           <w:p>
-            <w:proofErr w:type="spellStart"/>
             <w:r>
               <w:lastRenderedPageBreak/>
-              <w:t>Product</w:t>
-            </w:r>
-            <w:proofErr w:type="spellEnd"/>
-            <w:r>
-              <w:t xml:space="preserve"> </w:t>
-            </w:r>
-            <w:proofErr w:type="spellStart"/>
-            <w:r>
-              <w:t>Owner</w:t>
-            </w:r>
-            <w:proofErr w:type="spellEnd"/>
+              <w:t>Product Owner</w:t>
+            </w:r>
           </w:p>
         </w:tc>
         <w:tc>
@@ -9693,19 +8834,9 @@
             <w:tcW w:w="2132" w:type="dxa"/>
           </w:tcPr>
           <w:p>
-            <w:proofErr w:type="spellStart"/>
-            <w:r>
-              <w:t>Scrum</w:t>
-            </w:r>
-            <w:proofErr w:type="spellEnd"/>
-            <w:r>
-              <w:t xml:space="preserve"> </w:t>
-            </w:r>
-            <w:proofErr w:type="spellStart"/>
-            <w:r>
-              <w:t>Master</w:t>
-            </w:r>
-            <w:proofErr w:type="spellEnd"/>
+            <w:r>
+              <w:t>Scrum Master</w:t>
+            </w:r>
           </w:p>
         </w:tc>
         <w:tc>
@@ -9755,19 +8886,11 @@
                 <w:lang w:val="en-US"/>
               </w:rPr>
             </w:pPr>
-            <w:proofErr w:type="spellStart"/>
             <w:r>
               <w:rPr>
                 <w:lang w:val="en-US"/>
               </w:rPr>
-              <w:t>Apoiar</w:t>
-            </w:r>
-            <w:proofErr w:type="spellEnd"/>
-            <w:r>
-              <w:rPr>
-                <w:lang w:val="en-US"/>
-              </w:rPr>
-              <w:t xml:space="preserve"> sprint planning e W</w:t>
+              <w:t>Apoiar sprint planning e W</w:t>
             </w:r>
             <w:r>
               <w:rPr>
@@ -9794,35 +8917,7 @@
               <w:rPr>
                 <w:lang w:val="en-US"/>
               </w:rPr>
-              <w:t xml:space="preserve">Remover </w:t>
-            </w:r>
-            <w:proofErr w:type="spellStart"/>
-            <w:r>
-              <w:rPr>
-                <w:lang w:val="en-US"/>
-              </w:rPr>
-              <w:t>impedimentos</w:t>
-            </w:r>
-            <w:proofErr w:type="spellEnd"/>
-            <w:r>
-              <w:rPr>
-                <w:lang w:val="en-US"/>
-              </w:rPr>
-              <w:t xml:space="preserve"> da </w:t>
-            </w:r>
-            <w:proofErr w:type="spellStart"/>
-            <w:r>
-              <w:rPr>
-                <w:lang w:val="en-US"/>
-              </w:rPr>
-              <w:t>equipa</w:t>
-            </w:r>
-            <w:proofErr w:type="spellEnd"/>
-            <w:r>
-              <w:rPr>
-                <w:lang w:val="en-US"/>
-              </w:rPr>
-              <w:t>.</w:t>
+              <w:t>Remover impedimentos da equipa.</w:t>
             </w:r>
           </w:p>
         </w:tc>
@@ -9834,13 +8929,8 @@
             <w:tcW w:w="2132" w:type="dxa"/>
           </w:tcPr>
           <w:p>
-            <w:proofErr w:type="spellStart"/>
-            <w:r>
-              <w:t>Development</w:t>
-            </w:r>
-            <w:proofErr w:type="spellEnd"/>
-            <w:r>
-              <w:t xml:space="preserve"> Team</w:t>
+            <w:r>
+              <w:t>Development Team</w:t>
             </w:r>
           </w:p>
         </w:tc>
@@ -9854,13 +8944,8 @@
               <w:cnfStyle w:val="000000000000" w:firstRow="0" w:lastRow="0" w:firstColumn="0" w:lastColumn="0" w:oddVBand="0" w:evenVBand="0" w:oddHBand="0" w:evenHBand="0" w:firstRowFirstColumn="0" w:firstRowLastColumn="0" w:lastRowFirstColumn="0" w:lastRowLastColumn="0"/>
             </w:pPr>
             <w:r>
-              <w:t xml:space="preserve">Kelly Ferreira, Bianca Maluf, João </w:t>
-            </w:r>
-            <w:proofErr w:type="spellStart"/>
-            <w:r>
-              <w:t>Moreiro</w:t>
-            </w:r>
-            <w:proofErr w:type="spellEnd"/>
+              <w:t>Kelly Ferreira, Bianca Maluf, João Moreiro</w:t>
+            </w:r>
           </w:p>
         </w:tc>
         <w:tc>
@@ -9953,14 +9038,9 @@
       </w:pPr>
       <w:bookmarkStart w:id="35" w:name="_Toc232856246"/>
       <w:r>
-        <w:t xml:space="preserve">User </w:t>
-      </w:r>
-      <w:proofErr w:type="spellStart"/>
-      <w:r>
-        <w:t>Stories</w:t>
+        <w:t>User Stories</w:t>
       </w:r>
       <w:bookmarkEnd w:id="35"/>
-      <w:proofErr w:type="spellEnd"/>
     </w:p>
     <w:p>
       <w:r>
@@ -9973,16 +9053,8 @@
         <w:rPr>
           <w:highlight w:val="yellow"/>
         </w:rPr>
-        <w:t xml:space="preserve">especificados os requisitos funcionais do ponto de vista do utilizador sob forma de User </w:t>
-      </w:r>
-      <w:proofErr w:type="spellStart"/>
-      <w:r>
-        <w:rPr>
-          <w:highlight w:val="yellow"/>
-        </w:rPr>
-        <w:t>Stories</w:t>
-      </w:r>
-      <w:proofErr w:type="spellEnd"/>
+        <w:t>especificados os requisitos funcionais do ponto de vista do utilizador sob forma de User Stories</w:t>
+      </w:r>
       <w:r>
         <w:t xml:space="preserve"> </w:t>
       </w:r>
@@ -9992,7 +9064,6 @@
         </w:rPr>
         <w:t xml:space="preserve">As </w:t>
       </w:r>
-      <w:proofErr w:type="spellStart"/>
       <w:r>
         <w:rPr>
           <w:i/>
@@ -10001,80 +9072,23 @@
         </w:rPr>
         <w:t>issues</w:t>
       </w:r>
-      <w:proofErr w:type="spellEnd"/>
       <w:r>
         <w:rPr>
           <w:highlight w:val="yellow"/>
         </w:rPr>
-        <w:t xml:space="preserve"> devem ser estimadas em </w:t>
-      </w:r>
-      <w:proofErr w:type="spellStart"/>
-      <w:r>
-        <w:rPr>
-          <w:highlight w:val="yellow"/>
-        </w:rPr>
-        <w:t>Story</w:t>
-      </w:r>
-      <w:proofErr w:type="spellEnd"/>
+        <w:t xml:space="preserve"> devem ser estimadas em Story Points utilizando a sequência de Fibonacci: 1, 2, 3, 5, 8, 13, 20</w:t>
+      </w:r>
       <w:r>
         <w:rPr>
           <w:highlight w:val="yellow"/>
         </w:rPr>
         <w:t xml:space="preserve"> </w:t>
       </w:r>
-      <w:proofErr w:type="spellStart"/>
       <w:r>
         <w:rPr>
           <w:highlight w:val="yellow"/>
         </w:rPr>
-        <w:t>Points</w:t>
-      </w:r>
-      <w:proofErr w:type="spellEnd"/>
-      <w:r>
-        <w:rPr>
-          <w:highlight w:val="yellow"/>
-        </w:rPr>
-        <w:t xml:space="preserve"> utilizando a sequência de </w:t>
-      </w:r>
-      <w:proofErr w:type="spellStart"/>
-      <w:r>
-        <w:rPr>
-          <w:highlight w:val="yellow"/>
-        </w:rPr>
-        <w:t>Fibonacci</w:t>
-      </w:r>
-      <w:proofErr w:type="spellEnd"/>
-      <w:r>
-        <w:rPr>
-          <w:highlight w:val="yellow"/>
-        </w:rPr>
-        <w:t>: 1, 2, 3, 5, 8, 13, 20</w:t>
-      </w:r>
-      <w:r>
-        <w:rPr>
-          <w:highlight w:val="yellow"/>
-        </w:rPr>
-        <w:t xml:space="preserve"> </w:t>
-      </w:r>
-      <w:r>
-        <w:rPr>
-          <w:highlight w:val="yellow"/>
-        </w:rPr>
-        <w:t>(</w:t>
-      </w:r>
-      <w:proofErr w:type="spellStart"/>
-      <w:r>
-        <w:rPr>
-          <w:highlight w:val="yellow"/>
-        </w:rPr>
-        <w:t>máx</w:t>
-      </w:r>
-      <w:proofErr w:type="spellEnd"/>
-      <w:r>
-        <w:rPr>
-          <w:highlight w:val="yellow"/>
-        </w:rPr>
-        <w:t>).&gt;</w:t>
+        <w:t>(máx).&gt;</w:t>
       </w:r>
     </w:p>
     <w:p>
@@ -10170,21 +9184,7 @@
         <w:rPr>
           <w:highlight w:val="yellow"/>
         </w:rPr>
-        <w:t xml:space="preserve">Focar nestes 3 e evitar o Como (excluir aspetos de desenho, interface design </w:t>
-      </w:r>
-      <w:proofErr w:type="spellStart"/>
-      <w:r>
-        <w:rPr>
-          <w:highlight w:val="yellow"/>
-        </w:rPr>
-        <w:t>statements</w:t>
-      </w:r>
-      <w:proofErr w:type="spellEnd"/>
-      <w:r>
-        <w:rPr>
-          <w:highlight w:val="yellow"/>
-        </w:rPr>
-        <w:t>).</w:t>
+        <w:t>Focar nestes 3 e evitar o Como (excluir aspetos de desenho, interface design statements).</w:t>
       </w:r>
     </w:p>
     <w:p>
@@ -10230,35 +9230,7 @@
         <w:rPr>
           <w:highlight w:val="yellow"/>
         </w:rPr>
-        <w:t xml:space="preserve">].” – como é que o desejo imediato deles para fazer algo se integra na </w:t>
-      </w:r>
-      <w:proofErr w:type="spellStart"/>
-      <w:r>
-        <w:rPr>
-          <w:highlight w:val="yellow"/>
-        </w:rPr>
-        <w:t>big</w:t>
-      </w:r>
-      <w:proofErr w:type="spellEnd"/>
-      <w:r>
-        <w:rPr>
-          <w:highlight w:val="yellow"/>
-        </w:rPr>
-        <w:t xml:space="preserve"> </w:t>
-      </w:r>
-      <w:proofErr w:type="spellStart"/>
-      <w:r>
-        <w:rPr>
-          <w:highlight w:val="yellow"/>
-        </w:rPr>
-        <w:t>picture</w:t>
-      </w:r>
-      <w:proofErr w:type="spellEnd"/>
-      <w:r>
-        <w:rPr>
-          <w:highlight w:val="yellow"/>
-        </w:rPr>
-        <w:t>? Qual o objetivo geral que estão a tentar atingir? Qual o principal problema que precisa de ser resolvido?</w:t>
+        <w:t>].” – como é que o desejo imediato deles para fazer algo se integra na big picture? Qual o objetivo geral que estão a tentar atingir? Qual o principal problema que precisa de ser resolvido?</w:t>
       </w:r>
     </w:p>
     <w:p/>
@@ -10447,23 +9419,7 @@
                 <w:b w:val="0"/>
                 <w:bCs w:val="0"/>
               </w:rPr>
-              <w:t xml:space="preserve">O </w:t>
-            </w:r>
-            <w:proofErr w:type="spellStart"/>
-            <w:r>
-              <w:rPr>
-                <w:b w:val="0"/>
-                <w:bCs w:val="0"/>
-              </w:rPr>
-              <w:t>username</w:t>
-            </w:r>
-            <w:proofErr w:type="spellEnd"/>
-            <w:r>
-              <w:rPr>
-                <w:b w:val="0"/>
-                <w:bCs w:val="0"/>
-              </w:rPr>
-              <w:t xml:space="preserve"> deve ser único;</w:t>
+              <w:t>O username deve ser único;</w:t>
             </w:r>
           </w:p>
           <w:p>
@@ -10486,23 +9442,7 @@
                 <w:bCs w:val="0"/>
               </w:rPr>
               <w:lastRenderedPageBreak/>
-              <w:t xml:space="preserve">Devem ser preenchidos </w:t>
-            </w:r>
-            <w:proofErr w:type="spellStart"/>
-            <w:r>
-              <w:rPr>
-                <w:b w:val="0"/>
-                <w:bCs w:val="0"/>
-              </w:rPr>
-              <w:t>username</w:t>
-            </w:r>
-            <w:proofErr w:type="spellEnd"/>
-            <w:r>
-              <w:rPr>
-                <w:b w:val="0"/>
-                <w:bCs w:val="0"/>
-              </w:rPr>
-              <w:t xml:space="preserve"> e password;</w:t>
+              <w:t>Devem ser preenchidos username e password;</w:t>
             </w:r>
           </w:p>
           <w:p>
@@ -10642,23 +9582,7 @@
                 <w:b w:val="0"/>
                 <w:bCs w:val="0"/>
               </w:rPr>
-              <w:t xml:space="preserve">O sistema deve validar </w:t>
-            </w:r>
-            <w:proofErr w:type="spellStart"/>
-            <w:r>
-              <w:rPr>
-                <w:b w:val="0"/>
-                <w:bCs w:val="0"/>
-              </w:rPr>
-              <w:t>Username</w:t>
-            </w:r>
-            <w:proofErr w:type="spellEnd"/>
-            <w:r>
-              <w:rPr>
-                <w:b w:val="0"/>
-                <w:bCs w:val="0"/>
-              </w:rPr>
-              <w:t xml:space="preserve"> e password;</w:t>
+              <w:t>O sistema deve validar Username e password;</w:t>
             </w:r>
           </w:p>
           <w:p>
@@ -11447,6 +10371,16 @@
             <w:r>
               <w:t>Descrição</w:t>
             </w:r>
+            <w:r>
+              <w:t xml:space="preserve">: </w:t>
+            </w:r>
+            <w:r>
+              <w:rPr>
+                <w:b w:val="0"/>
+                <w:bCs w:val="0"/>
+              </w:rPr>
+              <w:t xml:space="preserve">Como utilizador quero adicionar artigos para os utilizar nas listas de compras </w:t>
+            </w:r>
           </w:p>
           <w:p>
             <w:r>
@@ -11464,6 +10398,61 @@
                 <w:numId w:val="6"/>
               </w:numPr>
             </w:pPr>
+            <w:r>
+              <w:rPr>
+                <w:b w:val="0"/>
+                <w:bCs w:val="0"/>
+              </w:rPr>
+              <w:t>O nome do artigo é obrigatório;</w:t>
+            </w:r>
+          </w:p>
+          <w:p>
+            <w:pPr>
+              <w:pStyle w:val="PargrafodaLista"/>
+              <w:numPr>
+                <w:ilvl w:val="0"/>
+                <w:numId w:val="6"/>
+              </w:numPr>
+              <w:rPr>
+                <w:b w:val="0"/>
+                <w:bCs w:val="0"/>
+              </w:rPr>
+            </w:pPr>
+            <w:r>
+              <w:rPr>
+                <w:b w:val="0"/>
+                <w:bCs w:val="0"/>
+              </w:rPr>
+              <w:t>O artigo deve estar associado a um tipo</w:t>
+            </w:r>
+            <w:r>
+              <w:rPr>
+                <w:b w:val="0"/>
+                <w:bCs w:val="0"/>
+              </w:rPr>
+              <w:t>;</w:t>
+            </w:r>
+          </w:p>
+          <w:p>
+            <w:pPr>
+              <w:pStyle w:val="PargrafodaLista"/>
+              <w:numPr>
+                <w:ilvl w:val="0"/>
+                <w:numId w:val="6"/>
+              </w:numPr>
+              <w:rPr>
+                <w:b w:val="0"/>
+                <w:bCs w:val="0"/>
+              </w:rPr>
+            </w:pPr>
+            <w:r>
+              <w:rPr>
+                <w:b w:val="0"/>
+                <w:bCs w:val="0"/>
+              </w:rPr>
+              <w:lastRenderedPageBreak/>
+              <w:t>O artigo deve ficar disponível para futuras compras;</w:t>
+            </w:r>
           </w:p>
         </w:tc>
         <w:tc>
@@ -11481,6 +10470,7 @@
                 <w:b/>
                 <w:bCs/>
               </w:rPr>
+              <w:lastRenderedPageBreak/>
               <w:t>SP</w:t>
             </w:r>
             <w:r>
@@ -11750,6 +10740,13 @@
             <w:r>
               <w:t xml:space="preserve">Descrição: </w:t>
             </w:r>
+            <w:r>
+              <w:rPr>
+                <w:b w:val="0"/>
+                <w:bCs w:val="0"/>
+              </w:rPr>
+              <w:t xml:space="preserve">Como utilizador quero adicionar artigos planeados à lista de compras para organizar os produtos a adquirir </w:t>
+            </w:r>
           </w:p>
           <w:p>
             <w:r>
@@ -11767,6 +10764,56 @@
                 <w:numId w:val="6"/>
               </w:numPr>
             </w:pPr>
+            <w:r>
+              <w:rPr>
+                <w:b w:val="0"/>
+                <w:bCs w:val="0"/>
+              </w:rPr>
+              <w:t>Deve ser possível selecionar um artigo existente;</w:t>
+            </w:r>
+          </w:p>
+          <w:p>
+            <w:pPr>
+              <w:pStyle w:val="PargrafodaLista"/>
+              <w:numPr>
+                <w:ilvl w:val="0"/>
+                <w:numId w:val="6"/>
+              </w:numPr>
+            </w:pPr>
+            <w:r>
+              <w:rPr>
+                <w:b w:val="0"/>
+                <w:bCs w:val="0"/>
+              </w:rPr>
+              <w:t>Deve ser possível indicar a quantidade pretendida;</w:t>
+            </w:r>
+          </w:p>
+          <w:p>
+            <w:pPr>
+              <w:pStyle w:val="PargrafodaLista"/>
+              <w:numPr>
+                <w:ilvl w:val="0"/>
+                <w:numId w:val="6"/>
+              </w:numPr>
+              <w:rPr>
+                <w:b w:val="0"/>
+                <w:bCs w:val="0"/>
+              </w:rPr>
+            </w:pPr>
+            <w:r>
+              <w:rPr>
+                <w:b w:val="0"/>
+                <w:bCs w:val="0"/>
+              </w:rPr>
+              <w:t>O artigo deve ficar associado à compra</w:t>
+            </w:r>
+            <w:r>
+              <w:rPr>
+                <w:b w:val="0"/>
+                <w:bCs w:val="0"/>
+              </w:rPr>
+              <w:t>;</w:t>
+            </w:r>
           </w:p>
         </w:tc>
         <w:tc>
@@ -12080,6 +11127,16 @@
             <w:r>
               <w:t xml:space="preserve">Descrição: </w:t>
             </w:r>
+            <w:r>
+              <w:t xml:space="preserve"> </w:t>
+            </w:r>
+            <w:r>
+              <w:rPr>
+                <w:b w:val="0"/>
+                <w:bCs w:val="0"/>
+              </w:rPr>
+              <w:t>Como utilizador quero registar os artigos adquiridos para controlar gastos reais da compra</w:t>
+            </w:r>
           </w:p>
           <w:p>
             <w:r>
@@ -12097,6 +11154,45 @@
                 <w:numId w:val="6"/>
               </w:numPr>
             </w:pPr>
+            <w:r>
+              <w:rPr>
+                <w:b w:val="0"/>
+                <w:bCs w:val="0"/>
+              </w:rPr>
+              <w:t>Deve ser possível indicar a quantidade adquirida;</w:t>
+            </w:r>
+          </w:p>
+          <w:p>
+            <w:pPr>
+              <w:pStyle w:val="PargrafodaLista"/>
+              <w:numPr>
+                <w:ilvl w:val="0"/>
+                <w:numId w:val="6"/>
+              </w:numPr>
+            </w:pPr>
+            <w:r>
+              <w:rPr>
+                <w:b w:val="0"/>
+                <w:bCs w:val="0"/>
+              </w:rPr>
+              <w:t>Deve ser possível indicar o preço unitário;</w:t>
+            </w:r>
+          </w:p>
+          <w:p>
+            <w:pPr>
+              <w:pStyle w:val="PargrafodaLista"/>
+              <w:numPr>
+                <w:ilvl w:val="0"/>
+                <w:numId w:val="6"/>
+              </w:numPr>
+            </w:pPr>
+            <w:r>
+              <w:rPr>
+                <w:b w:val="0"/>
+                <w:bCs w:val="0"/>
+              </w:rPr>
+              <w:t xml:space="preserve">Os dados devem ficar registados na compra; </w:t>
+            </w:r>
           </w:p>
         </w:tc>
         <w:tc>
@@ -12155,6 +11251,7 @@
           </w:tcPr>
           <w:p>
             <w:r>
+              <w:lastRenderedPageBreak/>
               <w:t>Título</w:t>
             </w:r>
             <w:r>
@@ -12211,6 +11308,20 @@
             <w:r>
               <w:t xml:space="preserve">Descrição: </w:t>
             </w:r>
+            <w:r>
+              <w:rPr>
+                <w:b w:val="0"/>
+                <w:bCs w:val="0"/>
+              </w:rPr>
+              <w:t>Como utilizador quero adicionar artigos não previstos inicialmente para registar compras inesperadas</w:t>
+            </w:r>
+            <w:r>
+              <w:rPr>
+                <w:b w:val="0"/>
+                <w:bCs w:val="0"/>
+              </w:rPr>
+              <w:t>.</w:t>
+            </w:r>
           </w:p>
           <w:p>
             <w:r>
@@ -12227,7 +11338,65 @@
                 <w:ilvl w:val="0"/>
                 <w:numId w:val="6"/>
               </w:numPr>
-            </w:pPr>
+              <w:rPr>
+                <w:b w:val="0"/>
+                <w:bCs w:val="0"/>
+              </w:rPr>
+            </w:pPr>
+            <w:r>
+              <w:rPr>
+                <w:b w:val="0"/>
+                <w:bCs w:val="0"/>
+              </w:rPr>
+              <w:t>Deve ser possível adicionar artigos não existentes na lista inicial;</w:t>
+            </w:r>
+          </w:p>
+          <w:p>
+            <w:pPr>
+              <w:pStyle w:val="PargrafodaLista"/>
+              <w:numPr>
+                <w:ilvl w:val="0"/>
+                <w:numId w:val="6"/>
+              </w:numPr>
+              <w:rPr>
+                <w:b w:val="0"/>
+                <w:bCs w:val="0"/>
+              </w:rPr>
+            </w:pPr>
+            <w:r>
+              <w:rPr>
+                <w:b w:val="0"/>
+                <w:bCs w:val="0"/>
+              </w:rPr>
+              <w:t>O artigo deve ficar registado como adquirido</w:t>
+            </w:r>
+            <w:r>
+              <w:rPr>
+                <w:b w:val="0"/>
+                <w:bCs w:val="0"/>
+              </w:rPr>
+              <w:t>;</w:t>
+            </w:r>
+          </w:p>
+          <w:p>
+            <w:pPr>
+              <w:pStyle w:val="PargrafodaLista"/>
+              <w:numPr>
+                <w:ilvl w:val="0"/>
+                <w:numId w:val="6"/>
+              </w:numPr>
+              <w:rPr>
+                <w:b w:val="0"/>
+                <w:bCs w:val="0"/>
+              </w:rPr>
+            </w:pPr>
+            <w:r>
+              <w:rPr>
+                <w:b w:val="0"/>
+                <w:bCs w:val="0"/>
+              </w:rPr>
+              <w:t>A informação deve ficar associada á compra</w:t>
+            </w:r>
           </w:p>
         </w:tc>
         <w:tc>
@@ -12347,14 +11516,7 @@
                 <w:b w:val="0"/>
                 <w:bCs w:val="0"/>
               </w:rPr>
-              <w:t xml:space="preserve"> </w:t>
-            </w:r>
-            <w:r>
-              <w:rPr>
-                <w:b w:val="0"/>
-                <w:bCs w:val="0"/>
-              </w:rPr>
-              <w:t>Como utilizador quero definir um orçamento mensal para controlar os gastos das compras.</w:t>
+              <w:t xml:space="preserve"> Como utilizador quero definir um orçamento mensal para controlar os gastos das compras.</w:t>
             </w:r>
           </w:p>
           <w:p>
@@ -12532,6 +11694,16 @@
             <w:r>
               <w:t>:</w:t>
             </w:r>
+            <w:r>
+              <w:t xml:space="preserve"> </w:t>
+            </w:r>
+            <w:r>
+              <w:rPr>
+                <w:b w:val="0"/>
+                <w:bCs w:val="0"/>
+              </w:rPr>
+              <w:t>Como utilizador quero fechar a compra para impedir alterações futuras e concluir o processo de compra.</w:t>
+            </w:r>
           </w:p>
           <w:p>
             <w:r>
@@ -12548,7 +11720,58 @@
                 <w:ilvl w:val="0"/>
                 <w:numId w:val="6"/>
               </w:numPr>
-            </w:pPr>
+              <w:rPr>
+                <w:b w:val="0"/>
+                <w:bCs w:val="0"/>
+              </w:rPr>
+            </w:pPr>
+            <w:r>
+              <w:rPr>
+                <w:b w:val="0"/>
+                <w:bCs w:val="0"/>
+              </w:rPr>
+              <w:t>Deve ser registada a data de fecho da compra;</w:t>
+            </w:r>
+          </w:p>
+          <w:p>
+            <w:pPr>
+              <w:pStyle w:val="PargrafodaLista"/>
+              <w:numPr>
+                <w:ilvl w:val="0"/>
+                <w:numId w:val="6"/>
+              </w:numPr>
+              <w:rPr>
+                <w:b w:val="0"/>
+                <w:bCs w:val="0"/>
+              </w:rPr>
+            </w:pPr>
+            <w:r>
+              <w:rPr>
+                <w:b w:val="0"/>
+                <w:bCs w:val="0"/>
+              </w:rPr>
+              <w:t>Compras fechadas não podem ser alteradas;</w:t>
+            </w:r>
+          </w:p>
+          <w:p>
+            <w:pPr>
+              <w:pStyle w:val="PargrafodaLista"/>
+              <w:numPr>
+                <w:ilvl w:val="0"/>
+                <w:numId w:val="6"/>
+              </w:numPr>
+              <w:rPr>
+                <w:b w:val="0"/>
+                <w:bCs w:val="0"/>
+              </w:rPr>
+            </w:pPr>
+            <w:r>
+              <w:rPr>
+                <w:b w:val="0"/>
+                <w:bCs w:val="0"/>
+              </w:rPr>
+              <w:t>O estado da compra deve ser atualizado;</w:t>
+            </w:r>
           </w:p>
         </w:tc>
         <w:tc>
@@ -12659,6 +11882,20 @@
             <w:r>
               <w:t xml:space="preserve">Descrição: </w:t>
             </w:r>
+            <w:r>
+              <w:rPr>
+                <w:b w:val="0"/>
+                <w:bCs w:val="0"/>
+              </w:rPr>
+              <w:t>Como utilizador quero exportar as compras realizadas para um ficheiro CVS para guardar ou analisar os dados externamente</w:t>
+            </w:r>
+            <w:r>
+              <w:rPr>
+                <w:b w:val="0"/>
+                <w:bCs w:val="0"/>
+              </w:rPr>
+              <w:t>.</w:t>
+            </w:r>
           </w:p>
           <w:p>
             <w:r>
@@ -12676,6 +11913,53 @@
                 <w:numId w:val="6"/>
               </w:numPr>
             </w:pPr>
+            <w:r>
+              <w:rPr>
+                <w:b w:val="0"/>
+                <w:bCs w:val="0"/>
+              </w:rPr>
+              <w:t>Deve ser possível gerar um ficheiro CVS;</w:t>
+            </w:r>
+          </w:p>
+          <w:p>
+            <w:pPr>
+              <w:pStyle w:val="PargrafodaLista"/>
+              <w:numPr>
+                <w:ilvl w:val="0"/>
+                <w:numId w:val="6"/>
+              </w:numPr>
+              <w:rPr>
+                <w:b w:val="0"/>
+                <w:bCs w:val="0"/>
+              </w:rPr>
+            </w:pPr>
+            <w:r>
+              <w:rPr>
+                <w:b w:val="0"/>
+                <w:bCs w:val="0"/>
+              </w:rPr>
+              <w:t>O ficheiro deve conter os dados das compras;</w:t>
+            </w:r>
+          </w:p>
+          <w:p>
+            <w:pPr>
+              <w:pStyle w:val="PargrafodaLista"/>
+              <w:numPr>
+                <w:ilvl w:val="0"/>
+                <w:numId w:val="6"/>
+              </w:numPr>
+              <w:rPr>
+                <w:b w:val="0"/>
+                <w:bCs w:val="0"/>
+              </w:rPr>
+            </w:pPr>
+            <w:r>
+              <w:rPr>
+                <w:b w:val="0"/>
+                <w:bCs w:val="0"/>
+              </w:rPr>
+              <w:t>O ficheiro deve ser guardado com sucesso;</w:t>
+            </w:r>
           </w:p>
         </w:tc>
         <w:tc>
@@ -12820,7 +12104,18 @@
               </w:rPr>
             </w:pPr>
             <w:r>
+              <w:lastRenderedPageBreak/>
               <w:t>Descrição</w:t>
+            </w:r>
+            <w:r>
+              <w:t xml:space="preserve">: </w:t>
+            </w:r>
+            <w:r>
+              <w:rPr>
+                <w:b w:val="0"/>
+                <w:bCs w:val="0"/>
+              </w:rPr>
+              <w:t>Como utilizador quero consultar as estatísticas das compras e do orçamento para analisar os gastos mensais</w:t>
             </w:r>
           </w:p>
           <w:p>
@@ -12839,6 +12134,56 @@
                 <w:numId w:val="6"/>
               </w:numPr>
             </w:pPr>
+            <w:r>
+              <w:rPr>
+                <w:b w:val="0"/>
+                <w:bCs w:val="0"/>
+              </w:rPr>
+              <w:t>Devem ser apresentados os valores totais das compras;</w:t>
+            </w:r>
+          </w:p>
+          <w:p>
+            <w:pPr>
+              <w:pStyle w:val="PargrafodaLista"/>
+              <w:numPr>
+                <w:ilvl w:val="0"/>
+                <w:numId w:val="6"/>
+              </w:numPr>
+            </w:pPr>
+            <w:r>
+              <w:rPr>
+                <w:b w:val="0"/>
+                <w:bCs w:val="0"/>
+              </w:rPr>
+              <w:t>Deve ser possível consultar os dados por mês;</w:t>
+            </w:r>
+          </w:p>
+          <w:p>
+            <w:pPr>
+              <w:pStyle w:val="PargrafodaLista"/>
+              <w:numPr>
+                <w:ilvl w:val="0"/>
+                <w:numId w:val="6"/>
+              </w:numPr>
+              <w:rPr>
+                <w:b w:val="0"/>
+                <w:bCs w:val="0"/>
+              </w:rPr>
+            </w:pPr>
+            <w:r>
+              <w:rPr>
+                <w:b w:val="0"/>
+                <w:bCs w:val="0"/>
+              </w:rPr>
+              <w:t xml:space="preserve">Os dados devem ser atualizados </w:t>
+            </w:r>
+            <w:r>
+              <w:rPr>
+                <w:b w:val="0"/>
+                <w:bCs w:val="0"/>
+              </w:rPr>
+              <w:t>automaticamente;</w:t>
+            </w:r>
           </w:p>
         </w:tc>
         <w:tc>
@@ -12966,6 +12311,13 @@
             <w:r>
               <w:t xml:space="preserve">Descrição: </w:t>
             </w:r>
+            <w:r>
+              <w:rPr>
+                <w:b w:val="0"/>
+                <w:bCs w:val="0"/>
+              </w:rPr>
+              <w:t>Como utilizador quero obter sugestões automáticas para melhorar o planeamento das compras futuras</w:t>
+            </w:r>
           </w:p>
           <w:p>
             <w:r>
@@ -12983,6 +12335,60 @@
                 <w:numId w:val="6"/>
               </w:numPr>
             </w:pPr>
+            <w:r>
+              <w:rPr>
+                <w:b w:val="0"/>
+                <w:bCs w:val="0"/>
+              </w:rPr>
+              <w:t>As sugestões devem ter por base compras anteriores;</w:t>
+            </w:r>
+          </w:p>
+          <w:p>
+            <w:pPr>
+              <w:pStyle w:val="PargrafodaLista"/>
+              <w:numPr>
+                <w:ilvl w:val="0"/>
+                <w:numId w:val="6"/>
+              </w:numPr>
+              <w:rPr>
+                <w:b w:val="0"/>
+                <w:bCs w:val="0"/>
+              </w:rPr>
+            </w:pPr>
+            <w:r>
+              <w:rPr>
+                <w:b w:val="0"/>
+                <w:bCs w:val="0"/>
+              </w:rPr>
+              <w:t>O sistema deve apresentar recomendações automaticamente</w:t>
+            </w:r>
+            <w:r>
+              <w:rPr>
+                <w:b w:val="0"/>
+                <w:bCs w:val="0"/>
+              </w:rPr>
+              <w:t>;</w:t>
+            </w:r>
+          </w:p>
+          <w:p>
+            <w:pPr>
+              <w:pStyle w:val="PargrafodaLista"/>
+              <w:numPr>
+                <w:ilvl w:val="0"/>
+                <w:numId w:val="6"/>
+              </w:numPr>
+              <w:rPr>
+                <w:b w:val="0"/>
+                <w:bCs w:val="0"/>
+              </w:rPr>
+            </w:pPr>
+            <w:r>
+              <w:rPr>
+                <w:b w:val="0"/>
+                <w:bCs w:val="0"/>
+              </w:rPr>
+              <w:t>As sugestões devem ser atualizadas sempre que existirem novos dados;</w:t>
+            </w:r>
           </w:p>
         </w:tc>
         <w:tc>
@@ -13059,35 +12465,7 @@
         <w:rPr>
           <w:highlight w:val="yellow"/>
         </w:rPr>
-        <w:t>&lt;</w:t>
-      </w:r>
-      <w:proofErr w:type="spellStart"/>
-      <w:r>
-        <w:rPr>
-          <w:highlight w:val="yellow"/>
-        </w:rPr>
-        <w:t>Product</w:t>
-      </w:r>
-      <w:proofErr w:type="spellEnd"/>
-      <w:r>
-        <w:rPr>
-          <w:highlight w:val="yellow"/>
-        </w:rPr>
-        <w:t xml:space="preserve"> </w:t>
-      </w:r>
-      <w:proofErr w:type="spellStart"/>
-      <w:r>
-        <w:rPr>
-          <w:highlight w:val="yellow"/>
-        </w:rPr>
-        <w:t>backlog</w:t>
-      </w:r>
-      <w:proofErr w:type="spellEnd"/>
-      <w:r>
-        <w:rPr>
-          <w:highlight w:val="yellow"/>
-        </w:rPr>
-        <w:t xml:space="preserve"> do projeto</w:t>
+        <w:t>&lt;Product backlog do projeto</w:t>
       </w:r>
       <w:r>
         <w:rPr>
@@ -13129,21 +12507,7 @@
         <w:rPr>
           <w:highlight w:val="yellow"/>
         </w:rPr>
-        <w:t xml:space="preserve">Sprint </w:t>
-      </w:r>
-      <w:proofErr w:type="spellStart"/>
-      <w:r>
-        <w:rPr>
-          <w:highlight w:val="yellow"/>
-        </w:rPr>
-        <w:t>Backlog</w:t>
-      </w:r>
-      <w:proofErr w:type="spellEnd"/>
-      <w:r>
-        <w:rPr>
-          <w:highlight w:val="yellow"/>
-        </w:rPr>
-        <w:t xml:space="preserve"> 1</w:t>
+        <w:t>Sprint Backlog 1</w:t>
       </w:r>
     </w:p>
     <w:p>
@@ -13161,21 +12525,7 @@
         <w:rPr>
           <w:highlight w:val="yellow"/>
         </w:rPr>
-        <w:t xml:space="preserve">Sprint </w:t>
-      </w:r>
-      <w:proofErr w:type="spellStart"/>
-      <w:r>
-        <w:rPr>
-          <w:highlight w:val="yellow"/>
-        </w:rPr>
-        <w:t>Backlog</w:t>
-      </w:r>
-      <w:proofErr w:type="spellEnd"/>
-      <w:r>
-        <w:rPr>
-          <w:highlight w:val="yellow"/>
-        </w:rPr>
-        <w:t xml:space="preserve"> 2</w:t>
+        <w:t>Sprint Backlog 2</w:t>
       </w:r>
     </w:p>
     <w:p>
@@ -13193,21 +12543,7 @@
         <w:rPr>
           <w:highlight w:val="yellow"/>
         </w:rPr>
-        <w:t xml:space="preserve">Sprint </w:t>
-      </w:r>
-      <w:proofErr w:type="spellStart"/>
-      <w:r>
-        <w:rPr>
-          <w:highlight w:val="yellow"/>
-        </w:rPr>
-        <w:t>Backlog</w:t>
-      </w:r>
-      <w:proofErr w:type="spellEnd"/>
-      <w:r>
-        <w:rPr>
-          <w:highlight w:val="yellow"/>
-        </w:rPr>
-        <w:t xml:space="preserve"> 3</w:t>
+        <w:t>Sprint Backlog 3</w:t>
       </w:r>
     </w:p>
     <w:p>
@@ -13225,183 +12561,15 @@
         <w:rPr>
           <w:highlight w:val="yellow"/>
         </w:rPr>
-        <w:t xml:space="preserve">Sprint </w:t>
-      </w:r>
-      <w:proofErr w:type="spellStart"/>
+        <w:t>Sprint Backlog 4</w:t>
+      </w:r>
+    </w:p>
+    <w:p>
       <w:r>
         <w:rPr>
           <w:highlight w:val="yellow"/>
         </w:rPr>
-        <w:t>Backlog</w:t>
-      </w:r>
-      <w:proofErr w:type="spellEnd"/>
-      <w:r>
-        <w:rPr>
-          <w:highlight w:val="yellow"/>
-        </w:rPr>
-        <w:t xml:space="preserve"> 4</w:t>
-      </w:r>
-    </w:p>
-    <w:p>
-      <w:r>
-        <w:rPr>
-          <w:highlight w:val="yellow"/>
-        </w:rPr>
-        <w:t xml:space="preserve">Cada item do </w:t>
-      </w:r>
-      <w:proofErr w:type="spellStart"/>
-      <w:r>
-        <w:rPr>
-          <w:highlight w:val="yellow"/>
-        </w:rPr>
-        <w:t>Product</w:t>
-      </w:r>
-      <w:proofErr w:type="spellEnd"/>
-      <w:r>
-        <w:rPr>
-          <w:highlight w:val="yellow"/>
-        </w:rPr>
-        <w:t xml:space="preserve"> </w:t>
-      </w:r>
-      <w:proofErr w:type="spellStart"/>
-      <w:r>
-        <w:rPr>
-          <w:highlight w:val="yellow"/>
-        </w:rPr>
-        <w:t>Backlog</w:t>
-      </w:r>
-      <w:proofErr w:type="spellEnd"/>
-      <w:r>
-        <w:rPr>
-          <w:highlight w:val="yellow"/>
-        </w:rPr>
-        <w:t xml:space="preserve"> deve corresponder a uma </w:t>
-      </w:r>
-      <w:proofErr w:type="spellStart"/>
-      <w:r>
-        <w:rPr>
-          <w:highlight w:val="yellow"/>
-        </w:rPr>
-        <w:t>Issue</w:t>
-      </w:r>
-      <w:proofErr w:type="spellEnd"/>
-      <w:r>
-        <w:rPr>
-          <w:highlight w:val="yellow"/>
-        </w:rPr>
-        <w:t xml:space="preserve"> (</w:t>
-      </w:r>
-      <w:proofErr w:type="spellStart"/>
-      <w:r>
-        <w:rPr>
-          <w:highlight w:val="yellow"/>
-        </w:rPr>
-        <w:t>Jira</w:t>
-      </w:r>
-      <w:proofErr w:type="spellEnd"/>
-      <w:r>
-        <w:rPr>
-          <w:highlight w:val="yellow"/>
-        </w:rPr>
-        <w:t xml:space="preserve">) do tipo </w:t>
-      </w:r>
-      <w:proofErr w:type="spellStart"/>
-      <w:r>
-        <w:rPr>
-          <w:highlight w:val="yellow"/>
-        </w:rPr>
-        <w:t>Task</w:t>
-      </w:r>
-      <w:proofErr w:type="spellEnd"/>
-      <w:r>
-        <w:rPr>
-          <w:highlight w:val="yellow"/>
-        </w:rPr>
-        <w:t xml:space="preserve">, </w:t>
-      </w:r>
-      <w:proofErr w:type="spellStart"/>
-      <w:r>
-        <w:rPr>
-          <w:highlight w:val="yellow"/>
-        </w:rPr>
-        <w:t>Story</w:t>
-      </w:r>
-      <w:proofErr w:type="spellEnd"/>
-      <w:r>
-        <w:rPr>
-          <w:highlight w:val="yellow"/>
-        </w:rPr>
-        <w:t xml:space="preserve"> ou Bug. User </w:t>
-      </w:r>
-      <w:proofErr w:type="spellStart"/>
-      <w:r>
-        <w:rPr>
-          <w:highlight w:val="yellow"/>
-        </w:rPr>
-        <w:t>Story</w:t>
-      </w:r>
-      <w:proofErr w:type="spellEnd"/>
-      <w:r>
-        <w:rPr>
-          <w:highlight w:val="yellow"/>
-        </w:rPr>
-        <w:t xml:space="preserve"> identificada pelo cliente. As </w:t>
-      </w:r>
-      <w:proofErr w:type="spellStart"/>
-      <w:r>
-        <w:rPr>
-          <w:highlight w:val="yellow"/>
-        </w:rPr>
-        <w:t>issues</w:t>
-      </w:r>
-      <w:proofErr w:type="spellEnd"/>
-      <w:r>
-        <w:rPr>
-          <w:highlight w:val="yellow"/>
-        </w:rPr>
-        <w:t xml:space="preserve"> devem ser estimadas em </w:t>
-      </w:r>
-      <w:proofErr w:type="spellStart"/>
-      <w:r>
-        <w:rPr>
-          <w:highlight w:val="yellow"/>
-        </w:rPr>
-        <w:t>Story</w:t>
-      </w:r>
-      <w:proofErr w:type="spellEnd"/>
-      <w:r>
-        <w:rPr>
-          <w:highlight w:val="yellow"/>
-        </w:rPr>
-        <w:t xml:space="preserve"> </w:t>
-      </w:r>
-      <w:proofErr w:type="spellStart"/>
-      <w:r>
-        <w:rPr>
-          <w:highlight w:val="yellow"/>
-        </w:rPr>
-        <w:t>Points</w:t>
-      </w:r>
-      <w:proofErr w:type="spellEnd"/>
-      <w:r>
-        <w:rPr>
-          <w:highlight w:val="yellow"/>
-        </w:rPr>
-        <w:t xml:space="preserve"> utilizando a sequência de </w:t>
-      </w:r>
-      <w:proofErr w:type="spellStart"/>
-      <w:r>
-        <w:rPr>
-          <w:highlight w:val="yellow"/>
-        </w:rPr>
-        <w:t>Fibonacci</w:t>
-      </w:r>
-      <w:proofErr w:type="spellEnd"/>
-      <w:r>
-        <w:rPr>
-          <w:highlight w:val="yellow"/>
-        </w:rPr>
-        <w:t>: 1, 2, 3, 5, 8, 13, 2</w:t>
+        <w:t>Cada item do Product Backlog deve corresponder a uma Issue (Jira) do tipo Task, Story ou Bug. User Story identificada pelo cliente. As issues devem ser estimadas em Story Points utilizando a sequência de Fibonacci: 1, 2, 3, 5, 8, 13, 2</w:t>
       </w:r>
       <w:r>
         <w:rPr>
@@ -13435,13 +12603,8 @@
     </w:p>
     <w:p>
       <w:r>
-        <w:t xml:space="preserve">De seguida encontram-se descritos os principais eventos </w:t>
-      </w:r>
-      <w:proofErr w:type="spellStart"/>
-      <w:r>
-        <w:t>Scrum</w:t>
-      </w:r>
-      <w:proofErr w:type="spellEnd"/>
+        <w:t>De seguida encontram-se descritos os principais eventos Scrum</w:t>
+      </w:r>
       <w:r>
         <w:t xml:space="preserve"> da Sprint </w:t>
       </w:r>
@@ -13457,13 +12620,8 @@
         <w:pStyle w:val="Ttulo4"/>
       </w:pPr>
       <w:r>
-        <w:t xml:space="preserve">Sprint </w:t>
-      </w:r>
-      <w:proofErr w:type="spellStart"/>
-      <w:r>
-        <w:t>Planning</w:t>
-      </w:r>
-      <w:proofErr w:type="spellEnd"/>
+        <w:t>Sprint Planning</w:t>
+      </w:r>
     </w:p>
     <w:p/>
     <w:tbl>
@@ -13559,17 +12717,8 @@
                 <w:i/>
                 <w:iCs/>
               </w:rPr>
-              <w:t xml:space="preserve">Sprint </w:t>
-            </w:r>
-            <w:proofErr w:type="spellStart"/>
-            <w:r>
-              <w:rPr>
-                <w:i/>
-                <w:iCs/>
-              </w:rPr>
-              <w:t>Backlog</w:t>
-            </w:r>
-            <w:proofErr w:type="spellEnd"/>
+              <w:t>Sprint Backlog</w:t>
+            </w:r>
             <w:r>
               <w:t xml:space="preserve">: </w:t>
             </w:r>
@@ -13585,8 +12734,9 @@
               <w:rPr>
                 <w:noProof/>
               </w:rPr>
+              <w:lastRenderedPageBreak/>
               <w:drawing>
-                <wp:inline distT="0" distB="0" distL="0" distR="0" wp14:anchorId="1A1DECD4" wp14:editId="7BFD181D">
+                <wp:inline distT="0" distB="0" distL="0" distR="0" wp14:anchorId="1A1DECD4" wp14:editId="76528E9D">
                   <wp:extent cx="5521501" cy="1844040"/>
                   <wp:effectExtent l="0" t="0" r="3175" b="3810"/>
                   <wp:docPr id="15" name="Picture 15"/>
@@ -13634,7 +12784,7 @@
                 <w:noProof/>
               </w:rPr>
               <w:drawing>
-                <wp:inline distT="0" distB="0" distL="0" distR="0" wp14:anchorId="6987658B" wp14:editId="67928B76">
+                <wp:inline distT="0" distB="0" distL="0" distR="0" wp14:anchorId="6987658B" wp14:editId="27154707">
                   <wp:extent cx="5539740" cy="2026920"/>
                   <wp:effectExtent l="0" t="0" r="3810" b="0"/>
                   <wp:docPr id="911752217" name="Imagem 911752217"/>
@@ -13691,14 +12841,8 @@
       <w:pPr>
         <w:pStyle w:val="Ttulo4"/>
       </w:pPr>
-      <w:proofErr w:type="spellStart"/>
-      <w:r>
-        <w:lastRenderedPageBreak/>
-        <w:t>Daily</w:t>
-      </w:r>
-      <w:proofErr w:type="spellEnd"/>
-      <w:r>
-        <w:t xml:space="preserve"> Meetings</w:t>
+      <w:r>
+        <w:t>Daily Meetings</w:t>
       </w:r>
       <w:r>
         <w:t xml:space="preserve"> (1 por semana)</w:t>
@@ -13877,88 +13021,22 @@
                 <w:b w:val="0"/>
                 <w:bCs w:val="0"/>
               </w:rPr>
-              <w:t xml:space="preserve">Criar projeto </w:t>
-            </w:r>
-            <w:proofErr w:type="spellStart"/>
-            <w:r>
-              <w:rPr>
-                <w:b w:val="0"/>
-                <w:bCs w:val="0"/>
-              </w:rPr>
-              <w:t>Github</w:t>
-            </w:r>
-            <w:proofErr w:type="spellEnd"/>
-            <w:r>
-              <w:rPr>
-                <w:b w:val="0"/>
-                <w:bCs w:val="0"/>
-              </w:rPr>
-              <w:t xml:space="preserve">, Analisar Concorrencial </w:t>
-            </w:r>
-            <w:proofErr w:type="spellStart"/>
-            <w:r>
-              <w:rPr>
-                <w:b w:val="0"/>
-                <w:bCs w:val="0"/>
-              </w:rPr>
-              <w:t>Listonic</w:t>
-            </w:r>
-            <w:proofErr w:type="spellEnd"/>
-            <w:r>
-              <w:rPr>
-                <w:b w:val="0"/>
-                <w:bCs w:val="0"/>
-              </w:rPr>
-              <w:t xml:space="preserve">, </w:t>
-            </w:r>
-            <w:r>
-              <w:rPr>
-                <w:b w:val="0"/>
-                <w:bCs w:val="0"/>
-              </w:rPr>
-              <w:t xml:space="preserve">User </w:t>
-            </w:r>
-            <w:proofErr w:type="spellStart"/>
-            <w:r>
-              <w:rPr>
-                <w:b w:val="0"/>
-                <w:bCs w:val="0"/>
-              </w:rPr>
-              <w:t>Stories</w:t>
-            </w:r>
-            <w:proofErr w:type="spellEnd"/>
-            <w:r>
-              <w:rPr>
-                <w:b w:val="0"/>
-                <w:bCs w:val="0"/>
-              </w:rPr>
-              <w:t xml:space="preserve">, </w:t>
-            </w:r>
-            <w:proofErr w:type="spellStart"/>
-            <w:r>
-              <w:rPr>
-                <w:b w:val="0"/>
-                <w:bCs w:val="0"/>
-              </w:rPr>
-              <w:t>mockups</w:t>
-            </w:r>
-            <w:proofErr w:type="spellEnd"/>
-            <w:r>
-              <w:rPr>
-                <w:b w:val="0"/>
-                <w:bCs w:val="0"/>
-              </w:rPr>
-              <w:t xml:space="preserve">, </w:t>
-            </w:r>
-            <w:proofErr w:type="spellStart"/>
-            <w:r>
-              <w:rPr>
-                <w:b w:val="0"/>
-                <w:bCs w:val="0"/>
-              </w:rPr>
-              <w:t>wireframe</w:t>
-            </w:r>
-            <w:proofErr w:type="spellEnd"/>
+              <w:t xml:space="preserve">Criar projeto Github, Analisar Concorrencial Listonic, </w:t>
+            </w:r>
+            <w:r>
+              <w:rPr>
+                <w:b w:val="0"/>
+                <w:bCs w:val="0"/>
+              </w:rPr>
+              <w:t>User Stories</w:t>
+            </w:r>
+            <w:r>
+              <w:rPr>
+                <w:b w:val="0"/>
+                <w:bCs w:val="0"/>
+              </w:rPr>
+              <w:t>, mockups, wireframe</w:t>
+            </w:r>
             <w:r>
               <w:rPr>
                 <w:b w:val="0"/>
@@ -14280,6 +13358,7 @@
               </w:rPr>
             </w:pPr>
             <w:r>
+              <w:lastRenderedPageBreak/>
               <w:t>Data:</w:t>
             </w:r>
           </w:p>
@@ -14354,87 +13433,7 @@
                 <w:b w:val="0"/>
                 <w:bCs w:val="0"/>
               </w:rPr>
-              <w:t xml:space="preserve">Criar projeto </w:t>
-            </w:r>
-            <w:proofErr w:type="spellStart"/>
-            <w:r>
-              <w:rPr>
-                <w:b w:val="0"/>
-                <w:bCs w:val="0"/>
-              </w:rPr>
-              <w:t>Github</w:t>
-            </w:r>
-            <w:proofErr w:type="spellEnd"/>
-            <w:r>
-              <w:rPr>
-                <w:b w:val="0"/>
-                <w:bCs w:val="0"/>
-              </w:rPr>
-              <w:t xml:space="preserve">, Analisar Concorrencial </w:t>
-            </w:r>
-            <w:proofErr w:type="spellStart"/>
-            <w:r>
-              <w:rPr>
-                <w:b w:val="0"/>
-                <w:bCs w:val="0"/>
-              </w:rPr>
-              <w:t>Listonic</w:t>
-            </w:r>
-            <w:proofErr w:type="spellEnd"/>
-            <w:r>
-              <w:rPr>
-                <w:b w:val="0"/>
-                <w:bCs w:val="0"/>
-              </w:rPr>
-              <w:t xml:space="preserve">, User </w:t>
-            </w:r>
-            <w:proofErr w:type="spellStart"/>
-            <w:r>
-              <w:rPr>
-                <w:b w:val="0"/>
-                <w:bCs w:val="0"/>
-              </w:rPr>
-              <w:t>Stories</w:t>
-            </w:r>
-            <w:proofErr w:type="spellEnd"/>
-            <w:r>
-              <w:rPr>
-                <w:b w:val="0"/>
-                <w:bCs w:val="0"/>
-              </w:rPr>
-              <w:t xml:space="preserve">, </w:t>
-            </w:r>
-            <w:proofErr w:type="spellStart"/>
-            <w:r>
-              <w:rPr>
-                <w:b w:val="0"/>
-                <w:bCs w:val="0"/>
-              </w:rPr>
-              <w:t>mockups</w:t>
-            </w:r>
-            <w:proofErr w:type="spellEnd"/>
-            <w:r>
-              <w:rPr>
-                <w:b w:val="0"/>
-                <w:bCs w:val="0"/>
-              </w:rPr>
-              <w:t xml:space="preserve">, </w:t>
-            </w:r>
-            <w:proofErr w:type="spellStart"/>
-            <w:r>
-              <w:rPr>
-                <w:b w:val="0"/>
-                <w:bCs w:val="0"/>
-              </w:rPr>
-              <w:t>wireframe</w:t>
-            </w:r>
-            <w:proofErr w:type="spellEnd"/>
-            <w:r>
-              <w:rPr>
-                <w:b w:val="0"/>
-                <w:bCs w:val="0"/>
-              </w:rPr>
-              <w:t>. Aplicação SCRUM.</w:t>
+              <w:t>Criar projeto Github, Analisar Concorrencial Listonic, User Stories, mockups, wireframe. Aplicação SCRUM.</w:t>
             </w:r>
           </w:p>
           <w:p>
@@ -14466,37 +13465,12 @@
               </w:rPr>
               <w:t xml:space="preserve">: </w:t>
             </w:r>
-            <w:proofErr w:type="spellStart"/>
-            <w:r>
-              <w:rPr>
-                <w:b w:val="0"/>
-                <w:bCs w:val="0"/>
-              </w:rPr>
-              <w:t>Mockups</w:t>
-            </w:r>
-            <w:proofErr w:type="spellEnd"/>
-            <w:r>
-              <w:rPr>
-                <w:b w:val="0"/>
-                <w:bCs w:val="0"/>
-              </w:rPr>
-              <w:t xml:space="preserve">, desenvolvimento de User </w:t>
-            </w:r>
-            <w:proofErr w:type="spellStart"/>
-            <w:r>
-              <w:rPr>
-                <w:b w:val="0"/>
-                <w:bCs w:val="0"/>
-              </w:rPr>
-              <w:t>Story</w:t>
-            </w:r>
-            <w:proofErr w:type="spellEnd"/>
-            <w:r>
-              <w:rPr>
-                <w:b w:val="0"/>
-                <w:bCs w:val="0"/>
-              </w:rPr>
-              <w:t xml:space="preserve"> 1.</w:t>
+            <w:r>
+              <w:rPr>
+                <w:b w:val="0"/>
+                <w:bCs w:val="0"/>
+              </w:rPr>
+              <w:t>Mockups, desenvolvimento de User Story 1.</w:t>
             </w:r>
           </w:p>
           <w:p>
@@ -14533,23 +13507,7 @@
                 <w:b w:val="0"/>
                 <w:bCs w:val="0"/>
               </w:rPr>
-              <w:t xml:space="preserve"> Desenvolvimento de User </w:t>
-            </w:r>
-            <w:proofErr w:type="spellStart"/>
-            <w:r>
-              <w:rPr>
-                <w:b w:val="0"/>
-                <w:bCs w:val="0"/>
-              </w:rPr>
-              <w:t>Story</w:t>
-            </w:r>
-            <w:proofErr w:type="spellEnd"/>
-            <w:r>
-              <w:rPr>
-                <w:b w:val="0"/>
-                <w:bCs w:val="0"/>
-              </w:rPr>
-              <w:t xml:space="preserve"> 1.</w:t>
+              <w:t xml:space="preserve"> Desenvolvimento de User Story 1.</w:t>
             </w:r>
           </w:p>
           <w:p>
@@ -14622,25 +13580,7 @@
                 <w:bCs w:val="0"/>
                 <w:u w:val="single"/>
               </w:rPr>
-              <w:t xml:space="preserve">: Analisar Concorrencial </w:t>
-            </w:r>
-            <w:proofErr w:type="spellStart"/>
-            <w:r>
-              <w:rPr>
-                <w:b w:val="0"/>
-                <w:bCs w:val="0"/>
-                <w:u w:val="single"/>
-              </w:rPr>
-              <w:t>HomeBudget</w:t>
-            </w:r>
-            <w:proofErr w:type="spellEnd"/>
-            <w:r>
-              <w:rPr>
-                <w:b w:val="0"/>
-                <w:bCs w:val="0"/>
-                <w:u w:val="single"/>
-              </w:rPr>
-              <w:t>, Introdução</w:t>
+              <w:t>: Analisar Concorrencial HomeBudget, Introdução</w:t>
             </w:r>
           </w:p>
           <w:p>
@@ -14713,13 +13653,8 @@
         <w:pStyle w:val="Ttulo4"/>
       </w:pPr>
       <w:r>
-        <w:t xml:space="preserve">Sprint </w:t>
-      </w:r>
-      <w:proofErr w:type="spellStart"/>
-      <w:r>
-        <w:t>Retrospective</w:t>
-      </w:r>
-      <w:proofErr w:type="spellEnd"/>
+        <w:t>Sprint Retrospective</w:t>
+      </w:r>
     </w:p>
     <w:p/>
     <w:tbl>
@@ -14854,39 +13789,7 @@
                 <w:b w:val="0"/>
                 <w:bCs w:val="0"/>
               </w:rPr>
-              <w:t xml:space="preserve">Analisando o gráfico de </w:t>
-            </w:r>
-            <w:proofErr w:type="spellStart"/>
-            <w:r>
-              <w:rPr>
-                <w:b w:val="0"/>
-                <w:bCs w:val="0"/>
-              </w:rPr>
-              <w:t>Burn</w:t>
-            </w:r>
-            <w:proofErr w:type="spellEnd"/>
-            <w:r>
-              <w:rPr>
-                <w:b w:val="0"/>
-                <w:bCs w:val="0"/>
-              </w:rPr>
-              <w:t xml:space="preserve"> </w:t>
-            </w:r>
-            <w:proofErr w:type="spellStart"/>
-            <w:r>
-              <w:rPr>
-                <w:b w:val="0"/>
-                <w:bCs w:val="0"/>
-              </w:rPr>
-              <w:t>Down</w:t>
-            </w:r>
-            <w:proofErr w:type="spellEnd"/>
-            <w:r>
-              <w:rPr>
-                <w:b w:val="0"/>
-                <w:bCs w:val="0"/>
-              </w:rPr>
-              <w:t xml:space="preserve"> é notável a falta de tarefas feitas, sendo necessário um maior empenho da equipe.</w:t>
+              <w:t>Analisando o gráfico de Burn Down é notável a falta de tarefas feitas, sendo necessário um maior empenho da equipe.</w:t>
             </w:r>
           </w:p>
           <w:p>
@@ -14906,7 +13809,6 @@
                 <w:b w:val="0"/>
                 <w:bCs w:val="0"/>
               </w:rPr>
-              <w:lastRenderedPageBreak/>
               <w:t>Evitar novamente adicionamento de novas tarefas no meio da sprint</w:t>
             </w:r>
           </w:p>
@@ -14916,7 +13818,7 @@
                 <w:noProof/>
               </w:rPr>
               <w:drawing>
-                <wp:inline distT="0" distB="0" distL="0" distR="0" wp14:anchorId="277DE704" wp14:editId="42D99C11">
+                <wp:inline distT="0" distB="0" distL="0" distR="0" wp14:anchorId="277DE704" wp14:editId="6B2FE29B">
                   <wp:extent cx="6120130" cy="2573016"/>
                   <wp:effectExtent l="0" t="0" r="0" b="0"/>
                   <wp:docPr id="19" name="Picture 19"/>
@@ -14991,13 +13893,8 @@
     </w:p>
     <w:p>
       <w:r>
-        <w:t xml:space="preserve">De seguida encontram-se descritos os principais eventos </w:t>
-      </w:r>
-      <w:proofErr w:type="spellStart"/>
-      <w:r>
-        <w:t>Scrum</w:t>
-      </w:r>
-      <w:proofErr w:type="spellEnd"/>
+        <w:t>De seguida encontram-se descritos os principais eventos Scrum</w:t>
+      </w:r>
       <w:r>
         <w:t xml:space="preserve"> da Sprint 4</w:t>
       </w:r>
@@ -15010,13 +13907,8 @@
         <w:pStyle w:val="Ttulo4"/>
       </w:pPr>
       <w:r>
-        <w:t xml:space="preserve">Sprint </w:t>
-      </w:r>
-      <w:proofErr w:type="spellStart"/>
-      <w:r>
-        <w:t>Planning</w:t>
-      </w:r>
-      <w:proofErr w:type="spellEnd"/>
+        <w:t>Sprint Planning</w:t>
+      </w:r>
     </w:p>
     <w:p/>
     <w:tbl>
@@ -15115,17 +14007,8 @@
                 <w:i/>
                 <w:iCs/>
               </w:rPr>
-              <w:t xml:space="preserve">Sprint </w:t>
-            </w:r>
-            <w:proofErr w:type="spellStart"/>
-            <w:r>
-              <w:rPr>
-                <w:i/>
-                <w:iCs/>
-              </w:rPr>
-              <w:t>Backlog</w:t>
-            </w:r>
-            <w:proofErr w:type="spellEnd"/>
+              <w:t>Sprint Backlog</w:t>
+            </w:r>
             <w:r>
               <w:t xml:space="preserve">: </w:t>
             </w:r>
@@ -15142,7 +14025,7 @@
                 <w:noProof/>
               </w:rPr>
               <w:drawing>
-                <wp:inline distT="0" distB="0" distL="0" distR="0" wp14:anchorId="37A439F5" wp14:editId="6BF63511">
+                <wp:inline distT="0" distB="0" distL="0" distR="0" wp14:anchorId="37A439F5" wp14:editId="1850B4AC">
                   <wp:extent cx="6050574" cy="2011680"/>
                   <wp:effectExtent l="0" t="0" r="7620" b="7620"/>
                   <wp:docPr id="1055732996" name="Imagem 1055732996"/>
@@ -15195,9 +14078,8 @@
               <w:rPr>
                 <w:noProof/>
               </w:rPr>
-              <w:lastRenderedPageBreak/>
               <w:drawing>
-                <wp:inline distT="0" distB="0" distL="0" distR="0" wp14:anchorId="7C3AF47F" wp14:editId="6C9D5C98">
+                <wp:inline distT="0" distB="0" distL="0" distR="0" wp14:anchorId="7C3AF47F" wp14:editId="03316086">
                   <wp:extent cx="6111240" cy="2011046"/>
                   <wp:effectExtent l="0" t="0" r="3810" b="8255"/>
                   <wp:docPr id="1575382318" name="Imagem 1575382318"/>
@@ -15253,13 +14135,8 @@
       <w:pPr>
         <w:pStyle w:val="Ttulo4"/>
       </w:pPr>
-      <w:proofErr w:type="spellStart"/>
-      <w:r>
-        <w:t>Daily</w:t>
-      </w:r>
-      <w:proofErr w:type="spellEnd"/>
-      <w:r>
-        <w:t xml:space="preserve"> Meetings</w:t>
+      <w:r>
+        <w:t>Daily Meetings</w:t>
       </w:r>
       <w:r>
         <w:t xml:space="preserve"> (1 por semana)</w:t>
@@ -15559,23 +14436,7 @@
                 <w:b w:val="0"/>
                 <w:bCs w:val="0"/>
               </w:rPr>
-              <w:t xml:space="preserve">Terminar </w:t>
-            </w:r>
-            <w:proofErr w:type="spellStart"/>
-            <w:r>
-              <w:rPr>
-                <w:b w:val="0"/>
-                <w:bCs w:val="0"/>
-              </w:rPr>
-              <w:t>Backlog</w:t>
-            </w:r>
-            <w:proofErr w:type="spellEnd"/>
-            <w:r>
-              <w:rPr>
-                <w:b w:val="0"/>
-                <w:bCs w:val="0"/>
-              </w:rPr>
-              <w:t>, US fechar compra, US adicionar item previsto, US adicionar item não previsto, US filtrar artigos por tipo, US exportar compras para CSV, US obter sugestões de lista de compras, US Receber alerta de orçamento excedido, US consultar estatísticas mensais, US obter sugestão de orçamento, US consultar percentagem de compras previstas.</w:t>
+              <w:t>Terminar Backlog, US fechar compra, US adicionar item previsto, US adicionar item não previsto, US filtrar artigos por tipo, US exportar compras para CSV, US obter sugestões de lista de compras, US Receber alerta de orçamento excedido, US consultar estatísticas mensais, US obter sugestão de orçamento, US consultar percentagem de compras previstas.</w:t>
             </w:r>
           </w:p>
           <w:p>
@@ -15661,39 +14522,7 @@
                 <w:b w:val="0"/>
                 <w:bCs w:val="0"/>
               </w:rPr>
-              <w:t xml:space="preserve">Comparação dos Sistemas, </w:t>
-            </w:r>
-            <w:proofErr w:type="spellStart"/>
-            <w:r>
-              <w:rPr>
-                <w:b w:val="0"/>
-                <w:bCs w:val="0"/>
-              </w:rPr>
-              <w:t>Stakeholders</w:t>
-            </w:r>
-            <w:proofErr w:type="spellEnd"/>
-            <w:r>
-              <w:rPr>
-                <w:b w:val="0"/>
-                <w:bCs w:val="0"/>
-              </w:rPr>
-              <w:t xml:space="preserve"> e </w:t>
-            </w:r>
-            <w:proofErr w:type="spellStart"/>
-            <w:r>
-              <w:rPr>
-                <w:b w:val="0"/>
-                <w:bCs w:val="0"/>
-              </w:rPr>
-              <w:t>Scrum</w:t>
-            </w:r>
-            <w:proofErr w:type="spellEnd"/>
-            <w:r>
-              <w:rPr>
-                <w:b w:val="0"/>
-                <w:bCs w:val="0"/>
-              </w:rPr>
-              <w:t xml:space="preserve"> Team.</w:t>
+              <w:t>Comparação dos Sistemas, Stakeholders e Scrum Team.</w:t>
             </w:r>
           </w:p>
           <w:p>
@@ -15716,6 +14545,7 @@
                 <w:bCs w:val="0"/>
                 <w:u w:val="single"/>
               </w:rPr>
+              <w:lastRenderedPageBreak/>
               <w:t>O que vai fazer esta semana</w:t>
             </w:r>
             <w:r>
@@ -16048,23 +14878,7 @@
                 <w:b w:val="0"/>
                 <w:bCs w:val="0"/>
               </w:rPr>
-              <w:t xml:space="preserve">Terminar </w:t>
-            </w:r>
-            <w:proofErr w:type="spellStart"/>
-            <w:r>
-              <w:rPr>
-                <w:b w:val="0"/>
-                <w:bCs w:val="0"/>
-              </w:rPr>
-              <w:t>Backlog</w:t>
-            </w:r>
-            <w:proofErr w:type="spellEnd"/>
-            <w:r>
-              <w:rPr>
-                <w:b w:val="0"/>
-                <w:bCs w:val="0"/>
-              </w:rPr>
-              <w:t>, US fechar compra, US adicionar item previsto, US adicionar item não previsto, US filtrar artigos por tipo</w:t>
+              <w:t>Terminar Backlog, US fechar compra, US adicionar item previsto, US adicionar item não previsto, US filtrar artigos por tipo</w:t>
             </w:r>
             <w:r>
               <w:rPr>
@@ -16094,7 +14908,6 @@
                 <w:bCs w:val="0"/>
                 <w:u w:val="single"/>
               </w:rPr>
-              <w:lastRenderedPageBreak/>
               <w:t>Dificuldades que prevê</w:t>
             </w:r>
             <w:r>
@@ -16158,23 +14971,7 @@
                 <w:b w:val="0"/>
                 <w:bCs w:val="0"/>
               </w:rPr>
-              <w:t xml:space="preserve">Especificação do Sistema, </w:t>
-            </w:r>
-            <w:proofErr w:type="gramStart"/>
-            <w:r>
-              <w:rPr>
-                <w:b w:val="0"/>
-                <w:bCs w:val="0"/>
-              </w:rPr>
-              <w:t>Consultar</w:t>
-            </w:r>
-            <w:proofErr w:type="gramEnd"/>
-            <w:r>
-              <w:rPr>
-                <w:b w:val="0"/>
-                <w:bCs w:val="0"/>
-              </w:rPr>
-              <w:t xml:space="preserve"> tipos de artigos.</w:t>
+              <w:t>Especificação do Sistema, Consultar tipos de artigos.</w:t>
             </w:r>
           </w:p>
           <w:p>
@@ -16249,13 +15046,8 @@
         <w:pStyle w:val="Ttulo4"/>
       </w:pPr>
       <w:r>
-        <w:t xml:space="preserve">Sprint </w:t>
-      </w:r>
-      <w:proofErr w:type="spellStart"/>
-      <w:r>
-        <w:t>Retrospective</w:t>
-      </w:r>
-      <w:proofErr w:type="spellEnd"/>
+        <w:t>Sprint Retrospective</w:t>
+      </w:r>
     </w:p>
     <w:p/>
     <w:tbl>
@@ -16409,23 +15201,7 @@
                 <w:b w:val="0"/>
                 <w:bCs w:val="0"/>
               </w:rPr>
-              <w:t xml:space="preserve">Analisando o gráfico </w:t>
-            </w:r>
-            <w:proofErr w:type="gramStart"/>
-            <w:r>
-              <w:rPr>
-                <w:b w:val="0"/>
-                <w:bCs w:val="0"/>
-              </w:rPr>
-              <w:t>da</w:t>
-            </w:r>
-            <w:proofErr w:type="gramEnd"/>
-            <w:r>
-              <w:rPr>
-                <w:b w:val="0"/>
-                <w:bCs w:val="0"/>
-              </w:rPr>
-              <w:t xml:space="preserve"> para verificar que a equipa cometeu um erro e terminou a sprint um dia mais cedo</w:t>
+              <w:t>Analisando o gráfico da para verificar que a equipa cometeu um erro e terminou a sprint um dia mais cedo</w:t>
             </w:r>
           </w:p>
           <w:p>
@@ -16445,48 +15221,17 @@
                 <w:b w:val="0"/>
                 <w:bCs w:val="0"/>
               </w:rPr>
-              <w:t xml:space="preserve">Também é possível verificar que a equipe conseguiu manter um bom ritmo analisando o gráfico </w:t>
-            </w:r>
-            <w:proofErr w:type="spellStart"/>
-            <w:r>
-              <w:rPr>
-                <w:b w:val="0"/>
-                <w:bCs w:val="0"/>
-              </w:rPr>
-              <w:t>Burn</w:t>
-            </w:r>
-            <w:proofErr w:type="spellEnd"/>
-            <w:r>
-              <w:rPr>
-                <w:b w:val="0"/>
-                <w:bCs w:val="0"/>
-              </w:rPr>
-              <w:t xml:space="preserve"> </w:t>
-            </w:r>
-            <w:proofErr w:type="spellStart"/>
-            <w:r>
-              <w:rPr>
-                <w:b w:val="0"/>
-                <w:bCs w:val="0"/>
-              </w:rPr>
-              <w:t>Down</w:t>
-            </w:r>
-            <w:proofErr w:type="spellEnd"/>
-            <w:r>
-              <w:rPr>
-                <w:b w:val="0"/>
-                <w:bCs w:val="0"/>
-              </w:rPr>
-              <w:t xml:space="preserve"> </w:t>
-            </w:r>
-          </w:p>
-          <w:p>
-            <w:r>
-              <w:rPr>
-                <w:noProof/>
-              </w:rPr>
+              <w:t xml:space="preserve">Também é possível verificar que a equipe conseguiu manter um bom ritmo analisando o gráfico Burn Down </w:t>
+            </w:r>
+          </w:p>
+          <w:p>
+            <w:r>
+              <w:rPr>
+                <w:noProof/>
+              </w:rPr>
+              <w:lastRenderedPageBreak/>
               <w:drawing>
-                <wp:inline distT="0" distB="0" distL="0" distR="0" wp14:anchorId="52BCB3EA" wp14:editId="2CE4E812">
+                <wp:inline distT="0" distB="0" distL="0" distR="0" wp14:anchorId="52BCB3EA" wp14:editId="655EDC2C">
                   <wp:extent cx="6111240" cy="2453640"/>
                   <wp:effectExtent l="0" t="0" r="3810" b="3810"/>
                   <wp:docPr id="2106271604" name="Imagem 2106271604"/>
@@ -16558,13 +15303,8 @@
     </w:p>
     <w:p>
       <w:r>
-        <w:t xml:space="preserve">De seguida encontram-se descritos os principais eventos </w:t>
-      </w:r>
-      <w:proofErr w:type="spellStart"/>
-      <w:r>
-        <w:t>Scrum</w:t>
-      </w:r>
-      <w:proofErr w:type="spellEnd"/>
+        <w:t>De seguida encontram-se descritos os principais eventos Scrum</w:t>
+      </w:r>
       <w:r>
         <w:t xml:space="preserve"> da Sprint 3</w:t>
       </w:r>
@@ -16577,13 +15317,8 @@
         <w:pStyle w:val="Ttulo4"/>
       </w:pPr>
       <w:r>
-        <w:t xml:space="preserve">Sprint </w:t>
-      </w:r>
-      <w:proofErr w:type="spellStart"/>
-      <w:r>
-        <w:t>Planning</w:t>
-      </w:r>
-      <w:proofErr w:type="spellEnd"/>
+        <w:t>Sprint Planning</w:t>
+      </w:r>
     </w:p>
     <w:p/>
     <w:p/>
@@ -16702,17 +15437,8 @@
                 <w:i/>
                 <w:iCs/>
               </w:rPr>
-              <w:t xml:space="preserve">Sprint </w:t>
-            </w:r>
-            <w:proofErr w:type="spellStart"/>
-            <w:r>
-              <w:rPr>
-                <w:i/>
-                <w:iCs/>
-              </w:rPr>
-              <w:t>Backlog</w:t>
-            </w:r>
-            <w:proofErr w:type="spellEnd"/>
+              <w:t>Sprint Backlog</w:t>
+            </w:r>
             <w:r>
               <w:t xml:space="preserve">: </w:t>
             </w:r>
@@ -16723,8 +15449,9 @@
               <w:rPr>
                 <w:noProof/>
               </w:rPr>
+              <w:lastRenderedPageBreak/>
               <w:drawing>
-                <wp:inline distT="0" distB="0" distL="0" distR="0" wp14:anchorId="2DB18D96" wp14:editId="08DAEB79">
+                <wp:inline distT="0" distB="0" distL="0" distR="0" wp14:anchorId="2DB18D96" wp14:editId="72F613B4">
                   <wp:extent cx="6111240" cy="2026920"/>
                   <wp:effectExtent l="0" t="0" r="3810" b="0"/>
                   <wp:docPr id="1612601135" name="Imagem 1612601135"/>
@@ -16777,7 +15504,7 @@
                 <w:noProof/>
               </w:rPr>
               <w:drawing>
-                <wp:inline distT="0" distB="0" distL="0" distR="0" wp14:anchorId="1788CEE6" wp14:editId="0C93456C">
+                <wp:inline distT="0" distB="0" distL="0" distR="0" wp14:anchorId="1788CEE6" wp14:editId="2D781623">
                   <wp:extent cx="6111240" cy="2026920"/>
                   <wp:effectExtent l="0" t="0" r="3810" b="0"/>
                   <wp:docPr id="383128975" name="Imagem 383128975"/>
@@ -16834,13 +15561,8 @@
       <w:pPr>
         <w:pStyle w:val="Ttulo4"/>
       </w:pPr>
-      <w:proofErr w:type="spellStart"/>
-      <w:r>
-        <w:t>Daily</w:t>
-      </w:r>
-      <w:proofErr w:type="spellEnd"/>
-      <w:r>
-        <w:t xml:space="preserve"> Meetings</w:t>
+      <w:r>
+        <w:t>Daily Meetings</w:t>
       </w:r>
       <w:r>
         <w:t xml:space="preserve"> (1 por semana)</w:t>
@@ -16909,7 +15631,6 @@
               </w:rPr>
             </w:pPr>
             <w:r>
-              <w:lastRenderedPageBreak/>
               <w:t>Data:</w:t>
             </w:r>
           </w:p>
@@ -16981,23 +15702,7 @@
                 <w:b w:val="0"/>
                 <w:bCs w:val="0"/>
               </w:rPr>
-              <w:t xml:space="preserve">Terminar </w:t>
-            </w:r>
-            <w:proofErr w:type="spellStart"/>
-            <w:r>
-              <w:rPr>
-                <w:b w:val="0"/>
-                <w:bCs w:val="0"/>
-              </w:rPr>
-              <w:t>Backlog</w:t>
-            </w:r>
-            <w:proofErr w:type="spellEnd"/>
-            <w:r>
-              <w:rPr>
-                <w:b w:val="0"/>
-                <w:bCs w:val="0"/>
-              </w:rPr>
-              <w:t>, US fechar compra, US adicionar item previsto, US adicionar item não previsto, US filtrar artigos por tipo</w:t>
+              <w:t>Terminar Backlog, US fechar compra, US adicionar item previsto, US adicionar item não previsto, US filtrar artigos por tipo</w:t>
             </w:r>
           </w:p>
           <w:p>
@@ -17153,23 +15858,7 @@
                 <w:b w:val="0"/>
                 <w:bCs w:val="0"/>
               </w:rPr>
-              <w:t xml:space="preserve"> Editar compra aberta, </w:t>
-            </w:r>
-            <w:proofErr w:type="gramStart"/>
-            <w:r>
-              <w:rPr>
-                <w:b w:val="0"/>
-                <w:bCs w:val="0"/>
-              </w:rPr>
-              <w:t>Ajudar</w:t>
-            </w:r>
-            <w:proofErr w:type="gramEnd"/>
-            <w:r>
-              <w:rPr>
-                <w:b w:val="0"/>
-                <w:bCs w:val="0"/>
-              </w:rPr>
-              <w:t xml:space="preserve"> no que restar do projeto</w:t>
+              <w:t xml:space="preserve"> Editar compra aberta, Ajudar no que restar do projeto</w:t>
             </w:r>
           </w:p>
         </w:tc>
@@ -17376,6 +16065,7 @@
                 <w:bCs w:val="0"/>
                 <w:u w:val="single"/>
               </w:rPr>
+              <w:lastRenderedPageBreak/>
               <w:t>Dificuldades que prevê</w:t>
             </w:r>
             <w:r>
@@ -17390,21 +16080,7 @@
                 <w:b w:val="0"/>
                 <w:bCs w:val="0"/>
               </w:rPr>
-              <w:t xml:space="preserve"> </w:t>
-            </w:r>
-            <w:r>
-              <w:rPr>
-                <w:b w:val="0"/>
-                <w:bCs w:val="0"/>
-              </w:rPr>
-              <w:t>US consultar estatísticas mensais, US obter sugestão de orçamento</w:t>
-            </w:r>
-            <w:r>
-              <w:rPr>
-                <w:b w:val="0"/>
-                <w:bCs w:val="0"/>
-              </w:rPr>
-              <w:t>.</w:t>
+              <w:t xml:space="preserve"> US consultar estatísticas mensais, US obter sugestão de orçamento.</w:t>
             </w:r>
           </w:p>
           <w:p>
@@ -17441,7 +16117,6 @@
               </w:rPr>
               <w:t>O que fez na semana anterior</w:t>
             </w:r>
-            <w:proofErr w:type="gramStart"/>
             <w:r>
               <w:rPr>
                 <w:b w:val="0"/>
@@ -17449,29 +16124,12 @@
               </w:rPr>
               <w:t>: :</w:t>
             </w:r>
-            <w:proofErr w:type="gramEnd"/>
-            <w:r>
-              <w:rPr>
-                <w:b w:val="0"/>
-                <w:bCs w:val="0"/>
-              </w:rPr>
-              <w:t xml:space="preserve"> Editar compra aberta, </w:t>
-            </w:r>
-            <w:proofErr w:type="gramStart"/>
-            <w:r>
-              <w:rPr>
-                <w:b w:val="0"/>
-                <w:bCs w:val="0"/>
-              </w:rPr>
-              <w:t>Ajudar</w:t>
-            </w:r>
-            <w:proofErr w:type="gramEnd"/>
-            <w:r>
-              <w:rPr>
-                <w:b w:val="0"/>
-                <w:bCs w:val="0"/>
-              </w:rPr>
-              <w:t xml:space="preserve"> no que restar do projeto.</w:t>
+            <w:r>
+              <w:rPr>
+                <w:b w:val="0"/>
+                <w:bCs w:val="0"/>
+              </w:rPr>
+              <w:t xml:space="preserve"> Editar compra aberta, Ajudar no que restar do projeto.</w:t>
             </w:r>
           </w:p>
           <w:p>
@@ -17550,13 +16208,8 @@
         <w:pStyle w:val="Ttulo4"/>
       </w:pPr>
       <w:r>
-        <w:t xml:space="preserve">Sprint </w:t>
-      </w:r>
-      <w:proofErr w:type="spellStart"/>
-      <w:r>
-        <w:t>Retrospective</w:t>
-      </w:r>
-      <w:proofErr w:type="spellEnd"/>
+        <w:t>Sprint Retrospective</w:t>
+      </w:r>
     </w:p>
     <w:p/>
     <w:tbl>
@@ -17675,39 +16328,7 @@
                 <w:b w:val="0"/>
                 <w:bCs w:val="0"/>
               </w:rPr>
-              <w:t xml:space="preserve">Analisando o gráfico </w:t>
-            </w:r>
-            <w:proofErr w:type="spellStart"/>
-            <w:r>
-              <w:rPr>
-                <w:b w:val="0"/>
-                <w:bCs w:val="0"/>
-              </w:rPr>
-              <w:t>Burn</w:t>
-            </w:r>
-            <w:proofErr w:type="spellEnd"/>
-            <w:r>
-              <w:rPr>
-                <w:b w:val="0"/>
-                <w:bCs w:val="0"/>
-              </w:rPr>
-              <w:t xml:space="preserve"> </w:t>
-            </w:r>
-            <w:proofErr w:type="spellStart"/>
-            <w:r>
-              <w:rPr>
-                <w:b w:val="0"/>
-                <w:bCs w:val="0"/>
-              </w:rPr>
-              <w:t>Down</w:t>
-            </w:r>
-            <w:proofErr w:type="spellEnd"/>
-            <w:r>
-              <w:rPr>
-                <w:b w:val="0"/>
-                <w:bCs w:val="0"/>
-              </w:rPr>
-              <w:t xml:space="preserve"> é possível ver que a equipa adicionou bastantes tarefas logo no início e que não conseguiram acompanhar a velocidade de resolução de tarefas que era desejada</w:t>
+              <w:t>Analisando o gráfico Burn Down é possível ver que a equipa adicionou bastantes tarefas logo no início e que não conseguiram acompanhar a velocidade de resolução de tarefas que era desejada</w:t>
             </w:r>
           </w:p>
           <w:p>
@@ -17735,9 +16356,8 @@
               <w:rPr>
                 <w:noProof/>
               </w:rPr>
-              <w:lastRenderedPageBreak/>
               <w:drawing>
-                <wp:inline distT="0" distB="0" distL="0" distR="0" wp14:anchorId="110E100B" wp14:editId="166DE250">
+                <wp:inline distT="0" distB="0" distL="0" distR="0" wp14:anchorId="110E100B" wp14:editId="171C2304">
                   <wp:extent cx="6111240" cy="2499360"/>
                   <wp:effectExtent l="0" t="0" r="3810" b="0"/>
                   <wp:docPr id="2077770510" name="Imagem 2077770510"/>
@@ -17797,31 +16417,13 @@
         <w:pStyle w:val="Ttulo2"/>
       </w:pPr>
       <w:bookmarkStart w:id="40" w:name="_Toc232856251"/>
-      <w:proofErr w:type="spellStart"/>
       <w:r>
         <w:rPr>
           <w:i/>
           <w:iCs/>
         </w:rPr>
-        <w:t>Retrospective</w:t>
-      </w:r>
-      <w:proofErr w:type="spellEnd"/>
-      <w:r>
-        <w:rPr>
-          <w:i/>
-          <w:iCs/>
-        </w:rPr>
-        <w:t xml:space="preserve"> </w:t>
-      </w:r>
-      <w:proofErr w:type="spellStart"/>
-      <w:r>
-        <w:rPr>
-          <w:i/>
-          <w:iCs/>
-        </w:rPr>
-        <w:t>Summary</w:t>
-      </w:r>
-      <w:proofErr w:type="spellEnd"/>
+        <w:t>Retrospective Summary</w:t>
+      </w:r>
       <w:r>
         <w:t xml:space="preserve"> do Projeto</w:t>
       </w:r>
@@ -17884,63 +16486,13 @@
             <w:gridSpan w:val="2"/>
           </w:tcPr>
           <w:p>
-            <w:proofErr w:type="spellStart"/>
             <w:r>
               <w:rPr>
                 <w:i/>
                 <w:iCs/>
               </w:rPr>
-              <w:t>Things</w:t>
-            </w:r>
-            <w:proofErr w:type="spellEnd"/>
-            <w:r>
-              <w:rPr>
-                <w:i/>
-                <w:iCs/>
-              </w:rPr>
-              <w:t xml:space="preserve"> </w:t>
-            </w:r>
-            <w:proofErr w:type="spellStart"/>
-            <w:r>
-              <w:rPr>
-                <w:i/>
-                <w:iCs/>
-              </w:rPr>
-              <w:t>that</w:t>
-            </w:r>
-            <w:proofErr w:type="spellEnd"/>
-            <w:r>
-              <w:rPr>
-                <w:i/>
-                <w:iCs/>
-              </w:rPr>
-              <w:t xml:space="preserve"> </w:t>
-            </w:r>
-            <w:proofErr w:type="spellStart"/>
-            <w:r>
-              <w:rPr>
-                <w:i/>
-                <w:iCs/>
-              </w:rPr>
-              <w:t>went</w:t>
-            </w:r>
-            <w:proofErr w:type="spellEnd"/>
-            <w:r>
-              <w:rPr>
-                <w:i/>
-                <w:iCs/>
-              </w:rPr>
-              <w:t xml:space="preserve"> </w:t>
-            </w:r>
-            <w:proofErr w:type="spellStart"/>
-            <w:r>
-              <w:rPr>
-                <w:i/>
-                <w:iCs/>
-              </w:rPr>
-              <w:t>well</w:t>
-            </w:r>
-            <w:proofErr w:type="spellEnd"/>
+              <w:t>Things that went well</w:t>
+            </w:r>
           </w:p>
         </w:tc>
       </w:tr>
@@ -18119,39 +16671,7 @@
                 <w:b w:val="0"/>
                 <w:bCs w:val="0"/>
               </w:rPr>
-              <w:t xml:space="preserve">A utilização da </w:t>
-            </w:r>
-            <w:proofErr w:type="spellStart"/>
-            <w:r>
-              <w:rPr>
-                <w:b w:val="0"/>
-                <w:bCs w:val="0"/>
-              </w:rPr>
-              <w:t>ferramente</w:t>
-            </w:r>
-            <w:proofErr w:type="spellEnd"/>
-            <w:r>
-              <w:rPr>
-                <w:b w:val="0"/>
-                <w:bCs w:val="0"/>
-              </w:rPr>
-              <w:t xml:space="preserve"> </w:t>
-            </w:r>
-            <w:proofErr w:type="spellStart"/>
-            <w:r>
-              <w:rPr>
-                <w:b w:val="0"/>
-                <w:bCs w:val="0"/>
-              </w:rPr>
-              <w:t>Jira</w:t>
-            </w:r>
-            <w:proofErr w:type="spellEnd"/>
-            <w:r>
-              <w:rPr>
-                <w:b w:val="0"/>
-                <w:bCs w:val="0"/>
-              </w:rPr>
-              <w:t xml:space="preserve"> como apoio ao projeto.</w:t>
+              <w:t>A utilização da ferramente Jira como apoio ao projeto.</w:t>
             </w:r>
           </w:p>
           <w:p>
@@ -18171,6 +16691,7 @@
                 <w:b w:val="0"/>
                 <w:bCs w:val="0"/>
               </w:rPr>
+              <w:lastRenderedPageBreak/>
               <w:t>Gestão do projeto</w:t>
             </w:r>
           </w:p>
@@ -18198,6 +16719,7 @@
                 <w:iCs/>
                 <w:lang w:val="en-US"/>
               </w:rPr>
+              <w:lastRenderedPageBreak/>
               <w:t>Things that surprised us</w:t>
             </w:r>
           </w:p>
@@ -18247,23 +16769,7 @@
                 <w:b w:val="0"/>
                 <w:bCs w:val="0"/>
               </w:rPr>
-              <w:t xml:space="preserve">A utilidade do </w:t>
-            </w:r>
-            <w:proofErr w:type="spellStart"/>
-            <w:r>
-              <w:rPr>
-                <w:b w:val="0"/>
-                <w:bCs w:val="0"/>
-              </w:rPr>
-              <w:t>Jira</w:t>
-            </w:r>
-            <w:proofErr w:type="spellEnd"/>
-            <w:r>
-              <w:rPr>
-                <w:b w:val="0"/>
-                <w:bCs w:val="0"/>
-              </w:rPr>
-              <w:t xml:space="preserve"> para organização de tarefas.</w:t>
+              <w:t>A utilidade do Jira para organização de tarefas.</w:t>
             </w:r>
           </w:p>
           <w:p>
@@ -18306,21 +16812,12 @@
             <w:gridSpan w:val="2"/>
           </w:tcPr>
           <w:p>
-            <w:proofErr w:type="spellStart"/>
             <w:r>
               <w:rPr>
                 <w:i/>
                 <w:iCs/>
               </w:rPr>
-              <w:t>Lessons</w:t>
-            </w:r>
-            <w:proofErr w:type="spellEnd"/>
-            <w:r>
-              <w:rPr>
-                <w:i/>
-                <w:iCs/>
-              </w:rPr>
-              <w:t xml:space="preserve"> learned</w:t>
+              <w:t>Lessons learned</w:t>
             </w:r>
           </w:p>
         </w:tc>
@@ -18376,23 +16873,7 @@
                 <w:b w:val="0"/>
                 <w:bCs w:val="0"/>
               </w:rPr>
-              <w:t xml:space="preserve">Aprendemos a utilizar o </w:t>
-            </w:r>
-            <w:proofErr w:type="spellStart"/>
-            <w:r>
-              <w:rPr>
-                <w:b w:val="0"/>
-                <w:bCs w:val="0"/>
-              </w:rPr>
-              <w:t>jira</w:t>
-            </w:r>
-            <w:proofErr w:type="spellEnd"/>
-            <w:r>
-              <w:rPr>
-                <w:b w:val="0"/>
-                <w:bCs w:val="0"/>
-              </w:rPr>
-              <w:t xml:space="preserve"> muito melhor</w:t>
+              <w:t>Aprendemos a utilizar o jira muito melhor</w:t>
             </w:r>
           </w:p>
           <w:p>
@@ -18568,7 +17049,6 @@
                 <w:b w:val="0"/>
                 <w:bCs w:val="0"/>
               </w:rPr>
-              <w:lastRenderedPageBreak/>
               <w:t>A nossa dedicação com o projeto</w:t>
             </w:r>
           </w:p>
@@ -18636,15 +17116,7 @@
     </w:p>
     <w:p>
       <w:r>
-        <w:t xml:space="preserve">Também foi usada a metodologia </w:t>
-      </w:r>
-      <w:proofErr w:type="spellStart"/>
-      <w:r>
-        <w:t>Scrum</w:t>
-      </w:r>
-      <w:proofErr w:type="spellEnd"/>
-      <w:r>
-        <w:t xml:space="preserve">, que se revelou importante para </w:t>
+        <w:t xml:space="preserve">Também foi usada a metodologia Scrum, que se revelou importante para </w:t>
       </w:r>
       <w:r>
         <w:t xml:space="preserve">uma </w:t>
@@ -18804,15 +17276,7 @@
         <w:t>, s</w:t>
       </w:r>
       <w:r>
-        <w:t xml:space="preserve">endo elas </w:t>
-      </w:r>
-      <w:proofErr w:type="spellStart"/>
-      <w:r>
-        <w:t>ChatGPT</w:t>
-      </w:r>
-      <w:proofErr w:type="spellEnd"/>
-      <w:r>
-        <w:t xml:space="preserve"> e Grammarly</w:t>
+        <w:t>endo elas ChatGPT e Grammarly</w:t>
       </w:r>
       <w:r>
         <w:t>.</w:t>
@@ -18823,15 +17287,7 @@
         <w:t>O</w:t>
       </w:r>
       <w:r>
-        <w:t xml:space="preserve"> </w:t>
-      </w:r>
-      <w:proofErr w:type="spellStart"/>
-      <w:r>
-        <w:t>ChatGPT</w:t>
-      </w:r>
-      <w:proofErr w:type="spellEnd"/>
-      <w:r>
-        <w:t xml:space="preserve"> </w:t>
+        <w:t xml:space="preserve"> ChatGPT </w:t>
       </w:r>
       <w:r>
         <w:t>foi utilizado</w:t>
@@ -18866,15 +17322,7 @@
         <w:t xml:space="preserve">A Grammarly é uma </w:t>
       </w:r>
       <w:r>
-        <w:t xml:space="preserve">ferramenta de </w:t>
-      </w:r>
-      <w:proofErr w:type="spellStart"/>
-      <w:r>
-        <w:t>Inteligencia</w:t>
-      </w:r>
-      <w:proofErr w:type="spellEnd"/>
-      <w:r>
-        <w:t xml:space="preserve"> Artificial</w:t>
+        <w:t>ferramenta de Inteligencia Artificial</w:t>
       </w:r>
       <w:r>
         <w:t xml:space="preserve"> que está instalada no computador do aluno João Moreira e que, na aplicação Word, por exemplo, corrige automaticamente algumas frases e ajuda a </w:t>
@@ -18909,13 +17357,8 @@
       <w:r>
         <w:t xml:space="preserve"> erros de escrita e onde </w:t>
       </w:r>
-      <w:proofErr w:type="gramStart"/>
-      <w:r>
-        <w:t>podem haver</w:t>
-      </w:r>
-      <w:proofErr w:type="gramEnd"/>
-      <w:r>
-        <w:t xml:space="preserve"> melhoramentos</w:t>
+      <w:r>
+        <w:t>podem haver melhoramentos</w:t>
       </w:r>
       <w:r>
         <w:t xml:space="preserve"> </w:t>
@@ -18947,7 +17390,7 @@
 </file>
 
 <file path=word/endnotes.xml><?xml version="1.0" encoding="utf-8"?>
-<w:endnotes xmlns:wpc="http://schemas.microsoft.com/office/word/2010/wordprocessingCanvas" xmlns:cx="http://schemas.microsoft.com/office/drawing/2014/chartex" xmlns:cx1="http://schemas.microsoft.com/office/drawing/2015/9/8/chartex" xmlns:cx2="http://schemas.microsoft.com/office/drawing/2015/10/21/chartex" xmlns:cx3="http://schemas.microsoft.com/office/drawing/2016/5/9/chartex" xmlns:cx4="http://schemas.microsoft.com/office/drawing/2016/5/10/chartex" xmlns:cx5="http://schemas.microsoft.com/office/drawing/2016/5/11/chartex" xmlns:cx6="http://schemas.microsoft.com/office/drawing/2016/5/12/chartex" xmlns:cx7="http://schemas.microsoft.com/office/drawing/2016/5/13/chartex" xmlns:cx8="http://schemas.microsoft.com/office/drawing/2016/5/14/chartex" xmlns:mc="http://schemas.openxmlformats.org/markup-compatibility/2006" xmlns:m="http://schemas.openxmlformats.org/officeDocument/2006/math" xmlns:aink="http://schemas.microsoft.com/office/drawing/2016/ink" xmlns:am3d="http://schemas.microsoft.com/office/drawing/2017/model3d" xmlns:oel="http://schemas.microsoft.com/office/2019/extlst" xmlns:r="http://schemas.openxmlformats.org/officeDocument/2006/relationships" xmlns:wp14="http://schemas.microsoft.com/office/word/2010/wordprocessingDrawing" xmlns:wp="http://schemas.openxmlformats.org/drawingml/2006/wordprocessingDrawing" xmlns:wpg="http://schemas.microsoft.com/office/word/2010/wordprocessingGroup" xmlns:wpi="http://schemas.microsoft.com/office/word/2010/wordprocessingInk" xmlns:wps="http://schemas.microsoft.com/office/word/2010/wordprocessingShape" xmlns:o="urn:schemas-microsoft-com:office:office" xmlns:v="urn:schemas-microsoft-com:vml" xmlns:w10="urn:schemas-microsoft-com:office:word" xmlns:w="http://schemas.openxmlformats.org/wordprocessingml/2006/main" xmlns:w14="http://schemas.microsoft.com/office/word/2010/wordml" xmlns:w15="http://schemas.microsoft.com/office/word/2012/wordml" xmlns:w16cex="http://schemas.microsoft.com/office/word/2018/wordml/cex" xmlns:w16cid="http://schemas.microsoft.com/office/word/2016/wordml/cid" xmlns:w16="http://schemas.microsoft.com/office/word/2018/wordml" xmlns:w16sdtdh="http://schemas.microsoft.com/office/word/2020/wordml/sdtdatahash" xmlns:w16sdtfl="http://schemas.microsoft.com/office/word/2024/wordml/sdtformatlock" xmlns:w16se="http://schemas.microsoft.com/office/word/2015/wordml/symex" xmlns:w16du="http://schemas.microsoft.com/office/word/2023/wordml/word16du" xmlns:wne="http://schemas.microsoft.com/office/word/2006/wordml" mc:Ignorable="w14 w15 w16se w16cid w16 w16cex w16sdtdh w16sdtfl w16du wp14">
+<w:endnotes xmlns:wpc="http://schemas.microsoft.com/office/word/2010/wordprocessingCanvas" xmlns:cx="http://schemas.microsoft.com/office/drawing/2014/chartex" xmlns:cx1="http://schemas.microsoft.com/office/drawing/2015/9/8/chartex" xmlns:cx2="http://schemas.microsoft.com/office/drawing/2015/10/21/chartex" xmlns:cx3="http://schemas.microsoft.com/office/drawing/2016/5/9/chartex" xmlns:cx4="http://schemas.microsoft.com/office/drawing/2016/5/10/chartex" xmlns:cx5="http://schemas.microsoft.com/office/drawing/2016/5/11/chartex" xmlns:cx6="http://schemas.microsoft.com/office/drawing/2016/5/12/chartex" xmlns:cx7="http://schemas.microsoft.com/office/drawing/2016/5/13/chartex" xmlns:cx8="http://schemas.microsoft.com/office/drawing/2016/5/14/chartex" xmlns:mc="http://schemas.openxmlformats.org/markup-compatibility/2006" xmlns:aink="http://schemas.microsoft.com/office/drawing/2016/ink" xmlns:am3d="http://schemas.microsoft.com/office/drawing/2017/model3d" xmlns:o="urn:schemas-microsoft-com:office:office" xmlns:oel="http://schemas.microsoft.com/office/2019/extlst" xmlns:r="http://schemas.openxmlformats.org/officeDocument/2006/relationships" xmlns:m="http://schemas.openxmlformats.org/officeDocument/2006/math" xmlns:v="urn:schemas-microsoft-com:vml" xmlns:wp14="http://schemas.microsoft.com/office/word/2010/wordprocessingDrawing" xmlns:wp="http://schemas.openxmlformats.org/drawingml/2006/wordprocessingDrawing" xmlns:w10="urn:schemas-microsoft-com:office:word" xmlns:w="http://schemas.openxmlformats.org/wordprocessingml/2006/main" xmlns:w14="http://schemas.microsoft.com/office/word/2010/wordml" xmlns:w15="http://schemas.microsoft.com/office/word/2012/wordml" xmlns:w16cex="http://schemas.microsoft.com/office/word/2018/wordml/cex" xmlns:w16cid="http://schemas.microsoft.com/office/word/2016/wordml/cid" xmlns:w16="http://schemas.microsoft.com/office/word/2018/wordml" xmlns:w16sdtdh="http://schemas.microsoft.com/office/word/2020/wordml/sdtdatahash" xmlns:w16se="http://schemas.microsoft.com/office/word/2015/wordml/symex" xmlns:wpg="http://schemas.microsoft.com/office/word/2010/wordprocessingGroup" xmlns:wpi="http://schemas.microsoft.com/office/word/2010/wordprocessingInk" xmlns:wne="http://schemas.microsoft.com/office/word/2006/wordml" xmlns:wps="http://schemas.microsoft.com/office/word/2010/wordprocessingShape" mc:Ignorable="w14 w15 w16se w16cid w16 w16cex w16sdtdh wp14">
   <w:endnote w:type="separator" w:id="-1">
     <w:p>
       <w:r>
@@ -18966,7 +17409,7 @@
 </file>
 
 <file path=word/footer1.xml><?xml version="1.0" encoding="utf-8"?>
-<w:ftr xmlns:wpc="http://schemas.microsoft.com/office/word/2010/wordprocessingCanvas" xmlns:cx="http://schemas.microsoft.com/office/drawing/2014/chartex" xmlns:cx1="http://schemas.microsoft.com/office/drawing/2015/9/8/chartex" xmlns:cx2="http://schemas.microsoft.com/office/drawing/2015/10/21/chartex" xmlns:cx3="http://schemas.microsoft.com/office/drawing/2016/5/9/chartex" xmlns:cx4="http://schemas.microsoft.com/office/drawing/2016/5/10/chartex" xmlns:cx5="http://schemas.microsoft.com/office/drawing/2016/5/11/chartex" xmlns:cx6="http://schemas.microsoft.com/office/drawing/2016/5/12/chartex" xmlns:cx7="http://schemas.microsoft.com/office/drawing/2016/5/13/chartex" xmlns:cx8="http://schemas.microsoft.com/office/drawing/2016/5/14/chartex" xmlns:mc="http://schemas.openxmlformats.org/markup-compatibility/2006" xmlns:m="http://schemas.openxmlformats.org/officeDocument/2006/math" xmlns:aink="http://schemas.microsoft.com/office/drawing/2016/ink" xmlns:am3d="http://schemas.microsoft.com/office/drawing/2017/model3d" xmlns:oel="http://schemas.microsoft.com/office/2019/extlst" xmlns:r="http://schemas.openxmlformats.org/officeDocument/2006/relationships" xmlns:wp14="http://schemas.microsoft.com/office/word/2010/wordprocessingDrawing" xmlns:wp="http://schemas.openxmlformats.org/drawingml/2006/wordprocessingDrawing" xmlns:wpg="http://schemas.microsoft.com/office/word/2010/wordprocessingGroup" xmlns:wpi="http://schemas.microsoft.com/office/word/2010/wordprocessingInk" xmlns:wps="http://schemas.microsoft.com/office/word/2010/wordprocessingShape" xmlns:o="urn:schemas-microsoft-com:office:office" xmlns:v="urn:schemas-microsoft-com:vml" xmlns:w10="urn:schemas-microsoft-com:office:word" xmlns:w="http://schemas.openxmlformats.org/wordprocessingml/2006/main" xmlns:w14="http://schemas.microsoft.com/office/word/2010/wordml" xmlns:w15="http://schemas.microsoft.com/office/word/2012/wordml" xmlns:w16cex="http://schemas.microsoft.com/office/word/2018/wordml/cex" xmlns:w16cid="http://schemas.microsoft.com/office/word/2016/wordml/cid" xmlns:w16="http://schemas.microsoft.com/office/word/2018/wordml" xmlns:w16sdtdh="http://schemas.microsoft.com/office/word/2020/wordml/sdtdatahash" xmlns:w16sdtfl="http://schemas.microsoft.com/office/word/2024/wordml/sdtformatlock" xmlns:w16se="http://schemas.microsoft.com/office/word/2015/wordml/symex" xmlns:w16du="http://schemas.microsoft.com/office/word/2023/wordml/word16du" xmlns:wne="http://schemas.microsoft.com/office/word/2006/wordml" mc:Ignorable="w14 w15 w16se w16cid w16 w16cex w16sdtdh w16sdtfl w16du wp14">
+<w:ftr xmlns:wpc="http://schemas.microsoft.com/office/word/2010/wordprocessingCanvas" xmlns:cx="http://schemas.microsoft.com/office/drawing/2014/chartex" xmlns:cx1="http://schemas.microsoft.com/office/drawing/2015/9/8/chartex" xmlns:cx2="http://schemas.microsoft.com/office/drawing/2015/10/21/chartex" xmlns:cx3="http://schemas.microsoft.com/office/drawing/2016/5/9/chartex" xmlns:cx4="http://schemas.microsoft.com/office/drawing/2016/5/10/chartex" xmlns:cx5="http://schemas.microsoft.com/office/drawing/2016/5/11/chartex" xmlns:cx6="http://schemas.microsoft.com/office/drawing/2016/5/12/chartex" xmlns:cx7="http://schemas.microsoft.com/office/drawing/2016/5/13/chartex" xmlns:cx8="http://schemas.microsoft.com/office/drawing/2016/5/14/chartex" xmlns:mc="http://schemas.openxmlformats.org/markup-compatibility/2006" xmlns:aink="http://schemas.microsoft.com/office/drawing/2016/ink" xmlns:am3d="http://schemas.microsoft.com/office/drawing/2017/model3d" xmlns:o="urn:schemas-microsoft-com:office:office" xmlns:oel="http://schemas.microsoft.com/office/2019/extlst" xmlns:r="http://schemas.openxmlformats.org/officeDocument/2006/relationships" xmlns:m="http://schemas.openxmlformats.org/officeDocument/2006/math" xmlns:v="urn:schemas-microsoft-com:vml" xmlns:wp14="http://schemas.microsoft.com/office/word/2010/wordprocessingDrawing" xmlns:wp="http://schemas.openxmlformats.org/drawingml/2006/wordprocessingDrawing" xmlns:w10="urn:schemas-microsoft-com:office:word" xmlns:w="http://schemas.openxmlformats.org/wordprocessingml/2006/main" xmlns:w14="http://schemas.microsoft.com/office/word/2010/wordml" xmlns:w15="http://schemas.microsoft.com/office/word/2012/wordml" xmlns:w16cex="http://schemas.microsoft.com/office/word/2018/wordml/cex" xmlns:w16cid="http://schemas.microsoft.com/office/word/2016/wordml/cid" xmlns:w16="http://schemas.microsoft.com/office/word/2018/wordml" xmlns:w16sdtdh="http://schemas.microsoft.com/office/word/2020/wordml/sdtdatahash" xmlns:w16se="http://schemas.microsoft.com/office/word/2015/wordml/symex" xmlns:wpg="http://schemas.microsoft.com/office/word/2010/wordprocessingGroup" xmlns:wpi="http://schemas.microsoft.com/office/word/2010/wordprocessingInk" xmlns:wne="http://schemas.microsoft.com/office/word/2006/wordml" xmlns:wps="http://schemas.microsoft.com/office/word/2010/wordprocessingShape" mc:Ignorable="w14 w15 w16se w16cid w16 w16cex w16sdtdh wp14">
   <w:p>
     <w:pPr>
       <w:pStyle w:val="Rodap"/>
@@ -19030,7 +17473,7 @@
 </file>
 
 <file path=word/footer2.xml><?xml version="1.0" encoding="utf-8"?>
-<w:ftr xmlns:wpc="http://schemas.microsoft.com/office/word/2010/wordprocessingCanvas" xmlns:cx="http://schemas.microsoft.com/office/drawing/2014/chartex" xmlns:cx1="http://schemas.microsoft.com/office/drawing/2015/9/8/chartex" xmlns:cx2="http://schemas.microsoft.com/office/drawing/2015/10/21/chartex" xmlns:cx3="http://schemas.microsoft.com/office/drawing/2016/5/9/chartex" xmlns:cx4="http://schemas.microsoft.com/office/drawing/2016/5/10/chartex" xmlns:cx5="http://schemas.microsoft.com/office/drawing/2016/5/11/chartex" xmlns:cx6="http://schemas.microsoft.com/office/drawing/2016/5/12/chartex" xmlns:cx7="http://schemas.microsoft.com/office/drawing/2016/5/13/chartex" xmlns:cx8="http://schemas.microsoft.com/office/drawing/2016/5/14/chartex" xmlns:mc="http://schemas.openxmlformats.org/markup-compatibility/2006" xmlns:m="http://schemas.openxmlformats.org/officeDocument/2006/math" xmlns:aink="http://schemas.microsoft.com/office/drawing/2016/ink" xmlns:am3d="http://schemas.microsoft.com/office/drawing/2017/model3d" xmlns:oel="http://schemas.microsoft.com/office/2019/extlst" xmlns:r="http://schemas.openxmlformats.org/officeDocument/2006/relationships" xmlns:wp14="http://schemas.microsoft.com/office/word/2010/wordprocessingDrawing" xmlns:wp="http://schemas.openxmlformats.org/drawingml/2006/wordprocessingDrawing" xmlns:wpg="http://schemas.microsoft.com/office/word/2010/wordprocessingGroup" xmlns:wpi="http://schemas.microsoft.com/office/word/2010/wordprocessingInk" xmlns:wps="http://schemas.microsoft.com/office/word/2010/wordprocessingShape" xmlns:o="urn:schemas-microsoft-com:office:office" xmlns:v="urn:schemas-microsoft-com:vml" xmlns:w10="urn:schemas-microsoft-com:office:word" xmlns:w="http://schemas.openxmlformats.org/wordprocessingml/2006/main" xmlns:w14="http://schemas.microsoft.com/office/word/2010/wordml" xmlns:w15="http://schemas.microsoft.com/office/word/2012/wordml" xmlns:w16cex="http://schemas.microsoft.com/office/word/2018/wordml/cex" xmlns:w16cid="http://schemas.microsoft.com/office/word/2016/wordml/cid" xmlns:w16="http://schemas.microsoft.com/office/word/2018/wordml" xmlns:w16sdtdh="http://schemas.microsoft.com/office/word/2020/wordml/sdtdatahash" xmlns:w16sdtfl="http://schemas.microsoft.com/office/word/2024/wordml/sdtformatlock" xmlns:w16se="http://schemas.microsoft.com/office/word/2015/wordml/symex" xmlns:w16du="http://schemas.microsoft.com/office/word/2023/wordml/word16du" xmlns:wne="http://schemas.microsoft.com/office/word/2006/wordml" mc:Ignorable="w14 w15 w16se w16cid w16 w16cex w16sdtdh w16sdtfl w16du wp14">
+<w:ftr xmlns:wpc="http://schemas.microsoft.com/office/word/2010/wordprocessingCanvas" xmlns:cx="http://schemas.microsoft.com/office/drawing/2014/chartex" xmlns:cx1="http://schemas.microsoft.com/office/drawing/2015/9/8/chartex" xmlns:cx2="http://schemas.microsoft.com/office/drawing/2015/10/21/chartex" xmlns:cx3="http://schemas.microsoft.com/office/drawing/2016/5/9/chartex" xmlns:cx4="http://schemas.microsoft.com/office/drawing/2016/5/10/chartex" xmlns:cx5="http://schemas.microsoft.com/office/drawing/2016/5/11/chartex" xmlns:cx6="http://schemas.microsoft.com/office/drawing/2016/5/12/chartex" xmlns:cx7="http://schemas.microsoft.com/office/drawing/2016/5/13/chartex" xmlns:cx8="http://schemas.microsoft.com/office/drawing/2016/5/14/chartex" xmlns:mc="http://schemas.openxmlformats.org/markup-compatibility/2006" xmlns:aink="http://schemas.microsoft.com/office/drawing/2016/ink" xmlns:am3d="http://schemas.microsoft.com/office/drawing/2017/model3d" xmlns:o="urn:schemas-microsoft-com:office:office" xmlns:oel="http://schemas.microsoft.com/office/2019/extlst" xmlns:r="http://schemas.openxmlformats.org/officeDocument/2006/relationships" xmlns:m="http://schemas.openxmlformats.org/officeDocument/2006/math" xmlns:v="urn:schemas-microsoft-com:vml" xmlns:wp14="http://schemas.microsoft.com/office/word/2010/wordprocessingDrawing" xmlns:wp="http://schemas.openxmlformats.org/drawingml/2006/wordprocessingDrawing" xmlns:w10="urn:schemas-microsoft-com:office:word" xmlns:w="http://schemas.openxmlformats.org/wordprocessingml/2006/main" xmlns:w14="http://schemas.microsoft.com/office/word/2010/wordml" xmlns:w15="http://schemas.microsoft.com/office/word/2012/wordml" xmlns:w16cex="http://schemas.microsoft.com/office/word/2018/wordml/cex" xmlns:w16cid="http://schemas.microsoft.com/office/word/2016/wordml/cid" xmlns:w16="http://schemas.microsoft.com/office/word/2018/wordml" xmlns:w16sdtdh="http://schemas.microsoft.com/office/word/2020/wordml/sdtdatahash" xmlns:w16se="http://schemas.microsoft.com/office/word/2015/wordml/symex" xmlns:wpg="http://schemas.microsoft.com/office/word/2010/wordprocessingGroup" xmlns:wpi="http://schemas.microsoft.com/office/word/2010/wordprocessingInk" xmlns:wne="http://schemas.microsoft.com/office/word/2006/wordml" xmlns:wps="http://schemas.microsoft.com/office/word/2010/wordprocessingShape" mc:Ignorable="w14 w15 w16se w16cid w16 w16cex w16sdtdh wp14">
   <w:sdt>
     <w:sdtPr>
       <w:id w:val="2071930181"/>
@@ -19213,7 +17656,7 @@
 </file>
 
 <file path=word/footnotes.xml><?xml version="1.0" encoding="utf-8"?>
-<w:footnotes xmlns:wpc="http://schemas.microsoft.com/office/word/2010/wordprocessingCanvas" xmlns:cx="http://schemas.microsoft.com/office/drawing/2014/chartex" xmlns:cx1="http://schemas.microsoft.com/office/drawing/2015/9/8/chartex" xmlns:cx2="http://schemas.microsoft.com/office/drawing/2015/10/21/chartex" xmlns:cx3="http://schemas.microsoft.com/office/drawing/2016/5/9/chartex" xmlns:cx4="http://schemas.microsoft.com/office/drawing/2016/5/10/chartex" xmlns:cx5="http://schemas.microsoft.com/office/drawing/2016/5/11/chartex" xmlns:cx6="http://schemas.microsoft.com/office/drawing/2016/5/12/chartex" xmlns:cx7="http://schemas.microsoft.com/office/drawing/2016/5/13/chartex" xmlns:cx8="http://schemas.microsoft.com/office/drawing/2016/5/14/chartex" xmlns:mc="http://schemas.openxmlformats.org/markup-compatibility/2006" xmlns:m="http://schemas.openxmlformats.org/officeDocument/2006/math" xmlns:aink="http://schemas.microsoft.com/office/drawing/2016/ink" xmlns:am3d="http://schemas.microsoft.com/office/drawing/2017/model3d" xmlns:oel="http://schemas.microsoft.com/office/2019/extlst" xmlns:r="http://schemas.openxmlformats.org/officeDocument/2006/relationships" xmlns:wp14="http://schemas.microsoft.com/office/word/2010/wordprocessingDrawing" xmlns:wp="http://schemas.openxmlformats.org/drawingml/2006/wordprocessingDrawing" xmlns:wpg="http://schemas.microsoft.com/office/word/2010/wordprocessingGroup" xmlns:wpi="http://schemas.microsoft.com/office/word/2010/wordprocessingInk" xmlns:wps="http://schemas.microsoft.com/office/word/2010/wordprocessingShape" xmlns:o="urn:schemas-microsoft-com:office:office" xmlns:v="urn:schemas-microsoft-com:vml" xmlns:w10="urn:schemas-microsoft-com:office:word" xmlns:w="http://schemas.openxmlformats.org/wordprocessingml/2006/main" xmlns:w14="http://schemas.microsoft.com/office/word/2010/wordml" xmlns:w15="http://schemas.microsoft.com/office/word/2012/wordml" xmlns:w16cex="http://schemas.microsoft.com/office/word/2018/wordml/cex" xmlns:w16cid="http://schemas.microsoft.com/office/word/2016/wordml/cid" xmlns:w16="http://schemas.microsoft.com/office/word/2018/wordml" xmlns:w16sdtdh="http://schemas.microsoft.com/office/word/2020/wordml/sdtdatahash" xmlns:w16sdtfl="http://schemas.microsoft.com/office/word/2024/wordml/sdtformatlock" xmlns:w16se="http://schemas.microsoft.com/office/word/2015/wordml/symex" xmlns:w16du="http://schemas.microsoft.com/office/word/2023/wordml/word16du" xmlns:wne="http://schemas.microsoft.com/office/word/2006/wordml" mc:Ignorable="w14 w15 w16se w16cid w16 w16cex w16sdtdh w16sdtfl w16du wp14">
+<w:footnotes xmlns:wpc="http://schemas.microsoft.com/office/word/2010/wordprocessingCanvas" xmlns:cx="http://schemas.microsoft.com/office/drawing/2014/chartex" xmlns:cx1="http://schemas.microsoft.com/office/drawing/2015/9/8/chartex" xmlns:cx2="http://schemas.microsoft.com/office/drawing/2015/10/21/chartex" xmlns:cx3="http://schemas.microsoft.com/office/drawing/2016/5/9/chartex" xmlns:cx4="http://schemas.microsoft.com/office/drawing/2016/5/10/chartex" xmlns:cx5="http://schemas.microsoft.com/office/drawing/2016/5/11/chartex" xmlns:cx6="http://schemas.microsoft.com/office/drawing/2016/5/12/chartex" xmlns:cx7="http://schemas.microsoft.com/office/drawing/2016/5/13/chartex" xmlns:cx8="http://schemas.microsoft.com/office/drawing/2016/5/14/chartex" xmlns:mc="http://schemas.openxmlformats.org/markup-compatibility/2006" xmlns:aink="http://schemas.microsoft.com/office/drawing/2016/ink" xmlns:am3d="http://schemas.microsoft.com/office/drawing/2017/model3d" xmlns:o="urn:schemas-microsoft-com:office:office" xmlns:oel="http://schemas.microsoft.com/office/2019/extlst" xmlns:r="http://schemas.openxmlformats.org/officeDocument/2006/relationships" xmlns:m="http://schemas.openxmlformats.org/officeDocument/2006/math" xmlns:v="urn:schemas-microsoft-com:vml" xmlns:wp14="http://schemas.microsoft.com/office/word/2010/wordprocessingDrawing" xmlns:wp="http://schemas.openxmlformats.org/drawingml/2006/wordprocessingDrawing" xmlns:w10="urn:schemas-microsoft-com:office:word" xmlns:w="http://schemas.openxmlformats.org/wordprocessingml/2006/main" xmlns:w14="http://schemas.microsoft.com/office/word/2010/wordml" xmlns:w15="http://schemas.microsoft.com/office/word/2012/wordml" xmlns:w16cex="http://schemas.microsoft.com/office/word/2018/wordml/cex" xmlns:w16cid="http://schemas.microsoft.com/office/word/2016/wordml/cid" xmlns:w16="http://schemas.microsoft.com/office/word/2018/wordml" xmlns:w16sdtdh="http://schemas.microsoft.com/office/word/2020/wordml/sdtdatahash" xmlns:w16se="http://schemas.microsoft.com/office/word/2015/wordml/symex" xmlns:wpg="http://schemas.microsoft.com/office/word/2010/wordprocessingGroup" xmlns:wpi="http://schemas.microsoft.com/office/word/2010/wordprocessingInk" xmlns:wne="http://schemas.microsoft.com/office/word/2006/wordml" xmlns:wps="http://schemas.microsoft.com/office/word/2010/wordprocessingShape" mc:Ignorable="w14 w15 w16se w16cid w16 w16cex w16sdtdh wp14">
   <w:footnote w:type="separator" w:id="-1">
     <w:p>
       <w:r>
@@ -19232,7 +17675,7 @@
 </file>
 
 <file path=word/header1.xml><?xml version="1.0" encoding="utf-8"?>
-<w:hdr xmlns:wpc="http://schemas.microsoft.com/office/word/2010/wordprocessingCanvas" xmlns:cx="http://schemas.microsoft.com/office/drawing/2014/chartex" xmlns:cx1="http://schemas.microsoft.com/office/drawing/2015/9/8/chartex" xmlns:cx2="http://schemas.microsoft.com/office/drawing/2015/10/21/chartex" xmlns:cx3="http://schemas.microsoft.com/office/drawing/2016/5/9/chartex" xmlns:cx4="http://schemas.microsoft.com/office/drawing/2016/5/10/chartex" xmlns:cx5="http://schemas.microsoft.com/office/drawing/2016/5/11/chartex" xmlns:cx6="http://schemas.microsoft.com/office/drawing/2016/5/12/chartex" xmlns:cx7="http://schemas.microsoft.com/office/drawing/2016/5/13/chartex" xmlns:cx8="http://schemas.microsoft.com/office/drawing/2016/5/14/chartex" xmlns:mc="http://schemas.openxmlformats.org/markup-compatibility/2006" xmlns:m="http://schemas.openxmlformats.org/officeDocument/2006/math" xmlns:aink="http://schemas.microsoft.com/office/drawing/2016/ink" xmlns:am3d="http://schemas.microsoft.com/office/drawing/2017/model3d" xmlns:oel="http://schemas.microsoft.com/office/2019/extlst" xmlns:r="http://schemas.openxmlformats.org/officeDocument/2006/relationships" xmlns:wp14="http://schemas.microsoft.com/office/word/2010/wordprocessingDrawing" xmlns:wp="http://schemas.openxmlformats.org/drawingml/2006/wordprocessingDrawing" xmlns:wpg="http://schemas.microsoft.com/office/word/2010/wordprocessingGroup" xmlns:wpi="http://schemas.microsoft.com/office/word/2010/wordprocessingInk" xmlns:wps="http://schemas.microsoft.com/office/word/2010/wordprocessingShape" xmlns:o="urn:schemas-microsoft-com:office:office" xmlns:v="urn:schemas-microsoft-com:vml" xmlns:w10="urn:schemas-microsoft-com:office:word" xmlns:w="http://schemas.openxmlformats.org/wordprocessingml/2006/main" xmlns:w14="http://schemas.microsoft.com/office/word/2010/wordml" xmlns:w15="http://schemas.microsoft.com/office/word/2012/wordml" xmlns:w16cex="http://schemas.microsoft.com/office/word/2018/wordml/cex" xmlns:w16cid="http://schemas.microsoft.com/office/word/2016/wordml/cid" xmlns:w16="http://schemas.microsoft.com/office/word/2018/wordml" xmlns:w16sdtdh="http://schemas.microsoft.com/office/word/2020/wordml/sdtdatahash" xmlns:w16sdtfl="http://schemas.microsoft.com/office/word/2024/wordml/sdtformatlock" xmlns:w16se="http://schemas.microsoft.com/office/word/2015/wordml/symex" xmlns:w16du="http://schemas.microsoft.com/office/word/2023/wordml/word16du" xmlns:wne="http://schemas.microsoft.com/office/word/2006/wordml" mc:Ignorable="w14 w15 w16se w16cid w16 w16cex w16sdtdh w16sdtfl w16du wp14">
+<w:hdr xmlns:wpc="http://schemas.microsoft.com/office/word/2010/wordprocessingCanvas" xmlns:cx="http://schemas.microsoft.com/office/drawing/2014/chartex" xmlns:cx1="http://schemas.microsoft.com/office/drawing/2015/9/8/chartex" xmlns:cx2="http://schemas.microsoft.com/office/drawing/2015/10/21/chartex" xmlns:cx3="http://schemas.microsoft.com/office/drawing/2016/5/9/chartex" xmlns:cx4="http://schemas.microsoft.com/office/drawing/2016/5/10/chartex" xmlns:cx5="http://schemas.microsoft.com/office/drawing/2016/5/11/chartex" xmlns:cx6="http://schemas.microsoft.com/office/drawing/2016/5/12/chartex" xmlns:cx7="http://schemas.microsoft.com/office/drawing/2016/5/13/chartex" xmlns:cx8="http://schemas.microsoft.com/office/drawing/2016/5/14/chartex" xmlns:mc="http://schemas.openxmlformats.org/markup-compatibility/2006" xmlns:aink="http://schemas.microsoft.com/office/drawing/2016/ink" xmlns:am3d="http://schemas.microsoft.com/office/drawing/2017/model3d" xmlns:o="urn:schemas-microsoft-com:office:office" xmlns:oel="http://schemas.microsoft.com/office/2019/extlst" xmlns:r="http://schemas.openxmlformats.org/officeDocument/2006/relationships" xmlns:m="http://schemas.openxmlformats.org/officeDocument/2006/math" xmlns:v="urn:schemas-microsoft-com:vml" xmlns:wp14="http://schemas.microsoft.com/office/word/2010/wordprocessingDrawing" xmlns:wp="http://schemas.openxmlformats.org/drawingml/2006/wordprocessingDrawing" xmlns:w10="urn:schemas-microsoft-com:office:word" xmlns:w="http://schemas.openxmlformats.org/wordprocessingml/2006/main" xmlns:w14="http://schemas.microsoft.com/office/word/2010/wordml" xmlns:w15="http://schemas.microsoft.com/office/word/2012/wordml" xmlns:w16cex="http://schemas.microsoft.com/office/word/2018/wordml/cex" xmlns:w16cid="http://schemas.microsoft.com/office/word/2016/wordml/cid" xmlns:w16="http://schemas.microsoft.com/office/word/2018/wordml" xmlns:w16sdtdh="http://schemas.microsoft.com/office/word/2020/wordml/sdtdatahash" xmlns:w16se="http://schemas.microsoft.com/office/word/2015/wordml/symex" xmlns:wpg="http://schemas.microsoft.com/office/word/2010/wordprocessingGroup" xmlns:wpi="http://schemas.microsoft.com/office/word/2010/wordprocessingInk" xmlns:wne="http://schemas.microsoft.com/office/word/2006/wordml" xmlns:wps="http://schemas.microsoft.com/office/word/2010/wordprocessingShape" mc:Ignorable="w14 w15 w16se w16cid w16 w16cex w16sdtdh wp14">
   <w:p>
     <w:pPr>
       <w:pStyle w:val="Cabealho"/>
@@ -19242,7 +17685,7 @@
 </file>
 
 <file path=word/numbering.xml><?xml version="1.0" encoding="utf-8"?>
-<w:numbering xmlns:wpc="http://schemas.microsoft.com/office/word/2010/wordprocessingCanvas" xmlns:cx="http://schemas.microsoft.com/office/drawing/2014/chartex" xmlns:cx1="http://schemas.microsoft.com/office/drawing/2015/9/8/chartex" xmlns:cx2="http://schemas.microsoft.com/office/drawing/2015/10/21/chartex" xmlns:cx3="http://schemas.microsoft.com/office/drawing/2016/5/9/chartex" xmlns:cx4="http://schemas.microsoft.com/office/drawing/2016/5/10/chartex" xmlns:cx5="http://schemas.microsoft.com/office/drawing/2016/5/11/chartex" xmlns:cx6="http://schemas.microsoft.com/office/drawing/2016/5/12/chartex" xmlns:cx7="http://schemas.microsoft.com/office/drawing/2016/5/13/chartex" xmlns:cx8="http://schemas.microsoft.com/office/drawing/2016/5/14/chartex" xmlns:mc="http://schemas.openxmlformats.org/markup-compatibility/2006" xmlns:m="http://schemas.openxmlformats.org/officeDocument/2006/math" xmlns:aink="http://schemas.microsoft.com/office/drawing/2016/ink" xmlns:am3d="http://schemas.microsoft.com/office/drawing/2017/model3d" xmlns:oel="http://schemas.microsoft.com/office/2019/extlst" xmlns:r="http://schemas.openxmlformats.org/officeDocument/2006/relationships" xmlns:wp14="http://schemas.microsoft.com/office/word/2010/wordprocessingDrawing" xmlns:wp="http://schemas.openxmlformats.org/drawingml/2006/wordprocessingDrawing" xmlns:wpg="http://schemas.microsoft.com/office/word/2010/wordprocessingGroup" xmlns:wpi="http://schemas.microsoft.com/office/word/2010/wordprocessingInk" xmlns:wps="http://schemas.microsoft.com/office/word/2010/wordprocessingShape" xmlns:o="urn:schemas-microsoft-com:office:office" xmlns:v="urn:schemas-microsoft-com:vml" xmlns:w10="urn:schemas-microsoft-com:office:word" xmlns:w="http://schemas.openxmlformats.org/wordprocessingml/2006/main" xmlns:w14="http://schemas.microsoft.com/office/word/2010/wordml" xmlns:w15="http://schemas.microsoft.com/office/word/2012/wordml" xmlns:w16cex="http://schemas.microsoft.com/office/word/2018/wordml/cex" xmlns:w16cid="http://schemas.microsoft.com/office/word/2016/wordml/cid" xmlns:w16="http://schemas.microsoft.com/office/word/2018/wordml" xmlns:w16sdtdh="http://schemas.microsoft.com/office/word/2020/wordml/sdtdatahash" xmlns:w16sdtfl="http://schemas.microsoft.com/office/word/2024/wordml/sdtformatlock" xmlns:w16se="http://schemas.microsoft.com/office/word/2015/wordml/symex" xmlns:w16du="http://schemas.microsoft.com/office/word/2023/wordml/word16du" xmlns:wne="http://schemas.microsoft.com/office/word/2006/wordml" mc:Ignorable="w14 w15 w16se w16cid w16 w16cex w16sdtdh w16sdtfl w16du wp14">
+<w:numbering xmlns:wpc="http://schemas.microsoft.com/office/word/2010/wordprocessingCanvas" xmlns:cx="http://schemas.microsoft.com/office/drawing/2014/chartex" xmlns:cx1="http://schemas.microsoft.com/office/drawing/2015/9/8/chartex" xmlns:cx2="http://schemas.microsoft.com/office/drawing/2015/10/21/chartex" xmlns:cx3="http://schemas.microsoft.com/office/drawing/2016/5/9/chartex" xmlns:cx4="http://schemas.microsoft.com/office/drawing/2016/5/10/chartex" xmlns:cx5="http://schemas.microsoft.com/office/drawing/2016/5/11/chartex" xmlns:cx6="http://schemas.microsoft.com/office/drawing/2016/5/12/chartex" xmlns:cx7="http://schemas.microsoft.com/office/drawing/2016/5/13/chartex" xmlns:cx8="http://schemas.microsoft.com/office/drawing/2016/5/14/chartex" xmlns:mc="http://schemas.openxmlformats.org/markup-compatibility/2006" xmlns:aink="http://schemas.microsoft.com/office/drawing/2016/ink" xmlns:am3d="http://schemas.microsoft.com/office/drawing/2017/model3d" xmlns:o="urn:schemas-microsoft-com:office:office" xmlns:oel="http://schemas.microsoft.com/office/2019/extlst" xmlns:r="http://schemas.openxmlformats.org/officeDocument/2006/relationships" xmlns:m="http://schemas.openxmlformats.org/officeDocument/2006/math" xmlns:v="urn:schemas-microsoft-com:vml" xmlns:wp14="http://schemas.microsoft.com/office/word/2010/wordprocessingDrawing" xmlns:wp="http://schemas.openxmlformats.org/drawingml/2006/wordprocessingDrawing" xmlns:w10="urn:schemas-microsoft-com:office:word" xmlns:w="http://schemas.openxmlformats.org/wordprocessingml/2006/main" xmlns:w14="http://schemas.microsoft.com/office/word/2010/wordml" xmlns:w15="http://schemas.microsoft.com/office/word/2012/wordml" xmlns:w16cex="http://schemas.microsoft.com/office/word/2018/wordml/cex" xmlns:w16cid="http://schemas.microsoft.com/office/word/2016/wordml/cid" xmlns:w16="http://schemas.microsoft.com/office/word/2018/wordml" xmlns:w16sdtdh="http://schemas.microsoft.com/office/word/2020/wordml/sdtdatahash" xmlns:w16se="http://schemas.microsoft.com/office/word/2015/wordml/symex" xmlns:wpg="http://schemas.microsoft.com/office/word/2010/wordprocessingGroup" xmlns:wpi="http://schemas.microsoft.com/office/word/2010/wordprocessingInk" xmlns:wne="http://schemas.microsoft.com/office/word/2006/wordml" xmlns:wps="http://schemas.microsoft.com/office/word/2010/wordprocessingShape" mc:Ignorable="w14 w15 w16se w16cid w16 w16cex w16sdtdh wp14">
   <w:abstractNum w:abstractNumId="0" w15:restartNumberingAfterBreak="0">
     <w:nsid w:val="033B1D64"/>
     <w:multiLevelType w:val="hybridMultilevel"/>
@@ -22559,7 +21002,7 @@
 </file>
 
 <file path=word/styles.xml><?xml version="1.0" encoding="utf-8"?>
-<w:styles xmlns:mc="http://schemas.openxmlformats.org/markup-compatibility/2006" xmlns:r="http://schemas.openxmlformats.org/officeDocument/2006/relationships" xmlns:w="http://schemas.openxmlformats.org/wordprocessingml/2006/main" xmlns:w14="http://schemas.microsoft.com/office/word/2010/wordml" xmlns:w15="http://schemas.microsoft.com/office/word/2012/wordml" xmlns:w16cex="http://schemas.microsoft.com/office/word/2018/wordml/cex" xmlns:w16cid="http://schemas.microsoft.com/office/word/2016/wordml/cid" xmlns:w16="http://schemas.microsoft.com/office/word/2018/wordml" xmlns:w16sdtdh="http://schemas.microsoft.com/office/word/2020/wordml/sdtdatahash" xmlns:w16sdtfl="http://schemas.microsoft.com/office/word/2024/wordml/sdtformatlock" xmlns:w16se="http://schemas.microsoft.com/office/word/2015/wordml/symex" xmlns:w16du="http://schemas.microsoft.com/office/word/2023/wordml/word16du" mc:Ignorable="w14 w15 w16se w16cid w16 w16cex w16sdtdh w16sdtfl w16du">
+<w:styles xmlns:mc="http://schemas.openxmlformats.org/markup-compatibility/2006" xmlns:r="http://schemas.openxmlformats.org/officeDocument/2006/relationships" xmlns:w="http://schemas.openxmlformats.org/wordprocessingml/2006/main" xmlns:w14="http://schemas.microsoft.com/office/word/2010/wordml" xmlns:w15="http://schemas.microsoft.com/office/word/2012/wordml" xmlns:w16cex="http://schemas.microsoft.com/office/word/2018/wordml/cex" xmlns:w16cid="http://schemas.microsoft.com/office/word/2016/wordml/cid" xmlns:w16="http://schemas.microsoft.com/office/word/2018/wordml" xmlns:w16sdtdh="http://schemas.microsoft.com/office/word/2020/wordml/sdtdatahash" xmlns:w16se="http://schemas.microsoft.com/office/word/2015/wordml/symex" mc:Ignorable="w14 w15 w16se w16cid w16 w16cex w16sdtdh">
   <w:docDefaults>
     <w:rPrDefault>
       <w:rPr>
@@ -23204,6 +21647,7 @@
   <w:style w:type="character" w:default="1" w:styleId="Tipodeletrapredefinidodopargrafo">
     <w:name w:val="Default Paragraph Font"/>
     <w:uiPriority w:val="1"/>
+    <w:semiHidden/>
     <w:unhideWhenUsed/>
   </w:style>
   <w:style w:type="table" w:default="1" w:styleId="Tabelanormal">
@@ -24699,10 +23143,30 @@
 </file>
 
 <file path=customXml/item1.xml><?xml version="1.0" encoding="utf-8"?>
+<p:properties xmlns:p="http://schemas.microsoft.com/office/2006/metadata/properties" xmlns:xsi="http://www.w3.org/2001/XMLSchema-instance" xmlns:pc="http://schemas.microsoft.com/office/infopath/2007/PartnerControls">
+  <documentManagement>
+    <TaxCatchAll xmlns="fa1ba186-cf14-4658-82ff-4e1486731960" xsi:nil="true"/>
+    <lcf76f155ced4ddcb4097134ff3c332f xmlns="52a6887f-9537-4a34-8793-b765f13d0873">
+      <Terms xmlns="http://schemas.microsoft.com/office/infopath/2007/PartnerControls"/>
+    </lcf76f155ced4ddcb4097134ff3c332f>
+  </documentManagement>
+</p:properties>
+</file>
+
+<file path=customXml/item2.xml><?xml version="1.0" encoding="utf-8"?>
+<?mso-contentType ?>
+<FormTemplates xmlns="http://schemas.microsoft.com/sharepoint/v3/contenttype/forms">
+  <Display>DocumentLibraryForm</Display>
+  <Edit>DocumentLibraryForm</Edit>
+  <New>DocumentLibraryForm</New>
+</FormTemplates>
+</file>
+
+<file path=customXml/item3.xml><?xml version="1.0" encoding="utf-8"?>
 <b:Sources xmlns:b="http://schemas.openxmlformats.org/officeDocument/2006/bibliography" xmlns="http://schemas.openxmlformats.org/officeDocument/2006/bibliography" SelectedStyle="\APASixthEditionOfficeOnline.xsl" StyleName="APA" Version="6"/>
 </file>
 
-<file path=customXml/item2.xml><?xml version="1.0" encoding="utf-8"?>
+<file path=customXml/item4.xml><?xml version="1.0" encoding="utf-8"?>
 <ct:contentTypeSchema xmlns:ct="http://schemas.microsoft.com/office/2006/metadata/contentType" xmlns:ma="http://schemas.microsoft.com/office/2006/metadata/properties/metaAttributes" ct:_="" ma:_="" ma:contentTypeName="Documento" ma:contentTypeID="0x0101003F8ECAAF88AFCB4AB1D806FDE394FD03" ma:contentTypeVersion="12" ma:contentTypeDescription="Criar um novo documento." ma:contentTypeScope="" ma:versionID="541e5482cd22746a72c07b4578302587">
   <xsd:schema xmlns:xsd="http://www.w3.org/2001/XMLSchema" xmlns:xs="http://www.w3.org/2001/XMLSchema" xmlns:p="http://schemas.microsoft.com/office/2006/metadata/properties" xmlns:ns2="52a6887f-9537-4a34-8793-b765f13d0873" xmlns:ns3="fa1ba186-cf14-4658-82ff-4e1486731960" targetNamespace="http://schemas.microsoft.com/office/2006/metadata/properties" ma:root="true" ma:fieldsID="4badabe4fa58f02b4fe1f9c3f11ac53e" ns2:_="" ns3:_="">
     <xsd:import namespace="52a6887f-9537-4a34-8793-b765f13d0873"/>
@@ -24903,27 +23367,26 @@
 </ct:contentTypeSchema>
 </file>
 
-<file path=customXml/item3.xml><?xml version="1.0" encoding="utf-8"?>
-<?mso-contentType ?>
-<FormTemplates xmlns="http://schemas.microsoft.com/sharepoint/v3/contenttype/forms">
-  <Display>DocumentLibraryForm</Display>
-  <Edit>DocumentLibraryForm</Edit>
-  <New>DocumentLibraryForm</New>
-</FormTemplates>
+<file path=customXml/itemProps1.xml><?xml version="1.0" encoding="utf-8"?>
+<ds:datastoreItem xmlns:ds="http://schemas.openxmlformats.org/officeDocument/2006/customXml" ds:itemID="{B0D02839-B28B-4402-A79D-B0CCDC274F38}">
+  <ds:schemaRefs>
+    <ds:schemaRef ds:uri="http://schemas.microsoft.com/office/2006/metadata/properties"/>
+    <ds:schemaRef ds:uri="http://schemas.microsoft.com/office/infopath/2007/PartnerControls"/>
+    <ds:schemaRef ds:uri="fa1ba186-cf14-4658-82ff-4e1486731960"/>
+    <ds:schemaRef ds:uri="52a6887f-9537-4a34-8793-b765f13d0873"/>
+  </ds:schemaRefs>
+</ds:datastoreItem>
 </file>
 
-<file path=customXml/item4.xml><?xml version="1.0" encoding="utf-8"?>
-<p:properties xmlns:p="http://schemas.microsoft.com/office/2006/metadata/properties" xmlns:xsi="http://www.w3.org/2001/XMLSchema-instance" xmlns:pc="http://schemas.microsoft.com/office/infopath/2007/PartnerControls">
-  <documentManagement>
-    <TaxCatchAll xmlns="fa1ba186-cf14-4658-82ff-4e1486731960" xsi:nil="true"/>
-    <lcf76f155ced4ddcb4097134ff3c332f xmlns="52a6887f-9537-4a34-8793-b765f13d0873">
-      <Terms xmlns="http://schemas.microsoft.com/office/infopath/2007/PartnerControls"/>
-    </lcf76f155ced4ddcb4097134ff3c332f>
-  </documentManagement>
-</p:properties>
+<file path=customXml/itemProps2.xml><?xml version="1.0" encoding="utf-8"?>
+<ds:datastoreItem xmlns:ds="http://schemas.openxmlformats.org/officeDocument/2006/customXml" ds:itemID="{990C7B0B-29F8-4472-849D-8AEB923CF9C9}">
+  <ds:schemaRefs>
+    <ds:schemaRef ds:uri="http://schemas.microsoft.com/sharepoint/v3/contenttype/forms"/>
+  </ds:schemaRefs>
+</ds:datastoreItem>
 </file>
 
-<file path=customXml/itemProps1.xml><?xml version="1.0" encoding="utf-8"?>
+<file path=customXml/itemProps3.xml><?xml version="1.0" encoding="utf-8"?>
 <ds:datastoreItem xmlns:ds="http://schemas.openxmlformats.org/officeDocument/2006/customXml" ds:itemID="{A25B1696-18C1-4D15-B3DC-70744EEF1791}">
   <ds:schemaRefs>
     <ds:schemaRef ds:uri="http://schemas.openxmlformats.org/officeDocument/2006/bibliography"/>
@@ -24931,7 +23394,7 @@
 </ds:datastoreItem>
 </file>
 
-<file path=customXml/itemProps2.xml><?xml version="1.0" encoding="utf-8"?>
+<file path=customXml/itemProps4.xml><?xml version="1.0" encoding="utf-8"?>
 <ds:datastoreItem xmlns:ds="http://schemas.openxmlformats.org/officeDocument/2006/customXml" ds:itemID="{B04309D4-A979-44A4-8B48-1DFD9E70F312}">
   <ds:schemaRefs>
     <ds:schemaRef ds:uri="http://schemas.microsoft.com/office/2006/metadata/contentType"/>
@@ -24948,23 +23411,4 @@
     <ds:schemaRef ds:uri="http://schemas.microsoft.com/internal/obd"/>
   </ds:schemaRefs>
 </ds:datastoreItem>
-</file>
-
-<file path=customXml/itemProps3.xml><?xml version="1.0" encoding="utf-8"?>
-<ds:datastoreItem xmlns:ds="http://schemas.openxmlformats.org/officeDocument/2006/customXml" ds:itemID="{990C7B0B-29F8-4472-849D-8AEB923CF9C9}">
-  <ds:schemaRefs>
-    <ds:schemaRef ds:uri="http://schemas.microsoft.com/sharepoint/v3/contenttype/forms"/>
-  </ds:schemaRefs>
-</ds:datastoreItem>
-</file>
-
-<file path=customXml/itemProps4.xml><?xml version="1.0" encoding="utf-8"?>
-<ds:datastoreItem xmlns:ds="http://schemas.openxmlformats.org/officeDocument/2006/customXml" ds:itemID="{B0D02839-B28B-4402-A79D-B0CCDC274F38}">
-  <ds:schemaRefs>
-    <ds:schemaRef ds:uri="http://schemas.microsoft.com/office/2006/metadata/properties"/>
-    <ds:schemaRef ds:uri="http://schemas.microsoft.com/office/infopath/2007/PartnerControls"/>
-    <ds:schemaRef ds:uri="fa1ba186-cf14-4658-82ff-4e1486731960"/>
-    <ds:schemaRef ds:uri="52a6887f-9537-4a34-8793-b765f13d0873"/>
-  </ds:schemaRefs>
-</ds:datastoreItem>
 </file>
--- a/MDS-2026-Relatorio.docx
+++ b/MDS-2026-Relatorio.docx
@@ -1,6 +1,6 @@
 
 <file path=word/document.xml><?xml version="1.0" encoding="utf-8"?>
-<w:document xmlns:wpc="http://schemas.microsoft.com/office/word/2010/wordprocessingCanvas" xmlns:cx="http://schemas.microsoft.com/office/drawing/2014/chartex" xmlns:cx1="http://schemas.microsoft.com/office/drawing/2015/9/8/chartex" xmlns:cx2="http://schemas.microsoft.com/office/drawing/2015/10/21/chartex" xmlns:cx3="http://schemas.microsoft.com/office/drawing/2016/5/9/chartex" xmlns:cx4="http://schemas.microsoft.com/office/drawing/2016/5/10/chartex" xmlns:cx5="http://schemas.microsoft.com/office/drawing/2016/5/11/chartex" xmlns:cx6="http://schemas.microsoft.com/office/drawing/2016/5/12/chartex" xmlns:cx7="http://schemas.microsoft.com/office/drawing/2016/5/13/chartex" xmlns:cx8="http://schemas.microsoft.com/office/drawing/2016/5/14/chartex" xmlns:mc="http://schemas.openxmlformats.org/markup-compatibility/2006" xmlns:aink="http://schemas.microsoft.com/office/drawing/2016/ink" xmlns:am3d="http://schemas.microsoft.com/office/drawing/2017/model3d" xmlns:o="urn:schemas-microsoft-com:office:office" xmlns:oel="http://schemas.microsoft.com/office/2019/extlst" xmlns:r="http://schemas.openxmlformats.org/officeDocument/2006/relationships" xmlns:m="http://schemas.openxmlformats.org/officeDocument/2006/math" xmlns:v="urn:schemas-microsoft-com:vml" xmlns:wp14="http://schemas.microsoft.com/office/word/2010/wordprocessingDrawing" xmlns:wp="http://schemas.openxmlformats.org/drawingml/2006/wordprocessingDrawing" xmlns:w10="urn:schemas-microsoft-com:office:word" xmlns:w="http://schemas.openxmlformats.org/wordprocessingml/2006/main" xmlns:w14="http://schemas.microsoft.com/office/word/2010/wordml" xmlns:w15="http://schemas.microsoft.com/office/word/2012/wordml" xmlns:w16cex="http://schemas.microsoft.com/office/word/2018/wordml/cex" xmlns:w16cid="http://schemas.microsoft.com/office/word/2016/wordml/cid" xmlns:w16="http://schemas.microsoft.com/office/word/2018/wordml" xmlns:w16sdtdh="http://schemas.microsoft.com/office/word/2020/wordml/sdtdatahash" xmlns:w16se="http://schemas.microsoft.com/office/word/2015/wordml/symex" xmlns:wpg="http://schemas.microsoft.com/office/word/2010/wordprocessingGroup" xmlns:wpi="http://schemas.microsoft.com/office/word/2010/wordprocessingInk" xmlns:wne="http://schemas.microsoft.com/office/word/2006/wordml" xmlns:wps="http://schemas.microsoft.com/office/word/2010/wordprocessingShape" mc:Ignorable="w14 w15 w16se w16cid w16 w16cex w16sdtdh wp14">
+<w:document xmlns:wpc="http://schemas.microsoft.com/office/word/2010/wordprocessingCanvas" xmlns:cx="http://schemas.microsoft.com/office/drawing/2014/chartex" xmlns:cx1="http://schemas.microsoft.com/office/drawing/2015/9/8/chartex" xmlns:cx2="http://schemas.microsoft.com/office/drawing/2015/10/21/chartex" xmlns:cx3="http://schemas.microsoft.com/office/drawing/2016/5/9/chartex" xmlns:cx4="http://schemas.microsoft.com/office/drawing/2016/5/10/chartex" xmlns:cx5="http://schemas.microsoft.com/office/drawing/2016/5/11/chartex" xmlns:cx6="http://schemas.microsoft.com/office/drawing/2016/5/12/chartex" xmlns:cx7="http://schemas.microsoft.com/office/drawing/2016/5/13/chartex" xmlns:cx8="http://schemas.microsoft.com/office/drawing/2016/5/14/chartex" xmlns:mc="http://schemas.openxmlformats.org/markup-compatibility/2006" xmlns:m="http://schemas.openxmlformats.org/officeDocument/2006/math" xmlns:aink="http://schemas.microsoft.com/office/drawing/2016/ink" xmlns:am3d="http://schemas.microsoft.com/office/drawing/2017/model3d" xmlns:oel="http://schemas.microsoft.com/office/2019/extlst" xmlns:r="http://schemas.openxmlformats.org/officeDocument/2006/relationships" xmlns:wp14="http://schemas.microsoft.com/office/word/2010/wordprocessingDrawing" xmlns:wp="http://schemas.openxmlformats.org/drawingml/2006/wordprocessingDrawing" xmlns:wpg="http://schemas.microsoft.com/office/word/2010/wordprocessingGroup" xmlns:wpi="http://schemas.microsoft.com/office/word/2010/wordprocessingInk" xmlns:wps="http://schemas.microsoft.com/office/word/2010/wordprocessingShape" xmlns:o="urn:schemas-microsoft-com:office:office" xmlns:v="urn:schemas-microsoft-com:vml" xmlns:w10="urn:schemas-microsoft-com:office:word" xmlns:w="http://schemas.openxmlformats.org/wordprocessingml/2006/main" xmlns:w14="http://schemas.microsoft.com/office/word/2010/wordml" xmlns:w15="http://schemas.microsoft.com/office/word/2012/wordml" xmlns:w16cex="http://schemas.microsoft.com/office/word/2018/wordml/cex" xmlns:w16cid="http://schemas.microsoft.com/office/word/2016/wordml/cid" xmlns:w16="http://schemas.microsoft.com/office/word/2018/wordml" xmlns:w16sdtdh="http://schemas.microsoft.com/office/word/2020/wordml/sdtdatahash" xmlns:w16sdtfl="http://schemas.microsoft.com/office/word/2024/wordml/sdtformatlock" xmlns:w16se="http://schemas.microsoft.com/office/word/2015/wordml/symex" xmlns:w16du="http://schemas.microsoft.com/office/word/2023/wordml/word16du" xmlns:wne="http://schemas.microsoft.com/office/word/2006/wordml" mc:Ignorable="w14 w15 w16se w16cid w16 w16cex w16sdtdh w16sdtfl w16du wp14">
   <w:body>
     <w:tbl>
       <w:tblPr>
@@ -97,7 +97,15 @@
               <w:jc w:val="center"/>
             </w:pPr>
             <w:r>
-              <w:t xml:space="preserve">Curso de TeSP em </w:t>
+              <w:t xml:space="preserve">Curso de </w:t>
+            </w:r>
+            <w:proofErr w:type="spellStart"/>
+            <w:r>
+              <w:t>TeSP</w:t>
+            </w:r>
+            <w:proofErr w:type="spellEnd"/>
+            <w:r>
+              <w:t xml:space="preserve"> em </w:t>
             </w:r>
             <w:r>
               <w:br/>
@@ -799,8 +807,13 @@
               </w:rPr>
             </w:pPr>
             <w:r>
-              <w:t>Bianca Maluf Bigolin</w:t>
-            </w:r>
+              <w:t xml:space="preserve">Bianca Maluf </w:t>
+            </w:r>
+            <w:proofErr w:type="spellStart"/>
+            <w:r>
+              <w:t>Bigolin</w:t>
+            </w:r>
+            <w:proofErr w:type="spellEnd"/>
           </w:p>
         </w:tc>
       </w:tr>
@@ -4694,7 +4707,63 @@
     </w:p>
     <w:p>
       <w:r>
-        <w:t>No Capítulo 1, há uma introdução ao projeto. Este capítulo inclui os objetivos, o contexto, o planejamento geral, a equipe envolvida e a metodologia de desenvolvimento escolhida. O Capítulo 2 foca na especificação do sistema. Aqui, fazemos uma análise das aplicações concorrentes no mercado, mostramos os wireframes e mockups desenvolvidos para a aplicação e descrevemos o diagrama de classes usado na modelagem do sistema. No Capítulo 3, apresentamos a aplicação da metodologia Scrum no projeto. Identificamos os stakeholders e os membros da equipe Scrum, definimos as User Stories e descrevemos as atividades realizadas em cada Sprint. Isso inclui planejamento, reuniões de acompanhamento e retrospectivas. Por fim, o Capítulo 4 traz as conclusões do projeto. Destacamos os principais resultados obtidos, as dificuldades encontradas durante o desenvolvimento e as habilidades adquiridas pela equipe ao longo do trabalho.</w:t>
+        <w:t xml:space="preserve">No Capítulo 1, há uma introdução ao projeto. Este capítulo inclui os objetivos, o contexto, o planejamento geral, a equipe envolvida e a metodologia de desenvolvimento escolhida. O Capítulo 2 foca na especificação do sistema. Aqui, fazemos uma análise das aplicações concorrentes no mercado, mostramos os </w:t>
+      </w:r>
+      <w:proofErr w:type="spellStart"/>
+      <w:r>
+        <w:t>wireframes</w:t>
+      </w:r>
+      <w:proofErr w:type="spellEnd"/>
+      <w:r>
+        <w:t xml:space="preserve"> e </w:t>
+      </w:r>
+      <w:proofErr w:type="spellStart"/>
+      <w:r>
+        <w:t>mockups</w:t>
+      </w:r>
+      <w:proofErr w:type="spellEnd"/>
+      <w:r>
+        <w:t xml:space="preserve"> desenvolvidos para a aplicação e descrevemos o diagrama de classes usado na modelagem do sistema. No Capítulo 3, apresentamos a aplicação da metodologia </w:t>
+      </w:r>
+      <w:proofErr w:type="spellStart"/>
+      <w:r>
+        <w:t>Scrum</w:t>
+      </w:r>
+      <w:proofErr w:type="spellEnd"/>
+      <w:r>
+        <w:t xml:space="preserve"> no projeto. Identificamos os </w:t>
+      </w:r>
+      <w:proofErr w:type="spellStart"/>
+      <w:r>
+        <w:t>stakeholders</w:t>
+      </w:r>
+      <w:proofErr w:type="spellEnd"/>
+      <w:r>
+        <w:t xml:space="preserve"> e os membros da equipe </w:t>
+      </w:r>
+      <w:proofErr w:type="spellStart"/>
+      <w:r>
+        <w:t>Scrum</w:t>
+      </w:r>
+      <w:proofErr w:type="spellEnd"/>
+      <w:r>
+        <w:t xml:space="preserve">, definimos as User </w:t>
+      </w:r>
+      <w:proofErr w:type="spellStart"/>
+      <w:r>
+        <w:t>Stories</w:t>
+      </w:r>
+      <w:proofErr w:type="spellEnd"/>
+      <w:r>
+        <w:t xml:space="preserve"> e descrevemos as atividades realizadas em cada Sprint. Isso inclui planejamento, reuniões de acompanhamento e </w:t>
+      </w:r>
+      <w:proofErr w:type="spellStart"/>
+      <w:r>
+        <w:t>retrospectivas</w:t>
+      </w:r>
+      <w:proofErr w:type="spellEnd"/>
+      <w:r>
+        <w:t>. Por fim, o Capítulo 4 traz as conclusões do projeto. Destacamos os principais resultados obtidos, as dificuldades encontradas durante o desenvolvimento e as habilidades adquiridas pela equipe ao longo do trabalho.</w:t>
       </w:r>
     </w:p>
     <w:p/>
@@ -4738,7 +4807,15 @@
     </w:p>
     <w:p>
       <w:r>
-        <w:t>Os principais stakeholders do sistema são os utilizadores da aplicação, a equipa de desenvolvimento e os docentes responsáveis pelo acompanhamento do projeto.</w:t>
+        <w:t xml:space="preserve">Os principais </w:t>
+      </w:r>
+      <w:proofErr w:type="spellStart"/>
+      <w:r>
+        <w:t>stakeholders</w:t>
+      </w:r>
+      <w:proofErr w:type="spellEnd"/>
+      <w:r>
+        <w:t xml:space="preserve"> do sistema são os utilizadores da aplicação, a equipa de desenvolvimento e os docentes responsáveis pelo acompanhamento do projeto.</w:t>
       </w:r>
     </w:p>
     <w:p>
@@ -4780,8 +4857,13 @@
         <w:pStyle w:val="Ttulo3"/>
       </w:pPr>
       <w:bookmarkStart w:id="6" w:name="_Toc232856236"/>
-      <w:r>
-        <w:t>Bring! Lista de Compras</w:t>
+      <w:proofErr w:type="spellStart"/>
+      <w:r>
+        <w:t>Bring</w:t>
+      </w:r>
+      <w:proofErr w:type="spellEnd"/>
+      <w:r>
+        <w:t>! Lista de Compras</w:t>
       </w:r>
       <w:bookmarkEnd w:id="6"/>
       <w:r>
@@ -4806,32 +4888,24 @@
       <w:r>
         <w:t xml:space="preserve">Tabela </w:t>
       </w:r>
-      <w:r>
-        <w:fldChar w:fldCharType="begin"/>
-      </w:r>
-      <w:r>
-        <w:instrText xml:space="preserve"> SEQ Tabela \* ARABIC </w:instrText>
-      </w:r>
-      <w:r>
-        <w:fldChar w:fldCharType="separate"/>
-      </w:r>
-      <w:r>
-        <w:rPr>
-          <w:noProof/>
-        </w:rPr>
-        <w:t>1</w:t>
-      </w:r>
-      <w:r>
-        <w:rPr>
-          <w:noProof/>
-        </w:rPr>
-        <w:fldChar w:fldCharType="end"/>
-      </w:r>
+      <w:fldSimple w:instr=" SEQ Tabela \* ARABIC ">
+        <w:r>
+          <w:rPr>
+            <w:noProof/>
+          </w:rPr>
+          <w:t>1</w:t>
+        </w:r>
+      </w:fldSimple>
       <w:r>
         <w:t xml:space="preserve"> – Descrição do </w:t>
       </w:r>
-      <w:r>
-        <w:t>Bring!</w:t>
+      <w:proofErr w:type="spellStart"/>
+      <w:r>
+        <w:t>Bring</w:t>
+      </w:r>
+      <w:proofErr w:type="spellEnd"/>
+      <w:r>
+        <w:t>!</w:t>
       </w:r>
       <w:bookmarkEnd w:id="7"/>
     </w:p>
@@ -4966,8 +5040,13 @@
                 <w:highlight w:val="yellow"/>
               </w:rPr>
             </w:pPr>
-            <w:r>
-              <w:t>Bring!</w:t>
+            <w:proofErr w:type="spellStart"/>
+            <w:r>
+              <w:t>Bring</w:t>
+            </w:r>
+            <w:proofErr w:type="spellEnd"/>
+            <w:r>
+              <w:t>!</w:t>
             </w:r>
           </w:p>
         </w:tc>
@@ -5063,8 +5142,13 @@
               <w:jc w:val="left"/>
               <w:cnfStyle w:val="000000100000" w:firstRow="0" w:lastRow="0" w:firstColumn="0" w:lastColumn="0" w:oddVBand="0" w:evenVBand="0" w:oddHBand="1" w:evenHBand="0" w:firstRowFirstColumn="0" w:firstRowLastColumn="0" w:lastRowFirstColumn="0" w:lastRowLastColumn="0"/>
             </w:pPr>
-            <w:r>
-              <w:t>Bring! É uma aplicação de lista de compras gratuita que permite criar e compartilhar</w:t>
+            <w:proofErr w:type="spellStart"/>
+            <w:r>
+              <w:t>Bring</w:t>
+            </w:r>
+            <w:proofErr w:type="spellEnd"/>
+            <w:r>
+              <w:t>! É uma aplicação de lista de compras gratuita que permite criar e compartilhar</w:t>
             </w:r>
             <w:r>
               <w:t>,</w:t>
@@ -5326,10 +5410,12 @@
         <w:pStyle w:val="Ttulo3"/>
       </w:pPr>
       <w:bookmarkStart w:id="8" w:name="_Toc232856237"/>
+      <w:proofErr w:type="spellStart"/>
       <w:r>
         <w:t>Listonic</w:t>
       </w:r>
       <w:bookmarkEnd w:id="8"/>
+      <w:proofErr w:type="spellEnd"/>
     </w:p>
     <w:p>
       <w:pPr>
@@ -5341,34 +5427,23 @@
       <w:r>
         <w:t xml:space="preserve">Tabela </w:t>
       </w:r>
-      <w:r>
-        <w:fldChar w:fldCharType="begin"/>
-      </w:r>
-      <w:r>
-        <w:instrText xml:space="preserve"> SEQ Tabela \* ARABIC </w:instrText>
-      </w:r>
-      <w:r>
-        <w:fldChar w:fldCharType="separate"/>
-      </w:r>
-      <w:r>
-        <w:rPr>
-          <w:noProof/>
-        </w:rPr>
-        <w:t>2</w:t>
-      </w:r>
-      <w:r>
-        <w:rPr>
-          <w:noProof/>
-        </w:rPr>
-        <w:fldChar w:fldCharType="end"/>
-      </w:r>
+      <w:fldSimple w:instr=" SEQ Tabela \* ARABIC ">
+        <w:r>
+          <w:rPr>
+            <w:noProof/>
+          </w:rPr>
+          <w:t>2</w:t>
+        </w:r>
+      </w:fldSimple>
       <w:r>
         <w:t xml:space="preserve"> – Descrição do </w:t>
       </w:r>
+      <w:proofErr w:type="spellStart"/>
       <w:r>
         <w:t>Listonic</w:t>
       </w:r>
       <w:bookmarkEnd w:id="9"/>
+      <w:proofErr w:type="spellEnd"/>
     </w:p>
     <w:tbl>
       <w:tblPr>
@@ -5495,9 +5570,11 @@
                 <w:highlight w:val="yellow"/>
               </w:rPr>
             </w:pPr>
+            <w:proofErr w:type="spellStart"/>
             <w:r>
               <w:t>Listonic</w:t>
             </w:r>
+            <w:proofErr w:type="spellEnd"/>
           </w:p>
         </w:tc>
       </w:tr>
@@ -5586,7 +5663,15 @@
               <w:t>A aplicação do</w:t>
             </w:r>
             <w:r>
-              <w:t xml:space="preserve"> Listonic ajuda-o a poupar dinheiro e tempo, tornando o planeamento de compras rápido e organizado.</w:t>
+              <w:t xml:space="preserve"> </w:t>
+            </w:r>
+            <w:proofErr w:type="spellStart"/>
+            <w:r>
+              <w:t>Listonic</w:t>
+            </w:r>
+            <w:proofErr w:type="spellEnd"/>
+            <w:r>
+              <w:t xml:space="preserve"> ajuda-o a poupar dinheiro e tempo, tornando o planeamento de compras rápido e organizado.</w:t>
             </w:r>
           </w:p>
         </w:tc>
@@ -5729,10 +5814,12 @@
         <w:pStyle w:val="Ttulo3"/>
       </w:pPr>
       <w:bookmarkStart w:id="10" w:name="_Toc232856238"/>
+      <w:proofErr w:type="spellStart"/>
       <w:r>
         <w:t>HomeBudget</w:t>
       </w:r>
       <w:bookmarkEnd w:id="10"/>
+      <w:proofErr w:type="spellEnd"/>
     </w:p>
     <w:p>
       <w:pPr>
@@ -5744,34 +5831,23 @@
       <w:r>
         <w:t xml:space="preserve">Tabela </w:t>
       </w:r>
-      <w:r>
-        <w:fldChar w:fldCharType="begin"/>
-      </w:r>
-      <w:r>
-        <w:instrText xml:space="preserve"> SEQ Tabela \* ARABIC </w:instrText>
-      </w:r>
-      <w:r>
-        <w:fldChar w:fldCharType="separate"/>
-      </w:r>
-      <w:r>
-        <w:rPr>
-          <w:noProof/>
-        </w:rPr>
-        <w:t>3</w:t>
-      </w:r>
-      <w:r>
-        <w:rPr>
-          <w:noProof/>
-        </w:rPr>
-        <w:fldChar w:fldCharType="end"/>
-      </w:r>
+      <w:fldSimple w:instr=" SEQ Tabela \* ARABIC ">
+        <w:r>
+          <w:rPr>
+            <w:noProof/>
+          </w:rPr>
+          <w:t>3</w:t>
+        </w:r>
+      </w:fldSimple>
       <w:r>
         <w:t xml:space="preserve"> – Descrição do </w:t>
       </w:r>
+      <w:proofErr w:type="spellStart"/>
       <w:r>
         <w:t>HomeBudget</w:t>
       </w:r>
       <w:bookmarkEnd w:id="11"/>
+      <w:proofErr w:type="spellEnd"/>
     </w:p>
     <w:tbl>
       <w:tblPr>
@@ -5904,9 +5980,11 @@
                 <w:highlight w:val="yellow"/>
               </w:rPr>
             </w:pPr>
+            <w:proofErr w:type="spellStart"/>
             <w:r>
               <w:t>HomeBudget</w:t>
             </w:r>
+            <w:proofErr w:type="spellEnd"/>
           </w:p>
         </w:tc>
       </w:tr>
@@ -5992,7 +6070,15 @@
               <w:cnfStyle w:val="000000100000" w:firstRow="0" w:lastRow="0" w:firstColumn="0" w:lastColumn="0" w:oddVBand="0" w:evenVBand="0" w:oddHBand="1" w:evenHBand="0" w:firstRowFirstColumn="0" w:firstRowLastColumn="0" w:lastRowFirstColumn="0" w:lastRowLastColumn="0"/>
             </w:pPr>
             <w:r>
-              <w:t xml:space="preserve">A aplicação HomeBudget tem como objetivo de conseguir ajudar a controlar despesas, contas </w:t>
+              <w:t xml:space="preserve">A aplicação </w:t>
+            </w:r>
+            <w:proofErr w:type="spellStart"/>
+            <w:r>
+              <w:t>HomeBudget</w:t>
+            </w:r>
+            <w:proofErr w:type="spellEnd"/>
+            <w:r>
+              <w:t xml:space="preserve"> tem como objetivo de conseguir ajudar a controlar despesas, contas </w:t>
             </w:r>
             <w:r>
               <w:t>bancárias,</w:t>
@@ -6178,10 +6264,18 @@
               <w:t>estão detalhada de artigos comprados, planeados e não planeados</w:t>
             </w:r>
             <w:r>
-              <w:t>, d</w:t>
-            </w:r>
-            <w:r>
-              <w:t>ashboard moderna e mais interativa</w:t>
+              <w:t xml:space="preserve">, </w:t>
+            </w:r>
+            <w:proofErr w:type="spellStart"/>
+            <w:r>
+              <w:t>d</w:t>
+            </w:r>
+            <w:r>
+              <w:t>ashboard</w:t>
+            </w:r>
+            <w:proofErr w:type="spellEnd"/>
+            <w:r>
+              <w:t xml:space="preserve"> moderna e mais interativa</w:t>
             </w:r>
             <w:r>
               <w:t>.</w:t>
@@ -6221,27 +6315,14 @@
         <w:lastRenderedPageBreak/>
         <w:t xml:space="preserve">Tabela </w:t>
       </w:r>
-      <w:r>
-        <w:fldChar w:fldCharType="begin"/>
-      </w:r>
-      <w:r>
-        <w:instrText xml:space="preserve"> SEQ Tabela \* ARABIC </w:instrText>
-      </w:r>
-      <w:r>
-        <w:fldChar w:fldCharType="separate"/>
-      </w:r>
-      <w:r>
-        <w:rPr>
-          <w:noProof/>
-        </w:rPr>
-        <w:t>4</w:t>
-      </w:r>
-      <w:r>
-        <w:rPr>
-          <w:noProof/>
-        </w:rPr>
-        <w:fldChar w:fldCharType="end"/>
-      </w:r>
+      <w:fldSimple w:instr=" SEQ Tabela \* ARABIC ">
+        <w:r>
+          <w:rPr>
+            <w:noProof/>
+          </w:rPr>
+          <w:t>4</w:t>
+        </w:r>
+      </w:fldSimple>
       <w:r>
         <w:t xml:space="preserve"> – Resumo das características dos Sistemas concorrenciais</w:t>
       </w:r>
@@ -6286,8 +6367,13 @@
               <w:jc w:val="center"/>
               <w:cnfStyle w:val="100000000000" w:firstRow="1" w:lastRow="0" w:firstColumn="0" w:lastColumn="0" w:oddVBand="0" w:evenVBand="0" w:oddHBand="0" w:evenHBand="0" w:firstRowFirstColumn="0" w:firstRowLastColumn="0" w:lastRowFirstColumn="0" w:lastRowLastColumn="0"/>
             </w:pPr>
-            <w:r>
-              <w:t>Bring!</w:t>
+            <w:proofErr w:type="spellStart"/>
+            <w:r>
+              <w:t>Bring</w:t>
+            </w:r>
+            <w:proofErr w:type="spellEnd"/>
+            <w:r>
+              <w:t>!</w:t>
             </w:r>
           </w:p>
         </w:tc>
@@ -6300,9 +6386,11 @@
               <w:jc w:val="center"/>
               <w:cnfStyle w:val="100000000000" w:firstRow="1" w:lastRow="0" w:firstColumn="0" w:lastColumn="0" w:oddVBand="0" w:evenVBand="0" w:oddHBand="0" w:evenHBand="0" w:firstRowFirstColumn="0" w:firstRowLastColumn="0" w:lastRowFirstColumn="0" w:lastRowLastColumn="0"/>
             </w:pPr>
+            <w:proofErr w:type="spellStart"/>
             <w:r>
               <w:t>Listonic</w:t>
             </w:r>
+            <w:proofErr w:type="spellEnd"/>
           </w:p>
         </w:tc>
         <w:tc>
@@ -6314,9 +6402,11 @@
               <w:jc w:val="center"/>
               <w:cnfStyle w:val="100000000000" w:firstRow="1" w:lastRow="0" w:firstColumn="0" w:lastColumn="0" w:oddVBand="0" w:evenVBand="0" w:oddHBand="0" w:evenHBand="0" w:firstRowFirstColumn="0" w:firstRowLastColumn="0" w:lastRowFirstColumn="0" w:lastRowLastColumn="0"/>
             </w:pPr>
+            <w:proofErr w:type="spellStart"/>
             <w:r>
               <w:t>HomeBudget</w:t>
             </w:r>
+            <w:proofErr w:type="spellEnd"/>
           </w:p>
         </w:tc>
       </w:tr>
@@ -6899,12 +6989,65 @@
     </w:p>
     <w:p>
       <w:r>
-        <w:t xml:space="preserve">A análise de concorrência focou nas aplicações Bring!, Listonic e HomeBudget. </w:t>
+        <w:t xml:space="preserve">A análise de concorrência focou nas aplicações </w:t>
+      </w:r>
+      <w:proofErr w:type="spellStart"/>
+      <w:proofErr w:type="gramStart"/>
+      <w:r>
+        <w:t>Bring</w:t>
+      </w:r>
+      <w:proofErr w:type="spellEnd"/>
+      <w:r>
+        <w:t>!,</w:t>
+      </w:r>
+      <w:proofErr w:type="gramEnd"/>
+      <w:r>
+        <w:t xml:space="preserve"> </w:t>
+      </w:r>
+      <w:proofErr w:type="spellStart"/>
+      <w:r>
+        <w:t>Listonic</w:t>
+      </w:r>
+      <w:proofErr w:type="spellEnd"/>
+      <w:r>
+        <w:t xml:space="preserve"> e </w:t>
+      </w:r>
+      <w:proofErr w:type="spellStart"/>
+      <w:r>
+        <w:t>HomeBudget</w:t>
+      </w:r>
+      <w:proofErr w:type="spellEnd"/>
+      <w:r>
+        <w:t xml:space="preserve">. </w:t>
       </w:r>
     </w:p>
     <w:p>
       <w:r>
-        <w:t>Essas soluções têm recursos que envolvem a gestão de compras, organização de listas e controle financeiro, áreas que estão diretamente ligadas aos objetivos do sistema que queremos desenvolver. Escolhemos a aplicação Bring! por sua simplicidade e pelas funções de compartilhamento de listas em tempo real. Isso mostra a importância da colaboração entre os usuários na organização das compras domésticas. No entanto, notamos que ela tem limitações na gestão do orçamento e no controle detalhado das despesas. O Listonic foi analisado por oferecer recursos de organização inteligente das listas de compras e um controle básico do orçamento. Essa análise ajudou a identificar boas práticas em relação à organização automática dos produtos e à facilidade de uso. Porém, ele tem limitações na gestão financeira da família e no monitoramento das compras feitas. Por sua vez, escolhemos o HomeBudget por oferecer recursos mais robustos de gestão financeira. Ele inclui controle de despesas, definição de orçamentos e geração de relatórios. Apesar dessas vantagens, percebemos que a gestão de itens domésticos e das compras planejadas é limitada. Essa análise nos ajudou a identificar as principais funcionalidades que os usuários valorizam e a entender as limitações das soluções atualmente disponíveis. Com base nos resultados, o sistema que estamos desenvolvendo busca combinar as funções de gestão de listas de compras e controle orçamentário em uma única plataforma. Queremos oferecer uma solução simples, intuitiva e adequada à gestão financeira familiar. Essa análise teve um papel importante na criação do sistema. Ela ajudou a definir os requisitos funcionais, as prioridades de desenvolvimento e as funcionalidades que poderão diferenciar nossa aplicação das soluções concorrentes no mercado.</w:t>
+        <w:t xml:space="preserve">Essas soluções têm recursos que envolvem a gestão de compras, organização de listas e controle financeiro, áreas que estão diretamente ligadas aos objetivos do sistema que queremos desenvolver. Escolhemos a aplicação </w:t>
+      </w:r>
+      <w:proofErr w:type="spellStart"/>
+      <w:r>
+        <w:t>Bring</w:t>
+      </w:r>
+      <w:proofErr w:type="spellEnd"/>
+      <w:r>
+        <w:t xml:space="preserve">! por sua simplicidade e pelas funções de compartilhamento de listas em tempo real. Isso mostra a importância da colaboração entre os usuários na organização das compras domésticas. No entanto, notamos que ela tem limitações na gestão do orçamento e no controle detalhado das despesas. O </w:t>
+      </w:r>
+      <w:proofErr w:type="spellStart"/>
+      <w:r>
+        <w:t>Listonic</w:t>
+      </w:r>
+      <w:proofErr w:type="spellEnd"/>
+      <w:r>
+        <w:t xml:space="preserve"> foi analisado por oferecer recursos de organização inteligente das listas de compras e um controle básico do orçamento. Essa análise ajudou a identificar boas práticas em relação à organização automática dos produtos e à facilidade de uso. Porém, ele tem limitações na gestão financeira da família e no monitoramento das compras feitas. Por sua vez, escolhemos o </w:t>
+      </w:r>
+      <w:proofErr w:type="spellStart"/>
+      <w:r>
+        <w:t>HomeBudget</w:t>
+      </w:r>
+      <w:proofErr w:type="spellEnd"/>
+      <w:r>
+        <w:t xml:space="preserve"> por oferecer recursos mais robustos de gestão financeira. Ele inclui controle de despesas, definição de orçamentos e geração de relatórios. Apesar dessas vantagens, percebemos que a gestão de itens domésticos e das compras planejadas é limitada. Essa análise nos ajudou a identificar as principais funcionalidades que os usuários valorizam e a entender as limitações das soluções atualmente disponíveis. Com base nos resultados, o sistema que estamos desenvolvendo busca combinar as funções de gestão de listas de compras e controle orçamentário em uma única plataforma. Queremos oferecer uma solução simples, intuitiva e adequada à gestão financeira familiar. Essa análise teve um papel importante na criação do sistema. Ela ajudou a definir os requisitos funcionais, as prioridades de desenvolvimento e as funcionalidades que poderão diferenciar nossa aplicação das soluções concorrentes no mercado.</w:t>
       </w:r>
     </w:p>
     <w:p/>
@@ -6914,18 +7057,68 @@
         <w:pStyle w:val="Ttulo2"/>
       </w:pPr>
       <w:bookmarkStart w:id="15" w:name="_Toc232856241"/>
+      <w:proofErr w:type="spellStart"/>
       <w:r>
         <w:lastRenderedPageBreak/>
-        <w:t>Wireframes/Mockups</w:t>
+        <w:t>Wireframes</w:t>
+      </w:r>
+      <w:proofErr w:type="spellEnd"/>
+      <w:r>
+        <w:t>/</w:t>
+      </w:r>
+      <w:proofErr w:type="spellStart"/>
+      <w:r>
+        <w:t>Mockups</w:t>
       </w:r>
       <w:bookmarkEnd w:id="15"/>
+      <w:proofErr w:type="spellEnd"/>
     </w:p>
     <w:p>
       <w:r>
-        <w:t xml:space="preserve">Os wireframes e mockups foram desenvolvidos para representar visualmente </w:t>
-      </w:r>
-      <w:r>
-        <w:t>o aspeto da interface da aplicação ishopping antes da implementação. Os wireframes permitiram definir a organização dos ecrãs, os elementos que farão parte dele e os fluxos de interação entre eles. Os mockups foram úteis para adicionar detalhes visuais como cores, tipografia, e o aspeto final dos componentes. Estes documentos facilitaram a validação de requisitos, a resolução de ideias e também nos ajudou a obter uma visão mais clara do produto final.</w:t>
+        <w:t xml:space="preserve">Os </w:t>
+      </w:r>
+      <w:proofErr w:type="spellStart"/>
+      <w:r>
+        <w:t>wireframes</w:t>
+      </w:r>
+      <w:proofErr w:type="spellEnd"/>
+      <w:r>
+        <w:t xml:space="preserve"> e </w:t>
+      </w:r>
+      <w:proofErr w:type="spellStart"/>
+      <w:r>
+        <w:t>mockups</w:t>
+      </w:r>
+      <w:proofErr w:type="spellEnd"/>
+      <w:r>
+        <w:t xml:space="preserve"> foram desenvolvidos para representar visualmente </w:t>
+      </w:r>
+      <w:r>
+        <w:t xml:space="preserve">o aspeto da interface da aplicação </w:t>
+      </w:r>
+      <w:proofErr w:type="spellStart"/>
+      <w:r>
+        <w:t>ishopping</w:t>
+      </w:r>
+      <w:proofErr w:type="spellEnd"/>
+      <w:r>
+        <w:t xml:space="preserve"> antes da implementação. Os </w:t>
+      </w:r>
+      <w:proofErr w:type="spellStart"/>
+      <w:r>
+        <w:t>wireframes</w:t>
+      </w:r>
+      <w:proofErr w:type="spellEnd"/>
+      <w:r>
+        <w:t xml:space="preserve"> permitiram definir a organização dos ecrãs, os elementos que farão parte dele e os fluxos de interação entre eles. Os </w:t>
+      </w:r>
+      <w:proofErr w:type="spellStart"/>
+      <w:r>
+        <w:t>mockups</w:t>
+      </w:r>
+      <w:proofErr w:type="spellEnd"/>
+      <w:r>
+        <w:t xml:space="preserve"> foram úteis para adicionar detalhes visuais como cores, tipografia, e o aspeto final dos componentes. Estes documentos facilitaram a validação de requisitos, a resolução de ideias e também nos ajudou a obter uma visão mais clara do produto final.</w:t>
       </w:r>
     </w:p>
     <w:p>
@@ -7035,27 +7228,14 @@
       <w:r>
         <w:t xml:space="preserve">Figura </w:t>
       </w:r>
-      <w:r>
-        <w:fldChar w:fldCharType="begin"/>
-      </w:r>
-      <w:r>
-        <w:instrText xml:space="preserve"> SEQ Figura \* ARABIC </w:instrText>
-      </w:r>
-      <w:r>
-        <w:fldChar w:fldCharType="separate"/>
-      </w:r>
-      <w:r>
-        <w:rPr>
-          <w:noProof/>
-        </w:rPr>
-        <w:t>1</w:t>
-      </w:r>
-      <w:r>
-        <w:rPr>
-          <w:noProof/>
-        </w:rPr>
-        <w:fldChar w:fldCharType="end"/>
-      </w:r>
+      <w:fldSimple w:instr=" SEQ Figura \* ARABIC ">
+        <w:r>
+          <w:rPr>
+            <w:noProof/>
+          </w:rPr>
+          <w:t>1</w:t>
+        </w:r>
+      </w:fldSimple>
       <w:r>
         <w:t xml:space="preserve">- </w:t>
       </w:r>
@@ -7063,9 +7243,22 @@
         <w:t>Página Login</w:t>
       </w:r>
       <w:r>
-        <w:t xml:space="preserve"> Mockup/WireFame</w:t>
+        <w:t xml:space="preserve"> </w:t>
+      </w:r>
+      <w:proofErr w:type="spellStart"/>
+      <w:r>
+        <w:t>Mockup</w:t>
+      </w:r>
+      <w:proofErr w:type="spellEnd"/>
+      <w:r>
+        <w:t>/</w:t>
+      </w:r>
+      <w:proofErr w:type="spellStart"/>
+      <w:r>
+        <w:t>WireFame</w:t>
       </w:r>
       <w:bookmarkEnd w:id="16"/>
+      <w:proofErr w:type="spellEnd"/>
     </w:p>
     <w:p>
       <w:pPr>
@@ -7187,31 +7380,39 @@
       <w:r>
         <w:t xml:space="preserve">Figura </w:t>
       </w:r>
-      <w:r>
-        <w:fldChar w:fldCharType="begin"/>
-      </w:r>
-      <w:r>
-        <w:instrText xml:space="preserve"> SEQ Figura \* ARABIC </w:instrText>
-      </w:r>
-      <w:r>
-        <w:fldChar w:fldCharType="separate"/>
-      </w:r>
-      <w:r>
-        <w:rPr>
-          <w:noProof/>
-        </w:rPr>
-        <w:t>2</w:t>
-      </w:r>
-      <w:r>
-        <w:rPr>
-          <w:noProof/>
-        </w:rPr>
-        <w:fldChar w:fldCharType="end"/>
-      </w:r>
-      <w:r>
-        <w:t xml:space="preserve"> - Página Registrar Mockup/WireFrame</w:t>
+      <w:fldSimple w:instr=" SEQ Figura \* ARABIC ">
+        <w:r>
+          <w:rPr>
+            <w:noProof/>
+          </w:rPr>
+          <w:t>2</w:t>
+        </w:r>
+      </w:fldSimple>
+      <w:r>
+        <w:t xml:space="preserve"> - Página </w:t>
+      </w:r>
+      <w:proofErr w:type="gramStart"/>
+      <w:r>
+        <w:t>Registrar</w:t>
+      </w:r>
+      <w:proofErr w:type="gramEnd"/>
+      <w:r>
+        <w:t xml:space="preserve"> </w:t>
+      </w:r>
+      <w:proofErr w:type="spellStart"/>
+      <w:r>
+        <w:t>Mockup</w:t>
+      </w:r>
+      <w:proofErr w:type="spellEnd"/>
+      <w:r>
+        <w:t>/</w:t>
+      </w:r>
+      <w:proofErr w:type="spellStart"/>
+      <w:r>
+        <w:t>WireFrame</w:t>
       </w:r>
       <w:bookmarkEnd w:id="17"/>
+      <w:proofErr w:type="spellEnd"/>
     </w:p>
     <w:p>
       <w:pPr>
@@ -7224,7 +7425,7 @@
         </w:rPr>
         <w:lastRenderedPageBreak/>
         <w:drawing>
-          <wp:inline distT="0" distB="0" distL="0" distR="0" wp14:anchorId="037994EB" wp14:editId="58360A48">
+          <wp:inline distT="0" distB="0" distL="0" distR="0" wp14:anchorId="037994EB" wp14:editId="5A9EDE1B">
             <wp:extent cx="2410691" cy="1310175"/>
             <wp:effectExtent l="0" t="0" r="8890" b="4445"/>
             <wp:docPr id="11" name="Imagem 11"/>
@@ -7336,39 +7537,30 @@
       <w:r>
         <w:t xml:space="preserve">Figura </w:t>
       </w:r>
-      <w:r>
-        <w:fldChar w:fldCharType="begin"/>
-      </w:r>
-      <w:r>
-        <w:instrText xml:space="preserve"> SEQ Figura \* ARABIC </w:instrText>
-      </w:r>
-      <w:r>
-        <w:fldChar w:fldCharType="separate"/>
-      </w:r>
-      <w:r>
-        <w:rPr>
-          <w:noProof/>
-        </w:rPr>
-        <w:t>3</w:t>
-      </w:r>
-      <w:r>
-        <w:rPr>
-          <w:noProof/>
-        </w:rPr>
-        <w:fldChar w:fldCharType="end"/>
-      </w:r>
+      <w:fldSimple w:instr=" SEQ Figura \* ARABIC ">
+        <w:r>
+          <w:rPr>
+            <w:noProof/>
+          </w:rPr>
+          <w:t>3</w:t>
+        </w:r>
+      </w:fldSimple>
       <w:r>
         <w:t xml:space="preserve"> – </w:t>
       </w:r>
+      <w:proofErr w:type="spellStart"/>
       <w:r>
         <w:t>Mockup</w:t>
       </w:r>
+      <w:proofErr w:type="spellEnd"/>
       <w:r>
         <w:t>/</w:t>
       </w:r>
+      <w:proofErr w:type="spellStart"/>
       <w:r>
         <w:t>WireFrame</w:t>
       </w:r>
+      <w:proofErr w:type="spellEnd"/>
       <w:r>
         <w:t xml:space="preserve"> do ecrã principal</w:t>
       </w:r>
@@ -7495,31 +7687,39 @@
       <w:r>
         <w:t xml:space="preserve">Figura </w:t>
       </w:r>
-      <w:r>
-        <w:fldChar w:fldCharType="begin"/>
-      </w:r>
-      <w:r>
-        <w:instrText xml:space="preserve"> SEQ Figura \* ARABIC </w:instrText>
-      </w:r>
-      <w:r>
-        <w:fldChar w:fldCharType="separate"/>
-      </w:r>
-      <w:r>
-        <w:rPr>
-          <w:noProof/>
-        </w:rPr>
-        <w:t>4</w:t>
-      </w:r>
-      <w:r>
-        <w:rPr>
-          <w:noProof/>
-        </w:rPr>
-        <w:fldChar w:fldCharType="end"/>
-      </w:r>
-      <w:r>
-        <w:t xml:space="preserve"> - Mockup/WireFrame de FormUtilizadores</w:t>
+      <w:fldSimple w:instr=" SEQ Figura \* ARABIC ">
+        <w:r>
+          <w:rPr>
+            <w:noProof/>
+          </w:rPr>
+          <w:t>4</w:t>
+        </w:r>
+      </w:fldSimple>
+      <w:r>
+        <w:t xml:space="preserve"> - </w:t>
+      </w:r>
+      <w:proofErr w:type="spellStart"/>
+      <w:r>
+        <w:t>Mockup</w:t>
+      </w:r>
+      <w:proofErr w:type="spellEnd"/>
+      <w:r>
+        <w:t>/</w:t>
+      </w:r>
+      <w:proofErr w:type="spellStart"/>
+      <w:r>
+        <w:t>WireFrame</w:t>
+      </w:r>
+      <w:proofErr w:type="spellEnd"/>
+      <w:r>
+        <w:t xml:space="preserve"> de </w:t>
+      </w:r>
+      <w:proofErr w:type="spellStart"/>
+      <w:r>
+        <w:t>FormUtilizadores</w:t>
       </w:r>
       <w:bookmarkEnd w:id="20"/>
+      <w:proofErr w:type="spellEnd"/>
     </w:p>
     <w:p>
       <w:pPr>
@@ -7641,34 +7841,42 @@
       <w:r>
         <w:t xml:space="preserve">Figura </w:t>
       </w:r>
-      <w:r>
-        <w:fldChar w:fldCharType="begin"/>
-      </w:r>
-      <w:r>
-        <w:instrText xml:space="preserve"> SEQ Figura \* ARABIC </w:instrText>
-      </w:r>
-      <w:r>
-        <w:fldChar w:fldCharType="separate"/>
-      </w:r>
-      <w:r>
-        <w:rPr>
-          <w:noProof/>
-        </w:rPr>
-        <w:t>5</w:t>
-      </w:r>
-      <w:r>
-        <w:rPr>
-          <w:noProof/>
-        </w:rPr>
-        <w:fldChar w:fldCharType="end"/>
-      </w:r>
-      <w:r>
-        <w:t xml:space="preserve"> Mockup/WireFrame de Form</w:t>
+      <w:fldSimple w:instr=" SEQ Figura \* ARABIC ">
+        <w:r>
+          <w:rPr>
+            <w:noProof/>
+          </w:rPr>
+          <w:t>5</w:t>
+        </w:r>
+      </w:fldSimple>
+      <w:r>
+        <w:t xml:space="preserve"> </w:t>
+      </w:r>
+      <w:proofErr w:type="spellStart"/>
+      <w:r>
+        <w:t>Mockup</w:t>
+      </w:r>
+      <w:proofErr w:type="spellEnd"/>
+      <w:r>
+        <w:t>/</w:t>
+      </w:r>
+      <w:proofErr w:type="spellStart"/>
+      <w:r>
+        <w:t>WireFrame</w:t>
+      </w:r>
+      <w:proofErr w:type="spellEnd"/>
+      <w:r>
+        <w:t xml:space="preserve"> de </w:t>
+      </w:r>
+      <w:proofErr w:type="spellStart"/>
+      <w:r>
+        <w:t>Form</w:t>
       </w:r>
       <w:r>
         <w:t>Artigo</w:t>
       </w:r>
       <w:bookmarkEnd w:id="21"/>
+      <w:proofErr w:type="spellEnd"/>
     </w:p>
     <w:p/>
     <w:p>
@@ -7787,34 +7995,42 @@
       <w:r>
         <w:t xml:space="preserve">Figura </w:t>
       </w:r>
-      <w:r>
-        <w:fldChar w:fldCharType="begin"/>
-      </w:r>
-      <w:r>
-        <w:instrText xml:space="preserve"> SEQ Figura \* ARABIC </w:instrText>
-      </w:r>
-      <w:r>
-        <w:fldChar w:fldCharType="separate"/>
-      </w:r>
-      <w:r>
-        <w:rPr>
-          <w:noProof/>
-        </w:rPr>
-        <w:t>6</w:t>
-      </w:r>
-      <w:r>
-        <w:rPr>
-          <w:noProof/>
-        </w:rPr>
-        <w:fldChar w:fldCharType="end"/>
-      </w:r>
-      <w:r>
-        <w:t xml:space="preserve"> Mockup/WireFrame de Form</w:t>
+      <w:fldSimple w:instr=" SEQ Figura \* ARABIC ">
+        <w:r>
+          <w:rPr>
+            <w:noProof/>
+          </w:rPr>
+          <w:t>6</w:t>
+        </w:r>
+      </w:fldSimple>
+      <w:r>
+        <w:t xml:space="preserve"> </w:t>
+      </w:r>
+      <w:proofErr w:type="spellStart"/>
+      <w:r>
+        <w:t>Mockup</w:t>
+      </w:r>
+      <w:proofErr w:type="spellEnd"/>
+      <w:r>
+        <w:t>/</w:t>
+      </w:r>
+      <w:proofErr w:type="spellStart"/>
+      <w:r>
+        <w:t>WireFrame</w:t>
+      </w:r>
+      <w:proofErr w:type="spellEnd"/>
+      <w:r>
+        <w:t xml:space="preserve"> de </w:t>
+      </w:r>
+      <w:proofErr w:type="spellStart"/>
+      <w:r>
+        <w:t>Form</w:t>
       </w:r>
       <w:r>
         <w:t>TiposArtigo</w:t>
       </w:r>
       <w:bookmarkEnd w:id="22"/>
+      <w:proofErr w:type="spellEnd"/>
     </w:p>
     <w:p/>
     <w:p>
@@ -7934,34 +8150,42 @@
       <w:r>
         <w:t xml:space="preserve">Figura </w:t>
       </w:r>
-      <w:r>
-        <w:fldChar w:fldCharType="begin"/>
-      </w:r>
-      <w:r>
-        <w:instrText xml:space="preserve"> SEQ Figura \* ARABIC </w:instrText>
-      </w:r>
-      <w:r>
-        <w:fldChar w:fldCharType="separate"/>
-      </w:r>
-      <w:r>
-        <w:rPr>
-          <w:noProof/>
-        </w:rPr>
-        <w:t>7</w:t>
-      </w:r>
-      <w:r>
-        <w:rPr>
-          <w:noProof/>
-        </w:rPr>
-        <w:fldChar w:fldCharType="end"/>
-      </w:r>
-      <w:r>
-        <w:t xml:space="preserve"> Mockup/WireFrame de Form</w:t>
+      <w:fldSimple w:instr=" SEQ Figura \* ARABIC ">
+        <w:r>
+          <w:rPr>
+            <w:noProof/>
+          </w:rPr>
+          <w:t>7</w:t>
+        </w:r>
+      </w:fldSimple>
+      <w:r>
+        <w:t xml:space="preserve"> </w:t>
+      </w:r>
+      <w:proofErr w:type="spellStart"/>
+      <w:r>
+        <w:t>Mockup</w:t>
+      </w:r>
+      <w:proofErr w:type="spellEnd"/>
+      <w:r>
+        <w:t>/</w:t>
+      </w:r>
+      <w:proofErr w:type="spellStart"/>
+      <w:r>
+        <w:t>WireFrame</w:t>
+      </w:r>
+      <w:proofErr w:type="spellEnd"/>
+      <w:r>
+        <w:t xml:space="preserve"> de </w:t>
+      </w:r>
+      <w:proofErr w:type="spellStart"/>
+      <w:r>
+        <w:t>Form</w:t>
       </w:r>
       <w:r>
         <w:t>Orcamentos</w:t>
       </w:r>
       <w:bookmarkEnd w:id="23"/>
+      <w:proofErr w:type="spellEnd"/>
     </w:p>
     <w:p>
       <w:r>
@@ -8082,34 +8306,42 @@
       <w:r>
         <w:t xml:space="preserve">Figura </w:t>
       </w:r>
-      <w:r>
-        <w:fldChar w:fldCharType="begin"/>
-      </w:r>
-      <w:r>
-        <w:instrText xml:space="preserve"> SEQ Figura \* ARABIC </w:instrText>
-      </w:r>
-      <w:r>
-        <w:fldChar w:fldCharType="separate"/>
-      </w:r>
-      <w:r>
-        <w:rPr>
-          <w:noProof/>
-        </w:rPr>
-        <w:t>8</w:t>
-      </w:r>
-      <w:r>
-        <w:rPr>
-          <w:noProof/>
-        </w:rPr>
-        <w:fldChar w:fldCharType="end"/>
-      </w:r>
-      <w:r>
-        <w:t xml:space="preserve"> Mockup/WireFrame de Form</w:t>
+      <w:fldSimple w:instr=" SEQ Figura \* ARABIC ">
+        <w:r>
+          <w:rPr>
+            <w:noProof/>
+          </w:rPr>
+          <w:t>8</w:t>
+        </w:r>
+      </w:fldSimple>
+      <w:r>
+        <w:t xml:space="preserve"> </w:t>
+      </w:r>
+      <w:proofErr w:type="spellStart"/>
+      <w:r>
+        <w:t>Mockup</w:t>
+      </w:r>
+      <w:proofErr w:type="spellEnd"/>
+      <w:r>
+        <w:t>/</w:t>
+      </w:r>
+      <w:proofErr w:type="spellStart"/>
+      <w:r>
+        <w:t>WireFrame</w:t>
+      </w:r>
+      <w:proofErr w:type="spellEnd"/>
+      <w:r>
+        <w:t xml:space="preserve"> de </w:t>
+      </w:r>
+      <w:proofErr w:type="spellStart"/>
+      <w:r>
+        <w:t>Form</w:t>
       </w:r>
       <w:r>
         <w:t>Estatísticas</w:t>
       </w:r>
       <w:bookmarkEnd w:id="24"/>
+      <w:proofErr w:type="spellEnd"/>
     </w:p>
     <w:p/>
     <w:p>
@@ -8228,34 +8460,42 @@
       <w:r>
         <w:t xml:space="preserve">Figura </w:t>
       </w:r>
-      <w:r>
-        <w:fldChar w:fldCharType="begin"/>
-      </w:r>
-      <w:r>
-        <w:instrText xml:space="preserve"> SEQ Figura \* ARABIC </w:instrText>
-      </w:r>
-      <w:r>
-        <w:fldChar w:fldCharType="separate"/>
-      </w:r>
-      <w:r>
-        <w:rPr>
-          <w:noProof/>
-        </w:rPr>
-        <w:t>9</w:t>
-      </w:r>
-      <w:r>
-        <w:rPr>
-          <w:noProof/>
-        </w:rPr>
-        <w:fldChar w:fldCharType="end"/>
-      </w:r>
-      <w:r>
-        <w:t xml:space="preserve"> Mockup/WireFrame de Form</w:t>
+      <w:fldSimple w:instr=" SEQ Figura \* ARABIC ">
+        <w:r>
+          <w:rPr>
+            <w:noProof/>
+          </w:rPr>
+          <w:t>9</w:t>
+        </w:r>
+      </w:fldSimple>
+      <w:r>
+        <w:t xml:space="preserve"> </w:t>
+      </w:r>
+      <w:proofErr w:type="spellStart"/>
+      <w:r>
+        <w:t>Mockup</w:t>
+      </w:r>
+      <w:proofErr w:type="spellEnd"/>
+      <w:r>
+        <w:t>/</w:t>
+      </w:r>
+      <w:proofErr w:type="spellStart"/>
+      <w:r>
+        <w:t>WireFrame</w:t>
+      </w:r>
+      <w:proofErr w:type="spellEnd"/>
+      <w:r>
+        <w:t xml:space="preserve"> de </w:t>
+      </w:r>
+      <w:proofErr w:type="spellStart"/>
+      <w:r>
+        <w:t>Form</w:t>
       </w:r>
       <w:r>
         <w:t>EditarCompras</w:t>
       </w:r>
       <w:bookmarkEnd w:id="25"/>
+      <w:proofErr w:type="spellEnd"/>
     </w:p>
     <w:p>
       <w:pPr>
@@ -8378,34 +8618,42 @@
       <w:r>
         <w:t xml:space="preserve">Figura </w:t>
       </w:r>
-      <w:r>
-        <w:fldChar w:fldCharType="begin"/>
-      </w:r>
-      <w:r>
-        <w:instrText xml:space="preserve"> SEQ Figura \* ARABIC </w:instrText>
-      </w:r>
-      <w:r>
-        <w:fldChar w:fldCharType="separate"/>
-      </w:r>
-      <w:r>
-        <w:rPr>
-          <w:noProof/>
-        </w:rPr>
-        <w:t>10</w:t>
-      </w:r>
-      <w:r>
-        <w:rPr>
-          <w:noProof/>
-        </w:rPr>
-        <w:fldChar w:fldCharType="end"/>
-      </w:r>
-      <w:r>
-        <w:t xml:space="preserve"> Mockup/WireFrame de Form</w:t>
+      <w:fldSimple w:instr=" SEQ Figura \* ARABIC ">
+        <w:r>
+          <w:rPr>
+            <w:noProof/>
+          </w:rPr>
+          <w:t>10</w:t>
+        </w:r>
+      </w:fldSimple>
+      <w:r>
+        <w:t xml:space="preserve"> </w:t>
+      </w:r>
+      <w:proofErr w:type="spellStart"/>
+      <w:r>
+        <w:t>Mockup</w:t>
+      </w:r>
+      <w:proofErr w:type="spellEnd"/>
+      <w:r>
+        <w:t>/</w:t>
+      </w:r>
+      <w:proofErr w:type="spellStart"/>
+      <w:r>
+        <w:t>WireFrame</w:t>
+      </w:r>
+      <w:proofErr w:type="spellEnd"/>
+      <w:r>
+        <w:t xml:space="preserve"> de </w:t>
+      </w:r>
+      <w:proofErr w:type="spellStart"/>
+      <w:r>
+        <w:t>Form</w:t>
       </w:r>
       <w:r>
         <w:t>ModoCompra</w:t>
       </w:r>
       <w:bookmarkEnd w:id="26"/>
+      <w:proofErr w:type="spellEnd"/>
     </w:p>
     <w:p/>
     <w:p>
@@ -8422,7 +8670,15 @@
     </w:p>
     <w:p>
       <w:r>
-        <w:t>Este diagrama de classes aqui apresentado serve para representar a estrutura da aplicação iShopping e as relações das suas classes</w:t>
+        <w:t xml:space="preserve">Este diagrama de classes aqui apresentado serve para representar a estrutura da aplicação </w:t>
+      </w:r>
+      <w:proofErr w:type="spellStart"/>
+      <w:r>
+        <w:t>iShopping</w:t>
+      </w:r>
+      <w:proofErr w:type="spellEnd"/>
+      <w:r>
+        <w:t xml:space="preserve"> e as relações das suas classes</w:t>
       </w:r>
     </w:p>
     <w:p>
@@ -8487,27 +8743,14 @@
       <w:r>
         <w:t xml:space="preserve">Figura </w:t>
       </w:r>
-      <w:r>
-        <w:fldChar w:fldCharType="begin"/>
-      </w:r>
-      <w:r>
-        <w:instrText xml:space="preserve"> SEQ Figura \* ARABIC </w:instrText>
-      </w:r>
-      <w:r>
-        <w:fldChar w:fldCharType="separate"/>
-      </w:r>
-      <w:r>
-        <w:rPr>
-          <w:noProof/>
-        </w:rPr>
-        <w:t>11</w:t>
-      </w:r>
-      <w:r>
-        <w:rPr>
-          <w:noProof/>
-        </w:rPr>
-        <w:fldChar w:fldCharType="end"/>
-      </w:r>
+      <w:fldSimple w:instr=" SEQ Figura \* ARABIC ">
+        <w:r>
+          <w:rPr>
+            <w:noProof/>
+          </w:rPr>
+          <w:t>11</w:t>
+        </w:r>
+      </w:fldSimple>
       <w:r>
         <w:t xml:space="preserve"> – Diagrama de classes </w:t>
       </w:r>
@@ -8515,8 +8758,13 @@
         <w:t>do</w:t>
       </w:r>
       <w:r>
-        <w:t xml:space="preserve"> iShopping</w:t>
-      </w:r>
+        <w:t xml:space="preserve"> </w:t>
+      </w:r>
+      <w:proofErr w:type="spellStart"/>
+      <w:r>
+        <w:t>iShopping</w:t>
+      </w:r>
+      <w:proofErr w:type="spellEnd"/>
       <w:r>
         <w:t>.</w:t>
       </w:r>
@@ -8529,11 +8777,13 @@
         <w:pStyle w:val="Ttulo1"/>
       </w:pPr>
       <w:bookmarkStart w:id="31" w:name="_Toc232856243"/>
+      <w:proofErr w:type="spellStart"/>
       <w:r>
         <w:lastRenderedPageBreak/>
         <w:t>Scrum</w:t>
       </w:r>
       <w:bookmarkEnd w:id="31"/>
+      <w:proofErr w:type="spellEnd"/>
     </w:p>
     <w:p>
       <w:r>
@@ -8545,9 +8795,11 @@
       <w:r>
         <w:t xml:space="preserve"> </w:t>
       </w:r>
+      <w:proofErr w:type="spellStart"/>
       <w:r>
         <w:t>Scrum</w:t>
       </w:r>
+      <w:proofErr w:type="spellEnd"/>
       <w:r>
         <w:t xml:space="preserve">” partilhado na aula de </w:t>
       </w:r>
@@ -8555,21 +8807,189 @@
         <w:t>Metodologias de Desenvolvimento de Software</w:t>
       </w:r>
       <w:r>
-        <w:t xml:space="preserve">, a identificação do scrum team é fundamental para o sucesso de um projeto desenvolvido com SCRUM, pois assim poderemos definir as responsabilidades, melhorar a comunicação e garantir que as necessidades do produto são satisfeitas. O Scrum team é composto pelo product owner, o scrum master, e o development team. O product owner irá garantir o tipo, a qualidade do produto final e do trabalho da equipa de desenvolvimento, ele representa os stakeholders dentro do scrum e gere o produto backlog. O Scrum master irá certificar o cumprimento do Scrum, que neste projeto é o papel representado pelo professor </w:t>
+        <w:t xml:space="preserve">, a identificação do </w:t>
+      </w:r>
+      <w:proofErr w:type="spellStart"/>
+      <w:r>
+        <w:t>scrum</w:t>
+      </w:r>
+      <w:proofErr w:type="spellEnd"/>
+      <w:r>
+        <w:t xml:space="preserve"> team é fundamental para o sucesso de um projeto desenvolvido com SCRUM, pois assim poderemos definir as responsabilidades, melhorar a comunicação e garantir que as necessidades do produto são satisfeitas. O </w:t>
+      </w:r>
+      <w:proofErr w:type="spellStart"/>
+      <w:r>
+        <w:t>Scrum</w:t>
+      </w:r>
+      <w:proofErr w:type="spellEnd"/>
+      <w:r>
+        <w:t xml:space="preserve"> team é composto pelo </w:t>
+      </w:r>
+      <w:proofErr w:type="spellStart"/>
+      <w:r>
+        <w:t>product</w:t>
+      </w:r>
+      <w:proofErr w:type="spellEnd"/>
+      <w:r>
+        <w:t xml:space="preserve"> </w:t>
+      </w:r>
+      <w:proofErr w:type="spellStart"/>
+      <w:r>
+        <w:t>owner</w:t>
+      </w:r>
+      <w:proofErr w:type="spellEnd"/>
+      <w:r>
+        <w:t xml:space="preserve">, o </w:t>
+      </w:r>
+      <w:proofErr w:type="spellStart"/>
+      <w:r>
+        <w:t>scrum</w:t>
+      </w:r>
+      <w:proofErr w:type="spellEnd"/>
+      <w:r>
+        <w:t xml:space="preserve"> </w:t>
+      </w:r>
+      <w:proofErr w:type="spellStart"/>
+      <w:r>
+        <w:t>master</w:t>
+      </w:r>
+      <w:proofErr w:type="spellEnd"/>
+      <w:r>
+        <w:t xml:space="preserve">, e o </w:t>
+      </w:r>
+      <w:proofErr w:type="spellStart"/>
+      <w:r>
+        <w:t>development</w:t>
+      </w:r>
+      <w:proofErr w:type="spellEnd"/>
+      <w:r>
+        <w:t xml:space="preserve"> team. O </w:t>
+      </w:r>
+      <w:proofErr w:type="spellStart"/>
+      <w:r>
+        <w:t>product</w:t>
+      </w:r>
+      <w:proofErr w:type="spellEnd"/>
+      <w:r>
+        <w:t xml:space="preserve"> </w:t>
+      </w:r>
+      <w:proofErr w:type="spellStart"/>
+      <w:r>
+        <w:t>owner</w:t>
+      </w:r>
+      <w:proofErr w:type="spellEnd"/>
+      <w:r>
+        <w:t xml:space="preserve"> irá garantir o tipo, a qualidade do produto final e do trabalho da equipa de desenvolvimento, ele representa os </w:t>
+      </w:r>
+      <w:proofErr w:type="spellStart"/>
+      <w:r>
+        <w:t>stakeholders</w:t>
+      </w:r>
+      <w:proofErr w:type="spellEnd"/>
+      <w:r>
+        <w:t xml:space="preserve"> dentro do </w:t>
+      </w:r>
+      <w:proofErr w:type="spellStart"/>
+      <w:r>
+        <w:t>scrum</w:t>
+      </w:r>
+      <w:proofErr w:type="spellEnd"/>
+      <w:r>
+        <w:t xml:space="preserve"> e gere o produto </w:t>
+      </w:r>
+      <w:proofErr w:type="spellStart"/>
+      <w:r>
+        <w:t>backlog</w:t>
+      </w:r>
+      <w:proofErr w:type="spellEnd"/>
+      <w:r>
+        <w:t xml:space="preserve">. O </w:t>
+      </w:r>
+      <w:proofErr w:type="spellStart"/>
+      <w:r>
+        <w:t>Scrum</w:t>
+      </w:r>
+      <w:proofErr w:type="spellEnd"/>
+      <w:r>
+        <w:t xml:space="preserve"> </w:t>
+      </w:r>
+      <w:proofErr w:type="spellStart"/>
+      <w:r>
+        <w:t>master</w:t>
+      </w:r>
+      <w:proofErr w:type="spellEnd"/>
+      <w:r>
+        <w:t xml:space="preserve"> irá certificar o cumprimento do </w:t>
+      </w:r>
+      <w:proofErr w:type="spellStart"/>
+      <w:r>
+        <w:t>Scrum</w:t>
+      </w:r>
+      <w:proofErr w:type="spellEnd"/>
+      <w:r>
+        <w:t xml:space="preserve">, que neste projeto é o papel representado pelo professor </w:t>
       </w:r>
       <w:r>
         <w:t>José Peça de Sousa Francisco</w:t>
       </w:r>
       <w:r>
-        <w:t>. O development team é quem acrescenta a funcionalidade ao produto, uma equipa que se auto-organiza é multifuncional, e é responsável por acrescentar funcionalidade ao produto. Esta equipa é represantada por: Kelly Ferreira e João Moreira.</w:t>
+        <w:t xml:space="preserve">. O </w:t>
+      </w:r>
+      <w:proofErr w:type="spellStart"/>
+      <w:r>
+        <w:t>development</w:t>
+      </w:r>
+      <w:proofErr w:type="spellEnd"/>
+      <w:r>
+        <w:t xml:space="preserve"> team é quem acrescenta a funcionalidade ao produto, uma equipa que se auto-organiza é multifuncional, e é responsável por acrescentar funcionalidade ao produto. Esta equipa é </w:t>
+      </w:r>
+      <w:proofErr w:type="spellStart"/>
+      <w:r>
+        <w:t>represantada</w:t>
+      </w:r>
+      <w:proofErr w:type="spellEnd"/>
+      <w:r>
+        <w:t xml:space="preserve"> por: Kelly Ferreira e João Moreira.</w:t>
       </w:r>
     </w:p>
     <w:p>
       <w:r>
-        <w:t xml:space="preserve">Nesta secção iremos elaborar como a aplicação do scrum foi utilizada no projeto, quem representa cada papel, os user stories utilizados para orientar o projeto, </w:t>
-      </w:r>
-      <w:r>
-        <w:t xml:space="preserve">a definição das tarefas de cada membro da equipa ao longo das semanas, as estatísticas do cumprimento do projeto de acordo com Jira e uma retrospetiva do que correu bem no trabalho, o que foi inesperado e o que se pretende melhorar no futuro. </w:t>
+        <w:t xml:space="preserve">Nesta secção iremos elaborar como a aplicação do </w:t>
+      </w:r>
+      <w:proofErr w:type="spellStart"/>
+      <w:r>
+        <w:t>scrum</w:t>
+      </w:r>
+      <w:proofErr w:type="spellEnd"/>
+      <w:r>
+        <w:t xml:space="preserve"> foi utilizada no projeto, quem representa cada papel, os </w:t>
+      </w:r>
+      <w:proofErr w:type="spellStart"/>
+      <w:r>
+        <w:t>user</w:t>
+      </w:r>
+      <w:proofErr w:type="spellEnd"/>
+      <w:r>
+        <w:t xml:space="preserve"> </w:t>
+      </w:r>
+      <w:proofErr w:type="spellStart"/>
+      <w:r>
+        <w:t>stories</w:t>
+      </w:r>
+      <w:proofErr w:type="spellEnd"/>
+      <w:r>
+        <w:t xml:space="preserve"> utilizados para orientar o projeto, </w:t>
+      </w:r>
+      <w:r>
+        <w:t xml:space="preserve">a definição das tarefas de cada membro da equipa ao longo das semanas, as estatísticas do cumprimento do projeto de acordo com </w:t>
+      </w:r>
+      <w:proofErr w:type="spellStart"/>
+      <w:r>
+        <w:t>Jira</w:t>
+      </w:r>
+      <w:proofErr w:type="spellEnd"/>
+      <w:r>
+        <w:t xml:space="preserve"> e uma retrospetiva do que correu bem no trabalho, o que foi inesperado e o que se pretende melhorar no futuro. </w:t>
       </w:r>
     </w:p>
     <w:p/>
@@ -8579,13 +8999,133 @@
       </w:pPr>
       <w:bookmarkStart w:id="32" w:name="_Toc232856244"/>
       <w:r>
-        <w:t>Aplicação do Scrum ao Projeto</w:t>
+        <w:t xml:space="preserve">Aplicação do </w:t>
+      </w:r>
+      <w:proofErr w:type="spellStart"/>
+      <w:r>
+        <w:t>Scrum</w:t>
+      </w:r>
+      <w:proofErr w:type="spellEnd"/>
+      <w:r>
+        <w:t xml:space="preserve"> ao Projeto</w:t>
       </w:r>
       <w:bookmarkEnd w:id="32"/>
     </w:p>
     <w:p>
       <w:r>
-        <w:t>Para gestão deste projeto foi adotada a metodologia ágil Scrum, já que permite organizar o trabalho em ciclos curtos de desenvolvimento, facilidade em adaptações ou alterações que podem ser feitas e melhor colaboração entre os membros da equipa. A aplicação do Scrum ao projeto foi realizada de maneira a o desenvolvimento ter sido dividido em quatro Sprints, tendo cada Sprint duas semanas de duração, sendo realizado em cada Sprint planejamento e execução de tarefas definidas no Sprint Backlog. As reuniões foram realizadas presencialmente em sala de aula tendo comunicação digital entre os membros da equipa sempre que necessário. Os principais eventos da framework Scrum usados neste projeto foram Sprint Planning, Weekly Scrum e Sprint Retrospective, tendo quatro Sprints tendo começado no dia 30/04 sendo mudada a cada 14 dias. A nossa equipa definiu o Definition of Done que uma tarefa seria concluída apenas quando estivesse implementada, testada, validada e registada como concluída no Jira. Para melhor gestão do projeto foram utilizadas algumas ferramentas como Jira para melhor acompanhamento da realização das tarefas e o GitHub para controlo de versões e partilha do código da aplicação.</w:t>
+        <w:t xml:space="preserve">Para gestão deste projeto foi adotada a metodologia ágil </w:t>
+      </w:r>
+      <w:proofErr w:type="spellStart"/>
+      <w:r>
+        <w:t>Scrum</w:t>
+      </w:r>
+      <w:proofErr w:type="spellEnd"/>
+      <w:r>
+        <w:t xml:space="preserve">, já que permite organizar o trabalho em ciclos curtos de desenvolvimento, facilidade em adaptações ou alterações que podem ser feitas e melhor colaboração entre os membros da equipa. A aplicação do </w:t>
+      </w:r>
+      <w:proofErr w:type="spellStart"/>
+      <w:r>
+        <w:t>Scrum</w:t>
+      </w:r>
+      <w:proofErr w:type="spellEnd"/>
+      <w:r>
+        <w:t xml:space="preserve"> ao projeto foi realizada de maneira a o desenvolvimento ter sido dividido em quatro Sprints, tendo cada Sprint duas semanas de duração, sendo realizado em cada Sprint planejamento e execução de tarefas definidas no Sprint </w:t>
+      </w:r>
+      <w:proofErr w:type="spellStart"/>
+      <w:r>
+        <w:t>Backlog</w:t>
+      </w:r>
+      <w:proofErr w:type="spellEnd"/>
+      <w:r>
+        <w:t xml:space="preserve">. As reuniões foram realizadas presencialmente em sala de aula tendo comunicação digital entre os membros da equipa sempre que necessário. Os principais eventos da </w:t>
+      </w:r>
+      <w:proofErr w:type="spellStart"/>
+      <w:r>
+        <w:t>framework</w:t>
+      </w:r>
+      <w:proofErr w:type="spellEnd"/>
+      <w:r>
+        <w:t xml:space="preserve"> </w:t>
+      </w:r>
+      <w:proofErr w:type="spellStart"/>
+      <w:r>
+        <w:t>Scrum</w:t>
+      </w:r>
+      <w:proofErr w:type="spellEnd"/>
+      <w:r>
+        <w:t xml:space="preserve"> usados neste projeto foram Sprint </w:t>
+      </w:r>
+      <w:proofErr w:type="spellStart"/>
+      <w:r>
+        <w:t>Planning</w:t>
+      </w:r>
+      <w:proofErr w:type="spellEnd"/>
+      <w:r>
+        <w:t xml:space="preserve">, </w:t>
+      </w:r>
+      <w:proofErr w:type="spellStart"/>
+      <w:r>
+        <w:t>Weekly</w:t>
+      </w:r>
+      <w:proofErr w:type="spellEnd"/>
+      <w:r>
+        <w:t xml:space="preserve"> </w:t>
+      </w:r>
+      <w:proofErr w:type="spellStart"/>
+      <w:r>
+        <w:t>Scrum</w:t>
+      </w:r>
+      <w:proofErr w:type="spellEnd"/>
+      <w:r>
+        <w:t xml:space="preserve"> e Sprint </w:t>
+      </w:r>
+      <w:proofErr w:type="spellStart"/>
+      <w:r>
+        <w:t>Retrospective</w:t>
+      </w:r>
+      <w:proofErr w:type="spellEnd"/>
+      <w:r>
+        <w:t xml:space="preserve">, tendo quatro Sprints tendo começado no dia 30/04 sendo mudada a cada 14 dias. A nossa equipa definiu o </w:t>
+      </w:r>
+      <w:proofErr w:type="spellStart"/>
+      <w:r>
+        <w:t>Definition</w:t>
+      </w:r>
+      <w:proofErr w:type="spellEnd"/>
+      <w:r>
+        <w:t xml:space="preserve"> </w:t>
+      </w:r>
+      <w:proofErr w:type="spellStart"/>
+      <w:r>
+        <w:t>of</w:t>
+      </w:r>
+      <w:proofErr w:type="spellEnd"/>
+      <w:r>
+        <w:t xml:space="preserve"> </w:t>
+      </w:r>
+      <w:proofErr w:type="spellStart"/>
+      <w:r>
+        <w:t>Done</w:t>
+      </w:r>
+      <w:proofErr w:type="spellEnd"/>
+      <w:r>
+        <w:t xml:space="preserve"> que uma tarefa seria concluída apenas quando estivesse implementada, testada, validada e registada como concluída no </w:t>
+      </w:r>
+      <w:proofErr w:type="spellStart"/>
+      <w:r>
+        <w:t>Jira</w:t>
+      </w:r>
+      <w:proofErr w:type="spellEnd"/>
+      <w:r>
+        <w:t xml:space="preserve">. Para melhor gestão do projeto foram utilizadas algumas ferramentas como </w:t>
+      </w:r>
+      <w:proofErr w:type="spellStart"/>
+      <w:r>
+        <w:t>Jira</w:t>
+      </w:r>
+      <w:proofErr w:type="spellEnd"/>
+      <w:r>
+        <w:t xml:space="preserve"> para melhor acompanhamento da realização das tarefas e o GitHub para controlo de versões e partilha do código da aplicação.</w:t>
       </w:r>
     </w:p>
     <w:p/>
@@ -8594,14 +9134,115 @@
         <w:pStyle w:val="Ttulo2"/>
       </w:pPr>
       <w:bookmarkStart w:id="33" w:name="_Toc232856245"/>
-      <w:r>
-        <w:t>Stakeholders e Scrum Team</w:t>
+      <w:proofErr w:type="spellStart"/>
+      <w:r>
+        <w:t>Stakeholders</w:t>
+      </w:r>
+      <w:proofErr w:type="spellEnd"/>
+      <w:r>
+        <w:t xml:space="preserve"> e </w:t>
+      </w:r>
+      <w:proofErr w:type="spellStart"/>
+      <w:r>
+        <w:t>Scrum</w:t>
+      </w:r>
+      <w:proofErr w:type="spellEnd"/>
+      <w:r>
+        <w:t xml:space="preserve"> Team</w:t>
       </w:r>
       <w:bookmarkEnd w:id="33"/>
     </w:p>
     <w:p>
       <w:r>
-        <w:t>Nesta secção vamos descrever a identificação e as funções dos stakeholders e do scrum team. Os stakeholders são qualquer pessoa com influência no produto que não faz parte do Scrum Team, isso pode incluir clientes, gestores seriores dentro da organização, patrocinadores do projeto, entre outros. O Scrum team será os product owner, scrum master, e o development team. Estes estão organizados na seguinte tabela:</w:t>
+        <w:t xml:space="preserve">Nesta secção vamos descrever a identificação e as funções dos </w:t>
+      </w:r>
+      <w:proofErr w:type="spellStart"/>
+      <w:r>
+        <w:t>stakeholders</w:t>
+      </w:r>
+      <w:proofErr w:type="spellEnd"/>
+      <w:r>
+        <w:t xml:space="preserve"> e do </w:t>
+      </w:r>
+      <w:proofErr w:type="spellStart"/>
+      <w:r>
+        <w:t>scrum</w:t>
+      </w:r>
+      <w:proofErr w:type="spellEnd"/>
+      <w:r>
+        <w:t xml:space="preserve"> team. Os </w:t>
+      </w:r>
+      <w:proofErr w:type="spellStart"/>
+      <w:r>
+        <w:t>stakeholders</w:t>
+      </w:r>
+      <w:proofErr w:type="spellEnd"/>
+      <w:r>
+        <w:t xml:space="preserve"> são qualquer pessoa com influência no produto que não faz parte do </w:t>
+      </w:r>
+      <w:proofErr w:type="spellStart"/>
+      <w:r>
+        <w:t>Scrum</w:t>
+      </w:r>
+      <w:proofErr w:type="spellEnd"/>
+      <w:r>
+        <w:t xml:space="preserve"> Team, isso pode incluir clientes, gestores </w:t>
+      </w:r>
+      <w:proofErr w:type="spellStart"/>
+      <w:r>
+        <w:t>seriores</w:t>
+      </w:r>
+      <w:proofErr w:type="spellEnd"/>
+      <w:r>
+        <w:t xml:space="preserve"> dentro da organização, patrocinadores do projeto, entre outros. O </w:t>
+      </w:r>
+      <w:proofErr w:type="spellStart"/>
+      <w:r>
+        <w:t>Scrum</w:t>
+      </w:r>
+      <w:proofErr w:type="spellEnd"/>
+      <w:r>
+        <w:t xml:space="preserve"> team será os </w:t>
+      </w:r>
+      <w:proofErr w:type="spellStart"/>
+      <w:r>
+        <w:t>product</w:t>
+      </w:r>
+      <w:proofErr w:type="spellEnd"/>
+      <w:r>
+        <w:t xml:space="preserve"> </w:t>
+      </w:r>
+      <w:proofErr w:type="spellStart"/>
+      <w:r>
+        <w:t>owner</w:t>
+      </w:r>
+      <w:proofErr w:type="spellEnd"/>
+      <w:r>
+        <w:t xml:space="preserve">, </w:t>
+      </w:r>
+      <w:proofErr w:type="spellStart"/>
+      <w:r>
+        <w:t>scrum</w:t>
+      </w:r>
+      <w:proofErr w:type="spellEnd"/>
+      <w:r>
+        <w:t xml:space="preserve"> </w:t>
+      </w:r>
+      <w:proofErr w:type="spellStart"/>
+      <w:r>
+        <w:t>master</w:t>
+      </w:r>
+      <w:proofErr w:type="spellEnd"/>
+      <w:r>
+        <w:t xml:space="preserve">, e o </w:t>
+      </w:r>
+      <w:proofErr w:type="spellStart"/>
+      <w:r>
+        <w:t>development</w:t>
+      </w:r>
+      <w:proofErr w:type="spellEnd"/>
+      <w:r>
+        <w:t xml:space="preserve"> team. Estes estão organizados na seguinte tabela:</w:t>
       </w:r>
     </w:p>
     <w:p/>
@@ -8615,32 +9256,32 @@
       <w:r>
         <w:t xml:space="preserve">Tabela </w:t>
       </w:r>
-      <w:r>
-        <w:fldChar w:fldCharType="begin"/>
-      </w:r>
-      <w:r>
-        <w:instrText xml:space="preserve"> SEQ Tabela \* ARABIC </w:instrText>
-      </w:r>
-      <w:r>
-        <w:fldChar w:fldCharType="separate"/>
-      </w:r>
-      <w:r>
-        <w:rPr>
-          <w:noProof/>
-        </w:rPr>
-        <w:t>5</w:t>
-      </w:r>
-      <w:r>
-        <w:rPr>
-          <w:noProof/>
-        </w:rPr>
-        <w:fldChar w:fldCharType="end"/>
-      </w:r>
+      <w:fldSimple w:instr=" SEQ Tabela \* ARABIC ">
+        <w:r>
+          <w:rPr>
+            <w:noProof/>
+          </w:rPr>
+          <w:t>5</w:t>
+        </w:r>
+      </w:fldSimple>
       <w:r>
         <w:t xml:space="preserve"> – Identificação e funções dos </w:t>
       </w:r>
-      <w:r>
-        <w:t>Stakeholders e Scrum Team</w:t>
+      <w:proofErr w:type="spellStart"/>
+      <w:r>
+        <w:t>Stakeholders</w:t>
+      </w:r>
+      <w:proofErr w:type="spellEnd"/>
+      <w:r>
+        <w:t xml:space="preserve"> e </w:t>
+      </w:r>
+      <w:proofErr w:type="spellStart"/>
+      <w:r>
+        <w:t>Scrum</w:t>
+      </w:r>
+      <w:proofErr w:type="spellEnd"/>
+      <w:r>
+        <w:t xml:space="preserve"> Team</w:t>
       </w:r>
       <w:bookmarkEnd w:id="34"/>
     </w:p>
@@ -8768,10 +9409,20 @@
             <w:tcW w:w="2132" w:type="dxa"/>
           </w:tcPr>
           <w:p>
+            <w:proofErr w:type="spellStart"/>
             <w:r>
               <w:lastRenderedPageBreak/>
-              <w:t>Product Owner</w:t>
-            </w:r>
+              <w:t>Product</w:t>
+            </w:r>
+            <w:proofErr w:type="spellEnd"/>
+            <w:r>
+              <w:t xml:space="preserve"> </w:t>
+            </w:r>
+            <w:proofErr w:type="spellStart"/>
+            <w:r>
+              <w:t>Owner</w:t>
+            </w:r>
+            <w:proofErr w:type="spellEnd"/>
           </w:p>
         </w:tc>
         <w:tc>
@@ -8834,9 +9485,19 @@
             <w:tcW w:w="2132" w:type="dxa"/>
           </w:tcPr>
           <w:p>
-            <w:r>
-              <w:t>Scrum Master</w:t>
-            </w:r>
+            <w:proofErr w:type="spellStart"/>
+            <w:r>
+              <w:t>Scrum</w:t>
+            </w:r>
+            <w:proofErr w:type="spellEnd"/>
+            <w:r>
+              <w:t xml:space="preserve"> </w:t>
+            </w:r>
+            <w:proofErr w:type="spellStart"/>
+            <w:r>
+              <w:t>Master</w:t>
+            </w:r>
+            <w:proofErr w:type="spellEnd"/>
           </w:p>
         </w:tc>
         <w:tc>
@@ -8886,11 +9547,19 @@
                 <w:lang w:val="en-US"/>
               </w:rPr>
             </w:pPr>
+            <w:proofErr w:type="spellStart"/>
             <w:r>
               <w:rPr>
                 <w:lang w:val="en-US"/>
               </w:rPr>
-              <w:t>Apoiar sprint planning e W</w:t>
+              <w:t>Apoiar</w:t>
+            </w:r>
+            <w:proofErr w:type="spellEnd"/>
+            <w:r>
+              <w:rPr>
+                <w:lang w:val="en-US"/>
+              </w:rPr>
+              <w:t xml:space="preserve"> sprint planning e W</w:t>
             </w:r>
             <w:r>
               <w:rPr>
@@ -8917,7 +9586,35 @@
               <w:rPr>
                 <w:lang w:val="en-US"/>
               </w:rPr>
-              <w:t>Remover impedimentos da equipa.</w:t>
+              <w:t xml:space="preserve">Remover </w:t>
+            </w:r>
+            <w:proofErr w:type="spellStart"/>
+            <w:r>
+              <w:rPr>
+                <w:lang w:val="en-US"/>
+              </w:rPr>
+              <w:t>impedimentos</w:t>
+            </w:r>
+            <w:proofErr w:type="spellEnd"/>
+            <w:r>
+              <w:rPr>
+                <w:lang w:val="en-US"/>
+              </w:rPr>
+              <w:t xml:space="preserve"> da </w:t>
+            </w:r>
+            <w:proofErr w:type="spellStart"/>
+            <w:r>
+              <w:rPr>
+                <w:lang w:val="en-US"/>
+              </w:rPr>
+              <w:t>equipa</w:t>
+            </w:r>
+            <w:proofErr w:type="spellEnd"/>
+            <w:r>
+              <w:rPr>
+                <w:lang w:val="en-US"/>
+              </w:rPr>
+              <w:t>.</w:t>
             </w:r>
           </w:p>
         </w:tc>
@@ -8929,8 +9626,13 @@
             <w:tcW w:w="2132" w:type="dxa"/>
           </w:tcPr>
           <w:p>
-            <w:r>
-              <w:t>Development Team</w:t>
+            <w:proofErr w:type="spellStart"/>
+            <w:r>
+              <w:t>Development</w:t>
+            </w:r>
+            <w:proofErr w:type="spellEnd"/>
+            <w:r>
+              <w:t xml:space="preserve"> Team</w:t>
             </w:r>
           </w:p>
         </w:tc>
@@ -8944,8 +9646,13 @@
               <w:cnfStyle w:val="000000000000" w:firstRow="0" w:lastRow="0" w:firstColumn="0" w:lastColumn="0" w:oddVBand="0" w:evenVBand="0" w:oddHBand="0" w:evenHBand="0" w:firstRowFirstColumn="0" w:firstRowLastColumn="0" w:lastRowFirstColumn="0" w:lastRowLastColumn="0"/>
             </w:pPr>
             <w:r>
-              <w:t>Kelly Ferreira, Bianca Maluf, João Moreiro</w:t>
-            </w:r>
+              <w:t xml:space="preserve">Kelly Ferreira, Bianca Maluf, João </w:t>
+            </w:r>
+            <w:proofErr w:type="spellStart"/>
+            <w:r>
+              <w:t>Moreiro</w:t>
+            </w:r>
+            <w:proofErr w:type="spellEnd"/>
           </w:p>
         </w:tc>
         <w:tc>
@@ -9038,9 +9745,14 @@
       </w:pPr>
       <w:bookmarkStart w:id="35" w:name="_Toc232856246"/>
       <w:r>
-        <w:t>User Stories</w:t>
+        <w:t xml:space="preserve">User </w:t>
+      </w:r>
+      <w:proofErr w:type="spellStart"/>
+      <w:r>
+        <w:t>Stories</w:t>
       </w:r>
       <w:bookmarkEnd w:id="35"/>
+      <w:proofErr w:type="spellEnd"/>
     </w:p>
     <w:p>
       <w:r>
@@ -9053,8 +9765,16 @@
         <w:rPr>
           <w:highlight w:val="yellow"/>
         </w:rPr>
-        <w:t>especificados os requisitos funcionais do ponto de vista do utilizador sob forma de User Stories</w:t>
-      </w:r>
+        <w:t xml:space="preserve">especificados os requisitos funcionais do ponto de vista do utilizador sob forma de User </w:t>
+      </w:r>
+      <w:proofErr w:type="spellStart"/>
+      <w:r>
+        <w:rPr>
+          <w:highlight w:val="yellow"/>
+        </w:rPr>
+        <w:t>Stories</w:t>
+      </w:r>
+      <w:proofErr w:type="spellEnd"/>
       <w:r>
         <w:t xml:space="preserve"> </w:t>
       </w:r>
@@ -9064,6 +9784,7 @@
         </w:rPr>
         <w:t xml:space="preserve">As </w:t>
       </w:r>
+      <w:proofErr w:type="spellStart"/>
       <w:r>
         <w:rPr>
           <w:i/>
@@ -9072,23 +9793,80 @@
         </w:rPr>
         <w:t>issues</w:t>
       </w:r>
+      <w:proofErr w:type="spellEnd"/>
       <w:r>
         <w:rPr>
           <w:highlight w:val="yellow"/>
         </w:rPr>
-        <w:t xml:space="preserve"> devem ser estimadas em Story Points utilizando a sequência de Fibonacci: 1, 2, 3, 5, 8, 13, 20</w:t>
-      </w:r>
+        <w:t xml:space="preserve"> devem ser estimadas em </w:t>
+      </w:r>
+      <w:proofErr w:type="spellStart"/>
+      <w:r>
+        <w:rPr>
+          <w:highlight w:val="yellow"/>
+        </w:rPr>
+        <w:t>Story</w:t>
+      </w:r>
+      <w:proofErr w:type="spellEnd"/>
       <w:r>
         <w:rPr>
           <w:highlight w:val="yellow"/>
         </w:rPr>
         <w:t xml:space="preserve"> </w:t>
       </w:r>
+      <w:proofErr w:type="spellStart"/>
       <w:r>
         <w:rPr>
           <w:highlight w:val="yellow"/>
         </w:rPr>
-        <w:t>(máx).&gt;</w:t>
+        <w:t>Points</w:t>
+      </w:r>
+      <w:proofErr w:type="spellEnd"/>
+      <w:r>
+        <w:rPr>
+          <w:highlight w:val="yellow"/>
+        </w:rPr>
+        <w:t xml:space="preserve"> utilizando a sequência de </w:t>
+      </w:r>
+      <w:proofErr w:type="spellStart"/>
+      <w:r>
+        <w:rPr>
+          <w:highlight w:val="yellow"/>
+        </w:rPr>
+        <w:t>Fibonacci</w:t>
+      </w:r>
+      <w:proofErr w:type="spellEnd"/>
+      <w:r>
+        <w:rPr>
+          <w:highlight w:val="yellow"/>
+        </w:rPr>
+        <w:t>: 1, 2, 3, 5, 8, 13, 20</w:t>
+      </w:r>
+      <w:r>
+        <w:rPr>
+          <w:highlight w:val="yellow"/>
+        </w:rPr>
+        <w:t xml:space="preserve"> </w:t>
+      </w:r>
+      <w:r>
+        <w:rPr>
+          <w:highlight w:val="yellow"/>
+        </w:rPr>
+        <w:t>(</w:t>
+      </w:r>
+      <w:proofErr w:type="spellStart"/>
+      <w:r>
+        <w:rPr>
+          <w:highlight w:val="yellow"/>
+        </w:rPr>
+        <w:t>máx</w:t>
+      </w:r>
+      <w:proofErr w:type="spellEnd"/>
+      <w:r>
+        <w:rPr>
+          <w:highlight w:val="yellow"/>
+        </w:rPr>
+        <w:t>).&gt;</w:t>
       </w:r>
     </w:p>
     <w:p>
@@ -9184,7 +9962,21 @@
         <w:rPr>
           <w:highlight w:val="yellow"/>
         </w:rPr>
-        <w:t>Focar nestes 3 e evitar o Como (excluir aspetos de desenho, interface design statements).</w:t>
+        <w:t xml:space="preserve">Focar nestes 3 e evitar o Como (excluir aspetos de desenho, interface design </w:t>
+      </w:r>
+      <w:proofErr w:type="spellStart"/>
+      <w:r>
+        <w:rPr>
+          <w:highlight w:val="yellow"/>
+        </w:rPr>
+        <w:t>statements</w:t>
+      </w:r>
+      <w:proofErr w:type="spellEnd"/>
+      <w:r>
+        <w:rPr>
+          <w:highlight w:val="yellow"/>
+        </w:rPr>
+        <w:t>).</w:t>
       </w:r>
     </w:p>
     <w:p>
@@ -9230,7 +10022,35 @@
         <w:rPr>
           <w:highlight w:val="yellow"/>
         </w:rPr>
-        <w:t>].” – como é que o desejo imediato deles para fazer algo se integra na big picture? Qual o objetivo geral que estão a tentar atingir? Qual o principal problema que precisa de ser resolvido?</w:t>
+        <w:t xml:space="preserve">].” – como é que o desejo imediato deles para fazer algo se integra na </w:t>
+      </w:r>
+      <w:proofErr w:type="spellStart"/>
+      <w:r>
+        <w:rPr>
+          <w:highlight w:val="yellow"/>
+        </w:rPr>
+        <w:t>big</w:t>
+      </w:r>
+      <w:proofErr w:type="spellEnd"/>
+      <w:r>
+        <w:rPr>
+          <w:highlight w:val="yellow"/>
+        </w:rPr>
+        <w:t xml:space="preserve"> </w:t>
+      </w:r>
+      <w:proofErr w:type="spellStart"/>
+      <w:r>
+        <w:rPr>
+          <w:highlight w:val="yellow"/>
+        </w:rPr>
+        <w:t>picture</w:t>
+      </w:r>
+      <w:proofErr w:type="spellEnd"/>
+      <w:r>
+        <w:rPr>
+          <w:highlight w:val="yellow"/>
+        </w:rPr>
+        <w:t>? Qual o objetivo geral que estão a tentar atingir? Qual o principal problema que precisa de ser resolvido?</w:t>
       </w:r>
     </w:p>
     <w:p/>
@@ -9419,7 +10239,23 @@
                 <w:b w:val="0"/>
                 <w:bCs w:val="0"/>
               </w:rPr>
-              <w:t>O username deve ser único;</w:t>
+              <w:t xml:space="preserve">O </w:t>
+            </w:r>
+            <w:proofErr w:type="spellStart"/>
+            <w:r>
+              <w:rPr>
+                <w:b w:val="0"/>
+                <w:bCs w:val="0"/>
+              </w:rPr>
+              <w:t>username</w:t>
+            </w:r>
+            <w:proofErr w:type="spellEnd"/>
+            <w:r>
+              <w:rPr>
+                <w:b w:val="0"/>
+                <w:bCs w:val="0"/>
+              </w:rPr>
+              <w:t xml:space="preserve"> deve ser único;</w:t>
             </w:r>
           </w:p>
           <w:p>
@@ -9442,7 +10278,23 @@
                 <w:bCs w:val="0"/>
               </w:rPr>
               <w:lastRenderedPageBreak/>
-              <w:t>Devem ser preenchidos username e password;</w:t>
+              <w:t xml:space="preserve">Devem ser preenchidos </w:t>
+            </w:r>
+            <w:proofErr w:type="spellStart"/>
+            <w:r>
+              <w:rPr>
+                <w:b w:val="0"/>
+                <w:bCs w:val="0"/>
+              </w:rPr>
+              <w:t>username</w:t>
+            </w:r>
+            <w:proofErr w:type="spellEnd"/>
+            <w:r>
+              <w:rPr>
+                <w:b w:val="0"/>
+                <w:bCs w:val="0"/>
+              </w:rPr>
+              <w:t xml:space="preserve"> e password;</w:t>
             </w:r>
           </w:p>
           <w:p>
@@ -9582,7 +10434,23 @@
                 <w:b w:val="0"/>
                 <w:bCs w:val="0"/>
               </w:rPr>
-              <w:t>O sistema deve validar Username e password;</w:t>
+              <w:t xml:space="preserve">O sistema deve validar </w:t>
+            </w:r>
+            <w:proofErr w:type="spellStart"/>
+            <w:r>
+              <w:rPr>
+                <w:b w:val="0"/>
+                <w:bCs w:val="0"/>
+              </w:rPr>
+              <w:t>Username</w:t>
+            </w:r>
+            <w:proofErr w:type="spellEnd"/>
+            <w:r>
+              <w:rPr>
+                <w:b w:val="0"/>
+                <w:bCs w:val="0"/>
+              </w:rPr>
+              <w:t xml:space="preserve"> e password;</w:t>
             </w:r>
           </w:p>
           <w:p>
@@ -11395,7 +12263,23 @@
                 <w:b w:val="0"/>
                 <w:bCs w:val="0"/>
               </w:rPr>
-              <w:t>A informação deve ficar associada á compra</w:t>
+              <w:t xml:space="preserve">A informação deve ficar associada </w:t>
+            </w:r>
+            <w:proofErr w:type="gramStart"/>
+            <w:r>
+              <w:rPr>
+                <w:b w:val="0"/>
+                <w:bCs w:val="0"/>
+              </w:rPr>
+              <w:t>á</w:t>
+            </w:r>
+            <w:proofErr w:type="gramEnd"/>
+            <w:r>
+              <w:rPr>
+                <w:b w:val="0"/>
+                <w:bCs w:val="0"/>
+              </w:rPr>
+              <w:t xml:space="preserve"> compra</w:t>
             </w:r>
           </w:p>
         </w:tc>
@@ -12465,7 +13349,35 @@
         <w:rPr>
           <w:highlight w:val="yellow"/>
         </w:rPr>
-        <w:t>&lt;Product backlog do projeto</w:t>
+        <w:t>&lt;</w:t>
+      </w:r>
+      <w:proofErr w:type="spellStart"/>
+      <w:r>
+        <w:rPr>
+          <w:highlight w:val="yellow"/>
+        </w:rPr>
+        <w:t>Product</w:t>
+      </w:r>
+      <w:proofErr w:type="spellEnd"/>
+      <w:r>
+        <w:rPr>
+          <w:highlight w:val="yellow"/>
+        </w:rPr>
+        <w:t xml:space="preserve"> </w:t>
+      </w:r>
+      <w:proofErr w:type="spellStart"/>
+      <w:r>
+        <w:rPr>
+          <w:highlight w:val="yellow"/>
+        </w:rPr>
+        <w:t>backlog</w:t>
+      </w:r>
+      <w:proofErr w:type="spellEnd"/>
+      <w:r>
+        <w:rPr>
+          <w:highlight w:val="yellow"/>
+        </w:rPr>
+        <w:t xml:space="preserve"> do projeto</w:t>
       </w:r>
       <w:r>
         <w:rPr>
@@ -12507,7 +13419,21 @@
         <w:rPr>
           <w:highlight w:val="yellow"/>
         </w:rPr>
-        <w:t>Sprint Backlog 1</w:t>
+        <w:t xml:space="preserve">Sprint </w:t>
+      </w:r>
+      <w:proofErr w:type="spellStart"/>
+      <w:r>
+        <w:rPr>
+          <w:highlight w:val="yellow"/>
+        </w:rPr>
+        <w:t>Backlog</w:t>
+      </w:r>
+      <w:proofErr w:type="spellEnd"/>
+      <w:r>
+        <w:rPr>
+          <w:highlight w:val="yellow"/>
+        </w:rPr>
+        <w:t xml:space="preserve"> 1</w:t>
       </w:r>
     </w:p>
     <w:p>
@@ -12525,7 +13451,21 @@
         <w:rPr>
           <w:highlight w:val="yellow"/>
         </w:rPr>
-        <w:t>Sprint Backlog 2</w:t>
+        <w:t xml:space="preserve">Sprint </w:t>
+      </w:r>
+      <w:proofErr w:type="spellStart"/>
+      <w:r>
+        <w:rPr>
+          <w:highlight w:val="yellow"/>
+        </w:rPr>
+        <w:t>Backlog</w:t>
+      </w:r>
+      <w:proofErr w:type="spellEnd"/>
+      <w:r>
+        <w:rPr>
+          <w:highlight w:val="yellow"/>
+        </w:rPr>
+        <w:t xml:space="preserve"> 2</w:t>
       </w:r>
     </w:p>
     <w:p>
@@ -12543,7 +13483,21 @@
         <w:rPr>
           <w:highlight w:val="yellow"/>
         </w:rPr>
-        <w:t>Sprint Backlog 3</w:t>
+        <w:t xml:space="preserve">Sprint </w:t>
+      </w:r>
+      <w:proofErr w:type="spellStart"/>
+      <w:r>
+        <w:rPr>
+          <w:highlight w:val="yellow"/>
+        </w:rPr>
+        <w:t>Backlog</w:t>
+      </w:r>
+      <w:proofErr w:type="spellEnd"/>
+      <w:r>
+        <w:rPr>
+          <w:highlight w:val="yellow"/>
+        </w:rPr>
+        <w:t xml:space="preserve"> 3</w:t>
       </w:r>
     </w:p>
     <w:p>
@@ -12561,15 +13515,183 @@
         <w:rPr>
           <w:highlight w:val="yellow"/>
         </w:rPr>
-        <w:t>Sprint Backlog 4</w:t>
-      </w:r>
-    </w:p>
-    <w:p>
+        <w:t xml:space="preserve">Sprint </w:t>
+      </w:r>
+      <w:proofErr w:type="spellStart"/>
       <w:r>
         <w:rPr>
           <w:highlight w:val="yellow"/>
         </w:rPr>
-        <w:t>Cada item do Product Backlog deve corresponder a uma Issue (Jira) do tipo Task, Story ou Bug. User Story identificada pelo cliente. As issues devem ser estimadas em Story Points utilizando a sequência de Fibonacci: 1, 2, 3, 5, 8, 13, 2</w:t>
+        <w:t>Backlog</w:t>
+      </w:r>
+      <w:proofErr w:type="spellEnd"/>
+      <w:r>
+        <w:rPr>
+          <w:highlight w:val="yellow"/>
+        </w:rPr>
+        <w:t xml:space="preserve"> 4</w:t>
+      </w:r>
+    </w:p>
+    <w:p>
+      <w:r>
+        <w:rPr>
+          <w:highlight w:val="yellow"/>
+        </w:rPr>
+        <w:t xml:space="preserve">Cada item do </w:t>
+      </w:r>
+      <w:proofErr w:type="spellStart"/>
+      <w:r>
+        <w:rPr>
+          <w:highlight w:val="yellow"/>
+        </w:rPr>
+        <w:t>Product</w:t>
+      </w:r>
+      <w:proofErr w:type="spellEnd"/>
+      <w:r>
+        <w:rPr>
+          <w:highlight w:val="yellow"/>
+        </w:rPr>
+        <w:t xml:space="preserve"> </w:t>
+      </w:r>
+      <w:proofErr w:type="spellStart"/>
+      <w:r>
+        <w:rPr>
+          <w:highlight w:val="yellow"/>
+        </w:rPr>
+        <w:t>Backlog</w:t>
+      </w:r>
+      <w:proofErr w:type="spellEnd"/>
+      <w:r>
+        <w:rPr>
+          <w:highlight w:val="yellow"/>
+        </w:rPr>
+        <w:t xml:space="preserve"> deve corresponder a uma </w:t>
+      </w:r>
+      <w:proofErr w:type="spellStart"/>
+      <w:r>
+        <w:rPr>
+          <w:highlight w:val="yellow"/>
+        </w:rPr>
+        <w:t>Issue</w:t>
+      </w:r>
+      <w:proofErr w:type="spellEnd"/>
+      <w:r>
+        <w:rPr>
+          <w:highlight w:val="yellow"/>
+        </w:rPr>
+        <w:t xml:space="preserve"> (</w:t>
+      </w:r>
+      <w:proofErr w:type="spellStart"/>
+      <w:r>
+        <w:rPr>
+          <w:highlight w:val="yellow"/>
+        </w:rPr>
+        <w:t>Jira</w:t>
+      </w:r>
+      <w:proofErr w:type="spellEnd"/>
+      <w:r>
+        <w:rPr>
+          <w:highlight w:val="yellow"/>
+        </w:rPr>
+        <w:t xml:space="preserve">) do tipo </w:t>
+      </w:r>
+      <w:proofErr w:type="spellStart"/>
+      <w:r>
+        <w:rPr>
+          <w:highlight w:val="yellow"/>
+        </w:rPr>
+        <w:t>Task</w:t>
+      </w:r>
+      <w:proofErr w:type="spellEnd"/>
+      <w:r>
+        <w:rPr>
+          <w:highlight w:val="yellow"/>
+        </w:rPr>
+        <w:t xml:space="preserve">, </w:t>
+      </w:r>
+      <w:proofErr w:type="spellStart"/>
+      <w:r>
+        <w:rPr>
+          <w:highlight w:val="yellow"/>
+        </w:rPr>
+        <w:t>Story</w:t>
+      </w:r>
+      <w:proofErr w:type="spellEnd"/>
+      <w:r>
+        <w:rPr>
+          <w:highlight w:val="yellow"/>
+        </w:rPr>
+        <w:t xml:space="preserve"> ou Bug. User </w:t>
+      </w:r>
+      <w:proofErr w:type="spellStart"/>
+      <w:r>
+        <w:rPr>
+          <w:highlight w:val="yellow"/>
+        </w:rPr>
+        <w:t>Story</w:t>
+      </w:r>
+      <w:proofErr w:type="spellEnd"/>
+      <w:r>
+        <w:rPr>
+          <w:highlight w:val="yellow"/>
+        </w:rPr>
+        <w:t xml:space="preserve"> identificada pelo cliente. As </w:t>
+      </w:r>
+      <w:proofErr w:type="spellStart"/>
+      <w:r>
+        <w:rPr>
+          <w:highlight w:val="yellow"/>
+        </w:rPr>
+        <w:t>issues</w:t>
+      </w:r>
+      <w:proofErr w:type="spellEnd"/>
+      <w:r>
+        <w:rPr>
+          <w:highlight w:val="yellow"/>
+        </w:rPr>
+        <w:t xml:space="preserve"> devem ser estimadas em </w:t>
+      </w:r>
+      <w:proofErr w:type="spellStart"/>
+      <w:r>
+        <w:rPr>
+          <w:highlight w:val="yellow"/>
+        </w:rPr>
+        <w:t>Story</w:t>
+      </w:r>
+      <w:proofErr w:type="spellEnd"/>
+      <w:r>
+        <w:rPr>
+          <w:highlight w:val="yellow"/>
+        </w:rPr>
+        <w:t xml:space="preserve"> </w:t>
+      </w:r>
+      <w:proofErr w:type="spellStart"/>
+      <w:r>
+        <w:rPr>
+          <w:highlight w:val="yellow"/>
+        </w:rPr>
+        <w:t>Points</w:t>
+      </w:r>
+      <w:proofErr w:type="spellEnd"/>
+      <w:r>
+        <w:rPr>
+          <w:highlight w:val="yellow"/>
+        </w:rPr>
+        <w:t xml:space="preserve"> utilizando a sequência de </w:t>
+      </w:r>
+      <w:proofErr w:type="spellStart"/>
+      <w:r>
+        <w:rPr>
+          <w:highlight w:val="yellow"/>
+        </w:rPr>
+        <w:t>Fibonacci</w:t>
+      </w:r>
+      <w:proofErr w:type="spellEnd"/>
+      <w:r>
+        <w:rPr>
+          <w:highlight w:val="yellow"/>
+        </w:rPr>
+        <w:t>: 1, 2, 3, 5, 8, 13, 2</w:t>
       </w:r>
       <w:r>
         <w:rPr>
@@ -12603,8 +13725,13 @@
     </w:p>
     <w:p>
       <w:r>
-        <w:t>De seguida encontram-se descritos os principais eventos Scrum</w:t>
-      </w:r>
+        <w:t xml:space="preserve">De seguida encontram-se descritos os principais eventos </w:t>
+      </w:r>
+      <w:proofErr w:type="spellStart"/>
+      <w:r>
+        <w:t>Scrum</w:t>
+      </w:r>
+      <w:proofErr w:type="spellEnd"/>
       <w:r>
         <w:t xml:space="preserve"> da Sprint </w:t>
       </w:r>
@@ -12620,8 +13747,13 @@
         <w:pStyle w:val="Ttulo4"/>
       </w:pPr>
       <w:r>
-        <w:t>Sprint Planning</w:t>
-      </w:r>
+        <w:t xml:space="preserve">Sprint </w:t>
+      </w:r>
+      <w:proofErr w:type="spellStart"/>
+      <w:r>
+        <w:t>Planning</w:t>
+      </w:r>
+      <w:proofErr w:type="spellEnd"/>
     </w:p>
     <w:p/>
     <w:tbl>
@@ -12717,8 +13849,17 @@
                 <w:i/>
                 <w:iCs/>
               </w:rPr>
-              <w:t>Sprint Backlog</w:t>
-            </w:r>
+              <w:t xml:space="preserve">Sprint </w:t>
+            </w:r>
+            <w:proofErr w:type="spellStart"/>
+            <w:r>
+              <w:rPr>
+                <w:i/>
+                <w:iCs/>
+              </w:rPr>
+              <w:t>Backlog</w:t>
+            </w:r>
+            <w:proofErr w:type="spellEnd"/>
             <w:r>
               <w:t xml:space="preserve">: </w:t>
             </w:r>
@@ -12736,7 +13877,7 @@
               </w:rPr>
               <w:lastRenderedPageBreak/>
               <w:drawing>
-                <wp:inline distT="0" distB="0" distL="0" distR="0" wp14:anchorId="1A1DECD4" wp14:editId="76528E9D">
+                <wp:inline distT="0" distB="0" distL="0" distR="0" wp14:anchorId="1A1DECD4" wp14:editId="38817CD6">
                   <wp:extent cx="5521501" cy="1844040"/>
                   <wp:effectExtent l="0" t="0" r="3175" b="3810"/>
                   <wp:docPr id="15" name="Picture 15"/>
@@ -12784,7 +13925,7 @@
                 <w:noProof/>
               </w:rPr>
               <w:drawing>
-                <wp:inline distT="0" distB="0" distL="0" distR="0" wp14:anchorId="6987658B" wp14:editId="27154707">
+                <wp:inline distT="0" distB="0" distL="0" distR="0" wp14:anchorId="6987658B" wp14:editId="159CB968">
                   <wp:extent cx="5539740" cy="2026920"/>
                   <wp:effectExtent l="0" t="0" r="3810" b="0"/>
                   <wp:docPr id="911752217" name="Imagem 911752217"/>
@@ -12841,8 +13982,13 @@
       <w:pPr>
         <w:pStyle w:val="Ttulo4"/>
       </w:pPr>
-      <w:r>
-        <w:t>Daily Meetings</w:t>
+      <w:proofErr w:type="spellStart"/>
+      <w:r>
+        <w:t>Daily</w:t>
+      </w:r>
+      <w:proofErr w:type="spellEnd"/>
+      <w:r>
+        <w:t xml:space="preserve"> Meetings</w:t>
       </w:r>
       <w:r>
         <w:t xml:space="preserve"> (1 por semana)</w:t>
@@ -13021,22 +14167,88 @@
                 <w:b w:val="0"/>
                 <w:bCs w:val="0"/>
               </w:rPr>
-              <w:t xml:space="preserve">Criar projeto Github, Analisar Concorrencial Listonic, </w:t>
-            </w:r>
-            <w:r>
-              <w:rPr>
-                <w:b w:val="0"/>
-                <w:bCs w:val="0"/>
-              </w:rPr>
-              <w:t>User Stories</w:t>
-            </w:r>
-            <w:r>
-              <w:rPr>
-                <w:b w:val="0"/>
-                <w:bCs w:val="0"/>
-              </w:rPr>
-              <w:t>, mockups, wireframe</w:t>
-            </w:r>
+              <w:t xml:space="preserve">Criar projeto </w:t>
+            </w:r>
+            <w:proofErr w:type="spellStart"/>
+            <w:r>
+              <w:rPr>
+                <w:b w:val="0"/>
+                <w:bCs w:val="0"/>
+              </w:rPr>
+              <w:t>Github</w:t>
+            </w:r>
+            <w:proofErr w:type="spellEnd"/>
+            <w:r>
+              <w:rPr>
+                <w:b w:val="0"/>
+                <w:bCs w:val="0"/>
+              </w:rPr>
+              <w:t xml:space="preserve">, Analisar Concorrencial </w:t>
+            </w:r>
+            <w:proofErr w:type="spellStart"/>
+            <w:r>
+              <w:rPr>
+                <w:b w:val="0"/>
+                <w:bCs w:val="0"/>
+              </w:rPr>
+              <w:t>Listonic</w:t>
+            </w:r>
+            <w:proofErr w:type="spellEnd"/>
+            <w:r>
+              <w:rPr>
+                <w:b w:val="0"/>
+                <w:bCs w:val="0"/>
+              </w:rPr>
+              <w:t xml:space="preserve">, </w:t>
+            </w:r>
+            <w:r>
+              <w:rPr>
+                <w:b w:val="0"/>
+                <w:bCs w:val="0"/>
+              </w:rPr>
+              <w:t xml:space="preserve">User </w:t>
+            </w:r>
+            <w:proofErr w:type="spellStart"/>
+            <w:r>
+              <w:rPr>
+                <w:b w:val="0"/>
+                <w:bCs w:val="0"/>
+              </w:rPr>
+              <w:t>Stories</w:t>
+            </w:r>
+            <w:proofErr w:type="spellEnd"/>
+            <w:r>
+              <w:rPr>
+                <w:b w:val="0"/>
+                <w:bCs w:val="0"/>
+              </w:rPr>
+              <w:t xml:space="preserve">, </w:t>
+            </w:r>
+            <w:proofErr w:type="spellStart"/>
+            <w:r>
+              <w:rPr>
+                <w:b w:val="0"/>
+                <w:bCs w:val="0"/>
+              </w:rPr>
+              <w:t>mockups</w:t>
+            </w:r>
+            <w:proofErr w:type="spellEnd"/>
+            <w:r>
+              <w:rPr>
+                <w:b w:val="0"/>
+                <w:bCs w:val="0"/>
+              </w:rPr>
+              <w:t xml:space="preserve">, </w:t>
+            </w:r>
+            <w:proofErr w:type="spellStart"/>
+            <w:r>
+              <w:rPr>
+                <w:b w:val="0"/>
+                <w:bCs w:val="0"/>
+              </w:rPr>
+              <w:t>wireframe</w:t>
+            </w:r>
+            <w:proofErr w:type="spellEnd"/>
             <w:r>
               <w:rPr>
                 <w:b w:val="0"/>
@@ -13091,10 +14303,7 @@
               </w:rPr>
             </w:pPr>
             <w:r>
-              <w:rPr>
-                <w:highlight w:val="yellow"/>
-              </w:rPr>
-              <w:t>&lt;nome do membro 2 da equipa&gt;</w:t>
+              <w:t>João Moreira</w:t>
             </w:r>
           </w:p>
           <w:p>
@@ -13153,8 +14362,27 @@
               <w:rPr>
                 <w:b w:val="0"/>
                 <w:bCs w:val="0"/>
-              </w:rPr>
-              <w:t xml:space="preserve"> </w:t>
+                <w:u w:val="single"/>
+              </w:rPr>
+              <w:t xml:space="preserve">: Analisar Concorrencial </w:t>
+            </w:r>
+            <w:proofErr w:type="spellStart"/>
+            <w:r>
+              <w:rPr>
+                <w:b w:val="0"/>
+                <w:bCs w:val="0"/>
+                <w:u w:val="single"/>
+              </w:rPr>
+              <w:t>HomeBudget</w:t>
+            </w:r>
+            <w:proofErr w:type="spellEnd"/>
+            <w:r>
+              <w:rPr>
+                <w:b w:val="0"/>
+                <w:bCs w:val="0"/>
+                <w:u w:val="single"/>
+              </w:rPr>
+              <w:t>, Introdução</w:t>
             </w:r>
           </w:p>
           <w:p>
@@ -13163,111 +14391,6 @@
               <w:numPr>
                 <w:ilvl w:val="0"/>
                 <w:numId w:val="13"/>
-              </w:numPr>
-              <w:contextualSpacing w:val="0"/>
-              <w:jc w:val="left"/>
-              <w:rPr>
-                <w:b w:val="0"/>
-                <w:bCs w:val="0"/>
-              </w:rPr>
-            </w:pPr>
-            <w:r>
-              <w:rPr>
-                <w:b w:val="0"/>
-                <w:bCs w:val="0"/>
-                <w:u w:val="single"/>
-              </w:rPr>
-              <w:t>Dificuldades que prevê</w:t>
-            </w:r>
-            <w:r>
-              <w:rPr>
-                <w:b w:val="0"/>
-                <w:bCs w:val="0"/>
-              </w:rPr>
-              <w:t>:</w:t>
-            </w:r>
-          </w:p>
-          <w:p>
-            <w:pPr>
-              <w:jc w:val="left"/>
-              <w:rPr>
-                <w:b w:val="0"/>
-                <w:bCs w:val="0"/>
-              </w:rPr>
-            </w:pPr>
-            <w:r>
-              <w:rPr>
-                <w:highlight w:val="yellow"/>
-              </w:rPr>
-              <w:t>&lt;nome do membro 3 da equipa&gt;</w:t>
-            </w:r>
-          </w:p>
-          <w:p>
-            <w:pPr>
-              <w:pStyle w:val="PargrafodaLista"/>
-              <w:numPr>
-                <w:ilvl w:val="0"/>
-                <w:numId w:val="14"/>
-              </w:numPr>
-              <w:contextualSpacing w:val="0"/>
-              <w:jc w:val="left"/>
-              <w:rPr>
-                <w:b w:val="0"/>
-                <w:bCs w:val="0"/>
-              </w:rPr>
-            </w:pPr>
-            <w:r>
-              <w:rPr>
-                <w:b w:val="0"/>
-                <w:bCs w:val="0"/>
-                <w:u w:val="single"/>
-              </w:rPr>
-              <w:t>O que fez na semana anterior</w:t>
-            </w:r>
-            <w:r>
-              <w:rPr>
-                <w:b w:val="0"/>
-                <w:bCs w:val="0"/>
-              </w:rPr>
-              <w:t xml:space="preserve">: </w:t>
-            </w:r>
-          </w:p>
-          <w:p>
-            <w:pPr>
-              <w:pStyle w:val="PargrafodaLista"/>
-              <w:numPr>
-                <w:ilvl w:val="0"/>
-                <w:numId w:val="14"/>
-              </w:numPr>
-              <w:contextualSpacing w:val="0"/>
-              <w:jc w:val="left"/>
-              <w:rPr>
-                <w:b w:val="0"/>
-                <w:bCs w:val="0"/>
-              </w:rPr>
-            </w:pPr>
-            <w:r>
-              <w:rPr>
-                <w:b w:val="0"/>
-                <w:bCs w:val="0"/>
-                <w:u w:val="single"/>
-              </w:rPr>
-              <w:t>O que vai fazer esta semana</w:t>
-            </w:r>
-            <w:r>
-              <w:rPr>
-                <w:b w:val="0"/>
-                <w:bCs w:val="0"/>
-              </w:rPr>
-              <w:t>:</w:t>
-            </w:r>
-          </w:p>
-          <w:p>
-            <w:pPr>
-              <w:pStyle w:val="PargrafodaLista"/>
-              <w:numPr>
-                <w:ilvl w:val="0"/>
-                <w:numId w:val="14"/>
               </w:numPr>
               <w:contextualSpacing w:val="0"/>
               <w:jc w:val="left"/>
@@ -13358,7 +14481,6 @@
               </w:rPr>
             </w:pPr>
             <w:r>
-              <w:lastRenderedPageBreak/>
               <w:t>Data:</w:t>
             </w:r>
           </w:p>
@@ -13397,129 +14519,6 @@
             </w:pPr>
             <w:r>
               <w:t>Kelly Ferreira</w:t>
-            </w:r>
-          </w:p>
-          <w:p>
-            <w:pPr>
-              <w:pStyle w:val="PargrafodaLista"/>
-              <w:numPr>
-                <w:ilvl w:val="0"/>
-                <w:numId w:val="15"/>
-              </w:numPr>
-              <w:contextualSpacing w:val="0"/>
-              <w:jc w:val="left"/>
-              <w:rPr>
-                <w:b w:val="0"/>
-                <w:bCs w:val="0"/>
-              </w:rPr>
-            </w:pPr>
-            <w:r>
-              <w:rPr>
-                <w:b w:val="0"/>
-                <w:bCs w:val="0"/>
-                <w:u w:val="single"/>
-              </w:rPr>
-              <w:t>O que fez na semana anterior</w:t>
-            </w:r>
-            <w:r>
-              <w:rPr>
-                <w:b w:val="0"/>
-                <w:bCs w:val="0"/>
-              </w:rPr>
-              <w:t xml:space="preserve">: </w:t>
-            </w:r>
-            <w:r>
-              <w:rPr>
-                <w:b w:val="0"/>
-                <w:bCs w:val="0"/>
-              </w:rPr>
-              <w:t>Criar projeto Github, Analisar Concorrencial Listonic, User Stories, mockups, wireframe. Aplicação SCRUM.</w:t>
-            </w:r>
-          </w:p>
-          <w:p>
-            <w:pPr>
-              <w:pStyle w:val="PargrafodaLista"/>
-              <w:numPr>
-                <w:ilvl w:val="0"/>
-                <w:numId w:val="15"/>
-              </w:numPr>
-              <w:contextualSpacing w:val="0"/>
-              <w:jc w:val="left"/>
-              <w:rPr>
-                <w:b w:val="0"/>
-                <w:bCs w:val="0"/>
-              </w:rPr>
-            </w:pPr>
-            <w:r>
-              <w:rPr>
-                <w:b w:val="0"/>
-                <w:bCs w:val="0"/>
-                <w:u w:val="single"/>
-              </w:rPr>
-              <w:t>O que vai fazer esta semana</w:t>
-            </w:r>
-            <w:r>
-              <w:rPr>
-                <w:b w:val="0"/>
-                <w:bCs w:val="0"/>
-              </w:rPr>
-              <w:t xml:space="preserve">: </w:t>
-            </w:r>
-            <w:r>
-              <w:rPr>
-                <w:b w:val="0"/>
-                <w:bCs w:val="0"/>
-              </w:rPr>
-              <w:t>Mockups, desenvolvimento de User Story 1.</w:t>
-            </w:r>
-          </w:p>
-          <w:p>
-            <w:pPr>
-              <w:pStyle w:val="PargrafodaLista"/>
-              <w:numPr>
-                <w:ilvl w:val="0"/>
-                <w:numId w:val="15"/>
-              </w:numPr>
-              <w:contextualSpacing w:val="0"/>
-              <w:jc w:val="left"/>
-              <w:rPr>
-                <w:b w:val="0"/>
-                <w:bCs w:val="0"/>
-              </w:rPr>
-            </w:pPr>
-            <w:r>
-              <w:rPr>
-                <w:b w:val="0"/>
-                <w:bCs w:val="0"/>
-                <w:u w:val="single"/>
-              </w:rPr>
-              <w:t>Dificuldades que prevê</w:t>
-            </w:r>
-            <w:r>
-              <w:rPr>
-                <w:b w:val="0"/>
-                <w:bCs w:val="0"/>
-              </w:rPr>
-              <w:t>:</w:t>
-            </w:r>
-            <w:r>
-              <w:rPr>
-                <w:b w:val="0"/>
-                <w:bCs w:val="0"/>
-              </w:rPr>
-              <w:t xml:space="preserve"> Desenvolvimento de User Story 1.</w:t>
-            </w:r>
-          </w:p>
-          <w:p>
-            <w:pPr>
-              <w:jc w:val="left"/>
-              <w:rPr>
-                <w:b w:val="0"/>
-                <w:bCs w:val="0"/>
-              </w:rPr>
-            </w:pPr>
-            <w:r>
-              <w:t>João Moreira</w:t>
             </w:r>
           </w:p>
           <w:p>
@@ -13551,6 +14550,93 @@
               </w:rPr>
               <w:t xml:space="preserve">: </w:t>
             </w:r>
+            <w:r>
+              <w:rPr>
+                <w:b w:val="0"/>
+                <w:bCs w:val="0"/>
+              </w:rPr>
+              <w:t xml:space="preserve">Criar projeto </w:t>
+            </w:r>
+            <w:proofErr w:type="spellStart"/>
+            <w:r>
+              <w:rPr>
+                <w:b w:val="0"/>
+                <w:bCs w:val="0"/>
+              </w:rPr>
+              <w:t>Github</w:t>
+            </w:r>
+            <w:proofErr w:type="spellEnd"/>
+            <w:r>
+              <w:rPr>
+                <w:b w:val="0"/>
+                <w:bCs w:val="0"/>
+              </w:rPr>
+              <w:t xml:space="preserve">, Analisar Concorrencial </w:t>
+            </w:r>
+            <w:proofErr w:type="spellStart"/>
+            <w:r>
+              <w:rPr>
+                <w:b w:val="0"/>
+                <w:bCs w:val="0"/>
+              </w:rPr>
+              <w:t>Listonic</w:t>
+            </w:r>
+            <w:proofErr w:type="spellEnd"/>
+            <w:r>
+              <w:rPr>
+                <w:b w:val="0"/>
+                <w:bCs w:val="0"/>
+              </w:rPr>
+              <w:t xml:space="preserve">, User </w:t>
+            </w:r>
+            <w:proofErr w:type="spellStart"/>
+            <w:r>
+              <w:rPr>
+                <w:b w:val="0"/>
+                <w:bCs w:val="0"/>
+              </w:rPr>
+              <w:t>Stories</w:t>
+            </w:r>
+            <w:proofErr w:type="spellEnd"/>
+            <w:r>
+              <w:rPr>
+                <w:b w:val="0"/>
+                <w:bCs w:val="0"/>
+              </w:rPr>
+              <w:t xml:space="preserve">, </w:t>
+            </w:r>
+            <w:proofErr w:type="spellStart"/>
+            <w:r>
+              <w:rPr>
+                <w:b w:val="0"/>
+                <w:bCs w:val="0"/>
+              </w:rPr>
+              <w:t>mockups</w:t>
+            </w:r>
+            <w:proofErr w:type="spellEnd"/>
+            <w:r>
+              <w:rPr>
+                <w:b w:val="0"/>
+                <w:bCs w:val="0"/>
+              </w:rPr>
+              <w:t xml:space="preserve">, </w:t>
+            </w:r>
+            <w:proofErr w:type="spellStart"/>
+            <w:r>
+              <w:rPr>
+                <w:b w:val="0"/>
+                <w:bCs w:val="0"/>
+              </w:rPr>
+              <w:t>wireframe</w:t>
+            </w:r>
+            <w:proofErr w:type="spellEnd"/>
+            <w:r>
+              <w:rPr>
+                <w:b w:val="0"/>
+                <w:bCs w:val="0"/>
+              </w:rPr>
+              <w:t>. Aplicação SCRUM.</w:t>
+            </w:r>
           </w:p>
           <w:p>
             <w:pPr>
@@ -13578,9 +14664,40 @@
               <w:rPr>
                 <w:b w:val="0"/>
                 <w:bCs w:val="0"/>
-                <w:u w:val="single"/>
-              </w:rPr>
-              <w:t>: Analisar Concorrencial HomeBudget, Introdução</w:t>
+              </w:rPr>
+              <w:t xml:space="preserve">: </w:t>
+            </w:r>
+            <w:proofErr w:type="spellStart"/>
+            <w:r>
+              <w:rPr>
+                <w:b w:val="0"/>
+                <w:bCs w:val="0"/>
+              </w:rPr>
+              <w:t>Mockups</w:t>
+            </w:r>
+            <w:proofErr w:type="spellEnd"/>
+            <w:r>
+              <w:rPr>
+                <w:b w:val="0"/>
+                <w:bCs w:val="0"/>
+              </w:rPr>
+              <w:t xml:space="preserve">, desenvolvimento de User </w:t>
+            </w:r>
+            <w:proofErr w:type="spellStart"/>
+            <w:r>
+              <w:rPr>
+                <w:b w:val="0"/>
+                <w:bCs w:val="0"/>
+              </w:rPr>
+              <w:t>Story</w:t>
+            </w:r>
+            <w:proofErr w:type="spellEnd"/>
+            <w:r>
+              <w:rPr>
+                <w:b w:val="0"/>
+                <w:bCs w:val="0"/>
+              </w:rPr>
+              <w:t xml:space="preserve"> 1.</w:t>
             </w:r>
           </w:p>
           <w:p>
@@ -13592,6 +14709,10 @@
               </w:numPr>
               <w:contextualSpacing w:val="0"/>
               <w:jc w:val="left"/>
+              <w:rPr>
+                <w:b w:val="0"/>
+                <w:bCs w:val="0"/>
+              </w:rPr>
             </w:pPr>
             <w:r>
               <w:rPr>
@@ -13599,6 +14720,7 @@
                 <w:bCs w:val="0"/>
                 <w:u w:val="single"/>
               </w:rPr>
+              <w:lastRenderedPageBreak/>
               <w:t>Dificuldades que prevê</w:t>
             </w:r>
             <w:r>
@@ -13607,6 +14729,193 @@
                 <w:bCs w:val="0"/>
               </w:rPr>
               <w:t>:</w:t>
+            </w:r>
+            <w:r>
+              <w:rPr>
+                <w:b w:val="0"/>
+                <w:bCs w:val="0"/>
+              </w:rPr>
+              <w:t xml:space="preserve"> Desenvolvimento de User </w:t>
+            </w:r>
+            <w:proofErr w:type="spellStart"/>
+            <w:r>
+              <w:rPr>
+                <w:b w:val="0"/>
+                <w:bCs w:val="0"/>
+              </w:rPr>
+              <w:t>Story</w:t>
+            </w:r>
+            <w:proofErr w:type="spellEnd"/>
+            <w:r>
+              <w:rPr>
+                <w:b w:val="0"/>
+                <w:bCs w:val="0"/>
+              </w:rPr>
+              <w:t xml:space="preserve"> 1.</w:t>
+            </w:r>
+          </w:p>
+          <w:p>
+            <w:pPr>
+              <w:jc w:val="left"/>
+              <w:rPr>
+                <w:b w:val="0"/>
+                <w:bCs w:val="0"/>
+              </w:rPr>
+            </w:pPr>
+            <w:r>
+              <w:t>João Moreira</w:t>
+            </w:r>
+          </w:p>
+          <w:p>
+            <w:pPr>
+              <w:pStyle w:val="PargrafodaLista"/>
+              <w:numPr>
+                <w:ilvl w:val="0"/>
+                <w:numId w:val="13"/>
+              </w:numPr>
+              <w:contextualSpacing w:val="0"/>
+              <w:jc w:val="left"/>
+              <w:rPr>
+                <w:b w:val="0"/>
+                <w:bCs w:val="0"/>
+              </w:rPr>
+            </w:pPr>
+            <w:r>
+              <w:rPr>
+                <w:b w:val="0"/>
+                <w:bCs w:val="0"/>
+                <w:u w:val="single"/>
+              </w:rPr>
+              <w:t>O que fez na semana anterior</w:t>
+            </w:r>
+            <w:r>
+              <w:rPr>
+                <w:b w:val="0"/>
+                <w:bCs w:val="0"/>
+              </w:rPr>
+              <w:t xml:space="preserve">: </w:t>
+            </w:r>
+            <w:r>
+              <w:rPr>
+                <w:b w:val="0"/>
+                <w:bCs w:val="0"/>
+              </w:rPr>
+              <w:t xml:space="preserve">Introdução, Analisar Concorrencial </w:t>
+            </w:r>
+            <w:proofErr w:type="spellStart"/>
+            <w:r>
+              <w:rPr>
+                <w:b w:val="0"/>
+                <w:bCs w:val="0"/>
+              </w:rPr>
+              <w:t>HomeBuget</w:t>
+            </w:r>
+            <w:proofErr w:type="spellEnd"/>
+          </w:p>
+          <w:p>
+            <w:pPr>
+              <w:pStyle w:val="PargrafodaLista"/>
+              <w:numPr>
+                <w:ilvl w:val="0"/>
+                <w:numId w:val="13"/>
+              </w:numPr>
+              <w:contextualSpacing w:val="0"/>
+              <w:jc w:val="left"/>
+              <w:rPr>
+                <w:b w:val="0"/>
+                <w:bCs w:val="0"/>
+              </w:rPr>
+            </w:pPr>
+            <w:r>
+              <w:rPr>
+                <w:b w:val="0"/>
+                <w:bCs w:val="0"/>
+                <w:u w:val="single"/>
+              </w:rPr>
+              <w:t>O que vai fazer esta semana</w:t>
+            </w:r>
+            <w:r>
+              <w:rPr>
+                <w:b w:val="0"/>
+                <w:bCs w:val="0"/>
+              </w:rPr>
+              <w:t>:</w:t>
+            </w:r>
+            <w:r>
+              <w:rPr>
+                <w:b w:val="0"/>
+                <w:bCs w:val="0"/>
+              </w:rPr>
+              <w:t xml:space="preserve"> Diagrama de Classes, Comparação dos Sistemas, </w:t>
+            </w:r>
+            <w:proofErr w:type="spellStart"/>
+            <w:r>
+              <w:rPr>
+                <w:b w:val="0"/>
+                <w:bCs w:val="0"/>
+              </w:rPr>
+              <w:t>Stakeholders</w:t>
+            </w:r>
+            <w:proofErr w:type="spellEnd"/>
+            <w:r>
+              <w:rPr>
+                <w:b w:val="0"/>
+                <w:bCs w:val="0"/>
+              </w:rPr>
+              <w:t xml:space="preserve"> e </w:t>
+            </w:r>
+            <w:proofErr w:type="spellStart"/>
+            <w:r>
+              <w:rPr>
+                <w:b w:val="0"/>
+                <w:bCs w:val="0"/>
+              </w:rPr>
+              <w:t>Scrum</w:t>
+            </w:r>
+            <w:proofErr w:type="spellEnd"/>
+            <w:r>
+              <w:rPr>
+                <w:b w:val="0"/>
+                <w:bCs w:val="0"/>
+              </w:rPr>
+              <w:t xml:space="preserve"> Team</w:t>
+            </w:r>
+          </w:p>
+          <w:p>
+            <w:pPr>
+              <w:pStyle w:val="PargrafodaLista"/>
+              <w:numPr>
+                <w:ilvl w:val="0"/>
+                <w:numId w:val="13"/>
+              </w:numPr>
+              <w:contextualSpacing w:val="0"/>
+              <w:jc w:val="left"/>
+              <w:rPr>
+                <w:b w:val="0"/>
+                <w:bCs w:val="0"/>
+              </w:rPr>
+            </w:pPr>
+            <w:r>
+              <w:rPr>
+                <w:b w:val="0"/>
+                <w:bCs w:val="0"/>
+                <w:u w:val="single"/>
+              </w:rPr>
+              <w:t>Dificuldades que prevê</w:t>
+            </w:r>
+            <w:r>
+              <w:rPr>
+                <w:b w:val="0"/>
+                <w:bCs w:val="0"/>
+              </w:rPr>
+              <w:t>:</w:t>
+            </w:r>
+            <w:r>
+              <w:rPr>
+                <w:b w:val="0"/>
+                <w:bCs w:val="0"/>
+              </w:rPr>
+              <w:t xml:space="preserve"> Terminar Diagrama de Classes </w:t>
             </w:r>
           </w:p>
         </w:tc>
@@ -13653,8 +14962,13 @@
         <w:pStyle w:val="Ttulo4"/>
       </w:pPr>
       <w:r>
-        <w:t>Sprint Retrospective</w:t>
-      </w:r>
+        <w:t xml:space="preserve">Sprint </w:t>
+      </w:r>
+      <w:proofErr w:type="spellStart"/>
+      <w:r>
+        <w:t>Retrospective</w:t>
+      </w:r>
+      <w:proofErr w:type="spellEnd"/>
     </w:p>
     <w:p/>
     <w:tbl>
@@ -13789,7 +15103,39 @@
                 <w:b w:val="0"/>
                 <w:bCs w:val="0"/>
               </w:rPr>
-              <w:t>Analisando o gráfico de Burn Down é notável a falta de tarefas feitas, sendo necessário um maior empenho da equipe.</w:t>
+              <w:t xml:space="preserve">Analisando o gráfico de </w:t>
+            </w:r>
+            <w:proofErr w:type="spellStart"/>
+            <w:r>
+              <w:rPr>
+                <w:b w:val="0"/>
+                <w:bCs w:val="0"/>
+              </w:rPr>
+              <w:t>Burn</w:t>
+            </w:r>
+            <w:proofErr w:type="spellEnd"/>
+            <w:r>
+              <w:rPr>
+                <w:b w:val="0"/>
+                <w:bCs w:val="0"/>
+              </w:rPr>
+              <w:t xml:space="preserve"> </w:t>
+            </w:r>
+            <w:proofErr w:type="spellStart"/>
+            <w:r>
+              <w:rPr>
+                <w:b w:val="0"/>
+                <w:bCs w:val="0"/>
+              </w:rPr>
+              <w:t>Down</w:t>
+            </w:r>
+            <w:proofErr w:type="spellEnd"/>
+            <w:r>
+              <w:rPr>
+                <w:b w:val="0"/>
+                <w:bCs w:val="0"/>
+              </w:rPr>
+              <w:t xml:space="preserve"> é notável a falta de tarefas feitas, sendo necessário um maior empenho da equipe.</w:t>
             </w:r>
           </w:p>
           <w:p>
@@ -13818,7 +15164,7 @@
                 <w:noProof/>
               </w:rPr>
               <w:drawing>
-                <wp:inline distT="0" distB="0" distL="0" distR="0" wp14:anchorId="277DE704" wp14:editId="6B2FE29B">
+                <wp:inline distT="0" distB="0" distL="0" distR="0" wp14:anchorId="277DE704" wp14:editId="09FEF8D5">
                   <wp:extent cx="6120130" cy="2573016"/>
                   <wp:effectExtent l="0" t="0" r="0" b="0"/>
                   <wp:docPr id="19" name="Picture 19"/>
@@ -13893,8 +15239,13 @@
     </w:p>
     <w:p>
       <w:r>
-        <w:t>De seguida encontram-se descritos os principais eventos Scrum</w:t>
-      </w:r>
+        <w:t xml:space="preserve">De seguida encontram-se descritos os principais eventos </w:t>
+      </w:r>
+      <w:proofErr w:type="spellStart"/>
+      <w:r>
+        <w:t>Scrum</w:t>
+      </w:r>
+      <w:proofErr w:type="spellEnd"/>
       <w:r>
         <w:t xml:space="preserve"> da Sprint 4</w:t>
       </w:r>
@@ -13907,8 +15258,13 @@
         <w:pStyle w:val="Ttulo4"/>
       </w:pPr>
       <w:r>
-        <w:t>Sprint Planning</w:t>
-      </w:r>
+        <w:t xml:space="preserve">Sprint </w:t>
+      </w:r>
+      <w:proofErr w:type="spellStart"/>
+      <w:r>
+        <w:t>Planning</w:t>
+      </w:r>
+      <w:proofErr w:type="spellEnd"/>
     </w:p>
     <w:p/>
     <w:tbl>
@@ -14007,8 +15363,17 @@
                 <w:i/>
                 <w:iCs/>
               </w:rPr>
-              <w:t>Sprint Backlog</w:t>
-            </w:r>
+              <w:t xml:space="preserve">Sprint </w:t>
+            </w:r>
+            <w:proofErr w:type="spellStart"/>
+            <w:r>
+              <w:rPr>
+                <w:i/>
+                <w:iCs/>
+              </w:rPr>
+              <w:t>Backlog</w:t>
+            </w:r>
+            <w:proofErr w:type="spellEnd"/>
             <w:r>
               <w:t xml:space="preserve">: </w:t>
             </w:r>
@@ -14024,8 +15389,9 @@
               <w:rPr>
                 <w:noProof/>
               </w:rPr>
+              <w:lastRenderedPageBreak/>
               <w:drawing>
-                <wp:inline distT="0" distB="0" distL="0" distR="0" wp14:anchorId="37A439F5" wp14:editId="1850B4AC">
+                <wp:inline distT="0" distB="0" distL="0" distR="0" wp14:anchorId="37A439F5" wp14:editId="1A42A6A0">
                   <wp:extent cx="6050574" cy="2011680"/>
                   <wp:effectExtent l="0" t="0" r="7620" b="7620"/>
                   <wp:docPr id="1055732996" name="Imagem 1055732996"/>
@@ -14079,7 +15445,7 @@
                 <w:noProof/>
               </w:rPr>
               <w:drawing>
-                <wp:inline distT="0" distB="0" distL="0" distR="0" wp14:anchorId="7C3AF47F" wp14:editId="03316086">
+                <wp:inline distT="0" distB="0" distL="0" distR="0" wp14:anchorId="7C3AF47F" wp14:editId="67D9669E">
                   <wp:extent cx="6111240" cy="2011046"/>
                   <wp:effectExtent l="0" t="0" r="3810" b="8255"/>
                   <wp:docPr id="1575382318" name="Imagem 1575382318"/>
@@ -14135,8 +15501,13 @@
       <w:pPr>
         <w:pStyle w:val="Ttulo4"/>
       </w:pPr>
-      <w:r>
-        <w:t>Daily Meetings</w:t>
+      <w:proofErr w:type="spellStart"/>
+      <w:r>
+        <w:t>Daily</w:t>
+      </w:r>
+      <w:proofErr w:type="spellEnd"/>
+      <w:r>
+        <w:t xml:space="preserve"> Meetings</w:t>
       </w:r>
       <w:r>
         <w:t xml:space="preserve"> (1 por semana)</w:t>
@@ -14436,7 +15807,23 @@
                 <w:b w:val="0"/>
                 <w:bCs w:val="0"/>
               </w:rPr>
-              <w:t>Terminar Backlog, US fechar compra, US adicionar item previsto, US adicionar item não previsto, US filtrar artigos por tipo, US exportar compras para CSV, US obter sugestões de lista de compras, US Receber alerta de orçamento excedido, US consultar estatísticas mensais, US obter sugestão de orçamento, US consultar percentagem de compras previstas.</w:t>
+              <w:t xml:space="preserve">Terminar </w:t>
+            </w:r>
+            <w:proofErr w:type="spellStart"/>
+            <w:r>
+              <w:rPr>
+                <w:b w:val="0"/>
+                <w:bCs w:val="0"/>
+              </w:rPr>
+              <w:t>Backlog</w:t>
+            </w:r>
+            <w:proofErr w:type="spellEnd"/>
+            <w:r>
+              <w:rPr>
+                <w:b w:val="0"/>
+                <w:bCs w:val="0"/>
+              </w:rPr>
+              <w:t>, US fechar compra, US adicionar item previsto, US adicionar item não previsto, US filtrar artigos por tipo, US exportar compras para CSV, US obter sugestões de lista de compras, US Receber alerta de orçamento excedido, US consultar estatísticas mensais, US obter sugestão de orçamento, US consultar percentagem de compras previstas.</w:t>
             </w:r>
           </w:p>
           <w:p>
@@ -14522,7 +15909,39 @@
                 <w:b w:val="0"/>
                 <w:bCs w:val="0"/>
               </w:rPr>
-              <w:t>Comparação dos Sistemas, Stakeholders e Scrum Team.</w:t>
+              <w:t xml:space="preserve">Comparação dos Sistemas, </w:t>
+            </w:r>
+            <w:proofErr w:type="spellStart"/>
+            <w:r>
+              <w:rPr>
+                <w:b w:val="0"/>
+                <w:bCs w:val="0"/>
+              </w:rPr>
+              <w:t>Stakeholders</w:t>
+            </w:r>
+            <w:proofErr w:type="spellEnd"/>
+            <w:r>
+              <w:rPr>
+                <w:b w:val="0"/>
+                <w:bCs w:val="0"/>
+              </w:rPr>
+              <w:t xml:space="preserve"> e </w:t>
+            </w:r>
+            <w:proofErr w:type="spellStart"/>
+            <w:r>
+              <w:rPr>
+                <w:b w:val="0"/>
+                <w:bCs w:val="0"/>
+              </w:rPr>
+              <w:t>Scrum</w:t>
+            </w:r>
+            <w:proofErr w:type="spellEnd"/>
+            <w:r>
+              <w:rPr>
+                <w:b w:val="0"/>
+                <w:bCs w:val="0"/>
+              </w:rPr>
+              <w:t xml:space="preserve"> Team.</w:t>
             </w:r>
           </w:p>
           <w:p>
@@ -14545,7 +15964,6 @@
                 <w:bCs w:val="0"/>
                 <w:u w:val="single"/>
               </w:rPr>
-              <w:lastRenderedPageBreak/>
               <w:t>O que vai fazer esta semana</w:t>
             </w:r>
             <w:r>
@@ -14878,7 +16296,23 @@
                 <w:b w:val="0"/>
                 <w:bCs w:val="0"/>
               </w:rPr>
-              <w:t>Terminar Backlog, US fechar compra, US adicionar item previsto, US adicionar item não previsto, US filtrar artigos por tipo</w:t>
+              <w:t xml:space="preserve">Terminar </w:t>
+            </w:r>
+            <w:proofErr w:type="spellStart"/>
+            <w:r>
+              <w:rPr>
+                <w:b w:val="0"/>
+                <w:bCs w:val="0"/>
+              </w:rPr>
+              <w:t>Backlog</w:t>
+            </w:r>
+            <w:proofErr w:type="spellEnd"/>
+            <w:r>
+              <w:rPr>
+                <w:b w:val="0"/>
+                <w:bCs w:val="0"/>
+              </w:rPr>
+              <w:t>, US fechar compra, US adicionar item previsto, US adicionar item não previsto, US filtrar artigos por tipo</w:t>
             </w:r>
             <w:r>
               <w:rPr>
@@ -14971,7 +16405,23 @@
                 <w:b w:val="0"/>
                 <w:bCs w:val="0"/>
               </w:rPr>
-              <w:t>Especificação do Sistema, Consultar tipos de artigos.</w:t>
+              <w:t xml:space="preserve">Especificação do Sistema, </w:t>
+            </w:r>
+            <w:proofErr w:type="gramStart"/>
+            <w:r>
+              <w:rPr>
+                <w:b w:val="0"/>
+                <w:bCs w:val="0"/>
+              </w:rPr>
+              <w:t>Consultar</w:t>
+            </w:r>
+            <w:proofErr w:type="gramEnd"/>
+            <w:r>
+              <w:rPr>
+                <w:b w:val="0"/>
+                <w:bCs w:val="0"/>
+              </w:rPr>
+              <w:t xml:space="preserve"> tipos de artigos.</w:t>
             </w:r>
           </w:p>
           <w:p>
@@ -15046,8 +16496,13 @@
         <w:pStyle w:val="Ttulo4"/>
       </w:pPr>
       <w:r>
-        <w:t>Sprint Retrospective</w:t>
-      </w:r>
+        <w:t xml:space="preserve">Sprint </w:t>
+      </w:r>
+      <w:proofErr w:type="spellStart"/>
+      <w:r>
+        <w:t>Retrospective</w:t>
+      </w:r>
+      <w:proofErr w:type="spellEnd"/>
     </w:p>
     <w:p/>
     <w:tbl>
@@ -15201,7 +16656,23 @@
                 <w:b w:val="0"/>
                 <w:bCs w:val="0"/>
               </w:rPr>
-              <w:t>Analisando o gráfico da para verificar que a equipa cometeu um erro e terminou a sprint um dia mais cedo</w:t>
+              <w:t xml:space="preserve">Analisando o gráfico </w:t>
+            </w:r>
+            <w:proofErr w:type="gramStart"/>
+            <w:r>
+              <w:rPr>
+                <w:b w:val="0"/>
+                <w:bCs w:val="0"/>
+              </w:rPr>
+              <w:t>da</w:t>
+            </w:r>
+            <w:proofErr w:type="gramEnd"/>
+            <w:r>
+              <w:rPr>
+                <w:b w:val="0"/>
+                <w:bCs w:val="0"/>
+              </w:rPr>
+              <w:t xml:space="preserve"> para verificar que a equipa cometeu um erro e terminou a sprint um dia mais cedo</w:t>
             </w:r>
           </w:p>
           <w:p>
@@ -15221,7 +16692,39 @@
                 <w:b w:val="0"/>
                 <w:bCs w:val="0"/>
               </w:rPr>
-              <w:t xml:space="preserve">Também é possível verificar que a equipe conseguiu manter um bom ritmo analisando o gráfico Burn Down </w:t>
+              <w:t xml:space="preserve">Também é possível verificar que a equipe conseguiu manter um bom ritmo analisando o gráfico </w:t>
+            </w:r>
+            <w:proofErr w:type="spellStart"/>
+            <w:r>
+              <w:rPr>
+                <w:b w:val="0"/>
+                <w:bCs w:val="0"/>
+              </w:rPr>
+              <w:t>Burn</w:t>
+            </w:r>
+            <w:proofErr w:type="spellEnd"/>
+            <w:r>
+              <w:rPr>
+                <w:b w:val="0"/>
+                <w:bCs w:val="0"/>
+              </w:rPr>
+              <w:t xml:space="preserve"> </w:t>
+            </w:r>
+            <w:proofErr w:type="spellStart"/>
+            <w:r>
+              <w:rPr>
+                <w:b w:val="0"/>
+                <w:bCs w:val="0"/>
+              </w:rPr>
+              <w:t>Down</w:t>
+            </w:r>
+            <w:proofErr w:type="spellEnd"/>
+            <w:r>
+              <w:rPr>
+                <w:b w:val="0"/>
+                <w:bCs w:val="0"/>
+              </w:rPr>
+              <w:t xml:space="preserve"> </w:t>
             </w:r>
           </w:p>
           <w:p>
@@ -15229,9 +16732,8 @@
               <w:rPr>
                 <w:noProof/>
               </w:rPr>
-              <w:lastRenderedPageBreak/>
               <w:drawing>
-                <wp:inline distT="0" distB="0" distL="0" distR="0" wp14:anchorId="52BCB3EA" wp14:editId="655EDC2C">
+                <wp:inline distT="0" distB="0" distL="0" distR="0" wp14:anchorId="52BCB3EA" wp14:editId="2C0F73C7">
                   <wp:extent cx="6111240" cy="2453640"/>
                   <wp:effectExtent l="0" t="0" r="3810" b="3810"/>
                   <wp:docPr id="2106271604" name="Imagem 2106271604"/>
@@ -15291,6 +16793,7 @@
       </w:pPr>
       <w:bookmarkStart w:id="39" w:name="_Toc232856250"/>
       <w:r>
+        <w:lastRenderedPageBreak/>
         <w:t>Sprint 3 (</w:t>
       </w:r>
       <w:r>
@@ -15303,8 +16806,13 @@
     </w:p>
     <w:p>
       <w:r>
-        <w:t>De seguida encontram-se descritos os principais eventos Scrum</w:t>
-      </w:r>
+        <w:t xml:space="preserve">De seguida encontram-se descritos os principais eventos </w:t>
+      </w:r>
+      <w:proofErr w:type="spellStart"/>
+      <w:r>
+        <w:t>Scrum</w:t>
+      </w:r>
+      <w:proofErr w:type="spellEnd"/>
       <w:r>
         <w:t xml:space="preserve"> da Sprint 3</w:t>
       </w:r>
@@ -15317,24 +16825,14 @@
         <w:pStyle w:val="Ttulo4"/>
       </w:pPr>
       <w:r>
-        <w:t>Sprint Planning</w:t>
-      </w:r>
+        <w:t xml:space="preserve">Sprint </w:t>
+      </w:r>
+      <w:proofErr w:type="spellStart"/>
+      <w:r>
+        <w:t>Planning</w:t>
+      </w:r>
+      <w:proofErr w:type="spellEnd"/>
     </w:p>
-    <w:p/>
-    <w:p/>
-    <w:p/>
-    <w:p/>
-    <w:p/>
-    <w:p/>
-    <w:p/>
-    <w:p/>
-    <w:p/>
-    <w:p/>
-    <w:p/>
-    <w:p/>
-    <w:p/>
-    <w:p/>
-    <w:p/>
     <w:tbl>
       <w:tblPr>
         <w:tblStyle w:val="TabeladeGrelha2-Destaque3"/>
@@ -15437,8 +16935,17 @@
                 <w:i/>
                 <w:iCs/>
               </w:rPr>
-              <w:t>Sprint Backlog</w:t>
-            </w:r>
+              <w:t xml:space="preserve">Sprint </w:t>
+            </w:r>
+            <w:proofErr w:type="spellStart"/>
+            <w:r>
+              <w:rPr>
+                <w:i/>
+                <w:iCs/>
+              </w:rPr>
+              <w:t>Backlog</w:t>
+            </w:r>
+            <w:proofErr w:type="spellEnd"/>
             <w:r>
               <w:t xml:space="preserve">: </w:t>
             </w:r>
@@ -15449,9 +16956,8 @@
               <w:rPr>
                 <w:noProof/>
               </w:rPr>
-              <w:lastRenderedPageBreak/>
               <w:drawing>
-                <wp:inline distT="0" distB="0" distL="0" distR="0" wp14:anchorId="2DB18D96" wp14:editId="72F613B4">
+                <wp:inline distT="0" distB="0" distL="0" distR="0" wp14:anchorId="2DB18D96" wp14:editId="2AD0EC8C">
                   <wp:extent cx="6111240" cy="2026920"/>
                   <wp:effectExtent l="0" t="0" r="3810" b="0"/>
                   <wp:docPr id="1612601135" name="Imagem 1612601135"/>
@@ -15504,7 +17010,7 @@
                 <w:noProof/>
               </w:rPr>
               <w:drawing>
-                <wp:inline distT="0" distB="0" distL="0" distR="0" wp14:anchorId="1788CEE6" wp14:editId="2D781623">
+                <wp:inline distT="0" distB="0" distL="0" distR="0" wp14:anchorId="1788CEE6" wp14:editId="6E7F75A3">
                   <wp:extent cx="6111240" cy="2026920"/>
                   <wp:effectExtent l="0" t="0" r="3810" b="0"/>
                   <wp:docPr id="383128975" name="Imagem 383128975"/>
@@ -15561,8 +17067,13 @@
       <w:pPr>
         <w:pStyle w:val="Ttulo4"/>
       </w:pPr>
-      <w:r>
-        <w:t>Daily Meetings</w:t>
+      <w:proofErr w:type="spellStart"/>
+      <w:r>
+        <w:t>Daily</w:t>
+      </w:r>
+      <w:proofErr w:type="spellEnd"/>
+      <w:r>
+        <w:t xml:space="preserve"> Meetings</w:t>
       </w:r>
       <w:r>
         <w:t xml:space="preserve"> (1 por semana)</w:t>
@@ -15702,7 +17213,23 @@
                 <w:b w:val="0"/>
                 <w:bCs w:val="0"/>
               </w:rPr>
-              <w:t>Terminar Backlog, US fechar compra, US adicionar item previsto, US adicionar item não previsto, US filtrar artigos por tipo</w:t>
+              <w:t xml:space="preserve">Terminar </w:t>
+            </w:r>
+            <w:proofErr w:type="spellStart"/>
+            <w:r>
+              <w:rPr>
+                <w:b w:val="0"/>
+                <w:bCs w:val="0"/>
+              </w:rPr>
+              <w:t>Backlog</w:t>
+            </w:r>
+            <w:proofErr w:type="spellEnd"/>
+            <w:r>
+              <w:rPr>
+                <w:b w:val="0"/>
+                <w:bCs w:val="0"/>
+              </w:rPr>
+              <w:t>, US fechar compra, US adicionar item previsto, US adicionar item não previsto, US filtrar artigos por tipo</w:t>
             </w:r>
           </w:p>
           <w:p>
@@ -15844,6 +17371,7 @@
                 <w:bCs w:val="0"/>
                 <w:u w:val="single"/>
               </w:rPr>
+              <w:lastRenderedPageBreak/>
               <w:t>O que vai fazer esta semana</w:t>
             </w:r>
             <w:r>
@@ -15858,7 +17386,23 @@
                 <w:b w:val="0"/>
                 <w:bCs w:val="0"/>
               </w:rPr>
-              <w:t xml:space="preserve"> Editar compra aberta, Ajudar no que restar do projeto</w:t>
+              <w:t xml:space="preserve"> Editar compra aberta, </w:t>
+            </w:r>
+            <w:proofErr w:type="gramStart"/>
+            <w:r>
+              <w:rPr>
+                <w:b w:val="0"/>
+                <w:bCs w:val="0"/>
+              </w:rPr>
+              <w:t>Ajudar</w:t>
+            </w:r>
+            <w:proofErr w:type="gramEnd"/>
+            <w:r>
+              <w:rPr>
+                <w:b w:val="0"/>
+                <w:bCs w:val="0"/>
+              </w:rPr>
+              <w:t xml:space="preserve"> no que restar do projeto</w:t>
             </w:r>
           </w:p>
         </w:tc>
@@ -16065,7 +17609,6 @@
                 <w:bCs w:val="0"/>
                 <w:u w:val="single"/>
               </w:rPr>
-              <w:lastRenderedPageBreak/>
               <w:t>Dificuldades que prevê</w:t>
             </w:r>
             <w:r>
@@ -16117,6 +17660,7 @@
               </w:rPr>
               <w:t>O que fez na semana anterior</w:t>
             </w:r>
+            <w:proofErr w:type="gramStart"/>
             <w:r>
               <w:rPr>
                 <w:b w:val="0"/>
@@ -16124,12 +17668,29 @@
               </w:rPr>
               <w:t>: :</w:t>
             </w:r>
-            <w:r>
-              <w:rPr>
-                <w:b w:val="0"/>
-                <w:bCs w:val="0"/>
-              </w:rPr>
-              <w:t xml:space="preserve"> Editar compra aberta, Ajudar no que restar do projeto.</w:t>
+            <w:proofErr w:type="gramEnd"/>
+            <w:r>
+              <w:rPr>
+                <w:b w:val="0"/>
+                <w:bCs w:val="0"/>
+              </w:rPr>
+              <w:t xml:space="preserve"> Editar compra aberta, </w:t>
+            </w:r>
+            <w:proofErr w:type="gramStart"/>
+            <w:r>
+              <w:rPr>
+                <w:b w:val="0"/>
+                <w:bCs w:val="0"/>
+              </w:rPr>
+              <w:t>Ajudar</w:t>
+            </w:r>
+            <w:proofErr w:type="gramEnd"/>
+            <w:r>
+              <w:rPr>
+                <w:b w:val="0"/>
+                <w:bCs w:val="0"/>
+              </w:rPr>
+              <w:t xml:space="preserve"> no que restar do projeto.</w:t>
             </w:r>
           </w:p>
           <w:p>
@@ -16208,8 +17769,13 @@
         <w:pStyle w:val="Ttulo4"/>
       </w:pPr>
       <w:r>
-        <w:t>Sprint Retrospective</w:t>
-      </w:r>
+        <w:t xml:space="preserve">Sprint </w:t>
+      </w:r>
+      <w:proofErr w:type="spellStart"/>
+      <w:r>
+        <w:t>Retrospective</w:t>
+      </w:r>
+      <w:proofErr w:type="spellEnd"/>
     </w:p>
     <w:p/>
     <w:tbl>
@@ -16328,7 +17894,39 @@
                 <w:b w:val="0"/>
                 <w:bCs w:val="0"/>
               </w:rPr>
-              <w:t>Analisando o gráfico Burn Down é possível ver que a equipa adicionou bastantes tarefas logo no início e que não conseguiram acompanhar a velocidade de resolução de tarefas que era desejada</w:t>
+              <w:t xml:space="preserve">Analisando o gráfico </w:t>
+            </w:r>
+            <w:proofErr w:type="spellStart"/>
+            <w:r>
+              <w:rPr>
+                <w:b w:val="0"/>
+                <w:bCs w:val="0"/>
+              </w:rPr>
+              <w:t>Burn</w:t>
+            </w:r>
+            <w:proofErr w:type="spellEnd"/>
+            <w:r>
+              <w:rPr>
+                <w:b w:val="0"/>
+                <w:bCs w:val="0"/>
+              </w:rPr>
+              <w:t xml:space="preserve"> </w:t>
+            </w:r>
+            <w:proofErr w:type="spellStart"/>
+            <w:r>
+              <w:rPr>
+                <w:b w:val="0"/>
+                <w:bCs w:val="0"/>
+              </w:rPr>
+              <w:t>Down</w:t>
+            </w:r>
+            <w:proofErr w:type="spellEnd"/>
+            <w:r>
+              <w:rPr>
+                <w:b w:val="0"/>
+                <w:bCs w:val="0"/>
+              </w:rPr>
+              <w:t xml:space="preserve"> é possível ver que a equipa adicionou bastantes tarefas logo no início e que não conseguiram acompanhar a velocidade de resolução de tarefas que era desejada</w:t>
             </w:r>
           </w:p>
           <w:p>
@@ -16357,7 +17955,7 @@
                 <w:noProof/>
               </w:rPr>
               <w:drawing>
-                <wp:inline distT="0" distB="0" distL="0" distR="0" wp14:anchorId="110E100B" wp14:editId="171C2304">
+                <wp:inline distT="0" distB="0" distL="0" distR="0" wp14:anchorId="110E100B" wp14:editId="3D1F229B">
                   <wp:extent cx="6111240" cy="2499360"/>
                   <wp:effectExtent l="0" t="0" r="3810" b="0"/>
                   <wp:docPr id="2077770510" name="Imagem 2077770510"/>
@@ -16417,13 +18015,31 @@
         <w:pStyle w:val="Ttulo2"/>
       </w:pPr>
       <w:bookmarkStart w:id="40" w:name="_Toc232856251"/>
+      <w:proofErr w:type="spellStart"/>
       <w:r>
         <w:rPr>
           <w:i/>
           <w:iCs/>
         </w:rPr>
-        <w:t>Retrospective Summary</w:t>
-      </w:r>
+        <w:t>Retrospective</w:t>
+      </w:r>
+      <w:proofErr w:type="spellEnd"/>
+      <w:r>
+        <w:rPr>
+          <w:i/>
+          <w:iCs/>
+        </w:rPr>
+        <w:t xml:space="preserve"> </w:t>
+      </w:r>
+      <w:proofErr w:type="spellStart"/>
+      <w:r>
+        <w:rPr>
+          <w:i/>
+          <w:iCs/>
+        </w:rPr>
+        <w:t>Summary</w:t>
+      </w:r>
+      <w:proofErr w:type="spellEnd"/>
       <w:r>
         <w:t xml:space="preserve"> do Projeto</w:t>
       </w:r>
@@ -16486,13 +18102,63 @@
             <w:gridSpan w:val="2"/>
           </w:tcPr>
           <w:p>
+            <w:proofErr w:type="spellStart"/>
             <w:r>
               <w:rPr>
                 <w:i/>
                 <w:iCs/>
               </w:rPr>
-              <w:t>Things that went well</w:t>
-            </w:r>
+              <w:t>Things</w:t>
+            </w:r>
+            <w:proofErr w:type="spellEnd"/>
+            <w:r>
+              <w:rPr>
+                <w:i/>
+                <w:iCs/>
+              </w:rPr>
+              <w:t xml:space="preserve"> </w:t>
+            </w:r>
+            <w:proofErr w:type="spellStart"/>
+            <w:r>
+              <w:rPr>
+                <w:i/>
+                <w:iCs/>
+              </w:rPr>
+              <w:t>that</w:t>
+            </w:r>
+            <w:proofErr w:type="spellEnd"/>
+            <w:r>
+              <w:rPr>
+                <w:i/>
+                <w:iCs/>
+              </w:rPr>
+              <w:t xml:space="preserve"> </w:t>
+            </w:r>
+            <w:proofErr w:type="spellStart"/>
+            <w:r>
+              <w:rPr>
+                <w:i/>
+                <w:iCs/>
+              </w:rPr>
+              <w:t>went</w:t>
+            </w:r>
+            <w:proofErr w:type="spellEnd"/>
+            <w:r>
+              <w:rPr>
+                <w:i/>
+                <w:iCs/>
+              </w:rPr>
+              <w:t xml:space="preserve"> </w:t>
+            </w:r>
+            <w:proofErr w:type="spellStart"/>
+            <w:r>
+              <w:rPr>
+                <w:i/>
+                <w:iCs/>
+              </w:rPr>
+              <w:t>well</w:t>
+            </w:r>
+            <w:proofErr w:type="spellEnd"/>
           </w:p>
         </w:tc>
       </w:tr>
@@ -16671,7 +18337,39 @@
                 <w:b w:val="0"/>
                 <w:bCs w:val="0"/>
               </w:rPr>
-              <w:t>A utilização da ferramente Jira como apoio ao projeto.</w:t>
+              <w:t xml:space="preserve">A utilização da </w:t>
+            </w:r>
+            <w:proofErr w:type="spellStart"/>
+            <w:r>
+              <w:rPr>
+                <w:b w:val="0"/>
+                <w:bCs w:val="0"/>
+              </w:rPr>
+              <w:t>ferramente</w:t>
+            </w:r>
+            <w:proofErr w:type="spellEnd"/>
+            <w:r>
+              <w:rPr>
+                <w:b w:val="0"/>
+                <w:bCs w:val="0"/>
+              </w:rPr>
+              <w:t xml:space="preserve"> </w:t>
+            </w:r>
+            <w:proofErr w:type="spellStart"/>
+            <w:r>
+              <w:rPr>
+                <w:b w:val="0"/>
+                <w:bCs w:val="0"/>
+              </w:rPr>
+              <w:t>Jira</w:t>
+            </w:r>
+            <w:proofErr w:type="spellEnd"/>
+            <w:r>
+              <w:rPr>
+                <w:b w:val="0"/>
+                <w:bCs w:val="0"/>
+              </w:rPr>
+              <w:t xml:space="preserve"> como apoio ao projeto.</w:t>
             </w:r>
           </w:p>
           <w:p>
@@ -16691,7 +18389,6 @@
                 <w:b w:val="0"/>
                 <w:bCs w:val="0"/>
               </w:rPr>
-              <w:lastRenderedPageBreak/>
               <w:t>Gestão do projeto</w:t>
             </w:r>
           </w:p>
@@ -16719,7 +18416,6 @@
                 <w:iCs/>
                 <w:lang w:val="en-US"/>
               </w:rPr>
-              <w:lastRenderedPageBreak/>
               <w:t>Things that surprised us</w:t>
             </w:r>
           </w:p>
@@ -16769,7 +18465,23 @@
                 <w:b w:val="0"/>
                 <w:bCs w:val="0"/>
               </w:rPr>
-              <w:t>A utilidade do Jira para organização de tarefas.</w:t>
+              <w:t xml:space="preserve">A utilidade do </w:t>
+            </w:r>
+            <w:proofErr w:type="spellStart"/>
+            <w:r>
+              <w:rPr>
+                <w:b w:val="0"/>
+                <w:bCs w:val="0"/>
+              </w:rPr>
+              <w:t>Jira</w:t>
+            </w:r>
+            <w:proofErr w:type="spellEnd"/>
+            <w:r>
+              <w:rPr>
+                <w:b w:val="0"/>
+                <w:bCs w:val="0"/>
+              </w:rPr>
+              <w:t xml:space="preserve"> para organização de tarefas.</w:t>
             </w:r>
           </w:p>
           <w:p>
@@ -16812,13 +18524,31 @@
             <w:gridSpan w:val="2"/>
           </w:tcPr>
           <w:p>
+            <w:proofErr w:type="spellStart"/>
             <w:r>
               <w:rPr>
                 <w:i/>
                 <w:iCs/>
               </w:rPr>
-              <w:t>Lessons learned</w:t>
-            </w:r>
+              <w:t>Lessons</w:t>
+            </w:r>
+            <w:proofErr w:type="spellEnd"/>
+            <w:r>
+              <w:rPr>
+                <w:i/>
+                <w:iCs/>
+              </w:rPr>
+              <w:t xml:space="preserve"> </w:t>
+            </w:r>
+            <w:proofErr w:type="spellStart"/>
+            <w:r>
+              <w:rPr>
+                <w:i/>
+                <w:iCs/>
+              </w:rPr>
+              <w:t>learned</w:t>
+            </w:r>
+            <w:proofErr w:type="spellEnd"/>
           </w:p>
         </w:tc>
       </w:tr>
@@ -16873,7 +18603,23 @@
                 <w:b w:val="0"/>
                 <w:bCs w:val="0"/>
               </w:rPr>
-              <w:t>Aprendemos a utilizar o jira muito melhor</w:t>
+              <w:t xml:space="preserve">Aprendemos a utilizar o </w:t>
+            </w:r>
+            <w:proofErr w:type="spellStart"/>
+            <w:r>
+              <w:rPr>
+                <w:b w:val="0"/>
+                <w:bCs w:val="0"/>
+              </w:rPr>
+              <w:t>jira</w:t>
+            </w:r>
+            <w:proofErr w:type="spellEnd"/>
+            <w:r>
+              <w:rPr>
+                <w:b w:val="0"/>
+                <w:bCs w:val="0"/>
+              </w:rPr>
+              <w:t xml:space="preserve"> muito melhor</w:t>
             </w:r>
           </w:p>
           <w:p>
@@ -17116,7 +18862,15 @@
     </w:p>
     <w:p>
       <w:r>
-        <w:t xml:space="preserve">Também foi usada a metodologia Scrum, que se revelou importante para </w:t>
+        <w:t xml:space="preserve">Também foi usada a metodologia </w:t>
+      </w:r>
+      <w:proofErr w:type="spellStart"/>
+      <w:r>
+        <w:t>Scrum</w:t>
+      </w:r>
+      <w:proofErr w:type="spellEnd"/>
+      <w:r>
+        <w:t xml:space="preserve">, que se revelou importante para </w:t>
       </w:r>
       <w:r>
         <w:t xml:space="preserve">uma </w:t>
@@ -17276,7 +19030,15 @@
         <w:t>, s</w:t>
       </w:r>
       <w:r>
-        <w:t>endo elas ChatGPT e Grammarly</w:t>
+        <w:t xml:space="preserve">endo elas </w:t>
+      </w:r>
+      <w:proofErr w:type="spellStart"/>
+      <w:r>
+        <w:t>ChatGPT</w:t>
+      </w:r>
+      <w:proofErr w:type="spellEnd"/>
+      <w:r>
+        <w:t xml:space="preserve"> e Grammarly</w:t>
       </w:r>
       <w:r>
         <w:t>.</w:t>
@@ -17287,7 +19049,15 @@
         <w:t>O</w:t>
       </w:r>
       <w:r>
-        <w:t xml:space="preserve"> ChatGPT </w:t>
+        <w:t xml:space="preserve"> </w:t>
+      </w:r>
+      <w:proofErr w:type="spellStart"/>
+      <w:r>
+        <w:t>ChatGPT</w:t>
+      </w:r>
+      <w:proofErr w:type="spellEnd"/>
+      <w:r>
+        <w:t xml:space="preserve"> </w:t>
       </w:r>
       <w:r>
         <w:t>foi utilizado</w:t>
@@ -17322,7 +19092,15 @@
         <w:t xml:space="preserve">A Grammarly é uma </w:t>
       </w:r>
       <w:r>
-        <w:t>ferramenta de Inteligencia Artificial</w:t>
+        <w:t xml:space="preserve">ferramenta de </w:t>
+      </w:r>
+      <w:proofErr w:type="spellStart"/>
+      <w:r>
+        <w:t>Inteligencia</w:t>
+      </w:r>
+      <w:proofErr w:type="spellEnd"/>
+      <w:r>
+        <w:t xml:space="preserve"> Artificial</w:t>
       </w:r>
       <w:r>
         <w:t xml:space="preserve"> que está instalada no computador do aluno João Moreira e que, na aplicação Word, por exemplo, corrige automaticamente algumas frases e ajuda a </w:t>
@@ -17357,8 +19135,13 @@
       <w:r>
         <w:t xml:space="preserve"> erros de escrita e onde </w:t>
       </w:r>
-      <w:r>
-        <w:t>podem haver melhoramentos</w:t>
+      <w:proofErr w:type="gramStart"/>
+      <w:r>
+        <w:t>podem haver</w:t>
+      </w:r>
+      <w:proofErr w:type="gramEnd"/>
+      <w:r>
+        <w:t xml:space="preserve"> melhoramentos</w:t>
       </w:r>
       <w:r>
         <w:t xml:space="preserve"> </w:t>
@@ -17390,7 +19173,7 @@
 </file>
 
 <file path=word/endnotes.xml><?xml version="1.0" encoding="utf-8"?>
-<w:endnotes xmlns:wpc="http://schemas.microsoft.com/office/word/2010/wordprocessingCanvas" xmlns:cx="http://schemas.microsoft.com/office/drawing/2014/chartex" xmlns:cx1="http://schemas.microsoft.com/office/drawing/2015/9/8/chartex" xmlns:cx2="http://schemas.microsoft.com/office/drawing/2015/10/21/chartex" xmlns:cx3="http://schemas.microsoft.com/office/drawing/2016/5/9/chartex" xmlns:cx4="http://schemas.microsoft.com/office/drawing/2016/5/10/chartex" xmlns:cx5="http://schemas.microsoft.com/office/drawing/2016/5/11/chartex" xmlns:cx6="http://schemas.microsoft.com/office/drawing/2016/5/12/chartex" xmlns:cx7="http://schemas.microsoft.com/office/drawing/2016/5/13/chartex" xmlns:cx8="http://schemas.microsoft.com/office/drawing/2016/5/14/chartex" xmlns:mc="http://schemas.openxmlformats.org/markup-compatibility/2006" xmlns:aink="http://schemas.microsoft.com/office/drawing/2016/ink" xmlns:am3d="http://schemas.microsoft.com/office/drawing/2017/model3d" xmlns:o="urn:schemas-microsoft-com:office:office" xmlns:oel="http://schemas.microsoft.com/office/2019/extlst" xmlns:r="http://schemas.openxmlformats.org/officeDocument/2006/relationships" xmlns:m="http://schemas.openxmlformats.org/officeDocument/2006/math" xmlns:v="urn:schemas-microsoft-com:vml" xmlns:wp14="http://schemas.microsoft.com/office/word/2010/wordprocessingDrawing" xmlns:wp="http://schemas.openxmlformats.org/drawingml/2006/wordprocessingDrawing" xmlns:w10="urn:schemas-microsoft-com:office:word" xmlns:w="http://schemas.openxmlformats.org/wordprocessingml/2006/main" xmlns:w14="http://schemas.microsoft.com/office/word/2010/wordml" xmlns:w15="http://schemas.microsoft.com/office/word/2012/wordml" xmlns:w16cex="http://schemas.microsoft.com/office/word/2018/wordml/cex" xmlns:w16cid="http://schemas.microsoft.com/office/word/2016/wordml/cid" xmlns:w16="http://schemas.microsoft.com/office/word/2018/wordml" xmlns:w16sdtdh="http://schemas.microsoft.com/office/word/2020/wordml/sdtdatahash" xmlns:w16se="http://schemas.microsoft.com/office/word/2015/wordml/symex" xmlns:wpg="http://schemas.microsoft.com/office/word/2010/wordprocessingGroup" xmlns:wpi="http://schemas.microsoft.com/office/word/2010/wordprocessingInk" xmlns:wne="http://schemas.microsoft.com/office/word/2006/wordml" xmlns:wps="http://schemas.microsoft.com/office/word/2010/wordprocessingShape" mc:Ignorable="w14 w15 w16se w16cid w16 w16cex w16sdtdh wp14">
+<w:endnotes xmlns:wpc="http://schemas.microsoft.com/office/word/2010/wordprocessingCanvas" xmlns:cx="http://schemas.microsoft.com/office/drawing/2014/chartex" xmlns:cx1="http://schemas.microsoft.com/office/drawing/2015/9/8/chartex" xmlns:cx2="http://schemas.microsoft.com/office/drawing/2015/10/21/chartex" xmlns:cx3="http://schemas.microsoft.com/office/drawing/2016/5/9/chartex" xmlns:cx4="http://schemas.microsoft.com/office/drawing/2016/5/10/chartex" xmlns:cx5="http://schemas.microsoft.com/office/drawing/2016/5/11/chartex" xmlns:cx6="http://schemas.microsoft.com/office/drawing/2016/5/12/chartex" xmlns:cx7="http://schemas.microsoft.com/office/drawing/2016/5/13/chartex" xmlns:cx8="http://schemas.microsoft.com/office/drawing/2016/5/14/chartex" xmlns:mc="http://schemas.openxmlformats.org/markup-compatibility/2006" xmlns:m="http://schemas.openxmlformats.org/officeDocument/2006/math" xmlns:aink="http://schemas.microsoft.com/office/drawing/2016/ink" xmlns:am3d="http://schemas.microsoft.com/office/drawing/2017/model3d" xmlns:oel="http://schemas.microsoft.com/office/2019/extlst" xmlns:r="http://schemas.openxmlformats.org/officeDocument/2006/relationships" xmlns:wp14="http://schemas.microsoft.com/office/word/2010/wordprocessingDrawing" xmlns:wp="http://schemas.openxmlformats.org/drawingml/2006/wordprocessingDrawing" xmlns:wpg="http://schemas.microsoft.com/office/word/2010/wordprocessingGroup" xmlns:wpi="http://schemas.microsoft.com/office/word/2010/wordprocessingInk" xmlns:wps="http://schemas.microsoft.com/office/word/2010/wordprocessingShape" xmlns:o="urn:schemas-microsoft-com:office:office" xmlns:v="urn:schemas-microsoft-com:vml" xmlns:w10="urn:schemas-microsoft-com:office:word" xmlns:w="http://schemas.openxmlformats.org/wordprocessingml/2006/main" xmlns:w14="http://schemas.microsoft.com/office/word/2010/wordml" xmlns:w15="http://schemas.microsoft.com/office/word/2012/wordml" xmlns:w16cex="http://schemas.microsoft.com/office/word/2018/wordml/cex" xmlns:w16cid="http://schemas.microsoft.com/office/word/2016/wordml/cid" xmlns:w16="http://schemas.microsoft.com/office/word/2018/wordml" xmlns:w16sdtdh="http://schemas.microsoft.com/office/word/2020/wordml/sdtdatahash" xmlns:w16sdtfl="http://schemas.microsoft.com/office/word/2024/wordml/sdtformatlock" xmlns:w16se="http://schemas.microsoft.com/office/word/2015/wordml/symex" xmlns:w16du="http://schemas.microsoft.com/office/word/2023/wordml/word16du" xmlns:wne="http://schemas.microsoft.com/office/word/2006/wordml" mc:Ignorable="w14 w15 w16se w16cid w16 w16cex w16sdtdh w16sdtfl w16du wp14">
   <w:endnote w:type="separator" w:id="-1">
     <w:p>
       <w:r>
@@ -17409,7 +19192,7 @@
 </file>
 
 <file path=word/footer1.xml><?xml version="1.0" encoding="utf-8"?>
-<w:ftr xmlns:wpc="http://schemas.microsoft.com/office/word/2010/wordprocessingCanvas" xmlns:cx="http://schemas.microsoft.com/office/drawing/2014/chartex" xmlns:cx1="http://schemas.microsoft.com/office/drawing/2015/9/8/chartex" xmlns:cx2="http://schemas.microsoft.com/office/drawing/2015/10/21/chartex" xmlns:cx3="http://schemas.microsoft.com/office/drawing/2016/5/9/chartex" xmlns:cx4="http://schemas.microsoft.com/office/drawing/2016/5/10/chartex" xmlns:cx5="http://schemas.microsoft.com/office/drawing/2016/5/11/chartex" xmlns:cx6="http://schemas.microsoft.com/office/drawing/2016/5/12/chartex" xmlns:cx7="http://schemas.microsoft.com/office/drawing/2016/5/13/chartex" xmlns:cx8="http://schemas.microsoft.com/office/drawing/2016/5/14/chartex" xmlns:mc="http://schemas.openxmlformats.org/markup-compatibility/2006" xmlns:aink="http://schemas.microsoft.com/office/drawing/2016/ink" xmlns:am3d="http://schemas.microsoft.com/office/drawing/2017/model3d" xmlns:o="urn:schemas-microsoft-com:office:office" xmlns:oel="http://schemas.microsoft.com/office/2019/extlst" xmlns:r="http://schemas.openxmlformats.org/officeDocument/2006/relationships" xmlns:m="http://schemas.openxmlformats.org/officeDocument/2006/math" xmlns:v="urn:schemas-microsoft-com:vml" xmlns:wp14="http://schemas.microsoft.com/office/word/2010/wordprocessingDrawing" xmlns:wp="http://schemas.openxmlformats.org/drawingml/2006/wordprocessingDrawing" xmlns:w10="urn:schemas-microsoft-com:office:word" xmlns:w="http://schemas.openxmlformats.org/wordprocessingml/2006/main" xmlns:w14="http://schemas.microsoft.com/office/word/2010/wordml" xmlns:w15="http://schemas.microsoft.com/office/word/2012/wordml" xmlns:w16cex="http://schemas.microsoft.com/office/word/2018/wordml/cex" xmlns:w16cid="http://schemas.microsoft.com/office/word/2016/wordml/cid" xmlns:w16="http://schemas.microsoft.com/office/word/2018/wordml" xmlns:w16sdtdh="http://schemas.microsoft.com/office/word/2020/wordml/sdtdatahash" xmlns:w16se="http://schemas.microsoft.com/office/word/2015/wordml/symex" xmlns:wpg="http://schemas.microsoft.com/office/word/2010/wordprocessingGroup" xmlns:wpi="http://schemas.microsoft.com/office/word/2010/wordprocessingInk" xmlns:wne="http://schemas.microsoft.com/office/word/2006/wordml" xmlns:wps="http://schemas.microsoft.com/office/word/2010/wordprocessingShape" mc:Ignorable="w14 w15 w16se w16cid w16 w16cex w16sdtdh wp14">
+<w:ftr xmlns:wpc="http://schemas.microsoft.com/office/word/2010/wordprocessingCanvas" xmlns:cx="http://schemas.microsoft.com/office/drawing/2014/chartex" xmlns:cx1="http://schemas.microsoft.com/office/drawing/2015/9/8/chartex" xmlns:cx2="http://schemas.microsoft.com/office/drawing/2015/10/21/chartex" xmlns:cx3="http://schemas.microsoft.com/office/drawing/2016/5/9/chartex" xmlns:cx4="http://schemas.microsoft.com/office/drawing/2016/5/10/chartex" xmlns:cx5="http://schemas.microsoft.com/office/drawing/2016/5/11/chartex" xmlns:cx6="http://schemas.microsoft.com/office/drawing/2016/5/12/chartex" xmlns:cx7="http://schemas.microsoft.com/office/drawing/2016/5/13/chartex" xmlns:cx8="http://schemas.microsoft.com/office/drawing/2016/5/14/chartex" xmlns:mc="http://schemas.openxmlformats.org/markup-compatibility/2006" xmlns:m="http://schemas.openxmlformats.org/officeDocument/2006/math" xmlns:aink="http://schemas.microsoft.com/office/drawing/2016/ink" xmlns:am3d="http://schemas.microsoft.com/office/drawing/2017/model3d" xmlns:oel="http://schemas.microsoft.com/office/2019/extlst" xmlns:r="http://schemas.openxmlformats.org/officeDocument/2006/relationships" xmlns:wp14="http://schemas.microsoft.com/office/word/2010/wordprocessingDrawing" xmlns:wp="http://schemas.openxmlformats.org/drawingml/2006/wordprocessingDrawing" xmlns:wpg="http://schemas.microsoft.com/office/word/2010/wordprocessingGroup" xmlns:wpi="http://schemas.microsoft.com/office/word/2010/wordprocessingInk" xmlns:wps="http://schemas.microsoft.com/office/word/2010/wordprocessingShape" xmlns:o="urn:schemas-microsoft-com:office:office" xmlns:v="urn:schemas-microsoft-com:vml" xmlns:w10="urn:schemas-microsoft-com:office:word" xmlns:w="http://schemas.openxmlformats.org/wordprocessingml/2006/main" xmlns:w14="http://schemas.microsoft.com/office/word/2010/wordml" xmlns:w15="http://schemas.microsoft.com/office/word/2012/wordml" xmlns:w16cex="http://schemas.microsoft.com/office/word/2018/wordml/cex" xmlns:w16cid="http://schemas.microsoft.com/office/word/2016/wordml/cid" xmlns:w16="http://schemas.microsoft.com/office/word/2018/wordml" xmlns:w16sdtdh="http://schemas.microsoft.com/office/word/2020/wordml/sdtdatahash" xmlns:w16sdtfl="http://schemas.microsoft.com/office/word/2024/wordml/sdtformatlock" xmlns:w16se="http://schemas.microsoft.com/office/word/2015/wordml/symex" xmlns:w16du="http://schemas.microsoft.com/office/word/2023/wordml/word16du" xmlns:wne="http://schemas.microsoft.com/office/word/2006/wordml" mc:Ignorable="w14 w15 w16se w16cid w16 w16cex w16sdtdh w16sdtfl w16du wp14">
   <w:p>
     <w:pPr>
       <w:pStyle w:val="Rodap"/>
@@ -17473,7 +19256,7 @@
 </file>
 
 <file path=word/footer2.xml><?xml version="1.0" encoding="utf-8"?>
-<w:ftr xmlns:wpc="http://schemas.microsoft.com/office/word/2010/wordprocessingCanvas" xmlns:cx="http://schemas.microsoft.com/office/drawing/2014/chartex" xmlns:cx1="http://schemas.microsoft.com/office/drawing/2015/9/8/chartex" xmlns:cx2="http://schemas.microsoft.com/office/drawing/2015/10/21/chartex" xmlns:cx3="http://schemas.microsoft.com/office/drawing/2016/5/9/chartex" xmlns:cx4="http://schemas.microsoft.com/office/drawing/2016/5/10/chartex" xmlns:cx5="http://schemas.microsoft.com/office/drawing/2016/5/11/chartex" xmlns:cx6="http://schemas.microsoft.com/office/drawing/2016/5/12/chartex" xmlns:cx7="http://schemas.microsoft.com/office/drawing/2016/5/13/chartex" xmlns:cx8="http://schemas.microsoft.com/office/drawing/2016/5/14/chartex" xmlns:mc="http://schemas.openxmlformats.org/markup-compatibility/2006" xmlns:aink="http://schemas.microsoft.com/office/drawing/2016/ink" xmlns:am3d="http://schemas.microsoft.com/office/drawing/2017/model3d" xmlns:o="urn:schemas-microsoft-com:office:office" xmlns:oel="http://schemas.microsoft.com/office/2019/extlst" xmlns:r="http://schemas.openxmlformats.org/officeDocument/2006/relationships" xmlns:m="http://schemas.openxmlformats.org/officeDocument/2006/math" xmlns:v="urn:schemas-microsoft-com:vml" xmlns:wp14="http://schemas.microsoft.com/office/word/2010/wordprocessingDrawing" xmlns:wp="http://schemas.openxmlformats.org/drawingml/2006/wordprocessingDrawing" xmlns:w10="urn:schemas-microsoft-com:office:word" xmlns:w="http://schemas.openxmlformats.org/wordprocessingml/2006/main" xmlns:w14="http://schemas.microsoft.com/office/word/2010/wordml" xmlns:w15="http://schemas.microsoft.com/office/word/2012/wordml" xmlns:w16cex="http://schemas.microsoft.com/office/word/2018/wordml/cex" xmlns:w16cid="http://schemas.microsoft.com/office/word/2016/wordml/cid" xmlns:w16="http://schemas.microsoft.com/office/word/2018/wordml" xmlns:w16sdtdh="http://schemas.microsoft.com/office/word/2020/wordml/sdtdatahash" xmlns:w16se="http://schemas.microsoft.com/office/word/2015/wordml/symex" xmlns:wpg="http://schemas.microsoft.com/office/word/2010/wordprocessingGroup" xmlns:wpi="http://schemas.microsoft.com/office/word/2010/wordprocessingInk" xmlns:wne="http://schemas.microsoft.com/office/word/2006/wordml" xmlns:wps="http://schemas.microsoft.com/office/word/2010/wordprocessingShape" mc:Ignorable="w14 w15 w16se w16cid w16 w16cex w16sdtdh wp14">
+<w:ftr xmlns:wpc="http://schemas.microsoft.com/office/word/2010/wordprocessingCanvas" xmlns:cx="http://schemas.microsoft.com/office/drawing/2014/chartex" xmlns:cx1="http://schemas.microsoft.com/office/drawing/2015/9/8/chartex" xmlns:cx2="http://schemas.microsoft.com/office/drawing/2015/10/21/chartex" xmlns:cx3="http://schemas.microsoft.com/office/drawing/2016/5/9/chartex" xmlns:cx4="http://schemas.microsoft.com/office/drawing/2016/5/10/chartex" xmlns:cx5="http://schemas.microsoft.com/office/drawing/2016/5/11/chartex" xmlns:cx6="http://schemas.microsoft.com/office/drawing/2016/5/12/chartex" xmlns:cx7="http://schemas.microsoft.com/office/drawing/2016/5/13/chartex" xmlns:cx8="http://schemas.microsoft.com/office/drawing/2016/5/14/chartex" xmlns:mc="http://schemas.openxmlformats.org/markup-compatibility/2006" xmlns:m="http://schemas.openxmlformats.org/officeDocument/2006/math" xmlns:aink="http://schemas.microsoft.com/office/drawing/2016/ink" xmlns:am3d="http://schemas.microsoft.com/office/drawing/2017/model3d" xmlns:oel="http://schemas.microsoft.com/office/2019/extlst" xmlns:r="http://schemas.openxmlformats.org/officeDocument/2006/relationships" xmlns:wp14="http://schemas.microsoft.com/office/word/2010/wordprocessingDrawing" xmlns:wp="http://schemas.openxmlformats.org/drawingml/2006/wordprocessingDrawing" xmlns:wpg="http://schemas.microsoft.com/office/word/2010/wordprocessingGroup" xmlns:wpi="http://schemas.microsoft.com/office/word/2010/wordprocessingInk" xmlns:wps="http://schemas.microsoft.com/office/word/2010/wordprocessingShape" xmlns:o="urn:schemas-microsoft-com:office:office" xmlns:v="urn:schemas-microsoft-com:vml" xmlns:w10="urn:schemas-microsoft-com:office:word" xmlns:w="http://schemas.openxmlformats.org/wordprocessingml/2006/main" xmlns:w14="http://schemas.microsoft.com/office/word/2010/wordml" xmlns:w15="http://schemas.microsoft.com/office/word/2012/wordml" xmlns:w16cex="http://schemas.microsoft.com/office/word/2018/wordml/cex" xmlns:w16cid="http://schemas.microsoft.com/office/word/2016/wordml/cid" xmlns:w16="http://schemas.microsoft.com/office/word/2018/wordml" xmlns:w16sdtdh="http://schemas.microsoft.com/office/word/2020/wordml/sdtdatahash" xmlns:w16sdtfl="http://schemas.microsoft.com/office/word/2024/wordml/sdtformatlock" xmlns:w16se="http://schemas.microsoft.com/office/word/2015/wordml/symex" xmlns:w16du="http://schemas.microsoft.com/office/word/2023/wordml/word16du" xmlns:wne="http://schemas.microsoft.com/office/word/2006/wordml" mc:Ignorable="w14 w15 w16se w16cid w16 w16cex w16sdtdh w16sdtfl w16du wp14">
   <w:sdt>
     <w:sdtPr>
       <w:id w:val="2071930181"/>
@@ -17656,7 +19439,7 @@
 </file>
 
 <file path=word/footnotes.xml><?xml version="1.0" encoding="utf-8"?>
-<w:footnotes xmlns:wpc="http://schemas.microsoft.com/office/word/2010/wordprocessingCanvas" xmlns:cx="http://schemas.microsoft.com/office/drawing/2014/chartex" xmlns:cx1="http://schemas.microsoft.com/office/drawing/2015/9/8/chartex" xmlns:cx2="http://schemas.microsoft.com/office/drawing/2015/10/21/chartex" xmlns:cx3="http://schemas.microsoft.com/office/drawing/2016/5/9/chartex" xmlns:cx4="http://schemas.microsoft.com/office/drawing/2016/5/10/chartex" xmlns:cx5="http://schemas.microsoft.com/office/drawing/2016/5/11/chartex" xmlns:cx6="http://schemas.microsoft.com/office/drawing/2016/5/12/chartex" xmlns:cx7="http://schemas.microsoft.com/office/drawing/2016/5/13/chartex" xmlns:cx8="http://schemas.microsoft.com/office/drawing/2016/5/14/chartex" xmlns:mc="http://schemas.openxmlformats.org/markup-compatibility/2006" xmlns:aink="http://schemas.microsoft.com/office/drawing/2016/ink" xmlns:am3d="http://schemas.microsoft.com/office/drawing/2017/model3d" xmlns:o="urn:schemas-microsoft-com:office:office" xmlns:oel="http://schemas.microsoft.com/office/2019/extlst" xmlns:r="http://schemas.openxmlformats.org/officeDocument/2006/relationships" xmlns:m="http://schemas.openxmlformats.org/officeDocument/2006/math" xmlns:v="urn:schemas-microsoft-com:vml" xmlns:wp14="http://schemas.microsoft.com/office/word/2010/wordprocessingDrawing" xmlns:wp="http://schemas.openxmlformats.org/drawingml/2006/wordprocessingDrawing" xmlns:w10="urn:schemas-microsoft-com:office:word" xmlns:w="http://schemas.openxmlformats.org/wordprocessingml/2006/main" xmlns:w14="http://schemas.microsoft.com/office/word/2010/wordml" xmlns:w15="http://schemas.microsoft.com/office/word/2012/wordml" xmlns:w16cex="http://schemas.microsoft.com/office/word/2018/wordml/cex" xmlns:w16cid="http://schemas.microsoft.com/office/word/2016/wordml/cid" xmlns:w16="http://schemas.microsoft.com/office/word/2018/wordml" xmlns:w16sdtdh="http://schemas.microsoft.com/office/word/2020/wordml/sdtdatahash" xmlns:w16se="http://schemas.microsoft.com/office/word/2015/wordml/symex" xmlns:wpg="http://schemas.microsoft.com/office/word/2010/wordprocessingGroup" xmlns:wpi="http://schemas.microsoft.com/office/word/2010/wordprocessingInk" xmlns:wne="http://schemas.microsoft.com/office/word/2006/wordml" xmlns:wps="http://schemas.microsoft.com/office/word/2010/wordprocessingShape" mc:Ignorable="w14 w15 w16se w16cid w16 w16cex w16sdtdh wp14">
+<w:footnotes xmlns:wpc="http://schemas.microsoft.com/office/word/2010/wordprocessingCanvas" xmlns:cx="http://schemas.microsoft.com/office/drawing/2014/chartex" xmlns:cx1="http://schemas.microsoft.com/office/drawing/2015/9/8/chartex" xmlns:cx2="http://schemas.microsoft.com/office/drawing/2015/10/21/chartex" xmlns:cx3="http://schemas.microsoft.com/office/drawing/2016/5/9/chartex" xmlns:cx4="http://schemas.microsoft.com/office/drawing/2016/5/10/chartex" xmlns:cx5="http://schemas.microsoft.com/office/drawing/2016/5/11/chartex" xmlns:cx6="http://schemas.microsoft.com/office/drawing/2016/5/12/chartex" xmlns:cx7="http://schemas.microsoft.com/office/drawing/2016/5/13/chartex" xmlns:cx8="http://schemas.microsoft.com/office/drawing/2016/5/14/chartex" xmlns:mc="http://schemas.openxmlformats.org/markup-compatibility/2006" xmlns:m="http://schemas.openxmlformats.org/officeDocument/2006/math" xmlns:aink="http://schemas.microsoft.com/office/drawing/2016/ink" xmlns:am3d="http://schemas.microsoft.com/office/drawing/2017/model3d" xmlns:oel="http://schemas.microsoft.com/office/2019/extlst" xmlns:r="http://schemas.openxmlformats.org/officeDocument/2006/relationships" xmlns:wp14="http://schemas.microsoft.com/office/word/2010/wordprocessingDrawing" xmlns:wp="http://schemas.openxmlformats.org/drawingml/2006/wordprocessingDrawing" xmlns:wpg="http://schemas.microsoft.com/office/word/2010/wordprocessingGroup" xmlns:wpi="http://schemas.microsoft.com/office/word/2010/wordprocessingInk" xmlns:wps="http://schemas.microsoft.com/office/word/2010/wordprocessingShape" xmlns:o="urn:schemas-microsoft-com:office:office" xmlns:v="urn:schemas-microsoft-com:vml" xmlns:w10="urn:schemas-microsoft-com:office:word" xmlns:w="http://schemas.openxmlformats.org/wordprocessingml/2006/main" xmlns:w14="http://schemas.microsoft.com/office/word/2010/wordml" xmlns:w15="http://schemas.microsoft.com/office/word/2012/wordml" xmlns:w16cex="http://schemas.microsoft.com/office/word/2018/wordml/cex" xmlns:w16cid="http://schemas.microsoft.com/office/word/2016/wordml/cid" xmlns:w16="http://schemas.microsoft.com/office/word/2018/wordml" xmlns:w16sdtdh="http://schemas.microsoft.com/office/word/2020/wordml/sdtdatahash" xmlns:w16sdtfl="http://schemas.microsoft.com/office/word/2024/wordml/sdtformatlock" xmlns:w16se="http://schemas.microsoft.com/office/word/2015/wordml/symex" xmlns:w16du="http://schemas.microsoft.com/office/word/2023/wordml/word16du" xmlns:wne="http://schemas.microsoft.com/office/word/2006/wordml" mc:Ignorable="w14 w15 w16se w16cid w16 w16cex w16sdtdh w16sdtfl w16du wp14">
   <w:footnote w:type="separator" w:id="-1">
     <w:p>
       <w:r>
@@ -17675,7 +19458,7 @@
 </file>
 
 <file path=word/header1.xml><?xml version="1.0" encoding="utf-8"?>
-<w:hdr xmlns:wpc="http://schemas.microsoft.com/office/word/2010/wordprocessingCanvas" xmlns:cx="http://schemas.microsoft.com/office/drawing/2014/chartex" xmlns:cx1="http://schemas.microsoft.com/office/drawing/2015/9/8/chartex" xmlns:cx2="http://schemas.microsoft.com/office/drawing/2015/10/21/chartex" xmlns:cx3="http://schemas.microsoft.com/office/drawing/2016/5/9/chartex" xmlns:cx4="http://schemas.microsoft.com/office/drawing/2016/5/10/chartex" xmlns:cx5="http://schemas.microsoft.com/office/drawing/2016/5/11/chartex" xmlns:cx6="http://schemas.microsoft.com/office/drawing/2016/5/12/chartex" xmlns:cx7="http://schemas.microsoft.com/office/drawing/2016/5/13/chartex" xmlns:cx8="http://schemas.microsoft.com/office/drawing/2016/5/14/chartex" xmlns:mc="http://schemas.openxmlformats.org/markup-compatibility/2006" xmlns:aink="http://schemas.microsoft.com/office/drawing/2016/ink" xmlns:am3d="http://schemas.microsoft.com/office/drawing/2017/model3d" xmlns:o="urn:schemas-microsoft-com:office:office" xmlns:oel="http://schemas.microsoft.com/office/2019/extlst" xmlns:r="http://schemas.openxmlformats.org/officeDocument/2006/relationships" xmlns:m="http://schemas.openxmlformats.org/officeDocument/2006/math" xmlns:v="urn:schemas-microsoft-com:vml" xmlns:wp14="http://schemas.microsoft.com/office/word/2010/wordprocessingDrawing" xmlns:wp="http://schemas.openxmlformats.org/drawingml/2006/wordprocessingDrawing" xmlns:w10="urn:schemas-microsoft-com:office:word" xmlns:w="http://schemas.openxmlformats.org/wordprocessingml/2006/main" xmlns:w14="http://schemas.microsoft.com/office/word/2010/wordml" xmlns:w15="http://schemas.microsoft.com/office/word/2012/wordml" xmlns:w16cex="http://schemas.microsoft.com/office/word/2018/wordml/cex" xmlns:w16cid="http://schemas.microsoft.com/office/word/2016/wordml/cid" xmlns:w16="http://schemas.microsoft.com/office/word/2018/wordml" xmlns:w16sdtdh="http://schemas.microsoft.com/office/word/2020/wordml/sdtdatahash" xmlns:w16se="http://schemas.microsoft.com/office/word/2015/wordml/symex" xmlns:wpg="http://schemas.microsoft.com/office/word/2010/wordprocessingGroup" xmlns:wpi="http://schemas.microsoft.com/office/word/2010/wordprocessingInk" xmlns:wne="http://schemas.microsoft.com/office/word/2006/wordml" xmlns:wps="http://schemas.microsoft.com/office/word/2010/wordprocessingShape" mc:Ignorable="w14 w15 w16se w16cid w16 w16cex w16sdtdh wp14">
+<w:hdr xmlns:wpc="http://schemas.microsoft.com/office/word/2010/wordprocessingCanvas" xmlns:cx="http://schemas.microsoft.com/office/drawing/2014/chartex" xmlns:cx1="http://schemas.microsoft.com/office/drawing/2015/9/8/chartex" xmlns:cx2="http://schemas.microsoft.com/office/drawing/2015/10/21/chartex" xmlns:cx3="http://schemas.microsoft.com/office/drawing/2016/5/9/chartex" xmlns:cx4="http://schemas.microsoft.com/office/drawing/2016/5/10/chartex" xmlns:cx5="http://schemas.microsoft.com/office/drawing/2016/5/11/chartex" xmlns:cx6="http://schemas.microsoft.com/office/drawing/2016/5/12/chartex" xmlns:cx7="http://schemas.microsoft.com/office/drawing/2016/5/13/chartex" xmlns:cx8="http://schemas.microsoft.com/office/drawing/2016/5/14/chartex" xmlns:mc="http://schemas.openxmlformats.org/markup-compatibility/2006" xmlns:m="http://schemas.openxmlformats.org/officeDocument/2006/math" xmlns:aink="http://schemas.microsoft.com/office/drawing/2016/ink" xmlns:am3d="http://schemas.microsoft.com/office/drawing/2017/model3d" xmlns:oel="http://schemas.microsoft.com/office/2019/extlst" xmlns:r="http://schemas.openxmlformats.org/officeDocument/2006/relationships" xmlns:wp14="http://schemas.microsoft.com/office/word/2010/wordprocessingDrawing" xmlns:wp="http://schemas.openxmlformats.org/drawingml/2006/wordprocessingDrawing" xmlns:wpg="http://schemas.microsoft.com/office/word/2010/wordprocessingGroup" xmlns:wpi="http://schemas.microsoft.com/office/word/2010/wordprocessingInk" xmlns:wps="http://schemas.microsoft.com/office/word/2010/wordprocessingShape" xmlns:o="urn:schemas-microsoft-com:office:office" xmlns:v="urn:schemas-microsoft-com:vml" xmlns:w10="urn:schemas-microsoft-com:office:word" xmlns:w="http://schemas.openxmlformats.org/wordprocessingml/2006/main" xmlns:w14="http://schemas.microsoft.com/office/word/2010/wordml" xmlns:w15="http://schemas.microsoft.com/office/word/2012/wordml" xmlns:w16cex="http://schemas.microsoft.com/office/word/2018/wordml/cex" xmlns:w16cid="http://schemas.microsoft.com/office/word/2016/wordml/cid" xmlns:w16="http://schemas.microsoft.com/office/word/2018/wordml" xmlns:w16sdtdh="http://schemas.microsoft.com/office/word/2020/wordml/sdtdatahash" xmlns:w16sdtfl="http://schemas.microsoft.com/office/word/2024/wordml/sdtformatlock" xmlns:w16se="http://schemas.microsoft.com/office/word/2015/wordml/symex" xmlns:w16du="http://schemas.microsoft.com/office/word/2023/wordml/word16du" xmlns:wne="http://schemas.microsoft.com/office/word/2006/wordml" mc:Ignorable="w14 w15 w16se w16cid w16 w16cex w16sdtdh w16sdtfl w16du wp14">
   <w:p>
     <w:pPr>
       <w:pStyle w:val="Cabealho"/>
@@ -17685,7 +19468,7 @@
 </file>
 
 <file path=word/numbering.xml><?xml version="1.0" encoding="utf-8"?>
-<w:numbering xmlns:wpc="http://schemas.microsoft.com/office/word/2010/wordprocessingCanvas" xmlns:cx="http://schemas.microsoft.com/office/drawing/2014/chartex" xmlns:cx1="http://schemas.microsoft.com/office/drawing/2015/9/8/chartex" xmlns:cx2="http://schemas.microsoft.com/office/drawing/2015/10/21/chartex" xmlns:cx3="http://schemas.microsoft.com/office/drawing/2016/5/9/chartex" xmlns:cx4="http://schemas.microsoft.com/office/drawing/2016/5/10/chartex" xmlns:cx5="http://schemas.microsoft.com/office/drawing/2016/5/11/chartex" xmlns:cx6="http://schemas.microsoft.com/office/drawing/2016/5/12/chartex" xmlns:cx7="http://schemas.microsoft.com/office/drawing/2016/5/13/chartex" xmlns:cx8="http://schemas.microsoft.com/office/drawing/2016/5/14/chartex" xmlns:mc="http://schemas.openxmlformats.org/markup-compatibility/2006" xmlns:aink="http://schemas.microsoft.com/office/drawing/2016/ink" xmlns:am3d="http://schemas.microsoft.com/office/drawing/2017/model3d" xmlns:o="urn:schemas-microsoft-com:office:office" xmlns:oel="http://schemas.microsoft.com/office/2019/extlst" xmlns:r="http://schemas.openxmlformats.org/officeDocument/2006/relationships" xmlns:m="http://schemas.openxmlformats.org/officeDocument/2006/math" xmlns:v="urn:schemas-microsoft-com:vml" xmlns:wp14="http://schemas.microsoft.com/office/word/2010/wordprocessingDrawing" xmlns:wp="http://schemas.openxmlformats.org/drawingml/2006/wordprocessingDrawing" xmlns:w10="urn:schemas-microsoft-com:office:word" xmlns:w="http://schemas.openxmlformats.org/wordprocessingml/2006/main" xmlns:w14="http://schemas.microsoft.com/office/word/2010/wordml" xmlns:w15="http://schemas.microsoft.com/office/word/2012/wordml" xmlns:w16cex="http://schemas.microsoft.com/office/word/2018/wordml/cex" xmlns:w16cid="http://schemas.microsoft.com/office/word/2016/wordml/cid" xmlns:w16="http://schemas.microsoft.com/office/word/2018/wordml" xmlns:w16sdtdh="http://schemas.microsoft.com/office/word/2020/wordml/sdtdatahash" xmlns:w16se="http://schemas.microsoft.com/office/word/2015/wordml/symex" xmlns:wpg="http://schemas.microsoft.com/office/word/2010/wordprocessingGroup" xmlns:wpi="http://schemas.microsoft.com/office/word/2010/wordprocessingInk" xmlns:wne="http://schemas.microsoft.com/office/word/2006/wordml" xmlns:wps="http://schemas.microsoft.com/office/word/2010/wordprocessingShape" mc:Ignorable="w14 w15 w16se w16cid w16 w16cex w16sdtdh wp14">
+<w:numbering xmlns:wpc="http://schemas.microsoft.com/office/word/2010/wordprocessingCanvas" xmlns:cx="http://schemas.microsoft.com/office/drawing/2014/chartex" xmlns:cx1="http://schemas.microsoft.com/office/drawing/2015/9/8/chartex" xmlns:cx2="http://schemas.microsoft.com/office/drawing/2015/10/21/chartex" xmlns:cx3="http://schemas.microsoft.com/office/drawing/2016/5/9/chartex" xmlns:cx4="http://schemas.microsoft.com/office/drawing/2016/5/10/chartex" xmlns:cx5="http://schemas.microsoft.com/office/drawing/2016/5/11/chartex" xmlns:cx6="http://schemas.microsoft.com/office/drawing/2016/5/12/chartex" xmlns:cx7="http://schemas.microsoft.com/office/drawing/2016/5/13/chartex" xmlns:cx8="http://schemas.microsoft.com/office/drawing/2016/5/14/chartex" xmlns:mc="http://schemas.openxmlformats.org/markup-compatibility/2006" xmlns:m="http://schemas.openxmlformats.org/officeDocument/2006/math" xmlns:aink="http://schemas.microsoft.com/office/drawing/2016/ink" xmlns:am3d="http://schemas.microsoft.com/office/drawing/2017/model3d" xmlns:oel="http://schemas.microsoft.com/office/2019/extlst" xmlns:r="http://schemas.openxmlformats.org/officeDocument/2006/relationships" xmlns:wp14="http://schemas.microsoft.com/office/word/2010/wordprocessingDrawing" xmlns:wp="http://schemas.openxmlformats.org/drawingml/2006/wordprocessingDrawing" xmlns:wpg="http://schemas.microsoft.com/office/word/2010/wordprocessingGroup" xmlns:wpi="http://schemas.microsoft.com/office/word/2010/wordprocessingInk" xmlns:wps="http://schemas.microsoft.com/office/word/2010/wordprocessingShape" xmlns:o="urn:schemas-microsoft-com:office:office" xmlns:v="urn:schemas-microsoft-com:vml" xmlns:w10="urn:schemas-microsoft-com:office:word" xmlns:w="http://schemas.openxmlformats.org/wordprocessingml/2006/main" xmlns:w14="http://schemas.microsoft.com/office/word/2010/wordml" xmlns:w15="http://schemas.microsoft.com/office/word/2012/wordml" xmlns:w16cex="http://schemas.microsoft.com/office/word/2018/wordml/cex" xmlns:w16cid="http://schemas.microsoft.com/office/word/2016/wordml/cid" xmlns:w16="http://schemas.microsoft.com/office/word/2018/wordml" xmlns:w16sdtdh="http://schemas.microsoft.com/office/word/2020/wordml/sdtdatahash" xmlns:w16sdtfl="http://schemas.microsoft.com/office/word/2024/wordml/sdtformatlock" xmlns:w16se="http://schemas.microsoft.com/office/word/2015/wordml/symex" xmlns:w16du="http://schemas.microsoft.com/office/word/2023/wordml/word16du" xmlns:wne="http://schemas.microsoft.com/office/word/2006/wordml" mc:Ignorable="w14 w15 w16se w16cid w16 w16cex w16sdtdh w16sdtfl w16du wp14">
   <w:abstractNum w:abstractNumId="0" w15:restartNumberingAfterBreak="0">
     <w:nsid w:val="033B1D64"/>
     <w:multiLevelType w:val="hybridMultilevel"/>
@@ -21002,7 +22785,7 @@
 </file>
 
 <file path=word/styles.xml><?xml version="1.0" encoding="utf-8"?>
-<w:styles xmlns:mc="http://schemas.openxmlformats.org/markup-compatibility/2006" xmlns:r="http://schemas.openxmlformats.org/officeDocument/2006/relationships" xmlns:w="http://schemas.openxmlformats.org/wordprocessingml/2006/main" xmlns:w14="http://schemas.microsoft.com/office/word/2010/wordml" xmlns:w15="http://schemas.microsoft.com/office/word/2012/wordml" xmlns:w16cex="http://schemas.microsoft.com/office/word/2018/wordml/cex" xmlns:w16cid="http://schemas.microsoft.com/office/word/2016/wordml/cid" xmlns:w16="http://schemas.microsoft.com/office/word/2018/wordml" xmlns:w16sdtdh="http://schemas.microsoft.com/office/word/2020/wordml/sdtdatahash" xmlns:w16se="http://schemas.microsoft.com/office/word/2015/wordml/symex" mc:Ignorable="w14 w15 w16se w16cid w16 w16cex w16sdtdh">
+<w:styles xmlns:mc="http://schemas.openxmlformats.org/markup-compatibility/2006" xmlns:r="http://schemas.openxmlformats.org/officeDocument/2006/relationships" xmlns:w="http://schemas.openxmlformats.org/wordprocessingml/2006/main" xmlns:w14="http://schemas.microsoft.com/office/word/2010/wordml" xmlns:w15="http://schemas.microsoft.com/office/word/2012/wordml" xmlns:w16cex="http://schemas.microsoft.com/office/word/2018/wordml/cex" xmlns:w16cid="http://schemas.microsoft.com/office/word/2016/wordml/cid" xmlns:w16="http://schemas.microsoft.com/office/word/2018/wordml" xmlns:w16sdtdh="http://schemas.microsoft.com/office/word/2020/wordml/sdtdatahash" xmlns:w16sdtfl="http://schemas.microsoft.com/office/word/2024/wordml/sdtformatlock" xmlns:w16se="http://schemas.microsoft.com/office/word/2015/wordml/symex" xmlns:w16du="http://schemas.microsoft.com/office/word/2023/wordml/word16du" mc:Ignorable="w14 w15 w16se w16cid w16 w16cex w16sdtdh w16sdtfl w16du">
   <w:docDefaults>
     <w:rPrDefault>
       <w:rPr>
@@ -23143,17 +24926,6 @@
 </file>
 
 <file path=customXml/item1.xml><?xml version="1.0" encoding="utf-8"?>
-<p:properties xmlns:p="http://schemas.microsoft.com/office/2006/metadata/properties" xmlns:xsi="http://www.w3.org/2001/XMLSchema-instance" xmlns:pc="http://schemas.microsoft.com/office/infopath/2007/PartnerControls">
-  <documentManagement>
-    <TaxCatchAll xmlns="fa1ba186-cf14-4658-82ff-4e1486731960" xsi:nil="true"/>
-    <lcf76f155ced4ddcb4097134ff3c332f xmlns="52a6887f-9537-4a34-8793-b765f13d0873">
-      <Terms xmlns="http://schemas.microsoft.com/office/infopath/2007/PartnerControls"/>
-    </lcf76f155ced4ddcb4097134ff3c332f>
-  </documentManagement>
-</p:properties>
-</file>
-
-<file path=customXml/item2.xml><?xml version="1.0" encoding="utf-8"?>
 <?mso-contentType ?>
 <FormTemplates xmlns="http://schemas.microsoft.com/sharepoint/v3/contenttype/forms">
   <Display>DocumentLibraryForm</Display>
@@ -23162,11 +24934,7 @@
 </FormTemplates>
 </file>
 
-<file path=customXml/item3.xml><?xml version="1.0" encoding="utf-8"?>
-<b:Sources xmlns:b="http://schemas.openxmlformats.org/officeDocument/2006/bibliography" xmlns="http://schemas.openxmlformats.org/officeDocument/2006/bibliography" SelectedStyle="\APASixthEditionOfficeOnline.xsl" StyleName="APA" Version="6"/>
-</file>
-
-<file path=customXml/item4.xml><?xml version="1.0" encoding="utf-8"?>
+<file path=customXml/item2.xml><?xml version="1.0" encoding="utf-8"?>
 <ct:contentTypeSchema xmlns:ct="http://schemas.microsoft.com/office/2006/metadata/contentType" xmlns:ma="http://schemas.microsoft.com/office/2006/metadata/properties/metaAttributes" ct:_="" ma:_="" ma:contentTypeName="Documento" ma:contentTypeID="0x0101003F8ECAAF88AFCB4AB1D806FDE394FD03" ma:contentTypeVersion="12" ma:contentTypeDescription="Criar um novo documento." ma:contentTypeScope="" ma:versionID="541e5482cd22746a72c07b4578302587">
   <xsd:schema xmlns:xsd="http://www.w3.org/2001/XMLSchema" xmlns:xs="http://www.w3.org/2001/XMLSchema" xmlns:p="http://schemas.microsoft.com/office/2006/metadata/properties" xmlns:ns2="52a6887f-9537-4a34-8793-b765f13d0873" xmlns:ns3="fa1ba186-cf14-4658-82ff-4e1486731960" targetNamespace="http://schemas.microsoft.com/office/2006/metadata/properties" ma:root="true" ma:fieldsID="4badabe4fa58f02b4fe1f9c3f11ac53e" ns2:_="" ns3:_="">
     <xsd:import namespace="52a6887f-9537-4a34-8793-b765f13d0873"/>
@@ -23367,18 +25135,22 @@
 </ct:contentTypeSchema>
 </file>
 
-<file path=customXml/itemProps1.xml><?xml version="1.0" encoding="utf-8"?>
-<ds:datastoreItem xmlns:ds="http://schemas.openxmlformats.org/officeDocument/2006/customXml" ds:itemID="{B0D02839-B28B-4402-A79D-B0CCDC274F38}">
-  <ds:schemaRefs>
-    <ds:schemaRef ds:uri="http://schemas.microsoft.com/office/2006/metadata/properties"/>
-    <ds:schemaRef ds:uri="http://schemas.microsoft.com/office/infopath/2007/PartnerControls"/>
-    <ds:schemaRef ds:uri="fa1ba186-cf14-4658-82ff-4e1486731960"/>
-    <ds:schemaRef ds:uri="52a6887f-9537-4a34-8793-b765f13d0873"/>
-  </ds:schemaRefs>
-</ds:datastoreItem>
+<file path=customXml/item3.xml><?xml version="1.0" encoding="utf-8"?>
+<b:Sources xmlns:b="http://schemas.openxmlformats.org/officeDocument/2006/bibliography" xmlns="http://schemas.openxmlformats.org/officeDocument/2006/bibliography" SelectedStyle="\APASixthEditionOfficeOnline.xsl" StyleName="APA" Version="6"/>
 </file>
 
-<file path=customXml/itemProps2.xml><?xml version="1.0" encoding="utf-8"?>
+<file path=customXml/item4.xml><?xml version="1.0" encoding="utf-8"?>
+<p:properties xmlns:p="http://schemas.microsoft.com/office/2006/metadata/properties" xmlns:xsi="http://www.w3.org/2001/XMLSchema-instance" xmlns:pc="http://schemas.microsoft.com/office/infopath/2007/PartnerControls">
+  <documentManagement>
+    <TaxCatchAll xmlns="fa1ba186-cf14-4658-82ff-4e1486731960" xsi:nil="true"/>
+    <lcf76f155ced4ddcb4097134ff3c332f xmlns="52a6887f-9537-4a34-8793-b765f13d0873">
+      <Terms xmlns="http://schemas.microsoft.com/office/infopath/2007/PartnerControls"/>
+    </lcf76f155ced4ddcb4097134ff3c332f>
+  </documentManagement>
+</p:properties>
+</file>
+
+<file path=customXml/itemProps1.xml><?xml version="1.0" encoding="utf-8"?>
 <ds:datastoreItem xmlns:ds="http://schemas.openxmlformats.org/officeDocument/2006/customXml" ds:itemID="{990C7B0B-29F8-4472-849D-8AEB923CF9C9}">
   <ds:schemaRefs>
     <ds:schemaRef ds:uri="http://schemas.microsoft.com/sharepoint/v3/contenttype/forms"/>
@@ -23386,15 +25158,7 @@
 </ds:datastoreItem>
 </file>
 
-<file path=customXml/itemProps3.xml><?xml version="1.0" encoding="utf-8"?>
-<ds:datastoreItem xmlns:ds="http://schemas.openxmlformats.org/officeDocument/2006/customXml" ds:itemID="{A25B1696-18C1-4D15-B3DC-70744EEF1791}">
-  <ds:schemaRefs>
-    <ds:schemaRef ds:uri="http://schemas.openxmlformats.org/officeDocument/2006/bibliography"/>
-  </ds:schemaRefs>
-</ds:datastoreItem>
-</file>
-
-<file path=customXml/itemProps4.xml><?xml version="1.0" encoding="utf-8"?>
+<file path=customXml/itemProps2.xml><?xml version="1.0" encoding="utf-8"?>
 <ds:datastoreItem xmlns:ds="http://schemas.openxmlformats.org/officeDocument/2006/customXml" ds:itemID="{B04309D4-A979-44A4-8B48-1DFD9E70F312}">
   <ds:schemaRefs>
     <ds:schemaRef ds:uri="http://schemas.microsoft.com/office/2006/metadata/contentType"/>
@@ -23411,4 +25175,23 @@
     <ds:schemaRef ds:uri="http://schemas.microsoft.com/internal/obd"/>
   </ds:schemaRefs>
 </ds:datastoreItem>
+</file>
+
+<file path=customXml/itemProps3.xml><?xml version="1.0" encoding="utf-8"?>
+<ds:datastoreItem xmlns:ds="http://schemas.openxmlformats.org/officeDocument/2006/customXml" ds:itemID="{A25B1696-18C1-4D15-B3DC-70744EEF1791}">
+  <ds:schemaRefs>
+    <ds:schemaRef ds:uri="http://schemas.openxmlformats.org/officeDocument/2006/bibliography"/>
+  </ds:schemaRefs>
+</ds:datastoreItem>
+</file>
+
+<file path=customXml/itemProps4.xml><?xml version="1.0" encoding="utf-8"?>
+<ds:datastoreItem xmlns:ds="http://schemas.openxmlformats.org/officeDocument/2006/customXml" ds:itemID="{B0D02839-B28B-4402-A79D-B0CCDC274F38}">
+  <ds:schemaRefs>
+    <ds:schemaRef ds:uri="http://schemas.microsoft.com/office/2006/metadata/properties"/>
+    <ds:schemaRef ds:uri="http://schemas.microsoft.com/office/infopath/2007/PartnerControls"/>
+    <ds:schemaRef ds:uri="fa1ba186-cf14-4658-82ff-4e1486731960"/>
+    <ds:schemaRef ds:uri="52a6887f-9537-4a34-8793-b765f13d0873"/>
+  </ds:schemaRefs>
+</ds:datastoreItem>
 </file>
--- a/MDS-2026-Relatorio.docx
+++ b/MDS-2026-Relatorio.docx
@@ -1,6 +1,6 @@
 
 <file path=word/document.xml><?xml version="1.0" encoding="utf-8"?>
-<w:document xmlns:wpc="http://schemas.microsoft.com/office/word/2010/wordprocessingCanvas" xmlns:cx="http://schemas.microsoft.com/office/drawing/2014/chartex" xmlns:cx1="http://schemas.microsoft.com/office/drawing/2015/9/8/chartex" xmlns:cx2="http://schemas.microsoft.com/office/drawing/2015/10/21/chartex" xmlns:cx3="http://schemas.microsoft.com/office/drawing/2016/5/9/chartex" xmlns:cx4="http://schemas.microsoft.com/office/drawing/2016/5/10/chartex" xmlns:cx5="http://schemas.microsoft.com/office/drawing/2016/5/11/chartex" xmlns:cx6="http://schemas.microsoft.com/office/drawing/2016/5/12/chartex" xmlns:cx7="http://schemas.microsoft.com/office/drawing/2016/5/13/chartex" xmlns:cx8="http://schemas.microsoft.com/office/drawing/2016/5/14/chartex" xmlns:mc="http://schemas.openxmlformats.org/markup-compatibility/2006" xmlns:m="http://schemas.openxmlformats.org/officeDocument/2006/math" xmlns:aink="http://schemas.microsoft.com/office/drawing/2016/ink" xmlns:am3d="http://schemas.microsoft.com/office/drawing/2017/model3d" xmlns:oel="http://schemas.microsoft.com/office/2019/extlst" xmlns:r="http://schemas.openxmlformats.org/officeDocument/2006/relationships" xmlns:wp14="http://schemas.microsoft.com/office/word/2010/wordprocessingDrawing" xmlns:wp="http://schemas.openxmlformats.org/drawingml/2006/wordprocessingDrawing" xmlns:wpg="http://schemas.microsoft.com/office/word/2010/wordprocessingGroup" xmlns:wpi="http://schemas.microsoft.com/office/word/2010/wordprocessingInk" xmlns:wps="http://schemas.microsoft.com/office/word/2010/wordprocessingShape" xmlns:o="urn:schemas-microsoft-com:office:office" xmlns:v="urn:schemas-microsoft-com:vml" xmlns:w10="urn:schemas-microsoft-com:office:word" xmlns:w="http://schemas.openxmlformats.org/wordprocessingml/2006/main" xmlns:w14="http://schemas.microsoft.com/office/word/2010/wordml" xmlns:w15="http://schemas.microsoft.com/office/word/2012/wordml" xmlns:w16cex="http://schemas.microsoft.com/office/word/2018/wordml/cex" xmlns:w16cid="http://schemas.microsoft.com/office/word/2016/wordml/cid" xmlns:w16="http://schemas.microsoft.com/office/word/2018/wordml" xmlns:w16sdtdh="http://schemas.microsoft.com/office/word/2020/wordml/sdtdatahash" xmlns:w16sdtfl="http://schemas.microsoft.com/office/word/2024/wordml/sdtformatlock" xmlns:w16se="http://schemas.microsoft.com/office/word/2015/wordml/symex" xmlns:w16du="http://schemas.microsoft.com/office/word/2023/wordml/word16du" xmlns:wne="http://schemas.microsoft.com/office/word/2006/wordml" mc:Ignorable="w14 w15 w16se w16cid w16 w16cex w16sdtdh w16sdtfl w16du wp14">
+<w:document xmlns:wpc="http://schemas.microsoft.com/office/word/2010/wordprocessingCanvas" xmlns:cx="http://schemas.microsoft.com/office/drawing/2014/chartex" xmlns:cx1="http://schemas.microsoft.com/office/drawing/2015/9/8/chartex" xmlns:cx2="http://schemas.microsoft.com/office/drawing/2015/10/21/chartex" xmlns:cx3="http://schemas.microsoft.com/office/drawing/2016/5/9/chartex" xmlns:cx4="http://schemas.microsoft.com/office/drawing/2016/5/10/chartex" xmlns:cx5="http://schemas.microsoft.com/office/drawing/2016/5/11/chartex" xmlns:cx6="http://schemas.microsoft.com/office/drawing/2016/5/12/chartex" xmlns:cx7="http://schemas.microsoft.com/office/drawing/2016/5/13/chartex" xmlns:cx8="http://schemas.microsoft.com/office/drawing/2016/5/14/chartex" xmlns:mc="http://schemas.openxmlformats.org/markup-compatibility/2006" xmlns:aink="http://schemas.microsoft.com/office/drawing/2016/ink" xmlns:am3d="http://schemas.microsoft.com/office/drawing/2017/model3d" xmlns:o="urn:schemas-microsoft-com:office:office" xmlns:oel="http://schemas.microsoft.com/office/2019/extlst" xmlns:r="http://schemas.openxmlformats.org/officeDocument/2006/relationships" xmlns:m="http://schemas.openxmlformats.org/officeDocument/2006/math" xmlns:v="urn:schemas-microsoft-com:vml" xmlns:wp14="http://schemas.microsoft.com/office/word/2010/wordprocessingDrawing" xmlns:wp="http://schemas.openxmlformats.org/drawingml/2006/wordprocessingDrawing" xmlns:w10="urn:schemas-microsoft-com:office:word" xmlns:w="http://schemas.openxmlformats.org/wordprocessingml/2006/main" xmlns:w14="http://schemas.microsoft.com/office/word/2010/wordml" xmlns:w15="http://schemas.microsoft.com/office/word/2012/wordml" xmlns:w16cex="http://schemas.microsoft.com/office/word/2018/wordml/cex" xmlns:w16cid="http://schemas.microsoft.com/office/word/2016/wordml/cid" xmlns:w16="http://schemas.microsoft.com/office/word/2018/wordml" xmlns:w16sdtdh="http://schemas.microsoft.com/office/word/2020/wordml/sdtdatahash" xmlns:w16se="http://schemas.microsoft.com/office/word/2015/wordml/symex" xmlns:wpg="http://schemas.microsoft.com/office/word/2010/wordprocessingGroup" xmlns:wpi="http://schemas.microsoft.com/office/word/2010/wordprocessingInk" xmlns:wne="http://schemas.microsoft.com/office/word/2006/wordml" xmlns:wps="http://schemas.microsoft.com/office/word/2010/wordprocessingShape" mc:Ignorable="w14 w15 w16se w16cid w16 w16cex w16sdtdh wp14">
   <w:body>
     <w:tbl>
       <w:tblPr>
@@ -4747,7 +4747,15 @@
       </w:r>
       <w:proofErr w:type="spellEnd"/>
       <w:r>
-        <w:t xml:space="preserve">, definimos as User </w:t>
+        <w:t xml:space="preserve">, definimos as </w:t>
+      </w:r>
+      <w:proofErr w:type="spellStart"/>
+      <w:r>
+        <w:t>User</w:t>
+      </w:r>
+      <w:proofErr w:type="spellEnd"/>
+      <w:r>
+        <w:t xml:space="preserve"> </w:t>
       </w:r>
       <w:proofErr w:type="spellStart"/>
       <w:r>
@@ -4888,14 +4896,27 @@
       <w:r>
         <w:t xml:space="preserve">Tabela </w:t>
       </w:r>
-      <w:fldSimple w:instr=" SEQ Tabela \* ARABIC ">
-        <w:r>
-          <w:rPr>
-            <w:noProof/>
-          </w:rPr>
-          <w:t>1</w:t>
-        </w:r>
-      </w:fldSimple>
+      <w:r>
+        <w:fldChar w:fldCharType="begin"/>
+      </w:r>
+      <w:r>
+        <w:instrText xml:space="preserve"> SEQ Tabela \* ARABIC </w:instrText>
+      </w:r>
+      <w:r>
+        <w:fldChar w:fldCharType="separate"/>
+      </w:r>
+      <w:r>
+        <w:rPr>
+          <w:noProof/>
+        </w:rPr>
+        <w:t>1</w:t>
+      </w:r>
+      <w:r>
+        <w:rPr>
+          <w:noProof/>
+        </w:rPr>
+        <w:fldChar w:fldCharType="end"/>
+      </w:r>
       <w:r>
         <w:t xml:space="preserve"> – Descrição do </w:t>
       </w:r>
@@ -5427,14 +5448,27 @@
       <w:r>
         <w:t xml:space="preserve">Tabela </w:t>
       </w:r>
-      <w:fldSimple w:instr=" SEQ Tabela \* ARABIC ">
-        <w:r>
-          <w:rPr>
-            <w:noProof/>
-          </w:rPr>
-          <w:t>2</w:t>
-        </w:r>
-      </w:fldSimple>
+      <w:r>
+        <w:fldChar w:fldCharType="begin"/>
+      </w:r>
+      <w:r>
+        <w:instrText xml:space="preserve"> SEQ Tabela \* ARABIC </w:instrText>
+      </w:r>
+      <w:r>
+        <w:fldChar w:fldCharType="separate"/>
+      </w:r>
+      <w:r>
+        <w:rPr>
+          <w:noProof/>
+        </w:rPr>
+        <w:t>2</w:t>
+      </w:r>
+      <w:r>
+        <w:rPr>
+          <w:noProof/>
+        </w:rPr>
+        <w:fldChar w:fldCharType="end"/>
+      </w:r>
       <w:r>
         <w:t xml:space="preserve"> – Descrição do </w:t>
       </w:r>
@@ -5831,14 +5865,27 @@
       <w:r>
         <w:t xml:space="preserve">Tabela </w:t>
       </w:r>
-      <w:fldSimple w:instr=" SEQ Tabela \* ARABIC ">
-        <w:r>
-          <w:rPr>
-            <w:noProof/>
-          </w:rPr>
-          <w:t>3</w:t>
-        </w:r>
-      </w:fldSimple>
+      <w:r>
+        <w:fldChar w:fldCharType="begin"/>
+      </w:r>
+      <w:r>
+        <w:instrText xml:space="preserve"> SEQ Tabela \* ARABIC </w:instrText>
+      </w:r>
+      <w:r>
+        <w:fldChar w:fldCharType="separate"/>
+      </w:r>
+      <w:r>
+        <w:rPr>
+          <w:noProof/>
+        </w:rPr>
+        <w:t>3</w:t>
+      </w:r>
+      <w:r>
+        <w:rPr>
+          <w:noProof/>
+        </w:rPr>
+        <w:fldChar w:fldCharType="end"/>
+      </w:r>
       <w:r>
         <w:t xml:space="preserve"> – Descrição do </w:t>
       </w:r>
@@ -6315,14 +6362,27 @@
         <w:lastRenderedPageBreak/>
         <w:t xml:space="preserve">Tabela </w:t>
       </w:r>
-      <w:fldSimple w:instr=" SEQ Tabela \* ARABIC ">
-        <w:r>
-          <w:rPr>
-            <w:noProof/>
-          </w:rPr>
-          <w:t>4</w:t>
-        </w:r>
-      </w:fldSimple>
+      <w:r>
+        <w:fldChar w:fldCharType="begin"/>
+      </w:r>
+      <w:r>
+        <w:instrText xml:space="preserve"> SEQ Tabela \* ARABIC </w:instrText>
+      </w:r>
+      <w:r>
+        <w:fldChar w:fldCharType="separate"/>
+      </w:r>
+      <w:r>
+        <w:rPr>
+          <w:noProof/>
+        </w:rPr>
+        <w:t>4</w:t>
+      </w:r>
+      <w:r>
+        <w:rPr>
+          <w:noProof/>
+        </w:rPr>
+        <w:fldChar w:fldCharType="end"/>
+      </w:r>
       <w:r>
         <w:t xml:space="preserve"> – Resumo das características dos Sistemas concorrenciais</w:t>
       </w:r>
@@ -6992,17 +7052,12 @@
         <w:t xml:space="preserve">A análise de concorrência focou nas aplicações </w:t>
       </w:r>
       <w:proofErr w:type="spellStart"/>
-      <w:proofErr w:type="gramStart"/>
       <w:r>
         <w:t>Bring</w:t>
       </w:r>
       <w:proofErr w:type="spellEnd"/>
       <w:r>
-        <w:t>!,</w:t>
-      </w:r>
-      <w:proofErr w:type="gramEnd"/>
-      <w:r>
-        <w:t xml:space="preserve"> </w:t>
+        <w:t xml:space="preserve">!, </w:t>
       </w:r>
       <w:proofErr w:type="spellStart"/>
       <w:r>
@@ -7228,14 +7283,27 @@
       <w:r>
         <w:t xml:space="preserve">Figura </w:t>
       </w:r>
-      <w:fldSimple w:instr=" SEQ Figura \* ARABIC ">
-        <w:r>
-          <w:rPr>
-            <w:noProof/>
-          </w:rPr>
-          <w:t>1</w:t>
-        </w:r>
-      </w:fldSimple>
+      <w:r>
+        <w:fldChar w:fldCharType="begin"/>
+      </w:r>
+      <w:r>
+        <w:instrText xml:space="preserve"> SEQ Figura \* ARABIC </w:instrText>
+      </w:r>
+      <w:r>
+        <w:fldChar w:fldCharType="separate"/>
+      </w:r>
+      <w:r>
+        <w:rPr>
+          <w:noProof/>
+        </w:rPr>
+        <w:t>1</w:t>
+      </w:r>
+      <w:r>
+        <w:rPr>
+          <w:noProof/>
+        </w:rPr>
+        <w:fldChar w:fldCharType="end"/>
+      </w:r>
       <w:r>
         <w:t xml:space="preserve">- </w:t>
       </w:r>
@@ -7380,24 +7448,29 @@
       <w:r>
         <w:t xml:space="preserve">Figura </w:t>
       </w:r>
-      <w:fldSimple w:instr=" SEQ Figura \* ARABIC ">
-        <w:r>
-          <w:rPr>
-            <w:noProof/>
-          </w:rPr>
-          <w:t>2</w:t>
-        </w:r>
-      </w:fldSimple>
-      <w:r>
-        <w:t xml:space="preserve"> - Página </w:t>
-      </w:r>
-      <w:proofErr w:type="gramStart"/>
-      <w:r>
-        <w:t>Registrar</w:t>
-      </w:r>
-      <w:proofErr w:type="gramEnd"/>
-      <w:r>
-        <w:t xml:space="preserve"> </w:t>
+      <w:r>
+        <w:fldChar w:fldCharType="begin"/>
+      </w:r>
+      <w:r>
+        <w:instrText xml:space="preserve"> SEQ Figura \* ARABIC </w:instrText>
+      </w:r>
+      <w:r>
+        <w:fldChar w:fldCharType="separate"/>
+      </w:r>
+      <w:r>
+        <w:rPr>
+          <w:noProof/>
+        </w:rPr>
+        <w:t>2</w:t>
+      </w:r>
+      <w:r>
+        <w:rPr>
+          <w:noProof/>
+        </w:rPr>
+        <w:fldChar w:fldCharType="end"/>
+      </w:r>
+      <w:r>
+        <w:t xml:space="preserve"> - Página Registrar </w:t>
       </w:r>
       <w:proofErr w:type="spellStart"/>
       <w:r>
@@ -7425,7 +7498,7 @@
         </w:rPr>
         <w:lastRenderedPageBreak/>
         <w:drawing>
-          <wp:inline distT="0" distB="0" distL="0" distR="0" wp14:anchorId="037994EB" wp14:editId="5A9EDE1B">
+          <wp:inline distT="0" distB="0" distL="0" distR="0" wp14:anchorId="037994EB" wp14:editId="4A623638">
             <wp:extent cx="2410691" cy="1310175"/>
             <wp:effectExtent l="0" t="0" r="8890" b="4445"/>
             <wp:docPr id="11" name="Imagem 11"/>
@@ -7537,14 +7610,27 @@
       <w:r>
         <w:t xml:space="preserve">Figura </w:t>
       </w:r>
-      <w:fldSimple w:instr=" SEQ Figura \* ARABIC ">
-        <w:r>
-          <w:rPr>
-            <w:noProof/>
-          </w:rPr>
-          <w:t>3</w:t>
-        </w:r>
-      </w:fldSimple>
+      <w:r>
+        <w:fldChar w:fldCharType="begin"/>
+      </w:r>
+      <w:r>
+        <w:instrText xml:space="preserve"> SEQ Figura \* ARABIC </w:instrText>
+      </w:r>
+      <w:r>
+        <w:fldChar w:fldCharType="separate"/>
+      </w:r>
+      <w:r>
+        <w:rPr>
+          <w:noProof/>
+        </w:rPr>
+        <w:t>3</w:t>
+      </w:r>
+      <w:r>
+        <w:rPr>
+          <w:noProof/>
+        </w:rPr>
+        <w:fldChar w:fldCharType="end"/>
+      </w:r>
       <w:r>
         <w:t xml:space="preserve"> – </w:t>
       </w:r>
@@ -7687,14 +7773,27 @@
       <w:r>
         <w:t xml:space="preserve">Figura </w:t>
       </w:r>
-      <w:fldSimple w:instr=" SEQ Figura \* ARABIC ">
-        <w:r>
-          <w:rPr>
-            <w:noProof/>
-          </w:rPr>
-          <w:t>4</w:t>
-        </w:r>
-      </w:fldSimple>
+      <w:r>
+        <w:fldChar w:fldCharType="begin"/>
+      </w:r>
+      <w:r>
+        <w:instrText xml:space="preserve"> SEQ Figura \* ARABIC </w:instrText>
+      </w:r>
+      <w:r>
+        <w:fldChar w:fldCharType="separate"/>
+      </w:r>
+      <w:r>
+        <w:rPr>
+          <w:noProof/>
+        </w:rPr>
+        <w:t>4</w:t>
+      </w:r>
+      <w:r>
+        <w:rPr>
+          <w:noProof/>
+        </w:rPr>
+        <w:fldChar w:fldCharType="end"/>
+      </w:r>
       <w:r>
         <w:t xml:space="preserve"> - </w:t>
       </w:r>
@@ -7841,14 +7940,27 @@
       <w:r>
         <w:t xml:space="preserve">Figura </w:t>
       </w:r>
-      <w:fldSimple w:instr=" SEQ Figura \* ARABIC ">
-        <w:r>
-          <w:rPr>
-            <w:noProof/>
-          </w:rPr>
-          <w:t>5</w:t>
-        </w:r>
-      </w:fldSimple>
+      <w:r>
+        <w:fldChar w:fldCharType="begin"/>
+      </w:r>
+      <w:r>
+        <w:instrText xml:space="preserve"> SEQ Figura \* ARABIC </w:instrText>
+      </w:r>
+      <w:r>
+        <w:fldChar w:fldCharType="separate"/>
+      </w:r>
+      <w:r>
+        <w:rPr>
+          <w:noProof/>
+        </w:rPr>
+        <w:t>5</w:t>
+      </w:r>
+      <w:r>
+        <w:rPr>
+          <w:noProof/>
+        </w:rPr>
+        <w:fldChar w:fldCharType="end"/>
+      </w:r>
       <w:r>
         <w:t xml:space="preserve"> </w:t>
       </w:r>
@@ -7995,14 +8107,27 @@
       <w:r>
         <w:t xml:space="preserve">Figura </w:t>
       </w:r>
-      <w:fldSimple w:instr=" SEQ Figura \* ARABIC ">
-        <w:r>
-          <w:rPr>
-            <w:noProof/>
-          </w:rPr>
-          <w:t>6</w:t>
-        </w:r>
-      </w:fldSimple>
+      <w:r>
+        <w:fldChar w:fldCharType="begin"/>
+      </w:r>
+      <w:r>
+        <w:instrText xml:space="preserve"> SEQ Figura \* ARABIC </w:instrText>
+      </w:r>
+      <w:r>
+        <w:fldChar w:fldCharType="separate"/>
+      </w:r>
+      <w:r>
+        <w:rPr>
+          <w:noProof/>
+        </w:rPr>
+        <w:t>6</w:t>
+      </w:r>
+      <w:r>
+        <w:rPr>
+          <w:noProof/>
+        </w:rPr>
+        <w:fldChar w:fldCharType="end"/>
+      </w:r>
       <w:r>
         <w:t xml:space="preserve"> </w:t>
       </w:r>
@@ -8150,14 +8275,27 @@
       <w:r>
         <w:t xml:space="preserve">Figura </w:t>
       </w:r>
-      <w:fldSimple w:instr=" SEQ Figura \* ARABIC ">
-        <w:r>
-          <w:rPr>
-            <w:noProof/>
-          </w:rPr>
-          <w:t>7</w:t>
-        </w:r>
-      </w:fldSimple>
+      <w:r>
+        <w:fldChar w:fldCharType="begin"/>
+      </w:r>
+      <w:r>
+        <w:instrText xml:space="preserve"> SEQ Figura \* ARABIC </w:instrText>
+      </w:r>
+      <w:r>
+        <w:fldChar w:fldCharType="separate"/>
+      </w:r>
+      <w:r>
+        <w:rPr>
+          <w:noProof/>
+        </w:rPr>
+        <w:t>7</w:t>
+      </w:r>
+      <w:r>
+        <w:rPr>
+          <w:noProof/>
+        </w:rPr>
+        <w:fldChar w:fldCharType="end"/>
+      </w:r>
       <w:r>
         <w:t xml:space="preserve"> </w:t>
       </w:r>
@@ -8306,14 +8444,27 @@
       <w:r>
         <w:t xml:space="preserve">Figura </w:t>
       </w:r>
-      <w:fldSimple w:instr=" SEQ Figura \* ARABIC ">
-        <w:r>
-          <w:rPr>
-            <w:noProof/>
-          </w:rPr>
-          <w:t>8</w:t>
-        </w:r>
-      </w:fldSimple>
+      <w:r>
+        <w:fldChar w:fldCharType="begin"/>
+      </w:r>
+      <w:r>
+        <w:instrText xml:space="preserve"> SEQ Figura \* ARABIC </w:instrText>
+      </w:r>
+      <w:r>
+        <w:fldChar w:fldCharType="separate"/>
+      </w:r>
+      <w:r>
+        <w:rPr>
+          <w:noProof/>
+        </w:rPr>
+        <w:t>8</w:t>
+      </w:r>
+      <w:r>
+        <w:rPr>
+          <w:noProof/>
+        </w:rPr>
+        <w:fldChar w:fldCharType="end"/>
+      </w:r>
       <w:r>
         <w:t xml:space="preserve"> </w:t>
       </w:r>
@@ -8460,14 +8611,27 @@
       <w:r>
         <w:t xml:space="preserve">Figura </w:t>
       </w:r>
-      <w:fldSimple w:instr=" SEQ Figura \* ARABIC ">
-        <w:r>
-          <w:rPr>
-            <w:noProof/>
-          </w:rPr>
-          <w:t>9</w:t>
-        </w:r>
-      </w:fldSimple>
+      <w:r>
+        <w:fldChar w:fldCharType="begin"/>
+      </w:r>
+      <w:r>
+        <w:instrText xml:space="preserve"> SEQ Figura \* ARABIC </w:instrText>
+      </w:r>
+      <w:r>
+        <w:fldChar w:fldCharType="separate"/>
+      </w:r>
+      <w:r>
+        <w:rPr>
+          <w:noProof/>
+        </w:rPr>
+        <w:t>9</w:t>
+      </w:r>
+      <w:r>
+        <w:rPr>
+          <w:noProof/>
+        </w:rPr>
+        <w:fldChar w:fldCharType="end"/>
+      </w:r>
       <w:r>
         <w:t xml:space="preserve"> </w:t>
       </w:r>
@@ -8618,14 +8782,27 @@
       <w:r>
         <w:t xml:space="preserve">Figura </w:t>
       </w:r>
-      <w:fldSimple w:instr=" SEQ Figura \* ARABIC ">
-        <w:r>
-          <w:rPr>
-            <w:noProof/>
-          </w:rPr>
-          <w:t>10</w:t>
-        </w:r>
-      </w:fldSimple>
+      <w:r>
+        <w:fldChar w:fldCharType="begin"/>
+      </w:r>
+      <w:r>
+        <w:instrText xml:space="preserve"> SEQ Figura \* ARABIC </w:instrText>
+      </w:r>
+      <w:r>
+        <w:fldChar w:fldCharType="separate"/>
+      </w:r>
+      <w:r>
+        <w:rPr>
+          <w:noProof/>
+        </w:rPr>
+        <w:t>10</w:t>
+      </w:r>
+      <w:r>
+        <w:rPr>
+          <w:noProof/>
+        </w:rPr>
+        <w:fldChar w:fldCharType="end"/>
+      </w:r>
       <w:r>
         <w:t xml:space="preserve"> </w:t>
       </w:r>
@@ -8743,14 +8920,27 @@
       <w:r>
         <w:t xml:space="preserve">Figura </w:t>
       </w:r>
-      <w:fldSimple w:instr=" SEQ Figura \* ARABIC ">
-        <w:r>
-          <w:rPr>
-            <w:noProof/>
-          </w:rPr>
-          <w:t>11</w:t>
-        </w:r>
-      </w:fldSimple>
+      <w:r>
+        <w:fldChar w:fldCharType="begin"/>
+      </w:r>
+      <w:r>
+        <w:instrText xml:space="preserve"> SEQ Figura \* ARABIC </w:instrText>
+      </w:r>
+      <w:r>
+        <w:fldChar w:fldCharType="separate"/>
+      </w:r>
+      <w:r>
+        <w:rPr>
+          <w:noProof/>
+        </w:rPr>
+        <w:t>11</w:t>
+      </w:r>
+      <w:r>
+        <w:rPr>
+          <w:noProof/>
+        </w:rPr>
+        <w:fldChar w:fldCharType="end"/>
+      </w:r>
       <w:r>
         <w:t xml:space="preserve"> – Diagrama de classes </w:t>
       </w:r>
@@ -8847,79 +9037,63 @@
       </w:r>
       <w:proofErr w:type="spellEnd"/>
       <w:r>
+        <w:t xml:space="preserve"> master, e o </w:t>
+      </w:r>
+      <w:proofErr w:type="spellStart"/>
+      <w:r>
+        <w:t>development</w:t>
+      </w:r>
+      <w:proofErr w:type="spellEnd"/>
+      <w:r>
+        <w:t xml:space="preserve"> team. O </w:t>
+      </w:r>
+      <w:proofErr w:type="spellStart"/>
+      <w:r>
+        <w:t>product</w:t>
+      </w:r>
+      <w:proofErr w:type="spellEnd"/>
+      <w:r>
         <w:t xml:space="preserve"> </w:t>
       </w:r>
       <w:proofErr w:type="spellStart"/>
       <w:r>
-        <w:t>master</w:t>
+        <w:t>owner</w:t>
       </w:r>
       <w:proofErr w:type="spellEnd"/>
       <w:r>
-        <w:t xml:space="preserve">, e o </w:t>
+        <w:t xml:space="preserve"> irá garantir o tipo, a qualidade do produto final e do trabalho da equipa de desenvolvimento, ele representa os </w:t>
       </w:r>
       <w:proofErr w:type="spellStart"/>
       <w:r>
-        <w:t>development</w:t>
+        <w:t>stakeholders</w:t>
       </w:r>
       <w:proofErr w:type="spellEnd"/>
       <w:r>
-        <w:t xml:space="preserve"> team. O </w:t>
+        <w:t xml:space="preserve"> dentro do </w:t>
       </w:r>
       <w:proofErr w:type="spellStart"/>
       <w:r>
-        <w:t>product</w:t>
+        <w:t>scrum</w:t>
       </w:r>
       <w:proofErr w:type="spellEnd"/>
       <w:r>
-        <w:t xml:space="preserve"> </w:t>
+        <w:t xml:space="preserve"> e gere o produto </w:t>
       </w:r>
       <w:proofErr w:type="spellStart"/>
       <w:r>
-        <w:t>owner</w:t>
+        <w:t>backlog</w:t>
       </w:r>
       <w:proofErr w:type="spellEnd"/>
       <w:r>
-        <w:t xml:space="preserve"> irá garantir o tipo, a qualidade do produto final e do trabalho da equipa de desenvolvimento, ele representa os </w:t>
+        <w:t xml:space="preserve">. O </w:t>
       </w:r>
       <w:proofErr w:type="spellStart"/>
       <w:r>
-        <w:t>stakeholders</w:t>
+        <w:t>Scrum</w:t>
       </w:r>
       <w:proofErr w:type="spellEnd"/>
       <w:r>
-        <w:t xml:space="preserve"> dentro do </w:t>
-      </w:r>
-      <w:proofErr w:type="spellStart"/>
-      <w:r>
-        <w:t>scrum</w:t>
-      </w:r>
-      <w:proofErr w:type="spellEnd"/>
-      <w:r>
-        <w:t xml:space="preserve"> e gere o produto </w:t>
-      </w:r>
-      <w:proofErr w:type="spellStart"/>
-      <w:r>
-        <w:t>backlog</w:t>
-      </w:r>
-      <w:proofErr w:type="spellEnd"/>
-      <w:r>
-        <w:t xml:space="preserve">. O </w:t>
-      </w:r>
-      <w:proofErr w:type="spellStart"/>
-      <w:r>
-        <w:t>Scrum</w:t>
-      </w:r>
-      <w:proofErr w:type="spellEnd"/>
-      <w:r>
-        <w:t xml:space="preserve"> </w:t>
-      </w:r>
-      <w:proofErr w:type="spellStart"/>
-      <w:r>
-        <w:t>master</w:t>
-      </w:r>
-      <w:proofErr w:type="spellEnd"/>
-      <w:r>
-        <w:t xml:space="preserve"> irá certificar o cumprimento do </w:t>
+        <w:t xml:space="preserve"> master irá certificar o cumprimento do </w:t>
       </w:r>
       <w:proofErr w:type="spellStart"/>
       <w:r>
@@ -9226,15 +9400,7 @@
       </w:r>
       <w:proofErr w:type="spellEnd"/>
       <w:r>
-        <w:t xml:space="preserve"> </w:t>
-      </w:r>
-      <w:proofErr w:type="spellStart"/>
-      <w:r>
-        <w:t>master</w:t>
-      </w:r>
-      <w:proofErr w:type="spellEnd"/>
-      <w:r>
-        <w:t xml:space="preserve">, e o </w:t>
+        <w:t xml:space="preserve"> master, e o </w:t>
       </w:r>
       <w:proofErr w:type="spellStart"/>
       <w:r>
@@ -9256,14 +9422,27 @@
       <w:r>
         <w:t xml:space="preserve">Tabela </w:t>
       </w:r>
-      <w:fldSimple w:instr=" SEQ Tabela \* ARABIC ">
-        <w:r>
-          <w:rPr>
-            <w:noProof/>
-          </w:rPr>
-          <w:t>5</w:t>
-        </w:r>
-      </w:fldSimple>
+      <w:r>
+        <w:fldChar w:fldCharType="begin"/>
+      </w:r>
+      <w:r>
+        <w:instrText xml:space="preserve"> SEQ Tabela \* ARABIC </w:instrText>
+      </w:r>
+      <w:r>
+        <w:fldChar w:fldCharType="separate"/>
+      </w:r>
+      <w:r>
+        <w:rPr>
+          <w:noProof/>
+        </w:rPr>
+        <w:t>5</w:t>
+      </w:r>
+      <w:r>
+        <w:rPr>
+          <w:noProof/>
+        </w:rPr>
+        <w:fldChar w:fldCharType="end"/>
+      </w:r>
       <w:r>
         <w:t xml:space="preserve"> – Identificação e funções dos </w:t>
       </w:r>
@@ -9491,13 +9670,8 @@
             </w:r>
             <w:proofErr w:type="spellEnd"/>
             <w:r>
-              <w:t xml:space="preserve"> </w:t>
-            </w:r>
-            <w:proofErr w:type="spellStart"/>
-            <w:r>
-              <w:t>Master</w:t>
-            </w:r>
-            <w:proofErr w:type="spellEnd"/>
+              <w:t xml:space="preserve"> Master</w:t>
+            </w:r>
           </w:p>
         </w:tc>
         <w:tc>
@@ -9744,8 +9918,13 @@
         <w:pStyle w:val="Ttulo2"/>
       </w:pPr>
       <w:bookmarkStart w:id="35" w:name="_Toc232856246"/>
-      <w:r>
-        <w:t xml:space="preserve">User </w:t>
+      <w:proofErr w:type="spellStart"/>
+      <w:r>
+        <w:t>User</w:t>
+      </w:r>
+      <w:proofErr w:type="spellEnd"/>
+      <w:r>
+        <w:t xml:space="preserve"> </w:t>
       </w:r>
       <w:proofErr w:type="spellStart"/>
       <w:r>
@@ -9756,6 +9935,59 @@
     </w:p>
     <w:p>
       <w:r>
+        <w:t xml:space="preserve">As </w:t>
+      </w:r>
+      <w:proofErr w:type="spellStart"/>
+      <w:r>
+        <w:t>User</w:t>
+      </w:r>
+      <w:proofErr w:type="spellEnd"/>
+      <w:r>
+        <w:t xml:space="preserve"> </w:t>
+      </w:r>
+      <w:proofErr w:type="spellStart"/>
+      <w:r>
+        <w:t>Stories</w:t>
+      </w:r>
+      <w:proofErr w:type="spellEnd"/>
+      <w:r>
+        <w:t xml:space="preserve"> foram muito úteis para entender e descrever o que o usuário precisa da aplicação </w:t>
+      </w:r>
+      <w:proofErr w:type="spellStart"/>
+      <w:r>
+        <w:t>iShopping</w:t>
+      </w:r>
+      <w:proofErr w:type="spellEnd"/>
+      <w:r>
+        <w:t xml:space="preserve">. Isso ajudou a identificar os requisitos funcionais da aplicação, pensando sempre no ponto de vista do usuário. Cada funcionalidade da aplicação foi avaliada e recebeu uma quantidade de </w:t>
+      </w:r>
+      <w:proofErr w:type="spellStart"/>
+      <w:r>
+        <w:t>Story</w:t>
+      </w:r>
+      <w:proofErr w:type="spellEnd"/>
+      <w:r>
+        <w:t xml:space="preserve"> </w:t>
+      </w:r>
+      <w:proofErr w:type="spellStart"/>
+      <w:r>
+        <w:t>Points</w:t>
+      </w:r>
+      <w:proofErr w:type="spellEnd"/>
+      <w:r>
+        <w:t xml:space="preserve">, que seguiu a sequência de </w:t>
+      </w:r>
+      <w:proofErr w:type="spellStart"/>
+      <w:r>
+        <w:t>Fibonacci</w:t>
+      </w:r>
+      <w:proofErr w:type="spellEnd"/>
+      <w:r>
+        <w:t>. Essa avaliação foi importante para organizar e planejar as Sprints do projeto, garantindo que tudo corresse de forma bem estruturada.</w:t>
+      </w:r>
+    </w:p>
+    <w:p>
+      <w:r>
         <w:rPr>
           <w:highlight w:val="yellow"/>
         </w:rPr>
@@ -9765,7 +9997,21 @@
         <w:rPr>
           <w:highlight w:val="yellow"/>
         </w:rPr>
-        <w:t xml:space="preserve">especificados os requisitos funcionais do ponto de vista do utilizador sob forma de User </w:t>
+        <w:t xml:space="preserve">especificados os requisitos funcionais do ponto de vista do utilizador sob forma de </w:t>
+      </w:r>
+      <w:proofErr w:type="spellStart"/>
+      <w:r>
+        <w:rPr>
+          <w:highlight w:val="yellow"/>
+        </w:rPr>
+        <w:t>User</w:t>
+      </w:r>
+      <w:proofErr w:type="spellEnd"/>
+      <w:r>
+        <w:rPr>
+          <w:highlight w:val="yellow"/>
+        </w:rPr>
+        <w:t xml:space="preserve"> </w:t>
       </w:r>
       <w:proofErr w:type="spellStart"/>
       <w:r>
@@ -10173,6 +10419,7 @@
               </w:rPr>
             </w:pPr>
             <w:r>
+              <w:lastRenderedPageBreak/>
               <w:t xml:space="preserve">Descrição: </w:t>
             </w:r>
             <w:r>
@@ -10277,7 +10524,6 @@
                 <w:b w:val="0"/>
                 <w:bCs w:val="0"/>
               </w:rPr>
-              <w:lastRenderedPageBreak/>
               <w:t xml:space="preserve">Devem ser preenchidos </w:t>
             </w:r>
             <w:proofErr w:type="spellStart"/>
@@ -10332,7 +10578,6 @@
           </w:tcPr>
           <w:p>
             <w:r>
-              <w:lastRenderedPageBreak/>
               <w:t>Título</w:t>
             </w:r>
             <w:r>
@@ -11318,7 +11563,6 @@
                 <w:b w:val="0"/>
                 <w:bCs w:val="0"/>
               </w:rPr>
-              <w:lastRenderedPageBreak/>
               <w:t>O artigo deve ficar disponível para futuras compras;</w:t>
             </w:r>
           </w:p>
@@ -11338,7 +11582,6 @@
                 <w:b/>
                 <w:bCs/>
               </w:rPr>
-              <w:lastRenderedPageBreak/>
               <w:t>SP</w:t>
             </w:r>
             <w:r>
@@ -12027,6 +12270,7 @@
                 <w:b w:val="0"/>
                 <w:bCs w:val="0"/>
               </w:rPr>
+              <w:lastRenderedPageBreak/>
               <w:t>Deve ser possível indicar a quantidade adquirida;</w:t>
             </w:r>
           </w:p>
@@ -12119,7 +12363,6 @@
           </w:tcPr>
           <w:p>
             <w:r>
-              <w:lastRenderedPageBreak/>
               <w:t>Título</w:t>
             </w:r>
             <w:r>
@@ -12263,23 +12506,7 @@
                 <w:b w:val="0"/>
                 <w:bCs w:val="0"/>
               </w:rPr>
-              <w:t xml:space="preserve">A informação deve ficar associada </w:t>
-            </w:r>
-            <w:proofErr w:type="gramStart"/>
-            <w:r>
-              <w:rPr>
-                <w:b w:val="0"/>
-                <w:bCs w:val="0"/>
-              </w:rPr>
-              <w:t>á</w:t>
-            </w:r>
-            <w:proofErr w:type="gramEnd"/>
-            <w:r>
-              <w:rPr>
-                <w:b w:val="0"/>
-                <w:bCs w:val="0"/>
-              </w:rPr>
-              <w:t xml:space="preserve"> compra</w:t>
+              <w:t>A informação deve ficar associada á compra</w:t>
             </w:r>
           </w:p>
         </w:tc>
@@ -12842,6 +13069,7 @@
                 <w:b w:val="0"/>
                 <w:bCs w:val="0"/>
               </w:rPr>
+              <w:lastRenderedPageBreak/>
               <w:t>O ficheiro deve ser guardado com sucesso;</w:t>
             </w:r>
           </w:p>
@@ -12862,6 +13090,7 @@
                 <w:b/>
                 <w:bCs/>
               </w:rPr>
+              <w:lastRenderedPageBreak/>
               <w:t>SP</w:t>
             </w:r>
             <w:r>
@@ -12988,7 +13217,6 @@
               </w:rPr>
             </w:pPr>
             <w:r>
-              <w:lastRenderedPageBreak/>
               <w:t>Descrição</w:t>
             </w:r>
             <w:r>
@@ -13338,6 +13566,43 @@
         <w:t>Execução do projeto</w:t>
       </w:r>
       <w:bookmarkEnd w:id="36"/>
+    </w:p>
+    <w:p>
+      <w:r>
+        <w:t xml:space="preserve">O desenvolvimento da aplicação </w:t>
+      </w:r>
+      <w:proofErr w:type="spellStart"/>
+      <w:r>
+        <w:t>iShopping</w:t>
+      </w:r>
+      <w:proofErr w:type="spellEnd"/>
+      <w:r>
+        <w:t xml:space="preserve"> foi dividido em várias etapas, chamadas Sprints, seguindo o método </w:t>
+      </w:r>
+      <w:proofErr w:type="spellStart"/>
+      <w:r>
+        <w:t>Scrum</w:t>
+      </w:r>
+      <w:proofErr w:type="spellEnd"/>
+      <w:r>
+        <w:t xml:space="preserve">. Para controlar o progresso, usamos a ferramenta </w:t>
+      </w:r>
+      <w:proofErr w:type="spellStart"/>
+      <w:r>
+        <w:t>Jira</w:t>
+      </w:r>
+      <w:proofErr w:type="spellEnd"/>
+      <w:r>
+        <w:t xml:space="preserve">. Com o </w:t>
+      </w:r>
+      <w:proofErr w:type="spellStart"/>
+      <w:r>
+        <w:t>Jira</w:t>
+      </w:r>
+      <w:proofErr w:type="spellEnd"/>
+      <w:r>
+        <w:t>, foi possível planear, monitorizar e avaliar como o projeto evoluiu ao longo do tempo.</w:t>
+      </w:r>
     </w:p>
     <w:p>
       <w:pPr>
@@ -13621,7 +13886,21 @@
         <w:rPr>
           <w:highlight w:val="yellow"/>
         </w:rPr>
-        <w:t xml:space="preserve"> ou Bug. User </w:t>
+        <w:t xml:space="preserve"> ou Bug. </w:t>
+      </w:r>
+      <w:proofErr w:type="spellStart"/>
+      <w:r>
+        <w:rPr>
+          <w:highlight w:val="yellow"/>
+        </w:rPr>
+        <w:t>User</w:t>
+      </w:r>
+      <w:proofErr w:type="spellEnd"/>
+      <w:r>
+        <w:rPr>
+          <w:highlight w:val="yellow"/>
+        </w:rPr>
+        <w:t xml:space="preserve"> </w:t>
       </w:r>
       <w:proofErr w:type="spellStart"/>
       <w:r>
@@ -13747,6 +14026,7 @@
         <w:pStyle w:val="Ttulo4"/>
       </w:pPr>
       <w:r>
+        <w:lastRenderedPageBreak/>
         <w:t xml:space="preserve">Sprint </w:t>
       </w:r>
       <w:proofErr w:type="spellStart"/>
@@ -13875,9 +14155,8 @@
               <w:rPr>
                 <w:noProof/>
               </w:rPr>
-              <w:lastRenderedPageBreak/>
               <w:drawing>
-                <wp:inline distT="0" distB="0" distL="0" distR="0" wp14:anchorId="1A1DECD4" wp14:editId="38817CD6">
+                <wp:inline distT="0" distB="0" distL="0" distR="0" wp14:anchorId="1A1DECD4" wp14:editId="52C77F0F">
                   <wp:extent cx="5521501" cy="1844040"/>
                   <wp:effectExtent l="0" t="0" r="3175" b="3810"/>
                   <wp:docPr id="15" name="Picture 15"/>
@@ -13925,7 +14204,7 @@
                 <w:noProof/>
               </w:rPr>
               <w:drawing>
-                <wp:inline distT="0" distB="0" distL="0" distR="0" wp14:anchorId="6987658B" wp14:editId="159CB968">
+                <wp:inline distT="0" distB="0" distL="0" distR="0" wp14:anchorId="6987658B" wp14:editId="2D0FD0BC">
                   <wp:extent cx="5539740" cy="2026920"/>
                   <wp:effectExtent l="0" t="0" r="3810" b="0"/>
                   <wp:docPr id="911752217" name="Imagem 911752217"/>
@@ -14201,12 +14480,21 @@
               </w:rPr>
               <w:t xml:space="preserve">, </w:t>
             </w:r>
-            <w:r>
-              <w:rPr>
-                <w:b w:val="0"/>
-                <w:bCs w:val="0"/>
-              </w:rPr>
-              <w:t xml:space="preserve">User </w:t>
+            <w:proofErr w:type="spellStart"/>
+            <w:r>
+              <w:rPr>
+                <w:b w:val="0"/>
+                <w:bCs w:val="0"/>
+              </w:rPr>
+              <w:t>User</w:t>
+            </w:r>
+            <w:proofErr w:type="spellEnd"/>
+            <w:r>
+              <w:rPr>
+                <w:b w:val="0"/>
+                <w:bCs w:val="0"/>
+              </w:rPr>
+              <w:t xml:space="preserve"> </w:t>
             </w:r>
             <w:proofErr w:type="spellStart"/>
             <w:r>
@@ -14481,6 +14769,7 @@
               </w:rPr>
             </w:pPr>
             <w:r>
+              <w:lastRenderedPageBreak/>
               <w:t>Data:</w:t>
             </w:r>
           </w:p>
@@ -14587,7 +14876,23 @@
                 <w:b w:val="0"/>
                 <w:bCs w:val="0"/>
               </w:rPr>
-              <w:t xml:space="preserve">, User </w:t>
+              <w:t xml:space="preserve">, </w:t>
+            </w:r>
+            <w:proofErr w:type="spellStart"/>
+            <w:r>
+              <w:rPr>
+                <w:b w:val="0"/>
+                <w:bCs w:val="0"/>
+              </w:rPr>
+              <w:t>User</w:t>
+            </w:r>
+            <w:proofErr w:type="spellEnd"/>
+            <w:r>
+              <w:rPr>
+                <w:b w:val="0"/>
+                <w:bCs w:val="0"/>
+              </w:rPr>
+              <w:t xml:space="preserve"> </w:t>
             </w:r>
             <w:proofErr w:type="spellStart"/>
             <w:r>
@@ -14681,7 +14986,23 @@
                 <w:b w:val="0"/>
                 <w:bCs w:val="0"/>
               </w:rPr>
-              <w:t xml:space="preserve">, desenvolvimento de User </w:t>
+              <w:t xml:space="preserve">, desenvolvimento de </w:t>
+            </w:r>
+            <w:proofErr w:type="spellStart"/>
+            <w:r>
+              <w:rPr>
+                <w:b w:val="0"/>
+                <w:bCs w:val="0"/>
+              </w:rPr>
+              <w:t>User</w:t>
+            </w:r>
+            <w:proofErr w:type="spellEnd"/>
+            <w:r>
+              <w:rPr>
+                <w:b w:val="0"/>
+                <w:bCs w:val="0"/>
+              </w:rPr>
+              <w:t xml:space="preserve"> </w:t>
             </w:r>
             <w:proofErr w:type="spellStart"/>
             <w:r>
@@ -14720,7 +15041,6 @@
                 <w:bCs w:val="0"/>
                 <w:u w:val="single"/>
               </w:rPr>
-              <w:lastRenderedPageBreak/>
               <w:t>Dificuldades que prevê</w:t>
             </w:r>
             <w:r>
@@ -14735,7 +15055,23 @@
                 <w:b w:val="0"/>
                 <w:bCs w:val="0"/>
               </w:rPr>
-              <w:t xml:space="preserve"> Desenvolvimento de User </w:t>
+              <w:t xml:space="preserve"> Desenvolvimento de </w:t>
+            </w:r>
+            <w:proofErr w:type="spellStart"/>
+            <w:r>
+              <w:rPr>
+                <w:b w:val="0"/>
+                <w:bCs w:val="0"/>
+              </w:rPr>
+              <w:t>User</w:t>
+            </w:r>
+            <w:proofErr w:type="spellEnd"/>
+            <w:r>
+              <w:rPr>
+                <w:b w:val="0"/>
+                <w:bCs w:val="0"/>
+              </w:rPr>
+              <w:t xml:space="preserve"> </w:t>
             </w:r>
             <w:proofErr w:type="spellStart"/>
             <w:r>
@@ -15164,7 +15500,7 @@
                 <w:noProof/>
               </w:rPr>
               <w:drawing>
-                <wp:inline distT="0" distB="0" distL="0" distR="0" wp14:anchorId="277DE704" wp14:editId="09FEF8D5">
+                <wp:inline distT="0" distB="0" distL="0" distR="0" wp14:anchorId="277DE704" wp14:editId="34A4B065">
                   <wp:extent cx="6120130" cy="2573016"/>
                   <wp:effectExtent l="0" t="0" r="0" b="0"/>
                   <wp:docPr id="19" name="Picture 19"/>
@@ -15258,6 +15594,7 @@
         <w:pStyle w:val="Ttulo4"/>
       </w:pPr>
       <w:r>
+        <w:lastRenderedPageBreak/>
         <w:t xml:space="preserve">Sprint </w:t>
       </w:r>
       <w:proofErr w:type="spellStart"/>
@@ -15389,9 +15726,8 @@
               <w:rPr>
                 <w:noProof/>
               </w:rPr>
-              <w:lastRenderedPageBreak/>
               <w:drawing>
-                <wp:inline distT="0" distB="0" distL="0" distR="0" wp14:anchorId="37A439F5" wp14:editId="1A42A6A0">
+                <wp:inline distT="0" distB="0" distL="0" distR="0" wp14:anchorId="37A439F5" wp14:editId="326A5752">
                   <wp:extent cx="6050574" cy="2011680"/>
                   <wp:effectExtent l="0" t="0" r="7620" b="7620"/>
                   <wp:docPr id="1055732996" name="Imagem 1055732996"/>
@@ -15445,7 +15781,7 @@
                 <w:noProof/>
               </w:rPr>
               <w:drawing>
-                <wp:inline distT="0" distB="0" distL="0" distR="0" wp14:anchorId="7C3AF47F" wp14:editId="67D9669E">
+                <wp:inline distT="0" distB="0" distL="0" distR="0" wp14:anchorId="7C3AF47F" wp14:editId="7878192A">
                   <wp:extent cx="6111240" cy="2011046"/>
                   <wp:effectExtent l="0" t="0" r="3810" b="8255"/>
                   <wp:docPr id="1575382318" name="Imagem 1575382318"/>
@@ -15895,6 +16231,7 @@
                 <w:bCs w:val="0"/>
                 <w:u w:val="single"/>
               </w:rPr>
+              <w:lastRenderedPageBreak/>
               <w:t>O que fez na semana anterior</w:t>
             </w:r>
             <w:r>
@@ -16405,23 +16742,7 @@
                 <w:b w:val="0"/>
                 <w:bCs w:val="0"/>
               </w:rPr>
-              <w:t xml:space="preserve">Especificação do Sistema, </w:t>
-            </w:r>
-            <w:proofErr w:type="gramStart"/>
-            <w:r>
-              <w:rPr>
-                <w:b w:val="0"/>
-                <w:bCs w:val="0"/>
-              </w:rPr>
-              <w:t>Consultar</w:t>
-            </w:r>
-            <w:proofErr w:type="gramEnd"/>
-            <w:r>
-              <w:rPr>
-                <w:b w:val="0"/>
-                <w:bCs w:val="0"/>
-              </w:rPr>
-              <w:t xml:space="preserve"> tipos de artigos.</w:t>
+              <w:t>Especificação do Sistema, Consultar tipos de artigos.</w:t>
             </w:r>
           </w:p>
           <w:p>
@@ -16656,23 +16977,7 @@
                 <w:b w:val="0"/>
                 <w:bCs w:val="0"/>
               </w:rPr>
-              <w:t xml:space="preserve">Analisando o gráfico </w:t>
-            </w:r>
-            <w:proofErr w:type="gramStart"/>
-            <w:r>
-              <w:rPr>
-                <w:b w:val="0"/>
-                <w:bCs w:val="0"/>
-              </w:rPr>
-              <w:t>da</w:t>
-            </w:r>
-            <w:proofErr w:type="gramEnd"/>
-            <w:r>
-              <w:rPr>
-                <w:b w:val="0"/>
-                <w:bCs w:val="0"/>
-              </w:rPr>
-              <w:t xml:space="preserve"> para verificar que a equipa cometeu um erro e terminou a sprint um dia mais cedo</w:t>
+              <w:t>Analisando o gráfico da para verificar que a equipa cometeu um erro e terminou a sprint um dia mais cedo</w:t>
             </w:r>
           </w:p>
           <w:p>
@@ -16732,8 +17037,9 @@
               <w:rPr>
                 <w:noProof/>
               </w:rPr>
+              <w:lastRenderedPageBreak/>
               <w:drawing>
-                <wp:inline distT="0" distB="0" distL="0" distR="0" wp14:anchorId="52BCB3EA" wp14:editId="2C0F73C7">
+                <wp:inline distT="0" distB="0" distL="0" distR="0" wp14:anchorId="52BCB3EA" wp14:editId="75D7F252">
                   <wp:extent cx="6111240" cy="2453640"/>
                   <wp:effectExtent l="0" t="0" r="3810" b="3810"/>
                   <wp:docPr id="2106271604" name="Imagem 2106271604"/>
@@ -16793,7 +17099,6 @@
       </w:pPr>
       <w:bookmarkStart w:id="39" w:name="_Toc232856250"/>
       <w:r>
-        <w:lastRenderedPageBreak/>
         <w:t>Sprint 3 (</w:t>
       </w:r>
       <w:r>
@@ -16957,7 +17262,7 @@
                 <w:noProof/>
               </w:rPr>
               <w:drawing>
-                <wp:inline distT="0" distB="0" distL="0" distR="0" wp14:anchorId="2DB18D96" wp14:editId="2AD0EC8C">
+                <wp:inline distT="0" distB="0" distL="0" distR="0" wp14:anchorId="2DB18D96" wp14:editId="3DB2223A">
                   <wp:extent cx="6111240" cy="2026920"/>
                   <wp:effectExtent l="0" t="0" r="3810" b="0"/>
                   <wp:docPr id="1612601135" name="Imagem 1612601135"/>
@@ -17010,7 +17315,7 @@
                 <w:noProof/>
               </w:rPr>
               <w:drawing>
-                <wp:inline distT="0" distB="0" distL="0" distR="0" wp14:anchorId="1788CEE6" wp14:editId="6E7F75A3">
+                <wp:inline distT="0" distB="0" distL="0" distR="0" wp14:anchorId="1788CEE6" wp14:editId="1EDDCA99">
                   <wp:extent cx="6111240" cy="2026920"/>
                   <wp:effectExtent l="0" t="0" r="3810" b="0"/>
                   <wp:docPr id="383128975" name="Imagem 383128975"/>
@@ -17371,7 +17676,6 @@
                 <w:bCs w:val="0"/>
                 <w:u w:val="single"/>
               </w:rPr>
-              <w:lastRenderedPageBreak/>
               <w:t>O que vai fazer esta semana</w:t>
             </w:r>
             <w:r>
@@ -17386,23 +17690,7 @@
                 <w:b w:val="0"/>
                 <w:bCs w:val="0"/>
               </w:rPr>
-              <w:t xml:space="preserve"> Editar compra aberta, </w:t>
-            </w:r>
-            <w:proofErr w:type="gramStart"/>
-            <w:r>
-              <w:rPr>
-                <w:b w:val="0"/>
-                <w:bCs w:val="0"/>
-              </w:rPr>
-              <w:t>Ajudar</w:t>
-            </w:r>
-            <w:proofErr w:type="gramEnd"/>
-            <w:r>
-              <w:rPr>
-                <w:b w:val="0"/>
-                <w:bCs w:val="0"/>
-              </w:rPr>
-              <w:t xml:space="preserve"> no que restar do projeto</w:t>
+              <w:t xml:space="preserve"> Editar compra aberta, Ajudar no que restar do projeto</w:t>
             </w:r>
           </w:p>
         </w:tc>
@@ -17660,7 +17948,6 @@
               </w:rPr>
               <w:t>O que fez na semana anterior</w:t>
             </w:r>
-            <w:proofErr w:type="gramStart"/>
             <w:r>
               <w:rPr>
                 <w:b w:val="0"/>
@@ -17668,29 +17955,12 @@
               </w:rPr>
               <w:t>: :</w:t>
             </w:r>
-            <w:proofErr w:type="gramEnd"/>
-            <w:r>
-              <w:rPr>
-                <w:b w:val="0"/>
-                <w:bCs w:val="0"/>
-              </w:rPr>
-              <w:t xml:space="preserve"> Editar compra aberta, </w:t>
-            </w:r>
-            <w:proofErr w:type="gramStart"/>
-            <w:r>
-              <w:rPr>
-                <w:b w:val="0"/>
-                <w:bCs w:val="0"/>
-              </w:rPr>
-              <w:t>Ajudar</w:t>
-            </w:r>
-            <w:proofErr w:type="gramEnd"/>
-            <w:r>
-              <w:rPr>
-                <w:b w:val="0"/>
-                <w:bCs w:val="0"/>
-              </w:rPr>
-              <w:t xml:space="preserve"> no que restar do projeto.</w:t>
+            <w:r>
+              <w:rPr>
+                <w:b w:val="0"/>
+                <w:bCs w:val="0"/>
+              </w:rPr>
+              <w:t xml:space="preserve"> Editar compra aberta, Ajudar no que restar do projeto.</w:t>
             </w:r>
           </w:p>
           <w:p>
@@ -17954,8 +18224,9 @@
               <w:rPr>
                 <w:noProof/>
               </w:rPr>
+              <w:lastRenderedPageBreak/>
               <w:drawing>
-                <wp:inline distT="0" distB="0" distL="0" distR="0" wp14:anchorId="110E100B" wp14:editId="3D1F229B">
+                <wp:inline distT="0" distB="0" distL="0" distR="0" wp14:anchorId="110E100B" wp14:editId="50711FCD">
                   <wp:extent cx="6111240" cy="2499360"/>
                   <wp:effectExtent l="0" t="0" r="3810" b="0"/>
                   <wp:docPr id="2077770510" name="Imagem 2077770510"/>
@@ -18795,6 +19066,7 @@
                 <w:b w:val="0"/>
                 <w:bCs w:val="0"/>
               </w:rPr>
+              <w:lastRenderedPageBreak/>
               <w:t>A nossa dedicação com o projeto</w:t>
             </w:r>
           </w:p>
@@ -19135,13 +19407,8 @@
       <w:r>
         <w:t xml:space="preserve"> erros de escrita e onde </w:t>
       </w:r>
-      <w:proofErr w:type="gramStart"/>
-      <w:r>
-        <w:t>podem haver</w:t>
-      </w:r>
-      <w:proofErr w:type="gramEnd"/>
-      <w:r>
-        <w:t xml:space="preserve"> melhoramentos</w:t>
+      <w:r>
+        <w:t>podem haver melhoramentos</w:t>
       </w:r>
       <w:r>
         <w:t xml:space="preserve"> </w:t>
@@ -19173,7 +19440,7 @@
 </file>
 
 <file path=word/endnotes.xml><?xml version="1.0" encoding="utf-8"?>
-<w:endnotes xmlns:wpc="http://schemas.microsoft.com/office/word/2010/wordprocessingCanvas" xmlns:cx="http://schemas.microsoft.com/office/drawing/2014/chartex" xmlns:cx1="http://schemas.microsoft.com/office/drawing/2015/9/8/chartex" xmlns:cx2="http://schemas.microsoft.com/office/drawing/2015/10/21/chartex" xmlns:cx3="http://schemas.microsoft.com/office/drawing/2016/5/9/chartex" xmlns:cx4="http://schemas.microsoft.com/office/drawing/2016/5/10/chartex" xmlns:cx5="http://schemas.microsoft.com/office/drawing/2016/5/11/chartex" xmlns:cx6="http://schemas.microsoft.com/office/drawing/2016/5/12/chartex" xmlns:cx7="http://schemas.microsoft.com/office/drawing/2016/5/13/chartex" xmlns:cx8="http://schemas.microsoft.com/office/drawing/2016/5/14/chartex" xmlns:mc="http://schemas.openxmlformats.org/markup-compatibility/2006" xmlns:m="http://schemas.openxmlformats.org/officeDocument/2006/math" xmlns:aink="http://schemas.microsoft.com/office/drawing/2016/ink" xmlns:am3d="http://schemas.microsoft.com/office/drawing/2017/model3d" xmlns:oel="http://schemas.microsoft.com/office/2019/extlst" xmlns:r="http://schemas.openxmlformats.org/officeDocument/2006/relationships" xmlns:wp14="http://schemas.microsoft.com/office/word/2010/wordprocessingDrawing" xmlns:wp="http://schemas.openxmlformats.org/drawingml/2006/wordprocessingDrawing" xmlns:wpg="http://schemas.microsoft.com/office/word/2010/wordprocessingGroup" xmlns:wpi="http://schemas.microsoft.com/office/word/2010/wordprocessingInk" xmlns:wps="http://schemas.microsoft.com/office/word/2010/wordprocessingShape" xmlns:o="urn:schemas-microsoft-com:office:office" xmlns:v="urn:schemas-microsoft-com:vml" xmlns:w10="urn:schemas-microsoft-com:office:word" xmlns:w="http://schemas.openxmlformats.org/wordprocessingml/2006/main" xmlns:w14="http://schemas.microsoft.com/office/word/2010/wordml" xmlns:w15="http://schemas.microsoft.com/office/word/2012/wordml" xmlns:w16cex="http://schemas.microsoft.com/office/word/2018/wordml/cex" xmlns:w16cid="http://schemas.microsoft.com/office/word/2016/wordml/cid" xmlns:w16="http://schemas.microsoft.com/office/word/2018/wordml" xmlns:w16sdtdh="http://schemas.microsoft.com/office/word/2020/wordml/sdtdatahash" xmlns:w16sdtfl="http://schemas.microsoft.com/office/word/2024/wordml/sdtformatlock" xmlns:w16se="http://schemas.microsoft.com/office/word/2015/wordml/symex" xmlns:w16du="http://schemas.microsoft.com/office/word/2023/wordml/word16du" xmlns:wne="http://schemas.microsoft.com/office/word/2006/wordml" mc:Ignorable="w14 w15 w16se w16cid w16 w16cex w16sdtdh w16sdtfl w16du wp14">
+<w:endnotes xmlns:wpc="http://schemas.microsoft.com/office/word/2010/wordprocessingCanvas" xmlns:cx="http://schemas.microsoft.com/office/drawing/2014/chartex" xmlns:cx1="http://schemas.microsoft.com/office/drawing/2015/9/8/chartex" xmlns:cx2="http://schemas.microsoft.com/office/drawing/2015/10/21/chartex" xmlns:cx3="http://schemas.microsoft.com/office/drawing/2016/5/9/chartex" xmlns:cx4="http://schemas.microsoft.com/office/drawing/2016/5/10/chartex" xmlns:cx5="http://schemas.microsoft.com/office/drawing/2016/5/11/chartex" xmlns:cx6="http://schemas.microsoft.com/office/drawing/2016/5/12/chartex" xmlns:cx7="http://schemas.microsoft.com/office/drawing/2016/5/13/chartex" xmlns:cx8="http://schemas.microsoft.com/office/drawing/2016/5/14/chartex" xmlns:mc="http://schemas.openxmlformats.org/markup-compatibility/2006" xmlns:aink="http://schemas.microsoft.com/office/drawing/2016/ink" xmlns:am3d="http://schemas.microsoft.com/office/drawing/2017/model3d" xmlns:o="urn:schemas-microsoft-com:office:office" xmlns:oel="http://schemas.microsoft.com/office/2019/extlst" xmlns:r="http://schemas.openxmlformats.org/officeDocument/2006/relationships" xmlns:m="http://schemas.openxmlformats.org/officeDocument/2006/math" xmlns:v="urn:schemas-microsoft-com:vml" xmlns:wp14="http://schemas.microsoft.com/office/word/2010/wordprocessingDrawing" xmlns:wp="http://schemas.openxmlformats.org/drawingml/2006/wordprocessingDrawing" xmlns:w10="urn:schemas-microsoft-com:office:word" xmlns:w="http://schemas.openxmlformats.org/wordprocessingml/2006/main" xmlns:w14="http://schemas.microsoft.com/office/word/2010/wordml" xmlns:w15="http://schemas.microsoft.com/office/word/2012/wordml" xmlns:w16cex="http://schemas.microsoft.com/office/word/2018/wordml/cex" xmlns:w16cid="http://schemas.microsoft.com/office/word/2016/wordml/cid" xmlns:w16="http://schemas.microsoft.com/office/word/2018/wordml" xmlns:w16sdtdh="http://schemas.microsoft.com/office/word/2020/wordml/sdtdatahash" xmlns:w16se="http://schemas.microsoft.com/office/word/2015/wordml/symex" xmlns:wpg="http://schemas.microsoft.com/office/word/2010/wordprocessingGroup" xmlns:wpi="http://schemas.microsoft.com/office/word/2010/wordprocessingInk" xmlns:wne="http://schemas.microsoft.com/office/word/2006/wordml" xmlns:wps="http://schemas.microsoft.com/office/word/2010/wordprocessingShape" mc:Ignorable="w14 w15 w16se w16cid w16 w16cex w16sdtdh wp14">
   <w:endnote w:type="separator" w:id="-1">
     <w:p>
       <w:r>
@@ -19192,7 +19459,7 @@
 </file>
 
 <file path=word/footer1.xml><?xml version="1.0" encoding="utf-8"?>
-<w:ftr xmlns:wpc="http://schemas.microsoft.com/office/word/2010/wordprocessingCanvas" xmlns:cx="http://schemas.microsoft.com/office/drawing/2014/chartex" xmlns:cx1="http://schemas.microsoft.com/office/drawing/2015/9/8/chartex" xmlns:cx2="http://schemas.microsoft.com/office/drawing/2015/10/21/chartex" xmlns:cx3="http://schemas.microsoft.com/office/drawing/2016/5/9/chartex" xmlns:cx4="http://schemas.microsoft.com/office/drawing/2016/5/10/chartex" xmlns:cx5="http://schemas.microsoft.com/office/drawing/2016/5/11/chartex" xmlns:cx6="http://schemas.microsoft.com/office/drawing/2016/5/12/chartex" xmlns:cx7="http://schemas.microsoft.com/office/drawing/2016/5/13/chartex" xmlns:cx8="http://schemas.microsoft.com/office/drawing/2016/5/14/chartex" xmlns:mc="http://schemas.openxmlformats.org/markup-compatibility/2006" xmlns:m="http://schemas.openxmlformats.org/officeDocument/2006/math" xmlns:aink="http://schemas.microsoft.com/office/drawing/2016/ink" xmlns:am3d="http://schemas.microsoft.com/office/drawing/2017/model3d" xmlns:oel="http://schemas.microsoft.com/office/2019/extlst" xmlns:r="http://schemas.openxmlformats.org/officeDocument/2006/relationships" xmlns:wp14="http://schemas.microsoft.com/office/word/2010/wordprocessingDrawing" xmlns:wp="http://schemas.openxmlformats.org/drawingml/2006/wordprocessingDrawing" xmlns:wpg="http://schemas.microsoft.com/office/word/2010/wordprocessingGroup" xmlns:wpi="http://schemas.microsoft.com/office/word/2010/wordprocessingInk" xmlns:wps="http://schemas.microsoft.com/office/word/2010/wordprocessingShape" xmlns:o="urn:schemas-microsoft-com:office:office" xmlns:v="urn:schemas-microsoft-com:vml" xmlns:w10="urn:schemas-microsoft-com:office:word" xmlns:w="http://schemas.openxmlformats.org/wordprocessingml/2006/main" xmlns:w14="http://schemas.microsoft.com/office/word/2010/wordml" xmlns:w15="http://schemas.microsoft.com/office/word/2012/wordml" xmlns:w16cex="http://schemas.microsoft.com/office/word/2018/wordml/cex" xmlns:w16cid="http://schemas.microsoft.com/office/word/2016/wordml/cid" xmlns:w16="http://schemas.microsoft.com/office/word/2018/wordml" xmlns:w16sdtdh="http://schemas.microsoft.com/office/word/2020/wordml/sdtdatahash" xmlns:w16sdtfl="http://schemas.microsoft.com/office/word/2024/wordml/sdtformatlock" xmlns:w16se="http://schemas.microsoft.com/office/word/2015/wordml/symex" xmlns:w16du="http://schemas.microsoft.com/office/word/2023/wordml/word16du" xmlns:wne="http://schemas.microsoft.com/office/word/2006/wordml" mc:Ignorable="w14 w15 w16se w16cid w16 w16cex w16sdtdh w16sdtfl w16du wp14">
+<w:ftr xmlns:wpc="http://schemas.microsoft.com/office/word/2010/wordprocessingCanvas" xmlns:cx="http://schemas.microsoft.com/office/drawing/2014/chartex" xmlns:cx1="http://schemas.microsoft.com/office/drawing/2015/9/8/chartex" xmlns:cx2="http://schemas.microsoft.com/office/drawing/2015/10/21/chartex" xmlns:cx3="http://schemas.microsoft.com/office/drawing/2016/5/9/chartex" xmlns:cx4="http://schemas.microsoft.com/office/drawing/2016/5/10/chartex" xmlns:cx5="http://schemas.microsoft.com/office/drawing/2016/5/11/chartex" xmlns:cx6="http://schemas.microsoft.com/office/drawing/2016/5/12/chartex" xmlns:cx7="http://schemas.microsoft.com/office/drawing/2016/5/13/chartex" xmlns:cx8="http://schemas.microsoft.com/office/drawing/2016/5/14/chartex" xmlns:mc="http://schemas.openxmlformats.org/markup-compatibility/2006" xmlns:aink="http://schemas.microsoft.com/office/drawing/2016/ink" xmlns:am3d="http://schemas.microsoft.com/office/drawing/2017/model3d" xmlns:o="urn:schemas-microsoft-com:office:office" xmlns:oel="http://schemas.microsoft.com/office/2019/extlst" xmlns:r="http://schemas.openxmlformats.org/officeDocument/2006/relationships" xmlns:m="http://schemas.openxmlformats.org/officeDocument/2006/math" xmlns:v="urn:schemas-microsoft-com:vml" xmlns:wp14="http://schemas.microsoft.com/office/word/2010/wordprocessingDrawing" xmlns:wp="http://schemas.openxmlformats.org/drawingml/2006/wordprocessingDrawing" xmlns:w10="urn:schemas-microsoft-com:office:word" xmlns:w="http://schemas.openxmlformats.org/wordprocessingml/2006/main" xmlns:w14="http://schemas.microsoft.com/office/word/2010/wordml" xmlns:w15="http://schemas.microsoft.com/office/word/2012/wordml" xmlns:w16cex="http://schemas.microsoft.com/office/word/2018/wordml/cex" xmlns:w16cid="http://schemas.microsoft.com/office/word/2016/wordml/cid" xmlns:w16="http://schemas.microsoft.com/office/word/2018/wordml" xmlns:w16sdtdh="http://schemas.microsoft.com/office/word/2020/wordml/sdtdatahash" xmlns:w16se="http://schemas.microsoft.com/office/word/2015/wordml/symex" xmlns:wpg="http://schemas.microsoft.com/office/word/2010/wordprocessingGroup" xmlns:wpi="http://schemas.microsoft.com/office/word/2010/wordprocessingInk" xmlns:wne="http://schemas.microsoft.com/office/word/2006/wordml" xmlns:wps="http://schemas.microsoft.com/office/word/2010/wordprocessingShape" mc:Ignorable="w14 w15 w16se w16cid w16 w16cex w16sdtdh wp14">
   <w:p>
     <w:pPr>
       <w:pStyle w:val="Rodap"/>
@@ -19256,7 +19523,7 @@
 </file>
 
 <file path=word/footer2.xml><?xml version="1.0" encoding="utf-8"?>
-<w:ftr xmlns:wpc="http://schemas.microsoft.com/office/word/2010/wordprocessingCanvas" xmlns:cx="http://schemas.microsoft.com/office/drawing/2014/chartex" xmlns:cx1="http://schemas.microsoft.com/office/drawing/2015/9/8/chartex" xmlns:cx2="http://schemas.microsoft.com/office/drawing/2015/10/21/chartex" xmlns:cx3="http://schemas.microsoft.com/office/drawing/2016/5/9/chartex" xmlns:cx4="http://schemas.microsoft.com/office/drawing/2016/5/10/chartex" xmlns:cx5="http://schemas.microsoft.com/office/drawing/2016/5/11/chartex" xmlns:cx6="http://schemas.microsoft.com/office/drawing/2016/5/12/chartex" xmlns:cx7="http://schemas.microsoft.com/office/drawing/2016/5/13/chartex" xmlns:cx8="http://schemas.microsoft.com/office/drawing/2016/5/14/chartex" xmlns:mc="http://schemas.openxmlformats.org/markup-compatibility/2006" xmlns:m="http://schemas.openxmlformats.org/officeDocument/2006/math" xmlns:aink="http://schemas.microsoft.com/office/drawing/2016/ink" xmlns:am3d="http://schemas.microsoft.com/office/drawing/2017/model3d" xmlns:oel="http://schemas.microsoft.com/office/2019/extlst" xmlns:r="http://schemas.openxmlformats.org/officeDocument/2006/relationships" xmlns:wp14="http://schemas.microsoft.com/office/word/2010/wordprocessingDrawing" xmlns:wp="http://schemas.openxmlformats.org/drawingml/2006/wordprocessingDrawing" xmlns:wpg="http://schemas.microsoft.com/office/word/2010/wordprocessingGroup" xmlns:wpi="http://schemas.microsoft.com/office/word/2010/wordprocessingInk" xmlns:wps="http://schemas.microsoft.com/office/word/2010/wordprocessingShape" xmlns:o="urn:schemas-microsoft-com:office:office" xmlns:v="urn:schemas-microsoft-com:vml" xmlns:w10="urn:schemas-microsoft-com:office:word" xmlns:w="http://schemas.openxmlformats.org/wordprocessingml/2006/main" xmlns:w14="http://schemas.microsoft.com/office/word/2010/wordml" xmlns:w15="http://schemas.microsoft.com/office/word/2012/wordml" xmlns:w16cex="http://schemas.microsoft.com/office/word/2018/wordml/cex" xmlns:w16cid="http://schemas.microsoft.com/office/word/2016/wordml/cid" xmlns:w16="http://schemas.microsoft.com/office/word/2018/wordml" xmlns:w16sdtdh="http://schemas.microsoft.com/office/word/2020/wordml/sdtdatahash" xmlns:w16sdtfl="http://schemas.microsoft.com/office/word/2024/wordml/sdtformatlock" xmlns:w16se="http://schemas.microsoft.com/office/word/2015/wordml/symex" xmlns:w16du="http://schemas.microsoft.com/office/word/2023/wordml/word16du" xmlns:wne="http://schemas.microsoft.com/office/word/2006/wordml" mc:Ignorable="w14 w15 w16se w16cid w16 w16cex w16sdtdh w16sdtfl w16du wp14">
+<w:ftr xmlns:wpc="http://schemas.microsoft.com/office/word/2010/wordprocessingCanvas" xmlns:cx="http://schemas.microsoft.com/office/drawing/2014/chartex" xmlns:cx1="http://schemas.microsoft.com/office/drawing/2015/9/8/chartex" xmlns:cx2="http://schemas.microsoft.com/office/drawing/2015/10/21/chartex" xmlns:cx3="http://schemas.microsoft.com/office/drawing/2016/5/9/chartex" xmlns:cx4="http://schemas.microsoft.com/office/drawing/2016/5/10/chartex" xmlns:cx5="http://schemas.microsoft.com/office/drawing/2016/5/11/chartex" xmlns:cx6="http://schemas.microsoft.com/office/drawing/2016/5/12/chartex" xmlns:cx7="http://schemas.microsoft.com/office/drawing/2016/5/13/chartex" xmlns:cx8="http://schemas.microsoft.com/office/drawing/2016/5/14/chartex" xmlns:mc="http://schemas.openxmlformats.org/markup-compatibility/2006" xmlns:aink="http://schemas.microsoft.com/office/drawing/2016/ink" xmlns:am3d="http://schemas.microsoft.com/office/drawing/2017/model3d" xmlns:o="urn:schemas-microsoft-com:office:office" xmlns:oel="http://schemas.microsoft.com/office/2019/extlst" xmlns:r="http://schemas.openxmlformats.org/officeDocument/2006/relationships" xmlns:m="http://schemas.openxmlformats.org/officeDocument/2006/math" xmlns:v="urn:schemas-microsoft-com:vml" xmlns:wp14="http://schemas.microsoft.com/office/word/2010/wordprocessingDrawing" xmlns:wp="http://schemas.openxmlformats.org/drawingml/2006/wordprocessingDrawing" xmlns:w10="urn:schemas-microsoft-com:office:word" xmlns:w="http://schemas.openxmlformats.org/wordprocessingml/2006/main" xmlns:w14="http://schemas.microsoft.com/office/word/2010/wordml" xmlns:w15="http://schemas.microsoft.com/office/word/2012/wordml" xmlns:w16cex="http://schemas.microsoft.com/office/word/2018/wordml/cex" xmlns:w16cid="http://schemas.microsoft.com/office/word/2016/wordml/cid" xmlns:w16="http://schemas.microsoft.com/office/word/2018/wordml" xmlns:w16sdtdh="http://schemas.microsoft.com/office/word/2020/wordml/sdtdatahash" xmlns:w16se="http://schemas.microsoft.com/office/word/2015/wordml/symex" xmlns:wpg="http://schemas.microsoft.com/office/word/2010/wordprocessingGroup" xmlns:wpi="http://schemas.microsoft.com/office/word/2010/wordprocessingInk" xmlns:wne="http://schemas.microsoft.com/office/word/2006/wordml" xmlns:wps="http://schemas.microsoft.com/office/word/2010/wordprocessingShape" mc:Ignorable="w14 w15 w16se w16cid w16 w16cex w16sdtdh wp14">
   <w:sdt>
     <w:sdtPr>
       <w:id w:val="2071930181"/>
@@ -19439,7 +19706,7 @@
 </file>
 
 <file path=word/footnotes.xml><?xml version="1.0" encoding="utf-8"?>
-<w:footnotes xmlns:wpc="http://schemas.microsoft.com/office/word/2010/wordprocessingCanvas" xmlns:cx="http://schemas.microsoft.com/office/drawing/2014/chartex" xmlns:cx1="http://schemas.microsoft.com/office/drawing/2015/9/8/chartex" xmlns:cx2="http://schemas.microsoft.com/office/drawing/2015/10/21/chartex" xmlns:cx3="http://schemas.microsoft.com/office/drawing/2016/5/9/chartex" xmlns:cx4="http://schemas.microsoft.com/office/drawing/2016/5/10/chartex" xmlns:cx5="http://schemas.microsoft.com/office/drawing/2016/5/11/chartex" xmlns:cx6="http://schemas.microsoft.com/office/drawing/2016/5/12/chartex" xmlns:cx7="http://schemas.microsoft.com/office/drawing/2016/5/13/chartex" xmlns:cx8="http://schemas.microsoft.com/office/drawing/2016/5/14/chartex" xmlns:mc="http://schemas.openxmlformats.org/markup-compatibility/2006" xmlns:m="http://schemas.openxmlformats.org/officeDocument/2006/math" xmlns:aink="http://schemas.microsoft.com/office/drawing/2016/ink" xmlns:am3d="http://schemas.microsoft.com/office/drawing/2017/model3d" xmlns:oel="http://schemas.microsoft.com/office/2019/extlst" xmlns:r="http://schemas.openxmlformats.org/officeDocument/2006/relationships" xmlns:wp14="http://schemas.microsoft.com/office/word/2010/wordprocessingDrawing" xmlns:wp="http://schemas.openxmlformats.org/drawingml/2006/wordprocessingDrawing" xmlns:wpg="http://schemas.microsoft.com/office/word/2010/wordprocessingGroup" xmlns:wpi="http://schemas.microsoft.com/office/word/2010/wordprocessingInk" xmlns:wps="http://schemas.microsoft.com/office/word/2010/wordprocessingShape" xmlns:o="urn:schemas-microsoft-com:office:office" xmlns:v="urn:schemas-microsoft-com:vml" xmlns:w10="urn:schemas-microsoft-com:office:word" xmlns:w="http://schemas.openxmlformats.org/wordprocessingml/2006/main" xmlns:w14="http://schemas.microsoft.com/office/word/2010/wordml" xmlns:w15="http://schemas.microsoft.com/office/word/2012/wordml" xmlns:w16cex="http://schemas.microsoft.com/office/word/2018/wordml/cex" xmlns:w16cid="http://schemas.microsoft.com/office/word/2016/wordml/cid" xmlns:w16="http://schemas.microsoft.com/office/word/2018/wordml" xmlns:w16sdtdh="http://schemas.microsoft.com/office/word/2020/wordml/sdtdatahash" xmlns:w16sdtfl="http://schemas.microsoft.com/office/word/2024/wordml/sdtformatlock" xmlns:w16se="http://schemas.microsoft.com/office/word/2015/wordml/symex" xmlns:w16du="http://schemas.microsoft.com/office/word/2023/wordml/word16du" xmlns:wne="http://schemas.microsoft.com/office/word/2006/wordml" mc:Ignorable="w14 w15 w16se w16cid w16 w16cex w16sdtdh w16sdtfl w16du wp14">
+<w:footnotes xmlns:wpc="http://schemas.microsoft.com/office/word/2010/wordprocessingCanvas" xmlns:cx="http://schemas.microsoft.com/office/drawing/2014/chartex" xmlns:cx1="http://schemas.microsoft.com/office/drawing/2015/9/8/chartex" xmlns:cx2="http://schemas.microsoft.com/office/drawing/2015/10/21/chartex" xmlns:cx3="http://schemas.microsoft.com/office/drawing/2016/5/9/chartex" xmlns:cx4="http://schemas.microsoft.com/office/drawing/2016/5/10/chartex" xmlns:cx5="http://schemas.microsoft.com/office/drawing/2016/5/11/chartex" xmlns:cx6="http://schemas.microsoft.com/office/drawing/2016/5/12/chartex" xmlns:cx7="http://schemas.microsoft.com/office/drawing/2016/5/13/chartex" xmlns:cx8="http://schemas.microsoft.com/office/drawing/2016/5/14/chartex" xmlns:mc="http://schemas.openxmlformats.org/markup-compatibility/2006" xmlns:aink="http://schemas.microsoft.com/office/drawing/2016/ink" xmlns:am3d="http://schemas.microsoft.com/office/drawing/2017/model3d" xmlns:o="urn:schemas-microsoft-com:office:office" xmlns:oel="http://schemas.microsoft.com/office/2019/extlst" xmlns:r="http://schemas.openxmlformats.org/officeDocument/2006/relationships" xmlns:m="http://schemas.openxmlformats.org/officeDocument/2006/math" xmlns:v="urn:schemas-microsoft-com:vml" xmlns:wp14="http://schemas.microsoft.com/office/word/2010/wordprocessingDrawing" xmlns:wp="http://schemas.openxmlformats.org/drawingml/2006/wordprocessingDrawing" xmlns:w10="urn:schemas-microsoft-com:office:word" xmlns:w="http://schemas.openxmlformats.org/wordprocessingml/2006/main" xmlns:w14="http://schemas.microsoft.com/office/word/2010/wordml" xmlns:w15="http://schemas.microsoft.com/office/word/2012/wordml" xmlns:w16cex="http://schemas.microsoft.com/office/word/2018/wordml/cex" xmlns:w16cid="http://schemas.microsoft.com/office/word/2016/wordml/cid" xmlns:w16="http://schemas.microsoft.com/office/word/2018/wordml" xmlns:w16sdtdh="http://schemas.microsoft.com/office/word/2020/wordml/sdtdatahash" xmlns:w16se="http://schemas.microsoft.com/office/word/2015/wordml/symex" xmlns:wpg="http://schemas.microsoft.com/office/word/2010/wordprocessingGroup" xmlns:wpi="http://schemas.microsoft.com/office/word/2010/wordprocessingInk" xmlns:wne="http://schemas.microsoft.com/office/word/2006/wordml" xmlns:wps="http://schemas.microsoft.com/office/word/2010/wordprocessingShape" mc:Ignorable="w14 w15 w16se w16cid w16 w16cex w16sdtdh wp14">
   <w:footnote w:type="separator" w:id="-1">
     <w:p>
       <w:r>
@@ -19458,7 +19725,7 @@
 </file>
 
 <file path=word/header1.xml><?xml version="1.0" encoding="utf-8"?>
-<w:hdr xmlns:wpc="http://schemas.microsoft.com/office/word/2010/wordprocessingCanvas" xmlns:cx="http://schemas.microsoft.com/office/drawing/2014/chartex" xmlns:cx1="http://schemas.microsoft.com/office/drawing/2015/9/8/chartex" xmlns:cx2="http://schemas.microsoft.com/office/drawing/2015/10/21/chartex" xmlns:cx3="http://schemas.microsoft.com/office/drawing/2016/5/9/chartex" xmlns:cx4="http://schemas.microsoft.com/office/drawing/2016/5/10/chartex" xmlns:cx5="http://schemas.microsoft.com/office/drawing/2016/5/11/chartex" xmlns:cx6="http://schemas.microsoft.com/office/drawing/2016/5/12/chartex" xmlns:cx7="http://schemas.microsoft.com/office/drawing/2016/5/13/chartex" xmlns:cx8="http://schemas.microsoft.com/office/drawing/2016/5/14/chartex" xmlns:mc="http://schemas.openxmlformats.org/markup-compatibility/2006" xmlns:m="http://schemas.openxmlformats.org/officeDocument/2006/math" xmlns:aink="http://schemas.microsoft.com/office/drawing/2016/ink" xmlns:am3d="http://schemas.microsoft.com/office/drawing/2017/model3d" xmlns:oel="http://schemas.microsoft.com/office/2019/extlst" xmlns:r="http://schemas.openxmlformats.org/officeDocument/2006/relationships" xmlns:wp14="http://schemas.microsoft.com/office/word/2010/wordprocessingDrawing" xmlns:wp="http://schemas.openxmlformats.org/drawingml/2006/wordprocessingDrawing" xmlns:wpg="http://schemas.microsoft.com/office/word/2010/wordprocessingGroup" xmlns:wpi="http://schemas.microsoft.com/office/word/2010/wordprocessingInk" xmlns:wps="http://schemas.microsoft.com/office/word/2010/wordprocessingShape" xmlns:o="urn:schemas-microsoft-com:office:office" xmlns:v="urn:schemas-microsoft-com:vml" xmlns:w10="urn:schemas-microsoft-com:office:word" xmlns:w="http://schemas.openxmlformats.org/wordprocessingml/2006/main" xmlns:w14="http://schemas.microsoft.com/office/word/2010/wordml" xmlns:w15="http://schemas.microsoft.com/office/word/2012/wordml" xmlns:w16cex="http://schemas.microsoft.com/office/word/2018/wordml/cex" xmlns:w16cid="http://schemas.microsoft.com/office/word/2016/wordml/cid" xmlns:w16="http://schemas.microsoft.com/office/word/2018/wordml" xmlns:w16sdtdh="http://schemas.microsoft.com/office/word/2020/wordml/sdtdatahash" xmlns:w16sdtfl="http://schemas.microsoft.com/office/word/2024/wordml/sdtformatlock" xmlns:w16se="http://schemas.microsoft.com/office/word/2015/wordml/symex" xmlns:w16du="http://schemas.microsoft.com/office/word/2023/wordml/word16du" xmlns:wne="http://schemas.microsoft.com/office/word/2006/wordml" mc:Ignorable="w14 w15 w16se w16cid w16 w16cex w16sdtdh w16sdtfl w16du wp14">
+<w:hdr xmlns:wpc="http://schemas.microsoft.com/office/word/2010/wordprocessingCanvas" xmlns:cx="http://schemas.microsoft.com/office/drawing/2014/chartex" xmlns:cx1="http://schemas.microsoft.com/office/drawing/2015/9/8/chartex" xmlns:cx2="http://schemas.microsoft.com/office/drawing/2015/10/21/chartex" xmlns:cx3="http://schemas.microsoft.com/office/drawing/2016/5/9/chartex" xmlns:cx4="http://schemas.microsoft.com/office/drawing/2016/5/10/chartex" xmlns:cx5="http://schemas.microsoft.com/office/drawing/2016/5/11/chartex" xmlns:cx6="http://schemas.microsoft.com/office/drawing/2016/5/12/chartex" xmlns:cx7="http://schemas.microsoft.com/office/drawing/2016/5/13/chartex" xmlns:cx8="http://schemas.microsoft.com/office/drawing/2016/5/14/chartex" xmlns:mc="http://schemas.openxmlformats.org/markup-compatibility/2006" xmlns:aink="http://schemas.microsoft.com/office/drawing/2016/ink" xmlns:am3d="http://schemas.microsoft.com/office/drawing/2017/model3d" xmlns:o="urn:schemas-microsoft-com:office:office" xmlns:oel="http://schemas.microsoft.com/office/2019/extlst" xmlns:r="http://schemas.openxmlformats.org/officeDocument/2006/relationships" xmlns:m="http://schemas.openxmlformats.org/officeDocument/2006/math" xmlns:v="urn:schemas-microsoft-com:vml" xmlns:wp14="http://schemas.microsoft.com/office/word/2010/wordprocessingDrawing" xmlns:wp="http://schemas.openxmlformats.org/drawingml/2006/wordprocessingDrawing" xmlns:w10="urn:schemas-microsoft-com:office:word" xmlns:w="http://schemas.openxmlformats.org/wordprocessingml/2006/main" xmlns:w14="http://schemas.microsoft.com/office/word/2010/wordml" xmlns:w15="http://schemas.microsoft.com/office/word/2012/wordml" xmlns:w16cex="http://schemas.microsoft.com/office/word/2018/wordml/cex" xmlns:w16cid="http://schemas.microsoft.com/office/word/2016/wordml/cid" xmlns:w16="http://schemas.microsoft.com/office/word/2018/wordml" xmlns:w16sdtdh="http://schemas.microsoft.com/office/word/2020/wordml/sdtdatahash" xmlns:w16se="http://schemas.microsoft.com/office/word/2015/wordml/symex" xmlns:wpg="http://schemas.microsoft.com/office/word/2010/wordprocessingGroup" xmlns:wpi="http://schemas.microsoft.com/office/word/2010/wordprocessingInk" xmlns:wne="http://schemas.microsoft.com/office/word/2006/wordml" xmlns:wps="http://schemas.microsoft.com/office/word/2010/wordprocessingShape" mc:Ignorable="w14 w15 w16se w16cid w16 w16cex w16sdtdh wp14">
   <w:p>
     <w:pPr>
       <w:pStyle w:val="Cabealho"/>
@@ -19468,7 +19735,7 @@
 </file>
 
 <file path=word/numbering.xml><?xml version="1.0" encoding="utf-8"?>
-<w:numbering xmlns:wpc="http://schemas.microsoft.com/office/word/2010/wordprocessingCanvas" xmlns:cx="http://schemas.microsoft.com/office/drawing/2014/chartex" xmlns:cx1="http://schemas.microsoft.com/office/drawing/2015/9/8/chartex" xmlns:cx2="http://schemas.microsoft.com/office/drawing/2015/10/21/chartex" xmlns:cx3="http://schemas.microsoft.com/office/drawing/2016/5/9/chartex" xmlns:cx4="http://schemas.microsoft.com/office/drawing/2016/5/10/chartex" xmlns:cx5="http://schemas.microsoft.com/office/drawing/2016/5/11/chartex" xmlns:cx6="http://schemas.microsoft.com/office/drawing/2016/5/12/chartex" xmlns:cx7="http://schemas.microsoft.com/office/drawing/2016/5/13/chartex" xmlns:cx8="http://schemas.microsoft.com/office/drawing/2016/5/14/chartex" xmlns:mc="http://schemas.openxmlformats.org/markup-compatibility/2006" xmlns:m="http://schemas.openxmlformats.org/officeDocument/2006/math" xmlns:aink="http://schemas.microsoft.com/office/drawing/2016/ink" xmlns:am3d="http://schemas.microsoft.com/office/drawing/2017/model3d" xmlns:oel="http://schemas.microsoft.com/office/2019/extlst" xmlns:r="http://schemas.openxmlformats.org/officeDocument/2006/relationships" xmlns:wp14="http://schemas.microsoft.com/office/word/2010/wordprocessingDrawing" xmlns:wp="http://schemas.openxmlformats.org/drawingml/2006/wordprocessingDrawing" xmlns:wpg="http://schemas.microsoft.com/office/word/2010/wordprocessingGroup" xmlns:wpi="http://schemas.microsoft.com/office/word/2010/wordprocessingInk" xmlns:wps="http://schemas.microsoft.com/office/word/2010/wordprocessingShape" xmlns:o="urn:schemas-microsoft-com:office:office" xmlns:v="urn:schemas-microsoft-com:vml" xmlns:w10="urn:schemas-microsoft-com:office:word" xmlns:w="http://schemas.openxmlformats.org/wordprocessingml/2006/main" xmlns:w14="http://schemas.microsoft.com/office/word/2010/wordml" xmlns:w15="http://schemas.microsoft.com/office/word/2012/wordml" xmlns:w16cex="http://schemas.microsoft.com/office/word/2018/wordml/cex" xmlns:w16cid="http://schemas.microsoft.com/office/word/2016/wordml/cid" xmlns:w16="http://schemas.microsoft.com/office/word/2018/wordml" xmlns:w16sdtdh="http://schemas.microsoft.com/office/word/2020/wordml/sdtdatahash" xmlns:w16sdtfl="http://schemas.microsoft.com/office/word/2024/wordml/sdtformatlock" xmlns:w16se="http://schemas.microsoft.com/office/word/2015/wordml/symex" xmlns:w16du="http://schemas.microsoft.com/office/word/2023/wordml/word16du" xmlns:wne="http://schemas.microsoft.com/office/word/2006/wordml" mc:Ignorable="w14 w15 w16se w16cid w16 w16cex w16sdtdh w16sdtfl w16du wp14">
+<w:numbering xmlns:wpc="http://schemas.microsoft.com/office/word/2010/wordprocessingCanvas" xmlns:cx="http://schemas.microsoft.com/office/drawing/2014/chartex" xmlns:cx1="http://schemas.microsoft.com/office/drawing/2015/9/8/chartex" xmlns:cx2="http://schemas.microsoft.com/office/drawing/2015/10/21/chartex" xmlns:cx3="http://schemas.microsoft.com/office/drawing/2016/5/9/chartex" xmlns:cx4="http://schemas.microsoft.com/office/drawing/2016/5/10/chartex" xmlns:cx5="http://schemas.microsoft.com/office/drawing/2016/5/11/chartex" xmlns:cx6="http://schemas.microsoft.com/office/drawing/2016/5/12/chartex" xmlns:cx7="http://schemas.microsoft.com/office/drawing/2016/5/13/chartex" xmlns:cx8="http://schemas.microsoft.com/office/drawing/2016/5/14/chartex" xmlns:mc="http://schemas.openxmlformats.org/markup-compatibility/2006" xmlns:aink="http://schemas.microsoft.com/office/drawing/2016/ink" xmlns:am3d="http://schemas.microsoft.com/office/drawing/2017/model3d" xmlns:o="urn:schemas-microsoft-com:office:office" xmlns:oel="http://schemas.microsoft.com/office/2019/extlst" xmlns:r="http://schemas.openxmlformats.org/officeDocument/2006/relationships" xmlns:m="http://schemas.openxmlformats.org/officeDocument/2006/math" xmlns:v="urn:schemas-microsoft-com:vml" xmlns:wp14="http://schemas.microsoft.com/office/word/2010/wordprocessingDrawing" xmlns:wp="http://schemas.openxmlformats.org/drawingml/2006/wordprocessingDrawing" xmlns:w10="urn:schemas-microsoft-com:office:word" xmlns:w="http://schemas.openxmlformats.org/wordprocessingml/2006/main" xmlns:w14="http://schemas.microsoft.com/office/word/2010/wordml" xmlns:w15="http://schemas.microsoft.com/office/word/2012/wordml" xmlns:w16cex="http://schemas.microsoft.com/office/word/2018/wordml/cex" xmlns:w16cid="http://schemas.microsoft.com/office/word/2016/wordml/cid" xmlns:w16="http://schemas.microsoft.com/office/word/2018/wordml" xmlns:w16sdtdh="http://schemas.microsoft.com/office/word/2020/wordml/sdtdatahash" xmlns:w16se="http://schemas.microsoft.com/office/word/2015/wordml/symex" xmlns:wpg="http://schemas.microsoft.com/office/word/2010/wordprocessingGroup" xmlns:wpi="http://schemas.microsoft.com/office/word/2010/wordprocessingInk" xmlns:wne="http://schemas.microsoft.com/office/word/2006/wordml" xmlns:wps="http://schemas.microsoft.com/office/word/2010/wordprocessingShape" mc:Ignorable="w14 w15 w16se w16cid w16 w16cex w16sdtdh wp14">
   <w:abstractNum w:abstractNumId="0" w15:restartNumberingAfterBreak="0">
     <w:nsid w:val="033B1D64"/>
     <w:multiLevelType w:val="hybridMultilevel"/>
@@ -22785,7 +23052,7 @@
 </file>
 
 <file path=word/styles.xml><?xml version="1.0" encoding="utf-8"?>
-<w:styles xmlns:mc="http://schemas.openxmlformats.org/markup-compatibility/2006" xmlns:r="http://schemas.openxmlformats.org/officeDocument/2006/relationships" xmlns:w="http://schemas.openxmlformats.org/wordprocessingml/2006/main" xmlns:w14="http://schemas.microsoft.com/office/word/2010/wordml" xmlns:w15="http://schemas.microsoft.com/office/word/2012/wordml" xmlns:w16cex="http://schemas.microsoft.com/office/word/2018/wordml/cex" xmlns:w16cid="http://schemas.microsoft.com/office/word/2016/wordml/cid" xmlns:w16="http://schemas.microsoft.com/office/word/2018/wordml" xmlns:w16sdtdh="http://schemas.microsoft.com/office/word/2020/wordml/sdtdatahash" xmlns:w16sdtfl="http://schemas.microsoft.com/office/word/2024/wordml/sdtformatlock" xmlns:w16se="http://schemas.microsoft.com/office/word/2015/wordml/symex" xmlns:w16du="http://schemas.microsoft.com/office/word/2023/wordml/word16du" mc:Ignorable="w14 w15 w16se w16cid w16 w16cex w16sdtdh w16sdtfl w16du">
+<w:styles xmlns:mc="http://schemas.openxmlformats.org/markup-compatibility/2006" xmlns:r="http://schemas.openxmlformats.org/officeDocument/2006/relationships" xmlns:w="http://schemas.openxmlformats.org/wordprocessingml/2006/main" xmlns:w14="http://schemas.microsoft.com/office/word/2010/wordml" xmlns:w15="http://schemas.microsoft.com/office/word/2012/wordml" xmlns:w16cex="http://schemas.microsoft.com/office/word/2018/wordml/cex" xmlns:w16cid="http://schemas.microsoft.com/office/word/2016/wordml/cid" xmlns:w16="http://schemas.microsoft.com/office/word/2018/wordml" xmlns:w16sdtdh="http://schemas.microsoft.com/office/word/2020/wordml/sdtdatahash" xmlns:w16se="http://schemas.microsoft.com/office/word/2015/wordml/symex" mc:Ignorable="w14 w15 w16se w16cid w16 w16cex w16sdtdh">
   <w:docDefaults>
     <w:rPrDefault>
       <w:rPr>
@@ -23430,7 +23697,6 @@
   <w:style w:type="character" w:default="1" w:styleId="Tipodeletrapredefinidodopargrafo">
     <w:name w:val="Default Paragraph Font"/>
     <w:uiPriority w:val="1"/>
-    <w:semiHidden/>
     <w:unhideWhenUsed/>
   </w:style>
   <w:style w:type="table" w:default="1" w:styleId="Tabelanormal">
@@ -24926,6 +25192,21 @@
 </file>
 
 <file path=customXml/item1.xml><?xml version="1.0" encoding="utf-8"?>
+<p:properties xmlns:p="http://schemas.microsoft.com/office/2006/metadata/properties" xmlns:xsi="http://www.w3.org/2001/XMLSchema-instance" xmlns:pc="http://schemas.microsoft.com/office/infopath/2007/PartnerControls">
+  <documentManagement>
+    <TaxCatchAll xmlns="fa1ba186-cf14-4658-82ff-4e1486731960" xsi:nil="true"/>
+    <lcf76f155ced4ddcb4097134ff3c332f xmlns="52a6887f-9537-4a34-8793-b765f13d0873">
+      <Terms xmlns="http://schemas.microsoft.com/office/infopath/2007/PartnerControls"/>
+    </lcf76f155ced4ddcb4097134ff3c332f>
+  </documentManagement>
+</p:properties>
+</file>
+
+<file path=customXml/item2.xml><?xml version="1.0" encoding="utf-8"?>
+<b:Sources xmlns:b="http://schemas.openxmlformats.org/officeDocument/2006/bibliography" xmlns="http://schemas.openxmlformats.org/officeDocument/2006/bibliography" SelectedStyle="\APASixthEditionOfficeOnline.xsl" StyleName="APA" Version="6"/>
+</file>
+
+<file path=customXml/item3.xml><?xml version="1.0" encoding="utf-8"?>
 <?mso-contentType ?>
 <FormTemplates xmlns="http://schemas.microsoft.com/sharepoint/v3/contenttype/forms">
   <Display>DocumentLibraryForm</Display>
@@ -24934,7 +25215,7 @@
 </FormTemplates>
 </file>
 
-<file path=customXml/item2.xml><?xml version="1.0" encoding="utf-8"?>
+<file path=customXml/item4.xml><?xml version="1.0" encoding="utf-8"?>
 <ct:contentTypeSchema xmlns:ct="http://schemas.microsoft.com/office/2006/metadata/contentType" xmlns:ma="http://schemas.microsoft.com/office/2006/metadata/properties/metaAttributes" ct:_="" ma:_="" ma:contentTypeName="Documento" ma:contentTypeID="0x0101003F8ECAAF88AFCB4AB1D806FDE394FD03" ma:contentTypeVersion="12" ma:contentTypeDescription="Criar um novo documento." ma:contentTypeScope="" ma:versionID="541e5482cd22746a72c07b4578302587">
   <xsd:schema xmlns:xsd="http://www.w3.org/2001/XMLSchema" xmlns:xs="http://www.w3.org/2001/XMLSchema" xmlns:p="http://schemas.microsoft.com/office/2006/metadata/properties" xmlns:ns2="52a6887f-9537-4a34-8793-b765f13d0873" xmlns:ns3="fa1ba186-cf14-4658-82ff-4e1486731960" targetNamespace="http://schemas.microsoft.com/office/2006/metadata/properties" ma:root="true" ma:fieldsID="4badabe4fa58f02b4fe1f9c3f11ac53e" ns2:_="" ns3:_="">
     <xsd:import namespace="52a6887f-9537-4a34-8793-b765f13d0873"/>
@@ -25135,22 +25416,26 @@
 </ct:contentTypeSchema>
 </file>
 
-<file path=customXml/item3.xml><?xml version="1.0" encoding="utf-8"?>
-<b:Sources xmlns:b="http://schemas.openxmlformats.org/officeDocument/2006/bibliography" xmlns="http://schemas.openxmlformats.org/officeDocument/2006/bibliography" SelectedStyle="\APASixthEditionOfficeOnline.xsl" StyleName="APA" Version="6"/>
+<file path=customXml/itemProps1.xml><?xml version="1.0" encoding="utf-8"?>
+<ds:datastoreItem xmlns:ds="http://schemas.openxmlformats.org/officeDocument/2006/customXml" ds:itemID="{B0D02839-B28B-4402-A79D-B0CCDC274F38}">
+  <ds:schemaRefs>
+    <ds:schemaRef ds:uri="http://schemas.microsoft.com/office/2006/metadata/properties"/>
+    <ds:schemaRef ds:uri="http://schemas.microsoft.com/office/infopath/2007/PartnerControls"/>
+    <ds:schemaRef ds:uri="fa1ba186-cf14-4658-82ff-4e1486731960"/>
+    <ds:schemaRef ds:uri="52a6887f-9537-4a34-8793-b765f13d0873"/>
+  </ds:schemaRefs>
+</ds:datastoreItem>
 </file>
 
-<file path=customXml/item4.xml><?xml version="1.0" encoding="utf-8"?>
-<p:properties xmlns:p="http://schemas.microsoft.com/office/2006/metadata/properties" xmlns:xsi="http://www.w3.org/2001/XMLSchema-instance" xmlns:pc="http://schemas.microsoft.com/office/infopath/2007/PartnerControls">
-  <documentManagement>
-    <TaxCatchAll xmlns="fa1ba186-cf14-4658-82ff-4e1486731960" xsi:nil="true"/>
-    <lcf76f155ced4ddcb4097134ff3c332f xmlns="52a6887f-9537-4a34-8793-b765f13d0873">
-      <Terms xmlns="http://schemas.microsoft.com/office/infopath/2007/PartnerControls"/>
-    </lcf76f155ced4ddcb4097134ff3c332f>
-  </documentManagement>
-</p:properties>
+<file path=customXml/itemProps2.xml><?xml version="1.0" encoding="utf-8"?>
+<ds:datastoreItem xmlns:ds="http://schemas.openxmlformats.org/officeDocument/2006/customXml" ds:itemID="{A25B1696-18C1-4D15-B3DC-70744EEF1791}">
+  <ds:schemaRefs>
+    <ds:schemaRef ds:uri="http://schemas.openxmlformats.org/officeDocument/2006/bibliography"/>
+  </ds:schemaRefs>
+</ds:datastoreItem>
 </file>
 
-<file path=customXml/itemProps1.xml><?xml version="1.0" encoding="utf-8"?>
+<file path=customXml/itemProps3.xml><?xml version="1.0" encoding="utf-8"?>
 <ds:datastoreItem xmlns:ds="http://schemas.openxmlformats.org/officeDocument/2006/customXml" ds:itemID="{990C7B0B-29F8-4472-849D-8AEB923CF9C9}">
   <ds:schemaRefs>
     <ds:schemaRef ds:uri="http://schemas.microsoft.com/sharepoint/v3/contenttype/forms"/>
@@ -25158,7 +25443,7 @@
 </ds:datastoreItem>
 </file>
 
-<file path=customXml/itemProps2.xml><?xml version="1.0" encoding="utf-8"?>
+<file path=customXml/itemProps4.xml><?xml version="1.0" encoding="utf-8"?>
 <ds:datastoreItem xmlns:ds="http://schemas.openxmlformats.org/officeDocument/2006/customXml" ds:itemID="{B04309D4-A979-44A4-8B48-1DFD9E70F312}">
   <ds:schemaRefs>
     <ds:schemaRef ds:uri="http://schemas.microsoft.com/office/2006/metadata/contentType"/>
@@ -25175,23 +25460,4 @@
     <ds:schemaRef ds:uri="http://schemas.microsoft.com/internal/obd"/>
   </ds:schemaRefs>
 </ds:datastoreItem>
-</file>
-
-<file path=customXml/itemProps3.xml><?xml version="1.0" encoding="utf-8"?>
-<ds:datastoreItem xmlns:ds="http://schemas.openxmlformats.org/officeDocument/2006/customXml" ds:itemID="{A25B1696-18C1-4D15-B3DC-70744EEF1791}">
-  <ds:schemaRefs>
-    <ds:schemaRef ds:uri="http://schemas.openxmlformats.org/officeDocument/2006/bibliography"/>
-  </ds:schemaRefs>
-</ds:datastoreItem>
-</file>
-
-<file path=customXml/itemProps4.xml><?xml version="1.0" encoding="utf-8"?>
-<ds:datastoreItem xmlns:ds="http://schemas.openxmlformats.org/officeDocument/2006/customXml" ds:itemID="{B0D02839-B28B-4402-A79D-B0CCDC274F38}">
-  <ds:schemaRefs>
-    <ds:schemaRef ds:uri="http://schemas.microsoft.com/office/2006/metadata/properties"/>
-    <ds:schemaRef ds:uri="http://schemas.microsoft.com/office/infopath/2007/PartnerControls"/>
-    <ds:schemaRef ds:uri="fa1ba186-cf14-4658-82ff-4e1486731960"/>
-    <ds:schemaRef ds:uri="52a6887f-9537-4a34-8793-b765f13d0873"/>
-  </ds:schemaRefs>
-</ds:datastoreItem>
 </file>
--- a/MDS-2026-Relatorio.docx
+++ b/MDS-2026-Relatorio.docx
@@ -1,6 +1,6 @@
 
 <file path=word/document.xml><?xml version="1.0" encoding="utf-8"?>
-<w:document xmlns:wpc="http://schemas.microsoft.com/office/word/2010/wordprocessingCanvas" xmlns:cx="http://schemas.microsoft.com/office/drawing/2014/chartex" xmlns:cx1="http://schemas.microsoft.com/office/drawing/2015/9/8/chartex" xmlns:cx2="http://schemas.microsoft.com/office/drawing/2015/10/21/chartex" xmlns:cx3="http://schemas.microsoft.com/office/drawing/2016/5/9/chartex" xmlns:cx4="http://schemas.microsoft.com/office/drawing/2016/5/10/chartex" xmlns:cx5="http://schemas.microsoft.com/office/drawing/2016/5/11/chartex" xmlns:cx6="http://schemas.microsoft.com/office/drawing/2016/5/12/chartex" xmlns:cx7="http://schemas.microsoft.com/office/drawing/2016/5/13/chartex" xmlns:cx8="http://schemas.microsoft.com/office/drawing/2016/5/14/chartex" xmlns:mc="http://schemas.openxmlformats.org/markup-compatibility/2006" xmlns:aink="http://schemas.microsoft.com/office/drawing/2016/ink" xmlns:am3d="http://schemas.microsoft.com/office/drawing/2017/model3d" xmlns:o="urn:schemas-microsoft-com:office:office" xmlns:oel="http://schemas.microsoft.com/office/2019/extlst" xmlns:r="http://schemas.openxmlformats.org/officeDocument/2006/relationships" xmlns:m="http://schemas.openxmlformats.org/officeDocument/2006/math" xmlns:v="urn:schemas-microsoft-com:vml" xmlns:wp14="http://schemas.microsoft.com/office/word/2010/wordprocessingDrawing" xmlns:wp="http://schemas.openxmlformats.org/drawingml/2006/wordprocessingDrawing" xmlns:w10="urn:schemas-microsoft-com:office:word" xmlns:w="http://schemas.openxmlformats.org/wordprocessingml/2006/main" xmlns:w14="http://schemas.microsoft.com/office/word/2010/wordml" xmlns:w15="http://schemas.microsoft.com/office/word/2012/wordml" xmlns:w16cex="http://schemas.microsoft.com/office/word/2018/wordml/cex" xmlns:w16cid="http://schemas.microsoft.com/office/word/2016/wordml/cid" xmlns:w16="http://schemas.microsoft.com/office/word/2018/wordml" xmlns:w16sdtdh="http://schemas.microsoft.com/office/word/2020/wordml/sdtdatahash" xmlns:w16se="http://schemas.microsoft.com/office/word/2015/wordml/symex" xmlns:wpg="http://schemas.microsoft.com/office/word/2010/wordprocessingGroup" xmlns:wpi="http://schemas.microsoft.com/office/word/2010/wordprocessingInk" xmlns:wne="http://schemas.microsoft.com/office/word/2006/wordml" xmlns:wps="http://schemas.microsoft.com/office/word/2010/wordprocessingShape" mc:Ignorable="w14 w15 w16se w16cid w16 w16cex w16sdtdh wp14">
+<w:document xmlns:wpc="http://schemas.microsoft.com/office/word/2010/wordprocessingCanvas" xmlns:cx="http://schemas.microsoft.com/office/drawing/2014/chartex" xmlns:cx1="http://schemas.microsoft.com/office/drawing/2015/9/8/chartex" xmlns:cx2="http://schemas.microsoft.com/office/drawing/2015/10/21/chartex" xmlns:cx3="http://schemas.microsoft.com/office/drawing/2016/5/9/chartex" xmlns:cx4="http://schemas.microsoft.com/office/drawing/2016/5/10/chartex" xmlns:cx5="http://schemas.microsoft.com/office/drawing/2016/5/11/chartex" xmlns:cx6="http://schemas.microsoft.com/office/drawing/2016/5/12/chartex" xmlns:cx7="http://schemas.microsoft.com/office/drawing/2016/5/13/chartex" xmlns:cx8="http://schemas.microsoft.com/office/drawing/2016/5/14/chartex" xmlns:mc="http://schemas.openxmlformats.org/markup-compatibility/2006" xmlns:m="http://schemas.openxmlformats.org/officeDocument/2006/math" xmlns:aink="http://schemas.microsoft.com/office/drawing/2016/ink" xmlns:am3d="http://schemas.microsoft.com/office/drawing/2017/model3d" xmlns:oel="http://schemas.microsoft.com/office/2019/extlst" xmlns:r="http://schemas.openxmlformats.org/officeDocument/2006/relationships" xmlns:wp14="http://schemas.microsoft.com/office/word/2010/wordprocessingDrawing" xmlns:wp="http://schemas.openxmlformats.org/drawingml/2006/wordprocessingDrawing" xmlns:wpg="http://schemas.microsoft.com/office/word/2010/wordprocessingGroup" xmlns:wpi="http://schemas.microsoft.com/office/word/2010/wordprocessingInk" xmlns:wps="http://schemas.microsoft.com/office/word/2010/wordprocessingShape" xmlns:o="urn:schemas-microsoft-com:office:office" xmlns:v="urn:schemas-microsoft-com:vml" xmlns:w10="urn:schemas-microsoft-com:office:word" xmlns:w="http://schemas.openxmlformats.org/wordprocessingml/2006/main" xmlns:w14="http://schemas.microsoft.com/office/word/2010/wordml" xmlns:w15="http://schemas.microsoft.com/office/word/2012/wordml" xmlns:w16cex="http://schemas.microsoft.com/office/word/2018/wordml/cex" xmlns:w16cid="http://schemas.microsoft.com/office/word/2016/wordml/cid" xmlns:w16="http://schemas.microsoft.com/office/word/2018/wordml" xmlns:w16sdtdh="http://schemas.microsoft.com/office/word/2020/wordml/sdtdatahash" xmlns:w16sdtfl="http://schemas.microsoft.com/office/word/2024/wordml/sdtformatlock" xmlns:w16se="http://schemas.microsoft.com/office/word/2015/wordml/symex" xmlns:w16du="http://schemas.microsoft.com/office/word/2023/wordml/word16du" xmlns:wne="http://schemas.microsoft.com/office/word/2006/wordml" mc:Ignorable="w14 w15 w16se w16cid w16 w16cex w16sdtdh w16sdtfl w16du wp14">
   <w:body>
     <w:tbl>
       <w:tblPr>
@@ -1013,7 +1013,7 @@
             </w:rPr>
             <w:fldChar w:fldCharType="separate"/>
           </w:r>
-          <w:hyperlink w:anchor="_Toc232856230" w:history="1">
+          <w:hyperlink w:anchor="_Toc232869309" w:history="1">
             <w:r>
               <w:rPr>
                 <w:rStyle w:val="Hiperligao"/>
@@ -1040,7 +1040,7 @@
                 <w:noProof/>
                 <w:webHidden/>
               </w:rPr>
-              <w:instrText xml:space="preserve"> PAGEREF _Toc232856230 \h </w:instrText>
+              <w:instrText xml:space="preserve"> PAGEREF _Toc232869309 \h </w:instrText>
             </w:r>
             <w:r>
               <w:rPr>
@@ -1091,7 +1091,7 @@
               <w14:ligatures w14:val="standardContextual"/>
             </w:rPr>
           </w:pPr>
-          <w:hyperlink w:anchor="_Toc232856231" w:history="1">
+          <w:hyperlink w:anchor="_Toc232869310" w:history="1">
             <w:r>
               <w:rPr>
                 <w:rStyle w:val="Hiperligao"/>
@@ -1118,7 +1118,7 @@
                 <w:noProof/>
                 <w:webHidden/>
               </w:rPr>
-              <w:instrText xml:space="preserve"> PAGEREF _Toc232856231 \h </w:instrText>
+              <w:instrText xml:space="preserve"> PAGEREF _Toc232869310 \h </w:instrText>
             </w:r>
             <w:r>
               <w:rPr>
@@ -1170,7 +1170,7 @@
               <w14:ligatures w14:val="standardContextual"/>
             </w:rPr>
           </w:pPr>
-          <w:hyperlink w:anchor="_Toc232856232" w:history="1">
+          <w:hyperlink w:anchor="_Toc232869311" w:history="1">
             <w:r>
               <w:rPr>
                 <w:rStyle w:val="Hiperligao"/>
@@ -1220,7 +1220,7 @@
                 <w:noProof/>
                 <w:webHidden/>
               </w:rPr>
-              <w:instrText xml:space="preserve"> PAGEREF _Toc232856232 \h </w:instrText>
+              <w:instrText xml:space="preserve"> PAGEREF _Toc232869311 \h </w:instrText>
             </w:r>
             <w:r>
               <w:rPr>
@@ -1271,7 +1271,7 @@
               <w14:ligatures w14:val="standardContextual"/>
             </w:rPr>
           </w:pPr>
-          <w:hyperlink w:anchor="_Toc232856233" w:history="1">
+          <w:hyperlink w:anchor="_Toc232869312" w:history="1">
             <w:r>
               <w:rPr>
                 <w:rStyle w:val="Hiperligao"/>
@@ -1320,7 +1320,7 @@
                 <w:noProof/>
                 <w:webHidden/>
               </w:rPr>
-              <w:instrText xml:space="preserve"> PAGEREF _Toc232856233 \h </w:instrText>
+              <w:instrText xml:space="preserve"> PAGEREF _Toc232869312 \h </w:instrText>
             </w:r>
             <w:r>
               <w:rPr>
@@ -1372,7 +1372,7 @@
               <w14:ligatures w14:val="standardContextual"/>
             </w:rPr>
           </w:pPr>
-          <w:hyperlink w:anchor="_Toc232856234" w:history="1">
+          <w:hyperlink w:anchor="_Toc232869313" w:history="1">
             <w:r>
               <w:rPr>
                 <w:rStyle w:val="Hiperligao"/>
@@ -1422,7 +1422,7 @@
                 <w:noProof/>
                 <w:webHidden/>
               </w:rPr>
-              <w:instrText xml:space="preserve"> PAGEREF _Toc232856234 \h </w:instrText>
+              <w:instrText xml:space="preserve"> PAGEREF _Toc232869313 \h </w:instrText>
             </w:r>
             <w:r>
               <w:rPr>
@@ -1473,7 +1473,7 @@
               <w14:ligatures w14:val="standardContextual"/>
             </w:rPr>
           </w:pPr>
-          <w:hyperlink w:anchor="_Toc232856235" w:history="1">
+          <w:hyperlink w:anchor="_Toc232869314" w:history="1">
             <w:r>
               <w:rPr>
                 <w:rStyle w:val="Hiperligao"/>
@@ -1522,7 +1522,7 @@
                 <w:noProof/>
                 <w:webHidden/>
               </w:rPr>
-              <w:instrText xml:space="preserve"> PAGEREF _Toc232856235 \h </w:instrText>
+              <w:instrText xml:space="preserve"> PAGEREF _Toc232869314 \h </w:instrText>
             </w:r>
             <w:r>
               <w:rPr>
@@ -1571,7 +1571,7 @@
               <w14:ligatures w14:val="standardContextual"/>
             </w:rPr>
           </w:pPr>
-          <w:hyperlink w:anchor="_Toc232856236" w:history="1">
+          <w:hyperlink w:anchor="_Toc232869315" w:history="1">
             <w:r>
               <w:rPr>
                 <w:rStyle w:val="Hiperligao"/>
@@ -1618,7 +1618,7 @@
                 <w:noProof/>
                 <w:webHidden/>
               </w:rPr>
-              <w:instrText xml:space="preserve"> PAGEREF _Toc232856236 \h </w:instrText>
+              <w:instrText xml:space="preserve"> PAGEREF _Toc232869315 \h </w:instrText>
             </w:r>
             <w:r>
               <w:rPr>
@@ -1667,7 +1667,7 @@
               <w14:ligatures w14:val="standardContextual"/>
             </w:rPr>
           </w:pPr>
-          <w:hyperlink w:anchor="_Toc232856237" w:history="1">
+          <w:hyperlink w:anchor="_Toc232869316" w:history="1">
             <w:r>
               <w:rPr>
                 <w:rStyle w:val="Hiperligao"/>
@@ -1714,7 +1714,7 @@
                 <w:noProof/>
                 <w:webHidden/>
               </w:rPr>
-              <w:instrText xml:space="preserve"> PAGEREF _Toc232856237 \h </w:instrText>
+              <w:instrText xml:space="preserve"> PAGEREF _Toc232869316 \h </w:instrText>
             </w:r>
             <w:r>
               <w:rPr>
@@ -1763,7 +1763,7 @@
               <w14:ligatures w14:val="standardContextual"/>
             </w:rPr>
           </w:pPr>
-          <w:hyperlink w:anchor="_Toc232856238" w:history="1">
+          <w:hyperlink w:anchor="_Toc232869317" w:history="1">
             <w:r>
               <w:rPr>
                 <w:rStyle w:val="Hiperligao"/>
@@ -1810,7 +1810,7 @@
                 <w:noProof/>
                 <w:webHidden/>
               </w:rPr>
-              <w:instrText xml:space="preserve"> PAGEREF _Toc232856238 \h </w:instrText>
+              <w:instrText xml:space="preserve"> PAGEREF _Toc232869317 \h </w:instrText>
             </w:r>
             <w:r>
               <w:rPr>
@@ -1859,7 +1859,7 @@
               <w14:ligatures w14:val="standardContextual"/>
             </w:rPr>
           </w:pPr>
-          <w:hyperlink w:anchor="_Toc232856239" w:history="1">
+          <w:hyperlink w:anchor="_Toc232869318" w:history="1">
             <w:r>
               <w:rPr>
                 <w:rStyle w:val="Hiperligao"/>
@@ -1906,7 +1906,7 @@
                 <w:noProof/>
                 <w:webHidden/>
               </w:rPr>
-              <w:instrText xml:space="preserve"> PAGEREF _Toc232856239 \h </w:instrText>
+              <w:instrText xml:space="preserve"> PAGEREF _Toc232869318 \h </w:instrText>
             </w:r>
             <w:r>
               <w:rPr>
@@ -1955,7 +1955,7 @@
               <w14:ligatures w14:val="standardContextual"/>
             </w:rPr>
           </w:pPr>
-          <w:hyperlink w:anchor="_Toc232856240" w:history="1">
+          <w:hyperlink w:anchor="_Toc232869319" w:history="1">
             <w:r>
               <w:rPr>
                 <w:rStyle w:val="Hiperligao"/>
@@ -2002,7 +2002,7 @@
                 <w:noProof/>
                 <w:webHidden/>
               </w:rPr>
-              <w:instrText xml:space="preserve"> PAGEREF _Toc232856240 \h </w:instrText>
+              <w:instrText xml:space="preserve"> PAGEREF _Toc232869319 \h </w:instrText>
             </w:r>
             <w:r>
               <w:rPr>
@@ -2053,7 +2053,7 @@
               <w14:ligatures w14:val="standardContextual"/>
             </w:rPr>
           </w:pPr>
-          <w:hyperlink w:anchor="_Toc232856241" w:history="1">
+          <w:hyperlink w:anchor="_Toc232869320" w:history="1">
             <w:r>
               <w:rPr>
                 <w:rStyle w:val="Hiperligao"/>
@@ -2102,7 +2102,7 @@
                 <w:noProof/>
                 <w:webHidden/>
               </w:rPr>
-              <w:instrText xml:space="preserve"> PAGEREF _Toc232856241 \h </w:instrText>
+              <w:instrText xml:space="preserve"> PAGEREF _Toc232869320 \h </w:instrText>
             </w:r>
             <w:r>
               <w:rPr>
@@ -2153,7 +2153,7 @@
               <w14:ligatures w14:val="standardContextual"/>
             </w:rPr>
           </w:pPr>
-          <w:hyperlink w:anchor="_Toc232856242" w:history="1">
+          <w:hyperlink w:anchor="_Toc232869321" w:history="1">
             <w:r>
               <w:rPr>
                 <w:rStyle w:val="Hiperligao"/>
@@ -2202,7 +2202,7 @@
                 <w:noProof/>
                 <w:webHidden/>
               </w:rPr>
-              <w:instrText xml:space="preserve"> PAGEREF _Toc232856242 \h </w:instrText>
+              <w:instrText xml:space="preserve"> PAGEREF _Toc232869321 \h </w:instrText>
             </w:r>
             <w:r>
               <w:rPr>
@@ -2254,7 +2254,7 @@
               <w14:ligatures w14:val="standardContextual"/>
             </w:rPr>
           </w:pPr>
-          <w:hyperlink w:anchor="_Toc232856243" w:history="1">
+          <w:hyperlink w:anchor="_Toc232869322" w:history="1">
             <w:r>
               <w:rPr>
                 <w:rStyle w:val="Hiperligao"/>
@@ -2304,7 +2304,7 @@
                 <w:noProof/>
                 <w:webHidden/>
               </w:rPr>
-              <w:instrText xml:space="preserve"> PAGEREF _Toc232856243 \h </w:instrText>
+              <w:instrText xml:space="preserve"> PAGEREF _Toc232869322 \h </w:instrText>
             </w:r>
             <w:r>
               <w:rPr>
@@ -2355,7 +2355,7 @@
               <w14:ligatures w14:val="standardContextual"/>
             </w:rPr>
           </w:pPr>
-          <w:hyperlink w:anchor="_Toc232856244" w:history="1">
+          <w:hyperlink w:anchor="_Toc232869323" w:history="1">
             <w:r>
               <w:rPr>
                 <w:rStyle w:val="Hiperligao"/>
@@ -2404,7 +2404,7 @@
                 <w:noProof/>
                 <w:webHidden/>
               </w:rPr>
-              <w:instrText xml:space="preserve"> PAGEREF _Toc232856244 \h </w:instrText>
+              <w:instrText xml:space="preserve"> PAGEREF _Toc232869323 \h </w:instrText>
             </w:r>
             <w:r>
               <w:rPr>
@@ -2455,7 +2455,7 @@
               <w14:ligatures w14:val="standardContextual"/>
             </w:rPr>
           </w:pPr>
-          <w:hyperlink w:anchor="_Toc232856245" w:history="1">
+          <w:hyperlink w:anchor="_Toc232869324" w:history="1">
             <w:r>
               <w:rPr>
                 <w:rStyle w:val="Hiperligao"/>
@@ -2504,7 +2504,7 @@
                 <w:noProof/>
                 <w:webHidden/>
               </w:rPr>
-              <w:instrText xml:space="preserve"> PAGEREF _Toc232856245 \h </w:instrText>
+              <w:instrText xml:space="preserve"> PAGEREF _Toc232869324 \h </w:instrText>
             </w:r>
             <w:r>
               <w:rPr>
@@ -2555,7 +2555,7 @@
               <w14:ligatures w14:val="standardContextual"/>
             </w:rPr>
           </w:pPr>
-          <w:hyperlink w:anchor="_Toc232856246" w:history="1">
+          <w:hyperlink w:anchor="_Toc232869325" w:history="1">
             <w:r>
               <w:rPr>
                 <w:rStyle w:val="Hiperligao"/>
@@ -2604,7 +2604,7 @@
                 <w:noProof/>
                 <w:webHidden/>
               </w:rPr>
-              <w:instrText xml:space="preserve"> PAGEREF _Toc232856246 \h </w:instrText>
+              <w:instrText xml:space="preserve"> PAGEREF _Toc232869325 \h </w:instrText>
             </w:r>
             <w:r>
               <w:rPr>
@@ -2655,7 +2655,7 @@
               <w14:ligatures w14:val="standardContextual"/>
             </w:rPr>
           </w:pPr>
-          <w:hyperlink w:anchor="_Toc232856247" w:history="1">
+          <w:hyperlink w:anchor="_Toc232869326" w:history="1">
             <w:r>
               <w:rPr>
                 <w:rStyle w:val="Hiperligao"/>
@@ -2704,7 +2704,7 @@
                 <w:noProof/>
                 <w:webHidden/>
               </w:rPr>
-              <w:instrText xml:space="preserve"> PAGEREF _Toc232856247 \h </w:instrText>
+              <w:instrText xml:space="preserve"> PAGEREF _Toc232869326 \h </w:instrText>
             </w:r>
             <w:r>
               <w:rPr>
@@ -2724,7 +2724,7 @@
                 <w:noProof/>
                 <w:webHidden/>
               </w:rPr>
-              <w:t>19</w:t>
+              <w:t>20</w:t>
             </w:r>
             <w:r>
               <w:rPr>
@@ -2753,7 +2753,7 @@
               <w14:ligatures w14:val="standardContextual"/>
             </w:rPr>
           </w:pPr>
-          <w:hyperlink w:anchor="_Toc232856248" w:history="1">
+          <w:hyperlink w:anchor="_Toc232869327" w:history="1">
             <w:r>
               <w:rPr>
                 <w:rStyle w:val="Hiperligao"/>
@@ -2800,7 +2800,7 @@
                 <w:noProof/>
                 <w:webHidden/>
               </w:rPr>
-              <w:instrText xml:space="preserve"> PAGEREF _Toc232856248 \h </w:instrText>
+              <w:instrText xml:space="preserve"> PAGEREF _Toc232869327 \h </w:instrText>
             </w:r>
             <w:r>
               <w:rPr>
@@ -2820,7 +2820,7 @@
                 <w:noProof/>
                 <w:webHidden/>
               </w:rPr>
-              <w:t>19</w:t>
+              <w:t>20</w:t>
             </w:r>
             <w:r>
               <w:rPr>
@@ -2849,7 +2849,7 @@
               <w14:ligatures w14:val="standardContextual"/>
             </w:rPr>
           </w:pPr>
-          <w:hyperlink w:anchor="_Toc232856249" w:history="1">
+          <w:hyperlink w:anchor="_Toc232869328" w:history="1">
             <w:r>
               <w:rPr>
                 <w:rStyle w:val="Hiperligao"/>
@@ -2896,7 +2896,7 @@
                 <w:noProof/>
                 <w:webHidden/>
               </w:rPr>
-              <w:instrText xml:space="preserve"> PAGEREF _Toc232856249 \h </w:instrText>
+              <w:instrText xml:space="preserve"> PAGEREF _Toc232869328 \h </w:instrText>
             </w:r>
             <w:r>
               <w:rPr>
@@ -2916,7 +2916,7 @@
                 <w:noProof/>
                 <w:webHidden/>
               </w:rPr>
-              <w:t>21</w:t>
+              <w:t>22</w:t>
             </w:r>
             <w:r>
               <w:rPr>
@@ -2945,7 +2945,7 @@
               <w14:ligatures w14:val="standardContextual"/>
             </w:rPr>
           </w:pPr>
-          <w:hyperlink w:anchor="_Toc232856250" w:history="1">
+          <w:hyperlink w:anchor="_Toc232869329" w:history="1">
             <w:r>
               <w:rPr>
                 <w:rStyle w:val="Hiperligao"/>
@@ -2992,7 +2992,7 @@
                 <w:noProof/>
                 <w:webHidden/>
               </w:rPr>
-              <w:instrText xml:space="preserve"> PAGEREF _Toc232856250 \h </w:instrText>
+              <w:instrText xml:space="preserve"> PAGEREF _Toc232869329 \h </w:instrText>
             </w:r>
             <w:r>
               <w:rPr>
@@ -3043,7 +3043,7 @@
               <w14:ligatures w14:val="standardContextual"/>
             </w:rPr>
           </w:pPr>
-          <w:hyperlink w:anchor="_Toc232856251" w:history="1">
+          <w:hyperlink w:anchor="_Toc232869330" w:history="1">
             <w:r>
               <w:rPr>
                 <w:rStyle w:val="Hiperligao"/>
@@ -3101,7 +3101,7 @@
                 <w:noProof/>
                 <w:webHidden/>
               </w:rPr>
-              <w:instrText xml:space="preserve"> PAGEREF _Toc232856251 \h </w:instrText>
+              <w:instrText xml:space="preserve"> PAGEREF _Toc232869330 \h </w:instrText>
             </w:r>
             <w:r>
               <w:rPr>
@@ -3153,7 +3153,7 @@
               <w14:ligatures w14:val="standardContextual"/>
             </w:rPr>
           </w:pPr>
-          <w:hyperlink w:anchor="_Toc232856252" w:history="1">
+          <w:hyperlink w:anchor="_Toc232869331" w:history="1">
             <w:r>
               <w:rPr>
                 <w:rStyle w:val="Hiperligao"/>
@@ -3203,7 +3203,7 @@
                 <w:noProof/>
                 <w:webHidden/>
               </w:rPr>
-              <w:instrText xml:space="preserve"> PAGEREF _Toc232856252 \h </w:instrText>
+              <w:instrText xml:space="preserve"> PAGEREF _Toc232869331 \h </w:instrText>
             </w:r>
             <w:r>
               <w:rPr>
@@ -3278,7 +3278,7 @@
           <w:noProof/>
         </w:rPr>
       </w:pPr>
-      <w:bookmarkStart w:id="0" w:name="_Toc232856230"/>
+      <w:bookmarkStart w:id="0" w:name="_Toc232869309"/>
       <w:r>
         <w:rPr>
           <w:noProof/>
@@ -3314,7 +3314,7 @@
       <w:r>
         <w:fldChar w:fldCharType="separate"/>
       </w:r>
-      <w:hyperlink w:anchor="_Toc232856217" w:history="1">
+      <w:hyperlink w:anchor="_Toc232869293" w:history="1">
         <w:r>
           <w:rPr>
             <w:rStyle w:val="Hiperligao"/>
@@ -3341,7 +3341,7 @@
             <w:noProof/>
             <w:webHidden/>
           </w:rPr>
-          <w:instrText xml:space="preserve"> PAGEREF _Toc232856217 \h </w:instrText>
+          <w:instrText xml:space="preserve"> PAGEREF _Toc232869293 \h </w:instrText>
         </w:r>
         <w:r>
           <w:rPr>
@@ -3388,7 +3388,7 @@
           <w14:ligatures w14:val="standardContextual"/>
         </w:rPr>
       </w:pPr>
-      <w:hyperlink w:anchor="_Toc232856218" w:history="1">
+      <w:hyperlink w:anchor="_Toc232869294" w:history="1">
         <w:r>
           <w:rPr>
             <w:rStyle w:val="Hiperligao"/>
@@ -3415,7 +3415,7 @@
             <w:noProof/>
             <w:webHidden/>
           </w:rPr>
-          <w:instrText xml:space="preserve"> PAGEREF _Toc232856218 \h </w:instrText>
+          <w:instrText xml:space="preserve"> PAGEREF _Toc232869294 \h </w:instrText>
         </w:r>
         <w:r>
           <w:rPr>
@@ -3462,7 +3462,7 @@
           <w14:ligatures w14:val="standardContextual"/>
         </w:rPr>
       </w:pPr>
-      <w:hyperlink w:anchor="_Toc232856219" w:history="1">
+      <w:hyperlink w:anchor="_Toc232869295" w:history="1">
         <w:r>
           <w:rPr>
             <w:rStyle w:val="Hiperligao"/>
@@ -3489,7 +3489,7 @@
             <w:noProof/>
             <w:webHidden/>
           </w:rPr>
-          <w:instrText xml:space="preserve"> PAGEREF _Toc232856219 \h </w:instrText>
+          <w:instrText xml:space="preserve"> PAGEREF _Toc232869295 \h </w:instrText>
         </w:r>
         <w:r>
           <w:rPr>
@@ -3536,7 +3536,7 @@
           <w14:ligatures w14:val="standardContextual"/>
         </w:rPr>
       </w:pPr>
-      <w:hyperlink w:anchor="_Toc232856220" w:history="1">
+      <w:hyperlink w:anchor="_Toc232869296" w:history="1">
         <w:r>
           <w:rPr>
             <w:rStyle w:val="Hiperligao"/>
@@ -3563,7 +3563,7 @@
             <w:noProof/>
             <w:webHidden/>
           </w:rPr>
-          <w:instrText xml:space="preserve"> PAGEREF _Toc232856220 \h </w:instrText>
+          <w:instrText xml:space="preserve"> PAGEREF _Toc232869296 \h </w:instrText>
         </w:r>
         <w:r>
           <w:rPr>
@@ -3610,7 +3610,7 @@
           <w14:ligatures w14:val="standardContextual"/>
         </w:rPr>
       </w:pPr>
-      <w:hyperlink w:anchor="_Toc232856221" w:history="1">
+      <w:hyperlink w:anchor="_Toc232869297" w:history="1">
         <w:r>
           <w:rPr>
             <w:rStyle w:val="Hiperligao"/>
@@ -3637,7 +3637,7 @@
             <w:noProof/>
             <w:webHidden/>
           </w:rPr>
-          <w:instrText xml:space="preserve"> PAGEREF _Toc232856221 \h </w:instrText>
+          <w:instrText xml:space="preserve"> PAGEREF _Toc232869297 \h </w:instrText>
         </w:r>
         <w:r>
           <w:rPr>
@@ -3684,7 +3684,7 @@
           <w14:ligatures w14:val="standardContextual"/>
         </w:rPr>
       </w:pPr>
-      <w:hyperlink w:anchor="_Toc232856222" w:history="1">
+      <w:hyperlink w:anchor="_Toc232869298" w:history="1">
         <w:r>
           <w:rPr>
             <w:rStyle w:val="Hiperligao"/>
@@ -3711,7 +3711,7 @@
             <w:noProof/>
             <w:webHidden/>
           </w:rPr>
-          <w:instrText xml:space="preserve"> PAGEREF _Toc232856222 \h </w:instrText>
+          <w:instrText xml:space="preserve"> PAGEREF _Toc232869298 \h </w:instrText>
         </w:r>
         <w:r>
           <w:rPr>
@@ -3758,7 +3758,7 @@
           <w14:ligatures w14:val="standardContextual"/>
         </w:rPr>
       </w:pPr>
-      <w:hyperlink w:anchor="_Toc232856223" w:history="1">
+      <w:hyperlink w:anchor="_Toc232869299" w:history="1">
         <w:r>
           <w:rPr>
             <w:rStyle w:val="Hiperligao"/>
@@ -3785,7 +3785,7 @@
             <w:noProof/>
             <w:webHidden/>
           </w:rPr>
-          <w:instrText xml:space="preserve"> PAGEREF _Toc232856223 \h </w:instrText>
+          <w:instrText xml:space="preserve"> PAGEREF _Toc232869299 \h </w:instrText>
         </w:r>
         <w:r>
           <w:rPr>
@@ -3832,7 +3832,7 @@
           <w14:ligatures w14:val="standardContextual"/>
         </w:rPr>
       </w:pPr>
-      <w:hyperlink w:anchor="_Toc232856224" w:history="1">
+      <w:hyperlink w:anchor="_Toc232869300" w:history="1">
         <w:r>
           <w:rPr>
             <w:rStyle w:val="Hiperligao"/>
@@ -3859,7 +3859,7 @@
             <w:noProof/>
             <w:webHidden/>
           </w:rPr>
-          <w:instrText xml:space="preserve"> PAGEREF _Toc232856224 \h </w:instrText>
+          <w:instrText xml:space="preserve"> PAGEREF _Toc232869300 \h </w:instrText>
         </w:r>
         <w:r>
           <w:rPr>
@@ -3906,7 +3906,7 @@
           <w14:ligatures w14:val="standardContextual"/>
         </w:rPr>
       </w:pPr>
-      <w:hyperlink w:anchor="_Toc232856225" w:history="1">
+      <w:hyperlink w:anchor="_Toc232869301" w:history="1">
         <w:r>
           <w:rPr>
             <w:rStyle w:val="Hiperligao"/>
@@ -3933,7 +3933,7 @@
             <w:noProof/>
             <w:webHidden/>
           </w:rPr>
-          <w:instrText xml:space="preserve"> PAGEREF _Toc232856225 \h </w:instrText>
+          <w:instrText xml:space="preserve"> PAGEREF _Toc232869301 \h </w:instrText>
         </w:r>
         <w:r>
           <w:rPr>
@@ -3980,7 +3980,7 @@
           <w14:ligatures w14:val="standardContextual"/>
         </w:rPr>
       </w:pPr>
-      <w:hyperlink w:anchor="_Toc232856226" w:history="1">
+      <w:hyperlink w:anchor="_Toc232869302" w:history="1">
         <w:r>
           <w:rPr>
             <w:rStyle w:val="Hiperligao"/>
@@ -4007,7 +4007,7 @@
             <w:noProof/>
             <w:webHidden/>
           </w:rPr>
-          <w:instrText xml:space="preserve"> PAGEREF _Toc232856226 \h </w:instrText>
+          <w:instrText xml:space="preserve"> PAGEREF _Toc232869302 \h </w:instrText>
         </w:r>
         <w:r>
           <w:rPr>
@@ -4054,21 +4054,13 @@
           <w14:ligatures w14:val="standardContextual"/>
         </w:rPr>
       </w:pPr>
-      <w:hyperlink w:anchor="_Toc232856227" w:history="1">
+      <w:hyperlink w:anchor="_Toc232869303" w:history="1">
         <w:r>
           <w:rPr>
             <w:rStyle w:val="Hiperligao"/>
             <w:noProof/>
           </w:rPr>
-          <w:t xml:space="preserve">Figura 11 – Diagrama de classes </w:t>
-        </w:r>
-        <w:r>
-          <w:rPr>
-            <w:rStyle w:val="Hiperligao"/>
-            <w:noProof/>
-            <w:highlight w:val="yellow"/>
-          </w:rPr>
-          <w:t>do iShopping.</w:t>
+          <w:t>Figura 11 – Diagrama de classes do iShopping.</w:t>
         </w:r>
         <w:r>
           <w:rPr>
@@ -4089,7 +4081,7 @@
             <w:noProof/>
             <w:webHidden/>
           </w:rPr>
-          <w:instrText xml:space="preserve"> PAGEREF _Toc232856227 \h </w:instrText>
+          <w:instrText xml:space="preserve"> PAGEREF _Toc232869303 \h </w:instrText>
         </w:r>
         <w:r>
           <w:rPr>
@@ -4140,7 +4132,7 @@
         </w:numPr>
         <w:ind w:left="432" w:hanging="432"/>
       </w:pPr>
-      <w:bookmarkStart w:id="1" w:name="_Toc232856231"/>
+      <w:bookmarkStart w:id="1" w:name="_Toc232869310"/>
       <w:r>
         <w:lastRenderedPageBreak/>
         <w:t>Índice de Tabelas</w:t>
@@ -4157,7 +4149,11 @@
         <w:rPr>
           <w:rFonts w:eastAsiaTheme="minorEastAsia"/>
           <w:noProof/>
+          <w:kern w:val="2"/>
+          <w:sz w:val="24"/>
+          <w:szCs w:val="24"/>
           <w:lang w:eastAsia="pt-PT"/>
+          <w14:ligatures w14:val="standardContextual"/>
         </w:rPr>
       </w:pPr>
       <w:r>
@@ -4169,7 +4165,7 @@
       <w:r>
         <w:fldChar w:fldCharType="separate"/>
       </w:r>
-      <w:hyperlink w:anchor="_Toc231912714" w:history="1">
+      <w:hyperlink w:anchor="_Toc232869304" w:history="1">
         <w:r>
           <w:rPr>
             <w:rStyle w:val="Hiperligao"/>
@@ -4196,7 +4192,81 @@
             <w:noProof/>
             <w:webHidden/>
           </w:rPr>
-          <w:instrText xml:space="preserve"> PAGEREF _Toc231912714 \h </w:instrText>
+          <w:instrText xml:space="preserve"> PAGEREF _Toc232869304 \h </w:instrText>
+        </w:r>
+        <w:r>
+          <w:rPr>
+            <w:noProof/>
+            <w:webHidden/>
+          </w:rPr>
+        </w:r>
+        <w:r>
+          <w:rPr>
+            <w:noProof/>
+            <w:webHidden/>
+          </w:rPr>
+          <w:fldChar w:fldCharType="separate"/>
+        </w:r>
+        <w:r>
+          <w:rPr>
+            <w:noProof/>
+            <w:webHidden/>
+          </w:rPr>
+          <w:t>7</w:t>
+        </w:r>
+        <w:r>
+          <w:rPr>
+            <w:noProof/>
+            <w:webHidden/>
+          </w:rPr>
+          <w:fldChar w:fldCharType="end"/>
+        </w:r>
+      </w:hyperlink>
+    </w:p>
+    <w:p>
+      <w:pPr>
+        <w:pStyle w:val="ndicedeilustraes"/>
+        <w:tabs>
+          <w:tab w:val="right" w:leader="dot" w:pos="9628"/>
+        </w:tabs>
+        <w:rPr>
+          <w:rFonts w:eastAsiaTheme="minorEastAsia"/>
+          <w:noProof/>
+          <w:kern w:val="2"/>
+          <w:sz w:val="24"/>
+          <w:szCs w:val="24"/>
+          <w:lang w:eastAsia="pt-PT"/>
+          <w14:ligatures w14:val="standardContextual"/>
+        </w:rPr>
+      </w:pPr>
+      <w:hyperlink w:anchor="_Toc232869305" w:history="1">
+        <w:r>
+          <w:rPr>
+            <w:rStyle w:val="Hiperligao"/>
+            <w:noProof/>
+          </w:rPr>
+          <w:t>Tabela 2 – Descrição do Listonic</w:t>
+        </w:r>
+        <w:r>
+          <w:rPr>
+            <w:noProof/>
+            <w:webHidden/>
+          </w:rPr>
+          <w:tab/>
+        </w:r>
+        <w:r>
+          <w:rPr>
+            <w:noProof/>
+            <w:webHidden/>
+          </w:rPr>
+          <w:fldChar w:fldCharType="begin"/>
+        </w:r>
+        <w:r>
+          <w:rPr>
+            <w:noProof/>
+            <w:webHidden/>
+          </w:rPr>
+          <w:instrText xml:space="preserve"> PAGEREF _Toc232869305 \h </w:instrText>
         </w:r>
         <w:r>
           <w:rPr>
@@ -4236,16 +4306,20 @@
         <w:rPr>
           <w:rFonts w:eastAsiaTheme="minorEastAsia"/>
           <w:noProof/>
+          <w:kern w:val="2"/>
+          <w:sz w:val="24"/>
+          <w:szCs w:val="24"/>
           <w:lang w:eastAsia="pt-PT"/>
+          <w14:ligatures w14:val="standardContextual"/>
         </w:rPr>
       </w:pPr>
-      <w:hyperlink w:anchor="_Toc231912715" w:history="1">
+      <w:hyperlink w:anchor="_Toc232869306" w:history="1">
         <w:r>
           <w:rPr>
             <w:rStyle w:val="Hiperligao"/>
             <w:noProof/>
           </w:rPr>
-          <w:t>Tabela 2 – Descrição do Listonic</w:t>
+          <w:t>Tabela 3 – Descrição do HomeBudget</w:t>
         </w:r>
         <w:r>
           <w:rPr>
@@ -4266,7 +4340,7 @@
             <w:noProof/>
             <w:webHidden/>
           </w:rPr>
-          <w:instrText xml:space="preserve"> PAGEREF _Toc231912715 \h </w:instrText>
+          <w:instrText xml:space="preserve"> PAGEREF _Toc232869306 \h </w:instrText>
         </w:r>
         <w:r>
           <w:rPr>
@@ -4306,16 +4380,20 @@
         <w:rPr>
           <w:rFonts w:eastAsiaTheme="minorEastAsia"/>
           <w:noProof/>
+          <w:kern w:val="2"/>
+          <w:sz w:val="24"/>
+          <w:szCs w:val="24"/>
           <w:lang w:eastAsia="pt-PT"/>
+          <w14:ligatures w14:val="standardContextual"/>
         </w:rPr>
       </w:pPr>
-      <w:hyperlink w:anchor="_Toc231912716" w:history="1">
+      <w:hyperlink w:anchor="_Toc232869307" w:history="1">
         <w:r>
           <w:rPr>
             <w:rStyle w:val="Hiperligao"/>
             <w:noProof/>
           </w:rPr>
-          <w:t>Tabela 3 – Descrição do HomeBudget</w:t>
+          <w:t>Tabela 4 – Resumo das características dos Sistemas concorrenciais</w:t>
         </w:r>
         <w:r>
           <w:rPr>
@@ -4336,7 +4414,7 @@
             <w:noProof/>
             <w:webHidden/>
           </w:rPr>
-          <w:instrText xml:space="preserve"> PAGEREF _Toc231912716 \h </w:instrText>
+          <w:instrText xml:space="preserve"> PAGEREF _Toc232869307 \h </w:instrText>
         </w:r>
         <w:r>
           <w:rPr>
@@ -4376,80 +4454,14 @@
         <w:rPr>
           <w:rFonts w:eastAsiaTheme="minorEastAsia"/>
           <w:noProof/>
+          <w:kern w:val="2"/>
+          <w:sz w:val="24"/>
+          <w:szCs w:val="24"/>
           <w:lang w:eastAsia="pt-PT"/>
+          <w14:ligatures w14:val="standardContextual"/>
         </w:rPr>
       </w:pPr>
-      <w:hyperlink w:anchor="_Toc231912717" w:history="1">
-        <w:r>
-          <w:rPr>
-            <w:rStyle w:val="Hiperligao"/>
-            <w:noProof/>
-          </w:rPr>
-          <w:t>Tabela 4 – Resumo das características dos Sistemas concorrenciais</w:t>
-        </w:r>
-        <w:r>
-          <w:rPr>
-            <w:noProof/>
-            <w:webHidden/>
-          </w:rPr>
-          <w:tab/>
-        </w:r>
-        <w:r>
-          <w:rPr>
-            <w:noProof/>
-            <w:webHidden/>
-          </w:rPr>
-          <w:fldChar w:fldCharType="begin"/>
-        </w:r>
-        <w:r>
-          <w:rPr>
-            <w:noProof/>
-            <w:webHidden/>
-          </w:rPr>
-          <w:instrText xml:space="preserve"> PAGEREF _Toc231912717 \h </w:instrText>
-        </w:r>
-        <w:r>
-          <w:rPr>
-            <w:noProof/>
-            <w:webHidden/>
-          </w:rPr>
-        </w:r>
-        <w:r>
-          <w:rPr>
-            <w:noProof/>
-            <w:webHidden/>
-          </w:rPr>
-          <w:fldChar w:fldCharType="separate"/>
-        </w:r>
-        <w:r>
-          <w:rPr>
-            <w:noProof/>
-            <w:webHidden/>
-          </w:rPr>
-          <w:t>10</w:t>
-        </w:r>
-        <w:r>
-          <w:rPr>
-            <w:noProof/>
-            <w:webHidden/>
-          </w:rPr>
-          <w:fldChar w:fldCharType="end"/>
-        </w:r>
-      </w:hyperlink>
-    </w:p>
-    <w:p>
-      <w:pPr>
-        <w:pStyle w:val="ndicedeilustraes"/>
-        <w:tabs>
-          <w:tab w:val="right" w:leader="dot" w:pos="9628"/>
-        </w:tabs>
-        <w:rPr>
-          <w:rFonts w:eastAsiaTheme="minorEastAsia"/>
-          <w:noProof/>
-          <w:lang w:eastAsia="pt-PT"/>
-        </w:rPr>
-      </w:pPr>
-      <w:hyperlink w:anchor="_Toc231912718" w:history="1">
+      <w:hyperlink w:anchor="_Toc232869308" w:history="1">
         <w:r>
           <w:rPr>
             <w:rStyle w:val="Hiperligao"/>
@@ -4476,7 +4488,7 @@
             <w:noProof/>
             <w:webHidden/>
           </w:rPr>
-          <w:instrText xml:space="preserve"> PAGEREF _Toc231912718 \h </w:instrText>
+          <w:instrText xml:space="preserve"> PAGEREF _Toc232869308 \h </w:instrText>
         </w:r>
         <w:r>
           <w:rPr>
@@ -4496,7 +4508,7 @@
             <w:noProof/>
             <w:webHidden/>
           </w:rPr>
-          <w:t>16</w:t>
+          <w:t>15</w:t>
         </w:r>
         <w:r>
           <w:rPr>
@@ -4521,7 +4533,7 @@
       <w:pPr>
         <w:pStyle w:val="Ttulo1"/>
       </w:pPr>
-      <w:bookmarkStart w:id="2" w:name="_Toc232856232"/>
+      <w:bookmarkStart w:id="2" w:name="_Toc232869311"/>
       <w:r>
         <w:lastRenderedPageBreak/>
         <w:t>Introdução</w:t>
@@ -4691,7 +4703,7 @@
           <w:noProof/>
         </w:rPr>
       </w:pPr>
-      <w:bookmarkStart w:id="3" w:name="_Toc232856233"/>
+      <w:bookmarkStart w:id="3" w:name="_Toc232869312"/>
       <w:r>
         <w:rPr>
           <w:noProof/>
@@ -4747,15 +4759,7 @@
       </w:r>
       <w:proofErr w:type="spellEnd"/>
       <w:r>
-        <w:t xml:space="preserve">, definimos as </w:t>
-      </w:r>
-      <w:proofErr w:type="spellStart"/>
-      <w:r>
-        <w:t>User</w:t>
-      </w:r>
-      <w:proofErr w:type="spellEnd"/>
-      <w:r>
-        <w:t xml:space="preserve"> </w:t>
+        <w:t xml:space="preserve">, definimos as User </w:t>
       </w:r>
       <w:proofErr w:type="spellStart"/>
       <w:r>
@@ -4779,7 +4783,7 @@
       <w:pPr>
         <w:pStyle w:val="Ttulo1"/>
       </w:pPr>
-      <w:bookmarkStart w:id="4" w:name="_Toc232856234"/>
+      <w:bookmarkStart w:id="4" w:name="_Toc232869313"/>
       <w:r>
         <w:lastRenderedPageBreak/>
         <w:t>Especificação do Sistema</w:t>
@@ -4836,7 +4840,7 @@
       <w:pPr>
         <w:pStyle w:val="Ttulo2"/>
       </w:pPr>
-      <w:bookmarkStart w:id="5" w:name="_Toc232856235"/>
+      <w:bookmarkStart w:id="5" w:name="_Toc232869314"/>
       <w:r>
         <w:t>Análise Concorrencial</w:t>
       </w:r>
@@ -4864,7 +4868,7 @@
       <w:pPr>
         <w:pStyle w:val="Ttulo3"/>
       </w:pPr>
-      <w:bookmarkStart w:id="6" w:name="_Toc232856236"/>
+      <w:bookmarkStart w:id="6" w:name="_Toc232869315"/>
       <w:proofErr w:type="spellStart"/>
       <w:r>
         <w:t>Bring</w:t>
@@ -4892,31 +4896,18 @@
         <w:ind w:left="708" w:hanging="708"/>
         <w:jc w:val="center"/>
       </w:pPr>
-      <w:bookmarkStart w:id="7" w:name="_Toc231912714"/>
+      <w:bookmarkStart w:id="7" w:name="_Toc232869304"/>
       <w:r>
         <w:t xml:space="preserve">Tabela </w:t>
       </w:r>
-      <w:r>
-        <w:fldChar w:fldCharType="begin"/>
-      </w:r>
-      <w:r>
-        <w:instrText xml:space="preserve"> SEQ Tabela \* ARABIC </w:instrText>
-      </w:r>
-      <w:r>
-        <w:fldChar w:fldCharType="separate"/>
-      </w:r>
-      <w:r>
-        <w:rPr>
-          <w:noProof/>
-        </w:rPr>
-        <w:t>1</w:t>
-      </w:r>
-      <w:r>
-        <w:rPr>
-          <w:noProof/>
-        </w:rPr>
-        <w:fldChar w:fldCharType="end"/>
-      </w:r>
+      <w:fldSimple w:instr=" SEQ Tabela \* ARABIC ">
+        <w:r>
+          <w:rPr>
+            <w:noProof/>
+          </w:rPr>
+          <w:t>1</w:t>
+        </w:r>
+      </w:fldSimple>
       <w:r>
         <w:t xml:space="preserve"> – Descrição do </w:t>
       </w:r>
@@ -5430,7 +5421,7 @@
       <w:pPr>
         <w:pStyle w:val="Ttulo3"/>
       </w:pPr>
-      <w:bookmarkStart w:id="8" w:name="_Toc232856237"/>
+      <w:bookmarkStart w:id="8" w:name="_Toc232869316"/>
       <w:proofErr w:type="spellStart"/>
       <w:r>
         <w:t>Listonic</w:t>
@@ -5444,31 +5435,18 @@
         <w:keepNext/>
         <w:jc w:val="center"/>
       </w:pPr>
-      <w:bookmarkStart w:id="9" w:name="_Toc231912715"/>
+      <w:bookmarkStart w:id="9" w:name="_Toc232869305"/>
       <w:r>
         <w:t xml:space="preserve">Tabela </w:t>
       </w:r>
-      <w:r>
-        <w:fldChar w:fldCharType="begin"/>
-      </w:r>
-      <w:r>
-        <w:instrText xml:space="preserve"> SEQ Tabela \* ARABIC </w:instrText>
-      </w:r>
-      <w:r>
-        <w:fldChar w:fldCharType="separate"/>
-      </w:r>
-      <w:r>
-        <w:rPr>
-          <w:noProof/>
-        </w:rPr>
-        <w:t>2</w:t>
-      </w:r>
-      <w:r>
-        <w:rPr>
-          <w:noProof/>
-        </w:rPr>
-        <w:fldChar w:fldCharType="end"/>
-      </w:r>
+      <w:fldSimple w:instr=" SEQ Tabela \* ARABIC ">
+        <w:r>
+          <w:rPr>
+            <w:noProof/>
+          </w:rPr>
+          <w:t>2</w:t>
+        </w:r>
+      </w:fldSimple>
       <w:r>
         <w:t xml:space="preserve"> – Descrição do </w:t>
       </w:r>
@@ -5847,7 +5825,7 @@
       <w:pPr>
         <w:pStyle w:val="Ttulo3"/>
       </w:pPr>
-      <w:bookmarkStart w:id="10" w:name="_Toc232856238"/>
+      <w:bookmarkStart w:id="10" w:name="_Toc232869317"/>
       <w:proofErr w:type="spellStart"/>
       <w:r>
         <w:t>HomeBudget</w:t>
@@ -5861,31 +5839,18 @@
         <w:keepNext/>
         <w:jc w:val="center"/>
       </w:pPr>
-      <w:bookmarkStart w:id="11" w:name="_Toc231912716"/>
+      <w:bookmarkStart w:id="11" w:name="_Toc232869306"/>
       <w:r>
         <w:t xml:space="preserve">Tabela </w:t>
       </w:r>
-      <w:r>
-        <w:fldChar w:fldCharType="begin"/>
-      </w:r>
-      <w:r>
-        <w:instrText xml:space="preserve"> SEQ Tabela \* ARABIC </w:instrText>
-      </w:r>
-      <w:r>
-        <w:fldChar w:fldCharType="separate"/>
-      </w:r>
-      <w:r>
-        <w:rPr>
-          <w:noProof/>
-        </w:rPr>
-        <w:t>3</w:t>
-      </w:r>
-      <w:r>
-        <w:rPr>
-          <w:noProof/>
-        </w:rPr>
-        <w:fldChar w:fldCharType="end"/>
-      </w:r>
+      <w:fldSimple w:instr=" SEQ Tabela \* ARABIC ">
+        <w:r>
+          <w:rPr>
+            <w:noProof/>
+          </w:rPr>
+          <w:t>3</w:t>
+        </w:r>
+      </w:fldSimple>
       <w:r>
         <w:t xml:space="preserve"> – Descrição do </w:t>
       </w:r>
@@ -6336,7 +6301,7 @@
       <w:pPr>
         <w:pStyle w:val="Ttulo3"/>
       </w:pPr>
-      <w:bookmarkStart w:id="12" w:name="_Toc232856239"/>
+      <w:bookmarkStart w:id="12" w:name="_Toc232869318"/>
       <w:r>
         <w:t>Comparação dos Sistemas</w:t>
       </w:r>
@@ -6357,32 +6322,19 @@
         <w:keepNext/>
         <w:jc w:val="center"/>
       </w:pPr>
-      <w:bookmarkStart w:id="13" w:name="_Toc231912717"/>
+      <w:bookmarkStart w:id="13" w:name="_Toc232869307"/>
       <w:r>
         <w:lastRenderedPageBreak/>
         <w:t xml:space="preserve">Tabela </w:t>
       </w:r>
-      <w:r>
-        <w:fldChar w:fldCharType="begin"/>
-      </w:r>
-      <w:r>
-        <w:instrText xml:space="preserve"> SEQ Tabela \* ARABIC </w:instrText>
-      </w:r>
-      <w:r>
-        <w:fldChar w:fldCharType="separate"/>
-      </w:r>
-      <w:r>
-        <w:rPr>
-          <w:noProof/>
-        </w:rPr>
-        <w:t>4</w:t>
-      </w:r>
-      <w:r>
-        <w:rPr>
-          <w:noProof/>
-        </w:rPr>
-        <w:fldChar w:fldCharType="end"/>
-      </w:r>
+      <w:fldSimple w:instr=" SEQ Tabela \* ARABIC ">
+        <w:r>
+          <w:rPr>
+            <w:noProof/>
+          </w:rPr>
+          <w:t>4</w:t>
+        </w:r>
+      </w:fldSimple>
       <w:r>
         <w:t xml:space="preserve"> – Resumo das características dos Sistemas concorrenciais</w:t>
       </w:r>
@@ -7041,7 +6993,7 @@
       <w:pPr>
         <w:pStyle w:val="Ttulo3"/>
       </w:pPr>
-      <w:bookmarkStart w:id="14" w:name="_Toc232856240"/>
+      <w:bookmarkStart w:id="14" w:name="_Toc232869319"/>
       <w:r>
         <w:t>Enquadramento da análise concorrencial no SI</w:t>
       </w:r>
@@ -7052,12 +7004,17 @@
         <w:t xml:space="preserve">A análise de concorrência focou nas aplicações </w:t>
       </w:r>
       <w:proofErr w:type="spellStart"/>
+      <w:proofErr w:type="gramStart"/>
       <w:r>
         <w:t>Bring</w:t>
       </w:r>
       <w:proofErr w:type="spellEnd"/>
       <w:r>
-        <w:t xml:space="preserve">!, </w:t>
+        <w:t>!,</w:t>
+      </w:r>
+      <w:proofErr w:type="gramEnd"/>
+      <w:r>
+        <w:t xml:space="preserve"> </w:t>
       </w:r>
       <w:proofErr w:type="spellStart"/>
       <w:r>
@@ -7111,7 +7068,7 @@
       <w:pPr>
         <w:pStyle w:val="Ttulo2"/>
       </w:pPr>
-      <w:bookmarkStart w:id="15" w:name="_Toc232856241"/>
+      <w:bookmarkStart w:id="15" w:name="_Toc232869320"/>
       <w:proofErr w:type="spellStart"/>
       <w:r>
         <w:lastRenderedPageBreak/>
@@ -7279,31 +7236,18 @@
         <w:pStyle w:val="Legenda"/>
         <w:jc w:val="center"/>
       </w:pPr>
-      <w:bookmarkStart w:id="16" w:name="_Toc232856217"/>
+      <w:bookmarkStart w:id="16" w:name="_Toc232869293"/>
       <w:r>
         <w:t xml:space="preserve">Figura </w:t>
       </w:r>
-      <w:r>
-        <w:fldChar w:fldCharType="begin"/>
-      </w:r>
-      <w:r>
-        <w:instrText xml:space="preserve"> SEQ Figura \* ARABIC </w:instrText>
-      </w:r>
-      <w:r>
-        <w:fldChar w:fldCharType="separate"/>
-      </w:r>
-      <w:r>
-        <w:rPr>
-          <w:noProof/>
-        </w:rPr>
-        <w:t>1</w:t>
-      </w:r>
-      <w:r>
-        <w:rPr>
-          <w:noProof/>
-        </w:rPr>
-        <w:fldChar w:fldCharType="end"/>
-      </w:r>
+      <w:fldSimple w:instr=" SEQ Figura \* ARABIC ">
+        <w:r>
+          <w:rPr>
+            <w:noProof/>
+          </w:rPr>
+          <w:t>1</w:t>
+        </w:r>
+      </w:fldSimple>
       <w:r>
         <w:t xml:space="preserve">- </w:t>
       </w:r>
@@ -7444,33 +7388,28 @@
           <w:noProof/>
         </w:rPr>
       </w:pPr>
-      <w:bookmarkStart w:id="17" w:name="_Toc232856218"/>
+      <w:bookmarkStart w:id="17" w:name="_Toc232869294"/>
       <w:r>
         <w:t xml:space="preserve">Figura </w:t>
       </w:r>
-      <w:r>
-        <w:fldChar w:fldCharType="begin"/>
-      </w:r>
-      <w:r>
-        <w:instrText xml:space="preserve"> SEQ Figura \* ARABIC </w:instrText>
-      </w:r>
-      <w:r>
-        <w:fldChar w:fldCharType="separate"/>
-      </w:r>
-      <w:r>
-        <w:rPr>
-          <w:noProof/>
-        </w:rPr>
-        <w:t>2</w:t>
-      </w:r>
-      <w:r>
-        <w:rPr>
-          <w:noProof/>
-        </w:rPr>
-        <w:fldChar w:fldCharType="end"/>
-      </w:r>
-      <w:r>
-        <w:t xml:space="preserve"> - Página Registrar </w:t>
+      <w:fldSimple w:instr=" SEQ Figura \* ARABIC ">
+        <w:r>
+          <w:rPr>
+            <w:noProof/>
+          </w:rPr>
+          <w:t>2</w:t>
+        </w:r>
+      </w:fldSimple>
+      <w:r>
+        <w:t xml:space="preserve"> - Página </w:t>
+      </w:r>
+      <w:proofErr w:type="gramStart"/>
+      <w:r>
+        <w:t>Registrar</w:t>
+      </w:r>
+      <w:proofErr w:type="gramEnd"/>
+      <w:r>
+        <w:t xml:space="preserve"> </w:t>
       </w:r>
       <w:proofErr w:type="spellStart"/>
       <w:r>
@@ -7498,7 +7437,7 @@
         </w:rPr>
         <w:lastRenderedPageBreak/>
         <w:drawing>
-          <wp:inline distT="0" distB="0" distL="0" distR="0" wp14:anchorId="037994EB" wp14:editId="4A623638">
+          <wp:inline distT="0" distB="0" distL="0" distR="0" wp14:anchorId="037994EB" wp14:editId="1467F429">
             <wp:extent cx="2410691" cy="1310175"/>
             <wp:effectExtent l="0" t="0" r="8890" b="4445"/>
             <wp:docPr id="11" name="Imagem 11"/>
@@ -7605,32 +7544,19 @@
         <w:pStyle w:val="Legenda"/>
         <w:jc w:val="center"/>
       </w:pPr>
-      <w:bookmarkStart w:id="18" w:name="_Toc232856219"/>
-      <w:bookmarkStart w:id="19" w:name="_Hlk231911393"/>
+      <w:bookmarkStart w:id="18" w:name="_Hlk231911393"/>
+      <w:bookmarkStart w:id="19" w:name="_Toc232869295"/>
       <w:r>
         <w:t xml:space="preserve">Figura </w:t>
       </w:r>
-      <w:r>
-        <w:fldChar w:fldCharType="begin"/>
-      </w:r>
-      <w:r>
-        <w:instrText xml:space="preserve"> SEQ Figura \* ARABIC </w:instrText>
-      </w:r>
-      <w:r>
-        <w:fldChar w:fldCharType="separate"/>
-      </w:r>
-      <w:r>
-        <w:rPr>
-          <w:noProof/>
-        </w:rPr>
-        <w:t>3</w:t>
-      </w:r>
-      <w:r>
-        <w:rPr>
-          <w:noProof/>
-        </w:rPr>
-        <w:fldChar w:fldCharType="end"/>
-      </w:r>
+      <w:fldSimple w:instr=" SEQ Figura \* ARABIC ">
+        <w:r>
+          <w:rPr>
+            <w:noProof/>
+          </w:rPr>
+          <w:t>3</w:t>
+        </w:r>
+      </w:fldSimple>
       <w:r>
         <w:t xml:space="preserve"> – </w:t>
       </w:r>
@@ -7650,9 +7576,9 @@
       <w:r>
         <w:t xml:space="preserve"> do ecrã principal</w:t>
       </w:r>
-      <w:bookmarkEnd w:id="18"/>
+      <w:bookmarkEnd w:id="19"/>
     </w:p>
-    <w:bookmarkEnd w:id="19"/>
+    <w:bookmarkEnd w:id="18"/>
     <w:p>
       <w:r>
         <w:rPr>
@@ -7769,31 +7695,18 @@
         <w:pStyle w:val="Legenda"/>
         <w:jc w:val="center"/>
       </w:pPr>
-      <w:bookmarkStart w:id="20" w:name="_Toc232856220"/>
+      <w:bookmarkStart w:id="20" w:name="_Toc232869296"/>
       <w:r>
         <w:t xml:space="preserve">Figura </w:t>
       </w:r>
-      <w:r>
-        <w:fldChar w:fldCharType="begin"/>
-      </w:r>
-      <w:r>
-        <w:instrText xml:space="preserve"> SEQ Figura \* ARABIC </w:instrText>
-      </w:r>
-      <w:r>
-        <w:fldChar w:fldCharType="separate"/>
-      </w:r>
-      <w:r>
-        <w:rPr>
-          <w:noProof/>
-        </w:rPr>
-        <w:t>4</w:t>
-      </w:r>
-      <w:r>
-        <w:rPr>
-          <w:noProof/>
-        </w:rPr>
-        <w:fldChar w:fldCharType="end"/>
-      </w:r>
+      <w:fldSimple w:instr=" SEQ Figura \* ARABIC ">
+        <w:r>
+          <w:rPr>
+            <w:noProof/>
+          </w:rPr>
+          <w:t>4</w:t>
+        </w:r>
+      </w:fldSimple>
       <w:r>
         <w:t xml:space="preserve"> - </w:t>
       </w:r>
@@ -7936,31 +7849,18 @@
       <w:pPr>
         <w:pStyle w:val="Legenda"/>
       </w:pPr>
-      <w:bookmarkStart w:id="21" w:name="_Toc232856221"/>
+      <w:bookmarkStart w:id="21" w:name="_Toc232869297"/>
       <w:r>
         <w:t xml:space="preserve">Figura </w:t>
       </w:r>
-      <w:r>
-        <w:fldChar w:fldCharType="begin"/>
-      </w:r>
-      <w:r>
-        <w:instrText xml:space="preserve"> SEQ Figura \* ARABIC </w:instrText>
-      </w:r>
-      <w:r>
-        <w:fldChar w:fldCharType="separate"/>
-      </w:r>
-      <w:r>
-        <w:rPr>
-          <w:noProof/>
-        </w:rPr>
-        <w:t>5</w:t>
-      </w:r>
-      <w:r>
-        <w:rPr>
-          <w:noProof/>
-        </w:rPr>
-        <w:fldChar w:fldCharType="end"/>
-      </w:r>
+      <w:fldSimple w:instr=" SEQ Figura \* ARABIC ">
+        <w:r>
+          <w:rPr>
+            <w:noProof/>
+          </w:rPr>
+          <w:t>5</w:t>
+        </w:r>
+      </w:fldSimple>
       <w:r>
         <w:t xml:space="preserve"> </w:t>
       </w:r>
@@ -8103,31 +8003,18 @@
       <w:pPr>
         <w:pStyle w:val="Legenda"/>
       </w:pPr>
-      <w:bookmarkStart w:id="22" w:name="_Toc232856222"/>
+      <w:bookmarkStart w:id="22" w:name="_Toc232869298"/>
       <w:r>
         <w:t xml:space="preserve">Figura </w:t>
       </w:r>
-      <w:r>
-        <w:fldChar w:fldCharType="begin"/>
-      </w:r>
-      <w:r>
-        <w:instrText xml:space="preserve"> SEQ Figura \* ARABIC </w:instrText>
-      </w:r>
-      <w:r>
-        <w:fldChar w:fldCharType="separate"/>
-      </w:r>
-      <w:r>
-        <w:rPr>
-          <w:noProof/>
-        </w:rPr>
-        <w:t>6</w:t>
-      </w:r>
-      <w:r>
-        <w:rPr>
-          <w:noProof/>
-        </w:rPr>
-        <w:fldChar w:fldCharType="end"/>
-      </w:r>
+      <w:fldSimple w:instr=" SEQ Figura \* ARABIC ">
+        <w:r>
+          <w:rPr>
+            <w:noProof/>
+          </w:rPr>
+          <w:t>6</w:t>
+        </w:r>
+      </w:fldSimple>
       <w:r>
         <w:t xml:space="preserve"> </w:t>
       </w:r>
@@ -8271,31 +8158,18 @@
       <w:pPr>
         <w:pStyle w:val="Legenda"/>
       </w:pPr>
-      <w:bookmarkStart w:id="23" w:name="_Toc232856223"/>
+      <w:bookmarkStart w:id="23" w:name="_Toc232869299"/>
       <w:r>
         <w:t xml:space="preserve">Figura </w:t>
       </w:r>
-      <w:r>
-        <w:fldChar w:fldCharType="begin"/>
-      </w:r>
-      <w:r>
-        <w:instrText xml:space="preserve"> SEQ Figura \* ARABIC </w:instrText>
-      </w:r>
-      <w:r>
-        <w:fldChar w:fldCharType="separate"/>
-      </w:r>
-      <w:r>
-        <w:rPr>
-          <w:noProof/>
-        </w:rPr>
-        <w:t>7</w:t>
-      </w:r>
-      <w:r>
-        <w:rPr>
-          <w:noProof/>
-        </w:rPr>
-        <w:fldChar w:fldCharType="end"/>
-      </w:r>
+      <w:fldSimple w:instr=" SEQ Figura \* ARABIC ">
+        <w:r>
+          <w:rPr>
+            <w:noProof/>
+          </w:rPr>
+          <w:t>7</w:t>
+        </w:r>
+      </w:fldSimple>
       <w:r>
         <w:t xml:space="preserve"> </w:t>
       </w:r>
@@ -8440,31 +8314,18 @@
       <w:pPr>
         <w:pStyle w:val="Legenda"/>
       </w:pPr>
-      <w:bookmarkStart w:id="24" w:name="_Toc232856224"/>
+      <w:bookmarkStart w:id="24" w:name="_Toc232869300"/>
       <w:r>
         <w:t xml:space="preserve">Figura </w:t>
       </w:r>
-      <w:r>
-        <w:fldChar w:fldCharType="begin"/>
-      </w:r>
-      <w:r>
-        <w:instrText xml:space="preserve"> SEQ Figura \* ARABIC </w:instrText>
-      </w:r>
-      <w:r>
-        <w:fldChar w:fldCharType="separate"/>
-      </w:r>
-      <w:r>
-        <w:rPr>
-          <w:noProof/>
-        </w:rPr>
-        <w:t>8</w:t>
-      </w:r>
-      <w:r>
-        <w:rPr>
-          <w:noProof/>
-        </w:rPr>
-        <w:fldChar w:fldCharType="end"/>
-      </w:r>
+      <w:fldSimple w:instr=" SEQ Figura \* ARABIC ">
+        <w:r>
+          <w:rPr>
+            <w:noProof/>
+          </w:rPr>
+          <w:t>8</w:t>
+        </w:r>
+      </w:fldSimple>
       <w:r>
         <w:t xml:space="preserve"> </w:t>
       </w:r>
@@ -8607,31 +8468,18 @@
       <w:pPr>
         <w:pStyle w:val="Legenda"/>
       </w:pPr>
-      <w:bookmarkStart w:id="25" w:name="_Toc232856225"/>
+      <w:bookmarkStart w:id="25" w:name="_Toc232869301"/>
       <w:r>
         <w:t xml:space="preserve">Figura </w:t>
       </w:r>
-      <w:r>
-        <w:fldChar w:fldCharType="begin"/>
-      </w:r>
-      <w:r>
-        <w:instrText xml:space="preserve"> SEQ Figura \* ARABIC </w:instrText>
-      </w:r>
-      <w:r>
-        <w:fldChar w:fldCharType="separate"/>
-      </w:r>
-      <w:r>
-        <w:rPr>
-          <w:noProof/>
-        </w:rPr>
-        <w:t>9</w:t>
-      </w:r>
-      <w:r>
-        <w:rPr>
-          <w:noProof/>
-        </w:rPr>
-        <w:fldChar w:fldCharType="end"/>
-      </w:r>
+      <w:fldSimple w:instr=" SEQ Figura \* ARABIC ">
+        <w:r>
+          <w:rPr>
+            <w:noProof/>
+          </w:rPr>
+          <w:t>9</w:t>
+        </w:r>
+      </w:fldSimple>
       <w:r>
         <w:t xml:space="preserve"> </w:t>
       </w:r>
@@ -8778,31 +8626,18 @@
       <w:pPr>
         <w:pStyle w:val="Legenda"/>
       </w:pPr>
-      <w:bookmarkStart w:id="26" w:name="_Toc232856226"/>
+      <w:bookmarkStart w:id="26" w:name="_Toc232869302"/>
       <w:r>
         <w:t xml:space="preserve">Figura </w:t>
       </w:r>
-      <w:r>
-        <w:fldChar w:fldCharType="begin"/>
-      </w:r>
-      <w:r>
-        <w:instrText xml:space="preserve"> SEQ Figura \* ARABIC </w:instrText>
-      </w:r>
-      <w:r>
-        <w:fldChar w:fldCharType="separate"/>
-      </w:r>
-      <w:r>
-        <w:rPr>
-          <w:noProof/>
-        </w:rPr>
-        <w:t>10</w:t>
-      </w:r>
-      <w:r>
-        <w:rPr>
-          <w:noProof/>
-        </w:rPr>
-        <w:fldChar w:fldCharType="end"/>
-      </w:r>
+      <w:fldSimple w:instr=" SEQ Figura \* ARABIC ">
+        <w:r>
+          <w:rPr>
+            <w:noProof/>
+          </w:rPr>
+          <w:t>10</w:t>
+        </w:r>
+      </w:fldSimple>
       <w:r>
         <w:t xml:space="preserve"> </w:t>
       </w:r>
@@ -8838,7 +8673,7 @@
         <w:pStyle w:val="Ttulo2"/>
       </w:pPr>
       <w:bookmarkStart w:id="27" w:name="_Toc102664379"/>
-      <w:bookmarkStart w:id="28" w:name="_Toc232856242"/>
+      <w:bookmarkStart w:id="28" w:name="_Toc232869321"/>
       <w:r>
         <w:t>Diagrama de Classes</w:t>
       </w:r>
@@ -8916,31 +8751,18 @@
         <w:jc w:val="center"/>
       </w:pPr>
       <w:bookmarkStart w:id="29" w:name="_Toc70951687"/>
-      <w:bookmarkStart w:id="30" w:name="_Toc232856227"/>
+      <w:bookmarkStart w:id="30" w:name="_Toc232869303"/>
       <w:r>
         <w:t xml:space="preserve">Figura </w:t>
       </w:r>
-      <w:r>
-        <w:fldChar w:fldCharType="begin"/>
-      </w:r>
-      <w:r>
-        <w:instrText xml:space="preserve"> SEQ Figura \* ARABIC </w:instrText>
-      </w:r>
-      <w:r>
-        <w:fldChar w:fldCharType="separate"/>
-      </w:r>
-      <w:r>
-        <w:rPr>
-          <w:noProof/>
-        </w:rPr>
-        <w:t>11</w:t>
-      </w:r>
-      <w:r>
-        <w:rPr>
-          <w:noProof/>
-        </w:rPr>
-        <w:fldChar w:fldCharType="end"/>
-      </w:r>
+      <w:fldSimple w:instr=" SEQ Figura \* ARABIC ">
+        <w:r>
+          <w:rPr>
+            <w:noProof/>
+          </w:rPr>
+          <w:t>11</w:t>
+        </w:r>
+      </w:fldSimple>
       <w:r>
         <w:t xml:space="preserve"> – Diagrama de classes </w:t>
       </w:r>
@@ -8966,7 +8788,7 @@
       <w:pPr>
         <w:pStyle w:val="Ttulo1"/>
       </w:pPr>
-      <w:bookmarkStart w:id="31" w:name="_Toc232856243"/>
+      <w:bookmarkStart w:id="31" w:name="_Toc232869322"/>
       <w:proofErr w:type="spellStart"/>
       <w:r>
         <w:lastRenderedPageBreak/>
@@ -9037,10 +8859,18 @@
       </w:r>
       <w:proofErr w:type="spellEnd"/>
       <w:r>
-        <w:t xml:space="preserve"> master, e o </w:t>
+        <w:t xml:space="preserve"> </w:t>
       </w:r>
       <w:proofErr w:type="spellStart"/>
       <w:r>
+        <w:t>master</w:t>
+      </w:r>
+      <w:proofErr w:type="spellEnd"/>
+      <w:r>
+        <w:t xml:space="preserve">, e o </w:t>
+      </w:r>
+      <w:proofErr w:type="spellStart"/>
+      <w:r>
         <w:t>development</w:t>
       </w:r>
       <w:proofErr w:type="spellEnd"/>
@@ -9093,7 +8923,15 @@
       </w:r>
       <w:proofErr w:type="spellEnd"/>
       <w:r>
-        <w:t xml:space="preserve"> master irá certificar o cumprimento do </w:t>
+        <w:t xml:space="preserve"> </w:t>
+      </w:r>
+      <w:proofErr w:type="spellStart"/>
+      <w:r>
+        <w:t>master</w:t>
+      </w:r>
+      <w:proofErr w:type="spellEnd"/>
+      <w:r>
+        <w:t xml:space="preserve"> irá certificar o cumprimento do </w:t>
       </w:r>
       <w:proofErr w:type="spellStart"/>
       <w:r>
@@ -9171,7 +9009,7 @@
       <w:pPr>
         <w:pStyle w:val="Ttulo2"/>
       </w:pPr>
-      <w:bookmarkStart w:id="32" w:name="_Toc232856244"/>
+      <w:bookmarkStart w:id="32" w:name="_Toc232869323"/>
       <w:r>
         <w:t xml:space="preserve">Aplicação do </w:t>
       </w:r>
@@ -9307,7 +9145,7 @@
       <w:pPr>
         <w:pStyle w:val="Ttulo2"/>
       </w:pPr>
-      <w:bookmarkStart w:id="33" w:name="_Toc232856245"/>
+      <w:bookmarkStart w:id="33" w:name="_Toc232869324"/>
       <w:proofErr w:type="spellStart"/>
       <w:r>
         <w:t>Stakeholders</w:t>
@@ -9400,7 +9238,15 @@
       </w:r>
       <w:proofErr w:type="spellEnd"/>
       <w:r>
-        <w:t xml:space="preserve"> master, e o </w:t>
+        <w:t xml:space="preserve"> </w:t>
+      </w:r>
+      <w:proofErr w:type="spellStart"/>
+      <w:r>
+        <w:t>master</w:t>
+      </w:r>
+      <w:proofErr w:type="spellEnd"/>
+      <w:r>
+        <w:t xml:space="preserve">, e o </w:t>
       </w:r>
       <w:proofErr w:type="spellStart"/>
       <w:r>
@@ -9418,31 +9264,18 @@
         <w:keepNext/>
         <w:jc w:val="center"/>
       </w:pPr>
-      <w:bookmarkStart w:id="34" w:name="_Toc231912718"/>
+      <w:bookmarkStart w:id="34" w:name="_Toc232869308"/>
       <w:r>
         <w:t xml:space="preserve">Tabela </w:t>
       </w:r>
-      <w:r>
-        <w:fldChar w:fldCharType="begin"/>
-      </w:r>
-      <w:r>
-        <w:instrText xml:space="preserve"> SEQ Tabela \* ARABIC </w:instrText>
-      </w:r>
-      <w:r>
-        <w:fldChar w:fldCharType="separate"/>
-      </w:r>
-      <w:r>
-        <w:rPr>
-          <w:noProof/>
-        </w:rPr>
-        <w:t>5</w:t>
-      </w:r>
-      <w:r>
-        <w:rPr>
-          <w:noProof/>
-        </w:rPr>
-        <w:fldChar w:fldCharType="end"/>
-      </w:r>
+      <w:fldSimple w:instr=" SEQ Tabela \* ARABIC ">
+        <w:r>
+          <w:rPr>
+            <w:noProof/>
+          </w:rPr>
+          <w:t>5</w:t>
+        </w:r>
+      </w:fldSimple>
       <w:r>
         <w:t xml:space="preserve"> – Identificação e funções dos </w:t>
       </w:r>
@@ -9670,8 +9503,13 @@
             </w:r>
             <w:proofErr w:type="spellEnd"/>
             <w:r>
-              <w:t xml:space="preserve"> Master</w:t>
-            </w:r>
+              <w:t xml:space="preserve"> </w:t>
+            </w:r>
+            <w:proofErr w:type="spellStart"/>
+            <w:r>
+              <w:t>Master</w:t>
+            </w:r>
+            <w:proofErr w:type="spellEnd"/>
           </w:p>
         </w:tc>
         <w:tc>
@@ -9917,14 +9755,9 @@
       <w:pPr>
         <w:pStyle w:val="Ttulo2"/>
       </w:pPr>
-      <w:bookmarkStart w:id="35" w:name="_Toc232856246"/>
-      <w:proofErr w:type="spellStart"/>
-      <w:r>
-        <w:t>User</w:t>
-      </w:r>
-      <w:proofErr w:type="spellEnd"/>
-      <w:r>
-        <w:t xml:space="preserve"> </w:t>
+      <w:bookmarkStart w:id="35" w:name="_Toc232869325"/>
+      <w:r>
+        <w:t xml:space="preserve">User </w:t>
       </w:r>
       <w:proofErr w:type="spellStart"/>
       <w:r>
@@ -9935,371 +9768,49 @@
     </w:p>
     <w:p>
       <w:r>
-        <w:t xml:space="preserve">As </w:t>
+        <w:t xml:space="preserve">As User </w:t>
       </w:r>
       <w:proofErr w:type="spellStart"/>
       <w:r>
-        <w:t>User</w:t>
+        <w:t>Stories</w:t>
       </w:r>
       <w:proofErr w:type="spellEnd"/>
       <w:r>
+        <w:t xml:space="preserve"> foram muito úteis para entender e descrever o que o usuário precisa da aplicação </w:t>
+      </w:r>
+      <w:proofErr w:type="spellStart"/>
+      <w:r>
+        <w:t>iShopping</w:t>
+      </w:r>
+      <w:proofErr w:type="spellEnd"/>
+      <w:r>
+        <w:t xml:space="preserve">. Isso ajudou a identificar os requisitos funcionais da aplicação, pensando sempre no ponto de vista do usuário. Cada funcionalidade da aplicação foi avaliada e recebeu uma quantidade de </w:t>
+      </w:r>
+      <w:proofErr w:type="spellStart"/>
+      <w:r>
+        <w:t>Story</w:t>
+      </w:r>
+      <w:proofErr w:type="spellEnd"/>
+      <w:r>
         <w:t xml:space="preserve"> </w:t>
       </w:r>
       <w:proofErr w:type="spellStart"/>
       <w:r>
-        <w:t>Stories</w:t>
+        <w:t>Points</w:t>
       </w:r>
       <w:proofErr w:type="spellEnd"/>
       <w:r>
-        <w:t xml:space="preserve"> foram muito úteis para entender e descrever o que o usuário precisa da aplicação </w:t>
+        <w:t xml:space="preserve">, que seguiu a sequência de </w:t>
       </w:r>
       <w:proofErr w:type="spellStart"/>
       <w:r>
-        <w:t>iShopping</w:t>
+        <w:t>Fibonacci</w:t>
       </w:r>
       <w:proofErr w:type="spellEnd"/>
       <w:r>
-        <w:t xml:space="preserve">. Isso ajudou a identificar os requisitos funcionais da aplicação, pensando sempre no ponto de vista do usuário. Cada funcionalidade da aplicação foi avaliada e recebeu uma quantidade de </w:t>
-      </w:r>
-      <w:proofErr w:type="spellStart"/>
-      <w:r>
-        <w:t>Story</w:t>
-      </w:r>
-      <w:proofErr w:type="spellEnd"/>
-      <w:r>
-        <w:t xml:space="preserve"> </w:t>
-      </w:r>
-      <w:proofErr w:type="spellStart"/>
-      <w:r>
-        <w:t>Points</w:t>
-      </w:r>
-      <w:proofErr w:type="spellEnd"/>
-      <w:r>
-        <w:t xml:space="preserve">, que seguiu a sequência de </w:t>
-      </w:r>
-      <w:proofErr w:type="spellStart"/>
-      <w:r>
-        <w:t>Fibonacci</w:t>
-      </w:r>
-      <w:proofErr w:type="spellEnd"/>
-      <w:r>
         <w:t>. Essa avaliação foi importante para organizar e planejar as Sprints do projeto, garantindo que tudo corresse de forma bem estruturada.</w:t>
       </w:r>
     </w:p>
-    <w:p>
-      <w:r>
-        <w:rPr>
-          <w:highlight w:val="yellow"/>
-        </w:rPr>
-        <w:t xml:space="preserve">&lt;Devem ser </w:t>
-      </w:r>
-      <w:r>
-        <w:rPr>
-          <w:highlight w:val="yellow"/>
-        </w:rPr>
-        <w:t xml:space="preserve">especificados os requisitos funcionais do ponto de vista do utilizador sob forma de </w:t>
-      </w:r>
-      <w:proofErr w:type="spellStart"/>
-      <w:r>
-        <w:rPr>
-          <w:highlight w:val="yellow"/>
-        </w:rPr>
-        <w:t>User</w:t>
-      </w:r>
-      <w:proofErr w:type="spellEnd"/>
-      <w:r>
-        <w:rPr>
-          <w:highlight w:val="yellow"/>
-        </w:rPr>
-        <w:t xml:space="preserve"> </w:t>
-      </w:r>
-      <w:proofErr w:type="spellStart"/>
-      <w:r>
-        <w:rPr>
-          <w:highlight w:val="yellow"/>
-        </w:rPr>
-        <w:t>Stories</w:t>
-      </w:r>
-      <w:proofErr w:type="spellEnd"/>
-      <w:r>
-        <w:t xml:space="preserve"> </w:t>
-      </w:r>
-      <w:r>
-        <w:rPr>
-          <w:highlight w:val="yellow"/>
-        </w:rPr>
-        <w:t xml:space="preserve">As </w:t>
-      </w:r>
-      <w:proofErr w:type="spellStart"/>
-      <w:r>
-        <w:rPr>
-          <w:i/>
-          <w:iCs/>
-          <w:highlight w:val="yellow"/>
-        </w:rPr>
-        <w:t>issues</w:t>
-      </w:r>
-      <w:proofErr w:type="spellEnd"/>
-      <w:r>
-        <w:rPr>
-          <w:highlight w:val="yellow"/>
-        </w:rPr>
-        <w:t xml:space="preserve"> devem ser estimadas em </w:t>
-      </w:r>
-      <w:proofErr w:type="spellStart"/>
-      <w:r>
-        <w:rPr>
-          <w:highlight w:val="yellow"/>
-        </w:rPr>
-        <w:t>Story</w:t>
-      </w:r>
-      <w:proofErr w:type="spellEnd"/>
-      <w:r>
-        <w:rPr>
-          <w:highlight w:val="yellow"/>
-        </w:rPr>
-        <w:t xml:space="preserve"> </w:t>
-      </w:r>
-      <w:proofErr w:type="spellStart"/>
-      <w:r>
-        <w:rPr>
-          <w:highlight w:val="yellow"/>
-        </w:rPr>
-        <w:t>Points</w:t>
-      </w:r>
-      <w:proofErr w:type="spellEnd"/>
-      <w:r>
-        <w:rPr>
-          <w:highlight w:val="yellow"/>
-        </w:rPr>
-        <w:t xml:space="preserve"> utilizando a sequência de </w:t>
-      </w:r>
-      <w:proofErr w:type="spellStart"/>
-      <w:r>
-        <w:rPr>
-          <w:highlight w:val="yellow"/>
-        </w:rPr>
-        <w:t>Fibonacci</w:t>
-      </w:r>
-      <w:proofErr w:type="spellEnd"/>
-      <w:r>
-        <w:rPr>
-          <w:highlight w:val="yellow"/>
-        </w:rPr>
-        <w:t>: 1, 2, 3, 5, 8, 13, 20</w:t>
-      </w:r>
-      <w:r>
-        <w:rPr>
-          <w:highlight w:val="yellow"/>
-        </w:rPr>
-        <w:t xml:space="preserve"> </w:t>
-      </w:r>
-      <w:r>
-        <w:rPr>
-          <w:highlight w:val="yellow"/>
-        </w:rPr>
-        <w:t>(</w:t>
-      </w:r>
-      <w:proofErr w:type="spellStart"/>
-      <w:r>
-        <w:rPr>
-          <w:highlight w:val="yellow"/>
-        </w:rPr>
-        <w:t>máx</w:t>
-      </w:r>
-      <w:proofErr w:type="spellEnd"/>
-      <w:r>
-        <w:rPr>
-          <w:highlight w:val="yellow"/>
-        </w:rPr>
-        <w:t>).&gt;</w:t>
-      </w:r>
-    </w:p>
-    <w:p>
-      <w:pPr>
-        <w:jc w:val="center"/>
-        <w:rPr>
-          <w:highlight w:val="yellow"/>
-          <w:lang w:val="en-US"/>
-        </w:rPr>
-      </w:pPr>
-      <w:r>
-        <w:rPr>
-          <w:highlight w:val="yellow"/>
-          <w:lang w:val="en-US"/>
-        </w:rPr>
-        <w:t>As a &lt;role&gt;, I want &lt;goal/desire&gt; so that &lt;benefit&gt;</w:t>
-      </w:r>
-    </w:p>
-    <w:p>
-      <w:pPr>
-        <w:jc w:val="center"/>
-        <w:rPr>
-          <w:highlight w:val="yellow"/>
-        </w:rPr>
-      </w:pPr>
-      <w:r>
-        <w:rPr>
-          <w:highlight w:val="yellow"/>
-        </w:rPr>
-        <w:t>(Como um &lt;função&gt;, eu quero &lt;objetivo/desejo&gt; para que &lt;benefício&gt;)</w:t>
-      </w:r>
-    </w:p>
-    <w:p>
-      <w:r>
-        <w:rPr>
-          <w:highlight w:val="yellow"/>
-        </w:rPr>
-        <w:t xml:space="preserve">Exemplo: </w:t>
-      </w:r>
-      <w:r>
-        <w:rPr>
-          <w:b/>
-          <w:bCs/>
-          <w:highlight w:val="yellow"/>
-          <w:u w:val="single"/>
-        </w:rPr>
-        <w:t>Como</w:t>
-      </w:r>
-      <w:r>
-        <w:rPr>
-          <w:highlight w:val="yellow"/>
-        </w:rPr>
-        <w:t xml:space="preserve"> Administrador de Bases de Dados, </w:t>
-      </w:r>
-      <w:r>
-        <w:rPr>
-          <w:b/>
-          <w:bCs/>
-          <w:highlight w:val="yellow"/>
-          <w:u w:val="single"/>
-        </w:rPr>
-        <w:t>eu devo</w:t>
-      </w:r>
-      <w:r>
-        <w:rPr>
-          <w:highlight w:val="yellow"/>
-        </w:rPr>
-        <w:t xml:space="preserve"> ser capaz de reverter um número selecionado de dados </w:t>
-      </w:r>
-      <w:r>
-        <w:rPr>
-          <w:b/>
-          <w:bCs/>
-          <w:highlight w:val="yellow"/>
-          <w:u w:val="single"/>
-        </w:rPr>
-        <w:t>para que</w:t>
-      </w:r>
-      <w:r>
-        <w:rPr>
-          <w:highlight w:val="yellow"/>
-        </w:rPr>
-        <w:t xml:space="preserve"> a versão anterior a eles seja restaurada.</w:t>
-      </w:r>
-    </w:p>
-    <w:p>
-      <w:pPr>
-        <w:rPr>
-          <w:highlight w:val="yellow"/>
-        </w:rPr>
-      </w:pPr>
-      <w:r>
-        <w:rPr>
-          <w:highlight w:val="yellow"/>
-        </w:rPr>
-        <w:t xml:space="preserve">Focar nestes 3 e evitar o Como (excluir aspetos de desenho, interface design </w:t>
-      </w:r>
-      <w:proofErr w:type="spellStart"/>
-      <w:r>
-        <w:rPr>
-          <w:highlight w:val="yellow"/>
-        </w:rPr>
-        <w:t>statements</w:t>
-      </w:r>
-      <w:proofErr w:type="spellEnd"/>
-      <w:r>
-        <w:rPr>
-          <w:highlight w:val="yellow"/>
-        </w:rPr>
-        <w:t>).</w:t>
-      </w:r>
-    </w:p>
-    <w:p>
-      <w:pPr>
-        <w:rPr>
-          <w:highlight w:val="yellow"/>
-        </w:rPr>
-      </w:pPr>
-      <w:r>
-        <w:rPr>
-          <w:highlight w:val="yellow"/>
-        </w:rPr>
-        <w:t>“Como [persona],” – Para quem estamos a construir isto? Não estamos atrás de um título de trabalho, estamos atrás da persona da pessoa. Entendemos como a pessoa funciona, como pensa e como se sente.</w:t>
-      </w:r>
-    </w:p>
-    <w:p>
-      <w:pPr>
-        <w:rPr>
-          <w:highlight w:val="yellow"/>
-        </w:rPr>
-      </w:pPr>
-      <w:r>
-        <w:rPr>
-          <w:highlight w:val="yellow"/>
-        </w:rPr>
-        <w:t>“eu [quero/gostaria que],” – Aqui descrevemos o intuito, mas não as funcionalidades que eles usam. O que é que eles estão a tentar atingir? Deve ser livre da implementação – se estivermos a descrever algo específico da UI, e não o objetivo do utilizador, estamos a perder o objetivo.</w:t>
-      </w:r>
-    </w:p>
-    <w:p>
-      <w:r>
-        <w:rPr>
-          <w:highlight w:val="yellow"/>
-        </w:rPr>
-        <w:t>“[para qu</w:t>
-      </w:r>
-      <w:r>
-        <w:rPr>
-          <w:highlight w:val="yellow"/>
-        </w:rPr>
-        <w:t>ê</w:t>
-      </w:r>
-      <w:r>
-        <w:rPr>
-          <w:highlight w:val="yellow"/>
-        </w:rPr>
-        <w:t xml:space="preserve">].” – como é que o desejo imediato deles para fazer algo se integra na </w:t>
-      </w:r>
-      <w:proofErr w:type="spellStart"/>
-      <w:r>
-        <w:rPr>
-          <w:highlight w:val="yellow"/>
-        </w:rPr>
-        <w:t>big</w:t>
-      </w:r>
-      <w:proofErr w:type="spellEnd"/>
-      <w:r>
-        <w:rPr>
-          <w:highlight w:val="yellow"/>
-        </w:rPr>
-        <w:t xml:space="preserve"> </w:t>
-      </w:r>
-      <w:proofErr w:type="spellStart"/>
-      <w:r>
-        <w:rPr>
-          <w:highlight w:val="yellow"/>
-        </w:rPr>
-        <w:t>picture</w:t>
-      </w:r>
-      <w:proofErr w:type="spellEnd"/>
-      <w:r>
-        <w:rPr>
-          <w:highlight w:val="yellow"/>
-        </w:rPr>
-        <w:t>? Qual o objetivo geral que estão a tentar atingir? Qual o principal problema que precisa de ser resolvido?</w:t>
-      </w:r>
-    </w:p>
-    <w:p/>
     <w:tbl>
       <w:tblPr>
         <w:tblStyle w:val="TabeladeGrelha2-Destaque3"/>
@@ -10419,7 +9930,6 @@
               </w:rPr>
             </w:pPr>
             <w:r>
-              <w:lastRenderedPageBreak/>
               <w:t xml:space="preserve">Descrição: </w:t>
             </w:r>
             <w:r>
@@ -10860,6 +10370,7 @@
               </w:rPr>
             </w:pPr>
             <w:r>
+              <w:lastRenderedPageBreak/>
               <w:t>Descrição:</w:t>
             </w:r>
             <w:r>
@@ -12270,7 +11781,6 @@
                 <w:b w:val="0"/>
                 <w:bCs w:val="0"/>
               </w:rPr>
-              <w:lastRenderedPageBreak/>
               <w:t>Deve ser possível indicar a quantidade adquirida;</w:t>
             </w:r>
           </w:p>
@@ -12506,7 +12016,23 @@
                 <w:b w:val="0"/>
                 <w:bCs w:val="0"/>
               </w:rPr>
-              <w:t>A informação deve ficar associada á compra</w:t>
+              <w:t xml:space="preserve">A informação deve ficar associada </w:t>
+            </w:r>
+            <w:proofErr w:type="gramStart"/>
+            <w:r>
+              <w:rPr>
+                <w:b w:val="0"/>
+                <w:bCs w:val="0"/>
+              </w:rPr>
+              <w:t>á</w:t>
+            </w:r>
+            <w:proofErr w:type="gramEnd"/>
+            <w:r>
+              <w:rPr>
+                <w:b w:val="0"/>
+                <w:bCs w:val="0"/>
+              </w:rPr>
+              <w:t xml:space="preserve"> compra</w:t>
             </w:r>
           </w:p>
         </w:tc>
@@ -12620,6 +12146,7 @@
               </w:rPr>
             </w:pPr>
             <w:r>
+              <w:lastRenderedPageBreak/>
               <w:t>Descrição:</w:t>
             </w:r>
             <w:r>
@@ -13069,7 +12596,6 @@
                 <w:b w:val="0"/>
                 <w:bCs w:val="0"/>
               </w:rPr>
-              <w:lastRenderedPageBreak/>
               <w:t>O ficheiro deve ser guardado com sucesso;</w:t>
             </w:r>
           </w:p>
@@ -13090,7 +12616,6 @@
                 <w:b/>
                 <w:bCs/>
               </w:rPr>
-              <w:lastRenderedPageBreak/>
               <w:t>SP</w:t>
             </w:r>
             <w:r>
@@ -13421,6 +12946,7 @@
               </w:rPr>
             </w:pPr>
             <w:r>
+              <w:lastRenderedPageBreak/>
               <w:t xml:space="preserve">Descrição: </w:t>
             </w:r>
             <w:r>
@@ -13561,7 +13087,7 @@
       <w:pPr>
         <w:pStyle w:val="Ttulo2"/>
       </w:pPr>
-      <w:bookmarkStart w:id="36" w:name="_Toc232856247"/>
+      <w:bookmarkStart w:id="36" w:name="_Toc232869326"/>
       <w:r>
         <w:t>Execução do projeto</w:t>
       </w:r>
@@ -13606,391 +13132,9 @@
     </w:p>
     <w:p>
       <w:pPr>
-        <w:rPr>
-          <w:highlight w:val="yellow"/>
-        </w:rPr>
-      </w:pPr>
-      <w:r>
-        <w:rPr>
-          <w:highlight w:val="yellow"/>
-        </w:rPr>
-        <w:t>&lt;</w:t>
-      </w:r>
-      <w:proofErr w:type="spellStart"/>
-      <w:r>
-        <w:rPr>
-          <w:highlight w:val="yellow"/>
-        </w:rPr>
-        <w:t>Product</w:t>
-      </w:r>
-      <w:proofErr w:type="spellEnd"/>
-      <w:r>
-        <w:rPr>
-          <w:highlight w:val="yellow"/>
-        </w:rPr>
-        <w:t xml:space="preserve"> </w:t>
-      </w:r>
-      <w:proofErr w:type="spellStart"/>
-      <w:r>
-        <w:rPr>
-          <w:highlight w:val="yellow"/>
-        </w:rPr>
-        <w:t>backlog</w:t>
-      </w:r>
-      <w:proofErr w:type="spellEnd"/>
-      <w:r>
-        <w:rPr>
-          <w:highlight w:val="yellow"/>
-        </w:rPr>
-        <w:t xml:space="preserve"> do projeto</w:t>
-      </w:r>
-      <w:r>
-        <w:rPr>
-          <w:highlight w:val="yellow"/>
-        </w:rPr>
-        <w:t xml:space="preserve">: </w:t>
-      </w:r>
-    </w:p>
-    <w:p>
-      <w:pPr>
-        <w:pStyle w:val="PargrafodaLista"/>
-        <w:numPr>
-          <w:ilvl w:val="0"/>
-          <w:numId w:val="6"/>
-        </w:numPr>
-        <w:rPr>
-          <w:highlight w:val="yellow"/>
-        </w:rPr>
-      </w:pPr>
-      <w:r>
-        <w:rPr>
-          <w:highlight w:val="yellow"/>
-        </w:rPr>
-        <w:t>Inicial</w:t>
-      </w:r>
-    </w:p>
-    <w:p>
-      <w:pPr>
-        <w:pStyle w:val="PargrafodaLista"/>
-        <w:numPr>
-          <w:ilvl w:val="0"/>
-          <w:numId w:val="6"/>
-        </w:numPr>
-        <w:rPr>
-          <w:highlight w:val="yellow"/>
-        </w:rPr>
-      </w:pPr>
-      <w:r>
-        <w:rPr>
-          <w:highlight w:val="yellow"/>
-        </w:rPr>
-        <w:t xml:space="preserve">Sprint </w:t>
-      </w:r>
-      <w:proofErr w:type="spellStart"/>
-      <w:r>
-        <w:rPr>
-          <w:highlight w:val="yellow"/>
-        </w:rPr>
-        <w:t>Backlog</w:t>
-      </w:r>
-      <w:proofErr w:type="spellEnd"/>
-      <w:r>
-        <w:rPr>
-          <w:highlight w:val="yellow"/>
-        </w:rPr>
-        <w:t xml:space="preserve"> 1</w:t>
-      </w:r>
-    </w:p>
-    <w:p>
-      <w:pPr>
-        <w:pStyle w:val="PargrafodaLista"/>
-        <w:numPr>
-          <w:ilvl w:val="0"/>
-          <w:numId w:val="6"/>
-        </w:numPr>
-        <w:rPr>
-          <w:highlight w:val="yellow"/>
-        </w:rPr>
-      </w:pPr>
-      <w:r>
-        <w:rPr>
-          <w:highlight w:val="yellow"/>
-        </w:rPr>
-        <w:t xml:space="preserve">Sprint </w:t>
-      </w:r>
-      <w:proofErr w:type="spellStart"/>
-      <w:r>
-        <w:rPr>
-          <w:highlight w:val="yellow"/>
-        </w:rPr>
-        <w:t>Backlog</w:t>
-      </w:r>
-      <w:proofErr w:type="spellEnd"/>
-      <w:r>
-        <w:rPr>
-          <w:highlight w:val="yellow"/>
-        </w:rPr>
-        <w:t xml:space="preserve"> 2</w:t>
-      </w:r>
-    </w:p>
-    <w:p>
-      <w:pPr>
-        <w:pStyle w:val="PargrafodaLista"/>
-        <w:numPr>
-          <w:ilvl w:val="0"/>
-          <w:numId w:val="6"/>
-        </w:numPr>
-        <w:rPr>
-          <w:highlight w:val="yellow"/>
-        </w:rPr>
-      </w:pPr>
-      <w:r>
-        <w:rPr>
-          <w:highlight w:val="yellow"/>
-        </w:rPr>
-        <w:t xml:space="preserve">Sprint </w:t>
-      </w:r>
-      <w:proofErr w:type="spellStart"/>
-      <w:r>
-        <w:rPr>
-          <w:highlight w:val="yellow"/>
-        </w:rPr>
-        <w:t>Backlog</w:t>
-      </w:r>
-      <w:proofErr w:type="spellEnd"/>
-      <w:r>
-        <w:rPr>
-          <w:highlight w:val="yellow"/>
-        </w:rPr>
-        <w:t xml:space="preserve"> 3</w:t>
-      </w:r>
-    </w:p>
-    <w:p>
-      <w:pPr>
-        <w:pStyle w:val="PargrafodaLista"/>
-        <w:numPr>
-          <w:ilvl w:val="0"/>
-          <w:numId w:val="6"/>
-        </w:numPr>
-        <w:rPr>
-          <w:highlight w:val="yellow"/>
-        </w:rPr>
-      </w:pPr>
-      <w:r>
-        <w:rPr>
-          <w:highlight w:val="yellow"/>
-        </w:rPr>
-        <w:t xml:space="preserve">Sprint </w:t>
-      </w:r>
-      <w:proofErr w:type="spellStart"/>
-      <w:r>
-        <w:rPr>
-          <w:highlight w:val="yellow"/>
-        </w:rPr>
-        <w:t>Backlog</w:t>
-      </w:r>
-      <w:proofErr w:type="spellEnd"/>
-      <w:r>
-        <w:rPr>
-          <w:highlight w:val="yellow"/>
-        </w:rPr>
-        <w:t xml:space="preserve"> 4</w:t>
-      </w:r>
-    </w:p>
-    <w:p>
-      <w:r>
-        <w:rPr>
-          <w:highlight w:val="yellow"/>
-        </w:rPr>
-        <w:t xml:space="preserve">Cada item do </w:t>
-      </w:r>
-      <w:proofErr w:type="spellStart"/>
-      <w:r>
-        <w:rPr>
-          <w:highlight w:val="yellow"/>
-        </w:rPr>
-        <w:t>Product</w:t>
-      </w:r>
-      <w:proofErr w:type="spellEnd"/>
-      <w:r>
-        <w:rPr>
-          <w:highlight w:val="yellow"/>
-        </w:rPr>
-        <w:t xml:space="preserve"> </w:t>
-      </w:r>
-      <w:proofErr w:type="spellStart"/>
-      <w:r>
-        <w:rPr>
-          <w:highlight w:val="yellow"/>
-        </w:rPr>
-        <w:t>Backlog</w:t>
-      </w:r>
-      <w:proofErr w:type="spellEnd"/>
-      <w:r>
-        <w:rPr>
-          <w:highlight w:val="yellow"/>
-        </w:rPr>
-        <w:t xml:space="preserve"> deve corresponder a uma </w:t>
-      </w:r>
-      <w:proofErr w:type="spellStart"/>
-      <w:r>
-        <w:rPr>
-          <w:highlight w:val="yellow"/>
-        </w:rPr>
-        <w:t>Issue</w:t>
-      </w:r>
-      <w:proofErr w:type="spellEnd"/>
-      <w:r>
-        <w:rPr>
-          <w:highlight w:val="yellow"/>
-        </w:rPr>
-        <w:t xml:space="preserve"> (</w:t>
-      </w:r>
-      <w:proofErr w:type="spellStart"/>
-      <w:r>
-        <w:rPr>
-          <w:highlight w:val="yellow"/>
-        </w:rPr>
-        <w:t>Jira</w:t>
-      </w:r>
-      <w:proofErr w:type="spellEnd"/>
-      <w:r>
-        <w:rPr>
-          <w:highlight w:val="yellow"/>
-        </w:rPr>
-        <w:t xml:space="preserve">) do tipo </w:t>
-      </w:r>
-      <w:proofErr w:type="spellStart"/>
-      <w:r>
-        <w:rPr>
-          <w:highlight w:val="yellow"/>
-        </w:rPr>
-        <w:t>Task</w:t>
-      </w:r>
-      <w:proofErr w:type="spellEnd"/>
-      <w:r>
-        <w:rPr>
-          <w:highlight w:val="yellow"/>
-        </w:rPr>
-        <w:t xml:space="preserve">, </w:t>
-      </w:r>
-      <w:proofErr w:type="spellStart"/>
-      <w:r>
-        <w:rPr>
-          <w:highlight w:val="yellow"/>
-        </w:rPr>
-        <w:t>Story</w:t>
-      </w:r>
-      <w:proofErr w:type="spellEnd"/>
-      <w:r>
-        <w:rPr>
-          <w:highlight w:val="yellow"/>
-        </w:rPr>
-        <w:t xml:space="preserve"> ou Bug. </w:t>
-      </w:r>
-      <w:proofErr w:type="spellStart"/>
-      <w:r>
-        <w:rPr>
-          <w:highlight w:val="yellow"/>
-        </w:rPr>
-        <w:t>User</w:t>
-      </w:r>
-      <w:proofErr w:type="spellEnd"/>
-      <w:r>
-        <w:rPr>
-          <w:highlight w:val="yellow"/>
-        </w:rPr>
-        <w:t xml:space="preserve"> </w:t>
-      </w:r>
-      <w:proofErr w:type="spellStart"/>
-      <w:r>
-        <w:rPr>
-          <w:highlight w:val="yellow"/>
-        </w:rPr>
-        <w:t>Story</w:t>
-      </w:r>
-      <w:proofErr w:type="spellEnd"/>
-      <w:r>
-        <w:rPr>
-          <w:highlight w:val="yellow"/>
-        </w:rPr>
-        <w:t xml:space="preserve"> identificada pelo cliente. As </w:t>
-      </w:r>
-      <w:proofErr w:type="spellStart"/>
-      <w:r>
-        <w:rPr>
-          <w:highlight w:val="yellow"/>
-        </w:rPr>
-        <w:t>issues</w:t>
-      </w:r>
-      <w:proofErr w:type="spellEnd"/>
-      <w:r>
-        <w:rPr>
-          <w:highlight w:val="yellow"/>
-        </w:rPr>
-        <w:t xml:space="preserve"> devem ser estimadas em </w:t>
-      </w:r>
-      <w:proofErr w:type="spellStart"/>
-      <w:r>
-        <w:rPr>
-          <w:highlight w:val="yellow"/>
-        </w:rPr>
-        <w:t>Story</w:t>
-      </w:r>
-      <w:proofErr w:type="spellEnd"/>
-      <w:r>
-        <w:rPr>
-          <w:highlight w:val="yellow"/>
-        </w:rPr>
-        <w:t xml:space="preserve"> </w:t>
-      </w:r>
-      <w:proofErr w:type="spellStart"/>
-      <w:r>
-        <w:rPr>
-          <w:highlight w:val="yellow"/>
-        </w:rPr>
-        <w:t>Points</w:t>
-      </w:r>
-      <w:proofErr w:type="spellEnd"/>
-      <w:r>
-        <w:rPr>
-          <w:highlight w:val="yellow"/>
-        </w:rPr>
-        <w:t xml:space="preserve"> utilizando a sequência de </w:t>
-      </w:r>
-      <w:proofErr w:type="spellStart"/>
-      <w:r>
-        <w:rPr>
-          <w:highlight w:val="yellow"/>
-        </w:rPr>
-        <w:t>Fibonacci</w:t>
-      </w:r>
-      <w:proofErr w:type="spellEnd"/>
-      <w:r>
-        <w:rPr>
-          <w:highlight w:val="yellow"/>
-        </w:rPr>
-        <w:t>: 1, 2, 3, 5, 8, 13, 2</w:t>
-      </w:r>
-      <w:r>
-        <w:rPr>
-          <w:highlight w:val="yellow"/>
-        </w:rPr>
-        <w:t>1</w:t>
-      </w:r>
-      <w:r>
-        <w:rPr>
-          <w:highlight w:val="yellow"/>
-        </w:rPr>
-        <w:t>.</w:t>
-      </w:r>
-    </w:p>
-    <w:p/>
-    <w:p>
-      <w:pPr>
         <w:pStyle w:val="Ttulo3"/>
       </w:pPr>
-      <w:bookmarkStart w:id="37" w:name="_Toc232856248"/>
+      <w:bookmarkStart w:id="37" w:name="_Toc232869327"/>
       <w:r>
         <w:t>Sprint 1 (</w:t>
       </w:r>
@@ -14026,7 +13170,6 @@
         <w:pStyle w:val="Ttulo4"/>
       </w:pPr>
       <w:r>
-        <w:lastRenderedPageBreak/>
         <w:t xml:space="preserve">Sprint </w:t>
       </w:r>
       <w:proofErr w:type="spellStart"/>
@@ -14156,7 +13299,7 @@
                 <w:noProof/>
               </w:rPr>
               <w:drawing>
-                <wp:inline distT="0" distB="0" distL="0" distR="0" wp14:anchorId="1A1DECD4" wp14:editId="52C77F0F">
+                <wp:inline distT="0" distB="0" distL="0" distR="0" wp14:anchorId="1A1DECD4" wp14:editId="0554770D">
                   <wp:extent cx="5521501" cy="1844040"/>
                   <wp:effectExtent l="0" t="0" r="3175" b="3810"/>
                   <wp:docPr id="15" name="Picture 15"/>
@@ -14204,7 +13347,7 @@
                 <w:noProof/>
               </w:rPr>
               <w:drawing>
-                <wp:inline distT="0" distB="0" distL="0" distR="0" wp14:anchorId="6987658B" wp14:editId="2D0FD0BC">
+                <wp:inline distT="0" distB="0" distL="0" distR="0" wp14:anchorId="6987658B" wp14:editId="1D23E6A8">
                   <wp:extent cx="5539740" cy="2026920"/>
                   <wp:effectExtent l="0" t="0" r="3810" b="0"/>
                   <wp:docPr id="911752217" name="Imagem 911752217"/>
@@ -14263,6 +13406,7 @@
       </w:pPr>
       <w:proofErr w:type="spellStart"/>
       <w:r>
+        <w:lastRenderedPageBreak/>
         <w:t>Daily</w:t>
       </w:r>
       <w:proofErr w:type="spellEnd"/>
@@ -14480,21 +13624,12 @@
               </w:rPr>
               <w:t xml:space="preserve">, </w:t>
             </w:r>
-            <w:proofErr w:type="spellStart"/>
-            <w:r>
-              <w:rPr>
-                <w:b w:val="0"/>
-                <w:bCs w:val="0"/>
-              </w:rPr>
-              <w:t>User</w:t>
-            </w:r>
-            <w:proofErr w:type="spellEnd"/>
-            <w:r>
-              <w:rPr>
-                <w:b w:val="0"/>
-                <w:bCs w:val="0"/>
-              </w:rPr>
-              <w:t xml:space="preserve"> </w:t>
+            <w:r>
+              <w:rPr>
+                <w:b w:val="0"/>
+                <w:bCs w:val="0"/>
+              </w:rPr>
+              <w:t xml:space="preserve">User </w:t>
             </w:r>
             <w:proofErr w:type="spellStart"/>
             <w:r>
@@ -14769,7 +13904,6 @@
               </w:rPr>
             </w:pPr>
             <w:r>
-              <w:lastRenderedPageBreak/>
               <w:t>Data:</w:t>
             </w:r>
           </w:p>
@@ -14876,23 +14010,7 @@
                 <w:b w:val="0"/>
                 <w:bCs w:val="0"/>
               </w:rPr>
-              <w:t xml:space="preserve">, </w:t>
-            </w:r>
-            <w:proofErr w:type="spellStart"/>
-            <w:r>
-              <w:rPr>
-                <w:b w:val="0"/>
-                <w:bCs w:val="0"/>
-              </w:rPr>
-              <w:t>User</w:t>
-            </w:r>
-            <w:proofErr w:type="spellEnd"/>
-            <w:r>
-              <w:rPr>
-                <w:b w:val="0"/>
-                <w:bCs w:val="0"/>
-              </w:rPr>
-              <w:t xml:space="preserve"> </w:t>
+              <w:t xml:space="preserve">, User </w:t>
             </w:r>
             <w:proofErr w:type="spellStart"/>
             <w:r>
@@ -14986,23 +14104,7 @@
                 <w:b w:val="0"/>
                 <w:bCs w:val="0"/>
               </w:rPr>
-              <w:t xml:space="preserve">, desenvolvimento de </w:t>
-            </w:r>
-            <w:proofErr w:type="spellStart"/>
-            <w:r>
-              <w:rPr>
-                <w:b w:val="0"/>
-                <w:bCs w:val="0"/>
-              </w:rPr>
-              <w:t>User</w:t>
-            </w:r>
-            <w:proofErr w:type="spellEnd"/>
-            <w:r>
-              <w:rPr>
-                <w:b w:val="0"/>
-                <w:bCs w:val="0"/>
-              </w:rPr>
-              <w:t xml:space="preserve"> </w:t>
+              <w:t xml:space="preserve">, desenvolvimento de User </w:t>
             </w:r>
             <w:proofErr w:type="spellStart"/>
             <w:r>
@@ -15055,23 +14157,7 @@
                 <w:b w:val="0"/>
                 <w:bCs w:val="0"/>
               </w:rPr>
-              <w:t xml:space="preserve"> Desenvolvimento de </w:t>
-            </w:r>
-            <w:proofErr w:type="spellStart"/>
-            <w:r>
-              <w:rPr>
-                <w:b w:val="0"/>
-                <w:bCs w:val="0"/>
-              </w:rPr>
-              <w:t>User</w:t>
-            </w:r>
-            <w:proofErr w:type="spellEnd"/>
-            <w:r>
-              <w:rPr>
-                <w:b w:val="0"/>
-                <w:bCs w:val="0"/>
-              </w:rPr>
-              <w:t xml:space="preserve"> </w:t>
+              <w:t xml:space="preserve"> Desenvolvimento de User </w:t>
             </w:r>
             <w:proofErr w:type="spellStart"/>
             <w:r>
@@ -15499,8 +14585,9 @@
               <w:rPr>
                 <w:noProof/>
               </w:rPr>
+              <w:lastRenderedPageBreak/>
               <w:drawing>
-                <wp:inline distT="0" distB="0" distL="0" distR="0" wp14:anchorId="277DE704" wp14:editId="34A4B065">
+                <wp:inline distT="0" distB="0" distL="0" distR="0" wp14:anchorId="277DE704" wp14:editId="3A77B33C">
                   <wp:extent cx="6120130" cy="2573016"/>
                   <wp:effectExtent l="0" t="0" r="0" b="0"/>
                   <wp:docPr id="19" name="Picture 19"/>
@@ -15552,7 +14639,7 @@
       <w:pPr>
         <w:pStyle w:val="Ttulo3"/>
       </w:pPr>
-      <w:bookmarkStart w:id="38" w:name="_Toc232856249"/>
+      <w:bookmarkStart w:id="38" w:name="_Toc232869328"/>
       <w:r>
         <w:t>Sprint 2 (</w:t>
       </w:r>
@@ -15594,7 +14681,6 @@
         <w:pStyle w:val="Ttulo4"/>
       </w:pPr>
       <w:r>
-        <w:lastRenderedPageBreak/>
         <w:t xml:space="preserve">Sprint </w:t>
       </w:r>
       <w:proofErr w:type="spellStart"/>
@@ -15727,7 +14813,7 @@
                 <w:noProof/>
               </w:rPr>
               <w:drawing>
-                <wp:inline distT="0" distB="0" distL="0" distR="0" wp14:anchorId="37A439F5" wp14:editId="326A5752">
+                <wp:inline distT="0" distB="0" distL="0" distR="0" wp14:anchorId="37A439F5" wp14:editId="4B16884C">
                   <wp:extent cx="6050574" cy="2011680"/>
                   <wp:effectExtent l="0" t="0" r="7620" b="7620"/>
                   <wp:docPr id="1055732996" name="Imagem 1055732996"/>
@@ -15780,8 +14866,9 @@
               <w:rPr>
                 <w:noProof/>
               </w:rPr>
+              <w:lastRenderedPageBreak/>
               <w:drawing>
-                <wp:inline distT="0" distB="0" distL="0" distR="0" wp14:anchorId="7C3AF47F" wp14:editId="7878192A">
+                <wp:inline distT="0" distB="0" distL="0" distR="0" wp14:anchorId="7C3AF47F" wp14:editId="57B4B87D">
                   <wp:extent cx="6111240" cy="2011046"/>
                   <wp:effectExtent l="0" t="0" r="3810" b="8255"/>
                   <wp:docPr id="1575382318" name="Imagem 1575382318"/>
@@ -16231,7 +15318,6 @@
                 <w:bCs w:val="0"/>
                 <w:u w:val="single"/>
               </w:rPr>
-              <w:lastRenderedPageBreak/>
               <w:t>O que fez na semana anterior</w:t>
             </w:r>
             <w:r>
@@ -16679,6 +15765,7 @@
                 <w:bCs w:val="0"/>
                 <w:u w:val="single"/>
               </w:rPr>
+              <w:lastRenderedPageBreak/>
               <w:t>Dificuldades que prevê</w:t>
             </w:r>
             <w:r>
@@ -16742,7 +15829,23 @@
                 <w:b w:val="0"/>
                 <w:bCs w:val="0"/>
               </w:rPr>
-              <w:t>Especificação do Sistema, Consultar tipos de artigos.</w:t>
+              <w:t xml:space="preserve">Especificação do Sistema, </w:t>
+            </w:r>
+            <w:proofErr w:type="gramStart"/>
+            <w:r>
+              <w:rPr>
+                <w:b w:val="0"/>
+                <w:bCs w:val="0"/>
+              </w:rPr>
+              <w:t>Consultar</w:t>
+            </w:r>
+            <w:proofErr w:type="gramEnd"/>
+            <w:r>
+              <w:rPr>
+                <w:b w:val="0"/>
+                <w:bCs w:val="0"/>
+              </w:rPr>
+              <w:t xml:space="preserve"> tipos de artigos.</w:t>
             </w:r>
           </w:p>
           <w:p>
@@ -16977,7 +16080,23 @@
                 <w:b w:val="0"/>
                 <w:bCs w:val="0"/>
               </w:rPr>
-              <w:t>Analisando o gráfico da para verificar que a equipa cometeu um erro e terminou a sprint um dia mais cedo</w:t>
+              <w:t xml:space="preserve">Analisando o gráfico </w:t>
+            </w:r>
+            <w:proofErr w:type="gramStart"/>
+            <w:r>
+              <w:rPr>
+                <w:b w:val="0"/>
+                <w:bCs w:val="0"/>
+              </w:rPr>
+              <w:t>da</w:t>
+            </w:r>
+            <w:proofErr w:type="gramEnd"/>
+            <w:r>
+              <w:rPr>
+                <w:b w:val="0"/>
+                <w:bCs w:val="0"/>
+              </w:rPr>
+              <w:t xml:space="preserve"> para verificar que a equipa cometeu um erro e terminou a sprint um dia mais cedo</w:t>
             </w:r>
           </w:p>
           <w:p>
@@ -17037,9 +16156,8 @@
               <w:rPr>
                 <w:noProof/>
               </w:rPr>
-              <w:lastRenderedPageBreak/>
               <w:drawing>
-                <wp:inline distT="0" distB="0" distL="0" distR="0" wp14:anchorId="52BCB3EA" wp14:editId="75D7F252">
+                <wp:inline distT="0" distB="0" distL="0" distR="0" wp14:anchorId="52BCB3EA" wp14:editId="08C3B99F">
                   <wp:extent cx="6111240" cy="2453640"/>
                   <wp:effectExtent l="0" t="0" r="3810" b="3810"/>
                   <wp:docPr id="2106271604" name="Imagem 2106271604"/>
@@ -17097,7 +16215,7 @@
       <w:pPr>
         <w:pStyle w:val="Ttulo3"/>
       </w:pPr>
-      <w:bookmarkStart w:id="39" w:name="_Toc232856250"/>
+      <w:bookmarkStart w:id="39" w:name="_Toc232869329"/>
       <w:r>
         <w:t>Sprint 3 (</w:t>
       </w:r>
@@ -17261,8 +16379,9 @@
               <w:rPr>
                 <w:noProof/>
               </w:rPr>
+              <w:lastRenderedPageBreak/>
               <w:drawing>
-                <wp:inline distT="0" distB="0" distL="0" distR="0" wp14:anchorId="2DB18D96" wp14:editId="3DB2223A">
+                <wp:inline distT="0" distB="0" distL="0" distR="0" wp14:anchorId="2DB18D96" wp14:editId="2CC47B87">
                   <wp:extent cx="6111240" cy="2026920"/>
                   <wp:effectExtent l="0" t="0" r="3810" b="0"/>
                   <wp:docPr id="1612601135" name="Imagem 1612601135"/>
@@ -17315,7 +16434,7 @@
                 <w:noProof/>
               </w:rPr>
               <w:drawing>
-                <wp:inline distT="0" distB="0" distL="0" distR="0" wp14:anchorId="1788CEE6" wp14:editId="1EDDCA99">
+                <wp:inline distT="0" distB="0" distL="0" distR="0" wp14:anchorId="1788CEE6" wp14:editId="4E6C534C">
                   <wp:extent cx="6111240" cy="2026920"/>
                   <wp:effectExtent l="0" t="0" r="3810" b="0"/>
                   <wp:docPr id="383128975" name="Imagem 383128975"/>
@@ -17690,7 +16809,23 @@
                 <w:b w:val="0"/>
                 <w:bCs w:val="0"/>
               </w:rPr>
-              <w:t xml:space="preserve"> Editar compra aberta, Ajudar no que restar do projeto</w:t>
+              <w:t xml:space="preserve"> Editar compra aberta, </w:t>
+            </w:r>
+            <w:proofErr w:type="gramStart"/>
+            <w:r>
+              <w:rPr>
+                <w:b w:val="0"/>
+                <w:bCs w:val="0"/>
+              </w:rPr>
+              <w:t>Ajudar</w:t>
+            </w:r>
+            <w:proofErr w:type="gramEnd"/>
+            <w:r>
+              <w:rPr>
+                <w:b w:val="0"/>
+                <w:bCs w:val="0"/>
+              </w:rPr>
+              <w:t xml:space="preserve"> no que restar do projeto</w:t>
             </w:r>
           </w:p>
         </w:tc>
@@ -17897,6 +17032,7 @@
                 <w:bCs w:val="0"/>
                 <w:u w:val="single"/>
               </w:rPr>
+              <w:lastRenderedPageBreak/>
               <w:t>Dificuldades que prevê</w:t>
             </w:r>
             <w:r>
@@ -17948,6 +17084,7 @@
               </w:rPr>
               <w:t>O que fez na semana anterior</w:t>
             </w:r>
+            <w:proofErr w:type="gramStart"/>
             <w:r>
               <w:rPr>
                 <w:b w:val="0"/>
@@ -17955,12 +17092,29 @@
               </w:rPr>
               <w:t>: :</w:t>
             </w:r>
-            <w:r>
-              <w:rPr>
-                <w:b w:val="0"/>
-                <w:bCs w:val="0"/>
-              </w:rPr>
-              <w:t xml:space="preserve"> Editar compra aberta, Ajudar no que restar do projeto.</w:t>
+            <w:proofErr w:type="gramEnd"/>
+            <w:r>
+              <w:rPr>
+                <w:b w:val="0"/>
+                <w:bCs w:val="0"/>
+              </w:rPr>
+              <w:t xml:space="preserve"> Editar compra aberta, </w:t>
+            </w:r>
+            <w:proofErr w:type="gramStart"/>
+            <w:r>
+              <w:rPr>
+                <w:b w:val="0"/>
+                <w:bCs w:val="0"/>
+              </w:rPr>
+              <w:t>Ajudar</w:t>
+            </w:r>
+            <w:proofErr w:type="gramEnd"/>
+            <w:r>
+              <w:rPr>
+                <w:b w:val="0"/>
+                <w:bCs w:val="0"/>
+              </w:rPr>
+              <w:t xml:space="preserve"> no que restar do projeto.</w:t>
             </w:r>
           </w:p>
           <w:p>
@@ -18224,9 +17378,8 @@
               <w:rPr>
                 <w:noProof/>
               </w:rPr>
-              <w:lastRenderedPageBreak/>
               <w:drawing>
-                <wp:inline distT="0" distB="0" distL="0" distR="0" wp14:anchorId="110E100B" wp14:editId="50711FCD">
+                <wp:inline distT="0" distB="0" distL="0" distR="0" wp14:anchorId="110E100B" wp14:editId="0C5FB340">
                   <wp:extent cx="6111240" cy="2499360"/>
                   <wp:effectExtent l="0" t="0" r="3810" b="0"/>
                   <wp:docPr id="2077770510" name="Imagem 2077770510"/>
@@ -18285,7 +17438,7 @@
       <w:pPr>
         <w:pStyle w:val="Ttulo2"/>
       </w:pPr>
-      <w:bookmarkStart w:id="40" w:name="_Toc232856251"/>
+      <w:bookmarkStart w:id="40" w:name="_Toc232869330"/>
       <w:proofErr w:type="spellStart"/>
       <w:r>
         <w:rPr>
@@ -18660,6 +17813,7 @@
                 <w:b w:val="0"/>
                 <w:bCs w:val="0"/>
               </w:rPr>
+              <w:lastRenderedPageBreak/>
               <w:t>Gestão do projeto</w:t>
             </w:r>
           </w:p>
@@ -18687,6 +17841,7 @@
                 <w:iCs/>
                 <w:lang w:val="en-US"/>
               </w:rPr>
+              <w:lastRenderedPageBreak/>
               <w:t>Things that surprised us</w:t>
             </w:r>
           </w:p>
@@ -19066,7 +18221,6 @@
                 <w:b w:val="0"/>
                 <w:bCs w:val="0"/>
               </w:rPr>
-              <w:lastRenderedPageBreak/>
               <w:t>A nossa dedicação com o projeto</w:t>
             </w:r>
           </w:p>
@@ -19078,7 +18232,7 @@
       <w:pPr>
         <w:pStyle w:val="Ttulo1"/>
       </w:pPr>
-      <w:bookmarkStart w:id="41" w:name="_Toc232856252"/>
+      <w:bookmarkStart w:id="41" w:name="_Toc232869331"/>
       <w:r>
         <w:lastRenderedPageBreak/>
         <w:t>Conclus</w:t>
@@ -19366,11 +18520,9 @@
       <w:r>
         <w:t xml:space="preserve">ferramenta de </w:t>
       </w:r>
-      <w:proofErr w:type="spellStart"/>
-      <w:r>
-        <w:t>Inteligencia</w:t>
-      </w:r>
-      <w:proofErr w:type="spellEnd"/>
+      <w:r>
+        <w:t>Inteligência</w:t>
+      </w:r>
       <w:r>
         <w:t xml:space="preserve"> Artificial</w:t>
       </w:r>
@@ -19408,7 +18560,10 @@
         <w:t xml:space="preserve"> erros de escrita e onde </w:t>
       </w:r>
       <w:r>
-        <w:t>podem haver melhoramentos</w:t>
+        <w:t>pode haver</w:t>
+      </w:r>
+      <w:r>
+        <w:t xml:space="preserve"> melhoramentos</w:t>
       </w:r>
       <w:r>
         <w:t xml:space="preserve"> </w:t>
@@ -19440,7 +18595,7 @@
 </file>
 
 <file path=word/endnotes.xml><?xml version="1.0" encoding="utf-8"?>
-<w:endnotes xmlns:wpc="http://schemas.microsoft.com/office/word/2010/wordprocessingCanvas" xmlns:cx="http://schemas.microsoft.com/office/drawing/2014/chartex" xmlns:cx1="http://schemas.microsoft.com/office/drawing/2015/9/8/chartex" xmlns:cx2="http://schemas.microsoft.com/office/drawing/2015/10/21/chartex" xmlns:cx3="http://schemas.microsoft.com/office/drawing/2016/5/9/chartex" xmlns:cx4="http://schemas.microsoft.com/office/drawing/2016/5/10/chartex" xmlns:cx5="http://schemas.microsoft.com/office/drawing/2016/5/11/chartex" xmlns:cx6="http://schemas.microsoft.com/office/drawing/2016/5/12/chartex" xmlns:cx7="http://schemas.microsoft.com/office/drawing/2016/5/13/chartex" xmlns:cx8="http://schemas.microsoft.com/office/drawing/2016/5/14/chartex" xmlns:mc="http://schemas.openxmlformats.org/markup-compatibility/2006" xmlns:aink="http://schemas.microsoft.com/office/drawing/2016/ink" xmlns:am3d="http://schemas.microsoft.com/office/drawing/2017/model3d" xmlns:o="urn:schemas-microsoft-com:office:office" xmlns:oel="http://schemas.microsoft.com/office/2019/extlst" xmlns:r="http://schemas.openxmlformats.org/officeDocument/2006/relationships" xmlns:m="http://schemas.openxmlformats.org/officeDocument/2006/math" xmlns:v="urn:schemas-microsoft-com:vml" xmlns:wp14="http://schemas.microsoft.com/office/word/2010/wordprocessingDrawing" xmlns:wp="http://schemas.openxmlformats.org/drawingml/2006/wordprocessingDrawing" xmlns:w10="urn:schemas-microsoft-com:office:word" xmlns:w="http://schemas.openxmlformats.org/wordprocessingml/2006/main" xmlns:w14="http://schemas.microsoft.com/office/word/2010/wordml" xmlns:w15="http://schemas.microsoft.com/office/word/2012/wordml" xmlns:w16cex="http://schemas.microsoft.com/office/word/2018/wordml/cex" xmlns:w16cid="http://schemas.microsoft.com/office/word/2016/wordml/cid" xmlns:w16="http://schemas.microsoft.com/office/word/2018/wordml" xmlns:w16sdtdh="http://schemas.microsoft.com/office/word/2020/wordml/sdtdatahash" xmlns:w16se="http://schemas.microsoft.com/office/word/2015/wordml/symex" xmlns:wpg="http://schemas.microsoft.com/office/word/2010/wordprocessingGroup" xmlns:wpi="http://schemas.microsoft.com/office/word/2010/wordprocessingInk" xmlns:wne="http://schemas.microsoft.com/office/word/2006/wordml" xmlns:wps="http://schemas.microsoft.com/office/word/2010/wordprocessingShape" mc:Ignorable="w14 w15 w16se w16cid w16 w16cex w16sdtdh wp14">
+<w:endnotes xmlns:wpc="http://schemas.microsoft.com/office/word/2010/wordprocessingCanvas" xmlns:cx="http://schemas.microsoft.com/office/drawing/2014/chartex" xmlns:cx1="http://schemas.microsoft.com/office/drawing/2015/9/8/chartex" xmlns:cx2="http://schemas.microsoft.com/office/drawing/2015/10/21/chartex" xmlns:cx3="http://schemas.microsoft.com/office/drawing/2016/5/9/chartex" xmlns:cx4="http://schemas.microsoft.com/office/drawing/2016/5/10/chartex" xmlns:cx5="http://schemas.microsoft.com/office/drawing/2016/5/11/chartex" xmlns:cx6="http://schemas.microsoft.com/office/drawing/2016/5/12/chartex" xmlns:cx7="http://schemas.microsoft.com/office/drawing/2016/5/13/chartex" xmlns:cx8="http://schemas.microsoft.com/office/drawing/2016/5/14/chartex" xmlns:mc="http://schemas.openxmlformats.org/markup-compatibility/2006" xmlns:m="http://schemas.openxmlformats.org/officeDocument/2006/math" xmlns:aink="http://schemas.microsoft.com/office/drawing/2016/ink" xmlns:am3d="http://schemas.microsoft.com/office/drawing/2017/model3d" xmlns:oel="http://schemas.microsoft.com/office/2019/extlst" xmlns:r="http://schemas.openxmlformats.org/officeDocument/2006/relationships" xmlns:wp14="http://schemas.microsoft.com/office/word/2010/wordprocessingDrawing" xmlns:wp="http://schemas.openxmlformats.org/drawingml/2006/wordprocessingDrawing" xmlns:wpg="http://schemas.microsoft.com/office/word/2010/wordprocessingGroup" xmlns:wpi="http://schemas.microsoft.com/office/word/2010/wordprocessingInk" xmlns:wps="http://schemas.microsoft.com/office/word/2010/wordprocessingShape" xmlns:o="urn:schemas-microsoft-com:office:office" xmlns:v="urn:schemas-microsoft-com:vml" xmlns:w10="urn:schemas-microsoft-com:office:word" xmlns:w="http://schemas.openxmlformats.org/wordprocessingml/2006/main" xmlns:w14="http://schemas.microsoft.com/office/word/2010/wordml" xmlns:w15="http://schemas.microsoft.com/office/word/2012/wordml" xmlns:w16cex="http://schemas.microsoft.com/office/word/2018/wordml/cex" xmlns:w16cid="http://schemas.microsoft.com/office/word/2016/wordml/cid" xmlns:w16="http://schemas.microsoft.com/office/word/2018/wordml" xmlns:w16sdtdh="http://schemas.microsoft.com/office/word/2020/wordml/sdtdatahash" xmlns:w16sdtfl="http://schemas.microsoft.com/office/word/2024/wordml/sdtformatlock" xmlns:w16se="http://schemas.microsoft.com/office/word/2015/wordml/symex" xmlns:w16du="http://schemas.microsoft.com/office/word/2023/wordml/word16du" xmlns:wne="http://schemas.microsoft.com/office/word/2006/wordml" mc:Ignorable="w14 w15 w16se w16cid w16 w16cex w16sdtdh w16sdtfl w16du wp14">
   <w:endnote w:type="separator" w:id="-1">
     <w:p>
       <w:r>
@@ -19459,7 +18614,7 @@
 </file>
 
 <file path=word/footer1.xml><?xml version="1.0" encoding="utf-8"?>
-<w:ftr xmlns:wpc="http://schemas.microsoft.com/office/word/2010/wordprocessingCanvas" xmlns:cx="http://schemas.microsoft.com/office/drawing/2014/chartex" xmlns:cx1="http://schemas.microsoft.com/office/drawing/2015/9/8/chartex" xmlns:cx2="http://schemas.microsoft.com/office/drawing/2015/10/21/chartex" xmlns:cx3="http://schemas.microsoft.com/office/drawing/2016/5/9/chartex" xmlns:cx4="http://schemas.microsoft.com/office/drawing/2016/5/10/chartex" xmlns:cx5="http://schemas.microsoft.com/office/drawing/2016/5/11/chartex" xmlns:cx6="http://schemas.microsoft.com/office/drawing/2016/5/12/chartex" xmlns:cx7="http://schemas.microsoft.com/office/drawing/2016/5/13/chartex" xmlns:cx8="http://schemas.microsoft.com/office/drawing/2016/5/14/chartex" xmlns:mc="http://schemas.openxmlformats.org/markup-compatibility/2006" xmlns:aink="http://schemas.microsoft.com/office/drawing/2016/ink" xmlns:am3d="http://schemas.microsoft.com/office/drawing/2017/model3d" xmlns:o="urn:schemas-microsoft-com:office:office" xmlns:oel="http://schemas.microsoft.com/office/2019/extlst" xmlns:r="http://schemas.openxmlformats.org/officeDocument/2006/relationships" xmlns:m="http://schemas.openxmlformats.org/officeDocument/2006/math" xmlns:v="urn:schemas-microsoft-com:vml" xmlns:wp14="http://schemas.microsoft.com/office/word/2010/wordprocessingDrawing" xmlns:wp="http://schemas.openxmlformats.org/drawingml/2006/wordprocessingDrawing" xmlns:w10="urn:schemas-microsoft-com:office:word" xmlns:w="http://schemas.openxmlformats.org/wordprocessingml/2006/main" xmlns:w14="http://schemas.microsoft.com/office/word/2010/wordml" xmlns:w15="http://schemas.microsoft.com/office/word/2012/wordml" xmlns:w16cex="http://schemas.microsoft.com/office/word/2018/wordml/cex" xmlns:w16cid="http://schemas.microsoft.com/office/word/2016/wordml/cid" xmlns:w16="http://schemas.microsoft.com/office/word/2018/wordml" xmlns:w16sdtdh="http://schemas.microsoft.com/office/word/2020/wordml/sdtdatahash" xmlns:w16se="http://schemas.microsoft.com/office/word/2015/wordml/symex" xmlns:wpg="http://schemas.microsoft.com/office/word/2010/wordprocessingGroup" xmlns:wpi="http://schemas.microsoft.com/office/word/2010/wordprocessingInk" xmlns:wne="http://schemas.microsoft.com/office/word/2006/wordml" xmlns:wps="http://schemas.microsoft.com/office/word/2010/wordprocessingShape" mc:Ignorable="w14 w15 w16se w16cid w16 w16cex w16sdtdh wp14">
+<w:ftr xmlns:wpc="http://schemas.microsoft.com/office/word/2010/wordprocessingCanvas" xmlns:cx="http://schemas.microsoft.com/office/drawing/2014/chartex" xmlns:cx1="http://schemas.microsoft.com/office/drawing/2015/9/8/chartex" xmlns:cx2="http://schemas.microsoft.com/office/drawing/2015/10/21/chartex" xmlns:cx3="http://schemas.microsoft.com/office/drawing/2016/5/9/chartex" xmlns:cx4="http://schemas.microsoft.com/office/drawing/2016/5/10/chartex" xmlns:cx5="http://schemas.microsoft.com/office/drawing/2016/5/11/chartex" xmlns:cx6="http://schemas.microsoft.com/office/drawing/2016/5/12/chartex" xmlns:cx7="http://schemas.microsoft.com/office/drawing/2016/5/13/chartex" xmlns:cx8="http://schemas.microsoft.com/office/drawing/2016/5/14/chartex" xmlns:mc="http://schemas.openxmlformats.org/markup-compatibility/2006" xmlns:m="http://schemas.openxmlformats.org/officeDocument/2006/math" xmlns:aink="http://schemas.microsoft.com/office/drawing/2016/ink" xmlns:am3d="http://schemas.microsoft.com/office/drawing/2017/model3d" xmlns:oel="http://schemas.microsoft.com/office/2019/extlst" xmlns:r="http://schemas.openxmlformats.org/officeDocument/2006/relationships" xmlns:wp14="http://schemas.microsoft.com/office/word/2010/wordprocessingDrawing" xmlns:wp="http://schemas.openxmlformats.org/drawingml/2006/wordprocessingDrawing" xmlns:wpg="http://schemas.microsoft.com/office/word/2010/wordprocessingGroup" xmlns:wpi="http://schemas.microsoft.com/office/word/2010/wordprocessingInk" xmlns:wps="http://schemas.microsoft.com/office/word/2010/wordprocessingShape" xmlns:o="urn:schemas-microsoft-com:office:office" xmlns:v="urn:schemas-microsoft-com:vml" xmlns:w10="urn:schemas-microsoft-com:office:word" xmlns:w="http://schemas.openxmlformats.org/wordprocessingml/2006/main" xmlns:w14="http://schemas.microsoft.com/office/word/2010/wordml" xmlns:w15="http://schemas.microsoft.com/office/word/2012/wordml" xmlns:w16cex="http://schemas.microsoft.com/office/word/2018/wordml/cex" xmlns:w16cid="http://schemas.microsoft.com/office/word/2016/wordml/cid" xmlns:w16="http://schemas.microsoft.com/office/word/2018/wordml" xmlns:w16sdtdh="http://schemas.microsoft.com/office/word/2020/wordml/sdtdatahash" xmlns:w16sdtfl="http://schemas.microsoft.com/office/word/2024/wordml/sdtformatlock" xmlns:w16se="http://schemas.microsoft.com/office/word/2015/wordml/symex" xmlns:w16du="http://schemas.microsoft.com/office/word/2023/wordml/word16du" xmlns:wne="http://schemas.microsoft.com/office/word/2006/wordml" mc:Ignorable="w14 w15 w16se w16cid w16 w16cex w16sdtdh w16sdtfl w16du wp14">
   <w:p>
     <w:pPr>
       <w:pStyle w:val="Rodap"/>
@@ -19523,7 +18678,7 @@
 </file>
 
 <file path=word/footer2.xml><?xml version="1.0" encoding="utf-8"?>
-<w:ftr xmlns:wpc="http://schemas.microsoft.com/office/word/2010/wordprocessingCanvas" xmlns:cx="http://schemas.microsoft.com/office/drawing/2014/chartex" xmlns:cx1="http://schemas.microsoft.com/office/drawing/2015/9/8/chartex" xmlns:cx2="http://schemas.microsoft.com/office/drawing/2015/10/21/chartex" xmlns:cx3="http://schemas.microsoft.com/office/drawing/2016/5/9/chartex" xmlns:cx4="http://schemas.microsoft.com/office/drawing/2016/5/10/chartex" xmlns:cx5="http://schemas.microsoft.com/office/drawing/2016/5/11/chartex" xmlns:cx6="http://schemas.microsoft.com/office/drawing/2016/5/12/chartex" xmlns:cx7="http://schemas.microsoft.com/office/drawing/2016/5/13/chartex" xmlns:cx8="http://schemas.microsoft.com/office/drawing/2016/5/14/chartex" xmlns:mc="http://schemas.openxmlformats.org/markup-compatibility/2006" xmlns:aink="http://schemas.microsoft.com/office/drawing/2016/ink" xmlns:am3d="http://schemas.microsoft.com/office/drawing/2017/model3d" xmlns:o="urn:schemas-microsoft-com:office:office" xmlns:oel="http://schemas.microsoft.com/office/2019/extlst" xmlns:r="http://schemas.openxmlformats.org/officeDocument/2006/relationships" xmlns:m="http://schemas.openxmlformats.org/officeDocument/2006/math" xmlns:v="urn:schemas-microsoft-com:vml" xmlns:wp14="http://schemas.microsoft.com/office/word/2010/wordprocessingDrawing" xmlns:wp="http://schemas.openxmlformats.org/drawingml/2006/wordprocessingDrawing" xmlns:w10="urn:schemas-microsoft-com:office:word" xmlns:w="http://schemas.openxmlformats.org/wordprocessingml/2006/main" xmlns:w14="http://schemas.microsoft.com/office/word/2010/wordml" xmlns:w15="http://schemas.microsoft.com/office/word/2012/wordml" xmlns:w16cex="http://schemas.microsoft.com/office/word/2018/wordml/cex" xmlns:w16cid="http://schemas.microsoft.com/office/word/2016/wordml/cid" xmlns:w16="http://schemas.microsoft.com/office/word/2018/wordml" xmlns:w16sdtdh="http://schemas.microsoft.com/office/word/2020/wordml/sdtdatahash" xmlns:w16se="http://schemas.microsoft.com/office/word/2015/wordml/symex" xmlns:wpg="http://schemas.microsoft.com/office/word/2010/wordprocessingGroup" xmlns:wpi="http://schemas.microsoft.com/office/word/2010/wordprocessingInk" xmlns:wne="http://schemas.microsoft.com/office/word/2006/wordml" xmlns:wps="http://schemas.microsoft.com/office/word/2010/wordprocessingShape" mc:Ignorable="w14 w15 w16se w16cid w16 w16cex w16sdtdh wp14">
+<w:ftr xmlns:wpc="http://schemas.microsoft.com/office/word/2010/wordprocessingCanvas" xmlns:cx="http://schemas.microsoft.com/office/drawing/2014/chartex" xmlns:cx1="http://schemas.microsoft.com/office/drawing/2015/9/8/chartex" xmlns:cx2="http://schemas.microsoft.com/office/drawing/2015/10/21/chartex" xmlns:cx3="http://schemas.microsoft.com/office/drawing/2016/5/9/chartex" xmlns:cx4="http://schemas.microsoft.com/office/drawing/2016/5/10/chartex" xmlns:cx5="http://schemas.microsoft.com/office/drawing/2016/5/11/chartex" xmlns:cx6="http://schemas.microsoft.com/office/drawing/2016/5/12/chartex" xmlns:cx7="http://schemas.microsoft.com/office/drawing/2016/5/13/chartex" xmlns:cx8="http://schemas.microsoft.com/office/drawing/2016/5/14/chartex" xmlns:mc="http://schemas.openxmlformats.org/markup-compatibility/2006" xmlns:m="http://schemas.openxmlformats.org/officeDocument/2006/math" xmlns:aink="http://schemas.microsoft.com/office/drawing/2016/ink" xmlns:am3d="http://schemas.microsoft.com/office/drawing/2017/model3d" xmlns:oel="http://schemas.microsoft.com/office/2019/extlst" xmlns:r="http://schemas.openxmlformats.org/officeDocument/2006/relationships" xmlns:wp14="http://schemas.microsoft.com/office/word/2010/wordprocessingDrawing" xmlns:wp="http://schemas.openxmlformats.org/drawingml/2006/wordprocessingDrawing" xmlns:wpg="http://schemas.microsoft.com/office/word/2010/wordprocessingGroup" xmlns:wpi="http://schemas.microsoft.com/office/word/2010/wordprocessingInk" xmlns:wps="http://schemas.microsoft.com/office/word/2010/wordprocessingShape" xmlns:o="urn:schemas-microsoft-com:office:office" xmlns:v="urn:schemas-microsoft-com:vml" xmlns:w10="urn:schemas-microsoft-com:office:word" xmlns:w="http://schemas.openxmlformats.org/wordprocessingml/2006/main" xmlns:w14="http://schemas.microsoft.com/office/word/2010/wordml" xmlns:w15="http://schemas.microsoft.com/office/word/2012/wordml" xmlns:w16cex="http://schemas.microsoft.com/office/word/2018/wordml/cex" xmlns:w16cid="http://schemas.microsoft.com/office/word/2016/wordml/cid" xmlns:w16="http://schemas.microsoft.com/office/word/2018/wordml" xmlns:w16sdtdh="http://schemas.microsoft.com/office/word/2020/wordml/sdtdatahash" xmlns:w16sdtfl="http://schemas.microsoft.com/office/word/2024/wordml/sdtformatlock" xmlns:w16se="http://schemas.microsoft.com/office/word/2015/wordml/symex" xmlns:w16du="http://schemas.microsoft.com/office/word/2023/wordml/word16du" xmlns:wne="http://schemas.microsoft.com/office/word/2006/wordml" mc:Ignorable="w14 w15 w16se w16cid w16 w16cex w16sdtdh w16sdtfl w16du wp14">
   <w:sdt>
     <w:sdtPr>
       <w:id w:val="2071930181"/>
@@ -19706,7 +18861,7 @@
 </file>
 
 <file path=word/footnotes.xml><?xml version="1.0" encoding="utf-8"?>
-<w:footnotes xmlns:wpc="http://schemas.microsoft.com/office/word/2010/wordprocessingCanvas" xmlns:cx="http://schemas.microsoft.com/office/drawing/2014/chartex" xmlns:cx1="http://schemas.microsoft.com/office/drawing/2015/9/8/chartex" xmlns:cx2="http://schemas.microsoft.com/office/drawing/2015/10/21/chartex" xmlns:cx3="http://schemas.microsoft.com/office/drawing/2016/5/9/chartex" xmlns:cx4="http://schemas.microsoft.com/office/drawing/2016/5/10/chartex" xmlns:cx5="http://schemas.microsoft.com/office/drawing/2016/5/11/chartex" xmlns:cx6="http://schemas.microsoft.com/office/drawing/2016/5/12/chartex" xmlns:cx7="http://schemas.microsoft.com/office/drawing/2016/5/13/chartex" xmlns:cx8="http://schemas.microsoft.com/office/drawing/2016/5/14/chartex" xmlns:mc="http://schemas.openxmlformats.org/markup-compatibility/2006" xmlns:aink="http://schemas.microsoft.com/office/drawing/2016/ink" xmlns:am3d="http://schemas.microsoft.com/office/drawing/2017/model3d" xmlns:o="urn:schemas-microsoft-com:office:office" xmlns:oel="http://schemas.microsoft.com/office/2019/extlst" xmlns:r="http://schemas.openxmlformats.org/officeDocument/2006/relationships" xmlns:m="http://schemas.openxmlformats.org/officeDocument/2006/math" xmlns:v="urn:schemas-microsoft-com:vml" xmlns:wp14="http://schemas.microsoft.com/office/word/2010/wordprocessingDrawing" xmlns:wp="http://schemas.openxmlformats.org/drawingml/2006/wordprocessingDrawing" xmlns:w10="urn:schemas-microsoft-com:office:word" xmlns:w="http://schemas.openxmlformats.org/wordprocessingml/2006/main" xmlns:w14="http://schemas.microsoft.com/office/word/2010/wordml" xmlns:w15="http://schemas.microsoft.com/office/word/2012/wordml" xmlns:w16cex="http://schemas.microsoft.com/office/word/2018/wordml/cex" xmlns:w16cid="http://schemas.microsoft.com/office/word/2016/wordml/cid" xmlns:w16="http://schemas.microsoft.com/office/word/2018/wordml" xmlns:w16sdtdh="http://schemas.microsoft.com/office/word/2020/wordml/sdtdatahash" xmlns:w16se="http://schemas.microsoft.com/office/word/2015/wordml/symex" xmlns:wpg="http://schemas.microsoft.com/office/word/2010/wordprocessingGroup" xmlns:wpi="http://schemas.microsoft.com/office/word/2010/wordprocessingInk" xmlns:wne="http://schemas.microsoft.com/office/word/2006/wordml" xmlns:wps="http://schemas.microsoft.com/office/word/2010/wordprocessingShape" mc:Ignorable="w14 w15 w16se w16cid w16 w16cex w16sdtdh wp14">
+<w:footnotes xmlns:wpc="http://schemas.microsoft.com/office/word/2010/wordprocessingCanvas" xmlns:cx="http://schemas.microsoft.com/office/drawing/2014/chartex" xmlns:cx1="http://schemas.microsoft.com/office/drawing/2015/9/8/chartex" xmlns:cx2="http://schemas.microsoft.com/office/drawing/2015/10/21/chartex" xmlns:cx3="http://schemas.microsoft.com/office/drawing/2016/5/9/chartex" xmlns:cx4="http://schemas.microsoft.com/office/drawing/2016/5/10/chartex" xmlns:cx5="http://schemas.microsoft.com/office/drawing/2016/5/11/chartex" xmlns:cx6="http://schemas.microsoft.com/office/drawing/2016/5/12/chartex" xmlns:cx7="http://schemas.microsoft.com/office/drawing/2016/5/13/chartex" xmlns:cx8="http://schemas.microsoft.com/office/drawing/2016/5/14/chartex" xmlns:mc="http://schemas.openxmlformats.org/markup-compatibility/2006" xmlns:m="http://schemas.openxmlformats.org/officeDocument/2006/math" xmlns:aink="http://schemas.microsoft.com/office/drawing/2016/ink" xmlns:am3d="http://schemas.microsoft.com/office/drawing/2017/model3d" xmlns:oel="http://schemas.microsoft.com/office/2019/extlst" xmlns:r="http://schemas.openxmlformats.org/officeDocument/2006/relationships" xmlns:wp14="http://schemas.microsoft.com/office/word/2010/wordprocessingDrawing" xmlns:wp="http://schemas.openxmlformats.org/drawingml/2006/wordprocessingDrawing" xmlns:wpg="http://schemas.microsoft.com/office/word/2010/wordprocessingGroup" xmlns:wpi="http://schemas.microsoft.com/office/word/2010/wordprocessingInk" xmlns:wps="http://schemas.microsoft.com/office/word/2010/wordprocessingShape" xmlns:o="urn:schemas-microsoft-com:office:office" xmlns:v="urn:schemas-microsoft-com:vml" xmlns:w10="urn:schemas-microsoft-com:office:word" xmlns:w="http://schemas.openxmlformats.org/wordprocessingml/2006/main" xmlns:w14="http://schemas.microsoft.com/office/word/2010/wordml" xmlns:w15="http://schemas.microsoft.com/office/word/2012/wordml" xmlns:w16cex="http://schemas.microsoft.com/office/word/2018/wordml/cex" xmlns:w16cid="http://schemas.microsoft.com/office/word/2016/wordml/cid" xmlns:w16="http://schemas.microsoft.com/office/word/2018/wordml" xmlns:w16sdtdh="http://schemas.microsoft.com/office/word/2020/wordml/sdtdatahash" xmlns:w16sdtfl="http://schemas.microsoft.com/office/word/2024/wordml/sdtformatlock" xmlns:w16se="http://schemas.microsoft.com/office/word/2015/wordml/symex" xmlns:w16du="http://schemas.microsoft.com/office/word/2023/wordml/word16du" xmlns:wne="http://schemas.microsoft.com/office/word/2006/wordml" mc:Ignorable="w14 w15 w16se w16cid w16 w16cex w16sdtdh w16sdtfl w16du wp14">
   <w:footnote w:type="separator" w:id="-1">
     <w:p>
       <w:r>
@@ -19725,7 +18880,7 @@
 </file>
 
 <file path=word/header1.xml><?xml version="1.0" encoding="utf-8"?>
-<w:hdr xmlns:wpc="http://schemas.microsoft.com/office/word/2010/wordprocessingCanvas" xmlns:cx="http://schemas.microsoft.com/office/drawing/2014/chartex" xmlns:cx1="http://schemas.microsoft.com/office/drawing/2015/9/8/chartex" xmlns:cx2="http://schemas.microsoft.com/office/drawing/2015/10/21/chartex" xmlns:cx3="http://schemas.microsoft.com/office/drawing/2016/5/9/chartex" xmlns:cx4="http://schemas.microsoft.com/office/drawing/2016/5/10/chartex" xmlns:cx5="http://schemas.microsoft.com/office/drawing/2016/5/11/chartex" xmlns:cx6="http://schemas.microsoft.com/office/drawing/2016/5/12/chartex" xmlns:cx7="http://schemas.microsoft.com/office/drawing/2016/5/13/chartex" xmlns:cx8="http://schemas.microsoft.com/office/drawing/2016/5/14/chartex" xmlns:mc="http://schemas.openxmlformats.org/markup-compatibility/2006" xmlns:aink="http://schemas.microsoft.com/office/drawing/2016/ink" xmlns:am3d="http://schemas.microsoft.com/office/drawing/2017/model3d" xmlns:o="urn:schemas-microsoft-com:office:office" xmlns:oel="http://schemas.microsoft.com/office/2019/extlst" xmlns:r="http://schemas.openxmlformats.org/officeDocument/2006/relationships" xmlns:m="http://schemas.openxmlformats.org/officeDocument/2006/math" xmlns:v="urn:schemas-microsoft-com:vml" xmlns:wp14="http://schemas.microsoft.com/office/word/2010/wordprocessingDrawing" xmlns:wp="http://schemas.openxmlformats.org/drawingml/2006/wordprocessingDrawing" xmlns:w10="urn:schemas-microsoft-com:office:word" xmlns:w="http://schemas.openxmlformats.org/wordprocessingml/2006/main" xmlns:w14="http://schemas.microsoft.com/office/word/2010/wordml" xmlns:w15="http://schemas.microsoft.com/office/word/2012/wordml" xmlns:w16cex="http://schemas.microsoft.com/office/word/2018/wordml/cex" xmlns:w16cid="http://schemas.microsoft.com/office/word/2016/wordml/cid" xmlns:w16="http://schemas.microsoft.com/office/word/2018/wordml" xmlns:w16sdtdh="http://schemas.microsoft.com/office/word/2020/wordml/sdtdatahash" xmlns:w16se="http://schemas.microsoft.com/office/word/2015/wordml/symex" xmlns:wpg="http://schemas.microsoft.com/office/word/2010/wordprocessingGroup" xmlns:wpi="http://schemas.microsoft.com/office/word/2010/wordprocessingInk" xmlns:wne="http://schemas.microsoft.com/office/word/2006/wordml" xmlns:wps="http://schemas.microsoft.com/office/word/2010/wordprocessingShape" mc:Ignorable="w14 w15 w16se w16cid w16 w16cex w16sdtdh wp14">
+<w:hdr xmlns:wpc="http://schemas.microsoft.com/office/word/2010/wordprocessingCanvas" xmlns:cx="http://schemas.microsoft.com/office/drawing/2014/chartex" xmlns:cx1="http://schemas.microsoft.com/office/drawing/2015/9/8/chartex" xmlns:cx2="http://schemas.microsoft.com/office/drawing/2015/10/21/chartex" xmlns:cx3="http://schemas.microsoft.com/office/drawing/2016/5/9/chartex" xmlns:cx4="http://schemas.microsoft.com/office/drawing/2016/5/10/chartex" xmlns:cx5="http://schemas.microsoft.com/office/drawing/2016/5/11/chartex" xmlns:cx6="http://schemas.microsoft.com/office/drawing/2016/5/12/chartex" xmlns:cx7="http://schemas.microsoft.com/office/drawing/2016/5/13/chartex" xmlns:cx8="http://schemas.microsoft.com/office/drawing/2016/5/14/chartex" xmlns:mc="http://schemas.openxmlformats.org/markup-compatibility/2006" xmlns:m="http://schemas.openxmlformats.org/officeDocument/2006/math" xmlns:aink="http://schemas.microsoft.com/office/drawing/2016/ink" xmlns:am3d="http://schemas.microsoft.com/office/drawing/2017/model3d" xmlns:oel="http://schemas.microsoft.com/office/2019/extlst" xmlns:r="http://schemas.openxmlformats.org/officeDocument/2006/relationships" xmlns:wp14="http://schemas.microsoft.com/office/word/2010/wordprocessingDrawing" xmlns:wp="http://schemas.openxmlformats.org/drawingml/2006/wordprocessingDrawing" xmlns:wpg="http://schemas.microsoft.com/office/word/2010/wordprocessingGroup" xmlns:wpi="http://schemas.microsoft.com/office/word/2010/wordprocessingInk" xmlns:wps="http://schemas.microsoft.com/office/word/2010/wordprocessingShape" xmlns:o="urn:schemas-microsoft-com:office:office" xmlns:v="urn:schemas-microsoft-com:vml" xmlns:w10="urn:schemas-microsoft-com:office:word" xmlns:w="http://schemas.openxmlformats.org/wordprocessingml/2006/main" xmlns:w14="http://schemas.microsoft.com/office/word/2010/wordml" xmlns:w15="http://schemas.microsoft.com/office/word/2012/wordml" xmlns:w16cex="http://schemas.microsoft.com/office/word/2018/wordml/cex" xmlns:w16cid="http://schemas.microsoft.com/office/word/2016/wordml/cid" xmlns:w16="http://schemas.microsoft.com/office/word/2018/wordml" xmlns:w16sdtdh="http://schemas.microsoft.com/office/word/2020/wordml/sdtdatahash" xmlns:w16sdtfl="http://schemas.microsoft.com/office/word/2024/wordml/sdtformatlock" xmlns:w16se="http://schemas.microsoft.com/office/word/2015/wordml/symex" xmlns:w16du="http://schemas.microsoft.com/office/word/2023/wordml/word16du" xmlns:wne="http://schemas.microsoft.com/office/word/2006/wordml" mc:Ignorable="w14 w15 w16se w16cid w16 w16cex w16sdtdh w16sdtfl w16du wp14">
   <w:p>
     <w:pPr>
       <w:pStyle w:val="Cabealho"/>
@@ -19735,7 +18890,7 @@
 </file>
 
 <file path=word/numbering.xml><?xml version="1.0" encoding="utf-8"?>
-<w:numbering xmlns:wpc="http://schemas.microsoft.com/office/word/2010/wordprocessingCanvas" xmlns:cx="http://schemas.microsoft.com/office/drawing/2014/chartex" xmlns:cx1="http://schemas.microsoft.com/office/drawing/2015/9/8/chartex" xmlns:cx2="http://schemas.microsoft.com/office/drawing/2015/10/21/chartex" xmlns:cx3="http://schemas.microsoft.com/office/drawing/2016/5/9/chartex" xmlns:cx4="http://schemas.microsoft.com/office/drawing/2016/5/10/chartex" xmlns:cx5="http://schemas.microsoft.com/office/drawing/2016/5/11/chartex" xmlns:cx6="http://schemas.microsoft.com/office/drawing/2016/5/12/chartex" xmlns:cx7="http://schemas.microsoft.com/office/drawing/2016/5/13/chartex" xmlns:cx8="http://schemas.microsoft.com/office/drawing/2016/5/14/chartex" xmlns:mc="http://schemas.openxmlformats.org/markup-compatibility/2006" xmlns:aink="http://schemas.microsoft.com/office/drawing/2016/ink" xmlns:am3d="http://schemas.microsoft.com/office/drawing/2017/model3d" xmlns:o="urn:schemas-microsoft-com:office:office" xmlns:oel="http://schemas.microsoft.com/office/2019/extlst" xmlns:r="http://schemas.openxmlformats.org/officeDocument/2006/relationships" xmlns:m="http://schemas.openxmlformats.org/officeDocument/2006/math" xmlns:v="urn:schemas-microsoft-com:vml" xmlns:wp14="http://schemas.microsoft.com/office/word/2010/wordprocessingDrawing" xmlns:wp="http://schemas.openxmlformats.org/drawingml/2006/wordprocessingDrawing" xmlns:w10="urn:schemas-microsoft-com:office:word" xmlns:w="http://schemas.openxmlformats.org/wordprocessingml/2006/main" xmlns:w14="http://schemas.microsoft.com/office/word/2010/wordml" xmlns:w15="http://schemas.microsoft.com/office/word/2012/wordml" xmlns:w16cex="http://schemas.microsoft.com/office/word/2018/wordml/cex" xmlns:w16cid="http://schemas.microsoft.com/office/word/2016/wordml/cid" xmlns:w16="http://schemas.microsoft.com/office/word/2018/wordml" xmlns:w16sdtdh="http://schemas.microsoft.com/office/word/2020/wordml/sdtdatahash" xmlns:w16se="http://schemas.microsoft.com/office/word/2015/wordml/symex" xmlns:wpg="http://schemas.microsoft.com/office/word/2010/wordprocessingGroup" xmlns:wpi="http://schemas.microsoft.com/office/word/2010/wordprocessingInk" xmlns:wne="http://schemas.microsoft.com/office/word/2006/wordml" xmlns:wps="http://schemas.microsoft.com/office/word/2010/wordprocessingShape" mc:Ignorable="w14 w15 w16se w16cid w16 w16cex w16sdtdh wp14">
+<w:numbering xmlns:wpc="http://schemas.microsoft.com/office/word/2010/wordprocessingCanvas" xmlns:cx="http://schemas.microsoft.com/office/drawing/2014/chartex" xmlns:cx1="http://schemas.microsoft.com/office/drawing/2015/9/8/chartex" xmlns:cx2="http://schemas.microsoft.com/office/drawing/2015/10/21/chartex" xmlns:cx3="http://schemas.microsoft.com/office/drawing/2016/5/9/chartex" xmlns:cx4="http://schemas.microsoft.com/office/drawing/2016/5/10/chartex" xmlns:cx5="http://schemas.microsoft.com/office/drawing/2016/5/11/chartex" xmlns:cx6="http://schemas.microsoft.com/office/drawing/2016/5/12/chartex" xmlns:cx7="http://schemas.microsoft.com/office/drawing/2016/5/13/chartex" xmlns:cx8="http://schemas.microsoft.com/office/drawing/2016/5/14/chartex" xmlns:mc="http://schemas.openxmlformats.org/markup-compatibility/2006" xmlns:m="http://schemas.openxmlformats.org/officeDocument/2006/math" xmlns:aink="http://schemas.microsoft.com/office/drawing/2016/ink" xmlns:am3d="http://schemas.microsoft.com/office/drawing/2017/model3d" xmlns:oel="http://schemas.microsoft.com/office/2019/extlst" xmlns:r="http://schemas.openxmlformats.org/officeDocument/2006/relationships" xmlns:wp14="http://schemas.microsoft.com/office/word/2010/wordprocessingDrawing" xmlns:wp="http://schemas.openxmlformats.org/drawingml/2006/wordprocessingDrawing" xmlns:wpg="http://schemas.microsoft.com/office/word/2010/wordprocessingGroup" xmlns:wpi="http://schemas.microsoft.com/office/word/2010/wordprocessingInk" xmlns:wps="http://schemas.microsoft.com/office/word/2010/wordprocessingShape" xmlns:o="urn:schemas-microsoft-com:office:office" xmlns:v="urn:schemas-microsoft-com:vml" xmlns:w10="urn:schemas-microsoft-com:office:word" xmlns:w="http://schemas.openxmlformats.org/wordprocessingml/2006/main" xmlns:w14="http://schemas.microsoft.com/office/word/2010/wordml" xmlns:w15="http://schemas.microsoft.com/office/word/2012/wordml" xmlns:w16cex="http://schemas.microsoft.com/office/word/2018/wordml/cex" xmlns:w16cid="http://schemas.microsoft.com/office/word/2016/wordml/cid" xmlns:w16="http://schemas.microsoft.com/office/word/2018/wordml" xmlns:w16sdtdh="http://schemas.microsoft.com/office/word/2020/wordml/sdtdatahash" xmlns:w16sdtfl="http://schemas.microsoft.com/office/word/2024/wordml/sdtformatlock" xmlns:w16se="http://schemas.microsoft.com/office/word/2015/wordml/symex" xmlns:w16du="http://schemas.microsoft.com/office/word/2023/wordml/word16du" xmlns:wne="http://schemas.microsoft.com/office/word/2006/wordml" mc:Ignorable="w14 w15 w16se w16cid w16 w16cex w16sdtdh w16sdtfl w16du wp14">
   <w:abstractNum w:abstractNumId="0" w15:restartNumberingAfterBreak="0">
     <w:nsid w:val="033B1D64"/>
     <w:multiLevelType w:val="hybridMultilevel"/>
@@ -23052,7 +22207,7 @@
 </file>
 
 <file path=word/styles.xml><?xml version="1.0" encoding="utf-8"?>
-<w:styles xmlns:mc="http://schemas.openxmlformats.org/markup-compatibility/2006" xmlns:r="http://schemas.openxmlformats.org/officeDocument/2006/relationships" xmlns:w="http://schemas.openxmlformats.org/wordprocessingml/2006/main" xmlns:w14="http://schemas.microsoft.com/office/word/2010/wordml" xmlns:w15="http://schemas.microsoft.com/office/word/2012/wordml" xmlns:w16cex="http://schemas.microsoft.com/office/word/2018/wordml/cex" xmlns:w16cid="http://schemas.microsoft.com/office/word/2016/wordml/cid" xmlns:w16="http://schemas.microsoft.com/office/word/2018/wordml" xmlns:w16sdtdh="http://schemas.microsoft.com/office/word/2020/wordml/sdtdatahash" xmlns:w16se="http://schemas.microsoft.com/office/word/2015/wordml/symex" mc:Ignorable="w14 w15 w16se w16cid w16 w16cex w16sdtdh">
+<w:styles xmlns:mc="http://schemas.openxmlformats.org/markup-compatibility/2006" xmlns:r="http://schemas.openxmlformats.org/officeDocument/2006/relationships" xmlns:w="http://schemas.openxmlformats.org/wordprocessingml/2006/main" xmlns:w14="http://schemas.microsoft.com/office/word/2010/wordml" xmlns:w15="http://schemas.microsoft.com/office/word/2012/wordml" xmlns:w16cex="http://schemas.microsoft.com/office/word/2018/wordml/cex" xmlns:w16cid="http://schemas.microsoft.com/office/word/2016/wordml/cid" xmlns:w16="http://schemas.microsoft.com/office/word/2018/wordml" xmlns:w16sdtdh="http://schemas.microsoft.com/office/word/2020/wordml/sdtdatahash" xmlns:w16sdtfl="http://schemas.microsoft.com/office/word/2024/wordml/sdtformatlock" xmlns:w16se="http://schemas.microsoft.com/office/word/2015/wordml/symex" xmlns:w16du="http://schemas.microsoft.com/office/word/2023/wordml/word16du" mc:Ignorable="w14 w15 w16se w16cid w16 w16cex w16sdtdh w16sdtfl w16du">
   <w:docDefaults>
     <w:rPrDefault>
       <w:rPr>
@@ -23697,6 +22852,7 @@
   <w:style w:type="character" w:default="1" w:styleId="Tipodeletrapredefinidodopargrafo">
     <w:name w:val="Default Paragraph Font"/>
     <w:uiPriority w:val="1"/>
+    <w:semiHidden/>
     <w:unhideWhenUsed/>
   </w:style>
   <w:style w:type="table" w:default="1" w:styleId="Tabelanormal">
@@ -25192,30 +24348,6 @@
 </file>
 
 <file path=customXml/item1.xml><?xml version="1.0" encoding="utf-8"?>
-<p:properties xmlns:p="http://schemas.microsoft.com/office/2006/metadata/properties" xmlns:xsi="http://www.w3.org/2001/XMLSchema-instance" xmlns:pc="http://schemas.microsoft.com/office/infopath/2007/PartnerControls">
-  <documentManagement>
-    <TaxCatchAll xmlns="fa1ba186-cf14-4658-82ff-4e1486731960" xsi:nil="true"/>
-    <lcf76f155ced4ddcb4097134ff3c332f xmlns="52a6887f-9537-4a34-8793-b765f13d0873">
-      <Terms xmlns="http://schemas.microsoft.com/office/infopath/2007/PartnerControls"/>
-    </lcf76f155ced4ddcb4097134ff3c332f>
-  </documentManagement>
-</p:properties>
-</file>
-
-<file path=customXml/item2.xml><?xml version="1.0" encoding="utf-8"?>
-<b:Sources xmlns:b="http://schemas.openxmlformats.org/officeDocument/2006/bibliography" xmlns="http://schemas.openxmlformats.org/officeDocument/2006/bibliography" SelectedStyle="\APASixthEditionOfficeOnline.xsl" StyleName="APA" Version="6"/>
-</file>
-
-<file path=customXml/item3.xml><?xml version="1.0" encoding="utf-8"?>
-<?mso-contentType ?>
-<FormTemplates xmlns="http://schemas.microsoft.com/sharepoint/v3/contenttype/forms">
-  <Display>DocumentLibraryForm</Display>
-  <Edit>DocumentLibraryForm</Edit>
-  <New>DocumentLibraryForm</New>
-</FormTemplates>
-</file>
-
-<file path=customXml/item4.xml><?xml version="1.0" encoding="utf-8"?>
 <ct:contentTypeSchema xmlns:ct="http://schemas.microsoft.com/office/2006/metadata/contentType" xmlns:ma="http://schemas.microsoft.com/office/2006/metadata/properties/metaAttributes" ct:_="" ma:_="" ma:contentTypeName="Documento" ma:contentTypeID="0x0101003F8ECAAF88AFCB4AB1D806FDE394FD03" ma:contentTypeVersion="12" ma:contentTypeDescription="Criar um novo documento." ma:contentTypeScope="" ma:versionID="541e5482cd22746a72c07b4578302587">
   <xsd:schema xmlns:xsd="http://www.w3.org/2001/XMLSchema" xmlns:xs="http://www.w3.org/2001/XMLSchema" xmlns:p="http://schemas.microsoft.com/office/2006/metadata/properties" xmlns:ns2="52a6887f-9537-4a34-8793-b765f13d0873" xmlns:ns3="fa1ba186-cf14-4658-82ff-4e1486731960" targetNamespace="http://schemas.microsoft.com/office/2006/metadata/properties" ma:root="true" ma:fieldsID="4badabe4fa58f02b4fe1f9c3f11ac53e" ns2:_="" ns3:_="">
     <xsd:import namespace="52a6887f-9537-4a34-8793-b765f13d0873"/>
@@ -25416,34 +24548,31 @@
 </ct:contentTypeSchema>
 </file>
 
-<file path=customXml/itemProps1.xml><?xml version="1.0" encoding="utf-8"?>
-<ds:datastoreItem xmlns:ds="http://schemas.openxmlformats.org/officeDocument/2006/customXml" ds:itemID="{B0D02839-B28B-4402-A79D-B0CCDC274F38}">
-  <ds:schemaRefs>
-    <ds:schemaRef ds:uri="http://schemas.microsoft.com/office/2006/metadata/properties"/>
-    <ds:schemaRef ds:uri="http://schemas.microsoft.com/office/infopath/2007/PartnerControls"/>
-    <ds:schemaRef ds:uri="fa1ba186-cf14-4658-82ff-4e1486731960"/>
-    <ds:schemaRef ds:uri="52a6887f-9537-4a34-8793-b765f13d0873"/>
-  </ds:schemaRefs>
-</ds:datastoreItem>
+<file path=customXml/item2.xml><?xml version="1.0" encoding="utf-8"?>
+<?mso-contentType ?>
+<FormTemplates xmlns="http://schemas.microsoft.com/sharepoint/v3/contenttype/forms">
+  <Display>DocumentLibraryForm</Display>
+  <Edit>DocumentLibraryForm</Edit>
+  <New>DocumentLibraryForm</New>
+</FormTemplates>
 </file>
 
-<file path=customXml/itemProps2.xml><?xml version="1.0" encoding="utf-8"?>
-<ds:datastoreItem xmlns:ds="http://schemas.openxmlformats.org/officeDocument/2006/customXml" ds:itemID="{A25B1696-18C1-4D15-B3DC-70744EEF1791}">
-  <ds:schemaRefs>
-    <ds:schemaRef ds:uri="http://schemas.openxmlformats.org/officeDocument/2006/bibliography"/>
-  </ds:schemaRefs>
-</ds:datastoreItem>
+<file path=customXml/item3.xml><?xml version="1.0" encoding="utf-8"?>
+<p:properties xmlns:p="http://schemas.microsoft.com/office/2006/metadata/properties" xmlns:xsi="http://www.w3.org/2001/XMLSchema-instance" xmlns:pc="http://schemas.microsoft.com/office/infopath/2007/PartnerControls">
+  <documentManagement>
+    <TaxCatchAll xmlns="fa1ba186-cf14-4658-82ff-4e1486731960" xsi:nil="true"/>
+    <lcf76f155ced4ddcb4097134ff3c332f xmlns="52a6887f-9537-4a34-8793-b765f13d0873">
+      <Terms xmlns="http://schemas.microsoft.com/office/infopath/2007/PartnerControls"/>
+    </lcf76f155ced4ddcb4097134ff3c332f>
+  </documentManagement>
+</p:properties>
 </file>
 
-<file path=customXml/itemProps3.xml><?xml version="1.0" encoding="utf-8"?>
-<ds:datastoreItem xmlns:ds="http://schemas.openxmlformats.org/officeDocument/2006/customXml" ds:itemID="{990C7B0B-29F8-4472-849D-8AEB923CF9C9}">
-  <ds:schemaRefs>
-    <ds:schemaRef ds:uri="http://schemas.microsoft.com/sharepoint/v3/contenttype/forms"/>
-  </ds:schemaRefs>
-</ds:datastoreItem>
+<file path=customXml/item4.xml><?xml version="1.0" encoding="utf-8"?>
+<b:Sources xmlns:b="http://schemas.openxmlformats.org/officeDocument/2006/bibliography" xmlns="http://schemas.openxmlformats.org/officeDocument/2006/bibliography" SelectedStyle="\APASixthEditionOfficeOnline.xsl" StyleName="APA" Version="6"/>
 </file>
 
-<file path=customXml/itemProps4.xml><?xml version="1.0" encoding="utf-8"?>
+<file path=customXml/itemProps1.xml><?xml version="1.0" encoding="utf-8"?>
 <ds:datastoreItem xmlns:ds="http://schemas.openxmlformats.org/officeDocument/2006/customXml" ds:itemID="{B04309D4-A979-44A4-8B48-1DFD9E70F312}">
   <ds:schemaRefs>
     <ds:schemaRef ds:uri="http://schemas.microsoft.com/office/2006/metadata/contentType"/>
@@ -25460,4 +24589,31 @@
     <ds:schemaRef ds:uri="http://schemas.microsoft.com/internal/obd"/>
   </ds:schemaRefs>
 </ds:datastoreItem>
+</file>
+
+<file path=customXml/itemProps2.xml><?xml version="1.0" encoding="utf-8"?>
+<ds:datastoreItem xmlns:ds="http://schemas.openxmlformats.org/officeDocument/2006/customXml" ds:itemID="{990C7B0B-29F8-4472-849D-8AEB923CF9C9}">
+  <ds:schemaRefs>
+    <ds:schemaRef ds:uri="http://schemas.microsoft.com/sharepoint/v3/contenttype/forms"/>
+  </ds:schemaRefs>
+</ds:datastoreItem>
+</file>
+
+<file path=customXml/itemProps3.xml><?xml version="1.0" encoding="utf-8"?>
+<ds:datastoreItem xmlns:ds="http://schemas.openxmlformats.org/officeDocument/2006/customXml" ds:itemID="{B0D02839-B28B-4402-A79D-B0CCDC274F38}">
+  <ds:schemaRefs>
+    <ds:schemaRef ds:uri="http://schemas.microsoft.com/office/2006/metadata/properties"/>
+    <ds:schemaRef ds:uri="http://schemas.microsoft.com/office/infopath/2007/PartnerControls"/>
+    <ds:schemaRef ds:uri="fa1ba186-cf14-4658-82ff-4e1486731960"/>
+    <ds:schemaRef ds:uri="52a6887f-9537-4a34-8793-b765f13d0873"/>
+  </ds:schemaRefs>
+</ds:datastoreItem>
+</file>
+
+<file path=customXml/itemProps4.xml><?xml version="1.0" encoding="utf-8"?>
+<ds:datastoreItem xmlns:ds="http://schemas.openxmlformats.org/officeDocument/2006/customXml" ds:itemID="{A25B1696-18C1-4D15-B3DC-70744EEF1791}">
+  <ds:schemaRefs>
+    <ds:schemaRef ds:uri="http://schemas.openxmlformats.org/officeDocument/2006/bibliography"/>
+  </ds:schemaRefs>
+</ds:datastoreItem>
 </file>